--- a/programming_mental_models/p1_programming_mental_models.docx
+++ b/programming_mental_models/p1_programming_mental_models.docx
@@ -101,23 +101,7 @@
           <w:sz w:val="36"/>
           <w:szCs w:val="36"/>
         </w:rPr>
-        <w:t xml:space="preserve">Think in Systems (not in </w:t>
-      </w:r>
-      <w:proofErr w:type="gramStart"/>
-      <w:r>
-        <w:rPr>
-          <w:sz w:val="36"/>
-          <w:szCs w:val="36"/>
-        </w:rPr>
-        <w:t>Components)…</w:t>
-      </w:r>
-      <w:proofErr w:type="gramEnd"/>
-      <w:r>
-        <w:rPr>
-          <w:sz w:val="36"/>
-          <w:szCs w:val="36"/>
-        </w:rPr>
-        <w:t>…………………..3</w:t>
+        <w:t>Think in Systems (not in Components)……………………..3</w:t>
       </w:r>
     </w:p>
     <w:p>
@@ -208,23 +192,7 @@
           <w:sz w:val="36"/>
           <w:szCs w:val="36"/>
         </w:rPr>
-        <w:t>Dynamic Programming………………………………………</w:t>
-      </w:r>
-      <w:proofErr w:type="gramStart"/>
-      <w:r>
-        <w:rPr>
-          <w:sz w:val="36"/>
-          <w:szCs w:val="36"/>
-        </w:rPr>
-        <w:t>…..</w:t>
-      </w:r>
-      <w:proofErr w:type="gramEnd"/>
-      <w:r>
-        <w:rPr>
-          <w:sz w:val="36"/>
-          <w:szCs w:val="36"/>
-        </w:rPr>
-        <w:t>7</w:t>
+        <w:t>Dynamic Programming…………………………………………..7</w:t>
       </w:r>
     </w:p>
     <w:p>
@@ -245,23 +213,28 @@
           <w:sz w:val="36"/>
           <w:szCs w:val="36"/>
         </w:rPr>
-        <w:t>If condition inversing…………………………………………</w:t>
-      </w:r>
-      <w:proofErr w:type="gramStart"/>
-      <w:r>
-        <w:rPr>
-          <w:sz w:val="36"/>
-          <w:szCs w:val="36"/>
-        </w:rPr>
-        <w:t>…..</w:t>
-      </w:r>
-      <w:proofErr w:type="gramEnd"/>
-      <w:r>
-        <w:rPr>
-          <w:sz w:val="36"/>
-          <w:szCs w:val="36"/>
-        </w:rPr>
-        <w:t>9</w:t>
+        <w:t>If condition inversing……………………………………………..9</w:t>
+      </w:r>
+    </w:p>
+    <w:p>
+      <w:pPr>
+        <w:pStyle w:val="ListParagraph"/>
+        <w:numPr>
+          <w:ilvl w:val="0"/>
+          <w:numId w:val="5"/>
+        </w:numPr>
+        <w:jc w:val="both"/>
+        <w:rPr>
+          <w:sz w:val="36"/>
+          <w:szCs w:val="36"/>
+        </w:rPr>
+      </w:pPr>
+      <w:r>
+        <w:rPr>
+          <w:sz w:val="36"/>
+          <w:szCs w:val="36"/>
+        </w:rPr>
+        <w:t>Garbage Collection………………………………….………….10</w:t>
       </w:r>
     </w:p>
     <w:p>
@@ -367,27 +340,7 @@
           <w:sz w:val="36"/>
           <w:szCs w:val="36"/>
         </w:rPr>
-        <w:t xml:space="preserve"> </w:t>
-      </w:r>
-      <w:proofErr w:type="gramStart"/>
-      <w:r>
-        <w:rPr>
-          <w:b/>
-          <w:bCs/>
-          <w:sz w:val="36"/>
-          <w:szCs w:val="36"/>
-        </w:rPr>
-        <w:t>State</w:t>
-      </w:r>
-      <w:proofErr w:type="gramEnd"/>
-      <w:r>
-        <w:rPr>
-          <w:b/>
-          <w:bCs/>
-          <w:sz w:val="36"/>
-          <w:szCs w:val="36"/>
-        </w:rPr>
-        <w:t xml:space="preserve"> machine</w:t>
+        <w:t xml:space="preserve"> State machine</w:t>
       </w:r>
       <w:r>
         <w:rPr>
@@ -2047,27 +2000,15 @@
         <w:t xml:space="preserve">        return </w:t>
       </w:r>
       <w:proofErr w:type="spellStart"/>
-      <w:proofErr w:type="gramStart"/>
-      <w:r>
-        <w:rPr>
-          <w:b/>
-          <w:bCs/>
-          <w:color w:val="D86DCB" w:themeColor="accent5" w:themeTint="99"/>
-          <w:sz w:val="36"/>
-          <w:szCs w:val="36"/>
-        </w:rPr>
-        <w:t>self._</w:t>
-      </w:r>
-      <w:proofErr w:type="gramEnd"/>
-      <w:r>
-        <w:rPr>
-          <w:b/>
-          <w:bCs/>
-          <w:color w:val="D86DCB" w:themeColor="accent5" w:themeTint="99"/>
-          <w:sz w:val="36"/>
-          <w:szCs w:val="36"/>
-        </w:rPr>
-        <w:t>_name</w:t>
+      <w:r>
+        <w:rPr>
+          <w:b/>
+          <w:bCs/>
+          <w:color w:val="D86DCB" w:themeColor="accent5" w:themeTint="99"/>
+          <w:sz w:val="36"/>
+          <w:szCs w:val="36"/>
+        </w:rPr>
+        <w:t>self.__name</w:t>
       </w:r>
       <w:proofErr w:type="spellEnd"/>
     </w:p>
@@ -2137,27 +2078,15 @@
         <w:t xml:space="preserve">        return </w:t>
       </w:r>
       <w:proofErr w:type="spellStart"/>
-      <w:proofErr w:type="gramStart"/>
-      <w:r>
-        <w:rPr>
-          <w:b/>
-          <w:bCs/>
-          <w:color w:val="D86DCB" w:themeColor="accent5" w:themeTint="99"/>
-          <w:sz w:val="36"/>
-          <w:szCs w:val="36"/>
-        </w:rPr>
-        <w:t>self._</w:t>
-      </w:r>
-      <w:proofErr w:type="gramEnd"/>
-      <w:r>
-        <w:rPr>
-          <w:b/>
-          <w:bCs/>
-          <w:color w:val="D86DCB" w:themeColor="accent5" w:themeTint="99"/>
-          <w:sz w:val="36"/>
-          <w:szCs w:val="36"/>
-        </w:rPr>
-        <w:t>_price</w:t>
+      <w:r>
+        <w:rPr>
+          <w:b/>
+          <w:bCs/>
+          <w:color w:val="D86DCB" w:themeColor="accent5" w:themeTint="99"/>
+          <w:sz w:val="36"/>
+          <w:szCs w:val="36"/>
+        </w:rPr>
+        <w:t>self.__price</w:t>
       </w:r>
       <w:proofErr w:type="spellEnd"/>
     </w:p>
@@ -2191,18 +2120,7 @@
           <w:sz w:val="36"/>
           <w:szCs w:val="36"/>
         </w:rPr>
-        <w:t>set_</w:t>
-      </w:r>
-      <w:proofErr w:type="gramStart"/>
-      <w:r>
-        <w:rPr>
-          <w:b/>
-          <w:bCs/>
-          <w:color w:val="D86DCB" w:themeColor="accent5" w:themeTint="99"/>
-          <w:sz w:val="36"/>
-          <w:szCs w:val="36"/>
-        </w:rPr>
-        <w:t>name</w:t>
+        <w:t>set_name</w:t>
       </w:r>
       <w:proofErr w:type="spellEnd"/>
       <w:r>
@@ -2213,18 +2131,7 @@
           <w:sz w:val="36"/>
           <w:szCs w:val="36"/>
         </w:rPr>
-        <w:t>(</w:t>
-      </w:r>
-      <w:proofErr w:type="gramEnd"/>
-      <w:r>
-        <w:rPr>
-          <w:b/>
-          <w:bCs/>
-          <w:color w:val="D86DCB" w:themeColor="accent5" w:themeTint="99"/>
-          <w:sz w:val="36"/>
-          <w:szCs w:val="36"/>
-        </w:rPr>
-        <w:t>self, price):</w:t>
+        <w:t>(self, price):</w:t>
       </w:r>
     </w:p>
     <w:p>
@@ -2249,27 +2156,15 @@
         <w:t xml:space="preserve">        </w:t>
       </w:r>
       <w:proofErr w:type="spellStart"/>
-      <w:proofErr w:type="gramStart"/>
-      <w:r>
-        <w:rPr>
-          <w:b/>
-          <w:bCs/>
-          <w:color w:val="D86DCB" w:themeColor="accent5" w:themeTint="99"/>
-          <w:sz w:val="36"/>
-          <w:szCs w:val="36"/>
-        </w:rPr>
-        <w:t>self._</w:t>
-      </w:r>
-      <w:proofErr w:type="gramEnd"/>
-      <w:r>
-        <w:rPr>
-          <w:b/>
-          <w:bCs/>
-          <w:color w:val="D86DCB" w:themeColor="accent5" w:themeTint="99"/>
-          <w:sz w:val="36"/>
-          <w:szCs w:val="36"/>
-        </w:rPr>
-        <w:t>_price</w:t>
+      <w:r>
+        <w:rPr>
+          <w:b/>
+          <w:bCs/>
+          <w:color w:val="D86DCB" w:themeColor="accent5" w:themeTint="99"/>
+          <w:sz w:val="36"/>
+          <w:szCs w:val="36"/>
+        </w:rPr>
+        <w:t>self.__price</w:t>
       </w:r>
       <w:proofErr w:type="spellEnd"/>
       <w:r>
@@ -2313,18 +2208,7 @@
           <w:sz w:val="36"/>
           <w:szCs w:val="36"/>
         </w:rPr>
-        <w:t>apply_</w:t>
-      </w:r>
-      <w:proofErr w:type="gramStart"/>
-      <w:r>
-        <w:rPr>
-          <w:b/>
-          <w:bCs/>
-          <w:color w:val="D86DCB" w:themeColor="accent5" w:themeTint="99"/>
-          <w:sz w:val="36"/>
-          <w:szCs w:val="36"/>
-        </w:rPr>
-        <w:t>discount</w:t>
+        <w:t>apply_discount</w:t>
       </w:r>
       <w:proofErr w:type="spellEnd"/>
       <w:r>
@@ -2335,51 +2219,29 @@
           <w:sz w:val="36"/>
           <w:szCs w:val="36"/>
         </w:rPr>
-        <w:t>(</w:t>
-      </w:r>
-      <w:proofErr w:type="gramEnd"/>
-      <w:r>
-        <w:rPr>
-          <w:b/>
-          <w:bCs/>
-          <w:color w:val="D86DCB" w:themeColor="accent5" w:themeTint="99"/>
-          <w:sz w:val="36"/>
-          <w:szCs w:val="36"/>
-        </w:rPr>
-        <w:t>self, pct):</w:t>
-      </w:r>
-    </w:p>
-    <w:p>
-      <w:pPr>
-        <w:jc w:val="both"/>
-        <w:rPr>
-          <w:b/>
-          <w:bCs/>
-          <w:color w:val="D86DCB" w:themeColor="accent5" w:themeTint="99"/>
-          <w:sz w:val="36"/>
-          <w:szCs w:val="36"/>
-        </w:rPr>
-      </w:pPr>
-      <w:r>
-        <w:rPr>
-          <w:b/>
-          <w:bCs/>
-          <w:color w:val="D86DCB" w:themeColor="accent5" w:themeTint="99"/>
-          <w:sz w:val="36"/>
-          <w:szCs w:val="36"/>
-        </w:rPr>
-        <w:t xml:space="preserve">        </w:t>
-      </w:r>
-      <w:proofErr w:type="gramStart"/>
-      <w:r>
-        <w:rPr>
-          <w:b/>
-          <w:bCs/>
-          <w:color w:val="D86DCB" w:themeColor="accent5" w:themeTint="99"/>
-          <w:sz w:val="36"/>
-          <w:szCs w:val="36"/>
-        </w:rPr>
-        <w:t xml:space="preserve">return  </w:t>
+        <w:t>(self, pct):</w:t>
+      </w:r>
+    </w:p>
+    <w:p>
+      <w:pPr>
+        <w:jc w:val="both"/>
+        <w:rPr>
+          <w:b/>
+          <w:bCs/>
+          <w:color w:val="D86DCB" w:themeColor="accent5" w:themeTint="99"/>
+          <w:sz w:val="36"/>
+          <w:szCs w:val="36"/>
+        </w:rPr>
+      </w:pPr>
+      <w:r>
+        <w:rPr>
+          <w:b/>
+          <w:bCs/>
+          <w:color w:val="D86DCB" w:themeColor="accent5" w:themeTint="99"/>
+          <w:sz w:val="36"/>
+          <w:szCs w:val="36"/>
+        </w:rPr>
+        <w:t xml:space="preserve">        return  </w:t>
       </w:r>
       <w:proofErr w:type="spellStart"/>
       <w:r>
@@ -2390,18 +2252,7 @@
           <w:sz w:val="36"/>
           <w:szCs w:val="36"/>
         </w:rPr>
-        <w:t>self</w:t>
-      </w:r>
-      <w:proofErr w:type="gramEnd"/>
-      <w:r>
-        <w:rPr>
-          <w:b/>
-          <w:bCs/>
-          <w:color w:val="D86DCB" w:themeColor="accent5" w:themeTint="99"/>
-          <w:sz w:val="36"/>
-          <w:szCs w:val="36"/>
-        </w:rPr>
-        <w:t>.__price</w:t>
+        <w:t>self.__price</w:t>
       </w:r>
       <w:proofErr w:type="spellEnd"/>
       <w:r>
@@ -2559,27 +2410,15 @@
         <w:t xml:space="preserve">        if </w:t>
       </w:r>
       <w:proofErr w:type="spellStart"/>
-      <w:proofErr w:type="gramStart"/>
-      <w:r>
-        <w:rPr>
-          <w:b/>
-          <w:bCs/>
-          <w:color w:val="D86DCB" w:themeColor="accent5" w:themeTint="99"/>
-          <w:sz w:val="36"/>
-          <w:szCs w:val="36"/>
-        </w:rPr>
-        <w:t>self._</w:t>
-      </w:r>
-      <w:proofErr w:type="gramEnd"/>
-      <w:r>
-        <w:rPr>
-          <w:b/>
-          <w:bCs/>
-          <w:color w:val="D86DCB" w:themeColor="accent5" w:themeTint="99"/>
-          <w:sz w:val="36"/>
-          <w:szCs w:val="36"/>
-        </w:rPr>
-        <w:t>_months</w:t>
+      <w:r>
+        <w:rPr>
+          <w:b/>
+          <w:bCs/>
+          <w:color w:val="D86DCB" w:themeColor="accent5" w:themeTint="99"/>
+          <w:sz w:val="36"/>
+          <w:szCs w:val="36"/>
+        </w:rPr>
+        <w:t>self.__months</w:t>
       </w:r>
       <w:proofErr w:type="spellEnd"/>
       <w:r>
@@ -2616,27 +2455,15 @@
         <w:t xml:space="preserve">            return </w:t>
       </w:r>
       <w:proofErr w:type="spellStart"/>
-      <w:proofErr w:type="gramStart"/>
-      <w:r>
-        <w:rPr>
-          <w:b/>
-          <w:bCs/>
-          <w:color w:val="D86DCB" w:themeColor="accent5" w:themeTint="99"/>
-          <w:sz w:val="36"/>
-          <w:szCs w:val="36"/>
-        </w:rPr>
-        <w:t>self._</w:t>
-      </w:r>
-      <w:proofErr w:type="gramEnd"/>
-      <w:r>
-        <w:rPr>
-          <w:b/>
-          <w:bCs/>
-          <w:color w:val="D86DCB" w:themeColor="accent5" w:themeTint="99"/>
-          <w:sz w:val="36"/>
-          <w:szCs w:val="36"/>
-        </w:rPr>
-        <w:t>_monthly</w:t>
+      <w:r>
+        <w:rPr>
+          <w:b/>
+          <w:bCs/>
+          <w:color w:val="D86DCB" w:themeColor="accent5" w:themeTint="99"/>
+          <w:sz w:val="36"/>
+          <w:szCs w:val="36"/>
+        </w:rPr>
+        <w:t>self.__monthly</w:t>
       </w:r>
       <w:proofErr w:type="spellEnd"/>
       <w:r>
@@ -2672,27 +2499,15 @@
         <w:t xml:space="preserve">        return </w:t>
       </w:r>
       <w:proofErr w:type="spellStart"/>
-      <w:proofErr w:type="gramStart"/>
-      <w:r>
-        <w:rPr>
-          <w:b/>
-          <w:bCs/>
-          <w:color w:val="D86DCB" w:themeColor="accent5" w:themeTint="99"/>
-          <w:sz w:val="36"/>
-          <w:szCs w:val="36"/>
-        </w:rPr>
-        <w:t>self._</w:t>
-      </w:r>
-      <w:proofErr w:type="gramEnd"/>
-      <w:r>
-        <w:rPr>
-          <w:b/>
-          <w:bCs/>
-          <w:color w:val="D86DCB" w:themeColor="accent5" w:themeTint="99"/>
-          <w:sz w:val="36"/>
-          <w:szCs w:val="36"/>
-        </w:rPr>
-        <w:t>_monthly</w:t>
+      <w:r>
+        <w:rPr>
+          <w:b/>
+          <w:bCs/>
+          <w:color w:val="D86DCB" w:themeColor="accent5" w:themeTint="99"/>
+          <w:sz w:val="36"/>
+          <w:szCs w:val="36"/>
+        </w:rPr>
+        <w:t>self.__monthly</w:t>
       </w:r>
       <w:proofErr w:type="spellEnd"/>
     </w:p>
@@ -2737,29 +2552,7 @@
           <w:sz w:val="36"/>
           <w:szCs w:val="36"/>
         </w:rPr>
-        <w:t xml:space="preserve">p = </w:t>
-      </w:r>
-      <w:proofErr w:type="gramStart"/>
-      <w:r>
-        <w:rPr>
-          <w:b/>
-          <w:bCs/>
-          <w:color w:val="D86DCB" w:themeColor="accent5" w:themeTint="99"/>
-          <w:sz w:val="36"/>
-          <w:szCs w:val="36"/>
-        </w:rPr>
-        <w:t>Product(</w:t>
-      </w:r>
-      <w:proofErr w:type="gramEnd"/>
-      <w:r>
-        <w:rPr>
-          <w:b/>
-          <w:bCs/>
-          <w:color w:val="D86DCB" w:themeColor="accent5" w:themeTint="99"/>
-          <w:sz w:val="36"/>
-          <w:szCs w:val="36"/>
-        </w:rPr>
-        <w:t>)</w:t>
+        <w:t>p = Product()</w:t>
       </w:r>
     </w:p>
     <w:p>
@@ -2836,18 +2629,7 @@
           <w:sz w:val="36"/>
           <w:szCs w:val="36"/>
         </w:rPr>
-        <w:t>p.get_</w:t>
-      </w:r>
-      <w:proofErr w:type="gramStart"/>
-      <w:r>
-        <w:rPr>
-          <w:b/>
-          <w:bCs/>
-          <w:color w:val="D86DCB" w:themeColor="accent5" w:themeTint="99"/>
-          <w:sz w:val="36"/>
-          <w:szCs w:val="36"/>
-        </w:rPr>
-        <w:t>price</w:t>
+        <w:t>p.get_price</w:t>
       </w:r>
       <w:proofErr w:type="spellEnd"/>
       <w:r>
@@ -2858,18 +2640,7 @@
           <w:sz w:val="36"/>
           <w:szCs w:val="36"/>
         </w:rPr>
-        <w:t>(</w:t>
-      </w:r>
-      <w:proofErr w:type="gramEnd"/>
-      <w:r>
-        <w:rPr>
-          <w:b/>
-          <w:bCs/>
-          <w:color w:val="D86DCB" w:themeColor="accent5" w:themeTint="99"/>
-          <w:sz w:val="36"/>
-          <w:szCs w:val="36"/>
-        </w:rPr>
-        <w:t>) * qty # Data leaked</w:t>
+        <w:t>() * qty # Data leaked</w:t>
       </w:r>
     </w:p>
     <w:p>
@@ -2902,18 +2673,7 @@
           <w:sz w:val="36"/>
           <w:szCs w:val="36"/>
         </w:rPr>
-        <w:t>p.get_</w:t>
-      </w:r>
-      <w:proofErr w:type="gramStart"/>
-      <w:r>
-        <w:rPr>
-          <w:b/>
-          <w:bCs/>
-          <w:color w:val="D86DCB" w:themeColor="accent5" w:themeTint="99"/>
-          <w:sz w:val="36"/>
-          <w:szCs w:val="36"/>
-        </w:rPr>
-        <w:t>price</w:t>
+        <w:t>p.get_price</w:t>
       </w:r>
       <w:proofErr w:type="spellEnd"/>
       <w:r>
@@ -2924,18 +2684,7 @@
           <w:sz w:val="36"/>
           <w:szCs w:val="36"/>
         </w:rPr>
-        <w:t>(</w:t>
-      </w:r>
-      <w:proofErr w:type="gramEnd"/>
-      <w:r>
-        <w:rPr>
-          <w:b/>
-          <w:bCs/>
-          <w:color w:val="D86DCB" w:themeColor="accent5" w:themeTint="99"/>
-          <w:sz w:val="36"/>
-          <w:szCs w:val="36"/>
-        </w:rPr>
-        <w:t>) * rate</w:t>
+        <w:t>() * rate</w:t>
       </w:r>
     </w:p>
     <w:p>
@@ -3123,27 +2872,15 @@
         <w:t xml:space="preserve">        return </w:t>
       </w:r>
       <w:proofErr w:type="spellStart"/>
-      <w:proofErr w:type="gramStart"/>
-      <w:r>
-        <w:rPr>
-          <w:b/>
-          <w:bCs/>
-          <w:color w:val="D86DCB" w:themeColor="accent5" w:themeTint="99"/>
-          <w:sz w:val="36"/>
-          <w:szCs w:val="36"/>
-        </w:rPr>
-        <w:t>self._</w:t>
-      </w:r>
-      <w:proofErr w:type="gramEnd"/>
-      <w:r>
-        <w:rPr>
-          <w:b/>
-          <w:bCs/>
-          <w:color w:val="D86DCB" w:themeColor="accent5" w:themeTint="99"/>
-          <w:sz w:val="36"/>
-          <w:szCs w:val="36"/>
-        </w:rPr>
-        <w:t>_name</w:t>
+      <w:r>
+        <w:rPr>
+          <w:b/>
+          <w:bCs/>
+          <w:color w:val="D86DCB" w:themeColor="accent5" w:themeTint="99"/>
+          <w:sz w:val="36"/>
+          <w:szCs w:val="36"/>
+        </w:rPr>
+        <w:t>self.__name</w:t>
       </w:r>
       <w:proofErr w:type="spellEnd"/>
     </w:p>
@@ -3213,27 +2950,15 @@
         <w:t xml:space="preserve">        return </w:t>
       </w:r>
       <w:proofErr w:type="spellStart"/>
-      <w:proofErr w:type="gramStart"/>
-      <w:r>
-        <w:rPr>
-          <w:b/>
-          <w:bCs/>
-          <w:color w:val="D86DCB" w:themeColor="accent5" w:themeTint="99"/>
-          <w:sz w:val="36"/>
-          <w:szCs w:val="36"/>
-        </w:rPr>
-        <w:t>self._</w:t>
-      </w:r>
-      <w:proofErr w:type="gramEnd"/>
-      <w:r>
-        <w:rPr>
-          <w:b/>
-          <w:bCs/>
-          <w:color w:val="D86DCB" w:themeColor="accent5" w:themeTint="99"/>
-          <w:sz w:val="36"/>
-          <w:szCs w:val="36"/>
-        </w:rPr>
-        <w:t>_price</w:t>
+      <w:r>
+        <w:rPr>
+          <w:b/>
+          <w:bCs/>
+          <w:color w:val="D86DCB" w:themeColor="accent5" w:themeTint="99"/>
+          <w:sz w:val="36"/>
+          <w:szCs w:val="36"/>
+        </w:rPr>
+        <w:t>self.__price</w:t>
       </w:r>
       <w:proofErr w:type="spellEnd"/>
     </w:p>
@@ -3267,18 +2992,7 @@
           <w:sz w:val="36"/>
           <w:szCs w:val="36"/>
         </w:rPr>
-        <w:t>set_</w:t>
-      </w:r>
-      <w:proofErr w:type="gramStart"/>
-      <w:r>
-        <w:rPr>
-          <w:b/>
-          <w:bCs/>
-          <w:color w:val="D86DCB" w:themeColor="accent5" w:themeTint="99"/>
-          <w:sz w:val="36"/>
-          <w:szCs w:val="36"/>
-        </w:rPr>
-        <w:t>name</w:t>
+        <w:t>set_name</w:t>
       </w:r>
       <w:proofErr w:type="spellEnd"/>
       <w:r>
@@ -3289,18 +3003,7 @@
           <w:sz w:val="36"/>
           <w:szCs w:val="36"/>
         </w:rPr>
-        <w:t>(</w:t>
-      </w:r>
-      <w:proofErr w:type="gramEnd"/>
-      <w:r>
-        <w:rPr>
-          <w:b/>
-          <w:bCs/>
-          <w:color w:val="D86DCB" w:themeColor="accent5" w:themeTint="99"/>
-          <w:sz w:val="36"/>
-          <w:szCs w:val="36"/>
-        </w:rPr>
-        <w:t>self, price):</w:t>
+        <w:t>(self, price):</w:t>
       </w:r>
     </w:p>
     <w:p>
@@ -3326,27 +3029,15 @@
         <w:t xml:space="preserve">        </w:t>
       </w:r>
       <w:proofErr w:type="spellStart"/>
-      <w:proofErr w:type="gramStart"/>
-      <w:r>
-        <w:rPr>
-          <w:b/>
-          <w:bCs/>
-          <w:color w:val="D86DCB" w:themeColor="accent5" w:themeTint="99"/>
-          <w:sz w:val="36"/>
-          <w:szCs w:val="36"/>
-        </w:rPr>
-        <w:t>self._</w:t>
-      </w:r>
-      <w:proofErr w:type="gramEnd"/>
-      <w:r>
-        <w:rPr>
-          <w:b/>
-          <w:bCs/>
-          <w:color w:val="D86DCB" w:themeColor="accent5" w:themeTint="99"/>
-          <w:sz w:val="36"/>
-          <w:szCs w:val="36"/>
-        </w:rPr>
-        <w:t>_price</w:t>
+      <w:r>
+        <w:rPr>
+          <w:b/>
+          <w:bCs/>
+          <w:color w:val="D86DCB" w:themeColor="accent5" w:themeTint="99"/>
+          <w:sz w:val="36"/>
+          <w:szCs w:val="36"/>
+        </w:rPr>
+        <w:t>self.__price</w:t>
       </w:r>
       <w:proofErr w:type="spellEnd"/>
       <w:r>
@@ -3390,18 +3081,7 @@
           <w:sz w:val="36"/>
           <w:szCs w:val="36"/>
         </w:rPr>
-        <w:t>apply_</w:t>
-      </w:r>
-      <w:proofErr w:type="gramStart"/>
-      <w:r>
-        <w:rPr>
-          <w:b/>
-          <w:bCs/>
-          <w:color w:val="D86DCB" w:themeColor="accent5" w:themeTint="99"/>
-          <w:sz w:val="36"/>
-          <w:szCs w:val="36"/>
-        </w:rPr>
-        <w:t>discount</w:t>
+        <w:t>apply_discount</w:t>
       </w:r>
       <w:proofErr w:type="spellEnd"/>
       <w:r>
@@ -3412,51 +3092,29 @@
           <w:sz w:val="36"/>
           <w:szCs w:val="36"/>
         </w:rPr>
-        <w:t>(</w:t>
-      </w:r>
-      <w:proofErr w:type="gramEnd"/>
-      <w:r>
-        <w:rPr>
-          <w:b/>
-          <w:bCs/>
-          <w:color w:val="D86DCB" w:themeColor="accent5" w:themeTint="99"/>
-          <w:sz w:val="36"/>
-          <w:szCs w:val="36"/>
-        </w:rPr>
-        <w:t>self, pct):</w:t>
-      </w:r>
-    </w:p>
-    <w:p>
-      <w:pPr>
-        <w:jc w:val="both"/>
-        <w:rPr>
-          <w:b/>
-          <w:bCs/>
-          <w:color w:val="D86DCB" w:themeColor="accent5" w:themeTint="99"/>
-          <w:sz w:val="36"/>
-          <w:szCs w:val="36"/>
-        </w:rPr>
-      </w:pPr>
-      <w:r>
-        <w:rPr>
-          <w:b/>
-          <w:bCs/>
-          <w:color w:val="D86DCB" w:themeColor="accent5" w:themeTint="99"/>
-          <w:sz w:val="36"/>
-          <w:szCs w:val="36"/>
-        </w:rPr>
-        <w:t xml:space="preserve">        </w:t>
-      </w:r>
-      <w:proofErr w:type="gramStart"/>
-      <w:r>
-        <w:rPr>
-          <w:b/>
-          <w:bCs/>
-          <w:color w:val="D86DCB" w:themeColor="accent5" w:themeTint="99"/>
-          <w:sz w:val="36"/>
-          <w:szCs w:val="36"/>
-        </w:rPr>
-        <w:t xml:space="preserve">return  </w:t>
+        <w:t>(self, pct):</w:t>
+      </w:r>
+    </w:p>
+    <w:p>
+      <w:pPr>
+        <w:jc w:val="both"/>
+        <w:rPr>
+          <w:b/>
+          <w:bCs/>
+          <w:color w:val="D86DCB" w:themeColor="accent5" w:themeTint="99"/>
+          <w:sz w:val="36"/>
+          <w:szCs w:val="36"/>
+        </w:rPr>
+      </w:pPr>
+      <w:r>
+        <w:rPr>
+          <w:b/>
+          <w:bCs/>
+          <w:color w:val="D86DCB" w:themeColor="accent5" w:themeTint="99"/>
+          <w:sz w:val="36"/>
+          <w:szCs w:val="36"/>
+        </w:rPr>
+        <w:t xml:space="preserve">        return  </w:t>
       </w:r>
       <w:proofErr w:type="spellStart"/>
       <w:r>
@@ -3467,18 +3125,7 @@
           <w:sz w:val="36"/>
           <w:szCs w:val="36"/>
         </w:rPr>
-        <w:t>self</w:t>
-      </w:r>
-      <w:proofErr w:type="gramEnd"/>
-      <w:r>
-        <w:rPr>
-          <w:b/>
-          <w:bCs/>
-          <w:color w:val="D86DCB" w:themeColor="accent5" w:themeTint="99"/>
-          <w:sz w:val="36"/>
-          <w:szCs w:val="36"/>
-        </w:rPr>
-        <w:t>.__price</w:t>
+        <w:t>self.__price</w:t>
       </w:r>
       <w:proofErr w:type="spellEnd"/>
       <w:r>
@@ -3578,18 +3225,7 @@
           <w:sz w:val="36"/>
           <w:szCs w:val="36"/>
         </w:rPr>
-        <w:t>apply_</w:t>
-      </w:r>
-      <w:proofErr w:type="gramStart"/>
-      <w:r>
-        <w:rPr>
-          <w:b/>
-          <w:bCs/>
-          <w:color w:val="D86DCB" w:themeColor="accent5" w:themeTint="99"/>
-          <w:sz w:val="36"/>
-          <w:szCs w:val="36"/>
-        </w:rPr>
-        <w:t>discount</w:t>
+        <w:t>apply_discount</w:t>
       </w:r>
       <w:proofErr w:type="spellEnd"/>
       <w:r>
@@ -3600,18 +3236,7 @@
           <w:sz w:val="36"/>
           <w:szCs w:val="36"/>
         </w:rPr>
-        <w:t>(</w:t>
-      </w:r>
-      <w:proofErr w:type="gramEnd"/>
-      <w:r>
-        <w:rPr>
-          <w:b/>
-          <w:bCs/>
-          <w:color w:val="D86DCB" w:themeColor="accent5" w:themeTint="99"/>
-          <w:sz w:val="36"/>
-          <w:szCs w:val="36"/>
-        </w:rPr>
-        <w:t>self, product = Product(), pct = 0.0):</w:t>
+        <w:t>(self, product = Product(), pct = 0.0):</w:t>
       </w:r>
     </w:p>
     <w:p>
@@ -3644,18 +3269,7 @@
           <w:sz w:val="36"/>
           <w:szCs w:val="36"/>
         </w:rPr>
-        <w:t>product.get_</w:t>
-      </w:r>
-      <w:proofErr w:type="gramStart"/>
-      <w:r>
-        <w:rPr>
-          <w:b/>
-          <w:bCs/>
-          <w:color w:val="D86DCB" w:themeColor="accent5" w:themeTint="99"/>
-          <w:sz w:val="36"/>
-          <w:szCs w:val="36"/>
-        </w:rPr>
-        <w:t>price</w:t>
+        <w:t>product.get_price</w:t>
       </w:r>
       <w:proofErr w:type="spellEnd"/>
       <w:r>
@@ -3666,18 +3280,7 @@
           <w:sz w:val="36"/>
           <w:szCs w:val="36"/>
         </w:rPr>
-        <w:t>(</w:t>
-      </w:r>
-      <w:proofErr w:type="gramEnd"/>
-      <w:r>
-        <w:rPr>
-          <w:b/>
-          <w:bCs/>
-          <w:color w:val="D86DCB" w:themeColor="accent5" w:themeTint="99"/>
-          <w:sz w:val="36"/>
-          <w:szCs w:val="36"/>
-        </w:rPr>
-        <w:t>) * (1 - pct/100)</w:t>
+        <w:t>() * (1 - pct/100)</w:t>
       </w:r>
     </w:p>
     <w:p>
@@ -4195,8 +3798,20 @@
           <w:sz w:val="36"/>
           <w:szCs w:val="36"/>
         </w:rPr>
-        <w:t xml:space="preserve">   </w:t>
-      </w:r>
+        <w:t xml:space="preserve">   }</w:t>
+      </w:r>
+    </w:p>
+    <w:p>
+      <w:pPr>
+        <w:jc w:val="both"/>
+        <w:rPr>
+          <w:b/>
+          <w:bCs/>
+          <w:color w:val="D86DCB" w:themeColor="accent5" w:themeTint="99"/>
+          <w:sz w:val="36"/>
+          <w:szCs w:val="36"/>
+        </w:rPr>
+      </w:pPr>
       <w:r>
         <w:rPr>
           <w:b/>
@@ -4212,6 +3827,148 @@
       <w:pPr>
         <w:jc w:val="both"/>
         <w:rPr>
+          <w:sz w:val="36"/>
+          <w:szCs w:val="36"/>
+        </w:rPr>
+      </w:pPr>
+      <w:r>
+        <w:rPr>
+          <w:sz w:val="36"/>
+          <w:szCs w:val="36"/>
+        </w:rPr>
+        <w:t># But if we use the inverse condition or not (</w:t>
+      </w:r>
+      <w:r>
+        <w:rPr>
+          <w:b/>
+          <w:bCs/>
+          <w:sz w:val="36"/>
+          <w:szCs w:val="36"/>
+        </w:rPr>
+        <w:t>!</w:t>
+      </w:r>
+      <w:r>
+        <w:rPr>
+          <w:sz w:val="36"/>
+          <w:szCs w:val="36"/>
+        </w:rPr>
+        <w:t>) then the code becomes</w:t>
+      </w:r>
+    </w:p>
+    <w:p>
+      <w:pPr>
+        <w:jc w:val="both"/>
+        <w:rPr>
+          <w:b/>
+          <w:bCs/>
+          <w:color w:val="D86DCB" w:themeColor="accent5" w:themeTint="99"/>
+          <w:sz w:val="36"/>
+          <w:szCs w:val="36"/>
+        </w:rPr>
+      </w:pPr>
+      <w:r>
+        <w:rPr>
+          <w:b/>
+          <w:bCs/>
+          <w:color w:val="D86DCB" w:themeColor="accent5" w:themeTint="99"/>
+          <w:sz w:val="36"/>
+          <w:szCs w:val="36"/>
+        </w:rPr>
+        <w:t xml:space="preserve">void </w:t>
+      </w:r>
+      <w:proofErr w:type="spellStart"/>
+      <w:r>
+        <w:rPr>
+          <w:b/>
+          <w:bCs/>
+          <w:color w:val="D86DCB" w:themeColor="accent5" w:themeTint="99"/>
+          <w:sz w:val="36"/>
+          <w:szCs w:val="36"/>
+        </w:rPr>
+        <w:t>onTap</w:t>
+      </w:r>
+      <w:proofErr w:type="spellEnd"/>
+      <w:r>
+        <w:rPr>
+          <w:b/>
+          <w:bCs/>
+          <w:color w:val="D86DCB" w:themeColor="accent5" w:themeTint="99"/>
+          <w:sz w:val="36"/>
+          <w:szCs w:val="36"/>
+        </w:rPr>
+        <w:t xml:space="preserve"> () {</w:t>
+      </w:r>
+    </w:p>
+    <w:p>
+      <w:pPr>
+        <w:jc w:val="both"/>
+        <w:rPr>
+          <w:b/>
+          <w:bCs/>
+          <w:color w:val="D86DCB" w:themeColor="accent5" w:themeTint="99"/>
+          <w:sz w:val="36"/>
+          <w:szCs w:val="36"/>
+        </w:rPr>
+      </w:pPr>
+      <w:r>
+        <w:rPr>
+          <w:b/>
+          <w:bCs/>
+          <w:color w:val="D86DCB" w:themeColor="accent5" w:themeTint="99"/>
+          <w:sz w:val="36"/>
+          <w:szCs w:val="36"/>
+        </w:rPr>
+        <w:t xml:space="preserve">   if (!</w:t>
+      </w:r>
+      <w:proofErr w:type="spellStart"/>
+      <w:r>
+        <w:rPr>
+          <w:b/>
+          <w:bCs/>
+          <w:color w:val="D86DCB" w:themeColor="accent5" w:themeTint="99"/>
+          <w:sz w:val="36"/>
+          <w:szCs w:val="36"/>
+        </w:rPr>
+        <w:t>isSuccess</w:t>
+      </w:r>
+      <w:proofErr w:type="spellEnd"/>
+      <w:r>
+        <w:rPr>
+          <w:b/>
+          <w:bCs/>
+          <w:color w:val="D86DCB" w:themeColor="accent5" w:themeTint="99"/>
+          <w:sz w:val="36"/>
+          <w:szCs w:val="36"/>
+        </w:rPr>
+        <w:t>) return;</w:t>
+      </w:r>
+    </w:p>
+    <w:p>
+      <w:pPr>
+        <w:jc w:val="both"/>
+        <w:rPr>
+          <w:b/>
+          <w:bCs/>
+          <w:color w:val="D86DCB" w:themeColor="accent5" w:themeTint="99"/>
+          <w:sz w:val="36"/>
+          <w:szCs w:val="36"/>
+        </w:rPr>
+      </w:pPr>
+      <w:r>
+        <w:rPr>
+          <w:b/>
+          <w:bCs/>
+          <w:color w:val="D86DCB" w:themeColor="accent5" w:themeTint="99"/>
+          <w:sz w:val="36"/>
+          <w:szCs w:val="36"/>
+        </w:rPr>
+        <w:t xml:space="preserve">   // do something</w:t>
+      </w:r>
+    </w:p>
+    <w:p>
+      <w:pPr>
+        <w:jc w:val="both"/>
+        <w:rPr>
           <w:b/>
           <w:bCs/>
           <w:color w:val="D86DCB" w:themeColor="accent5" w:themeTint="99"/>
@@ -4243,264 +4000,1081 @@
           <w:sz w:val="36"/>
           <w:szCs w:val="36"/>
         </w:rPr>
-        <w:t># But if we use the inverse condition or not (</w:t>
-      </w:r>
-      <w:r>
-        <w:rPr>
-          <w:b/>
-          <w:bCs/>
-          <w:sz w:val="36"/>
-          <w:szCs w:val="36"/>
-        </w:rPr>
-        <w:t>!</w:t>
-      </w:r>
-      <w:r>
-        <w:rPr>
-          <w:sz w:val="36"/>
-          <w:szCs w:val="36"/>
-        </w:rPr>
-        <w:t>) then the code becomes</w:t>
-      </w:r>
-    </w:p>
-    <w:p>
-      <w:pPr>
-        <w:jc w:val="both"/>
-        <w:rPr>
-          <w:b/>
-          <w:bCs/>
-          <w:color w:val="D86DCB" w:themeColor="accent5" w:themeTint="99"/>
-          <w:sz w:val="36"/>
-          <w:szCs w:val="36"/>
-        </w:rPr>
-      </w:pPr>
-      <w:r>
-        <w:rPr>
-          <w:b/>
-          <w:bCs/>
-          <w:color w:val="D86DCB" w:themeColor="accent5" w:themeTint="99"/>
-          <w:sz w:val="36"/>
-          <w:szCs w:val="36"/>
-        </w:rPr>
-        <w:t xml:space="preserve">void </w:t>
+        <w:t xml:space="preserve"># The code becomes shorter and more readable because </w:t>
+      </w:r>
+      <w:r>
+        <w:rPr>
+          <w:b/>
+          <w:bCs/>
+          <w:sz w:val="36"/>
+          <w:szCs w:val="36"/>
+        </w:rPr>
+        <w:t xml:space="preserve">if </w:t>
+      </w:r>
+      <w:r>
+        <w:rPr>
+          <w:sz w:val="36"/>
+          <w:szCs w:val="36"/>
+        </w:rPr>
+        <w:t>block is now single line.</w:t>
+      </w:r>
+    </w:p>
+    <w:p>
+      <w:pPr>
+        <w:jc w:val="both"/>
+        <w:rPr>
+          <w:sz w:val="36"/>
+          <w:szCs w:val="36"/>
+        </w:rPr>
+      </w:pPr>
+      <w:r>
+        <w:rPr>
+          <w:sz w:val="36"/>
+          <w:szCs w:val="36"/>
+        </w:rPr>
+        <w:t># So, prefer conditions with not (!) when using</w:t>
+      </w:r>
+      <w:r>
+        <w:rPr>
+          <w:b/>
+          <w:bCs/>
+          <w:sz w:val="36"/>
+          <w:szCs w:val="36"/>
+        </w:rPr>
+        <w:t xml:space="preserve"> if</w:t>
+      </w:r>
+      <w:r>
+        <w:rPr>
+          <w:sz w:val="36"/>
+          <w:szCs w:val="36"/>
+        </w:rPr>
+        <w:t xml:space="preserve"> block, if it’s possible</w:t>
+      </w:r>
+    </w:p>
+    <w:p>
+      <w:pPr>
+        <w:jc w:val="both"/>
+        <w:rPr>
+          <w:sz w:val="36"/>
+          <w:szCs w:val="36"/>
+        </w:rPr>
+      </w:pPr>
+    </w:p>
+    <w:p>
+      <w:pPr>
+        <w:jc w:val="both"/>
+        <w:rPr>
+          <w:sz w:val="36"/>
+          <w:szCs w:val="36"/>
+        </w:rPr>
+      </w:pPr>
+    </w:p>
+    <w:p>
+      <w:pPr>
+        <w:jc w:val="both"/>
+        <w:rPr>
+          <w:b/>
+          <w:bCs/>
+          <w:sz w:val="36"/>
+          <w:szCs w:val="36"/>
+        </w:rPr>
+      </w:pPr>
+      <w:r>
+        <w:rPr>
+          <w:b/>
+          <w:bCs/>
+          <w:sz w:val="36"/>
+          <w:szCs w:val="36"/>
+        </w:rPr>
+        <w:t>Garbage Collection:</w:t>
+      </w:r>
+    </w:p>
+    <w:p>
+      <w:pPr>
+        <w:jc w:val="both"/>
+        <w:rPr>
+          <w:sz w:val="36"/>
+          <w:szCs w:val="36"/>
+        </w:rPr>
+      </w:pPr>
+      <w:r>
+        <w:rPr>
+          <w:sz w:val="36"/>
+          <w:szCs w:val="36"/>
+        </w:rPr>
+        <w:t xml:space="preserve"># </w:t>
+      </w:r>
+      <w:r>
+        <w:rPr>
+          <w:sz w:val="36"/>
+          <w:szCs w:val="36"/>
+        </w:rPr>
+        <w:t xml:space="preserve">Memory allocation is what happens every time our app needs space </w:t>
+      </w:r>
+      <w:r>
+        <w:rPr>
+          <w:sz w:val="36"/>
+          <w:szCs w:val="36"/>
+        </w:rPr>
+        <w:t>like:</w:t>
+      </w:r>
+    </w:p>
+    <w:p>
+      <w:pPr>
+        <w:pStyle w:val="ListParagraph"/>
+        <w:numPr>
+          <w:ilvl w:val="0"/>
+          <w:numId w:val="8"/>
+        </w:numPr>
+        <w:jc w:val="both"/>
+        <w:rPr>
+          <w:sz w:val="36"/>
+          <w:szCs w:val="36"/>
+        </w:rPr>
+      </w:pPr>
+      <w:r>
+        <w:rPr>
+          <w:sz w:val="36"/>
+          <w:szCs w:val="36"/>
+        </w:rPr>
+        <w:t>Opening a photo</w:t>
+      </w:r>
+    </w:p>
+    <w:p>
+      <w:pPr>
+        <w:pStyle w:val="ListParagraph"/>
+        <w:numPr>
+          <w:ilvl w:val="0"/>
+          <w:numId w:val="8"/>
+        </w:numPr>
+        <w:jc w:val="both"/>
+        <w:rPr>
+          <w:sz w:val="36"/>
+          <w:szCs w:val="36"/>
+        </w:rPr>
+      </w:pPr>
+      <w:r>
+        <w:rPr>
+          <w:sz w:val="36"/>
+          <w:szCs w:val="36"/>
+        </w:rPr>
+        <w:lastRenderedPageBreak/>
+        <w:t>Building a list</w:t>
+      </w:r>
+    </w:p>
+    <w:p>
+      <w:pPr>
+        <w:pStyle w:val="ListParagraph"/>
+        <w:numPr>
+          <w:ilvl w:val="0"/>
+          <w:numId w:val="8"/>
+        </w:numPr>
+        <w:jc w:val="both"/>
+        <w:rPr>
+          <w:sz w:val="36"/>
+          <w:szCs w:val="36"/>
+        </w:rPr>
+      </w:pPr>
+      <w:r>
+        <w:rPr>
+          <w:sz w:val="36"/>
+          <w:szCs w:val="36"/>
+        </w:rPr>
+        <w:t>Storing a user object</w:t>
+      </w:r>
+    </w:p>
+    <w:p>
+      <w:pPr>
+        <w:jc w:val="both"/>
+        <w:rPr>
+          <w:sz w:val="36"/>
+          <w:szCs w:val="36"/>
+        </w:rPr>
+      </w:pPr>
+      <w:r>
+        <w:rPr>
+          <w:sz w:val="36"/>
+          <w:szCs w:val="36"/>
+        </w:rPr>
+        <w:t xml:space="preserve"># </w:t>
+      </w:r>
+      <w:r>
+        <w:rPr>
+          <w:sz w:val="36"/>
+          <w:szCs w:val="36"/>
+        </w:rPr>
+        <w:t>The runtime reaches into RAM and carves out a chunk. Garbage collection (</w:t>
+      </w:r>
+      <w:r>
+        <w:rPr>
+          <w:b/>
+          <w:bCs/>
+          <w:sz w:val="36"/>
+          <w:szCs w:val="36"/>
+        </w:rPr>
+        <w:t>GC</w:t>
+      </w:r>
+      <w:r>
+        <w:rPr>
+          <w:sz w:val="36"/>
+          <w:szCs w:val="36"/>
+        </w:rPr>
+        <w:t>) is the automated system that gets those chunks back when our code no longer needs them.</w:t>
+      </w:r>
+    </w:p>
+    <w:p>
+      <w:pPr>
+        <w:jc w:val="both"/>
+        <w:rPr>
+          <w:sz w:val="36"/>
+          <w:szCs w:val="36"/>
+        </w:rPr>
+      </w:pPr>
+      <w:r>
+        <w:rPr>
+          <w:sz w:val="36"/>
+          <w:szCs w:val="36"/>
+        </w:rPr>
+        <w:t xml:space="preserve"># </w:t>
+      </w:r>
+      <w:r>
+        <w:rPr>
+          <w:sz w:val="36"/>
+          <w:szCs w:val="36"/>
+        </w:rPr>
+        <w:t xml:space="preserve">In low-level languages like C, </w:t>
+      </w:r>
+      <w:r>
+        <w:rPr>
+          <w:sz w:val="36"/>
+          <w:szCs w:val="36"/>
+        </w:rPr>
+        <w:t>we</w:t>
+      </w:r>
+      <w:r>
+        <w:rPr>
+          <w:sz w:val="36"/>
+          <w:szCs w:val="36"/>
+        </w:rPr>
+        <w:t xml:space="preserve"> own that responsibility ourself</w:t>
+      </w:r>
+      <w:r>
+        <w:rPr>
+          <w:sz w:val="36"/>
+          <w:szCs w:val="36"/>
+        </w:rPr>
+        <w:t xml:space="preserve"> where</w:t>
+      </w:r>
+      <w:r>
+        <w:rPr>
+          <w:sz w:val="36"/>
+          <w:szCs w:val="36"/>
+        </w:rPr>
+        <w:t xml:space="preserve"> </w:t>
+      </w:r>
+      <w:r>
+        <w:rPr>
+          <w:sz w:val="36"/>
+          <w:szCs w:val="36"/>
+        </w:rPr>
+        <w:t>we</w:t>
+      </w:r>
+      <w:r>
+        <w:rPr>
+          <w:sz w:val="36"/>
+          <w:szCs w:val="36"/>
+        </w:rPr>
+        <w:t xml:space="preserve"> allocate, </w:t>
+      </w:r>
+      <w:r>
+        <w:rPr>
+          <w:sz w:val="36"/>
+          <w:szCs w:val="36"/>
+        </w:rPr>
+        <w:t>we</w:t>
+      </w:r>
+      <w:r>
+        <w:rPr>
+          <w:sz w:val="36"/>
+          <w:szCs w:val="36"/>
+        </w:rPr>
+        <w:t xml:space="preserve"> free. Forget to free and that chunk sits in RAM forever, owned by no one, usable by nothing. That's a memory leak.</w:t>
+      </w:r>
+    </w:p>
+    <w:p>
+      <w:pPr>
+        <w:jc w:val="both"/>
+        <w:rPr>
+          <w:sz w:val="36"/>
+          <w:szCs w:val="36"/>
+        </w:rPr>
+      </w:pPr>
+      <w:r>
+        <w:rPr>
+          <w:sz w:val="36"/>
+          <w:szCs w:val="36"/>
+        </w:rPr>
+        <w:t xml:space="preserve"># </w:t>
+      </w:r>
+      <w:r>
+        <w:rPr>
+          <w:sz w:val="36"/>
+          <w:szCs w:val="36"/>
+        </w:rPr>
+        <w:t xml:space="preserve">Java, Python, </w:t>
+      </w:r>
+      <w:r>
+        <w:rPr>
+          <w:sz w:val="36"/>
+          <w:szCs w:val="36"/>
+        </w:rPr>
+        <w:t xml:space="preserve">Dart </w:t>
+      </w:r>
+      <w:r>
+        <w:rPr>
+          <w:sz w:val="36"/>
+          <w:szCs w:val="36"/>
+        </w:rPr>
+        <w:t>and JavaScript</w:t>
+      </w:r>
+      <w:r>
+        <w:rPr>
+          <w:sz w:val="36"/>
+          <w:szCs w:val="36"/>
+        </w:rPr>
+        <w:t xml:space="preserve"> handles this automatically in runtime.</w:t>
+      </w:r>
+      <w:r>
+        <w:rPr>
+          <w:b/>
+          <w:bCs/>
+          <w:sz w:val="36"/>
+          <w:szCs w:val="36"/>
+        </w:rPr>
+        <w:t xml:space="preserve"> GC</w:t>
+      </w:r>
+      <w:r>
+        <w:rPr>
+          <w:sz w:val="36"/>
+          <w:szCs w:val="36"/>
+        </w:rPr>
+        <w:t xml:space="preserve"> runs in the background and reclaims what </w:t>
+      </w:r>
+      <w:r>
+        <w:rPr>
+          <w:sz w:val="36"/>
+          <w:szCs w:val="36"/>
+        </w:rPr>
+        <w:t>we</w:t>
+      </w:r>
+      <w:r>
+        <w:rPr>
+          <w:sz w:val="36"/>
+          <w:szCs w:val="36"/>
+        </w:rPr>
+        <w:t>'ve abandoned.</w:t>
+      </w:r>
+    </w:p>
+    <w:p>
+      <w:pPr>
+        <w:jc w:val="both"/>
+        <w:rPr>
+          <w:sz w:val="36"/>
+          <w:szCs w:val="36"/>
+        </w:rPr>
+      </w:pPr>
+      <w:r>
+        <w:rPr>
+          <w:sz w:val="36"/>
+          <w:szCs w:val="36"/>
+        </w:rPr>
+        <w:t xml:space="preserve"># </w:t>
+      </w:r>
+      <w:r>
+        <w:rPr>
+          <w:sz w:val="36"/>
+          <w:szCs w:val="36"/>
+        </w:rPr>
+        <w:t>The key insight</w:t>
+      </w:r>
+      <w:r>
+        <w:rPr>
+          <w:sz w:val="36"/>
+          <w:szCs w:val="36"/>
+        </w:rPr>
+        <w:t xml:space="preserve"> is</w:t>
+      </w:r>
+      <w:r>
+        <w:rPr>
+          <w:sz w:val="36"/>
+          <w:szCs w:val="36"/>
+        </w:rPr>
+        <w:t xml:space="preserve"> garbage = anything our code can no longer reach. </w:t>
+      </w:r>
+      <w:r>
+        <w:rPr>
+          <w:b/>
+          <w:bCs/>
+          <w:sz w:val="36"/>
+          <w:szCs w:val="36"/>
+        </w:rPr>
+        <w:t xml:space="preserve">GC </w:t>
+      </w:r>
+      <w:r>
+        <w:rPr>
+          <w:sz w:val="36"/>
+          <w:szCs w:val="36"/>
+        </w:rPr>
+        <w:t>hunts unreachable chunks, frees them, and repeats.</w:t>
+      </w:r>
+    </w:p>
+    <w:p>
+      <w:pPr>
+        <w:jc w:val="both"/>
+        <w:rPr>
+          <w:sz w:val="36"/>
+          <w:szCs w:val="36"/>
+        </w:rPr>
+      </w:pPr>
+      <w:r>
+        <w:rPr>
+          <w:noProof/>
+          <w:sz w:val="36"/>
+          <w:szCs w:val="36"/>
+        </w:rPr>
+        <w:drawing>
+          <wp:inline distT="0" distB="0" distL="0" distR="0" wp14:anchorId="17636BB0" wp14:editId="2A78C721">
+            <wp:extent cx="5731510" cy="3315970"/>
+            <wp:effectExtent l="0" t="0" r="0" b="0"/>
+            <wp:docPr id="1" name="Picture 1"/>
+            <wp:cNvGraphicFramePr>
+              <a:graphicFrameLocks xmlns:a="http://schemas.openxmlformats.org/drawingml/2006/main" noChangeAspect="1"/>
+            </wp:cNvGraphicFramePr>
+            <a:graphic xmlns:a="http://schemas.openxmlformats.org/drawingml/2006/main">
+              <a:graphicData uri="http://schemas.openxmlformats.org/drawingml/2006/picture">
+                <pic:pic xmlns:pic="http://schemas.openxmlformats.org/drawingml/2006/picture">
+                  <pic:nvPicPr>
+                    <pic:cNvPr id="1" name=""/>
+                    <pic:cNvPicPr/>
+                  </pic:nvPicPr>
+                  <pic:blipFill>
+                    <a:blip r:embed="rId7"/>
+                    <a:stretch>
+                      <a:fillRect/>
+                    </a:stretch>
+                  </pic:blipFill>
+                  <pic:spPr>
+                    <a:xfrm>
+                      <a:off x="0" y="0"/>
+                      <a:ext cx="5731510" cy="3315970"/>
+                    </a:xfrm>
+                    <a:prstGeom prst="rect">
+                      <a:avLst/>
+                    </a:prstGeom>
+                  </pic:spPr>
+                </pic:pic>
+              </a:graphicData>
+            </a:graphic>
+          </wp:inline>
+        </w:drawing>
+      </w:r>
+    </w:p>
+    <w:p>
+      <w:pPr>
+        <w:jc w:val="both"/>
+        <w:rPr>
+          <w:sz w:val="36"/>
+          <w:szCs w:val="36"/>
+        </w:rPr>
+      </w:pPr>
+      <w:r>
+        <w:rPr>
+          <w:sz w:val="36"/>
+          <w:szCs w:val="36"/>
+        </w:rPr>
+        <w:lastRenderedPageBreak/>
+        <w:t>The GC algorithm in one sentence</w:t>
+      </w:r>
+      <w:r>
+        <w:rPr>
+          <w:sz w:val="36"/>
+          <w:szCs w:val="36"/>
+        </w:rPr>
+        <w:t>:</w:t>
+      </w:r>
+    </w:p>
+    <w:p>
+      <w:pPr>
+        <w:jc w:val="both"/>
+        <w:rPr>
+          <w:sz w:val="36"/>
+          <w:szCs w:val="36"/>
+        </w:rPr>
+      </w:pPr>
+      <w:r>
+        <w:rPr>
+          <w:sz w:val="36"/>
+          <w:szCs w:val="36"/>
+        </w:rPr>
+        <w:t xml:space="preserve"># </w:t>
+      </w:r>
+      <w:r>
+        <w:rPr>
+          <w:sz w:val="36"/>
+          <w:szCs w:val="36"/>
+        </w:rPr>
+        <w:t xml:space="preserve">Start from every known root (our running code, global variables). Trace every reference. Anything </w:t>
+      </w:r>
+      <w:r>
+        <w:rPr>
+          <w:sz w:val="36"/>
+          <w:szCs w:val="36"/>
+        </w:rPr>
+        <w:t>we</w:t>
+      </w:r>
+      <w:r>
+        <w:rPr>
+          <w:sz w:val="36"/>
+          <w:szCs w:val="36"/>
+        </w:rPr>
+        <w:t xml:space="preserve"> couldn't reach during that trace is garbage</w:t>
+      </w:r>
+      <w:r>
+        <w:rPr>
+          <w:sz w:val="36"/>
+          <w:szCs w:val="36"/>
+        </w:rPr>
+        <w:t>,</w:t>
+      </w:r>
+      <w:r>
+        <w:rPr>
+          <w:sz w:val="36"/>
+          <w:szCs w:val="36"/>
+        </w:rPr>
+        <w:t xml:space="preserve"> free it.</w:t>
+      </w:r>
+    </w:p>
+    <w:p>
+      <w:pPr>
+        <w:jc w:val="both"/>
+        <w:rPr>
+          <w:sz w:val="36"/>
+          <w:szCs w:val="36"/>
+        </w:rPr>
+      </w:pPr>
+      <w:r>
+        <w:rPr>
+          <w:sz w:val="36"/>
+          <w:szCs w:val="36"/>
+        </w:rPr>
+        <w:t xml:space="preserve"># </w:t>
+      </w:r>
+      <w:r>
+        <w:rPr>
+          <w:sz w:val="36"/>
+          <w:szCs w:val="36"/>
+        </w:rPr>
+        <w:t>The moment the profile screen closes, the chain breaks. The photo still occupies RAM, but no root can reach it.</w:t>
+      </w:r>
+      <w:r>
+        <w:rPr>
+          <w:b/>
+          <w:bCs/>
+          <w:sz w:val="36"/>
+          <w:szCs w:val="36"/>
+        </w:rPr>
+        <w:t xml:space="preserve"> GC</w:t>
+      </w:r>
+      <w:r>
+        <w:rPr>
+          <w:sz w:val="36"/>
+          <w:szCs w:val="36"/>
+        </w:rPr>
+        <w:t xml:space="preserve"> marks it, sweeps it, done.</w:t>
+      </w:r>
+    </w:p>
+    <w:p>
+      <w:pPr>
+        <w:jc w:val="both"/>
+        <w:rPr>
+          <w:sz w:val="36"/>
+          <w:szCs w:val="36"/>
+        </w:rPr>
+      </w:pPr>
+    </w:p>
+    <w:p>
+      <w:pPr>
+        <w:jc w:val="both"/>
+        <w:rPr>
+          <w:sz w:val="36"/>
+          <w:szCs w:val="36"/>
+        </w:rPr>
+      </w:pPr>
+      <w:r>
+        <w:rPr>
+          <w:sz w:val="36"/>
+          <w:szCs w:val="36"/>
+        </w:rPr>
+        <w:t xml:space="preserve">What GC does NOT save </w:t>
+      </w:r>
+      <w:r>
+        <w:rPr>
+          <w:sz w:val="36"/>
+          <w:szCs w:val="36"/>
+        </w:rPr>
+        <w:t>us</w:t>
+      </w:r>
+      <w:r>
+        <w:rPr>
+          <w:sz w:val="36"/>
+          <w:szCs w:val="36"/>
+        </w:rPr>
+        <w:t xml:space="preserve"> from</w:t>
+      </w:r>
+      <w:r>
+        <w:rPr>
+          <w:sz w:val="36"/>
+          <w:szCs w:val="36"/>
+        </w:rPr>
+        <w:t>:</w:t>
+      </w:r>
+    </w:p>
+    <w:p>
+      <w:pPr>
+        <w:jc w:val="both"/>
+        <w:rPr>
+          <w:sz w:val="36"/>
+          <w:szCs w:val="36"/>
+        </w:rPr>
+      </w:pPr>
+      <w:r>
+        <w:rPr>
+          <w:sz w:val="36"/>
+          <w:szCs w:val="36"/>
+        </w:rPr>
+        <w:t xml:space="preserve"># </w:t>
+      </w:r>
+      <w:r>
+        <w:rPr>
+          <w:b/>
+          <w:bCs/>
+          <w:sz w:val="36"/>
+          <w:szCs w:val="36"/>
+        </w:rPr>
+        <w:t>GC</w:t>
+      </w:r>
+      <w:r>
+        <w:rPr>
+          <w:sz w:val="36"/>
+          <w:szCs w:val="36"/>
+        </w:rPr>
+        <w:t xml:space="preserve"> only collects what's unreachable. If our code holds a reference, it never uses </w:t>
+      </w:r>
+      <w:r>
+        <w:rPr>
+          <w:sz w:val="36"/>
+          <w:szCs w:val="36"/>
+        </w:rPr>
+        <w:t>like</w:t>
+      </w:r>
+      <w:r>
+        <w:rPr>
+          <w:sz w:val="36"/>
+          <w:szCs w:val="36"/>
+        </w:rPr>
+        <w:t>:</w:t>
+      </w:r>
+    </w:p>
+    <w:p>
+      <w:pPr>
+        <w:pStyle w:val="ListParagraph"/>
+        <w:numPr>
+          <w:ilvl w:val="0"/>
+          <w:numId w:val="9"/>
+        </w:numPr>
+        <w:jc w:val="both"/>
+        <w:rPr>
+          <w:sz w:val="36"/>
+          <w:szCs w:val="36"/>
+        </w:rPr>
+      </w:pPr>
+      <w:r>
+        <w:rPr>
+          <w:sz w:val="36"/>
+          <w:szCs w:val="36"/>
+        </w:rPr>
+        <w:t>A</w:t>
+      </w:r>
+      <w:r>
+        <w:rPr>
+          <w:sz w:val="36"/>
+          <w:szCs w:val="36"/>
+        </w:rPr>
+        <w:t xml:space="preserve"> list that keeps growing</w:t>
+      </w:r>
+    </w:p>
+    <w:p>
+      <w:pPr>
+        <w:pStyle w:val="ListParagraph"/>
+        <w:numPr>
+          <w:ilvl w:val="0"/>
+          <w:numId w:val="9"/>
+        </w:numPr>
+        <w:jc w:val="both"/>
+        <w:rPr>
+          <w:sz w:val="36"/>
+          <w:szCs w:val="36"/>
+        </w:rPr>
+      </w:pPr>
+      <w:r>
+        <w:rPr>
+          <w:sz w:val="36"/>
+          <w:szCs w:val="36"/>
+        </w:rPr>
+        <w:t>A</w:t>
+      </w:r>
+      <w:r>
+        <w:rPr>
+          <w:sz w:val="36"/>
+          <w:szCs w:val="36"/>
+        </w:rPr>
+        <w:t>n event listener never removed</w:t>
+      </w:r>
+    </w:p>
+    <w:p>
+      <w:pPr>
+        <w:pStyle w:val="ListParagraph"/>
+        <w:numPr>
+          <w:ilvl w:val="0"/>
+          <w:numId w:val="9"/>
+        </w:numPr>
+        <w:jc w:val="both"/>
+        <w:rPr>
+          <w:sz w:val="36"/>
+          <w:szCs w:val="36"/>
+        </w:rPr>
+      </w:pPr>
+      <w:r>
+        <w:rPr>
+          <w:sz w:val="36"/>
+          <w:szCs w:val="36"/>
+        </w:rPr>
+        <w:t>A</w:t>
+      </w:r>
+      <w:r>
+        <w:rPr>
+          <w:sz w:val="36"/>
+          <w:szCs w:val="36"/>
+        </w:rPr>
+        <w:t xml:space="preserve"> cache that never evicts</w:t>
+      </w:r>
+      <w:r>
+        <w:rPr>
+          <w:sz w:val="36"/>
+          <w:szCs w:val="36"/>
+        </w:rPr>
+        <w:t xml:space="preserve"> </w:t>
+      </w:r>
+      <w:r>
+        <w:rPr>
+          <w:sz w:val="36"/>
+          <w:szCs w:val="36"/>
+        </w:rPr>
+        <w:t>that object is technically reachable.</w:t>
+      </w:r>
+    </w:p>
+    <w:p>
+      <w:pPr>
+        <w:jc w:val="both"/>
+        <w:rPr>
+          <w:sz w:val="36"/>
+          <w:szCs w:val="36"/>
+        </w:rPr>
+      </w:pPr>
+      <w:r>
+        <w:rPr>
+          <w:sz w:val="36"/>
+          <w:szCs w:val="36"/>
+        </w:rPr>
+        <w:t xml:space="preserve"># </w:t>
+      </w:r>
+      <w:r>
+        <w:rPr>
+          <w:b/>
+          <w:bCs/>
+          <w:sz w:val="36"/>
+          <w:szCs w:val="36"/>
+        </w:rPr>
+        <w:t>GC</w:t>
+      </w:r>
+      <w:r>
+        <w:rPr>
+          <w:sz w:val="36"/>
+          <w:szCs w:val="36"/>
+        </w:rPr>
+        <w:t xml:space="preserve"> won't touch it. That's still a memory leak, just one the language won't catch for </w:t>
+      </w:r>
+      <w:r>
+        <w:rPr>
+          <w:sz w:val="36"/>
+          <w:szCs w:val="36"/>
+        </w:rPr>
+        <w:t>us</w:t>
+      </w:r>
+      <w:r>
+        <w:rPr>
+          <w:sz w:val="36"/>
+          <w:szCs w:val="36"/>
+        </w:rPr>
+        <w:t xml:space="preserve">. This is the gotcha in Flutter/Dart too </w:t>
+      </w:r>
+      <w:r>
+        <w:rPr>
+          <w:sz w:val="36"/>
+          <w:szCs w:val="36"/>
+        </w:rPr>
+        <w:t>like</w:t>
+      </w:r>
+      <w:r>
+        <w:rPr>
+          <w:sz w:val="36"/>
+          <w:szCs w:val="36"/>
+        </w:rPr>
+        <w:t xml:space="preserve"> </w:t>
       </w:r>
       <w:proofErr w:type="spellStart"/>
       <w:r>
         <w:rPr>
           <w:b/>
           <w:bCs/>
-          <w:color w:val="D86DCB" w:themeColor="accent5" w:themeTint="99"/>
-          <w:sz w:val="36"/>
-          <w:szCs w:val="36"/>
-        </w:rPr>
-        <w:t>onTap</w:t>
+          <w:sz w:val="36"/>
+          <w:szCs w:val="36"/>
+        </w:rPr>
+        <w:t>StreamSubscription</w:t>
       </w:r>
       <w:proofErr w:type="spellEnd"/>
       <w:r>
         <w:rPr>
           <w:b/>
           <w:bCs/>
-          <w:color w:val="D86DCB" w:themeColor="accent5" w:themeTint="99"/>
-          <w:sz w:val="36"/>
-          <w:szCs w:val="36"/>
-        </w:rPr>
-        <w:t xml:space="preserve"> () {</w:t>
-      </w:r>
-    </w:p>
-    <w:p>
-      <w:pPr>
-        <w:jc w:val="both"/>
-        <w:rPr>
-          <w:b/>
-          <w:bCs/>
-          <w:color w:val="D86DCB" w:themeColor="accent5" w:themeTint="99"/>
-          <w:sz w:val="36"/>
-          <w:szCs w:val="36"/>
-        </w:rPr>
-      </w:pPr>
-      <w:r>
-        <w:rPr>
-          <w:b/>
-          <w:bCs/>
-          <w:color w:val="D86DCB" w:themeColor="accent5" w:themeTint="99"/>
-          <w:sz w:val="36"/>
-          <w:szCs w:val="36"/>
-        </w:rPr>
-        <w:t xml:space="preserve">   if </w:t>
-      </w:r>
-      <w:proofErr w:type="gramStart"/>
-      <w:r>
-        <w:rPr>
-          <w:b/>
-          <w:bCs/>
-          <w:color w:val="D86DCB" w:themeColor="accent5" w:themeTint="99"/>
-          <w:sz w:val="36"/>
-          <w:szCs w:val="36"/>
-        </w:rPr>
-        <w:t>(</w:t>
-      </w:r>
-      <w:r>
-        <w:rPr>
-          <w:b/>
-          <w:bCs/>
-          <w:color w:val="D86DCB" w:themeColor="accent5" w:themeTint="99"/>
-          <w:sz w:val="36"/>
-          <w:szCs w:val="36"/>
-        </w:rPr>
-        <w:t>!</w:t>
-      </w:r>
-      <w:proofErr w:type="spellStart"/>
-      <w:r>
-        <w:rPr>
-          <w:b/>
-          <w:bCs/>
-          <w:color w:val="D86DCB" w:themeColor="accent5" w:themeTint="99"/>
-          <w:sz w:val="36"/>
-          <w:szCs w:val="36"/>
-        </w:rPr>
-        <w:t>isSuccess</w:t>
-      </w:r>
-      <w:proofErr w:type="spellEnd"/>
-      <w:proofErr w:type="gramEnd"/>
-      <w:r>
-        <w:rPr>
-          <w:b/>
-          <w:bCs/>
-          <w:color w:val="D86DCB" w:themeColor="accent5" w:themeTint="99"/>
-          <w:sz w:val="36"/>
-          <w:szCs w:val="36"/>
-        </w:rPr>
-        <w:t xml:space="preserve">) </w:t>
-      </w:r>
-      <w:r>
-        <w:rPr>
-          <w:b/>
-          <w:bCs/>
-          <w:color w:val="D86DCB" w:themeColor="accent5" w:themeTint="99"/>
-          <w:sz w:val="36"/>
-          <w:szCs w:val="36"/>
-        </w:rPr>
-        <w:t>return;</w:t>
-      </w:r>
-    </w:p>
-    <w:p>
-      <w:pPr>
-        <w:jc w:val="both"/>
-        <w:rPr>
-          <w:b/>
-          <w:bCs/>
-          <w:color w:val="D86DCB" w:themeColor="accent5" w:themeTint="99"/>
-          <w:sz w:val="36"/>
-          <w:szCs w:val="36"/>
-        </w:rPr>
-      </w:pPr>
-      <w:r>
-        <w:rPr>
-          <w:b/>
-          <w:bCs/>
-          <w:color w:val="D86DCB" w:themeColor="accent5" w:themeTint="99"/>
-          <w:sz w:val="36"/>
-          <w:szCs w:val="36"/>
-        </w:rPr>
-        <w:t xml:space="preserve">   // do something</w:t>
-      </w:r>
-    </w:p>
-    <w:p>
-      <w:pPr>
-        <w:jc w:val="both"/>
-        <w:rPr>
-          <w:b/>
-          <w:bCs/>
-          <w:color w:val="D86DCB" w:themeColor="accent5" w:themeTint="99"/>
-          <w:sz w:val="36"/>
-          <w:szCs w:val="36"/>
-        </w:rPr>
-      </w:pPr>
-      <w:r>
-        <w:rPr>
-          <w:b/>
-          <w:bCs/>
-          <w:color w:val="D86DCB" w:themeColor="accent5" w:themeTint="99"/>
-          <w:sz w:val="36"/>
-          <w:szCs w:val="36"/>
-        </w:rPr>
-        <w:t>}</w:t>
-      </w:r>
-    </w:p>
-    <w:p>
-      <w:pPr>
-        <w:jc w:val="both"/>
-        <w:rPr>
-          <w:sz w:val="36"/>
-          <w:szCs w:val="36"/>
-        </w:rPr>
-      </w:pPr>
-      <w:r>
-        <w:rPr>
-          <w:sz w:val="36"/>
-          <w:szCs w:val="36"/>
-        </w:rPr>
-        <w:t xml:space="preserve"># The code becomes shorter and more readable because </w:t>
-      </w:r>
-      <w:r>
-        <w:rPr>
-          <w:b/>
-          <w:bCs/>
-          <w:sz w:val="36"/>
-          <w:szCs w:val="36"/>
-        </w:rPr>
-        <w:t xml:space="preserve">if </w:t>
-      </w:r>
-      <w:r>
-        <w:rPr>
-          <w:sz w:val="36"/>
-          <w:szCs w:val="36"/>
-        </w:rPr>
-        <w:t>block is now single line.</w:t>
-      </w:r>
-    </w:p>
-    <w:p>
-      <w:pPr>
-        <w:jc w:val="both"/>
-        <w:rPr>
-          <w:sz w:val="36"/>
-          <w:szCs w:val="36"/>
-        </w:rPr>
-      </w:pPr>
-      <w:r>
-        <w:rPr>
-          <w:sz w:val="36"/>
-          <w:szCs w:val="36"/>
-        </w:rPr>
-        <w:t># So, prefer conditions with not (!) when using</w:t>
-      </w:r>
-      <w:r>
-        <w:rPr>
-          <w:b/>
-          <w:bCs/>
-          <w:sz w:val="36"/>
-          <w:szCs w:val="36"/>
-        </w:rPr>
-        <w:t xml:space="preserve"> if</w:t>
-      </w:r>
-      <w:r>
-        <w:rPr>
-          <w:sz w:val="36"/>
-          <w:szCs w:val="36"/>
-        </w:rPr>
-        <w:t xml:space="preserve"> block, if it’s possible</w:t>
-      </w:r>
-    </w:p>
-    <w:p>
-      <w:pPr>
-        <w:jc w:val="both"/>
-        <w:rPr>
-          <w:sz w:val="36"/>
-          <w:szCs w:val="36"/>
-        </w:rPr>
-      </w:pPr>
+          <w:sz w:val="36"/>
+          <w:szCs w:val="36"/>
+        </w:rPr>
+        <w:t xml:space="preserve"> </w:t>
+      </w:r>
+      <w:r>
+        <w:rPr>
+          <w:sz w:val="36"/>
+          <w:szCs w:val="36"/>
+        </w:rPr>
+        <w:t xml:space="preserve">objects held in controllers that never </w:t>
+      </w:r>
+      <w:r>
+        <w:rPr>
+          <w:b/>
+          <w:bCs/>
+          <w:sz w:val="36"/>
+          <w:szCs w:val="36"/>
+        </w:rPr>
+        <w:t>.cancel()</w:t>
+      </w:r>
+      <w:r>
+        <w:rPr>
+          <w:sz w:val="36"/>
+          <w:szCs w:val="36"/>
+        </w:rPr>
+        <w:t xml:space="preserve"> are a classic one.</w:t>
+      </w:r>
+    </w:p>
+    <w:p>
+      <w:pPr>
+        <w:jc w:val="both"/>
+        <w:rPr>
+          <w:sz w:val="36"/>
+          <w:szCs w:val="36"/>
+        </w:rPr>
+      </w:pPr>
+    </w:p>
+    <w:p>
+      <w:pPr>
+        <w:jc w:val="both"/>
+        <w:rPr>
+          <w:sz w:val="36"/>
+          <w:szCs w:val="36"/>
+        </w:rPr>
+      </w:pPr>
+      <w:r>
+        <w:rPr>
+          <w:sz w:val="36"/>
+          <w:szCs w:val="36"/>
+        </w:rPr>
+        <w:t>GC in Dart:</w:t>
+      </w:r>
+    </w:p>
+    <w:p>
+      <w:pPr>
+        <w:jc w:val="both"/>
+        <w:rPr>
+          <w:sz w:val="36"/>
+          <w:szCs w:val="36"/>
+        </w:rPr>
+      </w:pPr>
+      <w:r>
+        <w:rPr>
+          <w:sz w:val="36"/>
+          <w:szCs w:val="36"/>
+        </w:rPr>
+        <w:t xml:space="preserve"># </w:t>
+      </w:r>
+      <w:r>
+        <w:rPr>
+          <w:sz w:val="36"/>
+          <w:szCs w:val="36"/>
+        </w:rPr>
+        <w:t>The</w:t>
+      </w:r>
+      <w:r>
+        <w:rPr>
+          <w:b/>
+          <w:bCs/>
+          <w:sz w:val="36"/>
+          <w:szCs w:val="36"/>
+        </w:rPr>
+        <w:t xml:space="preserve"> Dart VM</w:t>
+      </w:r>
+      <w:r>
+        <w:rPr>
+          <w:sz w:val="36"/>
+          <w:szCs w:val="36"/>
+        </w:rPr>
+        <w:t xml:space="preserve"> (Virtual Machine, a runtime environment and compilation engine for executing </w:t>
+      </w:r>
+      <w:r>
+        <w:rPr>
+          <w:b/>
+          <w:bCs/>
+          <w:sz w:val="36"/>
+          <w:szCs w:val="36"/>
+        </w:rPr>
+        <w:t>Dart</w:t>
+      </w:r>
+      <w:r>
+        <w:rPr>
+          <w:sz w:val="36"/>
+          <w:szCs w:val="36"/>
+        </w:rPr>
+        <w:t xml:space="preserve"> code)</w:t>
+      </w:r>
+      <w:r>
+        <w:rPr>
+          <w:sz w:val="36"/>
+          <w:szCs w:val="36"/>
+        </w:rPr>
+        <w:t xml:space="preserve"> handles memory management using a highly optimized </w:t>
+      </w:r>
+      <w:r>
+        <w:rPr>
+          <w:sz w:val="36"/>
+          <w:szCs w:val="36"/>
+        </w:rPr>
+        <w:lastRenderedPageBreak/>
+        <w:t>generational garbage collector designed specifically to keep UI-heavy apps running smoothly.</w:t>
+      </w:r>
+    </w:p>
+    <w:p>
+      <w:pPr>
+        <w:jc w:val="both"/>
+        <w:rPr>
+          <w:sz w:val="36"/>
+          <w:szCs w:val="36"/>
+        </w:rPr>
+      </w:pPr>
+      <w:r>
+        <w:rPr>
+          <w:sz w:val="36"/>
+          <w:szCs w:val="36"/>
+        </w:rPr>
+        <w:t xml:space="preserve"># </w:t>
+      </w:r>
+      <w:r>
+        <w:rPr>
+          <w:b/>
+          <w:bCs/>
+          <w:sz w:val="36"/>
+          <w:szCs w:val="36"/>
+        </w:rPr>
+        <w:t>Dart</w:t>
+      </w:r>
+      <w:r>
+        <w:rPr>
+          <w:sz w:val="36"/>
+          <w:szCs w:val="36"/>
+        </w:rPr>
+        <w:t>'s garbage collection is broken down into two main phases:</w:t>
+      </w:r>
+    </w:p>
+    <w:p>
+      <w:pPr>
+        <w:pStyle w:val="ListParagraph"/>
+        <w:numPr>
+          <w:ilvl w:val="0"/>
+          <w:numId w:val="10"/>
+        </w:numPr>
+        <w:jc w:val="both"/>
+        <w:rPr>
+          <w:sz w:val="36"/>
+          <w:szCs w:val="36"/>
+        </w:rPr>
+      </w:pPr>
+      <w:r>
+        <w:rPr>
+          <w:b/>
+          <w:bCs/>
+          <w:sz w:val="36"/>
+          <w:szCs w:val="36"/>
+        </w:rPr>
+        <w:t>Young Space (Nursery):</w:t>
+      </w:r>
+      <w:r>
+        <w:rPr>
+          <w:sz w:val="36"/>
+          <w:szCs w:val="36"/>
+        </w:rPr>
+        <w:t xml:space="preserve"> Newly created objects (like temporary widgets) are stored here. It is collected very quickly using a fast, stop-the-world process called a scavenger.</w:t>
+      </w:r>
+    </w:p>
+    <w:p>
+      <w:pPr>
+        <w:pStyle w:val="ListParagraph"/>
+        <w:numPr>
+          <w:ilvl w:val="0"/>
+          <w:numId w:val="10"/>
+        </w:numPr>
+        <w:jc w:val="both"/>
+        <w:rPr>
+          <w:sz w:val="36"/>
+          <w:szCs w:val="36"/>
+        </w:rPr>
+      </w:pPr>
+      <w:r>
+        <w:rPr>
+          <w:b/>
+          <w:bCs/>
+          <w:sz w:val="36"/>
+          <w:szCs w:val="36"/>
+        </w:rPr>
+        <w:t>Old Space:</w:t>
+      </w:r>
+      <w:r>
+        <w:rPr>
+          <w:sz w:val="36"/>
+          <w:szCs w:val="36"/>
+        </w:rPr>
+        <w:t xml:space="preserve"> Objects that survive a few collection cycles are moved here. This area handles longer-lived objects and is collected concurrently using mark-and-sweep or compacting algorithms so it doesn't freeze our app.</w:t>
+      </w:r>
     </w:p>
     <w:sectPr>
-      <w:footerReference w:type="default" r:id="rId7"/>
+      <w:footerReference w:type="default" r:id="rId8"/>
       <w:pgSz w:w="11906" w:h="16838" w:code="9"/>
       <w:pgMar w:top="1440" w:right="1440" w:bottom="1440" w:left="1440" w:header="720" w:footer="720" w:gutter="0"/>
       <w:cols w:space="720"/>
@@ -4616,6 +5190,119 @@
 <file path=word/numbering.xml><?xml version="1.0" encoding="utf-8"?>
 <w:numbering xmlns:wpc="http://schemas.microsoft.com/office/word/2010/wordprocessingCanvas" xmlns:cx="http://schemas.microsoft.com/office/drawing/2014/chartex" xmlns:cx1="http://schemas.microsoft.com/office/drawing/2015/9/8/chartex" xmlns:cx2="http://schemas.microsoft.com/office/drawing/2015/10/21/chartex" xmlns:cx3="http://schemas.microsoft.com/office/drawing/2016/5/9/chartex" xmlns:cx4="http://schemas.microsoft.com/office/drawing/2016/5/10/chartex" xmlns:cx5="http://schemas.microsoft.com/office/drawing/2016/5/11/chartex" xmlns:cx6="http://schemas.microsoft.com/office/drawing/2016/5/12/chartex" xmlns:cx7="http://schemas.microsoft.com/office/drawing/2016/5/13/chartex" xmlns:cx8="http://schemas.microsoft.com/office/drawing/2016/5/14/chartex" xmlns:mc="http://schemas.openxmlformats.org/markup-compatibility/2006" xmlns:aink="http://schemas.microsoft.com/office/drawing/2016/ink" xmlns:am3d="http://schemas.microsoft.com/office/drawing/2017/model3d" xmlns:o="urn:schemas-microsoft-com:office:office" xmlns:oel="http://schemas.microsoft.com/office/2019/extlst" xmlns:r="http://schemas.openxmlformats.org/officeDocument/2006/relationships" xmlns:m="http://schemas.openxmlformats.org/officeDocument/2006/math" xmlns:v="urn:schemas-microsoft-com:vml" xmlns:wp14="http://schemas.microsoft.com/office/word/2010/wordprocessingDrawing" xmlns:wp="http://schemas.openxmlformats.org/drawingml/2006/wordprocessingDrawing" xmlns:w10="urn:schemas-microsoft-com:office:word" xmlns:w="http://schemas.openxmlformats.org/wordprocessingml/2006/main" xmlns:w14="http://schemas.microsoft.com/office/word/2010/wordml" xmlns:w15="http://schemas.microsoft.com/office/word/2012/wordml" xmlns:w16cex="http://schemas.microsoft.com/office/word/2018/wordml/cex" xmlns:w16cid="http://schemas.microsoft.com/office/word/2016/wordml/cid" xmlns:w16="http://schemas.microsoft.com/office/word/2018/wordml" xmlns:w16sdtdh="http://schemas.microsoft.com/office/word/2020/wordml/sdtdatahash" xmlns:w16se="http://schemas.microsoft.com/office/word/2015/wordml/symex" xmlns:wpg="http://schemas.microsoft.com/office/word/2010/wordprocessingGroup" xmlns:wpi="http://schemas.microsoft.com/office/word/2010/wordprocessingInk" xmlns:wne="http://schemas.microsoft.com/office/word/2006/wordml" xmlns:wps="http://schemas.microsoft.com/office/word/2010/wordprocessingShape" mc:Ignorable="w14 w15 w16se w16cid w16 w16cex w16sdtdh wp14">
   <w:abstractNum w:abstractNumId="0" w15:restartNumberingAfterBreak="0">
+    <w:nsid w:val="10A42389"/>
+    <w:multiLevelType w:val="hybridMultilevel"/>
+    <w:tmpl w:val="1082B6A4"/>
+    <w:lvl w:ilvl="0" w:tplc="04090001">
+      <w:start w:val="1"/>
+      <w:numFmt w:val="bullet"/>
+      <w:lvlText w:val=""/>
+      <w:lvlJc w:val="left"/>
+      <w:pPr>
+        <w:ind w:left="360" w:hanging="360"/>
+      </w:pPr>
+      <w:rPr>
+        <w:rFonts w:ascii="Symbol" w:hAnsi="Symbol" w:hint="default"/>
+      </w:rPr>
+    </w:lvl>
+    <w:lvl w:ilvl="1" w:tplc="04090003" w:tentative="1">
+      <w:start w:val="1"/>
+      <w:numFmt w:val="bullet"/>
+      <w:lvlText w:val="o"/>
+      <w:lvlJc w:val="left"/>
+      <w:pPr>
+        <w:ind w:left="1080" w:hanging="360"/>
+      </w:pPr>
+      <w:rPr>
+        <w:rFonts w:ascii="Courier New" w:hAnsi="Courier New" w:cs="Courier New" w:hint="default"/>
+      </w:rPr>
+    </w:lvl>
+    <w:lvl w:ilvl="2" w:tplc="04090005" w:tentative="1">
+      <w:start w:val="1"/>
+      <w:numFmt w:val="bullet"/>
+      <w:lvlText w:val=""/>
+      <w:lvlJc w:val="left"/>
+      <w:pPr>
+        <w:ind w:left="1800" w:hanging="360"/>
+      </w:pPr>
+      <w:rPr>
+        <w:rFonts w:ascii="Wingdings" w:hAnsi="Wingdings" w:hint="default"/>
+      </w:rPr>
+    </w:lvl>
+    <w:lvl w:ilvl="3" w:tplc="04090001" w:tentative="1">
+      <w:start w:val="1"/>
+      <w:numFmt w:val="bullet"/>
+      <w:lvlText w:val=""/>
+      <w:lvlJc w:val="left"/>
+      <w:pPr>
+        <w:ind w:left="2520" w:hanging="360"/>
+      </w:pPr>
+      <w:rPr>
+        <w:rFonts w:ascii="Symbol" w:hAnsi="Symbol" w:hint="default"/>
+      </w:rPr>
+    </w:lvl>
+    <w:lvl w:ilvl="4" w:tplc="04090003" w:tentative="1">
+      <w:start w:val="1"/>
+      <w:numFmt w:val="bullet"/>
+      <w:lvlText w:val="o"/>
+      <w:lvlJc w:val="left"/>
+      <w:pPr>
+        <w:ind w:left="3240" w:hanging="360"/>
+      </w:pPr>
+      <w:rPr>
+        <w:rFonts w:ascii="Courier New" w:hAnsi="Courier New" w:cs="Courier New" w:hint="default"/>
+      </w:rPr>
+    </w:lvl>
+    <w:lvl w:ilvl="5" w:tplc="04090005" w:tentative="1">
+      <w:start w:val="1"/>
+      <w:numFmt w:val="bullet"/>
+      <w:lvlText w:val=""/>
+      <w:lvlJc w:val="left"/>
+      <w:pPr>
+        <w:ind w:left="3960" w:hanging="360"/>
+      </w:pPr>
+      <w:rPr>
+        <w:rFonts w:ascii="Wingdings" w:hAnsi="Wingdings" w:hint="default"/>
+      </w:rPr>
+    </w:lvl>
+    <w:lvl w:ilvl="6" w:tplc="04090001" w:tentative="1">
+      <w:start w:val="1"/>
+      <w:numFmt w:val="bullet"/>
+      <w:lvlText w:val=""/>
+      <w:lvlJc w:val="left"/>
+      <w:pPr>
+        <w:ind w:left="4680" w:hanging="360"/>
+      </w:pPr>
+      <w:rPr>
+        <w:rFonts w:ascii="Symbol" w:hAnsi="Symbol" w:hint="default"/>
+      </w:rPr>
+    </w:lvl>
+    <w:lvl w:ilvl="7" w:tplc="04090003" w:tentative="1">
+      <w:start w:val="1"/>
+      <w:numFmt w:val="bullet"/>
+      <w:lvlText w:val="o"/>
+      <w:lvlJc w:val="left"/>
+      <w:pPr>
+        <w:ind w:left="5400" w:hanging="360"/>
+      </w:pPr>
+      <w:rPr>
+        <w:rFonts w:ascii="Courier New" w:hAnsi="Courier New" w:cs="Courier New" w:hint="default"/>
+      </w:rPr>
+    </w:lvl>
+    <w:lvl w:ilvl="8" w:tplc="04090005" w:tentative="1">
+      <w:start w:val="1"/>
+      <w:numFmt w:val="bullet"/>
+      <w:lvlText w:val=""/>
+      <w:lvlJc w:val="left"/>
+      <w:pPr>
+        <w:ind w:left="6120" w:hanging="360"/>
+      </w:pPr>
+      <w:rPr>
+        <w:rFonts w:ascii="Wingdings" w:hAnsi="Wingdings" w:hint="default"/>
+      </w:rPr>
+    </w:lvl>
+  </w:abstractNum>
+  <w:abstractNum w:abstractNumId="1" w15:restartNumberingAfterBreak="0">
     <w:nsid w:val="2557343A"/>
     <w:multiLevelType w:val="hybridMultilevel"/>
     <w:tmpl w:val="8A30FEE6"/>
@@ -4728,7 +5415,7 @@
       </w:rPr>
     </w:lvl>
   </w:abstractNum>
-  <w:abstractNum w:abstractNumId="1" w15:restartNumberingAfterBreak="0">
+  <w:abstractNum w:abstractNumId="2" w15:restartNumberingAfterBreak="0">
     <w:nsid w:val="2F592B5B"/>
     <w:multiLevelType w:val="hybridMultilevel"/>
     <w:tmpl w:val="FE62C13A"/>
@@ -4841,7 +5528,7 @@
       </w:rPr>
     </w:lvl>
   </w:abstractNum>
-  <w:abstractNum w:abstractNumId="2" w15:restartNumberingAfterBreak="0">
+  <w:abstractNum w:abstractNumId="3" w15:restartNumberingAfterBreak="0">
     <w:nsid w:val="352E72A6"/>
     <w:multiLevelType w:val="hybridMultilevel"/>
     <w:tmpl w:val="36608DA2"/>
@@ -4954,7 +5641,7 @@
       </w:rPr>
     </w:lvl>
   </w:abstractNum>
-  <w:abstractNum w:abstractNumId="3" w15:restartNumberingAfterBreak="0">
+  <w:abstractNum w:abstractNumId="4" w15:restartNumberingAfterBreak="0">
     <w:nsid w:val="3CE6114A"/>
     <w:multiLevelType w:val="hybridMultilevel"/>
     <w:tmpl w:val="DAC8EAB2"/>
@@ -5067,7 +5754,7 @@
       </w:rPr>
     </w:lvl>
   </w:abstractNum>
-  <w:abstractNum w:abstractNumId="4" w15:restartNumberingAfterBreak="0">
+  <w:abstractNum w:abstractNumId="5" w15:restartNumberingAfterBreak="0">
     <w:nsid w:val="48BC2A2E"/>
     <w:multiLevelType w:val="hybridMultilevel"/>
     <w:tmpl w:val="262A606E"/>
@@ -5158,7 +5845,233 @@
       </w:pPr>
     </w:lvl>
   </w:abstractNum>
-  <w:abstractNum w:abstractNumId="5" w15:restartNumberingAfterBreak="0">
+  <w:abstractNum w:abstractNumId="6" w15:restartNumberingAfterBreak="0">
+    <w:nsid w:val="4A3641F2"/>
+    <w:multiLevelType w:val="hybridMultilevel"/>
+    <w:tmpl w:val="55A4C6E8"/>
+    <w:lvl w:ilvl="0" w:tplc="04090001">
+      <w:start w:val="1"/>
+      <w:numFmt w:val="bullet"/>
+      <w:lvlText w:val=""/>
+      <w:lvlJc w:val="left"/>
+      <w:pPr>
+        <w:ind w:left="360" w:hanging="360"/>
+      </w:pPr>
+      <w:rPr>
+        <w:rFonts w:ascii="Symbol" w:hAnsi="Symbol" w:hint="default"/>
+      </w:rPr>
+    </w:lvl>
+    <w:lvl w:ilvl="1" w:tplc="04090003" w:tentative="1">
+      <w:start w:val="1"/>
+      <w:numFmt w:val="bullet"/>
+      <w:lvlText w:val="o"/>
+      <w:lvlJc w:val="left"/>
+      <w:pPr>
+        <w:ind w:left="1080" w:hanging="360"/>
+      </w:pPr>
+      <w:rPr>
+        <w:rFonts w:ascii="Courier New" w:hAnsi="Courier New" w:cs="Courier New" w:hint="default"/>
+      </w:rPr>
+    </w:lvl>
+    <w:lvl w:ilvl="2" w:tplc="04090005" w:tentative="1">
+      <w:start w:val="1"/>
+      <w:numFmt w:val="bullet"/>
+      <w:lvlText w:val=""/>
+      <w:lvlJc w:val="left"/>
+      <w:pPr>
+        <w:ind w:left="1800" w:hanging="360"/>
+      </w:pPr>
+      <w:rPr>
+        <w:rFonts w:ascii="Wingdings" w:hAnsi="Wingdings" w:hint="default"/>
+      </w:rPr>
+    </w:lvl>
+    <w:lvl w:ilvl="3" w:tplc="04090001" w:tentative="1">
+      <w:start w:val="1"/>
+      <w:numFmt w:val="bullet"/>
+      <w:lvlText w:val=""/>
+      <w:lvlJc w:val="left"/>
+      <w:pPr>
+        <w:ind w:left="2520" w:hanging="360"/>
+      </w:pPr>
+      <w:rPr>
+        <w:rFonts w:ascii="Symbol" w:hAnsi="Symbol" w:hint="default"/>
+      </w:rPr>
+    </w:lvl>
+    <w:lvl w:ilvl="4" w:tplc="04090003" w:tentative="1">
+      <w:start w:val="1"/>
+      <w:numFmt w:val="bullet"/>
+      <w:lvlText w:val="o"/>
+      <w:lvlJc w:val="left"/>
+      <w:pPr>
+        <w:ind w:left="3240" w:hanging="360"/>
+      </w:pPr>
+      <w:rPr>
+        <w:rFonts w:ascii="Courier New" w:hAnsi="Courier New" w:cs="Courier New" w:hint="default"/>
+      </w:rPr>
+    </w:lvl>
+    <w:lvl w:ilvl="5" w:tplc="04090005" w:tentative="1">
+      <w:start w:val="1"/>
+      <w:numFmt w:val="bullet"/>
+      <w:lvlText w:val=""/>
+      <w:lvlJc w:val="left"/>
+      <w:pPr>
+        <w:ind w:left="3960" w:hanging="360"/>
+      </w:pPr>
+      <w:rPr>
+        <w:rFonts w:ascii="Wingdings" w:hAnsi="Wingdings" w:hint="default"/>
+      </w:rPr>
+    </w:lvl>
+    <w:lvl w:ilvl="6" w:tplc="04090001" w:tentative="1">
+      <w:start w:val="1"/>
+      <w:numFmt w:val="bullet"/>
+      <w:lvlText w:val=""/>
+      <w:lvlJc w:val="left"/>
+      <w:pPr>
+        <w:ind w:left="4680" w:hanging="360"/>
+      </w:pPr>
+      <w:rPr>
+        <w:rFonts w:ascii="Symbol" w:hAnsi="Symbol" w:hint="default"/>
+      </w:rPr>
+    </w:lvl>
+    <w:lvl w:ilvl="7" w:tplc="04090003" w:tentative="1">
+      <w:start w:val="1"/>
+      <w:numFmt w:val="bullet"/>
+      <w:lvlText w:val="o"/>
+      <w:lvlJc w:val="left"/>
+      <w:pPr>
+        <w:ind w:left="5400" w:hanging="360"/>
+      </w:pPr>
+      <w:rPr>
+        <w:rFonts w:ascii="Courier New" w:hAnsi="Courier New" w:cs="Courier New" w:hint="default"/>
+      </w:rPr>
+    </w:lvl>
+    <w:lvl w:ilvl="8" w:tplc="04090005" w:tentative="1">
+      <w:start w:val="1"/>
+      <w:numFmt w:val="bullet"/>
+      <w:lvlText w:val=""/>
+      <w:lvlJc w:val="left"/>
+      <w:pPr>
+        <w:ind w:left="6120" w:hanging="360"/>
+      </w:pPr>
+      <w:rPr>
+        <w:rFonts w:ascii="Wingdings" w:hAnsi="Wingdings" w:hint="default"/>
+      </w:rPr>
+    </w:lvl>
+  </w:abstractNum>
+  <w:abstractNum w:abstractNumId="7" w15:restartNumberingAfterBreak="0">
+    <w:nsid w:val="566B2156"/>
+    <w:multiLevelType w:val="hybridMultilevel"/>
+    <w:tmpl w:val="49A48358"/>
+    <w:lvl w:ilvl="0" w:tplc="04090001">
+      <w:start w:val="1"/>
+      <w:numFmt w:val="bullet"/>
+      <w:lvlText w:val=""/>
+      <w:lvlJc w:val="left"/>
+      <w:pPr>
+        <w:ind w:left="360" w:hanging="360"/>
+      </w:pPr>
+      <w:rPr>
+        <w:rFonts w:ascii="Symbol" w:hAnsi="Symbol" w:hint="default"/>
+      </w:rPr>
+    </w:lvl>
+    <w:lvl w:ilvl="1" w:tplc="04090003" w:tentative="1">
+      <w:start w:val="1"/>
+      <w:numFmt w:val="bullet"/>
+      <w:lvlText w:val="o"/>
+      <w:lvlJc w:val="left"/>
+      <w:pPr>
+        <w:ind w:left="1080" w:hanging="360"/>
+      </w:pPr>
+      <w:rPr>
+        <w:rFonts w:ascii="Courier New" w:hAnsi="Courier New" w:cs="Courier New" w:hint="default"/>
+      </w:rPr>
+    </w:lvl>
+    <w:lvl w:ilvl="2" w:tplc="04090005" w:tentative="1">
+      <w:start w:val="1"/>
+      <w:numFmt w:val="bullet"/>
+      <w:lvlText w:val=""/>
+      <w:lvlJc w:val="left"/>
+      <w:pPr>
+        <w:ind w:left="1800" w:hanging="360"/>
+      </w:pPr>
+      <w:rPr>
+        <w:rFonts w:ascii="Wingdings" w:hAnsi="Wingdings" w:hint="default"/>
+      </w:rPr>
+    </w:lvl>
+    <w:lvl w:ilvl="3" w:tplc="04090001" w:tentative="1">
+      <w:start w:val="1"/>
+      <w:numFmt w:val="bullet"/>
+      <w:lvlText w:val=""/>
+      <w:lvlJc w:val="left"/>
+      <w:pPr>
+        <w:ind w:left="2520" w:hanging="360"/>
+      </w:pPr>
+      <w:rPr>
+        <w:rFonts w:ascii="Symbol" w:hAnsi="Symbol" w:hint="default"/>
+      </w:rPr>
+    </w:lvl>
+    <w:lvl w:ilvl="4" w:tplc="04090003" w:tentative="1">
+      <w:start w:val="1"/>
+      <w:numFmt w:val="bullet"/>
+      <w:lvlText w:val="o"/>
+      <w:lvlJc w:val="left"/>
+      <w:pPr>
+        <w:ind w:left="3240" w:hanging="360"/>
+      </w:pPr>
+      <w:rPr>
+        <w:rFonts w:ascii="Courier New" w:hAnsi="Courier New" w:cs="Courier New" w:hint="default"/>
+      </w:rPr>
+    </w:lvl>
+    <w:lvl w:ilvl="5" w:tplc="04090005" w:tentative="1">
+      <w:start w:val="1"/>
+      <w:numFmt w:val="bullet"/>
+      <w:lvlText w:val=""/>
+      <w:lvlJc w:val="left"/>
+      <w:pPr>
+        <w:ind w:left="3960" w:hanging="360"/>
+      </w:pPr>
+      <w:rPr>
+        <w:rFonts w:ascii="Wingdings" w:hAnsi="Wingdings" w:hint="default"/>
+      </w:rPr>
+    </w:lvl>
+    <w:lvl w:ilvl="6" w:tplc="04090001" w:tentative="1">
+      <w:start w:val="1"/>
+      <w:numFmt w:val="bullet"/>
+      <w:lvlText w:val=""/>
+      <w:lvlJc w:val="left"/>
+      <w:pPr>
+        <w:ind w:left="4680" w:hanging="360"/>
+      </w:pPr>
+      <w:rPr>
+        <w:rFonts w:ascii="Symbol" w:hAnsi="Symbol" w:hint="default"/>
+      </w:rPr>
+    </w:lvl>
+    <w:lvl w:ilvl="7" w:tplc="04090003" w:tentative="1">
+      <w:start w:val="1"/>
+      <w:numFmt w:val="bullet"/>
+      <w:lvlText w:val="o"/>
+      <w:lvlJc w:val="left"/>
+      <w:pPr>
+        <w:ind w:left="5400" w:hanging="360"/>
+      </w:pPr>
+      <w:rPr>
+        <w:rFonts w:ascii="Courier New" w:hAnsi="Courier New" w:cs="Courier New" w:hint="default"/>
+      </w:rPr>
+    </w:lvl>
+    <w:lvl w:ilvl="8" w:tplc="04090005" w:tentative="1">
+      <w:start w:val="1"/>
+      <w:numFmt w:val="bullet"/>
+      <w:lvlText w:val=""/>
+      <w:lvlJc w:val="left"/>
+      <w:pPr>
+        <w:ind w:left="6120" w:hanging="360"/>
+      </w:pPr>
+      <w:rPr>
+        <w:rFonts w:ascii="Wingdings" w:hAnsi="Wingdings" w:hint="default"/>
+      </w:rPr>
+    </w:lvl>
+  </w:abstractNum>
+  <w:abstractNum w:abstractNumId="8" w15:restartNumberingAfterBreak="0">
     <w:nsid w:val="6574689A"/>
     <w:multiLevelType w:val="hybridMultilevel"/>
     <w:tmpl w:val="3040723C"/>
@@ -5271,7 +6184,7 @@
       </w:rPr>
     </w:lvl>
   </w:abstractNum>
-  <w:abstractNum w:abstractNumId="6" w15:restartNumberingAfterBreak="0">
+  <w:abstractNum w:abstractNumId="9" w15:restartNumberingAfterBreak="0">
     <w:nsid w:val="77931365"/>
     <w:multiLevelType w:val="hybridMultilevel"/>
     <w:tmpl w:val="5C26A464"/>
@@ -5385,25 +6298,34 @@
     </w:lvl>
   </w:abstractNum>
   <w:num w:numId="1" w16cid:durableId="664865304">
+    <w:abstractNumId w:val="8"/>
+  </w:num>
+  <w:num w:numId="2" w16cid:durableId="2008902027">
+    <w:abstractNumId w:val="3"/>
+  </w:num>
+  <w:num w:numId="3" w16cid:durableId="704447734">
+    <w:abstractNumId w:val="9"/>
+  </w:num>
+  <w:num w:numId="4" w16cid:durableId="1510021272">
+    <w:abstractNumId w:val="2"/>
+  </w:num>
+  <w:num w:numId="5" w16cid:durableId="359281728">
     <w:abstractNumId w:val="5"/>
   </w:num>
-  <w:num w:numId="2" w16cid:durableId="2008902027">
-    <w:abstractNumId w:val="2"/>
+  <w:num w:numId="6" w16cid:durableId="259992389">
+    <w:abstractNumId w:val="4"/>
   </w:num>
-  <w:num w:numId="3" w16cid:durableId="704447734">
-    <w:abstractNumId w:val="6"/>
-  </w:num>
-  <w:num w:numId="4" w16cid:durableId="1510021272">
+  <w:num w:numId="7" w16cid:durableId="202402556">
     <w:abstractNumId w:val="1"/>
   </w:num>
-  <w:num w:numId="5" w16cid:durableId="359281728">
-    <w:abstractNumId w:val="4"/>
+  <w:num w:numId="8" w16cid:durableId="879320700">
+    <w:abstractNumId w:val="0"/>
   </w:num>
-  <w:num w:numId="6" w16cid:durableId="259992389">
-    <w:abstractNumId w:val="3"/>
+  <w:num w:numId="9" w16cid:durableId="1021131634">
+    <w:abstractNumId w:val="7"/>
   </w:num>
-  <w:num w:numId="7" w16cid:durableId="202402556">
-    <w:abstractNumId w:val="0"/>
+  <w:num w:numId="10" w16cid:durableId="1837186236">
+    <w:abstractNumId w:val="6"/>
   </w:num>
 </w:numbering>
 </file>

--- a/programming_mental_models/p1_programming_mental_models.docx
+++ b/programming_mental_models/p1_programming_mental_models.docx
@@ -101,7 +101,23 @@
           <w:sz w:val="36"/>
           <w:szCs w:val="36"/>
         </w:rPr>
-        <w:t>Think in Systems (not in Components)……………………..3</w:t>
+        <w:t xml:space="preserve">Think in Systems (not in </w:t>
+      </w:r>
+      <w:proofErr w:type="gramStart"/>
+      <w:r>
+        <w:rPr>
+          <w:sz w:val="36"/>
+          <w:szCs w:val="36"/>
+        </w:rPr>
+        <w:t>Components)…</w:t>
+      </w:r>
+      <w:proofErr w:type="gramEnd"/>
+      <w:r>
+        <w:rPr>
+          <w:sz w:val="36"/>
+          <w:szCs w:val="36"/>
+        </w:rPr>
+        <w:t>…………………..3</w:t>
       </w:r>
     </w:p>
     <w:p>
@@ -192,7 +208,23 @@
           <w:sz w:val="36"/>
           <w:szCs w:val="36"/>
         </w:rPr>
-        <w:t>Dynamic Programming…………………………………………..7</w:t>
+        <w:t>Dynamic Programming………………………………………</w:t>
+      </w:r>
+      <w:proofErr w:type="gramStart"/>
+      <w:r>
+        <w:rPr>
+          <w:sz w:val="36"/>
+          <w:szCs w:val="36"/>
+        </w:rPr>
+        <w:t>…..</w:t>
+      </w:r>
+      <w:proofErr w:type="gramEnd"/>
+      <w:r>
+        <w:rPr>
+          <w:sz w:val="36"/>
+          <w:szCs w:val="36"/>
+        </w:rPr>
+        <w:t>7</w:t>
       </w:r>
     </w:p>
     <w:p>
@@ -213,7 +245,23 @@
           <w:sz w:val="36"/>
           <w:szCs w:val="36"/>
         </w:rPr>
-        <w:t>If condition inversing……………………………………………..9</w:t>
+        <w:t>If condition inversing…………………………………………</w:t>
+      </w:r>
+      <w:proofErr w:type="gramStart"/>
+      <w:r>
+        <w:rPr>
+          <w:sz w:val="36"/>
+          <w:szCs w:val="36"/>
+        </w:rPr>
+        <w:t>…..</w:t>
+      </w:r>
+      <w:proofErr w:type="gramEnd"/>
+      <w:r>
+        <w:rPr>
+          <w:sz w:val="36"/>
+          <w:szCs w:val="36"/>
+        </w:rPr>
+        <w:t>9</w:t>
       </w:r>
     </w:p>
     <w:p>
@@ -239,6 +287,27 @@
     </w:p>
     <w:p>
       <w:pPr>
+        <w:pStyle w:val="ListParagraph"/>
+        <w:numPr>
+          <w:ilvl w:val="0"/>
+          <w:numId w:val="5"/>
+        </w:numPr>
+        <w:jc w:val="both"/>
+        <w:rPr>
+          <w:sz w:val="36"/>
+          <w:szCs w:val="36"/>
+        </w:rPr>
+      </w:pPr>
+      <w:r>
+        <w:rPr>
+          <w:sz w:val="36"/>
+          <w:szCs w:val="36"/>
+        </w:rPr>
+        <w:t>SaaS, PaaS &amp; IaaS…………………………………………….12</w:t>
+      </w:r>
+    </w:p>
+    <w:p>
+      <w:pPr>
         <w:rPr>
           <w:sz w:val="36"/>
           <w:szCs w:val="36"/>
@@ -340,7 +409,27 @@
           <w:sz w:val="36"/>
           <w:szCs w:val="36"/>
         </w:rPr>
-        <w:t xml:space="preserve"> State machine</w:t>
+        <w:t xml:space="preserve"> </w:t>
+      </w:r>
+      <w:proofErr w:type="gramStart"/>
+      <w:r>
+        <w:rPr>
+          <w:b/>
+          <w:bCs/>
+          <w:sz w:val="36"/>
+          <w:szCs w:val="36"/>
+        </w:rPr>
+        <w:t>State</w:t>
+      </w:r>
+      <w:proofErr w:type="gramEnd"/>
+      <w:r>
+        <w:rPr>
+          <w:b/>
+          <w:bCs/>
+          <w:sz w:val="36"/>
+          <w:szCs w:val="36"/>
+        </w:rPr>
+        <w:t xml:space="preserve"> machine</w:t>
       </w:r>
       <w:r>
         <w:rPr>
@@ -2000,15 +2089,27 @@
         <w:t xml:space="preserve">        return </w:t>
       </w:r>
       <w:proofErr w:type="spellStart"/>
-      <w:r>
-        <w:rPr>
-          <w:b/>
-          <w:bCs/>
-          <w:color w:val="D86DCB" w:themeColor="accent5" w:themeTint="99"/>
-          <w:sz w:val="36"/>
-          <w:szCs w:val="36"/>
-        </w:rPr>
-        <w:t>self.__name</w:t>
+      <w:proofErr w:type="gramStart"/>
+      <w:r>
+        <w:rPr>
+          <w:b/>
+          <w:bCs/>
+          <w:color w:val="D86DCB" w:themeColor="accent5" w:themeTint="99"/>
+          <w:sz w:val="36"/>
+          <w:szCs w:val="36"/>
+        </w:rPr>
+        <w:t>self._</w:t>
+      </w:r>
+      <w:proofErr w:type="gramEnd"/>
+      <w:r>
+        <w:rPr>
+          <w:b/>
+          <w:bCs/>
+          <w:color w:val="D86DCB" w:themeColor="accent5" w:themeTint="99"/>
+          <w:sz w:val="36"/>
+          <w:szCs w:val="36"/>
+        </w:rPr>
+        <w:t>_name</w:t>
       </w:r>
       <w:proofErr w:type="spellEnd"/>
     </w:p>
@@ -2078,15 +2179,27 @@
         <w:t xml:space="preserve">        return </w:t>
       </w:r>
       <w:proofErr w:type="spellStart"/>
-      <w:r>
-        <w:rPr>
-          <w:b/>
-          <w:bCs/>
-          <w:color w:val="D86DCB" w:themeColor="accent5" w:themeTint="99"/>
-          <w:sz w:val="36"/>
-          <w:szCs w:val="36"/>
-        </w:rPr>
-        <w:t>self.__price</w:t>
+      <w:proofErr w:type="gramStart"/>
+      <w:r>
+        <w:rPr>
+          <w:b/>
+          <w:bCs/>
+          <w:color w:val="D86DCB" w:themeColor="accent5" w:themeTint="99"/>
+          <w:sz w:val="36"/>
+          <w:szCs w:val="36"/>
+        </w:rPr>
+        <w:t>self._</w:t>
+      </w:r>
+      <w:proofErr w:type="gramEnd"/>
+      <w:r>
+        <w:rPr>
+          <w:b/>
+          <w:bCs/>
+          <w:color w:val="D86DCB" w:themeColor="accent5" w:themeTint="99"/>
+          <w:sz w:val="36"/>
+          <w:szCs w:val="36"/>
+        </w:rPr>
+        <w:t>_price</w:t>
       </w:r>
       <w:proofErr w:type="spellEnd"/>
     </w:p>
@@ -2120,7 +2233,18 @@
           <w:sz w:val="36"/>
           <w:szCs w:val="36"/>
         </w:rPr>
-        <w:t>set_name</w:t>
+        <w:t>set_</w:t>
+      </w:r>
+      <w:proofErr w:type="gramStart"/>
+      <w:r>
+        <w:rPr>
+          <w:b/>
+          <w:bCs/>
+          <w:color w:val="D86DCB" w:themeColor="accent5" w:themeTint="99"/>
+          <w:sz w:val="36"/>
+          <w:szCs w:val="36"/>
+        </w:rPr>
+        <w:t>name</w:t>
       </w:r>
       <w:proofErr w:type="spellEnd"/>
       <w:r>
@@ -2131,7 +2255,18 @@
           <w:sz w:val="36"/>
           <w:szCs w:val="36"/>
         </w:rPr>
-        <w:t>(self, price):</w:t>
+        <w:t>(</w:t>
+      </w:r>
+      <w:proofErr w:type="gramEnd"/>
+      <w:r>
+        <w:rPr>
+          <w:b/>
+          <w:bCs/>
+          <w:color w:val="D86DCB" w:themeColor="accent5" w:themeTint="99"/>
+          <w:sz w:val="36"/>
+          <w:szCs w:val="36"/>
+        </w:rPr>
+        <w:t>self, price):</w:t>
       </w:r>
     </w:p>
     <w:p>
@@ -2156,15 +2291,27 @@
         <w:t xml:space="preserve">        </w:t>
       </w:r>
       <w:proofErr w:type="spellStart"/>
-      <w:r>
-        <w:rPr>
-          <w:b/>
-          <w:bCs/>
-          <w:color w:val="D86DCB" w:themeColor="accent5" w:themeTint="99"/>
-          <w:sz w:val="36"/>
-          <w:szCs w:val="36"/>
-        </w:rPr>
-        <w:t>self.__price</w:t>
+      <w:proofErr w:type="gramStart"/>
+      <w:r>
+        <w:rPr>
+          <w:b/>
+          <w:bCs/>
+          <w:color w:val="D86DCB" w:themeColor="accent5" w:themeTint="99"/>
+          <w:sz w:val="36"/>
+          <w:szCs w:val="36"/>
+        </w:rPr>
+        <w:t>self._</w:t>
+      </w:r>
+      <w:proofErr w:type="gramEnd"/>
+      <w:r>
+        <w:rPr>
+          <w:b/>
+          <w:bCs/>
+          <w:color w:val="D86DCB" w:themeColor="accent5" w:themeTint="99"/>
+          <w:sz w:val="36"/>
+          <w:szCs w:val="36"/>
+        </w:rPr>
+        <w:t>_price</w:t>
       </w:r>
       <w:proofErr w:type="spellEnd"/>
       <w:r>
@@ -2208,6 +2355,216 @@
           <w:sz w:val="36"/>
           <w:szCs w:val="36"/>
         </w:rPr>
+        <w:t>apply_</w:t>
+      </w:r>
+      <w:proofErr w:type="gramStart"/>
+      <w:r>
+        <w:rPr>
+          <w:b/>
+          <w:bCs/>
+          <w:color w:val="D86DCB" w:themeColor="accent5" w:themeTint="99"/>
+          <w:sz w:val="36"/>
+          <w:szCs w:val="36"/>
+        </w:rPr>
+        <w:t>discount</w:t>
+      </w:r>
+      <w:proofErr w:type="spellEnd"/>
+      <w:r>
+        <w:rPr>
+          <w:b/>
+          <w:bCs/>
+          <w:color w:val="D86DCB" w:themeColor="accent5" w:themeTint="99"/>
+          <w:sz w:val="36"/>
+          <w:szCs w:val="36"/>
+        </w:rPr>
+        <w:t>(</w:t>
+      </w:r>
+      <w:proofErr w:type="gramEnd"/>
+      <w:r>
+        <w:rPr>
+          <w:b/>
+          <w:bCs/>
+          <w:color w:val="D86DCB" w:themeColor="accent5" w:themeTint="99"/>
+          <w:sz w:val="36"/>
+          <w:szCs w:val="36"/>
+        </w:rPr>
+        <w:t>self, pct):</w:t>
+      </w:r>
+    </w:p>
+    <w:p>
+      <w:pPr>
+        <w:jc w:val="both"/>
+        <w:rPr>
+          <w:b/>
+          <w:bCs/>
+          <w:color w:val="D86DCB" w:themeColor="accent5" w:themeTint="99"/>
+          <w:sz w:val="36"/>
+          <w:szCs w:val="36"/>
+        </w:rPr>
+      </w:pPr>
+      <w:r>
+        <w:rPr>
+          <w:b/>
+          <w:bCs/>
+          <w:color w:val="D86DCB" w:themeColor="accent5" w:themeTint="99"/>
+          <w:sz w:val="36"/>
+          <w:szCs w:val="36"/>
+        </w:rPr>
+        <w:t xml:space="preserve">        </w:t>
+      </w:r>
+      <w:proofErr w:type="gramStart"/>
+      <w:r>
+        <w:rPr>
+          <w:b/>
+          <w:bCs/>
+          <w:color w:val="D86DCB" w:themeColor="accent5" w:themeTint="99"/>
+          <w:sz w:val="36"/>
+          <w:szCs w:val="36"/>
+        </w:rPr>
+        <w:t xml:space="preserve">return  </w:t>
+      </w:r>
+      <w:proofErr w:type="spellStart"/>
+      <w:r>
+        <w:rPr>
+          <w:b/>
+          <w:bCs/>
+          <w:color w:val="D86DCB" w:themeColor="accent5" w:themeTint="99"/>
+          <w:sz w:val="36"/>
+          <w:szCs w:val="36"/>
+        </w:rPr>
+        <w:t>self</w:t>
+      </w:r>
+      <w:proofErr w:type="gramEnd"/>
+      <w:r>
+        <w:rPr>
+          <w:b/>
+          <w:bCs/>
+          <w:color w:val="D86DCB" w:themeColor="accent5" w:themeTint="99"/>
+          <w:sz w:val="36"/>
+          <w:szCs w:val="36"/>
+        </w:rPr>
+        <w:t>.__price</w:t>
+      </w:r>
+      <w:proofErr w:type="spellEnd"/>
+      <w:r>
+        <w:rPr>
+          <w:b/>
+          <w:bCs/>
+          <w:color w:val="D86DCB" w:themeColor="accent5" w:themeTint="99"/>
+          <w:sz w:val="36"/>
+          <w:szCs w:val="36"/>
+        </w:rPr>
+        <w:t xml:space="preserve"> * (1 - pct/100)</w:t>
+      </w:r>
+    </w:p>
+    <w:p>
+      <w:pPr>
+        <w:jc w:val="both"/>
+        <w:rPr>
+          <w:b/>
+          <w:bCs/>
+          <w:color w:val="D86DCB" w:themeColor="accent5" w:themeTint="99"/>
+          <w:sz w:val="36"/>
+          <w:szCs w:val="36"/>
+        </w:rPr>
+      </w:pPr>
+    </w:p>
+    <w:p>
+      <w:pPr>
+        <w:jc w:val="both"/>
+        <w:rPr>
+          <w:b/>
+          <w:bCs/>
+          <w:color w:val="D86DCB" w:themeColor="accent5" w:themeTint="99"/>
+          <w:sz w:val="36"/>
+          <w:szCs w:val="36"/>
+        </w:rPr>
+      </w:pPr>
+      <w:r>
+        <w:rPr>
+          <w:b/>
+          <w:bCs/>
+          <w:color w:val="D86DCB" w:themeColor="accent5" w:themeTint="99"/>
+          <w:sz w:val="36"/>
+          <w:szCs w:val="36"/>
+        </w:rPr>
+        <w:t>class Subscription:</w:t>
+      </w:r>
+    </w:p>
+    <w:p>
+      <w:pPr>
+        <w:jc w:val="both"/>
+        <w:rPr>
+          <w:b/>
+          <w:bCs/>
+          <w:color w:val="D86DCB" w:themeColor="accent5" w:themeTint="99"/>
+          <w:sz w:val="36"/>
+          <w:szCs w:val="36"/>
+        </w:rPr>
+      </w:pPr>
+      <w:r>
+        <w:rPr>
+          <w:b/>
+          <w:bCs/>
+          <w:color w:val="D86DCB" w:themeColor="accent5" w:themeTint="99"/>
+          <w:sz w:val="36"/>
+          <w:szCs w:val="36"/>
+        </w:rPr>
+        <w:t xml:space="preserve">    __monthly = 0.0</w:t>
+      </w:r>
+    </w:p>
+    <w:p>
+      <w:pPr>
+        <w:jc w:val="both"/>
+        <w:rPr>
+          <w:b/>
+          <w:bCs/>
+          <w:color w:val="D86DCB" w:themeColor="accent5" w:themeTint="99"/>
+          <w:sz w:val="36"/>
+          <w:szCs w:val="36"/>
+        </w:rPr>
+      </w:pPr>
+      <w:r>
+        <w:rPr>
+          <w:b/>
+          <w:bCs/>
+          <w:color w:val="D86DCB" w:themeColor="accent5" w:themeTint="99"/>
+          <w:sz w:val="36"/>
+          <w:szCs w:val="36"/>
+        </w:rPr>
+        <w:t xml:space="preserve">    __months = 0</w:t>
+      </w:r>
+    </w:p>
+    <w:p>
+      <w:pPr>
+        <w:jc w:val="both"/>
+        <w:rPr>
+          <w:b/>
+          <w:bCs/>
+          <w:color w:val="D86DCB" w:themeColor="accent5" w:themeTint="99"/>
+          <w:sz w:val="36"/>
+          <w:szCs w:val="36"/>
+        </w:rPr>
+      </w:pPr>
+      <w:r>
+        <w:rPr>
+          <w:b/>
+          <w:bCs/>
+          <w:color w:val="D86DCB" w:themeColor="accent5" w:themeTint="99"/>
+          <w:sz w:val="36"/>
+          <w:szCs w:val="36"/>
+        </w:rPr>
+        <w:t xml:space="preserve">    def </w:t>
+      </w:r>
+      <w:proofErr w:type="spellStart"/>
+      <w:r>
+        <w:rPr>
+          <w:b/>
+          <w:bCs/>
+          <w:color w:val="D86DCB" w:themeColor="accent5" w:themeTint="99"/>
+          <w:sz w:val="36"/>
+          <w:szCs w:val="36"/>
+        </w:rPr>
         <w:t>apply_discount</w:t>
       </w:r>
       <w:proofErr w:type="spellEnd"/>
@@ -2219,206 +2576,52 @@
           <w:sz w:val="36"/>
           <w:szCs w:val="36"/>
         </w:rPr>
-        <w:t>(self, pct):</w:t>
-      </w:r>
-    </w:p>
-    <w:p>
-      <w:pPr>
-        <w:jc w:val="both"/>
-        <w:rPr>
-          <w:b/>
-          <w:bCs/>
-          <w:color w:val="D86DCB" w:themeColor="accent5" w:themeTint="99"/>
-          <w:sz w:val="36"/>
-          <w:szCs w:val="36"/>
-        </w:rPr>
-      </w:pPr>
-      <w:r>
-        <w:rPr>
-          <w:b/>
-          <w:bCs/>
-          <w:color w:val="D86DCB" w:themeColor="accent5" w:themeTint="99"/>
-          <w:sz w:val="36"/>
-          <w:szCs w:val="36"/>
-        </w:rPr>
-        <w:t xml:space="preserve">        return  </w:t>
+        <w:t>(self):</w:t>
+      </w:r>
+    </w:p>
+    <w:p>
+      <w:pPr>
+        <w:jc w:val="both"/>
+        <w:rPr>
+          <w:b/>
+          <w:bCs/>
+          <w:color w:val="D86DCB" w:themeColor="accent5" w:themeTint="99"/>
+          <w:sz w:val="36"/>
+          <w:szCs w:val="36"/>
+        </w:rPr>
+      </w:pPr>
+      <w:r>
+        <w:rPr>
+          <w:b/>
+          <w:bCs/>
+          <w:color w:val="D86DCB" w:themeColor="accent5" w:themeTint="99"/>
+          <w:sz w:val="36"/>
+          <w:szCs w:val="36"/>
+        </w:rPr>
+        <w:t xml:space="preserve">        if </w:t>
       </w:r>
       <w:proofErr w:type="spellStart"/>
-      <w:r>
-        <w:rPr>
-          <w:b/>
-          <w:bCs/>
-          <w:color w:val="D86DCB" w:themeColor="accent5" w:themeTint="99"/>
-          <w:sz w:val="36"/>
-          <w:szCs w:val="36"/>
-        </w:rPr>
-        <w:t>self.__price</w:t>
-      </w:r>
-      <w:proofErr w:type="spellEnd"/>
-      <w:r>
-        <w:rPr>
-          <w:b/>
-          <w:bCs/>
-          <w:color w:val="D86DCB" w:themeColor="accent5" w:themeTint="99"/>
-          <w:sz w:val="36"/>
-          <w:szCs w:val="36"/>
-        </w:rPr>
-        <w:t xml:space="preserve"> * (1 - pct/100)</w:t>
-      </w:r>
-    </w:p>
-    <w:p>
-      <w:pPr>
-        <w:jc w:val="both"/>
-        <w:rPr>
-          <w:b/>
-          <w:bCs/>
-          <w:color w:val="D86DCB" w:themeColor="accent5" w:themeTint="99"/>
-          <w:sz w:val="36"/>
-          <w:szCs w:val="36"/>
-        </w:rPr>
-      </w:pPr>
-    </w:p>
-    <w:p>
-      <w:pPr>
-        <w:jc w:val="both"/>
-        <w:rPr>
-          <w:b/>
-          <w:bCs/>
-          <w:color w:val="D86DCB" w:themeColor="accent5" w:themeTint="99"/>
-          <w:sz w:val="36"/>
-          <w:szCs w:val="36"/>
-        </w:rPr>
-      </w:pPr>
-      <w:r>
-        <w:rPr>
-          <w:b/>
-          <w:bCs/>
-          <w:color w:val="D86DCB" w:themeColor="accent5" w:themeTint="99"/>
-          <w:sz w:val="36"/>
-          <w:szCs w:val="36"/>
-        </w:rPr>
-        <w:t>class Subscription:</w:t>
-      </w:r>
-    </w:p>
-    <w:p>
-      <w:pPr>
-        <w:jc w:val="both"/>
-        <w:rPr>
-          <w:b/>
-          <w:bCs/>
-          <w:color w:val="D86DCB" w:themeColor="accent5" w:themeTint="99"/>
-          <w:sz w:val="36"/>
-          <w:szCs w:val="36"/>
-        </w:rPr>
-      </w:pPr>
-      <w:r>
-        <w:rPr>
-          <w:b/>
-          <w:bCs/>
-          <w:color w:val="D86DCB" w:themeColor="accent5" w:themeTint="99"/>
-          <w:sz w:val="36"/>
-          <w:szCs w:val="36"/>
-        </w:rPr>
-        <w:t xml:space="preserve">    __monthly = 0.0</w:t>
-      </w:r>
-    </w:p>
-    <w:p>
-      <w:pPr>
-        <w:jc w:val="both"/>
-        <w:rPr>
-          <w:b/>
-          <w:bCs/>
-          <w:color w:val="D86DCB" w:themeColor="accent5" w:themeTint="99"/>
-          <w:sz w:val="36"/>
-          <w:szCs w:val="36"/>
-        </w:rPr>
-      </w:pPr>
-      <w:r>
-        <w:rPr>
-          <w:b/>
-          <w:bCs/>
-          <w:color w:val="D86DCB" w:themeColor="accent5" w:themeTint="99"/>
-          <w:sz w:val="36"/>
-          <w:szCs w:val="36"/>
-        </w:rPr>
-        <w:t xml:space="preserve">    __months = 0</w:t>
-      </w:r>
-    </w:p>
-    <w:p>
-      <w:pPr>
-        <w:jc w:val="both"/>
-        <w:rPr>
-          <w:b/>
-          <w:bCs/>
-          <w:color w:val="D86DCB" w:themeColor="accent5" w:themeTint="99"/>
-          <w:sz w:val="36"/>
-          <w:szCs w:val="36"/>
-        </w:rPr>
-      </w:pPr>
-      <w:r>
-        <w:rPr>
-          <w:b/>
-          <w:bCs/>
-          <w:color w:val="D86DCB" w:themeColor="accent5" w:themeTint="99"/>
-          <w:sz w:val="36"/>
-          <w:szCs w:val="36"/>
-        </w:rPr>
-        <w:t xml:space="preserve">    def </w:t>
-      </w:r>
-      <w:proofErr w:type="spellStart"/>
-      <w:r>
-        <w:rPr>
-          <w:b/>
-          <w:bCs/>
-          <w:color w:val="D86DCB" w:themeColor="accent5" w:themeTint="99"/>
-          <w:sz w:val="36"/>
-          <w:szCs w:val="36"/>
-        </w:rPr>
-        <w:t>apply_discount</w:t>
-      </w:r>
-      <w:proofErr w:type="spellEnd"/>
-      <w:r>
-        <w:rPr>
-          <w:b/>
-          <w:bCs/>
-          <w:color w:val="D86DCB" w:themeColor="accent5" w:themeTint="99"/>
-          <w:sz w:val="36"/>
-          <w:szCs w:val="36"/>
-        </w:rPr>
-        <w:t>(self):</w:t>
-      </w:r>
-    </w:p>
-    <w:p>
-      <w:pPr>
-        <w:jc w:val="both"/>
-        <w:rPr>
-          <w:b/>
-          <w:bCs/>
-          <w:color w:val="D86DCB" w:themeColor="accent5" w:themeTint="99"/>
-          <w:sz w:val="36"/>
-          <w:szCs w:val="36"/>
-        </w:rPr>
-      </w:pPr>
-      <w:r>
-        <w:rPr>
-          <w:b/>
-          <w:bCs/>
-          <w:color w:val="D86DCB" w:themeColor="accent5" w:themeTint="99"/>
-          <w:sz w:val="36"/>
-          <w:szCs w:val="36"/>
-        </w:rPr>
-        <w:t xml:space="preserve">        if </w:t>
-      </w:r>
-      <w:proofErr w:type="spellStart"/>
-      <w:r>
-        <w:rPr>
-          <w:b/>
-          <w:bCs/>
-          <w:color w:val="D86DCB" w:themeColor="accent5" w:themeTint="99"/>
-          <w:sz w:val="36"/>
-          <w:szCs w:val="36"/>
-        </w:rPr>
-        <w:t>self.__months</w:t>
+      <w:proofErr w:type="gramStart"/>
+      <w:r>
+        <w:rPr>
+          <w:b/>
+          <w:bCs/>
+          <w:color w:val="D86DCB" w:themeColor="accent5" w:themeTint="99"/>
+          <w:sz w:val="36"/>
+          <w:szCs w:val="36"/>
+        </w:rPr>
+        <w:t>self._</w:t>
+      </w:r>
+      <w:proofErr w:type="gramEnd"/>
+      <w:r>
+        <w:rPr>
+          <w:b/>
+          <w:bCs/>
+          <w:color w:val="D86DCB" w:themeColor="accent5" w:themeTint="99"/>
+          <w:sz w:val="36"/>
+          <w:szCs w:val="36"/>
+        </w:rPr>
+        <w:t>_months</w:t>
       </w:r>
       <w:proofErr w:type="spellEnd"/>
       <w:r>
@@ -2455,15 +2658,27 @@
         <w:t xml:space="preserve">            return </w:t>
       </w:r>
       <w:proofErr w:type="spellStart"/>
-      <w:r>
-        <w:rPr>
-          <w:b/>
-          <w:bCs/>
-          <w:color w:val="D86DCB" w:themeColor="accent5" w:themeTint="99"/>
-          <w:sz w:val="36"/>
-          <w:szCs w:val="36"/>
-        </w:rPr>
-        <w:t>self.__monthly</w:t>
+      <w:proofErr w:type="gramStart"/>
+      <w:r>
+        <w:rPr>
+          <w:b/>
+          <w:bCs/>
+          <w:color w:val="D86DCB" w:themeColor="accent5" w:themeTint="99"/>
+          <w:sz w:val="36"/>
+          <w:szCs w:val="36"/>
+        </w:rPr>
+        <w:t>self._</w:t>
+      </w:r>
+      <w:proofErr w:type="gramEnd"/>
+      <w:r>
+        <w:rPr>
+          <w:b/>
+          <w:bCs/>
+          <w:color w:val="D86DCB" w:themeColor="accent5" w:themeTint="99"/>
+          <w:sz w:val="36"/>
+          <w:szCs w:val="36"/>
+        </w:rPr>
+        <w:t>_monthly</w:t>
       </w:r>
       <w:proofErr w:type="spellEnd"/>
       <w:r>
@@ -2499,15 +2714,27 @@
         <w:t xml:space="preserve">        return </w:t>
       </w:r>
       <w:proofErr w:type="spellStart"/>
-      <w:r>
-        <w:rPr>
-          <w:b/>
-          <w:bCs/>
-          <w:color w:val="D86DCB" w:themeColor="accent5" w:themeTint="99"/>
-          <w:sz w:val="36"/>
-          <w:szCs w:val="36"/>
-        </w:rPr>
-        <w:t>self.__monthly</w:t>
+      <w:proofErr w:type="gramStart"/>
+      <w:r>
+        <w:rPr>
+          <w:b/>
+          <w:bCs/>
+          <w:color w:val="D86DCB" w:themeColor="accent5" w:themeTint="99"/>
+          <w:sz w:val="36"/>
+          <w:szCs w:val="36"/>
+        </w:rPr>
+        <w:t>self._</w:t>
+      </w:r>
+      <w:proofErr w:type="gramEnd"/>
+      <w:r>
+        <w:rPr>
+          <w:b/>
+          <w:bCs/>
+          <w:color w:val="D86DCB" w:themeColor="accent5" w:themeTint="99"/>
+          <w:sz w:val="36"/>
+          <w:szCs w:val="36"/>
+        </w:rPr>
+        <w:t>_monthly</w:t>
       </w:r>
       <w:proofErr w:type="spellEnd"/>
     </w:p>
@@ -2552,7 +2779,29 @@
           <w:sz w:val="36"/>
           <w:szCs w:val="36"/>
         </w:rPr>
-        <w:t>p = Product()</w:t>
+        <w:t xml:space="preserve">p = </w:t>
+      </w:r>
+      <w:proofErr w:type="gramStart"/>
+      <w:r>
+        <w:rPr>
+          <w:b/>
+          <w:bCs/>
+          <w:color w:val="D86DCB" w:themeColor="accent5" w:themeTint="99"/>
+          <w:sz w:val="36"/>
+          <w:szCs w:val="36"/>
+        </w:rPr>
+        <w:t>Product(</w:t>
+      </w:r>
+      <w:proofErr w:type="gramEnd"/>
+      <w:r>
+        <w:rPr>
+          <w:b/>
+          <w:bCs/>
+          <w:color w:val="D86DCB" w:themeColor="accent5" w:themeTint="99"/>
+          <w:sz w:val="36"/>
+          <w:szCs w:val="36"/>
+        </w:rPr>
+        <w:t>)</w:t>
       </w:r>
     </w:p>
     <w:p>
@@ -2629,7 +2878,18 @@
           <w:sz w:val="36"/>
           <w:szCs w:val="36"/>
         </w:rPr>
-        <w:t>p.get_price</w:t>
+        <w:t>p.get_</w:t>
+      </w:r>
+      <w:proofErr w:type="gramStart"/>
+      <w:r>
+        <w:rPr>
+          <w:b/>
+          <w:bCs/>
+          <w:color w:val="D86DCB" w:themeColor="accent5" w:themeTint="99"/>
+          <w:sz w:val="36"/>
+          <w:szCs w:val="36"/>
+        </w:rPr>
+        <w:t>price</w:t>
       </w:r>
       <w:proofErr w:type="spellEnd"/>
       <w:r>
@@ -2640,7 +2900,18 @@
           <w:sz w:val="36"/>
           <w:szCs w:val="36"/>
         </w:rPr>
-        <w:t>() * qty # Data leaked</w:t>
+        <w:t>(</w:t>
+      </w:r>
+      <w:proofErr w:type="gramEnd"/>
+      <w:r>
+        <w:rPr>
+          <w:b/>
+          <w:bCs/>
+          <w:color w:val="D86DCB" w:themeColor="accent5" w:themeTint="99"/>
+          <w:sz w:val="36"/>
+          <w:szCs w:val="36"/>
+        </w:rPr>
+        <w:t>) * qty # Data leaked</w:t>
       </w:r>
     </w:p>
     <w:p>
@@ -2673,7 +2944,18 @@
           <w:sz w:val="36"/>
           <w:szCs w:val="36"/>
         </w:rPr>
-        <w:t>p.get_price</w:t>
+        <w:t>p.get_</w:t>
+      </w:r>
+      <w:proofErr w:type="gramStart"/>
+      <w:r>
+        <w:rPr>
+          <w:b/>
+          <w:bCs/>
+          <w:color w:val="D86DCB" w:themeColor="accent5" w:themeTint="99"/>
+          <w:sz w:val="36"/>
+          <w:szCs w:val="36"/>
+        </w:rPr>
+        <w:t>price</w:t>
       </w:r>
       <w:proofErr w:type="spellEnd"/>
       <w:r>
@@ -2684,7 +2966,18 @@
           <w:sz w:val="36"/>
           <w:szCs w:val="36"/>
         </w:rPr>
-        <w:t>() * rate</w:t>
+        <w:t>(</w:t>
+      </w:r>
+      <w:proofErr w:type="gramEnd"/>
+      <w:r>
+        <w:rPr>
+          <w:b/>
+          <w:bCs/>
+          <w:color w:val="D86DCB" w:themeColor="accent5" w:themeTint="99"/>
+          <w:sz w:val="36"/>
+          <w:szCs w:val="36"/>
+        </w:rPr>
+        <w:t>) * rate</w:t>
       </w:r>
     </w:p>
     <w:p>
@@ -2872,15 +3165,27 @@
         <w:t xml:space="preserve">        return </w:t>
       </w:r>
       <w:proofErr w:type="spellStart"/>
-      <w:r>
-        <w:rPr>
-          <w:b/>
-          <w:bCs/>
-          <w:color w:val="D86DCB" w:themeColor="accent5" w:themeTint="99"/>
-          <w:sz w:val="36"/>
-          <w:szCs w:val="36"/>
-        </w:rPr>
-        <w:t>self.__name</w:t>
+      <w:proofErr w:type="gramStart"/>
+      <w:r>
+        <w:rPr>
+          <w:b/>
+          <w:bCs/>
+          <w:color w:val="D86DCB" w:themeColor="accent5" w:themeTint="99"/>
+          <w:sz w:val="36"/>
+          <w:szCs w:val="36"/>
+        </w:rPr>
+        <w:t>self._</w:t>
+      </w:r>
+      <w:proofErr w:type="gramEnd"/>
+      <w:r>
+        <w:rPr>
+          <w:b/>
+          <w:bCs/>
+          <w:color w:val="D86DCB" w:themeColor="accent5" w:themeTint="99"/>
+          <w:sz w:val="36"/>
+          <w:szCs w:val="36"/>
+        </w:rPr>
+        <w:t>_name</w:t>
       </w:r>
       <w:proofErr w:type="spellEnd"/>
     </w:p>
@@ -2950,15 +3255,27 @@
         <w:t xml:space="preserve">        return </w:t>
       </w:r>
       <w:proofErr w:type="spellStart"/>
-      <w:r>
-        <w:rPr>
-          <w:b/>
-          <w:bCs/>
-          <w:color w:val="D86DCB" w:themeColor="accent5" w:themeTint="99"/>
-          <w:sz w:val="36"/>
-          <w:szCs w:val="36"/>
-        </w:rPr>
-        <w:t>self.__price</w:t>
+      <w:proofErr w:type="gramStart"/>
+      <w:r>
+        <w:rPr>
+          <w:b/>
+          <w:bCs/>
+          <w:color w:val="D86DCB" w:themeColor="accent5" w:themeTint="99"/>
+          <w:sz w:val="36"/>
+          <w:szCs w:val="36"/>
+        </w:rPr>
+        <w:t>self._</w:t>
+      </w:r>
+      <w:proofErr w:type="gramEnd"/>
+      <w:r>
+        <w:rPr>
+          <w:b/>
+          <w:bCs/>
+          <w:color w:val="D86DCB" w:themeColor="accent5" w:themeTint="99"/>
+          <w:sz w:val="36"/>
+          <w:szCs w:val="36"/>
+        </w:rPr>
+        <w:t>_price</w:t>
       </w:r>
       <w:proofErr w:type="spellEnd"/>
     </w:p>
@@ -2992,7 +3309,18 @@
           <w:sz w:val="36"/>
           <w:szCs w:val="36"/>
         </w:rPr>
-        <w:t>set_name</w:t>
+        <w:t>set_</w:t>
+      </w:r>
+      <w:proofErr w:type="gramStart"/>
+      <w:r>
+        <w:rPr>
+          <w:b/>
+          <w:bCs/>
+          <w:color w:val="D86DCB" w:themeColor="accent5" w:themeTint="99"/>
+          <w:sz w:val="36"/>
+          <w:szCs w:val="36"/>
+        </w:rPr>
+        <w:t>name</w:t>
       </w:r>
       <w:proofErr w:type="spellEnd"/>
       <w:r>
@@ -3003,7 +3331,18 @@
           <w:sz w:val="36"/>
           <w:szCs w:val="36"/>
         </w:rPr>
-        <w:t>(self, price):</w:t>
+        <w:t>(</w:t>
+      </w:r>
+      <w:proofErr w:type="gramEnd"/>
+      <w:r>
+        <w:rPr>
+          <w:b/>
+          <w:bCs/>
+          <w:color w:val="D86DCB" w:themeColor="accent5" w:themeTint="99"/>
+          <w:sz w:val="36"/>
+          <w:szCs w:val="36"/>
+        </w:rPr>
+        <w:t>self, price):</w:t>
       </w:r>
     </w:p>
     <w:p>
@@ -3029,15 +3368,27 @@
         <w:t xml:space="preserve">        </w:t>
       </w:r>
       <w:proofErr w:type="spellStart"/>
-      <w:r>
-        <w:rPr>
-          <w:b/>
-          <w:bCs/>
-          <w:color w:val="D86DCB" w:themeColor="accent5" w:themeTint="99"/>
-          <w:sz w:val="36"/>
-          <w:szCs w:val="36"/>
-        </w:rPr>
-        <w:t>self.__price</w:t>
+      <w:proofErr w:type="gramStart"/>
+      <w:r>
+        <w:rPr>
+          <w:b/>
+          <w:bCs/>
+          <w:color w:val="D86DCB" w:themeColor="accent5" w:themeTint="99"/>
+          <w:sz w:val="36"/>
+          <w:szCs w:val="36"/>
+        </w:rPr>
+        <w:t>self._</w:t>
+      </w:r>
+      <w:proofErr w:type="gramEnd"/>
+      <w:r>
+        <w:rPr>
+          <w:b/>
+          <w:bCs/>
+          <w:color w:val="D86DCB" w:themeColor="accent5" w:themeTint="99"/>
+          <w:sz w:val="36"/>
+          <w:szCs w:val="36"/>
+        </w:rPr>
+        <w:t>_price</w:t>
       </w:r>
       <w:proofErr w:type="spellEnd"/>
       <w:r>
@@ -3081,7 +3432,18 @@
           <w:sz w:val="36"/>
           <w:szCs w:val="36"/>
         </w:rPr>
-        <w:t>apply_discount</w:t>
+        <w:t>apply_</w:t>
+      </w:r>
+      <w:proofErr w:type="gramStart"/>
+      <w:r>
+        <w:rPr>
+          <w:b/>
+          <w:bCs/>
+          <w:color w:val="D86DCB" w:themeColor="accent5" w:themeTint="99"/>
+          <w:sz w:val="36"/>
+          <w:szCs w:val="36"/>
+        </w:rPr>
+        <w:t>discount</w:t>
       </w:r>
       <w:proofErr w:type="spellEnd"/>
       <w:r>
@@ -3092,29 +3454,51 @@
           <w:sz w:val="36"/>
           <w:szCs w:val="36"/>
         </w:rPr>
-        <w:t>(self, pct):</w:t>
-      </w:r>
-    </w:p>
-    <w:p>
-      <w:pPr>
-        <w:jc w:val="both"/>
-        <w:rPr>
-          <w:b/>
-          <w:bCs/>
-          <w:color w:val="D86DCB" w:themeColor="accent5" w:themeTint="99"/>
-          <w:sz w:val="36"/>
-          <w:szCs w:val="36"/>
-        </w:rPr>
-      </w:pPr>
-      <w:r>
-        <w:rPr>
-          <w:b/>
-          <w:bCs/>
-          <w:color w:val="D86DCB" w:themeColor="accent5" w:themeTint="99"/>
-          <w:sz w:val="36"/>
-          <w:szCs w:val="36"/>
-        </w:rPr>
-        <w:t xml:space="preserve">        return  </w:t>
+        <w:t>(</w:t>
+      </w:r>
+      <w:proofErr w:type="gramEnd"/>
+      <w:r>
+        <w:rPr>
+          <w:b/>
+          <w:bCs/>
+          <w:color w:val="D86DCB" w:themeColor="accent5" w:themeTint="99"/>
+          <w:sz w:val="36"/>
+          <w:szCs w:val="36"/>
+        </w:rPr>
+        <w:t>self, pct):</w:t>
+      </w:r>
+    </w:p>
+    <w:p>
+      <w:pPr>
+        <w:jc w:val="both"/>
+        <w:rPr>
+          <w:b/>
+          <w:bCs/>
+          <w:color w:val="D86DCB" w:themeColor="accent5" w:themeTint="99"/>
+          <w:sz w:val="36"/>
+          <w:szCs w:val="36"/>
+        </w:rPr>
+      </w:pPr>
+      <w:r>
+        <w:rPr>
+          <w:b/>
+          <w:bCs/>
+          <w:color w:val="D86DCB" w:themeColor="accent5" w:themeTint="99"/>
+          <w:sz w:val="36"/>
+          <w:szCs w:val="36"/>
+        </w:rPr>
+        <w:t xml:space="preserve">        </w:t>
+      </w:r>
+      <w:proofErr w:type="gramStart"/>
+      <w:r>
+        <w:rPr>
+          <w:b/>
+          <w:bCs/>
+          <w:color w:val="D86DCB" w:themeColor="accent5" w:themeTint="99"/>
+          <w:sz w:val="36"/>
+          <w:szCs w:val="36"/>
+        </w:rPr>
+        <w:t xml:space="preserve">return  </w:t>
       </w:r>
       <w:proofErr w:type="spellStart"/>
       <w:r>
@@ -3125,7 +3509,18 @@
           <w:sz w:val="36"/>
           <w:szCs w:val="36"/>
         </w:rPr>
-        <w:t>self.__price</w:t>
+        <w:t>self</w:t>
+      </w:r>
+      <w:proofErr w:type="gramEnd"/>
+      <w:r>
+        <w:rPr>
+          <w:b/>
+          <w:bCs/>
+          <w:color w:val="D86DCB" w:themeColor="accent5" w:themeTint="99"/>
+          <w:sz w:val="36"/>
+          <w:szCs w:val="36"/>
+        </w:rPr>
+        <w:t>.__price</w:t>
       </w:r>
       <w:proofErr w:type="spellEnd"/>
       <w:r>
@@ -3225,7 +3620,18 @@
           <w:sz w:val="36"/>
           <w:szCs w:val="36"/>
         </w:rPr>
-        <w:t>apply_discount</w:t>
+        <w:t>apply_</w:t>
+      </w:r>
+      <w:proofErr w:type="gramStart"/>
+      <w:r>
+        <w:rPr>
+          <w:b/>
+          <w:bCs/>
+          <w:color w:val="D86DCB" w:themeColor="accent5" w:themeTint="99"/>
+          <w:sz w:val="36"/>
+          <w:szCs w:val="36"/>
+        </w:rPr>
+        <w:t>discount</w:t>
       </w:r>
       <w:proofErr w:type="spellEnd"/>
       <w:r>
@@ -3236,7 +3642,18 @@
           <w:sz w:val="36"/>
           <w:szCs w:val="36"/>
         </w:rPr>
-        <w:t>(self, product = Product(), pct = 0.0):</w:t>
+        <w:t>(</w:t>
+      </w:r>
+      <w:proofErr w:type="gramEnd"/>
+      <w:r>
+        <w:rPr>
+          <w:b/>
+          <w:bCs/>
+          <w:color w:val="D86DCB" w:themeColor="accent5" w:themeTint="99"/>
+          <w:sz w:val="36"/>
+          <w:szCs w:val="36"/>
+        </w:rPr>
+        <w:t>self, product = Product(), pct = 0.0):</w:t>
       </w:r>
     </w:p>
     <w:p>
@@ -3269,7 +3686,18 @@
           <w:sz w:val="36"/>
           <w:szCs w:val="36"/>
         </w:rPr>
-        <w:t>product.get_price</w:t>
+        <w:t>product.get_</w:t>
+      </w:r>
+      <w:proofErr w:type="gramStart"/>
+      <w:r>
+        <w:rPr>
+          <w:b/>
+          <w:bCs/>
+          <w:color w:val="D86DCB" w:themeColor="accent5" w:themeTint="99"/>
+          <w:sz w:val="36"/>
+          <w:szCs w:val="36"/>
+        </w:rPr>
+        <w:t>price</w:t>
       </w:r>
       <w:proofErr w:type="spellEnd"/>
       <w:r>
@@ -3280,7 +3708,18 @@
           <w:sz w:val="36"/>
           <w:szCs w:val="36"/>
         </w:rPr>
-        <w:t>() * (1 - pct/100)</w:t>
+        <w:t>(</w:t>
+      </w:r>
+      <w:proofErr w:type="gramEnd"/>
+      <w:r>
+        <w:rPr>
+          <w:b/>
+          <w:bCs/>
+          <w:color w:val="D86DCB" w:themeColor="accent5" w:themeTint="99"/>
+          <w:sz w:val="36"/>
+          <w:szCs w:val="36"/>
+        </w:rPr>
+        <w:t>) * (1 - pct/100)</w:t>
       </w:r>
     </w:p>
     <w:p>
@@ -3918,7 +4357,18 @@
           <w:sz w:val="36"/>
           <w:szCs w:val="36"/>
         </w:rPr>
-        <w:t xml:space="preserve">   if (!</w:t>
+        <w:t xml:space="preserve">   if </w:t>
+      </w:r>
+      <w:proofErr w:type="gramStart"/>
+      <w:r>
+        <w:rPr>
+          <w:b/>
+          <w:bCs/>
+          <w:color w:val="D86DCB" w:themeColor="accent5" w:themeTint="99"/>
+          <w:sz w:val="36"/>
+          <w:szCs w:val="36"/>
+        </w:rPr>
+        <w:t>(!</w:t>
       </w:r>
       <w:proofErr w:type="spellStart"/>
       <w:r>
@@ -3932,6 +4382,7 @@
         <w:t>isSuccess</w:t>
       </w:r>
       <w:proofErr w:type="spellEnd"/>
+      <w:proofErr w:type="gramEnd"/>
       <w:r>
         <w:rPr>
           <w:b/>
@@ -4867,16 +5318,34 @@
           <w:sz w:val="36"/>
           <w:szCs w:val="36"/>
         </w:rPr>
-        <w:t xml:space="preserve">objects held in controllers that never </w:t>
-      </w:r>
-      <w:r>
-        <w:rPr>
-          <w:b/>
-          <w:bCs/>
-          <w:sz w:val="36"/>
-          <w:szCs w:val="36"/>
-        </w:rPr>
-        <w:t>.cancel()</w:t>
+        <w:t xml:space="preserve">objects held in controllers that </w:t>
+      </w:r>
+      <w:proofErr w:type="gramStart"/>
+      <w:r>
+        <w:rPr>
+          <w:sz w:val="36"/>
+          <w:szCs w:val="36"/>
+        </w:rPr>
+        <w:t xml:space="preserve">never </w:t>
+      </w:r>
+      <w:r>
+        <w:rPr>
+          <w:b/>
+          <w:bCs/>
+          <w:sz w:val="36"/>
+          <w:szCs w:val="36"/>
+        </w:rPr>
+        <w:t>.cancel</w:t>
+      </w:r>
+      <w:proofErr w:type="gramEnd"/>
+      <w:r>
+        <w:rPr>
+          <w:b/>
+          <w:bCs/>
+          <w:sz w:val="36"/>
+          <w:szCs w:val="36"/>
+        </w:rPr>
+        <w:t>()</w:t>
       </w:r>
       <w:r>
         <w:rPr>
@@ -5072,6 +5541,540 @@
         </w:rPr>
         <w:t xml:space="preserve"> Objects that survive a few collection cycles are moved here. This area handles longer-lived objects and is collected concurrently using mark-and-sweep or compacting algorithms so it doesn't freeze our app.</w:t>
       </w:r>
+    </w:p>
+    <w:p>
+      <w:pPr>
+        <w:jc w:val="both"/>
+        <w:rPr>
+          <w:sz w:val="36"/>
+          <w:szCs w:val="36"/>
+        </w:rPr>
+      </w:pPr>
+    </w:p>
+    <w:p>
+      <w:pPr>
+        <w:jc w:val="center"/>
+        <w:rPr>
+          <w:sz w:val="36"/>
+          <w:szCs w:val="36"/>
+        </w:rPr>
+      </w:pPr>
+      <w:r>
+        <w:rPr>
+          <w:sz w:val="36"/>
+          <w:szCs w:val="36"/>
+        </w:rPr>
+        <w:t>Break</w:t>
+      </w:r>
+    </w:p>
+    <w:p>
+      <w:pPr>
+        <w:jc w:val="both"/>
+        <w:rPr>
+          <w:sz w:val="36"/>
+          <w:szCs w:val="36"/>
+        </w:rPr>
+      </w:pPr>
+    </w:p>
+    <w:p>
+      <w:pPr>
+        <w:jc w:val="both"/>
+        <w:rPr>
+          <w:b/>
+          <w:bCs/>
+          <w:sz w:val="36"/>
+          <w:szCs w:val="36"/>
+        </w:rPr>
+      </w:pPr>
+      <w:r>
+        <w:rPr>
+          <w:b/>
+          <w:bCs/>
+          <w:sz w:val="36"/>
+          <w:szCs w:val="36"/>
+        </w:rPr>
+        <w:t>SaaS, PaaS &amp; IaaS:</w:t>
+      </w:r>
+    </w:p>
+    <w:p>
+      <w:pPr>
+        <w:jc w:val="both"/>
+        <w:rPr>
+          <w:sz w:val="36"/>
+          <w:szCs w:val="36"/>
+        </w:rPr>
+      </w:pPr>
+      <w:r>
+        <w:rPr>
+          <w:sz w:val="36"/>
+          <w:szCs w:val="36"/>
+        </w:rPr>
+        <w:t># These are 3 cloud models serving different purposes:</w:t>
+      </w:r>
+    </w:p>
+    <w:p>
+      <w:pPr>
+        <w:jc w:val="both"/>
+        <w:rPr>
+          <w:sz w:val="36"/>
+          <w:szCs w:val="36"/>
+        </w:rPr>
+      </w:pPr>
+    </w:p>
+    <w:p>
+      <w:pPr>
+        <w:pStyle w:val="ListParagraph"/>
+        <w:numPr>
+          <w:ilvl w:val="0"/>
+          <w:numId w:val="11"/>
+        </w:numPr>
+        <w:jc w:val="both"/>
+        <w:rPr>
+          <w:sz w:val="36"/>
+          <w:szCs w:val="36"/>
+        </w:rPr>
+      </w:pPr>
+      <w:r>
+        <w:rPr>
+          <w:b/>
+          <w:bCs/>
+          <w:sz w:val="36"/>
+          <w:szCs w:val="36"/>
+        </w:rPr>
+        <w:t xml:space="preserve">SaaS </w:t>
+      </w:r>
+      <w:r>
+        <w:rPr>
+          <w:sz w:val="36"/>
+          <w:szCs w:val="36"/>
+        </w:rPr>
+        <w:t>(Software as a Service):</w:t>
+      </w:r>
+    </w:p>
+    <w:p>
+      <w:pPr>
+        <w:jc w:val="both"/>
+        <w:rPr>
+          <w:sz w:val="36"/>
+          <w:szCs w:val="36"/>
+        </w:rPr>
+      </w:pPr>
+      <w:r>
+        <w:rPr>
+          <w:sz w:val="36"/>
+          <w:szCs w:val="36"/>
+        </w:rPr>
+        <w:t># Ready-to-use software accessed over the internet or website. “Just use the software”</w:t>
+      </w:r>
+    </w:p>
+    <w:p>
+      <w:pPr>
+        <w:jc w:val="both"/>
+        <w:rPr>
+          <w:sz w:val="36"/>
+          <w:szCs w:val="36"/>
+        </w:rPr>
+      </w:pPr>
+      <w:r>
+        <w:rPr>
+          <w:sz w:val="36"/>
+          <w:szCs w:val="36"/>
+        </w:rPr>
+        <w:t># Best for End Users, they consume the software without worrying about the backend</w:t>
+      </w:r>
+    </w:p>
+    <w:p>
+      <w:pPr>
+        <w:jc w:val="both"/>
+        <w:rPr>
+          <w:sz w:val="36"/>
+          <w:szCs w:val="36"/>
+        </w:rPr>
+      </w:pPr>
+      <w:r>
+        <w:rPr>
+          <w:sz w:val="36"/>
+          <w:szCs w:val="36"/>
+        </w:rPr>
+        <w:lastRenderedPageBreak/>
+        <w:t># Examples:</w:t>
+      </w:r>
+    </w:p>
+    <w:p>
+      <w:pPr>
+        <w:pStyle w:val="ListParagraph"/>
+        <w:numPr>
+          <w:ilvl w:val="0"/>
+          <w:numId w:val="12"/>
+        </w:numPr>
+        <w:jc w:val="both"/>
+        <w:rPr>
+          <w:sz w:val="36"/>
+          <w:szCs w:val="36"/>
+        </w:rPr>
+      </w:pPr>
+      <w:r>
+        <w:rPr>
+          <w:sz w:val="36"/>
+          <w:szCs w:val="36"/>
+        </w:rPr>
+        <w:t>Canva</w:t>
+      </w:r>
+    </w:p>
+    <w:p>
+      <w:pPr>
+        <w:pStyle w:val="ListParagraph"/>
+        <w:numPr>
+          <w:ilvl w:val="0"/>
+          <w:numId w:val="12"/>
+        </w:numPr>
+        <w:jc w:val="both"/>
+        <w:rPr>
+          <w:sz w:val="36"/>
+          <w:szCs w:val="36"/>
+        </w:rPr>
+      </w:pPr>
+      <w:r>
+        <w:rPr>
+          <w:sz w:val="36"/>
+          <w:szCs w:val="36"/>
+        </w:rPr>
+        <w:t>Shopify</w:t>
+      </w:r>
+    </w:p>
+    <w:p>
+      <w:pPr>
+        <w:pStyle w:val="ListParagraph"/>
+        <w:numPr>
+          <w:ilvl w:val="0"/>
+          <w:numId w:val="12"/>
+        </w:numPr>
+        <w:jc w:val="both"/>
+        <w:rPr>
+          <w:sz w:val="36"/>
+          <w:szCs w:val="36"/>
+        </w:rPr>
+      </w:pPr>
+      <w:r>
+        <w:rPr>
+          <w:sz w:val="36"/>
+          <w:szCs w:val="36"/>
+        </w:rPr>
+        <w:t>Zoom</w:t>
+      </w:r>
+    </w:p>
+    <w:p>
+      <w:pPr>
+        <w:jc w:val="both"/>
+        <w:rPr>
+          <w:sz w:val="36"/>
+          <w:szCs w:val="36"/>
+        </w:rPr>
+      </w:pPr>
+    </w:p>
+    <w:p>
+      <w:pPr>
+        <w:pStyle w:val="ListParagraph"/>
+        <w:numPr>
+          <w:ilvl w:val="0"/>
+          <w:numId w:val="11"/>
+        </w:numPr>
+        <w:jc w:val="both"/>
+        <w:rPr>
+          <w:sz w:val="36"/>
+          <w:szCs w:val="36"/>
+        </w:rPr>
+      </w:pPr>
+      <w:r>
+        <w:rPr>
+          <w:b/>
+          <w:bCs/>
+          <w:sz w:val="36"/>
+          <w:szCs w:val="36"/>
+        </w:rPr>
+        <w:t>PaaS</w:t>
+      </w:r>
+      <w:r>
+        <w:rPr>
+          <w:sz w:val="36"/>
+          <w:szCs w:val="36"/>
+        </w:rPr>
+        <w:t xml:space="preserve"> (Platform as a Service):</w:t>
+      </w:r>
+    </w:p>
+    <w:p>
+      <w:pPr>
+        <w:jc w:val="both"/>
+        <w:rPr>
+          <w:sz w:val="36"/>
+          <w:szCs w:val="36"/>
+        </w:rPr>
+      </w:pPr>
+      <w:r>
+        <w:rPr>
+          <w:sz w:val="36"/>
+          <w:szCs w:val="36"/>
+        </w:rPr>
+        <w:t># A platform for developers to build, test and deploy applications. “Build the software”</w:t>
+      </w:r>
+    </w:p>
+    <w:p>
+      <w:pPr>
+        <w:jc w:val="both"/>
+        <w:rPr>
+          <w:sz w:val="36"/>
+          <w:szCs w:val="36"/>
+        </w:rPr>
+      </w:pPr>
+      <w:r>
+        <w:rPr>
+          <w:sz w:val="36"/>
+          <w:szCs w:val="36"/>
+        </w:rPr>
+        <w:t># Best for Developers, focused on building apps while the platform handles deployment, scaling and infrastructure</w:t>
+      </w:r>
+    </w:p>
+    <w:p>
+      <w:pPr>
+        <w:jc w:val="both"/>
+        <w:rPr>
+          <w:sz w:val="36"/>
+          <w:szCs w:val="36"/>
+        </w:rPr>
+      </w:pPr>
+      <w:r>
+        <w:rPr>
+          <w:sz w:val="36"/>
+          <w:szCs w:val="36"/>
+        </w:rPr>
+        <w:t># Examples:</w:t>
+      </w:r>
+    </w:p>
+    <w:p>
+      <w:pPr>
+        <w:pStyle w:val="ListParagraph"/>
+        <w:numPr>
+          <w:ilvl w:val="0"/>
+          <w:numId w:val="13"/>
+        </w:numPr>
+        <w:jc w:val="both"/>
+        <w:rPr>
+          <w:sz w:val="36"/>
+          <w:szCs w:val="36"/>
+        </w:rPr>
+      </w:pPr>
+      <w:r>
+        <w:rPr>
+          <w:sz w:val="36"/>
+          <w:szCs w:val="36"/>
+        </w:rPr>
+        <w:t>Firebase</w:t>
+      </w:r>
+    </w:p>
+    <w:p>
+      <w:pPr>
+        <w:pStyle w:val="ListParagraph"/>
+        <w:numPr>
+          <w:ilvl w:val="0"/>
+          <w:numId w:val="13"/>
+        </w:numPr>
+        <w:jc w:val="both"/>
+        <w:rPr>
+          <w:sz w:val="36"/>
+          <w:szCs w:val="36"/>
+        </w:rPr>
+      </w:pPr>
+      <w:proofErr w:type="spellStart"/>
+      <w:r>
+        <w:rPr>
+          <w:sz w:val="36"/>
+          <w:szCs w:val="36"/>
+        </w:rPr>
+        <w:t>Vercel</w:t>
+      </w:r>
+      <w:proofErr w:type="spellEnd"/>
+    </w:p>
+    <w:p>
+      <w:pPr>
+        <w:pStyle w:val="ListParagraph"/>
+        <w:numPr>
+          <w:ilvl w:val="0"/>
+          <w:numId w:val="13"/>
+        </w:numPr>
+        <w:jc w:val="both"/>
+        <w:rPr>
+          <w:sz w:val="36"/>
+          <w:szCs w:val="36"/>
+        </w:rPr>
+      </w:pPr>
+      <w:proofErr w:type="spellStart"/>
+      <w:r>
+        <w:rPr>
+          <w:sz w:val="36"/>
+          <w:szCs w:val="36"/>
+        </w:rPr>
+        <w:t>h</w:t>
+      </w:r>
+      <w:r>
+        <w:rPr>
+          <w:sz w:val="36"/>
+          <w:szCs w:val="36"/>
+        </w:rPr>
+        <w:t>eroku</w:t>
+      </w:r>
+      <w:proofErr w:type="spellEnd"/>
+    </w:p>
+    <w:p>
+      <w:pPr>
+        <w:jc w:val="both"/>
+        <w:rPr>
+          <w:sz w:val="36"/>
+          <w:szCs w:val="36"/>
+        </w:rPr>
+      </w:pPr>
+    </w:p>
+    <w:p>
+      <w:pPr>
+        <w:pStyle w:val="ListParagraph"/>
+        <w:numPr>
+          <w:ilvl w:val="0"/>
+          <w:numId w:val="11"/>
+        </w:numPr>
+        <w:jc w:val="both"/>
+        <w:rPr>
+          <w:sz w:val="36"/>
+          <w:szCs w:val="36"/>
+        </w:rPr>
+      </w:pPr>
+      <w:r>
+        <w:rPr>
+          <w:b/>
+          <w:bCs/>
+          <w:sz w:val="36"/>
+          <w:szCs w:val="36"/>
+        </w:rPr>
+        <w:t>IaaS</w:t>
+      </w:r>
+      <w:r>
+        <w:rPr>
+          <w:sz w:val="36"/>
+          <w:szCs w:val="36"/>
+        </w:rPr>
+        <w:t xml:space="preserve"> (Infrastructure as a Service):</w:t>
+      </w:r>
+    </w:p>
+    <w:p>
+      <w:pPr>
+        <w:jc w:val="both"/>
+        <w:rPr>
+          <w:sz w:val="36"/>
+          <w:szCs w:val="36"/>
+        </w:rPr>
+      </w:pPr>
+      <w:r>
+        <w:rPr>
+          <w:sz w:val="36"/>
+          <w:szCs w:val="36"/>
+        </w:rPr>
+        <w:t># Virtualized infrastructure resources over the internet or web. “Manage the infrastructure”</w:t>
+      </w:r>
+    </w:p>
+    <w:p>
+      <w:pPr>
+        <w:jc w:val="both"/>
+        <w:rPr>
+          <w:sz w:val="36"/>
+          <w:szCs w:val="36"/>
+        </w:rPr>
+      </w:pPr>
+      <w:r>
+        <w:rPr>
+          <w:sz w:val="36"/>
+          <w:szCs w:val="36"/>
+        </w:rPr>
+        <w:t># Best for IT Teams / Businesses, full control over infrastructure, customization and security</w:t>
+      </w:r>
+    </w:p>
+    <w:p>
+      <w:pPr>
+        <w:pStyle w:val="ListParagraph"/>
+        <w:numPr>
+          <w:ilvl w:val="0"/>
+          <w:numId w:val="14"/>
+        </w:numPr>
+        <w:jc w:val="both"/>
+        <w:rPr>
+          <w:sz w:val="36"/>
+          <w:szCs w:val="36"/>
+        </w:rPr>
+      </w:pPr>
+      <w:r>
+        <w:rPr>
+          <w:sz w:val="36"/>
+          <w:szCs w:val="36"/>
+        </w:rPr>
+        <w:t>AWS</w:t>
+      </w:r>
+    </w:p>
+    <w:p>
+      <w:pPr>
+        <w:pStyle w:val="ListParagraph"/>
+        <w:numPr>
+          <w:ilvl w:val="0"/>
+          <w:numId w:val="14"/>
+        </w:numPr>
+        <w:jc w:val="both"/>
+        <w:rPr>
+          <w:sz w:val="36"/>
+          <w:szCs w:val="36"/>
+        </w:rPr>
+      </w:pPr>
+      <w:r>
+        <w:rPr>
+          <w:sz w:val="36"/>
+          <w:szCs w:val="36"/>
+        </w:rPr>
+        <w:t>Google Cloud</w:t>
+      </w:r>
+    </w:p>
+    <w:p>
+      <w:pPr>
+        <w:pStyle w:val="ListParagraph"/>
+        <w:numPr>
+          <w:ilvl w:val="0"/>
+          <w:numId w:val="14"/>
+        </w:numPr>
+        <w:jc w:val="both"/>
+        <w:rPr>
+          <w:sz w:val="36"/>
+          <w:szCs w:val="36"/>
+        </w:rPr>
+      </w:pPr>
+      <w:r>
+        <w:rPr>
+          <w:sz w:val="36"/>
+          <w:szCs w:val="36"/>
+        </w:rPr>
+        <w:t>Microsoft Azure</w:t>
+      </w:r>
+    </w:p>
+    <w:p>
+      <w:pPr>
+        <w:jc w:val="both"/>
+        <w:rPr>
+          <w:sz w:val="36"/>
+          <w:szCs w:val="36"/>
+        </w:rPr>
+      </w:pPr>
+    </w:p>
+    <w:p>
+      <w:pPr>
+        <w:jc w:val="both"/>
+        <w:rPr>
+          <w:sz w:val="36"/>
+          <w:szCs w:val="36"/>
+        </w:rPr>
+      </w:pPr>
     </w:p>
     <w:sectPr>
       <w:footerReference w:type="default" r:id="rId8"/>
@@ -5303,6 +6306,119 @@
     </w:lvl>
   </w:abstractNum>
   <w:abstractNum w:abstractNumId="1" w15:restartNumberingAfterBreak="0">
+    <w:nsid w:val="23A11734"/>
+    <w:multiLevelType w:val="hybridMultilevel"/>
+    <w:tmpl w:val="CCB83A46"/>
+    <w:lvl w:ilvl="0" w:tplc="04090001">
+      <w:start w:val="1"/>
+      <w:numFmt w:val="bullet"/>
+      <w:lvlText w:val=""/>
+      <w:lvlJc w:val="left"/>
+      <w:pPr>
+        <w:ind w:left="360" w:hanging="360"/>
+      </w:pPr>
+      <w:rPr>
+        <w:rFonts w:ascii="Symbol" w:hAnsi="Symbol" w:hint="default"/>
+      </w:rPr>
+    </w:lvl>
+    <w:lvl w:ilvl="1" w:tplc="04090003" w:tentative="1">
+      <w:start w:val="1"/>
+      <w:numFmt w:val="bullet"/>
+      <w:lvlText w:val="o"/>
+      <w:lvlJc w:val="left"/>
+      <w:pPr>
+        <w:ind w:left="1080" w:hanging="360"/>
+      </w:pPr>
+      <w:rPr>
+        <w:rFonts w:ascii="Courier New" w:hAnsi="Courier New" w:cs="Courier New" w:hint="default"/>
+      </w:rPr>
+    </w:lvl>
+    <w:lvl w:ilvl="2" w:tplc="04090005" w:tentative="1">
+      <w:start w:val="1"/>
+      <w:numFmt w:val="bullet"/>
+      <w:lvlText w:val=""/>
+      <w:lvlJc w:val="left"/>
+      <w:pPr>
+        <w:ind w:left="1800" w:hanging="360"/>
+      </w:pPr>
+      <w:rPr>
+        <w:rFonts w:ascii="Wingdings" w:hAnsi="Wingdings" w:hint="default"/>
+      </w:rPr>
+    </w:lvl>
+    <w:lvl w:ilvl="3" w:tplc="04090001" w:tentative="1">
+      <w:start w:val="1"/>
+      <w:numFmt w:val="bullet"/>
+      <w:lvlText w:val=""/>
+      <w:lvlJc w:val="left"/>
+      <w:pPr>
+        <w:ind w:left="2520" w:hanging="360"/>
+      </w:pPr>
+      <w:rPr>
+        <w:rFonts w:ascii="Symbol" w:hAnsi="Symbol" w:hint="default"/>
+      </w:rPr>
+    </w:lvl>
+    <w:lvl w:ilvl="4" w:tplc="04090003" w:tentative="1">
+      <w:start w:val="1"/>
+      <w:numFmt w:val="bullet"/>
+      <w:lvlText w:val="o"/>
+      <w:lvlJc w:val="left"/>
+      <w:pPr>
+        <w:ind w:left="3240" w:hanging="360"/>
+      </w:pPr>
+      <w:rPr>
+        <w:rFonts w:ascii="Courier New" w:hAnsi="Courier New" w:cs="Courier New" w:hint="default"/>
+      </w:rPr>
+    </w:lvl>
+    <w:lvl w:ilvl="5" w:tplc="04090005" w:tentative="1">
+      <w:start w:val="1"/>
+      <w:numFmt w:val="bullet"/>
+      <w:lvlText w:val=""/>
+      <w:lvlJc w:val="left"/>
+      <w:pPr>
+        <w:ind w:left="3960" w:hanging="360"/>
+      </w:pPr>
+      <w:rPr>
+        <w:rFonts w:ascii="Wingdings" w:hAnsi="Wingdings" w:hint="default"/>
+      </w:rPr>
+    </w:lvl>
+    <w:lvl w:ilvl="6" w:tplc="04090001" w:tentative="1">
+      <w:start w:val="1"/>
+      <w:numFmt w:val="bullet"/>
+      <w:lvlText w:val=""/>
+      <w:lvlJc w:val="left"/>
+      <w:pPr>
+        <w:ind w:left="4680" w:hanging="360"/>
+      </w:pPr>
+      <w:rPr>
+        <w:rFonts w:ascii="Symbol" w:hAnsi="Symbol" w:hint="default"/>
+      </w:rPr>
+    </w:lvl>
+    <w:lvl w:ilvl="7" w:tplc="04090003" w:tentative="1">
+      <w:start w:val="1"/>
+      <w:numFmt w:val="bullet"/>
+      <w:lvlText w:val="o"/>
+      <w:lvlJc w:val="left"/>
+      <w:pPr>
+        <w:ind w:left="5400" w:hanging="360"/>
+      </w:pPr>
+      <w:rPr>
+        <w:rFonts w:ascii="Courier New" w:hAnsi="Courier New" w:cs="Courier New" w:hint="default"/>
+      </w:rPr>
+    </w:lvl>
+    <w:lvl w:ilvl="8" w:tplc="04090005" w:tentative="1">
+      <w:start w:val="1"/>
+      <w:numFmt w:val="bullet"/>
+      <w:lvlText w:val=""/>
+      <w:lvlJc w:val="left"/>
+      <w:pPr>
+        <w:ind w:left="6120" w:hanging="360"/>
+      </w:pPr>
+      <w:rPr>
+        <w:rFonts w:ascii="Wingdings" w:hAnsi="Wingdings" w:hint="default"/>
+      </w:rPr>
+    </w:lvl>
+  </w:abstractNum>
+  <w:abstractNum w:abstractNumId="2" w15:restartNumberingAfterBreak="0">
     <w:nsid w:val="2557343A"/>
     <w:multiLevelType w:val="hybridMultilevel"/>
     <w:tmpl w:val="8A30FEE6"/>
@@ -5415,7 +6531,7 @@
       </w:rPr>
     </w:lvl>
   </w:abstractNum>
-  <w:abstractNum w:abstractNumId="2" w15:restartNumberingAfterBreak="0">
+  <w:abstractNum w:abstractNumId="3" w15:restartNumberingAfterBreak="0">
     <w:nsid w:val="2F592B5B"/>
     <w:multiLevelType w:val="hybridMultilevel"/>
     <w:tmpl w:val="FE62C13A"/>
@@ -5528,7 +6644,7 @@
       </w:rPr>
     </w:lvl>
   </w:abstractNum>
-  <w:abstractNum w:abstractNumId="3" w15:restartNumberingAfterBreak="0">
+  <w:abstractNum w:abstractNumId="4" w15:restartNumberingAfterBreak="0">
     <w:nsid w:val="352E72A6"/>
     <w:multiLevelType w:val="hybridMultilevel"/>
     <w:tmpl w:val="36608DA2"/>
@@ -5641,7 +6757,120 @@
       </w:rPr>
     </w:lvl>
   </w:abstractNum>
-  <w:abstractNum w:abstractNumId="4" w15:restartNumberingAfterBreak="0">
+  <w:abstractNum w:abstractNumId="5" w15:restartNumberingAfterBreak="0">
+    <w:nsid w:val="3A64427A"/>
+    <w:multiLevelType w:val="hybridMultilevel"/>
+    <w:tmpl w:val="08061F78"/>
+    <w:lvl w:ilvl="0" w:tplc="04090001">
+      <w:start w:val="1"/>
+      <w:numFmt w:val="bullet"/>
+      <w:lvlText w:val=""/>
+      <w:lvlJc w:val="left"/>
+      <w:pPr>
+        <w:ind w:left="360" w:hanging="360"/>
+      </w:pPr>
+      <w:rPr>
+        <w:rFonts w:ascii="Symbol" w:hAnsi="Symbol" w:hint="default"/>
+      </w:rPr>
+    </w:lvl>
+    <w:lvl w:ilvl="1" w:tplc="04090003" w:tentative="1">
+      <w:start w:val="1"/>
+      <w:numFmt w:val="bullet"/>
+      <w:lvlText w:val="o"/>
+      <w:lvlJc w:val="left"/>
+      <w:pPr>
+        <w:ind w:left="1080" w:hanging="360"/>
+      </w:pPr>
+      <w:rPr>
+        <w:rFonts w:ascii="Courier New" w:hAnsi="Courier New" w:cs="Courier New" w:hint="default"/>
+      </w:rPr>
+    </w:lvl>
+    <w:lvl w:ilvl="2" w:tplc="04090005" w:tentative="1">
+      <w:start w:val="1"/>
+      <w:numFmt w:val="bullet"/>
+      <w:lvlText w:val=""/>
+      <w:lvlJc w:val="left"/>
+      <w:pPr>
+        <w:ind w:left="1800" w:hanging="360"/>
+      </w:pPr>
+      <w:rPr>
+        <w:rFonts w:ascii="Wingdings" w:hAnsi="Wingdings" w:hint="default"/>
+      </w:rPr>
+    </w:lvl>
+    <w:lvl w:ilvl="3" w:tplc="04090001" w:tentative="1">
+      <w:start w:val="1"/>
+      <w:numFmt w:val="bullet"/>
+      <w:lvlText w:val=""/>
+      <w:lvlJc w:val="left"/>
+      <w:pPr>
+        <w:ind w:left="2520" w:hanging="360"/>
+      </w:pPr>
+      <w:rPr>
+        <w:rFonts w:ascii="Symbol" w:hAnsi="Symbol" w:hint="default"/>
+      </w:rPr>
+    </w:lvl>
+    <w:lvl w:ilvl="4" w:tplc="04090003" w:tentative="1">
+      <w:start w:val="1"/>
+      <w:numFmt w:val="bullet"/>
+      <w:lvlText w:val="o"/>
+      <w:lvlJc w:val="left"/>
+      <w:pPr>
+        <w:ind w:left="3240" w:hanging="360"/>
+      </w:pPr>
+      <w:rPr>
+        <w:rFonts w:ascii="Courier New" w:hAnsi="Courier New" w:cs="Courier New" w:hint="default"/>
+      </w:rPr>
+    </w:lvl>
+    <w:lvl w:ilvl="5" w:tplc="04090005" w:tentative="1">
+      <w:start w:val="1"/>
+      <w:numFmt w:val="bullet"/>
+      <w:lvlText w:val=""/>
+      <w:lvlJc w:val="left"/>
+      <w:pPr>
+        <w:ind w:left="3960" w:hanging="360"/>
+      </w:pPr>
+      <w:rPr>
+        <w:rFonts w:ascii="Wingdings" w:hAnsi="Wingdings" w:hint="default"/>
+      </w:rPr>
+    </w:lvl>
+    <w:lvl w:ilvl="6" w:tplc="04090001" w:tentative="1">
+      <w:start w:val="1"/>
+      <w:numFmt w:val="bullet"/>
+      <w:lvlText w:val=""/>
+      <w:lvlJc w:val="left"/>
+      <w:pPr>
+        <w:ind w:left="4680" w:hanging="360"/>
+      </w:pPr>
+      <w:rPr>
+        <w:rFonts w:ascii="Symbol" w:hAnsi="Symbol" w:hint="default"/>
+      </w:rPr>
+    </w:lvl>
+    <w:lvl w:ilvl="7" w:tplc="04090003" w:tentative="1">
+      <w:start w:val="1"/>
+      <w:numFmt w:val="bullet"/>
+      <w:lvlText w:val="o"/>
+      <w:lvlJc w:val="left"/>
+      <w:pPr>
+        <w:ind w:left="5400" w:hanging="360"/>
+      </w:pPr>
+      <w:rPr>
+        <w:rFonts w:ascii="Courier New" w:hAnsi="Courier New" w:cs="Courier New" w:hint="default"/>
+      </w:rPr>
+    </w:lvl>
+    <w:lvl w:ilvl="8" w:tplc="04090005" w:tentative="1">
+      <w:start w:val="1"/>
+      <w:numFmt w:val="bullet"/>
+      <w:lvlText w:val=""/>
+      <w:lvlJc w:val="left"/>
+      <w:pPr>
+        <w:ind w:left="6120" w:hanging="360"/>
+      </w:pPr>
+      <w:rPr>
+        <w:rFonts w:ascii="Wingdings" w:hAnsi="Wingdings" w:hint="default"/>
+      </w:rPr>
+    </w:lvl>
+  </w:abstractNum>
+  <w:abstractNum w:abstractNumId="6" w15:restartNumberingAfterBreak="0">
     <w:nsid w:val="3CE6114A"/>
     <w:multiLevelType w:val="hybridMultilevel"/>
     <w:tmpl w:val="DAC8EAB2"/>
@@ -5754,7 +6983,120 @@
       </w:rPr>
     </w:lvl>
   </w:abstractNum>
-  <w:abstractNum w:abstractNumId="5" w15:restartNumberingAfterBreak="0">
+  <w:abstractNum w:abstractNumId="7" w15:restartNumberingAfterBreak="0">
+    <w:nsid w:val="3EA15ED3"/>
+    <w:multiLevelType w:val="hybridMultilevel"/>
+    <w:tmpl w:val="32A66580"/>
+    <w:lvl w:ilvl="0" w:tplc="04090001">
+      <w:start w:val="1"/>
+      <w:numFmt w:val="bullet"/>
+      <w:lvlText w:val=""/>
+      <w:lvlJc w:val="left"/>
+      <w:pPr>
+        <w:ind w:left="360" w:hanging="360"/>
+      </w:pPr>
+      <w:rPr>
+        <w:rFonts w:ascii="Symbol" w:hAnsi="Symbol" w:hint="default"/>
+      </w:rPr>
+    </w:lvl>
+    <w:lvl w:ilvl="1" w:tplc="04090003" w:tentative="1">
+      <w:start w:val="1"/>
+      <w:numFmt w:val="bullet"/>
+      <w:lvlText w:val="o"/>
+      <w:lvlJc w:val="left"/>
+      <w:pPr>
+        <w:ind w:left="1080" w:hanging="360"/>
+      </w:pPr>
+      <w:rPr>
+        <w:rFonts w:ascii="Courier New" w:hAnsi="Courier New" w:cs="Courier New" w:hint="default"/>
+      </w:rPr>
+    </w:lvl>
+    <w:lvl w:ilvl="2" w:tplc="04090005" w:tentative="1">
+      <w:start w:val="1"/>
+      <w:numFmt w:val="bullet"/>
+      <w:lvlText w:val=""/>
+      <w:lvlJc w:val="left"/>
+      <w:pPr>
+        <w:ind w:left="1800" w:hanging="360"/>
+      </w:pPr>
+      <w:rPr>
+        <w:rFonts w:ascii="Wingdings" w:hAnsi="Wingdings" w:hint="default"/>
+      </w:rPr>
+    </w:lvl>
+    <w:lvl w:ilvl="3" w:tplc="04090001" w:tentative="1">
+      <w:start w:val="1"/>
+      <w:numFmt w:val="bullet"/>
+      <w:lvlText w:val=""/>
+      <w:lvlJc w:val="left"/>
+      <w:pPr>
+        <w:ind w:left="2520" w:hanging="360"/>
+      </w:pPr>
+      <w:rPr>
+        <w:rFonts w:ascii="Symbol" w:hAnsi="Symbol" w:hint="default"/>
+      </w:rPr>
+    </w:lvl>
+    <w:lvl w:ilvl="4" w:tplc="04090003" w:tentative="1">
+      <w:start w:val="1"/>
+      <w:numFmt w:val="bullet"/>
+      <w:lvlText w:val="o"/>
+      <w:lvlJc w:val="left"/>
+      <w:pPr>
+        <w:ind w:left="3240" w:hanging="360"/>
+      </w:pPr>
+      <w:rPr>
+        <w:rFonts w:ascii="Courier New" w:hAnsi="Courier New" w:cs="Courier New" w:hint="default"/>
+      </w:rPr>
+    </w:lvl>
+    <w:lvl w:ilvl="5" w:tplc="04090005" w:tentative="1">
+      <w:start w:val="1"/>
+      <w:numFmt w:val="bullet"/>
+      <w:lvlText w:val=""/>
+      <w:lvlJc w:val="left"/>
+      <w:pPr>
+        <w:ind w:left="3960" w:hanging="360"/>
+      </w:pPr>
+      <w:rPr>
+        <w:rFonts w:ascii="Wingdings" w:hAnsi="Wingdings" w:hint="default"/>
+      </w:rPr>
+    </w:lvl>
+    <w:lvl w:ilvl="6" w:tplc="04090001" w:tentative="1">
+      <w:start w:val="1"/>
+      <w:numFmt w:val="bullet"/>
+      <w:lvlText w:val=""/>
+      <w:lvlJc w:val="left"/>
+      <w:pPr>
+        <w:ind w:left="4680" w:hanging="360"/>
+      </w:pPr>
+      <w:rPr>
+        <w:rFonts w:ascii="Symbol" w:hAnsi="Symbol" w:hint="default"/>
+      </w:rPr>
+    </w:lvl>
+    <w:lvl w:ilvl="7" w:tplc="04090003" w:tentative="1">
+      <w:start w:val="1"/>
+      <w:numFmt w:val="bullet"/>
+      <w:lvlText w:val="o"/>
+      <w:lvlJc w:val="left"/>
+      <w:pPr>
+        <w:ind w:left="5400" w:hanging="360"/>
+      </w:pPr>
+      <w:rPr>
+        <w:rFonts w:ascii="Courier New" w:hAnsi="Courier New" w:cs="Courier New" w:hint="default"/>
+      </w:rPr>
+    </w:lvl>
+    <w:lvl w:ilvl="8" w:tplc="04090005" w:tentative="1">
+      <w:start w:val="1"/>
+      <w:numFmt w:val="bullet"/>
+      <w:lvlText w:val=""/>
+      <w:lvlJc w:val="left"/>
+      <w:pPr>
+        <w:ind w:left="6120" w:hanging="360"/>
+      </w:pPr>
+      <w:rPr>
+        <w:rFonts w:ascii="Wingdings" w:hAnsi="Wingdings" w:hint="default"/>
+      </w:rPr>
+    </w:lvl>
+  </w:abstractNum>
+  <w:abstractNum w:abstractNumId="8" w15:restartNumberingAfterBreak="0">
     <w:nsid w:val="48BC2A2E"/>
     <w:multiLevelType w:val="hybridMultilevel"/>
     <w:tmpl w:val="262A606E"/>
@@ -5845,7 +7187,98 @@
       </w:pPr>
     </w:lvl>
   </w:abstractNum>
-  <w:abstractNum w:abstractNumId="6" w15:restartNumberingAfterBreak="0">
+  <w:abstractNum w:abstractNumId="9" w15:restartNumberingAfterBreak="0">
+    <w:nsid w:val="49767D6F"/>
+    <w:multiLevelType w:val="hybridMultilevel"/>
+    <w:tmpl w:val="4218F1BC"/>
+    <w:lvl w:ilvl="0" w:tplc="4AE6B750">
+      <w:start w:val="1"/>
+      <w:numFmt w:val="decimal"/>
+      <w:lvlText w:val="%1."/>
+      <w:lvlJc w:val="left"/>
+      <w:pPr>
+        <w:ind w:left="360" w:hanging="360"/>
+      </w:pPr>
+      <w:rPr>
+        <w:rFonts w:hint="default"/>
+        <w:b/>
+        <w:bCs/>
+      </w:rPr>
+    </w:lvl>
+    <w:lvl w:ilvl="1" w:tplc="04090019" w:tentative="1">
+      <w:start w:val="1"/>
+      <w:numFmt w:val="lowerLetter"/>
+      <w:lvlText w:val="%2."/>
+      <w:lvlJc w:val="left"/>
+      <w:pPr>
+        <w:ind w:left="1080" w:hanging="360"/>
+      </w:pPr>
+    </w:lvl>
+    <w:lvl w:ilvl="2" w:tplc="0409001B" w:tentative="1">
+      <w:start w:val="1"/>
+      <w:numFmt w:val="lowerRoman"/>
+      <w:lvlText w:val="%3."/>
+      <w:lvlJc w:val="right"/>
+      <w:pPr>
+        <w:ind w:left="1800" w:hanging="180"/>
+      </w:pPr>
+    </w:lvl>
+    <w:lvl w:ilvl="3" w:tplc="0409000F" w:tentative="1">
+      <w:start w:val="1"/>
+      <w:numFmt w:val="decimal"/>
+      <w:lvlText w:val="%4."/>
+      <w:lvlJc w:val="left"/>
+      <w:pPr>
+        <w:ind w:left="2520" w:hanging="360"/>
+      </w:pPr>
+    </w:lvl>
+    <w:lvl w:ilvl="4" w:tplc="04090019" w:tentative="1">
+      <w:start w:val="1"/>
+      <w:numFmt w:val="lowerLetter"/>
+      <w:lvlText w:val="%5."/>
+      <w:lvlJc w:val="left"/>
+      <w:pPr>
+        <w:ind w:left="3240" w:hanging="360"/>
+      </w:pPr>
+    </w:lvl>
+    <w:lvl w:ilvl="5" w:tplc="0409001B" w:tentative="1">
+      <w:start w:val="1"/>
+      <w:numFmt w:val="lowerRoman"/>
+      <w:lvlText w:val="%6."/>
+      <w:lvlJc w:val="right"/>
+      <w:pPr>
+        <w:ind w:left="3960" w:hanging="180"/>
+      </w:pPr>
+    </w:lvl>
+    <w:lvl w:ilvl="6" w:tplc="0409000F" w:tentative="1">
+      <w:start w:val="1"/>
+      <w:numFmt w:val="decimal"/>
+      <w:lvlText w:val="%7."/>
+      <w:lvlJc w:val="left"/>
+      <w:pPr>
+        <w:ind w:left="4680" w:hanging="360"/>
+      </w:pPr>
+    </w:lvl>
+    <w:lvl w:ilvl="7" w:tplc="04090019" w:tentative="1">
+      <w:start w:val="1"/>
+      <w:numFmt w:val="lowerLetter"/>
+      <w:lvlText w:val="%8."/>
+      <w:lvlJc w:val="left"/>
+      <w:pPr>
+        <w:ind w:left="5400" w:hanging="360"/>
+      </w:pPr>
+    </w:lvl>
+    <w:lvl w:ilvl="8" w:tplc="0409001B" w:tentative="1">
+      <w:start w:val="1"/>
+      <w:numFmt w:val="lowerRoman"/>
+      <w:lvlText w:val="%9."/>
+      <w:lvlJc w:val="right"/>
+      <w:pPr>
+        <w:ind w:left="6120" w:hanging="180"/>
+      </w:pPr>
+    </w:lvl>
+  </w:abstractNum>
+  <w:abstractNum w:abstractNumId="10" w15:restartNumberingAfterBreak="0">
     <w:nsid w:val="4A3641F2"/>
     <w:multiLevelType w:val="hybridMultilevel"/>
     <w:tmpl w:val="55A4C6E8"/>
@@ -5958,7 +7391,7 @@
       </w:rPr>
     </w:lvl>
   </w:abstractNum>
-  <w:abstractNum w:abstractNumId="7" w15:restartNumberingAfterBreak="0">
+  <w:abstractNum w:abstractNumId="11" w15:restartNumberingAfterBreak="0">
     <w:nsid w:val="566B2156"/>
     <w:multiLevelType w:val="hybridMultilevel"/>
     <w:tmpl w:val="49A48358"/>
@@ -6071,7 +7504,7 @@
       </w:rPr>
     </w:lvl>
   </w:abstractNum>
-  <w:abstractNum w:abstractNumId="8" w15:restartNumberingAfterBreak="0">
+  <w:abstractNum w:abstractNumId="12" w15:restartNumberingAfterBreak="0">
     <w:nsid w:val="6574689A"/>
     <w:multiLevelType w:val="hybridMultilevel"/>
     <w:tmpl w:val="3040723C"/>
@@ -6184,7 +7617,7 @@
       </w:rPr>
     </w:lvl>
   </w:abstractNum>
-  <w:abstractNum w:abstractNumId="9" w15:restartNumberingAfterBreak="0">
+  <w:abstractNum w:abstractNumId="13" w15:restartNumberingAfterBreak="0">
     <w:nsid w:val="77931365"/>
     <w:multiLevelType w:val="hybridMultilevel"/>
     <w:tmpl w:val="5C26A464"/>
@@ -6298,34 +7731,46 @@
     </w:lvl>
   </w:abstractNum>
   <w:num w:numId="1" w16cid:durableId="664865304">
+    <w:abstractNumId w:val="12"/>
+  </w:num>
+  <w:num w:numId="2" w16cid:durableId="2008902027">
+    <w:abstractNumId w:val="4"/>
+  </w:num>
+  <w:num w:numId="3" w16cid:durableId="704447734">
+    <w:abstractNumId w:val="13"/>
+  </w:num>
+  <w:num w:numId="4" w16cid:durableId="1510021272">
+    <w:abstractNumId w:val="3"/>
+  </w:num>
+  <w:num w:numId="5" w16cid:durableId="359281728">
     <w:abstractNumId w:val="8"/>
   </w:num>
-  <w:num w:numId="2" w16cid:durableId="2008902027">
-    <w:abstractNumId w:val="3"/>
-  </w:num>
-  <w:num w:numId="3" w16cid:durableId="704447734">
-    <w:abstractNumId w:val="9"/>
-  </w:num>
-  <w:num w:numId="4" w16cid:durableId="1510021272">
-    <w:abstractNumId w:val="2"/>
-  </w:num>
-  <w:num w:numId="5" w16cid:durableId="359281728">
-    <w:abstractNumId w:val="5"/>
-  </w:num>
   <w:num w:numId="6" w16cid:durableId="259992389">
-    <w:abstractNumId w:val="4"/>
+    <w:abstractNumId w:val="6"/>
   </w:num>
   <w:num w:numId="7" w16cid:durableId="202402556">
-    <w:abstractNumId w:val="1"/>
+    <w:abstractNumId w:val="2"/>
   </w:num>
   <w:num w:numId="8" w16cid:durableId="879320700">
     <w:abstractNumId w:val="0"/>
   </w:num>
   <w:num w:numId="9" w16cid:durableId="1021131634">
+    <w:abstractNumId w:val="11"/>
+  </w:num>
+  <w:num w:numId="10" w16cid:durableId="1837186236">
+    <w:abstractNumId w:val="10"/>
+  </w:num>
+  <w:num w:numId="11" w16cid:durableId="480124734">
+    <w:abstractNumId w:val="9"/>
+  </w:num>
+  <w:num w:numId="12" w16cid:durableId="1120107619">
     <w:abstractNumId w:val="7"/>
   </w:num>
-  <w:num w:numId="10" w16cid:durableId="1837186236">
-    <w:abstractNumId w:val="6"/>
+  <w:num w:numId="13" w16cid:durableId="2129663888">
+    <w:abstractNumId w:val="1"/>
+  </w:num>
+  <w:num w:numId="14" w16cid:durableId="1609662036">
+    <w:abstractNumId w:val="5"/>
   </w:num>
 </w:numbering>
 </file>

--- a/programming_mental_models/p1_programming_mental_models.docx
+++ b/programming_mental_models/p1_programming_mental_models.docx
@@ -304,6 +304,43 @@
           <w:szCs w:val="36"/>
         </w:rPr>
         <w:t>SaaS, PaaS &amp; IaaS…………………………………………….12</w:t>
+      </w:r>
+    </w:p>
+    <w:p>
+      <w:pPr>
+        <w:pStyle w:val="ListParagraph"/>
+        <w:numPr>
+          <w:ilvl w:val="0"/>
+          <w:numId w:val="5"/>
+        </w:numPr>
+        <w:jc w:val="both"/>
+        <w:rPr>
+          <w:sz w:val="36"/>
+          <w:szCs w:val="36"/>
+        </w:rPr>
+      </w:pPr>
+      <w:r>
+        <w:rPr>
+          <w:sz w:val="36"/>
+          <w:szCs w:val="36"/>
+        </w:rPr>
+        <w:t xml:space="preserve">SSH (Secure </w:t>
+      </w:r>
+      <w:proofErr w:type="gramStart"/>
+      <w:r>
+        <w:rPr>
+          <w:sz w:val="36"/>
+          <w:szCs w:val="36"/>
+        </w:rPr>
+        <w:t>Shell)…</w:t>
+      </w:r>
+      <w:proofErr w:type="gramEnd"/>
+      <w:r>
+        <w:rPr>
+          <w:sz w:val="36"/>
+          <w:szCs w:val="36"/>
+        </w:rPr>
+        <w:t>…………………………………………</w:t>
       </w:r>
     </w:p>
     <w:p>
@@ -6069,6 +6106,2856 @@
     </w:p>
     <w:p>
       <w:pPr>
+        <w:jc w:val="center"/>
+        <w:rPr>
+          <w:sz w:val="36"/>
+          <w:szCs w:val="36"/>
+        </w:rPr>
+      </w:pPr>
+      <w:r>
+        <w:rPr>
+          <w:sz w:val="36"/>
+          <w:szCs w:val="36"/>
+        </w:rPr>
+        <w:t>Break</w:t>
+      </w:r>
+    </w:p>
+    <w:p>
+      <w:pPr>
+        <w:jc w:val="both"/>
+        <w:rPr>
+          <w:sz w:val="36"/>
+          <w:szCs w:val="36"/>
+        </w:rPr>
+      </w:pPr>
+    </w:p>
+    <w:p>
+      <w:pPr>
+        <w:jc w:val="both"/>
+        <w:rPr>
+          <w:b/>
+          <w:bCs/>
+          <w:sz w:val="36"/>
+          <w:szCs w:val="36"/>
+        </w:rPr>
+      </w:pPr>
+      <w:r>
+        <w:rPr>
+          <w:b/>
+          <w:bCs/>
+          <w:sz w:val="36"/>
+          <w:szCs w:val="36"/>
+        </w:rPr>
+        <w:t>SSH (Secure Shell):</w:t>
+      </w:r>
+    </w:p>
+    <w:p>
+      <w:pPr>
+        <w:jc w:val="both"/>
+        <w:rPr>
+          <w:sz w:val="36"/>
+          <w:szCs w:val="36"/>
+        </w:rPr>
+      </w:pPr>
+      <w:r>
+        <w:rPr>
+          <w:sz w:val="36"/>
+          <w:szCs w:val="36"/>
+        </w:rPr>
+        <w:t># SSH is an essential tool for managing remote servers. Use for:</w:t>
+      </w:r>
+    </w:p>
+    <w:p>
+      <w:pPr>
+        <w:pStyle w:val="ListParagraph"/>
+        <w:numPr>
+          <w:ilvl w:val="0"/>
+          <w:numId w:val="18"/>
+        </w:numPr>
+        <w:jc w:val="both"/>
+        <w:rPr>
+          <w:sz w:val="36"/>
+          <w:szCs w:val="36"/>
+        </w:rPr>
+      </w:pPr>
+      <w:r>
+        <w:rPr>
+          <w:sz w:val="36"/>
+          <w:szCs w:val="36"/>
+        </w:rPr>
+        <w:t>Remote command-line access</w:t>
+      </w:r>
+    </w:p>
+    <w:p>
+      <w:pPr>
+        <w:pStyle w:val="ListParagraph"/>
+        <w:numPr>
+          <w:ilvl w:val="0"/>
+          <w:numId w:val="18"/>
+        </w:numPr>
+        <w:jc w:val="both"/>
+        <w:rPr>
+          <w:sz w:val="36"/>
+          <w:szCs w:val="36"/>
+        </w:rPr>
+      </w:pPr>
+      <w:r>
+        <w:rPr>
+          <w:sz w:val="36"/>
+          <w:szCs w:val="36"/>
+        </w:rPr>
+        <w:t>File transfers</w:t>
+      </w:r>
+    </w:p>
+    <w:p>
+      <w:pPr>
+        <w:pStyle w:val="ListParagraph"/>
+        <w:numPr>
+          <w:ilvl w:val="0"/>
+          <w:numId w:val="18"/>
+        </w:numPr>
+        <w:jc w:val="both"/>
+        <w:rPr>
+          <w:sz w:val="36"/>
+          <w:szCs w:val="36"/>
+        </w:rPr>
+      </w:pPr>
+      <w:r>
+        <w:rPr>
+          <w:sz w:val="36"/>
+          <w:szCs w:val="36"/>
+        </w:rPr>
+        <w:t>Tunneling traffic</w:t>
+      </w:r>
+    </w:p>
+    <w:p>
+      <w:pPr>
+        <w:jc w:val="both"/>
+        <w:rPr>
+          <w:sz w:val="36"/>
+          <w:szCs w:val="36"/>
+        </w:rPr>
+      </w:pPr>
+      <w:r>
+        <w:rPr>
+          <w:sz w:val="36"/>
+          <w:szCs w:val="36"/>
+        </w:rPr>
+        <w:t># SSH has two keys:</w:t>
+      </w:r>
+    </w:p>
+    <w:p>
+      <w:pPr>
+        <w:pStyle w:val="ListParagraph"/>
+        <w:numPr>
+          <w:ilvl w:val="0"/>
+          <w:numId w:val="15"/>
+        </w:numPr>
+        <w:jc w:val="both"/>
+        <w:rPr>
+          <w:sz w:val="36"/>
+          <w:szCs w:val="36"/>
+        </w:rPr>
+      </w:pPr>
+      <w:r>
+        <w:rPr>
+          <w:sz w:val="36"/>
+          <w:szCs w:val="36"/>
+        </w:rPr>
+        <w:t>Public Key</w:t>
+      </w:r>
+    </w:p>
+    <w:p>
+      <w:pPr>
+        <w:pStyle w:val="ListParagraph"/>
+        <w:numPr>
+          <w:ilvl w:val="0"/>
+          <w:numId w:val="16"/>
+        </w:numPr>
+        <w:jc w:val="both"/>
+        <w:rPr>
+          <w:sz w:val="36"/>
+          <w:szCs w:val="36"/>
+        </w:rPr>
+      </w:pPr>
+      <w:r>
+        <w:rPr>
+          <w:sz w:val="36"/>
+          <w:szCs w:val="36"/>
+        </w:rPr>
+        <w:t>Can be shared with everyone.</w:t>
+      </w:r>
+    </w:p>
+    <w:p>
+      <w:pPr>
+        <w:pStyle w:val="ListParagraph"/>
+        <w:numPr>
+          <w:ilvl w:val="0"/>
+          <w:numId w:val="16"/>
+        </w:numPr>
+        <w:jc w:val="both"/>
+        <w:rPr>
+          <w:sz w:val="36"/>
+          <w:szCs w:val="36"/>
+        </w:rPr>
+      </w:pPr>
+      <w:r>
+        <w:rPr>
+          <w:sz w:val="36"/>
+          <w:szCs w:val="36"/>
+        </w:rPr>
+        <w:t>Used to encrypt or verify signatures.</w:t>
+      </w:r>
+    </w:p>
+    <w:p>
+      <w:pPr>
+        <w:pStyle w:val="ListParagraph"/>
+        <w:numPr>
+          <w:ilvl w:val="0"/>
+          <w:numId w:val="15"/>
+        </w:numPr>
+        <w:jc w:val="both"/>
+        <w:rPr>
+          <w:sz w:val="36"/>
+          <w:szCs w:val="36"/>
+        </w:rPr>
+      </w:pPr>
+      <w:r>
+        <w:rPr>
+          <w:sz w:val="36"/>
+          <w:szCs w:val="36"/>
+        </w:rPr>
+        <w:t>Private Key</w:t>
+      </w:r>
+    </w:p>
+    <w:p>
+      <w:pPr>
+        <w:pStyle w:val="ListParagraph"/>
+        <w:numPr>
+          <w:ilvl w:val="0"/>
+          <w:numId w:val="17"/>
+        </w:numPr>
+        <w:jc w:val="both"/>
+        <w:rPr>
+          <w:sz w:val="36"/>
+          <w:szCs w:val="36"/>
+        </w:rPr>
+      </w:pPr>
+      <w:r>
+        <w:rPr>
+          <w:sz w:val="36"/>
+          <w:szCs w:val="36"/>
+        </w:rPr>
+        <w:t>Secret.</w:t>
+      </w:r>
+    </w:p>
+    <w:p>
+      <w:pPr>
+        <w:pStyle w:val="ListParagraph"/>
+        <w:numPr>
+          <w:ilvl w:val="0"/>
+          <w:numId w:val="17"/>
+        </w:numPr>
+        <w:jc w:val="both"/>
+        <w:rPr>
+          <w:sz w:val="36"/>
+          <w:szCs w:val="36"/>
+        </w:rPr>
+      </w:pPr>
+      <w:r>
+        <w:rPr>
+          <w:sz w:val="36"/>
+          <w:szCs w:val="36"/>
+        </w:rPr>
+        <w:t>Never leaves our machine.</w:t>
+      </w:r>
+    </w:p>
+    <w:p>
+      <w:pPr>
+        <w:pStyle w:val="ListParagraph"/>
+        <w:numPr>
+          <w:ilvl w:val="0"/>
+          <w:numId w:val="17"/>
+        </w:numPr>
+        <w:jc w:val="both"/>
+        <w:rPr>
+          <w:sz w:val="36"/>
+          <w:szCs w:val="36"/>
+        </w:rPr>
+      </w:pPr>
+      <w:r>
+        <w:rPr>
+          <w:sz w:val="36"/>
+          <w:szCs w:val="36"/>
+        </w:rPr>
+        <w:t>Used to decrypt or create signatures.</w:t>
+      </w:r>
+    </w:p>
+    <w:p>
+      <w:pPr>
+        <w:jc w:val="both"/>
+        <w:rPr>
+          <w:sz w:val="36"/>
+          <w:szCs w:val="36"/>
+        </w:rPr>
+      </w:pPr>
+    </w:p>
+    <w:p>
+      <w:pPr>
+        <w:jc w:val="both"/>
+        <w:rPr>
+          <w:sz w:val="36"/>
+          <w:szCs w:val="36"/>
+        </w:rPr>
+      </w:pPr>
+      <w:r>
+        <w:rPr>
+          <w:sz w:val="36"/>
+          <w:szCs w:val="36"/>
+        </w:rPr>
+        <w:t>The SSH Connection Flow:</w:t>
+      </w:r>
+    </w:p>
+    <w:p>
+      <w:pPr>
+        <w:jc w:val="both"/>
+        <w:rPr>
+          <w:sz w:val="36"/>
+          <w:szCs w:val="36"/>
+        </w:rPr>
+      </w:pPr>
+      <w:r>
+        <w:rPr>
+          <w:sz w:val="36"/>
+          <w:szCs w:val="36"/>
+        </w:rPr>
+        <w:t># When we initiate a SSH connection or run this command:</w:t>
+      </w:r>
+    </w:p>
+    <w:p>
+      <w:pPr>
+        <w:jc w:val="both"/>
+        <w:rPr>
+          <w:b/>
+          <w:bCs/>
+          <w:color w:val="60CAF3" w:themeColor="accent4" w:themeTint="99"/>
+          <w:sz w:val="36"/>
+          <w:szCs w:val="36"/>
+        </w:rPr>
+      </w:pPr>
+      <w:r>
+        <w:rPr>
+          <w:b/>
+          <w:bCs/>
+          <w:color w:val="60CAF3" w:themeColor="accent4" w:themeTint="99"/>
+          <w:sz w:val="36"/>
+          <w:szCs w:val="36"/>
+        </w:rPr>
+        <w:t>ssh user@server.com</w:t>
+      </w:r>
+    </w:p>
+    <w:p>
+      <w:pPr>
+        <w:jc w:val="both"/>
+        <w:rPr>
+          <w:sz w:val="36"/>
+          <w:szCs w:val="36"/>
+        </w:rPr>
+      </w:pPr>
+      <w:r>
+        <w:rPr>
+          <w:sz w:val="36"/>
+          <w:szCs w:val="36"/>
+        </w:rPr>
+        <w:t># Then:</w:t>
+      </w:r>
+    </w:p>
+    <w:p>
+      <w:pPr>
+        <w:jc w:val="both"/>
+        <w:rPr>
+          <w:sz w:val="36"/>
+          <w:szCs w:val="36"/>
+        </w:rPr>
+      </w:pPr>
+    </w:p>
+    <w:p>
+      <w:pPr>
+        <w:jc w:val="both"/>
+        <w:rPr>
+          <w:b/>
+          <w:bCs/>
+          <w:sz w:val="32"/>
+          <w:szCs w:val="32"/>
+        </w:rPr>
+      </w:pPr>
+      <w:r>
+        <w:rPr>
+          <w:b/>
+          <w:bCs/>
+          <w:sz w:val="32"/>
+          <w:szCs w:val="32"/>
+        </w:rPr>
+        <w:lastRenderedPageBreak/>
+        <w:t>Client (Your Laptop)</w:t>
+      </w:r>
+    </w:p>
+    <w:p>
+      <w:pPr>
+        <w:jc w:val="both"/>
+        <w:rPr>
+          <w:b/>
+          <w:bCs/>
+          <w:sz w:val="32"/>
+          <w:szCs w:val="32"/>
+        </w:rPr>
+      </w:pPr>
+      <w:r>
+        <w:rPr>
+          <w:b/>
+          <w:bCs/>
+          <w:sz w:val="32"/>
+          <w:szCs w:val="32"/>
+        </w:rPr>
+        <w:t xml:space="preserve">        |</w:t>
+      </w:r>
+    </w:p>
+    <w:p>
+      <w:pPr>
+        <w:jc w:val="both"/>
+        <w:rPr>
+          <w:b/>
+          <w:bCs/>
+          <w:sz w:val="32"/>
+          <w:szCs w:val="32"/>
+        </w:rPr>
+      </w:pPr>
+      <w:r>
+        <w:rPr>
+          <w:b/>
+          <w:bCs/>
+          <w:sz w:val="32"/>
+          <w:szCs w:val="32"/>
+        </w:rPr>
+        <w:t xml:space="preserve">        |</w:t>
+      </w:r>
+    </w:p>
+    <w:p>
+      <w:pPr>
+        <w:jc w:val="both"/>
+        <w:rPr>
+          <w:b/>
+          <w:bCs/>
+          <w:sz w:val="32"/>
+          <w:szCs w:val="32"/>
+        </w:rPr>
+      </w:pPr>
+      <w:r>
+        <w:rPr>
+          <w:b/>
+          <w:bCs/>
+          <w:sz w:val="32"/>
+          <w:szCs w:val="32"/>
+        </w:rPr>
+        <w:t xml:space="preserve">     Internet</w:t>
+      </w:r>
+    </w:p>
+    <w:p>
+      <w:pPr>
+        <w:jc w:val="both"/>
+        <w:rPr>
+          <w:b/>
+          <w:bCs/>
+          <w:sz w:val="32"/>
+          <w:szCs w:val="32"/>
+        </w:rPr>
+      </w:pPr>
+      <w:r>
+        <w:rPr>
+          <w:b/>
+          <w:bCs/>
+          <w:sz w:val="32"/>
+          <w:szCs w:val="32"/>
+        </w:rPr>
+        <w:t xml:space="preserve">        |</w:t>
+      </w:r>
+    </w:p>
+    <w:p>
+      <w:pPr>
+        <w:jc w:val="both"/>
+        <w:rPr>
+          <w:b/>
+          <w:bCs/>
+          <w:sz w:val="32"/>
+          <w:szCs w:val="32"/>
+        </w:rPr>
+      </w:pPr>
+      <w:r>
+        <w:rPr>
+          <w:b/>
+          <w:bCs/>
+          <w:sz w:val="32"/>
+          <w:szCs w:val="32"/>
+        </w:rPr>
+        <w:t xml:space="preserve">        |</w:t>
+      </w:r>
+    </w:p>
+    <w:p>
+      <w:pPr>
+        <w:jc w:val="both"/>
+        <w:rPr>
+          <w:b/>
+          <w:bCs/>
+          <w:sz w:val="32"/>
+          <w:szCs w:val="32"/>
+        </w:rPr>
+      </w:pPr>
+      <w:r>
+        <w:rPr>
+          <w:b/>
+          <w:bCs/>
+          <w:sz w:val="32"/>
+          <w:szCs w:val="32"/>
+        </w:rPr>
+        <w:t>Server (VPS)</w:t>
+      </w:r>
+    </w:p>
+    <w:p>
+      <w:pPr>
+        <w:jc w:val="both"/>
+        <w:rPr>
+          <w:sz w:val="36"/>
+          <w:szCs w:val="36"/>
+        </w:rPr>
+      </w:pPr>
+    </w:p>
+    <w:p>
+      <w:pPr>
+        <w:jc w:val="both"/>
+        <w:rPr>
+          <w:sz w:val="36"/>
+          <w:szCs w:val="36"/>
+        </w:rPr>
+      </w:pPr>
+      <w:r>
+        <w:rPr>
+          <w:sz w:val="36"/>
+          <w:szCs w:val="36"/>
+        </w:rPr>
+        <w:t>Step-1, Server Provides Its Identity:</w:t>
+      </w:r>
+    </w:p>
+    <w:p>
+      <w:pPr>
+        <w:jc w:val="both"/>
+        <w:rPr>
+          <w:sz w:val="36"/>
+          <w:szCs w:val="36"/>
+        </w:rPr>
+      </w:pPr>
+      <w:r>
+        <w:rPr>
+          <w:sz w:val="36"/>
+          <w:szCs w:val="36"/>
+        </w:rPr>
+        <w:t xml:space="preserve"># </w:t>
+      </w:r>
+      <w:r>
+        <w:rPr>
+          <w:sz w:val="36"/>
+          <w:szCs w:val="36"/>
+        </w:rPr>
+        <w:t>Server sends its public host key.</w:t>
+      </w:r>
+    </w:p>
+    <w:p>
+      <w:pPr>
+        <w:jc w:val="both"/>
+        <w:rPr>
+          <w:b/>
+          <w:bCs/>
+          <w:sz w:val="32"/>
+          <w:szCs w:val="32"/>
+        </w:rPr>
+      </w:pPr>
+      <w:r>
+        <w:rPr>
+          <w:b/>
+          <w:bCs/>
+          <w:sz w:val="32"/>
+          <w:szCs w:val="32"/>
+        </w:rPr>
+        <w:t>Server</w:t>
+      </w:r>
+    </w:p>
+    <w:p>
+      <w:pPr>
+        <w:jc w:val="both"/>
+        <w:rPr>
+          <w:b/>
+          <w:bCs/>
+          <w:sz w:val="32"/>
+          <w:szCs w:val="32"/>
+        </w:rPr>
+      </w:pPr>
+      <w:r>
+        <w:rPr>
+          <w:b/>
+          <w:bCs/>
+          <w:sz w:val="32"/>
+          <w:szCs w:val="32"/>
+        </w:rPr>
+        <w:t xml:space="preserve">  |</w:t>
+      </w:r>
+    </w:p>
+    <w:p>
+      <w:pPr>
+        <w:jc w:val="both"/>
+        <w:rPr>
+          <w:b/>
+          <w:bCs/>
+          <w:sz w:val="32"/>
+          <w:szCs w:val="32"/>
+        </w:rPr>
+      </w:pPr>
+      <w:r>
+        <w:rPr>
+          <w:b/>
+          <w:bCs/>
+          <w:sz w:val="32"/>
+          <w:szCs w:val="32"/>
+        </w:rPr>
+        <w:t xml:space="preserve">  |-----&gt; Public Host Key</w:t>
+      </w:r>
+    </w:p>
+    <w:p>
+      <w:pPr>
+        <w:jc w:val="both"/>
+        <w:rPr>
+          <w:b/>
+          <w:bCs/>
+          <w:sz w:val="32"/>
+          <w:szCs w:val="32"/>
+        </w:rPr>
+      </w:pPr>
+      <w:r>
+        <w:rPr>
+          <w:b/>
+          <w:bCs/>
+          <w:sz w:val="32"/>
+          <w:szCs w:val="32"/>
+        </w:rPr>
+        <w:t xml:space="preserve">  |</w:t>
+      </w:r>
+    </w:p>
+    <w:p>
+      <w:pPr>
+        <w:jc w:val="both"/>
+        <w:rPr>
+          <w:b/>
+          <w:bCs/>
+          <w:sz w:val="32"/>
+          <w:szCs w:val="32"/>
+        </w:rPr>
+      </w:pPr>
+      <w:r>
+        <w:rPr>
+          <w:b/>
+          <w:bCs/>
+          <w:sz w:val="32"/>
+          <w:szCs w:val="32"/>
+        </w:rPr>
+        <w:t>Client</w:t>
+      </w:r>
+    </w:p>
+    <w:p>
+      <w:pPr>
+        <w:jc w:val="both"/>
+        <w:rPr>
+          <w:sz w:val="36"/>
+          <w:szCs w:val="36"/>
+        </w:rPr>
+      </w:pPr>
+      <w:r>
+        <w:rPr>
+          <w:sz w:val="36"/>
+          <w:szCs w:val="36"/>
+        </w:rPr>
+        <w:t xml:space="preserve"># </w:t>
+      </w:r>
+      <w:r>
+        <w:rPr>
+          <w:sz w:val="36"/>
+          <w:szCs w:val="36"/>
+        </w:rPr>
+        <w:t xml:space="preserve">The first time </w:t>
+      </w:r>
+      <w:r>
+        <w:rPr>
+          <w:sz w:val="36"/>
+          <w:szCs w:val="36"/>
+        </w:rPr>
+        <w:t>we</w:t>
+      </w:r>
+      <w:r>
+        <w:rPr>
+          <w:sz w:val="36"/>
+          <w:szCs w:val="36"/>
+        </w:rPr>
+        <w:t xml:space="preserve"> connect, SSH says</w:t>
+      </w:r>
+      <w:r>
+        <w:rPr>
+          <w:sz w:val="36"/>
+          <w:szCs w:val="36"/>
+        </w:rPr>
+        <w:t xml:space="preserve"> “</w:t>
+      </w:r>
+      <w:r>
+        <w:rPr>
+          <w:sz w:val="36"/>
+          <w:szCs w:val="36"/>
+        </w:rPr>
+        <w:t>The authenticity of host can't be established.</w:t>
+      </w:r>
+      <w:r>
+        <w:rPr>
+          <w:sz w:val="36"/>
+          <w:szCs w:val="36"/>
+        </w:rPr>
+        <w:t xml:space="preserve"> </w:t>
+      </w:r>
+      <w:r>
+        <w:rPr>
+          <w:sz w:val="36"/>
+          <w:szCs w:val="36"/>
+        </w:rPr>
+        <w:t>Are you sure you want to continue?</w:t>
+      </w:r>
+      <w:r>
+        <w:rPr>
+          <w:sz w:val="36"/>
+          <w:szCs w:val="36"/>
+        </w:rPr>
+        <w:t>”</w:t>
+      </w:r>
+    </w:p>
+    <w:p>
+      <w:pPr>
+        <w:jc w:val="both"/>
+        <w:rPr>
+          <w:sz w:val="36"/>
+          <w:szCs w:val="36"/>
+        </w:rPr>
+      </w:pPr>
+      <w:r>
+        <w:rPr>
+          <w:sz w:val="36"/>
+          <w:szCs w:val="36"/>
+        </w:rPr>
+        <w:t xml:space="preserve"># </w:t>
+      </w:r>
+      <w:r>
+        <w:rPr>
+          <w:sz w:val="36"/>
+          <w:szCs w:val="36"/>
+        </w:rPr>
+        <w:t>Because our laptop has never seen this server before.</w:t>
+      </w:r>
+      <w:r>
+        <w:rPr>
+          <w:sz w:val="36"/>
+          <w:szCs w:val="36"/>
+        </w:rPr>
+        <w:t xml:space="preserve"> </w:t>
+      </w:r>
+      <w:r>
+        <w:rPr>
+          <w:sz w:val="36"/>
+          <w:szCs w:val="36"/>
+        </w:rPr>
+        <w:t xml:space="preserve">After </w:t>
+      </w:r>
+      <w:r>
+        <w:rPr>
+          <w:sz w:val="36"/>
+          <w:szCs w:val="36"/>
+        </w:rPr>
+        <w:t>we</w:t>
+      </w:r>
+      <w:r>
+        <w:rPr>
+          <w:sz w:val="36"/>
+          <w:szCs w:val="36"/>
+        </w:rPr>
+        <w:t xml:space="preserve"> accept</w:t>
+      </w:r>
+      <w:r>
+        <w:rPr>
+          <w:sz w:val="36"/>
+          <w:szCs w:val="36"/>
+        </w:rPr>
+        <w:t xml:space="preserve"> using</w:t>
+      </w:r>
+      <w:r>
+        <w:rPr>
+          <w:sz w:val="36"/>
+          <w:szCs w:val="36"/>
+        </w:rPr>
+        <w:t>:</w:t>
+      </w:r>
+    </w:p>
+    <w:p>
+      <w:pPr>
+        <w:jc w:val="both"/>
+        <w:rPr>
+          <w:b/>
+          <w:bCs/>
+          <w:color w:val="60CAF3" w:themeColor="accent4" w:themeTint="99"/>
+          <w:sz w:val="36"/>
+          <w:szCs w:val="36"/>
+        </w:rPr>
+      </w:pPr>
+      <w:r>
+        <w:rPr>
+          <w:b/>
+          <w:bCs/>
+          <w:color w:val="60CAF3" w:themeColor="accent4" w:themeTint="99"/>
+          <w:sz w:val="36"/>
+          <w:szCs w:val="36"/>
+        </w:rPr>
+        <w:t>~/.ssh/</w:t>
+      </w:r>
+      <w:proofErr w:type="spellStart"/>
+      <w:r>
+        <w:rPr>
+          <w:b/>
+          <w:bCs/>
+          <w:color w:val="60CAF3" w:themeColor="accent4" w:themeTint="99"/>
+          <w:sz w:val="36"/>
+          <w:szCs w:val="36"/>
+        </w:rPr>
+        <w:t>known_hosts</w:t>
+      </w:r>
+      <w:proofErr w:type="spellEnd"/>
+    </w:p>
+    <w:p>
+      <w:pPr>
+        <w:jc w:val="both"/>
+        <w:rPr>
+          <w:sz w:val="36"/>
+          <w:szCs w:val="36"/>
+        </w:rPr>
+      </w:pPr>
+      <w:r>
+        <w:rPr>
+          <w:sz w:val="36"/>
+          <w:szCs w:val="36"/>
+        </w:rPr>
+        <w:t># S</w:t>
+      </w:r>
+      <w:r>
+        <w:rPr>
+          <w:sz w:val="36"/>
+          <w:szCs w:val="36"/>
+        </w:rPr>
+        <w:t>tores the server's public key fingerprint.</w:t>
+      </w:r>
+      <w:r>
+        <w:rPr>
+          <w:sz w:val="36"/>
+          <w:szCs w:val="36"/>
+        </w:rPr>
+        <w:t xml:space="preserve"> </w:t>
+      </w:r>
+      <w:r>
+        <w:rPr>
+          <w:sz w:val="36"/>
+          <w:szCs w:val="36"/>
+        </w:rPr>
+        <w:t>Next time:</w:t>
+      </w:r>
+    </w:p>
+    <w:p>
+      <w:pPr>
+        <w:pStyle w:val="ListParagraph"/>
+        <w:numPr>
+          <w:ilvl w:val="0"/>
+          <w:numId w:val="19"/>
+        </w:numPr>
+        <w:jc w:val="both"/>
+        <w:rPr>
+          <w:sz w:val="36"/>
+          <w:szCs w:val="36"/>
+        </w:rPr>
+      </w:pPr>
+      <w:r>
+        <w:rPr>
+          <w:sz w:val="36"/>
+          <w:szCs w:val="36"/>
+        </w:rPr>
+        <w:lastRenderedPageBreak/>
+        <w:t>Server sends key</w:t>
+      </w:r>
+    </w:p>
+    <w:p>
+      <w:pPr>
+        <w:pStyle w:val="ListParagraph"/>
+        <w:numPr>
+          <w:ilvl w:val="0"/>
+          <w:numId w:val="19"/>
+        </w:numPr>
+        <w:jc w:val="both"/>
+        <w:rPr>
+          <w:sz w:val="36"/>
+          <w:szCs w:val="36"/>
+        </w:rPr>
+      </w:pPr>
+      <w:r>
+        <w:rPr>
+          <w:sz w:val="36"/>
+          <w:szCs w:val="36"/>
+        </w:rPr>
+        <w:t>Client compares with stored key</w:t>
+      </w:r>
+    </w:p>
+    <w:p>
+      <w:pPr>
+        <w:jc w:val="both"/>
+        <w:rPr>
+          <w:sz w:val="36"/>
+          <w:szCs w:val="36"/>
+        </w:rPr>
+      </w:pPr>
+      <w:r>
+        <w:rPr>
+          <w:sz w:val="36"/>
+          <w:szCs w:val="36"/>
+        </w:rPr>
+        <w:t xml:space="preserve"># </w:t>
+      </w:r>
+      <w:r>
+        <w:rPr>
+          <w:sz w:val="36"/>
+          <w:szCs w:val="36"/>
+        </w:rPr>
+        <w:t>If different</w:t>
+      </w:r>
+      <w:r>
+        <w:rPr>
+          <w:sz w:val="36"/>
+          <w:szCs w:val="36"/>
+        </w:rPr>
+        <w:t xml:space="preserve"> “</w:t>
+      </w:r>
+      <w:r>
+        <w:rPr>
+          <w:sz w:val="36"/>
+          <w:szCs w:val="36"/>
+        </w:rPr>
+        <w:t>WARNING: REMOTE HOST IDENTIFICATION HAS CHANGED!</w:t>
+      </w:r>
+      <w:r>
+        <w:rPr>
+          <w:sz w:val="36"/>
+          <w:szCs w:val="36"/>
+        </w:rPr>
+        <w:t xml:space="preserve">”. </w:t>
+      </w:r>
+      <w:r>
+        <w:rPr>
+          <w:sz w:val="36"/>
+          <w:szCs w:val="36"/>
+        </w:rPr>
+        <w:t>This protects against a fake server pretending to be ours.</w:t>
+      </w:r>
+    </w:p>
+    <w:p>
+      <w:pPr>
+        <w:jc w:val="both"/>
+        <w:rPr>
+          <w:sz w:val="36"/>
+          <w:szCs w:val="36"/>
+        </w:rPr>
+      </w:pPr>
+    </w:p>
+    <w:p>
+      <w:pPr>
+        <w:jc w:val="both"/>
+        <w:rPr>
+          <w:sz w:val="36"/>
+          <w:szCs w:val="36"/>
+        </w:rPr>
+      </w:pPr>
+      <w:r>
+        <w:rPr>
+          <w:sz w:val="36"/>
+          <w:szCs w:val="36"/>
+        </w:rPr>
+        <w:t xml:space="preserve">Step-2, </w:t>
+      </w:r>
+      <w:r>
+        <w:rPr>
+          <w:sz w:val="36"/>
+          <w:szCs w:val="36"/>
+        </w:rPr>
+        <w:t>Secure Key Exchange</w:t>
+      </w:r>
+      <w:r>
+        <w:rPr>
+          <w:sz w:val="36"/>
+          <w:szCs w:val="36"/>
+        </w:rPr>
+        <w:t>:</w:t>
+      </w:r>
+    </w:p>
+    <w:p>
+      <w:pPr>
+        <w:jc w:val="both"/>
+        <w:rPr>
+          <w:sz w:val="36"/>
+          <w:szCs w:val="36"/>
+        </w:rPr>
+      </w:pPr>
+      <w:r>
+        <w:rPr>
+          <w:sz w:val="36"/>
+          <w:szCs w:val="36"/>
+        </w:rPr>
+        <w:t xml:space="preserve"># </w:t>
+      </w:r>
+      <w:r>
+        <w:rPr>
+          <w:sz w:val="36"/>
+          <w:szCs w:val="36"/>
+        </w:rPr>
+        <w:t>SSH does not encrypt all traffic using public/private keys.</w:t>
+      </w:r>
+      <w:r>
+        <w:rPr>
+          <w:sz w:val="36"/>
+          <w:szCs w:val="36"/>
+        </w:rPr>
+        <w:t xml:space="preserve"> </w:t>
+      </w:r>
+      <w:r>
+        <w:rPr>
+          <w:sz w:val="36"/>
+          <w:szCs w:val="36"/>
+        </w:rPr>
+        <w:t>That would be too slow.</w:t>
+      </w:r>
+    </w:p>
+    <w:p>
+      <w:pPr>
+        <w:jc w:val="both"/>
+        <w:rPr>
+          <w:sz w:val="36"/>
+          <w:szCs w:val="36"/>
+        </w:rPr>
+      </w:pPr>
+      <w:r>
+        <w:rPr>
+          <w:sz w:val="36"/>
+          <w:szCs w:val="36"/>
+        </w:rPr>
+        <w:t xml:space="preserve"># </w:t>
+      </w:r>
+      <w:r>
+        <w:rPr>
+          <w:sz w:val="36"/>
+          <w:szCs w:val="36"/>
+        </w:rPr>
+        <w:t>Instead SSH creates a temporary secret key called a</w:t>
+      </w:r>
+      <w:r>
+        <w:rPr>
+          <w:sz w:val="36"/>
+          <w:szCs w:val="36"/>
+        </w:rPr>
+        <w:t xml:space="preserve"> </w:t>
+      </w:r>
+      <w:r>
+        <w:rPr>
+          <w:b/>
+          <w:bCs/>
+          <w:sz w:val="36"/>
+          <w:szCs w:val="36"/>
+        </w:rPr>
+        <w:t>Session Key</w:t>
+      </w:r>
+      <w:r>
+        <w:rPr>
+          <w:sz w:val="36"/>
+          <w:szCs w:val="36"/>
+        </w:rPr>
+        <w:t xml:space="preserve"> </w:t>
+      </w:r>
+      <w:r>
+        <w:rPr>
+          <w:sz w:val="36"/>
+          <w:szCs w:val="36"/>
+        </w:rPr>
+        <w:t>using algorithms like:</w:t>
+      </w:r>
+    </w:p>
+    <w:p>
+      <w:pPr>
+        <w:pStyle w:val="ListParagraph"/>
+        <w:numPr>
+          <w:ilvl w:val="0"/>
+          <w:numId w:val="22"/>
+        </w:numPr>
+        <w:jc w:val="both"/>
+        <w:rPr>
+          <w:sz w:val="36"/>
+          <w:szCs w:val="36"/>
+        </w:rPr>
+      </w:pPr>
+      <w:r>
+        <w:rPr>
+          <w:sz w:val="36"/>
+          <w:szCs w:val="36"/>
+        </w:rPr>
+        <w:t>Diffie-Hellman</w:t>
+      </w:r>
+    </w:p>
+    <w:p>
+      <w:pPr>
+        <w:pStyle w:val="ListParagraph"/>
+        <w:numPr>
+          <w:ilvl w:val="0"/>
+          <w:numId w:val="22"/>
+        </w:numPr>
+        <w:jc w:val="both"/>
+        <w:rPr>
+          <w:sz w:val="36"/>
+          <w:szCs w:val="36"/>
+        </w:rPr>
+      </w:pPr>
+      <w:r>
+        <w:rPr>
+          <w:sz w:val="36"/>
+          <w:szCs w:val="36"/>
+        </w:rPr>
+        <w:t>ECDH</w:t>
+      </w:r>
+    </w:p>
+    <w:p>
+      <w:pPr>
+        <w:pStyle w:val="ListParagraph"/>
+        <w:numPr>
+          <w:ilvl w:val="0"/>
+          <w:numId w:val="22"/>
+        </w:numPr>
+        <w:jc w:val="both"/>
+        <w:rPr>
+          <w:sz w:val="36"/>
+          <w:szCs w:val="36"/>
+        </w:rPr>
+      </w:pPr>
+      <w:r>
+        <w:rPr>
+          <w:sz w:val="36"/>
+          <w:szCs w:val="36"/>
+        </w:rPr>
+        <w:t>Curve25519</w:t>
+      </w:r>
+    </w:p>
+    <w:p>
+      <w:pPr>
+        <w:jc w:val="both"/>
+        <w:rPr>
+          <w:sz w:val="36"/>
+          <w:szCs w:val="36"/>
+        </w:rPr>
+      </w:pPr>
+      <w:r>
+        <w:rPr>
+          <w:sz w:val="36"/>
+          <w:szCs w:val="36"/>
+        </w:rPr>
+        <w:t xml:space="preserve"># </w:t>
+      </w:r>
+      <w:r>
+        <w:rPr>
+          <w:sz w:val="36"/>
+          <w:szCs w:val="36"/>
+        </w:rPr>
+        <w:t>The client and server mathematically agree on the same secret key without ever sending that secret across the network.</w:t>
+      </w:r>
+    </w:p>
+    <w:p>
+      <w:pPr>
+        <w:jc w:val="both"/>
+        <w:rPr>
+          <w:b/>
+          <w:bCs/>
+          <w:sz w:val="32"/>
+          <w:szCs w:val="32"/>
+        </w:rPr>
+      </w:pPr>
+      <w:r>
+        <w:rPr>
+          <w:b/>
+          <w:bCs/>
+          <w:sz w:val="32"/>
+          <w:szCs w:val="32"/>
+        </w:rPr>
+        <w:t>Client ------------ Server</w:t>
+      </w:r>
+    </w:p>
+    <w:p>
+      <w:pPr>
+        <w:jc w:val="both"/>
+        <w:rPr>
+          <w:b/>
+          <w:bCs/>
+          <w:sz w:val="32"/>
+          <w:szCs w:val="32"/>
+        </w:rPr>
+      </w:pPr>
+      <w:r>
+        <w:rPr>
+          <w:b/>
+          <w:bCs/>
+          <w:sz w:val="32"/>
+          <w:szCs w:val="32"/>
+        </w:rPr>
+        <w:t xml:space="preserve">   </w:t>
+      </w:r>
+      <w:r>
+        <w:rPr>
+          <w:b/>
+          <w:bCs/>
+          <w:sz w:val="32"/>
+          <w:szCs w:val="32"/>
+        </w:rPr>
+        <w:t xml:space="preserve">        </w:t>
+      </w:r>
+      <w:r>
+        <w:rPr>
+          <w:b/>
+          <w:bCs/>
+          <w:sz w:val="32"/>
+          <w:szCs w:val="32"/>
+        </w:rPr>
+        <w:t xml:space="preserve"> </w:t>
+      </w:r>
+      <w:r>
+        <w:rPr>
+          <w:b/>
+          <w:bCs/>
+          <w:sz w:val="32"/>
+          <w:szCs w:val="32"/>
+        </w:rPr>
+        <w:t xml:space="preserve"> </w:t>
+      </w:r>
+      <w:r>
+        <w:rPr>
+          <w:b/>
+          <w:bCs/>
+          <w:sz w:val="32"/>
+          <w:szCs w:val="32"/>
+        </w:rPr>
+        <w:t>\                 /</w:t>
+      </w:r>
+    </w:p>
+    <w:p>
+      <w:pPr>
+        <w:jc w:val="both"/>
+        <w:rPr>
+          <w:b/>
+          <w:bCs/>
+          <w:sz w:val="32"/>
+          <w:szCs w:val="32"/>
+        </w:rPr>
+      </w:pPr>
+      <w:r>
+        <w:rPr>
+          <w:b/>
+          <w:bCs/>
+          <w:sz w:val="32"/>
+          <w:szCs w:val="32"/>
+        </w:rPr>
+        <w:t xml:space="preserve">    </w:t>
+      </w:r>
+      <w:r>
+        <w:rPr>
+          <w:b/>
+          <w:bCs/>
+          <w:sz w:val="32"/>
+          <w:szCs w:val="32"/>
+        </w:rPr>
+        <w:t xml:space="preserve">          </w:t>
+      </w:r>
+      <w:r>
+        <w:rPr>
+          <w:b/>
+          <w:bCs/>
+          <w:sz w:val="32"/>
+          <w:szCs w:val="32"/>
+        </w:rPr>
+        <w:t xml:space="preserve"> </w:t>
+      </w:r>
+      <w:r>
+        <w:rPr>
+          <w:b/>
+          <w:bCs/>
+          <w:sz w:val="32"/>
+          <w:szCs w:val="32"/>
+        </w:rPr>
+        <w:t xml:space="preserve"> </w:t>
+      </w:r>
+      <w:r>
+        <w:rPr>
+          <w:b/>
+          <w:bCs/>
+          <w:sz w:val="32"/>
+          <w:szCs w:val="32"/>
+        </w:rPr>
+        <w:t xml:space="preserve">\        </w:t>
+      </w:r>
+      <w:r>
+        <w:rPr>
+          <w:b/>
+          <w:bCs/>
+          <w:sz w:val="32"/>
+          <w:szCs w:val="32"/>
+        </w:rPr>
+        <w:t xml:space="preserve"> </w:t>
+      </w:r>
+      <w:r>
+        <w:rPr>
+          <w:b/>
+          <w:bCs/>
+          <w:sz w:val="32"/>
+          <w:szCs w:val="32"/>
+        </w:rPr>
+        <w:t xml:space="preserve">  /</w:t>
+      </w:r>
+    </w:p>
+    <w:p>
+      <w:pPr>
+        <w:jc w:val="both"/>
+        <w:rPr>
+          <w:b/>
+          <w:bCs/>
+          <w:sz w:val="32"/>
+          <w:szCs w:val="32"/>
+        </w:rPr>
+      </w:pPr>
+      <w:r>
+        <w:rPr>
+          <w:b/>
+          <w:bCs/>
+          <w:sz w:val="32"/>
+          <w:szCs w:val="32"/>
+        </w:rPr>
+        <w:t xml:space="preserve">   </w:t>
+      </w:r>
+      <w:r>
+        <w:rPr>
+          <w:b/>
+          <w:bCs/>
+          <w:sz w:val="32"/>
+          <w:szCs w:val="32"/>
+        </w:rPr>
+        <w:t xml:space="preserve">   </w:t>
+      </w:r>
+      <w:r>
+        <w:rPr>
+          <w:b/>
+          <w:bCs/>
+          <w:sz w:val="32"/>
+          <w:szCs w:val="32"/>
+        </w:rPr>
+        <w:t xml:space="preserve">  Shared Secret</w:t>
+      </w:r>
+    </w:p>
+    <w:p>
+      <w:pPr>
+        <w:jc w:val="both"/>
+        <w:rPr>
+          <w:sz w:val="36"/>
+          <w:szCs w:val="36"/>
+        </w:rPr>
+      </w:pPr>
+      <w:r>
+        <w:rPr>
+          <w:sz w:val="36"/>
+          <w:szCs w:val="36"/>
+        </w:rPr>
+        <w:t xml:space="preserve"># </w:t>
+      </w:r>
+      <w:r>
+        <w:rPr>
+          <w:sz w:val="36"/>
+          <w:szCs w:val="36"/>
+        </w:rPr>
+        <w:t>An attacker can see all exchanged messages but cannot calculate the secret.</w:t>
+      </w:r>
+    </w:p>
+    <w:p>
+      <w:pPr>
+        <w:jc w:val="both"/>
+        <w:rPr>
+          <w:sz w:val="36"/>
+          <w:szCs w:val="36"/>
+        </w:rPr>
+      </w:pPr>
+    </w:p>
+    <w:p>
+      <w:pPr>
+        <w:jc w:val="both"/>
+        <w:rPr>
+          <w:sz w:val="36"/>
+          <w:szCs w:val="36"/>
+        </w:rPr>
+      </w:pPr>
+      <w:r>
+        <w:rPr>
+          <w:sz w:val="36"/>
+          <w:szCs w:val="36"/>
+        </w:rPr>
+        <w:t>Step-</w:t>
+      </w:r>
+      <w:r>
+        <w:rPr>
+          <w:sz w:val="36"/>
+          <w:szCs w:val="36"/>
+        </w:rPr>
+        <w:t>3</w:t>
+      </w:r>
+      <w:r>
+        <w:rPr>
+          <w:sz w:val="36"/>
+          <w:szCs w:val="36"/>
+        </w:rPr>
+        <w:t xml:space="preserve">, </w:t>
+      </w:r>
+      <w:r>
+        <w:rPr>
+          <w:sz w:val="36"/>
+          <w:szCs w:val="36"/>
+        </w:rPr>
+        <w:t>Server Authenticates You</w:t>
+      </w:r>
+      <w:r>
+        <w:rPr>
+          <w:sz w:val="36"/>
+          <w:szCs w:val="36"/>
+        </w:rPr>
+        <w:t>:</w:t>
+      </w:r>
+    </w:p>
+    <w:p>
+      <w:pPr>
+        <w:jc w:val="both"/>
+        <w:rPr>
+          <w:sz w:val="36"/>
+          <w:szCs w:val="36"/>
+        </w:rPr>
+      </w:pPr>
+      <w:r>
+        <w:rPr>
+          <w:sz w:val="36"/>
+          <w:szCs w:val="36"/>
+        </w:rPr>
+        <w:t xml:space="preserve"># </w:t>
+      </w:r>
+      <w:r>
+        <w:rPr>
+          <w:sz w:val="36"/>
+          <w:szCs w:val="36"/>
+        </w:rPr>
+        <w:t>Now the server must know</w:t>
+      </w:r>
+      <w:r>
+        <w:rPr>
+          <w:sz w:val="36"/>
+          <w:szCs w:val="36"/>
+        </w:rPr>
+        <w:t xml:space="preserve"> </w:t>
+      </w:r>
+      <w:r>
+        <w:rPr>
+          <w:sz w:val="36"/>
+          <w:szCs w:val="36"/>
+        </w:rPr>
+        <w:t>"Are you really Nazmul?"</w:t>
+      </w:r>
+      <w:r>
+        <w:rPr>
+          <w:sz w:val="36"/>
+          <w:szCs w:val="36"/>
+        </w:rPr>
+        <w:t xml:space="preserve">. </w:t>
+      </w:r>
+      <w:r>
+        <w:rPr>
+          <w:sz w:val="36"/>
+          <w:szCs w:val="36"/>
+        </w:rPr>
+        <w:t>Suppose you generated:</w:t>
+      </w:r>
+    </w:p>
+    <w:p>
+      <w:pPr>
+        <w:jc w:val="both"/>
+        <w:rPr>
+          <w:b/>
+          <w:bCs/>
+          <w:color w:val="60CAF3" w:themeColor="accent4" w:themeTint="99"/>
+          <w:sz w:val="36"/>
+          <w:szCs w:val="36"/>
+        </w:rPr>
+      </w:pPr>
+      <w:r>
+        <w:rPr>
+          <w:b/>
+          <w:bCs/>
+          <w:color w:val="60CAF3" w:themeColor="accent4" w:themeTint="99"/>
+          <w:sz w:val="36"/>
+          <w:szCs w:val="36"/>
+        </w:rPr>
+        <w:t>ssh-keygen</w:t>
+      </w:r>
+    </w:p>
+    <w:p>
+      <w:pPr>
+        <w:jc w:val="both"/>
+        <w:rPr>
+          <w:sz w:val="36"/>
+          <w:szCs w:val="36"/>
+        </w:rPr>
+      </w:pPr>
+      <w:r>
+        <w:rPr>
+          <w:sz w:val="36"/>
+          <w:szCs w:val="36"/>
+        </w:rPr>
+        <w:t># We</w:t>
+      </w:r>
+      <w:r>
+        <w:rPr>
+          <w:sz w:val="36"/>
+          <w:szCs w:val="36"/>
+        </w:rPr>
+        <w:t xml:space="preserve"> get:</w:t>
+      </w:r>
+    </w:p>
+    <w:p>
+      <w:pPr>
+        <w:jc w:val="both"/>
+        <w:rPr>
+          <w:b/>
+          <w:bCs/>
+          <w:sz w:val="36"/>
+          <w:szCs w:val="36"/>
+        </w:rPr>
+      </w:pPr>
+      <w:r>
+        <w:rPr>
+          <w:b/>
+          <w:bCs/>
+          <w:sz w:val="36"/>
+          <w:szCs w:val="36"/>
+        </w:rPr>
+        <w:t>id_rsa.pub   -&gt; Public Key</w:t>
+      </w:r>
+    </w:p>
+    <w:p>
+      <w:pPr>
+        <w:jc w:val="both"/>
+        <w:rPr>
+          <w:b/>
+          <w:bCs/>
+          <w:sz w:val="36"/>
+          <w:szCs w:val="36"/>
+        </w:rPr>
+      </w:pPr>
+      <w:proofErr w:type="spellStart"/>
+      <w:r>
+        <w:rPr>
+          <w:b/>
+          <w:bCs/>
+          <w:sz w:val="36"/>
+          <w:szCs w:val="36"/>
+        </w:rPr>
+        <w:t>id_rsa</w:t>
+      </w:r>
+      <w:proofErr w:type="spellEnd"/>
+      <w:r>
+        <w:rPr>
+          <w:b/>
+          <w:bCs/>
+          <w:sz w:val="36"/>
+          <w:szCs w:val="36"/>
+        </w:rPr>
+        <w:t xml:space="preserve">       -&gt; Private Key</w:t>
+      </w:r>
+    </w:p>
+    <w:p>
+      <w:pPr>
+        <w:jc w:val="both"/>
+        <w:rPr>
+          <w:sz w:val="36"/>
+          <w:szCs w:val="36"/>
+        </w:rPr>
+      </w:pPr>
+      <w:r>
+        <w:rPr>
+          <w:sz w:val="36"/>
+          <w:szCs w:val="36"/>
+        </w:rPr>
+        <w:t># We</w:t>
+      </w:r>
+      <w:r>
+        <w:rPr>
+          <w:sz w:val="36"/>
+          <w:szCs w:val="36"/>
+        </w:rPr>
+        <w:t xml:space="preserve"> copy</w:t>
+      </w:r>
+      <w:r>
+        <w:rPr>
+          <w:sz w:val="36"/>
+          <w:szCs w:val="36"/>
+        </w:rPr>
+        <w:t xml:space="preserve"> </w:t>
+      </w:r>
+      <w:r>
+        <w:rPr>
+          <w:b/>
+          <w:bCs/>
+          <w:sz w:val="36"/>
+          <w:szCs w:val="36"/>
+        </w:rPr>
+        <w:t>id_rsa.pub</w:t>
+      </w:r>
+      <w:r>
+        <w:rPr>
+          <w:sz w:val="36"/>
+          <w:szCs w:val="36"/>
+        </w:rPr>
+        <w:t xml:space="preserve"> and send </w:t>
+      </w:r>
+      <w:r>
+        <w:rPr>
+          <w:sz w:val="36"/>
+          <w:szCs w:val="36"/>
+        </w:rPr>
+        <w:t>to the server:</w:t>
+      </w:r>
+    </w:p>
+    <w:p>
+      <w:pPr>
+        <w:jc w:val="both"/>
+        <w:rPr>
+          <w:b/>
+          <w:bCs/>
+          <w:color w:val="60CAF3" w:themeColor="accent4" w:themeTint="99"/>
+          <w:sz w:val="36"/>
+          <w:szCs w:val="36"/>
+        </w:rPr>
+      </w:pPr>
+      <w:r>
+        <w:rPr>
+          <w:b/>
+          <w:bCs/>
+          <w:color w:val="60CAF3" w:themeColor="accent4" w:themeTint="99"/>
+          <w:sz w:val="36"/>
+          <w:szCs w:val="36"/>
+        </w:rPr>
+        <w:t>~/.ssh/</w:t>
+      </w:r>
+      <w:proofErr w:type="spellStart"/>
+      <w:r>
+        <w:rPr>
+          <w:b/>
+          <w:bCs/>
+          <w:color w:val="60CAF3" w:themeColor="accent4" w:themeTint="99"/>
+          <w:sz w:val="36"/>
+          <w:szCs w:val="36"/>
+        </w:rPr>
+        <w:t>authorized_keys</w:t>
+      </w:r>
+      <w:proofErr w:type="spellEnd"/>
+    </w:p>
+    <w:p>
+      <w:pPr>
+        <w:jc w:val="both"/>
+        <w:rPr>
+          <w:sz w:val="36"/>
+          <w:szCs w:val="36"/>
+        </w:rPr>
+      </w:pPr>
+      <w:r>
+        <w:rPr>
+          <w:sz w:val="36"/>
+          <w:szCs w:val="36"/>
+        </w:rPr>
+        <w:t xml:space="preserve"># </w:t>
+      </w:r>
+      <w:r>
+        <w:rPr>
+          <w:sz w:val="36"/>
+          <w:szCs w:val="36"/>
+        </w:rPr>
+        <w:t>Server stores our public key.</w:t>
+      </w:r>
+      <w:r>
+        <w:rPr>
+          <w:sz w:val="36"/>
+          <w:szCs w:val="36"/>
+        </w:rPr>
+        <w:t xml:space="preserve"> </w:t>
+      </w:r>
+      <w:r>
+        <w:rPr>
+          <w:sz w:val="36"/>
+          <w:szCs w:val="36"/>
+        </w:rPr>
+        <w:t>Authentication Process</w:t>
+      </w:r>
+      <w:r>
+        <w:rPr>
+          <w:sz w:val="36"/>
+          <w:szCs w:val="36"/>
+        </w:rPr>
+        <w:t>:</w:t>
+      </w:r>
+    </w:p>
+    <w:p>
+      <w:pPr>
+        <w:pStyle w:val="ListParagraph"/>
+        <w:numPr>
+          <w:ilvl w:val="0"/>
+          <w:numId w:val="20"/>
+        </w:numPr>
+        <w:jc w:val="both"/>
+        <w:rPr>
+          <w:sz w:val="36"/>
+          <w:szCs w:val="36"/>
+        </w:rPr>
+      </w:pPr>
+      <w:r>
+        <w:rPr>
+          <w:sz w:val="36"/>
+          <w:szCs w:val="36"/>
+        </w:rPr>
+        <w:t>Server sends a challenge</w:t>
+      </w:r>
+      <w:r>
+        <w:rPr>
+          <w:sz w:val="36"/>
+          <w:szCs w:val="36"/>
+        </w:rPr>
+        <w:t xml:space="preserve"> to p</w:t>
+      </w:r>
+      <w:r>
+        <w:rPr>
+          <w:sz w:val="36"/>
+          <w:szCs w:val="36"/>
+        </w:rPr>
+        <w:t xml:space="preserve">rove </w:t>
+      </w:r>
+      <w:r>
+        <w:rPr>
+          <w:sz w:val="36"/>
+          <w:szCs w:val="36"/>
+        </w:rPr>
+        <w:t>we</w:t>
+      </w:r>
+      <w:r>
+        <w:rPr>
+          <w:sz w:val="36"/>
+          <w:szCs w:val="36"/>
+        </w:rPr>
+        <w:t xml:space="preserve"> own the private key.</w:t>
+      </w:r>
+    </w:p>
+    <w:p>
+      <w:pPr>
+        <w:pStyle w:val="ListParagraph"/>
+        <w:numPr>
+          <w:ilvl w:val="0"/>
+          <w:numId w:val="20"/>
+        </w:numPr>
+        <w:jc w:val="both"/>
+        <w:rPr>
+          <w:sz w:val="36"/>
+          <w:szCs w:val="36"/>
+        </w:rPr>
+      </w:pPr>
+      <w:r>
+        <w:rPr>
+          <w:sz w:val="36"/>
+          <w:szCs w:val="36"/>
+        </w:rPr>
+        <w:t>O</w:t>
+      </w:r>
+      <w:r>
+        <w:rPr>
+          <w:sz w:val="36"/>
+          <w:szCs w:val="36"/>
+        </w:rPr>
+        <w:t>ur laptop signs the challenge</w:t>
+      </w:r>
+      <w:r>
+        <w:rPr>
+          <w:sz w:val="36"/>
+          <w:szCs w:val="36"/>
+        </w:rPr>
+        <w:t>:</w:t>
+      </w:r>
+    </w:p>
+    <w:p>
+      <w:pPr>
+        <w:jc w:val="both"/>
+        <w:rPr>
+          <w:b/>
+          <w:bCs/>
+          <w:sz w:val="32"/>
+          <w:szCs w:val="32"/>
+        </w:rPr>
+      </w:pPr>
+      <w:r>
+        <w:rPr>
+          <w:b/>
+          <w:bCs/>
+          <w:sz w:val="32"/>
+          <w:szCs w:val="32"/>
+        </w:rPr>
+        <w:t>Challenge + Private Key</w:t>
+      </w:r>
+    </w:p>
+    <w:p>
+      <w:pPr>
+        <w:jc w:val="both"/>
+        <w:rPr>
+          <w:b/>
+          <w:bCs/>
+          <w:sz w:val="32"/>
+          <w:szCs w:val="32"/>
+        </w:rPr>
+      </w:pPr>
+      <w:r>
+        <w:rPr>
+          <w:b/>
+          <w:bCs/>
+          <w:sz w:val="32"/>
+          <w:szCs w:val="32"/>
+        </w:rPr>
+        <w:t xml:space="preserve">      ↓</w:t>
+      </w:r>
+    </w:p>
+    <w:p>
+      <w:pPr>
+        <w:jc w:val="both"/>
+        <w:rPr>
+          <w:b/>
+          <w:bCs/>
+          <w:sz w:val="32"/>
+          <w:szCs w:val="32"/>
+        </w:rPr>
+      </w:pPr>
+      <w:r>
+        <w:rPr>
+          <w:b/>
+          <w:bCs/>
+          <w:sz w:val="32"/>
+          <w:szCs w:val="32"/>
+        </w:rPr>
+        <w:t>Digital Signature</w:t>
+      </w:r>
+    </w:p>
+    <w:p>
+      <w:pPr>
+        <w:pStyle w:val="ListParagraph"/>
+        <w:numPr>
+          <w:ilvl w:val="0"/>
+          <w:numId w:val="21"/>
+        </w:numPr>
+        <w:jc w:val="both"/>
+        <w:rPr>
+          <w:sz w:val="36"/>
+          <w:szCs w:val="36"/>
+        </w:rPr>
+      </w:pPr>
+      <w:r>
+        <w:rPr>
+          <w:sz w:val="36"/>
+          <w:szCs w:val="36"/>
+        </w:rPr>
+        <w:t>Then sends</w:t>
+      </w:r>
+      <w:r>
+        <w:rPr>
+          <w:sz w:val="36"/>
+          <w:szCs w:val="36"/>
+        </w:rPr>
+        <w:t xml:space="preserve"> </w:t>
+      </w:r>
+      <w:r>
+        <w:rPr>
+          <w:b/>
+          <w:bCs/>
+          <w:sz w:val="36"/>
+          <w:szCs w:val="36"/>
+        </w:rPr>
+        <w:t>Signature</w:t>
+      </w:r>
+      <w:r>
+        <w:rPr>
+          <w:sz w:val="36"/>
+          <w:szCs w:val="36"/>
+        </w:rPr>
+        <w:t xml:space="preserve"> </w:t>
+      </w:r>
+      <w:r>
+        <w:rPr>
+          <w:sz w:val="36"/>
+          <w:szCs w:val="36"/>
+        </w:rPr>
+        <w:t>to the server.</w:t>
+      </w:r>
+    </w:p>
+    <w:p>
+      <w:pPr>
+        <w:pStyle w:val="ListParagraph"/>
+        <w:numPr>
+          <w:ilvl w:val="0"/>
+          <w:numId w:val="21"/>
+        </w:numPr>
+        <w:jc w:val="both"/>
+        <w:rPr>
+          <w:sz w:val="36"/>
+          <w:szCs w:val="36"/>
+        </w:rPr>
+      </w:pPr>
+      <w:r>
+        <w:rPr>
+          <w:sz w:val="36"/>
+          <w:szCs w:val="36"/>
+        </w:rPr>
+        <w:t>Server verifies it using our public key:</w:t>
+      </w:r>
+    </w:p>
+    <w:p>
+      <w:pPr>
+        <w:jc w:val="both"/>
+        <w:rPr>
+          <w:b/>
+          <w:bCs/>
+          <w:sz w:val="32"/>
+          <w:szCs w:val="32"/>
+        </w:rPr>
+      </w:pPr>
+      <w:r>
+        <w:rPr>
+          <w:b/>
+          <w:bCs/>
+          <w:sz w:val="32"/>
+          <w:szCs w:val="32"/>
+        </w:rPr>
+        <w:t>Public Key + Signature</w:t>
+      </w:r>
+    </w:p>
+    <w:p>
+      <w:pPr>
+        <w:jc w:val="both"/>
+        <w:rPr>
+          <w:b/>
+          <w:bCs/>
+          <w:sz w:val="32"/>
+          <w:szCs w:val="32"/>
+        </w:rPr>
+      </w:pPr>
+      <w:r>
+        <w:rPr>
+          <w:b/>
+          <w:bCs/>
+          <w:sz w:val="32"/>
+          <w:szCs w:val="32"/>
+        </w:rPr>
+        <w:t xml:space="preserve">        ↓</w:t>
+      </w:r>
+    </w:p>
+    <w:p>
+      <w:pPr>
+        <w:jc w:val="both"/>
+        <w:rPr>
+          <w:b/>
+          <w:bCs/>
+          <w:sz w:val="32"/>
+          <w:szCs w:val="32"/>
+        </w:rPr>
+      </w:pPr>
+      <w:r>
+        <w:rPr>
+          <w:b/>
+          <w:bCs/>
+          <w:sz w:val="32"/>
+          <w:szCs w:val="32"/>
+        </w:rPr>
+        <w:t>Valid?</w:t>
+      </w:r>
+    </w:p>
+    <w:p>
+      <w:pPr>
+        <w:jc w:val="both"/>
+        <w:rPr>
+          <w:sz w:val="36"/>
+          <w:szCs w:val="36"/>
+        </w:rPr>
+      </w:pPr>
+      <w:r>
+        <w:rPr>
+          <w:sz w:val="36"/>
+          <w:szCs w:val="36"/>
+        </w:rPr>
+        <w:t xml:space="preserve"># </w:t>
+      </w:r>
+      <w:r>
+        <w:rPr>
+          <w:sz w:val="36"/>
+          <w:szCs w:val="36"/>
+        </w:rPr>
+        <w:t>If valid</w:t>
+      </w:r>
+      <w:r>
+        <w:rPr>
+          <w:sz w:val="36"/>
+          <w:szCs w:val="36"/>
+        </w:rPr>
+        <w:t xml:space="preserve"> a</w:t>
+      </w:r>
+      <w:r>
+        <w:rPr>
+          <w:sz w:val="36"/>
+          <w:szCs w:val="36"/>
+        </w:rPr>
+        <w:t>ccess Granted</w:t>
+      </w:r>
+      <w:r>
+        <w:rPr>
+          <w:sz w:val="36"/>
+          <w:szCs w:val="36"/>
+        </w:rPr>
+        <w:t xml:space="preserve">. </w:t>
+      </w:r>
+      <w:r>
+        <w:rPr>
+          <w:sz w:val="36"/>
+          <w:szCs w:val="36"/>
+        </w:rPr>
+        <w:t>If not</w:t>
+      </w:r>
+      <w:r>
+        <w:rPr>
+          <w:sz w:val="36"/>
+          <w:szCs w:val="36"/>
+        </w:rPr>
+        <w:t xml:space="preserve"> a</w:t>
+      </w:r>
+      <w:r>
+        <w:rPr>
+          <w:sz w:val="36"/>
+          <w:szCs w:val="36"/>
+        </w:rPr>
+        <w:t>ccess Denied</w:t>
+      </w:r>
+      <w:r>
+        <w:rPr>
+          <w:sz w:val="36"/>
+          <w:szCs w:val="36"/>
+        </w:rPr>
+        <w:t>.</w:t>
+      </w:r>
+    </w:p>
+    <w:p>
+      <w:pPr>
+        <w:jc w:val="both"/>
+        <w:rPr>
+          <w:sz w:val="36"/>
+          <w:szCs w:val="36"/>
+        </w:rPr>
+      </w:pPr>
+      <w:r>
+        <w:rPr>
+          <w:sz w:val="36"/>
+          <w:szCs w:val="36"/>
+        </w:rPr>
+        <w:lastRenderedPageBreak/>
+        <w:t xml:space="preserve"># </w:t>
+      </w:r>
+      <w:r>
+        <w:rPr>
+          <w:sz w:val="36"/>
+          <w:szCs w:val="36"/>
+        </w:rPr>
+        <w:t xml:space="preserve">The private key stays </w:t>
+      </w:r>
+      <w:r>
+        <w:rPr>
+          <w:sz w:val="36"/>
+          <w:szCs w:val="36"/>
+        </w:rPr>
+        <w:t>in our local machine</w:t>
+      </w:r>
+      <w:r>
+        <w:rPr>
+          <w:sz w:val="36"/>
+          <w:szCs w:val="36"/>
+        </w:rPr>
+        <w:t>:</w:t>
+      </w:r>
+    </w:p>
+    <w:p>
+      <w:pPr>
+        <w:jc w:val="both"/>
+        <w:rPr>
+          <w:b/>
+          <w:bCs/>
+          <w:sz w:val="36"/>
+          <w:szCs w:val="36"/>
+        </w:rPr>
+      </w:pPr>
+      <w:r>
+        <w:rPr>
+          <w:b/>
+          <w:bCs/>
+          <w:sz w:val="36"/>
+          <w:szCs w:val="36"/>
+        </w:rPr>
+        <w:t xml:space="preserve">Your </w:t>
+      </w:r>
+      <w:proofErr w:type="gramStart"/>
+      <w:r>
+        <w:rPr>
+          <w:b/>
+          <w:bCs/>
+          <w:sz w:val="36"/>
+          <w:szCs w:val="36"/>
+        </w:rPr>
+        <w:t>Laptop</w:t>
+      </w:r>
+      <w:proofErr w:type="gramEnd"/>
+    </w:p>
+    <w:p>
+      <w:pPr>
+        <w:jc w:val="both"/>
+        <w:rPr>
+          <w:b/>
+          <w:bCs/>
+          <w:sz w:val="36"/>
+          <w:szCs w:val="36"/>
+        </w:rPr>
+      </w:pPr>
+      <w:r>
+        <w:rPr>
+          <w:b/>
+          <w:bCs/>
+          <w:sz w:val="36"/>
+          <w:szCs w:val="36"/>
+        </w:rPr>
+        <w:t xml:space="preserve">    |</w:t>
+      </w:r>
+    </w:p>
+    <w:p>
+      <w:pPr>
+        <w:jc w:val="both"/>
+        <w:rPr>
+          <w:b/>
+          <w:bCs/>
+          <w:sz w:val="36"/>
+          <w:szCs w:val="36"/>
+        </w:rPr>
+      </w:pPr>
+      <w:r>
+        <w:rPr>
+          <w:b/>
+          <w:bCs/>
+          <w:sz w:val="36"/>
+          <w:szCs w:val="36"/>
+        </w:rPr>
+        <w:t xml:space="preserve">    | Private Key</w:t>
+      </w:r>
+    </w:p>
+    <w:p>
+      <w:pPr>
+        <w:jc w:val="both"/>
+        <w:rPr>
+          <w:b/>
+          <w:bCs/>
+          <w:sz w:val="36"/>
+          <w:szCs w:val="36"/>
+        </w:rPr>
+      </w:pPr>
+      <w:r>
+        <w:rPr>
+          <w:b/>
+          <w:bCs/>
+          <w:sz w:val="36"/>
+          <w:szCs w:val="36"/>
+        </w:rPr>
+        <w:t xml:space="preserve">    |</w:t>
+      </w:r>
+    </w:p>
+    <w:p>
+      <w:pPr>
+        <w:jc w:val="both"/>
+        <w:rPr>
+          <w:sz w:val="36"/>
+          <w:szCs w:val="36"/>
+        </w:rPr>
+      </w:pPr>
+      <w:r>
+        <w:rPr>
+          <w:sz w:val="36"/>
+          <w:szCs w:val="36"/>
+        </w:rPr>
+        <w:t xml:space="preserve"># </w:t>
+      </w:r>
+      <w:r>
+        <w:rPr>
+          <w:sz w:val="36"/>
+          <w:szCs w:val="36"/>
+        </w:rPr>
+        <w:t>The server never receives it.</w:t>
+      </w:r>
+      <w:r>
+        <w:rPr>
+          <w:sz w:val="36"/>
+          <w:szCs w:val="36"/>
+        </w:rPr>
+        <w:t xml:space="preserve"> </w:t>
+      </w:r>
+      <w:r>
+        <w:rPr>
+          <w:sz w:val="36"/>
+          <w:szCs w:val="36"/>
+        </w:rPr>
+        <w:t>The server only receives</w:t>
+      </w:r>
+      <w:r>
+        <w:rPr>
+          <w:sz w:val="36"/>
+          <w:szCs w:val="36"/>
+        </w:rPr>
+        <w:t xml:space="preserve"> the </w:t>
+      </w:r>
+      <w:r>
+        <w:rPr>
+          <w:b/>
+          <w:bCs/>
+          <w:sz w:val="36"/>
+          <w:szCs w:val="36"/>
+        </w:rPr>
+        <w:t>Signature</w:t>
+      </w:r>
+      <w:r>
+        <w:rPr>
+          <w:sz w:val="36"/>
+          <w:szCs w:val="36"/>
+        </w:rPr>
+        <w:t xml:space="preserve"> </w:t>
+      </w:r>
+      <w:r>
+        <w:rPr>
+          <w:sz w:val="36"/>
+          <w:szCs w:val="36"/>
+        </w:rPr>
+        <w:t>which proves</w:t>
+      </w:r>
+      <w:r>
+        <w:rPr>
+          <w:sz w:val="36"/>
+          <w:szCs w:val="36"/>
+        </w:rPr>
+        <w:t xml:space="preserve"> we</w:t>
+      </w:r>
+      <w:r>
+        <w:rPr>
+          <w:sz w:val="36"/>
+          <w:szCs w:val="36"/>
+        </w:rPr>
+        <w:t xml:space="preserve"> own the private key.</w:t>
+      </w:r>
+      <w:r>
+        <w:rPr>
+          <w:sz w:val="36"/>
+          <w:szCs w:val="36"/>
+        </w:rPr>
+        <w:t xml:space="preserve"> </w:t>
+      </w:r>
+      <w:r>
+        <w:rPr>
+          <w:sz w:val="36"/>
+          <w:szCs w:val="36"/>
+        </w:rPr>
+        <w:t>So even if someone compromises the server, they still don't get our private key.</w:t>
+      </w:r>
+    </w:p>
+    <w:p>
+      <w:pPr>
+        <w:jc w:val="both"/>
+        <w:rPr>
+          <w:sz w:val="36"/>
+          <w:szCs w:val="36"/>
+        </w:rPr>
+      </w:pPr>
+    </w:p>
+    <w:p>
+      <w:pPr>
+        <w:jc w:val="both"/>
+        <w:rPr>
+          <w:sz w:val="36"/>
+          <w:szCs w:val="36"/>
+        </w:rPr>
+      </w:pPr>
+      <w:r>
+        <w:rPr>
+          <w:sz w:val="36"/>
+          <w:szCs w:val="36"/>
+        </w:rPr>
+        <w:t>Prevents Man-in-the-Middle Attack:</w:t>
+      </w:r>
+    </w:p>
+    <w:p>
+      <w:pPr>
+        <w:jc w:val="both"/>
+        <w:rPr>
+          <w:sz w:val="36"/>
+          <w:szCs w:val="36"/>
+        </w:rPr>
+      </w:pPr>
+      <w:r>
+        <w:rPr>
+          <w:sz w:val="36"/>
+          <w:szCs w:val="36"/>
+        </w:rPr>
+        <w:t xml:space="preserve"># </w:t>
+      </w:r>
+      <w:r>
+        <w:rPr>
+          <w:sz w:val="36"/>
+          <w:szCs w:val="36"/>
+        </w:rPr>
+        <w:t xml:space="preserve">Suppose an attacker sits between </w:t>
+      </w:r>
+      <w:r>
+        <w:rPr>
+          <w:sz w:val="36"/>
+          <w:szCs w:val="36"/>
+        </w:rPr>
+        <w:t>us</w:t>
+      </w:r>
+      <w:r>
+        <w:rPr>
+          <w:sz w:val="36"/>
+          <w:szCs w:val="36"/>
+        </w:rPr>
+        <w:t xml:space="preserve"> and the server.</w:t>
+      </w:r>
+    </w:p>
+    <w:p>
+      <w:pPr>
+        <w:jc w:val="both"/>
+        <w:rPr>
+          <w:b/>
+          <w:bCs/>
+          <w:sz w:val="36"/>
+          <w:szCs w:val="36"/>
+        </w:rPr>
+      </w:pPr>
+      <w:r>
+        <w:rPr>
+          <w:b/>
+          <w:bCs/>
+          <w:sz w:val="36"/>
+          <w:szCs w:val="36"/>
+        </w:rPr>
+        <w:t>You &lt;---&gt; Hacker &lt;---&gt; Server</w:t>
+      </w:r>
+    </w:p>
+    <w:p>
+      <w:pPr>
+        <w:jc w:val="both"/>
+        <w:rPr>
+          <w:sz w:val="36"/>
+          <w:szCs w:val="36"/>
+        </w:rPr>
+      </w:pPr>
+      <w:r>
+        <w:rPr>
+          <w:sz w:val="36"/>
+          <w:szCs w:val="36"/>
+        </w:rPr>
+        <w:t xml:space="preserve"># </w:t>
+      </w:r>
+      <w:r>
+        <w:rPr>
+          <w:sz w:val="36"/>
+          <w:szCs w:val="36"/>
+        </w:rPr>
+        <w:t>Without verification</w:t>
+      </w:r>
+      <w:r>
+        <w:rPr>
+          <w:sz w:val="36"/>
+          <w:szCs w:val="36"/>
+        </w:rPr>
+        <w:t xml:space="preserve"> </w:t>
+      </w:r>
+      <w:r>
+        <w:rPr>
+          <w:sz w:val="36"/>
+          <w:szCs w:val="36"/>
+        </w:rPr>
+        <w:t>Hacker sends fake public key</w:t>
+      </w:r>
+      <w:r>
+        <w:rPr>
+          <w:sz w:val="36"/>
+          <w:szCs w:val="36"/>
+        </w:rPr>
+        <w:t>, we</w:t>
+      </w:r>
+      <w:r>
+        <w:rPr>
+          <w:sz w:val="36"/>
+          <w:szCs w:val="36"/>
+        </w:rPr>
+        <w:t xml:space="preserve"> trust it</w:t>
+      </w:r>
+      <w:r>
+        <w:rPr>
+          <w:sz w:val="36"/>
+          <w:szCs w:val="36"/>
+        </w:rPr>
+        <w:t xml:space="preserve">. </w:t>
+      </w:r>
+      <w:r>
+        <w:rPr>
+          <w:sz w:val="36"/>
+          <w:szCs w:val="36"/>
+        </w:rPr>
+        <w:t>SSH prevents this because our laptop remembers the server's public host key.</w:t>
+      </w:r>
+    </w:p>
+    <w:p>
+      <w:pPr>
+        <w:jc w:val="both"/>
+        <w:rPr>
+          <w:b/>
+          <w:bCs/>
+          <w:sz w:val="36"/>
+          <w:szCs w:val="36"/>
+        </w:rPr>
+      </w:pPr>
+      <w:proofErr w:type="spellStart"/>
+      <w:r>
+        <w:rPr>
+          <w:b/>
+          <w:bCs/>
+          <w:sz w:val="36"/>
+          <w:szCs w:val="36"/>
+        </w:rPr>
+        <w:t>known_hosts</w:t>
+      </w:r>
+      <w:proofErr w:type="spellEnd"/>
+    </w:p>
+    <w:p>
+      <w:pPr>
+        <w:jc w:val="both"/>
+        <w:rPr>
+          <w:sz w:val="36"/>
+          <w:szCs w:val="36"/>
+        </w:rPr>
+      </w:pPr>
+      <w:r>
+        <w:rPr>
+          <w:sz w:val="36"/>
+          <w:szCs w:val="36"/>
+        </w:rPr>
+        <w:t xml:space="preserve"># </w:t>
+      </w:r>
+      <w:r>
+        <w:rPr>
+          <w:sz w:val="36"/>
+          <w:szCs w:val="36"/>
+        </w:rPr>
+        <w:t>Next connection:</w:t>
+      </w:r>
+    </w:p>
+    <w:p>
+      <w:pPr>
+        <w:jc w:val="both"/>
+        <w:rPr>
+          <w:b/>
+          <w:bCs/>
+          <w:sz w:val="36"/>
+          <w:szCs w:val="36"/>
+        </w:rPr>
+      </w:pPr>
+      <w:r>
+        <w:rPr>
+          <w:b/>
+          <w:bCs/>
+          <w:sz w:val="36"/>
+          <w:szCs w:val="36"/>
+        </w:rPr>
+        <w:t>Expected Key = ABC123</w:t>
+      </w:r>
+    </w:p>
+    <w:p>
+      <w:pPr>
+        <w:jc w:val="both"/>
+        <w:rPr>
+          <w:b/>
+          <w:bCs/>
+          <w:sz w:val="36"/>
+          <w:szCs w:val="36"/>
+        </w:rPr>
+      </w:pPr>
+      <w:r>
+        <w:rPr>
+          <w:b/>
+          <w:bCs/>
+          <w:sz w:val="36"/>
+          <w:szCs w:val="36"/>
+        </w:rPr>
+        <w:t>Received Key = XYZ999</w:t>
+      </w:r>
+    </w:p>
+    <w:p>
+      <w:pPr>
+        <w:jc w:val="both"/>
+        <w:rPr>
+          <w:sz w:val="36"/>
+          <w:szCs w:val="36"/>
+        </w:rPr>
+      </w:pPr>
+      <w:r>
+        <w:rPr>
+          <w:sz w:val="36"/>
+          <w:szCs w:val="36"/>
+        </w:rPr>
+        <w:t xml:space="preserve"># </w:t>
+      </w:r>
+      <w:r>
+        <w:rPr>
+          <w:sz w:val="36"/>
+          <w:szCs w:val="36"/>
+        </w:rPr>
+        <w:t>Mismatch</w:t>
+      </w:r>
+      <w:r>
+        <w:rPr>
+          <w:sz w:val="36"/>
+          <w:szCs w:val="36"/>
+        </w:rPr>
+        <w:t xml:space="preserve"> “</w:t>
+      </w:r>
+      <w:r>
+        <w:rPr>
+          <w:sz w:val="36"/>
+          <w:szCs w:val="36"/>
+        </w:rPr>
+        <w:t>WARNING!</w:t>
+      </w:r>
+      <w:r>
+        <w:rPr>
+          <w:sz w:val="36"/>
+          <w:szCs w:val="36"/>
+        </w:rPr>
+        <w:t xml:space="preserve"> </w:t>
+      </w:r>
+      <w:r>
+        <w:rPr>
+          <w:sz w:val="36"/>
+          <w:szCs w:val="36"/>
+        </w:rPr>
+        <w:t>Connection is rejected</w:t>
+      </w:r>
+      <w:r>
+        <w:rPr>
+          <w:sz w:val="36"/>
+          <w:szCs w:val="36"/>
+        </w:rPr>
+        <w:t xml:space="preserve">”. </w:t>
+      </w:r>
+      <w:proofErr w:type="gramStart"/>
+      <w:r>
+        <w:rPr>
+          <w:sz w:val="36"/>
+          <w:szCs w:val="36"/>
+        </w:rPr>
+        <w:t>This</w:t>
+      </w:r>
+      <w:proofErr w:type="gramEnd"/>
+      <w:r>
+        <w:rPr>
+          <w:sz w:val="36"/>
+          <w:szCs w:val="36"/>
+        </w:rPr>
+        <w:t xml:space="preserve"> is the main defense against man-in-the-middle attacks.</w:t>
+      </w:r>
+    </w:p>
+    <w:p>
+      <w:pPr>
+        <w:jc w:val="both"/>
+        <w:rPr>
+          <w:sz w:val="36"/>
+          <w:szCs w:val="36"/>
+        </w:rPr>
+      </w:pPr>
+    </w:p>
+    <w:p>
+      <w:pPr>
+        <w:jc w:val="both"/>
+        <w:rPr>
+          <w:sz w:val="36"/>
+          <w:szCs w:val="36"/>
+        </w:rPr>
+      </w:pPr>
+      <w:r>
+        <w:rPr>
+          <w:sz w:val="36"/>
+          <w:szCs w:val="36"/>
+        </w:rPr>
+        <w:t xml:space="preserve">Final </w:t>
+      </w:r>
+      <w:r>
+        <w:rPr>
+          <w:sz w:val="36"/>
+          <w:szCs w:val="36"/>
+        </w:rPr>
+        <w:t>Mental Model</w:t>
+      </w:r>
+      <w:r>
+        <w:rPr>
+          <w:sz w:val="36"/>
+          <w:szCs w:val="36"/>
+        </w:rPr>
+        <w:t>:</w:t>
+      </w:r>
+    </w:p>
+    <w:p>
+      <w:pPr>
+        <w:jc w:val="both"/>
+        <w:rPr>
+          <w:sz w:val="36"/>
+          <w:szCs w:val="36"/>
+        </w:rPr>
+      </w:pPr>
+      <w:r>
+        <w:rPr>
+          <w:sz w:val="36"/>
+          <w:szCs w:val="36"/>
+        </w:rPr>
+        <w:t>Think of SSH in three phases:</w:t>
+      </w:r>
+    </w:p>
+    <w:p>
+      <w:pPr>
+        <w:jc w:val="both"/>
+        <w:rPr>
+          <w:b/>
+          <w:bCs/>
+          <w:sz w:val="32"/>
+          <w:szCs w:val="32"/>
+        </w:rPr>
+      </w:pPr>
+      <w:r>
+        <w:rPr>
+          <w:b/>
+          <w:bCs/>
+          <w:sz w:val="32"/>
+          <w:szCs w:val="32"/>
+        </w:rPr>
+        <w:t>1. Verify Server</w:t>
+      </w:r>
+    </w:p>
+    <w:p>
+      <w:pPr>
+        <w:jc w:val="both"/>
+        <w:rPr>
+          <w:b/>
+          <w:bCs/>
+          <w:sz w:val="32"/>
+          <w:szCs w:val="32"/>
+        </w:rPr>
+      </w:pPr>
+      <w:r>
+        <w:rPr>
+          <w:b/>
+          <w:bCs/>
+          <w:sz w:val="32"/>
+          <w:szCs w:val="32"/>
+        </w:rPr>
+        <w:t xml:space="preserve">      ↓</w:t>
+      </w:r>
+    </w:p>
+    <w:p>
+      <w:pPr>
+        <w:jc w:val="both"/>
+        <w:rPr>
+          <w:b/>
+          <w:bCs/>
+          <w:sz w:val="32"/>
+          <w:szCs w:val="32"/>
+        </w:rPr>
+      </w:pPr>
+      <w:r>
+        <w:rPr>
+          <w:b/>
+          <w:bCs/>
+          <w:sz w:val="32"/>
+          <w:szCs w:val="32"/>
+        </w:rPr>
+        <w:t>2. Create Shared Secret Session Key</w:t>
+      </w:r>
+    </w:p>
+    <w:p>
+      <w:pPr>
+        <w:jc w:val="both"/>
+        <w:rPr>
+          <w:b/>
+          <w:bCs/>
+          <w:sz w:val="32"/>
+          <w:szCs w:val="32"/>
+        </w:rPr>
+      </w:pPr>
+      <w:r>
+        <w:rPr>
+          <w:b/>
+          <w:bCs/>
+          <w:sz w:val="32"/>
+          <w:szCs w:val="32"/>
+        </w:rPr>
+        <w:t xml:space="preserve">      ↓</w:t>
+      </w:r>
+    </w:p>
+    <w:p>
+      <w:pPr>
+        <w:jc w:val="both"/>
+        <w:rPr>
+          <w:b/>
+          <w:bCs/>
+          <w:sz w:val="32"/>
+          <w:szCs w:val="32"/>
+        </w:rPr>
+      </w:pPr>
+      <w:r>
+        <w:rPr>
+          <w:b/>
+          <w:bCs/>
+          <w:sz w:val="32"/>
+          <w:szCs w:val="32"/>
+        </w:rPr>
+        <w:t>3. Authenticate User</w:t>
+      </w:r>
+    </w:p>
+    <w:p>
+      <w:pPr>
+        <w:jc w:val="both"/>
+        <w:rPr>
+          <w:b/>
+          <w:bCs/>
+          <w:sz w:val="32"/>
+          <w:szCs w:val="32"/>
+        </w:rPr>
+      </w:pPr>
+      <w:r>
+        <w:rPr>
+          <w:b/>
+          <w:bCs/>
+          <w:sz w:val="32"/>
+          <w:szCs w:val="32"/>
+        </w:rPr>
+        <w:t xml:space="preserve">      ↓</w:t>
+      </w:r>
+    </w:p>
+    <w:p>
+      <w:pPr>
+        <w:jc w:val="both"/>
+        <w:rPr>
+          <w:b/>
+          <w:bCs/>
+          <w:sz w:val="32"/>
+          <w:szCs w:val="32"/>
+        </w:rPr>
+      </w:pPr>
+      <w:r>
+        <w:rPr>
+          <w:b/>
+          <w:bCs/>
+          <w:sz w:val="32"/>
+          <w:szCs w:val="32"/>
+        </w:rPr>
+        <w:t xml:space="preserve">4. </w:t>
+      </w:r>
+      <w:r>
+        <w:rPr>
+          <w:b/>
+          <w:bCs/>
+          <w:sz w:val="32"/>
+          <w:szCs w:val="32"/>
+        </w:rPr>
+        <w:t>Encrypted Communication</w:t>
+      </w:r>
+    </w:p>
+    <w:p>
+      <w:pPr>
+        <w:jc w:val="both"/>
+        <w:rPr>
+          <w:sz w:val="36"/>
+          <w:szCs w:val="36"/>
+        </w:rPr>
+      </w:pPr>
+    </w:p>
+    <w:p>
+      <w:pPr>
+        <w:jc w:val="both"/>
+        <w:rPr>
+          <w:b/>
+          <w:bCs/>
+          <w:sz w:val="36"/>
+          <w:szCs w:val="36"/>
+        </w:rPr>
+      </w:pPr>
+      <w:r>
+        <w:rPr>
+          <w:b/>
+          <w:bCs/>
+          <w:sz w:val="36"/>
+          <w:szCs w:val="36"/>
+        </w:rPr>
+        <w:t>Implementation of SSH Key:</w:t>
+      </w:r>
+    </w:p>
+    <w:p>
+      <w:pPr>
+        <w:jc w:val="both"/>
+        <w:rPr>
+          <w:sz w:val="36"/>
+          <w:szCs w:val="36"/>
+        </w:rPr>
+      </w:pPr>
+      <w:r>
+        <w:rPr>
+          <w:sz w:val="36"/>
+          <w:szCs w:val="36"/>
+        </w:rPr>
+        <w:t xml:space="preserve"># </w:t>
+      </w:r>
+    </w:p>
+    <w:p>
+      <w:pPr>
         <w:jc w:val="both"/>
         <w:rPr>
           <w:sz w:val="36"/>
@@ -6193,6 +9080,119 @@
 <file path=word/numbering.xml><?xml version="1.0" encoding="utf-8"?>
 <w:numbering xmlns:wpc="http://schemas.microsoft.com/office/word/2010/wordprocessingCanvas" xmlns:cx="http://schemas.microsoft.com/office/drawing/2014/chartex" xmlns:cx1="http://schemas.microsoft.com/office/drawing/2015/9/8/chartex" xmlns:cx2="http://schemas.microsoft.com/office/drawing/2015/10/21/chartex" xmlns:cx3="http://schemas.microsoft.com/office/drawing/2016/5/9/chartex" xmlns:cx4="http://schemas.microsoft.com/office/drawing/2016/5/10/chartex" xmlns:cx5="http://schemas.microsoft.com/office/drawing/2016/5/11/chartex" xmlns:cx6="http://schemas.microsoft.com/office/drawing/2016/5/12/chartex" xmlns:cx7="http://schemas.microsoft.com/office/drawing/2016/5/13/chartex" xmlns:cx8="http://schemas.microsoft.com/office/drawing/2016/5/14/chartex" xmlns:mc="http://schemas.openxmlformats.org/markup-compatibility/2006" xmlns:aink="http://schemas.microsoft.com/office/drawing/2016/ink" xmlns:am3d="http://schemas.microsoft.com/office/drawing/2017/model3d" xmlns:o="urn:schemas-microsoft-com:office:office" xmlns:oel="http://schemas.microsoft.com/office/2019/extlst" xmlns:r="http://schemas.openxmlformats.org/officeDocument/2006/relationships" xmlns:m="http://schemas.openxmlformats.org/officeDocument/2006/math" xmlns:v="urn:schemas-microsoft-com:vml" xmlns:wp14="http://schemas.microsoft.com/office/word/2010/wordprocessingDrawing" xmlns:wp="http://schemas.openxmlformats.org/drawingml/2006/wordprocessingDrawing" xmlns:w10="urn:schemas-microsoft-com:office:word" xmlns:w="http://schemas.openxmlformats.org/wordprocessingml/2006/main" xmlns:w14="http://schemas.microsoft.com/office/word/2010/wordml" xmlns:w15="http://schemas.microsoft.com/office/word/2012/wordml" xmlns:w16cex="http://schemas.microsoft.com/office/word/2018/wordml/cex" xmlns:w16cid="http://schemas.microsoft.com/office/word/2016/wordml/cid" xmlns:w16="http://schemas.microsoft.com/office/word/2018/wordml" xmlns:w16sdtdh="http://schemas.microsoft.com/office/word/2020/wordml/sdtdatahash" xmlns:w16se="http://schemas.microsoft.com/office/word/2015/wordml/symex" xmlns:wpg="http://schemas.microsoft.com/office/word/2010/wordprocessingGroup" xmlns:wpi="http://schemas.microsoft.com/office/word/2010/wordprocessingInk" xmlns:wne="http://schemas.microsoft.com/office/word/2006/wordml" xmlns:wps="http://schemas.microsoft.com/office/word/2010/wordprocessingShape" mc:Ignorable="w14 w15 w16se w16cid w16 w16cex w16sdtdh wp14">
   <w:abstractNum w:abstractNumId="0" w15:restartNumberingAfterBreak="0">
+    <w:nsid w:val="07FF6E1F"/>
+    <w:multiLevelType w:val="hybridMultilevel"/>
+    <w:tmpl w:val="BE845D3E"/>
+    <w:lvl w:ilvl="0" w:tplc="04090001">
+      <w:start w:val="1"/>
+      <w:numFmt w:val="bullet"/>
+      <w:lvlText w:val=""/>
+      <w:lvlJc w:val="left"/>
+      <w:pPr>
+        <w:ind w:left="360" w:hanging="360"/>
+      </w:pPr>
+      <w:rPr>
+        <w:rFonts w:ascii="Symbol" w:hAnsi="Symbol" w:hint="default"/>
+      </w:rPr>
+    </w:lvl>
+    <w:lvl w:ilvl="1" w:tplc="04090003" w:tentative="1">
+      <w:start w:val="1"/>
+      <w:numFmt w:val="bullet"/>
+      <w:lvlText w:val="o"/>
+      <w:lvlJc w:val="left"/>
+      <w:pPr>
+        <w:ind w:left="1080" w:hanging="360"/>
+      </w:pPr>
+      <w:rPr>
+        <w:rFonts w:ascii="Courier New" w:hAnsi="Courier New" w:cs="Courier New" w:hint="default"/>
+      </w:rPr>
+    </w:lvl>
+    <w:lvl w:ilvl="2" w:tplc="04090005" w:tentative="1">
+      <w:start w:val="1"/>
+      <w:numFmt w:val="bullet"/>
+      <w:lvlText w:val=""/>
+      <w:lvlJc w:val="left"/>
+      <w:pPr>
+        <w:ind w:left="1800" w:hanging="360"/>
+      </w:pPr>
+      <w:rPr>
+        <w:rFonts w:ascii="Wingdings" w:hAnsi="Wingdings" w:hint="default"/>
+      </w:rPr>
+    </w:lvl>
+    <w:lvl w:ilvl="3" w:tplc="04090001" w:tentative="1">
+      <w:start w:val="1"/>
+      <w:numFmt w:val="bullet"/>
+      <w:lvlText w:val=""/>
+      <w:lvlJc w:val="left"/>
+      <w:pPr>
+        <w:ind w:left="2520" w:hanging="360"/>
+      </w:pPr>
+      <w:rPr>
+        <w:rFonts w:ascii="Symbol" w:hAnsi="Symbol" w:hint="default"/>
+      </w:rPr>
+    </w:lvl>
+    <w:lvl w:ilvl="4" w:tplc="04090003" w:tentative="1">
+      <w:start w:val="1"/>
+      <w:numFmt w:val="bullet"/>
+      <w:lvlText w:val="o"/>
+      <w:lvlJc w:val="left"/>
+      <w:pPr>
+        <w:ind w:left="3240" w:hanging="360"/>
+      </w:pPr>
+      <w:rPr>
+        <w:rFonts w:ascii="Courier New" w:hAnsi="Courier New" w:cs="Courier New" w:hint="default"/>
+      </w:rPr>
+    </w:lvl>
+    <w:lvl w:ilvl="5" w:tplc="04090005" w:tentative="1">
+      <w:start w:val="1"/>
+      <w:numFmt w:val="bullet"/>
+      <w:lvlText w:val=""/>
+      <w:lvlJc w:val="left"/>
+      <w:pPr>
+        <w:ind w:left="3960" w:hanging="360"/>
+      </w:pPr>
+      <w:rPr>
+        <w:rFonts w:ascii="Wingdings" w:hAnsi="Wingdings" w:hint="default"/>
+      </w:rPr>
+    </w:lvl>
+    <w:lvl w:ilvl="6" w:tplc="04090001" w:tentative="1">
+      <w:start w:val="1"/>
+      <w:numFmt w:val="bullet"/>
+      <w:lvlText w:val=""/>
+      <w:lvlJc w:val="left"/>
+      <w:pPr>
+        <w:ind w:left="4680" w:hanging="360"/>
+      </w:pPr>
+      <w:rPr>
+        <w:rFonts w:ascii="Symbol" w:hAnsi="Symbol" w:hint="default"/>
+      </w:rPr>
+    </w:lvl>
+    <w:lvl w:ilvl="7" w:tplc="04090003" w:tentative="1">
+      <w:start w:val="1"/>
+      <w:numFmt w:val="bullet"/>
+      <w:lvlText w:val="o"/>
+      <w:lvlJc w:val="left"/>
+      <w:pPr>
+        <w:ind w:left="5400" w:hanging="360"/>
+      </w:pPr>
+      <w:rPr>
+        <w:rFonts w:ascii="Courier New" w:hAnsi="Courier New" w:cs="Courier New" w:hint="default"/>
+      </w:rPr>
+    </w:lvl>
+    <w:lvl w:ilvl="8" w:tplc="04090005" w:tentative="1">
+      <w:start w:val="1"/>
+      <w:numFmt w:val="bullet"/>
+      <w:lvlText w:val=""/>
+      <w:lvlJc w:val="left"/>
+      <w:pPr>
+        <w:ind w:left="6120" w:hanging="360"/>
+      </w:pPr>
+      <w:rPr>
+        <w:rFonts w:ascii="Wingdings" w:hAnsi="Wingdings" w:hint="default"/>
+      </w:rPr>
+    </w:lvl>
+  </w:abstractNum>
+  <w:abstractNum w:abstractNumId="1" w15:restartNumberingAfterBreak="0">
     <w:nsid w:val="10A42389"/>
     <w:multiLevelType w:val="hybridMultilevel"/>
     <w:tmpl w:val="1082B6A4"/>
@@ -6305,7 +9305,7 @@
       </w:rPr>
     </w:lvl>
   </w:abstractNum>
-  <w:abstractNum w:abstractNumId="1" w15:restartNumberingAfterBreak="0">
+  <w:abstractNum w:abstractNumId="2" w15:restartNumberingAfterBreak="0">
     <w:nsid w:val="23A11734"/>
     <w:multiLevelType w:val="hybridMultilevel"/>
     <w:tmpl w:val="CCB83A46"/>
@@ -6418,7 +9418,7 @@
       </w:rPr>
     </w:lvl>
   </w:abstractNum>
-  <w:abstractNum w:abstractNumId="2" w15:restartNumberingAfterBreak="0">
+  <w:abstractNum w:abstractNumId="3" w15:restartNumberingAfterBreak="0">
     <w:nsid w:val="2557343A"/>
     <w:multiLevelType w:val="hybridMultilevel"/>
     <w:tmpl w:val="8A30FEE6"/>
@@ -6531,7 +9531,120 @@
       </w:rPr>
     </w:lvl>
   </w:abstractNum>
-  <w:abstractNum w:abstractNumId="3" w15:restartNumberingAfterBreak="0">
+  <w:abstractNum w:abstractNumId="4" w15:restartNumberingAfterBreak="0">
+    <w:nsid w:val="2E007351"/>
+    <w:multiLevelType w:val="hybridMultilevel"/>
+    <w:tmpl w:val="6F2EBE88"/>
+    <w:lvl w:ilvl="0" w:tplc="04090001">
+      <w:start w:val="1"/>
+      <w:numFmt w:val="bullet"/>
+      <w:lvlText w:val=""/>
+      <w:lvlJc w:val="left"/>
+      <w:pPr>
+        <w:ind w:left="720" w:hanging="360"/>
+      </w:pPr>
+      <w:rPr>
+        <w:rFonts w:ascii="Symbol" w:hAnsi="Symbol" w:hint="default"/>
+      </w:rPr>
+    </w:lvl>
+    <w:lvl w:ilvl="1" w:tplc="04090003" w:tentative="1">
+      <w:start w:val="1"/>
+      <w:numFmt w:val="bullet"/>
+      <w:lvlText w:val="o"/>
+      <w:lvlJc w:val="left"/>
+      <w:pPr>
+        <w:ind w:left="1440" w:hanging="360"/>
+      </w:pPr>
+      <w:rPr>
+        <w:rFonts w:ascii="Courier New" w:hAnsi="Courier New" w:cs="Courier New" w:hint="default"/>
+      </w:rPr>
+    </w:lvl>
+    <w:lvl w:ilvl="2" w:tplc="04090005" w:tentative="1">
+      <w:start w:val="1"/>
+      <w:numFmt w:val="bullet"/>
+      <w:lvlText w:val=""/>
+      <w:lvlJc w:val="left"/>
+      <w:pPr>
+        <w:ind w:left="2160" w:hanging="360"/>
+      </w:pPr>
+      <w:rPr>
+        <w:rFonts w:ascii="Wingdings" w:hAnsi="Wingdings" w:hint="default"/>
+      </w:rPr>
+    </w:lvl>
+    <w:lvl w:ilvl="3" w:tplc="04090001" w:tentative="1">
+      <w:start w:val="1"/>
+      <w:numFmt w:val="bullet"/>
+      <w:lvlText w:val=""/>
+      <w:lvlJc w:val="left"/>
+      <w:pPr>
+        <w:ind w:left="2880" w:hanging="360"/>
+      </w:pPr>
+      <w:rPr>
+        <w:rFonts w:ascii="Symbol" w:hAnsi="Symbol" w:hint="default"/>
+      </w:rPr>
+    </w:lvl>
+    <w:lvl w:ilvl="4" w:tplc="04090003" w:tentative="1">
+      <w:start w:val="1"/>
+      <w:numFmt w:val="bullet"/>
+      <w:lvlText w:val="o"/>
+      <w:lvlJc w:val="left"/>
+      <w:pPr>
+        <w:ind w:left="3600" w:hanging="360"/>
+      </w:pPr>
+      <w:rPr>
+        <w:rFonts w:ascii="Courier New" w:hAnsi="Courier New" w:cs="Courier New" w:hint="default"/>
+      </w:rPr>
+    </w:lvl>
+    <w:lvl w:ilvl="5" w:tplc="04090005" w:tentative="1">
+      <w:start w:val="1"/>
+      <w:numFmt w:val="bullet"/>
+      <w:lvlText w:val=""/>
+      <w:lvlJc w:val="left"/>
+      <w:pPr>
+        <w:ind w:left="4320" w:hanging="360"/>
+      </w:pPr>
+      <w:rPr>
+        <w:rFonts w:ascii="Wingdings" w:hAnsi="Wingdings" w:hint="default"/>
+      </w:rPr>
+    </w:lvl>
+    <w:lvl w:ilvl="6" w:tplc="04090001" w:tentative="1">
+      <w:start w:val="1"/>
+      <w:numFmt w:val="bullet"/>
+      <w:lvlText w:val=""/>
+      <w:lvlJc w:val="left"/>
+      <w:pPr>
+        <w:ind w:left="5040" w:hanging="360"/>
+      </w:pPr>
+      <w:rPr>
+        <w:rFonts w:ascii="Symbol" w:hAnsi="Symbol" w:hint="default"/>
+      </w:rPr>
+    </w:lvl>
+    <w:lvl w:ilvl="7" w:tplc="04090003" w:tentative="1">
+      <w:start w:val="1"/>
+      <w:numFmt w:val="bullet"/>
+      <w:lvlText w:val="o"/>
+      <w:lvlJc w:val="left"/>
+      <w:pPr>
+        <w:ind w:left="5760" w:hanging="360"/>
+      </w:pPr>
+      <w:rPr>
+        <w:rFonts w:ascii="Courier New" w:hAnsi="Courier New" w:cs="Courier New" w:hint="default"/>
+      </w:rPr>
+    </w:lvl>
+    <w:lvl w:ilvl="8" w:tplc="04090005" w:tentative="1">
+      <w:start w:val="1"/>
+      <w:numFmt w:val="bullet"/>
+      <w:lvlText w:val=""/>
+      <w:lvlJc w:val="left"/>
+      <w:pPr>
+        <w:ind w:left="6480" w:hanging="360"/>
+      </w:pPr>
+      <w:rPr>
+        <w:rFonts w:ascii="Wingdings" w:hAnsi="Wingdings" w:hint="default"/>
+      </w:rPr>
+    </w:lvl>
+  </w:abstractNum>
+  <w:abstractNum w:abstractNumId="5" w15:restartNumberingAfterBreak="0">
     <w:nsid w:val="2F592B5B"/>
     <w:multiLevelType w:val="hybridMultilevel"/>
     <w:tmpl w:val="FE62C13A"/>
@@ -6644,7 +9757,7 @@
       </w:rPr>
     </w:lvl>
   </w:abstractNum>
-  <w:abstractNum w:abstractNumId="4" w15:restartNumberingAfterBreak="0">
+  <w:abstractNum w:abstractNumId="6" w15:restartNumberingAfterBreak="0">
     <w:nsid w:val="352E72A6"/>
     <w:multiLevelType w:val="hybridMultilevel"/>
     <w:tmpl w:val="36608DA2"/>
@@ -6757,7 +9870,7 @@
       </w:rPr>
     </w:lvl>
   </w:abstractNum>
-  <w:abstractNum w:abstractNumId="5" w15:restartNumberingAfterBreak="0">
+  <w:abstractNum w:abstractNumId="7" w15:restartNumberingAfterBreak="0">
     <w:nsid w:val="3A64427A"/>
     <w:multiLevelType w:val="hybridMultilevel"/>
     <w:tmpl w:val="08061F78"/>
@@ -6870,7 +9983,7 @@
       </w:rPr>
     </w:lvl>
   </w:abstractNum>
-  <w:abstractNum w:abstractNumId="6" w15:restartNumberingAfterBreak="0">
+  <w:abstractNum w:abstractNumId="8" w15:restartNumberingAfterBreak="0">
     <w:nsid w:val="3CE6114A"/>
     <w:multiLevelType w:val="hybridMultilevel"/>
     <w:tmpl w:val="DAC8EAB2"/>
@@ -6983,7 +10096,7 @@
       </w:rPr>
     </w:lvl>
   </w:abstractNum>
-  <w:abstractNum w:abstractNumId="7" w15:restartNumberingAfterBreak="0">
+  <w:abstractNum w:abstractNumId="9" w15:restartNumberingAfterBreak="0">
     <w:nsid w:val="3EA15ED3"/>
     <w:multiLevelType w:val="hybridMultilevel"/>
     <w:tmpl w:val="32A66580"/>
@@ -7096,7 +10209,120 @@
       </w:rPr>
     </w:lvl>
   </w:abstractNum>
-  <w:abstractNum w:abstractNumId="8" w15:restartNumberingAfterBreak="0">
+  <w:abstractNum w:abstractNumId="10" w15:restartNumberingAfterBreak="0">
+    <w:nsid w:val="465D0ED0"/>
+    <w:multiLevelType w:val="hybridMultilevel"/>
+    <w:tmpl w:val="CA2CA59C"/>
+    <w:lvl w:ilvl="0" w:tplc="04090001">
+      <w:start w:val="1"/>
+      <w:numFmt w:val="bullet"/>
+      <w:lvlText w:val=""/>
+      <w:lvlJc w:val="left"/>
+      <w:pPr>
+        <w:ind w:left="360" w:hanging="360"/>
+      </w:pPr>
+      <w:rPr>
+        <w:rFonts w:ascii="Symbol" w:hAnsi="Symbol" w:hint="default"/>
+      </w:rPr>
+    </w:lvl>
+    <w:lvl w:ilvl="1" w:tplc="04090003" w:tentative="1">
+      <w:start w:val="1"/>
+      <w:numFmt w:val="bullet"/>
+      <w:lvlText w:val="o"/>
+      <w:lvlJc w:val="left"/>
+      <w:pPr>
+        <w:ind w:left="1080" w:hanging="360"/>
+      </w:pPr>
+      <w:rPr>
+        <w:rFonts w:ascii="Courier New" w:hAnsi="Courier New" w:cs="Courier New" w:hint="default"/>
+      </w:rPr>
+    </w:lvl>
+    <w:lvl w:ilvl="2" w:tplc="04090005" w:tentative="1">
+      <w:start w:val="1"/>
+      <w:numFmt w:val="bullet"/>
+      <w:lvlText w:val=""/>
+      <w:lvlJc w:val="left"/>
+      <w:pPr>
+        <w:ind w:left="1800" w:hanging="360"/>
+      </w:pPr>
+      <w:rPr>
+        <w:rFonts w:ascii="Wingdings" w:hAnsi="Wingdings" w:hint="default"/>
+      </w:rPr>
+    </w:lvl>
+    <w:lvl w:ilvl="3" w:tplc="04090001" w:tentative="1">
+      <w:start w:val="1"/>
+      <w:numFmt w:val="bullet"/>
+      <w:lvlText w:val=""/>
+      <w:lvlJc w:val="left"/>
+      <w:pPr>
+        <w:ind w:left="2520" w:hanging="360"/>
+      </w:pPr>
+      <w:rPr>
+        <w:rFonts w:ascii="Symbol" w:hAnsi="Symbol" w:hint="default"/>
+      </w:rPr>
+    </w:lvl>
+    <w:lvl w:ilvl="4" w:tplc="04090003" w:tentative="1">
+      <w:start w:val="1"/>
+      <w:numFmt w:val="bullet"/>
+      <w:lvlText w:val="o"/>
+      <w:lvlJc w:val="left"/>
+      <w:pPr>
+        <w:ind w:left="3240" w:hanging="360"/>
+      </w:pPr>
+      <w:rPr>
+        <w:rFonts w:ascii="Courier New" w:hAnsi="Courier New" w:cs="Courier New" w:hint="default"/>
+      </w:rPr>
+    </w:lvl>
+    <w:lvl w:ilvl="5" w:tplc="04090005" w:tentative="1">
+      <w:start w:val="1"/>
+      <w:numFmt w:val="bullet"/>
+      <w:lvlText w:val=""/>
+      <w:lvlJc w:val="left"/>
+      <w:pPr>
+        <w:ind w:left="3960" w:hanging="360"/>
+      </w:pPr>
+      <w:rPr>
+        <w:rFonts w:ascii="Wingdings" w:hAnsi="Wingdings" w:hint="default"/>
+      </w:rPr>
+    </w:lvl>
+    <w:lvl w:ilvl="6" w:tplc="04090001" w:tentative="1">
+      <w:start w:val="1"/>
+      <w:numFmt w:val="bullet"/>
+      <w:lvlText w:val=""/>
+      <w:lvlJc w:val="left"/>
+      <w:pPr>
+        <w:ind w:left="4680" w:hanging="360"/>
+      </w:pPr>
+      <w:rPr>
+        <w:rFonts w:ascii="Symbol" w:hAnsi="Symbol" w:hint="default"/>
+      </w:rPr>
+    </w:lvl>
+    <w:lvl w:ilvl="7" w:tplc="04090003" w:tentative="1">
+      <w:start w:val="1"/>
+      <w:numFmt w:val="bullet"/>
+      <w:lvlText w:val="o"/>
+      <w:lvlJc w:val="left"/>
+      <w:pPr>
+        <w:ind w:left="5400" w:hanging="360"/>
+      </w:pPr>
+      <w:rPr>
+        <w:rFonts w:ascii="Courier New" w:hAnsi="Courier New" w:cs="Courier New" w:hint="default"/>
+      </w:rPr>
+    </w:lvl>
+    <w:lvl w:ilvl="8" w:tplc="04090005" w:tentative="1">
+      <w:start w:val="1"/>
+      <w:numFmt w:val="bullet"/>
+      <w:lvlText w:val=""/>
+      <w:lvlJc w:val="left"/>
+      <w:pPr>
+        <w:ind w:left="6120" w:hanging="360"/>
+      </w:pPr>
+      <w:rPr>
+        <w:rFonts w:ascii="Wingdings" w:hAnsi="Wingdings" w:hint="default"/>
+      </w:rPr>
+    </w:lvl>
+  </w:abstractNum>
+  <w:abstractNum w:abstractNumId="11" w15:restartNumberingAfterBreak="0">
     <w:nsid w:val="48BC2A2E"/>
     <w:multiLevelType w:val="hybridMultilevel"/>
     <w:tmpl w:val="262A606E"/>
@@ -7187,7 +10413,7 @@
       </w:pPr>
     </w:lvl>
   </w:abstractNum>
-  <w:abstractNum w:abstractNumId="9" w15:restartNumberingAfterBreak="0">
+  <w:abstractNum w:abstractNumId="12" w15:restartNumberingAfterBreak="0">
     <w:nsid w:val="49767D6F"/>
     <w:multiLevelType w:val="hybridMultilevel"/>
     <w:tmpl w:val="4218F1BC"/>
@@ -7278,7 +10504,7 @@
       </w:pPr>
     </w:lvl>
   </w:abstractNum>
-  <w:abstractNum w:abstractNumId="10" w15:restartNumberingAfterBreak="0">
+  <w:abstractNum w:abstractNumId="13" w15:restartNumberingAfterBreak="0">
     <w:nsid w:val="4A3641F2"/>
     <w:multiLevelType w:val="hybridMultilevel"/>
     <w:tmpl w:val="55A4C6E8"/>
@@ -7391,7 +10617,120 @@
       </w:rPr>
     </w:lvl>
   </w:abstractNum>
-  <w:abstractNum w:abstractNumId="11" w15:restartNumberingAfterBreak="0">
+  <w:abstractNum w:abstractNumId="14" w15:restartNumberingAfterBreak="0">
+    <w:nsid w:val="51D943C0"/>
+    <w:multiLevelType w:val="hybridMultilevel"/>
+    <w:tmpl w:val="AACCBFFC"/>
+    <w:lvl w:ilvl="0" w:tplc="04090001">
+      <w:start w:val="1"/>
+      <w:numFmt w:val="bullet"/>
+      <w:lvlText w:val=""/>
+      <w:lvlJc w:val="left"/>
+      <w:pPr>
+        <w:ind w:left="360" w:hanging="360"/>
+      </w:pPr>
+      <w:rPr>
+        <w:rFonts w:ascii="Symbol" w:hAnsi="Symbol" w:hint="default"/>
+      </w:rPr>
+    </w:lvl>
+    <w:lvl w:ilvl="1" w:tplc="04090003" w:tentative="1">
+      <w:start w:val="1"/>
+      <w:numFmt w:val="bullet"/>
+      <w:lvlText w:val="o"/>
+      <w:lvlJc w:val="left"/>
+      <w:pPr>
+        <w:ind w:left="1080" w:hanging="360"/>
+      </w:pPr>
+      <w:rPr>
+        <w:rFonts w:ascii="Courier New" w:hAnsi="Courier New" w:cs="Courier New" w:hint="default"/>
+      </w:rPr>
+    </w:lvl>
+    <w:lvl w:ilvl="2" w:tplc="04090005" w:tentative="1">
+      <w:start w:val="1"/>
+      <w:numFmt w:val="bullet"/>
+      <w:lvlText w:val=""/>
+      <w:lvlJc w:val="left"/>
+      <w:pPr>
+        <w:ind w:left="1800" w:hanging="360"/>
+      </w:pPr>
+      <w:rPr>
+        <w:rFonts w:ascii="Wingdings" w:hAnsi="Wingdings" w:hint="default"/>
+      </w:rPr>
+    </w:lvl>
+    <w:lvl w:ilvl="3" w:tplc="04090001" w:tentative="1">
+      <w:start w:val="1"/>
+      <w:numFmt w:val="bullet"/>
+      <w:lvlText w:val=""/>
+      <w:lvlJc w:val="left"/>
+      <w:pPr>
+        <w:ind w:left="2520" w:hanging="360"/>
+      </w:pPr>
+      <w:rPr>
+        <w:rFonts w:ascii="Symbol" w:hAnsi="Symbol" w:hint="default"/>
+      </w:rPr>
+    </w:lvl>
+    <w:lvl w:ilvl="4" w:tplc="04090003" w:tentative="1">
+      <w:start w:val="1"/>
+      <w:numFmt w:val="bullet"/>
+      <w:lvlText w:val="o"/>
+      <w:lvlJc w:val="left"/>
+      <w:pPr>
+        <w:ind w:left="3240" w:hanging="360"/>
+      </w:pPr>
+      <w:rPr>
+        <w:rFonts w:ascii="Courier New" w:hAnsi="Courier New" w:cs="Courier New" w:hint="default"/>
+      </w:rPr>
+    </w:lvl>
+    <w:lvl w:ilvl="5" w:tplc="04090005" w:tentative="1">
+      <w:start w:val="1"/>
+      <w:numFmt w:val="bullet"/>
+      <w:lvlText w:val=""/>
+      <w:lvlJc w:val="left"/>
+      <w:pPr>
+        <w:ind w:left="3960" w:hanging="360"/>
+      </w:pPr>
+      <w:rPr>
+        <w:rFonts w:ascii="Wingdings" w:hAnsi="Wingdings" w:hint="default"/>
+      </w:rPr>
+    </w:lvl>
+    <w:lvl w:ilvl="6" w:tplc="04090001" w:tentative="1">
+      <w:start w:val="1"/>
+      <w:numFmt w:val="bullet"/>
+      <w:lvlText w:val=""/>
+      <w:lvlJc w:val="left"/>
+      <w:pPr>
+        <w:ind w:left="4680" w:hanging="360"/>
+      </w:pPr>
+      <w:rPr>
+        <w:rFonts w:ascii="Symbol" w:hAnsi="Symbol" w:hint="default"/>
+      </w:rPr>
+    </w:lvl>
+    <w:lvl w:ilvl="7" w:tplc="04090003" w:tentative="1">
+      <w:start w:val="1"/>
+      <w:numFmt w:val="bullet"/>
+      <w:lvlText w:val="o"/>
+      <w:lvlJc w:val="left"/>
+      <w:pPr>
+        <w:ind w:left="5400" w:hanging="360"/>
+      </w:pPr>
+      <w:rPr>
+        <w:rFonts w:ascii="Courier New" w:hAnsi="Courier New" w:cs="Courier New" w:hint="default"/>
+      </w:rPr>
+    </w:lvl>
+    <w:lvl w:ilvl="8" w:tplc="04090005" w:tentative="1">
+      <w:start w:val="1"/>
+      <w:numFmt w:val="bullet"/>
+      <w:lvlText w:val=""/>
+      <w:lvlJc w:val="left"/>
+      <w:pPr>
+        <w:ind w:left="6120" w:hanging="360"/>
+      </w:pPr>
+      <w:rPr>
+        <w:rFonts w:ascii="Wingdings" w:hAnsi="Wingdings" w:hint="default"/>
+      </w:rPr>
+    </w:lvl>
+  </w:abstractNum>
+  <w:abstractNum w:abstractNumId="15" w15:restartNumberingAfterBreak="0">
     <w:nsid w:val="566B2156"/>
     <w:multiLevelType w:val="hybridMultilevel"/>
     <w:tmpl w:val="49A48358"/>
@@ -7504,7 +10843,7 @@
       </w:rPr>
     </w:lvl>
   </w:abstractNum>
-  <w:abstractNum w:abstractNumId="12" w15:restartNumberingAfterBreak="0">
+  <w:abstractNum w:abstractNumId="16" w15:restartNumberingAfterBreak="0">
     <w:nsid w:val="6574689A"/>
     <w:multiLevelType w:val="hybridMultilevel"/>
     <w:tmpl w:val="3040723C"/>
@@ -7617,7 +10956,437 @@
       </w:rPr>
     </w:lvl>
   </w:abstractNum>
-  <w:abstractNum w:abstractNumId="13" w15:restartNumberingAfterBreak="0">
+  <w:abstractNum w:abstractNumId="17" w15:restartNumberingAfterBreak="0">
+    <w:nsid w:val="684E54B5"/>
+    <w:multiLevelType w:val="hybridMultilevel"/>
+    <w:tmpl w:val="E238318E"/>
+    <w:lvl w:ilvl="0" w:tplc="04090001">
+      <w:start w:val="1"/>
+      <w:numFmt w:val="bullet"/>
+      <w:lvlText w:val=""/>
+      <w:lvlJc w:val="left"/>
+      <w:pPr>
+        <w:ind w:left="360" w:hanging="360"/>
+      </w:pPr>
+      <w:rPr>
+        <w:rFonts w:ascii="Symbol" w:hAnsi="Symbol" w:hint="default"/>
+      </w:rPr>
+    </w:lvl>
+    <w:lvl w:ilvl="1" w:tplc="04090003" w:tentative="1">
+      <w:start w:val="1"/>
+      <w:numFmt w:val="bullet"/>
+      <w:lvlText w:val="o"/>
+      <w:lvlJc w:val="left"/>
+      <w:pPr>
+        <w:ind w:left="1080" w:hanging="360"/>
+      </w:pPr>
+      <w:rPr>
+        <w:rFonts w:ascii="Courier New" w:hAnsi="Courier New" w:cs="Courier New" w:hint="default"/>
+      </w:rPr>
+    </w:lvl>
+    <w:lvl w:ilvl="2" w:tplc="04090005" w:tentative="1">
+      <w:start w:val="1"/>
+      <w:numFmt w:val="bullet"/>
+      <w:lvlText w:val=""/>
+      <w:lvlJc w:val="left"/>
+      <w:pPr>
+        <w:ind w:left="1800" w:hanging="360"/>
+      </w:pPr>
+      <w:rPr>
+        <w:rFonts w:ascii="Wingdings" w:hAnsi="Wingdings" w:hint="default"/>
+      </w:rPr>
+    </w:lvl>
+    <w:lvl w:ilvl="3" w:tplc="04090001" w:tentative="1">
+      <w:start w:val="1"/>
+      <w:numFmt w:val="bullet"/>
+      <w:lvlText w:val=""/>
+      <w:lvlJc w:val="left"/>
+      <w:pPr>
+        <w:ind w:left="2520" w:hanging="360"/>
+      </w:pPr>
+      <w:rPr>
+        <w:rFonts w:ascii="Symbol" w:hAnsi="Symbol" w:hint="default"/>
+      </w:rPr>
+    </w:lvl>
+    <w:lvl w:ilvl="4" w:tplc="04090003" w:tentative="1">
+      <w:start w:val="1"/>
+      <w:numFmt w:val="bullet"/>
+      <w:lvlText w:val="o"/>
+      <w:lvlJc w:val="left"/>
+      <w:pPr>
+        <w:ind w:left="3240" w:hanging="360"/>
+      </w:pPr>
+      <w:rPr>
+        <w:rFonts w:ascii="Courier New" w:hAnsi="Courier New" w:cs="Courier New" w:hint="default"/>
+      </w:rPr>
+    </w:lvl>
+    <w:lvl w:ilvl="5" w:tplc="04090005" w:tentative="1">
+      <w:start w:val="1"/>
+      <w:numFmt w:val="bullet"/>
+      <w:lvlText w:val=""/>
+      <w:lvlJc w:val="left"/>
+      <w:pPr>
+        <w:ind w:left="3960" w:hanging="360"/>
+      </w:pPr>
+      <w:rPr>
+        <w:rFonts w:ascii="Wingdings" w:hAnsi="Wingdings" w:hint="default"/>
+      </w:rPr>
+    </w:lvl>
+    <w:lvl w:ilvl="6" w:tplc="04090001" w:tentative="1">
+      <w:start w:val="1"/>
+      <w:numFmt w:val="bullet"/>
+      <w:lvlText w:val=""/>
+      <w:lvlJc w:val="left"/>
+      <w:pPr>
+        <w:ind w:left="4680" w:hanging="360"/>
+      </w:pPr>
+      <w:rPr>
+        <w:rFonts w:ascii="Symbol" w:hAnsi="Symbol" w:hint="default"/>
+      </w:rPr>
+    </w:lvl>
+    <w:lvl w:ilvl="7" w:tplc="04090003" w:tentative="1">
+      <w:start w:val="1"/>
+      <w:numFmt w:val="bullet"/>
+      <w:lvlText w:val="o"/>
+      <w:lvlJc w:val="left"/>
+      <w:pPr>
+        <w:ind w:left="5400" w:hanging="360"/>
+      </w:pPr>
+      <w:rPr>
+        <w:rFonts w:ascii="Courier New" w:hAnsi="Courier New" w:cs="Courier New" w:hint="default"/>
+      </w:rPr>
+    </w:lvl>
+    <w:lvl w:ilvl="8" w:tplc="04090005" w:tentative="1">
+      <w:start w:val="1"/>
+      <w:numFmt w:val="bullet"/>
+      <w:lvlText w:val=""/>
+      <w:lvlJc w:val="left"/>
+      <w:pPr>
+        <w:ind w:left="6120" w:hanging="360"/>
+      </w:pPr>
+      <w:rPr>
+        <w:rFonts w:ascii="Wingdings" w:hAnsi="Wingdings" w:hint="default"/>
+      </w:rPr>
+    </w:lvl>
+  </w:abstractNum>
+  <w:abstractNum w:abstractNumId="18" w15:restartNumberingAfterBreak="0">
+    <w:nsid w:val="68F2565C"/>
+    <w:multiLevelType w:val="hybridMultilevel"/>
+    <w:tmpl w:val="8D324286"/>
+    <w:lvl w:ilvl="0" w:tplc="04090001">
+      <w:start w:val="1"/>
+      <w:numFmt w:val="bullet"/>
+      <w:lvlText w:val=""/>
+      <w:lvlJc w:val="left"/>
+      <w:pPr>
+        <w:ind w:left="720" w:hanging="360"/>
+      </w:pPr>
+      <w:rPr>
+        <w:rFonts w:ascii="Symbol" w:hAnsi="Symbol" w:hint="default"/>
+      </w:rPr>
+    </w:lvl>
+    <w:lvl w:ilvl="1" w:tplc="04090003" w:tentative="1">
+      <w:start w:val="1"/>
+      <w:numFmt w:val="bullet"/>
+      <w:lvlText w:val="o"/>
+      <w:lvlJc w:val="left"/>
+      <w:pPr>
+        <w:ind w:left="1440" w:hanging="360"/>
+      </w:pPr>
+      <w:rPr>
+        <w:rFonts w:ascii="Courier New" w:hAnsi="Courier New" w:cs="Courier New" w:hint="default"/>
+      </w:rPr>
+    </w:lvl>
+    <w:lvl w:ilvl="2" w:tplc="04090005" w:tentative="1">
+      <w:start w:val="1"/>
+      <w:numFmt w:val="bullet"/>
+      <w:lvlText w:val=""/>
+      <w:lvlJc w:val="left"/>
+      <w:pPr>
+        <w:ind w:left="2160" w:hanging="360"/>
+      </w:pPr>
+      <w:rPr>
+        <w:rFonts w:ascii="Wingdings" w:hAnsi="Wingdings" w:hint="default"/>
+      </w:rPr>
+    </w:lvl>
+    <w:lvl w:ilvl="3" w:tplc="04090001" w:tentative="1">
+      <w:start w:val="1"/>
+      <w:numFmt w:val="bullet"/>
+      <w:lvlText w:val=""/>
+      <w:lvlJc w:val="left"/>
+      <w:pPr>
+        <w:ind w:left="2880" w:hanging="360"/>
+      </w:pPr>
+      <w:rPr>
+        <w:rFonts w:ascii="Symbol" w:hAnsi="Symbol" w:hint="default"/>
+      </w:rPr>
+    </w:lvl>
+    <w:lvl w:ilvl="4" w:tplc="04090003" w:tentative="1">
+      <w:start w:val="1"/>
+      <w:numFmt w:val="bullet"/>
+      <w:lvlText w:val="o"/>
+      <w:lvlJc w:val="left"/>
+      <w:pPr>
+        <w:ind w:left="3600" w:hanging="360"/>
+      </w:pPr>
+      <w:rPr>
+        <w:rFonts w:ascii="Courier New" w:hAnsi="Courier New" w:cs="Courier New" w:hint="default"/>
+      </w:rPr>
+    </w:lvl>
+    <w:lvl w:ilvl="5" w:tplc="04090005" w:tentative="1">
+      <w:start w:val="1"/>
+      <w:numFmt w:val="bullet"/>
+      <w:lvlText w:val=""/>
+      <w:lvlJc w:val="left"/>
+      <w:pPr>
+        <w:ind w:left="4320" w:hanging="360"/>
+      </w:pPr>
+      <w:rPr>
+        <w:rFonts w:ascii="Wingdings" w:hAnsi="Wingdings" w:hint="default"/>
+      </w:rPr>
+    </w:lvl>
+    <w:lvl w:ilvl="6" w:tplc="04090001" w:tentative="1">
+      <w:start w:val="1"/>
+      <w:numFmt w:val="bullet"/>
+      <w:lvlText w:val=""/>
+      <w:lvlJc w:val="left"/>
+      <w:pPr>
+        <w:ind w:left="5040" w:hanging="360"/>
+      </w:pPr>
+      <w:rPr>
+        <w:rFonts w:ascii="Symbol" w:hAnsi="Symbol" w:hint="default"/>
+      </w:rPr>
+    </w:lvl>
+    <w:lvl w:ilvl="7" w:tplc="04090003" w:tentative="1">
+      <w:start w:val="1"/>
+      <w:numFmt w:val="bullet"/>
+      <w:lvlText w:val="o"/>
+      <w:lvlJc w:val="left"/>
+      <w:pPr>
+        <w:ind w:left="5760" w:hanging="360"/>
+      </w:pPr>
+      <w:rPr>
+        <w:rFonts w:ascii="Courier New" w:hAnsi="Courier New" w:cs="Courier New" w:hint="default"/>
+      </w:rPr>
+    </w:lvl>
+    <w:lvl w:ilvl="8" w:tplc="04090005" w:tentative="1">
+      <w:start w:val="1"/>
+      <w:numFmt w:val="bullet"/>
+      <w:lvlText w:val=""/>
+      <w:lvlJc w:val="left"/>
+      <w:pPr>
+        <w:ind w:left="6480" w:hanging="360"/>
+      </w:pPr>
+      <w:rPr>
+        <w:rFonts w:ascii="Wingdings" w:hAnsi="Wingdings" w:hint="default"/>
+      </w:rPr>
+    </w:lvl>
+  </w:abstractNum>
+  <w:abstractNum w:abstractNumId="19" w15:restartNumberingAfterBreak="0">
+    <w:nsid w:val="6F9908ED"/>
+    <w:multiLevelType w:val="hybridMultilevel"/>
+    <w:tmpl w:val="19A64D52"/>
+    <w:lvl w:ilvl="0" w:tplc="04090001">
+      <w:start w:val="1"/>
+      <w:numFmt w:val="bullet"/>
+      <w:lvlText w:val=""/>
+      <w:lvlJc w:val="left"/>
+      <w:pPr>
+        <w:ind w:left="360" w:hanging="360"/>
+      </w:pPr>
+      <w:rPr>
+        <w:rFonts w:ascii="Symbol" w:hAnsi="Symbol" w:hint="default"/>
+      </w:rPr>
+    </w:lvl>
+    <w:lvl w:ilvl="1" w:tplc="04090003" w:tentative="1">
+      <w:start w:val="1"/>
+      <w:numFmt w:val="bullet"/>
+      <w:lvlText w:val="o"/>
+      <w:lvlJc w:val="left"/>
+      <w:pPr>
+        <w:ind w:left="1080" w:hanging="360"/>
+      </w:pPr>
+      <w:rPr>
+        <w:rFonts w:ascii="Courier New" w:hAnsi="Courier New" w:cs="Courier New" w:hint="default"/>
+      </w:rPr>
+    </w:lvl>
+    <w:lvl w:ilvl="2" w:tplc="04090005" w:tentative="1">
+      <w:start w:val="1"/>
+      <w:numFmt w:val="bullet"/>
+      <w:lvlText w:val=""/>
+      <w:lvlJc w:val="left"/>
+      <w:pPr>
+        <w:ind w:left="1800" w:hanging="360"/>
+      </w:pPr>
+      <w:rPr>
+        <w:rFonts w:ascii="Wingdings" w:hAnsi="Wingdings" w:hint="default"/>
+      </w:rPr>
+    </w:lvl>
+    <w:lvl w:ilvl="3" w:tplc="04090001" w:tentative="1">
+      <w:start w:val="1"/>
+      <w:numFmt w:val="bullet"/>
+      <w:lvlText w:val=""/>
+      <w:lvlJc w:val="left"/>
+      <w:pPr>
+        <w:ind w:left="2520" w:hanging="360"/>
+      </w:pPr>
+      <w:rPr>
+        <w:rFonts w:ascii="Symbol" w:hAnsi="Symbol" w:hint="default"/>
+      </w:rPr>
+    </w:lvl>
+    <w:lvl w:ilvl="4" w:tplc="04090003" w:tentative="1">
+      <w:start w:val="1"/>
+      <w:numFmt w:val="bullet"/>
+      <w:lvlText w:val="o"/>
+      <w:lvlJc w:val="left"/>
+      <w:pPr>
+        <w:ind w:left="3240" w:hanging="360"/>
+      </w:pPr>
+      <w:rPr>
+        <w:rFonts w:ascii="Courier New" w:hAnsi="Courier New" w:cs="Courier New" w:hint="default"/>
+      </w:rPr>
+    </w:lvl>
+    <w:lvl w:ilvl="5" w:tplc="04090005" w:tentative="1">
+      <w:start w:val="1"/>
+      <w:numFmt w:val="bullet"/>
+      <w:lvlText w:val=""/>
+      <w:lvlJc w:val="left"/>
+      <w:pPr>
+        <w:ind w:left="3960" w:hanging="360"/>
+      </w:pPr>
+      <w:rPr>
+        <w:rFonts w:ascii="Wingdings" w:hAnsi="Wingdings" w:hint="default"/>
+      </w:rPr>
+    </w:lvl>
+    <w:lvl w:ilvl="6" w:tplc="04090001" w:tentative="1">
+      <w:start w:val="1"/>
+      <w:numFmt w:val="bullet"/>
+      <w:lvlText w:val=""/>
+      <w:lvlJc w:val="left"/>
+      <w:pPr>
+        <w:ind w:left="4680" w:hanging="360"/>
+      </w:pPr>
+      <w:rPr>
+        <w:rFonts w:ascii="Symbol" w:hAnsi="Symbol" w:hint="default"/>
+      </w:rPr>
+    </w:lvl>
+    <w:lvl w:ilvl="7" w:tplc="04090003" w:tentative="1">
+      <w:start w:val="1"/>
+      <w:numFmt w:val="bullet"/>
+      <w:lvlText w:val="o"/>
+      <w:lvlJc w:val="left"/>
+      <w:pPr>
+        <w:ind w:left="5400" w:hanging="360"/>
+      </w:pPr>
+      <w:rPr>
+        <w:rFonts w:ascii="Courier New" w:hAnsi="Courier New" w:cs="Courier New" w:hint="default"/>
+      </w:rPr>
+    </w:lvl>
+    <w:lvl w:ilvl="8" w:tplc="04090005" w:tentative="1">
+      <w:start w:val="1"/>
+      <w:numFmt w:val="bullet"/>
+      <w:lvlText w:val=""/>
+      <w:lvlJc w:val="left"/>
+      <w:pPr>
+        <w:ind w:left="6120" w:hanging="360"/>
+      </w:pPr>
+      <w:rPr>
+        <w:rFonts w:ascii="Wingdings" w:hAnsi="Wingdings" w:hint="default"/>
+      </w:rPr>
+    </w:lvl>
+  </w:abstractNum>
+  <w:abstractNum w:abstractNumId="20" w15:restartNumberingAfterBreak="0">
+    <w:nsid w:val="73EF6507"/>
+    <w:multiLevelType w:val="hybridMultilevel"/>
+    <w:tmpl w:val="CB3EB4AA"/>
+    <w:lvl w:ilvl="0" w:tplc="53C4DC16">
+      <w:start w:val="1"/>
+      <w:numFmt w:val="decimal"/>
+      <w:lvlText w:val="%1."/>
+      <w:lvlJc w:val="left"/>
+      <w:pPr>
+        <w:ind w:left="360" w:hanging="360"/>
+      </w:pPr>
+      <w:rPr>
+        <w:rFonts w:hint="default"/>
+        <w:b w:val="0"/>
+        <w:bCs w:val="0"/>
+      </w:rPr>
+    </w:lvl>
+    <w:lvl w:ilvl="1" w:tplc="04090019" w:tentative="1">
+      <w:start w:val="1"/>
+      <w:numFmt w:val="lowerLetter"/>
+      <w:lvlText w:val="%2."/>
+      <w:lvlJc w:val="left"/>
+      <w:pPr>
+        <w:ind w:left="1080" w:hanging="360"/>
+      </w:pPr>
+    </w:lvl>
+    <w:lvl w:ilvl="2" w:tplc="0409001B" w:tentative="1">
+      <w:start w:val="1"/>
+      <w:numFmt w:val="lowerRoman"/>
+      <w:lvlText w:val="%3."/>
+      <w:lvlJc w:val="right"/>
+      <w:pPr>
+        <w:ind w:left="1800" w:hanging="180"/>
+      </w:pPr>
+    </w:lvl>
+    <w:lvl w:ilvl="3" w:tplc="0409000F" w:tentative="1">
+      <w:start w:val="1"/>
+      <w:numFmt w:val="decimal"/>
+      <w:lvlText w:val="%4."/>
+      <w:lvlJc w:val="left"/>
+      <w:pPr>
+        <w:ind w:left="2520" w:hanging="360"/>
+      </w:pPr>
+    </w:lvl>
+    <w:lvl w:ilvl="4" w:tplc="04090019" w:tentative="1">
+      <w:start w:val="1"/>
+      <w:numFmt w:val="lowerLetter"/>
+      <w:lvlText w:val="%5."/>
+      <w:lvlJc w:val="left"/>
+      <w:pPr>
+        <w:ind w:left="3240" w:hanging="360"/>
+      </w:pPr>
+    </w:lvl>
+    <w:lvl w:ilvl="5" w:tplc="0409001B" w:tentative="1">
+      <w:start w:val="1"/>
+      <w:numFmt w:val="lowerRoman"/>
+      <w:lvlText w:val="%6."/>
+      <w:lvlJc w:val="right"/>
+      <w:pPr>
+        <w:ind w:left="3960" w:hanging="180"/>
+      </w:pPr>
+    </w:lvl>
+    <w:lvl w:ilvl="6" w:tplc="0409000F" w:tentative="1">
+      <w:start w:val="1"/>
+      <w:numFmt w:val="decimal"/>
+      <w:lvlText w:val="%7."/>
+      <w:lvlJc w:val="left"/>
+      <w:pPr>
+        <w:ind w:left="4680" w:hanging="360"/>
+      </w:pPr>
+    </w:lvl>
+    <w:lvl w:ilvl="7" w:tplc="04090019" w:tentative="1">
+      <w:start w:val="1"/>
+      <w:numFmt w:val="lowerLetter"/>
+      <w:lvlText w:val="%8."/>
+      <w:lvlJc w:val="left"/>
+      <w:pPr>
+        <w:ind w:left="5400" w:hanging="360"/>
+      </w:pPr>
+    </w:lvl>
+    <w:lvl w:ilvl="8" w:tplc="0409001B" w:tentative="1">
+      <w:start w:val="1"/>
+      <w:numFmt w:val="lowerRoman"/>
+      <w:lvlText w:val="%9."/>
+      <w:lvlJc w:val="right"/>
+      <w:pPr>
+        <w:ind w:left="6120" w:hanging="180"/>
+      </w:pPr>
+    </w:lvl>
+  </w:abstractNum>
+  <w:abstractNum w:abstractNumId="21" w15:restartNumberingAfterBreak="0">
     <w:nsid w:val="77931365"/>
     <w:multiLevelType w:val="hybridMultilevel"/>
     <w:tmpl w:val="5C26A464"/>
@@ -7731,46 +11500,70 @@
     </w:lvl>
   </w:abstractNum>
   <w:num w:numId="1" w16cid:durableId="664865304">
+    <w:abstractNumId w:val="16"/>
+  </w:num>
+  <w:num w:numId="2" w16cid:durableId="2008902027">
+    <w:abstractNumId w:val="6"/>
+  </w:num>
+  <w:num w:numId="3" w16cid:durableId="704447734">
+    <w:abstractNumId w:val="21"/>
+  </w:num>
+  <w:num w:numId="4" w16cid:durableId="1510021272">
+    <w:abstractNumId w:val="5"/>
+  </w:num>
+  <w:num w:numId="5" w16cid:durableId="359281728">
+    <w:abstractNumId w:val="11"/>
+  </w:num>
+  <w:num w:numId="6" w16cid:durableId="259992389">
+    <w:abstractNumId w:val="8"/>
+  </w:num>
+  <w:num w:numId="7" w16cid:durableId="202402556">
+    <w:abstractNumId w:val="3"/>
+  </w:num>
+  <w:num w:numId="8" w16cid:durableId="879320700">
+    <w:abstractNumId w:val="1"/>
+  </w:num>
+  <w:num w:numId="9" w16cid:durableId="1021131634">
+    <w:abstractNumId w:val="15"/>
+  </w:num>
+  <w:num w:numId="10" w16cid:durableId="1837186236">
+    <w:abstractNumId w:val="13"/>
+  </w:num>
+  <w:num w:numId="11" w16cid:durableId="480124734">
     <w:abstractNumId w:val="12"/>
   </w:num>
-  <w:num w:numId="2" w16cid:durableId="2008902027">
+  <w:num w:numId="12" w16cid:durableId="1120107619">
+    <w:abstractNumId w:val="9"/>
+  </w:num>
+  <w:num w:numId="13" w16cid:durableId="2129663888">
+    <w:abstractNumId w:val="2"/>
+  </w:num>
+  <w:num w:numId="14" w16cid:durableId="1609662036">
+    <w:abstractNumId w:val="7"/>
+  </w:num>
+  <w:num w:numId="15" w16cid:durableId="473985100">
+    <w:abstractNumId w:val="20"/>
+  </w:num>
+  <w:num w:numId="16" w16cid:durableId="619263971">
     <w:abstractNumId w:val="4"/>
   </w:num>
-  <w:num w:numId="3" w16cid:durableId="704447734">
-    <w:abstractNumId w:val="13"/>
+  <w:num w:numId="17" w16cid:durableId="1712536812">
+    <w:abstractNumId w:val="18"/>
   </w:num>
-  <w:num w:numId="4" w16cid:durableId="1510021272">
-    <w:abstractNumId w:val="3"/>
+  <w:num w:numId="18" w16cid:durableId="553348773">
+    <w:abstractNumId w:val="19"/>
   </w:num>
-  <w:num w:numId="5" w16cid:durableId="359281728">
-    <w:abstractNumId w:val="8"/>
+  <w:num w:numId="19" w16cid:durableId="616566803">
+    <w:abstractNumId w:val="17"/>
   </w:num>
-  <w:num w:numId="6" w16cid:durableId="259992389">
-    <w:abstractNumId w:val="6"/>
-  </w:num>
-  <w:num w:numId="7" w16cid:durableId="202402556">
-    <w:abstractNumId w:val="2"/>
-  </w:num>
-  <w:num w:numId="8" w16cid:durableId="879320700">
+  <w:num w:numId="20" w16cid:durableId="1195458330">
     <w:abstractNumId w:val="0"/>
   </w:num>
-  <w:num w:numId="9" w16cid:durableId="1021131634">
-    <w:abstractNumId w:val="11"/>
-  </w:num>
-  <w:num w:numId="10" w16cid:durableId="1837186236">
+  <w:num w:numId="21" w16cid:durableId="979728643">
     <w:abstractNumId w:val="10"/>
   </w:num>
-  <w:num w:numId="11" w16cid:durableId="480124734">
-    <w:abstractNumId w:val="9"/>
-  </w:num>
-  <w:num w:numId="12" w16cid:durableId="1120107619">
-    <w:abstractNumId w:val="7"/>
-  </w:num>
-  <w:num w:numId="13" w16cid:durableId="2129663888">
-    <w:abstractNumId w:val="1"/>
-  </w:num>
-  <w:num w:numId="14" w16cid:durableId="1609662036">
-    <w:abstractNumId w:val="5"/>
+  <w:num w:numId="22" w16cid:durableId="1781026175">
+    <w:abstractNumId w:val="14"/>
   </w:num>
 </w:numbering>
 </file>
@@ -8378,7 +12171,6 @@
   <w:style w:type="character" w:default="1" w:styleId="DefaultParagraphFont">
     <w:name w:val="Default Paragraph Font"/>
     <w:uiPriority w:val="1"/>
-    <w:semiHidden/>
     <w:unhideWhenUsed/>
   </w:style>
   <w:style w:type="table" w:default="1" w:styleId="TableNormal">
@@ -8755,6 +12547,29 @@
     <w:uiPriority w:val="99"/>
     <w:rsid w:val="0036254A"/>
   </w:style>
+  <w:style w:type="character" w:styleId="Hyperlink">
+    <w:name w:val="Hyperlink"/>
+    <w:basedOn w:val="DefaultParagraphFont"/>
+    <w:uiPriority w:val="99"/>
+    <w:unhideWhenUsed/>
+    <w:rsid w:val="004B2B72"/>
+    <w:rPr>
+      <w:color w:val="467886" w:themeColor="hyperlink"/>
+      <w:u w:val="single"/>
+    </w:rPr>
+  </w:style>
+  <w:style w:type="character" w:styleId="UnresolvedMention">
+    <w:name w:val="Unresolved Mention"/>
+    <w:basedOn w:val="DefaultParagraphFont"/>
+    <w:uiPriority w:val="99"/>
+    <w:semiHidden/>
+    <w:unhideWhenUsed/>
+    <w:rsid w:val="004B2B72"/>
+    <w:rPr>
+      <w:color w:val="605E5C"/>
+      <w:shd w:val="clear" w:color="auto" w:fill="E1DFDD"/>
+    </w:rPr>
+  </w:style>
 </w:styles>
 </file>
 

--- a/programming_mental_models/p1_programming_mental_models.docx
+++ b/programming_mental_models/p1_programming_mental_models.docx
@@ -7322,7 +7322,7 @@
           <w:sz w:val="32"/>
           <w:szCs w:val="32"/>
         </w:rPr>
-        <w:t xml:space="preserve">   </w:t>
+        <w:t xml:space="preserve">           </w:t>
       </w:r>
       <w:r>
         <w:rPr>
@@ -7331,7 +7331,7 @@
           <w:sz w:val="32"/>
           <w:szCs w:val="32"/>
         </w:rPr>
-        <w:t xml:space="preserve">        </w:t>
+        <w:t xml:space="preserve"> </w:t>
       </w:r>
       <w:r>
         <w:rPr>
@@ -7340,17 +7340,19 @@
           <w:sz w:val="32"/>
           <w:szCs w:val="32"/>
         </w:rPr>
-        <w:t xml:space="preserve"> </w:t>
-      </w:r>
-      <w:r>
+        <w:t xml:space="preserve"> \                 /</w:t>
+      </w:r>
+    </w:p>
+    <w:p>
+      <w:pPr>
+        <w:jc w:val="both"/>
         <w:rPr>
           <w:b/>
           <w:bCs/>
           <w:sz w:val="32"/>
           <w:szCs w:val="32"/>
         </w:rPr>
-        <w:t xml:space="preserve"> </w:t>
-      </w:r>
+      </w:pPr>
       <w:r>
         <w:rPr>
           <w:b/>
@@ -7358,19 +7360,17 @@
           <w:sz w:val="32"/>
           <w:szCs w:val="32"/>
         </w:rPr>
-        <w:t>\                 /</w:t>
-      </w:r>
-    </w:p>
-    <w:p>
-      <w:pPr>
-        <w:jc w:val="both"/>
+        <w:t xml:space="preserve">              </w:t>
+      </w:r>
+      <w:r>
         <w:rPr>
           <w:b/>
           <w:bCs/>
           <w:sz w:val="32"/>
           <w:szCs w:val="32"/>
         </w:rPr>
-      </w:pPr>
+        <w:t xml:space="preserve"> </w:t>
+      </w:r>
       <w:r>
         <w:rPr>
           <w:b/>
@@ -7378,61 +7378,7 @@
           <w:sz w:val="32"/>
           <w:szCs w:val="32"/>
         </w:rPr>
-        <w:t xml:space="preserve">    </w:t>
-      </w:r>
-      <w:r>
-        <w:rPr>
-          <w:b/>
-          <w:bCs/>
-          <w:sz w:val="32"/>
-          <w:szCs w:val="32"/>
-        </w:rPr>
-        <w:t xml:space="preserve">          </w:t>
-      </w:r>
-      <w:r>
-        <w:rPr>
-          <w:b/>
-          <w:bCs/>
-          <w:sz w:val="32"/>
-          <w:szCs w:val="32"/>
-        </w:rPr>
-        <w:t xml:space="preserve"> </w:t>
-      </w:r>
-      <w:r>
-        <w:rPr>
-          <w:b/>
-          <w:bCs/>
-          <w:sz w:val="32"/>
-          <w:szCs w:val="32"/>
-        </w:rPr>
-        <w:t xml:space="preserve"> </w:t>
-      </w:r>
-      <w:r>
-        <w:rPr>
-          <w:b/>
-          <w:bCs/>
-          <w:sz w:val="32"/>
-          <w:szCs w:val="32"/>
-        </w:rPr>
-        <w:t xml:space="preserve">\        </w:t>
-      </w:r>
-      <w:r>
-        <w:rPr>
-          <w:b/>
-          <w:bCs/>
-          <w:sz w:val="32"/>
-          <w:szCs w:val="32"/>
-        </w:rPr>
-        <w:t xml:space="preserve"> </w:t>
-      </w:r>
-      <w:r>
-        <w:rPr>
-          <w:b/>
-          <w:bCs/>
-          <w:sz w:val="32"/>
-          <w:szCs w:val="32"/>
-        </w:rPr>
-        <w:t xml:space="preserve">  /</w:t>
+        <w:t xml:space="preserve"> \           /</w:t>
       </w:r>
     </w:p>
     <w:p>
@@ -8688,21 +8634,12 @@
         </w:rPr>
         <w:t xml:space="preserve">”. </w:t>
       </w:r>
-      <w:proofErr w:type="gramStart"/>
-      <w:r>
-        <w:rPr>
-          <w:sz w:val="36"/>
-          <w:szCs w:val="36"/>
-        </w:rPr>
-        <w:t>This</w:t>
-      </w:r>
-      <w:proofErr w:type="gramEnd"/>
-      <w:r>
-        <w:rPr>
-          <w:sz w:val="36"/>
-          <w:szCs w:val="36"/>
-        </w:rPr>
-        <w:t xml:space="preserve"> is the main defense against man-in-the-middle attacks.</w:t>
+      <w:r>
+        <w:rPr>
+          <w:sz w:val="36"/>
+          <w:szCs w:val="36"/>
+        </w:rPr>
+        <w:t>This is the main defense against man-in-the-middle attacks.</w:t>
       </w:r>
     </w:p>
     <w:p>
@@ -8922,6 +8859,15 @@
       <w:pPr>
         <w:jc w:val="both"/>
         <w:rPr>
+          <w:sz w:val="36"/>
+          <w:szCs w:val="36"/>
+        </w:rPr>
+      </w:pPr>
+    </w:p>
+    <w:p>
+      <w:pPr>
+        <w:jc w:val="both"/>
+        <w:rPr>
           <w:b/>
           <w:bCs/>
           <w:sz w:val="36"/>
@@ -8953,13 +8899,2647 @@
         </w:rPr>
         <w:t xml:space="preserve"># </w:t>
       </w:r>
-    </w:p>
-    <w:p>
-      <w:pPr>
-        <w:jc w:val="both"/>
-        <w:rPr>
-          <w:sz w:val="36"/>
-          <w:szCs w:val="36"/>
+      <w:r>
+        <w:rPr>
+          <w:sz w:val="36"/>
+          <w:szCs w:val="36"/>
+        </w:rPr>
+        <w:t>Cloning a GitHub Repo with SSH. Instead of HTTPS:</w:t>
+      </w:r>
+    </w:p>
+    <w:p>
+      <w:pPr>
+        <w:jc w:val="both"/>
+        <w:rPr>
+          <w:b/>
+          <w:bCs/>
+          <w:color w:val="60CAF3" w:themeColor="accent4" w:themeTint="99"/>
+          <w:sz w:val="36"/>
+          <w:szCs w:val="36"/>
+        </w:rPr>
+      </w:pPr>
+      <w:r>
+        <w:rPr>
+          <w:b/>
+          <w:bCs/>
+          <w:color w:val="60CAF3" w:themeColor="accent4" w:themeTint="99"/>
+          <w:sz w:val="36"/>
+          <w:szCs w:val="36"/>
+        </w:rPr>
+        <w:t>git clone https://github.com/username/repo.git</w:t>
+      </w:r>
+    </w:p>
+    <w:p>
+      <w:pPr>
+        <w:jc w:val="both"/>
+        <w:rPr>
+          <w:sz w:val="36"/>
+          <w:szCs w:val="36"/>
+        </w:rPr>
+      </w:pPr>
+      <w:r>
+        <w:rPr>
+          <w:sz w:val="36"/>
+          <w:szCs w:val="36"/>
+        </w:rPr>
+        <w:t># Using SSH:</w:t>
+      </w:r>
+    </w:p>
+    <w:p>
+      <w:pPr>
+        <w:jc w:val="both"/>
+        <w:rPr>
+          <w:b/>
+          <w:bCs/>
+          <w:color w:val="60CAF3" w:themeColor="accent4" w:themeTint="99"/>
+          <w:sz w:val="36"/>
+          <w:szCs w:val="36"/>
+        </w:rPr>
+      </w:pPr>
+      <w:r>
+        <w:rPr>
+          <w:b/>
+          <w:bCs/>
+          <w:color w:val="60CAF3" w:themeColor="accent4" w:themeTint="99"/>
+          <w:sz w:val="36"/>
+          <w:szCs w:val="36"/>
+        </w:rPr>
+        <w:t xml:space="preserve">git clone </w:t>
+      </w:r>
+      <w:proofErr w:type="spellStart"/>
+      <w:proofErr w:type="gramStart"/>
+      <w:r>
+        <w:rPr>
+          <w:b/>
+          <w:bCs/>
+          <w:color w:val="60CAF3" w:themeColor="accent4" w:themeTint="99"/>
+          <w:sz w:val="36"/>
+          <w:szCs w:val="36"/>
+        </w:rPr>
+        <w:t>git@github.com:username</w:t>
+      </w:r>
+      <w:proofErr w:type="spellEnd"/>
+      <w:r>
+        <w:rPr>
+          <w:b/>
+          <w:bCs/>
+          <w:color w:val="60CAF3" w:themeColor="accent4" w:themeTint="99"/>
+          <w:sz w:val="36"/>
+          <w:szCs w:val="36"/>
+        </w:rPr>
+        <w:t>/</w:t>
+      </w:r>
+      <w:proofErr w:type="spellStart"/>
+      <w:r>
+        <w:rPr>
+          <w:b/>
+          <w:bCs/>
+          <w:color w:val="60CAF3" w:themeColor="accent4" w:themeTint="99"/>
+          <w:sz w:val="36"/>
+          <w:szCs w:val="36"/>
+        </w:rPr>
+        <w:t>repo.git</w:t>
+      </w:r>
+      <w:proofErr w:type="spellEnd"/>
+      <w:proofErr w:type="gramEnd"/>
+    </w:p>
+    <w:p>
+      <w:pPr>
+        <w:jc w:val="both"/>
+        <w:rPr>
+          <w:sz w:val="36"/>
+          <w:szCs w:val="36"/>
+        </w:rPr>
+      </w:pPr>
+      <w:r>
+        <w:rPr>
+          <w:sz w:val="36"/>
+          <w:szCs w:val="36"/>
+        </w:rPr>
+        <w:t xml:space="preserve"># </w:t>
+      </w:r>
+      <w:r>
+        <w:rPr>
+          <w:sz w:val="36"/>
+          <w:szCs w:val="36"/>
+        </w:rPr>
+        <w:t>This means:</w:t>
+      </w:r>
+    </w:p>
+    <w:p>
+      <w:pPr>
+        <w:pStyle w:val="ListParagraph"/>
+        <w:numPr>
+          <w:ilvl w:val="0"/>
+          <w:numId w:val="23"/>
+        </w:numPr>
+        <w:jc w:val="both"/>
+        <w:rPr>
+          <w:sz w:val="36"/>
+          <w:szCs w:val="36"/>
+        </w:rPr>
+      </w:pPr>
+      <w:r>
+        <w:rPr>
+          <w:sz w:val="36"/>
+          <w:szCs w:val="36"/>
+        </w:rPr>
+        <w:t>GitHub stores our public key</w:t>
+      </w:r>
+    </w:p>
+    <w:p>
+      <w:pPr>
+        <w:pStyle w:val="ListParagraph"/>
+        <w:numPr>
+          <w:ilvl w:val="0"/>
+          <w:numId w:val="23"/>
+        </w:numPr>
+        <w:jc w:val="both"/>
+        <w:rPr>
+          <w:sz w:val="36"/>
+          <w:szCs w:val="36"/>
+        </w:rPr>
+      </w:pPr>
+      <w:r>
+        <w:rPr>
+          <w:sz w:val="36"/>
+          <w:szCs w:val="36"/>
+        </w:rPr>
+        <w:t>O</w:t>
+      </w:r>
+      <w:r>
+        <w:rPr>
+          <w:sz w:val="36"/>
+          <w:szCs w:val="36"/>
+        </w:rPr>
+        <w:t>ur machine keeps the private key</w:t>
+      </w:r>
+    </w:p>
+    <w:p>
+      <w:pPr>
+        <w:pStyle w:val="ListParagraph"/>
+        <w:numPr>
+          <w:ilvl w:val="0"/>
+          <w:numId w:val="23"/>
+        </w:numPr>
+        <w:jc w:val="both"/>
+        <w:rPr>
+          <w:sz w:val="36"/>
+          <w:szCs w:val="36"/>
+        </w:rPr>
+      </w:pPr>
+      <w:r>
+        <w:rPr>
+          <w:sz w:val="36"/>
+          <w:szCs w:val="36"/>
+        </w:rPr>
+        <w:t>GitHub verifies our identity using SSH authentication</w:t>
+      </w:r>
+    </w:p>
+    <w:p>
+      <w:pPr>
+        <w:jc w:val="both"/>
+        <w:rPr>
+          <w:sz w:val="36"/>
+          <w:szCs w:val="36"/>
+        </w:rPr>
+      </w:pPr>
+    </w:p>
+    <w:p>
+      <w:pPr>
+        <w:jc w:val="both"/>
+        <w:rPr>
+          <w:sz w:val="36"/>
+          <w:szCs w:val="36"/>
+        </w:rPr>
+      </w:pPr>
+      <w:r>
+        <w:rPr>
+          <w:sz w:val="36"/>
+          <w:szCs w:val="36"/>
+        </w:rPr>
+        <w:lastRenderedPageBreak/>
+        <w:t>Check Existing SSH Keys:</w:t>
+      </w:r>
+    </w:p>
+    <w:p>
+      <w:pPr>
+        <w:jc w:val="both"/>
+      </w:pPr>
+      <w:r>
+        <w:rPr>
+          <w:sz w:val="36"/>
+          <w:szCs w:val="36"/>
+        </w:rPr>
+        <w:t># Check if SSH key is already generated on our machine or not. Run this command for Linux/MacOS:</w:t>
+      </w:r>
+    </w:p>
+    <w:p>
+      <w:pPr>
+        <w:jc w:val="both"/>
+        <w:rPr>
+          <w:b/>
+          <w:bCs/>
+          <w:color w:val="60CAF3" w:themeColor="accent4" w:themeTint="99"/>
+          <w:sz w:val="36"/>
+          <w:szCs w:val="36"/>
+        </w:rPr>
+      </w:pPr>
+      <w:r>
+        <w:rPr>
+          <w:b/>
+          <w:bCs/>
+          <w:color w:val="60CAF3" w:themeColor="accent4" w:themeTint="99"/>
+          <w:sz w:val="36"/>
+          <w:szCs w:val="36"/>
+        </w:rPr>
+        <w:t>ls</w:t>
+      </w:r>
+      <w:r>
+        <w:rPr>
+          <w:b/>
+          <w:bCs/>
+          <w:color w:val="60CAF3" w:themeColor="accent4" w:themeTint="99"/>
+          <w:sz w:val="36"/>
+          <w:szCs w:val="36"/>
+        </w:rPr>
+        <w:t xml:space="preserve"> </w:t>
+      </w:r>
+      <w:r>
+        <w:rPr>
+          <w:b/>
+          <w:bCs/>
+          <w:color w:val="60CAF3" w:themeColor="accent4" w:themeTint="99"/>
+          <w:sz w:val="36"/>
+          <w:szCs w:val="36"/>
+        </w:rPr>
+        <w:t>~/.ssh</w:t>
+      </w:r>
+    </w:p>
+    <w:p>
+      <w:pPr>
+        <w:jc w:val="both"/>
+        <w:rPr>
+          <w:sz w:val="36"/>
+          <w:szCs w:val="36"/>
+        </w:rPr>
+      </w:pPr>
+      <w:r>
+        <w:rPr>
+          <w:sz w:val="36"/>
+          <w:szCs w:val="36"/>
+        </w:rPr>
+        <w:t># for windows run this in</w:t>
+      </w:r>
+      <w:r>
+        <w:rPr>
+          <w:sz w:val="36"/>
+          <w:szCs w:val="36"/>
+        </w:rPr>
+        <w:t xml:space="preserve"> Windows</w:t>
+      </w:r>
+      <w:r>
+        <w:rPr>
+          <w:sz w:val="36"/>
+          <w:szCs w:val="36"/>
+        </w:rPr>
+        <w:t xml:space="preserve"> PowerShell:</w:t>
+      </w:r>
+    </w:p>
+    <w:p>
+      <w:pPr>
+        <w:jc w:val="both"/>
+        <w:rPr>
+          <w:b/>
+          <w:bCs/>
+          <w:color w:val="60CAF3" w:themeColor="accent4" w:themeTint="99"/>
+          <w:sz w:val="36"/>
+          <w:szCs w:val="36"/>
+        </w:rPr>
+      </w:pPr>
+      <w:proofErr w:type="spellStart"/>
+      <w:r>
+        <w:rPr>
+          <w:b/>
+          <w:bCs/>
+          <w:color w:val="60CAF3" w:themeColor="accent4" w:themeTint="99"/>
+          <w:sz w:val="36"/>
+          <w:szCs w:val="36"/>
+        </w:rPr>
+        <w:t>dir</w:t>
+      </w:r>
+      <w:proofErr w:type="spellEnd"/>
+      <w:r>
+        <w:rPr>
+          <w:b/>
+          <w:bCs/>
+          <w:color w:val="60CAF3" w:themeColor="accent4" w:themeTint="99"/>
+          <w:sz w:val="36"/>
+          <w:szCs w:val="36"/>
+        </w:rPr>
+        <w:t xml:space="preserve"> $HOME\.ssh</w:t>
+      </w:r>
+    </w:p>
+    <w:p>
+      <w:pPr>
+        <w:jc w:val="both"/>
+        <w:rPr>
+          <w:sz w:val="36"/>
+          <w:szCs w:val="36"/>
+        </w:rPr>
+      </w:pPr>
+      <w:r>
+        <w:rPr>
+          <w:sz w:val="36"/>
+          <w:szCs w:val="36"/>
+        </w:rPr>
+        <w:t># We may see:</w:t>
+      </w:r>
+    </w:p>
+    <w:p>
+      <w:pPr>
+        <w:jc w:val="both"/>
+        <w:rPr>
+          <w:b/>
+          <w:bCs/>
+          <w:sz w:val="36"/>
+          <w:szCs w:val="36"/>
+        </w:rPr>
+      </w:pPr>
+      <w:r>
+        <w:rPr>
+          <w:b/>
+          <w:bCs/>
+          <w:sz w:val="36"/>
+          <w:szCs w:val="36"/>
+        </w:rPr>
+        <w:t>id_ed25519</w:t>
+      </w:r>
+    </w:p>
+    <w:p>
+      <w:pPr>
+        <w:jc w:val="both"/>
+        <w:rPr>
+          <w:b/>
+          <w:bCs/>
+          <w:sz w:val="36"/>
+          <w:szCs w:val="36"/>
+        </w:rPr>
+      </w:pPr>
+      <w:r>
+        <w:rPr>
+          <w:b/>
+          <w:bCs/>
+          <w:sz w:val="36"/>
+          <w:szCs w:val="36"/>
+        </w:rPr>
+        <w:t>id_ed25519.pub</w:t>
+      </w:r>
+    </w:p>
+    <w:p>
+      <w:pPr>
+        <w:jc w:val="both"/>
+        <w:rPr>
+          <w:sz w:val="36"/>
+          <w:szCs w:val="36"/>
+        </w:rPr>
+      </w:pPr>
+      <w:r>
+        <w:rPr>
+          <w:sz w:val="36"/>
+          <w:szCs w:val="36"/>
+        </w:rPr>
+        <w:t># Or, if key already exists:</w:t>
+      </w:r>
+    </w:p>
+    <w:p>
+      <w:pPr>
+        <w:jc w:val="both"/>
+        <w:rPr>
+          <w:b/>
+          <w:bCs/>
+          <w:sz w:val="36"/>
+          <w:szCs w:val="36"/>
+        </w:rPr>
+      </w:pPr>
+      <w:proofErr w:type="spellStart"/>
+      <w:r>
+        <w:rPr>
+          <w:b/>
+          <w:bCs/>
+          <w:sz w:val="36"/>
+          <w:szCs w:val="36"/>
+        </w:rPr>
+        <w:t>id_rsa</w:t>
+      </w:r>
+      <w:proofErr w:type="spellEnd"/>
+    </w:p>
+    <w:p>
+      <w:pPr>
+        <w:jc w:val="both"/>
+        <w:rPr>
+          <w:b/>
+          <w:bCs/>
+          <w:sz w:val="36"/>
+          <w:szCs w:val="36"/>
+        </w:rPr>
+      </w:pPr>
+      <w:r>
+        <w:rPr>
+          <w:b/>
+          <w:bCs/>
+          <w:sz w:val="36"/>
+          <w:szCs w:val="36"/>
+        </w:rPr>
+        <w:t>id_rsa.pub</w:t>
+      </w:r>
+    </w:p>
+    <w:p>
+      <w:pPr>
+        <w:jc w:val="both"/>
+        <w:rPr>
+          <w:sz w:val="36"/>
+          <w:szCs w:val="36"/>
+        </w:rPr>
+      </w:pPr>
+    </w:p>
+    <w:p>
+      <w:pPr>
+        <w:jc w:val="both"/>
+        <w:rPr>
+          <w:sz w:val="36"/>
+          <w:szCs w:val="36"/>
+        </w:rPr>
+      </w:pPr>
+      <w:r>
+        <w:rPr>
+          <w:sz w:val="36"/>
+          <w:szCs w:val="36"/>
+        </w:rPr>
+        <w:t>Generate a New SSH Key:</w:t>
+      </w:r>
+    </w:p>
+    <w:p>
+      <w:pPr>
+        <w:jc w:val="both"/>
+        <w:rPr>
+          <w:sz w:val="36"/>
+          <w:szCs w:val="36"/>
+        </w:rPr>
+      </w:pPr>
+      <w:r>
+        <w:rPr>
+          <w:sz w:val="36"/>
+          <w:szCs w:val="36"/>
+        </w:rPr>
+        <w:t xml:space="preserve"># </w:t>
+      </w:r>
+      <w:r>
+        <w:rPr>
+          <w:b/>
+          <w:bCs/>
+          <w:sz w:val="36"/>
+          <w:szCs w:val="36"/>
+        </w:rPr>
+        <w:t>Ed25519</w:t>
+      </w:r>
+      <w:r>
+        <w:rPr>
+          <w:sz w:val="36"/>
+          <w:szCs w:val="36"/>
+        </w:rPr>
+        <w:t xml:space="preserve"> is a </w:t>
+      </w:r>
+      <w:r>
+        <w:rPr>
+          <w:sz w:val="36"/>
+          <w:szCs w:val="36"/>
+        </w:rPr>
+        <w:t>M</w:t>
+      </w:r>
+      <w:r>
+        <w:rPr>
+          <w:sz w:val="36"/>
+          <w:szCs w:val="36"/>
+        </w:rPr>
+        <w:t>odern</w:t>
+      </w:r>
+      <w:r>
+        <w:rPr>
+          <w:sz w:val="36"/>
+          <w:szCs w:val="36"/>
+        </w:rPr>
+        <w:t xml:space="preserve"> signature algorithm for SSH Key generation. </w:t>
+      </w:r>
+      <w:r>
+        <w:rPr>
+          <w:sz w:val="36"/>
+          <w:szCs w:val="36"/>
+        </w:rPr>
+        <w:t>Run th</w:t>
+      </w:r>
+      <w:r>
+        <w:rPr>
+          <w:sz w:val="36"/>
+          <w:szCs w:val="36"/>
+        </w:rPr>
+        <w:t>is</w:t>
+      </w:r>
+      <w:r>
+        <w:rPr>
+          <w:sz w:val="36"/>
+          <w:szCs w:val="36"/>
+        </w:rPr>
+        <w:t xml:space="preserve"> command in the terminal</w:t>
+      </w:r>
+      <w:r>
+        <w:rPr>
+          <w:sz w:val="36"/>
+          <w:szCs w:val="36"/>
+        </w:rPr>
+        <w:t>:</w:t>
+      </w:r>
+    </w:p>
+    <w:p>
+      <w:pPr>
+        <w:jc w:val="both"/>
+        <w:rPr>
+          <w:b/>
+          <w:bCs/>
+          <w:color w:val="60CAF3" w:themeColor="accent4" w:themeTint="99"/>
+          <w:sz w:val="36"/>
+          <w:szCs w:val="36"/>
+        </w:rPr>
+      </w:pPr>
+      <w:r>
+        <w:rPr>
+          <w:b/>
+          <w:bCs/>
+          <w:color w:val="60CAF3" w:themeColor="accent4" w:themeTint="99"/>
+          <w:sz w:val="36"/>
+          <w:szCs w:val="36"/>
+        </w:rPr>
+        <w:t>ssh-keygen -t ed25519 -C "your_email@example.com"</w:t>
+      </w:r>
+    </w:p>
+    <w:p>
+      <w:pPr>
+        <w:jc w:val="both"/>
+        <w:rPr>
+          <w:sz w:val="36"/>
+          <w:szCs w:val="36"/>
+        </w:rPr>
+      </w:pPr>
+      <w:r>
+        <w:rPr>
+          <w:sz w:val="36"/>
+          <w:szCs w:val="36"/>
+        </w:rPr>
+        <w:t># Example:</w:t>
+      </w:r>
+    </w:p>
+    <w:p>
+      <w:pPr>
+        <w:jc w:val="both"/>
+        <w:rPr>
+          <w:b/>
+          <w:bCs/>
+          <w:color w:val="60CAF3" w:themeColor="accent4" w:themeTint="99"/>
+          <w:sz w:val="36"/>
+          <w:szCs w:val="36"/>
+        </w:rPr>
+      </w:pPr>
+      <w:r>
+        <w:rPr>
+          <w:b/>
+          <w:bCs/>
+          <w:color w:val="60CAF3" w:themeColor="accent4" w:themeTint="99"/>
+          <w:sz w:val="36"/>
+          <w:szCs w:val="36"/>
+        </w:rPr>
+        <w:t>ssh-keygen -t ed25519 -C "nazmul@gmail.com"</w:t>
+      </w:r>
+    </w:p>
+    <w:p>
+      <w:pPr>
+        <w:jc w:val="both"/>
+        <w:rPr>
+          <w:sz w:val="36"/>
+          <w:szCs w:val="36"/>
+        </w:rPr>
+      </w:pPr>
+      <w:r>
+        <w:rPr>
+          <w:sz w:val="36"/>
+          <w:szCs w:val="36"/>
+        </w:rPr>
+        <w:t># Then:</w:t>
+      </w:r>
+    </w:p>
+    <w:p>
+      <w:pPr>
+        <w:pStyle w:val="ListParagraph"/>
+        <w:numPr>
+          <w:ilvl w:val="0"/>
+          <w:numId w:val="25"/>
+        </w:numPr>
+        <w:jc w:val="both"/>
+        <w:rPr>
+          <w:sz w:val="36"/>
+          <w:szCs w:val="36"/>
+        </w:rPr>
+      </w:pPr>
+      <w:r>
+        <w:rPr>
+          <w:sz w:val="36"/>
+          <w:szCs w:val="36"/>
+        </w:rPr>
+        <w:lastRenderedPageBreak/>
+        <w:t>It will ask the file (path) in which to save the key, hit enter for default location (</w:t>
+      </w:r>
+      <w:r>
+        <w:rPr>
+          <w:b/>
+          <w:bCs/>
+          <w:sz w:val="36"/>
+          <w:szCs w:val="36"/>
+        </w:rPr>
+        <w:t>C:\Users\</w:t>
+      </w:r>
+      <w:proofErr w:type="spellStart"/>
+      <w:r>
+        <w:rPr>
+          <w:b/>
+          <w:bCs/>
+          <w:sz w:val="36"/>
+          <w:szCs w:val="36"/>
+        </w:rPr>
+        <w:t>nhasa</w:t>
+      </w:r>
+      <w:proofErr w:type="spellEnd"/>
+      <w:r>
+        <w:rPr>
+          <w:b/>
+          <w:bCs/>
+          <w:sz w:val="36"/>
+          <w:szCs w:val="36"/>
+        </w:rPr>
+        <w:t>/.ssh/id_ed25519</w:t>
+      </w:r>
+      <w:r>
+        <w:rPr>
+          <w:sz w:val="36"/>
+          <w:szCs w:val="36"/>
+        </w:rPr>
+        <w:t>)</w:t>
+      </w:r>
+    </w:p>
+    <w:p>
+      <w:pPr>
+        <w:pStyle w:val="ListParagraph"/>
+        <w:numPr>
+          <w:ilvl w:val="0"/>
+          <w:numId w:val="25"/>
+        </w:numPr>
+        <w:jc w:val="both"/>
+        <w:rPr>
+          <w:sz w:val="36"/>
+          <w:szCs w:val="36"/>
+        </w:rPr>
+      </w:pPr>
+      <w:r>
+        <w:rPr>
+          <w:sz w:val="36"/>
+          <w:szCs w:val="36"/>
+        </w:rPr>
+        <w:t>Then it’ll ask for passphrase, keep it empty for no passphrase (for learning only). But set passwords for accessing the SSH key (more security)</w:t>
+      </w:r>
+    </w:p>
+    <w:p>
+      <w:pPr>
+        <w:jc w:val="both"/>
+        <w:rPr>
+          <w:sz w:val="36"/>
+          <w:szCs w:val="36"/>
+        </w:rPr>
+      </w:pPr>
+      <w:r>
+        <w:rPr>
+          <w:sz w:val="36"/>
+          <w:szCs w:val="36"/>
+        </w:rPr>
+        <w:t># Then generated files will be:</w:t>
+      </w:r>
+    </w:p>
+    <w:p>
+      <w:pPr>
+        <w:jc w:val="both"/>
+        <w:rPr>
+          <w:b/>
+          <w:bCs/>
+          <w:sz w:val="36"/>
+          <w:szCs w:val="36"/>
+        </w:rPr>
+      </w:pPr>
+      <w:r>
+        <w:rPr>
+          <w:b/>
+          <w:bCs/>
+          <w:sz w:val="36"/>
+          <w:szCs w:val="36"/>
+        </w:rPr>
+        <w:t>~/.ssh/id_ed25519</w:t>
+      </w:r>
+    </w:p>
+    <w:p>
+      <w:pPr>
+        <w:jc w:val="both"/>
+        <w:rPr>
+          <w:b/>
+          <w:bCs/>
+          <w:sz w:val="36"/>
+          <w:szCs w:val="36"/>
+        </w:rPr>
+      </w:pPr>
+      <w:r>
+        <w:rPr>
+          <w:b/>
+          <w:bCs/>
+          <w:sz w:val="36"/>
+          <w:szCs w:val="36"/>
+        </w:rPr>
+        <w:t>~/.ssh/id_ed25519.pub</w:t>
+      </w:r>
+    </w:p>
+    <w:p>
+      <w:pPr>
+        <w:jc w:val="both"/>
+        <w:rPr>
+          <w:sz w:val="36"/>
+          <w:szCs w:val="36"/>
+        </w:rPr>
+      </w:pPr>
+      <w:r>
+        <w:rPr>
+          <w:sz w:val="36"/>
+          <w:szCs w:val="36"/>
+        </w:rPr>
+        <w:t xml:space="preserve"># Also Fingerprint SHA256 key and </w:t>
+      </w:r>
+      <w:proofErr w:type="spellStart"/>
+      <w:r>
+        <w:rPr>
+          <w:sz w:val="36"/>
+          <w:szCs w:val="36"/>
+        </w:rPr>
+        <w:t>randomart</w:t>
+      </w:r>
+      <w:proofErr w:type="spellEnd"/>
+      <w:r>
+        <w:rPr>
+          <w:sz w:val="36"/>
+          <w:szCs w:val="36"/>
+        </w:rPr>
+        <w:t xml:space="preserve"> image</w:t>
+      </w:r>
+    </w:p>
+    <w:p>
+      <w:pPr>
+        <w:jc w:val="both"/>
+        <w:rPr>
+          <w:sz w:val="36"/>
+          <w:szCs w:val="36"/>
+        </w:rPr>
+      </w:pPr>
+      <w:r>
+        <w:rPr>
+          <w:sz w:val="36"/>
+          <w:szCs w:val="36"/>
+        </w:rPr>
+        <w:t># Remember, never share id_ed25519 (private key):</w:t>
+      </w:r>
+    </w:p>
+    <w:p>
+      <w:pPr>
+        <w:pStyle w:val="ListParagraph"/>
+        <w:numPr>
+          <w:ilvl w:val="0"/>
+          <w:numId w:val="24"/>
+        </w:numPr>
+        <w:jc w:val="both"/>
+        <w:rPr>
+          <w:sz w:val="36"/>
+          <w:szCs w:val="36"/>
+        </w:rPr>
+      </w:pPr>
+      <w:r>
+        <w:rPr>
+          <w:b/>
+          <w:bCs/>
+          <w:sz w:val="36"/>
+          <w:szCs w:val="36"/>
+        </w:rPr>
+        <w:t>id_ed25519</w:t>
+      </w:r>
+      <w:r>
+        <w:rPr>
+          <w:sz w:val="36"/>
+          <w:szCs w:val="36"/>
+        </w:rPr>
+        <w:tab/>
+      </w:r>
+      <w:r>
+        <w:rPr>
+          <w:sz w:val="36"/>
+          <w:szCs w:val="36"/>
+        </w:rPr>
+        <w:tab/>
+      </w:r>
+      <w:r>
+        <w:sym w:font="Wingdings" w:char="F0E0"/>
+      </w:r>
+      <w:r>
+        <w:rPr>
+          <w:sz w:val="36"/>
+          <w:szCs w:val="36"/>
+        </w:rPr>
+        <w:tab/>
+      </w:r>
+      <w:r>
+        <w:rPr>
+          <w:sz w:val="36"/>
+          <w:szCs w:val="36"/>
+        </w:rPr>
+        <w:t>PRIVATE KEY</w:t>
+      </w:r>
+    </w:p>
+    <w:p>
+      <w:pPr>
+        <w:pStyle w:val="ListParagraph"/>
+        <w:numPr>
+          <w:ilvl w:val="0"/>
+          <w:numId w:val="24"/>
+        </w:numPr>
+        <w:jc w:val="both"/>
+        <w:rPr>
+          <w:sz w:val="36"/>
+          <w:szCs w:val="36"/>
+        </w:rPr>
+      </w:pPr>
+      <w:r>
+        <w:rPr>
+          <w:b/>
+          <w:bCs/>
+          <w:sz w:val="36"/>
+          <w:szCs w:val="36"/>
+        </w:rPr>
+        <w:t>id_ed25519.pub</w:t>
+      </w:r>
+      <w:r>
+        <w:rPr>
+          <w:sz w:val="36"/>
+          <w:szCs w:val="36"/>
+        </w:rPr>
+        <w:tab/>
+      </w:r>
+      <w:r>
+        <w:sym w:font="Wingdings" w:char="F0E0"/>
+      </w:r>
+      <w:r>
+        <w:rPr>
+          <w:sz w:val="36"/>
+          <w:szCs w:val="36"/>
+        </w:rPr>
+        <w:tab/>
+      </w:r>
+      <w:r>
+        <w:rPr>
+          <w:sz w:val="36"/>
+          <w:szCs w:val="36"/>
+        </w:rPr>
+        <w:t>PUBLIC KEY</w:t>
+      </w:r>
+    </w:p>
+    <w:p>
+      <w:pPr>
+        <w:jc w:val="both"/>
+        <w:rPr>
+          <w:sz w:val="36"/>
+          <w:szCs w:val="36"/>
+        </w:rPr>
+      </w:pPr>
+    </w:p>
+    <w:p>
+      <w:pPr>
+        <w:jc w:val="both"/>
+        <w:rPr>
+          <w:sz w:val="36"/>
+          <w:szCs w:val="36"/>
+        </w:rPr>
+      </w:pPr>
+      <w:r>
+        <w:rPr>
+          <w:sz w:val="36"/>
+          <w:szCs w:val="36"/>
+        </w:rPr>
+        <w:t>Start SSH Agent:</w:t>
+      </w:r>
+    </w:p>
+    <w:p>
+      <w:pPr>
+        <w:jc w:val="both"/>
+        <w:rPr>
+          <w:sz w:val="36"/>
+          <w:szCs w:val="36"/>
+        </w:rPr>
+      </w:pPr>
+      <w:r>
+        <w:rPr>
+          <w:sz w:val="36"/>
+          <w:szCs w:val="36"/>
+        </w:rPr>
+        <w:t># For Linux/macOS, run this command:</w:t>
+      </w:r>
+    </w:p>
+    <w:p>
+      <w:pPr>
+        <w:jc w:val="both"/>
+        <w:rPr>
+          <w:b/>
+          <w:bCs/>
+          <w:color w:val="60CAF3" w:themeColor="accent4" w:themeTint="99"/>
+          <w:sz w:val="36"/>
+          <w:szCs w:val="36"/>
+        </w:rPr>
+      </w:pPr>
+      <w:r>
+        <w:rPr>
+          <w:b/>
+          <w:bCs/>
+          <w:color w:val="60CAF3" w:themeColor="accent4" w:themeTint="99"/>
+          <w:sz w:val="36"/>
+          <w:szCs w:val="36"/>
+        </w:rPr>
+        <w:t>eval "$(ssh-agent -s)"</w:t>
+      </w:r>
+    </w:p>
+    <w:p>
+      <w:pPr>
+        <w:jc w:val="both"/>
+        <w:rPr>
+          <w:sz w:val="36"/>
+          <w:szCs w:val="36"/>
+        </w:rPr>
+      </w:pPr>
+      <w:r>
+        <w:rPr>
+          <w:sz w:val="36"/>
+          <w:szCs w:val="36"/>
+        </w:rPr>
+        <w:t># For Windows, run this</w:t>
+      </w:r>
+      <w:r>
+        <w:rPr>
+          <w:sz w:val="36"/>
+          <w:szCs w:val="36"/>
+        </w:rPr>
+        <w:t xml:space="preserve"> in PowerShell</w:t>
+      </w:r>
+      <w:r>
+        <w:rPr>
+          <w:sz w:val="36"/>
+          <w:szCs w:val="36"/>
+        </w:rPr>
+        <w:t>:</w:t>
+      </w:r>
+    </w:p>
+    <w:p>
+      <w:pPr>
+        <w:jc w:val="both"/>
+        <w:rPr>
+          <w:b/>
+          <w:bCs/>
+          <w:color w:val="60CAF3" w:themeColor="accent4" w:themeTint="99"/>
+          <w:sz w:val="36"/>
+          <w:szCs w:val="36"/>
+        </w:rPr>
+      </w:pPr>
+      <w:r>
+        <w:rPr>
+          <w:b/>
+          <w:bCs/>
+          <w:color w:val="60CAF3" w:themeColor="accent4" w:themeTint="99"/>
+          <w:sz w:val="36"/>
+          <w:szCs w:val="36"/>
+        </w:rPr>
+        <w:t>Start-Service ssh-agent</w:t>
+      </w:r>
+    </w:p>
+    <w:p>
+      <w:pPr>
+        <w:jc w:val="both"/>
+        <w:rPr>
+          <w:sz w:val="36"/>
+          <w:szCs w:val="36"/>
+        </w:rPr>
+      </w:pPr>
+    </w:p>
+    <w:p>
+      <w:pPr>
+        <w:jc w:val="both"/>
+        <w:rPr>
+          <w:sz w:val="36"/>
+          <w:szCs w:val="36"/>
+        </w:rPr>
+      </w:pPr>
+      <w:r>
+        <w:rPr>
+          <w:sz w:val="36"/>
+          <w:szCs w:val="36"/>
+        </w:rPr>
+        <w:t># If the above command fails:</w:t>
+      </w:r>
+    </w:p>
+    <w:p>
+      <w:pPr>
+        <w:pStyle w:val="ListParagraph"/>
+        <w:numPr>
+          <w:ilvl w:val="0"/>
+          <w:numId w:val="26"/>
+        </w:numPr>
+        <w:jc w:val="both"/>
+        <w:rPr>
+          <w:sz w:val="36"/>
+          <w:szCs w:val="36"/>
+        </w:rPr>
+      </w:pPr>
+      <w:r>
+        <w:rPr>
+          <w:sz w:val="36"/>
+          <w:szCs w:val="36"/>
+        </w:rPr>
+        <w:t>Run this command to check the service status:</w:t>
+      </w:r>
+    </w:p>
+    <w:p>
+      <w:pPr>
+        <w:jc w:val="both"/>
+        <w:rPr>
+          <w:b/>
+          <w:bCs/>
+          <w:color w:val="60CAF3" w:themeColor="accent4" w:themeTint="99"/>
+          <w:sz w:val="36"/>
+          <w:szCs w:val="36"/>
+        </w:rPr>
+      </w:pPr>
+      <w:r>
+        <w:rPr>
+          <w:b/>
+          <w:bCs/>
+          <w:color w:val="60CAF3" w:themeColor="accent4" w:themeTint="99"/>
+          <w:sz w:val="36"/>
+          <w:szCs w:val="36"/>
+        </w:rPr>
+        <w:t>Get-Service ssh-agent</w:t>
+      </w:r>
+    </w:p>
+    <w:p>
+      <w:pPr>
+        <w:pStyle w:val="ListParagraph"/>
+        <w:numPr>
+          <w:ilvl w:val="0"/>
+          <w:numId w:val="26"/>
+        </w:numPr>
+        <w:jc w:val="both"/>
+        <w:rPr>
+          <w:sz w:val="36"/>
+          <w:szCs w:val="36"/>
+        </w:rPr>
+      </w:pPr>
+      <w:r>
+        <w:rPr>
+          <w:sz w:val="36"/>
+          <w:szCs w:val="36"/>
+        </w:rPr>
+        <w:lastRenderedPageBreak/>
+        <w:t>We’ll likely see this output:</w:t>
+      </w:r>
+    </w:p>
+    <w:p>
+      <w:pPr>
+        <w:jc w:val="both"/>
+        <w:rPr>
+          <w:b/>
+          <w:bCs/>
+          <w:sz w:val="32"/>
+          <w:szCs w:val="32"/>
+        </w:rPr>
+      </w:pPr>
+      <w:r>
+        <w:rPr>
+          <w:b/>
+          <w:bCs/>
+          <w:sz w:val="32"/>
+          <w:szCs w:val="32"/>
+        </w:rPr>
+        <w:t xml:space="preserve">Status  </w:t>
+      </w:r>
+      <w:r>
+        <w:rPr>
+          <w:b/>
+          <w:bCs/>
+          <w:sz w:val="32"/>
+          <w:szCs w:val="32"/>
+        </w:rPr>
+        <w:t xml:space="preserve">    </w:t>
+      </w:r>
+      <w:r>
+        <w:rPr>
+          <w:b/>
+          <w:bCs/>
+          <w:sz w:val="32"/>
+          <w:szCs w:val="32"/>
+        </w:rPr>
+        <w:t xml:space="preserve"> </w:t>
+      </w:r>
+      <w:r>
+        <w:rPr>
+          <w:b/>
+          <w:bCs/>
+          <w:sz w:val="32"/>
+          <w:szCs w:val="32"/>
+        </w:rPr>
+        <w:t xml:space="preserve">     </w:t>
+      </w:r>
+      <w:r>
+        <w:rPr>
+          <w:b/>
+          <w:bCs/>
+          <w:sz w:val="32"/>
+          <w:szCs w:val="32"/>
+        </w:rPr>
+        <w:t xml:space="preserve">Name       </w:t>
+      </w:r>
+      <w:r>
+        <w:rPr>
+          <w:b/>
+          <w:bCs/>
+          <w:sz w:val="32"/>
+          <w:szCs w:val="32"/>
+        </w:rPr>
+        <w:t xml:space="preserve">    </w:t>
+      </w:r>
+      <w:r>
+        <w:rPr>
+          <w:b/>
+          <w:bCs/>
+          <w:sz w:val="32"/>
+          <w:szCs w:val="32"/>
+        </w:rPr>
+        <w:t xml:space="preserve"> DisplayName</w:t>
+      </w:r>
+    </w:p>
+    <w:p>
+      <w:pPr>
+        <w:jc w:val="both"/>
+        <w:rPr>
+          <w:b/>
+          <w:bCs/>
+          <w:sz w:val="32"/>
+          <w:szCs w:val="32"/>
+        </w:rPr>
+      </w:pPr>
+      <w:r>
+        <w:rPr>
+          <w:b/>
+          <w:bCs/>
+          <w:sz w:val="32"/>
+          <w:szCs w:val="32"/>
+        </w:rPr>
+        <w:t xml:space="preserve">------  </w:t>
+      </w:r>
+      <w:r>
+        <w:rPr>
+          <w:b/>
+          <w:bCs/>
+          <w:sz w:val="32"/>
+          <w:szCs w:val="32"/>
+        </w:rPr>
+        <w:t xml:space="preserve">            </w:t>
+      </w:r>
+      <w:r>
+        <w:rPr>
+          <w:b/>
+          <w:bCs/>
+          <w:sz w:val="32"/>
+          <w:szCs w:val="32"/>
+        </w:rPr>
+        <w:t xml:space="preserve"> </w:t>
+      </w:r>
+      <w:r>
+        <w:rPr>
+          <w:b/>
+          <w:bCs/>
+          <w:sz w:val="32"/>
+          <w:szCs w:val="32"/>
+        </w:rPr>
+        <w:t xml:space="preserve">    </w:t>
+      </w:r>
+      <w:r>
+        <w:rPr>
+          <w:b/>
+          <w:bCs/>
+          <w:sz w:val="32"/>
+          <w:szCs w:val="32"/>
+        </w:rPr>
+        <w:t xml:space="preserve">----    </w:t>
+      </w:r>
+      <w:r>
+        <w:rPr>
+          <w:b/>
+          <w:bCs/>
+          <w:sz w:val="32"/>
+          <w:szCs w:val="32"/>
+        </w:rPr>
+        <w:t xml:space="preserve">             </w:t>
+      </w:r>
+      <w:r>
+        <w:rPr>
+          <w:b/>
+          <w:bCs/>
+          <w:sz w:val="32"/>
+          <w:szCs w:val="32"/>
+        </w:rPr>
+        <w:t xml:space="preserve">    -----------</w:t>
+      </w:r>
+    </w:p>
+    <w:p>
+      <w:pPr>
+        <w:jc w:val="both"/>
+        <w:rPr>
+          <w:b/>
+          <w:bCs/>
+          <w:sz w:val="32"/>
+          <w:szCs w:val="32"/>
+        </w:rPr>
+      </w:pPr>
+      <w:r>
+        <w:rPr>
+          <w:b/>
+          <w:bCs/>
+          <w:sz w:val="32"/>
+          <w:szCs w:val="32"/>
+        </w:rPr>
+        <w:t>Stopped</w:t>
+      </w:r>
+      <w:r>
+        <w:rPr>
+          <w:b/>
+          <w:bCs/>
+          <w:sz w:val="32"/>
+          <w:szCs w:val="32"/>
+        </w:rPr>
+        <w:t xml:space="preserve">  </w:t>
+      </w:r>
+      <w:r>
+        <w:rPr>
+          <w:b/>
+          <w:bCs/>
+          <w:sz w:val="32"/>
+          <w:szCs w:val="32"/>
+        </w:rPr>
+        <w:t xml:space="preserve"> ssh-agent  </w:t>
+      </w:r>
+      <w:r>
+        <w:rPr>
+          <w:b/>
+          <w:bCs/>
+          <w:sz w:val="32"/>
+          <w:szCs w:val="32"/>
+        </w:rPr>
+        <w:t xml:space="preserve">  </w:t>
+      </w:r>
+      <w:r>
+        <w:rPr>
+          <w:b/>
+          <w:bCs/>
+          <w:sz w:val="32"/>
+          <w:szCs w:val="32"/>
+        </w:rPr>
+        <w:t xml:space="preserve"> OpenSSH Authentication Agent</w:t>
+      </w:r>
+    </w:p>
+    <w:p>
+      <w:pPr>
+        <w:pStyle w:val="ListParagraph"/>
+        <w:numPr>
+          <w:ilvl w:val="0"/>
+          <w:numId w:val="26"/>
+        </w:numPr>
+        <w:jc w:val="both"/>
+        <w:rPr>
+          <w:sz w:val="36"/>
+          <w:szCs w:val="36"/>
+        </w:rPr>
+      </w:pPr>
+      <w:r>
+        <w:rPr>
+          <w:sz w:val="36"/>
+          <w:szCs w:val="36"/>
+        </w:rPr>
+        <w:t>Then run this command to enable it manually</w:t>
+      </w:r>
+      <w:r>
+        <w:rPr>
+          <w:sz w:val="36"/>
+          <w:szCs w:val="36"/>
+        </w:rPr>
+        <w:t xml:space="preserve"> or automatic (using </w:t>
+      </w:r>
+      <w:r>
+        <w:rPr>
+          <w:b/>
+          <w:bCs/>
+          <w:sz w:val="36"/>
+          <w:szCs w:val="36"/>
+        </w:rPr>
+        <w:t>Automatic</w:t>
+      </w:r>
+      <w:r>
+        <w:rPr>
+          <w:sz w:val="36"/>
+          <w:szCs w:val="36"/>
+        </w:rPr>
+        <w:t xml:space="preserve"> instead of </w:t>
+      </w:r>
+      <w:r>
+        <w:rPr>
+          <w:b/>
+          <w:bCs/>
+          <w:sz w:val="36"/>
+          <w:szCs w:val="36"/>
+        </w:rPr>
+        <w:t>Manual</w:t>
+      </w:r>
+      <w:r>
+        <w:rPr>
+          <w:sz w:val="36"/>
+          <w:szCs w:val="36"/>
+        </w:rPr>
+        <w:t>)</w:t>
+      </w:r>
+      <w:r>
+        <w:rPr>
+          <w:sz w:val="36"/>
+          <w:szCs w:val="36"/>
+        </w:rPr>
+        <w:t>:</w:t>
+      </w:r>
+    </w:p>
+    <w:p>
+      <w:pPr>
+        <w:jc w:val="both"/>
+        <w:rPr>
+          <w:b/>
+          <w:bCs/>
+          <w:color w:val="60CAF3" w:themeColor="accent4" w:themeTint="99"/>
+          <w:sz w:val="36"/>
+          <w:szCs w:val="36"/>
+        </w:rPr>
+      </w:pPr>
+      <w:r>
+        <w:rPr>
+          <w:b/>
+          <w:bCs/>
+          <w:color w:val="60CAF3" w:themeColor="accent4" w:themeTint="99"/>
+          <w:sz w:val="36"/>
+          <w:szCs w:val="36"/>
+        </w:rPr>
+        <w:t>Set-Service -Name ssh-agent -</w:t>
+      </w:r>
+      <w:proofErr w:type="spellStart"/>
+      <w:r>
+        <w:rPr>
+          <w:b/>
+          <w:bCs/>
+          <w:color w:val="60CAF3" w:themeColor="accent4" w:themeTint="99"/>
+          <w:sz w:val="36"/>
+          <w:szCs w:val="36"/>
+        </w:rPr>
+        <w:t>StartupType</w:t>
+      </w:r>
+      <w:proofErr w:type="spellEnd"/>
+      <w:r>
+        <w:rPr>
+          <w:b/>
+          <w:bCs/>
+          <w:color w:val="60CAF3" w:themeColor="accent4" w:themeTint="99"/>
+          <w:sz w:val="36"/>
+          <w:szCs w:val="36"/>
+        </w:rPr>
+        <w:t xml:space="preserve"> Manual</w:t>
+      </w:r>
+    </w:p>
+    <w:p>
+      <w:pPr>
+        <w:pStyle w:val="ListParagraph"/>
+        <w:numPr>
+          <w:ilvl w:val="0"/>
+          <w:numId w:val="26"/>
+        </w:numPr>
+        <w:jc w:val="both"/>
+        <w:rPr>
+          <w:sz w:val="36"/>
+          <w:szCs w:val="36"/>
+        </w:rPr>
+      </w:pPr>
+      <w:r>
+        <w:rPr>
+          <w:sz w:val="36"/>
+          <w:szCs w:val="36"/>
+        </w:rPr>
+        <w:t xml:space="preserve">And run the </w:t>
+      </w:r>
+      <w:r>
+        <w:rPr>
+          <w:b/>
+          <w:bCs/>
+          <w:sz w:val="36"/>
+          <w:szCs w:val="36"/>
+        </w:rPr>
+        <w:t>Start-Service</w:t>
+      </w:r>
+      <w:r>
+        <w:rPr>
+          <w:sz w:val="36"/>
+          <w:szCs w:val="36"/>
+        </w:rPr>
+        <w:t xml:space="preserve"> command again</w:t>
+      </w:r>
+      <w:r>
+        <w:rPr>
+          <w:sz w:val="36"/>
+          <w:szCs w:val="36"/>
+        </w:rPr>
+        <w:t xml:space="preserve">, also check if its running using </w:t>
+      </w:r>
+      <w:r>
+        <w:rPr>
+          <w:b/>
+          <w:bCs/>
+          <w:sz w:val="36"/>
+          <w:szCs w:val="36"/>
+        </w:rPr>
+        <w:t xml:space="preserve">Get-Service </w:t>
+      </w:r>
+      <w:r>
+        <w:rPr>
+          <w:sz w:val="36"/>
+          <w:szCs w:val="36"/>
+        </w:rPr>
+        <w:t>command</w:t>
+      </w:r>
+    </w:p>
+    <w:p>
+      <w:pPr>
+        <w:jc w:val="both"/>
+        <w:rPr>
+          <w:sz w:val="36"/>
+          <w:szCs w:val="36"/>
+        </w:rPr>
+      </w:pPr>
+    </w:p>
+    <w:p>
+      <w:pPr>
+        <w:jc w:val="both"/>
+        <w:rPr>
+          <w:sz w:val="36"/>
+          <w:szCs w:val="36"/>
+        </w:rPr>
+      </w:pPr>
+      <w:r>
+        <w:rPr>
+          <w:sz w:val="36"/>
+          <w:szCs w:val="36"/>
+        </w:rPr>
+        <w:t>Add Private Key in SSH-Agent:</w:t>
+      </w:r>
+    </w:p>
+    <w:p>
+      <w:pPr>
+        <w:jc w:val="both"/>
+        <w:rPr>
+          <w:sz w:val="36"/>
+          <w:szCs w:val="36"/>
+        </w:rPr>
+      </w:pPr>
+      <w:r>
+        <w:rPr>
+          <w:sz w:val="36"/>
+          <w:szCs w:val="36"/>
+        </w:rPr>
+        <w:t># Then add our</w:t>
+      </w:r>
+      <w:r>
+        <w:rPr>
+          <w:sz w:val="36"/>
+          <w:szCs w:val="36"/>
+        </w:rPr>
+        <w:t xml:space="preserve"> private</w:t>
+      </w:r>
+      <w:r>
+        <w:rPr>
+          <w:sz w:val="36"/>
+          <w:szCs w:val="36"/>
+        </w:rPr>
+        <w:t xml:space="preserve"> key using this command </w:t>
+      </w:r>
+      <w:r>
+        <w:rPr>
+          <w:b/>
+          <w:bCs/>
+          <w:sz w:val="36"/>
+          <w:szCs w:val="36"/>
+        </w:rPr>
+        <w:t>ssh-add file path</w:t>
+      </w:r>
+      <w:r>
+        <w:rPr>
+          <w:sz w:val="36"/>
+          <w:szCs w:val="36"/>
+        </w:rPr>
+        <w:t>:</w:t>
+      </w:r>
+    </w:p>
+    <w:p>
+      <w:pPr>
+        <w:jc w:val="both"/>
+        <w:rPr>
+          <w:b/>
+          <w:bCs/>
+          <w:color w:val="60CAF3" w:themeColor="accent4" w:themeTint="99"/>
+          <w:sz w:val="36"/>
+          <w:szCs w:val="36"/>
+        </w:rPr>
+      </w:pPr>
+      <w:r>
+        <w:rPr>
+          <w:b/>
+          <w:bCs/>
+          <w:color w:val="60CAF3" w:themeColor="accent4" w:themeTint="99"/>
+          <w:sz w:val="36"/>
+          <w:szCs w:val="36"/>
+        </w:rPr>
+        <w:t>ssh-add "C:\Users\nhasa\.ssh\id_ed25519"</w:t>
+      </w:r>
+      <w:r>
+        <w:rPr>
+          <w:b/>
+          <w:bCs/>
+          <w:color w:val="60CAF3" w:themeColor="accent4" w:themeTint="99"/>
+          <w:sz w:val="36"/>
+          <w:szCs w:val="36"/>
+        </w:rPr>
+        <w:t xml:space="preserve"> </w:t>
+      </w:r>
+    </w:p>
+    <w:p>
+      <w:pPr>
+        <w:jc w:val="both"/>
+        <w:rPr>
+          <w:b/>
+          <w:bCs/>
+          <w:sz w:val="36"/>
+          <w:szCs w:val="36"/>
+        </w:rPr>
+      </w:pPr>
+      <w:r>
+        <w:rPr>
+          <w:b/>
+          <w:bCs/>
+          <w:sz w:val="36"/>
+          <w:szCs w:val="36"/>
+        </w:rPr>
+        <w:t>// or this</w:t>
+      </w:r>
+    </w:p>
+    <w:p>
+      <w:pPr>
+        <w:jc w:val="both"/>
+        <w:rPr>
+          <w:b/>
+          <w:bCs/>
+          <w:color w:val="60CAF3" w:themeColor="accent4" w:themeTint="99"/>
+          <w:sz w:val="36"/>
+          <w:szCs w:val="36"/>
+        </w:rPr>
+      </w:pPr>
+      <w:r>
+        <w:rPr>
+          <w:b/>
+          <w:bCs/>
+          <w:color w:val="60CAF3" w:themeColor="accent4" w:themeTint="99"/>
+          <w:sz w:val="36"/>
+          <w:szCs w:val="36"/>
+        </w:rPr>
+        <w:t>ssh-add ~/.ssh/id_ed25519</w:t>
+      </w:r>
+    </w:p>
+    <w:p>
+      <w:pPr>
+        <w:jc w:val="both"/>
+        <w:rPr>
+          <w:sz w:val="36"/>
+          <w:szCs w:val="36"/>
+        </w:rPr>
+      </w:pPr>
+      <w:r>
+        <w:rPr>
+          <w:sz w:val="36"/>
+          <w:szCs w:val="36"/>
+        </w:rPr>
+        <w:t># Output will be this:</w:t>
+      </w:r>
+    </w:p>
+    <w:p>
+      <w:pPr>
+        <w:jc w:val="both"/>
+        <w:rPr>
+          <w:b/>
+          <w:bCs/>
+          <w:sz w:val="36"/>
+          <w:szCs w:val="36"/>
+        </w:rPr>
+      </w:pPr>
+      <w:r>
+        <w:rPr>
+          <w:b/>
+          <w:bCs/>
+          <w:sz w:val="36"/>
+          <w:szCs w:val="36"/>
+        </w:rPr>
+        <w:t>Identity added: C:\Users\nhasa\.ssh\id_ed25519 (nhasanr18@gmail.com)</w:t>
+      </w:r>
+    </w:p>
+    <w:p>
+      <w:pPr>
+        <w:jc w:val="both"/>
+        <w:rPr>
+          <w:sz w:val="36"/>
+          <w:szCs w:val="36"/>
+        </w:rPr>
+      </w:pPr>
+      <w:r>
+        <w:rPr>
+          <w:sz w:val="36"/>
+          <w:szCs w:val="36"/>
+        </w:rPr>
+        <w:t># Then check loaded keys using:</w:t>
+      </w:r>
+    </w:p>
+    <w:p>
+      <w:pPr>
+        <w:jc w:val="both"/>
+        <w:rPr>
+          <w:b/>
+          <w:bCs/>
+          <w:color w:val="60CAF3" w:themeColor="accent4" w:themeTint="99"/>
+          <w:sz w:val="36"/>
+          <w:szCs w:val="36"/>
+        </w:rPr>
+      </w:pPr>
+      <w:r>
+        <w:rPr>
+          <w:b/>
+          <w:bCs/>
+          <w:color w:val="60CAF3" w:themeColor="accent4" w:themeTint="99"/>
+          <w:sz w:val="36"/>
+          <w:szCs w:val="36"/>
+        </w:rPr>
+        <w:t>ssh-add -l</w:t>
+      </w:r>
+    </w:p>
+    <w:p>
+      <w:pPr>
+        <w:jc w:val="both"/>
+        <w:rPr>
+          <w:sz w:val="36"/>
+          <w:szCs w:val="36"/>
+        </w:rPr>
+      </w:pPr>
+      <w:r>
+        <w:rPr>
+          <w:sz w:val="36"/>
+          <w:szCs w:val="36"/>
+        </w:rPr>
+        <w:t># It will show a list of added SSH Keys (private key)</w:t>
+      </w:r>
+    </w:p>
+    <w:p>
+      <w:pPr>
+        <w:jc w:val="both"/>
+        <w:rPr>
+          <w:sz w:val="32"/>
+          <w:szCs w:val="32"/>
+        </w:rPr>
+      </w:pPr>
+      <w:r>
+        <w:rPr>
+          <w:b/>
+          <w:bCs/>
+          <w:sz w:val="32"/>
+          <w:szCs w:val="32"/>
+        </w:rPr>
+        <w:lastRenderedPageBreak/>
+        <w:t>256 SHA256:Qn8zg</w:t>
+      </w:r>
+      <w:proofErr w:type="gramStart"/>
+      <w:r>
+        <w:rPr>
+          <w:b/>
+          <w:bCs/>
+          <w:sz w:val="32"/>
+          <w:szCs w:val="32"/>
+        </w:rPr>
+        <w:t>…..</w:t>
+      </w:r>
+      <w:proofErr w:type="spellStart"/>
+      <w:proofErr w:type="gramEnd"/>
+      <w:r>
+        <w:rPr>
+          <w:b/>
+          <w:bCs/>
+          <w:sz w:val="32"/>
+          <w:szCs w:val="32"/>
+        </w:rPr>
+        <w:t>FCbw</w:t>
+      </w:r>
+      <w:proofErr w:type="spellEnd"/>
+      <w:r>
+        <w:rPr>
+          <w:b/>
+          <w:bCs/>
+          <w:sz w:val="32"/>
+          <w:szCs w:val="32"/>
+        </w:rPr>
+        <w:t xml:space="preserve"> nhasanr18@gmail.com (ED25519)</w:t>
+      </w:r>
+    </w:p>
+    <w:p>
+      <w:pPr>
+        <w:jc w:val="both"/>
+        <w:rPr>
+          <w:sz w:val="36"/>
+          <w:szCs w:val="36"/>
+        </w:rPr>
+      </w:pPr>
+    </w:p>
+    <w:p>
+      <w:pPr>
+        <w:jc w:val="both"/>
+        <w:rPr>
+          <w:sz w:val="36"/>
+          <w:szCs w:val="36"/>
+        </w:rPr>
+      </w:pPr>
+      <w:r>
+        <w:rPr>
+          <w:sz w:val="36"/>
+          <w:szCs w:val="36"/>
+        </w:rPr>
+        <w:t>Copy Public Key:</w:t>
+      </w:r>
+    </w:p>
+    <w:p>
+      <w:pPr>
+        <w:jc w:val="both"/>
+        <w:rPr>
+          <w:sz w:val="36"/>
+          <w:szCs w:val="36"/>
+        </w:rPr>
+      </w:pPr>
+      <w:r>
+        <w:rPr>
+          <w:sz w:val="36"/>
+          <w:szCs w:val="36"/>
+        </w:rPr>
+        <w:t xml:space="preserve"># </w:t>
+      </w:r>
+      <w:r>
+        <w:rPr>
+          <w:sz w:val="36"/>
+          <w:szCs w:val="36"/>
+        </w:rPr>
+        <w:t>Use this command to show it</w:t>
+      </w:r>
+    </w:p>
+    <w:p>
+      <w:pPr>
+        <w:jc w:val="both"/>
+        <w:rPr>
+          <w:sz w:val="36"/>
+          <w:szCs w:val="36"/>
+        </w:rPr>
+      </w:pPr>
+      <w:r>
+        <w:rPr>
+          <w:b/>
+          <w:bCs/>
+          <w:color w:val="60CAF3" w:themeColor="accent4" w:themeTint="99"/>
+          <w:sz w:val="36"/>
+          <w:szCs w:val="36"/>
+        </w:rPr>
+        <w:t>cat ~/.ssh/id_ed25519.pub</w:t>
+      </w:r>
+      <w:r>
+        <w:rPr>
+          <w:sz w:val="36"/>
+          <w:szCs w:val="36"/>
+        </w:rPr>
+        <w:t xml:space="preserve">       // Or direct path of the file</w:t>
+      </w:r>
+    </w:p>
+    <w:p>
+      <w:pPr>
+        <w:jc w:val="both"/>
+        <w:rPr>
+          <w:sz w:val="36"/>
+          <w:szCs w:val="36"/>
+        </w:rPr>
+      </w:pPr>
+      <w:r>
+        <w:rPr>
+          <w:sz w:val="36"/>
+          <w:szCs w:val="36"/>
+        </w:rPr>
+        <w:t># Output will be like this:</w:t>
+      </w:r>
+    </w:p>
+    <w:p>
+      <w:pPr>
+        <w:jc w:val="both"/>
+        <w:rPr>
+          <w:sz w:val="34"/>
+          <w:szCs w:val="34"/>
+        </w:rPr>
+      </w:pPr>
+      <w:r>
+        <w:rPr>
+          <w:b/>
+          <w:bCs/>
+          <w:sz w:val="34"/>
+          <w:szCs w:val="34"/>
+        </w:rPr>
+        <w:t>ssh-ed25519</w:t>
+      </w:r>
+      <w:r>
+        <w:rPr>
+          <w:b/>
+          <w:bCs/>
+          <w:sz w:val="34"/>
+          <w:szCs w:val="34"/>
+        </w:rPr>
+        <w:t xml:space="preserve"> </w:t>
+      </w:r>
+      <w:r>
+        <w:rPr>
+          <w:b/>
+          <w:bCs/>
+          <w:sz w:val="34"/>
+          <w:szCs w:val="34"/>
+        </w:rPr>
+        <w:t>AAAA1l</w:t>
+      </w:r>
+      <w:r>
+        <w:rPr>
+          <w:b/>
+          <w:bCs/>
+          <w:sz w:val="34"/>
+          <w:szCs w:val="34"/>
+        </w:rPr>
+        <w:t>……</w:t>
+      </w:r>
+      <w:proofErr w:type="gramStart"/>
+      <w:r>
+        <w:rPr>
+          <w:b/>
+          <w:bCs/>
+          <w:sz w:val="34"/>
+          <w:szCs w:val="34"/>
+        </w:rPr>
+        <w:t>….</w:t>
+      </w:r>
+      <w:proofErr w:type="spellStart"/>
+      <w:r>
+        <w:rPr>
+          <w:b/>
+          <w:bCs/>
+          <w:sz w:val="34"/>
+          <w:szCs w:val="34"/>
+        </w:rPr>
+        <w:t>Sk</w:t>
+      </w:r>
+      <w:proofErr w:type="gramEnd"/>
+      <w:r>
+        <w:rPr>
+          <w:b/>
+          <w:bCs/>
+          <w:sz w:val="34"/>
+          <w:szCs w:val="34"/>
+        </w:rPr>
+        <w:t>+hXV</w:t>
+      </w:r>
+      <w:proofErr w:type="spellEnd"/>
+      <w:r>
+        <w:rPr>
+          <w:b/>
+          <w:bCs/>
+          <w:sz w:val="34"/>
+          <w:szCs w:val="34"/>
+        </w:rPr>
+        <w:t xml:space="preserve"> nhasanr18@gmail.com</w:t>
+      </w:r>
+    </w:p>
+    <w:p>
+      <w:pPr>
+        <w:jc w:val="both"/>
+        <w:rPr>
+          <w:sz w:val="34"/>
+          <w:szCs w:val="34"/>
+        </w:rPr>
+      </w:pPr>
+      <w:r>
+        <w:rPr>
+          <w:sz w:val="34"/>
+          <w:szCs w:val="34"/>
+        </w:rPr>
+        <w:t># Copy the entire line</w:t>
+      </w:r>
+    </w:p>
+    <w:p>
+      <w:pPr>
+        <w:jc w:val="both"/>
+        <w:rPr>
+          <w:sz w:val="34"/>
+          <w:szCs w:val="34"/>
+        </w:rPr>
+      </w:pPr>
+    </w:p>
+    <w:p>
+      <w:pPr>
+        <w:jc w:val="both"/>
+        <w:rPr>
+          <w:sz w:val="34"/>
+          <w:szCs w:val="34"/>
+        </w:rPr>
+      </w:pPr>
+      <w:r>
+        <w:rPr>
+          <w:sz w:val="34"/>
+          <w:szCs w:val="34"/>
+        </w:rPr>
+        <w:t>Add Key to GitHub:</w:t>
+      </w:r>
+    </w:p>
+    <w:p>
+      <w:pPr>
+        <w:jc w:val="both"/>
+        <w:rPr>
+          <w:sz w:val="34"/>
+          <w:szCs w:val="34"/>
+        </w:rPr>
+      </w:pPr>
+      <w:r>
+        <w:rPr>
+          <w:sz w:val="34"/>
+          <w:szCs w:val="34"/>
+        </w:rPr>
+        <w:t xml:space="preserve"># </w:t>
+      </w:r>
+      <w:r>
+        <w:rPr>
+          <w:sz w:val="34"/>
+          <w:szCs w:val="34"/>
+        </w:rPr>
+        <w:t>Go to</w:t>
+      </w:r>
+      <w:r>
+        <w:rPr>
+          <w:sz w:val="34"/>
+          <w:szCs w:val="34"/>
+        </w:rPr>
+        <w:t xml:space="preserve"> </w:t>
+      </w:r>
+      <w:r>
+        <w:rPr>
+          <w:sz w:val="34"/>
+          <w:szCs w:val="34"/>
+        </w:rPr>
+        <w:t>GitHub SSH Keys Settings</w:t>
+      </w:r>
+      <w:r>
+        <w:rPr>
+          <w:sz w:val="34"/>
+          <w:szCs w:val="34"/>
+        </w:rPr>
+        <w:t>:</w:t>
+      </w:r>
+    </w:p>
+    <w:p>
+      <w:pPr>
+        <w:pStyle w:val="ListParagraph"/>
+        <w:numPr>
+          <w:ilvl w:val="0"/>
+          <w:numId w:val="26"/>
+        </w:numPr>
+        <w:jc w:val="both"/>
+        <w:rPr>
+          <w:sz w:val="34"/>
+          <w:szCs w:val="34"/>
+        </w:rPr>
+      </w:pPr>
+      <w:r>
+        <w:rPr>
+          <w:sz w:val="34"/>
+          <w:szCs w:val="34"/>
+        </w:rPr>
+        <w:t>Click</w:t>
+      </w:r>
+      <w:r>
+        <w:rPr>
+          <w:sz w:val="34"/>
+          <w:szCs w:val="34"/>
+        </w:rPr>
+        <w:t xml:space="preserve">, </w:t>
+      </w:r>
+      <w:r>
+        <w:rPr>
+          <w:sz w:val="34"/>
+          <w:szCs w:val="34"/>
+        </w:rPr>
+        <w:t>New SSH Key</w:t>
+      </w:r>
+      <w:r>
+        <w:rPr>
+          <w:sz w:val="34"/>
+          <w:szCs w:val="34"/>
+        </w:rPr>
+        <w:t xml:space="preserve"> then set key name and type (Authentication or Signing Key)</w:t>
+      </w:r>
+    </w:p>
+    <w:p>
+      <w:pPr>
+        <w:pStyle w:val="ListParagraph"/>
+        <w:numPr>
+          <w:ilvl w:val="0"/>
+          <w:numId w:val="26"/>
+        </w:numPr>
+        <w:jc w:val="both"/>
+        <w:rPr>
+          <w:sz w:val="34"/>
+          <w:szCs w:val="34"/>
+        </w:rPr>
+      </w:pPr>
+      <w:r>
+        <w:rPr>
+          <w:sz w:val="34"/>
+          <w:szCs w:val="34"/>
+        </w:rPr>
+        <w:t>Paste the public key</w:t>
+      </w:r>
+      <w:r>
+        <w:rPr>
+          <w:sz w:val="34"/>
+          <w:szCs w:val="34"/>
+        </w:rPr>
+        <w:t xml:space="preserve"> then </w:t>
+      </w:r>
+      <w:r>
+        <w:rPr>
+          <w:sz w:val="34"/>
+          <w:szCs w:val="34"/>
+        </w:rPr>
+        <w:t>Save.</w:t>
+      </w:r>
+    </w:p>
+    <w:p>
+      <w:pPr>
+        <w:jc w:val="both"/>
+        <w:rPr>
+          <w:sz w:val="34"/>
+          <w:szCs w:val="34"/>
+        </w:rPr>
+      </w:pPr>
+    </w:p>
+    <w:p>
+      <w:pPr>
+        <w:jc w:val="both"/>
+        <w:rPr>
+          <w:sz w:val="34"/>
+          <w:szCs w:val="34"/>
+        </w:rPr>
+      </w:pPr>
+      <w:r>
+        <w:rPr>
+          <w:sz w:val="34"/>
+          <w:szCs w:val="34"/>
+        </w:rPr>
+        <w:t>Test Authentication:</w:t>
+      </w:r>
+    </w:p>
+    <w:p>
+      <w:pPr>
+        <w:jc w:val="both"/>
+        <w:rPr>
+          <w:sz w:val="34"/>
+          <w:szCs w:val="34"/>
+        </w:rPr>
+      </w:pPr>
+      <w:r>
+        <w:rPr>
+          <w:sz w:val="34"/>
+          <w:szCs w:val="34"/>
+        </w:rPr>
+        <w:t># Run this:</w:t>
+      </w:r>
+    </w:p>
+    <w:p>
+      <w:pPr>
+        <w:jc w:val="both"/>
+        <w:rPr>
+          <w:sz w:val="34"/>
+          <w:szCs w:val="34"/>
+        </w:rPr>
+      </w:pPr>
+      <w:r>
+        <w:rPr>
+          <w:sz w:val="34"/>
+          <w:szCs w:val="34"/>
+        </w:rPr>
+        <w:t>ssh -T git@github.com</w:t>
+      </w:r>
+    </w:p>
+    <w:p>
+      <w:pPr>
+        <w:jc w:val="both"/>
+        <w:rPr>
+          <w:sz w:val="34"/>
+          <w:szCs w:val="34"/>
+        </w:rPr>
+      </w:pPr>
+      <w:r>
+        <w:rPr>
+          <w:sz w:val="34"/>
+          <w:szCs w:val="34"/>
+        </w:rPr>
+        <w:t># First time will show “</w:t>
+      </w:r>
+      <w:r>
+        <w:rPr>
+          <w:b/>
+          <w:bCs/>
+          <w:sz w:val="34"/>
+          <w:szCs w:val="34"/>
+        </w:rPr>
+        <w:t>Are you sure you want to continue connecting</w:t>
+      </w:r>
+      <w:r>
+        <w:rPr>
+          <w:sz w:val="34"/>
+          <w:szCs w:val="34"/>
+        </w:rPr>
+        <w:t>?</w:t>
+      </w:r>
+      <w:r>
+        <w:rPr>
+          <w:sz w:val="34"/>
+          <w:szCs w:val="34"/>
+        </w:rPr>
+        <w:t>”. Then type yes. We should see something like this “</w:t>
+      </w:r>
+      <w:r>
+        <w:rPr>
+          <w:b/>
+          <w:bCs/>
+          <w:sz w:val="34"/>
+          <w:szCs w:val="34"/>
+        </w:rPr>
+        <w:t>Hi username! You've successfully authenticated.</w:t>
+      </w:r>
+      <w:r>
+        <w:rPr>
+          <w:sz w:val="34"/>
+          <w:szCs w:val="34"/>
+        </w:rPr>
+        <w:t>”</w:t>
+      </w:r>
+    </w:p>
+    <w:p>
+      <w:pPr>
+        <w:jc w:val="both"/>
+        <w:rPr>
+          <w:sz w:val="34"/>
+          <w:szCs w:val="34"/>
+        </w:rPr>
+      </w:pPr>
+      <w:r>
+        <w:rPr>
+          <w:sz w:val="34"/>
+          <w:szCs w:val="34"/>
+        </w:rPr>
+        <w:t xml:space="preserve"># </w:t>
+      </w:r>
+      <w:r>
+        <w:rPr>
+          <w:sz w:val="34"/>
+          <w:szCs w:val="34"/>
+        </w:rPr>
+        <w:t>At this moment SSH is:</w:t>
+      </w:r>
+    </w:p>
+    <w:p>
+      <w:pPr>
+        <w:pStyle w:val="ListParagraph"/>
+        <w:numPr>
+          <w:ilvl w:val="0"/>
+          <w:numId w:val="27"/>
+        </w:numPr>
+        <w:jc w:val="both"/>
+        <w:rPr>
+          <w:sz w:val="34"/>
+          <w:szCs w:val="34"/>
+        </w:rPr>
+      </w:pPr>
+      <w:r>
+        <w:rPr>
+          <w:sz w:val="34"/>
+          <w:szCs w:val="34"/>
+        </w:rPr>
+        <w:lastRenderedPageBreak/>
+        <w:t>Verifying GitHub's host key.</w:t>
+      </w:r>
+    </w:p>
+    <w:p>
+      <w:pPr>
+        <w:pStyle w:val="ListParagraph"/>
+        <w:numPr>
+          <w:ilvl w:val="0"/>
+          <w:numId w:val="27"/>
+        </w:numPr>
+        <w:jc w:val="both"/>
+        <w:rPr>
+          <w:sz w:val="34"/>
+          <w:szCs w:val="34"/>
+        </w:rPr>
+      </w:pPr>
+      <w:r>
+        <w:rPr>
+          <w:sz w:val="34"/>
+          <w:szCs w:val="34"/>
+        </w:rPr>
+        <w:t>Using our private key to sign a challenge.</w:t>
+      </w:r>
+    </w:p>
+    <w:p>
+      <w:pPr>
+        <w:pStyle w:val="ListParagraph"/>
+        <w:numPr>
+          <w:ilvl w:val="0"/>
+          <w:numId w:val="27"/>
+        </w:numPr>
+        <w:jc w:val="both"/>
+        <w:rPr>
+          <w:sz w:val="34"/>
+          <w:szCs w:val="34"/>
+        </w:rPr>
+      </w:pPr>
+      <w:r>
+        <w:rPr>
+          <w:sz w:val="34"/>
+          <w:szCs w:val="34"/>
+        </w:rPr>
+        <w:t>GitHub verifying with our public key.</w:t>
+      </w:r>
+    </w:p>
+    <w:p>
+      <w:pPr>
+        <w:jc w:val="both"/>
+        <w:rPr>
+          <w:sz w:val="34"/>
+          <w:szCs w:val="34"/>
+        </w:rPr>
+      </w:pPr>
+      <w:r>
+        <w:rPr>
+          <w:sz w:val="34"/>
+          <w:szCs w:val="34"/>
+        </w:rPr>
+        <w:t># Basic SSH workflow concept</w:t>
+      </w:r>
+    </w:p>
+    <w:p>
+      <w:pPr>
+        <w:jc w:val="both"/>
+        <w:rPr>
+          <w:sz w:val="34"/>
+          <w:szCs w:val="34"/>
+        </w:rPr>
+      </w:pPr>
+    </w:p>
+    <w:p>
+      <w:pPr>
+        <w:jc w:val="both"/>
+        <w:rPr>
+          <w:sz w:val="34"/>
+          <w:szCs w:val="34"/>
+        </w:rPr>
+      </w:pPr>
+      <w:r>
+        <w:rPr>
+          <w:sz w:val="34"/>
+          <w:szCs w:val="34"/>
+        </w:rPr>
+        <w:t>Clone Repo using SSH:</w:t>
+      </w:r>
+    </w:p>
+    <w:p>
+      <w:pPr>
+        <w:jc w:val="both"/>
+        <w:rPr>
+          <w:sz w:val="34"/>
+          <w:szCs w:val="34"/>
+        </w:rPr>
+      </w:pPr>
+      <w:r>
+        <w:rPr>
+          <w:sz w:val="34"/>
+          <w:szCs w:val="34"/>
+        </w:rPr>
+        <w:t># Find the SSH URL on GitHub like this:</w:t>
+      </w:r>
+    </w:p>
+    <w:p>
+      <w:pPr>
+        <w:jc w:val="both"/>
+        <w:rPr>
+          <w:b/>
+          <w:bCs/>
+          <w:sz w:val="34"/>
+          <w:szCs w:val="34"/>
+        </w:rPr>
+      </w:pPr>
+      <w:proofErr w:type="spellStart"/>
+      <w:proofErr w:type="gramStart"/>
+      <w:r>
+        <w:rPr>
+          <w:b/>
+          <w:bCs/>
+          <w:sz w:val="34"/>
+          <w:szCs w:val="34"/>
+        </w:rPr>
+        <w:t>git@github.com:username</w:t>
+      </w:r>
+      <w:proofErr w:type="spellEnd"/>
+      <w:r>
+        <w:rPr>
+          <w:b/>
+          <w:bCs/>
+          <w:sz w:val="34"/>
+          <w:szCs w:val="34"/>
+        </w:rPr>
+        <w:t>/</w:t>
+      </w:r>
+      <w:proofErr w:type="spellStart"/>
+      <w:r>
+        <w:rPr>
+          <w:b/>
+          <w:bCs/>
+          <w:sz w:val="34"/>
+          <w:szCs w:val="34"/>
+        </w:rPr>
+        <w:t>repo.git</w:t>
+      </w:r>
+      <w:proofErr w:type="spellEnd"/>
+      <w:proofErr w:type="gramEnd"/>
+    </w:p>
+    <w:p>
+      <w:pPr>
+        <w:jc w:val="both"/>
+        <w:rPr>
+          <w:sz w:val="34"/>
+          <w:szCs w:val="34"/>
+        </w:rPr>
+      </w:pPr>
+      <w:r>
+        <w:rPr>
+          <w:sz w:val="34"/>
+          <w:szCs w:val="34"/>
+        </w:rPr>
+        <w:t># Then clone using this command</w:t>
+      </w:r>
+    </w:p>
+    <w:p>
+      <w:pPr>
+        <w:jc w:val="both"/>
+        <w:rPr>
+          <w:b/>
+          <w:bCs/>
+          <w:color w:val="60CAF3" w:themeColor="accent4" w:themeTint="99"/>
+          <w:sz w:val="34"/>
+          <w:szCs w:val="34"/>
+        </w:rPr>
+      </w:pPr>
+      <w:r>
+        <w:rPr>
+          <w:b/>
+          <w:bCs/>
+          <w:color w:val="60CAF3" w:themeColor="accent4" w:themeTint="99"/>
+          <w:sz w:val="34"/>
+          <w:szCs w:val="34"/>
+        </w:rPr>
+        <w:t xml:space="preserve">git clone </w:t>
+      </w:r>
+      <w:proofErr w:type="spellStart"/>
+      <w:proofErr w:type="gramStart"/>
+      <w:r>
+        <w:rPr>
+          <w:b/>
+          <w:bCs/>
+          <w:color w:val="60CAF3" w:themeColor="accent4" w:themeTint="99"/>
+          <w:sz w:val="34"/>
+          <w:szCs w:val="34"/>
+        </w:rPr>
+        <w:t>git@github.com:username</w:t>
+      </w:r>
+      <w:proofErr w:type="spellEnd"/>
+      <w:r>
+        <w:rPr>
+          <w:b/>
+          <w:bCs/>
+          <w:color w:val="60CAF3" w:themeColor="accent4" w:themeTint="99"/>
+          <w:sz w:val="34"/>
+          <w:szCs w:val="34"/>
+        </w:rPr>
+        <w:t>/</w:t>
+      </w:r>
+      <w:proofErr w:type="spellStart"/>
+      <w:r>
+        <w:rPr>
+          <w:b/>
+          <w:bCs/>
+          <w:color w:val="60CAF3" w:themeColor="accent4" w:themeTint="99"/>
+          <w:sz w:val="34"/>
+          <w:szCs w:val="34"/>
+        </w:rPr>
+        <w:t>repo.git</w:t>
+      </w:r>
+      <w:proofErr w:type="spellEnd"/>
+      <w:proofErr w:type="gramEnd"/>
+    </w:p>
+    <w:p>
+      <w:pPr>
+        <w:jc w:val="both"/>
+        <w:rPr>
+          <w:sz w:val="34"/>
+          <w:szCs w:val="34"/>
+        </w:rPr>
+      </w:pPr>
+      <w:r>
+        <w:rPr>
+          <w:sz w:val="34"/>
+          <w:szCs w:val="34"/>
+        </w:rPr>
+        <w:t># Now we can do:</w:t>
+      </w:r>
+    </w:p>
+    <w:p>
+      <w:pPr>
+        <w:jc w:val="both"/>
+        <w:rPr>
+          <w:b/>
+          <w:bCs/>
+          <w:color w:val="60CAF3" w:themeColor="accent4" w:themeTint="99"/>
+          <w:sz w:val="34"/>
+          <w:szCs w:val="34"/>
+        </w:rPr>
+      </w:pPr>
+      <w:r>
+        <w:rPr>
+          <w:b/>
+          <w:bCs/>
+          <w:color w:val="60CAF3" w:themeColor="accent4" w:themeTint="99"/>
+          <w:sz w:val="34"/>
+          <w:szCs w:val="34"/>
+        </w:rPr>
+        <w:t xml:space="preserve">git </w:t>
+      </w:r>
+      <w:proofErr w:type="gramStart"/>
+      <w:r>
+        <w:rPr>
+          <w:b/>
+          <w:bCs/>
+          <w:color w:val="60CAF3" w:themeColor="accent4" w:themeTint="99"/>
+          <w:sz w:val="34"/>
+          <w:szCs w:val="34"/>
+        </w:rPr>
+        <w:t>pull</w:t>
+      </w:r>
+      <w:proofErr w:type="gramEnd"/>
+    </w:p>
+    <w:p>
+      <w:pPr>
+        <w:jc w:val="both"/>
+        <w:rPr>
+          <w:b/>
+          <w:bCs/>
+          <w:color w:val="60CAF3" w:themeColor="accent4" w:themeTint="99"/>
+          <w:sz w:val="34"/>
+          <w:szCs w:val="34"/>
+        </w:rPr>
+      </w:pPr>
+      <w:r>
+        <w:rPr>
+          <w:b/>
+          <w:bCs/>
+          <w:color w:val="60CAF3" w:themeColor="accent4" w:themeTint="99"/>
+          <w:sz w:val="34"/>
+          <w:szCs w:val="34"/>
+        </w:rPr>
+        <w:t>git push</w:t>
+      </w:r>
+    </w:p>
+    <w:p>
+      <w:pPr>
+        <w:jc w:val="both"/>
+        <w:rPr>
+          <w:sz w:val="34"/>
+          <w:szCs w:val="34"/>
+        </w:rPr>
+      </w:pPr>
+      <w:r>
+        <w:rPr>
+          <w:sz w:val="34"/>
+          <w:szCs w:val="34"/>
+        </w:rPr>
+        <w:t># It will authenticate through SSH instead of passwords or tokens</w:t>
+      </w:r>
+    </w:p>
+    <w:p>
+      <w:pPr>
+        <w:jc w:val="both"/>
+        <w:rPr>
+          <w:sz w:val="34"/>
+          <w:szCs w:val="34"/>
+        </w:rPr>
+      </w:pPr>
+    </w:p>
+    <w:p>
+      <w:pPr>
+        <w:jc w:val="both"/>
+        <w:rPr>
+          <w:sz w:val="34"/>
+          <w:szCs w:val="34"/>
+        </w:rPr>
+      </w:pPr>
+      <w:r>
+        <w:rPr>
+          <w:sz w:val="34"/>
+          <w:szCs w:val="34"/>
+        </w:rPr>
+        <w:t>Useful Commands of SSH:</w:t>
+      </w:r>
+    </w:p>
+    <w:p>
+      <w:pPr>
+        <w:jc w:val="both"/>
+        <w:rPr>
+          <w:sz w:val="34"/>
+          <w:szCs w:val="34"/>
+        </w:rPr>
+      </w:pPr>
+      <w:r>
+        <w:rPr>
+          <w:sz w:val="34"/>
+          <w:szCs w:val="34"/>
+        </w:rPr>
+        <w:t xml:space="preserve"># </w:t>
+      </w:r>
+    </w:p>
+    <w:p>
+      <w:pPr>
+        <w:jc w:val="both"/>
+        <w:rPr>
+          <w:sz w:val="34"/>
+          <w:szCs w:val="34"/>
+        </w:rPr>
+      </w:pPr>
+    </w:p>
+    <w:p>
+      <w:pPr>
+        <w:jc w:val="both"/>
+        <w:rPr>
+          <w:sz w:val="34"/>
+          <w:szCs w:val="34"/>
         </w:rPr>
       </w:pPr>
     </w:p>
@@ -9306,6 +11886,119 @@
     </w:lvl>
   </w:abstractNum>
   <w:abstractNum w:abstractNumId="2" w15:restartNumberingAfterBreak="0">
+    <w:nsid w:val="138C063B"/>
+    <w:multiLevelType w:val="hybridMultilevel"/>
+    <w:tmpl w:val="7BACD71C"/>
+    <w:lvl w:ilvl="0" w:tplc="04090001">
+      <w:start w:val="1"/>
+      <w:numFmt w:val="bullet"/>
+      <w:lvlText w:val=""/>
+      <w:lvlJc w:val="left"/>
+      <w:pPr>
+        <w:ind w:left="360" w:hanging="360"/>
+      </w:pPr>
+      <w:rPr>
+        <w:rFonts w:ascii="Symbol" w:hAnsi="Symbol" w:hint="default"/>
+      </w:rPr>
+    </w:lvl>
+    <w:lvl w:ilvl="1" w:tplc="04090003" w:tentative="1">
+      <w:start w:val="1"/>
+      <w:numFmt w:val="bullet"/>
+      <w:lvlText w:val="o"/>
+      <w:lvlJc w:val="left"/>
+      <w:pPr>
+        <w:ind w:left="1440" w:hanging="360"/>
+      </w:pPr>
+      <w:rPr>
+        <w:rFonts w:ascii="Courier New" w:hAnsi="Courier New" w:cs="Courier New" w:hint="default"/>
+      </w:rPr>
+    </w:lvl>
+    <w:lvl w:ilvl="2" w:tplc="04090005" w:tentative="1">
+      <w:start w:val="1"/>
+      <w:numFmt w:val="bullet"/>
+      <w:lvlText w:val=""/>
+      <w:lvlJc w:val="left"/>
+      <w:pPr>
+        <w:ind w:left="2160" w:hanging="360"/>
+      </w:pPr>
+      <w:rPr>
+        <w:rFonts w:ascii="Wingdings" w:hAnsi="Wingdings" w:hint="default"/>
+      </w:rPr>
+    </w:lvl>
+    <w:lvl w:ilvl="3" w:tplc="04090001" w:tentative="1">
+      <w:start w:val="1"/>
+      <w:numFmt w:val="bullet"/>
+      <w:lvlText w:val=""/>
+      <w:lvlJc w:val="left"/>
+      <w:pPr>
+        <w:ind w:left="2880" w:hanging="360"/>
+      </w:pPr>
+      <w:rPr>
+        <w:rFonts w:ascii="Symbol" w:hAnsi="Symbol" w:hint="default"/>
+      </w:rPr>
+    </w:lvl>
+    <w:lvl w:ilvl="4" w:tplc="04090003" w:tentative="1">
+      <w:start w:val="1"/>
+      <w:numFmt w:val="bullet"/>
+      <w:lvlText w:val="o"/>
+      <w:lvlJc w:val="left"/>
+      <w:pPr>
+        <w:ind w:left="3600" w:hanging="360"/>
+      </w:pPr>
+      <w:rPr>
+        <w:rFonts w:ascii="Courier New" w:hAnsi="Courier New" w:cs="Courier New" w:hint="default"/>
+      </w:rPr>
+    </w:lvl>
+    <w:lvl w:ilvl="5" w:tplc="04090005" w:tentative="1">
+      <w:start w:val="1"/>
+      <w:numFmt w:val="bullet"/>
+      <w:lvlText w:val=""/>
+      <w:lvlJc w:val="left"/>
+      <w:pPr>
+        <w:ind w:left="4320" w:hanging="360"/>
+      </w:pPr>
+      <w:rPr>
+        <w:rFonts w:ascii="Wingdings" w:hAnsi="Wingdings" w:hint="default"/>
+      </w:rPr>
+    </w:lvl>
+    <w:lvl w:ilvl="6" w:tplc="04090001" w:tentative="1">
+      <w:start w:val="1"/>
+      <w:numFmt w:val="bullet"/>
+      <w:lvlText w:val=""/>
+      <w:lvlJc w:val="left"/>
+      <w:pPr>
+        <w:ind w:left="5040" w:hanging="360"/>
+      </w:pPr>
+      <w:rPr>
+        <w:rFonts w:ascii="Symbol" w:hAnsi="Symbol" w:hint="default"/>
+      </w:rPr>
+    </w:lvl>
+    <w:lvl w:ilvl="7" w:tplc="04090003" w:tentative="1">
+      <w:start w:val="1"/>
+      <w:numFmt w:val="bullet"/>
+      <w:lvlText w:val="o"/>
+      <w:lvlJc w:val="left"/>
+      <w:pPr>
+        <w:ind w:left="5760" w:hanging="360"/>
+      </w:pPr>
+      <w:rPr>
+        <w:rFonts w:ascii="Courier New" w:hAnsi="Courier New" w:cs="Courier New" w:hint="default"/>
+      </w:rPr>
+    </w:lvl>
+    <w:lvl w:ilvl="8" w:tplc="04090005" w:tentative="1">
+      <w:start w:val="1"/>
+      <w:numFmt w:val="bullet"/>
+      <w:lvlText w:val=""/>
+      <w:lvlJc w:val="left"/>
+      <w:pPr>
+        <w:ind w:left="6480" w:hanging="360"/>
+      </w:pPr>
+      <w:rPr>
+        <w:rFonts w:ascii="Wingdings" w:hAnsi="Wingdings" w:hint="default"/>
+      </w:rPr>
+    </w:lvl>
+  </w:abstractNum>
+  <w:abstractNum w:abstractNumId="3" w15:restartNumberingAfterBreak="0">
     <w:nsid w:val="23A11734"/>
     <w:multiLevelType w:val="hybridMultilevel"/>
     <w:tmpl w:val="CCB83A46"/>
@@ -9418,7 +12111,7 @@
       </w:rPr>
     </w:lvl>
   </w:abstractNum>
-  <w:abstractNum w:abstractNumId="3" w15:restartNumberingAfterBreak="0">
+  <w:abstractNum w:abstractNumId="4" w15:restartNumberingAfterBreak="0">
     <w:nsid w:val="2557343A"/>
     <w:multiLevelType w:val="hybridMultilevel"/>
     <w:tmpl w:val="8A30FEE6"/>
@@ -9531,7 +12224,120 @@
       </w:rPr>
     </w:lvl>
   </w:abstractNum>
-  <w:abstractNum w:abstractNumId="4" w15:restartNumberingAfterBreak="0">
+  <w:abstractNum w:abstractNumId="5" w15:restartNumberingAfterBreak="0">
+    <w:nsid w:val="2803370B"/>
+    <w:multiLevelType w:val="hybridMultilevel"/>
+    <w:tmpl w:val="9EA49456"/>
+    <w:lvl w:ilvl="0" w:tplc="04090001">
+      <w:start w:val="1"/>
+      <w:numFmt w:val="bullet"/>
+      <w:lvlText w:val=""/>
+      <w:lvlJc w:val="left"/>
+      <w:pPr>
+        <w:ind w:left="360" w:hanging="360"/>
+      </w:pPr>
+      <w:rPr>
+        <w:rFonts w:ascii="Symbol" w:hAnsi="Symbol" w:hint="default"/>
+      </w:rPr>
+    </w:lvl>
+    <w:lvl w:ilvl="1" w:tplc="04090003" w:tentative="1">
+      <w:start w:val="1"/>
+      <w:numFmt w:val="bullet"/>
+      <w:lvlText w:val="o"/>
+      <w:lvlJc w:val="left"/>
+      <w:pPr>
+        <w:ind w:left="1080" w:hanging="360"/>
+      </w:pPr>
+      <w:rPr>
+        <w:rFonts w:ascii="Courier New" w:hAnsi="Courier New" w:cs="Courier New" w:hint="default"/>
+      </w:rPr>
+    </w:lvl>
+    <w:lvl w:ilvl="2" w:tplc="04090005" w:tentative="1">
+      <w:start w:val="1"/>
+      <w:numFmt w:val="bullet"/>
+      <w:lvlText w:val=""/>
+      <w:lvlJc w:val="left"/>
+      <w:pPr>
+        <w:ind w:left="1800" w:hanging="360"/>
+      </w:pPr>
+      <w:rPr>
+        <w:rFonts w:ascii="Wingdings" w:hAnsi="Wingdings" w:hint="default"/>
+      </w:rPr>
+    </w:lvl>
+    <w:lvl w:ilvl="3" w:tplc="04090001" w:tentative="1">
+      <w:start w:val="1"/>
+      <w:numFmt w:val="bullet"/>
+      <w:lvlText w:val=""/>
+      <w:lvlJc w:val="left"/>
+      <w:pPr>
+        <w:ind w:left="2520" w:hanging="360"/>
+      </w:pPr>
+      <w:rPr>
+        <w:rFonts w:ascii="Symbol" w:hAnsi="Symbol" w:hint="default"/>
+      </w:rPr>
+    </w:lvl>
+    <w:lvl w:ilvl="4" w:tplc="04090003" w:tentative="1">
+      <w:start w:val="1"/>
+      <w:numFmt w:val="bullet"/>
+      <w:lvlText w:val="o"/>
+      <w:lvlJc w:val="left"/>
+      <w:pPr>
+        <w:ind w:left="3240" w:hanging="360"/>
+      </w:pPr>
+      <w:rPr>
+        <w:rFonts w:ascii="Courier New" w:hAnsi="Courier New" w:cs="Courier New" w:hint="default"/>
+      </w:rPr>
+    </w:lvl>
+    <w:lvl w:ilvl="5" w:tplc="04090005" w:tentative="1">
+      <w:start w:val="1"/>
+      <w:numFmt w:val="bullet"/>
+      <w:lvlText w:val=""/>
+      <w:lvlJc w:val="left"/>
+      <w:pPr>
+        <w:ind w:left="3960" w:hanging="360"/>
+      </w:pPr>
+      <w:rPr>
+        <w:rFonts w:ascii="Wingdings" w:hAnsi="Wingdings" w:hint="default"/>
+      </w:rPr>
+    </w:lvl>
+    <w:lvl w:ilvl="6" w:tplc="04090001" w:tentative="1">
+      <w:start w:val="1"/>
+      <w:numFmt w:val="bullet"/>
+      <w:lvlText w:val=""/>
+      <w:lvlJc w:val="left"/>
+      <w:pPr>
+        <w:ind w:left="4680" w:hanging="360"/>
+      </w:pPr>
+      <w:rPr>
+        <w:rFonts w:ascii="Symbol" w:hAnsi="Symbol" w:hint="default"/>
+      </w:rPr>
+    </w:lvl>
+    <w:lvl w:ilvl="7" w:tplc="04090003" w:tentative="1">
+      <w:start w:val="1"/>
+      <w:numFmt w:val="bullet"/>
+      <w:lvlText w:val="o"/>
+      <w:lvlJc w:val="left"/>
+      <w:pPr>
+        <w:ind w:left="5400" w:hanging="360"/>
+      </w:pPr>
+      <w:rPr>
+        <w:rFonts w:ascii="Courier New" w:hAnsi="Courier New" w:cs="Courier New" w:hint="default"/>
+      </w:rPr>
+    </w:lvl>
+    <w:lvl w:ilvl="8" w:tplc="04090005" w:tentative="1">
+      <w:start w:val="1"/>
+      <w:numFmt w:val="bullet"/>
+      <w:lvlText w:val=""/>
+      <w:lvlJc w:val="left"/>
+      <w:pPr>
+        <w:ind w:left="6120" w:hanging="360"/>
+      </w:pPr>
+      <w:rPr>
+        <w:rFonts w:ascii="Wingdings" w:hAnsi="Wingdings" w:hint="default"/>
+      </w:rPr>
+    </w:lvl>
+  </w:abstractNum>
+  <w:abstractNum w:abstractNumId="6" w15:restartNumberingAfterBreak="0">
     <w:nsid w:val="2E007351"/>
     <w:multiLevelType w:val="hybridMultilevel"/>
     <w:tmpl w:val="6F2EBE88"/>
@@ -9644,7 +12450,7 @@
       </w:rPr>
     </w:lvl>
   </w:abstractNum>
-  <w:abstractNum w:abstractNumId="5" w15:restartNumberingAfterBreak="0">
+  <w:abstractNum w:abstractNumId="7" w15:restartNumberingAfterBreak="0">
     <w:nsid w:val="2F592B5B"/>
     <w:multiLevelType w:val="hybridMultilevel"/>
     <w:tmpl w:val="FE62C13A"/>
@@ -9757,7 +12563,120 @@
       </w:rPr>
     </w:lvl>
   </w:abstractNum>
-  <w:abstractNum w:abstractNumId="6" w15:restartNumberingAfterBreak="0">
+  <w:abstractNum w:abstractNumId="8" w15:restartNumberingAfterBreak="0">
+    <w:nsid w:val="343F15CA"/>
+    <w:multiLevelType w:val="hybridMultilevel"/>
+    <w:tmpl w:val="38905CBE"/>
+    <w:lvl w:ilvl="0" w:tplc="04090001">
+      <w:start w:val="1"/>
+      <w:numFmt w:val="bullet"/>
+      <w:lvlText w:val=""/>
+      <w:lvlJc w:val="left"/>
+      <w:pPr>
+        <w:ind w:left="360" w:hanging="360"/>
+      </w:pPr>
+      <w:rPr>
+        <w:rFonts w:ascii="Symbol" w:hAnsi="Symbol" w:hint="default"/>
+      </w:rPr>
+    </w:lvl>
+    <w:lvl w:ilvl="1" w:tplc="04090003" w:tentative="1">
+      <w:start w:val="1"/>
+      <w:numFmt w:val="bullet"/>
+      <w:lvlText w:val="o"/>
+      <w:lvlJc w:val="left"/>
+      <w:pPr>
+        <w:ind w:left="1080" w:hanging="360"/>
+      </w:pPr>
+      <w:rPr>
+        <w:rFonts w:ascii="Courier New" w:hAnsi="Courier New" w:cs="Courier New" w:hint="default"/>
+      </w:rPr>
+    </w:lvl>
+    <w:lvl w:ilvl="2" w:tplc="04090005" w:tentative="1">
+      <w:start w:val="1"/>
+      <w:numFmt w:val="bullet"/>
+      <w:lvlText w:val=""/>
+      <w:lvlJc w:val="left"/>
+      <w:pPr>
+        <w:ind w:left="1800" w:hanging="360"/>
+      </w:pPr>
+      <w:rPr>
+        <w:rFonts w:ascii="Wingdings" w:hAnsi="Wingdings" w:hint="default"/>
+      </w:rPr>
+    </w:lvl>
+    <w:lvl w:ilvl="3" w:tplc="04090001" w:tentative="1">
+      <w:start w:val="1"/>
+      <w:numFmt w:val="bullet"/>
+      <w:lvlText w:val=""/>
+      <w:lvlJc w:val="left"/>
+      <w:pPr>
+        <w:ind w:left="2520" w:hanging="360"/>
+      </w:pPr>
+      <w:rPr>
+        <w:rFonts w:ascii="Symbol" w:hAnsi="Symbol" w:hint="default"/>
+      </w:rPr>
+    </w:lvl>
+    <w:lvl w:ilvl="4" w:tplc="04090003" w:tentative="1">
+      <w:start w:val="1"/>
+      <w:numFmt w:val="bullet"/>
+      <w:lvlText w:val="o"/>
+      <w:lvlJc w:val="left"/>
+      <w:pPr>
+        <w:ind w:left="3240" w:hanging="360"/>
+      </w:pPr>
+      <w:rPr>
+        <w:rFonts w:ascii="Courier New" w:hAnsi="Courier New" w:cs="Courier New" w:hint="default"/>
+      </w:rPr>
+    </w:lvl>
+    <w:lvl w:ilvl="5" w:tplc="04090005" w:tentative="1">
+      <w:start w:val="1"/>
+      <w:numFmt w:val="bullet"/>
+      <w:lvlText w:val=""/>
+      <w:lvlJc w:val="left"/>
+      <w:pPr>
+        <w:ind w:left="3960" w:hanging="360"/>
+      </w:pPr>
+      <w:rPr>
+        <w:rFonts w:ascii="Wingdings" w:hAnsi="Wingdings" w:hint="default"/>
+      </w:rPr>
+    </w:lvl>
+    <w:lvl w:ilvl="6" w:tplc="04090001" w:tentative="1">
+      <w:start w:val="1"/>
+      <w:numFmt w:val="bullet"/>
+      <w:lvlText w:val=""/>
+      <w:lvlJc w:val="left"/>
+      <w:pPr>
+        <w:ind w:left="4680" w:hanging="360"/>
+      </w:pPr>
+      <w:rPr>
+        <w:rFonts w:ascii="Symbol" w:hAnsi="Symbol" w:hint="default"/>
+      </w:rPr>
+    </w:lvl>
+    <w:lvl w:ilvl="7" w:tplc="04090003" w:tentative="1">
+      <w:start w:val="1"/>
+      <w:numFmt w:val="bullet"/>
+      <w:lvlText w:val="o"/>
+      <w:lvlJc w:val="left"/>
+      <w:pPr>
+        <w:ind w:left="5400" w:hanging="360"/>
+      </w:pPr>
+      <w:rPr>
+        <w:rFonts w:ascii="Courier New" w:hAnsi="Courier New" w:cs="Courier New" w:hint="default"/>
+      </w:rPr>
+    </w:lvl>
+    <w:lvl w:ilvl="8" w:tplc="04090005" w:tentative="1">
+      <w:start w:val="1"/>
+      <w:numFmt w:val="bullet"/>
+      <w:lvlText w:val=""/>
+      <w:lvlJc w:val="left"/>
+      <w:pPr>
+        <w:ind w:left="6120" w:hanging="360"/>
+      </w:pPr>
+      <w:rPr>
+        <w:rFonts w:ascii="Wingdings" w:hAnsi="Wingdings" w:hint="default"/>
+      </w:rPr>
+    </w:lvl>
+  </w:abstractNum>
+  <w:abstractNum w:abstractNumId="9" w15:restartNumberingAfterBreak="0">
     <w:nsid w:val="352E72A6"/>
     <w:multiLevelType w:val="hybridMultilevel"/>
     <w:tmpl w:val="36608DA2"/>
@@ -9870,7 +12789,7 @@
       </w:rPr>
     </w:lvl>
   </w:abstractNum>
-  <w:abstractNum w:abstractNumId="7" w15:restartNumberingAfterBreak="0">
+  <w:abstractNum w:abstractNumId="10" w15:restartNumberingAfterBreak="0">
     <w:nsid w:val="3A64427A"/>
     <w:multiLevelType w:val="hybridMultilevel"/>
     <w:tmpl w:val="08061F78"/>
@@ -9983,7 +12902,7 @@
       </w:rPr>
     </w:lvl>
   </w:abstractNum>
-  <w:abstractNum w:abstractNumId="8" w15:restartNumberingAfterBreak="0">
+  <w:abstractNum w:abstractNumId="11" w15:restartNumberingAfterBreak="0">
     <w:nsid w:val="3CE6114A"/>
     <w:multiLevelType w:val="hybridMultilevel"/>
     <w:tmpl w:val="DAC8EAB2"/>
@@ -10096,7 +13015,7 @@
       </w:rPr>
     </w:lvl>
   </w:abstractNum>
-  <w:abstractNum w:abstractNumId="9" w15:restartNumberingAfterBreak="0">
+  <w:abstractNum w:abstractNumId="12" w15:restartNumberingAfterBreak="0">
     <w:nsid w:val="3EA15ED3"/>
     <w:multiLevelType w:val="hybridMultilevel"/>
     <w:tmpl w:val="32A66580"/>
@@ -10209,7 +13128,7 @@
       </w:rPr>
     </w:lvl>
   </w:abstractNum>
-  <w:abstractNum w:abstractNumId="10" w15:restartNumberingAfterBreak="0">
+  <w:abstractNum w:abstractNumId="13" w15:restartNumberingAfterBreak="0">
     <w:nsid w:val="465D0ED0"/>
     <w:multiLevelType w:val="hybridMultilevel"/>
     <w:tmpl w:val="CA2CA59C"/>
@@ -10322,7 +13241,7 @@
       </w:rPr>
     </w:lvl>
   </w:abstractNum>
-  <w:abstractNum w:abstractNumId="11" w15:restartNumberingAfterBreak="0">
+  <w:abstractNum w:abstractNumId="14" w15:restartNumberingAfterBreak="0">
     <w:nsid w:val="48BC2A2E"/>
     <w:multiLevelType w:val="hybridMultilevel"/>
     <w:tmpl w:val="262A606E"/>
@@ -10413,7 +13332,7 @@
       </w:pPr>
     </w:lvl>
   </w:abstractNum>
-  <w:abstractNum w:abstractNumId="12" w15:restartNumberingAfterBreak="0">
+  <w:abstractNum w:abstractNumId="15" w15:restartNumberingAfterBreak="0">
     <w:nsid w:val="49767D6F"/>
     <w:multiLevelType w:val="hybridMultilevel"/>
     <w:tmpl w:val="4218F1BC"/>
@@ -10504,7 +13423,7 @@
       </w:pPr>
     </w:lvl>
   </w:abstractNum>
-  <w:abstractNum w:abstractNumId="13" w15:restartNumberingAfterBreak="0">
+  <w:abstractNum w:abstractNumId="16" w15:restartNumberingAfterBreak="0">
     <w:nsid w:val="4A3641F2"/>
     <w:multiLevelType w:val="hybridMultilevel"/>
     <w:tmpl w:val="55A4C6E8"/>
@@ -10617,7 +13536,120 @@
       </w:rPr>
     </w:lvl>
   </w:abstractNum>
-  <w:abstractNum w:abstractNumId="14" w15:restartNumberingAfterBreak="0">
+  <w:abstractNum w:abstractNumId="17" w15:restartNumberingAfterBreak="0">
+    <w:nsid w:val="4FB51FC8"/>
+    <w:multiLevelType w:val="hybridMultilevel"/>
+    <w:tmpl w:val="C10C9EF6"/>
+    <w:lvl w:ilvl="0" w:tplc="04090001">
+      <w:start w:val="1"/>
+      <w:numFmt w:val="bullet"/>
+      <w:lvlText w:val=""/>
+      <w:lvlJc w:val="left"/>
+      <w:pPr>
+        <w:ind w:left="360" w:hanging="360"/>
+      </w:pPr>
+      <w:rPr>
+        <w:rFonts w:ascii="Symbol" w:hAnsi="Symbol" w:hint="default"/>
+      </w:rPr>
+    </w:lvl>
+    <w:lvl w:ilvl="1" w:tplc="04090003" w:tentative="1">
+      <w:start w:val="1"/>
+      <w:numFmt w:val="bullet"/>
+      <w:lvlText w:val="o"/>
+      <w:lvlJc w:val="left"/>
+      <w:pPr>
+        <w:ind w:left="1080" w:hanging="360"/>
+      </w:pPr>
+      <w:rPr>
+        <w:rFonts w:ascii="Courier New" w:hAnsi="Courier New" w:cs="Courier New" w:hint="default"/>
+      </w:rPr>
+    </w:lvl>
+    <w:lvl w:ilvl="2" w:tplc="04090005" w:tentative="1">
+      <w:start w:val="1"/>
+      <w:numFmt w:val="bullet"/>
+      <w:lvlText w:val=""/>
+      <w:lvlJc w:val="left"/>
+      <w:pPr>
+        <w:ind w:left="1800" w:hanging="360"/>
+      </w:pPr>
+      <w:rPr>
+        <w:rFonts w:ascii="Wingdings" w:hAnsi="Wingdings" w:hint="default"/>
+      </w:rPr>
+    </w:lvl>
+    <w:lvl w:ilvl="3" w:tplc="04090001" w:tentative="1">
+      <w:start w:val="1"/>
+      <w:numFmt w:val="bullet"/>
+      <w:lvlText w:val=""/>
+      <w:lvlJc w:val="left"/>
+      <w:pPr>
+        <w:ind w:left="2520" w:hanging="360"/>
+      </w:pPr>
+      <w:rPr>
+        <w:rFonts w:ascii="Symbol" w:hAnsi="Symbol" w:hint="default"/>
+      </w:rPr>
+    </w:lvl>
+    <w:lvl w:ilvl="4" w:tplc="04090003" w:tentative="1">
+      <w:start w:val="1"/>
+      <w:numFmt w:val="bullet"/>
+      <w:lvlText w:val="o"/>
+      <w:lvlJc w:val="left"/>
+      <w:pPr>
+        <w:ind w:left="3240" w:hanging="360"/>
+      </w:pPr>
+      <w:rPr>
+        <w:rFonts w:ascii="Courier New" w:hAnsi="Courier New" w:cs="Courier New" w:hint="default"/>
+      </w:rPr>
+    </w:lvl>
+    <w:lvl w:ilvl="5" w:tplc="04090005" w:tentative="1">
+      <w:start w:val="1"/>
+      <w:numFmt w:val="bullet"/>
+      <w:lvlText w:val=""/>
+      <w:lvlJc w:val="left"/>
+      <w:pPr>
+        <w:ind w:left="3960" w:hanging="360"/>
+      </w:pPr>
+      <w:rPr>
+        <w:rFonts w:ascii="Wingdings" w:hAnsi="Wingdings" w:hint="default"/>
+      </w:rPr>
+    </w:lvl>
+    <w:lvl w:ilvl="6" w:tplc="04090001" w:tentative="1">
+      <w:start w:val="1"/>
+      <w:numFmt w:val="bullet"/>
+      <w:lvlText w:val=""/>
+      <w:lvlJc w:val="left"/>
+      <w:pPr>
+        <w:ind w:left="4680" w:hanging="360"/>
+      </w:pPr>
+      <w:rPr>
+        <w:rFonts w:ascii="Symbol" w:hAnsi="Symbol" w:hint="default"/>
+      </w:rPr>
+    </w:lvl>
+    <w:lvl w:ilvl="7" w:tplc="04090003" w:tentative="1">
+      <w:start w:val="1"/>
+      <w:numFmt w:val="bullet"/>
+      <w:lvlText w:val="o"/>
+      <w:lvlJc w:val="left"/>
+      <w:pPr>
+        <w:ind w:left="5400" w:hanging="360"/>
+      </w:pPr>
+      <w:rPr>
+        <w:rFonts w:ascii="Courier New" w:hAnsi="Courier New" w:cs="Courier New" w:hint="default"/>
+      </w:rPr>
+    </w:lvl>
+    <w:lvl w:ilvl="8" w:tplc="04090005" w:tentative="1">
+      <w:start w:val="1"/>
+      <w:numFmt w:val="bullet"/>
+      <w:lvlText w:val=""/>
+      <w:lvlJc w:val="left"/>
+      <w:pPr>
+        <w:ind w:left="6120" w:hanging="360"/>
+      </w:pPr>
+      <w:rPr>
+        <w:rFonts w:ascii="Wingdings" w:hAnsi="Wingdings" w:hint="default"/>
+      </w:rPr>
+    </w:lvl>
+  </w:abstractNum>
+  <w:abstractNum w:abstractNumId="18" w15:restartNumberingAfterBreak="0">
     <w:nsid w:val="51D943C0"/>
     <w:multiLevelType w:val="hybridMultilevel"/>
     <w:tmpl w:val="AACCBFFC"/>
@@ -10730,7 +13762,7 @@
       </w:rPr>
     </w:lvl>
   </w:abstractNum>
-  <w:abstractNum w:abstractNumId="15" w15:restartNumberingAfterBreak="0">
+  <w:abstractNum w:abstractNumId="19" w15:restartNumberingAfterBreak="0">
     <w:nsid w:val="566B2156"/>
     <w:multiLevelType w:val="hybridMultilevel"/>
     <w:tmpl w:val="49A48358"/>
@@ -10843,7 +13875,7 @@
       </w:rPr>
     </w:lvl>
   </w:abstractNum>
-  <w:abstractNum w:abstractNumId="16" w15:restartNumberingAfterBreak="0">
+  <w:abstractNum w:abstractNumId="20" w15:restartNumberingAfterBreak="0">
     <w:nsid w:val="6574689A"/>
     <w:multiLevelType w:val="hybridMultilevel"/>
     <w:tmpl w:val="3040723C"/>
@@ -10956,7 +13988,7 @@
       </w:rPr>
     </w:lvl>
   </w:abstractNum>
-  <w:abstractNum w:abstractNumId="17" w15:restartNumberingAfterBreak="0">
+  <w:abstractNum w:abstractNumId="21" w15:restartNumberingAfterBreak="0">
     <w:nsid w:val="684E54B5"/>
     <w:multiLevelType w:val="hybridMultilevel"/>
     <w:tmpl w:val="E238318E"/>
@@ -11069,7 +14101,7 @@
       </w:rPr>
     </w:lvl>
   </w:abstractNum>
-  <w:abstractNum w:abstractNumId="18" w15:restartNumberingAfterBreak="0">
+  <w:abstractNum w:abstractNumId="22" w15:restartNumberingAfterBreak="0">
     <w:nsid w:val="68F2565C"/>
     <w:multiLevelType w:val="hybridMultilevel"/>
     <w:tmpl w:val="8D324286"/>
@@ -11182,7 +14214,7 @@
       </w:rPr>
     </w:lvl>
   </w:abstractNum>
-  <w:abstractNum w:abstractNumId="19" w15:restartNumberingAfterBreak="0">
+  <w:abstractNum w:abstractNumId="23" w15:restartNumberingAfterBreak="0">
     <w:nsid w:val="6F9908ED"/>
     <w:multiLevelType w:val="hybridMultilevel"/>
     <w:tmpl w:val="19A64D52"/>
@@ -11295,7 +14327,7 @@
       </w:rPr>
     </w:lvl>
   </w:abstractNum>
-  <w:abstractNum w:abstractNumId="20" w15:restartNumberingAfterBreak="0">
+  <w:abstractNum w:abstractNumId="24" w15:restartNumberingAfterBreak="0">
     <w:nsid w:val="73EF6507"/>
     <w:multiLevelType w:val="hybridMultilevel"/>
     <w:tmpl w:val="CB3EB4AA"/>
@@ -11386,7 +14418,7 @@
       </w:pPr>
     </w:lvl>
   </w:abstractNum>
-  <w:abstractNum w:abstractNumId="21" w15:restartNumberingAfterBreak="0">
+  <w:abstractNum w:abstractNumId="25" w15:restartNumberingAfterBreak="0">
     <w:nsid w:val="77931365"/>
     <w:multiLevelType w:val="hybridMultilevel"/>
     <w:tmpl w:val="5C26A464"/>
@@ -11499,71 +14531,199 @@
       </w:rPr>
     </w:lvl>
   </w:abstractNum>
+  <w:abstractNum w:abstractNumId="26" w15:restartNumberingAfterBreak="0">
+    <w:nsid w:val="7B9E3FA6"/>
+    <w:multiLevelType w:val="hybridMultilevel"/>
+    <w:tmpl w:val="6F8231C2"/>
+    <w:lvl w:ilvl="0" w:tplc="04090001">
+      <w:start w:val="1"/>
+      <w:numFmt w:val="bullet"/>
+      <w:lvlText w:val=""/>
+      <w:lvlJc w:val="left"/>
+      <w:pPr>
+        <w:ind w:left="360" w:hanging="360"/>
+      </w:pPr>
+      <w:rPr>
+        <w:rFonts w:ascii="Symbol" w:hAnsi="Symbol" w:hint="default"/>
+      </w:rPr>
+    </w:lvl>
+    <w:lvl w:ilvl="1" w:tplc="04090003" w:tentative="1">
+      <w:start w:val="1"/>
+      <w:numFmt w:val="bullet"/>
+      <w:lvlText w:val="o"/>
+      <w:lvlJc w:val="left"/>
+      <w:pPr>
+        <w:ind w:left="1080" w:hanging="360"/>
+      </w:pPr>
+      <w:rPr>
+        <w:rFonts w:ascii="Courier New" w:hAnsi="Courier New" w:cs="Courier New" w:hint="default"/>
+      </w:rPr>
+    </w:lvl>
+    <w:lvl w:ilvl="2" w:tplc="04090005" w:tentative="1">
+      <w:start w:val="1"/>
+      <w:numFmt w:val="bullet"/>
+      <w:lvlText w:val=""/>
+      <w:lvlJc w:val="left"/>
+      <w:pPr>
+        <w:ind w:left="1800" w:hanging="360"/>
+      </w:pPr>
+      <w:rPr>
+        <w:rFonts w:ascii="Wingdings" w:hAnsi="Wingdings" w:hint="default"/>
+      </w:rPr>
+    </w:lvl>
+    <w:lvl w:ilvl="3" w:tplc="04090001" w:tentative="1">
+      <w:start w:val="1"/>
+      <w:numFmt w:val="bullet"/>
+      <w:lvlText w:val=""/>
+      <w:lvlJc w:val="left"/>
+      <w:pPr>
+        <w:ind w:left="2520" w:hanging="360"/>
+      </w:pPr>
+      <w:rPr>
+        <w:rFonts w:ascii="Symbol" w:hAnsi="Symbol" w:hint="default"/>
+      </w:rPr>
+    </w:lvl>
+    <w:lvl w:ilvl="4" w:tplc="04090003" w:tentative="1">
+      <w:start w:val="1"/>
+      <w:numFmt w:val="bullet"/>
+      <w:lvlText w:val="o"/>
+      <w:lvlJc w:val="left"/>
+      <w:pPr>
+        <w:ind w:left="3240" w:hanging="360"/>
+      </w:pPr>
+      <w:rPr>
+        <w:rFonts w:ascii="Courier New" w:hAnsi="Courier New" w:cs="Courier New" w:hint="default"/>
+      </w:rPr>
+    </w:lvl>
+    <w:lvl w:ilvl="5" w:tplc="04090005" w:tentative="1">
+      <w:start w:val="1"/>
+      <w:numFmt w:val="bullet"/>
+      <w:lvlText w:val=""/>
+      <w:lvlJc w:val="left"/>
+      <w:pPr>
+        <w:ind w:left="3960" w:hanging="360"/>
+      </w:pPr>
+      <w:rPr>
+        <w:rFonts w:ascii="Wingdings" w:hAnsi="Wingdings" w:hint="default"/>
+      </w:rPr>
+    </w:lvl>
+    <w:lvl w:ilvl="6" w:tplc="04090001" w:tentative="1">
+      <w:start w:val="1"/>
+      <w:numFmt w:val="bullet"/>
+      <w:lvlText w:val=""/>
+      <w:lvlJc w:val="left"/>
+      <w:pPr>
+        <w:ind w:left="4680" w:hanging="360"/>
+      </w:pPr>
+      <w:rPr>
+        <w:rFonts w:ascii="Symbol" w:hAnsi="Symbol" w:hint="default"/>
+      </w:rPr>
+    </w:lvl>
+    <w:lvl w:ilvl="7" w:tplc="04090003" w:tentative="1">
+      <w:start w:val="1"/>
+      <w:numFmt w:val="bullet"/>
+      <w:lvlText w:val="o"/>
+      <w:lvlJc w:val="left"/>
+      <w:pPr>
+        <w:ind w:left="5400" w:hanging="360"/>
+      </w:pPr>
+      <w:rPr>
+        <w:rFonts w:ascii="Courier New" w:hAnsi="Courier New" w:cs="Courier New" w:hint="default"/>
+      </w:rPr>
+    </w:lvl>
+    <w:lvl w:ilvl="8" w:tplc="04090005" w:tentative="1">
+      <w:start w:val="1"/>
+      <w:numFmt w:val="bullet"/>
+      <w:lvlText w:val=""/>
+      <w:lvlJc w:val="left"/>
+      <w:pPr>
+        <w:ind w:left="6120" w:hanging="360"/>
+      </w:pPr>
+      <w:rPr>
+        <w:rFonts w:ascii="Wingdings" w:hAnsi="Wingdings" w:hint="default"/>
+      </w:rPr>
+    </w:lvl>
+  </w:abstractNum>
   <w:num w:numId="1" w16cid:durableId="664865304">
-    <w:abstractNumId w:val="16"/>
+    <w:abstractNumId w:val="20"/>
   </w:num>
   <w:num w:numId="2" w16cid:durableId="2008902027">
-    <w:abstractNumId w:val="6"/>
+    <w:abstractNumId w:val="9"/>
   </w:num>
   <w:num w:numId="3" w16cid:durableId="704447734">
-    <w:abstractNumId w:val="21"/>
+    <w:abstractNumId w:val="25"/>
   </w:num>
   <w:num w:numId="4" w16cid:durableId="1510021272">
-    <w:abstractNumId w:val="5"/>
+    <w:abstractNumId w:val="7"/>
   </w:num>
   <w:num w:numId="5" w16cid:durableId="359281728">
+    <w:abstractNumId w:val="14"/>
+  </w:num>
+  <w:num w:numId="6" w16cid:durableId="259992389">
     <w:abstractNumId w:val="11"/>
   </w:num>
-  <w:num w:numId="6" w16cid:durableId="259992389">
-    <w:abstractNumId w:val="8"/>
-  </w:num>
   <w:num w:numId="7" w16cid:durableId="202402556">
-    <w:abstractNumId w:val="3"/>
+    <w:abstractNumId w:val="4"/>
   </w:num>
   <w:num w:numId="8" w16cid:durableId="879320700">
     <w:abstractNumId w:val="1"/>
   </w:num>
   <w:num w:numId="9" w16cid:durableId="1021131634">
+    <w:abstractNumId w:val="19"/>
+  </w:num>
+  <w:num w:numId="10" w16cid:durableId="1837186236">
+    <w:abstractNumId w:val="16"/>
+  </w:num>
+  <w:num w:numId="11" w16cid:durableId="480124734">
     <w:abstractNumId w:val="15"/>
   </w:num>
-  <w:num w:numId="10" w16cid:durableId="1837186236">
-    <w:abstractNumId w:val="13"/>
-  </w:num>
-  <w:num w:numId="11" w16cid:durableId="480124734">
+  <w:num w:numId="12" w16cid:durableId="1120107619">
     <w:abstractNumId w:val="12"/>
   </w:num>
-  <w:num w:numId="12" w16cid:durableId="1120107619">
-    <w:abstractNumId w:val="9"/>
-  </w:num>
   <w:num w:numId="13" w16cid:durableId="2129663888">
-    <w:abstractNumId w:val="2"/>
+    <w:abstractNumId w:val="3"/>
   </w:num>
   <w:num w:numId="14" w16cid:durableId="1609662036">
-    <w:abstractNumId w:val="7"/>
+    <w:abstractNumId w:val="10"/>
   </w:num>
   <w:num w:numId="15" w16cid:durableId="473985100">
-    <w:abstractNumId w:val="20"/>
+    <w:abstractNumId w:val="24"/>
   </w:num>
   <w:num w:numId="16" w16cid:durableId="619263971">
-    <w:abstractNumId w:val="4"/>
+    <w:abstractNumId w:val="6"/>
   </w:num>
   <w:num w:numId="17" w16cid:durableId="1712536812">
-    <w:abstractNumId w:val="18"/>
+    <w:abstractNumId w:val="22"/>
   </w:num>
   <w:num w:numId="18" w16cid:durableId="553348773">
-    <w:abstractNumId w:val="19"/>
+    <w:abstractNumId w:val="23"/>
   </w:num>
   <w:num w:numId="19" w16cid:durableId="616566803">
-    <w:abstractNumId w:val="17"/>
+    <w:abstractNumId w:val="21"/>
   </w:num>
   <w:num w:numId="20" w16cid:durableId="1195458330">
     <w:abstractNumId w:val="0"/>
   </w:num>
   <w:num w:numId="21" w16cid:durableId="979728643">
-    <w:abstractNumId w:val="10"/>
+    <w:abstractNumId w:val="13"/>
   </w:num>
   <w:num w:numId="22" w16cid:durableId="1781026175">
-    <w:abstractNumId w:val="14"/>
+    <w:abstractNumId w:val="18"/>
+  </w:num>
+  <w:num w:numId="23" w16cid:durableId="1358390278">
+    <w:abstractNumId w:val="2"/>
+  </w:num>
+  <w:num w:numId="24" w16cid:durableId="319967696">
+    <w:abstractNumId w:val="17"/>
+  </w:num>
+  <w:num w:numId="25" w16cid:durableId="1490172335">
+    <w:abstractNumId w:val="8"/>
+  </w:num>
+  <w:num w:numId="26" w16cid:durableId="494876458">
+    <w:abstractNumId w:val="26"/>
+  </w:num>
+  <w:num w:numId="27" w16cid:durableId="965160156">
+    <w:abstractNumId w:val="5"/>
   </w:num>
 </w:numbering>
 </file>

--- a/programming_mental_models/p1_programming_mental_models.docx
+++ b/programming_mental_models/p1_programming_mental_models.docx
@@ -101,23 +101,7 @@
           <w:sz w:val="36"/>
           <w:szCs w:val="36"/>
         </w:rPr>
-        <w:t xml:space="preserve">Think in Systems (not in </w:t>
-      </w:r>
-      <w:proofErr w:type="gramStart"/>
-      <w:r>
-        <w:rPr>
-          <w:sz w:val="36"/>
-          <w:szCs w:val="36"/>
-        </w:rPr>
-        <w:t>Components)…</w:t>
-      </w:r>
-      <w:proofErr w:type="gramEnd"/>
-      <w:r>
-        <w:rPr>
-          <w:sz w:val="36"/>
-          <w:szCs w:val="36"/>
-        </w:rPr>
-        <w:t>…………………..3</w:t>
+        <w:t>Think in Systems (not in Components)……………………..3</w:t>
       </w:r>
     </w:p>
     <w:p>
@@ -208,23 +192,7 @@
           <w:sz w:val="36"/>
           <w:szCs w:val="36"/>
         </w:rPr>
-        <w:t>Dynamic Programming………………………………………</w:t>
-      </w:r>
-      <w:proofErr w:type="gramStart"/>
-      <w:r>
-        <w:rPr>
-          <w:sz w:val="36"/>
-          <w:szCs w:val="36"/>
-        </w:rPr>
-        <w:t>…..</w:t>
-      </w:r>
-      <w:proofErr w:type="gramEnd"/>
-      <w:r>
-        <w:rPr>
-          <w:sz w:val="36"/>
-          <w:szCs w:val="36"/>
-        </w:rPr>
-        <w:t>7</w:t>
+        <w:t>Dynamic Programming…………………………………………..7</w:t>
       </w:r>
     </w:p>
     <w:p>
@@ -245,23 +213,7 @@
           <w:sz w:val="36"/>
           <w:szCs w:val="36"/>
         </w:rPr>
-        <w:t>If condition inversing…………………………………………</w:t>
-      </w:r>
-      <w:proofErr w:type="gramStart"/>
-      <w:r>
-        <w:rPr>
-          <w:sz w:val="36"/>
-          <w:szCs w:val="36"/>
-        </w:rPr>
-        <w:t>…..</w:t>
-      </w:r>
-      <w:proofErr w:type="gramEnd"/>
-      <w:r>
-        <w:rPr>
-          <w:sz w:val="36"/>
-          <w:szCs w:val="36"/>
-        </w:rPr>
-        <w:t>9</w:t>
+        <w:t>If condition inversing……………………………………………..9</w:t>
       </w:r>
     </w:p>
     <w:p>
@@ -324,23 +276,14 @@
           <w:sz w:val="36"/>
           <w:szCs w:val="36"/>
         </w:rPr>
-        <w:t xml:space="preserve">SSH (Secure </w:t>
-      </w:r>
-      <w:proofErr w:type="gramStart"/>
-      <w:r>
-        <w:rPr>
-          <w:sz w:val="36"/>
-          <w:szCs w:val="36"/>
-        </w:rPr>
-        <w:t>Shell)…</w:t>
-      </w:r>
-      <w:proofErr w:type="gramEnd"/>
-      <w:r>
-        <w:rPr>
-          <w:sz w:val="36"/>
-          <w:szCs w:val="36"/>
-        </w:rPr>
-        <w:t>…………………………………………</w:t>
+        <w:t>SSH (Secure Shell)……………………………………………</w:t>
+      </w:r>
+      <w:r>
+        <w:rPr>
+          <w:sz w:val="36"/>
+          <w:szCs w:val="36"/>
+        </w:rPr>
+        <w:t>14</w:t>
       </w:r>
     </w:p>
     <w:p>
@@ -446,27 +389,7 @@
           <w:sz w:val="36"/>
           <w:szCs w:val="36"/>
         </w:rPr>
-        <w:t xml:space="preserve"> </w:t>
-      </w:r>
-      <w:proofErr w:type="gramStart"/>
-      <w:r>
-        <w:rPr>
-          <w:b/>
-          <w:bCs/>
-          <w:sz w:val="36"/>
-          <w:szCs w:val="36"/>
-        </w:rPr>
-        <w:t>State</w:t>
-      </w:r>
-      <w:proofErr w:type="gramEnd"/>
-      <w:r>
-        <w:rPr>
-          <w:b/>
-          <w:bCs/>
-          <w:sz w:val="36"/>
-          <w:szCs w:val="36"/>
-        </w:rPr>
-        <w:t xml:space="preserve"> machine</w:t>
+        <w:t xml:space="preserve"> State machine</w:t>
       </w:r>
       <w:r>
         <w:rPr>
@@ -2079,10 +2002,12 @@
           <w:sz w:val="36"/>
           <w:szCs w:val="36"/>
         </w:rPr>
-        <w:t xml:space="preserve">    def </w:t>
-      </w:r>
-      <w:proofErr w:type="spellStart"/>
-      <w:r>
+        <w:t xml:space="preserve">    def get_name(self):</w:t>
+      </w:r>
+    </w:p>
+    <w:p>
+      <w:pPr>
+        <w:jc w:val="both"/>
         <w:rPr>
           <w:b/>
           <w:bCs/>
@@ -2090,9 +2015,7 @@
           <w:sz w:val="36"/>
           <w:szCs w:val="36"/>
         </w:rPr>
-        <w:t>get_name</w:t>
-      </w:r>
-      <w:proofErr w:type="spellEnd"/>
+      </w:pPr>
       <w:r>
         <w:rPr>
           <w:b/>
@@ -2101,7 +2024,7 @@
           <w:sz w:val="36"/>
           <w:szCs w:val="36"/>
         </w:rPr>
-        <w:t>(self):</w:t>
+        <w:t xml:space="preserve">        return self.__name</w:t>
       </w:r>
     </w:p>
     <w:p>
@@ -2123,11 +2046,12 @@
           <w:sz w:val="36"/>
           <w:szCs w:val="36"/>
         </w:rPr>
-        <w:t xml:space="preserve">        return </w:t>
-      </w:r>
-      <w:proofErr w:type="spellStart"/>
-      <w:proofErr w:type="gramStart"/>
-      <w:r>
+        <w:t xml:space="preserve">    def get_price(self):</w:t>
+      </w:r>
+    </w:p>
+    <w:p>
+      <w:pPr>
+        <w:jc w:val="both"/>
         <w:rPr>
           <w:b/>
           <w:bCs/>
@@ -2135,9 +2059,7 @@
           <w:sz w:val="36"/>
           <w:szCs w:val="36"/>
         </w:rPr>
-        <w:t>self._</w:t>
-      </w:r>
-      <w:proofErr w:type="gramEnd"/>
+      </w:pPr>
       <w:r>
         <w:rPr>
           <w:b/>
@@ -2146,9 +2068,8 @@
           <w:sz w:val="36"/>
           <w:szCs w:val="36"/>
         </w:rPr>
-        <w:t>_name</w:t>
-      </w:r>
-      <w:proofErr w:type="spellEnd"/>
+        <w:t xml:space="preserve">        return self.__price</w:t>
+      </w:r>
     </w:p>
     <w:p>
       <w:pPr>
@@ -2169,10 +2090,12 @@
           <w:sz w:val="36"/>
           <w:szCs w:val="36"/>
         </w:rPr>
-        <w:t xml:space="preserve">    def </w:t>
-      </w:r>
-      <w:proofErr w:type="spellStart"/>
-      <w:r>
+        <w:t xml:space="preserve">    def set_name(self, price):</w:t>
+      </w:r>
+    </w:p>
+    <w:p>
+      <w:pPr>
+        <w:jc w:val="both"/>
         <w:rPr>
           <w:b/>
           <w:bCs/>
@@ -2180,9 +2103,7 @@
           <w:sz w:val="36"/>
           <w:szCs w:val="36"/>
         </w:rPr>
-        <w:t>get_price</w:t>
-      </w:r>
-      <w:proofErr w:type="spellEnd"/>
+      </w:pPr>
       <w:r>
         <w:rPr>
           <w:b/>
@@ -2191,7 +2112,7 @@
           <w:sz w:val="36"/>
           <w:szCs w:val="36"/>
         </w:rPr>
-        <w:t>(self):</w:t>
+        <w:t xml:space="preserve">        self.__price = price</w:t>
       </w:r>
     </w:p>
     <w:p>
@@ -2213,11 +2134,12 @@
           <w:sz w:val="36"/>
           <w:szCs w:val="36"/>
         </w:rPr>
-        <w:t xml:space="preserve">        return </w:t>
-      </w:r>
-      <w:proofErr w:type="spellStart"/>
-      <w:proofErr w:type="gramStart"/>
-      <w:r>
+        <w:t xml:space="preserve">    def apply_discount(self, pct):</w:t>
+      </w:r>
+    </w:p>
+    <w:p>
+      <w:pPr>
+        <w:jc w:val="both"/>
         <w:rPr>
           <w:b/>
           <w:bCs/>
@@ -2225,9 +2147,7 @@
           <w:sz w:val="36"/>
           <w:szCs w:val="36"/>
         </w:rPr>
-        <w:t>self._</w:t>
-      </w:r>
-      <w:proofErr w:type="gramEnd"/>
+      </w:pPr>
       <w:r>
         <w:rPr>
           <w:b/>
@@ -2236,9 +2156,8 @@
           <w:sz w:val="36"/>
           <w:szCs w:val="36"/>
         </w:rPr>
-        <w:t>_price</w:t>
-      </w:r>
-      <w:proofErr w:type="spellEnd"/>
+        <w:t xml:space="preserve">        return  self.__price * (1 - pct/100)</w:t>
+      </w:r>
     </w:p>
     <w:p>
       <w:pPr>
@@ -2251,7 +2170,10 @@
           <w:szCs w:val="36"/>
         </w:rPr>
       </w:pPr>
-      <w:r>
+    </w:p>
+    <w:p>
+      <w:pPr>
+        <w:jc w:val="both"/>
         <w:rPr>
           <w:b/>
           <w:bCs/>
@@ -2259,9 +2181,7 @@
           <w:sz w:val="36"/>
           <w:szCs w:val="36"/>
         </w:rPr>
-        <w:t xml:space="preserve">    def </w:t>
-      </w:r>
-      <w:proofErr w:type="spellStart"/>
+      </w:pPr>
       <w:r>
         <w:rPr>
           <w:b/>
@@ -2270,10 +2190,12 @@
           <w:sz w:val="36"/>
           <w:szCs w:val="36"/>
         </w:rPr>
-        <w:t>set_</w:t>
-      </w:r>
-      <w:proofErr w:type="gramStart"/>
-      <w:r>
+        <w:t>class Subscription:</w:t>
+      </w:r>
+    </w:p>
+    <w:p>
+      <w:pPr>
+        <w:jc w:val="both"/>
         <w:rPr>
           <w:b/>
           <w:bCs/>
@@ -2281,9 +2203,7 @@
           <w:sz w:val="36"/>
           <w:szCs w:val="36"/>
         </w:rPr>
-        <w:t>name</w:t>
-      </w:r>
-      <w:proofErr w:type="spellEnd"/>
+      </w:pPr>
       <w:r>
         <w:rPr>
           <w:b/>
@@ -2292,10 +2212,12 @@
           <w:sz w:val="36"/>
           <w:szCs w:val="36"/>
         </w:rPr>
-        <w:t>(</w:t>
-      </w:r>
-      <w:proofErr w:type="gramEnd"/>
-      <w:r>
+        <w:t xml:space="preserve">    __monthly = 0.0</w:t>
+      </w:r>
+    </w:p>
+    <w:p>
+      <w:pPr>
+        <w:jc w:val="both"/>
         <w:rPr>
           <w:b/>
           <w:bCs/>
@@ -2303,12 +2225,8 @@
           <w:sz w:val="36"/>
           <w:szCs w:val="36"/>
         </w:rPr>
-        <w:t>self, price):</w:t>
-      </w:r>
-    </w:p>
-    <w:p>
-      <w:pPr>
-        <w:jc w:val="both"/>
+      </w:pPr>
+      <w:r>
         <w:rPr>
           <w:b/>
           <w:bCs/>
@@ -2316,8 +2234,12 @@
           <w:sz w:val="36"/>
           <w:szCs w:val="36"/>
         </w:rPr>
-      </w:pPr>
-      <w:r>
+        <w:t xml:space="preserve">    __months = 0</w:t>
+      </w:r>
+    </w:p>
+    <w:p>
+      <w:pPr>
+        <w:jc w:val="both"/>
         <w:rPr>
           <w:b/>
           <w:bCs/>
@@ -2325,10 +2247,7 @@
           <w:sz w:val="36"/>
           <w:szCs w:val="36"/>
         </w:rPr>
-        <w:t xml:space="preserve">        </w:t>
-      </w:r>
-      <w:proofErr w:type="spellStart"/>
-      <w:proofErr w:type="gramStart"/>
+      </w:pPr>
       <w:r>
         <w:rPr>
           <w:b/>
@@ -2337,10 +2256,12 @@
           <w:sz w:val="36"/>
           <w:szCs w:val="36"/>
         </w:rPr>
-        <w:t>self._</w:t>
-      </w:r>
-      <w:proofErr w:type="gramEnd"/>
-      <w:r>
+        <w:t xml:space="preserve">    def apply_discount(self):</w:t>
+      </w:r>
+    </w:p>
+    <w:p>
+      <w:pPr>
+        <w:jc w:val="both"/>
         <w:rPr>
           <w:b/>
           <w:bCs/>
@@ -2348,9 +2269,7 @@
           <w:sz w:val="36"/>
           <w:szCs w:val="36"/>
         </w:rPr>
-        <w:t>_price</w:t>
-      </w:r>
-      <w:proofErr w:type="spellEnd"/>
+      </w:pPr>
       <w:r>
         <w:rPr>
           <w:b/>
@@ -2359,7 +2278,7 @@
           <w:sz w:val="36"/>
           <w:szCs w:val="36"/>
         </w:rPr>
-        <w:t xml:space="preserve"> = price</w:t>
+        <w:t xml:space="preserve">        if self.__months &gt; 12:</w:t>
       </w:r>
     </w:p>
     <w:p>
@@ -2381,10 +2300,13 @@
           <w:sz w:val="36"/>
           <w:szCs w:val="36"/>
         </w:rPr>
-        <w:t xml:space="preserve">    def </w:t>
-      </w:r>
-      <w:proofErr w:type="spellStart"/>
-      <w:r>
+        <w:lastRenderedPageBreak/>
+        <w:t xml:space="preserve">            return self.__monthly * 0.8</w:t>
+      </w:r>
+    </w:p>
+    <w:p>
+      <w:pPr>
+        <w:jc w:val="both"/>
         <w:rPr>
           <w:b/>
           <w:bCs/>
@@ -2392,9 +2314,7 @@
           <w:sz w:val="36"/>
           <w:szCs w:val="36"/>
         </w:rPr>
-        <w:t>apply_</w:t>
-      </w:r>
-      <w:proofErr w:type="gramStart"/>
+      </w:pPr>
       <w:r>
         <w:rPr>
           <w:b/>
@@ -2403,10 +2323,12 @@
           <w:sz w:val="36"/>
           <w:szCs w:val="36"/>
         </w:rPr>
-        <w:t>discount</w:t>
-      </w:r>
-      <w:proofErr w:type="spellEnd"/>
-      <w:r>
+        <w:t xml:space="preserve">        return self.__monthly</w:t>
+      </w:r>
+    </w:p>
+    <w:p>
+      <w:pPr>
+        <w:jc w:val="both"/>
         <w:rPr>
           <w:b/>
           <w:bCs/>
@@ -2414,9 +2336,7 @@
           <w:sz w:val="36"/>
           <w:szCs w:val="36"/>
         </w:rPr>
-        <w:t>(</w:t>
-      </w:r>
-      <w:proofErr w:type="gramEnd"/>
+      </w:pPr>
       <w:r>
         <w:rPr>
           <w:b/>
@@ -2425,7 +2345,7 @@
           <w:sz w:val="36"/>
           <w:szCs w:val="36"/>
         </w:rPr>
-        <w:t>self, pct):</w:t>
+        <w:t xml:space="preserve">    </w:t>
       </w:r>
     </w:p>
     <w:p>
@@ -2447,10 +2367,12 @@
           <w:sz w:val="36"/>
           <w:szCs w:val="36"/>
         </w:rPr>
-        <w:t xml:space="preserve">        </w:t>
-      </w:r>
-      <w:proofErr w:type="gramStart"/>
-      <w:r>
+        <w:t>p = Product()</w:t>
+      </w:r>
+    </w:p>
+    <w:p>
+      <w:pPr>
+        <w:jc w:val="both"/>
         <w:rPr>
           <w:b/>
           <w:bCs/>
@@ -2458,9 +2380,7 @@
           <w:sz w:val="36"/>
           <w:szCs w:val="36"/>
         </w:rPr>
-        <w:t xml:space="preserve">return  </w:t>
-      </w:r>
-      <w:proofErr w:type="spellStart"/>
+      </w:pPr>
       <w:r>
         <w:rPr>
           <w:b/>
@@ -2469,10 +2389,12 @@
           <w:sz w:val="36"/>
           <w:szCs w:val="36"/>
         </w:rPr>
-        <w:t>self</w:t>
-      </w:r>
-      <w:proofErr w:type="gramEnd"/>
-      <w:r>
+        <w:t>qty = 10</w:t>
+      </w:r>
+    </w:p>
+    <w:p>
+      <w:pPr>
+        <w:jc w:val="both"/>
         <w:rPr>
           <w:b/>
           <w:bCs/>
@@ -2480,9 +2402,7 @@
           <w:sz w:val="36"/>
           <w:szCs w:val="36"/>
         </w:rPr>
-        <w:t>.__price</w:t>
-      </w:r>
-      <w:proofErr w:type="spellEnd"/>
+      </w:pPr>
       <w:r>
         <w:rPr>
           <w:b/>
@@ -2491,7 +2411,7 @@
           <w:sz w:val="36"/>
           <w:szCs w:val="36"/>
         </w:rPr>
-        <w:t xml:space="preserve"> * (1 - pct/100)</w:t>
+        <w:t>rate = 0.2</w:t>
       </w:r>
     </w:p>
     <w:p>
@@ -2505,10 +2425,7 @@
           <w:szCs w:val="36"/>
         </w:rPr>
       </w:pPr>
-    </w:p>
-    <w:p>
-      <w:pPr>
-        <w:jc w:val="both"/>
+      <w:r>
         <w:rPr>
           <w:b/>
           <w:bCs/>
@@ -2516,8 +2433,12 @@
           <w:sz w:val="36"/>
           <w:szCs w:val="36"/>
         </w:rPr>
-      </w:pPr>
-      <w:r>
+        <w:t>total = p.get_price() * qty # Data leaked</w:t>
+      </w:r>
+    </w:p>
+    <w:p>
+      <w:pPr>
+        <w:jc w:val="both"/>
         <w:rPr>
           <w:b/>
           <w:bCs/>
@@ -2525,12 +2446,8 @@
           <w:sz w:val="36"/>
           <w:szCs w:val="36"/>
         </w:rPr>
-        <w:t>class Subscription:</w:t>
-      </w:r>
-    </w:p>
-    <w:p>
-      <w:pPr>
-        <w:jc w:val="both"/>
+      </w:pPr>
+      <w:r>
         <w:rPr>
           <w:b/>
           <w:bCs/>
@@ -2538,8 +2455,65 @@
           <w:sz w:val="36"/>
           <w:szCs w:val="36"/>
         </w:rPr>
-      </w:pPr>
-      <w:r>
+        <w:t>tax = p.get_price() * rate</w:t>
+      </w:r>
+    </w:p>
+    <w:p>
+      <w:pPr>
+        <w:jc w:val="both"/>
+        <w:rPr>
+          <w:sz w:val="36"/>
+          <w:szCs w:val="36"/>
+        </w:rPr>
+      </w:pPr>
+      <w:r>
+        <w:rPr>
+          <w:sz w:val="36"/>
+          <w:szCs w:val="36"/>
+        </w:rPr>
+        <w:t xml:space="preserve"># </w:t>
+      </w:r>
+      <w:r>
+        <w:rPr>
+          <w:sz w:val="36"/>
+          <w:szCs w:val="36"/>
+        </w:rPr>
+        <w:t>A pure Data Structure doesn’t have this problem. We have to put the business logic somewhere else like another class specifically for business logic or behavior</w:t>
+      </w:r>
+      <w:r>
+        <w:rPr>
+          <w:sz w:val="36"/>
+          <w:szCs w:val="36"/>
+        </w:rPr>
+        <w:t>.</w:t>
+      </w:r>
+    </w:p>
+    <w:p>
+      <w:pPr>
+        <w:jc w:val="both"/>
+        <w:rPr>
+          <w:sz w:val="36"/>
+          <w:szCs w:val="36"/>
+        </w:rPr>
+      </w:pPr>
+      <w:r>
+        <w:rPr>
+          <w:sz w:val="36"/>
+          <w:szCs w:val="36"/>
+        </w:rPr>
+        <w:t># Remember Objects hide data and expose behavior</w:t>
+      </w:r>
+      <w:r>
+        <w:rPr>
+          <w:sz w:val="36"/>
+          <w:szCs w:val="36"/>
+        </w:rPr>
+        <w:t xml:space="preserve"> where Data Structure expose data and skip behavior</w:t>
+      </w:r>
+    </w:p>
+    <w:p>
+      <w:pPr>
+        <w:jc w:val="both"/>
         <w:rPr>
           <w:b/>
           <w:bCs/>
@@ -2547,12 +2521,8 @@
           <w:sz w:val="36"/>
           <w:szCs w:val="36"/>
         </w:rPr>
-        <w:t xml:space="preserve">    __monthly = 0.0</w:t>
-      </w:r>
-    </w:p>
-    <w:p>
-      <w:pPr>
-        <w:jc w:val="both"/>
+      </w:pPr>
+      <w:r>
         <w:rPr>
           <w:b/>
           <w:bCs/>
@@ -2560,8 +2530,12 @@
           <w:sz w:val="36"/>
           <w:szCs w:val="36"/>
         </w:rPr>
-      </w:pPr>
-      <w:r>
+        <w:t>class Product:</w:t>
+      </w:r>
+    </w:p>
+    <w:p>
+      <w:pPr>
+        <w:jc w:val="both"/>
         <w:rPr>
           <w:b/>
           <w:bCs/>
@@ -2569,12 +2543,8 @@
           <w:sz w:val="36"/>
           <w:szCs w:val="36"/>
         </w:rPr>
-        <w:t xml:space="preserve">    __months = 0</w:t>
-      </w:r>
-    </w:p>
-    <w:p>
-      <w:pPr>
-        <w:jc w:val="both"/>
+      </w:pPr>
+      <w:r>
         <w:rPr>
           <w:b/>
           <w:bCs/>
@@ -2582,8 +2552,12 @@
           <w:sz w:val="36"/>
           <w:szCs w:val="36"/>
         </w:rPr>
-      </w:pPr>
-      <w:r>
+        <w:t xml:space="preserve">    __name = ''</w:t>
+      </w:r>
+    </w:p>
+    <w:p>
+      <w:pPr>
+        <w:jc w:val="both"/>
         <w:rPr>
           <w:b/>
           <w:bCs/>
@@ -2591,9 +2565,7 @@
           <w:sz w:val="36"/>
           <w:szCs w:val="36"/>
         </w:rPr>
-        <w:t xml:space="preserve">    def </w:t>
-      </w:r>
-      <w:proofErr w:type="spellStart"/>
+      </w:pPr>
       <w:r>
         <w:rPr>
           <w:b/>
@@ -2602,10 +2574,12 @@
           <w:sz w:val="36"/>
           <w:szCs w:val="36"/>
         </w:rPr>
-        <w:t>apply_discount</w:t>
-      </w:r>
-      <w:proofErr w:type="spellEnd"/>
-      <w:r>
+        <w:t xml:space="preserve">    __price = 0.0</w:t>
+      </w:r>
+    </w:p>
+    <w:p>
+      <w:pPr>
+        <w:jc w:val="both"/>
         <w:rPr>
           <w:b/>
           <w:bCs/>
@@ -2613,12 +2587,8 @@
           <w:sz w:val="36"/>
           <w:szCs w:val="36"/>
         </w:rPr>
-        <w:t>(self):</w:t>
-      </w:r>
-    </w:p>
-    <w:p>
-      <w:pPr>
-        <w:jc w:val="both"/>
+      </w:pPr>
+      <w:r>
         <w:rPr>
           <w:b/>
           <w:bCs/>
@@ -2626,8 +2596,12 @@
           <w:sz w:val="36"/>
           <w:szCs w:val="36"/>
         </w:rPr>
-      </w:pPr>
-      <w:r>
+        <w:t xml:space="preserve">    def get_name(self):</w:t>
+      </w:r>
+    </w:p>
+    <w:p>
+      <w:pPr>
+        <w:jc w:val="both"/>
         <w:rPr>
           <w:b/>
           <w:bCs/>
@@ -2635,10 +2609,7 @@
           <w:sz w:val="36"/>
           <w:szCs w:val="36"/>
         </w:rPr>
-        <w:t xml:space="preserve">        if </w:t>
-      </w:r>
-      <w:proofErr w:type="spellStart"/>
-      <w:proofErr w:type="gramStart"/>
+      </w:pPr>
       <w:r>
         <w:rPr>
           <w:b/>
@@ -2647,10 +2618,12 @@
           <w:sz w:val="36"/>
           <w:szCs w:val="36"/>
         </w:rPr>
-        <w:t>self._</w:t>
-      </w:r>
-      <w:proofErr w:type="gramEnd"/>
-      <w:r>
+        <w:t xml:space="preserve">        return self.__name</w:t>
+      </w:r>
+    </w:p>
+    <w:p>
+      <w:pPr>
+        <w:jc w:val="both"/>
         <w:rPr>
           <w:b/>
           <w:bCs/>
@@ -2658,9 +2631,7 @@
           <w:sz w:val="36"/>
           <w:szCs w:val="36"/>
         </w:rPr>
-        <w:t>_months</w:t>
-      </w:r>
-      <w:proofErr w:type="spellEnd"/>
+      </w:pPr>
       <w:r>
         <w:rPr>
           <w:b/>
@@ -2669,7 +2640,7 @@
           <w:sz w:val="36"/>
           <w:szCs w:val="36"/>
         </w:rPr>
-        <w:t xml:space="preserve"> &gt; 12:</w:t>
+        <w:t xml:space="preserve">    def get_price(self):</w:t>
       </w:r>
     </w:p>
     <w:p>
@@ -2691,12 +2662,57 @@
           <w:sz w:val="36"/>
           <w:szCs w:val="36"/>
         </w:rPr>
+        <w:t xml:space="preserve">        return self.__price</w:t>
+      </w:r>
+    </w:p>
+    <w:p>
+      <w:pPr>
+        <w:jc w:val="both"/>
+        <w:rPr>
+          <w:b/>
+          <w:bCs/>
+          <w:color w:val="D86DCB" w:themeColor="accent5" w:themeTint="99"/>
+          <w:sz w:val="36"/>
+          <w:szCs w:val="36"/>
+        </w:rPr>
+      </w:pPr>
+      <w:r>
+        <w:rPr>
+          <w:b/>
+          <w:bCs/>
+          <w:color w:val="D86DCB" w:themeColor="accent5" w:themeTint="99"/>
+          <w:sz w:val="36"/>
+          <w:szCs w:val="36"/>
+        </w:rPr>
+        <w:t xml:space="preserve">    def set_name(self, price):</w:t>
+      </w:r>
+    </w:p>
+    <w:p>
+      <w:pPr>
+        <w:jc w:val="both"/>
+        <w:rPr>
+          <w:b/>
+          <w:bCs/>
+          <w:color w:val="D86DCB" w:themeColor="accent5" w:themeTint="99"/>
+          <w:sz w:val="36"/>
+          <w:szCs w:val="36"/>
+        </w:rPr>
+      </w:pPr>
+      <w:r>
+        <w:rPr>
+          <w:b/>
+          <w:bCs/>
+          <w:color w:val="D86DCB" w:themeColor="accent5" w:themeTint="99"/>
+          <w:sz w:val="36"/>
+          <w:szCs w:val="36"/>
+        </w:rPr>
         <w:lastRenderedPageBreak/>
-        <w:t xml:space="preserve">            return </w:t>
-      </w:r>
-      <w:proofErr w:type="spellStart"/>
-      <w:proofErr w:type="gramStart"/>
-      <w:r>
+        <w:t xml:space="preserve">        self.__price = price</w:t>
+      </w:r>
+    </w:p>
+    <w:p>
+      <w:pPr>
+        <w:jc w:val="both"/>
         <w:rPr>
           <w:b/>
           <w:bCs/>
@@ -2704,9 +2720,7 @@
           <w:sz w:val="36"/>
           <w:szCs w:val="36"/>
         </w:rPr>
-        <w:t>self._</w:t>
-      </w:r>
-      <w:proofErr w:type="gramEnd"/>
+      </w:pPr>
       <w:r>
         <w:rPr>
           <w:b/>
@@ -2715,10 +2729,12 @@
           <w:sz w:val="36"/>
           <w:szCs w:val="36"/>
         </w:rPr>
-        <w:t>_monthly</w:t>
-      </w:r>
-      <w:proofErr w:type="spellEnd"/>
-      <w:r>
+        <w:t xml:space="preserve">    def apply_discount(self, pct):</w:t>
+      </w:r>
+    </w:p>
+    <w:p>
+      <w:pPr>
+        <w:jc w:val="both"/>
         <w:rPr>
           <w:b/>
           <w:bCs/>
@@ -2726,12 +2742,8 @@
           <w:sz w:val="36"/>
           <w:szCs w:val="36"/>
         </w:rPr>
-        <w:t xml:space="preserve"> * 0.8</w:t>
-      </w:r>
-    </w:p>
-    <w:p>
-      <w:pPr>
-        <w:jc w:val="both"/>
+      </w:pPr>
+      <w:r>
         <w:rPr>
           <w:b/>
           <w:bCs/>
@@ -2739,8 +2751,12 @@
           <w:sz w:val="36"/>
           <w:szCs w:val="36"/>
         </w:rPr>
-      </w:pPr>
-      <w:r>
+        <w:t xml:space="preserve">        return  self.__price * (1 - pct/100)</w:t>
+      </w:r>
+    </w:p>
+    <w:p>
+      <w:pPr>
+        <w:jc w:val="both"/>
         <w:rPr>
           <w:b/>
           <w:bCs/>
@@ -2748,11 +2764,11 @@
           <w:sz w:val="36"/>
           <w:szCs w:val="36"/>
         </w:rPr>
-        <w:t xml:space="preserve">        return </w:t>
-      </w:r>
-      <w:proofErr w:type="spellStart"/>
-      <w:proofErr w:type="gramStart"/>
-      <w:r>
+      </w:pPr>
+    </w:p>
+    <w:p>
+      <w:pPr>
+        <w:jc w:val="both"/>
         <w:rPr>
           <w:b/>
           <w:bCs/>
@@ -2760,9 +2776,7 @@
           <w:sz w:val="36"/>
           <w:szCs w:val="36"/>
         </w:rPr>
-        <w:t>self._</w:t>
-      </w:r>
-      <w:proofErr w:type="gramEnd"/>
+      </w:pPr>
       <w:r>
         <w:rPr>
           <w:b/>
@@ -2771,9 +2785,8 @@
           <w:sz w:val="36"/>
           <w:szCs w:val="36"/>
         </w:rPr>
-        <w:t>_monthly</w:t>
-      </w:r>
-      <w:proofErr w:type="spellEnd"/>
+        <w:t>class ProductPricing:</w:t>
+      </w:r>
     </w:p>
     <w:p>
       <w:pPr>
@@ -2794,7 +2807,7 @@
           <w:sz w:val="36"/>
           <w:szCs w:val="36"/>
         </w:rPr>
-        <w:t xml:space="preserve">    </w:t>
+        <w:t xml:space="preserve">    def apply_discount(self, product = Product(), pct = 0.0):</w:t>
       </w:r>
     </w:p>
     <w:p>
@@ -2816,947 +2829,7 @@
           <w:sz w:val="36"/>
           <w:szCs w:val="36"/>
         </w:rPr>
-        <w:t xml:space="preserve">p = </w:t>
-      </w:r>
-      <w:proofErr w:type="gramStart"/>
-      <w:r>
-        <w:rPr>
-          <w:b/>
-          <w:bCs/>
-          <w:color w:val="D86DCB" w:themeColor="accent5" w:themeTint="99"/>
-          <w:sz w:val="36"/>
-          <w:szCs w:val="36"/>
-        </w:rPr>
-        <w:t>Product(</w:t>
-      </w:r>
-      <w:proofErr w:type="gramEnd"/>
-      <w:r>
-        <w:rPr>
-          <w:b/>
-          <w:bCs/>
-          <w:color w:val="D86DCB" w:themeColor="accent5" w:themeTint="99"/>
-          <w:sz w:val="36"/>
-          <w:szCs w:val="36"/>
-        </w:rPr>
-        <w:t>)</w:t>
-      </w:r>
-    </w:p>
-    <w:p>
-      <w:pPr>
-        <w:jc w:val="both"/>
-        <w:rPr>
-          <w:b/>
-          <w:bCs/>
-          <w:color w:val="D86DCB" w:themeColor="accent5" w:themeTint="99"/>
-          <w:sz w:val="36"/>
-          <w:szCs w:val="36"/>
-        </w:rPr>
-      </w:pPr>
-      <w:r>
-        <w:rPr>
-          <w:b/>
-          <w:bCs/>
-          <w:color w:val="D86DCB" w:themeColor="accent5" w:themeTint="99"/>
-          <w:sz w:val="36"/>
-          <w:szCs w:val="36"/>
-        </w:rPr>
-        <w:t>qty = 10</w:t>
-      </w:r>
-    </w:p>
-    <w:p>
-      <w:pPr>
-        <w:jc w:val="both"/>
-        <w:rPr>
-          <w:b/>
-          <w:bCs/>
-          <w:color w:val="D86DCB" w:themeColor="accent5" w:themeTint="99"/>
-          <w:sz w:val="36"/>
-          <w:szCs w:val="36"/>
-        </w:rPr>
-      </w:pPr>
-      <w:r>
-        <w:rPr>
-          <w:b/>
-          <w:bCs/>
-          <w:color w:val="D86DCB" w:themeColor="accent5" w:themeTint="99"/>
-          <w:sz w:val="36"/>
-          <w:szCs w:val="36"/>
-        </w:rPr>
-        <w:t>rate = 0.2</w:t>
-      </w:r>
-    </w:p>
-    <w:p>
-      <w:pPr>
-        <w:jc w:val="both"/>
-        <w:rPr>
-          <w:b/>
-          <w:bCs/>
-          <w:color w:val="D86DCB" w:themeColor="accent5" w:themeTint="99"/>
-          <w:sz w:val="36"/>
-          <w:szCs w:val="36"/>
-        </w:rPr>
-      </w:pPr>
-      <w:r>
-        <w:rPr>
-          <w:b/>
-          <w:bCs/>
-          <w:color w:val="D86DCB" w:themeColor="accent5" w:themeTint="99"/>
-          <w:sz w:val="36"/>
-          <w:szCs w:val="36"/>
-        </w:rPr>
-        <w:t xml:space="preserve">total = </w:t>
-      </w:r>
-      <w:proofErr w:type="spellStart"/>
-      <w:r>
-        <w:rPr>
-          <w:b/>
-          <w:bCs/>
-          <w:color w:val="D86DCB" w:themeColor="accent5" w:themeTint="99"/>
-          <w:sz w:val="36"/>
-          <w:szCs w:val="36"/>
-        </w:rPr>
-        <w:t>p.get_</w:t>
-      </w:r>
-      <w:proofErr w:type="gramStart"/>
-      <w:r>
-        <w:rPr>
-          <w:b/>
-          <w:bCs/>
-          <w:color w:val="D86DCB" w:themeColor="accent5" w:themeTint="99"/>
-          <w:sz w:val="36"/>
-          <w:szCs w:val="36"/>
-        </w:rPr>
-        <w:t>price</w:t>
-      </w:r>
-      <w:proofErr w:type="spellEnd"/>
-      <w:r>
-        <w:rPr>
-          <w:b/>
-          <w:bCs/>
-          <w:color w:val="D86DCB" w:themeColor="accent5" w:themeTint="99"/>
-          <w:sz w:val="36"/>
-          <w:szCs w:val="36"/>
-        </w:rPr>
-        <w:t>(</w:t>
-      </w:r>
-      <w:proofErr w:type="gramEnd"/>
-      <w:r>
-        <w:rPr>
-          <w:b/>
-          <w:bCs/>
-          <w:color w:val="D86DCB" w:themeColor="accent5" w:themeTint="99"/>
-          <w:sz w:val="36"/>
-          <w:szCs w:val="36"/>
-        </w:rPr>
-        <w:t>) * qty # Data leaked</w:t>
-      </w:r>
-    </w:p>
-    <w:p>
-      <w:pPr>
-        <w:jc w:val="both"/>
-        <w:rPr>
-          <w:b/>
-          <w:bCs/>
-          <w:color w:val="D86DCB" w:themeColor="accent5" w:themeTint="99"/>
-          <w:sz w:val="36"/>
-          <w:szCs w:val="36"/>
-        </w:rPr>
-      </w:pPr>
-      <w:r>
-        <w:rPr>
-          <w:b/>
-          <w:bCs/>
-          <w:color w:val="D86DCB" w:themeColor="accent5" w:themeTint="99"/>
-          <w:sz w:val="36"/>
-          <w:szCs w:val="36"/>
-        </w:rPr>
-        <w:t xml:space="preserve">tax = </w:t>
-      </w:r>
-      <w:proofErr w:type="spellStart"/>
-      <w:r>
-        <w:rPr>
-          <w:b/>
-          <w:bCs/>
-          <w:color w:val="D86DCB" w:themeColor="accent5" w:themeTint="99"/>
-          <w:sz w:val="36"/>
-          <w:szCs w:val="36"/>
-        </w:rPr>
-        <w:t>p.get_</w:t>
-      </w:r>
-      <w:proofErr w:type="gramStart"/>
-      <w:r>
-        <w:rPr>
-          <w:b/>
-          <w:bCs/>
-          <w:color w:val="D86DCB" w:themeColor="accent5" w:themeTint="99"/>
-          <w:sz w:val="36"/>
-          <w:szCs w:val="36"/>
-        </w:rPr>
-        <w:t>price</w:t>
-      </w:r>
-      <w:proofErr w:type="spellEnd"/>
-      <w:r>
-        <w:rPr>
-          <w:b/>
-          <w:bCs/>
-          <w:color w:val="D86DCB" w:themeColor="accent5" w:themeTint="99"/>
-          <w:sz w:val="36"/>
-          <w:szCs w:val="36"/>
-        </w:rPr>
-        <w:t>(</w:t>
-      </w:r>
-      <w:proofErr w:type="gramEnd"/>
-      <w:r>
-        <w:rPr>
-          <w:b/>
-          <w:bCs/>
-          <w:color w:val="D86DCB" w:themeColor="accent5" w:themeTint="99"/>
-          <w:sz w:val="36"/>
-          <w:szCs w:val="36"/>
-        </w:rPr>
-        <w:t>) * rate</w:t>
-      </w:r>
-    </w:p>
-    <w:p>
-      <w:pPr>
-        <w:jc w:val="both"/>
-        <w:rPr>
-          <w:sz w:val="36"/>
-          <w:szCs w:val="36"/>
-        </w:rPr>
-      </w:pPr>
-      <w:r>
-        <w:rPr>
-          <w:sz w:val="36"/>
-          <w:szCs w:val="36"/>
-        </w:rPr>
-        <w:t xml:space="preserve"># </w:t>
-      </w:r>
-      <w:r>
-        <w:rPr>
-          <w:sz w:val="36"/>
-          <w:szCs w:val="36"/>
-        </w:rPr>
-        <w:t>A pure Data Structure doesn’t have this problem. We have to put the business logic somewhere else like another class specifically for business logic or behavior</w:t>
-      </w:r>
-      <w:r>
-        <w:rPr>
-          <w:sz w:val="36"/>
-          <w:szCs w:val="36"/>
-        </w:rPr>
-        <w:t>.</w:t>
-      </w:r>
-    </w:p>
-    <w:p>
-      <w:pPr>
-        <w:jc w:val="both"/>
-        <w:rPr>
-          <w:sz w:val="36"/>
-          <w:szCs w:val="36"/>
-        </w:rPr>
-      </w:pPr>
-      <w:r>
-        <w:rPr>
-          <w:sz w:val="36"/>
-          <w:szCs w:val="36"/>
-        </w:rPr>
-        <w:t># Remember Objects hide data and expose behavior</w:t>
-      </w:r>
-      <w:r>
-        <w:rPr>
-          <w:sz w:val="36"/>
-          <w:szCs w:val="36"/>
-        </w:rPr>
-        <w:t xml:space="preserve"> where Data Structure expose data and skip behavior</w:t>
-      </w:r>
-    </w:p>
-    <w:p>
-      <w:pPr>
-        <w:jc w:val="both"/>
-        <w:rPr>
-          <w:b/>
-          <w:bCs/>
-          <w:color w:val="D86DCB" w:themeColor="accent5" w:themeTint="99"/>
-          <w:sz w:val="36"/>
-          <w:szCs w:val="36"/>
-        </w:rPr>
-      </w:pPr>
-      <w:r>
-        <w:rPr>
-          <w:b/>
-          <w:bCs/>
-          <w:color w:val="D86DCB" w:themeColor="accent5" w:themeTint="99"/>
-          <w:sz w:val="36"/>
-          <w:szCs w:val="36"/>
-        </w:rPr>
-        <w:t>class Product:</w:t>
-      </w:r>
-    </w:p>
-    <w:p>
-      <w:pPr>
-        <w:jc w:val="both"/>
-        <w:rPr>
-          <w:b/>
-          <w:bCs/>
-          <w:color w:val="D86DCB" w:themeColor="accent5" w:themeTint="99"/>
-          <w:sz w:val="36"/>
-          <w:szCs w:val="36"/>
-        </w:rPr>
-      </w:pPr>
-      <w:r>
-        <w:rPr>
-          <w:b/>
-          <w:bCs/>
-          <w:color w:val="D86DCB" w:themeColor="accent5" w:themeTint="99"/>
-          <w:sz w:val="36"/>
-          <w:szCs w:val="36"/>
-        </w:rPr>
-        <w:t xml:space="preserve">    __name = ''</w:t>
-      </w:r>
-    </w:p>
-    <w:p>
-      <w:pPr>
-        <w:jc w:val="both"/>
-        <w:rPr>
-          <w:b/>
-          <w:bCs/>
-          <w:color w:val="D86DCB" w:themeColor="accent5" w:themeTint="99"/>
-          <w:sz w:val="36"/>
-          <w:szCs w:val="36"/>
-        </w:rPr>
-      </w:pPr>
-      <w:r>
-        <w:rPr>
-          <w:b/>
-          <w:bCs/>
-          <w:color w:val="D86DCB" w:themeColor="accent5" w:themeTint="99"/>
-          <w:sz w:val="36"/>
-          <w:szCs w:val="36"/>
-        </w:rPr>
-        <w:t xml:space="preserve">    __price = 0.0</w:t>
-      </w:r>
-    </w:p>
-    <w:p>
-      <w:pPr>
-        <w:jc w:val="both"/>
-        <w:rPr>
-          <w:b/>
-          <w:bCs/>
-          <w:color w:val="D86DCB" w:themeColor="accent5" w:themeTint="99"/>
-          <w:sz w:val="36"/>
-          <w:szCs w:val="36"/>
-        </w:rPr>
-      </w:pPr>
-      <w:r>
-        <w:rPr>
-          <w:b/>
-          <w:bCs/>
-          <w:color w:val="D86DCB" w:themeColor="accent5" w:themeTint="99"/>
-          <w:sz w:val="36"/>
-          <w:szCs w:val="36"/>
-        </w:rPr>
-        <w:t xml:space="preserve">    def </w:t>
-      </w:r>
-      <w:proofErr w:type="spellStart"/>
-      <w:r>
-        <w:rPr>
-          <w:b/>
-          <w:bCs/>
-          <w:color w:val="D86DCB" w:themeColor="accent5" w:themeTint="99"/>
-          <w:sz w:val="36"/>
-          <w:szCs w:val="36"/>
-        </w:rPr>
-        <w:t>get_name</w:t>
-      </w:r>
-      <w:proofErr w:type="spellEnd"/>
-      <w:r>
-        <w:rPr>
-          <w:b/>
-          <w:bCs/>
-          <w:color w:val="D86DCB" w:themeColor="accent5" w:themeTint="99"/>
-          <w:sz w:val="36"/>
-          <w:szCs w:val="36"/>
-        </w:rPr>
-        <w:t>(self):</w:t>
-      </w:r>
-    </w:p>
-    <w:p>
-      <w:pPr>
-        <w:jc w:val="both"/>
-        <w:rPr>
-          <w:b/>
-          <w:bCs/>
-          <w:color w:val="D86DCB" w:themeColor="accent5" w:themeTint="99"/>
-          <w:sz w:val="36"/>
-          <w:szCs w:val="36"/>
-        </w:rPr>
-      </w:pPr>
-      <w:r>
-        <w:rPr>
-          <w:b/>
-          <w:bCs/>
-          <w:color w:val="D86DCB" w:themeColor="accent5" w:themeTint="99"/>
-          <w:sz w:val="36"/>
-          <w:szCs w:val="36"/>
-        </w:rPr>
-        <w:t xml:space="preserve">        return </w:t>
-      </w:r>
-      <w:proofErr w:type="spellStart"/>
-      <w:proofErr w:type="gramStart"/>
-      <w:r>
-        <w:rPr>
-          <w:b/>
-          <w:bCs/>
-          <w:color w:val="D86DCB" w:themeColor="accent5" w:themeTint="99"/>
-          <w:sz w:val="36"/>
-          <w:szCs w:val="36"/>
-        </w:rPr>
-        <w:t>self._</w:t>
-      </w:r>
-      <w:proofErr w:type="gramEnd"/>
-      <w:r>
-        <w:rPr>
-          <w:b/>
-          <w:bCs/>
-          <w:color w:val="D86DCB" w:themeColor="accent5" w:themeTint="99"/>
-          <w:sz w:val="36"/>
-          <w:szCs w:val="36"/>
-        </w:rPr>
-        <w:t>_name</w:t>
-      </w:r>
-      <w:proofErr w:type="spellEnd"/>
-    </w:p>
-    <w:p>
-      <w:pPr>
-        <w:jc w:val="both"/>
-        <w:rPr>
-          <w:b/>
-          <w:bCs/>
-          <w:color w:val="D86DCB" w:themeColor="accent5" w:themeTint="99"/>
-          <w:sz w:val="36"/>
-          <w:szCs w:val="36"/>
-        </w:rPr>
-      </w:pPr>
-      <w:r>
-        <w:rPr>
-          <w:b/>
-          <w:bCs/>
-          <w:color w:val="D86DCB" w:themeColor="accent5" w:themeTint="99"/>
-          <w:sz w:val="36"/>
-          <w:szCs w:val="36"/>
-        </w:rPr>
-        <w:t xml:space="preserve">    def </w:t>
-      </w:r>
-      <w:proofErr w:type="spellStart"/>
-      <w:r>
-        <w:rPr>
-          <w:b/>
-          <w:bCs/>
-          <w:color w:val="D86DCB" w:themeColor="accent5" w:themeTint="99"/>
-          <w:sz w:val="36"/>
-          <w:szCs w:val="36"/>
-        </w:rPr>
-        <w:t>get_price</w:t>
-      </w:r>
-      <w:proofErr w:type="spellEnd"/>
-      <w:r>
-        <w:rPr>
-          <w:b/>
-          <w:bCs/>
-          <w:color w:val="D86DCB" w:themeColor="accent5" w:themeTint="99"/>
-          <w:sz w:val="36"/>
-          <w:szCs w:val="36"/>
-        </w:rPr>
-        <w:t>(self):</w:t>
-      </w:r>
-    </w:p>
-    <w:p>
-      <w:pPr>
-        <w:jc w:val="both"/>
-        <w:rPr>
-          <w:b/>
-          <w:bCs/>
-          <w:color w:val="D86DCB" w:themeColor="accent5" w:themeTint="99"/>
-          <w:sz w:val="36"/>
-          <w:szCs w:val="36"/>
-        </w:rPr>
-      </w:pPr>
-      <w:r>
-        <w:rPr>
-          <w:b/>
-          <w:bCs/>
-          <w:color w:val="D86DCB" w:themeColor="accent5" w:themeTint="99"/>
-          <w:sz w:val="36"/>
-          <w:szCs w:val="36"/>
-        </w:rPr>
-        <w:t xml:space="preserve">        return </w:t>
-      </w:r>
-      <w:proofErr w:type="spellStart"/>
-      <w:proofErr w:type="gramStart"/>
-      <w:r>
-        <w:rPr>
-          <w:b/>
-          <w:bCs/>
-          <w:color w:val="D86DCB" w:themeColor="accent5" w:themeTint="99"/>
-          <w:sz w:val="36"/>
-          <w:szCs w:val="36"/>
-        </w:rPr>
-        <w:t>self._</w:t>
-      </w:r>
-      <w:proofErr w:type="gramEnd"/>
-      <w:r>
-        <w:rPr>
-          <w:b/>
-          <w:bCs/>
-          <w:color w:val="D86DCB" w:themeColor="accent5" w:themeTint="99"/>
-          <w:sz w:val="36"/>
-          <w:szCs w:val="36"/>
-        </w:rPr>
-        <w:t>_price</w:t>
-      </w:r>
-      <w:proofErr w:type="spellEnd"/>
-    </w:p>
-    <w:p>
-      <w:pPr>
-        <w:jc w:val="both"/>
-        <w:rPr>
-          <w:b/>
-          <w:bCs/>
-          <w:color w:val="D86DCB" w:themeColor="accent5" w:themeTint="99"/>
-          <w:sz w:val="36"/>
-          <w:szCs w:val="36"/>
-        </w:rPr>
-      </w:pPr>
-      <w:r>
-        <w:rPr>
-          <w:b/>
-          <w:bCs/>
-          <w:color w:val="D86DCB" w:themeColor="accent5" w:themeTint="99"/>
-          <w:sz w:val="36"/>
-          <w:szCs w:val="36"/>
-        </w:rPr>
-        <w:t xml:space="preserve">    def </w:t>
-      </w:r>
-      <w:proofErr w:type="spellStart"/>
-      <w:r>
-        <w:rPr>
-          <w:b/>
-          <w:bCs/>
-          <w:color w:val="D86DCB" w:themeColor="accent5" w:themeTint="99"/>
-          <w:sz w:val="36"/>
-          <w:szCs w:val="36"/>
-        </w:rPr>
-        <w:t>set_</w:t>
-      </w:r>
-      <w:proofErr w:type="gramStart"/>
-      <w:r>
-        <w:rPr>
-          <w:b/>
-          <w:bCs/>
-          <w:color w:val="D86DCB" w:themeColor="accent5" w:themeTint="99"/>
-          <w:sz w:val="36"/>
-          <w:szCs w:val="36"/>
-        </w:rPr>
-        <w:t>name</w:t>
-      </w:r>
-      <w:proofErr w:type="spellEnd"/>
-      <w:r>
-        <w:rPr>
-          <w:b/>
-          <w:bCs/>
-          <w:color w:val="D86DCB" w:themeColor="accent5" w:themeTint="99"/>
-          <w:sz w:val="36"/>
-          <w:szCs w:val="36"/>
-        </w:rPr>
-        <w:t>(</w:t>
-      </w:r>
-      <w:proofErr w:type="gramEnd"/>
-      <w:r>
-        <w:rPr>
-          <w:b/>
-          <w:bCs/>
-          <w:color w:val="D86DCB" w:themeColor="accent5" w:themeTint="99"/>
-          <w:sz w:val="36"/>
-          <w:szCs w:val="36"/>
-        </w:rPr>
-        <w:t>self, price):</w:t>
-      </w:r>
-    </w:p>
-    <w:p>
-      <w:pPr>
-        <w:jc w:val="both"/>
-        <w:rPr>
-          <w:b/>
-          <w:bCs/>
-          <w:color w:val="D86DCB" w:themeColor="accent5" w:themeTint="99"/>
-          <w:sz w:val="36"/>
-          <w:szCs w:val="36"/>
-        </w:rPr>
-      </w:pPr>
-      <w:r>
-        <w:rPr>
-          <w:b/>
-          <w:bCs/>
-          <w:color w:val="D86DCB" w:themeColor="accent5" w:themeTint="99"/>
-          <w:sz w:val="36"/>
-          <w:szCs w:val="36"/>
-        </w:rPr>
-        <w:lastRenderedPageBreak/>
-        <w:t xml:space="preserve">        </w:t>
-      </w:r>
-      <w:proofErr w:type="spellStart"/>
-      <w:proofErr w:type="gramStart"/>
-      <w:r>
-        <w:rPr>
-          <w:b/>
-          <w:bCs/>
-          <w:color w:val="D86DCB" w:themeColor="accent5" w:themeTint="99"/>
-          <w:sz w:val="36"/>
-          <w:szCs w:val="36"/>
-        </w:rPr>
-        <w:t>self._</w:t>
-      </w:r>
-      <w:proofErr w:type="gramEnd"/>
-      <w:r>
-        <w:rPr>
-          <w:b/>
-          <w:bCs/>
-          <w:color w:val="D86DCB" w:themeColor="accent5" w:themeTint="99"/>
-          <w:sz w:val="36"/>
-          <w:szCs w:val="36"/>
-        </w:rPr>
-        <w:t>_price</w:t>
-      </w:r>
-      <w:proofErr w:type="spellEnd"/>
-      <w:r>
-        <w:rPr>
-          <w:b/>
-          <w:bCs/>
-          <w:color w:val="D86DCB" w:themeColor="accent5" w:themeTint="99"/>
-          <w:sz w:val="36"/>
-          <w:szCs w:val="36"/>
-        </w:rPr>
-        <w:t xml:space="preserve"> = price</w:t>
-      </w:r>
-    </w:p>
-    <w:p>
-      <w:pPr>
-        <w:jc w:val="both"/>
-        <w:rPr>
-          <w:b/>
-          <w:bCs/>
-          <w:color w:val="D86DCB" w:themeColor="accent5" w:themeTint="99"/>
-          <w:sz w:val="36"/>
-          <w:szCs w:val="36"/>
-        </w:rPr>
-      </w:pPr>
-      <w:r>
-        <w:rPr>
-          <w:b/>
-          <w:bCs/>
-          <w:color w:val="D86DCB" w:themeColor="accent5" w:themeTint="99"/>
-          <w:sz w:val="36"/>
-          <w:szCs w:val="36"/>
-        </w:rPr>
-        <w:t xml:space="preserve">    def </w:t>
-      </w:r>
-      <w:proofErr w:type="spellStart"/>
-      <w:r>
-        <w:rPr>
-          <w:b/>
-          <w:bCs/>
-          <w:color w:val="D86DCB" w:themeColor="accent5" w:themeTint="99"/>
-          <w:sz w:val="36"/>
-          <w:szCs w:val="36"/>
-        </w:rPr>
-        <w:t>apply_</w:t>
-      </w:r>
-      <w:proofErr w:type="gramStart"/>
-      <w:r>
-        <w:rPr>
-          <w:b/>
-          <w:bCs/>
-          <w:color w:val="D86DCB" w:themeColor="accent5" w:themeTint="99"/>
-          <w:sz w:val="36"/>
-          <w:szCs w:val="36"/>
-        </w:rPr>
-        <w:t>discount</w:t>
-      </w:r>
-      <w:proofErr w:type="spellEnd"/>
-      <w:r>
-        <w:rPr>
-          <w:b/>
-          <w:bCs/>
-          <w:color w:val="D86DCB" w:themeColor="accent5" w:themeTint="99"/>
-          <w:sz w:val="36"/>
-          <w:szCs w:val="36"/>
-        </w:rPr>
-        <w:t>(</w:t>
-      </w:r>
-      <w:proofErr w:type="gramEnd"/>
-      <w:r>
-        <w:rPr>
-          <w:b/>
-          <w:bCs/>
-          <w:color w:val="D86DCB" w:themeColor="accent5" w:themeTint="99"/>
-          <w:sz w:val="36"/>
-          <w:szCs w:val="36"/>
-        </w:rPr>
-        <w:t>self, pct):</w:t>
-      </w:r>
-    </w:p>
-    <w:p>
-      <w:pPr>
-        <w:jc w:val="both"/>
-        <w:rPr>
-          <w:b/>
-          <w:bCs/>
-          <w:color w:val="D86DCB" w:themeColor="accent5" w:themeTint="99"/>
-          <w:sz w:val="36"/>
-          <w:szCs w:val="36"/>
-        </w:rPr>
-      </w:pPr>
-      <w:r>
-        <w:rPr>
-          <w:b/>
-          <w:bCs/>
-          <w:color w:val="D86DCB" w:themeColor="accent5" w:themeTint="99"/>
-          <w:sz w:val="36"/>
-          <w:szCs w:val="36"/>
-        </w:rPr>
-        <w:t xml:space="preserve">        </w:t>
-      </w:r>
-      <w:proofErr w:type="gramStart"/>
-      <w:r>
-        <w:rPr>
-          <w:b/>
-          <w:bCs/>
-          <w:color w:val="D86DCB" w:themeColor="accent5" w:themeTint="99"/>
-          <w:sz w:val="36"/>
-          <w:szCs w:val="36"/>
-        </w:rPr>
-        <w:t xml:space="preserve">return  </w:t>
-      </w:r>
-      <w:proofErr w:type="spellStart"/>
-      <w:r>
-        <w:rPr>
-          <w:b/>
-          <w:bCs/>
-          <w:color w:val="D86DCB" w:themeColor="accent5" w:themeTint="99"/>
-          <w:sz w:val="36"/>
-          <w:szCs w:val="36"/>
-        </w:rPr>
-        <w:t>self</w:t>
-      </w:r>
-      <w:proofErr w:type="gramEnd"/>
-      <w:r>
-        <w:rPr>
-          <w:b/>
-          <w:bCs/>
-          <w:color w:val="D86DCB" w:themeColor="accent5" w:themeTint="99"/>
-          <w:sz w:val="36"/>
-          <w:szCs w:val="36"/>
-        </w:rPr>
-        <w:t>.__price</w:t>
-      </w:r>
-      <w:proofErr w:type="spellEnd"/>
-      <w:r>
-        <w:rPr>
-          <w:b/>
-          <w:bCs/>
-          <w:color w:val="D86DCB" w:themeColor="accent5" w:themeTint="99"/>
-          <w:sz w:val="36"/>
-          <w:szCs w:val="36"/>
-        </w:rPr>
-        <w:t xml:space="preserve"> * (1 - pct/100)</w:t>
-      </w:r>
-    </w:p>
-    <w:p>
-      <w:pPr>
-        <w:jc w:val="both"/>
-        <w:rPr>
-          <w:b/>
-          <w:bCs/>
-          <w:color w:val="D86DCB" w:themeColor="accent5" w:themeTint="99"/>
-          <w:sz w:val="36"/>
-          <w:szCs w:val="36"/>
-        </w:rPr>
-      </w:pPr>
-    </w:p>
-    <w:p>
-      <w:pPr>
-        <w:jc w:val="both"/>
-        <w:rPr>
-          <w:b/>
-          <w:bCs/>
-          <w:color w:val="D86DCB" w:themeColor="accent5" w:themeTint="99"/>
-          <w:sz w:val="36"/>
-          <w:szCs w:val="36"/>
-        </w:rPr>
-      </w:pPr>
-      <w:r>
-        <w:rPr>
-          <w:b/>
-          <w:bCs/>
-          <w:color w:val="D86DCB" w:themeColor="accent5" w:themeTint="99"/>
-          <w:sz w:val="36"/>
-          <w:szCs w:val="36"/>
-        </w:rPr>
-        <w:t xml:space="preserve">class </w:t>
-      </w:r>
-      <w:proofErr w:type="spellStart"/>
-      <w:r>
-        <w:rPr>
-          <w:b/>
-          <w:bCs/>
-          <w:color w:val="D86DCB" w:themeColor="accent5" w:themeTint="99"/>
-          <w:sz w:val="36"/>
-          <w:szCs w:val="36"/>
-        </w:rPr>
-        <w:t>ProductPricing</w:t>
-      </w:r>
-      <w:proofErr w:type="spellEnd"/>
-      <w:r>
-        <w:rPr>
-          <w:b/>
-          <w:bCs/>
-          <w:color w:val="D86DCB" w:themeColor="accent5" w:themeTint="99"/>
-          <w:sz w:val="36"/>
-          <w:szCs w:val="36"/>
-        </w:rPr>
-        <w:t>:</w:t>
-      </w:r>
-    </w:p>
-    <w:p>
-      <w:pPr>
-        <w:jc w:val="both"/>
-        <w:rPr>
-          <w:b/>
-          <w:bCs/>
-          <w:color w:val="D86DCB" w:themeColor="accent5" w:themeTint="99"/>
-          <w:sz w:val="36"/>
-          <w:szCs w:val="36"/>
-        </w:rPr>
-      </w:pPr>
-      <w:r>
-        <w:rPr>
-          <w:b/>
-          <w:bCs/>
-          <w:color w:val="D86DCB" w:themeColor="accent5" w:themeTint="99"/>
-          <w:sz w:val="36"/>
-          <w:szCs w:val="36"/>
-        </w:rPr>
-        <w:t xml:space="preserve">    def </w:t>
-      </w:r>
-      <w:proofErr w:type="spellStart"/>
-      <w:r>
-        <w:rPr>
-          <w:b/>
-          <w:bCs/>
-          <w:color w:val="D86DCB" w:themeColor="accent5" w:themeTint="99"/>
-          <w:sz w:val="36"/>
-          <w:szCs w:val="36"/>
-        </w:rPr>
-        <w:t>apply_</w:t>
-      </w:r>
-      <w:proofErr w:type="gramStart"/>
-      <w:r>
-        <w:rPr>
-          <w:b/>
-          <w:bCs/>
-          <w:color w:val="D86DCB" w:themeColor="accent5" w:themeTint="99"/>
-          <w:sz w:val="36"/>
-          <w:szCs w:val="36"/>
-        </w:rPr>
-        <w:t>discount</w:t>
-      </w:r>
-      <w:proofErr w:type="spellEnd"/>
-      <w:r>
-        <w:rPr>
-          <w:b/>
-          <w:bCs/>
-          <w:color w:val="D86DCB" w:themeColor="accent5" w:themeTint="99"/>
-          <w:sz w:val="36"/>
-          <w:szCs w:val="36"/>
-        </w:rPr>
-        <w:t>(</w:t>
-      </w:r>
-      <w:proofErr w:type="gramEnd"/>
-      <w:r>
-        <w:rPr>
-          <w:b/>
-          <w:bCs/>
-          <w:color w:val="D86DCB" w:themeColor="accent5" w:themeTint="99"/>
-          <w:sz w:val="36"/>
-          <w:szCs w:val="36"/>
-        </w:rPr>
-        <w:t>self, product = Product(), pct = 0.0):</w:t>
-      </w:r>
-    </w:p>
-    <w:p>
-      <w:pPr>
-        <w:jc w:val="both"/>
-        <w:rPr>
-          <w:b/>
-          <w:bCs/>
-          <w:color w:val="D86DCB" w:themeColor="accent5" w:themeTint="99"/>
-          <w:sz w:val="36"/>
-          <w:szCs w:val="36"/>
-        </w:rPr>
-      </w:pPr>
-      <w:r>
-        <w:rPr>
-          <w:b/>
-          <w:bCs/>
-          <w:color w:val="D86DCB" w:themeColor="accent5" w:themeTint="99"/>
-          <w:sz w:val="36"/>
-          <w:szCs w:val="36"/>
-        </w:rPr>
-        <w:t xml:space="preserve">        return </w:t>
-      </w:r>
-      <w:proofErr w:type="spellStart"/>
-      <w:r>
-        <w:rPr>
-          <w:b/>
-          <w:bCs/>
-          <w:color w:val="D86DCB" w:themeColor="accent5" w:themeTint="99"/>
-          <w:sz w:val="36"/>
-          <w:szCs w:val="36"/>
-        </w:rPr>
-        <w:t>product.get_</w:t>
-      </w:r>
-      <w:proofErr w:type="gramStart"/>
-      <w:r>
-        <w:rPr>
-          <w:b/>
-          <w:bCs/>
-          <w:color w:val="D86DCB" w:themeColor="accent5" w:themeTint="99"/>
-          <w:sz w:val="36"/>
-          <w:szCs w:val="36"/>
-        </w:rPr>
-        <w:t>price</w:t>
-      </w:r>
-      <w:proofErr w:type="spellEnd"/>
-      <w:r>
-        <w:rPr>
-          <w:b/>
-          <w:bCs/>
-          <w:color w:val="D86DCB" w:themeColor="accent5" w:themeTint="99"/>
-          <w:sz w:val="36"/>
-          <w:szCs w:val="36"/>
-        </w:rPr>
-        <w:t>(</w:t>
-      </w:r>
-      <w:proofErr w:type="gramEnd"/>
-      <w:r>
-        <w:rPr>
-          <w:b/>
-          <w:bCs/>
-          <w:color w:val="D86DCB" w:themeColor="accent5" w:themeTint="99"/>
-          <w:sz w:val="36"/>
-          <w:szCs w:val="36"/>
-        </w:rPr>
-        <w:t>) * (1 - pct/100)</w:t>
+        <w:t xml:space="preserve">        return product.get_price() * (1 - pct/100)</w:t>
       </w:r>
     </w:p>
     <w:p>
@@ -4164,10 +3237,12 @@
           <w:sz w:val="36"/>
           <w:szCs w:val="36"/>
         </w:rPr>
-        <w:t xml:space="preserve">void </w:t>
-      </w:r>
-      <w:proofErr w:type="spellStart"/>
-      <w:r>
+        <w:t>void onTap () {</w:t>
+      </w:r>
+    </w:p>
+    <w:p>
+      <w:pPr>
+        <w:jc w:val="both"/>
         <w:rPr>
           <w:b/>
           <w:bCs/>
@@ -4175,9 +3250,7 @@
           <w:sz w:val="36"/>
           <w:szCs w:val="36"/>
         </w:rPr>
-        <w:t>onTap</w:t>
-      </w:r>
-      <w:proofErr w:type="spellEnd"/>
+      </w:pPr>
       <w:r>
         <w:rPr>
           <w:b/>
@@ -4186,7 +3259,7 @@
           <w:sz w:val="36"/>
           <w:szCs w:val="36"/>
         </w:rPr>
-        <w:t xml:space="preserve"> () {</w:t>
+        <w:t xml:space="preserve">   if (isSuccess) {</w:t>
       </w:r>
     </w:p>
     <w:p>
@@ -4208,10 +3281,12 @@
           <w:sz w:val="36"/>
           <w:szCs w:val="36"/>
         </w:rPr>
-        <w:t xml:space="preserve">   if (</w:t>
-      </w:r>
-      <w:proofErr w:type="spellStart"/>
-      <w:r>
+        <w:t xml:space="preserve">       // do something</w:t>
+      </w:r>
+    </w:p>
+    <w:p>
+      <w:pPr>
+        <w:jc w:val="both"/>
         <w:rPr>
           <w:b/>
           <w:bCs/>
@@ -4219,9 +3294,7 @@
           <w:sz w:val="36"/>
           <w:szCs w:val="36"/>
         </w:rPr>
-        <w:t>isSuccess</w:t>
-      </w:r>
-      <w:proofErr w:type="spellEnd"/>
+      </w:pPr>
       <w:r>
         <w:rPr>
           <w:b/>
@@ -4230,7 +3303,7 @@
           <w:sz w:val="36"/>
           <w:szCs w:val="36"/>
         </w:rPr>
-        <w:t>) {</w:t>
+        <w:t xml:space="preserve">   }</w:t>
       </w:r>
     </w:p>
     <w:p>
@@ -4252,7 +3325,39 @@
           <w:sz w:val="36"/>
           <w:szCs w:val="36"/>
         </w:rPr>
-        <w:t xml:space="preserve">       // do something</w:t>
+        <w:t>}</w:t>
+      </w:r>
+    </w:p>
+    <w:p>
+      <w:pPr>
+        <w:jc w:val="both"/>
+        <w:rPr>
+          <w:sz w:val="36"/>
+          <w:szCs w:val="36"/>
+        </w:rPr>
+      </w:pPr>
+      <w:r>
+        <w:rPr>
+          <w:sz w:val="36"/>
+          <w:szCs w:val="36"/>
+        </w:rPr>
+        <w:t># But if we use the inverse condition or not (</w:t>
+      </w:r>
+      <w:r>
+        <w:rPr>
+          <w:b/>
+          <w:bCs/>
+          <w:sz w:val="36"/>
+          <w:szCs w:val="36"/>
+        </w:rPr>
+        <w:t>!</w:t>
+      </w:r>
+      <w:r>
+        <w:rPr>
+          <w:sz w:val="36"/>
+          <w:szCs w:val="36"/>
+        </w:rPr>
+        <w:t>) then the code becomes</w:t>
       </w:r>
     </w:p>
     <w:p>
@@ -4274,7 +3379,7 @@
           <w:sz w:val="36"/>
           <w:szCs w:val="36"/>
         </w:rPr>
-        <w:t xml:space="preserve">   }</w:t>
+        <w:t>void onTap () {</w:t>
       </w:r>
     </w:p>
     <w:p>
@@ -4296,139 +3401,7 @@
           <w:sz w:val="36"/>
           <w:szCs w:val="36"/>
         </w:rPr>
-        <w:t>}</w:t>
-      </w:r>
-    </w:p>
-    <w:p>
-      <w:pPr>
-        <w:jc w:val="both"/>
-        <w:rPr>
-          <w:sz w:val="36"/>
-          <w:szCs w:val="36"/>
-        </w:rPr>
-      </w:pPr>
-      <w:r>
-        <w:rPr>
-          <w:sz w:val="36"/>
-          <w:szCs w:val="36"/>
-        </w:rPr>
-        <w:t># But if we use the inverse condition or not (</w:t>
-      </w:r>
-      <w:r>
-        <w:rPr>
-          <w:b/>
-          <w:bCs/>
-          <w:sz w:val="36"/>
-          <w:szCs w:val="36"/>
-        </w:rPr>
-        <w:t>!</w:t>
-      </w:r>
-      <w:r>
-        <w:rPr>
-          <w:sz w:val="36"/>
-          <w:szCs w:val="36"/>
-        </w:rPr>
-        <w:t>) then the code becomes</w:t>
-      </w:r>
-    </w:p>
-    <w:p>
-      <w:pPr>
-        <w:jc w:val="both"/>
-        <w:rPr>
-          <w:b/>
-          <w:bCs/>
-          <w:color w:val="D86DCB" w:themeColor="accent5" w:themeTint="99"/>
-          <w:sz w:val="36"/>
-          <w:szCs w:val="36"/>
-        </w:rPr>
-      </w:pPr>
-      <w:r>
-        <w:rPr>
-          <w:b/>
-          <w:bCs/>
-          <w:color w:val="D86DCB" w:themeColor="accent5" w:themeTint="99"/>
-          <w:sz w:val="36"/>
-          <w:szCs w:val="36"/>
-        </w:rPr>
-        <w:t xml:space="preserve">void </w:t>
-      </w:r>
-      <w:proofErr w:type="spellStart"/>
-      <w:r>
-        <w:rPr>
-          <w:b/>
-          <w:bCs/>
-          <w:color w:val="D86DCB" w:themeColor="accent5" w:themeTint="99"/>
-          <w:sz w:val="36"/>
-          <w:szCs w:val="36"/>
-        </w:rPr>
-        <w:t>onTap</w:t>
-      </w:r>
-      <w:proofErr w:type="spellEnd"/>
-      <w:r>
-        <w:rPr>
-          <w:b/>
-          <w:bCs/>
-          <w:color w:val="D86DCB" w:themeColor="accent5" w:themeTint="99"/>
-          <w:sz w:val="36"/>
-          <w:szCs w:val="36"/>
-        </w:rPr>
-        <w:t xml:space="preserve"> () {</w:t>
-      </w:r>
-    </w:p>
-    <w:p>
-      <w:pPr>
-        <w:jc w:val="both"/>
-        <w:rPr>
-          <w:b/>
-          <w:bCs/>
-          <w:color w:val="D86DCB" w:themeColor="accent5" w:themeTint="99"/>
-          <w:sz w:val="36"/>
-          <w:szCs w:val="36"/>
-        </w:rPr>
-      </w:pPr>
-      <w:r>
-        <w:rPr>
-          <w:b/>
-          <w:bCs/>
-          <w:color w:val="D86DCB" w:themeColor="accent5" w:themeTint="99"/>
-          <w:sz w:val="36"/>
-          <w:szCs w:val="36"/>
-        </w:rPr>
-        <w:t xml:space="preserve">   if </w:t>
-      </w:r>
-      <w:proofErr w:type="gramStart"/>
-      <w:r>
-        <w:rPr>
-          <w:b/>
-          <w:bCs/>
-          <w:color w:val="D86DCB" w:themeColor="accent5" w:themeTint="99"/>
-          <w:sz w:val="36"/>
-          <w:szCs w:val="36"/>
-        </w:rPr>
-        <w:t>(!</w:t>
-      </w:r>
-      <w:proofErr w:type="spellStart"/>
-      <w:r>
-        <w:rPr>
-          <w:b/>
-          <w:bCs/>
-          <w:color w:val="D86DCB" w:themeColor="accent5" w:themeTint="99"/>
-          <w:sz w:val="36"/>
-          <w:szCs w:val="36"/>
-        </w:rPr>
-        <w:t>isSuccess</w:t>
-      </w:r>
-      <w:proofErr w:type="spellEnd"/>
-      <w:proofErr w:type="gramEnd"/>
-      <w:r>
-        <w:rPr>
-          <w:b/>
-          <w:bCs/>
-          <w:color w:val="D86DCB" w:themeColor="accent5" w:themeTint="99"/>
-          <w:sz w:val="36"/>
-          <w:szCs w:val="36"/>
-        </w:rPr>
-        <w:t>) return;</w:t>
+        <w:t xml:space="preserve">   if (!isSuccess) return;</w:t>
       </w:r>
     </w:p>
     <w:p>
@@ -5330,59 +4303,30 @@
         </w:rPr>
         <w:t xml:space="preserve"> </w:t>
       </w:r>
-      <w:proofErr w:type="spellStart"/>
-      <w:r>
-        <w:rPr>
-          <w:b/>
-          <w:bCs/>
-          <w:sz w:val="36"/>
-          <w:szCs w:val="36"/>
-        </w:rPr>
-        <w:t>StreamSubscription</w:t>
-      </w:r>
-      <w:proofErr w:type="spellEnd"/>
-      <w:r>
-        <w:rPr>
-          <w:b/>
-          <w:bCs/>
-          <w:sz w:val="36"/>
-          <w:szCs w:val="36"/>
-        </w:rPr>
-        <w:t xml:space="preserve"> </w:t>
-      </w:r>
-      <w:r>
-        <w:rPr>
-          <w:sz w:val="36"/>
-          <w:szCs w:val="36"/>
-        </w:rPr>
-        <w:t xml:space="preserve">objects held in controllers that </w:t>
-      </w:r>
-      <w:proofErr w:type="gramStart"/>
-      <w:r>
-        <w:rPr>
-          <w:sz w:val="36"/>
-          <w:szCs w:val="36"/>
-        </w:rPr>
-        <w:t xml:space="preserve">never </w:t>
-      </w:r>
-      <w:r>
-        <w:rPr>
-          <w:b/>
-          <w:bCs/>
-          <w:sz w:val="36"/>
-          <w:szCs w:val="36"/>
-        </w:rPr>
-        <w:t>.cancel</w:t>
-      </w:r>
-      <w:proofErr w:type="gramEnd"/>
-      <w:r>
-        <w:rPr>
-          <w:b/>
-          <w:bCs/>
-          <w:sz w:val="36"/>
-          <w:szCs w:val="36"/>
-        </w:rPr>
-        <w:t>()</w:t>
+      <w:r>
+        <w:rPr>
+          <w:b/>
+          <w:bCs/>
+          <w:sz w:val="36"/>
+          <w:szCs w:val="36"/>
+        </w:rPr>
+        <w:t xml:space="preserve">StreamSubscription </w:t>
+      </w:r>
+      <w:r>
+        <w:rPr>
+          <w:sz w:val="36"/>
+          <w:szCs w:val="36"/>
+        </w:rPr>
+        <w:t xml:space="preserve">objects held in controllers that never </w:t>
+      </w:r>
+      <w:r>
+        <w:rPr>
+          <w:b/>
+          <w:bCs/>
+          <w:sz w:val="36"/>
+          <w:szCs w:val="36"/>
+        </w:rPr>
+        <w:t>.cancel()</w:t>
       </w:r>
       <w:r>
         <w:rPr>
@@ -5921,7 +4865,6 @@
           <w:szCs w:val="36"/>
         </w:rPr>
       </w:pPr>
-      <w:proofErr w:type="spellStart"/>
       <w:r>
         <w:rPr>
           <w:sz w:val="36"/>
@@ -5929,7 +4872,6 @@
         </w:rPr>
         <w:t>Vercel</w:t>
       </w:r>
-      <w:proofErr w:type="spellEnd"/>
     </w:p>
     <w:p>
       <w:pPr>
@@ -5944,7 +4886,6 @@
           <w:szCs w:val="36"/>
         </w:rPr>
       </w:pPr>
-      <w:proofErr w:type="spellStart"/>
       <w:r>
         <w:rPr>
           <w:sz w:val="36"/>
@@ -5959,7 +4900,6 @@
         </w:rPr>
         <w:t>eroku</w:t>
       </w:r>
-      <w:proofErr w:type="spellEnd"/>
     </w:p>
     <w:p>
       <w:pPr>
@@ -6924,20 +5864,8 @@
           <w:sz w:val="36"/>
           <w:szCs w:val="36"/>
         </w:rPr>
-        <w:t>~/.ssh/</w:t>
-      </w:r>
-      <w:proofErr w:type="spellStart"/>
-      <w:r>
-        <w:rPr>
-          <w:b/>
-          <w:bCs/>
-          <w:color w:val="60CAF3" w:themeColor="accent4" w:themeTint="99"/>
-          <w:sz w:val="36"/>
-          <w:szCs w:val="36"/>
-        </w:rPr>
-        <w:t>known_hosts</w:t>
-      </w:r>
-      <w:proofErr w:type="spellEnd"/>
+        <w:t>~/.ssh/known_hosts</w:t>
+      </w:r>
     </w:p>
     <w:p>
       <w:pPr>
@@ -7621,25 +6549,14 @@
           <w:szCs w:val="36"/>
         </w:rPr>
       </w:pPr>
-      <w:proofErr w:type="spellStart"/>
-      <w:r>
-        <w:rPr>
-          <w:b/>
-          <w:bCs/>
-          <w:sz w:val="36"/>
-          <w:szCs w:val="36"/>
-        </w:rPr>
-        <w:t>id_rsa</w:t>
-      </w:r>
-      <w:proofErr w:type="spellEnd"/>
-      <w:r>
-        <w:rPr>
-          <w:b/>
-          <w:bCs/>
-          <w:sz w:val="36"/>
-          <w:szCs w:val="36"/>
-        </w:rPr>
-        <w:t xml:space="preserve">       -&gt; Private Key</w:t>
+      <w:r>
+        <w:rPr>
+          <w:b/>
+          <w:bCs/>
+          <w:sz w:val="36"/>
+          <w:szCs w:val="36"/>
+        </w:rPr>
+        <w:t>id_rsa       -&gt; Private Key</w:t>
       </w:r>
     </w:p>
     <w:p>
@@ -7714,20 +6631,8 @@
           <w:sz w:val="36"/>
           <w:szCs w:val="36"/>
         </w:rPr>
-        <w:t>~/.ssh/</w:t>
-      </w:r>
-      <w:proofErr w:type="spellStart"/>
-      <w:r>
-        <w:rPr>
-          <w:b/>
-          <w:bCs/>
-          <w:color w:val="60CAF3" w:themeColor="accent4" w:themeTint="99"/>
-          <w:sz w:val="36"/>
-          <w:szCs w:val="36"/>
-        </w:rPr>
-        <w:t>authorized_keys</w:t>
-      </w:r>
-      <w:proofErr w:type="spellEnd"/>
+        <w:t>~/.ssh/authorized_keys</w:t>
+      </w:r>
     </w:p>
     <w:p>
       <w:pPr>
@@ -8176,19 +7081,8 @@
           <w:sz w:val="36"/>
           <w:szCs w:val="36"/>
         </w:rPr>
-        <w:t xml:space="preserve">Your </w:t>
-      </w:r>
-      <w:proofErr w:type="gramStart"/>
-      <w:r>
-        <w:rPr>
-          <w:b/>
-          <w:bCs/>
-          <w:sz w:val="36"/>
-          <w:szCs w:val="36"/>
-        </w:rPr>
-        <w:t>Laptop</w:t>
-      </w:r>
-      <w:proofErr w:type="gramEnd"/>
+        <w:t>Your Laptop</w:t>
+      </w:r>
     </w:p>
     <w:p>
       <w:pPr>
@@ -8502,7 +7396,6 @@
           <w:szCs w:val="36"/>
         </w:rPr>
       </w:pPr>
-      <w:proofErr w:type="spellStart"/>
       <w:r>
         <w:rPr>
           <w:b/>
@@ -8512,7 +7405,6 @@
         </w:rPr>
         <w:t>known_hosts</w:t>
       </w:r>
-      <w:proofErr w:type="spellEnd"/>
     </w:p>
     <w:p>
       <w:pPr>
@@ -8857,1927 +7749,7 @@
     </w:p>
     <w:p>
       <w:pPr>
-        <w:jc w:val="both"/>
-        <w:rPr>
-          <w:sz w:val="36"/>
-          <w:szCs w:val="36"/>
-        </w:rPr>
-      </w:pPr>
-    </w:p>
-    <w:p>
-      <w:pPr>
-        <w:jc w:val="both"/>
-        <w:rPr>
-          <w:b/>
-          <w:bCs/>
-          <w:sz w:val="36"/>
-          <w:szCs w:val="36"/>
-        </w:rPr>
-      </w:pPr>
-      <w:r>
-        <w:rPr>
-          <w:b/>
-          <w:bCs/>
-          <w:sz w:val="36"/>
-          <w:szCs w:val="36"/>
-        </w:rPr>
-        <w:t>Implementation of SSH Key:</w:t>
-      </w:r>
-    </w:p>
-    <w:p>
-      <w:pPr>
-        <w:jc w:val="both"/>
-        <w:rPr>
-          <w:sz w:val="36"/>
-          <w:szCs w:val="36"/>
-        </w:rPr>
-      </w:pPr>
-      <w:r>
-        <w:rPr>
-          <w:sz w:val="36"/>
-          <w:szCs w:val="36"/>
-        </w:rPr>
-        <w:t xml:space="preserve"># </w:t>
-      </w:r>
-      <w:r>
-        <w:rPr>
-          <w:sz w:val="36"/>
-          <w:szCs w:val="36"/>
-        </w:rPr>
-        <w:t>Cloning a GitHub Repo with SSH. Instead of HTTPS:</w:t>
-      </w:r>
-    </w:p>
-    <w:p>
-      <w:pPr>
-        <w:jc w:val="both"/>
-        <w:rPr>
-          <w:b/>
-          <w:bCs/>
-          <w:color w:val="60CAF3" w:themeColor="accent4" w:themeTint="99"/>
-          <w:sz w:val="36"/>
-          <w:szCs w:val="36"/>
-        </w:rPr>
-      </w:pPr>
-      <w:r>
-        <w:rPr>
-          <w:b/>
-          <w:bCs/>
-          <w:color w:val="60CAF3" w:themeColor="accent4" w:themeTint="99"/>
-          <w:sz w:val="36"/>
-          <w:szCs w:val="36"/>
-        </w:rPr>
-        <w:t>git clone https://github.com/username/repo.git</w:t>
-      </w:r>
-    </w:p>
-    <w:p>
-      <w:pPr>
-        <w:jc w:val="both"/>
-        <w:rPr>
-          <w:sz w:val="36"/>
-          <w:szCs w:val="36"/>
-        </w:rPr>
-      </w:pPr>
-      <w:r>
-        <w:rPr>
-          <w:sz w:val="36"/>
-          <w:szCs w:val="36"/>
-        </w:rPr>
-        <w:t># Using SSH:</w:t>
-      </w:r>
-    </w:p>
-    <w:p>
-      <w:pPr>
-        <w:jc w:val="both"/>
-        <w:rPr>
-          <w:b/>
-          <w:bCs/>
-          <w:color w:val="60CAF3" w:themeColor="accent4" w:themeTint="99"/>
-          <w:sz w:val="36"/>
-          <w:szCs w:val="36"/>
-        </w:rPr>
-      </w:pPr>
-      <w:r>
-        <w:rPr>
-          <w:b/>
-          <w:bCs/>
-          <w:color w:val="60CAF3" w:themeColor="accent4" w:themeTint="99"/>
-          <w:sz w:val="36"/>
-          <w:szCs w:val="36"/>
-        </w:rPr>
-        <w:t xml:space="preserve">git clone </w:t>
-      </w:r>
-      <w:proofErr w:type="spellStart"/>
-      <w:proofErr w:type="gramStart"/>
-      <w:r>
-        <w:rPr>
-          <w:b/>
-          <w:bCs/>
-          <w:color w:val="60CAF3" w:themeColor="accent4" w:themeTint="99"/>
-          <w:sz w:val="36"/>
-          <w:szCs w:val="36"/>
-        </w:rPr>
-        <w:t>git@github.com:username</w:t>
-      </w:r>
-      <w:proofErr w:type="spellEnd"/>
-      <w:r>
-        <w:rPr>
-          <w:b/>
-          <w:bCs/>
-          <w:color w:val="60CAF3" w:themeColor="accent4" w:themeTint="99"/>
-          <w:sz w:val="36"/>
-          <w:szCs w:val="36"/>
-        </w:rPr>
-        <w:t>/</w:t>
-      </w:r>
-      <w:proofErr w:type="spellStart"/>
-      <w:r>
-        <w:rPr>
-          <w:b/>
-          <w:bCs/>
-          <w:color w:val="60CAF3" w:themeColor="accent4" w:themeTint="99"/>
-          <w:sz w:val="36"/>
-          <w:szCs w:val="36"/>
-        </w:rPr>
-        <w:t>repo.git</w:t>
-      </w:r>
-      <w:proofErr w:type="spellEnd"/>
-      <w:proofErr w:type="gramEnd"/>
-    </w:p>
-    <w:p>
-      <w:pPr>
-        <w:jc w:val="both"/>
-        <w:rPr>
-          <w:sz w:val="36"/>
-          <w:szCs w:val="36"/>
-        </w:rPr>
-      </w:pPr>
-      <w:r>
-        <w:rPr>
-          <w:sz w:val="36"/>
-          <w:szCs w:val="36"/>
-        </w:rPr>
-        <w:t xml:space="preserve"># </w:t>
-      </w:r>
-      <w:r>
-        <w:rPr>
-          <w:sz w:val="36"/>
-          <w:szCs w:val="36"/>
-        </w:rPr>
-        <w:t>This means:</w:t>
-      </w:r>
-    </w:p>
-    <w:p>
-      <w:pPr>
-        <w:pStyle w:val="ListParagraph"/>
-        <w:numPr>
-          <w:ilvl w:val="0"/>
-          <w:numId w:val="23"/>
-        </w:numPr>
-        <w:jc w:val="both"/>
-        <w:rPr>
-          <w:sz w:val="36"/>
-          <w:szCs w:val="36"/>
-        </w:rPr>
-      </w:pPr>
-      <w:r>
-        <w:rPr>
-          <w:sz w:val="36"/>
-          <w:szCs w:val="36"/>
-        </w:rPr>
-        <w:t>GitHub stores our public key</w:t>
-      </w:r>
-    </w:p>
-    <w:p>
-      <w:pPr>
-        <w:pStyle w:val="ListParagraph"/>
-        <w:numPr>
-          <w:ilvl w:val="0"/>
-          <w:numId w:val="23"/>
-        </w:numPr>
-        <w:jc w:val="both"/>
-        <w:rPr>
-          <w:sz w:val="36"/>
-          <w:szCs w:val="36"/>
-        </w:rPr>
-      </w:pPr>
-      <w:r>
-        <w:rPr>
-          <w:sz w:val="36"/>
-          <w:szCs w:val="36"/>
-        </w:rPr>
-        <w:t>O</w:t>
-      </w:r>
-      <w:r>
-        <w:rPr>
-          <w:sz w:val="36"/>
-          <w:szCs w:val="36"/>
-        </w:rPr>
-        <w:t>ur machine keeps the private key</w:t>
-      </w:r>
-    </w:p>
-    <w:p>
-      <w:pPr>
-        <w:pStyle w:val="ListParagraph"/>
-        <w:numPr>
-          <w:ilvl w:val="0"/>
-          <w:numId w:val="23"/>
-        </w:numPr>
-        <w:jc w:val="both"/>
-        <w:rPr>
-          <w:sz w:val="36"/>
-          <w:szCs w:val="36"/>
-        </w:rPr>
-      </w:pPr>
-      <w:r>
-        <w:rPr>
-          <w:sz w:val="36"/>
-          <w:szCs w:val="36"/>
-        </w:rPr>
-        <w:t>GitHub verifies our identity using SSH authentication</w:t>
-      </w:r>
-    </w:p>
-    <w:p>
-      <w:pPr>
-        <w:jc w:val="both"/>
-        <w:rPr>
-          <w:sz w:val="36"/>
-          <w:szCs w:val="36"/>
-        </w:rPr>
-      </w:pPr>
-    </w:p>
-    <w:p>
-      <w:pPr>
-        <w:jc w:val="both"/>
-        <w:rPr>
-          <w:sz w:val="36"/>
-          <w:szCs w:val="36"/>
-        </w:rPr>
-      </w:pPr>
-      <w:r>
-        <w:rPr>
-          <w:sz w:val="36"/>
-          <w:szCs w:val="36"/>
-        </w:rPr>
-        <w:lastRenderedPageBreak/>
-        <w:t>Check Existing SSH Keys:</w:t>
-      </w:r>
-    </w:p>
-    <w:p>
-      <w:pPr>
-        <w:jc w:val="both"/>
-      </w:pPr>
-      <w:r>
-        <w:rPr>
-          <w:sz w:val="36"/>
-          <w:szCs w:val="36"/>
-        </w:rPr>
-        <w:t># Check if SSH key is already generated on our machine or not. Run this command for Linux/MacOS:</w:t>
-      </w:r>
-    </w:p>
-    <w:p>
-      <w:pPr>
-        <w:jc w:val="both"/>
-        <w:rPr>
-          <w:b/>
-          <w:bCs/>
-          <w:color w:val="60CAF3" w:themeColor="accent4" w:themeTint="99"/>
-          <w:sz w:val="36"/>
-          <w:szCs w:val="36"/>
-        </w:rPr>
-      </w:pPr>
-      <w:r>
-        <w:rPr>
-          <w:b/>
-          <w:bCs/>
-          <w:color w:val="60CAF3" w:themeColor="accent4" w:themeTint="99"/>
-          <w:sz w:val="36"/>
-          <w:szCs w:val="36"/>
-        </w:rPr>
-        <w:t>ls</w:t>
-      </w:r>
-      <w:r>
-        <w:rPr>
-          <w:b/>
-          <w:bCs/>
-          <w:color w:val="60CAF3" w:themeColor="accent4" w:themeTint="99"/>
-          <w:sz w:val="36"/>
-          <w:szCs w:val="36"/>
-        </w:rPr>
-        <w:t xml:space="preserve"> </w:t>
-      </w:r>
-      <w:r>
-        <w:rPr>
-          <w:b/>
-          <w:bCs/>
-          <w:color w:val="60CAF3" w:themeColor="accent4" w:themeTint="99"/>
-          <w:sz w:val="36"/>
-          <w:szCs w:val="36"/>
-        </w:rPr>
-        <w:t>~/.ssh</w:t>
-      </w:r>
-    </w:p>
-    <w:p>
-      <w:pPr>
-        <w:jc w:val="both"/>
-        <w:rPr>
-          <w:sz w:val="36"/>
-          <w:szCs w:val="36"/>
-        </w:rPr>
-      </w:pPr>
-      <w:r>
-        <w:rPr>
-          <w:sz w:val="36"/>
-          <w:szCs w:val="36"/>
-        </w:rPr>
-        <w:t># for windows run this in</w:t>
-      </w:r>
-      <w:r>
-        <w:rPr>
-          <w:sz w:val="36"/>
-          <w:szCs w:val="36"/>
-        </w:rPr>
-        <w:t xml:space="preserve"> Windows</w:t>
-      </w:r>
-      <w:r>
-        <w:rPr>
-          <w:sz w:val="36"/>
-          <w:szCs w:val="36"/>
-        </w:rPr>
-        <w:t xml:space="preserve"> PowerShell:</w:t>
-      </w:r>
-    </w:p>
-    <w:p>
-      <w:pPr>
-        <w:jc w:val="both"/>
-        <w:rPr>
-          <w:b/>
-          <w:bCs/>
-          <w:color w:val="60CAF3" w:themeColor="accent4" w:themeTint="99"/>
-          <w:sz w:val="36"/>
-          <w:szCs w:val="36"/>
-        </w:rPr>
-      </w:pPr>
-      <w:proofErr w:type="spellStart"/>
-      <w:r>
-        <w:rPr>
-          <w:b/>
-          <w:bCs/>
-          <w:color w:val="60CAF3" w:themeColor="accent4" w:themeTint="99"/>
-          <w:sz w:val="36"/>
-          <w:szCs w:val="36"/>
-        </w:rPr>
-        <w:t>dir</w:t>
-      </w:r>
-      <w:proofErr w:type="spellEnd"/>
-      <w:r>
-        <w:rPr>
-          <w:b/>
-          <w:bCs/>
-          <w:color w:val="60CAF3" w:themeColor="accent4" w:themeTint="99"/>
-          <w:sz w:val="36"/>
-          <w:szCs w:val="36"/>
-        </w:rPr>
-        <w:t xml:space="preserve"> $HOME\.ssh</w:t>
-      </w:r>
-    </w:p>
-    <w:p>
-      <w:pPr>
-        <w:jc w:val="both"/>
-        <w:rPr>
-          <w:sz w:val="36"/>
-          <w:szCs w:val="36"/>
-        </w:rPr>
-      </w:pPr>
-      <w:r>
-        <w:rPr>
-          <w:sz w:val="36"/>
-          <w:szCs w:val="36"/>
-        </w:rPr>
-        <w:t># We may see:</w:t>
-      </w:r>
-    </w:p>
-    <w:p>
-      <w:pPr>
-        <w:jc w:val="both"/>
-        <w:rPr>
-          <w:b/>
-          <w:bCs/>
-          <w:sz w:val="36"/>
-          <w:szCs w:val="36"/>
-        </w:rPr>
-      </w:pPr>
-      <w:r>
-        <w:rPr>
-          <w:b/>
-          <w:bCs/>
-          <w:sz w:val="36"/>
-          <w:szCs w:val="36"/>
-        </w:rPr>
-        <w:t>id_ed25519</w:t>
-      </w:r>
-    </w:p>
-    <w:p>
-      <w:pPr>
-        <w:jc w:val="both"/>
-        <w:rPr>
-          <w:b/>
-          <w:bCs/>
-          <w:sz w:val="36"/>
-          <w:szCs w:val="36"/>
-        </w:rPr>
-      </w:pPr>
-      <w:r>
-        <w:rPr>
-          <w:b/>
-          <w:bCs/>
-          <w:sz w:val="36"/>
-          <w:szCs w:val="36"/>
-        </w:rPr>
-        <w:t>id_ed25519.pub</w:t>
-      </w:r>
-    </w:p>
-    <w:p>
-      <w:pPr>
-        <w:jc w:val="both"/>
-        <w:rPr>
-          <w:sz w:val="36"/>
-          <w:szCs w:val="36"/>
-        </w:rPr>
-      </w:pPr>
-      <w:r>
-        <w:rPr>
-          <w:sz w:val="36"/>
-          <w:szCs w:val="36"/>
-        </w:rPr>
-        <w:t># Or, if key already exists:</w:t>
-      </w:r>
-    </w:p>
-    <w:p>
-      <w:pPr>
-        <w:jc w:val="both"/>
-        <w:rPr>
-          <w:b/>
-          <w:bCs/>
-          <w:sz w:val="36"/>
-          <w:szCs w:val="36"/>
-        </w:rPr>
-      </w:pPr>
-      <w:proofErr w:type="spellStart"/>
-      <w:r>
-        <w:rPr>
-          <w:b/>
-          <w:bCs/>
-          <w:sz w:val="36"/>
-          <w:szCs w:val="36"/>
-        </w:rPr>
-        <w:t>id_rsa</w:t>
-      </w:r>
-      <w:proofErr w:type="spellEnd"/>
-    </w:p>
-    <w:p>
-      <w:pPr>
-        <w:jc w:val="both"/>
-        <w:rPr>
-          <w:b/>
-          <w:bCs/>
-          <w:sz w:val="36"/>
-          <w:szCs w:val="36"/>
-        </w:rPr>
-      </w:pPr>
-      <w:r>
-        <w:rPr>
-          <w:b/>
-          <w:bCs/>
-          <w:sz w:val="36"/>
-          <w:szCs w:val="36"/>
-        </w:rPr>
-        <w:t>id_rsa.pub</w:t>
-      </w:r>
-    </w:p>
-    <w:p>
-      <w:pPr>
-        <w:jc w:val="both"/>
-        <w:rPr>
-          <w:sz w:val="36"/>
-          <w:szCs w:val="36"/>
-        </w:rPr>
-      </w:pPr>
-    </w:p>
-    <w:p>
-      <w:pPr>
-        <w:jc w:val="both"/>
-        <w:rPr>
-          <w:sz w:val="36"/>
-          <w:szCs w:val="36"/>
-        </w:rPr>
-      </w:pPr>
-      <w:r>
-        <w:rPr>
-          <w:sz w:val="36"/>
-          <w:szCs w:val="36"/>
-        </w:rPr>
-        <w:t>Generate a New SSH Key:</w:t>
-      </w:r>
-    </w:p>
-    <w:p>
-      <w:pPr>
-        <w:jc w:val="both"/>
-        <w:rPr>
-          <w:sz w:val="36"/>
-          <w:szCs w:val="36"/>
-        </w:rPr>
-      </w:pPr>
-      <w:r>
-        <w:rPr>
-          <w:sz w:val="36"/>
-          <w:szCs w:val="36"/>
-        </w:rPr>
-        <w:t xml:space="preserve"># </w:t>
-      </w:r>
-      <w:r>
-        <w:rPr>
-          <w:b/>
-          <w:bCs/>
-          <w:sz w:val="36"/>
-          <w:szCs w:val="36"/>
-        </w:rPr>
-        <w:t>Ed25519</w:t>
-      </w:r>
-      <w:r>
-        <w:rPr>
-          <w:sz w:val="36"/>
-          <w:szCs w:val="36"/>
-        </w:rPr>
-        <w:t xml:space="preserve"> is a </w:t>
-      </w:r>
-      <w:r>
-        <w:rPr>
-          <w:sz w:val="36"/>
-          <w:szCs w:val="36"/>
-        </w:rPr>
-        <w:t>M</w:t>
-      </w:r>
-      <w:r>
-        <w:rPr>
-          <w:sz w:val="36"/>
-          <w:szCs w:val="36"/>
-        </w:rPr>
-        <w:t>odern</w:t>
-      </w:r>
-      <w:r>
-        <w:rPr>
-          <w:sz w:val="36"/>
-          <w:szCs w:val="36"/>
-        </w:rPr>
-        <w:t xml:space="preserve"> signature algorithm for SSH Key generation. </w:t>
-      </w:r>
-      <w:r>
-        <w:rPr>
-          <w:sz w:val="36"/>
-          <w:szCs w:val="36"/>
-        </w:rPr>
-        <w:t>Run th</w:t>
-      </w:r>
-      <w:r>
-        <w:rPr>
-          <w:sz w:val="36"/>
-          <w:szCs w:val="36"/>
-        </w:rPr>
-        <w:t>is</w:t>
-      </w:r>
-      <w:r>
-        <w:rPr>
-          <w:sz w:val="36"/>
-          <w:szCs w:val="36"/>
-        </w:rPr>
-        <w:t xml:space="preserve"> command in the terminal</w:t>
-      </w:r>
-      <w:r>
-        <w:rPr>
-          <w:sz w:val="36"/>
-          <w:szCs w:val="36"/>
-        </w:rPr>
-        <w:t>:</w:t>
-      </w:r>
-    </w:p>
-    <w:p>
-      <w:pPr>
-        <w:jc w:val="both"/>
-        <w:rPr>
-          <w:b/>
-          <w:bCs/>
-          <w:color w:val="60CAF3" w:themeColor="accent4" w:themeTint="99"/>
-          <w:sz w:val="36"/>
-          <w:szCs w:val="36"/>
-        </w:rPr>
-      </w:pPr>
-      <w:r>
-        <w:rPr>
-          <w:b/>
-          <w:bCs/>
-          <w:color w:val="60CAF3" w:themeColor="accent4" w:themeTint="99"/>
-          <w:sz w:val="36"/>
-          <w:szCs w:val="36"/>
-        </w:rPr>
-        <w:t>ssh-keygen -t ed25519 -C "your_email@example.com"</w:t>
-      </w:r>
-    </w:p>
-    <w:p>
-      <w:pPr>
-        <w:jc w:val="both"/>
-        <w:rPr>
-          <w:sz w:val="36"/>
-          <w:szCs w:val="36"/>
-        </w:rPr>
-      </w:pPr>
-      <w:r>
-        <w:rPr>
-          <w:sz w:val="36"/>
-          <w:szCs w:val="36"/>
-        </w:rPr>
-        <w:t># Example:</w:t>
-      </w:r>
-    </w:p>
-    <w:p>
-      <w:pPr>
-        <w:jc w:val="both"/>
-        <w:rPr>
-          <w:b/>
-          <w:bCs/>
-          <w:color w:val="60CAF3" w:themeColor="accent4" w:themeTint="99"/>
-          <w:sz w:val="36"/>
-          <w:szCs w:val="36"/>
-        </w:rPr>
-      </w:pPr>
-      <w:r>
-        <w:rPr>
-          <w:b/>
-          <w:bCs/>
-          <w:color w:val="60CAF3" w:themeColor="accent4" w:themeTint="99"/>
-          <w:sz w:val="36"/>
-          <w:szCs w:val="36"/>
-        </w:rPr>
-        <w:t>ssh-keygen -t ed25519 -C "nazmul@gmail.com"</w:t>
-      </w:r>
-    </w:p>
-    <w:p>
-      <w:pPr>
-        <w:jc w:val="both"/>
-        <w:rPr>
-          <w:sz w:val="36"/>
-          <w:szCs w:val="36"/>
-        </w:rPr>
-      </w:pPr>
-      <w:r>
-        <w:rPr>
-          <w:sz w:val="36"/>
-          <w:szCs w:val="36"/>
-        </w:rPr>
-        <w:t># Then:</w:t>
-      </w:r>
-    </w:p>
-    <w:p>
-      <w:pPr>
-        <w:pStyle w:val="ListParagraph"/>
-        <w:numPr>
-          <w:ilvl w:val="0"/>
-          <w:numId w:val="25"/>
-        </w:numPr>
-        <w:jc w:val="both"/>
-        <w:rPr>
-          <w:sz w:val="36"/>
-          <w:szCs w:val="36"/>
-        </w:rPr>
-      </w:pPr>
-      <w:r>
-        <w:rPr>
-          <w:sz w:val="36"/>
-          <w:szCs w:val="36"/>
-        </w:rPr>
-        <w:lastRenderedPageBreak/>
-        <w:t>It will ask the file (path) in which to save the key, hit enter for default location (</w:t>
-      </w:r>
-      <w:r>
-        <w:rPr>
-          <w:b/>
-          <w:bCs/>
-          <w:sz w:val="36"/>
-          <w:szCs w:val="36"/>
-        </w:rPr>
-        <w:t>C:\Users\</w:t>
-      </w:r>
-      <w:proofErr w:type="spellStart"/>
-      <w:r>
-        <w:rPr>
-          <w:b/>
-          <w:bCs/>
-          <w:sz w:val="36"/>
-          <w:szCs w:val="36"/>
-        </w:rPr>
-        <w:t>nhasa</w:t>
-      </w:r>
-      <w:proofErr w:type="spellEnd"/>
-      <w:r>
-        <w:rPr>
-          <w:b/>
-          <w:bCs/>
-          <w:sz w:val="36"/>
-          <w:szCs w:val="36"/>
-        </w:rPr>
-        <w:t>/.ssh/id_ed25519</w:t>
-      </w:r>
-      <w:r>
-        <w:rPr>
-          <w:sz w:val="36"/>
-          <w:szCs w:val="36"/>
-        </w:rPr>
-        <w:t>)</w:t>
-      </w:r>
-    </w:p>
-    <w:p>
-      <w:pPr>
-        <w:pStyle w:val="ListParagraph"/>
-        <w:numPr>
-          <w:ilvl w:val="0"/>
-          <w:numId w:val="25"/>
-        </w:numPr>
-        <w:jc w:val="both"/>
-        <w:rPr>
-          <w:sz w:val="36"/>
-          <w:szCs w:val="36"/>
-        </w:rPr>
-      </w:pPr>
-      <w:r>
-        <w:rPr>
-          <w:sz w:val="36"/>
-          <w:szCs w:val="36"/>
-        </w:rPr>
-        <w:t>Then it’ll ask for passphrase, keep it empty for no passphrase (for learning only). But set passwords for accessing the SSH key (more security)</w:t>
-      </w:r>
-    </w:p>
-    <w:p>
-      <w:pPr>
-        <w:jc w:val="both"/>
-        <w:rPr>
-          <w:sz w:val="36"/>
-          <w:szCs w:val="36"/>
-        </w:rPr>
-      </w:pPr>
-      <w:r>
-        <w:rPr>
-          <w:sz w:val="36"/>
-          <w:szCs w:val="36"/>
-        </w:rPr>
-        <w:t># Then generated files will be:</w:t>
-      </w:r>
-    </w:p>
-    <w:p>
-      <w:pPr>
-        <w:jc w:val="both"/>
-        <w:rPr>
-          <w:b/>
-          <w:bCs/>
-          <w:sz w:val="36"/>
-          <w:szCs w:val="36"/>
-        </w:rPr>
-      </w:pPr>
-      <w:r>
-        <w:rPr>
-          <w:b/>
-          <w:bCs/>
-          <w:sz w:val="36"/>
-          <w:szCs w:val="36"/>
-        </w:rPr>
-        <w:t>~/.ssh/id_ed25519</w:t>
-      </w:r>
-    </w:p>
-    <w:p>
-      <w:pPr>
-        <w:jc w:val="both"/>
-        <w:rPr>
-          <w:b/>
-          <w:bCs/>
-          <w:sz w:val="36"/>
-          <w:szCs w:val="36"/>
-        </w:rPr>
-      </w:pPr>
-      <w:r>
-        <w:rPr>
-          <w:b/>
-          <w:bCs/>
-          <w:sz w:val="36"/>
-          <w:szCs w:val="36"/>
-        </w:rPr>
-        <w:t>~/.ssh/id_ed25519.pub</w:t>
-      </w:r>
-    </w:p>
-    <w:p>
-      <w:pPr>
-        <w:jc w:val="both"/>
-        <w:rPr>
-          <w:sz w:val="36"/>
-          <w:szCs w:val="36"/>
-        </w:rPr>
-      </w:pPr>
-      <w:r>
-        <w:rPr>
-          <w:sz w:val="36"/>
-          <w:szCs w:val="36"/>
-        </w:rPr>
-        <w:t xml:space="preserve"># Also Fingerprint SHA256 key and </w:t>
-      </w:r>
-      <w:proofErr w:type="spellStart"/>
-      <w:r>
-        <w:rPr>
-          <w:sz w:val="36"/>
-          <w:szCs w:val="36"/>
-        </w:rPr>
-        <w:t>randomart</w:t>
-      </w:r>
-      <w:proofErr w:type="spellEnd"/>
-      <w:r>
-        <w:rPr>
-          <w:sz w:val="36"/>
-          <w:szCs w:val="36"/>
-        </w:rPr>
-        <w:t xml:space="preserve"> image</w:t>
-      </w:r>
-    </w:p>
-    <w:p>
-      <w:pPr>
-        <w:jc w:val="both"/>
-        <w:rPr>
-          <w:sz w:val="36"/>
-          <w:szCs w:val="36"/>
-        </w:rPr>
-      </w:pPr>
-      <w:r>
-        <w:rPr>
-          <w:sz w:val="36"/>
-          <w:szCs w:val="36"/>
-        </w:rPr>
-        <w:t># Remember, never share id_ed25519 (private key):</w:t>
-      </w:r>
-    </w:p>
-    <w:p>
-      <w:pPr>
-        <w:pStyle w:val="ListParagraph"/>
-        <w:numPr>
-          <w:ilvl w:val="0"/>
-          <w:numId w:val="24"/>
-        </w:numPr>
-        <w:jc w:val="both"/>
-        <w:rPr>
-          <w:sz w:val="36"/>
-          <w:szCs w:val="36"/>
-        </w:rPr>
-      </w:pPr>
-      <w:r>
-        <w:rPr>
-          <w:b/>
-          <w:bCs/>
-          <w:sz w:val="36"/>
-          <w:szCs w:val="36"/>
-        </w:rPr>
-        <w:t>id_ed25519</w:t>
-      </w:r>
-      <w:r>
-        <w:rPr>
-          <w:sz w:val="36"/>
-          <w:szCs w:val="36"/>
-        </w:rPr>
-        <w:tab/>
-      </w:r>
-      <w:r>
-        <w:rPr>
-          <w:sz w:val="36"/>
-          <w:szCs w:val="36"/>
-        </w:rPr>
-        <w:tab/>
-      </w:r>
-      <w:r>
-        <w:sym w:font="Wingdings" w:char="F0E0"/>
-      </w:r>
-      <w:r>
-        <w:rPr>
-          <w:sz w:val="36"/>
-          <w:szCs w:val="36"/>
-        </w:rPr>
-        <w:tab/>
-      </w:r>
-      <w:r>
-        <w:rPr>
-          <w:sz w:val="36"/>
-          <w:szCs w:val="36"/>
-        </w:rPr>
-        <w:t>PRIVATE KEY</w:t>
-      </w:r>
-    </w:p>
-    <w:p>
-      <w:pPr>
-        <w:pStyle w:val="ListParagraph"/>
-        <w:numPr>
-          <w:ilvl w:val="0"/>
-          <w:numId w:val="24"/>
-        </w:numPr>
-        <w:jc w:val="both"/>
-        <w:rPr>
-          <w:sz w:val="36"/>
-          <w:szCs w:val="36"/>
-        </w:rPr>
-      </w:pPr>
-      <w:r>
-        <w:rPr>
-          <w:b/>
-          <w:bCs/>
-          <w:sz w:val="36"/>
-          <w:szCs w:val="36"/>
-        </w:rPr>
-        <w:t>id_ed25519.pub</w:t>
-      </w:r>
-      <w:r>
-        <w:rPr>
-          <w:sz w:val="36"/>
-          <w:szCs w:val="36"/>
-        </w:rPr>
-        <w:tab/>
-      </w:r>
-      <w:r>
-        <w:sym w:font="Wingdings" w:char="F0E0"/>
-      </w:r>
-      <w:r>
-        <w:rPr>
-          <w:sz w:val="36"/>
-          <w:szCs w:val="36"/>
-        </w:rPr>
-        <w:tab/>
-      </w:r>
-      <w:r>
-        <w:rPr>
-          <w:sz w:val="36"/>
-          <w:szCs w:val="36"/>
-        </w:rPr>
-        <w:t>PUBLIC KEY</w:t>
-      </w:r>
-    </w:p>
-    <w:p>
-      <w:pPr>
-        <w:jc w:val="both"/>
-        <w:rPr>
-          <w:sz w:val="36"/>
-          <w:szCs w:val="36"/>
-        </w:rPr>
-      </w:pPr>
-    </w:p>
-    <w:p>
-      <w:pPr>
-        <w:jc w:val="both"/>
-        <w:rPr>
-          <w:sz w:val="36"/>
-          <w:szCs w:val="36"/>
-        </w:rPr>
-      </w:pPr>
-      <w:r>
-        <w:rPr>
-          <w:sz w:val="36"/>
-          <w:szCs w:val="36"/>
-        </w:rPr>
-        <w:t>Start SSH Agent:</w:t>
-      </w:r>
-    </w:p>
-    <w:p>
-      <w:pPr>
-        <w:jc w:val="both"/>
-        <w:rPr>
-          <w:sz w:val="36"/>
-          <w:szCs w:val="36"/>
-        </w:rPr>
-      </w:pPr>
-      <w:r>
-        <w:rPr>
-          <w:sz w:val="36"/>
-          <w:szCs w:val="36"/>
-        </w:rPr>
-        <w:t># For Linux/macOS, run this command:</w:t>
-      </w:r>
-    </w:p>
-    <w:p>
-      <w:pPr>
-        <w:jc w:val="both"/>
-        <w:rPr>
-          <w:b/>
-          <w:bCs/>
-          <w:color w:val="60CAF3" w:themeColor="accent4" w:themeTint="99"/>
-          <w:sz w:val="36"/>
-          <w:szCs w:val="36"/>
-        </w:rPr>
-      </w:pPr>
-      <w:r>
-        <w:rPr>
-          <w:b/>
-          <w:bCs/>
-          <w:color w:val="60CAF3" w:themeColor="accent4" w:themeTint="99"/>
-          <w:sz w:val="36"/>
-          <w:szCs w:val="36"/>
-        </w:rPr>
-        <w:t>eval "$(ssh-agent -s)"</w:t>
-      </w:r>
-    </w:p>
-    <w:p>
-      <w:pPr>
-        <w:jc w:val="both"/>
-        <w:rPr>
-          <w:sz w:val="36"/>
-          <w:szCs w:val="36"/>
-        </w:rPr>
-      </w:pPr>
-      <w:r>
-        <w:rPr>
-          <w:sz w:val="36"/>
-          <w:szCs w:val="36"/>
-        </w:rPr>
-        <w:t># For Windows, run this</w:t>
-      </w:r>
-      <w:r>
-        <w:rPr>
-          <w:sz w:val="36"/>
-          <w:szCs w:val="36"/>
-        </w:rPr>
-        <w:t xml:space="preserve"> in PowerShell</w:t>
-      </w:r>
-      <w:r>
-        <w:rPr>
-          <w:sz w:val="36"/>
-          <w:szCs w:val="36"/>
-        </w:rPr>
-        <w:t>:</w:t>
-      </w:r>
-    </w:p>
-    <w:p>
-      <w:pPr>
-        <w:jc w:val="both"/>
-        <w:rPr>
-          <w:b/>
-          <w:bCs/>
-          <w:color w:val="60CAF3" w:themeColor="accent4" w:themeTint="99"/>
-          <w:sz w:val="36"/>
-          <w:szCs w:val="36"/>
-        </w:rPr>
-      </w:pPr>
-      <w:r>
-        <w:rPr>
-          <w:b/>
-          <w:bCs/>
-          <w:color w:val="60CAF3" w:themeColor="accent4" w:themeTint="99"/>
-          <w:sz w:val="36"/>
-          <w:szCs w:val="36"/>
-        </w:rPr>
-        <w:t>Start-Service ssh-agent</w:t>
-      </w:r>
-    </w:p>
-    <w:p>
-      <w:pPr>
-        <w:jc w:val="both"/>
-        <w:rPr>
-          <w:sz w:val="36"/>
-          <w:szCs w:val="36"/>
-        </w:rPr>
-      </w:pPr>
-    </w:p>
-    <w:p>
-      <w:pPr>
-        <w:jc w:val="both"/>
-        <w:rPr>
-          <w:sz w:val="36"/>
-          <w:szCs w:val="36"/>
-        </w:rPr>
-      </w:pPr>
-      <w:r>
-        <w:rPr>
-          <w:sz w:val="36"/>
-          <w:szCs w:val="36"/>
-        </w:rPr>
-        <w:t># If the above command fails:</w:t>
-      </w:r>
-    </w:p>
-    <w:p>
-      <w:pPr>
-        <w:pStyle w:val="ListParagraph"/>
-        <w:numPr>
-          <w:ilvl w:val="0"/>
-          <w:numId w:val="26"/>
-        </w:numPr>
-        <w:jc w:val="both"/>
-        <w:rPr>
-          <w:sz w:val="36"/>
-          <w:szCs w:val="36"/>
-        </w:rPr>
-      </w:pPr>
-      <w:r>
-        <w:rPr>
-          <w:sz w:val="36"/>
-          <w:szCs w:val="36"/>
-        </w:rPr>
-        <w:t>Run this command to check the service status:</w:t>
-      </w:r>
-    </w:p>
-    <w:p>
-      <w:pPr>
-        <w:jc w:val="both"/>
-        <w:rPr>
-          <w:b/>
-          <w:bCs/>
-          <w:color w:val="60CAF3" w:themeColor="accent4" w:themeTint="99"/>
-          <w:sz w:val="36"/>
-          <w:szCs w:val="36"/>
-        </w:rPr>
-      </w:pPr>
-      <w:r>
-        <w:rPr>
-          <w:b/>
-          <w:bCs/>
-          <w:color w:val="60CAF3" w:themeColor="accent4" w:themeTint="99"/>
-          <w:sz w:val="36"/>
-          <w:szCs w:val="36"/>
-        </w:rPr>
-        <w:t>Get-Service ssh-agent</w:t>
-      </w:r>
-    </w:p>
-    <w:p>
-      <w:pPr>
-        <w:pStyle w:val="ListParagraph"/>
-        <w:numPr>
-          <w:ilvl w:val="0"/>
-          <w:numId w:val="26"/>
-        </w:numPr>
-        <w:jc w:val="both"/>
-        <w:rPr>
-          <w:sz w:val="36"/>
-          <w:szCs w:val="36"/>
-        </w:rPr>
-      </w:pPr>
-      <w:r>
-        <w:rPr>
-          <w:sz w:val="36"/>
-          <w:szCs w:val="36"/>
-        </w:rPr>
-        <w:lastRenderedPageBreak/>
-        <w:t>We’ll likely see this output:</w:t>
-      </w:r>
-    </w:p>
-    <w:p>
-      <w:pPr>
-        <w:jc w:val="both"/>
-        <w:rPr>
-          <w:b/>
-          <w:bCs/>
-          <w:sz w:val="32"/>
-          <w:szCs w:val="32"/>
-        </w:rPr>
-      </w:pPr>
-      <w:r>
-        <w:rPr>
-          <w:b/>
-          <w:bCs/>
-          <w:sz w:val="32"/>
-          <w:szCs w:val="32"/>
-        </w:rPr>
-        <w:t xml:space="preserve">Status  </w:t>
-      </w:r>
-      <w:r>
-        <w:rPr>
-          <w:b/>
-          <w:bCs/>
-          <w:sz w:val="32"/>
-          <w:szCs w:val="32"/>
-        </w:rPr>
-        <w:t xml:space="preserve">    </w:t>
-      </w:r>
-      <w:r>
-        <w:rPr>
-          <w:b/>
-          <w:bCs/>
-          <w:sz w:val="32"/>
-          <w:szCs w:val="32"/>
-        </w:rPr>
-        <w:t xml:space="preserve"> </w:t>
-      </w:r>
-      <w:r>
-        <w:rPr>
-          <w:b/>
-          <w:bCs/>
-          <w:sz w:val="32"/>
-          <w:szCs w:val="32"/>
-        </w:rPr>
-        <w:t xml:space="preserve">     </w:t>
-      </w:r>
-      <w:r>
-        <w:rPr>
-          <w:b/>
-          <w:bCs/>
-          <w:sz w:val="32"/>
-          <w:szCs w:val="32"/>
-        </w:rPr>
-        <w:t xml:space="preserve">Name       </w:t>
-      </w:r>
-      <w:r>
-        <w:rPr>
-          <w:b/>
-          <w:bCs/>
-          <w:sz w:val="32"/>
-          <w:szCs w:val="32"/>
-        </w:rPr>
-        <w:t xml:space="preserve">    </w:t>
-      </w:r>
-      <w:r>
-        <w:rPr>
-          <w:b/>
-          <w:bCs/>
-          <w:sz w:val="32"/>
-          <w:szCs w:val="32"/>
-        </w:rPr>
-        <w:t xml:space="preserve"> DisplayName</w:t>
-      </w:r>
-    </w:p>
-    <w:p>
-      <w:pPr>
-        <w:jc w:val="both"/>
-        <w:rPr>
-          <w:b/>
-          <w:bCs/>
-          <w:sz w:val="32"/>
-          <w:szCs w:val="32"/>
-        </w:rPr>
-      </w:pPr>
-      <w:r>
-        <w:rPr>
-          <w:b/>
-          <w:bCs/>
-          <w:sz w:val="32"/>
-          <w:szCs w:val="32"/>
-        </w:rPr>
-        <w:t xml:space="preserve">------  </w:t>
-      </w:r>
-      <w:r>
-        <w:rPr>
-          <w:b/>
-          <w:bCs/>
-          <w:sz w:val="32"/>
-          <w:szCs w:val="32"/>
-        </w:rPr>
-        <w:t xml:space="preserve">            </w:t>
-      </w:r>
-      <w:r>
-        <w:rPr>
-          <w:b/>
-          <w:bCs/>
-          <w:sz w:val="32"/>
-          <w:szCs w:val="32"/>
-        </w:rPr>
-        <w:t xml:space="preserve"> </w:t>
-      </w:r>
-      <w:r>
-        <w:rPr>
-          <w:b/>
-          <w:bCs/>
-          <w:sz w:val="32"/>
-          <w:szCs w:val="32"/>
-        </w:rPr>
-        <w:t xml:space="preserve">    </w:t>
-      </w:r>
-      <w:r>
-        <w:rPr>
-          <w:b/>
-          <w:bCs/>
-          <w:sz w:val="32"/>
-          <w:szCs w:val="32"/>
-        </w:rPr>
-        <w:t xml:space="preserve">----    </w:t>
-      </w:r>
-      <w:r>
-        <w:rPr>
-          <w:b/>
-          <w:bCs/>
-          <w:sz w:val="32"/>
-          <w:szCs w:val="32"/>
-        </w:rPr>
-        <w:t xml:space="preserve">             </w:t>
-      </w:r>
-      <w:r>
-        <w:rPr>
-          <w:b/>
-          <w:bCs/>
-          <w:sz w:val="32"/>
-          <w:szCs w:val="32"/>
-        </w:rPr>
-        <w:t xml:space="preserve">    -----------</w:t>
-      </w:r>
-    </w:p>
-    <w:p>
-      <w:pPr>
-        <w:jc w:val="both"/>
-        <w:rPr>
-          <w:b/>
-          <w:bCs/>
-          <w:sz w:val="32"/>
-          <w:szCs w:val="32"/>
-        </w:rPr>
-      </w:pPr>
-      <w:r>
-        <w:rPr>
-          <w:b/>
-          <w:bCs/>
-          <w:sz w:val="32"/>
-          <w:szCs w:val="32"/>
-        </w:rPr>
-        <w:t>Stopped</w:t>
-      </w:r>
-      <w:r>
-        <w:rPr>
-          <w:b/>
-          <w:bCs/>
-          <w:sz w:val="32"/>
-          <w:szCs w:val="32"/>
-        </w:rPr>
-        <w:t xml:space="preserve">  </w:t>
-      </w:r>
-      <w:r>
-        <w:rPr>
-          <w:b/>
-          <w:bCs/>
-          <w:sz w:val="32"/>
-          <w:szCs w:val="32"/>
-        </w:rPr>
-        <w:t xml:space="preserve"> ssh-agent  </w:t>
-      </w:r>
-      <w:r>
-        <w:rPr>
-          <w:b/>
-          <w:bCs/>
-          <w:sz w:val="32"/>
-          <w:szCs w:val="32"/>
-        </w:rPr>
-        <w:t xml:space="preserve">  </w:t>
-      </w:r>
-      <w:r>
-        <w:rPr>
-          <w:b/>
-          <w:bCs/>
-          <w:sz w:val="32"/>
-          <w:szCs w:val="32"/>
-        </w:rPr>
-        <w:t xml:space="preserve"> OpenSSH Authentication Agent</w:t>
-      </w:r>
-    </w:p>
-    <w:p>
-      <w:pPr>
-        <w:pStyle w:val="ListParagraph"/>
-        <w:numPr>
-          <w:ilvl w:val="0"/>
-          <w:numId w:val="26"/>
-        </w:numPr>
-        <w:jc w:val="both"/>
-        <w:rPr>
-          <w:sz w:val="36"/>
-          <w:szCs w:val="36"/>
-        </w:rPr>
-      </w:pPr>
-      <w:r>
-        <w:rPr>
-          <w:sz w:val="36"/>
-          <w:szCs w:val="36"/>
-        </w:rPr>
-        <w:t>Then run this command to enable it manually</w:t>
-      </w:r>
-      <w:r>
-        <w:rPr>
-          <w:sz w:val="36"/>
-          <w:szCs w:val="36"/>
-        </w:rPr>
-        <w:t xml:space="preserve"> or automatic (using </w:t>
-      </w:r>
-      <w:r>
-        <w:rPr>
-          <w:b/>
-          <w:bCs/>
-          <w:sz w:val="36"/>
-          <w:szCs w:val="36"/>
-        </w:rPr>
-        <w:t>Automatic</w:t>
-      </w:r>
-      <w:r>
-        <w:rPr>
-          <w:sz w:val="36"/>
-          <w:szCs w:val="36"/>
-        </w:rPr>
-        <w:t xml:space="preserve"> instead of </w:t>
-      </w:r>
-      <w:r>
-        <w:rPr>
-          <w:b/>
-          <w:bCs/>
-          <w:sz w:val="36"/>
-          <w:szCs w:val="36"/>
-        </w:rPr>
-        <w:t>Manual</w:t>
-      </w:r>
-      <w:r>
-        <w:rPr>
-          <w:sz w:val="36"/>
-          <w:szCs w:val="36"/>
-        </w:rPr>
-        <w:t>)</w:t>
-      </w:r>
-      <w:r>
-        <w:rPr>
-          <w:sz w:val="36"/>
-          <w:szCs w:val="36"/>
-        </w:rPr>
-        <w:t>:</w:t>
-      </w:r>
-    </w:p>
-    <w:p>
-      <w:pPr>
-        <w:jc w:val="both"/>
-        <w:rPr>
-          <w:b/>
-          <w:bCs/>
-          <w:color w:val="60CAF3" w:themeColor="accent4" w:themeTint="99"/>
-          <w:sz w:val="36"/>
-          <w:szCs w:val="36"/>
-        </w:rPr>
-      </w:pPr>
-      <w:r>
-        <w:rPr>
-          <w:b/>
-          <w:bCs/>
-          <w:color w:val="60CAF3" w:themeColor="accent4" w:themeTint="99"/>
-          <w:sz w:val="36"/>
-          <w:szCs w:val="36"/>
-        </w:rPr>
-        <w:t>Set-Service -Name ssh-agent -</w:t>
-      </w:r>
-      <w:proofErr w:type="spellStart"/>
-      <w:r>
-        <w:rPr>
-          <w:b/>
-          <w:bCs/>
-          <w:color w:val="60CAF3" w:themeColor="accent4" w:themeTint="99"/>
-          <w:sz w:val="36"/>
-          <w:szCs w:val="36"/>
-        </w:rPr>
-        <w:t>StartupType</w:t>
-      </w:r>
-      <w:proofErr w:type="spellEnd"/>
-      <w:r>
-        <w:rPr>
-          <w:b/>
-          <w:bCs/>
-          <w:color w:val="60CAF3" w:themeColor="accent4" w:themeTint="99"/>
-          <w:sz w:val="36"/>
-          <w:szCs w:val="36"/>
-        </w:rPr>
-        <w:t xml:space="preserve"> Manual</w:t>
-      </w:r>
-    </w:p>
-    <w:p>
-      <w:pPr>
-        <w:pStyle w:val="ListParagraph"/>
-        <w:numPr>
-          <w:ilvl w:val="0"/>
-          <w:numId w:val="26"/>
-        </w:numPr>
-        <w:jc w:val="both"/>
-        <w:rPr>
-          <w:sz w:val="36"/>
-          <w:szCs w:val="36"/>
-        </w:rPr>
-      </w:pPr>
-      <w:r>
-        <w:rPr>
-          <w:sz w:val="36"/>
-          <w:szCs w:val="36"/>
-        </w:rPr>
-        <w:t xml:space="preserve">And run the </w:t>
-      </w:r>
-      <w:r>
-        <w:rPr>
-          <w:b/>
-          <w:bCs/>
-          <w:sz w:val="36"/>
-          <w:szCs w:val="36"/>
-        </w:rPr>
-        <w:t>Start-Service</w:t>
-      </w:r>
-      <w:r>
-        <w:rPr>
-          <w:sz w:val="36"/>
-          <w:szCs w:val="36"/>
-        </w:rPr>
-        <w:t xml:space="preserve"> command again</w:t>
-      </w:r>
-      <w:r>
-        <w:rPr>
-          <w:sz w:val="36"/>
-          <w:szCs w:val="36"/>
-        </w:rPr>
-        <w:t xml:space="preserve">, also check if its running using </w:t>
-      </w:r>
-      <w:r>
-        <w:rPr>
-          <w:b/>
-          <w:bCs/>
-          <w:sz w:val="36"/>
-          <w:szCs w:val="36"/>
-        </w:rPr>
-        <w:t xml:space="preserve">Get-Service </w:t>
-      </w:r>
-      <w:r>
-        <w:rPr>
-          <w:sz w:val="36"/>
-          <w:szCs w:val="36"/>
-        </w:rPr>
-        <w:t>command</w:t>
-      </w:r>
-    </w:p>
-    <w:p>
-      <w:pPr>
-        <w:jc w:val="both"/>
-        <w:rPr>
-          <w:sz w:val="36"/>
-          <w:szCs w:val="36"/>
-        </w:rPr>
-      </w:pPr>
-    </w:p>
-    <w:p>
-      <w:pPr>
-        <w:jc w:val="both"/>
-        <w:rPr>
-          <w:sz w:val="36"/>
-          <w:szCs w:val="36"/>
-        </w:rPr>
-      </w:pPr>
-      <w:r>
-        <w:rPr>
-          <w:sz w:val="36"/>
-          <w:szCs w:val="36"/>
-        </w:rPr>
-        <w:t>Add Private Key in SSH-Agent:</w:t>
-      </w:r>
-    </w:p>
-    <w:p>
-      <w:pPr>
-        <w:jc w:val="both"/>
-        <w:rPr>
-          <w:sz w:val="36"/>
-          <w:szCs w:val="36"/>
-        </w:rPr>
-      </w:pPr>
-      <w:r>
-        <w:rPr>
-          <w:sz w:val="36"/>
-          <w:szCs w:val="36"/>
-        </w:rPr>
-        <w:t># Then add our</w:t>
-      </w:r>
-      <w:r>
-        <w:rPr>
-          <w:sz w:val="36"/>
-          <w:szCs w:val="36"/>
-        </w:rPr>
-        <w:t xml:space="preserve"> private</w:t>
-      </w:r>
-      <w:r>
-        <w:rPr>
-          <w:sz w:val="36"/>
-          <w:szCs w:val="36"/>
-        </w:rPr>
-        <w:t xml:space="preserve"> key using this command </w:t>
-      </w:r>
-      <w:r>
-        <w:rPr>
-          <w:b/>
-          <w:bCs/>
-          <w:sz w:val="36"/>
-          <w:szCs w:val="36"/>
-        </w:rPr>
-        <w:t>ssh-add file path</w:t>
-      </w:r>
-      <w:r>
-        <w:rPr>
-          <w:sz w:val="36"/>
-          <w:szCs w:val="36"/>
-        </w:rPr>
-        <w:t>:</w:t>
-      </w:r>
-    </w:p>
-    <w:p>
-      <w:pPr>
-        <w:jc w:val="both"/>
-        <w:rPr>
-          <w:b/>
-          <w:bCs/>
-          <w:color w:val="60CAF3" w:themeColor="accent4" w:themeTint="99"/>
-          <w:sz w:val="36"/>
-          <w:szCs w:val="36"/>
-        </w:rPr>
-      </w:pPr>
-      <w:r>
-        <w:rPr>
-          <w:b/>
-          <w:bCs/>
-          <w:color w:val="60CAF3" w:themeColor="accent4" w:themeTint="99"/>
-          <w:sz w:val="36"/>
-          <w:szCs w:val="36"/>
-        </w:rPr>
-        <w:t>ssh-add "C:\Users\nhasa\.ssh\id_ed25519"</w:t>
-      </w:r>
-      <w:r>
-        <w:rPr>
-          <w:b/>
-          <w:bCs/>
-          <w:color w:val="60CAF3" w:themeColor="accent4" w:themeTint="99"/>
-          <w:sz w:val="36"/>
-          <w:szCs w:val="36"/>
-        </w:rPr>
-        <w:t xml:space="preserve"> </w:t>
-      </w:r>
-    </w:p>
-    <w:p>
-      <w:pPr>
-        <w:jc w:val="both"/>
-        <w:rPr>
-          <w:b/>
-          <w:bCs/>
-          <w:sz w:val="36"/>
-          <w:szCs w:val="36"/>
-        </w:rPr>
-      </w:pPr>
-      <w:r>
-        <w:rPr>
-          <w:b/>
-          <w:bCs/>
-          <w:sz w:val="36"/>
-          <w:szCs w:val="36"/>
-        </w:rPr>
-        <w:t>// or this</w:t>
-      </w:r>
-    </w:p>
-    <w:p>
-      <w:pPr>
-        <w:jc w:val="both"/>
-        <w:rPr>
-          <w:b/>
-          <w:bCs/>
-          <w:color w:val="60CAF3" w:themeColor="accent4" w:themeTint="99"/>
-          <w:sz w:val="36"/>
-          <w:szCs w:val="36"/>
-        </w:rPr>
-      </w:pPr>
-      <w:r>
-        <w:rPr>
-          <w:b/>
-          <w:bCs/>
-          <w:color w:val="60CAF3" w:themeColor="accent4" w:themeTint="99"/>
-          <w:sz w:val="36"/>
-          <w:szCs w:val="36"/>
-        </w:rPr>
-        <w:t>ssh-add ~/.ssh/id_ed25519</w:t>
-      </w:r>
-    </w:p>
-    <w:p>
-      <w:pPr>
-        <w:jc w:val="both"/>
-        <w:rPr>
-          <w:sz w:val="36"/>
-          <w:szCs w:val="36"/>
-        </w:rPr>
-      </w:pPr>
-      <w:r>
-        <w:rPr>
-          <w:sz w:val="36"/>
-          <w:szCs w:val="36"/>
-        </w:rPr>
-        <w:t># Output will be this:</w:t>
-      </w:r>
-    </w:p>
-    <w:p>
-      <w:pPr>
-        <w:jc w:val="both"/>
-        <w:rPr>
-          <w:b/>
-          <w:bCs/>
-          <w:sz w:val="36"/>
-          <w:szCs w:val="36"/>
-        </w:rPr>
-      </w:pPr>
-      <w:r>
-        <w:rPr>
-          <w:b/>
-          <w:bCs/>
-          <w:sz w:val="36"/>
-          <w:szCs w:val="36"/>
-        </w:rPr>
-        <w:t>Identity added: C:\Users\nhasa\.ssh\id_ed25519 (nhasanr18@gmail.com)</w:t>
-      </w:r>
-    </w:p>
-    <w:p>
-      <w:pPr>
-        <w:jc w:val="both"/>
-        <w:rPr>
-          <w:sz w:val="36"/>
-          <w:szCs w:val="36"/>
-        </w:rPr>
-      </w:pPr>
-      <w:r>
-        <w:rPr>
-          <w:sz w:val="36"/>
-          <w:szCs w:val="36"/>
-        </w:rPr>
-        <w:t># Then check loaded keys using:</w:t>
-      </w:r>
-    </w:p>
-    <w:p>
-      <w:pPr>
-        <w:jc w:val="both"/>
-        <w:rPr>
-          <w:b/>
-          <w:bCs/>
-          <w:color w:val="60CAF3" w:themeColor="accent4" w:themeTint="99"/>
-          <w:sz w:val="36"/>
-          <w:szCs w:val="36"/>
-        </w:rPr>
-      </w:pPr>
-      <w:r>
-        <w:rPr>
-          <w:b/>
-          <w:bCs/>
-          <w:color w:val="60CAF3" w:themeColor="accent4" w:themeTint="99"/>
-          <w:sz w:val="36"/>
-          <w:szCs w:val="36"/>
-        </w:rPr>
-        <w:t>ssh-add -l</w:t>
-      </w:r>
-    </w:p>
-    <w:p>
-      <w:pPr>
-        <w:jc w:val="both"/>
-        <w:rPr>
-          <w:sz w:val="36"/>
-          <w:szCs w:val="36"/>
-        </w:rPr>
-      </w:pPr>
-      <w:r>
-        <w:rPr>
-          <w:sz w:val="36"/>
-          <w:szCs w:val="36"/>
-        </w:rPr>
-        <w:t># It will show a list of added SSH Keys (private key)</w:t>
-      </w:r>
-    </w:p>
-    <w:p>
-      <w:pPr>
-        <w:jc w:val="both"/>
-        <w:rPr>
-          <w:sz w:val="32"/>
-          <w:szCs w:val="32"/>
-        </w:rPr>
-      </w:pPr>
-      <w:r>
-        <w:rPr>
-          <w:b/>
-          <w:bCs/>
-          <w:sz w:val="32"/>
-          <w:szCs w:val="32"/>
-        </w:rPr>
-        <w:lastRenderedPageBreak/>
-        <w:t>256 SHA256:Qn8zg</w:t>
-      </w:r>
-      <w:proofErr w:type="gramStart"/>
-      <w:r>
-        <w:rPr>
-          <w:b/>
-          <w:bCs/>
-          <w:sz w:val="32"/>
-          <w:szCs w:val="32"/>
-        </w:rPr>
-        <w:t>…..</w:t>
-      </w:r>
-      <w:proofErr w:type="spellStart"/>
-      <w:proofErr w:type="gramEnd"/>
-      <w:r>
-        <w:rPr>
-          <w:b/>
-          <w:bCs/>
-          <w:sz w:val="32"/>
-          <w:szCs w:val="32"/>
-        </w:rPr>
-        <w:t>FCbw</w:t>
-      </w:r>
-      <w:proofErr w:type="spellEnd"/>
-      <w:r>
-        <w:rPr>
-          <w:b/>
-          <w:bCs/>
-          <w:sz w:val="32"/>
-          <w:szCs w:val="32"/>
-        </w:rPr>
-        <w:t xml:space="preserve"> nhasanr18@gmail.com (ED25519)</w:t>
-      </w:r>
-    </w:p>
-    <w:p>
-      <w:pPr>
-        <w:jc w:val="both"/>
-        <w:rPr>
-          <w:sz w:val="36"/>
-          <w:szCs w:val="36"/>
-        </w:rPr>
-      </w:pPr>
-    </w:p>
-    <w:p>
-      <w:pPr>
-        <w:jc w:val="both"/>
-        <w:rPr>
-          <w:sz w:val="36"/>
-          <w:szCs w:val="36"/>
-        </w:rPr>
-      </w:pPr>
-      <w:r>
-        <w:rPr>
-          <w:sz w:val="36"/>
-          <w:szCs w:val="36"/>
-        </w:rPr>
-        <w:t>Copy Public Key:</w:t>
-      </w:r>
-    </w:p>
-    <w:p>
-      <w:pPr>
-        <w:jc w:val="both"/>
-        <w:rPr>
-          <w:sz w:val="36"/>
-          <w:szCs w:val="36"/>
-        </w:rPr>
-      </w:pPr>
-      <w:r>
-        <w:rPr>
-          <w:sz w:val="36"/>
-          <w:szCs w:val="36"/>
-        </w:rPr>
-        <w:t xml:space="preserve"># </w:t>
-      </w:r>
-      <w:r>
-        <w:rPr>
-          <w:sz w:val="36"/>
-          <w:szCs w:val="36"/>
-        </w:rPr>
-        <w:t>Use this command to show it</w:t>
-      </w:r>
-    </w:p>
-    <w:p>
-      <w:pPr>
-        <w:jc w:val="both"/>
-        <w:rPr>
-          <w:sz w:val="36"/>
-          <w:szCs w:val="36"/>
-        </w:rPr>
-      </w:pPr>
-      <w:r>
-        <w:rPr>
-          <w:b/>
-          <w:bCs/>
-          <w:color w:val="60CAF3" w:themeColor="accent4" w:themeTint="99"/>
-          <w:sz w:val="36"/>
-          <w:szCs w:val="36"/>
-        </w:rPr>
-        <w:t>cat ~/.ssh/id_ed25519.pub</w:t>
-      </w:r>
-      <w:r>
-        <w:rPr>
-          <w:sz w:val="36"/>
-          <w:szCs w:val="36"/>
-        </w:rPr>
-        <w:t xml:space="preserve">       // Or direct path of the file</w:t>
-      </w:r>
-    </w:p>
-    <w:p>
-      <w:pPr>
-        <w:jc w:val="both"/>
-        <w:rPr>
-          <w:sz w:val="36"/>
-          <w:szCs w:val="36"/>
-        </w:rPr>
-      </w:pPr>
-      <w:r>
-        <w:rPr>
-          <w:sz w:val="36"/>
-          <w:szCs w:val="36"/>
-        </w:rPr>
-        <w:t># Output will be like this:</w:t>
-      </w:r>
-    </w:p>
-    <w:p>
-      <w:pPr>
-        <w:jc w:val="both"/>
+        <w:jc w:val="center"/>
         <w:rPr>
           <w:sz w:val="34"/>
           <w:szCs w:val="34"/>
@@ -10785,745 +7757,20 @@
       </w:pPr>
       <w:r>
         <w:rPr>
-          <w:b/>
-          <w:bCs/>
           <w:sz w:val="34"/>
           <w:szCs w:val="34"/>
         </w:rPr>
-        <w:t>ssh-ed25519</w:t>
-      </w:r>
-      <w:r>
-        <w:rPr>
-          <w:b/>
-          <w:bCs/>
+        <w:t>Break</w:t>
+      </w:r>
+    </w:p>
+    <w:p>
+      <w:pPr>
+        <w:jc w:val="both"/>
+        <w:rPr>
           <w:sz w:val="34"/>
           <w:szCs w:val="34"/>
         </w:rPr>
-        <w:t xml:space="preserve"> </w:t>
-      </w:r>
-      <w:r>
-        <w:rPr>
-          <w:b/>
-          <w:bCs/>
-          <w:sz w:val="34"/>
-          <w:szCs w:val="34"/>
-        </w:rPr>
-        <w:t>AAAA1l</w:t>
-      </w:r>
-      <w:r>
-        <w:rPr>
-          <w:b/>
-          <w:bCs/>
-          <w:sz w:val="34"/>
-          <w:szCs w:val="34"/>
-        </w:rPr>
-        <w:t>……</w:t>
-      </w:r>
-      <w:proofErr w:type="gramStart"/>
-      <w:r>
-        <w:rPr>
-          <w:b/>
-          <w:bCs/>
-          <w:sz w:val="34"/>
-          <w:szCs w:val="34"/>
-        </w:rPr>
-        <w:t>….</w:t>
-      </w:r>
-      <w:proofErr w:type="spellStart"/>
-      <w:r>
-        <w:rPr>
-          <w:b/>
-          <w:bCs/>
-          <w:sz w:val="34"/>
-          <w:szCs w:val="34"/>
-        </w:rPr>
-        <w:t>Sk</w:t>
-      </w:r>
-      <w:proofErr w:type="gramEnd"/>
-      <w:r>
-        <w:rPr>
-          <w:b/>
-          <w:bCs/>
-          <w:sz w:val="34"/>
-          <w:szCs w:val="34"/>
-        </w:rPr>
-        <w:t>+hXV</w:t>
-      </w:r>
-      <w:proofErr w:type="spellEnd"/>
-      <w:r>
-        <w:rPr>
-          <w:b/>
-          <w:bCs/>
-          <w:sz w:val="34"/>
-          <w:szCs w:val="34"/>
-        </w:rPr>
-        <w:t xml:space="preserve"> nhasanr18@gmail.com</w:t>
-      </w:r>
-    </w:p>
-    <w:p>
-      <w:pPr>
-        <w:jc w:val="both"/>
-        <w:rPr>
-          <w:sz w:val="34"/>
-          <w:szCs w:val="34"/>
-        </w:rPr>
-      </w:pPr>
-      <w:r>
-        <w:rPr>
-          <w:sz w:val="34"/>
-          <w:szCs w:val="34"/>
-        </w:rPr>
-        <w:t># Copy the entire line</w:t>
-      </w:r>
-    </w:p>
-    <w:p>
-      <w:pPr>
-        <w:jc w:val="both"/>
-        <w:rPr>
-          <w:sz w:val="34"/>
-          <w:szCs w:val="34"/>
-        </w:rPr>
-      </w:pPr>
-    </w:p>
-    <w:p>
-      <w:pPr>
-        <w:jc w:val="both"/>
-        <w:rPr>
-          <w:sz w:val="34"/>
-          <w:szCs w:val="34"/>
-        </w:rPr>
-      </w:pPr>
-      <w:r>
-        <w:rPr>
-          <w:sz w:val="34"/>
-          <w:szCs w:val="34"/>
-        </w:rPr>
-        <w:t>Add Key to GitHub:</w:t>
-      </w:r>
-    </w:p>
-    <w:p>
-      <w:pPr>
-        <w:jc w:val="both"/>
-        <w:rPr>
-          <w:sz w:val="34"/>
-          <w:szCs w:val="34"/>
-        </w:rPr>
-      </w:pPr>
-      <w:r>
-        <w:rPr>
-          <w:sz w:val="34"/>
-          <w:szCs w:val="34"/>
-        </w:rPr>
-        <w:t xml:space="preserve"># </w:t>
-      </w:r>
-      <w:r>
-        <w:rPr>
-          <w:sz w:val="34"/>
-          <w:szCs w:val="34"/>
-        </w:rPr>
-        <w:t>Go to</w:t>
-      </w:r>
-      <w:r>
-        <w:rPr>
-          <w:sz w:val="34"/>
-          <w:szCs w:val="34"/>
-        </w:rPr>
-        <w:t xml:space="preserve"> </w:t>
-      </w:r>
-      <w:r>
-        <w:rPr>
-          <w:sz w:val="34"/>
-          <w:szCs w:val="34"/>
-        </w:rPr>
-        <w:t>GitHub SSH Keys Settings</w:t>
-      </w:r>
-      <w:r>
-        <w:rPr>
-          <w:sz w:val="34"/>
-          <w:szCs w:val="34"/>
-        </w:rPr>
-        <w:t>:</w:t>
-      </w:r>
-    </w:p>
-    <w:p>
-      <w:pPr>
-        <w:pStyle w:val="ListParagraph"/>
-        <w:numPr>
-          <w:ilvl w:val="0"/>
-          <w:numId w:val="26"/>
-        </w:numPr>
-        <w:jc w:val="both"/>
-        <w:rPr>
-          <w:sz w:val="34"/>
-          <w:szCs w:val="34"/>
-        </w:rPr>
-      </w:pPr>
-      <w:r>
-        <w:rPr>
-          <w:sz w:val="34"/>
-          <w:szCs w:val="34"/>
-        </w:rPr>
-        <w:t>Click</w:t>
-      </w:r>
-      <w:r>
-        <w:rPr>
-          <w:sz w:val="34"/>
-          <w:szCs w:val="34"/>
-        </w:rPr>
-        <w:t xml:space="preserve">, </w:t>
-      </w:r>
-      <w:r>
-        <w:rPr>
-          <w:sz w:val="34"/>
-          <w:szCs w:val="34"/>
-        </w:rPr>
-        <w:t>New SSH Key</w:t>
-      </w:r>
-      <w:r>
-        <w:rPr>
-          <w:sz w:val="34"/>
-          <w:szCs w:val="34"/>
-        </w:rPr>
-        <w:t xml:space="preserve"> then set key name and type (Authentication or Signing Key)</w:t>
-      </w:r>
-    </w:p>
-    <w:p>
-      <w:pPr>
-        <w:pStyle w:val="ListParagraph"/>
-        <w:numPr>
-          <w:ilvl w:val="0"/>
-          <w:numId w:val="26"/>
-        </w:numPr>
-        <w:jc w:val="both"/>
-        <w:rPr>
-          <w:sz w:val="34"/>
-          <w:szCs w:val="34"/>
-        </w:rPr>
-      </w:pPr>
-      <w:r>
-        <w:rPr>
-          <w:sz w:val="34"/>
-          <w:szCs w:val="34"/>
-        </w:rPr>
-        <w:t>Paste the public key</w:t>
-      </w:r>
-      <w:r>
-        <w:rPr>
-          <w:sz w:val="34"/>
-          <w:szCs w:val="34"/>
-        </w:rPr>
-        <w:t xml:space="preserve"> then </w:t>
-      </w:r>
-      <w:r>
-        <w:rPr>
-          <w:sz w:val="34"/>
-          <w:szCs w:val="34"/>
-        </w:rPr>
-        <w:t>Save.</w:t>
-      </w:r>
-    </w:p>
-    <w:p>
-      <w:pPr>
-        <w:jc w:val="both"/>
-        <w:rPr>
-          <w:sz w:val="34"/>
-          <w:szCs w:val="34"/>
-        </w:rPr>
-      </w:pPr>
-    </w:p>
-    <w:p>
-      <w:pPr>
-        <w:jc w:val="both"/>
-        <w:rPr>
-          <w:sz w:val="34"/>
-          <w:szCs w:val="34"/>
-        </w:rPr>
-      </w:pPr>
-      <w:r>
-        <w:rPr>
-          <w:sz w:val="34"/>
-          <w:szCs w:val="34"/>
-        </w:rPr>
-        <w:t>Test Authentication:</w:t>
-      </w:r>
-    </w:p>
-    <w:p>
-      <w:pPr>
-        <w:jc w:val="both"/>
-        <w:rPr>
-          <w:sz w:val="34"/>
-          <w:szCs w:val="34"/>
-        </w:rPr>
-      </w:pPr>
-      <w:r>
-        <w:rPr>
-          <w:sz w:val="34"/>
-          <w:szCs w:val="34"/>
-        </w:rPr>
-        <w:t># Run this:</w:t>
-      </w:r>
-    </w:p>
-    <w:p>
-      <w:pPr>
-        <w:jc w:val="both"/>
-        <w:rPr>
-          <w:sz w:val="34"/>
-          <w:szCs w:val="34"/>
-        </w:rPr>
-      </w:pPr>
-      <w:r>
-        <w:rPr>
-          <w:sz w:val="34"/>
-          <w:szCs w:val="34"/>
-        </w:rPr>
-        <w:t>ssh -T git@github.com</w:t>
-      </w:r>
-    </w:p>
-    <w:p>
-      <w:pPr>
-        <w:jc w:val="both"/>
-        <w:rPr>
-          <w:sz w:val="34"/>
-          <w:szCs w:val="34"/>
-        </w:rPr>
-      </w:pPr>
-      <w:r>
-        <w:rPr>
-          <w:sz w:val="34"/>
-          <w:szCs w:val="34"/>
-        </w:rPr>
-        <w:t># First time will show “</w:t>
-      </w:r>
-      <w:r>
-        <w:rPr>
-          <w:b/>
-          <w:bCs/>
-          <w:sz w:val="34"/>
-          <w:szCs w:val="34"/>
-        </w:rPr>
-        <w:t>Are you sure you want to continue connecting</w:t>
-      </w:r>
-      <w:r>
-        <w:rPr>
-          <w:sz w:val="34"/>
-          <w:szCs w:val="34"/>
-        </w:rPr>
-        <w:t>?</w:t>
-      </w:r>
-      <w:r>
-        <w:rPr>
-          <w:sz w:val="34"/>
-          <w:szCs w:val="34"/>
-        </w:rPr>
-        <w:t>”. Then type yes. We should see something like this “</w:t>
-      </w:r>
-      <w:r>
-        <w:rPr>
-          <w:b/>
-          <w:bCs/>
-          <w:sz w:val="34"/>
-          <w:szCs w:val="34"/>
-        </w:rPr>
-        <w:t>Hi username! You've successfully authenticated.</w:t>
-      </w:r>
-      <w:r>
-        <w:rPr>
-          <w:sz w:val="34"/>
-          <w:szCs w:val="34"/>
-        </w:rPr>
-        <w:t>”</w:t>
-      </w:r>
-    </w:p>
-    <w:p>
-      <w:pPr>
-        <w:jc w:val="both"/>
-        <w:rPr>
-          <w:sz w:val="34"/>
-          <w:szCs w:val="34"/>
-        </w:rPr>
-      </w:pPr>
-      <w:r>
-        <w:rPr>
-          <w:sz w:val="34"/>
-          <w:szCs w:val="34"/>
-        </w:rPr>
-        <w:t xml:space="preserve"># </w:t>
-      </w:r>
-      <w:r>
-        <w:rPr>
-          <w:sz w:val="34"/>
-          <w:szCs w:val="34"/>
-        </w:rPr>
-        <w:t>At this moment SSH is:</w:t>
-      </w:r>
-    </w:p>
-    <w:p>
-      <w:pPr>
-        <w:pStyle w:val="ListParagraph"/>
-        <w:numPr>
-          <w:ilvl w:val="0"/>
-          <w:numId w:val="27"/>
-        </w:numPr>
-        <w:jc w:val="both"/>
-        <w:rPr>
-          <w:sz w:val="34"/>
-          <w:szCs w:val="34"/>
-        </w:rPr>
-      </w:pPr>
-      <w:r>
-        <w:rPr>
-          <w:sz w:val="34"/>
-          <w:szCs w:val="34"/>
-        </w:rPr>
-        <w:lastRenderedPageBreak/>
-        <w:t>Verifying GitHub's host key.</w:t>
-      </w:r>
-    </w:p>
-    <w:p>
-      <w:pPr>
-        <w:pStyle w:val="ListParagraph"/>
-        <w:numPr>
-          <w:ilvl w:val="0"/>
-          <w:numId w:val="27"/>
-        </w:numPr>
-        <w:jc w:val="both"/>
-        <w:rPr>
-          <w:sz w:val="34"/>
-          <w:szCs w:val="34"/>
-        </w:rPr>
-      </w:pPr>
-      <w:r>
-        <w:rPr>
-          <w:sz w:val="34"/>
-          <w:szCs w:val="34"/>
-        </w:rPr>
-        <w:t>Using our private key to sign a challenge.</w:t>
-      </w:r>
-    </w:p>
-    <w:p>
-      <w:pPr>
-        <w:pStyle w:val="ListParagraph"/>
-        <w:numPr>
-          <w:ilvl w:val="0"/>
-          <w:numId w:val="27"/>
-        </w:numPr>
-        <w:jc w:val="both"/>
-        <w:rPr>
-          <w:sz w:val="34"/>
-          <w:szCs w:val="34"/>
-        </w:rPr>
-      </w:pPr>
-      <w:r>
-        <w:rPr>
-          <w:sz w:val="34"/>
-          <w:szCs w:val="34"/>
-        </w:rPr>
-        <w:t>GitHub verifying with our public key.</w:t>
-      </w:r>
-    </w:p>
-    <w:p>
-      <w:pPr>
-        <w:jc w:val="both"/>
-        <w:rPr>
-          <w:sz w:val="34"/>
-          <w:szCs w:val="34"/>
-        </w:rPr>
-      </w:pPr>
-      <w:r>
-        <w:rPr>
-          <w:sz w:val="34"/>
-          <w:szCs w:val="34"/>
-        </w:rPr>
-        <w:t># Basic SSH workflow concept</w:t>
-      </w:r>
-    </w:p>
-    <w:p>
-      <w:pPr>
-        <w:jc w:val="both"/>
-        <w:rPr>
-          <w:sz w:val="34"/>
-          <w:szCs w:val="34"/>
-        </w:rPr>
-      </w:pPr>
-    </w:p>
-    <w:p>
-      <w:pPr>
-        <w:jc w:val="both"/>
-        <w:rPr>
-          <w:sz w:val="34"/>
-          <w:szCs w:val="34"/>
-        </w:rPr>
-      </w:pPr>
-      <w:r>
-        <w:rPr>
-          <w:sz w:val="34"/>
-          <w:szCs w:val="34"/>
-        </w:rPr>
-        <w:t>Clone Repo using SSH:</w:t>
-      </w:r>
-    </w:p>
-    <w:p>
-      <w:pPr>
-        <w:jc w:val="both"/>
-        <w:rPr>
-          <w:sz w:val="34"/>
-          <w:szCs w:val="34"/>
-        </w:rPr>
-      </w:pPr>
-      <w:r>
-        <w:rPr>
-          <w:sz w:val="34"/>
-          <w:szCs w:val="34"/>
-        </w:rPr>
-        <w:t># Find the SSH URL on GitHub like this:</w:t>
-      </w:r>
-    </w:p>
-    <w:p>
-      <w:pPr>
-        <w:jc w:val="both"/>
-        <w:rPr>
-          <w:b/>
-          <w:bCs/>
-          <w:sz w:val="34"/>
-          <w:szCs w:val="34"/>
-        </w:rPr>
-      </w:pPr>
-      <w:proofErr w:type="spellStart"/>
-      <w:proofErr w:type="gramStart"/>
-      <w:r>
-        <w:rPr>
-          <w:b/>
-          <w:bCs/>
-          <w:sz w:val="34"/>
-          <w:szCs w:val="34"/>
-        </w:rPr>
-        <w:t>git@github.com:username</w:t>
-      </w:r>
-      <w:proofErr w:type="spellEnd"/>
-      <w:r>
-        <w:rPr>
-          <w:b/>
-          <w:bCs/>
-          <w:sz w:val="34"/>
-          <w:szCs w:val="34"/>
-        </w:rPr>
-        <w:t>/</w:t>
-      </w:r>
-      <w:proofErr w:type="spellStart"/>
-      <w:r>
-        <w:rPr>
-          <w:b/>
-          <w:bCs/>
-          <w:sz w:val="34"/>
-          <w:szCs w:val="34"/>
-        </w:rPr>
-        <w:t>repo.git</w:t>
-      </w:r>
-      <w:proofErr w:type="spellEnd"/>
-      <w:proofErr w:type="gramEnd"/>
-    </w:p>
-    <w:p>
-      <w:pPr>
-        <w:jc w:val="both"/>
-        <w:rPr>
-          <w:sz w:val="34"/>
-          <w:szCs w:val="34"/>
-        </w:rPr>
-      </w:pPr>
-      <w:r>
-        <w:rPr>
-          <w:sz w:val="34"/>
-          <w:szCs w:val="34"/>
-        </w:rPr>
-        <w:t># Then clone using this command</w:t>
-      </w:r>
-    </w:p>
-    <w:p>
-      <w:pPr>
-        <w:jc w:val="both"/>
-        <w:rPr>
-          <w:b/>
-          <w:bCs/>
-          <w:color w:val="60CAF3" w:themeColor="accent4" w:themeTint="99"/>
-          <w:sz w:val="34"/>
-          <w:szCs w:val="34"/>
-        </w:rPr>
-      </w:pPr>
-      <w:r>
-        <w:rPr>
-          <w:b/>
-          <w:bCs/>
-          <w:color w:val="60CAF3" w:themeColor="accent4" w:themeTint="99"/>
-          <w:sz w:val="34"/>
-          <w:szCs w:val="34"/>
-        </w:rPr>
-        <w:t xml:space="preserve">git clone </w:t>
-      </w:r>
-      <w:proofErr w:type="spellStart"/>
-      <w:proofErr w:type="gramStart"/>
-      <w:r>
-        <w:rPr>
-          <w:b/>
-          <w:bCs/>
-          <w:color w:val="60CAF3" w:themeColor="accent4" w:themeTint="99"/>
-          <w:sz w:val="34"/>
-          <w:szCs w:val="34"/>
-        </w:rPr>
-        <w:t>git@github.com:username</w:t>
-      </w:r>
-      <w:proofErr w:type="spellEnd"/>
-      <w:r>
-        <w:rPr>
-          <w:b/>
-          <w:bCs/>
-          <w:color w:val="60CAF3" w:themeColor="accent4" w:themeTint="99"/>
-          <w:sz w:val="34"/>
-          <w:szCs w:val="34"/>
-        </w:rPr>
-        <w:t>/</w:t>
-      </w:r>
-      <w:proofErr w:type="spellStart"/>
-      <w:r>
-        <w:rPr>
-          <w:b/>
-          <w:bCs/>
-          <w:color w:val="60CAF3" w:themeColor="accent4" w:themeTint="99"/>
-          <w:sz w:val="34"/>
-          <w:szCs w:val="34"/>
-        </w:rPr>
-        <w:t>repo.git</w:t>
-      </w:r>
-      <w:proofErr w:type="spellEnd"/>
-      <w:proofErr w:type="gramEnd"/>
-    </w:p>
-    <w:p>
-      <w:pPr>
-        <w:jc w:val="both"/>
-        <w:rPr>
-          <w:sz w:val="34"/>
-          <w:szCs w:val="34"/>
-        </w:rPr>
-      </w:pPr>
-      <w:r>
-        <w:rPr>
-          <w:sz w:val="34"/>
-          <w:szCs w:val="34"/>
-        </w:rPr>
-        <w:t># Now we can do:</w:t>
-      </w:r>
-    </w:p>
-    <w:p>
-      <w:pPr>
-        <w:jc w:val="both"/>
-        <w:rPr>
-          <w:b/>
-          <w:bCs/>
-          <w:color w:val="60CAF3" w:themeColor="accent4" w:themeTint="99"/>
-          <w:sz w:val="34"/>
-          <w:szCs w:val="34"/>
-        </w:rPr>
-      </w:pPr>
-      <w:r>
-        <w:rPr>
-          <w:b/>
-          <w:bCs/>
-          <w:color w:val="60CAF3" w:themeColor="accent4" w:themeTint="99"/>
-          <w:sz w:val="34"/>
-          <w:szCs w:val="34"/>
-        </w:rPr>
-        <w:t xml:space="preserve">git </w:t>
-      </w:r>
-      <w:proofErr w:type="gramStart"/>
-      <w:r>
-        <w:rPr>
-          <w:b/>
-          <w:bCs/>
-          <w:color w:val="60CAF3" w:themeColor="accent4" w:themeTint="99"/>
-          <w:sz w:val="34"/>
-          <w:szCs w:val="34"/>
-        </w:rPr>
-        <w:t>pull</w:t>
-      </w:r>
-      <w:proofErr w:type="gramEnd"/>
-    </w:p>
-    <w:p>
-      <w:pPr>
-        <w:jc w:val="both"/>
-        <w:rPr>
-          <w:b/>
-          <w:bCs/>
-          <w:color w:val="60CAF3" w:themeColor="accent4" w:themeTint="99"/>
-          <w:sz w:val="34"/>
-          <w:szCs w:val="34"/>
-        </w:rPr>
-      </w:pPr>
-      <w:r>
-        <w:rPr>
-          <w:b/>
-          <w:bCs/>
-          <w:color w:val="60CAF3" w:themeColor="accent4" w:themeTint="99"/>
-          <w:sz w:val="34"/>
-          <w:szCs w:val="34"/>
-        </w:rPr>
-        <w:t>git push</w:t>
-      </w:r>
-    </w:p>
-    <w:p>
-      <w:pPr>
-        <w:jc w:val="both"/>
-        <w:rPr>
-          <w:sz w:val="34"/>
-          <w:szCs w:val="34"/>
-        </w:rPr>
-      </w:pPr>
-      <w:r>
-        <w:rPr>
-          <w:sz w:val="34"/>
-          <w:szCs w:val="34"/>
-        </w:rPr>
-        <w:t># It will authenticate through SSH instead of passwords or tokens</w:t>
-      </w:r>
-    </w:p>
-    <w:p>
-      <w:pPr>
-        <w:jc w:val="both"/>
-        <w:rPr>
-          <w:sz w:val="34"/>
-          <w:szCs w:val="34"/>
-        </w:rPr>
-      </w:pPr>
-    </w:p>
-    <w:p>
-      <w:pPr>
-        <w:jc w:val="both"/>
-        <w:rPr>
-          <w:sz w:val="34"/>
-          <w:szCs w:val="34"/>
-        </w:rPr>
-      </w:pPr>
-      <w:r>
-        <w:rPr>
-          <w:sz w:val="34"/>
-          <w:szCs w:val="34"/>
-        </w:rPr>
-        <w:t>Useful Commands of SSH:</w:t>
-      </w:r>
-    </w:p>
-    <w:p>
-      <w:pPr>
-        <w:jc w:val="both"/>
-        <w:rPr>
-          <w:sz w:val="34"/>
-          <w:szCs w:val="34"/>
-        </w:rPr>
-      </w:pPr>
-      <w:r>
-        <w:rPr>
-          <w:sz w:val="34"/>
-          <w:szCs w:val="34"/>
-        </w:rPr>
-        <w:t xml:space="preserve"># </w:t>
-      </w:r>
+      </w:pPr>
     </w:p>
     <w:p>
       <w:pPr>
@@ -11999,6 +8246,119 @@
     </w:lvl>
   </w:abstractNum>
   <w:abstractNum w:abstractNumId="3" w15:restartNumberingAfterBreak="0">
+    <w:nsid w:val="1E9323AD"/>
+    <w:multiLevelType w:val="hybridMultilevel"/>
+    <w:tmpl w:val="B4A0E43E"/>
+    <w:lvl w:ilvl="0" w:tplc="04090001">
+      <w:start w:val="1"/>
+      <w:numFmt w:val="bullet"/>
+      <w:lvlText w:val=""/>
+      <w:lvlJc w:val="left"/>
+      <w:pPr>
+        <w:ind w:left="360" w:hanging="360"/>
+      </w:pPr>
+      <w:rPr>
+        <w:rFonts w:ascii="Symbol" w:hAnsi="Symbol" w:hint="default"/>
+      </w:rPr>
+    </w:lvl>
+    <w:lvl w:ilvl="1" w:tplc="04090003" w:tentative="1">
+      <w:start w:val="1"/>
+      <w:numFmt w:val="bullet"/>
+      <w:lvlText w:val="o"/>
+      <w:lvlJc w:val="left"/>
+      <w:pPr>
+        <w:ind w:left="1080" w:hanging="360"/>
+      </w:pPr>
+      <w:rPr>
+        <w:rFonts w:ascii="Courier New" w:hAnsi="Courier New" w:cs="Courier New" w:hint="default"/>
+      </w:rPr>
+    </w:lvl>
+    <w:lvl w:ilvl="2" w:tplc="04090005" w:tentative="1">
+      <w:start w:val="1"/>
+      <w:numFmt w:val="bullet"/>
+      <w:lvlText w:val=""/>
+      <w:lvlJc w:val="left"/>
+      <w:pPr>
+        <w:ind w:left="1800" w:hanging="360"/>
+      </w:pPr>
+      <w:rPr>
+        <w:rFonts w:ascii="Wingdings" w:hAnsi="Wingdings" w:hint="default"/>
+      </w:rPr>
+    </w:lvl>
+    <w:lvl w:ilvl="3" w:tplc="04090001" w:tentative="1">
+      <w:start w:val="1"/>
+      <w:numFmt w:val="bullet"/>
+      <w:lvlText w:val=""/>
+      <w:lvlJc w:val="left"/>
+      <w:pPr>
+        <w:ind w:left="2520" w:hanging="360"/>
+      </w:pPr>
+      <w:rPr>
+        <w:rFonts w:ascii="Symbol" w:hAnsi="Symbol" w:hint="default"/>
+      </w:rPr>
+    </w:lvl>
+    <w:lvl w:ilvl="4" w:tplc="04090003" w:tentative="1">
+      <w:start w:val="1"/>
+      <w:numFmt w:val="bullet"/>
+      <w:lvlText w:val="o"/>
+      <w:lvlJc w:val="left"/>
+      <w:pPr>
+        <w:ind w:left="3240" w:hanging="360"/>
+      </w:pPr>
+      <w:rPr>
+        <w:rFonts w:ascii="Courier New" w:hAnsi="Courier New" w:cs="Courier New" w:hint="default"/>
+      </w:rPr>
+    </w:lvl>
+    <w:lvl w:ilvl="5" w:tplc="04090005" w:tentative="1">
+      <w:start w:val="1"/>
+      <w:numFmt w:val="bullet"/>
+      <w:lvlText w:val=""/>
+      <w:lvlJc w:val="left"/>
+      <w:pPr>
+        <w:ind w:left="3960" w:hanging="360"/>
+      </w:pPr>
+      <w:rPr>
+        <w:rFonts w:ascii="Wingdings" w:hAnsi="Wingdings" w:hint="default"/>
+      </w:rPr>
+    </w:lvl>
+    <w:lvl w:ilvl="6" w:tplc="04090001" w:tentative="1">
+      <w:start w:val="1"/>
+      <w:numFmt w:val="bullet"/>
+      <w:lvlText w:val=""/>
+      <w:lvlJc w:val="left"/>
+      <w:pPr>
+        <w:ind w:left="4680" w:hanging="360"/>
+      </w:pPr>
+      <w:rPr>
+        <w:rFonts w:ascii="Symbol" w:hAnsi="Symbol" w:hint="default"/>
+      </w:rPr>
+    </w:lvl>
+    <w:lvl w:ilvl="7" w:tplc="04090003" w:tentative="1">
+      <w:start w:val="1"/>
+      <w:numFmt w:val="bullet"/>
+      <w:lvlText w:val="o"/>
+      <w:lvlJc w:val="left"/>
+      <w:pPr>
+        <w:ind w:left="5400" w:hanging="360"/>
+      </w:pPr>
+      <w:rPr>
+        <w:rFonts w:ascii="Courier New" w:hAnsi="Courier New" w:cs="Courier New" w:hint="default"/>
+      </w:rPr>
+    </w:lvl>
+    <w:lvl w:ilvl="8" w:tplc="04090005" w:tentative="1">
+      <w:start w:val="1"/>
+      <w:numFmt w:val="bullet"/>
+      <w:lvlText w:val=""/>
+      <w:lvlJc w:val="left"/>
+      <w:pPr>
+        <w:ind w:left="6120" w:hanging="360"/>
+      </w:pPr>
+      <w:rPr>
+        <w:rFonts w:ascii="Wingdings" w:hAnsi="Wingdings" w:hint="default"/>
+      </w:rPr>
+    </w:lvl>
+  </w:abstractNum>
+  <w:abstractNum w:abstractNumId="4" w15:restartNumberingAfterBreak="0">
     <w:nsid w:val="23A11734"/>
     <w:multiLevelType w:val="hybridMultilevel"/>
     <w:tmpl w:val="CCB83A46"/>
@@ -12111,7 +8471,7 @@
       </w:rPr>
     </w:lvl>
   </w:abstractNum>
-  <w:abstractNum w:abstractNumId="4" w15:restartNumberingAfterBreak="0">
+  <w:abstractNum w:abstractNumId="5" w15:restartNumberingAfterBreak="0">
     <w:nsid w:val="2557343A"/>
     <w:multiLevelType w:val="hybridMultilevel"/>
     <w:tmpl w:val="8A30FEE6"/>
@@ -12224,7 +8584,7 @@
       </w:rPr>
     </w:lvl>
   </w:abstractNum>
-  <w:abstractNum w:abstractNumId="5" w15:restartNumberingAfterBreak="0">
+  <w:abstractNum w:abstractNumId="6" w15:restartNumberingAfterBreak="0">
     <w:nsid w:val="2803370B"/>
     <w:multiLevelType w:val="hybridMultilevel"/>
     <w:tmpl w:val="9EA49456"/>
@@ -12337,7 +8697,7 @@
       </w:rPr>
     </w:lvl>
   </w:abstractNum>
-  <w:abstractNum w:abstractNumId="6" w15:restartNumberingAfterBreak="0">
+  <w:abstractNum w:abstractNumId="7" w15:restartNumberingAfterBreak="0">
     <w:nsid w:val="2E007351"/>
     <w:multiLevelType w:val="hybridMultilevel"/>
     <w:tmpl w:val="6F2EBE88"/>
@@ -12450,7 +8810,7 @@
       </w:rPr>
     </w:lvl>
   </w:abstractNum>
-  <w:abstractNum w:abstractNumId="7" w15:restartNumberingAfterBreak="0">
+  <w:abstractNum w:abstractNumId="8" w15:restartNumberingAfterBreak="0">
     <w:nsid w:val="2F592B5B"/>
     <w:multiLevelType w:val="hybridMultilevel"/>
     <w:tmpl w:val="FE62C13A"/>
@@ -12563,7 +8923,7 @@
       </w:rPr>
     </w:lvl>
   </w:abstractNum>
-  <w:abstractNum w:abstractNumId="8" w15:restartNumberingAfterBreak="0">
+  <w:abstractNum w:abstractNumId="9" w15:restartNumberingAfterBreak="0">
     <w:nsid w:val="343F15CA"/>
     <w:multiLevelType w:val="hybridMultilevel"/>
     <w:tmpl w:val="38905CBE"/>
@@ -12676,7 +9036,7 @@
       </w:rPr>
     </w:lvl>
   </w:abstractNum>
-  <w:abstractNum w:abstractNumId="9" w15:restartNumberingAfterBreak="0">
+  <w:abstractNum w:abstractNumId="10" w15:restartNumberingAfterBreak="0">
     <w:nsid w:val="352E72A6"/>
     <w:multiLevelType w:val="hybridMultilevel"/>
     <w:tmpl w:val="36608DA2"/>
@@ -12789,7 +9149,7 @@
       </w:rPr>
     </w:lvl>
   </w:abstractNum>
-  <w:abstractNum w:abstractNumId="10" w15:restartNumberingAfterBreak="0">
+  <w:abstractNum w:abstractNumId="11" w15:restartNumberingAfterBreak="0">
     <w:nsid w:val="3A64427A"/>
     <w:multiLevelType w:val="hybridMultilevel"/>
     <w:tmpl w:val="08061F78"/>
@@ -12902,7 +9262,7 @@
       </w:rPr>
     </w:lvl>
   </w:abstractNum>
-  <w:abstractNum w:abstractNumId="11" w15:restartNumberingAfterBreak="0">
+  <w:abstractNum w:abstractNumId="12" w15:restartNumberingAfterBreak="0">
     <w:nsid w:val="3CE6114A"/>
     <w:multiLevelType w:val="hybridMultilevel"/>
     <w:tmpl w:val="DAC8EAB2"/>
@@ -13015,7 +9375,7 @@
       </w:rPr>
     </w:lvl>
   </w:abstractNum>
-  <w:abstractNum w:abstractNumId="12" w15:restartNumberingAfterBreak="0">
+  <w:abstractNum w:abstractNumId="13" w15:restartNumberingAfterBreak="0">
     <w:nsid w:val="3EA15ED3"/>
     <w:multiLevelType w:val="hybridMultilevel"/>
     <w:tmpl w:val="32A66580"/>
@@ -13128,7 +9488,7 @@
       </w:rPr>
     </w:lvl>
   </w:abstractNum>
-  <w:abstractNum w:abstractNumId="13" w15:restartNumberingAfterBreak="0">
+  <w:abstractNum w:abstractNumId="14" w15:restartNumberingAfterBreak="0">
     <w:nsid w:val="465D0ED0"/>
     <w:multiLevelType w:val="hybridMultilevel"/>
     <w:tmpl w:val="CA2CA59C"/>
@@ -13241,7 +9601,7 @@
       </w:rPr>
     </w:lvl>
   </w:abstractNum>
-  <w:abstractNum w:abstractNumId="14" w15:restartNumberingAfterBreak="0">
+  <w:abstractNum w:abstractNumId="15" w15:restartNumberingAfterBreak="0">
     <w:nsid w:val="48BC2A2E"/>
     <w:multiLevelType w:val="hybridMultilevel"/>
     <w:tmpl w:val="262A606E"/>
@@ -13332,7 +9692,7 @@
       </w:pPr>
     </w:lvl>
   </w:abstractNum>
-  <w:abstractNum w:abstractNumId="15" w15:restartNumberingAfterBreak="0">
+  <w:abstractNum w:abstractNumId="16" w15:restartNumberingAfterBreak="0">
     <w:nsid w:val="49767D6F"/>
     <w:multiLevelType w:val="hybridMultilevel"/>
     <w:tmpl w:val="4218F1BC"/>
@@ -13423,7 +9783,7 @@
       </w:pPr>
     </w:lvl>
   </w:abstractNum>
-  <w:abstractNum w:abstractNumId="16" w15:restartNumberingAfterBreak="0">
+  <w:abstractNum w:abstractNumId="17" w15:restartNumberingAfterBreak="0">
     <w:nsid w:val="4A3641F2"/>
     <w:multiLevelType w:val="hybridMultilevel"/>
     <w:tmpl w:val="55A4C6E8"/>
@@ -13536,7 +9896,7 @@
       </w:rPr>
     </w:lvl>
   </w:abstractNum>
-  <w:abstractNum w:abstractNumId="17" w15:restartNumberingAfterBreak="0">
+  <w:abstractNum w:abstractNumId="18" w15:restartNumberingAfterBreak="0">
     <w:nsid w:val="4FB51FC8"/>
     <w:multiLevelType w:val="hybridMultilevel"/>
     <w:tmpl w:val="C10C9EF6"/>
@@ -13649,7 +10009,7 @@
       </w:rPr>
     </w:lvl>
   </w:abstractNum>
-  <w:abstractNum w:abstractNumId="18" w15:restartNumberingAfterBreak="0">
+  <w:abstractNum w:abstractNumId="19" w15:restartNumberingAfterBreak="0">
     <w:nsid w:val="51D943C0"/>
     <w:multiLevelType w:val="hybridMultilevel"/>
     <w:tmpl w:val="AACCBFFC"/>
@@ -13762,7 +10122,7 @@
       </w:rPr>
     </w:lvl>
   </w:abstractNum>
-  <w:abstractNum w:abstractNumId="19" w15:restartNumberingAfterBreak="0">
+  <w:abstractNum w:abstractNumId="20" w15:restartNumberingAfterBreak="0">
     <w:nsid w:val="566B2156"/>
     <w:multiLevelType w:val="hybridMultilevel"/>
     <w:tmpl w:val="49A48358"/>
@@ -13875,7 +10235,7 @@
       </w:rPr>
     </w:lvl>
   </w:abstractNum>
-  <w:abstractNum w:abstractNumId="20" w15:restartNumberingAfterBreak="0">
+  <w:abstractNum w:abstractNumId="21" w15:restartNumberingAfterBreak="0">
     <w:nsid w:val="6574689A"/>
     <w:multiLevelType w:val="hybridMultilevel"/>
     <w:tmpl w:val="3040723C"/>
@@ -13988,7 +10348,120 @@
       </w:rPr>
     </w:lvl>
   </w:abstractNum>
-  <w:abstractNum w:abstractNumId="21" w15:restartNumberingAfterBreak="0">
+  <w:abstractNum w:abstractNumId="22" w15:restartNumberingAfterBreak="0">
+    <w:nsid w:val="68152F36"/>
+    <w:multiLevelType w:val="hybridMultilevel"/>
+    <w:tmpl w:val="C42ED464"/>
+    <w:lvl w:ilvl="0" w:tplc="04090001">
+      <w:start w:val="1"/>
+      <w:numFmt w:val="bullet"/>
+      <w:lvlText w:val=""/>
+      <w:lvlJc w:val="left"/>
+      <w:pPr>
+        <w:ind w:left="360" w:hanging="360"/>
+      </w:pPr>
+      <w:rPr>
+        <w:rFonts w:ascii="Symbol" w:hAnsi="Symbol" w:hint="default"/>
+      </w:rPr>
+    </w:lvl>
+    <w:lvl w:ilvl="1" w:tplc="04090003" w:tentative="1">
+      <w:start w:val="1"/>
+      <w:numFmt w:val="bullet"/>
+      <w:lvlText w:val="o"/>
+      <w:lvlJc w:val="left"/>
+      <w:pPr>
+        <w:ind w:left="1080" w:hanging="360"/>
+      </w:pPr>
+      <w:rPr>
+        <w:rFonts w:ascii="Courier New" w:hAnsi="Courier New" w:cs="Courier New" w:hint="default"/>
+      </w:rPr>
+    </w:lvl>
+    <w:lvl w:ilvl="2" w:tplc="04090005" w:tentative="1">
+      <w:start w:val="1"/>
+      <w:numFmt w:val="bullet"/>
+      <w:lvlText w:val=""/>
+      <w:lvlJc w:val="left"/>
+      <w:pPr>
+        <w:ind w:left="1800" w:hanging="360"/>
+      </w:pPr>
+      <w:rPr>
+        <w:rFonts w:ascii="Wingdings" w:hAnsi="Wingdings" w:hint="default"/>
+      </w:rPr>
+    </w:lvl>
+    <w:lvl w:ilvl="3" w:tplc="04090001" w:tentative="1">
+      <w:start w:val="1"/>
+      <w:numFmt w:val="bullet"/>
+      <w:lvlText w:val=""/>
+      <w:lvlJc w:val="left"/>
+      <w:pPr>
+        <w:ind w:left="2520" w:hanging="360"/>
+      </w:pPr>
+      <w:rPr>
+        <w:rFonts w:ascii="Symbol" w:hAnsi="Symbol" w:hint="default"/>
+      </w:rPr>
+    </w:lvl>
+    <w:lvl w:ilvl="4" w:tplc="04090003" w:tentative="1">
+      <w:start w:val="1"/>
+      <w:numFmt w:val="bullet"/>
+      <w:lvlText w:val="o"/>
+      <w:lvlJc w:val="left"/>
+      <w:pPr>
+        <w:ind w:left="3240" w:hanging="360"/>
+      </w:pPr>
+      <w:rPr>
+        <w:rFonts w:ascii="Courier New" w:hAnsi="Courier New" w:cs="Courier New" w:hint="default"/>
+      </w:rPr>
+    </w:lvl>
+    <w:lvl w:ilvl="5" w:tplc="04090005" w:tentative="1">
+      <w:start w:val="1"/>
+      <w:numFmt w:val="bullet"/>
+      <w:lvlText w:val=""/>
+      <w:lvlJc w:val="left"/>
+      <w:pPr>
+        <w:ind w:left="3960" w:hanging="360"/>
+      </w:pPr>
+      <w:rPr>
+        <w:rFonts w:ascii="Wingdings" w:hAnsi="Wingdings" w:hint="default"/>
+      </w:rPr>
+    </w:lvl>
+    <w:lvl w:ilvl="6" w:tplc="04090001" w:tentative="1">
+      <w:start w:val="1"/>
+      <w:numFmt w:val="bullet"/>
+      <w:lvlText w:val=""/>
+      <w:lvlJc w:val="left"/>
+      <w:pPr>
+        <w:ind w:left="4680" w:hanging="360"/>
+      </w:pPr>
+      <w:rPr>
+        <w:rFonts w:ascii="Symbol" w:hAnsi="Symbol" w:hint="default"/>
+      </w:rPr>
+    </w:lvl>
+    <w:lvl w:ilvl="7" w:tplc="04090003" w:tentative="1">
+      <w:start w:val="1"/>
+      <w:numFmt w:val="bullet"/>
+      <w:lvlText w:val="o"/>
+      <w:lvlJc w:val="left"/>
+      <w:pPr>
+        <w:ind w:left="5400" w:hanging="360"/>
+      </w:pPr>
+      <w:rPr>
+        <w:rFonts w:ascii="Courier New" w:hAnsi="Courier New" w:cs="Courier New" w:hint="default"/>
+      </w:rPr>
+    </w:lvl>
+    <w:lvl w:ilvl="8" w:tplc="04090005" w:tentative="1">
+      <w:start w:val="1"/>
+      <w:numFmt w:val="bullet"/>
+      <w:lvlText w:val=""/>
+      <w:lvlJc w:val="left"/>
+      <w:pPr>
+        <w:ind w:left="6120" w:hanging="360"/>
+      </w:pPr>
+      <w:rPr>
+        <w:rFonts w:ascii="Wingdings" w:hAnsi="Wingdings" w:hint="default"/>
+      </w:rPr>
+    </w:lvl>
+  </w:abstractNum>
+  <w:abstractNum w:abstractNumId="23" w15:restartNumberingAfterBreak="0">
     <w:nsid w:val="684E54B5"/>
     <w:multiLevelType w:val="hybridMultilevel"/>
     <w:tmpl w:val="E238318E"/>
@@ -14101,7 +10574,7 @@
       </w:rPr>
     </w:lvl>
   </w:abstractNum>
-  <w:abstractNum w:abstractNumId="22" w15:restartNumberingAfterBreak="0">
+  <w:abstractNum w:abstractNumId="24" w15:restartNumberingAfterBreak="0">
     <w:nsid w:val="68F2565C"/>
     <w:multiLevelType w:val="hybridMultilevel"/>
     <w:tmpl w:val="8D324286"/>
@@ -14214,7 +10687,7 @@
       </w:rPr>
     </w:lvl>
   </w:abstractNum>
-  <w:abstractNum w:abstractNumId="23" w15:restartNumberingAfterBreak="0">
+  <w:abstractNum w:abstractNumId="25" w15:restartNumberingAfterBreak="0">
     <w:nsid w:val="6F9908ED"/>
     <w:multiLevelType w:val="hybridMultilevel"/>
     <w:tmpl w:val="19A64D52"/>
@@ -14327,7 +10800,7 @@
       </w:rPr>
     </w:lvl>
   </w:abstractNum>
-  <w:abstractNum w:abstractNumId="24" w15:restartNumberingAfterBreak="0">
+  <w:abstractNum w:abstractNumId="26" w15:restartNumberingAfterBreak="0">
     <w:nsid w:val="73EF6507"/>
     <w:multiLevelType w:val="hybridMultilevel"/>
     <w:tmpl w:val="CB3EB4AA"/>
@@ -14418,7 +10891,7 @@
       </w:pPr>
     </w:lvl>
   </w:abstractNum>
-  <w:abstractNum w:abstractNumId="25" w15:restartNumberingAfterBreak="0">
+  <w:abstractNum w:abstractNumId="27" w15:restartNumberingAfterBreak="0">
     <w:nsid w:val="77931365"/>
     <w:multiLevelType w:val="hybridMultilevel"/>
     <w:tmpl w:val="5C26A464"/>
@@ -14531,7 +11004,7 @@
       </w:rPr>
     </w:lvl>
   </w:abstractNum>
-  <w:abstractNum w:abstractNumId="26" w15:restartNumberingAfterBreak="0">
+  <w:abstractNum w:abstractNumId="28" w15:restartNumberingAfterBreak="0">
     <w:nsid w:val="7B9E3FA6"/>
     <w:multiLevelType w:val="hybridMultilevel"/>
     <w:tmpl w:val="6F8231C2"/>
@@ -14645,85 +11118,91 @@
     </w:lvl>
   </w:abstractNum>
   <w:num w:numId="1" w16cid:durableId="664865304">
-    <w:abstractNumId w:val="20"/>
+    <w:abstractNumId w:val="21"/>
   </w:num>
   <w:num w:numId="2" w16cid:durableId="2008902027">
-    <w:abstractNumId w:val="9"/>
+    <w:abstractNumId w:val="10"/>
   </w:num>
   <w:num w:numId="3" w16cid:durableId="704447734">
-    <w:abstractNumId w:val="25"/>
+    <w:abstractNumId w:val="27"/>
   </w:num>
   <w:num w:numId="4" w16cid:durableId="1510021272">
-    <w:abstractNumId w:val="7"/>
+    <w:abstractNumId w:val="8"/>
   </w:num>
   <w:num w:numId="5" w16cid:durableId="359281728">
-    <w:abstractNumId w:val="14"/>
+    <w:abstractNumId w:val="15"/>
   </w:num>
   <w:num w:numId="6" w16cid:durableId="259992389">
-    <w:abstractNumId w:val="11"/>
+    <w:abstractNumId w:val="12"/>
   </w:num>
   <w:num w:numId="7" w16cid:durableId="202402556">
-    <w:abstractNumId w:val="4"/>
+    <w:abstractNumId w:val="5"/>
   </w:num>
   <w:num w:numId="8" w16cid:durableId="879320700">
     <w:abstractNumId w:val="1"/>
   </w:num>
   <w:num w:numId="9" w16cid:durableId="1021131634">
-    <w:abstractNumId w:val="19"/>
+    <w:abstractNumId w:val="20"/>
   </w:num>
   <w:num w:numId="10" w16cid:durableId="1837186236">
+    <w:abstractNumId w:val="17"/>
+  </w:num>
+  <w:num w:numId="11" w16cid:durableId="480124734">
     <w:abstractNumId w:val="16"/>
   </w:num>
-  <w:num w:numId="11" w16cid:durableId="480124734">
-    <w:abstractNumId w:val="15"/>
-  </w:num>
   <w:num w:numId="12" w16cid:durableId="1120107619">
-    <w:abstractNumId w:val="12"/>
+    <w:abstractNumId w:val="13"/>
   </w:num>
   <w:num w:numId="13" w16cid:durableId="2129663888">
-    <w:abstractNumId w:val="3"/>
+    <w:abstractNumId w:val="4"/>
   </w:num>
   <w:num w:numId="14" w16cid:durableId="1609662036">
-    <w:abstractNumId w:val="10"/>
+    <w:abstractNumId w:val="11"/>
   </w:num>
   <w:num w:numId="15" w16cid:durableId="473985100">
+    <w:abstractNumId w:val="26"/>
+  </w:num>
+  <w:num w:numId="16" w16cid:durableId="619263971">
+    <w:abstractNumId w:val="7"/>
+  </w:num>
+  <w:num w:numId="17" w16cid:durableId="1712536812">
     <w:abstractNumId w:val="24"/>
   </w:num>
-  <w:num w:numId="16" w16cid:durableId="619263971">
-    <w:abstractNumId w:val="6"/>
-  </w:num>
-  <w:num w:numId="17" w16cid:durableId="1712536812">
-    <w:abstractNumId w:val="22"/>
-  </w:num>
   <w:num w:numId="18" w16cid:durableId="553348773">
-    <w:abstractNumId w:val="23"/>
+    <w:abstractNumId w:val="25"/>
   </w:num>
   <w:num w:numId="19" w16cid:durableId="616566803">
-    <w:abstractNumId w:val="21"/>
+    <w:abstractNumId w:val="23"/>
   </w:num>
   <w:num w:numId="20" w16cid:durableId="1195458330">
     <w:abstractNumId w:val="0"/>
   </w:num>
   <w:num w:numId="21" w16cid:durableId="979728643">
-    <w:abstractNumId w:val="13"/>
+    <w:abstractNumId w:val="14"/>
   </w:num>
   <w:num w:numId="22" w16cid:durableId="1781026175">
-    <w:abstractNumId w:val="18"/>
+    <w:abstractNumId w:val="19"/>
   </w:num>
   <w:num w:numId="23" w16cid:durableId="1358390278">
     <w:abstractNumId w:val="2"/>
   </w:num>
   <w:num w:numId="24" w16cid:durableId="319967696">
-    <w:abstractNumId w:val="17"/>
+    <w:abstractNumId w:val="18"/>
   </w:num>
   <w:num w:numId="25" w16cid:durableId="1490172335">
-    <w:abstractNumId w:val="8"/>
+    <w:abstractNumId w:val="9"/>
   </w:num>
   <w:num w:numId="26" w16cid:durableId="494876458">
-    <w:abstractNumId w:val="26"/>
+    <w:abstractNumId w:val="28"/>
   </w:num>
   <w:num w:numId="27" w16cid:durableId="965160156">
-    <w:abstractNumId w:val="5"/>
+    <w:abstractNumId w:val="6"/>
+  </w:num>
+  <w:num w:numId="28" w16cid:durableId="2104494634">
+    <w:abstractNumId w:val="3"/>
+  </w:num>
+  <w:num w:numId="29" w16cid:durableId="1588465180">
+    <w:abstractNumId w:val="22"/>
   </w:num>
 </w:numbering>
 </file>
@@ -15331,6 +11810,7 @@
   <w:style w:type="character" w:default="1" w:styleId="DefaultParagraphFont">
     <w:name w:val="Default Paragraph Font"/>
     <w:uiPriority w:val="1"/>
+    <w:semiHidden/>
     <w:unhideWhenUsed/>
   </w:style>
   <w:style w:type="table" w:default="1" w:styleId="TableNormal">

--- a/programming_mental_models/p1_programming_mental_models.docx
+++ b/programming_mental_models/p1_programming_mental_models.docx
@@ -385,6 +385,43 @@
           <w:szCs w:val="34"/>
         </w:rPr>
         <w:t>………………….17</w:t>
+      </w:r>
+    </w:p>
+    <w:p>
+      <w:pPr>
+        <w:pStyle w:val="ListParagraph"/>
+        <w:numPr>
+          <w:ilvl w:val="0"/>
+          <w:numId w:val="5"/>
+        </w:numPr>
+        <w:jc w:val="both"/>
+        <w:rPr>
+          <w:sz w:val="34"/>
+          <w:szCs w:val="34"/>
+        </w:rPr>
+      </w:pPr>
+      <w:r>
+        <w:rPr>
+          <w:sz w:val="34"/>
+          <w:szCs w:val="34"/>
+        </w:rPr>
+        <w:t xml:space="preserve">MCP (Model Context </w:t>
+      </w:r>
+      <w:proofErr w:type="gramStart"/>
+      <w:r>
+        <w:rPr>
+          <w:sz w:val="34"/>
+          <w:szCs w:val="34"/>
+        </w:rPr>
+        <w:t>Protocol)…</w:t>
+      </w:r>
+      <w:proofErr w:type="gramEnd"/>
+      <w:r>
+        <w:rPr>
+          <w:sz w:val="34"/>
+          <w:szCs w:val="34"/>
+        </w:rPr>
+        <w:t>…………………………21</w:t>
       </w:r>
     </w:p>
     <w:p>
@@ -8118,32 +8155,16 @@
           <w:sz w:val="32"/>
           <w:szCs w:val="32"/>
         </w:rPr>
-        <w:t xml:space="preserve"># </w:t>
-      </w:r>
-      <w:r>
-        <w:rPr>
-          <w:sz w:val="32"/>
-          <w:szCs w:val="32"/>
-        </w:rPr>
-        <w:t xml:space="preserve">A </w:t>
-      </w:r>
-      <w:r>
-        <w:rPr>
-          <w:b/>
-          <w:bCs/>
-          <w:sz w:val="32"/>
-          <w:szCs w:val="32"/>
-        </w:rPr>
-        <w:t>M</w:t>
-      </w:r>
-      <w:r>
-        <w:rPr>
-          <w:b/>
-          <w:bCs/>
-          <w:sz w:val="32"/>
-          <w:szCs w:val="32"/>
-        </w:rPr>
-        <w:t>ono</w:t>
+        <w:t xml:space="preserve"># A </w:t>
+      </w:r>
+      <w:r>
+        <w:rPr>
+          <w:b/>
+          <w:bCs/>
+          <w:sz w:val="32"/>
+          <w:szCs w:val="32"/>
+        </w:rPr>
+        <w:t>Mono</w:t>
       </w:r>
       <w:r>
         <w:rPr>
@@ -8304,39 +8325,23 @@
           <w:sz w:val="32"/>
           <w:szCs w:val="32"/>
         </w:rPr>
-        <w:t>/</w:t>
-      </w:r>
-      <w:r>
-        <w:rPr>
-          <w:b/>
-          <w:bCs/>
-          <w:sz w:val="32"/>
-          <w:szCs w:val="32"/>
-        </w:rPr>
-        <w:t xml:space="preserve"> </w:t>
-      </w:r>
-    </w:p>
-    <w:p>
-      <w:pPr>
-        <w:jc w:val="both"/>
-        <w:rPr>
-          <w:sz w:val="32"/>
-          <w:szCs w:val="32"/>
-        </w:rPr>
-      </w:pPr>
-      <w:r>
-        <w:rPr>
-          <w:sz w:val="32"/>
-          <w:szCs w:val="32"/>
-        </w:rPr>
-        <w:t># W</w:t>
-      </w:r>
-      <w:r>
-        <w:rPr>
-          <w:sz w:val="32"/>
-          <w:szCs w:val="32"/>
-        </w:rPr>
-        <w:t xml:space="preserve">here each project has its own </w:t>
+        <w:t xml:space="preserve">/ </w:t>
+      </w:r>
+    </w:p>
+    <w:p>
+      <w:pPr>
+        <w:jc w:val="both"/>
+        <w:rPr>
+          <w:sz w:val="32"/>
+          <w:szCs w:val="32"/>
+        </w:rPr>
+      </w:pPr>
+      <w:r>
+        <w:rPr>
+          <w:sz w:val="32"/>
+          <w:szCs w:val="32"/>
+        </w:rPr>
+        <w:t xml:space="preserve"># Where each project has its own </w:t>
       </w:r>
       <w:r>
         <w:rPr>
@@ -10281,25 +10286,7 @@
           <w:sz w:val="32"/>
           <w:szCs w:val="32"/>
         </w:rPr>
-        <w:t>M</w:t>
-      </w:r>
-      <w:r>
-        <w:rPr>
-          <w:b/>
-          <w:bCs/>
-          <w:sz w:val="32"/>
-          <w:szCs w:val="32"/>
-        </w:rPr>
-        <w:t>elo</w:t>
-      </w:r>
-      <w:r>
-        <w:rPr>
-          <w:b/>
-          <w:bCs/>
-          <w:sz w:val="32"/>
-          <w:szCs w:val="32"/>
-        </w:rPr>
-        <w:t>s</w:t>
+        <w:t>Melos</w:t>
       </w:r>
       <w:r>
         <w:rPr>
@@ -10365,6 +10352,907 @@
         <w:rPr>
           <w:b/>
           <w:bCs/>
+          <w:sz w:val="32"/>
+          <w:szCs w:val="32"/>
+        </w:rPr>
+      </w:pPr>
+    </w:p>
+    <w:p>
+      <w:pPr>
+        <w:jc w:val="both"/>
+        <w:rPr>
+          <w:b/>
+          <w:bCs/>
+          <w:sz w:val="32"/>
+          <w:szCs w:val="32"/>
+        </w:rPr>
+      </w:pPr>
+      <w:r>
+        <w:rPr>
+          <w:b/>
+          <w:bCs/>
+          <w:sz w:val="32"/>
+          <w:szCs w:val="32"/>
+        </w:rPr>
+        <w:t>MCP with Flutter, Dart Firebase &amp; GitHub:</w:t>
+      </w:r>
+    </w:p>
+    <w:p>
+      <w:pPr>
+        <w:jc w:val="both"/>
+        <w:rPr>
+          <w:sz w:val="32"/>
+          <w:szCs w:val="32"/>
+        </w:rPr>
+      </w:pPr>
+      <w:r>
+        <w:rPr>
+          <w:sz w:val="32"/>
+          <w:szCs w:val="32"/>
+        </w:rPr>
+        <w:t xml:space="preserve"># </w:t>
+      </w:r>
+      <w:r>
+        <w:rPr>
+          <w:sz w:val="32"/>
+          <w:szCs w:val="32"/>
+        </w:rPr>
+        <w:t>Think of MCP</w:t>
+      </w:r>
+      <w:r>
+        <w:rPr>
+          <w:sz w:val="32"/>
+          <w:szCs w:val="32"/>
+        </w:rPr>
+        <w:t xml:space="preserve"> (Model Context Protocol)</w:t>
+      </w:r>
+      <w:r>
+        <w:rPr>
+          <w:sz w:val="32"/>
+          <w:szCs w:val="32"/>
+        </w:rPr>
+        <w:t xml:space="preserve"> as USB-C for AI.</w:t>
+      </w:r>
+      <w:r>
+        <w:rPr>
+          <w:sz w:val="32"/>
+          <w:szCs w:val="32"/>
+        </w:rPr>
+        <w:t xml:space="preserve"> </w:t>
+      </w:r>
+      <w:r>
+        <w:rPr>
+          <w:sz w:val="32"/>
+          <w:szCs w:val="32"/>
+        </w:rPr>
+        <w:t>Before MCP:</w:t>
+      </w:r>
+    </w:p>
+    <w:p>
+      <w:pPr>
+        <w:jc w:val="both"/>
+        <w:rPr>
+          <w:b/>
+          <w:bCs/>
+          <w:sz w:val="28"/>
+          <w:szCs w:val="28"/>
+        </w:rPr>
+      </w:pPr>
+      <w:r>
+        <w:rPr>
+          <w:b/>
+          <w:bCs/>
+          <w:sz w:val="28"/>
+          <w:szCs w:val="28"/>
+        </w:rPr>
+        <w:t>Codex</w:t>
+      </w:r>
+    </w:p>
+    <w:p>
+      <w:pPr>
+        <w:jc w:val="both"/>
+        <w:rPr>
+          <w:b/>
+          <w:bCs/>
+          <w:sz w:val="28"/>
+          <w:szCs w:val="28"/>
+        </w:rPr>
+      </w:pPr>
+      <w:r>
+        <w:rPr>
+          <w:b/>
+          <w:bCs/>
+          <w:sz w:val="28"/>
+          <w:szCs w:val="28"/>
+        </w:rPr>
+        <w:t xml:space="preserve">   │</w:t>
+      </w:r>
+    </w:p>
+    <w:p>
+      <w:pPr>
+        <w:jc w:val="both"/>
+        <w:rPr>
+          <w:b/>
+          <w:bCs/>
+          <w:sz w:val="28"/>
+          <w:szCs w:val="28"/>
+        </w:rPr>
+      </w:pPr>
+      <w:r>
+        <w:rPr>
+          <w:b/>
+          <w:bCs/>
+          <w:sz w:val="28"/>
+          <w:szCs w:val="28"/>
+        </w:rPr>
+        <w:t xml:space="preserve">   </w:t>
+      </w:r>
+      <w:r>
+        <w:rPr>
+          <w:rFonts w:ascii="Arial" w:hAnsi="Arial" w:cs="Arial"/>
+          <w:b/>
+          <w:bCs/>
+          <w:sz w:val="28"/>
+          <w:szCs w:val="28"/>
+        </w:rPr>
+        <w:t>├</w:t>
+      </w:r>
+      <w:r>
+        <w:rPr>
+          <w:rFonts w:ascii="Aptos" w:hAnsi="Aptos" w:cs="Aptos"/>
+          <w:b/>
+          <w:bCs/>
+          <w:sz w:val="28"/>
+          <w:szCs w:val="28"/>
+        </w:rPr>
+        <w:t>──</w:t>
+      </w:r>
+      <w:r>
+        <w:rPr>
+          <w:b/>
+          <w:bCs/>
+          <w:sz w:val="28"/>
+          <w:szCs w:val="28"/>
+        </w:rPr>
+        <w:t xml:space="preserve"> Doesn't know Flutter</w:t>
+      </w:r>
+    </w:p>
+    <w:p>
+      <w:pPr>
+        <w:jc w:val="both"/>
+        <w:rPr>
+          <w:b/>
+          <w:bCs/>
+          <w:sz w:val="28"/>
+          <w:szCs w:val="28"/>
+        </w:rPr>
+      </w:pPr>
+      <w:r>
+        <w:rPr>
+          <w:b/>
+          <w:bCs/>
+          <w:sz w:val="28"/>
+          <w:szCs w:val="28"/>
+        </w:rPr>
+        <w:t xml:space="preserve">   </w:t>
+      </w:r>
+      <w:r>
+        <w:rPr>
+          <w:rFonts w:ascii="Arial" w:hAnsi="Arial" w:cs="Arial"/>
+          <w:b/>
+          <w:bCs/>
+          <w:sz w:val="28"/>
+          <w:szCs w:val="28"/>
+        </w:rPr>
+        <w:t>├</w:t>
+      </w:r>
+      <w:r>
+        <w:rPr>
+          <w:rFonts w:ascii="Aptos" w:hAnsi="Aptos" w:cs="Aptos"/>
+          <w:b/>
+          <w:bCs/>
+          <w:sz w:val="28"/>
+          <w:szCs w:val="28"/>
+        </w:rPr>
+        <w:t>──</w:t>
+      </w:r>
+      <w:r>
+        <w:rPr>
+          <w:b/>
+          <w:bCs/>
+          <w:sz w:val="28"/>
+          <w:szCs w:val="28"/>
+        </w:rPr>
+        <w:t xml:space="preserve"> Doesn't know Firebase</w:t>
+      </w:r>
+    </w:p>
+    <w:p>
+      <w:pPr>
+        <w:jc w:val="both"/>
+        <w:rPr>
+          <w:b/>
+          <w:bCs/>
+          <w:sz w:val="28"/>
+          <w:szCs w:val="28"/>
+        </w:rPr>
+      </w:pPr>
+      <w:r>
+        <w:rPr>
+          <w:b/>
+          <w:bCs/>
+          <w:sz w:val="28"/>
+          <w:szCs w:val="28"/>
+        </w:rPr>
+        <w:t xml:space="preserve">   </w:t>
+      </w:r>
+      <w:r>
+        <w:rPr>
+          <w:rFonts w:ascii="Arial" w:hAnsi="Arial" w:cs="Arial"/>
+          <w:b/>
+          <w:bCs/>
+          <w:sz w:val="28"/>
+          <w:szCs w:val="28"/>
+        </w:rPr>
+        <w:t>├</w:t>
+      </w:r>
+      <w:r>
+        <w:rPr>
+          <w:rFonts w:ascii="Aptos" w:hAnsi="Aptos" w:cs="Aptos"/>
+          <w:b/>
+          <w:bCs/>
+          <w:sz w:val="28"/>
+          <w:szCs w:val="28"/>
+        </w:rPr>
+        <w:t>──</w:t>
+      </w:r>
+      <w:r>
+        <w:rPr>
+          <w:b/>
+          <w:bCs/>
+          <w:sz w:val="28"/>
+          <w:szCs w:val="28"/>
+        </w:rPr>
+        <w:t xml:space="preserve"> Doesn't know GitHub</w:t>
+      </w:r>
+    </w:p>
+    <w:p>
+      <w:pPr>
+        <w:jc w:val="both"/>
+        <w:rPr>
+          <w:b/>
+          <w:bCs/>
+          <w:sz w:val="28"/>
+          <w:szCs w:val="28"/>
+        </w:rPr>
+      </w:pPr>
+      <w:r>
+        <w:rPr>
+          <w:b/>
+          <w:bCs/>
+          <w:sz w:val="28"/>
+          <w:szCs w:val="28"/>
+        </w:rPr>
+        <w:lastRenderedPageBreak/>
+        <w:t xml:space="preserve">   └── Only sees our files</w:t>
+      </w:r>
+    </w:p>
+    <w:p>
+      <w:pPr>
+        <w:jc w:val="both"/>
+        <w:rPr>
+          <w:sz w:val="32"/>
+          <w:szCs w:val="32"/>
+        </w:rPr>
+      </w:pPr>
+      <w:r>
+        <w:rPr>
+          <w:sz w:val="32"/>
+          <w:szCs w:val="32"/>
+        </w:rPr>
+        <w:t xml:space="preserve"># </w:t>
+      </w:r>
+      <w:r>
+        <w:rPr>
+          <w:sz w:val="32"/>
+          <w:szCs w:val="32"/>
+        </w:rPr>
+        <w:t>After MCP</w:t>
+      </w:r>
+      <w:r>
+        <w:rPr>
+          <w:sz w:val="32"/>
+          <w:szCs w:val="32"/>
+        </w:rPr>
+        <w:t xml:space="preserve">. </w:t>
+      </w:r>
+      <w:r>
+        <w:rPr>
+          <w:sz w:val="32"/>
+          <w:szCs w:val="32"/>
+        </w:rPr>
+        <w:t>Instead of guessing, Codex can call tools exposed by those services. MCP is an open protocol for connecting AI assistants to external tools and data sources:</w:t>
+      </w:r>
+    </w:p>
+    <w:p>
+      <w:pPr>
+        <w:jc w:val="both"/>
+        <w:rPr>
+          <w:b/>
+          <w:bCs/>
+          <w:sz w:val="28"/>
+          <w:szCs w:val="28"/>
+        </w:rPr>
+      </w:pPr>
+      <w:r>
+        <w:rPr>
+          <w:b/>
+          <w:bCs/>
+          <w:sz w:val="28"/>
+          <w:szCs w:val="28"/>
+        </w:rPr>
+        <w:t xml:space="preserve">             </w:t>
+      </w:r>
+      <w:r>
+        <w:rPr>
+          <w:b/>
+          <w:bCs/>
+          <w:sz w:val="28"/>
+          <w:szCs w:val="28"/>
+        </w:rPr>
+        <w:t xml:space="preserve">                </w:t>
+      </w:r>
+      <w:r>
+        <w:rPr>
+          <w:b/>
+          <w:bCs/>
+          <w:sz w:val="28"/>
+          <w:szCs w:val="28"/>
+        </w:rPr>
+        <w:t xml:space="preserve">    MCP</w:t>
+      </w:r>
+    </w:p>
+    <w:p>
+      <w:pPr>
+        <w:jc w:val="both"/>
+        <w:rPr>
+          <w:b/>
+          <w:bCs/>
+          <w:sz w:val="28"/>
+          <w:szCs w:val="28"/>
+        </w:rPr>
+      </w:pPr>
+      <w:r>
+        <w:rPr>
+          <w:b/>
+          <w:bCs/>
+          <w:sz w:val="28"/>
+          <w:szCs w:val="28"/>
+        </w:rPr>
+        <w:t xml:space="preserve">                </w:t>
+      </w:r>
+      <w:r>
+        <w:rPr>
+          <w:b/>
+          <w:bCs/>
+          <w:sz w:val="28"/>
+          <w:szCs w:val="28"/>
+        </w:rPr>
+        <w:t xml:space="preserve">                   </w:t>
+      </w:r>
+      <w:r>
+        <w:rPr>
+          <w:b/>
+          <w:bCs/>
+          <w:sz w:val="28"/>
+          <w:szCs w:val="28"/>
+        </w:rPr>
+        <w:t xml:space="preserve">  │</w:t>
+      </w:r>
+    </w:p>
+    <w:p>
+      <w:pPr>
+        <w:jc w:val="both"/>
+        <w:rPr>
+          <w:b/>
+          <w:bCs/>
+          <w:sz w:val="28"/>
+          <w:szCs w:val="28"/>
+        </w:rPr>
+      </w:pPr>
+      <w:r>
+        <w:rPr>
+          <w:b/>
+          <w:bCs/>
+          <w:sz w:val="28"/>
+          <w:szCs w:val="28"/>
+        </w:rPr>
+        <w:t xml:space="preserve">     ┌────────────</w:t>
+      </w:r>
+      <w:r>
+        <w:rPr>
+          <w:rFonts w:ascii="Arial" w:hAnsi="Arial" w:cs="Arial"/>
+          <w:b/>
+          <w:bCs/>
+          <w:sz w:val="28"/>
+          <w:szCs w:val="28"/>
+        </w:rPr>
+        <w:t>┼</w:t>
+      </w:r>
+      <w:r>
+        <w:rPr>
+          <w:rFonts w:ascii="Aptos" w:hAnsi="Aptos" w:cs="Aptos"/>
+          <w:b/>
+          <w:bCs/>
+          <w:sz w:val="28"/>
+          <w:szCs w:val="28"/>
+        </w:rPr>
+        <w:t>────────────┐</w:t>
+      </w:r>
+    </w:p>
+    <w:p>
+      <w:pPr>
+        <w:jc w:val="both"/>
+        <w:rPr>
+          <w:b/>
+          <w:bCs/>
+          <w:sz w:val="28"/>
+          <w:szCs w:val="28"/>
+        </w:rPr>
+      </w:pPr>
+      <w:r>
+        <w:rPr>
+          <w:b/>
+          <w:bCs/>
+          <w:sz w:val="28"/>
+          <w:szCs w:val="28"/>
+        </w:rPr>
+        <w:t xml:space="preserve">     │        </w:t>
+      </w:r>
+      <w:r>
+        <w:rPr>
+          <w:b/>
+          <w:bCs/>
+          <w:sz w:val="28"/>
+          <w:szCs w:val="28"/>
+        </w:rPr>
+        <w:t xml:space="preserve">                  </w:t>
+      </w:r>
+      <w:r>
+        <w:rPr>
+          <w:b/>
+          <w:bCs/>
+          <w:sz w:val="28"/>
+          <w:szCs w:val="28"/>
+        </w:rPr>
+        <w:t xml:space="preserve">    │        </w:t>
+      </w:r>
+      <w:r>
+        <w:rPr>
+          <w:b/>
+          <w:bCs/>
+          <w:sz w:val="28"/>
+          <w:szCs w:val="28"/>
+        </w:rPr>
+        <w:t xml:space="preserve">                  </w:t>
+      </w:r>
+      <w:r>
+        <w:rPr>
+          <w:b/>
+          <w:bCs/>
+          <w:sz w:val="28"/>
+          <w:szCs w:val="28"/>
+        </w:rPr>
+        <w:t xml:space="preserve">    │</w:t>
+      </w:r>
+    </w:p>
+    <w:p>
+      <w:pPr>
+        <w:jc w:val="both"/>
+        <w:rPr>
+          <w:b/>
+          <w:bCs/>
+          <w:sz w:val="28"/>
+          <w:szCs w:val="28"/>
+        </w:rPr>
+      </w:pPr>
+      <w:r>
+        <w:rPr>
+          <w:b/>
+          <w:bCs/>
+          <w:sz w:val="28"/>
+          <w:szCs w:val="28"/>
+        </w:rPr>
+        <w:t xml:space="preserve">Flutter SDK   </w:t>
+      </w:r>
+      <w:r>
+        <w:rPr>
+          <w:b/>
+          <w:bCs/>
+          <w:sz w:val="28"/>
+          <w:szCs w:val="28"/>
+        </w:rPr>
+        <w:t xml:space="preserve"> </w:t>
+      </w:r>
+      <w:r>
+        <w:rPr>
+          <w:b/>
+          <w:bCs/>
+          <w:sz w:val="28"/>
+          <w:szCs w:val="28"/>
+        </w:rPr>
+        <w:t xml:space="preserve">Firebase     </w:t>
+      </w:r>
+      <w:r>
+        <w:rPr>
+          <w:b/>
+          <w:bCs/>
+          <w:sz w:val="28"/>
+          <w:szCs w:val="28"/>
+        </w:rPr>
+        <w:t xml:space="preserve">        </w:t>
+      </w:r>
+      <w:r>
+        <w:rPr>
+          <w:b/>
+          <w:bCs/>
+          <w:sz w:val="28"/>
+          <w:szCs w:val="28"/>
+        </w:rPr>
+        <w:t>GitHub</w:t>
+      </w:r>
+    </w:p>
+    <w:p>
+      <w:pPr>
+        <w:jc w:val="both"/>
+        <w:rPr>
+          <w:b/>
+          <w:bCs/>
+          <w:sz w:val="28"/>
+          <w:szCs w:val="28"/>
+        </w:rPr>
+      </w:pPr>
+      <w:r>
+        <w:rPr>
+          <w:b/>
+          <w:bCs/>
+          <w:sz w:val="28"/>
+          <w:szCs w:val="28"/>
+        </w:rPr>
+        <w:t xml:space="preserve">     │          </w:t>
+      </w:r>
+      <w:r>
+        <w:rPr>
+          <w:b/>
+          <w:bCs/>
+          <w:sz w:val="28"/>
+          <w:szCs w:val="28"/>
+        </w:rPr>
+        <w:t xml:space="preserve">                  </w:t>
+      </w:r>
+      <w:r>
+        <w:rPr>
+          <w:b/>
+          <w:bCs/>
+          <w:sz w:val="28"/>
+          <w:szCs w:val="28"/>
+        </w:rPr>
+        <w:t xml:space="preserve">  │       </w:t>
+      </w:r>
+      <w:r>
+        <w:rPr>
+          <w:b/>
+          <w:bCs/>
+          <w:sz w:val="28"/>
+          <w:szCs w:val="28"/>
+        </w:rPr>
+        <w:t xml:space="preserve">                      </w:t>
+      </w:r>
+      <w:r>
+        <w:rPr>
+          <w:b/>
+          <w:bCs/>
+          <w:sz w:val="28"/>
+          <w:szCs w:val="28"/>
+        </w:rPr>
+        <w:t xml:space="preserve"> │</w:t>
+      </w:r>
+    </w:p>
+    <w:p>
+      <w:pPr>
+        <w:jc w:val="both"/>
+        <w:rPr>
+          <w:b/>
+          <w:bCs/>
+          <w:sz w:val="28"/>
+          <w:szCs w:val="28"/>
+        </w:rPr>
+      </w:pPr>
+      <w:r>
+        <w:rPr>
+          <w:b/>
+          <w:bCs/>
+          <w:sz w:val="28"/>
+          <w:szCs w:val="28"/>
+        </w:rPr>
+        <w:t xml:space="preserve">     └────────────</w:t>
+      </w:r>
+      <w:r>
+        <w:rPr>
+          <w:rFonts w:ascii="Arial" w:hAnsi="Arial" w:cs="Arial"/>
+          <w:b/>
+          <w:bCs/>
+          <w:sz w:val="28"/>
+          <w:szCs w:val="28"/>
+        </w:rPr>
+        <w:t>┼</w:t>
+      </w:r>
+      <w:r>
+        <w:rPr>
+          <w:rFonts w:ascii="Aptos" w:hAnsi="Aptos" w:cs="Aptos"/>
+          <w:b/>
+          <w:bCs/>
+          <w:sz w:val="28"/>
+          <w:szCs w:val="28"/>
+        </w:rPr>
+        <w:t>────────────┘</w:t>
+      </w:r>
+    </w:p>
+    <w:p>
+      <w:pPr>
+        <w:jc w:val="both"/>
+        <w:rPr>
+          <w:b/>
+          <w:bCs/>
+          <w:sz w:val="28"/>
+          <w:szCs w:val="28"/>
+        </w:rPr>
+      </w:pPr>
+      <w:r>
+        <w:rPr>
+          <w:b/>
+          <w:bCs/>
+          <w:sz w:val="28"/>
+          <w:szCs w:val="28"/>
+        </w:rPr>
+        <w:t xml:space="preserve">              </w:t>
+      </w:r>
+      <w:r>
+        <w:rPr>
+          <w:b/>
+          <w:bCs/>
+          <w:sz w:val="28"/>
+          <w:szCs w:val="28"/>
+        </w:rPr>
+        <w:t xml:space="preserve">                   </w:t>
+      </w:r>
+      <w:r>
+        <w:rPr>
+          <w:b/>
+          <w:bCs/>
+          <w:sz w:val="28"/>
+          <w:szCs w:val="28"/>
+        </w:rPr>
+        <w:t xml:space="preserve">    │</w:t>
+      </w:r>
+    </w:p>
+    <w:p>
+      <w:pPr>
+        <w:jc w:val="both"/>
+        <w:rPr>
+          <w:b/>
+          <w:bCs/>
+          <w:sz w:val="28"/>
+          <w:szCs w:val="28"/>
+        </w:rPr>
+      </w:pPr>
+      <w:r>
+        <w:rPr>
+          <w:b/>
+          <w:bCs/>
+          <w:sz w:val="28"/>
+          <w:szCs w:val="28"/>
+        </w:rPr>
+        <w:t xml:space="preserve">             </w:t>
+      </w:r>
+      <w:r>
+        <w:rPr>
+          <w:b/>
+          <w:bCs/>
+          <w:sz w:val="28"/>
+          <w:szCs w:val="28"/>
+        </w:rPr>
+        <w:t xml:space="preserve">                </w:t>
+      </w:r>
+      <w:r>
+        <w:rPr>
+          <w:b/>
+          <w:bCs/>
+          <w:sz w:val="28"/>
+          <w:szCs w:val="28"/>
+        </w:rPr>
+        <w:t xml:space="preserve">  Codex</w:t>
+      </w:r>
+    </w:p>
+    <w:p>
+      <w:pPr>
+        <w:jc w:val="both"/>
+        <w:rPr>
+          <w:sz w:val="32"/>
+          <w:szCs w:val="32"/>
+        </w:rPr>
+      </w:pPr>
+      <w:r>
+        <w:rPr>
+          <w:sz w:val="32"/>
+          <w:szCs w:val="32"/>
+        </w:rPr>
+        <w:t xml:space="preserve"># </w:t>
+      </w:r>
+      <w:r>
+        <w:rPr>
+          <w:sz w:val="32"/>
+          <w:szCs w:val="32"/>
+        </w:rPr>
+        <w:t>MCP Isn't Magic</w:t>
+      </w:r>
+      <w:r>
+        <w:rPr>
+          <w:sz w:val="32"/>
+          <w:szCs w:val="32"/>
+        </w:rPr>
+        <w:t xml:space="preserve">. </w:t>
+      </w:r>
+      <w:r>
+        <w:rPr>
+          <w:sz w:val="32"/>
+          <w:szCs w:val="32"/>
+        </w:rPr>
+        <w:t>Many developers misunderstand MCP.</w:t>
+      </w:r>
+    </w:p>
+    <w:p>
+      <w:pPr>
+        <w:jc w:val="both"/>
+        <w:rPr>
+          <w:sz w:val="32"/>
+          <w:szCs w:val="32"/>
+        </w:rPr>
+      </w:pPr>
+      <w:r>
+        <w:rPr>
+          <w:sz w:val="32"/>
+          <w:szCs w:val="32"/>
+        </w:rPr>
+        <w:t xml:space="preserve"># </w:t>
+      </w:r>
+      <w:r>
+        <w:rPr>
+          <w:sz w:val="32"/>
+          <w:szCs w:val="32"/>
+        </w:rPr>
+        <w:t>MCP does not make the AI smarter.</w:t>
+      </w:r>
+      <w:r>
+        <w:rPr>
+          <w:sz w:val="32"/>
+          <w:szCs w:val="32"/>
+        </w:rPr>
+        <w:t xml:space="preserve"> </w:t>
+      </w:r>
+      <w:r>
+        <w:rPr>
+          <w:sz w:val="32"/>
+          <w:szCs w:val="32"/>
+        </w:rPr>
+        <w:t>Instead, it gives the AI new capabilities.</w:t>
+      </w:r>
+      <w:r>
+        <w:rPr>
+          <w:sz w:val="32"/>
+          <w:szCs w:val="32"/>
+        </w:rPr>
+        <w:t xml:space="preserve"> </w:t>
+      </w:r>
+      <w:r>
+        <w:rPr>
+          <w:sz w:val="32"/>
+          <w:szCs w:val="32"/>
+        </w:rPr>
+        <w:t>Without MCP:</w:t>
+      </w:r>
+    </w:p>
+    <w:p>
+      <w:pPr>
+        <w:jc w:val="both"/>
+        <w:rPr>
+          <w:b/>
+          <w:bCs/>
+          <w:sz w:val="32"/>
+          <w:szCs w:val="32"/>
+        </w:rPr>
+      </w:pPr>
+      <w:r>
+        <w:rPr>
+          <w:b/>
+          <w:bCs/>
+          <w:sz w:val="32"/>
+          <w:szCs w:val="32"/>
+        </w:rPr>
+        <w:t>"I think this API exists..."</w:t>
+      </w:r>
+    </w:p>
+    <w:p>
+      <w:pPr>
+        <w:jc w:val="both"/>
+        <w:rPr>
+          <w:sz w:val="32"/>
+          <w:szCs w:val="32"/>
+        </w:rPr>
+      </w:pPr>
+      <w:r>
+        <w:rPr>
+          <w:sz w:val="32"/>
+          <w:szCs w:val="32"/>
+        </w:rPr>
+        <w:t xml:space="preserve"># </w:t>
+      </w:r>
+      <w:r>
+        <w:rPr>
+          <w:sz w:val="32"/>
+          <w:szCs w:val="32"/>
+        </w:rPr>
+        <w:t>With MCP:</w:t>
+      </w:r>
+    </w:p>
+    <w:p>
+      <w:pPr>
+        <w:jc w:val="both"/>
+        <w:rPr>
+          <w:sz w:val="32"/>
+          <w:szCs w:val="32"/>
+        </w:rPr>
+      </w:pPr>
+      <w:r>
+        <w:rPr>
+          <w:b/>
+          <w:bCs/>
+          <w:sz w:val="32"/>
+          <w:szCs w:val="32"/>
+        </w:rPr>
+        <w:t>"I'll ask the Dart analyzer."</w:t>
+      </w:r>
+    </w:p>
+    <w:p>
+      <w:pPr>
+        <w:jc w:val="both"/>
+        <w:rPr>
+          <w:b/>
+          <w:bCs/>
+          <w:sz w:val="32"/>
+          <w:szCs w:val="32"/>
+        </w:rPr>
+      </w:pPr>
+    </w:p>
+    <w:p>
+      <w:pPr>
+        <w:jc w:val="center"/>
+        <w:rPr>
+          <w:sz w:val="32"/>
+          <w:szCs w:val="32"/>
+        </w:rPr>
+      </w:pPr>
+      <w:r>
+        <w:rPr>
+          <w:sz w:val="32"/>
+          <w:szCs w:val="32"/>
+        </w:rPr>
+        <w:t>Break</w:t>
+      </w:r>
+    </w:p>
+    <w:p>
+      <w:pPr>
+        <w:jc w:val="both"/>
+        <w:rPr>
           <w:sz w:val="32"/>
           <w:szCs w:val="32"/>
         </w:rPr>
@@ -14783,6 +15671,7 @@
   <w:style w:type="character" w:default="1" w:styleId="DefaultParagraphFont">
     <w:name w:val="Default Paragraph Font"/>
     <w:uiPriority w:val="1"/>
+    <w:semiHidden/>
     <w:unhideWhenUsed/>
   </w:style>
   <w:style w:type="table" w:default="1" w:styleId="TableNormal">

--- a/programming_mental_models/p1_programming_mental_models.docx
+++ b/programming_mental_models/p1_programming_mental_models.docx
@@ -38,7 +38,21 @@
           <w:sz w:val="32"/>
           <w:szCs w:val="32"/>
         </w:rPr>
-        <w:t>Three core Concepts of Programming………………………2</w:t>
+        <w:t>Three core Concepts of Programming………………………</w:t>
+      </w:r>
+      <w:r>
+        <w:rPr>
+          <w:sz w:val="32"/>
+          <w:szCs w:val="32"/>
+        </w:rPr>
+        <w:t>…………</w:t>
+      </w:r>
+      <w:r>
+        <w:rPr>
+          <w:sz w:val="32"/>
+          <w:szCs w:val="32"/>
+        </w:rPr>
+        <w:t>2</w:t>
       </w:r>
     </w:p>
     <w:p>
@@ -59,7 +73,21 @@
           <w:sz w:val="32"/>
           <w:szCs w:val="32"/>
         </w:rPr>
-        <w:t>Bugs……………………………………………………………………2</w:t>
+        <w:t>Bugs…………………………………………………………</w:t>
+      </w:r>
+      <w:r>
+        <w:rPr>
+          <w:sz w:val="32"/>
+          <w:szCs w:val="32"/>
+        </w:rPr>
+        <w:t>………..</w:t>
+      </w:r>
+      <w:r>
+        <w:rPr>
+          <w:sz w:val="32"/>
+          <w:szCs w:val="32"/>
+        </w:rPr>
+        <w:t>…………2</w:t>
       </w:r>
     </w:p>
     <w:p>
@@ -80,7 +108,21 @@
           <w:sz w:val="32"/>
           <w:szCs w:val="32"/>
         </w:rPr>
-        <w:t>Reduce Code……………………………………………………….2</w:t>
+        <w:t>Reduce Code………………………………………………………</w:t>
+      </w:r>
+      <w:r>
+        <w:rPr>
+          <w:sz w:val="32"/>
+          <w:szCs w:val="32"/>
+        </w:rPr>
+        <w:t>…………</w:t>
+      </w:r>
+      <w:r>
+        <w:rPr>
+          <w:sz w:val="32"/>
+          <w:szCs w:val="32"/>
+        </w:rPr>
+        <w:t>.2</w:t>
       </w:r>
     </w:p>
     <w:p>
@@ -101,23 +143,21 @@
           <w:sz w:val="32"/>
           <w:szCs w:val="32"/>
         </w:rPr>
-        <w:t xml:space="preserve">Think in Systems (not in </w:t>
-      </w:r>
-      <w:proofErr w:type="gramStart"/>
-      <w:r>
-        <w:rPr>
-          <w:sz w:val="32"/>
-          <w:szCs w:val="32"/>
-        </w:rPr>
-        <w:t>Components)…</w:t>
-      </w:r>
-      <w:proofErr w:type="gramEnd"/>
-      <w:r>
-        <w:rPr>
-          <w:sz w:val="32"/>
-          <w:szCs w:val="32"/>
-        </w:rPr>
-        <w:t>…………………..3</w:t>
+        <w:t>Think in Systems (not in Components)……………………</w:t>
+      </w:r>
+      <w:r>
+        <w:rPr>
+          <w:sz w:val="32"/>
+          <w:szCs w:val="32"/>
+        </w:rPr>
+        <w:t>………….</w:t>
+      </w:r>
+      <w:r>
+        <w:rPr>
+          <w:sz w:val="32"/>
+          <w:szCs w:val="32"/>
+        </w:rPr>
+        <w:t>.3</w:t>
       </w:r>
     </w:p>
     <w:p>
@@ -138,7 +178,21 @@
           <w:sz w:val="32"/>
           <w:szCs w:val="32"/>
         </w:rPr>
-        <w:t>Pointers……………………………………………………………….3</w:t>
+        <w:t>Pointers……………………………………………………………</w:t>
+      </w:r>
+      <w:r>
+        <w:rPr>
+          <w:sz w:val="32"/>
+          <w:szCs w:val="32"/>
+        </w:rPr>
+        <w:t>………..</w:t>
+      </w:r>
+      <w:r>
+        <w:rPr>
+          <w:sz w:val="32"/>
+          <w:szCs w:val="32"/>
+        </w:rPr>
+        <w:t>….3</w:t>
       </w:r>
     </w:p>
     <w:p>
@@ -187,7 +241,21 @@
           <w:sz w:val="32"/>
           <w:szCs w:val="32"/>
         </w:rPr>
-        <w:t>……4</w:t>
+        <w:t>…</w:t>
+      </w:r>
+      <w:r>
+        <w:rPr>
+          <w:sz w:val="32"/>
+          <w:szCs w:val="32"/>
+        </w:rPr>
+        <w:t>…………</w:t>
+      </w:r>
+      <w:r>
+        <w:rPr>
+          <w:sz w:val="32"/>
+          <w:szCs w:val="32"/>
+        </w:rPr>
+        <w:t>…4</w:t>
       </w:r>
     </w:p>
     <w:p>
@@ -208,23 +276,21 @@
           <w:sz w:val="32"/>
           <w:szCs w:val="32"/>
         </w:rPr>
-        <w:t>Dynamic Programming………………………………………</w:t>
-      </w:r>
-      <w:proofErr w:type="gramStart"/>
-      <w:r>
-        <w:rPr>
-          <w:sz w:val="32"/>
-          <w:szCs w:val="32"/>
-        </w:rPr>
-        <w:t>…..</w:t>
-      </w:r>
-      <w:proofErr w:type="gramEnd"/>
-      <w:r>
-        <w:rPr>
-          <w:sz w:val="32"/>
-          <w:szCs w:val="32"/>
-        </w:rPr>
-        <w:t>7</w:t>
+        <w:t>Dynamic Programming…………………………………………</w:t>
+      </w:r>
+      <w:r>
+        <w:rPr>
+          <w:sz w:val="32"/>
+          <w:szCs w:val="32"/>
+        </w:rPr>
+        <w:t>………..</w:t>
+      </w:r>
+      <w:r>
+        <w:rPr>
+          <w:sz w:val="32"/>
+          <w:szCs w:val="32"/>
+        </w:rPr>
+        <w:t>..7</w:t>
       </w:r>
     </w:p>
     <w:p>
@@ -247,21 +313,19 @@
         </w:rPr>
         <w:t>If condition inversing…………………………………………</w:t>
       </w:r>
-      <w:proofErr w:type="gramStart"/>
-      <w:r>
-        <w:rPr>
-          <w:sz w:val="32"/>
-          <w:szCs w:val="32"/>
-        </w:rPr>
-        <w:t>…..</w:t>
-      </w:r>
-      <w:proofErr w:type="gramEnd"/>
-      <w:r>
-        <w:rPr>
-          <w:sz w:val="32"/>
-          <w:szCs w:val="32"/>
-        </w:rPr>
-        <w:t>9</w:t>
+      <w:r>
+        <w:rPr>
+          <w:sz w:val="32"/>
+          <w:szCs w:val="32"/>
+        </w:rPr>
+        <w:t>………..</w:t>
+      </w:r>
+      <w:r>
+        <w:rPr>
+          <w:sz w:val="32"/>
+          <w:szCs w:val="32"/>
+        </w:rPr>
+        <w:t>…..9</w:t>
       </w:r>
     </w:p>
     <w:p>
@@ -282,7 +346,21 @@
           <w:sz w:val="32"/>
           <w:szCs w:val="32"/>
         </w:rPr>
-        <w:t>Garbage Collection………………………………….………….10</w:t>
+        <w:t>Garbage Collection………………………………….…………</w:t>
+      </w:r>
+      <w:r>
+        <w:rPr>
+          <w:sz w:val="32"/>
+          <w:szCs w:val="32"/>
+        </w:rPr>
+        <w:t>…………</w:t>
+      </w:r>
+      <w:r>
+        <w:rPr>
+          <w:sz w:val="32"/>
+          <w:szCs w:val="32"/>
+        </w:rPr>
+        <w:t>10</w:t>
       </w:r>
     </w:p>
     <w:p>
@@ -303,7 +381,21 @@
           <w:sz w:val="32"/>
           <w:szCs w:val="32"/>
         </w:rPr>
-        <w:t>SaaS, PaaS &amp; IaaS…………………………………………….12</w:t>
+        <w:t>SaaS, PaaS &amp; IaaS………………………………………</w:t>
+      </w:r>
+      <w:r>
+        <w:rPr>
+          <w:sz w:val="32"/>
+          <w:szCs w:val="32"/>
+        </w:rPr>
+        <w:t>……….</w:t>
+      </w:r>
+      <w:r>
+        <w:rPr>
+          <w:sz w:val="32"/>
+          <w:szCs w:val="32"/>
+        </w:rPr>
+        <w:t>…….12</w:t>
       </w:r>
     </w:p>
     <w:p>
@@ -324,23 +416,21 @@
           <w:sz w:val="32"/>
           <w:szCs w:val="32"/>
         </w:rPr>
-        <w:t xml:space="preserve">SSH (Secure </w:t>
-      </w:r>
-      <w:proofErr w:type="gramStart"/>
-      <w:r>
-        <w:rPr>
-          <w:sz w:val="32"/>
-          <w:szCs w:val="32"/>
-        </w:rPr>
-        <w:t>Shell)…</w:t>
-      </w:r>
-      <w:proofErr w:type="gramEnd"/>
-      <w:r>
-        <w:rPr>
-          <w:sz w:val="32"/>
-          <w:szCs w:val="32"/>
-        </w:rPr>
-        <w:t>…………………………………………</w:t>
+        <w:t>SSH (Secure Shell)……………………………………</w:t>
+      </w:r>
+      <w:r>
+        <w:rPr>
+          <w:sz w:val="32"/>
+          <w:szCs w:val="32"/>
+        </w:rPr>
+        <w:t>……….</w:t>
+      </w:r>
+      <w:r>
+        <w:rPr>
+          <w:sz w:val="32"/>
+          <w:szCs w:val="32"/>
+        </w:rPr>
+        <w:t>………</w:t>
       </w:r>
       <w:r>
         <w:rPr>
@@ -368,23 +458,21 @@
           <w:sz w:val="32"/>
           <w:szCs w:val="32"/>
         </w:rPr>
-        <w:t xml:space="preserve">Mono-repo (Monolithic </w:t>
-      </w:r>
-      <w:proofErr w:type="gramStart"/>
-      <w:r>
-        <w:rPr>
-          <w:sz w:val="32"/>
-          <w:szCs w:val="32"/>
-        </w:rPr>
-        <w:t>Repository)…</w:t>
-      </w:r>
-      <w:proofErr w:type="gramEnd"/>
-      <w:r>
-        <w:rPr>
-          <w:sz w:val="32"/>
-          <w:szCs w:val="32"/>
-        </w:rPr>
-        <w:t>………………….17</w:t>
+        <w:t>Mono-repo (Monolithic Repository)……………………</w:t>
+      </w:r>
+      <w:r>
+        <w:rPr>
+          <w:sz w:val="32"/>
+          <w:szCs w:val="32"/>
+        </w:rPr>
+        <w:t>………..</w:t>
+      </w:r>
+      <w:r>
+        <w:rPr>
+          <w:sz w:val="32"/>
+          <w:szCs w:val="32"/>
+        </w:rPr>
+        <w:t>.17</w:t>
       </w:r>
     </w:p>
     <w:p>
@@ -405,23 +493,21 @@
           <w:sz w:val="32"/>
           <w:szCs w:val="32"/>
         </w:rPr>
-        <w:t xml:space="preserve">MCP (Model Context </w:t>
-      </w:r>
-      <w:proofErr w:type="gramStart"/>
-      <w:r>
-        <w:rPr>
-          <w:sz w:val="32"/>
-          <w:szCs w:val="32"/>
-        </w:rPr>
-        <w:t>Protocol)…</w:t>
-      </w:r>
-      <w:proofErr w:type="gramEnd"/>
-      <w:r>
-        <w:rPr>
-          <w:sz w:val="32"/>
-          <w:szCs w:val="32"/>
-        </w:rPr>
-        <w:t>…………………………21</w:t>
+        <w:t>MCP (Model Context Protocol)……………………………</w:t>
+      </w:r>
+      <w:r>
+        <w:rPr>
+          <w:sz w:val="32"/>
+          <w:szCs w:val="32"/>
+        </w:rPr>
+        <w:t>………..</w:t>
+      </w:r>
+      <w:r>
+        <w:rPr>
+          <w:sz w:val="32"/>
+          <w:szCs w:val="32"/>
+        </w:rPr>
+        <w:t>21</w:t>
       </w:r>
     </w:p>
     <w:p>
@@ -442,7 +528,21 @@
           <w:sz w:val="32"/>
           <w:szCs w:val="32"/>
         </w:rPr>
-        <w:t>SOLID Principles……………………………………………….</w:t>
+        <w:t>SOLID Principles………………………………………………</w:t>
+      </w:r>
+      <w:r>
+        <w:rPr>
+          <w:sz w:val="32"/>
+          <w:szCs w:val="32"/>
+        </w:rPr>
+        <w:t>………</w:t>
+      </w:r>
+      <w:r>
+        <w:rPr>
+          <w:sz w:val="32"/>
+          <w:szCs w:val="32"/>
+        </w:rPr>
+        <w:t>.</w:t>
       </w:r>
       <w:r>
         <w:rPr>
@@ -450,6 +550,27 @@
           <w:szCs w:val="32"/>
         </w:rPr>
         <w:t>22</w:t>
+      </w:r>
+    </w:p>
+    <w:p>
+      <w:pPr>
+        <w:pStyle w:val="ListParagraph"/>
+        <w:numPr>
+          <w:ilvl w:val="0"/>
+          <w:numId w:val="5"/>
+        </w:numPr>
+        <w:jc w:val="both"/>
+        <w:rPr>
+          <w:sz w:val="32"/>
+          <w:szCs w:val="32"/>
+        </w:rPr>
+      </w:pPr>
+      <w:r>
+        <w:rPr>
+          <w:sz w:val="32"/>
+          <w:szCs w:val="32"/>
+        </w:rPr>
+        <w:t>Bash (Command Language Interpreter)………………...........28</w:t>
       </w:r>
     </w:p>
     <w:p>
@@ -555,27 +676,7 @@
           <w:sz w:val="32"/>
           <w:szCs w:val="32"/>
         </w:rPr>
-        <w:t xml:space="preserve"> </w:t>
-      </w:r>
-      <w:proofErr w:type="gramStart"/>
-      <w:r>
-        <w:rPr>
-          <w:b/>
-          <w:bCs/>
-          <w:sz w:val="32"/>
-          <w:szCs w:val="32"/>
-        </w:rPr>
-        <w:t>State</w:t>
-      </w:r>
-      <w:proofErr w:type="gramEnd"/>
-      <w:r>
-        <w:rPr>
-          <w:b/>
-          <w:bCs/>
-          <w:sz w:val="32"/>
-          <w:szCs w:val="32"/>
-        </w:rPr>
-        <w:t xml:space="preserve"> machine</w:t>
+        <w:t xml:space="preserve"> State machine</w:t>
       </w:r>
       <w:r>
         <w:rPr>
@@ -2052,10 +2153,12 @@
           <w:sz w:val="32"/>
           <w:szCs w:val="32"/>
         </w:rPr>
-        <w:t xml:space="preserve">    def </w:t>
-      </w:r>
-      <w:proofErr w:type="spellStart"/>
-      <w:r>
+        <w:t xml:space="preserve">    def get_name(self):</w:t>
+      </w:r>
+    </w:p>
+    <w:p>
+      <w:pPr>
+        <w:jc w:val="both"/>
         <w:rPr>
           <w:b/>
           <w:bCs/>
@@ -2063,9 +2166,7 @@
           <w:sz w:val="32"/>
           <w:szCs w:val="32"/>
         </w:rPr>
-        <w:t>get_name</w:t>
-      </w:r>
-      <w:proofErr w:type="spellEnd"/>
+      </w:pPr>
       <w:r>
         <w:rPr>
           <w:b/>
@@ -2074,7 +2175,7 @@
           <w:sz w:val="32"/>
           <w:szCs w:val="32"/>
         </w:rPr>
-        <w:t>(self):</w:t>
+        <w:t xml:space="preserve">        return self.__name</w:t>
       </w:r>
     </w:p>
     <w:p>
@@ -2096,11 +2197,12 @@
           <w:sz w:val="32"/>
           <w:szCs w:val="32"/>
         </w:rPr>
-        <w:t xml:space="preserve">        return </w:t>
-      </w:r>
-      <w:proofErr w:type="spellStart"/>
-      <w:proofErr w:type="gramStart"/>
-      <w:r>
+        <w:t xml:space="preserve">    def get_price(self):</w:t>
+      </w:r>
+    </w:p>
+    <w:p>
+      <w:pPr>
+        <w:jc w:val="both"/>
         <w:rPr>
           <w:b/>
           <w:bCs/>
@@ -2108,9 +2210,7 @@
           <w:sz w:val="32"/>
           <w:szCs w:val="32"/>
         </w:rPr>
-        <w:t>self._</w:t>
-      </w:r>
-      <w:proofErr w:type="gramEnd"/>
+      </w:pPr>
       <w:r>
         <w:rPr>
           <w:b/>
@@ -2119,9 +2219,8 @@
           <w:sz w:val="32"/>
           <w:szCs w:val="32"/>
         </w:rPr>
-        <w:t>_name</w:t>
-      </w:r>
-      <w:proofErr w:type="spellEnd"/>
+        <w:t xml:space="preserve">        return self.__price</w:t>
+      </w:r>
     </w:p>
     <w:p>
       <w:pPr>
@@ -2142,10 +2241,12 @@
           <w:sz w:val="32"/>
           <w:szCs w:val="32"/>
         </w:rPr>
-        <w:t xml:space="preserve">    def </w:t>
-      </w:r>
-      <w:proofErr w:type="spellStart"/>
-      <w:r>
+        <w:t xml:space="preserve">    def set_name(self, price):</w:t>
+      </w:r>
+    </w:p>
+    <w:p>
+      <w:pPr>
+        <w:jc w:val="both"/>
         <w:rPr>
           <w:b/>
           <w:bCs/>
@@ -2153,9 +2254,7 @@
           <w:sz w:val="32"/>
           <w:szCs w:val="32"/>
         </w:rPr>
-        <w:t>get_price</w:t>
-      </w:r>
-      <w:proofErr w:type="spellEnd"/>
+      </w:pPr>
       <w:r>
         <w:rPr>
           <w:b/>
@@ -2164,7 +2263,8 @@
           <w:sz w:val="32"/>
           <w:szCs w:val="32"/>
         </w:rPr>
-        <w:t>(self):</w:t>
+        <w:lastRenderedPageBreak/>
+        <w:t xml:space="preserve">        self.__price = price</w:t>
       </w:r>
     </w:p>
     <w:p>
@@ -2186,11 +2286,12 @@
           <w:sz w:val="32"/>
           <w:szCs w:val="32"/>
         </w:rPr>
-        <w:t xml:space="preserve">        return </w:t>
-      </w:r>
-      <w:proofErr w:type="spellStart"/>
-      <w:proofErr w:type="gramStart"/>
-      <w:r>
+        <w:t xml:space="preserve">    def apply_discount(self, pct):</w:t>
+      </w:r>
+    </w:p>
+    <w:p>
+      <w:pPr>
+        <w:jc w:val="both"/>
         <w:rPr>
           <w:b/>
           <w:bCs/>
@@ -2198,9 +2299,7 @@
           <w:sz w:val="32"/>
           <w:szCs w:val="32"/>
         </w:rPr>
-        <w:t>self._</w:t>
-      </w:r>
-      <w:proofErr w:type="gramEnd"/>
+      </w:pPr>
       <w:r>
         <w:rPr>
           <w:b/>
@@ -2209,9 +2308,8 @@
           <w:sz w:val="32"/>
           <w:szCs w:val="32"/>
         </w:rPr>
-        <w:t>_price</w:t>
-      </w:r>
-      <w:proofErr w:type="spellEnd"/>
+        <w:t xml:space="preserve">        return  self.__price * (1 - pct/100)</w:t>
+      </w:r>
     </w:p>
     <w:p>
       <w:pPr>
@@ -2224,7 +2322,10 @@
           <w:szCs w:val="32"/>
         </w:rPr>
       </w:pPr>
-      <w:r>
+    </w:p>
+    <w:p>
+      <w:pPr>
+        <w:jc w:val="both"/>
         <w:rPr>
           <w:b/>
           <w:bCs/>
@@ -2232,9 +2333,7 @@
           <w:sz w:val="32"/>
           <w:szCs w:val="32"/>
         </w:rPr>
-        <w:t xml:space="preserve">    def </w:t>
-      </w:r>
-      <w:proofErr w:type="spellStart"/>
+      </w:pPr>
       <w:r>
         <w:rPr>
           <w:b/>
@@ -2243,10 +2342,12 @@
           <w:sz w:val="32"/>
           <w:szCs w:val="32"/>
         </w:rPr>
-        <w:t>set_</w:t>
-      </w:r>
-      <w:proofErr w:type="gramStart"/>
-      <w:r>
+        <w:t>class Subscription:</w:t>
+      </w:r>
+    </w:p>
+    <w:p>
+      <w:pPr>
+        <w:jc w:val="both"/>
         <w:rPr>
           <w:b/>
           <w:bCs/>
@@ -2254,9 +2355,7 @@
           <w:sz w:val="32"/>
           <w:szCs w:val="32"/>
         </w:rPr>
-        <w:t>name</w:t>
-      </w:r>
-      <w:proofErr w:type="spellEnd"/>
+      </w:pPr>
       <w:r>
         <w:rPr>
           <w:b/>
@@ -2265,10 +2364,12 @@
           <w:sz w:val="32"/>
           <w:szCs w:val="32"/>
         </w:rPr>
-        <w:t>(</w:t>
-      </w:r>
-      <w:proofErr w:type="gramEnd"/>
-      <w:r>
+        <w:t xml:space="preserve">    __monthly = 0.0</w:t>
+      </w:r>
+    </w:p>
+    <w:p>
+      <w:pPr>
+        <w:jc w:val="both"/>
         <w:rPr>
           <w:b/>
           <w:bCs/>
@@ -2276,12 +2377,8 @@
           <w:sz w:val="32"/>
           <w:szCs w:val="32"/>
         </w:rPr>
-        <w:t>self, price):</w:t>
-      </w:r>
-    </w:p>
-    <w:p>
-      <w:pPr>
-        <w:jc w:val="both"/>
+      </w:pPr>
+      <w:r>
         <w:rPr>
           <w:b/>
           <w:bCs/>
@@ -2289,8 +2386,12 @@
           <w:sz w:val="32"/>
           <w:szCs w:val="32"/>
         </w:rPr>
-      </w:pPr>
-      <w:r>
+        <w:t xml:space="preserve">    __months = 0</w:t>
+      </w:r>
+    </w:p>
+    <w:p>
+      <w:pPr>
+        <w:jc w:val="both"/>
         <w:rPr>
           <w:b/>
           <w:bCs/>
@@ -2298,11 +2399,7 @@
           <w:sz w:val="32"/>
           <w:szCs w:val="32"/>
         </w:rPr>
-        <w:lastRenderedPageBreak/>
-        <w:t xml:space="preserve">        </w:t>
-      </w:r>
-      <w:proofErr w:type="spellStart"/>
-      <w:proofErr w:type="gramStart"/>
+      </w:pPr>
       <w:r>
         <w:rPr>
           <w:b/>
@@ -2311,10 +2408,12 @@
           <w:sz w:val="32"/>
           <w:szCs w:val="32"/>
         </w:rPr>
-        <w:t>self._</w:t>
-      </w:r>
-      <w:proofErr w:type="gramEnd"/>
-      <w:r>
+        <w:t xml:space="preserve">    def apply_discount(self):</w:t>
+      </w:r>
+    </w:p>
+    <w:p>
+      <w:pPr>
+        <w:jc w:val="both"/>
         <w:rPr>
           <w:b/>
           <w:bCs/>
@@ -2322,9 +2421,7 @@
           <w:sz w:val="32"/>
           <w:szCs w:val="32"/>
         </w:rPr>
-        <w:t>_price</w:t>
-      </w:r>
-      <w:proofErr w:type="spellEnd"/>
+      </w:pPr>
       <w:r>
         <w:rPr>
           <w:b/>
@@ -2333,7 +2430,7 @@
           <w:sz w:val="32"/>
           <w:szCs w:val="32"/>
         </w:rPr>
-        <w:t xml:space="preserve"> = price</w:t>
+        <w:t xml:space="preserve">        if self.__months &gt; 12:</w:t>
       </w:r>
     </w:p>
     <w:p>
@@ -2355,10 +2452,12 @@
           <w:sz w:val="32"/>
           <w:szCs w:val="32"/>
         </w:rPr>
-        <w:t xml:space="preserve">    def </w:t>
-      </w:r>
-      <w:proofErr w:type="spellStart"/>
-      <w:r>
+        <w:t xml:space="preserve">            return self.__monthly * 0.8</w:t>
+      </w:r>
+    </w:p>
+    <w:p>
+      <w:pPr>
+        <w:jc w:val="both"/>
         <w:rPr>
           <w:b/>
           <w:bCs/>
@@ -2366,9 +2465,7 @@
           <w:sz w:val="32"/>
           <w:szCs w:val="32"/>
         </w:rPr>
-        <w:t>apply_</w:t>
-      </w:r>
-      <w:proofErr w:type="gramStart"/>
+      </w:pPr>
       <w:r>
         <w:rPr>
           <w:b/>
@@ -2377,10 +2474,12 @@
           <w:sz w:val="32"/>
           <w:szCs w:val="32"/>
         </w:rPr>
-        <w:t>discount</w:t>
-      </w:r>
-      <w:proofErr w:type="spellEnd"/>
-      <w:r>
+        <w:t xml:space="preserve">        return self.__monthly</w:t>
+      </w:r>
+    </w:p>
+    <w:p>
+      <w:pPr>
+        <w:jc w:val="both"/>
         <w:rPr>
           <w:b/>
           <w:bCs/>
@@ -2388,9 +2487,7 @@
           <w:sz w:val="32"/>
           <w:szCs w:val="32"/>
         </w:rPr>
-        <w:t>(</w:t>
-      </w:r>
-      <w:proofErr w:type="gramEnd"/>
+      </w:pPr>
       <w:r>
         <w:rPr>
           <w:b/>
@@ -2399,7 +2496,7 @@
           <w:sz w:val="32"/>
           <w:szCs w:val="32"/>
         </w:rPr>
-        <w:t>self, pct):</w:t>
+        <w:t xml:space="preserve">    </w:t>
       </w:r>
     </w:p>
     <w:p>
@@ -2421,10 +2518,12 @@
           <w:sz w:val="32"/>
           <w:szCs w:val="32"/>
         </w:rPr>
-        <w:t xml:space="preserve">        </w:t>
-      </w:r>
-      <w:proofErr w:type="gramStart"/>
-      <w:r>
+        <w:t>p = Product()</w:t>
+      </w:r>
+    </w:p>
+    <w:p>
+      <w:pPr>
+        <w:jc w:val="both"/>
         <w:rPr>
           <w:b/>
           <w:bCs/>
@@ -2432,9 +2531,7 @@
           <w:sz w:val="32"/>
           <w:szCs w:val="32"/>
         </w:rPr>
-        <w:t xml:space="preserve">return  </w:t>
-      </w:r>
-      <w:proofErr w:type="spellStart"/>
+      </w:pPr>
       <w:r>
         <w:rPr>
           <w:b/>
@@ -2443,10 +2540,12 @@
           <w:sz w:val="32"/>
           <w:szCs w:val="32"/>
         </w:rPr>
-        <w:t>self</w:t>
-      </w:r>
-      <w:proofErr w:type="gramEnd"/>
-      <w:r>
+        <w:t>qty = 10</w:t>
+      </w:r>
+    </w:p>
+    <w:p>
+      <w:pPr>
+        <w:jc w:val="both"/>
         <w:rPr>
           <w:b/>
           <w:bCs/>
@@ -2454,9 +2553,7 @@
           <w:sz w:val="32"/>
           <w:szCs w:val="32"/>
         </w:rPr>
-        <w:t>.__price</w:t>
-      </w:r>
-      <w:proofErr w:type="spellEnd"/>
+      </w:pPr>
       <w:r>
         <w:rPr>
           <w:b/>
@@ -2465,7 +2562,7 @@
           <w:sz w:val="32"/>
           <w:szCs w:val="32"/>
         </w:rPr>
-        <w:t xml:space="preserve"> * (1 - pct/100)</w:t>
+        <w:t>rate = 0.2</w:t>
       </w:r>
     </w:p>
     <w:p>
@@ -2479,10 +2576,7 @@
           <w:szCs w:val="32"/>
         </w:rPr>
       </w:pPr>
-    </w:p>
-    <w:p>
-      <w:pPr>
-        <w:jc w:val="both"/>
+      <w:r>
         <w:rPr>
           <w:b/>
           <w:bCs/>
@@ -2490,8 +2584,12 @@
           <w:sz w:val="32"/>
           <w:szCs w:val="32"/>
         </w:rPr>
-      </w:pPr>
-      <w:r>
+        <w:t>total = p.get_price() * qty # Data leaked</w:t>
+      </w:r>
+    </w:p>
+    <w:p>
+      <w:pPr>
+        <w:jc w:val="both"/>
         <w:rPr>
           <w:b/>
           <w:bCs/>
@@ -2499,12 +2597,8 @@
           <w:sz w:val="32"/>
           <w:szCs w:val="32"/>
         </w:rPr>
-        <w:t>class Subscription:</w:t>
-      </w:r>
-    </w:p>
-    <w:p>
-      <w:pPr>
-        <w:jc w:val="both"/>
+      </w:pPr>
+      <w:r>
         <w:rPr>
           <w:b/>
           <w:bCs/>
@@ -2512,482 +2606,7 @@
           <w:sz w:val="32"/>
           <w:szCs w:val="32"/>
         </w:rPr>
-      </w:pPr>
-      <w:r>
-        <w:rPr>
-          <w:b/>
-          <w:bCs/>
-          <w:color w:val="D86DCB" w:themeColor="accent5" w:themeTint="99"/>
-          <w:sz w:val="32"/>
-          <w:szCs w:val="32"/>
-        </w:rPr>
-        <w:t xml:space="preserve">    __monthly = 0.0</w:t>
-      </w:r>
-    </w:p>
-    <w:p>
-      <w:pPr>
-        <w:jc w:val="both"/>
-        <w:rPr>
-          <w:b/>
-          <w:bCs/>
-          <w:color w:val="D86DCB" w:themeColor="accent5" w:themeTint="99"/>
-          <w:sz w:val="32"/>
-          <w:szCs w:val="32"/>
-        </w:rPr>
-      </w:pPr>
-      <w:r>
-        <w:rPr>
-          <w:b/>
-          <w:bCs/>
-          <w:color w:val="D86DCB" w:themeColor="accent5" w:themeTint="99"/>
-          <w:sz w:val="32"/>
-          <w:szCs w:val="32"/>
-        </w:rPr>
-        <w:t xml:space="preserve">    __months = 0</w:t>
-      </w:r>
-    </w:p>
-    <w:p>
-      <w:pPr>
-        <w:jc w:val="both"/>
-        <w:rPr>
-          <w:b/>
-          <w:bCs/>
-          <w:color w:val="D86DCB" w:themeColor="accent5" w:themeTint="99"/>
-          <w:sz w:val="32"/>
-          <w:szCs w:val="32"/>
-        </w:rPr>
-      </w:pPr>
-      <w:r>
-        <w:rPr>
-          <w:b/>
-          <w:bCs/>
-          <w:color w:val="D86DCB" w:themeColor="accent5" w:themeTint="99"/>
-          <w:sz w:val="32"/>
-          <w:szCs w:val="32"/>
-        </w:rPr>
-        <w:t xml:space="preserve">    def </w:t>
-      </w:r>
-      <w:proofErr w:type="spellStart"/>
-      <w:r>
-        <w:rPr>
-          <w:b/>
-          <w:bCs/>
-          <w:color w:val="D86DCB" w:themeColor="accent5" w:themeTint="99"/>
-          <w:sz w:val="32"/>
-          <w:szCs w:val="32"/>
-        </w:rPr>
-        <w:t>apply_discount</w:t>
-      </w:r>
-      <w:proofErr w:type="spellEnd"/>
-      <w:r>
-        <w:rPr>
-          <w:b/>
-          <w:bCs/>
-          <w:color w:val="D86DCB" w:themeColor="accent5" w:themeTint="99"/>
-          <w:sz w:val="32"/>
-          <w:szCs w:val="32"/>
-        </w:rPr>
-        <w:t>(self):</w:t>
-      </w:r>
-    </w:p>
-    <w:p>
-      <w:pPr>
-        <w:jc w:val="both"/>
-        <w:rPr>
-          <w:b/>
-          <w:bCs/>
-          <w:color w:val="D86DCB" w:themeColor="accent5" w:themeTint="99"/>
-          <w:sz w:val="32"/>
-          <w:szCs w:val="32"/>
-        </w:rPr>
-      </w:pPr>
-      <w:r>
-        <w:rPr>
-          <w:b/>
-          <w:bCs/>
-          <w:color w:val="D86DCB" w:themeColor="accent5" w:themeTint="99"/>
-          <w:sz w:val="32"/>
-          <w:szCs w:val="32"/>
-        </w:rPr>
-        <w:t xml:space="preserve">        if </w:t>
-      </w:r>
-      <w:proofErr w:type="spellStart"/>
-      <w:proofErr w:type="gramStart"/>
-      <w:r>
-        <w:rPr>
-          <w:b/>
-          <w:bCs/>
-          <w:color w:val="D86DCB" w:themeColor="accent5" w:themeTint="99"/>
-          <w:sz w:val="32"/>
-          <w:szCs w:val="32"/>
-        </w:rPr>
-        <w:t>self._</w:t>
-      </w:r>
-      <w:proofErr w:type="gramEnd"/>
-      <w:r>
-        <w:rPr>
-          <w:b/>
-          <w:bCs/>
-          <w:color w:val="D86DCB" w:themeColor="accent5" w:themeTint="99"/>
-          <w:sz w:val="32"/>
-          <w:szCs w:val="32"/>
-        </w:rPr>
-        <w:t>_months</w:t>
-      </w:r>
-      <w:proofErr w:type="spellEnd"/>
-      <w:r>
-        <w:rPr>
-          <w:b/>
-          <w:bCs/>
-          <w:color w:val="D86DCB" w:themeColor="accent5" w:themeTint="99"/>
-          <w:sz w:val="32"/>
-          <w:szCs w:val="32"/>
-        </w:rPr>
-        <w:t xml:space="preserve"> &gt; 12:</w:t>
-      </w:r>
-    </w:p>
-    <w:p>
-      <w:pPr>
-        <w:jc w:val="both"/>
-        <w:rPr>
-          <w:b/>
-          <w:bCs/>
-          <w:color w:val="D86DCB" w:themeColor="accent5" w:themeTint="99"/>
-          <w:sz w:val="32"/>
-          <w:szCs w:val="32"/>
-        </w:rPr>
-      </w:pPr>
-      <w:r>
-        <w:rPr>
-          <w:b/>
-          <w:bCs/>
-          <w:color w:val="D86DCB" w:themeColor="accent5" w:themeTint="99"/>
-          <w:sz w:val="32"/>
-          <w:szCs w:val="32"/>
-        </w:rPr>
-        <w:t xml:space="preserve">            return </w:t>
-      </w:r>
-      <w:proofErr w:type="spellStart"/>
-      <w:proofErr w:type="gramStart"/>
-      <w:r>
-        <w:rPr>
-          <w:b/>
-          <w:bCs/>
-          <w:color w:val="D86DCB" w:themeColor="accent5" w:themeTint="99"/>
-          <w:sz w:val="32"/>
-          <w:szCs w:val="32"/>
-        </w:rPr>
-        <w:t>self._</w:t>
-      </w:r>
-      <w:proofErr w:type="gramEnd"/>
-      <w:r>
-        <w:rPr>
-          <w:b/>
-          <w:bCs/>
-          <w:color w:val="D86DCB" w:themeColor="accent5" w:themeTint="99"/>
-          <w:sz w:val="32"/>
-          <w:szCs w:val="32"/>
-        </w:rPr>
-        <w:t>_monthly</w:t>
-      </w:r>
-      <w:proofErr w:type="spellEnd"/>
-      <w:r>
-        <w:rPr>
-          <w:b/>
-          <w:bCs/>
-          <w:color w:val="D86DCB" w:themeColor="accent5" w:themeTint="99"/>
-          <w:sz w:val="32"/>
-          <w:szCs w:val="32"/>
-        </w:rPr>
-        <w:t xml:space="preserve"> * 0.8</w:t>
-      </w:r>
-    </w:p>
-    <w:p>
-      <w:pPr>
-        <w:jc w:val="both"/>
-        <w:rPr>
-          <w:b/>
-          <w:bCs/>
-          <w:color w:val="D86DCB" w:themeColor="accent5" w:themeTint="99"/>
-          <w:sz w:val="32"/>
-          <w:szCs w:val="32"/>
-        </w:rPr>
-      </w:pPr>
-      <w:r>
-        <w:rPr>
-          <w:b/>
-          <w:bCs/>
-          <w:color w:val="D86DCB" w:themeColor="accent5" w:themeTint="99"/>
-          <w:sz w:val="32"/>
-          <w:szCs w:val="32"/>
-        </w:rPr>
-        <w:t xml:space="preserve">        return </w:t>
-      </w:r>
-      <w:proofErr w:type="spellStart"/>
-      <w:proofErr w:type="gramStart"/>
-      <w:r>
-        <w:rPr>
-          <w:b/>
-          <w:bCs/>
-          <w:color w:val="D86DCB" w:themeColor="accent5" w:themeTint="99"/>
-          <w:sz w:val="32"/>
-          <w:szCs w:val="32"/>
-        </w:rPr>
-        <w:t>self._</w:t>
-      </w:r>
-      <w:proofErr w:type="gramEnd"/>
-      <w:r>
-        <w:rPr>
-          <w:b/>
-          <w:bCs/>
-          <w:color w:val="D86DCB" w:themeColor="accent5" w:themeTint="99"/>
-          <w:sz w:val="32"/>
-          <w:szCs w:val="32"/>
-        </w:rPr>
-        <w:t>_monthly</w:t>
-      </w:r>
-      <w:proofErr w:type="spellEnd"/>
-    </w:p>
-    <w:p>
-      <w:pPr>
-        <w:jc w:val="both"/>
-        <w:rPr>
-          <w:b/>
-          <w:bCs/>
-          <w:color w:val="D86DCB" w:themeColor="accent5" w:themeTint="99"/>
-          <w:sz w:val="32"/>
-          <w:szCs w:val="32"/>
-        </w:rPr>
-      </w:pPr>
-      <w:r>
-        <w:rPr>
-          <w:b/>
-          <w:bCs/>
-          <w:color w:val="D86DCB" w:themeColor="accent5" w:themeTint="99"/>
-          <w:sz w:val="32"/>
-          <w:szCs w:val="32"/>
-        </w:rPr>
-        <w:t xml:space="preserve">    </w:t>
-      </w:r>
-    </w:p>
-    <w:p>
-      <w:pPr>
-        <w:jc w:val="both"/>
-        <w:rPr>
-          <w:b/>
-          <w:bCs/>
-          <w:color w:val="D86DCB" w:themeColor="accent5" w:themeTint="99"/>
-          <w:sz w:val="32"/>
-          <w:szCs w:val="32"/>
-        </w:rPr>
-      </w:pPr>
-      <w:r>
-        <w:rPr>
-          <w:b/>
-          <w:bCs/>
-          <w:color w:val="D86DCB" w:themeColor="accent5" w:themeTint="99"/>
-          <w:sz w:val="32"/>
-          <w:szCs w:val="32"/>
-        </w:rPr>
-        <w:t xml:space="preserve">p = </w:t>
-      </w:r>
-      <w:proofErr w:type="gramStart"/>
-      <w:r>
-        <w:rPr>
-          <w:b/>
-          <w:bCs/>
-          <w:color w:val="D86DCB" w:themeColor="accent5" w:themeTint="99"/>
-          <w:sz w:val="32"/>
-          <w:szCs w:val="32"/>
-        </w:rPr>
-        <w:t>Product(</w:t>
-      </w:r>
-      <w:proofErr w:type="gramEnd"/>
-      <w:r>
-        <w:rPr>
-          <w:b/>
-          <w:bCs/>
-          <w:color w:val="D86DCB" w:themeColor="accent5" w:themeTint="99"/>
-          <w:sz w:val="32"/>
-          <w:szCs w:val="32"/>
-        </w:rPr>
-        <w:t>)</w:t>
-      </w:r>
-    </w:p>
-    <w:p>
-      <w:pPr>
-        <w:jc w:val="both"/>
-        <w:rPr>
-          <w:b/>
-          <w:bCs/>
-          <w:color w:val="D86DCB" w:themeColor="accent5" w:themeTint="99"/>
-          <w:sz w:val="32"/>
-          <w:szCs w:val="32"/>
-        </w:rPr>
-      </w:pPr>
-      <w:r>
-        <w:rPr>
-          <w:b/>
-          <w:bCs/>
-          <w:color w:val="D86DCB" w:themeColor="accent5" w:themeTint="99"/>
-          <w:sz w:val="32"/>
-          <w:szCs w:val="32"/>
-        </w:rPr>
-        <w:t>qty = 10</w:t>
-      </w:r>
-    </w:p>
-    <w:p>
-      <w:pPr>
-        <w:jc w:val="both"/>
-        <w:rPr>
-          <w:b/>
-          <w:bCs/>
-          <w:color w:val="D86DCB" w:themeColor="accent5" w:themeTint="99"/>
-          <w:sz w:val="32"/>
-          <w:szCs w:val="32"/>
-        </w:rPr>
-      </w:pPr>
-      <w:r>
-        <w:rPr>
-          <w:b/>
-          <w:bCs/>
-          <w:color w:val="D86DCB" w:themeColor="accent5" w:themeTint="99"/>
-          <w:sz w:val="32"/>
-          <w:szCs w:val="32"/>
-        </w:rPr>
-        <w:t>rate = 0.2</w:t>
-      </w:r>
-    </w:p>
-    <w:p>
-      <w:pPr>
-        <w:jc w:val="both"/>
-        <w:rPr>
-          <w:b/>
-          <w:bCs/>
-          <w:color w:val="D86DCB" w:themeColor="accent5" w:themeTint="99"/>
-          <w:sz w:val="32"/>
-          <w:szCs w:val="32"/>
-        </w:rPr>
-      </w:pPr>
-      <w:r>
-        <w:rPr>
-          <w:b/>
-          <w:bCs/>
-          <w:color w:val="D86DCB" w:themeColor="accent5" w:themeTint="99"/>
-          <w:sz w:val="32"/>
-          <w:szCs w:val="32"/>
-        </w:rPr>
-        <w:t xml:space="preserve">total = </w:t>
-      </w:r>
-      <w:proofErr w:type="spellStart"/>
-      <w:r>
-        <w:rPr>
-          <w:b/>
-          <w:bCs/>
-          <w:color w:val="D86DCB" w:themeColor="accent5" w:themeTint="99"/>
-          <w:sz w:val="32"/>
-          <w:szCs w:val="32"/>
-        </w:rPr>
-        <w:t>p.get_</w:t>
-      </w:r>
-      <w:proofErr w:type="gramStart"/>
-      <w:r>
-        <w:rPr>
-          <w:b/>
-          <w:bCs/>
-          <w:color w:val="D86DCB" w:themeColor="accent5" w:themeTint="99"/>
-          <w:sz w:val="32"/>
-          <w:szCs w:val="32"/>
-        </w:rPr>
-        <w:t>price</w:t>
-      </w:r>
-      <w:proofErr w:type="spellEnd"/>
-      <w:r>
-        <w:rPr>
-          <w:b/>
-          <w:bCs/>
-          <w:color w:val="D86DCB" w:themeColor="accent5" w:themeTint="99"/>
-          <w:sz w:val="32"/>
-          <w:szCs w:val="32"/>
-        </w:rPr>
-        <w:t>(</w:t>
-      </w:r>
-      <w:proofErr w:type="gramEnd"/>
-      <w:r>
-        <w:rPr>
-          <w:b/>
-          <w:bCs/>
-          <w:color w:val="D86DCB" w:themeColor="accent5" w:themeTint="99"/>
-          <w:sz w:val="32"/>
-          <w:szCs w:val="32"/>
-        </w:rPr>
-        <w:t>) * qty # Data leaked</w:t>
-      </w:r>
-    </w:p>
-    <w:p>
-      <w:pPr>
-        <w:jc w:val="both"/>
-        <w:rPr>
-          <w:b/>
-          <w:bCs/>
-          <w:color w:val="D86DCB" w:themeColor="accent5" w:themeTint="99"/>
-          <w:sz w:val="32"/>
-          <w:szCs w:val="32"/>
-        </w:rPr>
-      </w:pPr>
-      <w:r>
-        <w:rPr>
-          <w:b/>
-          <w:bCs/>
-          <w:color w:val="D86DCB" w:themeColor="accent5" w:themeTint="99"/>
-          <w:sz w:val="32"/>
-          <w:szCs w:val="32"/>
-        </w:rPr>
-        <w:t xml:space="preserve">tax = </w:t>
-      </w:r>
-      <w:proofErr w:type="spellStart"/>
-      <w:r>
-        <w:rPr>
-          <w:b/>
-          <w:bCs/>
-          <w:color w:val="D86DCB" w:themeColor="accent5" w:themeTint="99"/>
-          <w:sz w:val="32"/>
-          <w:szCs w:val="32"/>
-        </w:rPr>
-        <w:t>p.get_</w:t>
-      </w:r>
-      <w:proofErr w:type="gramStart"/>
-      <w:r>
-        <w:rPr>
-          <w:b/>
-          <w:bCs/>
-          <w:color w:val="D86DCB" w:themeColor="accent5" w:themeTint="99"/>
-          <w:sz w:val="32"/>
-          <w:szCs w:val="32"/>
-        </w:rPr>
-        <w:t>price</w:t>
-      </w:r>
-      <w:proofErr w:type="spellEnd"/>
-      <w:r>
-        <w:rPr>
-          <w:b/>
-          <w:bCs/>
-          <w:color w:val="D86DCB" w:themeColor="accent5" w:themeTint="99"/>
-          <w:sz w:val="32"/>
-          <w:szCs w:val="32"/>
-        </w:rPr>
-        <w:t>(</w:t>
-      </w:r>
-      <w:proofErr w:type="gramEnd"/>
-      <w:r>
-        <w:rPr>
-          <w:b/>
-          <w:bCs/>
-          <w:color w:val="D86DCB" w:themeColor="accent5" w:themeTint="99"/>
-          <w:sz w:val="32"/>
-          <w:szCs w:val="32"/>
-        </w:rPr>
-        <w:t>) * rate</w:t>
+        <w:t>tax = p.get_price() * rate</w:t>
       </w:r>
     </w:p>
     <w:p>
@@ -3129,10 +2748,12 @@
           <w:sz w:val="32"/>
           <w:szCs w:val="32"/>
         </w:rPr>
-        <w:t xml:space="preserve">    def </w:t>
-      </w:r>
-      <w:proofErr w:type="spellStart"/>
-      <w:r>
+        <w:t xml:space="preserve">    def get_name(self):</w:t>
+      </w:r>
+    </w:p>
+    <w:p>
+      <w:pPr>
+        <w:jc w:val="both"/>
         <w:rPr>
           <w:b/>
           <w:bCs/>
@@ -3140,9 +2761,7 @@
           <w:sz w:val="32"/>
           <w:szCs w:val="32"/>
         </w:rPr>
-        <w:t>get_name</w:t>
-      </w:r>
-      <w:proofErr w:type="spellEnd"/>
+      </w:pPr>
       <w:r>
         <w:rPr>
           <w:b/>
@@ -3151,7 +2770,7 @@
           <w:sz w:val="32"/>
           <w:szCs w:val="32"/>
         </w:rPr>
-        <w:t>(self):</w:t>
+        <w:t xml:space="preserve">        return self.__name</w:t>
       </w:r>
     </w:p>
     <w:p>
@@ -3173,11 +2792,12 @@
           <w:sz w:val="32"/>
           <w:szCs w:val="32"/>
         </w:rPr>
-        <w:t xml:space="preserve">        return </w:t>
-      </w:r>
-      <w:proofErr w:type="spellStart"/>
-      <w:proofErr w:type="gramStart"/>
-      <w:r>
+        <w:t xml:space="preserve">    def get_price(self):</w:t>
+      </w:r>
+    </w:p>
+    <w:p>
+      <w:pPr>
+        <w:jc w:val="both"/>
         <w:rPr>
           <w:b/>
           <w:bCs/>
@@ -3185,9 +2805,7 @@
           <w:sz w:val="32"/>
           <w:szCs w:val="32"/>
         </w:rPr>
-        <w:t>self._</w:t>
-      </w:r>
-      <w:proofErr w:type="gramEnd"/>
+      </w:pPr>
       <w:r>
         <w:rPr>
           <w:b/>
@@ -3196,9 +2814,8 @@
           <w:sz w:val="32"/>
           <w:szCs w:val="32"/>
         </w:rPr>
-        <w:t>_name</w:t>
-      </w:r>
-      <w:proofErr w:type="spellEnd"/>
+        <w:t xml:space="preserve">        return self.__price</w:t>
+      </w:r>
     </w:p>
     <w:p>
       <w:pPr>
@@ -3219,10 +2836,12 @@
           <w:sz w:val="32"/>
           <w:szCs w:val="32"/>
         </w:rPr>
-        <w:t xml:space="preserve">    def </w:t>
-      </w:r>
-      <w:proofErr w:type="spellStart"/>
-      <w:r>
+        <w:t xml:space="preserve">    def set_name(self, price):</w:t>
+      </w:r>
+    </w:p>
+    <w:p>
+      <w:pPr>
+        <w:jc w:val="both"/>
         <w:rPr>
           <w:b/>
           <w:bCs/>
@@ -3230,9 +2849,7 @@
           <w:sz w:val="32"/>
           <w:szCs w:val="32"/>
         </w:rPr>
-        <w:t>get_price</w:t>
-      </w:r>
-      <w:proofErr w:type="spellEnd"/>
+      </w:pPr>
       <w:r>
         <w:rPr>
           <w:b/>
@@ -3241,7 +2858,7 @@
           <w:sz w:val="32"/>
           <w:szCs w:val="32"/>
         </w:rPr>
-        <w:t>(self):</w:t>
+        <w:t xml:space="preserve">        self.__price = price</w:t>
       </w:r>
     </w:p>
     <w:p>
@@ -3263,11 +2880,12 @@
           <w:sz w:val="32"/>
           <w:szCs w:val="32"/>
         </w:rPr>
-        <w:t xml:space="preserve">        return </w:t>
-      </w:r>
-      <w:proofErr w:type="spellStart"/>
-      <w:proofErr w:type="gramStart"/>
-      <w:r>
+        <w:t xml:space="preserve">    def apply_discount(self, pct):</w:t>
+      </w:r>
+    </w:p>
+    <w:p>
+      <w:pPr>
+        <w:jc w:val="both"/>
         <w:rPr>
           <w:b/>
           <w:bCs/>
@@ -3275,9 +2893,7 @@
           <w:sz w:val="32"/>
           <w:szCs w:val="32"/>
         </w:rPr>
-        <w:t>self._</w:t>
-      </w:r>
-      <w:proofErr w:type="gramEnd"/>
+      </w:pPr>
       <w:r>
         <w:rPr>
           <w:b/>
@@ -3286,9 +2902,8 @@
           <w:sz w:val="32"/>
           <w:szCs w:val="32"/>
         </w:rPr>
-        <w:t>_price</w:t>
-      </w:r>
-      <w:proofErr w:type="spellEnd"/>
+        <w:t xml:space="preserve">        return  self.__price * (1 - pct/100)</w:t>
+      </w:r>
     </w:p>
     <w:p>
       <w:pPr>
@@ -3301,7 +2916,10 @@
           <w:szCs w:val="32"/>
         </w:rPr>
       </w:pPr>
-      <w:r>
+    </w:p>
+    <w:p>
+      <w:pPr>
+        <w:jc w:val="both"/>
         <w:rPr>
           <w:b/>
           <w:bCs/>
@@ -3309,9 +2927,7 @@
           <w:sz w:val="32"/>
           <w:szCs w:val="32"/>
         </w:rPr>
-        <w:t xml:space="preserve">    def </w:t>
-      </w:r>
-      <w:proofErr w:type="spellStart"/>
+      </w:pPr>
       <w:r>
         <w:rPr>
           <w:b/>
@@ -3320,10 +2936,12 @@
           <w:sz w:val="32"/>
           <w:szCs w:val="32"/>
         </w:rPr>
-        <w:t>set_</w:t>
-      </w:r>
-      <w:proofErr w:type="gramStart"/>
-      <w:r>
+        <w:t>class ProductPricing:</w:t>
+      </w:r>
+    </w:p>
+    <w:p>
+      <w:pPr>
+        <w:jc w:val="both"/>
         <w:rPr>
           <w:b/>
           <w:bCs/>
@@ -3331,9 +2949,7 @@
           <w:sz w:val="32"/>
           <w:szCs w:val="32"/>
         </w:rPr>
-        <w:t>name</w:t>
-      </w:r>
-      <w:proofErr w:type="spellEnd"/>
+      </w:pPr>
       <w:r>
         <w:rPr>
           <w:b/>
@@ -3342,10 +2958,12 @@
           <w:sz w:val="32"/>
           <w:szCs w:val="32"/>
         </w:rPr>
-        <w:t>(</w:t>
-      </w:r>
-      <w:proofErr w:type="gramEnd"/>
-      <w:r>
+        <w:t xml:space="preserve">    def apply_discount(self, product = Product(), pct = 0.0):</w:t>
+      </w:r>
+    </w:p>
+    <w:p>
+      <w:pPr>
+        <w:jc w:val="both"/>
         <w:rPr>
           <w:b/>
           <w:bCs/>
@@ -3353,12 +2971,8 @@
           <w:sz w:val="32"/>
           <w:szCs w:val="32"/>
         </w:rPr>
-        <w:t>self, price):</w:t>
-      </w:r>
-    </w:p>
-    <w:p>
-      <w:pPr>
-        <w:jc w:val="both"/>
+      </w:pPr>
+      <w:r>
         <w:rPr>
           <w:b/>
           <w:bCs/>
@@ -3366,370 +2980,7 @@
           <w:sz w:val="32"/>
           <w:szCs w:val="32"/>
         </w:rPr>
-      </w:pPr>
-      <w:r>
-        <w:rPr>
-          <w:b/>
-          <w:bCs/>
-          <w:color w:val="D86DCB" w:themeColor="accent5" w:themeTint="99"/>
-          <w:sz w:val="32"/>
-          <w:szCs w:val="32"/>
-        </w:rPr>
-        <w:t xml:space="preserve">        </w:t>
-      </w:r>
-      <w:proofErr w:type="spellStart"/>
-      <w:proofErr w:type="gramStart"/>
-      <w:r>
-        <w:rPr>
-          <w:b/>
-          <w:bCs/>
-          <w:color w:val="D86DCB" w:themeColor="accent5" w:themeTint="99"/>
-          <w:sz w:val="32"/>
-          <w:szCs w:val="32"/>
-        </w:rPr>
-        <w:t>self._</w:t>
-      </w:r>
-      <w:proofErr w:type="gramEnd"/>
-      <w:r>
-        <w:rPr>
-          <w:b/>
-          <w:bCs/>
-          <w:color w:val="D86DCB" w:themeColor="accent5" w:themeTint="99"/>
-          <w:sz w:val="32"/>
-          <w:szCs w:val="32"/>
-        </w:rPr>
-        <w:t>_price</w:t>
-      </w:r>
-      <w:proofErr w:type="spellEnd"/>
-      <w:r>
-        <w:rPr>
-          <w:b/>
-          <w:bCs/>
-          <w:color w:val="D86DCB" w:themeColor="accent5" w:themeTint="99"/>
-          <w:sz w:val="32"/>
-          <w:szCs w:val="32"/>
-        </w:rPr>
-        <w:t xml:space="preserve"> = price</w:t>
-      </w:r>
-    </w:p>
-    <w:p>
-      <w:pPr>
-        <w:jc w:val="both"/>
-        <w:rPr>
-          <w:b/>
-          <w:bCs/>
-          <w:color w:val="D86DCB" w:themeColor="accent5" w:themeTint="99"/>
-          <w:sz w:val="32"/>
-          <w:szCs w:val="32"/>
-        </w:rPr>
-      </w:pPr>
-      <w:r>
-        <w:rPr>
-          <w:b/>
-          <w:bCs/>
-          <w:color w:val="D86DCB" w:themeColor="accent5" w:themeTint="99"/>
-          <w:sz w:val="32"/>
-          <w:szCs w:val="32"/>
-        </w:rPr>
-        <w:t xml:space="preserve">    def </w:t>
-      </w:r>
-      <w:proofErr w:type="spellStart"/>
-      <w:r>
-        <w:rPr>
-          <w:b/>
-          <w:bCs/>
-          <w:color w:val="D86DCB" w:themeColor="accent5" w:themeTint="99"/>
-          <w:sz w:val="32"/>
-          <w:szCs w:val="32"/>
-        </w:rPr>
-        <w:t>apply_</w:t>
-      </w:r>
-      <w:proofErr w:type="gramStart"/>
-      <w:r>
-        <w:rPr>
-          <w:b/>
-          <w:bCs/>
-          <w:color w:val="D86DCB" w:themeColor="accent5" w:themeTint="99"/>
-          <w:sz w:val="32"/>
-          <w:szCs w:val="32"/>
-        </w:rPr>
-        <w:t>discount</w:t>
-      </w:r>
-      <w:proofErr w:type="spellEnd"/>
-      <w:r>
-        <w:rPr>
-          <w:b/>
-          <w:bCs/>
-          <w:color w:val="D86DCB" w:themeColor="accent5" w:themeTint="99"/>
-          <w:sz w:val="32"/>
-          <w:szCs w:val="32"/>
-        </w:rPr>
-        <w:t>(</w:t>
-      </w:r>
-      <w:proofErr w:type="gramEnd"/>
-      <w:r>
-        <w:rPr>
-          <w:b/>
-          <w:bCs/>
-          <w:color w:val="D86DCB" w:themeColor="accent5" w:themeTint="99"/>
-          <w:sz w:val="32"/>
-          <w:szCs w:val="32"/>
-        </w:rPr>
-        <w:t>self, pct):</w:t>
-      </w:r>
-    </w:p>
-    <w:p>
-      <w:pPr>
-        <w:jc w:val="both"/>
-        <w:rPr>
-          <w:b/>
-          <w:bCs/>
-          <w:color w:val="D86DCB" w:themeColor="accent5" w:themeTint="99"/>
-          <w:sz w:val="32"/>
-          <w:szCs w:val="32"/>
-        </w:rPr>
-      </w:pPr>
-      <w:r>
-        <w:rPr>
-          <w:b/>
-          <w:bCs/>
-          <w:color w:val="D86DCB" w:themeColor="accent5" w:themeTint="99"/>
-          <w:sz w:val="32"/>
-          <w:szCs w:val="32"/>
-        </w:rPr>
-        <w:t xml:space="preserve">        </w:t>
-      </w:r>
-      <w:proofErr w:type="gramStart"/>
-      <w:r>
-        <w:rPr>
-          <w:b/>
-          <w:bCs/>
-          <w:color w:val="D86DCB" w:themeColor="accent5" w:themeTint="99"/>
-          <w:sz w:val="32"/>
-          <w:szCs w:val="32"/>
-        </w:rPr>
-        <w:t xml:space="preserve">return  </w:t>
-      </w:r>
-      <w:proofErr w:type="spellStart"/>
-      <w:r>
-        <w:rPr>
-          <w:b/>
-          <w:bCs/>
-          <w:color w:val="D86DCB" w:themeColor="accent5" w:themeTint="99"/>
-          <w:sz w:val="32"/>
-          <w:szCs w:val="32"/>
-        </w:rPr>
-        <w:t>self</w:t>
-      </w:r>
-      <w:proofErr w:type="gramEnd"/>
-      <w:r>
-        <w:rPr>
-          <w:b/>
-          <w:bCs/>
-          <w:color w:val="D86DCB" w:themeColor="accent5" w:themeTint="99"/>
-          <w:sz w:val="32"/>
-          <w:szCs w:val="32"/>
-        </w:rPr>
-        <w:t>.__price</w:t>
-      </w:r>
-      <w:proofErr w:type="spellEnd"/>
-      <w:r>
-        <w:rPr>
-          <w:b/>
-          <w:bCs/>
-          <w:color w:val="D86DCB" w:themeColor="accent5" w:themeTint="99"/>
-          <w:sz w:val="32"/>
-          <w:szCs w:val="32"/>
-        </w:rPr>
-        <w:t xml:space="preserve"> * (1 - pct/100)</w:t>
-      </w:r>
-    </w:p>
-    <w:p>
-      <w:pPr>
-        <w:jc w:val="both"/>
-        <w:rPr>
-          <w:b/>
-          <w:bCs/>
-          <w:color w:val="D86DCB" w:themeColor="accent5" w:themeTint="99"/>
-          <w:sz w:val="32"/>
-          <w:szCs w:val="32"/>
-        </w:rPr>
-      </w:pPr>
-    </w:p>
-    <w:p>
-      <w:pPr>
-        <w:jc w:val="both"/>
-        <w:rPr>
-          <w:b/>
-          <w:bCs/>
-          <w:color w:val="D86DCB" w:themeColor="accent5" w:themeTint="99"/>
-          <w:sz w:val="32"/>
-          <w:szCs w:val="32"/>
-        </w:rPr>
-      </w:pPr>
-      <w:r>
-        <w:rPr>
-          <w:b/>
-          <w:bCs/>
-          <w:color w:val="D86DCB" w:themeColor="accent5" w:themeTint="99"/>
-          <w:sz w:val="32"/>
-          <w:szCs w:val="32"/>
-        </w:rPr>
-        <w:t xml:space="preserve">class </w:t>
-      </w:r>
-      <w:proofErr w:type="spellStart"/>
-      <w:r>
-        <w:rPr>
-          <w:b/>
-          <w:bCs/>
-          <w:color w:val="D86DCB" w:themeColor="accent5" w:themeTint="99"/>
-          <w:sz w:val="32"/>
-          <w:szCs w:val="32"/>
-        </w:rPr>
-        <w:t>ProductPricing</w:t>
-      </w:r>
-      <w:proofErr w:type="spellEnd"/>
-      <w:r>
-        <w:rPr>
-          <w:b/>
-          <w:bCs/>
-          <w:color w:val="D86DCB" w:themeColor="accent5" w:themeTint="99"/>
-          <w:sz w:val="32"/>
-          <w:szCs w:val="32"/>
-        </w:rPr>
-        <w:t>:</w:t>
-      </w:r>
-    </w:p>
-    <w:p>
-      <w:pPr>
-        <w:jc w:val="both"/>
-        <w:rPr>
-          <w:b/>
-          <w:bCs/>
-          <w:color w:val="D86DCB" w:themeColor="accent5" w:themeTint="99"/>
-          <w:sz w:val="32"/>
-          <w:szCs w:val="32"/>
-        </w:rPr>
-      </w:pPr>
-      <w:r>
-        <w:rPr>
-          <w:b/>
-          <w:bCs/>
-          <w:color w:val="D86DCB" w:themeColor="accent5" w:themeTint="99"/>
-          <w:sz w:val="32"/>
-          <w:szCs w:val="32"/>
-        </w:rPr>
-        <w:t xml:space="preserve">    def </w:t>
-      </w:r>
-      <w:proofErr w:type="spellStart"/>
-      <w:r>
-        <w:rPr>
-          <w:b/>
-          <w:bCs/>
-          <w:color w:val="D86DCB" w:themeColor="accent5" w:themeTint="99"/>
-          <w:sz w:val="32"/>
-          <w:szCs w:val="32"/>
-        </w:rPr>
-        <w:t>apply_</w:t>
-      </w:r>
-      <w:proofErr w:type="gramStart"/>
-      <w:r>
-        <w:rPr>
-          <w:b/>
-          <w:bCs/>
-          <w:color w:val="D86DCB" w:themeColor="accent5" w:themeTint="99"/>
-          <w:sz w:val="32"/>
-          <w:szCs w:val="32"/>
-        </w:rPr>
-        <w:t>discount</w:t>
-      </w:r>
-      <w:proofErr w:type="spellEnd"/>
-      <w:r>
-        <w:rPr>
-          <w:b/>
-          <w:bCs/>
-          <w:color w:val="D86DCB" w:themeColor="accent5" w:themeTint="99"/>
-          <w:sz w:val="32"/>
-          <w:szCs w:val="32"/>
-        </w:rPr>
-        <w:t>(</w:t>
-      </w:r>
-      <w:proofErr w:type="gramEnd"/>
-      <w:r>
-        <w:rPr>
-          <w:b/>
-          <w:bCs/>
-          <w:color w:val="D86DCB" w:themeColor="accent5" w:themeTint="99"/>
-          <w:sz w:val="32"/>
-          <w:szCs w:val="32"/>
-        </w:rPr>
-        <w:t>self, product = Product(), pct = 0.0):</w:t>
-      </w:r>
-    </w:p>
-    <w:p>
-      <w:pPr>
-        <w:jc w:val="both"/>
-        <w:rPr>
-          <w:b/>
-          <w:bCs/>
-          <w:color w:val="D86DCB" w:themeColor="accent5" w:themeTint="99"/>
-          <w:sz w:val="32"/>
-          <w:szCs w:val="32"/>
-        </w:rPr>
-      </w:pPr>
-      <w:r>
-        <w:rPr>
-          <w:b/>
-          <w:bCs/>
-          <w:color w:val="D86DCB" w:themeColor="accent5" w:themeTint="99"/>
-          <w:sz w:val="32"/>
-          <w:szCs w:val="32"/>
-        </w:rPr>
-        <w:t xml:space="preserve">        return </w:t>
-      </w:r>
-      <w:proofErr w:type="spellStart"/>
-      <w:r>
-        <w:rPr>
-          <w:b/>
-          <w:bCs/>
-          <w:color w:val="D86DCB" w:themeColor="accent5" w:themeTint="99"/>
-          <w:sz w:val="32"/>
-          <w:szCs w:val="32"/>
-        </w:rPr>
-        <w:t>product.get_</w:t>
-      </w:r>
-      <w:proofErr w:type="gramStart"/>
-      <w:r>
-        <w:rPr>
-          <w:b/>
-          <w:bCs/>
-          <w:color w:val="D86DCB" w:themeColor="accent5" w:themeTint="99"/>
-          <w:sz w:val="32"/>
-          <w:szCs w:val="32"/>
-        </w:rPr>
-        <w:t>price</w:t>
-      </w:r>
-      <w:proofErr w:type="spellEnd"/>
-      <w:r>
-        <w:rPr>
-          <w:b/>
-          <w:bCs/>
-          <w:color w:val="D86DCB" w:themeColor="accent5" w:themeTint="99"/>
-          <w:sz w:val="32"/>
-          <w:szCs w:val="32"/>
-        </w:rPr>
-        <w:t>(</w:t>
-      </w:r>
-      <w:proofErr w:type="gramEnd"/>
-      <w:r>
-        <w:rPr>
-          <w:b/>
-          <w:bCs/>
-          <w:color w:val="D86DCB" w:themeColor="accent5" w:themeTint="99"/>
-          <w:sz w:val="32"/>
-          <w:szCs w:val="32"/>
-        </w:rPr>
-        <w:t>) * (1 - pct/100)</w:t>
+        <w:t xml:space="preserve">        return product.get_price() * (1 - pct/100)</w:t>
       </w:r>
     </w:p>
     <w:p>
@@ -4137,10 +3388,12 @@
           <w:sz w:val="32"/>
           <w:szCs w:val="32"/>
         </w:rPr>
-        <w:t xml:space="preserve">void </w:t>
-      </w:r>
-      <w:proofErr w:type="spellStart"/>
-      <w:r>
+        <w:t>void onTap () {</w:t>
+      </w:r>
+    </w:p>
+    <w:p>
+      <w:pPr>
+        <w:jc w:val="both"/>
         <w:rPr>
           <w:b/>
           <w:bCs/>
@@ -4148,9 +3401,7 @@
           <w:sz w:val="32"/>
           <w:szCs w:val="32"/>
         </w:rPr>
-        <w:t>onTap</w:t>
-      </w:r>
-      <w:proofErr w:type="spellEnd"/>
+      </w:pPr>
       <w:r>
         <w:rPr>
           <w:b/>
@@ -4159,7 +3410,7 @@
           <w:sz w:val="32"/>
           <w:szCs w:val="32"/>
         </w:rPr>
-        <w:t xml:space="preserve"> () {</w:t>
+        <w:t xml:space="preserve">   if (isSuccess) {</w:t>
       </w:r>
     </w:p>
     <w:p>
@@ -4181,10 +3432,12 @@
           <w:sz w:val="32"/>
           <w:szCs w:val="32"/>
         </w:rPr>
-        <w:t xml:space="preserve">   if (</w:t>
-      </w:r>
-      <w:proofErr w:type="spellStart"/>
-      <w:r>
+        <w:t xml:space="preserve">       // do something</w:t>
+      </w:r>
+    </w:p>
+    <w:p>
+      <w:pPr>
+        <w:jc w:val="both"/>
         <w:rPr>
           <w:b/>
           <w:bCs/>
@@ -4192,9 +3445,7 @@
           <w:sz w:val="32"/>
           <w:szCs w:val="32"/>
         </w:rPr>
-        <w:t>isSuccess</w:t>
-      </w:r>
-      <w:proofErr w:type="spellEnd"/>
+      </w:pPr>
       <w:r>
         <w:rPr>
           <w:b/>
@@ -4203,7 +3454,7 @@
           <w:sz w:val="32"/>
           <w:szCs w:val="32"/>
         </w:rPr>
-        <w:t>) {</w:t>
+        <w:t xml:space="preserve">   }</w:t>
       </w:r>
     </w:p>
     <w:p>
@@ -4225,7 +3476,39 @@
           <w:sz w:val="32"/>
           <w:szCs w:val="32"/>
         </w:rPr>
-        <w:t xml:space="preserve">       // do something</w:t>
+        <w:t>}</w:t>
+      </w:r>
+    </w:p>
+    <w:p>
+      <w:pPr>
+        <w:jc w:val="both"/>
+        <w:rPr>
+          <w:sz w:val="32"/>
+          <w:szCs w:val="32"/>
+        </w:rPr>
+      </w:pPr>
+      <w:r>
+        <w:rPr>
+          <w:sz w:val="32"/>
+          <w:szCs w:val="32"/>
+        </w:rPr>
+        <w:t># But if we use the inverse condition or not (</w:t>
+      </w:r>
+      <w:r>
+        <w:rPr>
+          <w:b/>
+          <w:bCs/>
+          <w:sz w:val="32"/>
+          <w:szCs w:val="32"/>
+        </w:rPr>
+        <w:t>!</w:t>
+      </w:r>
+      <w:r>
+        <w:rPr>
+          <w:sz w:val="32"/>
+          <w:szCs w:val="32"/>
+        </w:rPr>
+        <w:t>) then the code becomes</w:t>
       </w:r>
     </w:p>
     <w:p>
@@ -4247,7 +3530,7 @@
           <w:sz w:val="32"/>
           <w:szCs w:val="32"/>
         </w:rPr>
-        <w:t xml:space="preserve">   }</w:t>
+        <w:t>void onTap () {</w:t>
       </w:r>
     </w:p>
     <w:p>
@@ -4269,139 +3552,7 @@
           <w:sz w:val="32"/>
           <w:szCs w:val="32"/>
         </w:rPr>
-        <w:t>}</w:t>
-      </w:r>
-    </w:p>
-    <w:p>
-      <w:pPr>
-        <w:jc w:val="both"/>
-        <w:rPr>
-          <w:sz w:val="32"/>
-          <w:szCs w:val="32"/>
-        </w:rPr>
-      </w:pPr>
-      <w:r>
-        <w:rPr>
-          <w:sz w:val="32"/>
-          <w:szCs w:val="32"/>
-        </w:rPr>
-        <w:t># But if we use the inverse condition or not (</w:t>
-      </w:r>
-      <w:r>
-        <w:rPr>
-          <w:b/>
-          <w:bCs/>
-          <w:sz w:val="32"/>
-          <w:szCs w:val="32"/>
-        </w:rPr>
-        <w:t>!</w:t>
-      </w:r>
-      <w:r>
-        <w:rPr>
-          <w:sz w:val="32"/>
-          <w:szCs w:val="32"/>
-        </w:rPr>
-        <w:t>) then the code becomes</w:t>
-      </w:r>
-    </w:p>
-    <w:p>
-      <w:pPr>
-        <w:jc w:val="both"/>
-        <w:rPr>
-          <w:b/>
-          <w:bCs/>
-          <w:color w:val="D86DCB" w:themeColor="accent5" w:themeTint="99"/>
-          <w:sz w:val="32"/>
-          <w:szCs w:val="32"/>
-        </w:rPr>
-      </w:pPr>
-      <w:r>
-        <w:rPr>
-          <w:b/>
-          <w:bCs/>
-          <w:color w:val="D86DCB" w:themeColor="accent5" w:themeTint="99"/>
-          <w:sz w:val="32"/>
-          <w:szCs w:val="32"/>
-        </w:rPr>
-        <w:t xml:space="preserve">void </w:t>
-      </w:r>
-      <w:proofErr w:type="spellStart"/>
-      <w:r>
-        <w:rPr>
-          <w:b/>
-          <w:bCs/>
-          <w:color w:val="D86DCB" w:themeColor="accent5" w:themeTint="99"/>
-          <w:sz w:val="32"/>
-          <w:szCs w:val="32"/>
-        </w:rPr>
-        <w:t>onTap</w:t>
-      </w:r>
-      <w:proofErr w:type="spellEnd"/>
-      <w:r>
-        <w:rPr>
-          <w:b/>
-          <w:bCs/>
-          <w:color w:val="D86DCB" w:themeColor="accent5" w:themeTint="99"/>
-          <w:sz w:val="32"/>
-          <w:szCs w:val="32"/>
-        </w:rPr>
-        <w:t xml:space="preserve"> () {</w:t>
-      </w:r>
-    </w:p>
-    <w:p>
-      <w:pPr>
-        <w:jc w:val="both"/>
-        <w:rPr>
-          <w:b/>
-          <w:bCs/>
-          <w:color w:val="D86DCB" w:themeColor="accent5" w:themeTint="99"/>
-          <w:sz w:val="32"/>
-          <w:szCs w:val="32"/>
-        </w:rPr>
-      </w:pPr>
-      <w:r>
-        <w:rPr>
-          <w:b/>
-          <w:bCs/>
-          <w:color w:val="D86DCB" w:themeColor="accent5" w:themeTint="99"/>
-          <w:sz w:val="32"/>
-          <w:szCs w:val="32"/>
-        </w:rPr>
-        <w:t xml:space="preserve">   if </w:t>
-      </w:r>
-      <w:proofErr w:type="gramStart"/>
-      <w:r>
-        <w:rPr>
-          <w:b/>
-          <w:bCs/>
-          <w:color w:val="D86DCB" w:themeColor="accent5" w:themeTint="99"/>
-          <w:sz w:val="32"/>
-          <w:szCs w:val="32"/>
-        </w:rPr>
-        <w:t>(!</w:t>
-      </w:r>
-      <w:proofErr w:type="spellStart"/>
-      <w:r>
-        <w:rPr>
-          <w:b/>
-          <w:bCs/>
-          <w:color w:val="D86DCB" w:themeColor="accent5" w:themeTint="99"/>
-          <w:sz w:val="32"/>
-          <w:szCs w:val="32"/>
-        </w:rPr>
-        <w:t>isSuccess</w:t>
-      </w:r>
-      <w:proofErr w:type="spellEnd"/>
-      <w:proofErr w:type="gramEnd"/>
-      <w:r>
-        <w:rPr>
-          <w:b/>
-          <w:bCs/>
-          <w:color w:val="D86DCB" w:themeColor="accent5" w:themeTint="99"/>
-          <w:sz w:val="32"/>
-          <w:szCs w:val="32"/>
-        </w:rPr>
-        <w:t>) return;</w:t>
+        <w:t xml:space="preserve">   if (!isSuccess) return;</w:t>
       </w:r>
     </w:p>
     <w:p>
@@ -5114,59 +4265,30 @@
         </w:rPr>
         <w:t xml:space="preserve"> </w:t>
       </w:r>
-      <w:proofErr w:type="spellStart"/>
-      <w:r>
-        <w:rPr>
-          <w:b/>
-          <w:bCs/>
-          <w:sz w:val="32"/>
-          <w:szCs w:val="32"/>
-        </w:rPr>
-        <w:t>StreamSubscription</w:t>
-      </w:r>
-      <w:proofErr w:type="spellEnd"/>
-      <w:r>
-        <w:rPr>
-          <w:b/>
-          <w:bCs/>
-          <w:sz w:val="32"/>
-          <w:szCs w:val="32"/>
-        </w:rPr>
-        <w:t xml:space="preserve"> </w:t>
-      </w:r>
-      <w:r>
-        <w:rPr>
-          <w:sz w:val="32"/>
-          <w:szCs w:val="32"/>
-        </w:rPr>
-        <w:t xml:space="preserve">objects held in controllers that </w:t>
-      </w:r>
-      <w:proofErr w:type="gramStart"/>
-      <w:r>
-        <w:rPr>
-          <w:sz w:val="32"/>
-          <w:szCs w:val="32"/>
-        </w:rPr>
-        <w:t xml:space="preserve">never </w:t>
-      </w:r>
-      <w:r>
-        <w:rPr>
-          <w:b/>
-          <w:bCs/>
-          <w:sz w:val="32"/>
-          <w:szCs w:val="32"/>
-        </w:rPr>
-        <w:t>.cancel</w:t>
-      </w:r>
-      <w:proofErr w:type="gramEnd"/>
-      <w:r>
-        <w:rPr>
-          <w:b/>
-          <w:bCs/>
-          <w:sz w:val="32"/>
-          <w:szCs w:val="32"/>
-        </w:rPr>
-        <w:t>()</w:t>
+      <w:r>
+        <w:rPr>
+          <w:b/>
+          <w:bCs/>
+          <w:sz w:val="32"/>
+          <w:szCs w:val="32"/>
+        </w:rPr>
+        <w:t xml:space="preserve">StreamSubscription </w:t>
+      </w:r>
+      <w:r>
+        <w:rPr>
+          <w:sz w:val="32"/>
+          <w:szCs w:val="32"/>
+        </w:rPr>
+        <w:t xml:space="preserve">objects held in controllers that never </w:t>
+      </w:r>
+      <w:r>
+        <w:rPr>
+          <w:b/>
+          <w:bCs/>
+          <w:sz w:val="32"/>
+          <w:szCs w:val="32"/>
+        </w:rPr>
+        <w:t>.cancel()</w:t>
       </w:r>
       <w:r>
         <w:rPr>
@@ -5684,7 +4806,6 @@
           <w:szCs w:val="32"/>
         </w:rPr>
       </w:pPr>
-      <w:proofErr w:type="spellStart"/>
       <w:r>
         <w:rPr>
           <w:sz w:val="32"/>
@@ -5692,7 +4813,6 @@
         </w:rPr>
         <w:t>Vercel</w:t>
       </w:r>
-      <w:proofErr w:type="spellEnd"/>
     </w:p>
     <w:p>
       <w:pPr>
@@ -5707,7 +4827,6 @@
           <w:szCs w:val="32"/>
         </w:rPr>
       </w:pPr>
-      <w:proofErr w:type="spellStart"/>
       <w:r>
         <w:rPr>
           <w:sz w:val="32"/>
@@ -5715,7 +4834,6 @@
         </w:rPr>
         <w:t>heroku</w:t>
       </w:r>
-      <w:proofErr w:type="spellEnd"/>
     </w:p>
     <w:p>
       <w:pPr>
@@ -6569,20 +5687,8 @@
           <w:sz w:val="32"/>
           <w:szCs w:val="32"/>
         </w:rPr>
-        <w:t>~/.ssh/</w:t>
-      </w:r>
-      <w:proofErr w:type="spellStart"/>
-      <w:r>
-        <w:rPr>
-          <w:b/>
-          <w:bCs/>
-          <w:color w:val="60CAF3" w:themeColor="accent4" w:themeTint="99"/>
-          <w:sz w:val="32"/>
-          <w:szCs w:val="32"/>
-        </w:rPr>
-        <w:t>known_hosts</w:t>
-      </w:r>
-      <w:proofErr w:type="spellEnd"/>
+        <w:t>~/.ssh/known_hosts</w:t>
+      </w:r>
     </w:p>
     <w:p>
       <w:pPr>
@@ -7030,25 +6136,14 @@
           <w:szCs w:val="32"/>
         </w:rPr>
       </w:pPr>
-      <w:proofErr w:type="spellStart"/>
-      <w:r>
-        <w:rPr>
-          <w:b/>
-          <w:bCs/>
-          <w:sz w:val="32"/>
-          <w:szCs w:val="32"/>
-        </w:rPr>
-        <w:t>id_rsa</w:t>
-      </w:r>
-      <w:proofErr w:type="spellEnd"/>
-      <w:r>
-        <w:rPr>
-          <w:b/>
-          <w:bCs/>
-          <w:sz w:val="32"/>
-          <w:szCs w:val="32"/>
-        </w:rPr>
-        <w:t xml:space="preserve">       -&gt; Private Key</w:t>
+      <w:r>
+        <w:rPr>
+          <w:b/>
+          <w:bCs/>
+          <w:sz w:val="32"/>
+          <w:szCs w:val="32"/>
+        </w:rPr>
+        <w:t>id_rsa       -&gt; Private Key</w:t>
       </w:r>
     </w:p>
     <w:p>
@@ -7116,20 +6211,8 @@
           <w:sz w:val="32"/>
           <w:szCs w:val="32"/>
         </w:rPr>
-        <w:t>~/.ssh/</w:t>
-      </w:r>
-      <w:proofErr w:type="spellStart"/>
-      <w:r>
-        <w:rPr>
-          <w:b/>
-          <w:bCs/>
-          <w:color w:val="60CAF3" w:themeColor="accent4" w:themeTint="99"/>
-          <w:sz w:val="32"/>
-          <w:szCs w:val="32"/>
-        </w:rPr>
-        <w:t>authorized_keys</w:t>
-      </w:r>
-      <w:proofErr w:type="spellEnd"/>
+        <w:t>~/.ssh/authorized_keys</w:t>
+      </w:r>
     </w:p>
     <w:p>
       <w:pPr>
@@ -7578,19 +6661,8 @@
           <w:sz w:val="32"/>
           <w:szCs w:val="32"/>
         </w:rPr>
-        <w:t xml:space="preserve">Your </w:t>
-      </w:r>
-      <w:proofErr w:type="gramStart"/>
-      <w:r>
-        <w:rPr>
-          <w:b/>
-          <w:bCs/>
-          <w:sz w:val="32"/>
-          <w:szCs w:val="32"/>
-        </w:rPr>
-        <w:t>Laptop</w:t>
-      </w:r>
-      <w:proofErr w:type="gramEnd"/>
+        <w:t>Your Laptop</w:t>
+      </w:r>
     </w:p>
     <w:p>
       <w:pPr>
@@ -7834,7 +6906,6 @@
           <w:szCs w:val="32"/>
         </w:rPr>
       </w:pPr>
-      <w:proofErr w:type="spellStart"/>
       <w:r>
         <w:rPr>
           <w:b/>
@@ -7844,7 +6915,6 @@
         </w:rPr>
         <w:t>known_hosts</w:t>
       </w:r>
-      <w:proofErr w:type="spellEnd"/>
     </w:p>
     <w:p>
       <w:pPr>
@@ -8336,25 +7406,14 @@
           <w:szCs w:val="32"/>
         </w:rPr>
       </w:pPr>
-      <w:proofErr w:type="spellStart"/>
-      <w:r>
-        <w:rPr>
-          <w:b/>
-          <w:bCs/>
-          <w:sz w:val="32"/>
-          <w:szCs w:val="32"/>
-        </w:rPr>
-        <w:t>movie_app</w:t>
-      </w:r>
-      <w:proofErr w:type="spellEnd"/>
-      <w:r>
-        <w:rPr>
-          <w:b/>
-          <w:bCs/>
-          <w:sz w:val="32"/>
-          <w:szCs w:val="32"/>
-        </w:rPr>
-        <w:t xml:space="preserve">/ </w:t>
+      <w:r>
+        <w:rPr>
+          <w:b/>
+          <w:bCs/>
+          <w:sz w:val="32"/>
+          <w:szCs w:val="32"/>
+        </w:rPr>
+        <w:t xml:space="preserve">movie_app/ </w:t>
       </w:r>
     </w:p>
     <w:p>
@@ -8399,87 +7458,54 @@
           <w:szCs w:val="32"/>
         </w:rPr>
       </w:pPr>
-      <w:proofErr w:type="spellStart"/>
-      <w:r>
-        <w:rPr>
-          <w:b/>
-          <w:bCs/>
-          <w:sz w:val="32"/>
-          <w:szCs w:val="32"/>
-        </w:rPr>
-        <w:t>movie_app</w:t>
-      </w:r>
-      <w:proofErr w:type="spellEnd"/>
-      <w:r>
-        <w:rPr>
-          <w:b/>
-          <w:bCs/>
-          <w:sz w:val="32"/>
-          <w:szCs w:val="32"/>
-        </w:rPr>
-        <w:t>/        -&gt; Repo 1</w:t>
-      </w:r>
-    </w:p>
-    <w:p>
-      <w:pPr>
-        <w:jc w:val="both"/>
-        <w:rPr>
-          <w:b/>
-          <w:bCs/>
-          <w:sz w:val="32"/>
-          <w:szCs w:val="32"/>
-        </w:rPr>
-      </w:pPr>
-      <w:proofErr w:type="spellStart"/>
-      <w:r>
-        <w:rPr>
-          <w:b/>
-          <w:bCs/>
-          <w:sz w:val="32"/>
-          <w:szCs w:val="32"/>
-        </w:rPr>
-        <w:t>movie_api</w:t>
-      </w:r>
-      <w:proofErr w:type="spellEnd"/>
-      <w:r>
-        <w:rPr>
-          <w:b/>
-          <w:bCs/>
-          <w:sz w:val="32"/>
-          <w:szCs w:val="32"/>
-        </w:rPr>
-        <w:t>/        -&gt; Repo 2</w:t>
-      </w:r>
-    </w:p>
-    <w:p>
-      <w:pPr>
-        <w:jc w:val="both"/>
-        <w:rPr>
-          <w:b/>
-          <w:bCs/>
-          <w:sz w:val="32"/>
-          <w:szCs w:val="32"/>
-        </w:rPr>
-      </w:pPr>
-      <w:proofErr w:type="spellStart"/>
-      <w:r>
-        <w:rPr>
-          <w:b/>
-          <w:bCs/>
-          <w:sz w:val="32"/>
-          <w:szCs w:val="32"/>
-        </w:rPr>
-        <w:t>shared_package</w:t>
-      </w:r>
-      <w:proofErr w:type="spellEnd"/>
-      <w:r>
-        <w:rPr>
-          <w:b/>
-          <w:bCs/>
-          <w:sz w:val="32"/>
-          <w:szCs w:val="32"/>
-        </w:rPr>
-        <w:t>/   -&gt; Repo 3</w:t>
+      <w:r>
+        <w:rPr>
+          <w:b/>
+          <w:bCs/>
+          <w:sz w:val="32"/>
+          <w:szCs w:val="32"/>
+        </w:rPr>
+        <w:t>movie_app/        -&gt; Repo 1</w:t>
+      </w:r>
+    </w:p>
+    <w:p>
+      <w:pPr>
+        <w:jc w:val="both"/>
+        <w:rPr>
+          <w:b/>
+          <w:bCs/>
+          <w:sz w:val="32"/>
+          <w:szCs w:val="32"/>
+        </w:rPr>
+      </w:pPr>
+      <w:r>
+        <w:rPr>
+          <w:b/>
+          <w:bCs/>
+          <w:sz w:val="32"/>
+          <w:szCs w:val="32"/>
+        </w:rPr>
+        <w:t>movie_api/        -&gt; Repo 2</w:t>
+      </w:r>
+    </w:p>
+    <w:p>
+      <w:pPr>
+        <w:jc w:val="both"/>
+        <w:rPr>
+          <w:b/>
+          <w:bCs/>
+          <w:sz w:val="32"/>
+          <w:szCs w:val="32"/>
+        </w:rPr>
+      </w:pPr>
+      <w:r>
+        <w:rPr>
+          <w:b/>
+          <w:bCs/>
+          <w:sz w:val="32"/>
+          <w:szCs w:val="32"/>
+        </w:rPr>
+        <w:t>shared_package/   -&gt; Repo 3</w:t>
       </w:r>
     </w:p>
     <w:p>
@@ -8665,25 +7691,14 @@
           <w:szCs w:val="28"/>
         </w:rPr>
       </w:pPr>
-      <w:proofErr w:type="spellStart"/>
-      <w:r>
-        <w:rPr>
-          <w:b/>
-          <w:bCs/>
-          <w:sz w:val="28"/>
-          <w:szCs w:val="28"/>
-        </w:rPr>
-        <w:t>my_company</w:t>
-      </w:r>
-      <w:proofErr w:type="spellEnd"/>
-      <w:r>
-        <w:rPr>
-          <w:b/>
-          <w:bCs/>
-          <w:sz w:val="28"/>
-          <w:szCs w:val="28"/>
-        </w:rPr>
-        <w:t>/</w:t>
+      <w:r>
+        <w:rPr>
+          <w:b/>
+          <w:bCs/>
+          <w:sz w:val="28"/>
+          <w:szCs w:val="28"/>
+        </w:rPr>
+        <w:t>my_company/</w:t>
       </w:r>
     </w:p>
     <w:p>
@@ -8783,27 +7798,7 @@
           <w:sz w:val="28"/>
           <w:szCs w:val="28"/>
         </w:rPr>
-        <w:t xml:space="preserve"> </w:t>
-      </w:r>
-      <w:proofErr w:type="spellStart"/>
-      <w:r>
-        <w:rPr>
-          <w:b/>
-          <w:bCs/>
-          <w:sz w:val="28"/>
-          <w:szCs w:val="28"/>
-        </w:rPr>
-        <w:t>movie_app</w:t>
-      </w:r>
-      <w:proofErr w:type="spellEnd"/>
-      <w:r>
-        <w:rPr>
-          <w:b/>
-          <w:bCs/>
-          <w:sz w:val="28"/>
-          <w:szCs w:val="28"/>
-        </w:rPr>
-        <w:t>/</w:t>
+        <w:t xml:space="preserve"> movie_app/</w:t>
       </w:r>
     </w:p>
     <w:p>
@@ -8852,67 +7847,27 @@
           <w:sz w:val="28"/>
           <w:szCs w:val="28"/>
         </w:rPr>
-        <w:t xml:space="preserve"> </w:t>
-      </w:r>
-      <w:proofErr w:type="spellStart"/>
-      <w:r>
-        <w:rPr>
-          <w:b/>
-          <w:bCs/>
-          <w:sz w:val="28"/>
-          <w:szCs w:val="28"/>
-        </w:rPr>
-        <w:t>admin_app</w:t>
-      </w:r>
-      <w:proofErr w:type="spellEnd"/>
-      <w:r>
-        <w:rPr>
-          <w:b/>
-          <w:bCs/>
-          <w:sz w:val="28"/>
-          <w:szCs w:val="28"/>
-        </w:rPr>
-        <w:t>/</w:t>
-      </w:r>
-    </w:p>
-    <w:p>
-      <w:pPr>
-        <w:jc w:val="both"/>
-        <w:rPr>
-          <w:b/>
-          <w:bCs/>
-          <w:sz w:val="28"/>
-          <w:szCs w:val="28"/>
-        </w:rPr>
-      </w:pPr>
-      <w:r>
-        <w:rPr>
-          <w:b/>
-          <w:bCs/>
-          <w:sz w:val="28"/>
-          <w:szCs w:val="28"/>
-        </w:rPr>
-        <w:t xml:space="preserve">│   └── </w:t>
-      </w:r>
-      <w:proofErr w:type="spellStart"/>
-      <w:r>
-        <w:rPr>
-          <w:b/>
-          <w:bCs/>
-          <w:sz w:val="28"/>
-          <w:szCs w:val="28"/>
-        </w:rPr>
-        <w:t>web_dashboard</w:t>
-      </w:r>
-      <w:proofErr w:type="spellEnd"/>
-      <w:r>
-        <w:rPr>
-          <w:b/>
-          <w:bCs/>
-          <w:sz w:val="28"/>
-          <w:szCs w:val="28"/>
-        </w:rPr>
-        <w:t>/</w:t>
+        <w:t xml:space="preserve"> admin_app/</w:t>
+      </w:r>
+    </w:p>
+    <w:p>
+      <w:pPr>
+        <w:jc w:val="both"/>
+        <w:rPr>
+          <w:b/>
+          <w:bCs/>
+          <w:sz w:val="28"/>
+          <w:szCs w:val="28"/>
+        </w:rPr>
+      </w:pPr>
+      <w:r>
+        <w:rPr>
+          <w:b/>
+          <w:bCs/>
+          <w:sz w:val="28"/>
+          <w:szCs w:val="28"/>
+        </w:rPr>
+        <w:t>│   └── web_dashboard/</w:t>
       </w:r>
     </w:p>
     <w:p>
@@ -9021,27 +7976,7 @@
           <w:sz w:val="28"/>
           <w:szCs w:val="28"/>
         </w:rPr>
-        <w:t xml:space="preserve"> </w:t>
-      </w:r>
-      <w:proofErr w:type="spellStart"/>
-      <w:r>
-        <w:rPr>
-          <w:b/>
-          <w:bCs/>
-          <w:sz w:val="28"/>
-          <w:szCs w:val="28"/>
-        </w:rPr>
-        <w:t>ui_kit</w:t>
-      </w:r>
-      <w:proofErr w:type="spellEnd"/>
-      <w:r>
-        <w:rPr>
-          <w:b/>
-          <w:bCs/>
-          <w:sz w:val="28"/>
-          <w:szCs w:val="28"/>
-        </w:rPr>
-        <w:t>/</w:t>
+        <w:t xml:space="preserve"> ui_kit/</w:t>
       </w:r>
     </w:p>
     <w:p>
@@ -9090,27 +8025,7 @@
           <w:sz w:val="28"/>
           <w:szCs w:val="28"/>
         </w:rPr>
-        <w:t xml:space="preserve"> </w:t>
-      </w:r>
-      <w:proofErr w:type="spellStart"/>
-      <w:r>
-        <w:rPr>
-          <w:b/>
-          <w:bCs/>
-          <w:sz w:val="28"/>
-          <w:szCs w:val="28"/>
-        </w:rPr>
-        <w:t>auth_package</w:t>
-      </w:r>
-      <w:proofErr w:type="spellEnd"/>
-      <w:r>
-        <w:rPr>
-          <w:b/>
-          <w:bCs/>
-          <w:sz w:val="28"/>
-          <w:szCs w:val="28"/>
-        </w:rPr>
-        <w:t>/</w:t>
+        <w:t xml:space="preserve"> auth_package/</w:t>
       </w:r>
     </w:p>
     <w:p>
@@ -9220,27 +8135,7 @@
           <w:sz w:val="28"/>
           <w:szCs w:val="28"/>
         </w:rPr>
-        <w:t xml:space="preserve"> </w:t>
-      </w:r>
-      <w:proofErr w:type="spellStart"/>
-      <w:r>
-        <w:rPr>
-          <w:b/>
-          <w:bCs/>
-          <w:sz w:val="28"/>
-          <w:szCs w:val="28"/>
-        </w:rPr>
-        <w:t>api</w:t>
-      </w:r>
-      <w:proofErr w:type="spellEnd"/>
-      <w:r>
-        <w:rPr>
-          <w:b/>
-          <w:bCs/>
-          <w:sz w:val="28"/>
-          <w:szCs w:val="28"/>
-        </w:rPr>
-        <w:t>/</w:t>
+        <w:t xml:space="preserve"> api/</w:t>
       </w:r>
     </w:p>
     <w:p>
@@ -9423,7 +8318,6 @@
           <w:szCs w:val="32"/>
         </w:rPr>
       </w:pPr>
-      <w:proofErr w:type="spellStart"/>
       <w:r>
         <w:rPr>
           <w:b/>
@@ -9433,19 +8327,17 @@
         </w:rPr>
         <w:t>customer_app_repo</w:t>
       </w:r>
-      <w:proofErr w:type="spellEnd"/>
-    </w:p>
-    <w:p>
-      <w:pPr>
-        <w:jc w:val="both"/>
-        <w:rPr>
-          <w:b/>
-          <w:bCs/>
-          <w:sz w:val="32"/>
-          <w:szCs w:val="32"/>
-        </w:rPr>
-      </w:pPr>
-      <w:proofErr w:type="spellStart"/>
+    </w:p>
+    <w:p>
+      <w:pPr>
+        <w:jc w:val="both"/>
+        <w:rPr>
+          <w:b/>
+          <w:bCs/>
+          <w:sz w:val="32"/>
+          <w:szCs w:val="32"/>
+        </w:rPr>
+      </w:pPr>
       <w:r>
         <w:rPr>
           <w:b/>
@@ -9455,19 +8347,17 @@
         </w:rPr>
         <w:t>admin_app_repo</w:t>
       </w:r>
-      <w:proofErr w:type="spellEnd"/>
-    </w:p>
-    <w:p>
-      <w:pPr>
-        <w:jc w:val="both"/>
-        <w:rPr>
-          <w:b/>
-          <w:bCs/>
-          <w:sz w:val="32"/>
-          <w:szCs w:val="32"/>
-        </w:rPr>
-      </w:pPr>
-      <w:proofErr w:type="spellStart"/>
+    </w:p>
+    <w:p>
+      <w:pPr>
+        <w:jc w:val="both"/>
+        <w:rPr>
+          <w:b/>
+          <w:bCs/>
+          <w:sz w:val="32"/>
+          <w:szCs w:val="32"/>
+        </w:rPr>
+      </w:pPr>
       <w:r>
         <w:rPr>
           <w:b/>
@@ -9477,7 +8367,6 @@
         </w:rPr>
         <w:t>ui_package_repo</w:t>
       </w:r>
-      <w:proofErr w:type="spellEnd"/>
     </w:p>
     <w:p>
       <w:pPr>
@@ -9659,19 +8548,8 @@
           <w:sz w:val="32"/>
           <w:szCs w:val="32"/>
         </w:rPr>
-        <w:t xml:space="preserve"> </w:t>
-      </w:r>
-      <w:proofErr w:type="spellStart"/>
-      <w:r>
-        <w:rPr>
-          <w:b/>
-          <w:bCs/>
-          <w:sz w:val="32"/>
-          <w:szCs w:val="32"/>
-        </w:rPr>
-        <w:t>customer_app</w:t>
-      </w:r>
-      <w:proofErr w:type="spellEnd"/>
+        <w:t xml:space="preserve"> customer_app</w:t>
+      </w:r>
     </w:p>
     <w:p>
       <w:pPr>
@@ -9710,50 +8588,28 @@
           <w:sz w:val="32"/>
           <w:szCs w:val="32"/>
         </w:rPr>
-        <w:t xml:space="preserve"> </w:t>
-      </w:r>
-      <w:proofErr w:type="spellStart"/>
-      <w:r>
-        <w:rPr>
-          <w:b/>
-          <w:bCs/>
-          <w:sz w:val="32"/>
-          <w:szCs w:val="32"/>
-        </w:rPr>
-        <w:t>admin_app</w:t>
-      </w:r>
-      <w:proofErr w:type="spellEnd"/>
-    </w:p>
-    <w:p>
-      <w:pPr>
-        <w:jc w:val="both"/>
-        <w:rPr>
-          <w:b/>
-          <w:bCs/>
-          <w:sz w:val="32"/>
-          <w:szCs w:val="32"/>
-        </w:rPr>
-      </w:pPr>
-      <w:r>
-        <w:rPr>
-          <w:b/>
-          <w:bCs/>
-          <w:sz w:val="32"/>
-          <w:szCs w:val="32"/>
-        </w:rPr>
-        <w:t xml:space="preserve">└── </w:t>
-      </w:r>
-      <w:proofErr w:type="spellStart"/>
-      <w:r>
-        <w:rPr>
-          <w:b/>
-          <w:bCs/>
-          <w:sz w:val="32"/>
-          <w:szCs w:val="32"/>
-        </w:rPr>
-        <w:t>ui_package</w:t>
-      </w:r>
-      <w:proofErr w:type="spellEnd"/>
+        <w:t xml:space="preserve"> admin_app</w:t>
+      </w:r>
+    </w:p>
+    <w:p>
+      <w:pPr>
+        <w:jc w:val="both"/>
+        <w:rPr>
+          <w:b/>
+          <w:bCs/>
+          <w:sz w:val="32"/>
+          <w:szCs w:val="32"/>
+        </w:rPr>
+      </w:pPr>
+      <w:r>
+        <w:rPr>
+          <w:b/>
+          <w:bCs/>
+          <w:sz w:val="32"/>
+          <w:szCs w:val="32"/>
+        </w:rPr>
+        <w:t>└── ui_package</w:t>
+      </w:r>
     </w:p>
     <w:p>
       <w:pPr>
@@ -9771,7 +8627,6 @@
         <w:lastRenderedPageBreak/>
         <w:t xml:space="preserve"># We can modify </w:t>
       </w:r>
-      <w:proofErr w:type="spellStart"/>
       <w:r>
         <w:rPr>
           <w:b/>
@@ -9781,7 +8636,6 @@
         </w:rPr>
         <w:t>ui_package</w:t>
       </w:r>
-      <w:proofErr w:type="spellEnd"/>
       <w:r>
         <w:rPr>
           <w:sz w:val="32"/>
@@ -9866,25 +8720,14 @@
           <w:szCs w:val="32"/>
         </w:rPr>
       </w:pPr>
-      <w:proofErr w:type="spellStart"/>
-      <w:r>
-        <w:rPr>
-          <w:b/>
-          <w:bCs/>
-          <w:sz w:val="32"/>
-          <w:szCs w:val="32"/>
-        </w:rPr>
-        <w:t>flutter_workspace</w:t>
-      </w:r>
-      <w:proofErr w:type="spellEnd"/>
-      <w:r>
-        <w:rPr>
-          <w:b/>
-          <w:bCs/>
-          <w:sz w:val="32"/>
-          <w:szCs w:val="32"/>
-        </w:rPr>
-        <w:t>/</w:t>
+      <w:r>
+        <w:rPr>
+          <w:b/>
+          <w:bCs/>
+          <w:sz w:val="32"/>
+          <w:szCs w:val="32"/>
+        </w:rPr>
+        <w:t>flutter_workspace/</w:t>
       </w:r>
     </w:p>
     <w:p>
@@ -9984,67 +8827,27 @@
           <w:sz w:val="32"/>
           <w:szCs w:val="32"/>
         </w:rPr>
-        <w:t xml:space="preserve"> </w:t>
-      </w:r>
-      <w:proofErr w:type="spellStart"/>
-      <w:r>
-        <w:rPr>
-          <w:b/>
-          <w:bCs/>
-          <w:sz w:val="32"/>
-          <w:szCs w:val="32"/>
-        </w:rPr>
-        <w:t>customer_app</w:t>
-      </w:r>
-      <w:proofErr w:type="spellEnd"/>
-      <w:r>
-        <w:rPr>
-          <w:b/>
-          <w:bCs/>
-          <w:sz w:val="32"/>
-          <w:szCs w:val="32"/>
-        </w:rPr>
-        <w:t>/</w:t>
-      </w:r>
-    </w:p>
-    <w:p>
-      <w:pPr>
-        <w:jc w:val="both"/>
-        <w:rPr>
-          <w:b/>
-          <w:bCs/>
-          <w:sz w:val="32"/>
-          <w:szCs w:val="32"/>
-        </w:rPr>
-      </w:pPr>
-      <w:r>
-        <w:rPr>
-          <w:b/>
-          <w:bCs/>
-          <w:sz w:val="32"/>
-          <w:szCs w:val="32"/>
-        </w:rPr>
-        <w:t xml:space="preserve">│   └── </w:t>
-      </w:r>
-      <w:proofErr w:type="spellStart"/>
-      <w:r>
-        <w:rPr>
-          <w:b/>
-          <w:bCs/>
-          <w:sz w:val="32"/>
-          <w:szCs w:val="32"/>
-        </w:rPr>
-        <w:t>admin_app</w:t>
-      </w:r>
-      <w:proofErr w:type="spellEnd"/>
-      <w:r>
-        <w:rPr>
-          <w:b/>
-          <w:bCs/>
-          <w:sz w:val="32"/>
-          <w:szCs w:val="32"/>
-        </w:rPr>
-        <w:t>/</w:t>
+        <w:t xml:space="preserve"> customer_app/</w:t>
+      </w:r>
+    </w:p>
+    <w:p>
+      <w:pPr>
+        <w:jc w:val="both"/>
+        <w:rPr>
+          <w:b/>
+          <w:bCs/>
+          <w:sz w:val="32"/>
+          <w:szCs w:val="32"/>
+        </w:rPr>
+      </w:pPr>
+      <w:r>
+        <w:rPr>
+          <w:b/>
+          <w:bCs/>
+          <w:sz w:val="32"/>
+          <w:szCs w:val="32"/>
+        </w:rPr>
+        <w:t>│   └── admin_app/</w:t>
       </w:r>
     </w:p>
     <w:p>
@@ -10133,27 +8936,7 @@
           <w:sz w:val="32"/>
           <w:szCs w:val="32"/>
         </w:rPr>
-        <w:t xml:space="preserve"> </w:t>
-      </w:r>
-      <w:proofErr w:type="spellStart"/>
-      <w:r>
-        <w:rPr>
-          <w:b/>
-          <w:bCs/>
-          <w:sz w:val="32"/>
-          <w:szCs w:val="32"/>
-        </w:rPr>
-        <w:t>design_system</w:t>
-      </w:r>
-      <w:proofErr w:type="spellEnd"/>
-      <w:r>
-        <w:rPr>
-          <w:b/>
-          <w:bCs/>
-          <w:sz w:val="32"/>
-          <w:szCs w:val="32"/>
-        </w:rPr>
-        <w:t>/</w:t>
+        <w:t xml:space="preserve"> design_system/</w:t>
       </w:r>
     </w:p>
     <w:p>
@@ -10202,27 +8985,7 @@
           <w:sz w:val="32"/>
           <w:szCs w:val="32"/>
         </w:rPr>
-        <w:t xml:space="preserve"> </w:t>
-      </w:r>
-      <w:proofErr w:type="spellStart"/>
-      <w:r>
-        <w:rPr>
-          <w:b/>
-          <w:bCs/>
-          <w:sz w:val="32"/>
-          <w:szCs w:val="32"/>
-        </w:rPr>
-        <w:t>network_client</w:t>
-      </w:r>
-      <w:proofErr w:type="spellEnd"/>
-      <w:r>
-        <w:rPr>
-          <w:b/>
-          <w:bCs/>
-          <w:sz w:val="32"/>
-          <w:szCs w:val="32"/>
-        </w:rPr>
-        <w:t>/</w:t>
+        <w:t xml:space="preserve"> network_client/</w:t>
       </w:r>
     </w:p>
     <w:p>
@@ -10967,14 +9730,7 @@
           <w:sz w:val="32"/>
           <w:szCs w:val="32"/>
         </w:rPr>
-        <w:t>#</w:t>
-      </w:r>
-      <w:r>
-        <w:rPr>
-          <w:sz w:val="32"/>
-          <w:szCs w:val="32"/>
-        </w:rPr>
-        <w:t xml:space="preserve"> </w:t>
+        <w:t xml:space="preserve"># </w:t>
       </w:r>
       <w:r>
         <w:rPr>
@@ -11038,14 +9794,7 @@
           <w:sz w:val="32"/>
           <w:szCs w:val="32"/>
         </w:rPr>
-        <w:t xml:space="preserve"># </w:t>
-      </w:r>
-      <w:r>
-        <w:rPr>
-          <w:sz w:val="32"/>
-          <w:szCs w:val="32"/>
-        </w:rPr>
-        <w:t>A class should have only one reason to change, ensuring it has a single job.</w:t>
+        <w:t># A class should have only one reason to change, ensuring it has a single job.</w:t>
       </w:r>
     </w:p>
     <w:p>
@@ -11070,19 +9819,8 @@
           <w:sz w:val="32"/>
           <w:szCs w:val="32"/>
         </w:rPr>
-        <w:t xml:space="preserve"> </w:t>
-      </w:r>
-      <w:proofErr w:type="spellStart"/>
-      <w:r>
-        <w:rPr>
-          <w:b/>
-          <w:bCs/>
-          <w:sz w:val="32"/>
-          <w:szCs w:val="32"/>
-        </w:rPr>
-        <w:t>WeatherScreen</w:t>
-      </w:r>
-      <w:proofErr w:type="spellEnd"/>
+        <w:t xml:space="preserve"> WeatherScreen</w:t>
+      </w:r>
       <w:r>
         <w:rPr>
           <w:sz w:val="32"/>
@@ -11321,71 +10059,7 @@
           <w:sz w:val="32"/>
           <w:szCs w:val="32"/>
         </w:rPr>
-        <w:t xml:space="preserve">class </w:t>
-      </w:r>
-      <w:proofErr w:type="spellStart"/>
-      <w:r>
-        <w:rPr>
-          <w:b/>
-          <w:bCs/>
-          <w:color w:val="D86DCB" w:themeColor="accent5" w:themeTint="99"/>
-          <w:sz w:val="32"/>
-          <w:szCs w:val="32"/>
-        </w:rPr>
-        <w:t>WeatherScreen</w:t>
-      </w:r>
-      <w:proofErr w:type="spellEnd"/>
-      <w:r>
-        <w:rPr>
-          <w:b/>
-          <w:bCs/>
-          <w:color w:val="D86DCB" w:themeColor="accent5" w:themeTint="99"/>
-          <w:sz w:val="32"/>
-          <w:szCs w:val="32"/>
-        </w:rPr>
-        <w:t xml:space="preserve"> extends </w:t>
-      </w:r>
-      <w:proofErr w:type="spellStart"/>
-      <w:r>
-        <w:rPr>
-          <w:b/>
-          <w:bCs/>
-          <w:color w:val="D86DCB" w:themeColor="accent5" w:themeTint="99"/>
-          <w:sz w:val="32"/>
-          <w:szCs w:val="32"/>
-        </w:rPr>
-        <w:t>StatefulWidget</w:t>
-      </w:r>
-      <w:proofErr w:type="spellEnd"/>
-      <w:r>
-        <w:rPr>
-          <w:b/>
-          <w:bCs/>
-          <w:color w:val="D86DCB" w:themeColor="accent5" w:themeTint="99"/>
-          <w:sz w:val="32"/>
-          <w:szCs w:val="32"/>
-        </w:rPr>
-        <w:t xml:space="preserve"> {</w:t>
-      </w:r>
-      <w:r>
-        <w:rPr>
-          <w:b/>
-          <w:bCs/>
-          <w:color w:val="D86DCB" w:themeColor="accent5" w:themeTint="99"/>
-          <w:sz w:val="32"/>
-          <w:szCs w:val="32"/>
-        </w:rPr>
-        <w:t>…</w:t>
-      </w:r>
-      <w:r>
-        <w:rPr>
-          <w:b/>
-          <w:bCs/>
-          <w:color w:val="D86DCB" w:themeColor="accent5" w:themeTint="99"/>
-          <w:sz w:val="32"/>
-          <w:szCs w:val="32"/>
-        </w:rPr>
-        <w:t>}</w:t>
+        <w:t>class WeatherScreen extends StatefulWidget {…}</w:t>
       </w:r>
     </w:p>
     <w:p>
@@ -11417,7 +10091,6 @@
           <w:szCs w:val="32"/>
         </w:rPr>
       </w:pPr>
-      <w:proofErr w:type="spellStart"/>
       <w:r>
         <w:rPr>
           <w:b/>
@@ -11428,7 +10101,6 @@
         <w:lastRenderedPageBreak/>
         <w:t>WeatherScreen</w:t>
       </w:r>
-      <w:proofErr w:type="spellEnd"/>
       <w:r>
         <w:rPr>
           <w:sz w:val="32"/>
@@ -11450,7 +10122,6 @@
           <w:szCs w:val="32"/>
         </w:rPr>
       </w:pPr>
-      <w:proofErr w:type="spellStart"/>
       <w:r>
         <w:rPr>
           <w:b/>
@@ -11460,7 +10131,6 @@
         </w:rPr>
         <w:t>WeatherController</w:t>
       </w:r>
-      <w:proofErr w:type="spellEnd"/>
       <w:r>
         <w:rPr>
           <w:sz w:val="32"/>
@@ -11482,7 +10152,6 @@
           <w:szCs w:val="32"/>
         </w:rPr>
       </w:pPr>
-      <w:proofErr w:type="spellStart"/>
       <w:r>
         <w:rPr>
           <w:b/>
@@ -11492,7 +10161,6 @@
         </w:rPr>
         <w:t>WeatherRepository</w:t>
       </w:r>
-      <w:proofErr w:type="spellEnd"/>
       <w:r>
         <w:rPr>
           <w:sz w:val="32"/>
@@ -11514,7 +10182,6 @@
           <w:szCs w:val="32"/>
         </w:rPr>
       </w:pPr>
-      <w:proofErr w:type="spellStart"/>
       <w:r>
         <w:rPr>
           <w:b/>
@@ -11524,7 +10191,6 @@
         </w:rPr>
         <w:t>WeatherAPI</w:t>
       </w:r>
-      <w:proofErr w:type="spellEnd"/>
       <w:r>
         <w:rPr>
           <w:sz w:val="32"/>
@@ -11559,7 +10225,6 @@
           <w:szCs w:val="28"/>
         </w:rPr>
       </w:pPr>
-      <w:proofErr w:type="spellStart"/>
       <w:r>
         <w:rPr>
           <w:b/>
@@ -11569,57 +10234,37 @@
         </w:rPr>
         <w:t>WeatherScreen</w:t>
       </w:r>
-      <w:proofErr w:type="spellEnd"/>
-    </w:p>
-    <w:p>
-      <w:pPr>
-        <w:jc w:val="both"/>
-        <w:rPr>
-          <w:b/>
-          <w:bCs/>
-          <w:sz w:val="28"/>
-          <w:szCs w:val="28"/>
-        </w:rPr>
-      </w:pPr>
-      <w:r>
-        <w:rPr>
-          <w:b/>
-          <w:bCs/>
-          <w:sz w:val="28"/>
-          <w:szCs w:val="28"/>
-        </w:rPr>
-        <w:t xml:space="preserve">      </w:t>
-      </w:r>
-      <w:r>
-        <w:rPr>
-          <w:b/>
-          <w:bCs/>
-          <w:sz w:val="28"/>
-          <w:szCs w:val="28"/>
-        </w:rPr>
-        <w:t xml:space="preserve">      </w:t>
-      </w:r>
-      <w:r>
-        <w:rPr>
-          <w:b/>
-          <w:bCs/>
-          <w:sz w:val="28"/>
-          <w:szCs w:val="28"/>
-        </w:rPr>
-        <w:t>│</w:t>
-      </w:r>
-    </w:p>
-    <w:p>
-      <w:pPr>
-        <w:jc w:val="both"/>
-        <w:rPr>
-          <w:b/>
-          <w:bCs/>
-          <w:sz w:val="28"/>
-          <w:szCs w:val="28"/>
-        </w:rPr>
-      </w:pPr>
-      <w:proofErr w:type="spellStart"/>
+    </w:p>
+    <w:p>
+      <w:pPr>
+        <w:jc w:val="both"/>
+        <w:rPr>
+          <w:b/>
+          <w:bCs/>
+          <w:sz w:val="28"/>
+          <w:szCs w:val="28"/>
+        </w:rPr>
+      </w:pPr>
+      <w:r>
+        <w:rPr>
+          <w:b/>
+          <w:bCs/>
+          <w:sz w:val="28"/>
+          <w:szCs w:val="28"/>
+        </w:rPr>
+        <w:t xml:space="preserve">            │</w:t>
+      </w:r>
+    </w:p>
+    <w:p>
+      <w:pPr>
+        <w:jc w:val="both"/>
+        <w:rPr>
+          <w:b/>
+          <w:bCs/>
+          <w:sz w:val="28"/>
+          <w:szCs w:val="28"/>
+        </w:rPr>
+      </w:pPr>
       <w:r>
         <w:rPr>
           <w:b/>
@@ -11629,7 +10274,122 @@
         </w:rPr>
         <w:t>WeatherController</w:t>
       </w:r>
-      <w:proofErr w:type="spellEnd"/>
+    </w:p>
+    <w:p>
+      <w:pPr>
+        <w:jc w:val="both"/>
+        <w:rPr>
+          <w:b/>
+          <w:bCs/>
+          <w:sz w:val="28"/>
+          <w:szCs w:val="28"/>
+        </w:rPr>
+      </w:pPr>
+      <w:r>
+        <w:rPr>
+          <w:b/>
+          <w:bCs/>
+          <w:sz w:val="28"/>
+          <w:szCs w:val="28"/>
+        </w:rPr>
+        <w:t xml:space="preserve">            │</w:t>
+      </w:r>
+    </w:p>
+    <w:p>
+      <w:pPr>
+        <w:jc w:val="both"/>
+        <w:rPr>
+          <w:b/>
+          <w:bCs/>
+          <w:sz w:val="28"/>
+          <w:szCs w:val="28"/>
+        </w:rPr>
+      </w:pPr>
+      <w:r>
+        <w:rPr>
+          <w:b/>
+          <w:bCs/>
+          <w:sz w:val="28"/>
+          <w:szCs w:val="28"/>
+        </w:rPr>
+        <w:t>WeatherRepository</w:t>
+      </w:r>
+    </w:p>
+    <w:p>
+      <w:pPr>
+        <w:jc w:val="both"/>
+        <w:rPr>
+          <w:b/>
+          <w:bCs/>
+          <w:sz w:val="28"/>
+          <w:szCs w:val="28"/>
+        </w:rPr>
+      </w:pPr>
+      <w:r>
+        <w:rPr>
+          <w:b/>
+          <w:bCs/>
+          <w:sz w:val="28"/>
+          <w:szCs w:val="28"/>
+        </w:rPr>
+        <w:t xml:space="preserve">            │</w:t>
+      </w:r>
+    </w:p>
+    <w:p>
+      <w:pPr>
+        <w:jc w:val="both"/>
+        <w:rPr>
+          <w:b/>
+          <w:bCs/>
+          <w:sz w:val="28"/>
+          <w:szCs w:val="28"/>
+        </w:rPr>
+      </w:pPr>
+      <w:r>
+        <w:rPr>
+          <w:b/>
+          <w:bCs/>
+          <w:sz w:val="28"/>
+          <w:szCs w:val="28"/>
+        </w:rPr>
+        <w:t>WeatherApi</w:t>
+      </w:r>
+    </w:p>
+    <w:p>
+      <w:pPr>
+        <w:jc w:val="both"/>
+        <w:rPr>
+          <w:sz w:val="32"/>
+          <w:szCs w:val="32"/>
+        </w:rPr>
+      </w:pPr>
+      <w:r>
+        <w:rPr>
+          <w:sz w:val="32"/>
+          <w:szCs w:val="32"/>
+        </w:rPr>
+        <w:t># SRP in widgets like instead of 500-line widget in one file create reusable smaller widgets or split build methods</w:t>
+      </w:r>
+    </w:p>
+    <w:p>
+      <w:pPr>
+        <w:jc w:val="both"/>
+        <w:rPr>
+          <w:b/>
+          <w:bCs/>
+          <w:sz w:val="28"/>
+          <w:szCs w:val="28"/>
+        </w:rPr>
+      </w:pPr>
+      <w:r>
+        <w:rPr>
+          <w:b/>
+          <w:bCs/>
+          <w:sz w:val="28"/>
+          <w:szCs w:val="28"/>
+        </w:rPr>
+        <w:t>HomeScreen</w:t>
+      </w:r>
     </w:p>
     <w:p>
       <w:pPr>
@@ -11652,91 +10412,44 @@
       </w:r>
       <w:r>
         <w:rPr>
-          <w:b/>
-          <w:bCs/>
-          <w:sz w:val="28"/>
-          <w:szCs w:val="28"/>
-        </w:rPr>
-        <w:t xml:space="preserve"> </w:t>
-      </w:r>
-      <w:r>
-        <w:rPr>
-          <w:b/>
-          <w:bCs/>
-          <w:sz w:val="28"/>
-          <w:szCs w:val="28"/>
-        </w:rPr>
-        <w:t xml:space="preserve">  </w:t>
-      </w:r>
-      <w:r>
-        <w:rPr>
-          <w:b/>
-          <w:bCs/>
-          <w:sz w:val="28"/>
-          <w:szCs w:val="28"/>
-        </w:rPr>
-        <w:t xml:space="preserve">     </w:t>
-      </w:r>
-      <w:r>
-        <w:rPr>
-          <w:b/>
-          <w:bCs/>
-          <w:sz w:val="28"/>
-          <w:szCs w:val="28"/>
-        </w:rPr>
-        <w:t>│</w:t>
-      </w:r>
-    </w:p>
-    <w:p>
-      <w:pPr>
-        <w:jc w:val="both"/>
-        <w:rPr>
-          <w:b/>
-          <w:bCs/>
-          <w:sz w:val="28"/>
-          <w:szCs w:val="28"/>
-        </w:rPr>
-      </w:pPr>
-      <w:proofErr w:type="spellStart"/>
-      <w:r>
-        <w:rPr>
-          <w:b/>
-          <w:bCs/>
-          <w:sz w:val="28"/>
-          <w:szCs w:val="28"/>
-        </w:rPr>
-        <w:t>WeatherRepository</w:t>
-      </w:r>
-      <w:proofErr w:type="spellEnd"/>
-    </w:p>
-    <w:p>
-      <w:pPr>
-        <w:jc w:val="both"/>
-        <w:rPr>
-          <w:b/>
-          <w:bCs/>
-          <w:sz w:val="28"/>
-          <w:szCs w:val="28"/>
-        </w:rPr>
-      </w:pPr>
-      <w:r>
-        <w:rPr>
-          <w:b/>
-          <w:bCs/>
-          <w:sz w:val="28"/>
-          <w:szCs w:val="28"/>
-        </w:rPr>
-        <w:t xml:space="preserve">  </w:t>
-      </w:r>
-      <w:r>
-        <w:rPr>
-          <w:b/>
-          <w:bCs/>
-          <w:sz w:val="28"/>
-          <w:szCs w:val="28"/>
-        </w:rPr>
-        <w:t xml:space="preserve"> </w:t>
-      </w:r>
+          <w:rFonts w:ascii="Arial" w:hAnsi="Arial" w:cs="Arial"/>
+          <w:b/>
+          <w:bCs/>
+          <w:sz w:val="28"/>
+          <w:szCs w:val="28"/>
+        </w:rPr>
+        <w:t>├</w:t>
+      </w:r>
+      <w:r>
+        <w:rPr>
+          <w:rFonts w:ascii="Aptos" w:hAnsi="Aptos" w:cs="Aptos"/>
+          <w:b/>
+          <w:bCs/>
+          <w:sz w:val="28"/>
+          <w:szCs w:val="28"/>
+        </w:rPr>
+        <w:t>──</w:t>
+      </w:r>
+      <w:r>
+        <w:rPr>
+          <w:b/>
+          <w:bCs/>
+          <w:sz w:val="28"/>
+          <w:szCs w:val="28"/>
+        </w:rPr>
+        <w:t xml:space="preserve"> Header</w:t>
+      </w:r>
+    </w:p>
+    <w:p>
+      <w:pPr>
+        <w:jc w:val="both"/>
+        <w:rPr>
+          <w:b/>
+          <w:bCs/>
+          <w:sz w:val="28"/>
+          <w:szCs w:val="28"/>
+        </w:rPr>
+      </w:pPr>
       <w:r>
         <w:rPr>
           <w:b/>
@@ -11748,82 +10461,33 @@
       </w:r>
       <w:r>
         <w:rPr>
-          <w:b/>
-          <w:bCs/>
-          <w:sz w:val="28"/>
-          <w:szCs w:val="28"/>
-        </w:rPr>
-        <w:t xml:space="preserve">     </w:t>
-      </w:r>
-      <w:r>
-        <w:rPr>
-          <w:b/>
-          <w:bCs/>
-          <w:sz w:val="28"/>
-          <w:szCs w:val="28"/>
-        </w:rPr>
-        <w:t>│</w:t>
-      </w:r>
-    </w:p>
-    <w:p>
-      <w:pPr>
-        <w:jc w:val="both"/>
-        <w:rPr>
-          <w:b/>
-          <w:bCs/>
-          <w:sz w:val="28"/>
-          <w:szCs w:val="28"/>
-        </w:rPr>
-      </w:pPr>
-      <w:proofErr w:type="spellStart"/>
-      <w:r>
-        <w:rPr>
-          <w:b/>
-          <w:bCs/>
-          <w:sz w:val="28"/>
-          <w:szCs w:val="28"/>
-        </w:rPr>
-        <w:t>WeatherApi</w:t>
-      </w:r>
-      <w:proofErr w:type="spellEnd"/>
-    </w:p>
-    <w:p>
-      <w:pPr>
-        <w:jc w:val="both"/>
-        <w:rPr>
-          <w:sz w:val="32"/>
-          <w:szCs w:val="32"/>
-        </w:rPr>
-      </w:pPr>
-      <w:r>
-        <w:rPr>
-          <w:sz w:val="32"/>
-          <w:szCs w:val="32"/>
-        </w:rPr>
-        <w:t># SRP in widgets like instead of 500-line widget in one file create reusable smaller widgets or split build methods</w:t>
-      </w:r>
-    </w:p>
-    <w:p>
-      <w:pPr>
-        <w:jc w:val="both"/>
-        <w:rPr>
-          <w:b/>
-          <w:bCs/>
-          <w:sz w:val="28"/>
-          <w:szCs w:val="28"/>
-        </w:rPr>
-      </w:pPr>
-      <w:proofErr w:type="spellStart"/>
-      <w:r>
-        <w:rPr>
-          <w:b/>
-          <w:bCs/>
-          <w:sz w:val="28"/>
-          <w:szCs w:val="28"/>
-        </w:rPr>
-        <w:t>HomeScreen</w:t>
-      </w:r>
-      <w:proofErr w:type="spellEnd"/>
+          <w:rFonts w:ascii="Arial" w:hAnsi="Arial" w:cs="Arial"/>
+          <w:b/>
+          <w:bCs/>
+          <w:sz w:val="28"/>
+          <w:szCs w:val="28"/>
+        </w:rPr>
+        <w:t>├</w:t>
+      </w:r>
+      <w:r>
+        <w:rPr>
+          <w:rFonts w:ascii="Aptos" w:hAnsi="Aptos" w:cs="Aptos"/>
+          <w:b/>
+          <w:bCs/>
+          <w:sz w:val="28"/>
+          <w:szCs w:val="28"/>
+        </w:rPr>
+        <w:t>──</w:t>
+      </w:r>
+      <w:r>
+        <w:rPr>
+          <w:b/>
+          <w:bCs/>
+          <w:sz w:val="28"/>
+          <w:szCs w:val="28"/>
+        </w:rPr>
+        <w:t xml:space="preserve"> SearchBar</w:t>
+      </w:r>
     </w:p>
     <w:p>
       <w:pPr>
@@ -11871,159 +10535,28 @@
           <w:sz w:val="28"/>
           <w:szCs w:val="28"/>
         </w:rPr>
-        <w:t xml:space="preserve"> Header</w:t>
-      </w:r>
-    </w:p>
-    <w:p>
-      <w:pPr>
-        <w:jc w:val="both"/>
-        <w:rPr>
-          <w:b/>
-          <w:bCs/>
-          <w:sz w:val="28"/>
-          <w:szCs w:val="28"/>
-        </w:rPr>
-      </w:pPr>
-      <w:r>
-        <w:rPr>
-          <w:b/>
-          <w:bCs/>
-          <w:sz w:val="28"/>
-          <w:szCs w:val="28"/>
-        </w:rPr>
-        <w:t xml:space="preserve">    </w:t>
-      </w:r>
-      <w:r>
-        <w:rPr>
-          <w:rFonts w:ascii="Arial" w:hAnsi="Arial" w:cs="Arial"/>
-          <w:b/>
-          <w:bCs/>
-          <w:sz w:val="28"/>
-          <w:szCs w:val="28"/>
-        </w:rPr>
-        <w:t>├</w:t>
-      </w:r>
-      <w:r>
-        <w:rPr>
-          <w:rFonts w:ascii="Aptos" w:hAnsi="Aptos" w:cs="Aptos"/>
-          <w:b/>
-          <w:bCs/>
-          <w:sz w:val="28"/>
-          <w:szCs w:val="28"/>
-        </w:rPr>
-        <w:t>──</w:t>
-      </w:r>
-      <w:r>
-        <w:rPr>
-          <w:b/>
-          <w:bCs/>
-          <w:sz w:val="28"/>
-          <w:szCs w:val="28"/>
-        </w:rPr>
-        <w:t xml:space="preserve"> </w:t>
-      </w:r>
-      <w:proofErr w:type="spellStart"/>
-      <w:r>
-        <w:rPr>
-          <w:b/>
-          <w:bCs/>
-          <w:sz w:val="28"/>
-          <w:szCs w:val="28"/>
-        </w:rPr>
-        <w:t>SearchBar</w:t>
-      </w:r>
-      <w:proofErr w:type="spellEnd"/>
-    </w:p>
-    <w:p>
-      <w:pPr>
-        <w:jc w:val="both"/>
-        <w:rPr>
-          <w:b/>
-          <w:bCs/>
-          <w:sz w:val="28"/>
-          <w:szCs w:val="28"/>
-        </w:rPr>
-      </w:pPr>
-      <w:r>
-        <w:rPr>
-          <w:b/>
-          <w:bCs/>
-          <w:sz w:val="28"/>
-          <w:szCs w:val="28"/>
-        </w:rPr>
-        <w:t xml:space="preserve">    </w:t>
-      </w:r>
-      <w:r>
-        <w:rPr>
-          <w:rFonts w:ascii="Arial" w:hAnsi="Arial" w:cs="Arial"/>
-          <w:b/>
-          <w:bCs/>
-          <w:sz w:val="28"/>
-          <w:szCs w:val="28"/>
-        </w:rPr>
-        <w:t>├</w:t>
-      </w:r>
-      <w:r>
-        <w:rPr>
-          <w:rFonts w:ascii="Aptos" w:hAnsi="Aptos" w:cs="Aptos"/>
-          <w:b/>
-          <w:bCs/>
-          <w:sz w:val="28"/>
-          <w:szCs w:val="28"/>
-        </w:rPr>
-        <w:t>──</w:t>
-      </w:r>
-      <w:r>
-        <w:rPr>
-          <w:b/>
-          <w:bCs/>
-          <w:sz w:val="28"/>
-          <w:szCs w:val="28"/>
-        </w:rPr>
-        <w:t xml:space="preserve"> </w:t>
-      </w:r>
-      <w:proofErr w:type="spellStart"/>
-      <w:r>
-        <w:rPr>
-          <w:b/>
-          <w:bCs/>
-          <w:sz w:val="28"/>
-          <w:szCs w:val="28"/>
-        </w:rPr>
-        <w:t>ProductGrid</w:t>
-      </w:r>
-      <w:proofErr w:type="spellEnd"/>
-    </w:p>
-    <w:p>
-      <w:pPr>
-        <w:jc w:val="both"/>
-        <w:rPr>
-          <w:b/>
-          <w:bCs/>
-          <w:sz w:val="28"/>
-          <w:szCs w:val="28"/>
-        </w:rPr>
-      </w:pPr>
-      <w:r>
-        <w:rPr>
-          <w:b/>
-          <w:bCs/>
-          <w:sz w:val="28"/>
-          <w:szCs w:val="28"/>
-        </w:rPr>
-        <w:t xml:space="preserve">    └── </w:t>
-      </w:r>
-      <w:proofErr w:type="spellStart"/>
-      <w:r>
-        <w:rPr>
-          <w:b/>
-          <w:bCs/>
-          <w:sz w:val="28"/>
-          <w:szCs w:val="28"/>
-        </w:rPr>
-        <w:t>BottomBar</w:t>
-      </w:r>
-      <w:proofErr w:type="spellEnd"/>
+        <w:t xml:space="preserve"> ProductGrid</w:t>
+      </w:r>
+    </w:p>
+    <w:p>
+      <w:pPr>
+        <w:jc w:val="both"/>
+        <w:rPr>
+          <w:b/>
+          <w:bCs/>
+          <w:sz w:val="28"/>
+          <w:szCs w:val="28"/>
+        </w:rPr>
+      </w:pPr>
+      <w:r>
+        <w:rPr>
+          <w:b/>
+          <w:bCs/>
+          <w:sz w:val="28"/>
+          <w:szCs w:val="28"/>
+        </w:rPr>
+        <w:t xml:space="preserve">    └── BottomBar</w:t>
+      </w:r>
     </w:p>
     <w:p>
       <w:pPr>
@@ -12139,10 +10672,12 @@
           <w:sz w:val="32"/>
           <w:szCs w:val="32"/>
         </w:rPr>
-        <w:t>if (payment == "</w:t>
-      </w:r>
-      <w:proofErr w:type="spellStart"/>
-      <w:r>
+        <w:t>if (payment == "Bkash") {}</w:t>
+      </w:r>
+    </w:p>
+    <w:p>
+      <w:pPr>
+        <w:jc w:val="both"/>
         <w:rPr>
           <w:b/>
           <w:bCs/>
@@ -12150,9 +10685,7 @@
           <w:sz w:val="32"/>
           <w:szCs w:val="32"/>
         </w:rPr>
-        <w:t>Bkash</w:t>
-      </w:r>
-      <w:proofErr w:type="spellEnd"/>
+      </w:pPr>
       <w:r>
         <w:rPr>
           <w:b/>
@@ -12161,7 +10694,7 @@
           <w:sz w:val="32"/>
           <w:szCs w:val="32"/>
         </w:rPr>
-        <w:t>") {}</w:t>
+        <w:t>if (payment == "Nagad") {}</w:t>
       </w:r>
     </w:p>
     <w:p>
@@ -12183,10 +10716,28 @@
           <w:sz w:val="32"/>
           <w:szCs w:val="32"/>
         </w:rPr>
-        <w:t>if (payment == "</w:t>
-      </w:r>
-      <w:proofErr w:type="spellStart"/>
-      <w:r>
+        <w:t>if (payment == "Card") {}</w:t>
+      </w:r>
+    </w:p>
+    <w:p>
+      <w:pPr>
+        <w:jc w:val="both"/>
+        <w:rPr>
+          <w:sz w:val="32"/>
+          <w:szCs w:val="32"/>
+        </w:rPr>
+      </w:pPr>
+      <w:r>
+        <w:rPr>
+          <w:sz w:val="32"/>
+          <w:szCs w:val="32"/>
+        </w:rPr>
+        <w:t># Better approach would be implementing the interface class so adding a payment means creating a new class instead of modifying old logic</w:t>
+      </w:r>
+    </w:p>
+    <w:p>
+      <w:pPr>
+        <w:jc w:val="both"/>
         <w:rPr>
           <w:b/>
           <w:bCs/>
@@ -12194,9 +10745,7 @@
           <w:sz w:val="32"/>
           <w:szCs w:val="32"/>
         </w:rPr>
-        <w:t>Nagad</w:t>
-      </w:r>
-      <w:proofErr w:type="spellEnd"/>
+      </w:pPr>
       <w:r>
         <w:rPr>
           <w:b/>
@@ -12205,7 +10754,7 @@
           <w:sz w:val="32"/>
           <w:szCs w:val="32"/>
         </w:rPr>
-        <w:t>") {}</w:t>
+        <w:t>abstract class PaymentMethod {</w:t>
       </w:r>
     </w:p>
     <w:p>
@@ -12227,23 +10776,7 @@
           <w:sz w:val="32"/>
           <w:szCs w:val="32"/>
         </w:rPr>
-        <w:t>if (payment == "Card") {}</w:t>
-      </w:r>
-    </w:p>
-    <w:p>
-      <w:pPr>
-        <w:jc w:val="both"/>
-        <w:rPr>
-          <w:sz w:val="32"/>
-          <w:szCs w:val="32"/>
-        </w:rPr>
-      </w:pPr>
-      <w:r>
-        <w:rPr>
-          <w:sz w:val="32"/>
-          <w:szCs w:val="32"/>
-        </w:rPr>
-        <w:t># Better approach would be implementing the interface class so adding a payment means creating a new class instead of modifying old logic</w:t>
+        <w:t xml:space="preserve">  Future&lt;void&gt; pay();</w:t>
       </w:r>
     </w:p>
     <w:p>
@@ -12265,10 +10798,12 @@
           <w:sz w:val="32"/>
           <w:szCs w:val="32"/>
         </w:rPr>
-        <w:t xml:space="preserve">abstract class </w:t>
-      </w:r>
-      <w:proofErr w:type="spellStart"/>
-      <w:r>
+        <w:t>}</w:t>
+      </w:r>
+    </w:p>
+    <w:p>
+      <w:pPr>
+        <w:jc w:val="both"/>
         <w:rPr>
           <w:b/>
           <w:bCs/>
@@ -12276,9 +10811,7 @@
           <w:sz w:val="32"/>
           <w:szCs w:val="32"/>
         </w:rPr>
-        <w:t>PaymentMethod</w:t>
-      </w:r>
-      <w:proofErr w:type="spellEnd"/>
+      </w:pPr>
       <w:r>
         <w:rPr>
           <w:b/>
@@ -12287,7 +10820,7 @@
           <w:sz w:val="32"/>
           <w:szCs w:val="32"/>
         </w:rPr>
-        <w:t xml:space="preserve"> {</w:t>
+        <w:t>class BkashPayment implement PaymentMethod {…}</w:t>
       </w:r>
     </w:p>
     <w:p>
@@ -12309,10 +10842,60 @@
           <w:sz w:val="32"/>
           <w:szCs w:val="32"/>
         </w:rPr>
-        <w:t xml:space="preserve">  Future&lt;void&gt; </w:t>
-      </w:r>
-      <w:proofErr w:type="gramStart"/>
-      <w:r>
+        <w:t>class NagadPayment implement PaymentMethod {…}</w:t>
+      </w:r>
+    </w:p>
+    <w:p>
+      <w:pPr>
+        <w:jc w:val="both"/>
+        <w:rPr>
+          <w:sz w:val="32"/>
+          <w:szCs w:val="32"/>
+        </w:rPr>
+      </w:pPr>
+      <w:r>
+        <w:rPr>
+          <w:sz w:val="32"/>
+          <w:szCs w:val="32"/>
+        </w:rPr>
+        <w:t>#</w:t>
+      </w:r>
+      <w:r>
+        <w:rPr>
+          <w:b/>
+          <w:bCs/>
+          <w:sz w:val="32"/>
+          <w:szCs w:val="32"/>
+        </w:rPr>
+        <w:t xml:space="preserve"> Flutter</w:t>
+      </w:r>
+      <w:r>
+        <w:rPr>
+          <w:sz w:val="32"/>
+          <w:szCs w:val="32"/>
+        </w:rPr>
+        <w:t xml:space="preserve"> example, instead of editing </w:t>
+      </w:r>
+      <w:r>
+        <w:rPr>
+          <w:b/>
+          <w:bCs/>
+          <w:sz w:val="32"/>
+          <w:szCs w:val="32"/>
+        </w:rPr>
+        <w:t>NotificationService</w:t>
+      </w:r>
+      <w:r>
+        <w:rPr>
+          <w:sz w:val="32"/>
+          <w:szCs w:val="32"/>
+        </w:rPr>
+        <w:t xml:space="preserve"> class every time we support another notification provider</w:t>
+      </w:r>
+    </w:p>
+    <w:p>
+      <w:pPr>
+        <w:jc w:val="both"/>
         <w:rPr>
           <w:b/>
           <w:bCs/>
@@ -12320,9 +10903,7 @@
           <w:sz w:val="32"/>
           <w:szCs w:val="32"/>
         </w:rPr>
-        <w:t>pay(</w:t>
-      </w:r>
-      <w:proofErr w:type="gramEnd"/>
+      </w:pPr>
       <w:r>
         <w:rPr>
           <w:b/>
@@ -12331,7 +10912,7 @@
           <w:sz w:val="32"/>
           <w:szCs w:val="32"/>
         </w:rPr>
-        <w:t>);</w:t>
+        <w:t>PushNotificationService</w:t>
       </w:r>
     </w:p>
     <w:p>
@@ -12353,7 +10934,7 @@
           <w:sz w:val="32"/>
           <w:szCs w:val="32"/>
         </w:rPr>
-        <w:t>}</w:t>
+        <w:t>LocalNotificationService</w:t>
       </w:r>
     </w:p>
     <w:p>
@@ -12375,240 +10956,8 @@
           <w:sz w:val="32"/>
           <w:szCs w:val="32"/>
         </w:rPr>
-        <w:t xml:space="preserve">class </w:t>
-      </w:r>
-      <w:proofErr w:type="spellStart"/>
-      <w:r>
-        <w:rPr>
-          <w:b/>
-          <w:bCs/>
-          <w:color w:val="D86DCB" w:themeColor="accent5" w:themeTint="99"/>
-          <w:sz w:val="32"/>
-          <w:szCs w:val="32"/>
-        </w:rPr>
-        <w:t>BkashPayment</w:t>
-      </w:r>
-      <w:proofErr w:type="spellEnd"/>
-      <w:r>
-        <w:rPr>
-          <w:b/>
-          <w:bCs/>
-          <w:color w:val="D86DCB" w:themeColor="accent5" w:themeTint="99"/>
-          <w:sz w:val="32"/>
-          <w:szCs w:val="32"/>
-        </w:rPr>
-        <w:t xml:space="preserve"> implement </w:t>
-      </w:r>
-      <w:proofErr w:type="spellStart"/>
-      <w:r>
-        <w:rPr>
-          <w:b/>
-          <w:bCs/>
-          <w:color w:val="D86DCB" w:themeColor="accent5" w:themeTint="99"/>
-          <w:sz w:val="32"/>
-          <w:szCs w:val="32"/>
-        </w:rPr>
-        <w:t>PaymentMethod</w:t>
-      </w:r>
-      <w:proofErr w:type="spellEnd"/>
-      <w:r>
-        <w:rPr>
-          <w:b/>
-          <w:bCs/>
-          <w:color w:val="D86DCB" w:themeColor="accent5" w:themeTint="99"/>
-          <w:sz w:val="32"/>
-          <w:szCs w:val="32"/>
-        </w:rPr>
-        <w:t xml:space="preserve"> {…}</w:t>
-      </w:r>
-    </w:p>
-    <w:p>
-      <w:pPr>
-        <w:jc w:val="both"/>
-        <w:rPr>
-          <w:b/>
-          <w:bCs/>
-          <w:color w:val="D86DCB" w:themeColor="accent5" w:themeTint="99"/>
-          <w:sz w:val="32"/>
-          <w:szCs w:val="32"/>
-        </w:rPr>
-      </w:pPr>
-      <w:r>
-        <w:rPr>
-          <w:b/>
-          <w:bCs/>
-          <w:color w:val="D86DCB" w:themeColor="accent5" w:themeTint="99"/>
-          <w:sz w:val="32"/>
-          <w:szCs w:val="32"/>
-        </w:rPr>
-        <w:t xml:space="preserve">class </w:t>
-      </w:r>
-      <w:proofErr w:type="spellStart"/>
-      <w:r>
-        <w:rPr>
-          <w:b/>
-          <w:bCs/>
-          <w:color w:val="D86DCB" w:themeColor="accent5" w:themeTint="99"/>
-          <w:sz w:val="32"/>
-          <w:szCs w:val="32"/>
-        </w:rPr>
-        <w:t>NagadPayment</w:t>
-      </w:r>
-      <w:proofErr w:type="spellEnd"/>
-      <w:r>
-        <w:rPr>
-          <w:b/>
-          <w:bCs/>
-          <w:color w:val="D86DCB" w:themeColor="accent5" w:themeTint="99"/>
-          <w:sz w:val="32"/>
-          <w:szCs w:val="32"/>
-        </w:rPr>
-        <w:t xml:space="preserve"> implement </w:t>
-      </w:r>
-      <w:proofErr w:type="spellStart"/>
-      <w:r>
-        <w:rPr>
-          <w:b/>
-          <w:bCs/>
-          <w:color w:val="D86DCB" w:themeColor="accent5" w:themeTint="99"/>
-          <w:sz w:val="32"/>
-          <w:szCs w:val="32"/>
-        </w:rPr>
-        <w:t>PaymentMethod</w:t>
-      </w:r>
-      <w:proofErr w:type="spellEnd"/>
-      <w:r>
-        <w:rPr>
-          <w:b/>
-          <w:bCs/>
-          <w:color w:val="D86DCB" w:themeColor="accent5" w:themeTint="99"/>
-          <w:sz w:val="32"/>
-          <w:szCs w:val="32"/>
-        </w:rPr>
-        <w:t xml:space="preserve"> {…}</w:t>
-      </w:r>
-    </w:p>
-    <w:p>
-      <w:pPr>
-        <w:jc w:val="both"/>
-        <w:rPr>
-          <w:sz w:val="32"/>
-          <w:szCs w:val="32"/>
-        </w:rPr>
-      </w:pPr>
-      <w:r>
-        <w:rPr>
-          <w:sz w:val="32"/>
-          <w:szCs w:val="32"/>
-        </w:rPr>
-        <w:t>#</w:t>
-      </w:r>
-      <w:r>
-        <w:rPr>
-          <w:b/>
-          <w:bCs/>
-          <w:sz w:val="32"/>
-          <w:szCs w:val="32"/>
-        </w:rPr>
-        <w:t xml:space="preserve"> Flutter</w:t>
-      </w:r>
-      <w:r>
-        <w:rPr>
-          <w:sz w:val="32"/>
-          <w:szCs w:val="32"/>
-        </w:rPr>
-        <w:t xml:space="preserve"> example, instead of editing </w:t>
-      </w:r>
-      <w:proofErr w:type="spellStart"/>
-      <w:r>
-        <w:rPr>
-          <w:b/>
-          <w:bCs/>
-          <w:sz w:val="32"/>
-          <w:szCs w:val="32"/>
-        </w:rPr>
-        <w:t>NotificationService</w:t>
-      </w:r>
-      <w:proofErr w:type="spellEnd"/>
-      <w:r>
-        <w:rPr>
-          <w:sz w:val="32"/>
-          <w:szCs w:val="32"/>
-        </w:rPr>
-        <w:t xml:space="preserve"> class every time we support another notification provider</w:t>
-      </w:r>
-    </w:p>
-    <w:p>
-      <w:pPr>
-        <w:jc w:val="both"/>
-        <w:rPr>
-          <w:b/>
-          <w:bCs/>
-          <w:color w:val="D86DCB" w:themeColor="accent5" w:themeTint="99"/>
-          <w:sz w:val="32"/>
-          <w:szCs w:val="32"/>
-        </w:rPr>
-      </w:pPr>
-      <w:proofErr w:type="spellStart"/>
-      <w:r>
-        <w:rPr>
-          <w:b/>
-          <w:bCs/>
-          <w:color w:val="D86DCB" w:themeColor="accent5" w:themeTint="99"/>
-          <w:sz w:val="32"/>
-          <w:szCs w:val="32"/>
-        </w:rPr>
-        <w:t>PushNotificationService</w:t>
-      </w:r>
-      <w:proofErr w:type="spellEnd"/>
-    </w:p>
-    <w:p>
-      <w:pPr>
-        <w:jc w:val="both"/>
-        <w:rPr>
-          <w:b/>
-          <w:bCs/>
-          <w:color w:val="D86DCB" w:themeColor="accent5" w:themeTint="99"/>
-          <w:sz w:val="32"/>
-          <w:szCs w:val="32"/>
-        </w:rPr>
-      </w:pPr>
-      <w:proofErr w:type="spellStart"/>
-      <w:r>
-        <w:rPr>
-          <w:b/>
-          <w:bCs/>
-          <w:color w:val="D86DCB" w:themeColor="accent5" w:themeTint="99"/>
-          <w:sz w:val="32"/>
-          <w:szCs w:val="32"/>
-        </w:rPr>
         <w:t>LocalNotificationService</w:t>
       </w:r>
-      <w:proofErr w:type="spellEnd"/>
-    </w:p>
-    <w:p>
-      <w:pPr>
-        <w:jc w:val="both"/>
-        <w:rPr>
-          <w:b/>
-          <w:bCs/>
-          <w:color w:val="D86DCB" w:themeColor="accent5" w:themeTint="99"/>
-          <w:sz w:val="32"/>
-          <w:szCs w:val="32"/>
-        </w:rPr>
-      </w:pPr>
-      <w:proofErr w:type="spellStart"/>
-      <w:r>
-        <w:rPr>
-          <w:b/>
-          <w:bCs/>
-          <w:color w:val="D86DCB" w:themeColor="accent5" w:themeTint="99"/>
-          <w:sz w:val="32"/>
-          <w:szCs w:val="32"/>
-        </w:rPr>
-        <w:t>LocalNotificationService</w:t>
-      </w:r>
-      <w:proofErr w:type="spellEnd"/>
     </w:p>
     <w:p>
       <w:pPr>
@@ -12641,25 +10990,14 @@
           <w:szCs w:val="32"/>
         </w:rPr>
       </w:pPr>
-      <w:proofErr w:type="spellStart"/>
-      <w:r>
-        <w:rPr>
-          <w:b/>
-          <w:bCs/>
-          <w:sz w:val="32"/>
-          <w:szCs w:val="32"/>
-        </w:rPr>
-        <w:t>Liskov</w:t>
-      </w:r>
-      <w:proofErr w:type="spellEnd"/>
-      <w:r>
-        <w:rPr>
-          <w:b/>
-          <w:bCs/>
-          <w:sz w:val="32"/>
-          <w:szCs w:val="32"/>
-        </w:rPr>
-        <w:t xml:space="preserve"> Substitution Principle (LSP):</w:t>
+      <w:r>
+        <w:rPr>
+          <w:b/>
+          <w:bCs/>
+          <w:sz w:val="32"/>
+          <w:szCs w:val="32"/>
+        </w:rPr>
+        <w:t>Liskov Substitution Principle (LSP):</w:t>
       </w:r>
       <w:r>
         <w:rPr>
@@ -12711,10 +11049,12 @@
           <w:sz w:val="32"/>
           <w:szCs w:val="32"/>
         </w:rPr>
-        <w:t xml:space="preserve">abstract class </w:t>
-      </w:r>
-      <w:proofErr w:type="spellStart"/>
-      <w:r>
+        <w:t>abstract class FileStorage {</w:t>
+      </w:r>
+    </w:p>
+    <w:p>
+      <w:pPr>
+        <w:jc w:val="both"/>
         <w:rPr>
           <w:b/>
           <w:bCs/>
@@ -12722,9 +11062,7 @@
           <w:sz w:val="32"/>
           <w:szCs w:val="32"/>
         </w:rPr>
-        <w:t>FileStorage</w:t>
-      </w:r>
-      <w:proofErr w:type="spellEnd"/>
+      </w:pPr>
       <w:r>
         <w:rPr>
           <w:b/>
@@ -12733,7 +11071,8 @@
           <w:sz w:val="32"/>
           <w:szCs w:val="32"/>
         </w:rPr>
-        <w:t xml:space="preserve"> {</w:t>
+        <w:lastRenderedPageBreak/>
+        <w:t xml:space="preserve">    Future save();</w:t>
       </w:r>
     </w:p>
     <w:p>
@@ -12755,11 +11094,125 @@
           <w:sz w:val="32"/>
           <w:szCs w:val="32"/>
         </w:rPr>
-        <w:lastRenderedPageBreak/>
-        <w:t xml:space="preserve">    Future </w:t>
-      </w:r>
-      <w:proofErr w:type="gramStart"/>
-      <w:r>
+        <w:t>}</w:t>
+      </w:r>
+    </w:p>
+    <w:p>
+      <w:pPr>
+        <w:jc w:val="both"/>
+        <w:rPr>
+          <w:sz w:val="32"/>
+          <w:szCs w:val="32"/>
+        </w:rPr>
+      </w:pPr>
+      <w:r>
+        <w:rPr>
+          <w:sz w:val="32"/>
+          <w:szCs w:val="32"/>
+        </w:rPr>
+        <w:t># Good implementations, here all save data and code shouldn’t care which one</w:t>
+      </w:r>
+    </w:p>
+    <w:p>
+      <w:pPr>
+        <w:jc w:val="both"/>
+        <w:rPr>
+          <w:b/>
+          <w:bCs/>
+          <w:sz w:val="32"/>
+          <w:szCs w:val="32"/>
+        </w:rPr>
+      </w:pPr>
+      <w:r>
+        <w:rPr>
+          <w:b/>
+          <w:bCs/>
+          <w:sz w:val="32"/>
+          <w:szCs w:val="32"/>
+        </w:rPr>
+        <w:t>LocalStorage</w:t>
+      </w:r>
+    </w:p>
+    <w:p>
+      <w:pPr>
+        <w:jc w:val="both"/>
+        <w:rPr>
+          <w:b/>
+          <w:bCs/>
+          <w:sz w:val="32"/>
+          <w:szCs w:val="32"/>
+        </w:rPr>
+      </w:pPr>
+      <w:r>
+        <w:rPr>
+          <w:b/>
+          <w:bCs/>
+          <w:sz w:val="32"/>
+          <w:szCs w:val="32"/>
+        </w:rPr>
+        <w:t>CloudStorage</w:t>
+      </w:r>
+    </w:p>
+    <w:p>
+      <w:pPr>
+        <w:jc w:val="both"/>
+        <w:rPr>
+          <w:b/>
+          <w:bCs/>
+          <w:sz w:val="32"/>
+          <w:szCs w:val="32"/>
+        </w:rPr>
+      </w:pPr>
+      <w:r>
+        <w:rPr>
+          <w:b/>
+          <w:bCs/>
+          <w:sz w:val="32"/>
+          <w:szCs w:val="32"/>
+        </w:rPr>
+        <w:t>HiveStorage</w:t>
+      </w:r>
+    </w:p>
+    <w:p>
+      <w:pPr>
+        <w:jc w:val="both"/>
+        <w:rPr>
+          <w:sz w:val="32"/>
+          <w:szCs w:val="32"/>
+        </w:rPr>
+      </w:pPr>
+      <w:r>
+        <w:rPr>
+          <w:sz w:val="32"/>
+          <w:szCs w:val="32"/>
+        </w:rPr>
+        <w:t xml:space="preserve"># </w:t>
+      </w:r>
+      <w:r>
+        <w:rPr>
+          <w:sz w:val="32"/>
+          <w:szCs w:val="32"/>
+        </w:rPr>
+        <w:t>Flutter example.</w:t>
+      </w:r>
+      <w:r>
+        <w:rPr>
+          <w:sz w:val="32"/>
+          <w:szCs w:val="32"/>
+        </w:rPr>
+        <w:t xml:space="preserve"> </w:t>
+      </w:r>
+      <w:r>
+        <w:rPr>
+          <w:sz w:val="32"/>
+          <w:szCs w:val="32"/>
+        </w:rPr>
+        <w:t>Repository:</w:t>
+      </w:r>
+    </w:p>
+    <w:p>
+      <w:pPr>
+        <w:jc w:val="both"/>
         <w:rPr>
           <w:b/>
           <w:bCs/>
@@ -12767,9 +11220,7 @@
           <w:sz w:val="32"/>
           <w:szCs w:val="32"/>
         </w:rPr>
-        <w:t>save(</w:t>
-      </w:r>
-      <w:proofErr w:type="gramEnd"/>
+      </w:pPr>
       <w:r>
         <w:rPr>
           <w:b/>
@@ -12778,112 +11229,8 @@
           <w:sz w:val="32"/>
           <w:szCs w:val="32"/>
         </w:rPr>
-        <w:t>);</w:t>
-      </w:r>
-    </w:p>
-    <w:p>
-      <w:pPr>
-        <w:jc w:val="both"/>
-        <w:rPr>
-          <w:b/>
-          <w:bCs/>
-          <w:color w:val="D86DCB" w:themeColor="accent5" w:themeTint="99"/>
-          <w:sz w:val="32"/>
-          <w:szCs w:val="32"/>
-        </w:rPr>
-      </w:pPr>
-      <w:r>
-        <w:rPr>
-          <w:b/>
-          <w:bCs/>
-          <w:color w:val="D86DCB" w:themeColor="accent5" w:themeTint="99"/>
-          <w:sz w:val="32"/>
-          <w:szCs w:val="32"/>
-        </w:rPr>
-        <w:t>}</w:t>
-      </w:r>
-    </w:p>
-    <w:p>
-      <w:pPr>
-        <w:jc w:val="both"/>
-        <w:rPr>
-          <w:sz w:val="32"/>
-          <w:szCs w:val="32"/>
-        </w:rPr>
-      </w:pPr>
-      <w:r>
-        <w:rPr>
-          <w:sz w:val="32"/>
-          <w:szCs w:val="32"/>
-        </w:rPr>
-        <w:t># Good implementations, here all save data and code shouldn’t care which one</w:t>
-      </w:r>
-    </w:p>
-    <w:p>
-      <w:pPr>
-        <w:jc w:val="both"/>
-        <w:rPr>
-          <w:b/>
-          <w:bCs/>
-          <w:sz w:val="32"/>
-          <w:szCs w:val="32"/>
-        </w:rPr>
-      </w:pPr>
-      <w:proofErr w:type="spellStart"/>
-      <w:r>
-        <w:rPr>
-          <w:b/>
-          <w:bCs/>
-          <w:sz w:val="32"/>
-          <w:szCs w:val="32"/>
-        </w:rPr>
-        <w:t>LocalStorage</w:t>
-      </w:r>
-      <w:proofErr w:type="spellEnd"/>
-    </w:p>
-    <w:p>
-      <w:pPr>
-        <w:jc w:val="both"/>
-        <w:rPr>
-          <w:b/>
-          <w:bCs/>
-          <w:sz w:val="32"/>
-          <w:szCs w:val="32"/>
-        </w:rPr>
-      </w:pPr>
-      <w:proofErr w:type="spellStart"/>
-      <w:r>
-        <w:rPr>
-          <w:b/>
-          <w:bCs/>
-          <w:sz w:val="32"/>
-          <w:szCs w:val="32"/>
-        </w:rPr>
-        <w:t>CloudStorage</w:t>
-      </w:r>
-      <w:proofErr w:type="spellEnd"/>
-    </w:p>
-    <w:p>
-      <w:pPr>
-        <w:jc w:val="both"/>
-        <w:rPr>
-          <w:b/>
-          <w:bCs/>
-          <w:sz w:val="32"/>
-          <w:szCs w:val="32"/>
-        </w:rPr>
-      </w:pPr>
-      <w:proofErr w:type="spellStart"/>
-      <w:r>
-        <w:rPr>
-          <w:b/>
-          <w:bCs/>
-          <w:sz w:val="32"/>
-          <w:szCs w:val="32"/>
-        </w:rPr>
-        <w:t>HiveStorage</w:t>
-      </w:r>
-      <w:proofErr w:type="spellEnd"/>
+        <w:t>abstract class AuthRepository {}</w:t>
+      </w:r>
     </w:p>
     <w:p>
       <w:pPr>
@@ -12905,7 +11252,90 @@
           <w:sz w:val="32"/>
           <w:szCs w:val="32"/>
         </w:rPr>
-        <w:t>Flutter example.</w:t>
+        <w:t>Implementation:</w:t>
+      </w:r>
+    </w:p>
+    <w:p>
+      <w:pPr>
+        <w:jc w:val="both"/>
+        <w:rPr>
+          <w:b/>
+          <w:bCs/>
+          <w:sz w:val="32"/>
+          <w:szCs w:val="32"/>
+        </w:rPr>
+      </w:pPr>
+      <w:r>
+        <w:rPr>
+          <w:b/>
+          <w:bCs/>
+          <w:sz w:val="32"/>
+          <w:szCs w:val="32"/>
+        </w:rPr>
+        <w:t>FirebaseAuthRepository</w:t>
+      </w:r>
+    </w:p>
+    <w:p>
+      <w:pPr>
+        <w:jc w:val="both"/>
+        <w:rPr>
+          <w:b/>
+          <w:bCs/>
+          <w:sz w:val="32"/>
+          <w:szCs w:val="32"/>
+        </w:rPr>
+      </w:pPr>
+      <w:r>
+        <w:rPr>
+          <w:b/>
+          <w:bCs/>
+          <w:sz w:val="32"/>
+          <w:szCs w:val="32"/>
+        </w:rPr>
+        <w:t>MockAuthRepository</w:t>
+      </w:r>
+    </w:p>
+    <w:p>
+      <w:pPr>
+        <w:jc w:val="both"/>
+        <w:rPr>
+          <w:b/>
+          <w:bCs/>
+          <w:sz w:val="32"/>
+          <w:szCs w:val="32"/>
+        </w:rPr>
+      </w:pPr>
+      <w:r>
+        <w:rPr>
+          <w:b/>
+          <w:bCs/>
+          <w:sz w:val="32"/>
+          <w:szCs w:val="32"/>
+        </w:rPr>
+        <w:t>ApiAuthRepository</w:t>
+      </w:r>
+    </w:p>
+    <w:p>
+      <w:pPr>
+        <w:jc w:val="both"/>
+        <w:rPr>
+          <w:sz w:val="32"/>
+          <w:szCs w:val="32"/>
+        </w:rPr>
+      </w:pPr>
+      <w:r>
+        <w:rPr>
+          <w:sz w:val="32"/>
+          <w:szCs w:val="32"/>
+        </w:rPr>
+        <w:t xml:space="preserve"># </w:t>
+      </w:r>
+      <w:r>
+        <w:rPr>
+          <w:sz w:val="32"/>
+          <w:szCs w:val="32"/>
+        </w:rPr>
+        <w:t>Anywhere expecting</w:t>
       </w:r>
       <w:r>
         <w:rPr>
@@ -12916,185 +11346,13 @@
       </w:r>
       <w:r>
         <w:rPr>
-          <w:sz w:val="32"/>
-          <w:szCs w:val="32"/>
-        </w:rPr>
-        <w:t>Repository:</w:t>
-      </w:r>
-    </w:p>
-    <w:p>
-      <w:pPr>
-        <w:jc w:val="both"/>
-        <w:rPr>
-          <w:b/>
-          <w:bCs/>
-          <w:color w:val="D86DCB" w:themeColor="accent5" w:themeTint="99"/>
-          <w:sz w:val="32"/>
-          <w:szCs w:val="32"/>
-        </w:rPr>
-      </w:pPr>
-      <w:r>
-        <w:rPr>
-          <w:b/>
-          <w:bCs/>
-          <w:color w:val="D86DCB" w:themeColor="accent5" w:themeTint="99"/>
-          <w:sz w:val="32"/>
-          <w:szCs w:val="32"/>
-        </w:rPr>
-        <w:t xml:space="preserve">abstract class </w:t>
-      </w:r>
-      <w:proofErr w:type="spellStart"/>
-      <w:r>
-        <w:rPr>
-          <w:b/>
-          <w:bCs/>
-          <w:color w:val="D86DCB" w:themeColor="accent5" w:themeTint="99"/>
+          <w:b/>
+          <w:bCs/>
           <w:sz w:val="32"/>
           <w:szCs w:val="32"/>
         </w:rPr>
         <w:t>AuthRepository</w:t>
       </w:r>
-      <w:proofErr w:type="spellEnd"/>
-      <w:r>
-        <w:rPr>
-          <w:b/>
-          <w:bCs/>
-          <w:color w:val="D86DCB" w:themeColor="accent5" w:themeTint="99"/>
-          <w:sz w:val="32"/>
-          <w:szCs w:val="32"/>
-        </w:rPr>
-        <w:t xml:space="preserve"> {}</w:t>
-      </w:r>
-    </w:p>
-    <w:p>
-      <w:pPr>
-        <w:jc w:val="both"/>
-        <w:rPr>
-          <w:sz w:val="32"/>
-          <w:szCs w:val="32"/>
-        </w:rPr>
-      </w:pPr>
-      <w:r>
-        <w:rPr>
-          <w:sz w:val="32"/>
-          <w:szCs w:val="32"/>
-        </w:rPr>
-        <w:t xml:space="preserve"># </w:t>
-      </w:r>
-      <w:r>
-        <w:rPr>
-          <w:sz w:val="32"/>
-          <w:szCs w:val="32"/>
-        </w:rPr>
-        <w:t>Implementation:</w:t>
-      </w:r>
-    </w:p>
-    <w:p>
-      <w:pPr>
-        <w:jc w:val="both"/>
-        <w:rPr>
-          <w:b/>
-          <w:bCs/>
-          <w:sz w:val="32"/>
-          <w:szCs w:val="32"/>
-        </w:rPr>
-      </w:pPr>
-      <w:proofErr w:type="spellStart"/>
-      <w:r>
-        <w:rPr>
-          <w:b/>
-          <w:bCs/>
-          <w:sz w:val="32"/>
-          <w:szCs w:val="32"/>
-        </w:rPr>
-        <w:t>FirebaseAuthRepository</w:t>
-      </w:r>
-      <w:proofErr w:type="spellEnd"/>
-    </w:p>
-    <w:p>
-      <w:pPr>
-        <w:jc w:val="both"/>
-        <w:rPr>
-          <w:b/>
-          <w:bCs/>
-          <w:sz w:val="32"/>
-          <w:szCs w:val="32"/>
-        </w:rPr>
-      </w:pPr>
-      <w:proofErr w:type="spellStart"/>
-      <w:r>
-        <w:rPr>
-          <w:b/>
-          <w:bCs/>
-          <w:sz w:val="32"/>
-          <w:szCs w:val="32"/>
-        </w:rPr>
-        <w:t>MockAuthRepository</w:t>
-      </w:r>
-      <w:proofErr w:type="spellEnd"/>
-    </w:p>
-    <w:p>
-      <w:pPr>
-        <w:jc w:val="both"/>
-        <w:rPr>
-          <w:b/>
-          <w:bCs/>
-          <w:sz w:val="32"/>
-          <w:szCs w:val="32"/>
-        </w:rPr>
-      </w:pPr>
-      <w:proofErr w:type="spellStart"/>
-      <w:r>
-        <w:rPr>
-          <w:b/>
-          <w:bCs/>
-          <w:sz w:val="32"/>
-          <w:szCs w:val="32"/>
-        </w:rPr>
-        <w:t>ApiAuthRepository</w:t>
-      </w:r>
-      <w:proofErr w:type="spellEnd"/>
-    </w:p>
-    <w:p>
-      <w:pPr>
-        <w:jc w:val="both"/>
-        <w:rPr>
-          <w:sz w:val="32"/>
-          <w:szCs w:val="32"/>
-        </w:rPr>
-      </w:pPr>
-      <w:r>
-        <w:rPr>
-          <w:sz w:val="32"/>
-          <w:szCs w:val="32"/>
-        </w:rPr>
-        <w:t xml:space="preserve"># </w:t>
-      </w:r>
-      <w:r>
-        <w:rPr>
-          <w:sz w:val="32"/>
-          <w:szCs w:val="32"/>
-        </w:rPr>
-        <w:t>Anywhere expecting</w:t>
-      </w:r>
-      <w:r>
-        <w:rPr>
-          <w:sz w:val="32"/>
-          <w:szCs w:val="32"/>
-        </w:rPr>
-        <w:t xml:space="preserve"> </w:t>
-      </w:r>
-      <w:proofErr w:type="spellStart"/>
-      <w:r>
-        <w:rPr>
-          <w:b/>
-          <w:bCs/>
-          <w:sz w:val="32"/>
-          <w:szCs w:val="32"/>
-        </w:rPr>
-        <w:t>AuthRepository</w:t>
-      </w:r>
-      <w:proofErr w:type="spellEnd"/>
       <w:r>
         <w:rPr>
           <w:sz w:val="32"/>
@@ -13221,10 +11479,12 @@
           <w:sz w:val="32"/>
           <w:szCs w:val="32"/>
         </w:rPr>
-        <w:t xml:space="preserve">abstract class </w:t>
-      </w:r>
-      <w:proofErr w:type="spellStart"/>
-      <w:r>
+        <w:t>abstract class UserRepository {</w:t>
+      </w:r>
+    </w:p>
+    <w:p>
+      <w:pPr>
+        <w:jc w:val="both"/>
         <w:rPr>
           <w:b/>
           <w:bCs/>
@@ -13232,9 +11492,7 @@
           <w:sz w:val="32"/>
           <w:szCs w:val="32"/>
         </w:rPr>
-        <w:t>UserRepository</w:t>
-      </w:r>
-      <w:proofErr w:type="spellEnd"/>
+      </w:pPr>
       <w:r>
         <w:rPr>
           <w:b/>
@@ -13243,7 +11501,7 @@
           <w:sz w:val="32"/>
           <w:szCs w:val="32"/>
         </w:rPr>
-        <w:t xml:space="preserve"> {</w:t>
+        <w:t xml:space="preserve">    login();</w:t>
       </w:r>
     </w:p>
     <w:p>
@@ -13265,10 +11523,12 @@
           <w:sz w:val="32"/>
           <w:szCs w:val="32"/>
         </w:rPr>
-        <w:t xml:space="preserve">    </w:t>
-      </w:r>
-      <w:proofErr w:type="gramStart"/>
-      <w:r>
+        <w:t xml:space="preserve">    logout();</w:t>
+      </w:r>
+    </w:p>
+    <w:p>
+      <w:pPr>
+        <w:jc w:val="both"/>
         <w:rPr>
           <w:b/>
           <w:bCs/>
@@ -13276,9 +11536,7 @@
           <w:sz w:val="32"/>
           <w:szCs w:val="32"/>
         </w:rPr>
-        <w:t>login(</w:t>
-      </w:r>
-      <w:proofErr w:type="gramEnd"/>
+      </w:pPr>
       <w:r>
         <w:rPr>
           <w:b/>
@@ -13287,7 +11545,8 @@
           <w:sz w:val="32"/>
           <w:szCs w:val="32"/>
         </w:rPr>
-        <w:t>);</w:t>
+        <w:lastRenderedPageBreak/>
+        <w:t xml:space="preserve">    uploadPhoto();</w:t>
       </w:r>
     </w:p>
     <w:p>
@@ -13309,10 +11568,12 @@
           <w:sz w:val="32"/>
           <w:szCs w:val="32"/>
         </w:rPr>
-        <w:t xml:space="preserve">    </w:t>
-      </w:r>
-      <w:proofErr w:type="gramStart"/>
-      <w:r>
+        <w:t xml:space="preserve">    deleteAccount();</w:t>
+      </w:r>
+    </w:p>
+    <w:p>
+      <w:pPr>
+        <w:jc w:val="both"/>
         <w:rPr>
           <w:b/>
           <w:bCs/>
@@ -13320,9 +11581,7 @@
           <w:sz w:val="32"/>
           <w:szCs w:val="32"/>
         </w:rPr>
-        <w:t>logout(</w:t>
-      </w:r>
-      <w:proofErr w:type="gramEnd"/>
+      </w:pPr>
       <w:r>
         <w:rPr>
           <w:b/>
@@ -13331,7 +11590,7 @@
           <w:sz w:val="32"/>
           <w:szCs w:val="32"/>
         </w:rPr>
-        <w:t>);</w:t>
+        <w:t xml:space="preserve">    sendOTP();</w:t>
       </w:r>
     </w:p>
     <w:p>
@@ -13353,12 +11612,12 @@
           <w:sz w:val="32"/>
           <w:szCs w:val="32"/>
         </w:rPr>
-        <w:lastRenderedPageBreak/>
-        <w:t xml:space="preserve">    </w:t>
-      </w:r>
-      <w:proofErr w:type="spellStart"/>
-      <w:proofErr w:type="gramStart"/>
-      <w:r>
+        <w:t xml:space="preserve">    refreshToken();</w:t>
+      </w:r>
+    </w:p>
+    <w:p>
+      <w:pPr>
+        <w:jc w:val="both"/>
         <w:rPr>
           <w:b/>
           <w:bCs/>
@@ -13366,9 +11625,7 @@
           <w:sz w:val="32"/>
           <w:szCs w:val="32"/>
         </w:rPr>
-        <w:t>uploadPhoto</w:t>
-      </w:r>
-      <w:proofErr w:type="spellEnd"/>
+      </w:pPr>
       <w:r>
         <w:rPr>
           <w:b/>
@@ -13377,207 +11634,6 @@
           <w:sz w:val="32"/>
           <w:szCs w:val="32"/>
         </w:rPr>
-        <w:t>(</w:t>
-      </w:r>
-      <w:proofErr w:type="gramEnd"/>
-      <w:r>
-        <w:rPr>
-          <w:b/>
-          <w:bCs/>
-          <w:color w:val="D86DCB" w:themeColor="accent5" w:themeTint="99"/>
-          <w:sz w:val="32"/>
-          <w:szCs w:val="32"/>
-        </w:rPr>
-        <w:t>);</w:t>
-      </w:r>
-    </w:p>
-    <w:p>
-      <w:pPr>
-        <w:jc w:val="both"/>
-        <w:rPr>
-          <w:b/>
-          <w:bCs/>
-          <w:color w:val="D86DCB" w:themeColor="accent5" w:themeTint="99"/>
-          <w:sz w:val="32"/>
-          <w:szCs w:val="32"/>
-        </w:rPr>
-      </w:pPr>
-      <w:r>
-        <w:rPr>
-          <w:b/>
-          <w:bCs/>
-          <w:color w:val="D86DCB" w:themeColor="accent5" w:themeTint="99"/>
-          <w:sz w:val="32"/>
-          <w:szCs w:val="32"/>
-        </w:rPr>
-        <w:t xml:space="preserve">    </w:t>
-      </w:r>
-      <w:proofErr w:type="spellStart"/>
-      <w:proofErr w:type="gramStart"/>
-      <w:r>
-        <w:rPr>
-          <w:b/>
-          <w:bCs/>
-          <w:color w:val="D86DCB" w:themeColor="accent5" w:themeTint="99"/>
-          <w:sz w:val="32"/>
-          <w:szCs w:val="32"/>
-        </w:rPr>
-        <w:t>deleteAccount</w:t>
-      </w:r>
-      <w:proofErr w:type="spellEnd"/>
-      <w:r>
-        <w:rPr>
-          <w:b/>
-          <w:bCs/>
-          <w:color w:val="D86DCB" w:themeColor="accent5" w:themeTint="99"/>
-          <w:sz w:val="32"/>
-          <w:szCs w:val="32"/>
-        </w:rPr>
-        <w:t>(</w:t>
-      </w:r>
-      <w:proofErr w:type="gramEnd"/>
-      <w:r>
-        <w:rPr>
-          <w:b/>
-          <w:bCs/>
-          <w:color w:val="D86DCB" w:themeColor="accent5" w:themeTint="99"/>
-          <w:sz w:val="32"/>
-          <w:szCs w:val="32"/>
-        </w:rPr>
-        <w:t>);</w:t>
-      </w:r>
-    </w:p>
-    <w:p>
-      <w:pPr>
-        <w:jc w:val="both"/>
-        <w:rPr>
-          <w:b/>
-          <w:bCs/>
-          <w:color w:val="D86DCB" w:themeColor="accent5" w:themeTint="99"/>
-          <w:sz w:val="32"/>
-          <w:szCs w:val="32"/>
-        </w:rPr>
-      </w:pPr>
-      <w:r>
-        <w:rPr>
-          <w:b/>
-          <w:bCs/>
-          <w:color w:val="D86DCB" w:themeColor="accent5" w:themeTint="99"/>
-          <w:sz w:val="32"/>
-          <w:szCs w:val="32"/>
-        </w:rPr>
-        <w:t xml:space="preserve">    </w:t>
-      </w:r>
-      <w:proofErr w:type="spellStart"/>
-      <w:proofErr w:type="gramStart"/>
-      <w:r>
-        <w:rPr>
-          <w:b/>
-          <w:bCs/>
-          <w:color w:val="D86DCB" w:themeColor="accent5" w:themeTint="99"/>
-          <w:sz w:val="32"/>
-          <w:szCs w:val="32"/>
-        </w:rPr>
-        <w:t>sendOTP</w:t>
-      </w:r>
-      <w:proofErr w:type="spellEnd"/>
-      <w:r>
-        <w:rPr>
-          <w:b/>
-          <w:bCs/>
-          <w:color w:val="D86DCB" w:themeColor="accent5" w:themeTint="99"/>
-          <w:sz w:val="32"/>
-          <w:szCs w:val="32"/>
-        </w:rPr>
-        <w:t>(</w:t>
-      </w:r>
-      <w:proofErr w:type="gramEnd"/>
-      <w:r>
-        <w:rPr>
-          <w:b/>
-          <w:bCs/>
-          <w:color w:val="D86DCB" w:themeColor="accent5" w:themeTint="99"/>
-          <w:sz w:val="32"/>
-          <w:szCs w:val="32"/>
-        </w:rPr>
-        <w:t>);</w:t>
-      </w:r>
-    </w:p>
-    <w:p>
-      <w:pPr>
-        <w:jc w:val="both"/>
-        <w:rPr>
-          <w:b/>
-          <w:bCs/>
-          <w:color w:val="D86DCB" w:themeColor="accent5" w:themeTint="99"/>
-          <w:sz w:val="32"/>
-          <w:szCs w:val="32"/>
-        </w:rPr>
-      </w:pPr>
-      <w:r>
-        <w:rPr>
-          <w:b/>
-          <w:bCs/>
-          <w:color w:val="D86DCB" w:themeColor="accent5" w:themeTint="99"/>
-          <w:sz w:val="32"/>
-          <w:szCs w:val="32"/>
-        </w:rPr>
-        <w:t xml:space="preserve">    </w:t>
-      </w:r>
-      <w:proofErr w:type="spellStart"/>
-      <w:proofErr w:type="gramStart"/>
-      <w:r>
-        <w:rPr>
-          <w:b/>
-          <w:bCs/>
-          <w:color w:val="D86DCB" w:themeColor="accent5" w:themeTint="99"/>
-          <w:sz w:val="32"/>
-          <w:szCs w:val="32"/>
-        </w:rPr>
-        <w:t>refreshToken</w:t>
-      </w:r>
-      <w:proofErr w:type="spellEnd"/>
-      <w:r>
-        <w:rPr>
-          <w:b/>
-          <w:bCs/>
-          <w:color w:val="D86DCB" w:themeColor="accent5" w:themeTint="99"/>
-          <w:sz w:val="32"/>
-          <w:szCs w:val="32"/>
-        </w:rPr>
-        <w:t>(</w:t>
-      </w:r>
-      <w:proofErr w:type="gramEnd"/>
-      <w:r>
-        <w:rPr>
-          <w:b/>
-          <w:bCs/>
-          <w:color w:val="D86DCB" w:themeColor="accent5" w:themeTint="99"/>
-          <w:sz w:val="32"/>
-          <w:szCs w:val="32"/>
-        </w:rPr>
-        <w:t>);</w:t>
-      </w:r>
-    </w:p>
-    <w:p>
-      <w:pPr>
-        <w:jc w:val="both"/>
-        <w:rPr>
-          <w:b/>
-          <w:bCs/>
-          <w:color w:val="D86DCB" w:themeColor="accent5" w:themeTint="99"/>
-          <w:sz w:val="32"/>
-          <w:szCs w:val="32"/>
-        </w:rPr>
-      </w:pPr>
-      <w:r>
-        <w:rPr>
-          <w:b/>
-          <w:bCs/>
-          <w:color w:val="D86DCB" w:themeColor="accent5" w:themeTint="99"/>
-          <w:sz w:val="32"/>
-          <w:szCs w:val="32"/>
-        </w:rPr>
         <w:t>}</w:t>
       </w:r>
     </w:p>
@@ -13610,27 +11666,7 @@
           <w:sz w:val="32"/>
           <w:szCs w:val="32"/>
         </w:rPr>
-        <w:t xml:space="preserve"> </w:t>
-      </w:r>
-      <w:proofErr w:type="gramStart"/>
-      <w:r>
-        <w:rPr>
-          <w:b/>
-          <w:bCs/>
-          <w:sz w:val="32"/>
-          <w:szCs w:val="32"/>
-        </w:rPr>
-        <w:t>login(</w:t>
-      </w:r>
-      <w:proofErr w:type="gramEnd"/>
-      <w:r>
-        <w:rPr>
-          <w:b/>
-          <w:bCs/>
-          <w:sz w:val="32"/>
-          <w:szCs w:val="32"/>
-        </w:rPr>
-        <w:t>)</w:t>
+        <w:t xml:space="preserve"> login()</w:t>
       </w:r>
       <w:r>
         <w:rPr>
@@ -13694,7 +11730,6 @@
           <w:szCs w:val="32"/>
         </w:rPr>
       </w:pPr>
-      <w:proofErr w:type="spellStart"/>
       <w:r>
         <w:rPr>
           <w:b/>
@@ -13704,19 +11739,17 @@
         </w:rPr>
         <w:t>LoginRepository</w:t>
       </w:r>
-      <w:proofErr w:type="spellEnd"/>
-    </w:p>
-    <w:p>
-      <w:pPr>
-        <w:jc w:val="both"/>
-        <w:rPr>
-          <w:b/>
-          <w:bCs/>
-          <w:sz w:val="32"/>
-          <w:szCs w:val="32"/>
-        </w:rPr>
-      </w:pPr>
-      <w:proofErr w:type="spellStart"/>
+    </w:p>
+    <w:p>
+      <w:pPr>
+        <w:jc w:val="both"/>
+        <w:rPr>
+          <w:b/>
+          <w:bCs/>
+          <w:sz w:val="32"/>
+          <w:szCs w:val="32"/>
+        </w:rPr>
+      </w:pPr>
       <w:r>
         <w:rPr>
           <w:b/>
@@ -13726,19 +11759,17 @@
         </w:rPr>
         <w:t>PhotoRepository</w:t>
       </w:r>
-      <w:proofErr w:type="spellEnd"/>
-    </w:p>
-    <w:p>
-      <w:pPr>
-        <w:jc w:val="both"/>
-        <w:rPr>
-          <w:b/>
-          <w:bCs/>
-          <w:sz w:val="32"/>
-          <w:szCs w:val="32"/>
-        </w:rPr>
-      </w:pPr>
-      <w:proofErr w:type="spellStart"/>
+    </w:p>
+    <w:p>
+      <w:pPr>
+        <w:jc w:val="both"/>
+        <w:rPr>
+          <w:b/>
+          <w:bCs/>
+          <w:sz w:val="32"/>
+          <w:szCs w:val="32"/>
+        </w:rPr>
+      </w:pPr>
       <w:r>
         <w:rPr>
           <w:b/>
@@ -13748,7 +11779,6 @@
         </w:rPr>
         <w:t>ProfileRepository</w:t>
       </w:r>
-      <w:proofErr w:type="spellEnd"/>
     </w:p>
     <w:p>
       <w:pPr>
@@ -13924,7 +11954,6 @@
         </w:rPr>
         <w:t xml:space="preserve">ontroller directly creates service. Now our controller is permanently tied to </w:t>
       </w:r>
-      <w:proofErr w:type="spellStart"/>
       <w:r>
         <w:rPr>
           <w:b/>
@@ -13934,7 +11963,6 @@
         </w:rPr>
         <w:t>WeatherApi</w:t>
       </w:r>
-      <w:proofErr w:type="spellEnd"/>
       <w:r>
         <w:rPr>
           <w:sz w:val="32"/>
@@ -13962,10 +11990,12 @@
           <w:sz w:val="32"/>
           <w:szCs w:val="32"/>
         </w:rPr>
-        <w:t xml:space="preserve">class </w:t>
-      </w:r>
-      <w:proofErr w:type="spellStart"/>
-      <w:r>
+        <w:t>class WeatherController extends ChangeNotifier {</w:t>
+      </w:r>
+    </w:p>
+    <w:p>
+      <w:pPr>
+        <w:jc w:val="both"/>
         <w:rPr>
           <w:b/>
           <w:bCs/>
@@ -13973,9 +12003,7 @@
           <w:sz w:val="32"/>
           <w:szCs w:val="32"/>
         </w:rPr>
-        <w:t>WeatherController</w:t>
-      </w:r>
-      <w:proofErr w:type="spellEnd"/>
+      </w:pPr>
       <w:r>
         <w:rPr>
           <w:b/>
@@ -13984,107 +12012,7 @@
           <w:sz w:val="32"/>
           <w:szCs w:val="32"/>
         </w:rPr>
-        <w:t xml:space="preserve"> extends </w:t>
-      </w:r>
-      <w:proofErr w:type="spellStart"/>
-      <w:r>
-        <w:rPr>
-          <w:b/>
-          <w:bCs/>
-          <w:color w:val="D86DCB" w:themeColor="accent5" w:themeTint="99"/>
-          <w:sz w:val="32"/>
-          <w:szCs w:val="32"/>
-        </w:rPr>
-        <w:t>ChangeNotifier</w:t>
-      </w:r>
-      <w:proofErr w:type="spellEnd"/>
-      <w:r>
-        <w:rPr>
-          <w:b/>
-          <w:bCs/>
-          <w:color w:val="D86DCB" w:themeColor="accent5" w:themeTint="99"/>
-          <w:sz w:val="32"/>
-          <w:szCs w:val="32"/>
-        </w:rPr>
-        <w:t xml:space="preserve"> {</w:t>
-      </w:r>
-    </w:p>
-    <w:p>
-      <w:pPr>
-        <w:jc w:val="both"/>
-        <w:rPr>
-          <w:b/>
-          <w:bCs/>
-          <w:color w:val="D86DCB" w:themeColor="accent5" w:themeTint="99"/>
-          <w:sz w:val="32"/>
-          <w:szCs w:val="32"/>
-        </w:rPr>
-      </w:pPr>
-      <w:r>
-        <w:rPr>
-          <w:b/>
-          <w:bCs/>
-          <w:color w:val="D86DCB" w:themeColor="accent5" w:themeTint="99"/>
-          <w:sz w:val="32"/>
-          <w:szCs w:val="32"/>
-        </w:rPr>
-        <w:t xml:space="preserve">final </w:t>
-      </w:r>
-      <w:proofErr w:type="spellStart"/>
-      <w:r>
-        <w:rPr>
-          <w:b/>
-          <w:bCs/>
-          <w:color w:val="D86DCB" w:themeColor="accent5" w:themeTint="99"/>
-          <w:sz w:val="32"/>
-          <w:szCs w:val="32"/>
-        </w:rPr>
-        <w:t>api</w:t>
-      </w:r>
-      <w:proofErr w:type="spellEnd"/>
-      <w:r>
-        <w:rPr>
-          <w:b/>
-          <w:bCs/>
-          <w:color w:val="D86DCB" w:themeColor="accent5" w:themeTint="99"/>
-          <w:sz w:val="32"/>
-          <w:szCs w:val="32"/>
-        </w:rPr>
-        <w:t xml:space="preserve"> = </w:t>
-      </w:r>
-      <w:proofErr w:type="spellStart"/>
-      <w:proofErr w:type="gramStart"/>
-      <w:r>
-        <w:rPr>
-          <w:b/>
-          <w:bCs/>
-          <w:color w:val="D86DCB" w:themeColor="accent5" w:themeTint="99"/>
-          <w:sz w:val="32"/>
-          <w:szCs w:val="32"/>
-        </w:rPr>
-        <w:t>WeatherApi</w:t>
-      </w:r>
-      <w:proofErr w:type="spellEnd"/>
-      <w:r>
-        <w:rPr>
-          <w:b/>
-          <w:bCs/>
-          <w:color w:val="D86DCB" w:themeColor="accent5" w:themeTint="99"/>
-          <w:sz w:val="32"/>
-          <w:szCs w:val="32"/>
-        </w:rPr>
-        <w:t>(</w:t>
-      </w:r>
-      <w:proofErr w:type="gramEnd"/>
-      <w:r>
-        <w:rPr>
-          <w:b/>
-          <w:bCs/>
-          <w:color w:val="D86DCB" w:themeColor="accent5" w:themeTint="99"/>
-          <w:sz w:val="32"/>
-          <w:szCs w:val="32"/>
-        </w:rPr>
-        <w:t>);</w:t>
+        <w:t>final api = WeatherApi();</w:t>
       </w:r>
     </w:p>
     <w:p>
@@ -14191,7 +12119,6 @@
         </w:rPr>
         <w:t xml:space="preserve"> </w:t>
       </w:r>
-      <w:proofErr w:type="spellStart"/>
       <w:r>
         <w:rPr>
           <w:b/>
@@ -14201,7 +12128,6 @@
         </w:rPr>
         <w:t>WeatherRepository</w:t>
       </w:r>
-      <w:proofErr w:type="spellEnd"/>
       <w:r>
         <w:rPr>
           <w:sz w:val="32"/>
@@ -14223,7 +12149,6 @@
         </w:rPr>
         <w:t xml:space="preserve"> </w:t>
       </w:r>
-      <w:proofErr w:type="spellStart"/>
       <w:r>
         <w:rPr>
           <w:b/>
@@ -14233,7 +12158,6 @@
         </w:rPr>
         <w:t>WeatherApi</w:t>
       </w:r>
-      <w:proofErr w:type="spellEnd"/>
     </w:p>
     <w:p>
       <w:pPr>
@@ -14254,10 +12178,58 @@
           <w:sz w:val="32"/>
           <w:szCs w:val="32"/>
         </w:rPr>
-        <w:t xml:space="preserve">abstract class </w:t>
-      </w:r>
-      <w:proofErr w:type="spellStart"/>
-      <w:r>
+        <w:t>abstract class WeatherRepository {}</w:t>
+      </w:r>
+    </w:p>
+    <w:p>
+      <w:pPr>
+        <w:jc w:val="both"/>
+        <w:rPr>
+          <w:sz w:val="32"/>
+          <w:szCs w:val="32"/>
+        </w:rPr>
+      </w:pPr>
+      <w:r>
+        <w:rPr>
+          <w:sz w:val="32"/>
+          <w:szCs w:val="32"/>
+        </w:rPr>
+        <w:t xml:space="preserve"># </w:t>
+      </w:r>
+      <w:r>
+        <w:rPr>
+          <w:sz w:val="32"/>
+          <w:szCs w:val="32"/>
+        </w:rPr>
+        <w:t>Then inject</w:t>
+      </w:r>
+      <w:r>
+        <w:rPr>
+          <w:sz w:val="32"/>
+          <w:szCs w:val="32"/>
+        </w:rPr>
+        <w:t xml:space="preserve"> these to the controller</w:t>
+      </w:r>
+      <w:r>
+        <w:rPr>
+          <w:sz w:val="32"/>
+          <w:szCs w:val="32"/>
+        </w:rPr>
+        <w:t>:</w:t>
+      </w:r>
+    </w:p>
+    <w:p>
+      <w:pPr>
+        <w:jc w:val="both"/>
+        <w:rPr>
+          <w:sz w:val="32"/>
+          <w:szCs w:val="32"/>
+        </w:rPr>
+      </w:pPr>
+    </w:p>
+    <w:p>
+      <w:pPr>
+        <w:jc w:val="both"/>
         <w:rPr>
           <w:b/>
           <w:bCs/>
@@ -14265,9 +12237,7 @@
           <w:sz w:val="32"/>
           <w:szCs w:val="32"/>
         </w:rPr>
-        <w:t>WeatherRepository</w:t>
-      </w:r>
-      <w:proofErr w:type="spellEnd"/>
+      </w:pPr>
       <w:r>
         <w:rPr>
           <w:b/>
@@ -14276,7 +12246,47 @@
           <w:sz w:val="32"/>
           <w:szCs w:val="32"/>
         </w:rPr>
-        <w:t xml:space="preserve"> {}</w:t>
+        <w:t>ApiRepository implements WeatherRepository {}</w:t>
+      </w:r>
+    </w:p>
+    <w:p>
+      <w:pPr>
+        <w:jc w:val="both"/>
+        <w:rPr>
+          <w:b/>
+          <w:bCs/>
+          <w:color w:val="D86DCB" w:themeColor="accent5" w:themeTint="99"/>
+          <w:sz w:val="32"/>
+          <w:szCs w:val="32"/>
+        </w:rPr>
+      </w:pPr>
+      <w:r>
+        <w:rPr>
+          <w:b/>
+          <w:bCs/>
+          <w:color w:val="D86DCB" w:themeColor="accent5" w:themeTint="99"/>
+          <w:sz w:val="32"/>
+          <w:szCs w:val="32"/>
+        </w:rPr>
+        <w:t>MockRepository implements WeatherRepository {}</w:t>
+      </w:r>
+    </w:p>
+    <w:p>
+      <w:pPr>
+        <w:jc w:val="both"/>
+        <w:rPr>
+          <w:color w:val="D86DCB" w:themeColor="accent5" w:themeTint="99"/>
+        </w:rPr>
+      </w:pPr>
+      <w:r>
+        <w:rPr>
+          <w:b/>
+          <w:bCs/>
+          <w:color w:val="D86DCB" w:themeColor="accent5" w:themeTint="99"/>
+          <w:sz w:val="32"/>
+          <w:szCs w:val="32"/>
+        </w:rPr>
+        <w:t>CachedRepository implements WeatherRepository {}</w:t>
       </w:r>
     </w:p>
     <w:p>
@@ -14299,31 +12309,121 @@
           <w:sz w:val="32"/>
           <w:szCs w:val="32"/>
         </w:rPr>
-        <w:t>Then inject</w:t>
-      </w:r>
-      <w:r>
-        <w:rPr>
-          <w:sz w:val="32"/>
-          <w:szCs w:val="32"/>
-        </w:rPr>
-        <w:t xml:space="preserve"> these to the controller</w:t>
-      </w:r>
-      <w:r>
-        <w:rPr>
-          <w:sz w:val="32"/>
-          <w:szCs w:val="32"/>
-        </w:rPr>
-        <w:t>:</w:t>
-      </w:r>
-    </w:p>
-    <w:p>
-      <w:pPr>
-        <w:jc w:val="both"/>
-        <w:rPr>
-          <w:sz w:val="32"/>
-          <w:szCs w:val="32"/>
-        </w:rPr>
-      </w:pPr>
+        <w:t xml:space="preserve">This is exactly what </w:t>
+      </w:r>
+      <w:r>
+        <w:rPr>
+          <w:sz w:val="32"/>
+          <w:szCs w:val="32"/>
+        </w:rPr>
+        <w:t>we</w:t>
+      </w:r>
+      <w:r>
+        <w:rPr>
+          <w:sz w:val="32"/>
+          <w:szCs w:val="32"/>
+        </w:rPr>
+        <w:t xml:space="preserve">'ve already learned with </w:t>
+      </w:r>
+      <w:r>
+        <w:rPr>
+          <w:b/>
+          <w:bCs/>
+          <w:sz w:val="32"/>
+          <w:szCs w:val="32"/>
+        </w:rPr>
+        <w:t>Riverpod</w:t>
+      </w:r>
+      <w:r>
+        <w:rPr>
+          <w:sz w:val="32"/>
+          <w:szCs w:val="32"/>
+        </w:rPr>
+        <w:t xml:space="preserve"> and </w:t>
+      </w:r>
+      <w:r>
+        <w:rPr>
+          <w:b/>
+          <w:bCs/>
+          <w:sz w:val="32"/>
+          <w:szCs w:val="32"/>
+        </w:rPr>
+        <w:t>get_it</w:t>
+      </w:r>
+      <w:r>
+        <w:rPr>
+          <w:sz w:val="32"/>
+          <w:szCs w:val="32"/>
+        </w:rPr>
+        <w:t>.</w:t>
+      </w:r>
+      <w:r>
+        <w:rPr>
+          <w:sz w:val="32"/>
+          <w:szCs w:val="32"/>
+        </w:rPr>
+        <w:t xml:space="preserve"> </w:t>
+      </w:r>
+      <w:r>
+        <w:rPr>
+          <w:sz w:val="32"/>
+          <w:szCs w:val="32"/>
+        </w:rPr>
+        <w:t>The UI only knows about</w:t>
+      </w:r>
+      <w:r>
+        <w:rPr>
+          <w:b/>
+          <w:bCs/>
+          <w:sz w:val="32"/>
+          <w:szCs w:val="32"/>
+        </w:rPr>
+        <w:t xml:space="preserve"> WeatherRepository</w:t>
+      </w:r>
+      <w:r>
+        <w:rPr>
+          <w:sz w:val="32"/>
+          <w:szCs w:val="32"/>
+        </w:rPr>
+        <w:t xml:space="preserve">. Tomorrow, </w:t>
+      </w:r>
+      <w:r>
+        <w:rPr>
+          <w:sz w:val="32"/>
+          <w:szCs w:val="32"/>
+        </w:rPr>
+        <w:t>we</w:t>
+      </w:r>
+      <w:r>
+        <w:rPr>
+          <w:sz w:val="32"/>
+          <w:szCs w:val="32"/>
+        </w:rPr>
+        <w:t xml:space="preserve"> can replace it with a mock or cached implementation without changing the UI.</w:t>
+      </w:r>
+    </w:p>
+    <w:p>
+      <w:pPr>
+        <w:jc w:val="both"/>
+        <w:rPr>
+          <w:sz w:val="32"/>
+          <w:szCs w:val="32"/>
+        </w:rPr>
+      </w:pPr>
+      <w:r>
+        <w:rPr>
+          <w:sz w:val="32"/>
+          <w:szCs w:val="32"/>
+        </w:rPr>
+        <w:t xml:space="preserve"># </w:t>
+      </w:r>
+      <w:r>
+        <w:rPr>
+          <w:sz w:val="32"/>
+          <w:szCs w:val="32"/>
+        </w:rPr>
+        <w:t>For example:</w:t>
+      </w:r>
     </w:p>
     <w:p>
       <w:pPr>
@@ -14336,7 +12436,6 @@
           <w:szCs w:val="32"/>
         </w:rPr>
       </w:pPr>
-      <w:proofErr w:type="spellStart"/>
       <w:r>
         <w:rPr>
           <w:b/>
@@ -14345,10 +12444,12 @@
           <w:sz w:val="32"/>
           <w:szCs w:val="32"/>
         </w:rPr>
-        <w:t>ApiRepository</w:t>
-      </w:r>
-      <w:proofErr w:type="spellEnd"/>
-      <w:r>
+        <w:t>final repoProvider = Provider&lt;WeatherRepository&gt;((ref) {</w:t>
+      </w:r>
+    </w:p>
+    <w:p>
+      <w:pPr>
+        <w:jc w:val="both"/>
         <w:rPr>
           <w:b/>
           <w:bCs/>
@@ -14356,9 +12457,7 @@
           <w:sz w:val="32"/>
           <w:szCs w:val="32"/>
         </w:rPr>
-        <w:t xml:space="preserve"> implements </w:t>
-      </w:r>
-      <w:proofErr w:type="spellStart"/>
+      </w:pPr>
       <w:r>
         <w:rPr>
           <w:b/>
@@ -14367,10 +12466,12 @@
           <w:sz w:val="32"/>
           <w:szCs w:val="32"/>
         </w:rPr>
-        <w:t>WeatherRepository</w:t>
-      </w:r>
-      <w:proofErr w:type="spellEnd"/>
-      <w:r>
+        <w:t xml:space="preserve">  return ApiWeatherRepository();</w:t>
+      </w:r>
+    </w:p>
+    <w:p>
+      <w:pPr>
+        <w:jc w:val="both"/>
         <w:rPr>
           <w:b/>
           <w:bCs/>
@@ -14378,12 +12479,8 @@
           <w:sz w:val="32"/>
           <w:szCs w:val="32"/>
         </w:rPr>
-        <w:t xml:space="preserve"> {}</w:t>
-      </w:r>
-    </w:p>
-    <w:p>
-      <w:pPr>
-        <w:jc w:val="both"/>
+      </w:pPr>
+      <w:r>
         <w:rPr>
           <w:b/>
           <w:bCs/>
@@ -14391,406 +12488,6 @@
           <w:sz w:val="32"/>
           <w:szCs w:val="32"/>
         </w:rPr>
-      </w:pPr>
-      <w:proofErr w:type="spellStart"/>
-      <w:r>
-        <w:rPr>
-          <w:b/>
-          <w:bCs/>
-          <w:color w:val="D86DCB" w:themeColor="accent5" w:themeTint="99"/>
-          <w:sz w:val="32"/>
-          <w:szCs w:val="32"/>
-        </w:rPr>
-        <w:t>MockRepository</w:t>
-      </w:r>
-      <w:proofErr w:type="spellEnd"/>
-      <w:r>
-        <w:rPr>
-          <w:b/>
-          <w:bCs/>
-          <w:color w:val="D86DCB" w:themeColor="accent5" w:themeTint="99"/>
-          <w:sz w:val="32"/>
-          <w:szCs w:val="32"/>
-        </w:rPr>
-        <w:t xml:space="preserve"> </w:t>
-      </w:r>
-      <w:r>
-        <w:rPr>
-          <w:b/>
-          <w:bCs/>
-          <w:color w:val="D86DCB" w:themeColor="accent5" w:themeTint="99"/>
-          <w:sz w:val="32"/>
-          <w:szCs w:val="32"/>
-        </w:rPr>
-        <w:t xml:space="preserve">implements </w:t>
-      </w:r>
-      <w:proofErr w:type="spellStart"/>
-      <w:r>
-        <w:rPr>
-          <w:b/>
-          <w:bCs/>
-          <w:color w:val="D86DCB" w:themeColor="accent5" w:themeTint="99"/>
-          <w:sz w:val="32"/>
-          <w:szCs w:val="32"/>
-        </w:rPr>
-        <w:t>WeatherRepository</w:t>
-      </w:r>
-      <w:proofErr w:type="spellEnd"/>
-      <w:r>
-        <w:rPr>
-          <w:b/>
-          <w:bCs/>
-          <w:color w:val="D86DCB" w:themeColor="accent5" w:themeTint="99"/>
-          <w:sz w:val="32"/>
-          <w:szCs w:val="32"/>
-        </w:rPr>
-        <w:t xml:space="preserve"> {}</w:t>
-      </w:r>
-    </w:p>
-    <w:p>
-      <w:pPr>
-        <w:jc w:val="both"/>
-        <w:rPr>
-          <w:color w:val="D86DCB" w:themeColor="accent5" w:themeTint="99"/>
-        </w:rPr>
-      </w:pPr>
-      <w:proofErr w:type="spellStart"/>
-      <w:r>
-        <w:rPr>
-          <w:b/>
-          <w:bCs/>
-          <w:color w:val="D86DCB" w:themeColor="accent5" w:themeTint="99"/>
-          <w:sz w:val="32"/>
-          <w:szCs w:val="32"/>
-        </w:rPr>
-        <w:t>CachedRepository</w:t>
-      </w:r>
-      <w:proofErr w:type="spellEnd"/>
-      <w:r>
-        <w:rPr>
-          <w:b/>
-          <w:bCs/>
-          <w:color w:val="D86DCB" w:themeColor="accent5" w:themeTint="99"/>
-          <w:sz w:val="32"/>
-          <w:szCs w:val="32"/>
-        </w:rPr>
-        <w:t xml:space="preserve"> implements </w:t>
-      </w:r>
-      <w:proofErr w:type="spellStart"/>
-      <w:r>
-        <w:rPr>
-          <w:b/>
-          <w:bCs/>
-          <w:color w:val="D86DCB" w:themeColor="accent5" w:themeTint="99"/>
-          <w:sz w:val="32"/>
-          <w:szCs w:val="32"/>
-        </w:rPr>
-        <w:t>WeatherRepository</w:t>
-      </w:r>
-      <w:proofErr w:type="spellEnd"/>
-      <w:r>
-        <w:rPr>
-          <w:b/>
-          <w:bCs/>
-          <w:color w:val="D86DCB" w:themeColor="accent5" w:themeTint="99"/>
-          <w:sz w:val="32"/>
-          <w:szCs w:val="32"/>
-        </w:rPr>
-        <w:t xml:space="preserve"> {}</w:t>
-      </w:r>
-    </w:p>
-    <w:p>
-      <w:pPr>
-        <w:jc w:val="both"/>
-        <w:rPr>
-          <w:sz w:val="32"/>
-          <w:szCs w:val="32"/>
-        </w:rPr>
-      </w:pPr>
-      <w:r>
-        <w:rPr>
-          <w:sz w:val="32"/>
-          <w:szCs w:val="32"/>
-        </w:rPr>
-        <w:t xml:space="preserve"># </w:t>
-      </w:r>
-      <w:r>
-        <w:rPr>
-          <w:sz w:val="32"/>
-          <w:szCs w:val="32"/>
-        </w:rPr>
-        <w:t xml:space="preserve">This is exactly what </w:t>
-      </w:r>
-      <w:r>
-        <w:rPr>
-          <w:sz w:val="32"/>
-          <w:szCs w:val="32"/>
-        </w:rPr>
-        <w:t>we</w:t>
-      </w:r>
-      <w:r>
-        <w:rPr>
-          <w:sz w:val="32"/>
-          <w:szCs w:val="32"/>
-        </w:rPr>
-        <w:t xml:space="preserve">'ve already learned with </w:t>
-      </w:r>
-      <w:proofErr w:type="spellStart"/>
-      <w:r>
-        <w:rPr>
-          <w:b/>
-          <w:bCs/>
-          <w:sz w:val="32"/>
-          <w:szCs w:val="32"/>
-        </w:rPr>
-        <w:t>Riverpod</w:t>
-      </w:r>
-      <w:proofErr w:type="spellEnd"/>
-      <w:r>
-        <w:rPr>
-          <w:sz w:val="32"/>
-          <w:szCs w:val="32"/>
-        </w:rPr>
-        <w:t xml:space="preserve"> and </w:t>
-      </w:r>
-      <w:proofErr w:type="spellStart"/>
-      <w:r>
-        <w:rPr>
-          <w:b/>
-          <w:bCs/>
-          <w:sz w:val="32"/>
-          <w:szCs w:val="32"/>
-        </w:rPr>
-        <w:t>get_it</w:t>
-      </w:r>
-      <w:proofErr w:type="spellEnd"/>
-      <w:r>
-        <w:rPr>
-          <w:sz w:val="32"/>
-          <w:szCs w:val="32"/>
-        </w:rPr>
-        <w:t>.</w:t>
-      </w:r>
-      <w:r>
-        <w:rPr>
-          <w:sz w:val="32"/>
-          <w:szCs w:val="32"/>
-        </w:rPr>
-        <w:t xml:space="preserve"> </w:t>
-      </w:r>
-      <w:r>
-        <w:rPr>
-          <w:sz w:val="32"/>
-          <w:szCs w:val="32"/>
-        </w:rPr>
-        <w:t>The UI only knows about</w:t>
-      </w:r>
-      <w:r>
-        <w:rPr>
-          <w:b/>
-          <w:bCs/>
-          <w:sz w:val="32"/>
-          <w:szCs w:val="32"/>
-        </w:rPr>
-        <w:t xml:space="preserve"> </w:t>
-      </w:r>
-      <w:proofErr w:type="spellStart"/>
-      <w:r>
-        <w:rPr>
-          <w:b/>
-          <w:bCs/>
-          <w:sz w:val="32"/>
-          <w:szCs w:val="32"/>
-        </w:rPr>
-        <w:t>WeatherRepository</w:t>
-      </w:r>
-      <w:proofErr w:type="spellEnd"/>
-      <w:r>
-        <w:rPr>
-          <w:sz w:val="32"/>
-          <w:szCs w:val="32"/>
-        </w:rPr>
-        <w:t xml:space="preserve">. Tomorrow, </w:t>
-      </w:r>
-      <w:r>
-        <w:rPr>
-          <w:sz w:val="32"/>
-          <w:szCs w:val="32"/>
-        </w:rPr>
-        <w:t>we</w:t>
-      </w:r>
-      <w:r>
-        <w:rPr>
-          <w:sz w:val="32"/>
-          <w:szCs w:val="32"/>
-        </w:rPr>
-        <w:t xml:space="preserve"> can replace it with a mock or cached implementation without changing the UI.</w:t>
-      </w:r>
-    </w:p>
-    <w:p>
-      <w:pPr>
-        <w:jc w:val="both"/>
-        <w:rPr>
-          <w:sz w:val="32"/>
-          <w:szCs w:val="32"/>
-        </w:rPr>
-      </w:pPr>
-      <w:r>
-        <w:rPr>
-          <w:sz w:val="32"/>
-          <w:szCs w:val="32"/>
-        </w:rPr>
-        <w:t xml:space="preserve"># </w:t>
-      </w:r>
-      <w:r>
-        <w:rPr>
-          <w:sz w:val="32"/>
-          <w:szCs w:val="32"/>
-        </w:rPr>
-        <w:t>For example:</w:t>
-      </w:r>
-    </w:p>
-    <w:p>
-      <w:pPr>
-        <w:jc w:val="both"/>
-        <w:rPr>
-          <w:b/>
-          <w:bCs/>
-          <w:color w:val="D86DCB" w:themeColor="accent5" w:themeTint="99"/>
-          <w:sz w:val="32"/>
-          <w:szCs w:val="32"/>
-        </w:rPr>
-      </w:pPr>
-      <w:r>
-        <w:rPr>
-          <w:b/>
-          <w:bCs/>
-          <w:color w:val="D86DCB" w:themeColor="accent5" w:themeTint="99"/>
-          <w:sz w:val="32"/>
-          <w:szCs w:val="32"/>
-        </w:rPr>
-        <w:t xml:space="preserve">final </w:t>
-      </w:r>
-      <w:proofErr w:type="spellStart"/>
-      <w:r>
-        <w:rPr>
-          <w:b/>
-          <w:bCs/>
-          <w:color w:val="D86DCB" w:themeColor="accent5" w:themeTint="99"/>
-          <w:sz w:val="32"/>
-          <w:szCs w:val="32"/>
-        </w:rPr>
-        <w:t>repoProvider</w:t>
-      </w:r>
-      <w:proofErr w:type="spellEnd"/>
-      <w:r>
-        <w:rPr>
-          <w:b/>
-          <w:bCs/>
-          <w:color w:val="D86DCB" w:themeColor="accent5" w:themeTint="99"/>
-          <w:sz w:val="32"/>
-          <w:szCs w:val="32"/>
-        </w:rPr>
-        <w:t xml:space="preserve"> = Provider&lt;</w:t>
-      </w:r>
-      <w:proofErr w:type="spellStart"/>
-      <w:r>
-        <w:rPr>
-          <w:b/>
-          <w:bCs/>
-          <w:color w:val="D86DCB" w:themeColor="accent5" w:themeTint="99"/>
-          <w:sz w:val="32"/>
-          <w:szCs w:val="32"/>
-        </w:rPr>
-        <w:t>WeatherRepository</w:t>
-      </w:r>
-      <w:proofErr w:type="spellEnd"/>
-      <w:r>
-        <w:rPr>
-          <w:b/>
-          <w:bCs/>
-          <w:color w:val="D86DCB" w:themeColor="accent5" w:themeTint="99"/>
-          <w:sz w:val="32"/>
-          <w:szCs w:val="32"/>
-        </w:rPr>
-        <w:t>&gt;((ref) {</w:t>
-      </w:r>
-    </w:p>
-    <w:p>
-      <w:pPr>
-        <w:jc w:val="both"/>
-        <w:rPr>
-          <w:b/>
-          <w:bCs/>
-          <w:color w:val="D86DCB" w:themeColor="accent5" w:themeTint="99"/>
-          <w:sz w:val="32"/>
-          <w:szCs w:val="32"/>
-        </w:rPr>
-      </w:pPr>
-      <w:r>
-        <w:rPr>
-          <w:b/>
-          <w:bCs/>
-          <w:color w:val="D86DCB" w:themeColor="accent5" w:themeTint="99"/>
-          <w:sz w:val="32"/>
-          <w:szCs w:val="32"/>
-        </w:rPr>
-        <w:t xml:space="preserve">  return </w:t>
-      </w:r>
-      <w:proofErr w:type="spellStart"/>
-      <w:proofErr w:type="gramStart"/>
-      <w:r>
-        <w:rPr>
-          <w:b/>
-          <w:bCs/>
-          <w:color w:val="D86DCB" w:themeColor="accent5" w:themeTint="99"/>
-          <w:sz w:val="32"/>
-          <w:szCs w:val="32"/>
-        </w:rPr>
-        <w:t>ApiWeatherRepository</w:t>
-      </w:r>
-      <w:proofErr w:type="spellEnd"/>
-      <w:r>
-        <w:rPr>
-          <w:b/>
-          <w:bCs/>
-          <w:color w:val="D86DCB" w:themeColor="accent5" w:themeTint="99"/>
-          <w:sz w:val="32"/>
-          <w:szCs w:val="32"/>
-        </w:rPr>
-        <w:t>(</w:t>
-      </w:r>
-      <w:proofErr w:type="gramEnd"/>
-      <w:r>
-        <w:rPr>
-          <w:b/>
-          <w:bCs/>
-          <w:color w:val="D86DCB" w:themeColor="accent5" w:themeTint="99"/>
-          <w:sz w:val="32"/>
-          <w:szCs w:val="32"/>
-        </w:rPr>
-        <w:t>);</w:t>
-      </w:r>
-    </w:p>
-    <w:p>
-      <w:pPr>
-        <w:jc w:val="both"/>
-        <w:rPr>
-          <w:b/>
-          <w:bCs/>
-          <w:color w:val="D86DCB" w:themeColor="accent5" w:themeTint="99"/>
-          <w:sz w:val="32"/>
-          <w:szCs w:val="32"/>
-        </w:rPr>
-      </w:pPr>
-      <w:r>
-        <w:rPr>
-          <w:b/>
-          <w:bCs/>
-          <w:color w:val="D86DCB" w:themeColor="accent5" w:themeTint="99"/>
-          <w:sz w:val="32"/>
-          <w:szCs w:val="32"/>
-        </w:rPr>
         <w:t>});</w:t>
       </w:r>
     </w:p>
@@ -14865,16 +12562,7 @@
           <w:sz w:val="28"/>
           <w:szCs w:val="28"/>
         </w:rPr>
-        <w:t xml:space="preserve"> </w:t>
-      </w:r>
-      <w:r>
-        <w:rPr>
-          <w:b/>
-          <w:bCs/>
-          <w:sz w:val="28"/>
-          <w:szCs w:val="28"/>
-        </w:rPr>
-        <w:t>│</w:t>
+        <w:t xml:space="preserve"> │</w:t>
       </w:r>
     </w:p>
     <w:p>
@@ -14915,47 +12603,27 @@
           <w:sz w:val="28"/>
           <w:szCs w:val="28"/>
         </w:rPr>
-        <w:t xml:space="preserve">Controller / </w:t>
-      </w:r>
-      <w:proofErr w:type="spellStart"/>
-      <w:r>
-        <w:rPr>
-          <w:b/>
-          <w:bCs/>
-          <w:sz w:val="28"/>
-          <w:szCs w:val="28"/>
-        </w:rPr>
-        <w:t>ViewModel</w:t>
-      </w:r>
-      <w:proofErr w:type="spellEnd"/>
-    </w:p>
-    <w:p>
-      <w:pPr>
-        <w:jc w:val="both"/>
-        <w:rPr>
-          <w:b/>
-          <w:bCs/>
-          <w:sz w:val="28"/>
-          <w:szCs w:val="28"/>
-        </w:rPr>
-      </w:pPr>
-      <w:r>
-        <w:rPr>
-          <w:b/>
-          <w:bCs/>
-          <w:sz w:val="28"/>
-          <w:szCs w:val="28"/>
-        </w:rPr>
-        <w:t xml:space="preserve"> </w:t>
-      </w:r>
-      <w:r>
-        <w:rPr>
-          <w:b/>
-          <w:bCs/>
-          <w:sz w:val="28"/>
-          <w:szCs w:val="28"/>
-        </w:rPr>
-        <w:t>│</w:t>
+        <w:t>Controller / ViewModel</w:t>
+      </w:r>
+    </w:p>
+    <w:p>
+      <w:pPr>
+        <w:jc w:val="both"/>
+        <w:rPr>
+          <w:b/>
+          <w:bCs/>
+          <w:sz w:val="28"/>
+          <w:szCs w:val="28"/>
+        </w:rPr>
+      </w:pPr>
+      <w:r>
+        <w:rPr>
+          <w:b/>
+          <w:bCs/>
+          <w:sz w:val="28"/>
+          <w:szCs w:val="28"/>
+        </w:rPr>
+        <w:t xml:space="preserve"> │</w:t>
       </w:r>
     </w:p>
     <w:p>
@@ -15017,16 +12685,7 @@
           <w:sz w:val="28"/>
           <w:szCs w:val="28"/>
         </w:rPr>
-        <w:t xml:space="preserve"> </w:t>
-      </w:r>
-      <w:r>
-        <w:rPr>
-          <w:b/>
-          <w:bCs/>
-          <w:sz w:val="28"/>
-          <w:szCs w:val="28"/>
-        </w:rPr>
-        <w:t>│</w:t>
+        <w:t xml:space="preserve"> │</w:t>
       </w:r>
     </w:p>
     <w:p>
@@ -15094,6 +12753,172 @@
         </w:rPr>
         <w:t>Break</w:t>
       </w:r>
+    </w:p>
+    <w:p>
+      <w:pPr>
+        <w:jc w:val="both"/>
+        <w:rPr>
+          <w:sz w:val="32"/>
+          <w:szCs w:val="32"/>
+        </w:rPr>
+      </w:pPr>
+    </w:p>
+    <w:p>
+      <w:pPr>
+        <w:jc w:val="both"/>
+        <w:rPr>
+          <w:b/>
+          <w:bCs/>
+          <w:sz w:val="32"/>
+          <w:szCs w:val="32"/>
+        </w:rPr>
+      </w:pPr>
+      <w:r>
+        <w:rPr>
+          <w:b/>
+          <w:bCs/>
+          <w:sz w:val="32"/>
+          <w:szCs w:val="32"/>
+        </w:rPr>
+        <w:t>Bash (Command Language Interpreter):</w:t>
+      </w:r>
+    </w:p>
+    <w:p>
+      <w:pPr>
+        <w:jc w:val="both"/>
+        <w:rPr>
+          <w:sz w:val="32"/>
+          <w:szCs w:val="32"/>
+        </w:rPr>
+      </w:pPr>
+      <w:r>
+        <w:rPr>
+          <w:sz w:val="32"/>
+          <w:szCs w:val="32"/>
+        </w:rPr>
+        <w:t># Used for interacting with a computer from the command line. It’s also called a shell because it surrounds the operating system kernel to hide its complexity while allowing us access data and write files</w:t>
+      </w:r>
+    </w:p>
+    <w:p>
+      <w:pPr>
+        <w:jc w:val="both"/>
+        <w:rPr>
+          <w:sz w:val="32"/>
+          <w:szCs w:val="32"/>
+        </w:rPr>
+      </w:pPr>
+      <w:r>
+        <w:rPr>
+          <w:sz w:val="32"/>
+          <w:szCs w:val="32"/>
+        </w:rPr>
+        <w:t># The terminal of a Unix machine like MacOS and Linux</w:t>
+      </w:r>
+      <w:r>
+        <w:rPr>
+          <w:sz w:val="32"/>
+          <w:szCs w:val="32"/>
+        </w:rPr>
+        <w:t xml:space="preserve"> (Not Windows)</w:t>
+      </w:r>
+      <w:r>
+        <w:rPr>
+          <w:sz w:val="32"/>
+          <w:szCs w:val="32"/>
+        </w:rPr>
+        <w:t>, default shell is usually a Bash (Borne Again Shell)</w:t>
+      </w:r>
+    </w:p>
+    <w:p>
+      <w:pPr>
+        <w:jc w:val="both"/>
+        <w:rPr>
+          <w:sz w:val="32"/>
+          <w:szCs w:val="32"/>
+        </w:rPr>
+      </w:pPr>
+      <w:r>
+        <w:rPr>
+          <w:sz w:val="32"/>
+          <w:szCs w:val="32"/>
+        </w:rPr>
+        <w:t># Bash provides a prompt where we can type a command which will be then interpreted by the Shell and executed on the OS</w:t>
+      </w:r>
+    </w:p>
+    <w:p>
+      <w:pPr>
+        <w:jc w:val="both"/>
+        <w:rPr>
+          <w:sz w:val="32"/>
+          <w:szCs w:val="32"/>
+        </w:rPr>
+      </w:pPr>
+      <w:r>
+        <w:rPr>
+          <w:sz w:val="32"/>
+          <w:szCs w:val="32"/>
+        </w:rPr>
+        <w:t># Bash is also a programming language that allows us to write scripts</w:t>
+      </w:r>
+    </w:p>
+    <w:p>
+      <w:pPr>
+        <w:jc w:val="both"/>
+        <w:rPr>
+          <w:sz w:val="32"/>
+          <w:szCs w:val="32"/>
+        </w:rPr>
+      </w:pPr>
+      <w:r>
+        <w:rPr>
+          <w:b/>
+          <w:bCs/>
+          <w:sz w:val="32"/>
+          <w:szCs w:val="32"/>
+        </w:rPr>
+        <w:t>NOTE:</w:t>
+      </w:r>
+      <w:r>
+        <w:rPr>
+          <w:sz w:val="32"/>
+          <w:szCs w:val="32"/>
+        </w:rPr>
+        <w:t xml:space="preserve"> For implementation of Bash see implementation of programming mental model’s doc</w:t>
+      </w:r>
+    </w:p>
+    <w:p>
+      <w:pPr>
+        <w:jc w:val="both"/>
+        <w:rPr>
+          <w:sz w:val="32"/>
+          <w:szCs w:val="32"/>
+        </w:rPr>
+      </w:pPr>
+    </w:p>
+    <w:p>
+      <w:pPr>
+        <w:jc w:val="center"/>
+        <w:rPr>
+          <w:sz w:val="32"/>
+          <w:szCs w:val="32"/>
+        </w:rPr>
+      </w:pPr>
+      <w:r>
+        <w:rPr>
+          <w:sz w:val="32"/>
+          <w:szCs w:val="32"/>
+        </w:rPr>
+        <w:t>Break</w:t>
+      </w:r>
+    </w:p>
+    <w:p>
+      <w:pPr>
+        <w:jc w:val="both"/>
+        <w:rPr>
+          <w:sz w:val="32"/>
+          <w:szCs w:val="32"/>
+        </w:rPr>
+      </w:pPr>
     </w:p>
     <w:p>
       <w:pPr>
@@ -17898,6 +15723,119 @@
     </w:lvl>
   </w:abstractNum>
   <w:abstractNum w:abstractNumId="24" w15:restartNumberingAfterBreak="0">
+    <w:nsid w:val="55A01DC0"/>
+    <w:multiLevelType w:val="hybridMultilevel"/>
+    <w:tmpl w:val="E82C902C"/>
+    <w:lvl w:ilvl="0" w:tplc="04090001">
+      <w:start w:val="1"/>
+      <w:numFmt w:val="bullet"/>
+      <w:lvlText w:val=""/>
+      <w:lvlJc w:val="left"/>
+      <w:pPr>
+        <w:ind w:left="360" w:hanging="360"/>
+      </w:pPr>
+      <w:rPr>
+        <w:rFonts w:ascii="Symbol" w:hAnsi="Symbol" w:hint="default"/>
+      </w:rPr>
+    </w:lvl>
+    <w:lvl w:ilvl="1" w:tplc="04090003" w:tentative="1">
+      <w:start w:val="1"/>
+      <w:numFmt w:val="bullet"/>
+      <w:lvlText w:val="o"/>
+      <w:lvlJc w:val="left"/>
+      <w:pPr>
+        <w:ind w:left="1080" w:hanging="360"/>
+      </w:pPr>
+      <w:rPr>
+        <w:rFonts w:ascii="Courier New" w:hAnsi="Courier New" w:cs="Courier New" w:hint="default"/>
+      </w:rPr>
+    </w:lvl>
+    <w:lvl w:ilvl="2" w:tplc="04090005" w:tentative="1">
+      <w:start w:val="1"/>
+      <w:numFmt w:val="bullet"/>
+      <w:lvlText w:val=""/>
+      <w:lvlJc w:val="left"/>
+      <w:pPr>
+        <w:ind w:left="1800" w:hanging="360"/>
+      </w:pPr>
+      <w:rPr>
+        <w:rFonts w:ascii="Wingdings" w:hAnsi="Wingdings" w:hint="default"/>
+      </w:rPr>
+    </w:lvl>
+    <w:lvl w:ilvl="3" w:tplc="04090001" w:tentative="1">
+      <w:start w:val="1"/>
+      <w:numFmt w:val="bullet"/>
+      <w:lvlText w:val=""/>
+      <w:lvlJc w:val="left"/>
+      <w:pPr>
+        <w:ind w:left="2520" w:hanging="360"/>
+      </w:pPr>
+      <w:rPr>
+        <w:rFonts w:ascii="Symbol" w:hAnsi="Symbol" w:hint="default"/>
+      </w:rPr>
+    </w:lvl>
+    <w:lvl w:ilvl="4" w:tplc="04090003" w:tentative="1">
+      <w:start w:val="1"/>
+      <w:numFmt w:val="bullet"/>
+      <w:lvlText w:val="o"/>
+      <w:lvlJc w:val="left"/>
+      <w:pPr>
+        <w:ind w:left="3240" w:hanging="360"/>
+      </w:pPr>
+      <w:rPr>
+        <w:rFonts w:ascii="Courier New" w:hAnsi="Courier New" w:cs="Courier New" w:hint="default"/>
+      </w:rPr>
+    </w:lvl>
+    <w:lvl w:ilvl="5" w:tplc="04090005" w:tentative="1">
+      <w:start w:val="1"/>
+      <w:numFmt w:val="bullet"/>
+      <w:lvlText w:val=""/>
+      <w:lvlJc w:val="left"/>
+      <w:pPr>
+        <w:ind w:left="3960" w:hanging="360"/>
+      </w:pPr>
+      <w:rPr>
+        <w:rFonts w:ascii="Wingdings" w:hAnsi="Wingdings" w:hint="default"/>
+      </w:rPr>
+    </w:lvl>
+    <w:lvl w:ilvl="6" w:tplc="04090001" w:tentative="1">
+      <w:start w:val="1"/>
+      <w:numFmt w:val="bullet"/>
+      <w:lvlText w:val=""/>
+      <w:lvlJc w:val="left"/>
+      <w:pPr>
+        <w:ind w:left="4680" w:hanging="360"/>
+      </w:pPr>
+      <w:rPr>
+        <w:rFonts w:ascii="Symbol" w:hAnsi="Symbol" w:hint="default"/>
+      </w:rPr>
+    </w:lvl>
+    <w:lvl w:ilvl="7" w:tplc="04090003" w:tentative="1">
+      <w:start w:val="1"/>
+      <w:numFmt w:val="bullet"/>
+      <w:lvlText w:val="o"/>
+      <w:lvlJc w:val="left"/>
+      <w:pPr>
+        <w:ind w:left="5400" w:hanging="360"/>
+      </w:pPr>
+      <w:rPr>
+        <w:rFonts w:ascii="Courier New" w:hAnsi="Courier New" w:cs="Courier New" w:hint="default"/>
+      </w:rPr>
+    </w:lvl>
+    <w:lvl w:ilvl="8" w:tplc="04090005" w:tentative="1">
+      <w:start w:val="1"/>
+      <w:numFmt w:val="bullet"/>
+      <w:lvlText w:val=""/>
+      <w:lvlJc w:val="left"/>
+      <w:pPr>
+        <w:ind w:left="6120" w:hanging="360"/>
+      </w:pPr>
+      <w:rPr>
+        <w:rFonts w:ascii="Wingdings" w:hAnsi="Wingdings" w:hint="default"/>
+      </w:rPr>
+    </w:lvl>
+  </w:abstractNum>
+  <w:abstractNum w:abstractNumId="25" w15:restartNumberingAfterBreak="0">
     <w:nsid w:val="566B2156"/>
     <w:multiLevelType w:val="hybridMultilevel"/>
     <w:tmpl w:val="49A48358"/>
@@ -18010,7 +15948,7 @@
       </w:rPr>
     </w:lvl>
   </w:abstractNum>
-  <w:abstractNum w:abstractNumId="25" w15:restartNumberingAfterBreak="0">
+  <w:abstractNum w:abstractNumId="26" w15:restartNumberingAfterBreak="0">
     <w:nsid w:val="62F46793"/>
     <w:multiLevelType w:val="hybridMultilevel"/>
     <w:tmpl w:val="9F04FAB2"/>
@@ -18123,7 +16061,7 @@
       </w:rPr>
     </w:lvl>
   </w:abstractNum>
-  <w:abstractNum w:abstractNumId="26" w15:restartNumberingAfterBreak="0">
+  <w:abstractNum w:abstractNumId="27" w15:restartNumberingAfterBreak="0">
     <w:nsid w:val="6574689A"/>
     <w:multiLevelType w:val="hybridMultilevel"/>
     <w:tmpl w:val="3040723C"/>
@@ -18236,7 +16174,7 @@
       </w:rPr>
     </w:lvl>
   </w:abstractNum>
-  <w:abstractNum w:abstractNumId="27" w15:restartNumberingAfterBreak="0">
+  <w:abstractNum w:abstractNumId="28" w15:restartNumberingAfterBreak="0">
     <w:nsid w:val="68152F36"/>
     <w:multiLevelType w:val="hybridMultilevel"/>
     <w:tmpl w:val="C42ED464"/>
@@ -18349,7 +16287,7 @@
       </w:rPr>
     </w:lvl>
   </w:abstractNum>
-  <w:abstractNum w:abstractNumId="28" w15:restartNumberingAfterBreak="0">
+  <w:abstractNum w:abstractNumId="29" w15:restartNumberingAfterBreak="0">
     <w:nsid w:val="684E54B5"/>
     <w:multiLevelType w:val="hybridMultilevel"/>
     <w:tmpl w:val="E238318E"/>
@@ -18462,7 +16400,7 @@
       </w:rPr>
     </w:lvl>
   </w:abstractNum>
-  <w:abstractNum w:abstractNumId="29" w15:restartNumberingAfterBreak="0">
+  <w:abstractNum w:abstractNumId="30" w15:restartNumberingAfterBreak="0">
     <w:nsid w:val="68F2565C"/>
     <w:multiLevelType w:val="hybridMultilevel"/>
     <w:tmpl w:val="8D324286"/>
@@ -18575,7 +16513,7 @@
       </w:rPr>
     </w:lvl>
   </w:abstractNum>
-  <w:abstractNum w:abstractNumId="30" w15:restartNumberingAfterBreak="0">
+  <w:abstractNum w:abstractNumId="31" w15:restartNumberingAfterBreak="0">
     <w:nsid w:val="6DE94742"/>
     <w:multiLevelType w:val="hybridMultilevel"/>
     <w:tmpl w:val="02A4C7F4"/>
@@ -18688,7 +16626,7 @@
       </w:rPr>
     </w:lvl>
   </w:abstractNum>
-  <w:abstractNum w:abstractNumId="31" w15:restartNumberingAfterBreak="0">
+  <w:abstractNum w:abstractNumId="32" w15:restartNumberingAfterBreak="0">
     <w:nsid w:val="6F9908ED"/>
     <w:multiLevelType w:val="hybridMultilevel"/>
     <w:tmpl w:val="19A64D52"/>
@@ -18801,7 +16739,7 @@
       </w:rPr>
     </w:lvl>
   </w:abstractNum>
-  <w:abstractNum w:abstractNumId="32" w15:restartNumberingAfterBreak="0">
+  <w:abstractNum w:abstractNumId="33" w15:restartNumberingAfterBreak="0">
     <w:nsid w:val="73EF6507"/>
     <w:multiLevelType w:val="hybridMultilevel"/>
     <w:tmpl w:val="CB3EB4AA"/>
@@ -18892,7 +16830,7 @@
       </w:pPr>
     </w:lvl>
   </w:abstractNum>
-  <w:abstractNum w:abstractNumId="33" w15:restartNumberingAfterBreak="0">
+  <w:abstractNum w:abstractNumId="34" w15:restartNumberingAfterBreak="0">
     <w:nsid w:val="77931365"/>
     <w:multiLevelType w:val="hybridMultilevel"/>
     <w:tmpl w:val="5C26A464"/>
@@ -19005,7 +16943,7 @@
       </w:rPr>
     </w:lvl>
   </w:abstractNum>
-  <w:abstractNum w:abstractNumId="34" w15:restartNumberingAfterBreak="0">
+  <w:abstractNum w:abstractNumId="35" w15:restartNumberingAfterBreak="0">
     <w:nsid w:val="7AD763DB"/>
     <w:multiLevelType w:val="hybridMultilevel"/>
     <w:tmpl w:val="E0C807A2"/>
@@ -19120,7 +17058,7 @@
       </w:rPr>
     </w:lvl>
   </w:abstractNum>
-  <w:abstractNum w:abstractNumId="35" w15:restartNumberingAfterBreak="0">
+  <w:abstractNum w:abstractNumId="36" w15:restartNumberingAfterBreak="0">
     <w:nsid w:val="7B9E3FA6"/>
     <w:multiLevelType w:val="hybridMultilevel"/>
     <w:tmpl w:val="6F8231C2"/>
@@ -19234,13 +17172,13 @@
     </w:lvl>
   </w:abstractNum>
   <w:num w:numId="1" w16cid:durableId="664865304">
-    <w:abstractNumId w:val="26"/>
+    <w:abstractNumId w:val="27"/>
   </w:num>
   <w:num w:numId="2" w16cid:durableId="2008902027">
     <w:abstractNumId w:val="12"/>
   </w:num>
   <w:num w:numId="3" w16cid:durableId="704447734">
-    <w:abstractNumId w:val="33"/>
+    <w:abstractNumId w:val="34"/>
   </w:num>
   <w:num w:numId="4" w16cid:durableId="1510021272">
     <w:abstractNumId w:val="10"/>
@@ -19258,7 +17196,7 @@
     <w:abstractNumId w:val="1"/>
   </w:num>
   <w:num w:numId="9" w16cid:durableId="1021131634">
-    <w:abstractNumId w:val="24"/>
+    <w:abstractNumId w:val="25"/>
   </w:num>
   <w:num w:numId="10" w16cid:durableId="1837186236">
     <w:abstractNumId w:val="21"/>
@@ -19276,19 +17214,19 @@
     <w:abstractNumId w:val="13"/>
   </w:num>
   <w:num w:numId="15" w16cid:durableId="473985100">
-    <w:abstractNumId w:val="32"/>
+    <w:abstractNumId w:val="33"/>
   </w:num>
   <w:num w:numId="16" w16cid:durableId="619263971">
     <w:abstractNumId w:val="9"/>
   </w:num>
   <w:num w:numId="17" w16cid:durableId="1712536812">
-    <w:abstractNumId w:val="29"/>
+    <w:abstractNumId w:val="30"/>
   </w:num>
   <w:num w:numId="18" w16cid:durableId="553348773">
-    <w:abstractNumId w:val="31"/>
+    <w:abstractNumId w:val="32"/>
   </w:num>
   <w:num w:numId="19" w16cid:durableId="616566803">
-    <w:abstractNumId w:val="28"/>
+    <w:abstractNumId w:val="29"/>
   </w:num>
   <w:num w:numId="20" w16cid:durableId="1195458330">
     <w:abstractNumId w:val="0"/>
@@ -19309,7 +17247,7 @@
     <w:abstractNumId w:val="11"/>
   </w:num>
   <w:num w:numId="26" w16cid:durableId="494876458">
-    <w:abstractNumId w:val="35"/>
+    <w:abstractNumId w:val="36"/>
   </w:num>
   <w:num w:numId="27" w16cid:durableId="965160156">
     <w:abstractNumId w:val="8"/>
@@ -19318,7 +17256,7 @@
     <w:abstractNumId w:val="3"/>
   </w:num>
   <w:num w:numId="29" w16cid:durableId="1588465180">
-    <w:abstractNumId w:val="27"/>
+    <w:abstractNumId w:val="28"/>
   </w:num>
   <w:num w:numId="30" w16cid:durableId="1856184709">
     <w:abstractNumId w:val="4"/>
@@ -19330,16 +17268,19 @@
     <w:abstractNumId w:val="16"/>
   </w:num>
   <w:num w:numId="33" w16cid:durableId="1742873147">
-    <w:abstractNumId w:val="34"/>
+    <w:abstractNumId w:val="35"/>
   </w:num>
   <w:num w:numId="34" w16cid:durableId="374161227">
-    <w:abstractNumId w:val="30"/>
+    <w:abstractNumId w:val="31"/>
   </w:num>
   <w:num w:numId="35" w16cid:durableId="1450470478">
     <w:abstractNumId w:val="18"/>
   </w:num>
   <w:num w:numId="36" w16cid:durableId="1037315447">
-    <w:abstractNumId w:val="25"/>
+    <w:abstractNumId w:val="26"/>
+  </w:num>
+  <w:num w:numId="37" w16cid:durableId="1738937060">
+    <w:abstractNumId w:val="24"/>
   </w:num>
 </w:numbering>
 </file>
@@ -19947,6 +17888,7 @@
   <w:style w:type="character" w:default="1" w:styleId="DefaultParagraphFont">
     <w:name w:val="Default Paragraph Font"/>
     <w:uiPriority w:val="1"/>
+    <w:semiHidden/>
     <w:unhideWhenUsed/>
   </w:style>
   <w:style w:type="table" w:default="1" w:styleId="TableNormal">

--- a/programming_mental_models/p1_programming_mental_models.docx
+++ b/programming_mental_models/p1_programming_mental_models.docx
@@ -80,8 +80,17 @@
           <w:sz w:val="32"/>
           <w:szCs w:val="32"/>
         </w:rPr>
-        <w:t>………..</w:t>
-      </w:r>
+        <w:t>……</w:t>
+      </w:r>
+      <w:proofErr w:type="gramStart"/>
+      <w:r>
+        <w:rPr>
+          <w:sz w:val="32"/>
+          <w:szCs w:val="32"/>
+        </w:rPr>
+        <w:t>…..</w:t>
+      </w:r>
+      <w:proofErr w:type="gramEnd"/>
       <w:r>
         <w:rPr>
           <w:sz w:val="32"/>
@@ -143,7 +152,23 @@
           <w:sz w:val="32"/>
           <w:szCs w:val="32"/>
         </w:rPr>
-        <w:t>Think in Systems (not in Components)……………………</w:t>
+        <w:t xml:space="preserve">Think in Systems (not in </w:t>
+      </w:r>
+      <w:proofErr w:type="gramStart"/>
+      <w:r>
+        <w:rPr>
+          <w:sz w:val="32"/>
+          <w:szCs w:val="32"/>
+        </w:rPr>
+        <w:t>Components)…</w:t>
+      </w:r>
+      <w:proofErr w:type="gramEnd"/>
+      <w:r>
+        <w:rPr>
+          <w:sz w:val="32"/>
+          <w:szCs w:val="32"/>
+        </w:rPr>
+        <w:t>…………………</w:t>
       </w:r>
       <w:r>
         <w:rPr>
@@ -185,8 +210,17 @@
           <w:sz w:val="32"/>
           <w:szCs w:val="32"/>
         </w:rPr>
-        <w:t>………..</w:t>
-      </w:r>
+        <w:t>……</w:t>
+      </w:r>
+      <w:proofErr w:type="gramStart"/>
+      <w:r>
+        <w:rPr>
+          <w:sz w:val="32"/>
+          <w:szCs w:val="32"/>
+        </w:rPr>
+        <w:t>…..</w:t>
+      </w:r>
+      <w:proofErr w:type="gramEnd"/>
       <w:r>
         <w:rPr>
           <w:sz w:val="32"/>
@@ -318,8 +352,17 @@
           <w:sz w:val="32"/>
           <w:szCs w:val="32"/>
         </w:rPr>
-        <w:t>………..</w:t>
-      </w:r>
+        <w:t>……</w:t>
+      </w:r>
+      <w:proofErr w:type="gramStart"/>
+      <w:r>
+        <w:rPr>
+          <w:sz w:val="32"/>
+          <w:szCs w:val="32"/>
+        </w:rPr>
+        <w:t>…..</w:t>
+      </w:r>
+      <w:proofErr w:type="gramEnd"/>
       <w:r>
         <w:rPr>
           <w:sz w:val="32"/>
@@ -416,7 +459,23 @@
           <w:sz w:val="32"/>
           <w:szCs w:val="32"/>
         </w:rPr>
-        <w:t>SSH (Secure Shell)……………………………………</w:t>
+        <w:t xml:space="preserve">SSH (Secure </w:t>
+      </w:r>
+      <w:proofErr w:type="gramStart"/>
+      <w:r>
+        <w:rPr>
+          <w:sz w:val="32"/>
+          <w:szCs w:val="32"/>
+        </w:rPr>
+        <w:t>Shell)…</w:t>
+      </w:r>
+      <w:proofErr w:type="gramEnd"/>
+      <w:r>
+        <w:rPr>
+          <w:sz w:val="32"/>
+          <w:szCs w:val="32"/>
+        </w:rPr>
+        <w:t>…………………………………</w:t>
       </w:r>
       <w:r>
         <w:rPr>
@@ -458,7 +517,23 @@
           <w:sz w:val="32"/>
           <w:szCs w:val="32"/>
         </w:rPr>
-        <w:t>Mono-repo (Monolithic Repository)……………………</w:t>
+        <w:t xml:space="preserve">Mono-repo (Monolithic </w:t>
+      </w:r>
+      <w:proofErr w:type="gramStart"/>
+      <w:r>
+        <w:rPr>
+          <w:sz w:val="32"/>
+          <w:szCs w:val="32"/>
+        </w:rPr>
+        <w:t>Repository)…</w:t>
+      </w:r>
+      <w:proofErr w:type="gramEnd"/>
+      <w:r>
+        <w:rPr>
+          <w:sz w:val="32"/>
+          <w:szCs w:val="32"/>
+        </w:rPr>
+        <w:t>…………………</w:t>
       </w:r>
       <w:r>
         <w:rPr>
@@ -493,7 +568,23 @@
           <w:sz w:val="32"/>
           <w:szCs w:val="32"/>
         </w:rPr>
-        <w:t>MCP (Model Context Protocol)……………………………</w:t>
+        <w:t xml:space="preserve">MCP (Model Context </w:t>
+      </w:r>
+      <w:proofErr w:type="gramStart"/>
+      <w:r>
+        <w:rPr>
+          <w:sz w:val="32"/>
+          <w:szCs w:val="32"/>
+        </w:rPr>
+        <w:t>Protocol)…</w:t>
+      </w:r>
+      <w:proofErr w:type="gramEnd"/>
+      <w:r>
+        <w:rPr>
+          <w:sz w:val="32"/>
+          <w:szCs w:val="32"/>
+        </w:rPr>
+        <w:t>…………………………</w:t>
       </w:r>
       <w:r>
         <w:rPr>
@@ -570,7 +661,97 @@
           <w:sz w:val="32"/>
           <w:szCs w:val="32"/>
         </w:rPr>
-        <w:t>Bash (Command Language Interpreter)………………...........28</w:t>
+        <w:t xml:space="preserve">Bash (Command Language </w:t>
+      </w:r>
+      <w:proofErr w:type="gramStart"/>
+      <w:r>
+        <w:rPr>
+          <w:sz w:val="32"/>
+          <w:szCs w:val="32"/>
+        </w:rPr>
+        <w:t>Interpreter)…</w:t>
+      </w:r>
+      <w:proofErr w:type="gramEnd"/>
+      <w:r>
+        <w:rPr>
+          <w:sz w:val="32"/>
+          <w:szCs w:val="32"/>
+        </w:rPr>
+        <w:t>……………...........28</w:t>
+      </w:r>
+    </w:p>
+    <w:p>
+      <w:pPr>
+        <w:pStyle w:val="ListParagraph"/>
+        <w:numPr>
+          <w:ilvl w:val="0"/>
+          <w:numId w:val="5"/>
+        </w:numPr>
+        <w:jc w:val="both"/>
+        <w:rPr>
+          <w:sz w:val="32"/>
+          <w:szCs w:val="32"/>
+        </w:rPr>
+      </w:pPr>
+      <w:r>
+        <w:rPr>
+          <w:sz w:val="32"/>
+          <w:szCs w:val="32"/>
+        </w:rPr>
+        <w:t>Async, Call Stack, Event Loop and Isolate…………………</w:t>
+      </w:r>
+      <w:proofErr w:type="gramStart"/>
+      <w:r>
+        <w:rPr>
+          <w:sz w:val="32"/>
+          <w:szCs w:val="32"/>
+        </w:rPr>
+        <w:t>…..</w:t>
+      </w:r>
+      <w:proofErr w:type="gramEnd"/>
+      <w:r>
+        <w:rPr>
+          <w:sz w:val="32"/>
+          <w:szCs w:val="32"/>
+        </w:rPr>
+        <w:t>29</w:t>
+      </w:r>
+    </w:p>
+    <w:p>
+      <w:pPr>
+        <w:pStyle w:val="ListParagraph"/>
+        <w:numPr>
+          <w:ilvl w:val="0"/>
+          <w:numId w:val="5"/>
+        </w:numPr>
+        <w:jc w:val="both"/>
+        <w:rPr>
+          <w:sz w:val="32"/>
+          <w:szCs w:val="32"/>
+        </w:rPr>
+      </w:pPr>
+      <w:r>
+        <w:rPr>
+          <w:sz w:val="32"/>
+          <w:szCs w:val="32"/>
+        </w:rPr>
+        <w:t>Debounce and Throttle in Programming……………………</w:t>
+      </w:r>
+      <w:proofErr w:type="gramStart"/>
+      <w:r>
+        <w:rPr>
+          <w:sz w:val="32"/>
+          <w:szCs w:val="32"/>
+        </w:rPr>
+        <w:t>…..</w:t>
+      </w:r>
+      <w:proofErr w:type="gramEnd"/>
+      <w:r>
+        <w:rPr>
+          <w:sz w:val="32"/>
+          <w:szCs w:val="32"/>
+        </w:rPr>
+        <w:t>29</w:t>
       </w:r>
     </w:p>
     <w:p>
@@ -676,7 +857,27 @@
           <w:sz w:val="32"/>
           <w:szCs w:val="32"/>
         </w:rPr>
-        <w:t xml:space="preserve"> State machine</w:t>
+        <w:t xml:space="preserve"> </w:t>
+      </w:r>
+      <w:proofErr w:type="gramStart"/>
+      <w:r>
+        <w:rPr>
+          <w:b/>
+          <w:bCs/>
+          <w:sz w:val="32"/>
+          <w:szCs w:val="32"/>
+        </w:rPr>
+        <w:t>State</w:t>
+      </w:r>
+      <w:proofErr w:type="gramEnd"/>
+      <w:r>
+        <w:rPr>
+          <w:b/>
+          <w:bCs/>
+          <w:sz w:val="32"/>
+          <w:szCs w:val="32"/>
+        </w:rPr>
+        <w:t xml:space="preserve"> machine</w:t>
       </w:r>
       <w:r>
         <w:rPr>
@@ -2153,95 +2354,231 @@
           <w:sz w:val="32"/>
           <w:szCs w:val="32"/>
         </w:rPr>
-        <w:t xml:space="preserve">    def get_name(self):</w:t>
-      </w:r>
-    </w:p>
-    <w:p>
-      <w:pPr>
-        <w:jc w:val="both"/>
-        <w:rPr>
-          <w:b/>
-          <w:bCs/>
-          <w:color w:val="D86DCB" w:themeColor="accent5" w:themeTint="99"/>
-          <w:sz w:val="32"/>
-          <w:szCs w:val="32"/>
-        </w:rPr>
-      </w:pPr>
-      <w:r>
-        <w:rPr>
-          <w:b/>
-          <w:bCs/>
-          <w:color w:val="D86DCB" w:themeColor="accent5" w:themeTint="99"/>
-          <w:sz w:val="32"/>
-          <w:szCs w:val="32"/>
-        </w:rPr>
-        <w:t xml:space="preserve">        return self.__name</w:t>
-      </w:r>
-    </w:p>
-    <w:p>
-      <w:pPr>
-        <w:jc w:val="both"/>
-        <w:rPr>
-          <w:b/>
-          <w:bCs/>
-          <w:color w:val="D86DCB" w:themeColor="accent5" w:themeTint="99"/>
-          <w:sz w:val="32"/>
-          <w:szCs w:val="32"/>
-        </w:rPr>
-      </w:pPr>
-      <w:r>
-        <w:rPr>
-          <w:b/>
-          <w:bCs/>
-          <w:color w:val="D86DCB" w:themeColor="accent5" w:themeTint="99"/>
-          <w:sz w:val="32"/>
-          <w:szCs w:val="32"/>
-        </w:rPr>
-        <w:t xml:space="preserve">    def get_price(self):</w:t>
-      </w:r>
-    </w:p>
-    <w:p>
-      <w:pPr>
-        <w:jc w:val="both"/>
-        <w:rPr>
-          <w:b/>
-          <w:bCs/>
-          <w:color w:val="D86DCB" w:themeColor="accent5" w:themeTint="99"/>
-          <w:sz w:val="32"/>
-          <w:szCs w:val="32"/>
-        </w:rPr>
-      </w:pPr>
-      <w:r>
-        <w:rPr>
-          <w:b/>
-          <w:bCs/>
-          <w:color w:val="D86DCB" w:themeColor="accent5" w:themeTint="99"/>
-          <w:sz w:val="32"/>
-          <w:szCs w:val="32"/>
-        </w:rPr>
-        <w:t xml:space="preserve">        return self.__price</w:t>
-      </w:r>
-    </w:p>
-    <w:p>
-      <w:pPr>
-        <w:jc w:val="both"/>
-        <w:rPr>
-          <w:b/>
-          <w:bCs/>
-          <w:color w:val="D86DCB" w:themeColor="accent5" w:themeTint="99"/>
-          <w:sz w:val="32"/>
-          <w:szCs w:val="32"/>
-        </w:rPr>
-      </w:pPr>
-      <w:r>
-        <w:rPr>
-          <w:b/>
-          <w:bCs/>
-          <w:color w:val="D86DCB" w:themeColor="accent5" w:themeTint="99"/>
-          <w:sz w:val="32"/>
-          <w:szCs w:val="32"/>
-        </w:rPr>
-        <w:t xml:space="preserve">    def set_name(self, price):</w:t>
+        <w:t xml:space="preserve">    def </w:t>
+      </w:r>
+      <w:proofErr w:type="spellStart"/>
+      <w:r>
+        <w:rPr>
+          <w:b/>
+          <w:bCs/>
+          <w:color w:val="D86DCB" w:themeColor="accent5" w:themeTint="99"/>
+          <w:sz w:val="32"/>
+          <w:szCs w:val="32"/>
+        </w:rPr>
+        <w:t>get_name</w:t>
+      </w:r>
+      <w:proofErr w:type="spellEnd"/>
+      <w:r>
+        <w:rPr>
+          <w:b/>
+          <w:bCs/>
+          <w:color w:val="D86DCB" w:themeColor="accent5" w:themeTint="99"/>
+          <w:sz w:val="32"/>
+          <w:szCs w:val="32"/>
+        </w:rPr>
+        <w:t>(self):</w:t>
+      </w:r>
+    </w:p>
+    <w:p>
+      <w:pPr>
+        <w:jc w:val="both"/>
+        <w:rPr>
+          <w:b/>
+          <w:bCs/>
+          <w:color w:val="D86DCB" w:themeColor="accent5" w:themeTint="99"/>
+          <w:sz w:val="32"/>
+          <w:szCs w:val="32"/>
+        </w:rPr>
+      </w:pPr>
+      <w:r>
+        <w:rPr>
+          <w:b/>
+          <w:bCs/>
+          <w:color w:val="D86DCB" w:themeColor="accent5" w:themeTint="99"/>
+          <w:sz w:val="32"/>
+          <w:szCs w:val="32"/>
+        </w:rPr>
+        <w:t xml:space="preserve">        return </w:t>
+      </w:r>
+      <w:proofErr w:type="spellStart"/>
+      <w:proofErr w:type="gramStart"/>
+      <w:r>
+        <w:rPr>
+          <w:b/>
+          <w:bCs/>
+          <w:color w:val="D86DCB" w:themeColor="accent5" w:themeTint="99"/>
+          <w:sz w:val="32"/>
+          <w:szCs w:val="32"/>
+        </w:rPr>
+        <w:t>self._</w:t>
+      </w:r>
+      <w:proofErr w:type="gramEnd"/>
+      <w:r>
+        <w:rPr>
+          <w:b/>
+          <w:bCs/>
+          <w:color w:val="D86DCB" w:themeColor="accent5" w:themeTint="99"/>
+          <w:sz w:val="32"/>
+          <w:szCs w:val="32"/>
+        </w:rPr>
+        <w:t>_name</w:t>
+      </w:r>
+      <w:proofErr w:type="spellEnd"/>
+    </w:p>
+    <w:p>
+      <w:pPr>
+        <w:jc w:val="both"/>
+        <w:rPr>
+          <w:b/>
+          <w:bCs/>
+          <w:color w:val="D86DCB" w:themeColor="accent5" w:themeTint="99"/>
+          <w:sz w:val="32"/>
+          <w:szCs w:val="32"/>
+        </w:rPr>
+      </w:pPr>
+      <w:r>
+        <w:rPr>
+          <w:b/>
+          <w:bCs/>
+          <w:color w:val="D86DCB" w:themeColor="accent5" w:themeTint="99"/>
+          <w:sz w:val="32"/>
+          <w:szCs w:val="32"/>
+        </w:rPr>
+        <w:t xml:space="preserve">    def </w:t>
+      </w:r>
+      <w:proofErr w:type="spellStart"/>
+      <w:r>
+        <w:rPr>
+          <w:b/>
+          <w:bCs/>
+          <w:color w:val="D86DCB" w:themeColor="accent5" w:themeTint="99"/>
+          <w:sz w:val="32"/>
+          <w:szCs w:val="32"/>
+        </w:rPr>
+        <w:t>get_price</w:t>
+      </w:r>
+      <w:proofErr w:type="spellEnd"/>
+      <w:r>
+        <w:rPr>
+          <w:b/>
+          <w:bCs/>
+          <w:color w:val="D86DCB" w:themeColor="accent5" w:themeTint="99"/>
+          <w:sz w:val="32"/>
+          <w:szCs w:val="32"/>
+        </w:rPr>
+        <w:t>(self):</w:t>
+      </w:r>
+    </w:p>
+    <w:p>
+      <w:pPr>
+        <w:jc w:val="both"/>
+        <w:rPr>
+          <w:b/>
+          <w:bCs/>
+          <w:color w:val="D86DCB" w:themeColor="accent5" w:themeTint="99"/>
+          <w:sz w:val="32"/>
+          <w:szCs w:val="32"/>
+        </w:rPr>
+      </w:pPr>
+      <w:r>
+        <w:rPr>
+          <w:b/>
+          <w:bCs/>
+          <w:color w:val="D86DCB" w:themeColor="accent5" w:themeTint="99"/>
+          <w:sz w:val="32"/>
+          <w:szCs w:val="32"/>
+        </w:rPr>
+        <w:t xml:space="preserve">        return </w:t>
+      </w:r>
+      <w:proofErr w:type="spellStart"/>
+      <w:proofErr w:type="gramStart"/>
+      <w:r>
+        <w:rPr>
+          <w:b/>
+          <w:bCs/>
+          <w:color w:val="D86DCB" w:themeColor="accent5" w:themeTint="99"/>
+          <w:sz w:val="32"/>
+          <w:szCs w:val="32"/>
+        </w:rPr>
+        <w:t>self._</w:t>
+      </w:r>
+      <w:proofErr w:type="gramEnd"/>
+      <w:r>
+        <w:rPr>
+          <w:b/>
+          <w:bCs/>
+          <w:color w:val="D86DCB" w:themeColor="accent5" w:themeTint="99"/>
+          <w:sz w:val="32"/>
+          <w:szCs w:val="32"/>
+        </w:rPr>
+        <w:t>_price</w:t>
+      </w:r>
+      <w:proofErr w:type="spellEnd"/>
+    </w:p>
+    <w:p>
+      <w:pPr>
+        <w:jc w:val="both"/>
+        <w:rPr>
+          <w:b/>
+          <w:bCs/>
+          <w:color w:val="D86DCB" w:themeColor="accent5" w:themeTint="99"/>
+          <w:sz w:val="32"/>
+          <w:szCs w:val="32"/>
+        </w:rPr>
+      </w:pPr>
+      <w:r>
+        <w:rPr>
+          <w:b/>
+          <w:bCs/>
+          <w:color w:val="D86DCB" w:themeColor="accent5" w:themeTint="99"/>
+          <w:sz w:val="32"/>
+          <w:szCs w:val="32"/>
+        </w:rPr>
+        <w:t xml:space="preserve">    def </w:t>
+      </w:r>
+      <w:proofErr w:type="spellStart"/>
+      <w:r>
+        <w:rPr>
+          <w:b/>
+          <w:bCs/>
+          <w:color w:val="D86DCB" w:themeColor="accent5" w:themeTint="99"/>
+          <w:sz w:val="32"/>
+          <w:szCs w:val="32"/>
+        </w:rPr>
+        <w:t>set_</w:t>
+      </w:r>
+      <w:proofErr w:type="gramStart"/>
+      <w:r>
+        <w:rPr>
+          <w:b/>
+          <w:bCs/>
+          <w:color w:val="D86DCB" w:themeColor="accent5" w:themeTint="99"/>
+          <w:sz w:val="32"/>
+          <w:szCs w:val="32"/>
+        </w:rPr>
+        <w:t>name</w:t>
+      </w:r>
+      <w:proofErr w:type="spellEnd"/>
+      <w:r>
+        <w:rPr>
+          <w:b/>
+          <w:bCs/>
+          <w:color w:val="D86DCB" w:themeColor="accent5" w:themeTint="99"/>
+          <w:sz w:val="32"/>
+          <w:szCs w:val="32"/>
+        </w:rPr>
+        <w:t>(</w:t>
+      </w:r>
+      <w:proofErr w:type="gramEnd"/>
+      <w:r>
+        <w:rPr>
+          <w:b/>
+          <w:bCs/>
+          <w:color w:val="D86DCB" w:themeColor="accent5" w:themeTint="99"/>
+          <w:sz w:val="32"/>
+          <w:szCs w:val="32"/>
+        </w:rPr>
+        <w:t>self, price):</w:t>
       </w:r>
     </w:p>
     <w:p>
@@ -2264,51 +2601,173 @@
           <w:szCs w:val="32"/>
         </w:rPr>
         <w:lastRenderedPageBreak/>
-        <w:t xml:space="preserve">        self.__price = price</w:t>
-      </w:r>
-    </w:p>
-    <w:p>
-      <w:pPr>
-        <w:jc w:val="both"/>
-        <w:rPr>
-          <w:b/>
-          <w:bCs/>
-          <w:color w:val="D86DCB" w:themeColor="accent5" w:themeTint="99"/>
-          <w:sz w:val="32"/>
-          <w:szCs w:val="32"/>
-        </w:rPr>
-      </w:pPr>
-      <w:r>
-        <w:rPr>
-          <w:b/>
-          <w:bCs/>
-          <w:color w:val="D86DCB" w:themeColor="accent5" w:themeTint="99"/>
-          <w:sz w:val="32"/>
-          <w:szCs w:val="32"/>
-        </w:rPr>
-        <w:t xml:space="preserve">    def apply_discount(self, pct):</w:t>
-      </w:r>
-    </w:p>
-    <w:p>
-      <w:pPr>
-        <w:jc w:val="both"/>
-        <w:rPr>
-          <w:b/>
-          <w:bCs/>
-          <w:color w:val="D86DCB" w:themeColor="accent5" w:themeTint="99"/>
-          <w:sz w:val="32"/>
-          <w:szCs w:val="32"/>
-        </w:rPr>
-      </w:pPr>
-      <w:r>
-        <w:rPr>
-          <w:b/>
-          <w:bCs/>
-          <w:color w:val="D86DCB" w:themeColor="accent5" w:themeTint="99"/>
-          <w:sz w:val="32"/>
-          <w:szCs w:val="32"/>
-        </w:rPr>
-        <w:t xml:space="preserve">        return  self.__price * (1 - pct/100)</w:t>
+        <w:t xml:space="preserve">        </w:t>
+      </w:r>
+      <w:proofErr w:type="spellStart"/>
+      <w:proofErr w:type="gramStart"/>
+      <w:r>
+        <w:rPr>
+          <w:b/>
+          <w:bCs/>
+          <w:color w:val="D86DCB" w:themeColor="accent5" w:themeTint="99"/>
+          <w:sz w:val="32"/>
+          <w:szCs w:val="32"/>
+        </w:rPr>
+        <w:t>self._</w:t>
+      </w:r>
+      <w:proofErr w:type="gramEnd"/>
+      <w:r>
+        <w:rPr>
+          <w:b/>
+          <w:bCs/>
+          <w:color w:val="D86DCB" w:themeColor="accent5" w:themeTint="99"/>
+          <w:sz w:val="32"/>
+          <w:szCs w:val="32"/>
+        </w:rPr>
+        <w:t>_price</w:t>
+      </w:r>
+      <w:proofErr w:type="spellEnd"/>
+      <w:r>
+        <w:rPr>
+          <w:b/>
+          <w:bCs/>
+          <w:color w:val="D86DCB" w:themeColor="accent5" w:themeTint="99"/>
+          <w:sz w:val="32"/>
+          <w:szCs w:val="32"/>
+        </w:rPr>
+        <w:t xml:space="preserve"> = price</w:t>
+      </w:r>
+    </w:p>
+    <w:p>
+      <w:pPr>
+        <w:jc w:val="both"/>
+        <w:rPr>
+          <w:b/>
+          <w:bCs/>
+          <w:color w:val="D86DCB" w:themeColor="accent5" w:themeTint="99"/>
+          <w:sz w:val="32"/>
+          <w:szCs w:val="32"/>
+        </w:rPr>
+      </w:pPr>
+      <w:r>
+        <w:rPr>
+          <w:b/>
+          <w:bCs/>
+          <w:color w:val="D86DCB" w:themeColor="accent5" w:themeTint="99"/>
+          <w:sz w:val="32"/>
+          <w:szCs w:val="32"/>
+        </w:rPr>
+        <w:t xml:space="preserve">    def </w:t>
+      </w:r>
+      <w:proofErr w:type="spellStart"/>
+      <w:r>
+        <w:rPr>
+          <w:b/>
+          <w:bCs/>
+          <w:color w:val="D86DCB" w:themeColor="accent5" w:themeTint="99"/>
+          <w:sz w:val="32"/>
+          <w:szCs w:val="32"/>
+        </w:rPr>
+        <w:t>apply_</w:t>
+      </w:r>
+      <w:proofErr w:type="gramStart"/>
+      <w:r>
+        <w:rPr>
+          <w:b/>
+          <w:bCs/>
+          <w:color w:val="D86DCB" w:themeColor="accent5" w:themeTint="99"/>
+          <w:sz w:val="32"/>
+          <w:szCs w:val="32"/>
+        </w:rPr>
+        <w:t>discount</w:t>
+      </w:r>
+      <w:proofErr w:type="spellEnd"/>
+      <w:r>
+        <w:rPr>
+          <w:b/>
+          <w:bCs/>
+          <w:color w:val="D86DCB" w:themeColor="accent5" w:themeTint="99"/>
+          <w:sz w:val="32"/>
+          <w:szCs w:val="32"/>
+        </w:rPr>
+        <w:t>(</w:t>
+      </w:r>
+      <w:proofErr w:type="gramEnd"/>
+      <w:r>
+        <w:rPr>
+          <w:b/>
+          <w:bCs/>
+          <w:color w:val="D86DCB" w:themeColor="accent5" w:themeTint="99"/>
+          <w:sz w:val="32"/>
+          <w:szCs w:val="32"/>
+        </w:rPr>
+        <w:t>self, pct):</w:t>
+      </w:r>
+    </w:p>
+    <w:p>
+      <w:pPr>
+        <w:jc w:val="both"/>
+        <w:rPr>
+          <w:b/>
+          <w:bCs/>
+          <w:color w:val="D86DCB" w:themeColor="accent5" w:themeTint="99"/>
+          <w:sz w:val="32"/>
+          <w:szCs w:val="32"/>
+        </w:rPr>
+      </w:pPr>
+      <w:r>
+        <w:rPr>
+          <w:b/>
+          <w:bCs/>
+          <w:color w:val="D86DCB" w:themeColor="accent5" w:themeTint="99"/>
+          <w:sz w:val="32"/>
+          <w:szCs w:val="32"/>
+        </w:rPr>
+        <w:t xml:space="preserve">        </w:t>
+      </w:r>
+      <w:proofErr w:type="gramStart"/>
+      <w:r>
+        <w:rPr>
+          <w:b/>
+          <w:bCs/>
+          <w:color w:val="D86DCB" w:themeColor="accent5" w:themeTint="99"/>
+          <w:sz w:val="32"/>
+          <w:szCs w:val="32"/>
+        </w:rPr>
+        <w:t xml:space="preserve">return  </w:t>
+      </w:r>
+      <w:proofErr w:type="spellStart"/>
+      <w:r>
+        <w:rPr>
+          <w:b/>
+          <w:bCs/>
+          <w:color w:val="D86DCB" w:themeColor="accent5" w:themeTint="99"/>
+          <w:sz w:val="32"/>
+          <w:szCs w:val="32"/>
+        </w:rPr>
+        <w:t>self</w:t>
+      </w:r>
+      <w:proofErr w:type="gramEnd"/>
+      <w:r>
+        <w:rPr>
+          <w:b/>
+          <w:bCs/>
+          <w:color w:val="D86DCB" w:themeColor="accent5" w:themeTint="99"/>
+          <w:sz w:val="32"/>
+          <w:szCs w:val="32"/>
+        </w:rPr>
+        <w:t>.__price</w:t>
+      </w:r>
+      <w:proofErr w:type="spellEnd"/>
+      <w:r>
+        <w:rPr>
+          <w:b/>
+          <w:bCs/>
+          <w:color w:val="D86DCB" w:themeColor="accent5" w:themeTint="99"/>
+          <w:sz w:val="32"/>
+          <w:szCs w:val="32"/>
+        </w:rPr>
+        <w:t xml:space="preserve"> * (1 - pct/100)</w:t>
       </w:r>
     </w:p>
     <w:p>
@@ -2408,74 +2867,188 @@
           <w:sz w:val="32"/>
           <w:szCs w:val="32"/>
         </w:rPr>
-        <w:t xml:space="preserve">    def apply_discount(self):</w:t>
-      </w:r>
-    </w:p>
-    <w:p>
-      <w:pPr>
-        <w:jc w:val="both"/>
-        <w:rPr>
-          <w:b/>
-          <w:bCs/>
-          <w:color w:val="D86DCB" w:themeColor="accent5" w:themeTint="99"/>
-          <w:sz w:val="32"/>
-          <w:szCs w:val="32"/>
-        </w:rPr>
-      </w:pPr>
-      <w:r>
-        <w:rPr>
-          <w:b/>
-          <w:bCs/>
-          <w:color w:val="D86DCB" w:themeColor="accent5" w:themeTint="99"/>
-          <w:sz w:val="32"/>
-          <w:szCs w:val="32"/>
-        </w:rPr>
-        <w:t xml:space="preserve">        if self.__months &gt; 12:</w:t>
-      </w:r>
-    </w:p>
-    <w:p>
-      <w:pPr>
-        <w:jc w:val="both"/>
-        <w:rPr>
-          <w:b/>
-          <w:bCs/>
-          <w:color w:val="D86DCB" w:themeColor="accent5" w:themeTint="99"/>
-          <w:sz w:val="32"/>
-          <w:szCs w:val="32"/>
-        </w:rPr>
-      </w:pPr>
-      <w:r>
-        <w:rPr>
-          <w:b/>
-          <w:bCs/>
-          <w:color w:val="D86DCB" w:themeColor="accent5" w:themeTint="99"/>
-          <w:sz w:val="32"/>
-          <w:szCs w:val="32"/>
-        </w:rPr>
-        <w:t xml:space="preserve">            return self.__monthly * 0.8</w:t>
-      </w:r>
-    </w:p>
-    <w:p>
-      <w:pPr>
-        <w:jc w:val="both"/>
-        <w:rPr>
-          <w:b/>
-          <w:bCs/>
-          <w:color w:val="D86DCB" w:themeColor="accent5" w:themeTint="99"/>
-          <w:sz w:val="32"/>
-          <w:szCs w:val="32"/>
-        </w:rPr>
-      </w:pPr>
-      <w:r>
-        <w:rPr>
-          <w:b/>
-          <w:bCs/>
-          <w:color w:val="D86DCB" w:themeColor="accent5" w:themeTint="99"/>
-          <w:sz w:val="32"/>
-          <w:szCs w:val="32"/>
-        </w:rPr>
-        <w:t xml:space="preserve">        return self.__monthly</w:t>
-      </w:r>
+        <w:t xml:space="preserve">    def </w:t>
+      </w:r>
+      <w:proofErr w:type="spellStart"/>
+      <w:r>
+        <w:rPr>
+          <w:b/>
+          <w:bCs/>
+          <w:color w:val="D86DCB" w:themeColor="accent5" w:themeTint="99"/>
+          <w:sz w:val="32"/>
+          <w:szCs w:val="32"/>
+        </w:rPr>
+        <w:t>apply_discount</w:t>
+      </w:r>
+      <w:proofErr w:type="spellEnd"/>
+      <w:r>
+        <w:rPr>
+          <w:b/>
+          <w:bCs/>
+          <w:color w:val="D86DCB" w:themeColor="accent5" w:themeTint="99"/>
+          <w:sz w:val="32"/>
+          <w:szCs w:val="32"/>
+        </w:rPr>
+        <w:t>(self):</w:t>
+      </w:r>
+    </w:p>
+    <w:p>
+      <w:pPr>
+        <w:jc w:val="both"/>
+        <w:rPr>
+          <w:b/>
+          <w:bCs/>
+          <w:color w:val="D86DCB" w:themeColor="accent5" w:themeTint="99"/>
+          <w:sz w:val="32"/>
+          <w:szCs w:val="32"/>
+        </w:rPr>
+      </w:pPr>
+      <w:r>
+        <w:rPr>
+          <w:b/>
+          <w:bCs/>
+          <w:color w:val="D86DCB" w:themeColor="accent5" w:themeTint="99"/>
+          <w:sz w:val="32"/>
+          <w:szCs w:val="32"/>
+        </w:rPr>
+        <w:t xml:space="preserve">        if </w:t>
+      </w:r>
+      <w:proofErr w:type="spellStart"/>
+      <w:proofErr w:type="gramStart"/>
+      <w:r>
+        <w:rPr>
+          <w:b/>
+          <w:bCs/>
+          <w:color w:val="D86DCB" w:themeColor="accent5" w:themeTint="99"/>
+          <w:sz w:val="32"/>
+          <w:szCs w:val="32"/>
+        </w:rPr>
+        <w:t>self._</w:t>
+      </w:r>
+      <w:proofErr w:type="gramEnd"/>
+      <w:r>
+        <w:rPr>
+          <w:b/>
+          <w:bCs/>
+          <w:color w:val="D86DCB" w:themeColor="accent5" w:themeTint="99"/>
+          <w:sz w:val="32"/>
+          <w:szCs w:val="32"/>
+        </w:rPr>
+        <w:t>_months</w:t>
+      </w:r>
+      <w:proofErr w:type="spellEnd"/>
+      <w:r>
+        <w:rPr>
+          <w:b/>
+          <w:bCs/>
+          <w:color w:val="D86DCB" w:themeColor="accent5" w:themeTint="99"/>
+          <w:sz w:val="32"/>
+          <w:szCs w:val="32"/>
+        </w:rPr>
+        <w:t xml:space="preserve"> &gt; 12:</w:t>
+      </w:r>
+    </w:p>
+    <w:p>
+      <w:pPr>
+        <w:jc w:val="both"/>
+        <w:rPr>
+          <w:b/>
+          <w:bCs/>
+          <w:color w:val="D86DCB" w:themeColor="accent5" w:themeTint="99"/>
+          <w:sz w:val="32"/>
+          <w:szCs w:val="32"/>
+        </w:rPr>
+      </w:pPr>
+      <w:r>
+        <w:rPr>
+          <w:b/>
+          <w:bCs/>
+          <w:color w:val="D86DCB" w:themeColor="accent5" w:themeTint="99"/>
+          <w:sz w:val="32"/>
+          <w:szCs w:val="32"/>
+        </w:rPr>
+        <w:t xml:space="preserve">            return </w:t>
+      </w:r>
+      <w:proofErr w:type="spellStart"/>
+      <w:proofErr w:type="gramStart"/>
+      <w:r>
+        <w:rPr>
+          <w:b/>
+          <w:bCs/>
+          <w:color w:val="D86DCB" w:themeColor="accent5" w:themeTint="99"/>
+          <w:sz w:val="32"/>
+          <w:szCs w:val="32"/>
+        </w:rPr>
+        <w:t>self._</w:t>
+      </w:r>
+      <w:proofErr w:type="gramEnd"/>
+      <w:r>
+        <w:rPr>
+          <w:b/>
+          <w:bCs/>
+          <w:color w:val="D86DCB" w:themeColor="accent5" w:themeTint="99"/>
+          <w:sz w:val="32"/>
+          <w:szCs w:val="32"/>
+        </w:rPr>
+        <w:t>_monthly</w:t>
+      </w:r>
+      <w:proofErr w:type="spellEnd"/>
+      <w:r>
+        <w:rPr>
+          <w:b/>
+          <w:bCs/>
+          <w:color w:val="D86DCB" w:themeColor="accent5" w:themeTint="99"/>
+          <w:sz w:val="32"/>
+          <w:szCs w:val="32"/>
+        </w:rPr>
+        <w:t xml:space="preserve"> * 0.8</w:t>
+      </w:r>
+    </w:p>
+    <w:p>
+      <w:pPr>
+        <w:jc w:val="both"/>
+        <w:rPr>
+          <w:b/>
+          <w:bCs/>
+          <w:color w:val="D86DCB" w:themeColor="accent5" w:themeTint="99"/>
+          <w:sz w:val="32"/>
+          <w:szCs w:val="32"/>
+        </w:rPr>
+      </w:pPr>
+      <w:r>
+        <w:rPr>
+          <w:b/>
+          <w:bCs/>
+          <w:color w:val="D86DCB" w:themeColor="accent5" w:themeTint="99"/>
+          <w:sz w:val="32"/>
+          <w:szCs w:val="32"/>
+        </w:rPr>
+        <w:t xml:space="preserve">        return </w:t>
+      </w:r>
+      <w:proofErr w:type="spellStart"/>
+      <w:proofErr w:type="gramStart"/>
+      <w:r>
+        <w:rPr>
+          <w:b/>
+          <w:bCs/>
+          <w:color w:val="D86DCB" w:themeColor="accent5" w:themeTint="99"/>
+          <w:sz w:val="32"/>
+          <w:szCs w:val="32"/>
+        </w:rPr>
+        <w:t>self._</w:t>
+      </w:r>
+      <w:proofErr w:type="gramEnd"/>
+      <w:r>
+        <w:rPr>
+          <w:b/>
+          <w:bCs/>
+          <w:color w:val="D86DCB" w:themeColor="accent5" w:themeTint="99"/>
+          <w:sz w:val="32"/>
+          <w:szCs w:val="32"/>
+        </w:rPr>
+        <w:t>_monthly</w:t>
+      </w:r>
+      <w:proofErr w:type="spellEnd"/>
     </w:p>
     <w:p>
       <w:pPr>
@@ -2518,7 +3091,29 @@
           <w:sz w:val="32"/>
           <w:szCs w:val="32"/>
         </w:rPr>
-        <w:t>p = Product()</w:t>
+        <w:t xml:space="preserve">p = </w:t>
+      </w:r>
+      <w:proofErr w:type="gramStart"/>
+      <w:r>
+        <w:rPr>
+          <w:b/>
+          <w:bCs/>
+          <w:color w:val="D86DCB" w:themeColor="accent5" w:themeTint="99"/>
+          <w:sz w:val="32"/>
+          <w:szCs w:val="32"/>
+        </w:rPr>
+        <w:t>Product(</w:t>
+      </w:r>
+      <w:proofErr w:type="gramEnd"/>
+      <w:r>
+        <w:rPr>
+          <w:b/>
+          <w:bCs/>
+          <w:color w:val="D86DCB" w:themeColor="accent5" w:themeTint="99"/>
+          <w:sz w:val="32"/>
+          <w:szCs w:val="32"/>
+        </w:rPr>
+        <w:t>)</w:t>
       </w:r>
     </w:p>
     <w:p>
@@ -2584,29 +3179,117 @@
           <w:sz w:val="32"/>
           <w:szCs w:val="32"/>
         </w:rPr>
-        <w:t>total = p.get_price() * qty # Data leaked</w:t>
-      </w:r>
-    </w:p>
-    <w:p>
-      <w:pPr>
-        <w:jc w:val="both"/>
-        <w:rPr>
-          <w:b/>
-          <w:bCs/>
-          <w:color w:val="D86DCB" w:themeColor="accent5" w:themeTint="99"/>
-          <w:sz w:val="32"/>
-          <w:szCs w:val="32"/>
-        </w:rPr>
-      </w:pPr>
-      <w:r>
-        <w:rPr>
-          <w:b/>
-          <w:bCs/>
-          <w:color w:val="D86DCB" w:themeColor="accent5" w:themeTint="99"/>
-          <w:sz w:val="32"/>
-          <w:szCs w:val="32"/>
-        </w:rPr>
-        <w:t>tax = p.get_price() * rate</w:t>
+        <w:t xml:space="preserve">total = </w:t>
+      </w:r>
+      <w:proofErr w:type="spellStart"/>
+      <w:r>
+        <w:rPr>
+          <w:b/>
+          <w:bCs/>
+          <w:color w:val="D86DCB" w:themeColor="accent5" w:themeTint="99"/>
+          <w:sz w:val="32"/>
+          <w:szCs w:val="32"/>
+        </w:rPr>
+        <w:t>p.get_</w:t>
+      </w:r>
+      <w:proofErr w:type="gramStart"/>
+      <w:r>
+        <w:rPr>
+          <w:b/>
+          <w:bCs/>
+          <w:color w:val="D86DCB" w:themeColor="accent5" w:themeTint="99"/>
+          <w:sz w:val="32"/>
+          <w:szCs w:val="32"/>
+        </w:rPr>
+        <w:t>price</w:t>
+      </w:r>
+      <w:proofErr w:type="spellEnd"/>
+      <w:r>
+        <w:rPr>
+          <w:b/>
+          <w:bCs/>
+          <w:color w:val="D86DCB" w:themeColor="accent5" w:themeTint="99"/>
+          <w:sz w:val="32"/>
+          <w:szCs w:val="32"/>
+        </w:rPr>
+        <w:t>(</w:t>
+      </w:r>
+      <w:proofErr w:type="gramEnd"/>
+      <w:r>
+        <w:rPr>
+          <w:b/>
+          <w:bCs/>
+          <w:color w:val="D86DCB" w:themeColor="accent5" w:themeTint="99"/>
+          <w:sz w:val="32"/>
+          <w:szCs w:val="32"/>
+        </w:rPr>
+        <w:t>) * qty # Data leaked</w:t>
+      </w:r>
+    </w:p>
+    <w:p>
+      <w:pPr>
+        <w:jc w:val="both"/>
+        <w:rPr>
+          <w:b/>
+          <w:bCs/>
+          <w:color w:val="D86DCB" w:themeColor="accent5" w:themeTint="99"/>
+          <w:sz w:val="32"/>
+          <w:szCs w:val="32"/>
+        </w:rPr>
+      </w:pPr>
+      <w:r>
+        <w:rPr>
+          <w:b/>
+          <w:bCs/>
+          <w:color w:val="D86DCB" w:themeColor="accent5" w:themeTint="99"/>
+          <w:sz w:val="32"/>
+          <w:szCs w:val="32"/>
+        </w:rPr>
+        <w:t xml:space="preserve">tax = </w:t>
+      </w:r>
+      <w:proofErr w:type="spellStart"/>
+      <w:r>
+        <w:rPr>
+          <w:b/>
+          <w:bCs/>
+          <w:color w:val="D86DCB" w:themeColor="accent5" w:themeTint="99"/>
+          <w:sz w:val="32"/>
+          <w:szCs w:val="32"/>
+        </w:rPr>
+        <w:t>p.get_</w:t>
+      </w:r>
+      <w:proofErr w:type="gramStart"/>
+      <w:r>
+        <w:rPr>
+          <w:b/>
+          <w:bCs/>
+          <w:color w:val="D86DCB" w:themeColor="accent5" w:themeTint="99"/>
+          <w:sz w:val="32"/>
+          <w:szCs w:val="32"/>
+        </w:rPr>
+        <w:t>price</w:t>
+      </w:r>
+      <w:proofErr w:type="spellEnd"/>
+      <w:r>
+        <w:rPr>
+          <w:b/>
+          <w:bCs/>
+          <w:color w:val="D86DCB" w:themeColor="accent5" w:themeTint="99"/>
+          <w:sz w:val="32"/>
+          <w:szCs w:val="32"/>
+        </w:rPr>
+        <w:t>(</w:t>
+      </w:r>
+      <w:proofErr w:type="gramEnd"/>
+      <w:r>
+        <w:rPr>
+          <w:b/>
+          <w:bCs/>
+          <w:color w:val="D86DCB" w:themeColor="accent5" w:themeTint="99"/>
+          <w:sz w:val="32"/>
+          <w:szCs w:val="32"/>
+        </w:rPr>
+        <w:t>) * rate</w:t>
       </w:r>
     </w:p>
     <w:p>
@@ -2748,239 +3431,607 @@
           <w:sz w:val="32"/>
           <w:szCs w:val="32"/>
         </w:rPr>
-        <w:t xml:space="preserve">    def get_name(self):</w:t>
-      </w:r>
-    </w:p>
-    <w:p>
-      <w:pPr>
-        <w:jc w:val="both"/>
-        <w:rPr>
-          <w:b/>
-          <w:bCs/>
-          <w:color w:val="D86DCB" w:themeColor="accent5" w:themeTint="99"/>
-          <w:sz w:val="32"/>
-          <w:szCs w:val="32"/>
-        </w:rPr>
-      </w:pPr>
-      <w:r>
-        <w:rPr>
-          <w:b/>
-          <w:bCs/>
-          <w:color w:val="D86DCB" w:themeColor="accent5" w:themeTint="99"/>
-          <w:sz w:val="32"/>
-          <w:szCs w:val="32"/>
-        </w:rPr>
-        <w:t xml:space="preserve">        return self.__name</w:t>
-      </w:r>
-    </w:p>
-    <w:p>
-      <w:pPr>
-        <w:jc w:val="both"/>
-        <w:rPr>
-          <w:b/>
-          <w:bCs/>
-          <w:color w:val="D86DCB" w:themeColor="accent5" w:themeTint="99"/>
-          <w:sz w:val="32"/>
-          <w:szCs w:val="32"/>
-        </w:rPr>
-      </w:pPr>
-      <w:r>
-        <w:rPr>
-          <w:b/>
-          <w:bCs/>
-          <w:color w:val="D86DCB" w:themeColor="accent5" w:themeTint="99"/>
-          <w:sz w:val="32"/>
-          <w:szCs w:val="32"/>
-        </w:rPr>
-        <w:t xml:space="preserve">    def get_price(self):</w:t>
-      </w:r>
-    </w:p>
-    <w:p>
-      <w:pPr>
-        <w:jc w:val="both"/>
-        <w:rPr>
-          <w:b/>
-          <w:bCs/>
-          <w:color w:val="D86DCB" w:themeColor="accent5" w:themeTint="99"/>
-          <w:sz w:val="32"/>
-          <w:szCs w:val="32"/>
-        </w:rPr>
-      </w:pPr>
-      <w:r>
-        <w:rPr>
-          <w:b/>
-          <w:bCs/>
-          <w:color w:val="D86DCB" w:themeColor="accent5" w:themeTint="99"/>
-          <w:sz w:val="32"/>
-          <w:szCs w:val="32"/>
-        </w:rPr>
-        <w:t xml:space="preserve">        return self.__price</w:t>
-      </w:r>
-    </w:p>
-    <w:p>
-      <w:pPr>
-        <w:jc w:val="both"/>
-        <w:rPr>
-          <w:b/>
-          <w:bCs/>
-          <w:color w:val="D86DCB" w:themeColor="accent5" w:themeTint="99"/>
-          <w:sz w:val="32"/>
-          <w:szCs w:val="32"/>
-        </w:rPr>
-      </w:pPr>
-      <w:r>
-        <w:rPr>
-          <w:b/>
-          <w:bCs/>
-          <w:color w:val="D86DCB" w:themeColor="accent5" w:themeTint="99"/>
-          <w:sz w:val="32"/>
-          <w:szCs w:val="32"/>
-        </w:rPr>
-        <w:t xml:space="preserve">    def set_name(self, price):</w:t>
-      </w:r>
-    </w:p>
-    <w:p>
-      <w:pPr>
-        <w:jc w:val="both"/>
-        <w:rPr>
-          <w:b/>
-          <w:bCs/>
-          <w:color w:val="D86DCB" w:themeColor="accent5" w:themeTint="99"/>
-          <w:sz w:val="32"/>
-          <w:szCs w:val="32"/>
-        </w:rPr>
-      </w:pPr>
-      <w:r>
-        <w:rPr>
-          <w:b/>
-          <w:bCs/>
-          <w:color w:val="D86DCB" w:themeColor="accent5" w:themeTint="99"/>
-          <w:sz w:val="32"/>
-          <w:szCs w:val="32"/>
-        </w:rPr>
-        <w:t xml:space="preserve">        self.__price = price</w:t>
-      </w:r>
-    </w:p>
-    <w:p>
-      <w:pPr>
-        <w:jc w:val="both"/>
-        <w:rPr>
-          <w:b/>
-          <w:bCs/>
-          <w:color w:val="D86DCB" w:themeColor="accent5" w:themeTint="99"/>
-          <w:sz w:val="32"/>
-          <w:szCs w:val="32"/>
-        </w:rPr>
-      </w:pPr>
-      <w:r>
-        <w:rPr>
-          <w:b/>
-          <w:bCs/>
-          <w:color w:val="D86DCB" w:themeColor="accent5" w:themeTint="99"/>
-          <w:sz w:val="32"/>
-          <w:szCs w:val="32"/>
-        </w:rPr>
-        <w:t xml:space="preserve">    def apply_discount(self, pct):</w:t>
-      </w:r>
-    </w:p>
-    <w:p>
-      <w:pPr>
-        <w:jc w:val="both"/>
-        <w:rPr>
-          <w:b/>
-          <w:bCs/>
-          <w:color w:val="D86DCB" w:themeColor="accent5" w:themeTint="99"/>
-          <w:sz w:val="32"/>
-          <w:szCs w:val="32"/>
-        </w:rPr>
-      </w:pPr>
-      <w:r>
-        <w:rPr>
-          <w:b/>
-          <w:bCs/>
-          <w:color w:val="D86DCB" w:themeColor="accent5" w:themeTint="99"/>
-          <w:sz w:val="32"/>
-          <w:szCs w:val="32"/>
-        </w:rPr>
-        <w:t xml:space="preserve">        return  self.__price * (1 - pct/100)</w:t>
-      </w:r>
-    </w:p>
-    <w:p>
-      <w:pPr>
-        <w:jc w:val="both"/>
-        <w:rPr>
-          <w:b/>
-          <w:bCs/>
-          <w:color w:val="D86DCB" w:themeColor="accent5" w:themeTint="99"/>
-          <w:sz w:val="32"/>
-          <w:szCs w:val="32"/>
-        </w:rPr>
-      </w:pPr>
-    </w:p>
-    <w:p>
-      <w:pPr>
-        <w:jc w:val="both"/>
-        <w:rPr>
-          <w:b/>
-          <w:bCs/>
-          <w:color w:val="D86DCB" w:themeColor="accent5" w:themeTint="99"/>
-          <w:sz w:val="32"/>
-          <w:szCs w:val="32"/>
-        </w:rPr>
-      </w:pPr>
-      <w:r>
-        <w:rPr>
-          <w:b/>
-          <w:bCs/>
-          <w:color w:val="D86DCB" w:themeColor="accent5" w:themeTint="99"/>
-          <w:sz w:val="32"/>
-          <w:szCs w:val="32"/>
-        </w:rPr>
-        <w:t>class ProductPricing:</w:t>
-      </w:r>
-    </w:p>
-    <w:p>
-      <w:pPr>
-        <w:jc w:val="both"/>
-        <w:rPr>
-          <w:b/>
-          <w:bCs/>
-          <w:color w:val="D86DCB" w:themeColor="accent5" w:themeTint="99"/>
-          <w:sz w:val="32"/>
-          <w:szCs w:val="32"/>
-        </w:rPr>
-      </w:pPr>
-      <w:r>
-        <w:rPr>
-          <w:b/>
-          <w:bCs/>
-          <w:color w:val="D86DCB" w:themeColor="accent5" w:themeTint="99"/>
-          <w:sz w:val="32"/>
-          <w:szCs w:val="32"/>
-        </w:rPr>
-        <w:t xml:space="preserve">    def apply_discount(self, product = Product(), pct = 0.0):</w:t>
-      </w:r>
-    </w:p>
-    <w:p>
-      <w:pPr>
-        <w:jc w:val="both"/>
-        <w:rPr>
-          <w:b/>
-          <w:bCs/>
-          <w:color w:val="D86DCB" w:themeColor="accent5" w:themeTint="99"/>
-          <w:sz w:val="32"/>
-          <w:szCs w:val="32"/>
-        </w:rPr>
-      </w:pPr>
-      <w:r>
-        <w:rPr>
-          <w:b/>
-          <w:bCs/>
-          <w:color w:val="D86DCB" w:themeColor="accent5" w:themeTint="99"/>
-          <w:sz w:val="32"/>
-          <w:szCs w:val="32"/>
-        </w:rPr>
-        <w:t xml:space="preserve">        return product.get_price() * (1 - pct/100)</w:t>
+        <w:t xml:space="preserve">    def </w:t>
+      </w:r>
+      <w:proofErr w:type="spellStart"/>
+      <w:r>
+        <w:rPr>
+          <w:b/>
+          <w:bCs/>
+          <w:color w:val="D86DCB" w:themeColor="accent5" w:themeTint="99"/>
+          <w:sz w:val="32"/>
+          <w:szCs w:val="32"/>
+        </w:rPr>
+        <w:t>get_name</w:t>
+      </w:r>
+      <w:proofErr w:type="spellEnd"/>
+      <w:r>
+        <w:rPr>
+          <w:b/>
+          <w:bCs/>
+          <w:color w:val="D86DCB" w:themeColor="accent5" w:themeTint="99"/>
+          <w:sz w:val="32"/>
+          <w:szCs w:val="32"/>
+        </w:rPr>
+        <w:t>(self):</w:t>
+      </w:r>
+    </w:p>
+    <w:p>
+      <w:pPr>
+        <w:jc w:val="both"/>
+        <w:rPr>
+          <w:b/>
+          <w:bCs/>
+          <w:color w:val="D86DCB" w:themeColor="accent5" w:themeTint="99"/>
+          <w:sz w:val="32"/>
+          <w:szCs w:val="32"/>
+        </w:rPr>
+      </w:pPr>
+      <w:r>
+        <w:rPr>
+          <w:b/>
+          <w:bCs/>
+          <w:color w:val="D86DCB" w:themeColor="accent5" w:themeTint="99"/>
+          <w:sz w:val="32"/>
+          <w:szCs w:val="32"/>
+        </w:rPr>
+        <w:t xml:space="preserve">        return </w:t>
+      </w:r>
+      <w:proofErr w:type="spellStart"/>
+      <w:proofErr w:type="gramStart"/>
+      <w:r>
+        <w:rPr>
+          <w:b/>
+          <w:bCs/>
+          <w:color w:val="D86DCB" w:themeColor="accent5" w:themeTint="99"/>
+          <w:sz w:val="32"/>
+          <w:szCs w:val="32"/>
+        </w:rPr>
+        <w:t>self._</w:t>
+      </w:r>
+      <w:proofErr w:type="gramEnd"/>
+      <w:r>
+        <w:rPr>
+          <w:b/>
+          <w:bCs/>
+          <w:color w:val="D86DCB" w:themeColor="accent5" w:themeTint="99"/>
+          <w:sz w:val="32"/>
+          <w:szCs w:val="32"/>
+        </w:rPr>
+        <w:t>_name</w:t>
+      </w:r>
+      <w:proofErr w:type="spellEnd"/>
+    </w:p>
+    <w:p>
+      <w:pPr>
+        <w:jc w:val="both"/>
+        <w:rPr>
+          <w:b/>
+          <w:bCs/>
+          <w:color w:val="D86DCB" w:themeColor="accent5" w:themeTint="99"/>
+          <w:sz w:val="32"/>
+          <w:szCs w:val="32"/>
+        </w:rPr>
+      </w:pPr>
+      <w:r>
+        <w:rPr>
+          <w:b/>
+          <w:bCs/>
+          <w:color w:val="D86DCB" w:themeColor="accent5" w:themeTint="99"/>
+          <w:sz w:val="32"/>
+          <w:szCs w:val="32"/>
+        </w:rPr>
+        <w:t xml:space="preserve">    def </w:t>
+      </w:r>
+      <w:proofErr w:type="spellStart"/>
+      <w:r>
+        <w:rPr>
+          <w:b/>
+          <w:bCs/>
+          <w:color w:val="D86DCB" w:themeColor="accent5" w:themeTint="99"/>
+          <w:sz w:val="32"/>
+          <w:szCs w:val="32"/>
+        </w:rPr>
+        <w:t>get_price</w:t>
+      </w:r>
+      <w:proofErr w:type="spellEnd"/>
+      <w:r>
+        <w:rPr>
+          <w:b/>
+          <w:bCs/>
+          <w:color w:val="D86DCB" w:themeColor="accent5" w:themeTint="99"/>
+          <w:sz w:val="32"/>
+          <w:szCs w:val="32"/>
+        </w:rPr>
+        <w:t>(self):</w:t>
+      </w:r>
+    </w:p>
+    <w:p>
+      <w:pPr>
+        <w:jc w:val="both"/>
+        <w:rPr>
+          <w:b/>
+          <w:bCs/>
+          <w:color w:val="D86DCB" w:themeColor="accent5" w:themeTint="99"/>
+          <w:sz w:val="32"/>
+          <w:szCs w:val="32"/>
+        </w:rPr>
+      </w:pPr>
+      <w:r>
+        <w:rPr>
+          <w:b/>
+          <w:bCs/>
+          <w:color w:val="D86DCB" w:themeColor="accent5" w:themeTint="99"/>
+          <w:sz w:val="32"/>
+          <w:szCs w:val="32"/>
+        </w:rPr>
+        <w:t xml:space="preserve">        return </w:t>
+      </w:r>
+      <w:proofErr w:type="spellStart"/>
+      <w:proofErr w:type="gramStart"/>
+      <w:r>
+        <w:rPr>
+          <w:b/>
+          <w:bCs/>
+          <w:color w:val="D86DCB" w:themeColor="accent5" w:themeTint="99"/>
+          <w:sz w:val="32"/>
+          <w:szCs w:val="32"/>
+        </w:rPr>
+        <w:t>self._</w:t>
+      </w:r>
+      <w:proofErr w:type="gramEnd"/>
+      <w:r>
+        <w:rPr>
+          <w:b/>
+          <w:bCs/>
+          <w:color w:val="D86DCB" w:themeColor="accent5" w:themeTint="99"/>
+          <w:sz w:val="32"/>
+          <w:szCs w:val="32"/>
+        </w:rPr>
+        <w:t>_price</w:t>
+      </w:r>
+      <w:proofErr w:type="spellEnd"/>
+    </w:p>
+    <w:p>
+      <w:pPr>
+        <w:jc w:val="both"/>
+        <w:rPr>
+          <w:b/>
+          <w:bCs/>
+          <w:color w:val="D86DCB" w:themeColor="accent5" w:themeTint="99"/>
+          <w:sz w:val="32"/>
+          <w:szCs w:val="32"/>
+        </w:rPr>
+      </w:pPr>
+      <w:r>
+        <w:rPr>
+          <w:b/>
+          <w:bCs/>
+          <w:color w:val="D86DCB" w:themeColor="accent5" w:themeTint="99"/>
+          <w:sz w:val="32"/>
+          <w:szCs w:val="32"/>
+        </w:rPr>
+        <w:t xml:space="preserve">    def </w:t>
+      </w:r>
+      <w:proofErr w:type="spellStart"/>
+      <w:r>
+        <w:rPr>
+          <w:b/>
+          <w:bCs/>
+          <w:color w:val="D86DCB" w:themeColor="accent5" w:themeTint="99"/>
+          <w:sz w:val="32"/>
+          <w:szCs w:val="32"/>
+        </w:rPr>
+        <w:t>set_</w:t>
+      </w:r>
+      <w:proofErr w:type="gramStart"/>
+      <w:r>
+        <w:rPr>
+          <w:b/>
+          <w:bCs/>
+          <w:color w:val="D86DCB" w:themeColor="accent5" w:themeTint="99"/>
+          <w:sz w:val="32"/>
+          <w:szCs w:val="32"/>
+        </w:rPr>
+        <w:t>name</w:t>
+      </w:r>
+      <w:proofErr w:type="spellEnd"/>
+      <w:r>
+        <w:rPr>
+          <w:b/>
+          <w:bCs/>
+          <w:color w:val="D86DCB" w:themeColor="accent5" w:themeTint="99"/>
+          <w:sz w:val="32"/>
+          <w:szCs w:val="32"/>
+        </w:rPr>
+        <w:t>(</w:t>
+      </w:r>
+      <w:proofErr w:type="gramEnd"/>
+      <w:r>
+        <w:rPr>
+          <w:b/>
+          <w:bCs/>
+          <w:color w:val="D86DCB" w:themeColor="accent5" w:themeTint="99"/>
+          <w:sz w:val="32"/>
+          <w:szCs w:val="32"/>
+        </w:rPr>
+        <w:t>self, price):</w:t>
+      </w:r>
+    </w:p>
+    <w:p>
+      <w:pPr>
+        <w:jc w:val="both"/>
+        <w:rPr>
+          <w:b/>
+          <w:bCs/>
+          <w:color w:val="D86DCB" w:themeColor="accent5" w:themeTint="99"/>
+          <w:sz w:val="32"/>
+          <w:szCs w:val="32"/>
+        </w:rPr>
+      </w:pPr>
+      <w:r>
+        <w:rPr>
+          <w:b/>
+          <w:bCs/>
+          <w:color w:val="D86DCB" w:themeColor="accent5" w:themeTint="99"/>
+          <w:sz w:val="32"/>
+          <w:szCs w:val="32"/>
+        </w:rPr>
+        <w:t xml:space="preserve">        </w:t>
+      </w:r>
+      <w:proofErr w:type="spellStart"/>
+      <w:proofErr w:type="gramStart"/>
+      <w:r>
+        <w:rPr>
+          <w:b/>
+          <w:bCs/>
+          <w:color w:val="D86DCB" w:themeColor="accent5" w:themeTint="99"/>
+          <w:sz w:val="32"/>
+          <w:szCs w:val="32"/>
+        </w:rPr>
+        <w:t>self._</w:t>
+      </w:r>
+      <w:proofErr w:type="gramEnd"/>
+      <w:r>
+        <w:rPr>
+          <w:b/>
+          <w:bCs/>
+          <w:color w:val="D86DCB" w:themeColor="accent5" w:themeTint="99"/>
+          <w:sz w:val="32"/>
+          <w:szCs w:val="32"/>
+        </w:rPr>
+        <w:t>_price</w:t>
+      </w:r>
+      <w:proofErr w:type="spellEnd"/>
+      <w:r>
+        <w:rPr>
+          <w:b/>
+          <w:bCs/>
+          <w:color w:val="D86DCB" w:themeColor="accent5" w:themeTint="99"/>
+          <w:sz w:val="32"/>
+          <w:szCs w:val="32"/>
+        </w:rPr>
+        <w:t xml:space="preserve"> = price</w:t>
+      </w:r>
+    </w:p>
+    <w:p>
+      <w:pPr>
+        <w:jc w:val="both"/>
+        <w:rPr>
+          <w:b/>
+          <w:bCs/>
+          <w:color w:val="D86DCB" w:themeColor="accent5" w:themeTint="99"/>
+          <w:sz w:val="32"/>
+          <w:szCs w:val="32"/>
+        </w:rPr>
+      </w:pPr>
+      <w:r>
+        <w:rPr>
+          <w:b/>
+          <w:bCs/>
+          <w:color w:val="D86DCB" w:themeColor="accent5" w:themeTint="99"/>
+          <w:sz w:val="32"/>
+          <w:szCs w:val="32"/>
+        </w:rPr>
+        <w:t xml:space="preserve">    def </w:t>
+      </w:r>
+      <w:proofErr w:type="spellStart"/>
+      <w:r>
+        <w:rPr>
+          <w:b/>
+          <w:bCs/>
+          <w:color w:val="D86DCB" w:themeColor="accent5" w:themeTint="99"/>
+          <w:sz w:val="32"/>
+          <w:szCs w:val="32"/>
+        </w:rPr>
+        <w:t>apply_</w:t>
+      </w:r>
+      <w:proofErr w:type="gramStart"/>
+      <w:r>
+        <w:rPr>
+          <w:b/>
+          <w:bCs/>
+          <w:color w:val="D86DCB" w:themeColor="accent5" w:themeTint="99"/>
+          <w:sz w:val="32"/>
+          <w:szCs w:val="32"/>
+        </w:rPr>
+        <w:t>discount</w:t>
+      </w:r>
+      <w:proofErr w:type="spellEnd"/>
+      <w:r>
+        <w:rPr>
+          <w:b/>
+          <w:bCs/>
+          <w:color w:val="D86DCB" w:themeColor="accent5" w:themeTint="99"/>
+          <w:sz w:val="32"/>
+          <w:szCs w:val="32"/>
+        </w:rPr>
+        <w:t>(</w:t>
+      </w:r>
+      <w:proofErr w:type="gramEnd"/>
+      <w:r>
+        <w:rPr>
+          <w:b/>
+          <w:bCs/>
+          <w:color w:val="D86DCB" w:themeColor="accent5" w:themeTint="99"/>
+          <w:sz w:val="32"/>
+          <w:szCs w:val="32"/>
+        </w:rPr>
+        <w:t>self, pct):</w:t>
+      </w:r>
+    </w:p>
+    <w:p>
+      <w:pPr>
+        <w:jc w:val="both"/>
+        <w:rPr>
+          <w:b/>
+          <w:bCs/>
+          <w:color w:val="D86DCB" w:themeColor="accent5" w:themeTint="99"/>
+          <w:sz w:val="32"/>
+          <w:szCs w:val="32"/>
+        </w:rPr>
+      </w:pPr>
+      <w:r>
+        <w:rPr>
+          <w:b/>
+          <w:bCs/>
+          <w:color w:val="D86DCB" w:themeColor="accent5" w:themeTint="99"/>
+          <w:sz w:val="32"/>
+          <w:szCs w:val="32"/>
+        </w:rPr>
+        <w:t xml:space="preserve">        </w:t>
+      </w:r>
+      <w:proofErr w:type="gramStart"/>
+      <w:r>
+        <w:rPr>
+          <w:b/>
+          <w:bCs/>
+          <w:color w:val="D86DCB" w:themeColor="accent5" w:themeTint="99"/>
+          <w:sz w:val="32"/>
+          <w:szCs w:val="32"/>
+        </w:rPr>
+        <w:t xml:space="preserve">return  </w:t>
+      </w:r>
+      <w:proofErr w:type="spellStart"/>
+      <w:r>
+        <w:rPr>
+          <w:b/>
+          <w:bCs/>
+          <w:color w:val="D86DCB" w:themeColor="accent5" w:themeTint="99"/>
+          <w:sz w:val="32"/>
+          <w:szCs w:val="32"/>
+        </w:rPr>
+        <w:t>self</w:t>
+      </w:r>
+      <w:proofErr w:type="gramEnd"/>
+      <w:r>
+        <w:rPr>
+          <w:b/>
+          <w:bCs/>
+          <w:color w:val="D86DCB" w:themeColor="accent5" w:themeTint="99"/>
+          <w:sz w:val="32"/>
+          <w:szCs w:val="32"/>
+        </w:rPr>
+        <w:t>.__price</w:t>
+      </w:r>
+      <w:proofErr w:type="spellEnd"/>
+      <w:r>
+        <w:rPr>
+          <w:b/>
+          <w:bCs/>
+          <w:color w:val="D86DCB" w:themeColor="accent5" w:themeTint="99"/>
+          <w:sz w:val="32"/>
+          <w:szCs w:val="32"/>
+        </w:rPr>
+        <w:t xml:space="preserve"> * (1 - pct/100)</w:t>
+      </w:r>
+    </w:p>
+    <w:p>
+      <w:pPr>
+        <w:jc w:val="both"/>
+        <w:rPr>
+          <w:b/>
+          <w:bCs/>
+          <w:color w:val="D86DCB" w:themeColor="accent5" w:themeTint="99"/>
+          <w:sz w:val="32"/>
+          <w:szCs w:val="32"/>
+        </w:rPr>
+      </w:pPr>
+    </w:p>
+    <w:p>
+      <w:pPr>
+        <w:jc w:val="both"/>
+        <w:rPr>
+          <w:b/>
+          <w:bCs/>
+          <w:color w:val="D86DCB" w:themeColor="accent5" w:themeTint="99"/>
+          <w:sz w:val="32"/>
+          <w:szCs w:val="32"/>
+        </w:rPr>
+      </w:pPr>
+      <w:r>
+        <w:rPr>
+          <w:b/>
+          <w:bCs/>
+          <w:color w:val="D86DCB" w:themeColor="accent5" w:themeTint="99"/>
+          <w:sz w:val="32"/>
+          <w:szCs w:val="32"/>
+        </w:rPr>
+        <w:t xml:space="preserve">class </w:t>
+      </w:r>
+      <w:proofErr w:type="spellStart"/>
+      <w:r>
+        <w:rPr>
+          <w:b/>
+          <w:bCs/>
+          <w:color w:val="D86DCB" w:themeColor="accent5" w:themeTint="99"/>
+          <w:sz w:val="32"/>
+          <w:szCs w:val="32"/>
+        </w:rPr>
+        <w:t>ProductPricing</w:t>
+      </w:r>
+      <w:proofErr w:type="spellEnd"/>
+      <w:r>
+        <w:rPr>
+          <w:b/>
+          <w:bCs/>
+          <w:color w:val="D86DCB" w:themeColor="accent5" w:themeTint="99"/>
+          <w:sz w:val="32"/>
+          <w:szCs w:val="32"/>
+        </w:rPr>
+        <w:t>:</w:t>
+      </w:r>
+    </w:p>
+    <w:p>
+      <w:pPr>
+        <w:jc w:val="both"/>
+        <w:rPr>
+          <w:b/>
+          <w:bCs/>
+          <w:color w:val="D86DCB" w:themeColor="accent5" w:themeTint="99"/>
+          <w:sz w:val="32"/>
+          <w:szCs w:val="32"/>
+        </w:rPr>
+      </w:pPr>
+      <w:r>
+        <w:rPr>
+          <w:b/>
+          <w:bCs/>
+          <w:color w:val="D86DCB" w:themeColor="accent5" w:themeTint="99"/>
+          <w:sz w:val="32"/>
+          <w:szCs w:val="32"/>
+        </w:rPr>
+        <w:t xml:space="preserve">    def </w:t>
+      </w:r>
+      <w:proofErr w:type="spellStart"/>
+      <w:r>
+        <w:rPr>
+          <w:b/>
+          <w:bCs/>
+          <w:color w:val="D86DCB" w:themeColor="accent5" w:themeTint="99"/>
+          <w:sz w:val="32"/>
+          <w:szCs w:val="32"/>
+        </w:rPr>
+        <w:t>apply_</w:t>
+      </w:r>
+      <w:proofErr w:type="gramStart"/>
+      <w:r>
+        <w:rPr>
+          <w:b/>
+          <w:bCs/>
+          <w:color w:val="D86DCB" w:themeColor="accent5" w:themeTint="99"/>
+          <w:sz w:val="32"/>
+          <w:szCs w:val="32"/>
+        </w:rPr>
+        <w:t>discount</w:t>
+      </w:r>
+      <w:proofErr w:type="spellEnd"/>
+      <w:r>
+        <w:rPr>
+          <w:b/>
+          <w:bCs/>
+          <w:color w:val="D86DCB" w:themeColor="accent5" w:themeTint="99"/>
+          <w:sz w:val="32"/>
+          <w:szCs w:val="32"/>
+        </w:rPr>
+        <w:t>(</w:t>
+      </w:r>
+      <w:proofErr w:type="gramEnd"/>
+      <w:r>
+        <w:rPr>
+          <w:b/>
+          <w:bCs/>
+          <w:color w:val="D86DCB" w:themeColor="accent5" w:themeTint="99"/>
+          <w:sz w:val="32"/>
+          <w:szCs w:val="32"/>
+        </w:rPr>
+        <w:t>self, product = Product(), pct = 0.0):</w:t>
+      </w:r>
+    </w:p>
+    <w:p>
+      <w:pPr>
+        <w:jc w:val="both"/>
+        <w:rPr>
+          <w:b/>
+          <w:bCs/>
+          <w:color w:val="D86DCB" w:themeColor="accent5" w:themeTint="99"/>
+          <w:sz w:val="32"/>
+          <w:szCs w:val="32"/>
+        </w:rPr>
+      </w:pPr>
+      <w:r>
+        <w:rPr>
+          <w:b/>
+          <w:bCs/>
+          <w:color w:val="D86DCB" w:themeColor="accent5" w:themeTint="99"/>
+          <w:sz w:val="32"/>
+          <w:szCs w:val="32"/>
+        </w:rPr>
+        <w:t xml:space="preserve">        return </w:t>
+      </w:r>
+      <w:proofErr w:type="spellStart"/>
+      <w:r>
+        <w:rPr>
+          <w:b/>
+          <w:bCs/>
+          <w:color w:val="D86DCB" w:themeColor="accent5" w:themeTint="99"/>
+          <w:sz w:val="32"/>
+          <w:szCs w:val="32"/>
+        </w:rPr>
+        <w:t>product.get_</w:t>
+      </w:r>
+      <w:proofErr w:type="gramStart"/>
+      <w:r>
+        <w:rPr>
+          <w:b/>
+          <w:bCs/>
+          <w:color w:val="D86DCB" w:themeColor="accent5" w:themeTint="99"/>
+          <w:sz w:val="32"/>
+          <w:szCs w:val="32"/>
+        </w:rPr>
+        <w:t>price</w:t>
+      </w:r>
+      <w:proofErr w:type="spellEnd"/>
+      <w:r>
+        <w:rPr>
+          <w:b/>
+          <w:bCs/>
+          <w:color w:val="D86DCB" w:themeColor="accent5" w:themeTint="99"/>
+          <w:sz w:val="32"/>
+          <w:szCs w:val="32"/>
+        </w:rPr>
+        <w:t>(</w:t>
+      </w:r>
+      <w:proofErr w:type="gramEnd"/>
+      <w:r>
+        <w:rPr>
+          <w:b/>
+          <w:bCs/>
+          <w:color w:val="D86DCB" w:themeColor="accent5" w:themeTint="99"/>
+          <w:sz w:val="32"/>
+          <w:szCs w:val="32"/>
+        </w:rPr>
+        <w:t>) * (1 - pct/100)</w:t>
       </w:r>
     </w:p>
     <w:p>
@@ -3388,29 +4439,73 @@
           <w:sz w:val="32"/>
           <w:szCs w:val="32"/>
         </w:rPr>
-        <w:t>void onTap () {</w:t>
-      </w:r>
-    </w:p>
-    <w:p>
-      <w:pPr>
-        <w:jc w:val="both"/>
-        <w:rPr>
-          <w:b/>
-          <w:bCs/>
-          <w:color w:val="D86DCB" w:themeColor="accent5" w:themeTint="99"/>
-          <w:sz w:val="32"/>
-          <w:szCs w:val="32"/>
-        </w:rPr>
-      </w:pPr>
-      <w:r>
-        <w:rPr>
-          <w:b/>
-          <w:bCs/>
-          <w:color w:val="D86DCB" w:themeColor="accent5" w:themeTint="99"/>
-          <w:sz w:val="32"/>
-          <w:szCs w:val="32"/>
-        </w:rPr>
-        <w:t xml:space="preserve">   if (isSuccess) {</w:t>
+        <w:t xml:space="preserve">void </w:t>
+      </w:r>
+      <w:proofErr w:type="spellStart"/>
+      <w:r>
+        <w:rPr>
+          <w:b/>
+          <w:bCs/>
+          <w:color w:val="D86DCB" w:themeColor="accent5" w:themeTint="99"/>
+          <w:sz w:val="32"/>
+          <w:szCs w:val="32"/>
+        </w:rPr>
+        <w:t>onTap</w:t>
+      </w:r>
+      <w:proofErr w:type="spellEnd"/>
+      <w:r>
+        <w:rPr>
+          <w:b/>
+          <w:bCs/>
+          <w:color w:val="D86DCB" w:themeColor="accent5" w:themeTint="99"/>
+          <w:sz w:val="32"/>
+          <w:szCs w:val="32"/>
+        </w:rPr>
+        <w:t xml:space="preserve"> () {</w:t>
+      </w:r>
+    </w:p>
+    <w:p>
+      <w:pPr>
+        <w:jc w:val="both"/>
+        <w:rPr>
+          <w:b/>
+          <w:bCs/>
+          <w:color w:val="D86DCB" w:themeColor="accent5" w:themeTint="99"/>
+          <w:sz w:val="32"/>
+          <w:szCs w:val="32"/>
+        </w:rPr>
+      </w:pPr>
+      <w:r>
+        <w:rPr>
+          <w:b/>
+          <w:bCs/>
+          <w:color w:val="D86DCB" w:themeColor="accent5" w:themeTint="99"/>
+          <w:sz w:val="32"/>
+          <w:szCs w:val="32"/>
+        </w:rPr>
+        <w:t xml:space="preserve">   if (</w:t>
+      </w:r>
+      <w:proofErr w:type="spellStart"/>
+      <w:r>
+        <w:rPr>
+          <w:b/>
+          <w:bCs/>
+          <w:color w:val="D86DCB" w:themeColor="accent5" w:themeTint="99"/>
+          <w:sz w:val="32"/>
+          <w:szCs w:val="32"/>
+        </w:rPr>
+        <w:t>isSuccess</w:t>
+      </w:r>
+      <w:proofErr w:type="spellEnd"/>
+      <w:r>
+        <w:rPr>
+          <w:b/>
+          <w:bCs/>
+          <w:color w:val="D86DCB" w:themeColor="accent5" w:themeTint="99"/>
+          <w:sz w:val="32"/>
+          <w:szCs w:val="32"/>
+        </w:rPr>
+        <w:t>) {</w:t>
       </w:r>
     </w:p>
     <w:p>
@@ -3530,29 +4625,85 @@
           <w:sz w:val="32"/>
           <w:szCs w:val="32"/>
         </w:rPr>
-        <w:t>void onTap () {</w:t>
-      </w:r>
-    </w:p>
-    <w:p>
-      <w:pPr>
-        <w:jc w:val="both"/>
-        <w:rPr>
-          <w:b/>
-          <w:bCs/>
-          <w:color w:val="D86DCB" w:themeColor="accent5" w:themeTint="99"/>
-          <w:sz w:val="32"/>
-          <w:szCs w:val="32"/>
-        </w:rPr>
-      </w:pPr>
-      <w:r>
-        <w:rPr>
-          <w:b/>
-          <w:bCs/>
-          <w:color w:val="D86DCB" w:themeColor="accent5" w:themeTint="99"/>
-          <w:sz w:val="32"/>
-          <w:szCs w:val="32"/>
-        </w:rPr>
-        <w:t xml:space="preserve">   if (!isSuccess) return;</w:t>
+        <w:t xml:space="preserve">void </w:t>
+      </w:r>
+      <w:proofErr w:type="spellStart"/>
+      <w:r>
+        <w:rPr>
+          <w:b/>
+          <w:bCs/>
+          <w:color w:val="D86DCB" w:themeColor="accent5" w:themeTint="99"/>
+          <w:sz w:val="32"/>
+          <w:szCs w:val="32"/>
+        </w:rPr>
+        <w:t>onTap</w:t>
+      </w:r>
+      <w:proofErr w:type="spellEnd"/>
+      <w:r>
+        <w:rPr>
+          <w:b/>
+          <w:bCs/>
+          <w:color w:val="D86DCB" w:themeColor="accent5" w:themeTint="99"/>
+          <w:sz w:val="32"/>
+          <w:szCs w:val="32"/>
+        </w:rPr>
+        <w:t xml:space="preserve"> () {</w:t>
+      </w:r>
+    </w:p>
+    <w:p>
+      <w:pPr>
+        <w:jc w:val="both"/>
+        <w:rPr>
+          <w:b/>
+          <w:bCs/>
+          <w:color w:val="D86DCB" w:themeColor="accent5" w:themeTint="99"/>
+          <w:sz w:val="32"/>
+          <w:szCs w:val="32"/>
+        </w:rPr>
+      </w:pPr>
+      <w:r>
+        <w:rPr>
+          <w:b/>
+          <w:bCs/>
+          <w:color w:val="D86DCB" w:themeColor="accent5" w:themeTint="99"/>
+          <w:sz w:val="32"/>
+          <w:szCs w:val="32"/>
+        </w:rPr>
+        <w:t xml:space="preserve">   if </w:t>
+      </w:r>
+      <w:proofErr w:type="gramStart"/>
+      <w:r>
+        <w:rPr>
+          <w:b/>
+          <w:bCs/>
+          <w:color w:val="D86DCB" w:themeColor="accent5" w:themeTint="99"/>
+          <w:sz w:val="32"/>
+          <w:szCs w:val="32"/>
+        </w:rPr>
+        <w:t>(!</w:t>
+      </w:r>
+      <w:proofErr w:type="spellStart"/>
+      <w:r>
+        <w:rPr>
+          <w:b/>
+          <w:bCs/>
+          <w:color w:val="D86DCB" w:themeColor="accent5" w:themeTint="99"/>
+          <w:sz w:val="32"/>
+          <w:szCs w:val="32"/>
+        </w:rPr>
+        <w:t>isSuccess</w:t>
+      </w:r>
+      <w:proofErr w:type="spellEnd"/>
+      <w:proofErr w:type="gramEnd"/>
+      <w:r>
+        <w:rPr>
+          <w:b/>
+          <w:bCs/>
+          <w:color w:val="D86DCB" w:themeColor="accent5" w:themeTint="99"/>
+          <w:sz w:val="32"/>
+          <w:szCs w:val="32"/>
+        </w:rPr>
+        <w:t>) return;</w:t>
       </w:r>
     </w:p>
     <w:p>
@@ -4265,30 +5416,59 @@
         </w:rPr>
         <w:t xml:space="preserve"> </w:t>
       </w:r>
-      <w:r>
-        <w:rPr>
-          <w:b/>
-          <w:bCs/>
-          <w:sz w:val="32"/>
-          <w:szCs w:val="32"/>
-        </w:rPr>
-        <w:t xml:space="preserve">StreamSubscription </w:t>
-      </w:r>
-      <w:r>
-        <w:rPr>
-          <w:sz w:val="32"/>
-          <w:szCs w:val="32"/>
-        </w:rPr>
-        <w:t xml:space="preserve">objects held in controllers that never </w:t>
-      </w:r>
-      <w:r>
-        <w:rPr>
-          <w:b/>
-          <w:bCs/>
-          <w:sz w:val="32"/>
-          <w:szCs w:val="32"/>
-        </w:rPr>
-        <w:t>.cancel()</w:t>
+      <w:proofErr w:type="spellStart"/>
+      <w:r>
+        <w:rPr>
+          <w:b/>
+          <w:bCs/>
+          <w:sz w:val="32"/>
+          <w:szCs w:val="32"/>
+        </w:rPr>
+        <w:t>StreamSubscription</w:t>
+      </w:r>
+      <w:proofErr w:type="spellEnd"/>
+      <w:r>
+        <w:rPr>
+          <w:b/>
+          <w:bCs/>
+          <w:sz w:val="32"/>
+          <w:szCs w:val="32"/>
+        </w:rPr>
+        <w:t xml:space="preserve"> </w:t>
+      </w:r>
+      <w:r>
+        <w:rPr>
+          <w:sz w:val="32"/>
+          <w:szCs w:val="32"/>
+        </w:rPr>
+        <w:t xml:space="preserve">objects held in controllers that </w:t>
+      </w:r>
+      <w:proofErr w:type="gramStart"/>
+      <w:r>
+        <w:rPr>
+          <w:sz w:val="32"/>
+          <w:szCs w:val="32"/>
+        </w:rPr>
+        <w:t xml:space="preserve">never </w:t>
+      </w:r>
+      <w:r>
+        <w:rPr>
+          <w:b/>
+          <w:bCs/>
+          <w:sz w:val="32"/>
+          <w:szCs w:val="32"/>
+        </w:rPr>
+        <w:t>.cancel</w:t>
+      </w:r>
+      <w:proofErr w:type="gramEnd"/>
+      <w:r>
+        <w:rPr>
+          <w:b/>
+          <w:bCs/>
+          <w:sz w:val="32"/>
+          <w:szCs w:val="32"/>
+        </w:rPr>
+        <w:t>()</w:t>
       </w:r>
       <w:r>
         <w:rPr>
@@ -4806,6 +5986,7 @@
           <w:szCs w:val="32"/>
         </w:rPr>
       </w:pPr>
+      <w:proofErr w:type="spellStart"/>
       <w:r>
         <w:rPr>
           <w:sz w:val="32"/>
@@ -4813,6 +5994,7 @@
         </w:rPr>
         <w:t>Vercel</w:t>
       </w:r>
+      <w:proofErr w:type="spellEnd"/>
     </w:p>
     <w:p>
       <w:pPr>
@@ -4827,6 +6009,7 @@
           <w:szCs w:val="32"/>
         </w:rPr>
       </w:pPr>
+      <w:proofErr w:type="spellStart"/>
       <w:r>
         <w:rPr>
           <w:sz w:val="32"/>
@@ -4834,6 +6017,7 @@
         </w:rPr>
         <w:t>heroku</w:t>
       </w:r>
+      <w:proofErr w:type="spellEnd"/>
     </w:p>
     <w:p>
       <w:pPr>
@@ -5687,8 +6871,20 @@
           <w:sz w:val="32"/>
           <w:szCs w:val="32"/>
         </w:rPr>
-        <w:t>~/.ssh/known_hosts</w:t>
-      </w:r>
+        <w:t>~/.ssh/</w:t>
+      </w:r>
+      <w:proofErr w:type="spellStart"/>
+      <w:r>
+        <w:rPr>
+          <w:b/>
+          <w:bCs/>
+          <w:color w:val="60CAF3" w:themeColor="accent4" w:themeTint="99"/>
+          <w:sz w:val="32"/>
+          <w:szCs w:val="32"/>
+        </w:rPr>
+        <w:t>known_hosts</w:t>
+      </w:r>
+      <w:proofErr w:type="spellEnd"/>
     </w:p>
     <w:p>
       <w:pPr>
@@ -6136,14 +7332,25 @@
           <w:szCs w:val="32"/>
         </w:rPr>
       </w:pPr>
-      <w:r>
-        <w:rPr>
-          <w:b/>
-          <w:bCs/>
-          <w:sz w:val="32"/>
-          <w:szCs w:val="32"/>
-        </w:rPr>
-        <w:t>id_rsa       -&gt; Private Key</w:t>
+      <w:proofErr w:type="spellStart"/>
+      <w:r>
+        <w:rPr>
+          <w:b/>
+          <w:bCs/>
+          <w:sz w:val="32"/>
+          <w:szCs w:val="32"/>
+        </w:rPr>
+        <w:t>id_rsa</w:t>
+      </w:r>
+      <w:proofErr w:type="spellEnd"/>
+      <w:r>
+        <w:rPr>
+          <w:b/>
+          <w:bCs/>
+          <w:sz w:val="32"/>
+          <w:szCs w:val="32"/>
+        </w:rPr>
+        <w:t xml:space="preserve">       -&gt; Private Key</w:t>
       </w:r>
     </w:p>
     <w:p>
@@ -6211,8 +7418,20 @@
           <w:sz w:val="32"/>
           <w:szCs w:val="32"/>
         </w:rPr>
-        <w:t>~/.ssh/authorized_keys</w:t>
-      </w:r>
+        <w:t>~/.ssh/</w:t>
+      </w:r>
+      <w:proofErr w:type="spellStart"/>
+      <w:r>
+        <w:rPr>
+          <w:b/>
+          <w:bCs/>
+          <w:color w:val="60CAF3" w:themeColor="accent4" w:themeTint="99"/>
+          <w:sz w:val="32"/>
+          <w:szCs w:val="32"/>
+        </w:rPr>
+        <w:t>authorized_keys</w:t>
+      </w:r>
+      <w:proofErr w:type="spellEnd"/>
     </w:p>
     <w:p>
       <w:pPr>
@@ -6661,8 +7880,19 @@
           <w:sz w:val="32"/>
           <w:szCs w:val="32"/>
         </w:rPr>
-        <w:t>Your Laptop</w:t>
-      </w:r>
+        <w:t xml:space="preserve">Your </w:t>
+      </w:r>
+      <w:proofErr w:type="gramStart"/>
+      <w:r>
+        <w:rPr>
+          <w:b/>
+          <w:bCs/>
+          <w:sz w:val="32"/>
+          <w:szCs w:val="32"/>
+        </w:rPr>
+        <w:t>Laptop</w:t>
+      </w:r>
+      <w:proofErr w:type="gramEnd"/>
     </w:p>
     <w:p>
       <w:pPr>
@@ -6906,6 +8136,7 @@
           <w:szCs w:val="32"/>
         </w:rPr>
       </w:pPr>
+      <w:proofErr w:type="spellStart"/>
       <w:r>
         <w:rPr>
           <w:b/>
@@ -6915,6 +8146,7 @@
         </w:rPr>
         <w:t>known_hosts</w:t>
       </w:r>
+      <w:proofErr w:type="spellEnd"/>
     </w:p>
     <w:p>
       <w:pPr>
@@ -7406,14 +8638,25 @@
           <w:szCs w:val="32"/>
         </w:rPr>
       </w:pPr>
-      <w:r>
-        <w:rPr>
-          <w:b/>
-          <w:bCs/>
-          <w:sz w:val="32"/>
-          <w:szCs w:val="32"/>
-        </w:rPr>
-        <w:t xml:space="preserve">movie_app/ </w:t>
+      <w:proofErr w:type="spellStart"/>
+      <w:r>
+        <w:rPr>
+          <w:b/>
+          <w:bCs/>
+          <w:sz w:val="32"/>
+          <w:szCs w:val="32"/>
+        </w:rPr>
+        <w:t>movie_app</w:t>
+      </w:r>
+      <w:proofErr w:type="spellEnd"/>
+      <w:r>
+        <w:rPr>
+          <w:b/>
+          <w:bCs/>
+          <w:sz w:val="32"/>
+          <w:szCs w:val="32"/>
+        </w:rPr>
+        <w:t xml:space="preserve">/ </w:t>
       </w:r>
     </w:p>
     <w:p>
@@ -7458,54 +8701,87 @@
           <w:szCs w:val="32"/>
         </w:rPr>
       </w:pPr>
-      <w:r>
-        <w:rPr>
-          <w:b/>
-          <w:bCs/>
-          <w:sz w:val="32"/>
-          <w:szCs w:val="32"/>
-        </w:rPr>
-        <w:t>movie_app/        -&gt; Repo 1</w:t>
-      </w:r>
-    </w:p>
-    <w:p>
-      <w:pPr>
-        <w:jc w:val="both"/>
-        <w:rPr>
-          <w:b/>
-          <w:bCs/>
-          <w:sz w:val="32"/>
-          <w:szCs w:val="32"/>
-        </w:rPr>
-      </w:pPr>
-      <w:r>
-        <w:rPr>
-          <w:b/>
-          <w:bCs/>
-          <w:sz w:val="32"/>
-          <w:szCs w:val="32"/>
-        </w:rPr>
-        <w:t>movie_api/        -&gt; Repo 2</w:t>
-      </w:r>
-    </w:p>
-    <w:p>
-      <w:pPr>
-        <w:jc w:val="both"/>
-        <w:rPr>
-          <w:b/>
-          <w:bCs/>
-          <w:sz w:val="32"/>
-          <w:szCs w:val="32"/>
-        </w:rPr>
-      </w:pPr>
-      <w:r>
-        <w:rPr>
-          <w:b/>
-          <w:bCs/>
-          <w:sz w:val="32"/>
-          <w:szCs w:val="32"/>
-        </w:rPr>
-        <w:t>shared_package/   -&gt; Repo 3</w:t>
+      <w:proofErr w:type="spellStart"/>
+      <w:r>
+        <w:rPr>
+          <w:b/>
+          <w:bCs/>
+          <w:sz w:val="32"/>
+          <w:szCs w:val="32"/>
+        </w:rPr>
+        <w:t>movie_app</w:t>
+      </w:r>
+      <w:proofErr w:type="spellEnd"/>
+      <w:r>
+        <w:rPr>
+          <w:b/>
+          <w:bCs/>
+          <w:sz w:val="32"/>
+          <w:szCs w:val="32"/>
+        </w:rPr>
+        <w:t>/        -&gt; Repo 1</w:t>
+      </w:r>
+    </w:p>
+    <w:p>
+      <w:pPr>
+        <w:jc w:val="both"/>
+        <w:rPr>
+          <w:b/>
+          <w:bCs/>
+          <w:sz w:val="32"/>
+          <w:szCs w:val="32"/>
+        </w:rPr>
+      </w:pPr>
+      <w:proofErr w:type="spellStart"/>
+      <w:r>
+        <w:rPr>
+          <w:b/>
+          <w:bCs/>
+          <w:sz w:val="32"/>
+          <w:szCs w:val="32"/>
+        </w:rPr>
+        <w:t>movie_api</w:t>
+      </w:r>
+      <w:proofErr w:type="spellEnd"/>
+      <w:r>
+        <w:rPr>
+          <w:b/>
+          <w:bCs/>
+          <w:sz w:val="32"/>
+          <w:szCs w:val="32"/>
+        </w:rPr>
+        <w:t>/        -&gt; Repo 2</w:t>
+      </w:r>
+    </w:p>
+    <w:p>
+      <w:pPr>
+        <w:jc w:val="both"/>
+        <w:rPr>
+          <w:b/>
+          <w:bCs/>
+          <w:sz w:val="32"/>
+          <w:szCs w:val="32"/>
+        </w:rPr>
+      </w:pPr>
+      <w:proofErr w:type="spellStart"/>
+      <w:r>
+        <w:rPr>
+          <w:b/>
+          <w:bCs/>
+          <w:sz w:val="32"/>
+          <w:szCs w:val="32"/>
+        </w:rPr>
+        <w:t>shared_package</w:t>
+      </w:r>
+      <w:proofErr w:type="spellEnd"/>
+      <w:r>
+        <w:rPr>
+          <w:b/>
+          <w:bCs/>
+          <w:sz w:val="32"/>
+          <w:szCs w:val="32"/>
+        </w:rPr>
+        <w:t>/   -&gt; Repo 3</w:t>
       </w:r>
     </w:p>
     <w:p>
@@ -7691,14 +8967,25 @@
           <w:szCs w:val="28"/>
         </w:rPr>
       </w:pPr>
-      <w:r>
-        <w:rPr>
-          <w:b/>
-          <w:bCs/>
-          <w:sz w:val="28"/>
-          <w:szCs w:val="28"/>
-        </w:rPr>
-        <w:t>my_company/</w:t>
+      <w:proofErr w:type="spellStart"/>
+      <w:r>
+        <w:rPr>
+          <w:b/>
+          <w:bCs/>
+          <w:sz w:val="28"/>
+          <w:szCs w:val="28"/>
+        </w:rPr>
+        <w:t>my_company</w:t>
+      </w:r>
+      <w:proofErr w:type="spellEnd"/>
+      <w:r>
+        <w:rPr>
+          <w:b/>
+          <w:bCs/>
+          <w:sz w:val="28"/>
+          <w:szCs w:val="28"/>
+        </w:rPr>
+        <w:t>/</w:t>
       </w:r>
     </w:p>
     <w:p>
@@ -7798,7 +9085,27 @@
           <w:sz w:val="28"/>
           <w:szCs w:val="28"/>
         </w:rPr>
-        <w:t xml:space="preserve"> movie_app/</w:t>
+        <w:t xml:space="preserve"> </w:t>
+      </w:r>
+      <w:proofErr w:type="spellStart"/>
+      <w:r>
+        <w:rPr>
+          <w:b/>
+          <w:bCs/>
+          <w:sz w:val="28"/>
+          <w:szCs w:val="28"/>
+        </w:rPr>
+        <w:t>movie_app</w:t>
+      </w:r>
+      <w:proofErr w:type="spellEnd"/>
+      <w:r>
+        <w:rPr>
+          <w:b/>
+          <w:bCs/>
+          <w:sz w:val="28"/>
+          <w:szCs w:val="28"/>
+        </w:rPr>
+        <w:t>/</w:t>
       </w:r>
     </w:p>
     <w:p>
@@ -7847,27 +9154,67 @@
           <w:sz w:val="28"/>
           <w:szCs w:val="28"/>
         </w:rPr>
-        <w:t xml:space="preserve"> admin_app/</w:t>
-      </w:r>
-    </w:p>
-    <w:p>
-      <w:pPr>
-        <w:jc w:val="both"/>
-        <w:rPr>
-          <w:b/>
-          <w:bCs/>
-          <w:sz w:val="28"/>
-          <w:szCs w:val="28"/>
-        </w:rPr>
-      </w:pPr>
-      <w:r>
-        <w:rPr>
-          <w:b/>
-          <w:bCs/>
-          <w:sz w:val="28"/>
-          <w:szCs w:val="28"/>
-        </w:rPr>
-        <w:t>│   └── web_dashboard/</w:t>
+        <w:t xml:space="preserve"> </w:t>
+      </w:r>
+      <w:proofErr w:type="spellStart"/>
+      <w:r>
+        <w:rPr>
+          <w:b/>
+          <w:bCs/>
+          <w:sz w:val="28"/>
+          <w:szCs w:val="28"/>
+        </w:rPr>
+        <w:t>admin_app</w:t>
+      </w:r>
+      <w:proofErr w:type="spellEnd"/>
+      <w:r>
+        <w:rPr>
+          <w:b/>
+          <w:bCs/>
+          <w:sz w:val="28"/>
+          <w:szCs w:val="28"/>
+        </w:rPr>
+        <w:t>/</w:t>
+      </w:r>
+    </w:p>
+    <w:p>
+      <w:pPr>
+        <w:jc w:val="both"/>
+        <w:rPr>
+          <w:b/>
+          <w:bCs/>
+          <w:sz w:val="28"/>
+          <w:szCs w:val="28"/>
+        </w:rPr>
+      </w:pPr>
+      <w:r>
+        <w:rPr>
+          <w:b/>
+          <w:bCs/>
+          <w:sz w:val="28"/>
+          <w:szCs w:val="28"/>
+        </w:rPr>
+        <w:t xml:space="preserve">│   └── </w:t>
+      </w:r>
+      <w:proofErr w:type="spellStart"/>
+      <w:r>
+        <w:rPr>
+          <w:b/>
+          <w:bCs/>
+          <w:sz w:val="28"/>
+          <w:szCs w:val="28"/>
+        </w:rPr>
+        <w:t>web_dashboard</w:t>
+      </w:r>
+      <w:proofErr w:type="spellEnd"/>
+      <w:r>
+        <w:rPr>
+          <w:b/>
+          <w:bCs/>
+          <w:sz w:val="28"/>
+          <w:szCs w:val="28"/>
+        </w:rPr>
+        <w:t>/</w:t>
       </w:r>
     </w:p>
     <w:p>
@@ -7976,7 +9323,27 @@
           <w:sz w:val="28"/>
           <w:szCs w:val="28"/>
         </w:rPr>
-        <w:t xml:space="preserve"> ui_kit/</w:t>
+        <w:t xml:space="preserve"> </w:t>
+      </w:r>
+      <w:proofErr w:type="spellStart"/>
+      <w:r>
+        <w:rPr>
+          <w:b/>
+          <w:bCs/>
+          <w:sz w:val="28"/>
+          <w:szCs w:val="28"/>
+        </w:rPr>
+        <w:t>ui_kit</w:t>
+      </w:r>
+      <w:proofErr w:type="spellEnd"/>
+      <w:r>
+        <w:rPr>
+          <w:b/>
+          <w:bCs/>
+          <w:sz w:val="28"/>
+          <w:szCs w:val="28"/>
+        </w:rPr>
+        <w:t>/</w:t>
       </w:r>
     </w:p>
     <w:p>
@@ -8025,7 +9392,27 @@
           <w:sz w:val="28"/>
           <w:szCs w:val="28"/>
         </w:rPr>
-        <w:t xml:space="preserve"> auth_package/</w:t>
+        <w:t xml:space="preserve"> </w:t>
+      </w:r>
+      <w:proofErr w:type="spellStart"/>
+      <w:r>
+        <w:rPr>
+          <w:b/>
+          <w:bCs/>
+          <w:sz w:val="28"/>
+          <w:szCs w:val="28"/>
+        </w:rPr>
+        <w:t>auth_package</w:t>
+      </w:r>
+      <w:proofErr w:type="spellEnd"/>
+      <w:r>
+        <w:rPr>
+          <w:b/>
+          <w:bCs/>
+          <w:sz w:val="28"/>
+          <w:szCs w:val="28"/>
+        </w:rPr>
+        <w:t>/</w:t>
       </w:r>
     </w:p>
     <w:p>
@@ -8135,7 +9522,27 @@
           <w:sz w:val="28"/>
           <w:szCs w:val="28"/>
         </w:rPr>
-        <w:t xml:space="preserve"> api/</w:t>
+        <w:t xml:space="preserve"> </w:t>
+      </w:r>
+      <w:proofErr w:type="spellStart"/>
+      <w:r>
+        <w:rPr>
+          <w:b/>
+          <w:bCs/>
+          <w:sz w:val="28"/>
+          <w:szCs w:val="28"/>
+        </w:rPr>
+        <w:t>api</w:t>
+      </w:r>
+      <w:proofErr w:type="spellEnd"/>
+      <w:r>
+        <w:rPr>
+          <w:b/>
+          <w:bCs/>
+          <w:sz w:val="28"/>
+          <w:szCs w:val="28"/>
+        </w:rPr>
+        <w:t>/</w:t>
       </w:r>
     </w:p>
     <w:p>
@@ -8318,6 +9725,7 @@
           <w:szCs w:val="32"/>
         </w:rPr>
       </w:pPr>
+      <w:proofErr w:type="spellStart"/>
       <w:r>
         <w:rPr>
           <w:b/>
@@ -8327,17 +9735,19 @@
         </w:rPr>
         <w:t>customer_app_repo</w:t>
       </w:r>
-    </w:p>
-    <w:p>
-      <w:pPr>
-        <w:jc w:val="both"/>
-        <w:rPr>
-          <w:b/>
-          <w:bCs/>
-          <w:sz w:val="32"/>
-          <w:szCs w:val="32"/>
-        </w:rPr>
-      </w:pPr>
+      <w:proofErr w:type="spellEnd"/>
+    </w:p>
+    <w:p>
+      <w:pPr>
+        <w:jc w:val="both"/>
+        <w:rPr>
+          <w:b/>
+          <w:bCs/>
+          <w:sz w:val="32"/>
+          <w:szCs w:val="32"/>
+        </w:rPr>
+      </w:pPr>
+      <w:proofErr w:type="spellStart"/>
       <w:r>
         <w:rPr>
           <w:b/>
@@ -8347,17 +9757,19 @@
         </w:rPr>
         <w:t>admin_app_repo</w:t>
       </w:r>
-    </w:p>
-    <w:p>
-      <w:pPr>
-        <w:jc w:val="both"/>
-        <w:rPr>
-          <w:b/>
-          <w:bCs/>
-          <w:sz w:val="32"/>
-          <w:szCs w:val="32"/>
-        </w:rPr>
-      </w:pPr>
+      <w:proofErr w:type="spellEnd"/>
+    </w:p>
+    <w:p>
+      <w:pPr>
+        <w:jc w:val="both"/>
+        <w:rPr>
+          <w:b/>
+          <w:bCs/>
+          <w:sz w:val="32"/>
+          <w:szCs w:val="32"/>
+        </w:rPr>
+      </w:pPr>
+      <w:proofErr w:type="spellStart"/>
       <w:r>
         <w:rPr>
           <w:b/>
@@ -8367,6 +9779,7 @@
         </w:rPr>
         <w:t>ui_package_repo</w:t>
       </w:r>
+      <w:proofErr w:type="spellEnd"/>
     </w:p>
     <w:p>
       <w:pPr>
@@ -8548,8 +9961,19 @@
           <w:sz w:val="32"/>
           <w:szCs w:val="32"/>
         </w:rPr>
-        <w:t xml:space="preserve"> customer_app</w:t>
-      </w:r>
+        <w:t xml:space="preserve"> </w:t>
+      </w:r>
+      <w:proofErr w:type="spellStart"/>
+      <w:r>
+        <w:rPr>
+          <w:b/>
+          <w:bCs/>
+          <w:sz w:val="32"/>
+          <w:szCs w:val="32"/>
+        </w:rPr>
+        <w:t>customer_app</w:t>
+      </w:r>
+      <w:proofErr w:type="spellEnd"/>
     </w:p>
     <w:p>
       <w:pPr>
@@ -8588,28 +10012,50 @@
           <w:sz w:val="32"/>
           <w:szCs w:val="32"/>
         </w:rPr>
-        <w:t xml:space="preserve"> admin_app</w:t>
-      </w:r>
-    </w:p>
-    <w:p>
-      <w:pPr>
-        <w:jc w:val="both"/>
-        <w:rPr>
-          <w:b/>
-          <w:bCs/>
-          <w:sz w:val="32"/>
-          <w:szCs w:val="32"/>
-        </w:rPr>
-      </w:pPr>
-      <w:r>
-        <w:rPr>
-          <w:b/>
-          <w:bCs/>
-          <w:sz w:val="32"/>
-          <w:szCs w:val="32"/>
-        </w:rPr>
-        <w:t>└── ui_package</w:t>
-      </w:r>
+        <w:t xml:space="preserve"> </w:t>
+      </w:r>
+      <w:proofErr w:type="spellStart"/>
+      <w:r>
+        <w:rPr>
+          <w:b/>
+          <w:bCs/>
+          <w:sz w:val="32"/>
+          <w:szCs w:val="32"/>
+        </w:rPr>
+        <w:t>admin_app</w:t>
+      </w:r>
+      <w:proofErr w:type="spellEnd"/>
+    </w:p>
+    <w:p>
+      <w:pPr>
+        <w:jc w:val="both"/>
+        <w:rPr>
+          <w:b/>
+          <w:bCs/>
+          <w:sz w:val="32"/>
+          <w:szCs w:val="32"/>
+        </w:rPr>
+      </w:pPr>
+      <w:r>
+        <w:rPr>
+          <w:b/>
+          <w:bCs/>
+          <w:sz w:val="32"/>
+          <w:szCs w:val="32"/>
+        </w:rPr>
+        <w:t xml:space="preserve">└── </w:t>
+      </w:r>
+      <w:proofErr w:type="spellStart"/>
+      <w:r>
+        <w:rPr>
+          <w:b/>
+          <w:bCs/>
+          <w:sz w:val="32"/>
+          <w:szCs w:val="32"/>
+        </w:rPr>
+        <w:t>ui_package</w:t>
+      </w:r>
+      <w:proofErr w:type="spellEnd"/>
     </w:p>
     <w:p>
       <w:pPr>
@@ -8627,6 +10073,7 @@
         <w:lastRenderedPageBreak/>
         <w:t xml:space="preserve"># We can modify </w:t>
       </w:r>
+      <w:proofErr w:type="spellStart"/>
       <w:r>
         <w:rPr>
           <w:b/>
@@ -8636,6 +10083,7 @@
         </w:rPr>
         <w:t>ui_package</w:t>
       </w:r>
+      <w:proofErr w:type="spellEnd"/>
       <w:r>
         <w:rPr>
           <w:sz w:val="32"/>
@@ -8720,14 +10168,25 @@
           <w:szCs w:val="32"/>
         </w:rPr>
       </w:pPr>
-      <w:r>
-        <w:rPr>
-          <w:b/>
-          <w:bCs/>
-          <w:sz w:val="32"/>
-          <w:szCs w:val="32"/>
-        </w:rPr>
-        <w:t>flutter_workspace/</w:t>
+      <w:proofErr w:type="spellStart"/>
+      <w:r>
+        <w:rPr>
+          <w:b/>
+          <w:bCs/>
+          <w:sz w:val="32"/>
+          <w:szCs w:val="32"/>
+        </w:rPr>
+        <w:t>flutter_workspace</w:t>
+      </w:r>
+      <w:proofErr w:type="spellEnd"/>
+      <w:r>
+        <w:rPr>
+          <w:b/>
+          <w:bCs/>
+          <w:sz w:val="32"/>
+          <w:szCs w:val="32"/>
+        </w:rPr>
+        <w:t>/</w:t>
       </w:r>
     </w:p>
     <w:p>
@@ -8827,27 +10286,67 @@
           <w:sz w:val="32"/>
           <w:szCs w:val="32"/>
         </w:rPr>
-        <w:t xml:space="preserve"> customer_app/</w:t>
-      </w:r>
-    </w:p>
-    <w:p>
-      <w:pPr>
-        <w:jc w:val="both"/>
-        <w:rPr>
-          <w:b/>
-          <w:bCs/>
-          <w:sz w:val="32"/>
-          <w:szCs w:val="32"/>
-        </w:rPr>
-      </w:pPr>
-      <w:r>
-        <w:rPr>
-          <w:b/>
-          <w:bCs/>
-          <w:sz w:val="32"/>
-          <w:szCs w:val="32"/>
-        </w:rPr>
-        <w:t>│   └── admin_app/</w:t>
+        <w:t xml:space="preserve"> </w:t>
+      </w:r>
+      <w:proofErr w:type="spellStart"/>
+      <w:r>
+        <w:rPr>
+          <w:b/>
+          <w:bCs/>
+          <w:sz w:val="32"/>
+          <w:szCs w:val="32"/>
+        </w:rPr>
+        <w:t>customer_app</w:t>
+      </w:r>
+      <w:proofErr w:type="spellEnd"/>
+      <w:r>
+        <w:rPr>
+          <w:b/>
+          <w:bCs/>
+          <w:sz w:val="32"/>
+          <w:szCs w:val="32"/>
+        </w:rPr>
+        <w:t>/</w:t>
+      </w:r>
+    </w:p>
+    <w:p>
+      <w:pPr>
+        <w:jc w:val="both"/>
+        <w:rPr>
+          <w:b/>
+          <w:bCs/>
+          <w:sz w:val="32"/>
+          <w:szCs w:val="32"/>
+        </w:rPr>
+      </w:pPr>
+      <w:r>
+        <w:rPr>
+          <w:b/>
+          <w:bCs/>
+          <w:sz w:val="32"/>
+          <w:szCs w:val="32"/>
+        </w:rPr>
+        <w:t xml:space="preserve">│   └── </w:t>
+      </w:r>
+      <w:proofErr w:type="spellStart"/>
+      <w:r>
+        <w:rPr>
+          <w:b/>
+          <w:bCs/>
+          <w:sz w:val="32"/>
+          <w:szCs w:val="32"/>
+        </w:rPr>
+        <w:t>admin_app</w:t>
+      </w:r>
+      <w:proofErr w:type="spellEnd"/>
+      <w:r>
+        <w:rPr>
+          <w:b/>
+          <w:bCs/>
+          <w:sz w:val="32"/>
+          <w:szCs w:val="32"/>
+        </w:rPr>
+        <w:t>/</w:t>
       </w:r>
     </w:p>
     <w:p>
@@ -8936,7 +10435,27 @@
           <w:sz w:val="32"/>
           <w:szCs w:val="32"/>
         </w:rPr>
-        <w:t xml:space="preserve"> design_system/</w:t>
+        <w:t xml:space="preserve"> </w:t>
+      </w:r>
+      <w:proofErr w:type="spellStart"/>
+      <w:r>
+        <w:rPr>
+          <w:b/>
+          <w:bCs/>
+          <w:sz w:val="32"/>
+          <w:szCs w:val="32"/>
+        </w:rPr>
+        <w:t>design_system</w:t>
+      </w:r>
+      <w:proofErr w:type="spellEnd"/>
+      <w:r>
+        <w:rPr>
+          <w:b/>
+          <w:bCs/>
+          <w:sz w:val="32"/>
+          <w:szCs w:val="32"/>
+        </w:rPr>
+        <w:t>/</w:t>
       </w:r>
     </w:p>
     <w:p>
@@ -8985,7 +10504,27 @@
           <w:sz w:val="32"/>
           <w:szCs w:val="32"/>
         </w:rPr>
-        <w:t xml:space="preserve"> network_client/</w:t>
+        <w:t xml:space="preserve"> </w:t>
+      </w:r>
+      <w:proofErr w:type="spellStart"/>
+      <w:r>
+        <w:rPr>
+          <w:b/>
+          <w:bCs/>
+          <w:sz w:val="32"/>
+          <w:szCs w:val="32"/>
+        </w:rPr>
+        <w:t>network_client</w:t>
+      </w:r>
+      <w:proofErr w:type="spellEnd"/>
+      <w:r>
+        <w:rPr>
+          <w:b/>
+          <w:bCs/>
+          <w:sz w:val="32"/>
+          <w:szCs w:val="32"/>
+        </w:rPr>
+        <w:t>/</w:t>
       </w:r>
     </w:p>
     <w:p>
@@ -9819,8 +11358,19 @@
           <w:sz w:val="32"/>
           <w:szCs w:val="32"/>
         </w:rPr>
-        <w:t xml:space="preserve"> WeatherScreen</w:t>
-      </w:r>
+        <w:t xml:space="preserve"> </w:t>
+      </w:r>
+      <w:proofErr w:type="spellStart"/>
+      <w:r>
+        <w:rPr>
+          <w:b/>
+          <w:bCs/>
+          <w:sz w:val="32"/>
+          <w:szCs w:val="32"/>
+        </w:rPr>
+        <w:t>WeatherScreen</w:t>
+      </w:r>
+      <w:proofErr w:type="spellEnd"/>
       <w:r>
         <w:rPr>
           <w:sz w:val="32"/>
@@ -10059,7 +11609,51 @@
           <w:sz w:val="32"/>
           <w:szCs w:val="32"/>
         </w:rPr>
-        <w:t>class WeatherScreen extends StatefulWidget {…}</w:t>
+        <w:t xml:space="preserve">class </w:t>
+      </w:r>
+      <w:proofErr w:type="spellStart"/>
+      <w:r>
+        <w:rPr>
+          <w:b/>
+          <w:bCs/>
+          <w:color w:val="D86DCB" w:themeColor="accent5" w:themeTint="99"/>
+          <w:sz w:val="32"/>
+          <w:szCs w:val="32"/>
+        </w:rPr>
+        <w:t>WeatherScreen</w:t>
+      </w:r>
+      <w:proofErr w:type="spellEnd"/>
+      <w:r>
+        <w:rPr>
+          <w:b/>
+          <w:bCs/>
+          <w:color w:val="D86DCB" w:themeColor="accent5" w:themeTint="99"/>
+          <w:sz w:val="32"/>
+          <w:szCs w:val="32"/>
+        </w:rPr>
+        <w:t xml:space="preserve"> extends </w:t>
+      </w:r>
+      <w:proofErr w:type="spellStart"/>
+      <w:r>
+        <w:rPr>
+          <w:b/>
+          <w:bCs/>
+          <w:color w:val="D86DCB" w:themeColor="accent5" w:themeTint="99"/>
+          <w:sz w:val="32"/>
+          <w:szCs w:val="32"/>
+        </w:rPr>
+        <w:t>StatefulWidget</w:t>
+      </w:r>
+      <w:proofErr w:type="spellEnd"/>
+      <w:r>
+        <w:rPr>
+          <w:b/>
+          <w:bCs/>
+          <w:color w:val="D86DCB" w:themeColor="accent5" w:themeTint="99"/>
+          <w:sz w:val="32"/>
+          <w:szCs w:val="32"/>
+        </w:rPr>
+        <w:t xml:space="preserve"> {…}</w:t>
       </w:r>
     </w:p>
     <w:p>
@@ -10091,6 +11685,7 @@
           <w:szCs w:val="32"/>
         </w:rPr>
       </w:pPr>
+      <w:proofErr w:type="spellStart"/>
       <w:r>
         <w:rPr>
           <w:b/>
@@ -10101,6 +11696,7 @@
         <w:lastRenderedPageBreak/>
         <w:t>WeatherScreen</w:t>
       </w:r>
+      <w:proofErr w:type="spellEnd"/>
       <w:r>
         <w:rPr>
           <w:sz w:val="32"/>
@@ -10122,6 +11718,7 @@
           <w:szCs w:val="32"/>
         </w:rPr>
       </w:pPr>
+      <w:proofErr w:type="spellStart"/>
       <w:r>
         <w:rPr>
           <w:b/>
@@ -10131,6 +11728,7 @@
         </w:rPr>
         <w:t>WeatherController</w:t>
       </w:r>
+      <w:proofErr w:type="spellEnd"/>
       <w:r>
         <w:rPr>
           <w:sz w:val="32"/>
@@ -10152,6 +11750,7 @@
           <w:szCs w:val="32"/>
         </w:rPr>
       </w:pPr>
+      <w:proofErr w:type="spellStart"/>
       <w:r>
         <w:rPr>
           <w:b/>
@@ -10161,6 +11760,7 @@
         </w:rPr>
         <w:t>WeatherRepository</w:t>
       </w:r>
+      <w:proofErr w:type="spellEnd"/>
       <w:r>
         <w:rPr>
           <w:sz w:val="32"/>
@@ -10182,6 +11782,7 @@
           <w:szCs w:val="32"/>
         </w:rPr>
       </w:pPr>
+      <w:proofErr w:type="spellStart"/>
       <w:r>
         <w:rPr>
           <w:b/>
@@ -10191,6 +11792,7 @@
         </w:rPr>
         <w:t>WeatherAPI</w:t>
       </w:r>
+      <w:proofErr w:type="spellEnd"/>
       <w:r>
         <w:rPr>
           <w:sz w:val="32"/>
@@ -10225,6 +11827,7 @@
           <w:szCs w:val="28"/>
         </w:rPr>
       </w:pPr>
+      <w:proofErr w:type="spellStart"/>
       <w:r>
         <w:rPr>
           <w:b/>
@@ -10234,6 +11837,7 @@
         </w:rPr>
         <w:t>WeatherScreen</w:t>
       </w:r>
+      <w:proofErr w:type="spellEnd"/>
     </w:p>
     <w:p>
       <w:pPr>
@@ -10265,6 +11869,7 @@
           <w:szCs w:val="28"/>
         </w:rPr>
       </w:pPr>
+      <w:proofErr w:type="spellStart"/>
       <w:r>
         <w:rPr>
           <w:b/>
@@ -10274,6 +11879,7 @@
         </w:rPr>
         <w:t>WeatherController</w:t>
       </w:r>
+      <w:proofErr w:type="spellEnd"/>
     </w:p>
     <w:p>
       <w:pPr>
@@ -10305,6 +11911,7 @@
           <w:szCs w:val="28"/>
         </w:rPr>
       </w:pPr>
+      <w:proofErr w:type="spellStart"/>
       <w:r>
         <w:rPr>
           <w:b/>
@@ -10314,6 +11921,7 @@
         </w:rPr>
         <w:t>WeatherRepository</w:t>
       </w:r>
+      <w:proofErr w:type="spellEnd"/>
     </w:p>
     <w:p>
       <w:pPr>
@@ -10345,6 +11953,7 @@
           <w:szCs w:val="28"/>
         </w:rPr>
       </w:pPr>
+      <w:proofErr w:type="spellStart"/>
       <w:r>
         <w:rPr>
           <w:b/>
@@ -10354,6 +11963,7 @@
         </w:rPr>
         <w:t>WeatherApi</w:t>
       </w:r>
+      <w:proofErr w:type="spellEnd"/>
     </w:p>
     <w:p>
       <w:pPr>
@@ -10381,6 +11991,7 @@
           <w:szCs w:val="28"/>
         </w:rPr>
       </w:pPr>
+      <w:proofErr w:type="spellStart"/>
       <w:r>
         <w:rPr>
           <w:b/>
@@ -10390,6 +12001,7 @@
         </w:rPr>
         <w:t>HomeScreen</w:t>
       </w:r>
+      <w:proofErr w:type="spellEnd"/>
     </w:p>
     <w:p>
       <w:pPr>
@@ -10486,8 +12098,19 @@
           <w:sz w:val="28"/>
           <w:szCs w:val="28"/>
         </w:rPr>
-        <w:t xml:space="preserve"> SearchBar</w:t>
-      </w:r>
+        <w:t xml:space="preserve"> </w:t>
+      </w:r>
+      <w:proofErr w:type="spellStart"/>
+      <w:r>
+        <w:rPr>
+          <w:b/>
+          <w:bCs/>
+          <w:sz w:val="28"/>
+          <w:szCs w:val="28"/>
+        </w:rPr>
+        <w:t>SearchBar</w:t>
+      </w:r>
+      <w:proofErr w:type="spellEnd"/>
     </w:p>
     <w:p>
       <w:pPr>
@@ -10535,28 +12158,50 @@
           <w:sz w:val="28"/>
           <w:szCs w:val="28"/>
         </w:rPr>
-        <w:t xml:space="preserve"> ProductGrid</w:t>
-      </w:r>
-    </w:p>
-    <w:p>
-      <w:pPr>
-        <w:jc w:val="both"/>
-        <w:rPr>
-          <w:b/>
-          <w:bCs/>
-          <w:sz w:val="28"/>
-          <w:szCs w:val="28"/>
-        </w:rPr>
-      </w:pPr>
-      <w:r>
-        <w:rPr>
-          <w:b/>
-          <w:bCs/>
-          <w:sz w:val="28"/>
-          <w:szCs w:val="28"/>
-        </w:rPr>
-        <w:t xml:space="preserve">    └── BottomBar</w:t>
-      </w:r>
+        <w:t xml:space="preserve"> </w:t>
+      </w:r>
+      <w:proofErr w:type="spellStart"/>
+      <w:r>
+        <w:rPr>
+          <w:b/>
+          <w:bCs/>
+          <w:sz w:val="28"/>
+          <w:szCs w:val="28"/>
+        </w:rPr>
+        <w:t>ProductGrid</w:t>
+      </w:r>
+      <w:proofErr w:type="spellEnd"/>
+    </w:p>
+    <w:p>
+      <w:pPr>
+        <w:jc w:val="both"/>
+        <w:rPr>
+          <w:b/>
+          <w:bCs/>
+          <w:sz w:val="28"/>
+          <w:szCs w:val="28"/>
+        </w:rPr>
+      </w:pPr>
+      <w:r>
+        <w:rPr>
+          <w:b/>
+          <w:bCs/>
+          <w:sz w:val="28"/>
+          <w:szCs w:val="28"/>
+        </w:rPr>
+        <w:t xml:space="preserve">    └── </w:t>
+      </w:r>
+      <w:proofErr w:type="spellStart"/>
+      <w:r>
+        <w:rPr>
+          <w:b/>
+          <w:bCs/>
+          <w:sz w:val="28"/>
+          <w:szCs w:val="28"/>
+        </w:rPr>
+        <w:t>BottomBar</w:t>
+      </w:r>
+      <w:proofErr w:type="spellEnd"/>
     </w:p>
     <w:p>
       <w:pPr>
@@ -10672,29 +12317,73 @@
           <w:sz w:val="32"/>
           <w:szCs w:val="32"/>
         </w:rPr>
-        <w:t>if (payment == "Bkash") {}</w:t>
-      </w:r>
-    </w:p>
-    <w:p>
-      <w:pPr>
-        <w:jc w:val="both"/>
-        <w:rPr>
-          <w:b/>
-          <w:bCs/>
-          <w:color w:val="D86DCB" w:themeColor="accent5" w:themeTint="99"/>
-          <w:sz w:val="32"/>
-          <w:szCs w:val="32"/>
-        </w:rPr>
-      </w:pPr>
-      <w:r>
-        <w:rPr>
-          <w:b/>
-          <w:bCs/>
-          <w:color w:val="D86DCB" w:themeColor="accent5" w:themeTint="99"/>
-          <w:sz w:val="32"/>
-          <w:szCs w:val="32"/>
-        </w:rPr>
-        <w:t>if (payment == "Nagad") {}</w:t>
+        <w:t>if (payment == "</w:t>
+      </w:r>
+      <w:proofErr w:type="spellStart"/>
+      <w:r>
+        <w:rPr>
+          <w:b/>
+          <w:bCs/>
+          <w:color w:val="D86DCB" w:themeColor="accent5" w:themeTint="99"/>
+          <w:sz w:val="32"/>
+          <w:szCs w:val="32"/>
+        </w:rPr>
+        <w:t>Bkash</w:t>
+      </w:r>
+      <w:proofErr w:type="spellEnd"/>
+      <w:r>
+        <w:rPr>
+          <w:b/>
+          <w:bCs/>
+          <w:color w:val="D86DCB" w:themeColor="accent5" w:themeTint="99"/>
+          <w:sz w:val="32"/>
+          <w:szCs w:val="32"/>
+        </w:rPr>
+        <w:t>") {}</w:t>
+      </w:r>
+    </w:p>
+    <w:p>
+      <w:pPr>
+        <w:jc w:val="both"/>
+        <w:rPr>
+          <w:b/>
+          <w:bCs/>
+          <w:color w:val="D86DCB" w:themeColor="accent5" w:themeTint="99"/>
+          <w:sz w:val="32"/>
+          <w:szCs w:val="32"/>
+        </w:rPr>
+      </w:pPr>
+      <w:r>
+        <w:rPr>
+          <w:b/>
+          <w:bCs/>
+          <w:color w:val="D86DCB" w:themeColor="accent5" w:themeTint="99"/>
+          <w:sz w:val="32"/>
+          <w:szCs w:val="32"/>
+        </w:rPr>
+        <w:t>if (payment == "</w:t>
+      </w:r>
+      <w:proofErr w:type="spellStart"/>
+      <w:r>
+        <w:rPr>
+          <w:b/>
+          <w:bCs/>
+          <w:color w:val="D86DCB" w:themeColor="accent5" w:themeTint="99"/>
+          <w:sz w:val="32"/>
+          <w:szCs w:val="32"/>
+        </w:rPr>
+        <w:t>Nagad</w:t>
+      </w:r>
+      <w:proofErr w:type="spellEnd"/>
+      <w:r>
+        <w:rPr>
+          <w:b/>
+          <w:bCs/>
+          <w:color w:val="D86DCB" w:themeColor="accent5" w:themeTint="99"/>
+          <w:sz w:val="32"/>
+          <w:szCs w:val="32"/>
+        </w:rPr>
+        <w:t>") {}</w:t>
       </w:r>
     </w:p>
     <w:p>
@@ -10754,29 +12443,73 @@
           <w:sz w:val="32"/>
           <w:szCs w:val="32"/>
         </w:rPr>
-        <w:t>abstract class PaymentMethod {</w:t>
-      </w:r>
-    </w:p>
-    <w:p>
-      <w:pPr>
-        <w:jc w:val="both"/>
-        <w:rPr>
-          <w:b/>
-          <w:bCs/>
-          <w:color w:val="D86DCB" w:themeColor="accent5" w:themeTint="99"/>
-          <w:sz w:val="32"/>
-          <w:szCs w:val="32"/>
-        </w:rPr>
-      </w:pPr>
-      <w:r>
-        <w:rPr>
-          <w:b/>
-          <w:bCs/>
-          <w:color w:val="D86DCB" w:themeColor="accent5" w:themeTint="99"/>
-          <w:sz w:val="32"/>
-          <w:szCs w:val="32"/>
-        </w:rPr>
-        <w:t xml:space="preserve">  Future&lt;void&gt; pay();</w:t>
+        <w:t xml:space="preserve">abstract class </w:t>
+      </w:r>
+      <w:proofErr w:type="spellStart"/>
+      <w:r>
+        <w:rPr>
+          <w:b/>
+          <w:bCs/>
+          <w:color w:val="D86DCB" w:themeColor="accent5" w:themeTint="99"/>
+          <w:sz w:val="32"/>
+          <w:szCs w:val="32"/>
+        </w:rPr>
+        <w:t>PaymentMethod</w:t>
+      </w:r>
+      <w:proofErr w:type="spellEnd"/>
+      <w:r>
+        <w:rPr>
+          <w:b/>
+          <w:bCs/>
+          <w:color w:val="D86DCB" w:themeColor="accent5" w:themeTint="99"/>
+          <w:sz w:val="32"/>
+          <w:szCs w:val="32"/>
+        </w:rPr>
+        <w:t xml:space="preserve"> {</w:t>
+      </w:r>
+    </w:p>
+    <w:p>
+      <w:pPr>
+        <w:jc w:val="both"/>
+        <w:rPr>
+          <w:b/>
+          <w:bCs/>
+          <w:color w:val="D86DCB" w:themeColor="accent5" w:themeTint="99"/>
+          <w:sz w:val="32"/>
+          <w:szCs w:val="32"/>
+        </w:rPr>
+      </w:pPr>
+      <w:r>
+        <w:rPr>
+          <w:b/>
+          <w:bCs/>
+          <w:color w:val="D86DCB" w:themeColor="accent5" w:themeTint="99"/>
+          <w:sz w:val="32"/>
+          <w:szCs w:val="32"/>
+        </w:rPr>
+        <w:t xml:space="preserve">  Future&lt;void&gt; </w:t>
+      </w:r>
+      <w:proofErr w:type="gramStart"/>
+      <w:r>
+        <w:rPr>
+          <w:b/>
+          <w:bCs/>
+          <w:color w:val="D86DCB" w:themeColor="accent5" w:themeTint="99"/>
+          <w:sz w:val="32"/>
+          <w:szCs w:val="32"/>
+        </w:rPr>
+        <w:t>pay(</w:t>
+      </w:r>
+      <w:proofErr w:type="gramEnd"/>
+      <w:r>
+        <w:rPr>
+          <w:b/>
+          <w:bCs/>
+          <w:color w:val="D86DCB" w:themeColor="accent5" w:themeTint="99"/>
+          <w:sz w:val="32"/>
+          <w:szCs w:val="32"/>
+        </w:rPr>
+        <w:t>);</w:t>
       </w:r>
     </w:p>
     <w:p>
@@ -10820,29 +12553,117 @@
           <w:sz w:val="32"/>
           <w:szCs w:val="32"/>
         </w:rPr>
-        <w:t>class BkashPayment implement PaymentMethod {…}</w:t>
-      </w:r>
-    </w:p>
-    <w:p>
-      <w:pPr>
-        <w:jc w:val="both"/>
-        <w:rPr>
-          <w:b/>
-          <w:bCs/>
-          <w:color w:val="D86DCB" w:themeColor="accent5" w:themeTint="99"/>
-          <w:sz w:val="32"/>
-          <w:szCs w:val="32"/>
-        </w:rPr>
-      </w:pPr>
-      <w:r>
-        <w:rPr>
-          <w:b/>
-          <w:bCs/>
-          <w:color w:val="D86DCB" w:themeColor="accent5" w:themeTint="99"/>
-          <w:sz w:val="32"/>
-          <w:szCs w:val="32"/>
-        </w:rPr>
-        <w:t>class NagadPayment implement PaymentMethod {…}</w:t>
+        <w:t xml:space="preserve">class </w:t>
+      </w:r>
+      <w:proofErr w:type="spellStart"/>
+      <w:r>
+        <w:rPr>
+          <w:b/>
+          <w:bCs/>
+          <w:color w:val="D86DCB" w:themeColor="accent5" w:themeTint="99"/>
+          <w:sz w:val="32"/>
+          <w:szCs w:val="32"/>
+        </w:rPr>
+        <w:t>BkashPayment</w:t>
+      </w:r>
+      <w:proofErr w:type="spellEnd"/>
+      <w:r>
+        <w:rPr>
+          <w:b/>
+          <w:bCs/>
+          <w:color w:val="D86DCB" w:themeColor="accent5" w:themeTint="99"/>
+          <w:sz w:val="32"/>
+          <w:szCs w:val="32"/>
+        </w:rPr>
+        <w:t xml:space="preserve"> implement </w:t>
+      </w:r>
+      <w:proofErr w:type="spellStart"/>
+      <w:r>
+        <w:rPr>
+          <w:b/>
+          <w:bCs/>
+          <w:color w:val="D86DCB" w:themeColor="accent5" w:themeTint="99"/>
+          <w:sz w:val="32"/>
+          <w:szCs w:val="32"/>
+        </w:rPr>
+        <w:t>PaymentMethod</w:t>
+      </w:r>
+      <w:proofErr w:type="spellEnd"/>
+      <w:r>
+        <w:rPr>
+          <w:b/>
+          <w:bCs/>
+          <w:color w:val="D86DCB" w:themeColor="accent5" w:themeTint="99"/>
+          <w:sz w:val="32"/>
+          <w:szCs w:val="32"/>
+        </w:rPr>
+        <w:t xml:space="preserve"> {…}</w:t>
+      </w:r>
+    </w:p>
+    <w:p>
+      <w:pPr>
+        <w:jc w:val="both"/>
+        <w:rPr>
+          <w:b/>
+          <w:bCs/>
+          <w:color w:val="D86DCB" w:themeColor="accent5" w:themeTint="99"/>
+          <w:sz w:val="32"/>
+          <w:szCs w:val="32"/>
+        </w:rPr>
+      </w:pPr>
+      <w:r>
+        <w:rPr>
+          <w:b/>
+          <w:bCs/>
+          <w:color w:val="D86DCB" w:themeColor="accent5" w:themeTint="99"/>
+          <w:sz w:val="32"/>
+          <w:szCs w:val="32"/>
+        </w:rPr>
+        <w:t xml:space="preserve">class </w:t>
+      </w:r>
+      <w:proofErr w:type="spellStart"/>
+      <w:r>
+        <w:rPr>
+          <w:b/>
+          <w:bCs/>
+          <w:color w:val="D86DCB" w:themeColor="accent5" w:themeTint="99"/>
+          <w:sz w:val="32"/>
+          <w:szCs w:val="32"/>
+        </w:rPr>
+        <w:t>NagadPayment</w:t>
+      </w:r>
+      <w:proofErr w:type="spellEnd"/>
+      <w:r>
+        <w:rPr>
+          <w:b/>
+          <w:bCs/>
+          <w:color w:val="D86DCB" w:themeColor="accent5" w:themeTint="99"/>
+          <w:sz w:val="32"/>
+          <w:szCs w:val="32"/>
+        </w:rPr>
+        <w:t xml:space="preserve"> implement </w:t>
+      </w:r>
+      <w:proofErr w:type="spellStart"/>
+      <w:r>
+        <w:rPr>
+          <w:b/>
+          <w:bCs/>
+          <w:color w:val="D86DCB" w:themeColor="accent5" w:themeTint="99"/>
+          <w:sz w:val="32"/>
+          <w:szCs w:val="32"/>
+        </w:rPr>
+        <w:t>PaymentMethod</w:t>
+      </w:r>
+      <w:proofErr w:type="spellEnd"/>
+      <w:r>
+        <w:rPr>
+          <w:b/>
+          <w:bCs/>
+          <w:color w:val="D86DCB" w:themeColor="accent5" w:themeTint="99"/>
+          <w:sz w:val="32"/>
+          <w:szCs w:val="32"/>
+        </w:rPr>
+        <w:t xml:space="preserve"> {…}</w:t>
       </w:r>
     </w:p>
     <w:p>
@@ -10876,6 +12697,7 @@
         </w:rPr>
         <w:t xml:space="preserve"> example, instead of editing </w:t>
       </w:r>
+      <w:proofErr w:type="spellStart"/>
       <w:r>
         <w:rPr>
           <w:b/>
@@ -10885,6 +12707,7 @@
         </w:rPr>
         <w:t>NotificationService</w:t>
       </w:r>
+      <w:proofErr w:type="spellEnd"/>
       <w:r>
         <w:rPr>
           <w:sz w:val="32"/>
@@ -10904,6 +12727,7 @@
           <w:szCs w:val="32"/>
         </w:rPr>
       </w:pPr>
+      <w:proofErr w:type="spellStart"/>
       <w:r>
         <w:rPr>
           <w:b/>
@@ -10914,18 +12738,20 @@
         </w:rPr>
         <w:t>PushNotificationService</w:t>
       </w:r>
-    </w:p>
-    <w:p>
-      <w:pPr>
-        <w:jc w:val="both"/>
-        <w:rPr>
-          <w:b/>
-          <w:bCs/>
-          <w:color w:val="D86DCB" w:themeColor="accent5" w:themeTint="99"/>
-          <w:sz w:val="32"/>
-          <w:szCs w:val="32"/>
-        </w:rPr>
-      </w:pPr>
+      <w:proofErr w:type="spellEnd"/>
+    </w:p>
+    <w:p>
+      <w:pPr>
+        <w:jc w:val="both"/>
+        <w:rPr>
+          <w:b/>
+          <w:bCs/>
+          <w:color w:val="D86DCB" w:themeColor="accent5" w:themeTint="99"/>
+          <w:sz w:val="32"/>
+          <w:szCs w:val="32"/>
+        </w:rPr>
+      </w:pPr>
+      <w:proofErr w:type="spellStart"/>
       <w:r>
         <w:rPr>
           <w:b/>
@@ -10936,18 +12762,20 @@
         </w:rPr>
         <w:t>LocalNotificationService</w:t>
       </w:r>
-    </w:p>
-    <w:p>
-      <w:pPr>
-        <w:jc w:val="both"/>
-        <w:rPr>
-          <w:b/>
-          <w:bCs/>
-          <w:color w:val="D86DCB" w:themeColor="accent5" w:themeTint="99"/>
-          <w:sz w:val="32"/>
-          <w:szCs w:val="32"/>
-        </w:rPr>
-      </w:pPr>
+      <w:proofErr w:type="spellEnd"/>
+    </w:p>
+    <w:p>
+      <w:pPr>
+        <w:jc w:val="both"/>
+        <w:rPr>
+          <w:b/>
+          <w:bCs/>
+          <w:color w:val="D86DCB" w:themeColor="accent5" w:themeTint="99"/>
+          <w:sz w:val="32"/>
+          <w:szCs w:val="32"/>
+        </w:rPr>
+      </w:pPr>
+      <w:proofErr w:type="spellStart"/>
       <w:r>
         <w:rPr>
           <w:b/>
@@ -10958,6 +12786,7 @@
         </w:rPr>
         <w:t>LocalNotificationService</w:t>
       </w:r>
+      <w:proofErr w:type="spellEnd"/>
     </w:p>
     <w:p>
       <w:pPr>
@@ -10990,14 +12819,25 @@
           <w:szCs w:val="32"/>
         </w:rPr>
       </w:pPr>
-      <w:r>
-        <w:rPr>
-          <w:b/>
-          <w:bCs/>
-          <w:sz w:val="32"/>
-          <w:szCs w:val="32"/>
-        </w:rPr>
-        <w:t>Liskov Substitution Principle (LSP):</w:t>
+      <w:proofErr w:type="spellStart"/>
+      <w:r>
+        <w:rPr>
+          <w:b/>
+          <w:bCs/>
+          <w:sz w:val="32"/>
+          <w:szCs w:val="32"/>
+        </w:rPr>
+        <w:t>Liskov</w:t>
+      </w:r>
+      <w:proofErr w:type="spellEnd"/>
+      <w:r>
+        <w:rPr>
+          <w:b/>
+          <w:bCs/>
+          <w:sz w:val="32"/>
+          <w:szCs w:val="32"/>
+        </w:rPr>
+        <w:t xml:space="preserve"> Substitution Principle (LSP):</w:t>
       </w:r>
       <w:r>
         <w:rPr>
@@ -11049,7 +12889,29 @@
           <w:sz w:val="32"/>
           <w:szCs w:val="32"/>
         </w:rPr>
-        <w:t>abstract class FileStorage {</w:t>
+        <w:t xml:space="preserve">abstract class </w:t>
+      </w:r>
+      <w:proofErr w:type="spellStart"/>
+      <w:r>
+        <w:rPr>
+          <w:b/>
+          <w:bCs/>
+          <w:color w:val="D86DCB" w:themeColor="accent5" w:themeTint="99"/>
+          <w:sz w:val="32"/>
+          <w:szCs w:val="32"/>
+        </w:rPr>
+        <w:t>FileStorage</w:t>
+      </w:r>
+      <w:proofErr w:type="spellEnd"/>
+      <w:r>
+        <w:rPr>
+          <w:b/>
+          <w:bCs/>
+          <w:color w:val="D86DCB" w:themeColor="accent5" w:themeTint="99"/>
+          <w:sz w:val="32"/>
+          <w:szCs w:val="32"/>
+        </w:rPr>
+        <w:t xml:space="preserve"> {</w:t>
       </w:r>
     </w:p>
     <w:p>
@@ -11072,7 +12934,29 @@
           <w:szCs w:val="32"/>
         </w:rPr>
         <w:lastRenderedPageBreak/>
-        <w:t xml:space="preserve">    Future save();</w:t>
+        <w:t xml:space="preserve">    Future </w:t>
+      </w:r>
+      <w:proofErr w:type="gramStart"/>
+      <w:r>
+        <w:rPr>
+          <w:b/>
+          <w:bCs/>
+          <w:color w:val="D86DCB" w:themeColor="accent5" w:themeTint="99"/>
+          <w:sz w:val="32"/>
+          <w:szCs w:val="32"/>
+        </w:rPr>
+        <w:t>save(</w:t>
+      </w:r>
+      <w:proofErr w:type="gramEnd"/>
+      <w:r>
+        <w:rPr>
+          <w:b/>
+          <w:bCs/>
+          <w:color w:val="D86DCB" w:themeColor="accent5" w:themeTint="99"/>
+          <w:sz w:val="32"/>
+          <w:szCs w:val="32"/>
+        </w:rPr>
+        <w:t>);</w:t>
       </w:r>
     </w:p>
     <w:p>
@@ -11123,6 +13007,7 @@
           <w:szCs w:val="32"/>
         </w:rPr>
       </w:pPr>
+      <w:proofErr w:type="spellStart"/>
       <w:r>
         <w:rPr>
           <w:b/>
@@ -11132,17 +13017,19 @@
         </w:rPr>
         <w:t>LocalStorage</w:t>
       </w:r>
-    </w:p>
-    <w:p>
-      <w:pPr>
-        <w:jc w:val="both"/>
-        <w:rPr>
-          <w:b/>
-          <w:bCs/>
-          <w:sz w:val="32"/>
-          <w:szCs w:val="32"/>
-        </w:rPr>
-      </w:pPr>
+      <w:proofErr w:type="spellEnd"/>
+    </w:p>
+    <w:p>
+      <w:pPr>
+        <w:jc w:val="both"/>
+        <w:rPr>
+          <w:b/>
+          <w:bCs/>
+          <w:sz w:val="32"/>
+          <w:szCs w:val="32"/>
+        </w:rPr>
+      </w:pPr>
+      <w:proofErr w:type="spellStart"/>
       <w:r>
         <w:rPr>
           <w:b/>
@@ -11152,17 +13039,19 @@
         </w:rPr>
         <w:t>CloudStorage</w:t>
       </w:r>
-    </w:p>
-    <w:p>
-      <w:pPr>
-        <w:jc w:val="both"/>
-        <w:rPr>
-          <w:b/>
-          <w:bCs/>
-          <w:sz w:val="32"/>
-          <w:szCs w:val="32"/>
-        </w:rPr>
-      </w:pPr>
+      <w:proofErr w:type="spellEnd"/>
+    </w:p>
+    <w:p>
+      <w:pPr>
+        <w:jc w:val="both"/>
+        <w:rPr>
+          <w:b/>
+          <w:bCs/>
+          <w:sz w:val="32"/>
+          <w:szCs w:val="32"/>
+        </w:rPr>
+      </w:pPr>
+      <w:proofErr w:type="spellStart"/>
       <w:r>
         <w:rPr>
           <w:b/>
@@ -11172,6 +13061,7 @@
         </w:rPr>
         <w:t>HiveStorage</w:t>
       </w:r>
+      <w:proofErr w:type="spellEnd"/>
     </w:p>
     <w:p>
       <w:pPr>
@@ -11229,7 +13119,29 @@
           <w:sz w:val="32"/>
           <w:szCs w:val="32"/>
         </w:rPr>
-        <w:t>abstract class AuthRepository {}</w:t>
+        <w:t xml:space="preserve">abstract class </w:t>
+      </w:r>
+      <w:proofErr w:type="spellStart"/>
+      <w:r>
+        <w:rPr>
+          <w:b/>
+          <w:bCs/>
+          <w:color w:val="D86DCB" w:themeColor="accent5" w:themeTint="99"/>
+          <w:sz w:val="32"/>
+          <w:szCs w:val="32"/>
+        </w:rPr>
+        <w:t>AuthRepository</w:t>
+      </w:r>
+      <w:proofErr w:type="spellEnd"/>
+      <w:r>
+        <w:rPr>
+          <w:b/>
+          <w:bCs/>
+          <w:color w:val="D86DCB" w:themeColor="accent5" w:themeTint="99"/>
+          <w:sz w:val="32"/>
+          <w:szCs w:val="32"/>
+        </w:rPr>
+        <w:t xml:space="preserve"> {}</w:t>
       </w:r>
     </w:p>
     <w:p>
@@ -11265,6 +13177,7 @@
           <w:szCs w:val="32"/>
         </w:rPr>
       </w:pPr>
+      <w:proofErr w:type="spellStart"/>
       <w:r>
         <w:rPr>
           <w:b/>
@@ -11274,17 +13187,19 @@
         </w:rPr>
         <w:t>FirebaseAuthRepository</w:t>
       </w:r>
-    </w:p>
-    <w:p>
-      <w:pPr>
-        <w:jc w:val="both"/>
-        <w:rPr>
-          <w:b/>
-          <w:bCs/>
-          <w:sz w:val="32"/>
-          <w:szCs w:val="32"/>
-        </w:rPr>
-      </w:pPr>
+      <w:proofErr w:type="spellEnd"/>
+    </w:p>
+    <w:p>
+      <w:pPr>
+        <w:jc w:val="both"/>
+        <w:rPr>
+          <w:b/>
+          <w:bCs/>
+          <w:sz w:val="32"/>
+          <w:szCs w:val="32"/>
+        </w:rPr>
+      </w:pPr>
+      <w:proofErr w:type="spellStart"/>
       <w:r>
         <w:rPr>
           <w:b/>
@@ -11294,17 +13209,19 @@
         </w:rPr>
         <w:t>MockAuthRepository</w:t>
       </w:r>
-    </w:p>
-    <w:p>
-      <w:pPr>
-        <w:jc w:val="both"/>
-        <w:rPr>
-          <w:b/>
-          <w:bCs/>
-          <w:sz w:val="32"/>
-          <w:szCs w:val="32"/>
-        </w:rPr>
-      </w:pPr>
+      <w:proofErr w:type="spellEnd"/>
+    </w:p>
+    <w:p>
+      <w:pPr>
+        <w:jc w:val="both"/>
+        <w:rPr>
+          <w:b/>
+          <w:bCs/>
+          <w:sz w:val="32"/>
+          <w:szCs w:val="32"/>
+        </w:rPr>
+      </w:pPr>
+      <w:proofErr w:type="spellStart"/>
       <w:r>
         <w:rPr>
           <w:b/>
@@ -11314,6 +13231,7 @@
         </w:rPr>
         <w:t>ApiAuthRepository</w:t>
       </w:r>
+      <w:proofErr w:type="spellEnd"/>
     </w:p>
     <w:p>
       <w:pPr>
@@ -11344,6 +13262,7 @@
         </w:rPr>
         <w:t xml:space="preserve"> </w:t>
       </w:r>
+      <w:proofErr w:type="spellStart"/>
       <w:r>
         <w:rPr>
           <w:b/>
@@ -11353,6 +13272,7 @@
         </w:rPr>
         <w:t>AuthRepository</w:t>
       </w:r>
+      <w:proofErr w:type="spellEnd"/>
       <w:r>
         <w:rPr>
           <w:sz w:val="32"/>
@@ -11479,51 +13399,117 @@
           <w:sz w:val="32"/>
           <w:szCs w:val="32"/>
         </w:rPr>
-        <w:t>abstract class UserRepository {</w:t>
-      </w:r>
-    </w:p>
-    <w:p>
-      <w:pPr>
-        <w:jc w:val="both"/>
-        <w:rPr>
-          <w:b/>
-          <w:bCs/>
-          <w:color w:val="D86DCB" w:themeColor="accent5" w:themeTint="99"/>
-          <w:sz w:val="32"/>
-          <w:szCs w:val="32"/>
-        </w:rPr>
-      </w:pPr>
-      <w:r>
-        <w:rPr>
-          <w:b/>
-          <w:bCs/>
-          <w:color w:val="D86DCB" w:themeColor="accent5" w:themeTint="99"/>
-          <w:sz w:val="32"/>
-          <w:szCs w:val="32"/>
-        </w:rPr>
-        <w:t xml:space="preserve">    login();</w:t>
-      </w:r>
-    </w:p>
-    <w:p>
-      <w:pPr>
-        <w:jc w:val="both"/>
-        <w:rPr>
-          <w:b/>
-          <w:bCs/>
-          <w:color w:val="D86DCB" w:themeColor="accent5" w:themeTint="99"/>
-          <w:sz w:val="32"/>
-          <w:szCs w:val="32"/>
-        </w:rPr>
-      </w:pPr>
-      <w:r>
-        <w:rPr>
-          <w:b/>
-          <w:bCs/>
-          <w:color w:val="D86DCB" w:themeColor="accent5" w:themeTint="99"/>
-          <w:sz w:val="32"/>
-          <w:szCs w:val="32"/>
-        </w:rPr>
-        <w:t xml:space="preserve">    logout();</w:t>
+        <w:t xml:space="preserve">abstract class </w:t>
+      </w:r>
+      <w:proofErr w:type="spellStart"/>
+      <w:r>
+        <w:rPr>
+          <w:b/>
+          <w:bCs/>
+          <w:color w:val="D86DCB" w:themeColor="accent5" w:themeTint="99"/>
+          <w:sz w:val="32"/>
+          <w:szCs w:val="32"/>
+        </w:rPr>
+        <w:t>UserRepository</w:t>
+      </w:r>
+      <w:proofErr w:type="spellEnd"/>
+      <w:r>
+        <w:rPr>
+          <w:b/>
+          <w:bCs/>
+          <w:color w:val="D86DCB" w:themeColor="accent5" w:themeTint="99"/>
+          <w:sz w:val="32"/>
+          <w:szCs w:val="32"/>
+        </w:rPr>
+        <w:t xml:space="preserve"> {</w:t>
+      </w:r>
+    </w:p>
+    <w:p>
+      <w:pPr>
+        <w:jc w:val="both"/>
+        <w:rPr>
+          <w:b/>
+          <w:bCs/>
+          <w:color w:val="D86DCB" w:themeColor="accent5" w:themeTint="99"/>
+          <w:sz w:val="32"/>
+          <w:szCs w:val="32"/>
+        </w:rPr>
+      </w:pPr>
+      <w:r>
+        <w:rPr>
+          <w:b/>
+          <w:bCs/>
+          <w:color w:val="D86DCB" w:themeColor="accent5" w:themeTint="99"/>
+          <w:sz w:val="32"/>
+          <w:szCs w:val="32"/>
+        </w:rPr>
+        <w:t xml:space="preserve">    </w:t>
+      </w:r>
+      <w:proofErr w:type="gramStart"/>
+      <w:r>
+        <w:rPr>
+          <w:b/>
+          <w:bCs/>
+          <w:color w:val="D86DCB" w:themeColor="accent5" w:themeTint="99"/>
+          <w:sz w:val="32"/>
+          <w:szCs w:val="32"/>
+        </w:rPr>
+        <w:t>login(</w:t>
+      </w:r>
+      <w:proofErr w:type="gramEnd"/>
+      <w:r>
+        <w:rPr>
+          <w:b/>
+          <w:bCs/>
+          <w:color w:val="D86DCB" w:themeColor="accent5" w:themeTint="99"/>
+          <w:sz w:val="32"/>
+          <w:szCs w:val="32"/>
+        </w:rPr>
+        <w:t>);</w:t>
+      </w:r>
+    </w:p>
+    <w:p>
+      <w:pPr>
+        <w:jc w:val="both"/>
+        <w:rPr>
+          <w:b/>
+          <w:bCs/>
+          <w:color w:val="D86DCB" w:themeColor="accent5" w:themeTint="99"/>
+          <w:sz w:val="32"/>
+          <w:szCs w:val="32"/>
+        </w:rPr>
+      </w:pPr>
+      <w:r>
+        <w:rPr>
+          <w:b/>
+          <w:bCs/>
+          <w:color w:val="D86DCB" w:themeColor="accent5" w:themeTint="99"/>
+          <w:sz w:val="32"/>
+          <w:szCs w:val="32"/>
+        </w:rPr>
+        <w:t xml:space="preserve">    </w:t>
+      </w:r>
+      <w:proofErr w:type="gramStart"/>
+      <w:r>
+        <w:rPr>
+          <w:b/>
+          <w:bCs/>
+          <w:color w:val="D86DCB" w:themeColor="accent5" w:themeTint="99"/>
+          <w:sz w:val="32"/>
+          <w:szCs w:val="32"/>
+        </w:rPr>
+        <w:t>logout(</w:t>
+      </w:r>
+      <w:proofErr w:type="gramEnd"/>
+      <w:r>
+        <w:rPr>
+          <w:b/>
+          <w:bCs/>
+          <w:color w:val="D86DCB" w:themeColor="accent5" w:themeTint="99"/>
+          <w:sz w:val="32"/>
+          <w:szCs w:val="32"/>
+        </w:rPr>
+        <w:t>);</w:t>
       </w:r>
     </w:p>
     <w:p>
@@ -11546,73 +13532,209 @@
           <w:szCs w:val="32"/>
         </w:rPr>
         <w:lastRenderedPageBreak/>
-        <w:t xml:space="preserve">    uploadPhoto();</w:t>
-      </w:r>
-    </w:p>
-    <w:p>
-      <w:pPr>
-        <w:jc w:val="both"/>
-        <w:rPr>
-          <w:b/>
-          <w:bCs/>
-          <w:color w:val="D86DCB" w:themeColor="accent5" w:themeTint="99"/>
-          <w:sz w:val="32"/>
-          <w:szCs w:val="32"/>
-        </w:rPr>
-      </w:pPr>
-      <w:r>
-        <w:rPr>
-          <w:b/>
-          <w:bCs/>
-          <w:color w:val="D86DCB" w:themeColor="accent5" w:themeTint="99"/>
-          <w:sz w:val="32"/>
-          <w:szCs w:val="32"/>
-        </w:rPr>
-        <w:t xml:space="preserve">    deleteAccount();</w:t>
-      </w:r>
-    </w:p>
-    <w:p>
-      <w:pPr>
-        <w:jc w:val="both"/>
-        <w:rPr>
-          <w:b/>
-          <w:bCs/>
-          <w:color w:val="D86DCB" w:themeColor="accent5" w:themeTint="99"/>
-          <w:sz w:val="32"/>
-          <w:szCs w:val="32"/>
-        </w:rPr>
-      </w:pPr>
-      <w:r>
-        <w:rPr>
-          <w:b/>
-          <w:bCs/>
-          <w:color w:val="D86DCB" w:themeColor="accent5" w:themeTint="99"/>
-          <w:sz w:val="32"/>
-          <w:szCs w:val="32"/>
-        </w:rPr>
-        <w:t xml:space="preserve">    sendOTP();</w:t>
-      </w:r>
-    </w:p>
-    <w:p>
-      <w:pPr>
-        <w:jc w:val="both"/>
-        <w:rPr>
-          <w:b/>
-          <w:bCs/>
-          <w:color w:val="D86DCB" w:themeColor="accent5" w:themeTint="99"/>
-          <w:sz w:val="32"/>
-          <w:szCs w:val="32"/>
-        </w:rPr>
-      </w:pPr>
-      <w:r>
-        <w:rPr>
-          <w:b/>
-          <w:bCs/>
-          <w:color w:val="D86DCB" w:themeColor="accent5" w:themeTint="99"/>
-          <w:sz w:val="32"/>
-          <w:szCs w:val="32"/>
-        </w:rPr>
-        <w:t xml:space="preserve">    refreshToken();</w:t>
+        <w:t xml:space="preserve">    </w:t>
+      </w:r>
+      <w:proofErr w:type="spellStart"/>
+      <w:proofErr w:type="gramStart"/>
+      <w:r>
+        <w:rPr>
+          <w:b/>
+          <w:bCs/>
+          <w:color w:val="D86DCB" w:themeColor="accent5" w:themeTint="99"/>
+          <w:sz w:val="32"/>
+          <w:szCs w:val="32"/>
+        </w:rPr>
+        <w:t>uploadPhoto</w:t>
+      </w:r>
+      <w:proofErr w:type="spellEnd"/>
+      <w:r>
+        <w:rPr>
+          <w:b/>
+          <w:bCs/>
+          <w:color w:val="D86DCB" w:themeColor="accent5" w:themeTint="99"/>
+          <w:sz w:val="32"/>
+          <w:szCs w:val="32"/>
+        </w:rPr>
+        <w:t>(</w:t>
+      </w:r>
+      <w:proofErr w:type="gramEnd"/>
+      <w:r>
+        <w:rPr>
+          <w:b/>
+          <w:bCs/>
+          <w:color w:val="D86DCB" w:themeColor="accent5" w:themeTint="99"/>
+          <w:sz w:val="32"/>
+          <w:szCs w:val="32"/>
+        </w:rPr>
+        <w:t>);</w:t>
+      </w:r>
+    </w:p>
+    <w:p>
+      <w:pPr>
+        <w:jc w:val="both"/>
+        <w:rPr>
+          <w:b/>
+          <w:bCs/>
+          <w:color w:val="D86DCB" w:themeColor="accent5" w:themeTint="99"/>
+          <w:sz w:val="32"/>
+          <w:szCs w:val="32"/>
+        </w:rPr>
+      </w:pPr>
+      <w:r>
+        <w:rPr>
+          <w:b/>
+          <w:bCs/>
+          <w:color w:val="D86DCB" w:themeColor="accent5" w:themeTint="99"/>
+          <w:sz w:val="32"/>
+          <w:szCs w:val="32"/>
+        </w:rPr>
+        <w:t xml:space="preserve">    </w:t>
+      </w:r>
+      <w:proofErr w:type="spellStart"/>
+      <w:proofErr w:type="gramStart"/>
+      <w:r>
+        <w:rPr>
+          <w:b/>
+          <w:bCs/>
+          <w:color w:val="D86DCB" w:themeColor="accent5" w:themeTint="99"/>
+          <w:sz w:val="32"/>
+          <w:szCs w:val="32"/>
+        </w:rPr>
+        <w:t>deleteAccount</w:t>
+      </w:r>
+      <w:proofErr w:type="spellEnd"/>
+      <w:r>
+        <w:rPr>
+          <w:b/>
+          <w:bCs/>
+          <w:color w:val="D86DCB" w:themeColor="accent5" w:themeTint="99"/>
+          <w:sz w:val="32"/>
+          <w:szCs w:val="32"/>
+        </w:rPr>
+        <w:t>(</w:t>
+      </w:r>
+      <w:proofErr w:type="gramEnd"/>
+      <w:r>
+        <w:rPr>
+          <w:b/>
+          <w:bCs/>
+          <w:color w:val="D86DCB" w:themeColor="accent5" w:themeTint="99"/>
+          <w:sz w:val="32"/>
+          <w:szCs w:val="32"/>
+        </w:rPr>
+        <w:t>);</w:t>
+      </w:r>
+    </w:p>
+    <w:p>
+      <w:pPr>
+        <w:jc w:val="both"/>
+        <w:rPr>
+          <w:b/>
+          <w:bCs/>
+          <w:color w:val="D86DCB" w:themeColor="accent5" w:themeTint="99"/>
+          <w:sz w:val="32"/>
+          <w:szCs w:val="32"/>
+        </w:rPr>
+      </w:pPr>
+      <w:r>
+        <w:rPr>
+          <w:b/>
+          <w:bCs/>
+          <w:color w:val="D86DCB" w:themeColor="accent5" w:themeTint="99"/>
+          <w:sz w:val="32"/>
+          <w:szCs w:val="32"/>
+        </w:rPr>
+        <w:t xml:space="preserve">    </w:t>
+      </w:r>
+      <w:proofErr w:type="spellStart"/>
+      <w:proofErr w:type="gramStart"/>
+      <w:r>
+        <w:rPr>
+          <w:b/>
+          <w:bCs/>
+          <w:color w:val="D86DCB" w:themeColor="accent5" w:themeTint="99"/>
+          <w:sz w:val="32"/>
+          <w:szCs w:val="32"/>
+        </w:rPr>
+        <w:t>sendOTP</w:t>
+      </w:r>
+      <w:proofErr w:type="spellEnd"/>
+      <w:r>
+        <w:rPr>
+          <w:b/>
+          <w:bCs/>
+          <w:color w:val="D86DCB" w:themeColor="accent5" w:themeTint="99"/>
+          <w:sz w:val="32"/>
+          <w:szCs w:val="32"/>
+        </w:rPr>
+        <w:t>(</w:t>
+      </w:r>
+      <w:proofErr w:type="gramEnd"/>
+      <w:r>
+        <w:rPr>
+          <w:b/>
+          <w:bCs/>
+          <w:color w:val="D86DCB" w:themeColor="accent5" w:themeTint="99"/>
+          <w:sz w:val="32"/>
+          <w:szCs w:val="32"/>
+        </w:rPr>
+        <w:t>);</w:t>
+      </w:r>
+    </w:p>
+    <w:p>
+      <w:pPr>
+        <w:jc w:val="both"/>
+        <w:rPr>
+          <w:b/>
+          <w:bCs/>
+          <w:color w:val="D86DCB" w:themeColor="accent5" w:themeTint="99"/>
+          <w:sz w:val="32"/>
+          <w:szCs w:val="32"/>
+        </w:rPr>
+      </w:pPr>
+      <w:r>
+        <w:rPr>
+          <w:b/>
+          <w:bCs/>
+          <w:color w:val="D86DCB" w:themeColor="accent5" w:themeTint="99"/>
+          <w:sz w:val="32"/>
+          <w:szCs w:val="32"/>
+        </w:rPr>
+        <w:t xml:space="preserve">    </w:t>
+      </w:r>
+      <w:proofErr w:type="spellStart"/>
+      <w:proofErr w:type="gramStart"/>
+      <w:r>
+        <w:rPr>
+          <w:b/>
+          <w:bCs/>
+          <w:color w:val="D86DCB" w:themeColor="accent5" w:themeTint="99"/>
+          <w:sz w:val="32"/>
+          <w:szCs w:val="32"/>
+        </w:rPr>
+        <w:t>refreshToken</w:t>
+      </w:r>
+      <w:proofErr w:type="spellEnd"/>
+      <w:r>
+        <w:rPr>
+          <w:b/>
+          <w:bCs/>
+          <w:color w:val="D86DCB" w:themeColor="accent5" w:themeTint="99"/>
+          <w:sz w:val="32"/>
+          <w:szCs w:val="32"/>
+        </w:rPr>
+        <w:t>(</w:t>
+      </w:r>
+      <w:proofErr w:type="gramEnd"/>
+      <w:r>
+        <w:rPr>
+          <w:b/>
+          <w:bCs/>
+          <w:color w:val="D86DCB" w:themeColor="accent5" w:themeTint="99"/>
+          <w:sz w:val="32"/>
+          <w:szCs w:val="32"/>
+        </w:rPr>
+        <w:t>);</w:t>
       </w:r>
     </w:p>
     <w:p>
@@ -11666,7 +13788,27 @@
           <w:sz w:val="32"/>
           <w:szCs w:val="32"/>
         </w:rPr>
-        <w:t xml:space="preserve"> login()</w:t>
+        <w:t xml:space="preserve"> </w:t>
+      </w:r>
+      <w:proofErr w:type="gramStart"/>
+      <w:r>
+        <w:rPr>
+          <w:b/>
+          <w:bCs/>
+          <w:sz w:val="32"/>
+          <w:szCs w:val="32"/>
+        </w:rPr>
+        <w:t>login(</w:t>
+      </w:r>
+      <w:proofErr w:type="gramEnd"/>
+      <w:r>
+        <w:rPr>
+          <w:b/>
+          <w:bCs/>
+          <w:sz w:val="32"/>
+          <w:szCs w:val="32"/>
+        </w:rPr>
+        <w:t>)</w:t>
       </w:r>
       <w:r>
         <w:rPr>
@@ -11730,6 +13872,7 @@
           <w:szCs w:val="32"/>
         </w:rPr>
       </w:pPr>
+      <w:proofErr w:type="spellStart"/>
       <w:r>
         <w:rPr>
           <w:b/>
@@ -11739,17 +13882,19 @@
         </w:rPr>
         <w:t>LoginRepository</w:t>
       </w:r>
-    </w:p>
-    <w:p>
-      <w:pPr>
-        <w:jc w:val="both"/>
-        <w:rPr>
-          <w:b/>
-          <w:bCs/>
-          <w:sz w:val="32"/>
-          <w:szCs w:val="32"/>
-        </w:rPr>
-      </w:pPr>
+      <w:proofErr w:type="spellEnd"/>
+    </w:p>
+    <w:p>
+      <w:pPr>
+        <w:jc w:val="both"/>
+        <w:rPr>
+          <w:b/>
+          <w:bCs/>
+          <w:sz w:val="32"/>
+          <w:szCs w:val="32"/>
+        </w:rPr>
+      </w:pPr>
+      <w:proofErr w:type="spellStart"/>
       <w:r>
         <w:rPr>
           <w:b/>
@@ -11759,17 +13904,19 @@
         </w:rPr>
         <w:t>PhotoRepository</w:t>
       </w:r>
-    </w:p>
-    <w:p>
-      <w:pPr>
-        <w:jc w:val="both"/>
-        <w:rPr>
-          <w:b/>
-          <w:bCs/>
-          <w:sz w:val="32"/>
-          <w:szCs w:val="32"/>
-        </w:rPr>
-      </w:pPr>
+      <w:proofErr w:type="spellEnd"/>
+    </w:p>
+    <w:p>
+      <w:pPr>
+        <w:jc w:val="both"/>
+        <w:rPr>
+          <w:b/>
+          <w:bCs/>
+          <w:sz w:val="32"/>
+          <w:szCs w:val="32"/>
+        </w:rPr>
+      </w:pPr>
+      <w:proofErr w:type="spellStart"/>
       <w:r>
         <w:rPr>
           <w:b/>
@@ -11779,6 +13926,7 @@
         </w:rPr>
         <w:t>ProfileRepository</w:t>
       </w:r>
+      <w:proofErr w:type="spellEnd"/>
     </w:p>
     <w:p>
       <w:pPr>
@@ -11954,6 +14102,7 @@
         </w:rPr>
         <w:t xml:space="preserve">ontroller directly creates service. Now our controller is permanently tied to </w:t>
       </w:r>
+      <w:proofErr w:type="spellStart"/>
       <w:r>
         <w:rPr>
           <w:b/>
@@ -11963,6 +14112,7 @@
         </w:rPr>
         <w:t>WeatherApi</w:t>
       </w:r>
+      <w:proofErr w:type="spellEnd"/>
       <w:r>
         <w:rPr>
           <w:sz w:val="32"/>
@@ -11990,29 +14140,129 @@
           <w:sz w:val="32"/>
           <w:szCs w:val="32"/>
         </w:rPr>
-        <w:t>class WeatherController extends ChangeNotifier {</w:t>
-      </w:r>
-    </w:p>
-    <w:p>
-      <w:pPr>
-        <w:jc w:val="both"/>
-        <w:rPr>
-          <w:b/>
-          <w:bCs/>
-          <w:color w:val="D86DCB" w:themeColor="accent5" w:themeTint="99"/>
-          <w:sz w:val="32"/>
-          <w:szCs w:val="32"/>
-        </w:rPr>
-      </w:pPr>
-      <w:r>
-        <w:rPr>
-          <w:b/>
-          <w:bCs/>
-          <w:color w:val="D86DCB" w:themeColor="accent5" w:themeTint="99"/>
-          <w:sz w:val="32"/>
-          <w:szCs w:val="32"/>
-        </w:rPr>
-        <w:t>final api = WeatherApi();</w:t>
+        <w:t xml:space="preserve">class </w:t>
+      </w:r>
+      <w:proofErr w:type="spellStart"/>
+      <w:r>
+        <w:rPr>
+          <w:b/>
+          <w:bCs/>
+          <w:color w:val="D86DCB" w:themeColor="accent5" w:themeTint="99"/>
+          <w:sz w:val="32"/>
+          <w:szCs w:val="32"/>
+        </w:rPr>
+        <w:t>WeatherController</w:t>
+      </w:r>
+      <w:proofErr w:type="spellEnd"/>
+      <w:r>
+        <w:rPr>
+          <w:b/>
+          <w:bCs/>
+          <w:color w:val="D86DCB" w:themeColor="accent5" w:themeTint="99"/>
+          <w:sz w:val="32"/>
+          <w:szCs w:val="32"/>
+        </w:rPr>
+        <w:t xml:space="preserve"> extends </w:t>
+      </w:r>
+      <w:proofErr w:type="spellStart"/>
+      <w:r>
+        <w:rPr>
+          <w:b/>
+          <w:bCs/>
+          <w:color w:val="D86DCB" w:themeColor="accent5" w:themeTint="99"/>
+          <w:sz w:val="32"/>
+          <w:szCs w:val="32"/>
+        </w:rPr>
+        <w:t>ChangeNotifier</w:t>
+      </w:r>
+      <w:proofErr w:type="spellEnd"/>
+      <w:r>
+        <w:rPr>
+          <w:b/>
+          <w:bCs/>
+          <w:color w:val="D86DCB" w:themeColor="accent5" w:themeTint="99"/>
+          <w:sz w:val="32"/>
+          <w:szCs w:val="32"/>
+        </w:rPr>
+        <w:t xml:space="preserve"> {</w:t>
+      </w:r>
+    </w:p>
+    <w:p>
+      <w:pPr>
+        <w:jc w:val="both"/>
+        <w:rPr>
+          <w:b/>
+          <w:bCs/>
+          <w:color w:val="D86DCB" w:themeColor="accent5" w:themeTint="99"/>
+          <w:sz w:val="32"/>
+          <w:szCs w:val="32"/>
+        </w:rPr>
+      </w:pPr>
+      <w:r>
+        <w:rPr>
+          <w:b/>
+          <w:bCs/>
+          <w:color w:val="D86DCB" w:themeColor="accent5" w:themeTint="99"/>
+          <w:sz w:val="32"/>
+          <w:szCs w:val="32"/>
+        </w:rPr>
+        <w:t xml:space="preserve">final </w:t>
+      </w:r>
+      <w:proofErr w:type="spellStart"/>
+      <w:r>
+        <w:rPr>
+          <w:b/>
+          <w:bCs/>
+          <w:color w:val="D86DCB" w:themeColor="accent5" w:themeTint="99"/>
+          <w:sz w:val="32"/>
+          <w:szCs w:val="32"/>
+        </w:rPr>
+        <w:t>api</w:t>
+      </w:r>
+      <w:proofErr w:type="spellEnd"/>
+      <w:r>
+        <w:rPr>
+          <w:b/>
+          <w:bCs/>
+          <w:color w:val="D86DCB" w:themeColor="accent5" w:themeTint="99"/>
+          <w:sz w:val="32"/>
+          <w:szCs w:val="32"/>
+        </w:rPr>
+        <w:t xml:space="preserve"> = </w:t>
+      </w:r>
+      <w:proofErr w:type="spellStart"/>
+      <w:proofErr w:type="gramStart"/>
+      <w:r>
+        <w:rPr>
+          <w:b/>
+          <w:bCs/>
+          <w:color w:val="D86DCB" w:themeColor="accent5" w:themeTint="99"/>
+          <w:sz w:val="32"/>
+          <w:szCs w:val="32"/>
+        </w:rPr>
+        <w:t>WeatherApi</w:t>
+      </w:r>
+      <w:proofErr w:type="spellEnd"/>
+      <w:r>
+        <w:rPr>
+          <w:b/>
+          <w:bCs/>
+          <w:color w:val="D86DCB" w:themeColor="accent5" w:themeTint="99"/>
+          <w:sz w:val="32"/>
+          <w:szCs w:val="32"/>
+        </w:rPr>
+        <w:t>(</w:t>
+      </w:r>
+      <w:proofErr w:type="gramEnd"/>
+      <w:r>
+        <w:rPr>
+          <w:b/>
+          <w:bCs/>
+          <w:color w:val="D86DCB" w:themeColor="accent5" w:themeTint="99"/>
+          <w:sz w:val="32"/>
+          <w:szCs w:val="32"/>
+        </w:rPr>
+        <w:t>);</w:t>
       </w:r>
     </w:p>
     <w:p>
@@ -12119,6 +14369,7 @@
         </w:rPr>
         <w:t xml:space="preserve"> </w:t>
       </w:r>
+      <w:proofErr w:type="spellStart"/>
       <w:r>
         <w:rPr>
           <w:b/>
@@ -12128,6 +14379,7 @@
         </w:rPr>
         <w:t>WeatherRepository</w:t>
       </w:r>
+      <w:proofErr w:type="spellEnd"/>
       <w:r>
         <w:rPr>
           <w:sz w:val="32"/>
@@ -12149,6 +14401,7 @@
         </w:rPr>
         <w:t xml:space="preserve"> </w:t>
       </w:r>
+      <w:proofErr w:type="spellStart"/>
       <w:r>
         <w:rPr>
           <w:b/>
@@ -12158,27 +14411,50 @@
         </w:rPr>
         <w:t>WeatherApi</w:t>
       </w:r>
-    </w:p>
-    <w:p>
-      <w:pPr>
-        <w:jc w:val="both"/>
-        <w:rPr>
-          <w:b/>
-          <w:bCs/>
-          <w:color w:val="D86DCB" w:themeColor="accent5" w:themeTint="99"/>
-          <w:sz w:val="32"/>
-          <w:szCs w:val="32"/>
-        </w:rPr>
-      </w:pPr>
-      <w:r>
-        <w:rPr>
-          <w:b/>
-          <w:bCs/>
-          <w:color w:val="D86DCB" w:themeColor="accent5" w:themeTint="99"/>
-          <w:sz w:val="32"/>
-          <w:szCs w:val="32"/>
-        </w:rPr>
-        <w:t>abstract class WeatherRepository {}</w:t>
+      <w:proofErr w:type="spellEnd"/>
+    </w:p>
+    <w:p>
+      <w:pPr>
+        <w:jc w:val="both"/>
+        <w:rPr>
+          <w:b/>
+          <w:bCs/>
+          <w:color w:val="D86DCB" w:themeColor="accent5" w:themeTint="99"/>
+          <w:sz w:val="32"/>
+          <w:szCs w:val="32"/>
+        </w:rPr>
+      </w:pPr>
+      <w:r>
+        <w:rPr>
+          <w:b/>
+          <w:bCs/>
+          <w:color w:val="D86DCB" w:themeColor="accent5" w:themeTint="99"/>
+          <w:sz w:val="32"/>
+          <w:szCs w:val="32"/>
+        </w:rPr>
+        <w:t xml:space="preserve">abstract class </w:t>
+      </w:r>
+      <w:proofErr w:type="spellStart"/>
+      <w:r>
+        <w:rPr>
+          <w:b/>
+          <w:bCs/>
+          <w:color w:val="D86DCB" w:themeColor="accent5" w:themeTint="99"/>
+          <w:sz w:val="32"/>
+          <w:szCs w:val="32"/>
+        </w:rPr>
+        <w:t>WeatherRepository</w:t>
+      </w:r>
+      <w:proofErr w:type="spellEnd"/>
+      <w:r>
+        <w:rPr>
+          <w:b/>
+          <w:bCs/>
+          <w:color w:val="D86DCB" w:themeColor="accent5" w:themeTint="99"/>
+          <w:sz w:val="32"/>
+          <w:szCs w:val="32"/>
+        </w:rPr>
+        <w:t xml:space="preserve"> {}</w:t>
       </w:r>
     </w:p>
     <w:p>
@@ -12238,55 +14514,157 @@
           <w:szCs w:val="32"/>
         </w:rPr>
       </w:pPr>
-      <w:r>
-        <w:rPr>
-          <w:b/>
-          <w:bCs/>
-          <w:color w:val="D86DCB" w:themeColor="accent5" w:themeTint="99"/>
-          <w:sz w:val="32"/>
-          <w:szCs w:val="32"/>
-        </w:rPr>
-        <w:t>ApiRepository implements WeatherRepository {}</w:t>
-      </w:r>
-    </w:p>
-    <w:p>
-      <w:pPr>
-        <w:jc w:val="both"/>
-        <w:rPr>
-          <w:b/>
-          <w:bCs/>
-          <w:color w:val="D86DCB" w:themeColor="accent5" w:themeTint="99"/>
-          <w:sz w:val="32"/>
-          <w:szCs w:val="32"/>
-        </w:rPr>
-      </w:pPr>
-      <w:r>
-        <w:rPr>
-          <w:b/>
-          <w:bCs/>
-          <w:color w:val="D86DCB" w:themeColor="accent5" w:themeTint="99"/>
-          <w:sz w:val="32"/>
-          <w:szCs w:val="32"/>
-        </w:rPr>
-        <w:t>MockRepository implements WeatherRepository {}</w:t>
-      </w:r>
-    </w:p>
-    <w:p>
-      <w:pPr>
-        <w:jc w:val="both"/>
-        <w:rPr>
-          <w:color w:val="D86DCB" w:themeColor="accent5" w:themeTint="99"/>
-        </w:rPr>
-      </w:pPr>
-      <w:r>
-        <w:rPr>
-          <w:b/>
-          <w:bCs/>
-          <w:color w:val="D86DCB" w:themeColor="accent5" w:themeTint="99"/>
-          <w:sz w:val="32"/>
-          <w:szCs w:val="32"/>
-        </w:rPr>
-        <w:t>CachedRepository implements WeatherRepository {}</w:t>
+      <w:proofErr w:type="spellStart"/>
+      <w:r>
+        <w:rPr>
+          <w:b/>
+          <w:bCs/>
+          <w:color w:val="D86DCB" w:themeColor="accent5" w:themeTint="99"/>
+          <w:sz w:val="32"/>
+          <w:szCs w:val="32"/>
+        </w:rPr>
+        <w:t>ApiRepository</w:t>
+      </w:r>
+      <w:proofErr w:type="spellEnd"/>
+      <w:r>
+        <w:rPr>
+          <w:b/>
+          <w:bCs/>
+          <w:color w:val="D86DCB" w:themeColor="accent5" w:themeTint="99"/>
+          <w:sz w:val="32"/>
+          <w:szCs w:val="32"/>
+        </w:rPr>
+        <w:t xml:space="preserve"> implements </w:t>
+      </w:r>
+      <w:proofErr w:type="spellStart"/>
+      <w:r>
+        <w:rPr>
+          <w:b/>
+          <w:bCs/>
+          <w:color w:val="D86DCB" w:themeColor="accent5" w:themeTint="99"/>
+          <w:sz w:val="32"/>
+          <w:szCs w:val="32"/>
+        </w:rPr>
+        <w:t>WeatherRepository</w:t>
+      </w:r>
+      <w:proofErr w:type="spellEnd"/>
+      <w:r>
+        <w:rPr>
+          <w:b/>
+          <w:bCs/>
+          <w:color w:val="D86DCB" w:themeColor="accent5" w:themeTint="99"/>
+          <w:sz w:val="32"/>
+          <w:szCs w:val="32"/>
+        </w:rPr>
+        <w:t xml:space="preserve"> {}</w:t>
+      </w:r>
+    </w:p>
+    <w:p>
+      <w:pPr>
+        <w:jc w:val="both"/>
+        <w:rPr>
+          <w:b/>
+          <w:bCs/>
+          <w:color w:val="D86DCB" w:themeColor="accent5" w:themeTint="99"/>
+          <w:sz w:val="32"/>
+          <w:szCs w:val="32"/>
+        </w:rPr>
+      </w:pPr>
+      <w:proofErr w:type="spellStart"/>
+      <w:r>
+        <w:rPr>
+          <w:b/>
+          <w:bCs/>
+          <w:color w:val="D86DCB" w:themeColor="accent5" w:themeTint="99"/>
+          <w:sz w:val="32"/>
+          <w:szCs w:val="32"/>
+        </w:rPr>
+        <w:t>MockRepository</w:t>
+      </w:r>
+      <w:proofErr w:type="spellEnd"/>
+      <w:r>
+        <w:rPr>
+          <w:b/>
+          <w:bCs/>
+          <w:color w:val="D86DCB" w:themeColor="accent5" w:themeTint="99"/>
+          <w:sz w:val="32"/>
+          <w:szCs w:val="32"/>
+        </w:rPr>
+        <w:t xml:space="preserve"> implements </w:t>
+      </w:r>
+      <w:proofErr w:type="spellStart"/>
+      <w:r>
+        <w:rPr>
+          <w:b/>
+          <w:bCs/>
+          <w:color w:val="D86DCB" w:themeColor="accent5" w:themeTint="99"/>
+          <w:sz w:val="32"/>
+          <w:szCs w:val="32"/>
+        </w:rPr>
+        <w:t>WeatherRepository</w:t>
+      </w:r>
+      <w:proofErr w:type="spellEnd"/>
+      <w:r>
+        <w:rPr>
+          <w:b/>
+          <w:bCs/>
+          <w:color w:val="D86DCB" w:themeColor="accent5" w:themeTint="99"/>
+          <w:sz w:val="32"/>
+          <w:szCs w:val="32"/>
+        </w:rPr>
+        <w:t xml:space="preserve"> {}</w:t>
+      </w:r>
+    </w:p>
+    <w:p>
+      <w:pPr>
+        <w:jc w:val="both"/>
+        <w:rPr>
+          <w:color w:val="D86DCB" w:themeColor="accent5" w:themeTint="99"/>
+        </w:rPr>
+      </w:pPr>
+      <w:proofErr w:type="spellStart"/>
+      <w:r>
+        <w:rPr>
+          <w:b/>
+          <w:bCs/>
+          <w:color w:val="D86DCB" w:themeColor="accent5" w:themeTint="99"/>
+          <w:sz w:val="32"/>
+          <w:szCs w:val="32"/>
+        </w:rPr>
+        <w:t>CachedRepository</w:t>
+      </w:r>
+      <w:proofErr w:type="spellEnd"/>
+      <w:r>
+        <w:rPr>
+          <w:b/>
+          <w:bCs/>
+          <w:color w:val="D86DCB" w:themeColor="accent5" w:themeTint="99"/>
+          <w:sz w:val="32"/>
+          <w:szCs w:val="32"/>
+        </w:rPr>
+        <w:t xml:space="preserve"> implements </w:t>
+      </w:r>
+      <w:proofErr w:type="spellStart"/>
+      <w:r>
+        <w:rPr>
+          <w:b/>
+          <w:bCs/>
+          <w:color w:val="D86DCB" w:themeColor="accent5" w:themeTint="99"/>
+          <w:sz w:val="32"/>
+          <w:szCs w:val="32"/>
+        </w:rPr>
+        <w:t>WeatherRepository</w:t>
+      </w:r>
+      <w:proofErr w:type="spellEnd"/>
+      <w:r>
+        <w:rPr>
+          <w:b/>
+          <w:bCs/>
+          <w:color w:val="D86DCB" w:themeColor="accent5" w:themeTint="99"/>
+          <w:sz w:val="32"/>
+          <w:szCs w:val="32"/>
+        </w:rPr>
+        <w:t xml:space="preserve"> {}</w:t>
       </w:r>
     </w:p>
     <w:p>
@@ -12325,6 +14703,7 @@
         </w:rPr>
         <w:t xml:space="preserve">'ve already learned with </w:t>
       </w:r>
+      <w:proofErr w:type="spellStart"/>
       <w:r>
         <w:rPr>
           <w:b/>
@@ -12334,6 +14713,7 @@
         </w:rPr>
         <w:t>Riverpod</w:t>
       </w:r>
+      <w:proofErr w:type="spellEnd"/>
       <w:r>
         <w:rPr>
           <w:sz w:val="32"/>
@@ -12341,6 +14721,7 @@
         </w:rPr>
         <w:t xml:space="preserve"> and </w:t>
       </w:r>
+      <w:proofErr w:type="spellStart"/>
       <w:r>
         <w:rPr>
           <w:b/>
@@ -12350,6 +14731,7 @@
         </w:rPr>
         <w:t>get_it</w:t>
       </w:r>
+      <w:proofErr w:type="spellEnd"/>
       <w:r>
         <w:rPr>
           <w:sz w:val="32"/>
@@ -12378,8 +14760,19 @@
           <w:sz w:val="32"/>
           <w:szCs w:val="32"/>
         </w:rPr>
-        <w:t xml:space="preserve"> WeatherRepository</w:t>
-      </w:r>
+        <w:t xml:space="preserve"> </w:t>
+      </w:r>
+      <w:proofErr w:type="spellStart"/>
+      <w:r>
+        <w:rPr>
+          <w:b/>
+          <w:bCs/>
+          <w:sz w:val="32"/>
+          <w:szCs w:val="32"/>
+        </w:rPr>
+        <w:t>WeatherRepository</w:t>
+      </w:r>
+      <w:proofErr w:type="spellEnd"/>
       <w:r>
         <w:rPr>
           <w:sz w:val="32"/>
@@ -12444,29 +14837,107 @@
           <w:sz w:val="32"/>
           <w:szCs w:val="32"/>
         </w:rPr>
-        <w:t>final repoProvider = Provider&lt;WeatherRepository&gt;((ref) {</w:t>
-      </w:r>
-    </w:p>
-    <w:p>
-      <w:pPr>
-        <w:jc w:val="both"/>
-        <w:rPr>
-          <w:b/>
-          <w:bCs/>
-          <w:color w:val="D86DCB" w:themeColor="accent5" w:themeTint="99"/>
-          <w:sz w:val="32"/>
-          <w:szCs w:val="32"/>
-        </w:rPr>
-      </w:pPr>
-      <w:r>
-        <w:rPr>
-          <w:b/>
-          <w:bCs/>
-          <w:color w:val="D86DCB" w:themeColor="accent5" w:themeTint="99"/>
-          <w:sz w:val="32"/>
-          <w:szCs w:val="32"/>
-        </w:rPr>
-        <w:t xml:space="preserve">  return ApiWeatherRepository();</w:t>
+        <w:t xml:space="preserve">final </w:t>
+      </w:r>
+      <w:proofErr w:type="spellStart"/>
+      <w:r>
+        <w:rPr>
+          <w:b/>
+          <w:bCs/>
+          <w:color w:val="D86DCB" w:themeColor="accent5" w:themeTint="99"/>
+          <w:sz w:val="32"/>
+          <w:szCs w:val="32"/>
+        </w:rPr>
+        <w:t>repoProvider</w:t>
+      </w:r>
+      <w:proofErr w:type="spellEnd"/>
+      <w:r>
+        <w:rPr>
+          <w:b/>
+          <w:bCs/>
+          <w:color w:val="D86DCB" w:themeColor="accent5" w:themeTint="99"/>
+          <w:sz w:val="32"/>
+          <w:szCs w:val="32"/>
+        </w:rPr>
+        <w:t xml:space="preserve"> = Provider&lt;</w:t>
+      </w:r>
+      <w:proofErr w:type="spellStart"/>
+      <w:r>
+        <w:rPr>
+          <w:b/>
+          <w:bCs/>
+          <w:color w:val="D86DCB" w:themeColor="accent5" w:themeTint="99"/>
+          <w:sz w:val="32"/>
+          <w:szCs w:val="32"/>
+        </w:rPr>
+        <w:t>WeatherRepository</w:t>
+      </w:r>
+      <w:proofErr w:type="spellEnd"/>
+      <w:r>
+        <w:rPr>
+          <w:b/>
+          <w:bCs/>
+          <w:color w:val="D86DCB" w:themeColor="accent5" w:themeTint="99"/>
+          <w:sz w:val="32"/>
+          <w:szCs w:val="32"/>
+        </w:rPr>
+        <w:t>&gt;((ref) {</w:t>
+      </w:r>
+    </w:p>
+    <w:p>
+      <w:pPr>
+        <w:jc w:val="both"/>
+        <w:rPr>
+          <w:b/>
+          <w:bCs/>
+          <w:color w:val="D86DCB" w:themeColor="accent5" w:themeTint="99"/>
+          <w:sz w:val="32"/>
+          <w:szCs w:val="32"/>
+        </w:rPr>
+      </w:pPr>
+      <w:r>
+        <w:rPr>
+          <w:b/>
+          <w:bCs/>
+          <w:color w:val="D86DCB" w:themeColor="accent5" w:themeTint="99"/>
+          <w:sz w:val="32"/>
+          <w:szCs w:val="32"/>
+        </w:rPr>
+        <w:t xml:space="preserve">  return </w:t>
+      </w:r>
+      <w:proofErr w:type="spellStart"/>
+      <w:proofErr w:type="gramStart"/>
+      <w:r>
+        <w:rPr>
+          <w:b/>
+          <w:bCs/>
+          <w:color w:val="D86DCB" w:themeColor="accent5" w:themeTint="99"/>
+          <w:sz w:val="32"/>
+          <w:szCs w:val="32"/>
+        </w:rPr>
+        <w:t>ApiWeatherRepository</w:t>
+      </w:r>
+      <w:proofErr w:type="spellEnd"/>
+      <w:r>
+        <w:rPr>
+          <w:b/>
+          <w:bCs/>
+          <w:color w:val="D86DCB" w:themeColor="accent5" w:themeTint="99"/>
+          <w:sz w:val="32"/>
+          <w:szCs w:val="32"/>
+        </w:rPr>
+        <w:t>(</w:t>
+      </w:r>
+      <w:proofErr w:type="gramEnd"/>
+      <w:r>
+        <w:rPr>
+          <w:b/>
+          <w:bCs/>
+          <w:color w:val="D86DCB" w:themeColor="accent5" w:themeTint="99"/>
+          <w:sz w:val="32"/>
+          <w:szCs w:val="32"/>
+        </w:rPr>
+        <w:t>);</w:t>
       </w:r>
     </w:p>
     <w:p>
@@ -12603,8 +15074,19 @@
           <w:sz w:val="28"/>
           <w:szCs w:val="28"/>
         </w:rPr>
-        <w:t>Controller / ViewModel</w:t>
-      </w:r>
+        <w:t xml:space="preserve">Controller / </w:t>
+      </w:r>
+      <w:proofErr w:type="spellStart"/>
+      <w:r>
+        <w:rPr>
+          <w:b/>
+          <w:bCs/>
+          <w:sz w:val="28"/>
+          <w:szCs w:val="28"/>
+        </w:rPr>
+        <w:t>ViewModel</w:t>
+      </w:r>
+      <w:proofErr w:type="spellEnd"/>
     </w:p>
     <w:p>
       <w:pPr>
@@ -12933,13 +15415,507 @@
       <w:pPr>
         <w:jc w:val="both"/>
         <w:rPr>
+          <w:b/>
+          <w:bCs/>
+          <w:sz w:val="32"/>
+          <w:szCs w:val="32"/>
+        </w:rPr>
+      </w:pPr>
+      <w:r>
+        <w:rPr>
+          <w:b/>
+          <w:bCs/>
+          <w:sz w:val="32"/>
+          <w:szCs w:val="32"/>
+        </w:rPr>
+        <w:lastRenderedPageBreak/>
+        <w:t>Async, Call Stack, Event Loop and Isolate</w:t>
+      </w:r>
+      <w:r>
+        <w:rPr>
+          <w:b/>
+          <w:bCs/>
+          <w:sz w:val="32"/>
+          <w:szCs w:val="32"/>
+        </w:rPr>
+        <w:t>:</w:t>
+      </w:r>
+    </w:p>
+    <w:p>
+      <w:pPr>
+        <w:jc w:val="both"/>
+        <w:rPr>
+          <w:sz w:val="32"/>
+          <w:szCs w:val="32"/>
+        </w:rPr>
+      </w:pPr>
+      <w:r>
+        <w:rPr>
+          <w:sz w:val="32"/>
+          <w:szCs w:val="32"/>
+        </w:rPr>
+        <w:t># The core principles for non-blocking UI codes and performing asynchronous background work. For more info see d2 dart asynchronous await and future doc’s last part</w:t>
+      </w:r>
+    </w:p>
+    <w:p>
+      <w:pPr>
+        <w:jc w:val="both"/>
+        <w:rPr>
+          <w:sz w:val="32"/>
+          <w:szCs w:val="32"/>
+        </w:rPr>
+      </w:pPr>
+    </w:p>
+    <w:p>
+      <w:pPr>
+        <w:jc w:val="center"/>
+        <w:rPr>
+          <w:sz w:val="32"/>
+          <w:szCs w:val="32"/>
+        </w:rPr>
+      </w:pPr>
+      <w:r>
+        <w:rPr>
+          <w:sz w:val="32"/>
+          <w:szCs w:val="32"/>
+        </w:rPr>
+        <w:t>Break</w:t>
+      </w:r>
+    </w:p>
+    <w:p>
+      <w:pPr>
+        <w:jc w:val="both"/>
+        <w:rPr>
+          <w:sz w:val="32"/>
+          <w:szCs w:val="32"/>
+        </w:rPr>
+      </w:pPr>
+    </w:p>
+    <w:p>
+      <w:pPr>
+        <w:jc w:val="both"/>
+        <w:rPr>
+          <w:b/>
+          <w:bCs/>
+          <w:sz w:val="32"/>
+          <w:szCs w:val="32"/>
+        </w:rPr>
+      </w:pPr>
+      <w:r>
+        <w:rPr>
+          <w:b/>
+          <w:bCs/>
+          <w:sz w:val="32"/>
+          <w:szCs w:val="32"/>
+        </w:rPr>
+        <w:t>Debounce and Throttle in Programming:</w:t>
+      </w:r>
+    </w:p>
+    <w:p>
+      <w:pPr>
+        <w:jc w:val="both"/>
+        <w:rPr>
+          <w:sz w:val="32"/>
+          <w:szCs w:val="32"/>
+        </w:rPr>
+      </w:pPr>
+      <w:r>
+        <w:rPr>
+          <w:sz w:val="32"/>
+          <w:szCs w:val="32"/>
+        </w:rPr>
+        <w:t># Debounce means wait until events stop for a certain time, then execute for once.</w:t>
+      </w:r>
+    </w:p>
+    <w:p>
+      <w:pPr>
+        <w:jc w:val="both"/>
+        <w:rPr>
+          <w:sz w:val="32"/>
+          <w:szCs w:val="32"/>
+        </w:rPr>
+      </w:pPr>
+      <w:r>
+        <w:rPr>
+          <w:sz w:val="32"/>
+          <w:szCs w:val="32"/>
+        </w:rPr>
+        <w:t># For example, user is typing and when user stops typing then after 500ms execute the task or call API once. But if the user types again</w:t>
+      </w:r>
+      <w:r>
+        <w:rPr>
+          <w:sz w:val="32"/>
+          <w:szCs w:val="32"/>
+        </w:rPr>
+        <w:t xml:space="preserve"> before 500ms then reset the timer and wait for 500ms again before executing</w:t>
+      </w:r>
+    </w:p>
+    <w:p>
+      <w:pPr>
+        <w:jc w:val="both"/>
+        <w:rPr>
+          <w:sz w:val="32"/>
+          <w:szCs w:val="32"/>
+        </w:rPr>
+      </w:pPr>
+      <w:r>
+        <w:rPr>
+          <w:noProof/>
+        </w:rPr>
+        <w:drawing>
+          <wp:inline distT="0" distB="0" distL="0" distR="0" wp14:anchorId="667A8F9D" wp14:editId="77F78393">
+            <wp:extent cx="5273040" cy="2506980"/>
+            <wp:effectExtent l="0" t="0" r="3810" b="7620"/>
+            <wp:docPr id="2" name="Picture 2"/>
+            <wp:cNvGraphicFramePr>
+              <a:graphicFrameLocks xmlns:a="http://schemas.openxmlformats.org/drawingml/2006/main" noChangeAspect="1"/>
+            </wp:cNvGraphicFramePr>
+            <a:graphic xmlns:a="http://schemas.openxmlformats.org/drawingml/2006/main">
+              <a:graphicData uri="http://schemas.openxmlformats.org/drawingml/2006/picture">
+                <pic:pic xmlns:pic="http://schemas.openxmlformats.org/drawingml/2006/picture">
+                  <pic:nvPicPr>
+                    <pic:cNvPr id="0" name="Picture 1"/>
+                    <pic:cNvPicPr>
+                      <a:picLocks noChangeAspect="1" noChangeArrowheads="1"/>
+                    </pic:cNvPicPr>
+                  </pic:nvPicPr>
+                  <pic:blipFill rotWithShape="1">
+                    <a:blip r:embed="rId8">
+                      <a:extLst>
+                        <a:ext uri="{28A0092B-C50C-407E-A947-70E740481C1C}">
+                          <a14:useLocalDpi xmlns:a14="http://schemas.microsoft.com/office/drawing/2010/main" val="0"/>
+                        </a:ext>
+                      </a:extLst>
+                    </a:blip>
+                    <a:srcRect l="4919" t="15523" r="3079" b="49495"/>
+                    <a:stretch/>
+                  </pic:blipFill>
+                  <pic:spPr bwMode="auto">
+                    <a:xfrm>
+                      <a:off x="0" y="0"/>
+                      <a:ext cx="5273040" cy="2506980"/>
+                    </a:xfrm>
+                    <a:prstGeom prst="rect">
+                      <a:avLst/>
+                    </a:prstGeom>
+                    <a:noFill/>
+                    <a:ln>
+                      <a:noFill/>
+                    </a:ln>
+                    <a:extLst>
+                      <a:ext uri="{53640926-AAD7-44D8-BBD7-CCE9431645EC}">
+                        <a14:shadowObscured xmlns:a14="http://schemas.microsoft.com/office/drawing/2010/main"/>
+                      </a:ext>
+                    </a:extLst>
+                  </pic:spPr>
+                </pic:pic>
+              </a:graphicData>
+            </a:graphic>
+          </wp:inline>
+        </w:drawing>
+      </w:r>
+    </w:p>
+    <w:p>
+      <w:pPr>
+        <w:jc w:val="both"/>
+        <w:rPr>
+          <w:sz w:val="32"/>
+          <w:szCs w:val="32"/>
+        </w:rPr>
+      </w:pPr>
+    </w:p>
+    <w:p>
+      <w:pPr>
+        <w:jc w:val="both"/>
+        <w:rPr>
+          <w:sz w:val="32"/>
+          <w:szCs w:val="32"/>
+        </w:rPr>
+      </w:pPr>
+      <w:r>
+        <w:rPr>
+          <w:sz w:val="32"/>
+          <w:szCs w:val="32"/>
+        </w:rPr>
+        <w:t>Throttle:</w:t>
+      </w:r>
+    </w:p>
+    <w:p>
+      <w:pPr>
+        <w:jc w:val="both"/>
+        <w:rPr>
+          <w:sz w:val="32"/>
+          <w:szCs w:val="32"/>
+        </w:rPr>
+      </w:pPr>
+      <w:r>
+        <w:rPr>
+          <w:sz w:val="32"/>
+          <w:szCs w:val="32"/>
+        </w:rPr>
+        <w:t># Throttle says execute immediately, then ignore events for a certain time window</w:t>
+      </w:r>
+    </w:p>
+    <w:p>
+      <w:pPr>
+        <w:jc w:val="both"/>
+        <w:rPr>
+          <w:noProof/>
+        </w:rPr>
+      </w:pPr>
+      <w:r>
+        <w:rPr>
+          <w:sz w:val="32"/>
+          <w:szCs w:val="32"/>
+        </w:rPr>
+        <w:lastRenderedPageBreak/>
+        <w:t># Example, user taps then execute immediately after that for 1000ms ignore all user taps. Then again after 1000ms if user taps then execute once and ignore the later taps until 1000ms is finished again</w:t>
+      </w:r>
+      <w:r>
+        <w:t xml:space="preserve"> </w:t>
+      </w:r>
+    </w:p>
+    <w:p>
+      <w:pPr>
+        <w:jc w:val="both"/>
+        <w:rPr>
+          <w:sz w:val="32"/>
+          <w:szCs w:val="32"/>
+        </w:rPr>
+      </w:pPr>
+      <w:r>
+        <w:rPr>
+          <w:noProof/>
+        </w:rPr>
+        <w:drawing>
+          <wp:inline distT="0" distB="0" distL="0" distR="0" wp14:anchorId="5598D3B8" wp14:editId="319A67A4">
+            <wp:extent cx="5257800" cy="1943100"/>
+            <wp:effectExtent l="0" t="0" r="0" b="0"/>
+            <wp:docPr id="3" name="Picture 3"/>
+            <wp:cNvGraphicFramePr>
+              <a:graphicFrameLocks xmlns:a="http://schemas.openxmlformats.org/drawingml/2006/main" noChangeAspect="1"/>
+            </wp:cNvGraphicFramePr>
+            <a:graphic xmlns:a="http://schemas.openxmlformats.org/drawingml/2006/main">
+              <a:graphicData uri="http://schemas.openxmlformats.org/drawingml/2006/picture">
+                <pic:pic xmlns:pic="http://schemas.openxmlformats.org/drawingml/2006/picture">
+                  <pic:nvPicPr>
+                    <pic:cNvPr id="0" name="Picture 3"/>
+                    <pic:cNvPicPr>
+                      <a:picLocks noChangeAspect="1" noChangeArrowheads="1"/>
+                    </pic:cNvPicPr>
+                  </pic:nvPicPr>
+                  <pic:blipFill rotWithShape="1">
+                    <a:blip r:embed="rId8">
+                      <a:extLst>
+                        <a:ext uri="{28A0092B-C50C-407E-A947-70E740481C1C}">
+                          <a14:useLocalDpi xmlns:a14="http://schemas.microsoft.com/office/drawing/2010/main" val="0"/>
+                        </a:ext>
+                      </a:extLst>
+                    </a:blip>
+                    <a:srcRect l="4653" t="66454" r="3613" b="6432"/>
+                    <a:stretch/>
+                  </pic:blipFill>
+                  <pic:spPr bwMode="auto">
+                    <a:xfrm>
+                      <a:off x="0" y="0"/>
+                      <a:ext cx="5257800" cy="1943100"/>
+                    </a:xfrm>
+                    <a:prstGeom prst="rect">
+                      <a:avLst/>
+                    </a:prstGeom>
+                    <a:noFill/>
+                    <a:ln>
+                      <a:noFill/>
+                    </a:ln>
+                    <a:extLst>
+                      <a:ext uri="{53640926-AAD7-44D8-BBD7-CCE9431645EC}">
+                        <a14:shadowObscured xmlns:a14="http://schemas.microsoft.com/office/drawing/2010/main"/>
+                      </a:ext>
+                    </a:extLst>
+                  </pic:spPr>
+                </pic:pic>
+              </a:graphicData>
+            </a:graphic>
+          </wp:inline>
+        </w:drawing>
+      </w:r>
+    </w:p>
+    <w:p>
+      <w:pPr>
+        <w:jc w:val="both"/>
+        <w:rPr>
+          <w:sz w:val="32"/>
+          <w:szCs w:val="32"/>
+        </w:rPr>
+      </w:pPr>
+    </w:p>
+    <w:p>
+      <w:pPr>
+        <w:jc w:val="both"/>
+        <w:rPr>
+          <w:sz w:val="32"/>
+          <w:szCs w:val="32"/>
+        </w:rPr>
+      </w:pPr>
+      <w:r>
+        <w:rPr>
+          <w:sz w:val="32"/>
+          <w:szCs w:val="32"/>
+        </w:rPr>
+        <w:t>Usage:</w:t>
+      </w:r>
+    </w:p>
+    <w:p>
+      <w:pPr>
+        <w:jc w:val="both"/>
+        <w:rPr>
+          <w:sz w:val="32"/>
+          <w:szCs w:val="32"/>
+        </w:rPr>
+      </w:pPr>
+      <w:r>
+        <w:rPr>
+          <w:sz w:val="32"/>
+          <w:szCs w:val="32"/>
+        </w:rPr>
+        <w:t># These two techniques can help us:</w:t>
+      </w:r>
+    </w:p>
+    <w:p>
+      <w:pPr>
+        <w:pStyle w:val="ListParagraph"/>
+        <w:numPr>
+          <w:ilvl w:val="0"/>
+          <w:numId w:val="38"/>
+        </w:numPr>
+        <w:jc w:val="both"/>
+        <w:rPr>
+          <w:sz w:val="32"/>
+          <w:szCs w:val="32"/>
+        </w:rPr>
+      </w:pPr>
+      <w:r>
+        <w:rPr>
+          <w:sz w:val="32"/>
+          <w:szCs w:val="32"/>
+        </w:rPr>
+        <w:t>Reduce unnecessary API calls</w:t>
+      </w:r>
+    </w:p>
+    <w:p>
+      <w:pPr>
+        <w:pStyle w:val="ListParagraph"/>
+        <w:numPr>
+          <w:ilvl w:val="0"/>
+          <w:numId w:val="38"/>
+        </w:numPr>
+        <w:jc w:val="both"/>
+        <w:rPr>
+          <w:sz w:val="32"/>
+          <w:szCs w:val="32"/>
+        </w:rPr>
+      </w:pPr>
+      <w:r>
+        <w:rPr>
+          <w:sz w:val="32"/>
+          <w:szCs w:val="32"/>
+        </w:rPr>
+        <w:t>Improve app responsiveness</w:t>
+      </w:r>
+    </w:p>
+    <w:p>
+      <w:pPr>
+        <w:pStyle w:val="ListParagraph"/>
+        <w:numPr>
+          <w:ilvl w:val="0"/>
+          <w:numId w:val="38"/>
+        </w:numPr>
+        <w:jc w:val="both"/>
+        <w:rPr>
+          <w:sz w:val="32"/>
+          <w:szCs w:val="32"/>
+        </w:rPr>
+      </w:pPr>
+      <w:r>
+        <w:rPr>
+          <w:sz w:val="32"/>
+          <w:szCs w:val="32"/>
+        </w:rPr>
+        <w:t>Reduce backend load</w:t>
+      </w:r>
+    </w:p>
+    <w:p>
+      <w:pPr>
+        <w:jc w:val="both"/>
+        <w:rPr>
+          <w:sz w:val="32"/>
+          <w:szCs w:val="32"/>
+        </w:rPr>
+      </w:pPr>
+    </w:p>
+    <w:p>
+      <w:pPr>
+        <w:jc w:val="center"/>
+        <w:rPr>
+          <w:sz w:val="32"/>
+          <w:szCs w:val="32"/>
+        </w:rPr>
+      </w:pPr>
+      <w:r>
+        <w:rPr>
+          <w:sz w:val="32"/>
+          <w:szCs w:val="32"/>
+        </w:rPr>
+        <w:t>Break</w:t>
+      </w:r>
+    </w:p>
+    <w:p>
+      <w:pPr>
+        <w:jc w:val="both"/>
+        <w:rPr>
+          <w:sz w:val="32"/>
+          <w:szCs w:val="32"/>
+        </w:rPr>
+      </w:pPr>
+    </w:p>
+    <w:p>
+      <w:pPr>
+        <w:jc w:val="both"/>
+        <w:rPr>
+          <w:sz w:val="32"/>
+          <w:szCs w:val="32"/>
+        </w:rPr>
+      </w:pPr>
+    </w:p>
+    <w:p>
+      <w:pPr>
+        <w:jc w:val="both"/>
+        <w:rPr>
+          <w:sz w:val="32"/>
+          <w:szCs w:val="32"/>
+        </w:rPr>
+      </w:pPr>
+    </w:p>
+    <w:p>
+      <w:pPr>
+        <w:jc w:val="both"/>
+        <w:rPr>
+          <w:sz w:val="32"/>
+          <w:szCs w:val="32"/>
+        </w:rPr>
+      </w:pPr>
+    </w:p>
+    <w:p>
+      <w:pPr>
+        <w:jc w:val="both"/>
+        <w:rPr>
           <w:sz w:val="32"/>
           <w:szCs w:val="32"/>
         </w:rPr>
       </w:pPr>
     </w:p>
     <w:sectPr>
-      <w:footerReference w:type="default" r:id="rId8"/>
+      <w:footerReference w:type="default" r:id="rId9"/>
       <w:pgSz w:w="11906" w:h="16838" w:code="9"/>
       <w:pgMar w:top="1440" w:right="1440" w:bottom="1440" w:left="1440" w:header="720" w:footer="720" w:gutter="0"/>
       <w:cols w:space="720"/>
@@ -14524,6 +17500,119 @@
     </w:lvl>
   </w:abstractNum>
   <w:abstractNum w:abstractNumId="13" w15:restartNumberingAfterBreak="0">
+    <w:nsid w:val="354C5573"/>
+    <w:multiLevelType w:val="hybridMultilevel"/>
+    <w:tmpl w:val="D3B0BA84"/>
+    <w:lvl w:ilvl="0" w:tplc="04090001">
+      <w:start w:val="1"/>
+      <w:numFmt w:val="bullet"/>
+      <w:lvlText w:val=""/>
+      <w:lvlJc w:val="left"/>
+      <w:pPr>
+        <w:ind w:left="360" w:hanging="360"/>
+      </w:pPr>
+      <w:rPr>
+        <w:rFonts w:ascii="Symbol" w:hAnsi="Symbol" w:hint="default"/>
+      </w:rPr>
+    </w:lvl>
+    <w:lvl w:ilvl="1" w:tplc="04090003" w:tentative="1">
+      <w:start w:val="1"/>
+      <w:numFmt w:val="bullet"/>
+      <w:lvlText w:val="o"/>
+      <w:lvlJc w:val="left"/>
+      <w:pPr>
+        <w:ind w:left="1080" w:hanging="360"/>
+      </w:pPr>
+      <w:rPr>
+        <w:rFonts w:ascii="Courier New" w:hAnsi="Courier New" w:cs="Courier New" w:hint="default"/>
+      </w:rPr>
+    </w:lvl>
+    <w:lvl w:ilvl="2" w:tplc="04090005" w:tentative="1">
+      <w:start w:val="1"/>
+      <w:numFmt w:val="bullet"/>
+      <w:lvlText w:val=""/>
+      <w:lvlJc w:val="left"/>
+      <w:pPr>
+        <w:ind w:left="1800" w:hanging="360"/>
+      </w:pPr>
+      <w:rPr>
+        <w:rFonts w:ascii="Wingdings" w:hAnsi="Wingdings" w:hint="default"/>
+      </w:rPr>
+    </w:lvl>
+    <w:lvl w:ilvl="3" w:tplc="04090001" w:tentative="1">
+      <w:start w:val="1"/>
+      <w:numFmt w:val="bullet"/>
+      <w:lvlText w:val=""/>
+      <w:lvlJc w:val="left"/>
+      <w:pPr>
+        <w:ind w:left="2520" w:hanging="360"/>
+      </w:pPr>
+      <w:rPr>
+        <w:rFonts w:ascii="Symbol" w:hAnsi="Symbol" w:hint="default"/>
+      </w:rPr>
+    </w:lvl>
+    <w:lvl w:ilvl="4" w:tplc="04090003" w:tentative="1">
+      <w:start w:val="1"/>
+      <w:numFmt w:val="bullet"/>
+      <w:lvlText w:val="o"/>
+      <w:lvlJc w:val="left"/>
+      <w:pPr>
+        <w:ind w:left="3240" w:hanging="360"/>
+      </w:pPr>
+      <w:rPr>
+        <w:rFonts w:ascii="Courier New" w:hAnsi="Courier New" w:cs="Courier New" w:hint="default"/>
+      </w:rPr>
+    </w:lvl>
+    <w:lvl w:ilvl="5" w:tplc="04090005" w:tentative="1">
+      <w:start w:val="1"/>
+      <w:numFmt w:val="bullet"/>
+      <w:lvlText w:val=""/>
+      <w:lvlJc w:val="left"/>
+      <w:pPr>
+        <w:ind w:left="3960" w:hanging="360"/>
+      </w:pPr>
+      <w:rPr>
+        <w:rFonts w:ascii="Wingdings" w:hAnsi="Wingdings" w:hint="default"/>
+      </w:rPr>
+    </w:lvl>
+    <w:lvl w:ilvl="6" w:tplc="04090001" w:tentative="1">
+      <w:start w:val="1"/>
+      <w:numFmt w:val="bullet"/>
+      <w:lvlText w:val=""/>
+      <w:lvlJc w:val="left"/>
+      <w:pPr>
+        <w:ind w:left="4680" w:hanging="360"/>
+      </w:pPr>
+      <w:rPr>
+        <w:rFonts w:ascii="Symbol" w:hAnsi="Symbol" w:hint="default"/>
+      </w:rPr>
+    </w:lvl>
+    <w:lvl w:ilvl="7" w:tplc="04090003" w:tentative="1">
+      <w:start w:val="1"/>
+      <w:numFmt w:val="bullet"/>
+      <w:lvlText w:val="o"/>
+      <w:lvlJc w:val="left"/>
+      <w:pPr>
+        <w:ind w:left="5400" w:hanging="360"/>
+      </w:pPr>
+      <w:rPr>
+        <w:rFonts w:ascii="Courier New" w:hAnsi="Courier New" w:cs="Courier New" w:hint="default"/>
+      </w:rPr>
+    </w:lvl>
+    <w:lvl w:ilvl="8" w:tplc="04090005" w:tentative="1">
+      <w:start w:val="1"/>
+      <w:numFmt w:val="bullet"/>
+      <w:lvlText w:val=""/>
+      <w:lvlJc w:val="left"/>
+      <w:pPr>
+        <w:ind w:left="6120" w:hanging="360"/>
+      </w:pPr>
+      <w:rPr>
+        <w:rFonts w:ascii="Wingdings" w:hAnsi="Wingdings" w:hint="default"/>
+      </w:rPr>
+    </w:lvl>
+  </w:abstractNum>
+  <w:abstractNum w:abstractNumId="14" w15:restartNumberingAfterBreak="0">
     <w:nsid w:val="3A64427A"/>
     <w:multiLevelType w:val="hybridMultilevel"/>
     <w:tmpl w:val="08061F78"/>
@@ -14636,7 +17725,7 @@
       </w:rPr>
     </w:lvl>
   </w:abstractNum>
-  <w:abstractNum w:abstractNumId="14" w15:restartNumberingAfterBreak="0">
+  <w:abstractNum w:abstractNumId="15" w15:restartNumberingAfterBreak="0">
     <w:nsid w:val="3CE6114A"/>
     <w:multiLevelType w:val="hybridMultilevel"/>
     <w:tmpl w:val="DAC8EAB2"/>
@@ -14749,7 +17838,7 @@
       </w:rPr>
     </w:lvl>
   </w:abstractNum>
-  <w:abstractNum w:abstractNumId="15" w15:restartNumberingAfterBreak="0">
+  <w:abstractNum w:abstractNumId="16" w15:restartNumberingAfterBreak="0">
     <w:nsid w:val="3EA15ED3"/>
     <w:multiLevelType w:val="hybridMultilevel"/>
     <w:tmpl w:val="32A66580"/>
@@ -14862,7 +17951,7 @@
       </w:rPr>
     </w:lvl>
   </w:abstractNum>
-  <w:abstractNum w:abstractNumId="16" w15:restartNumberingAfterBreak="0">
+  <w:abstractNum w:abstractNumId="17" w15:restartNumberingAfterBreak="0">
     <w:nsid w:val="44C33E12"/>
     <w:multiLevelType w:val="hybridMultilevel"/>
     <w:tmpl w:val="ECB2EB04"/>
@@ -14975,7 +18064,7 @@
       </w:rPr>
     </w:lvl>
   </w:abstractNum>
-  <w:abstractNum w:abstractNumId="17" w15:restartNumberingAfterBreak="0">
+  <w:abstractNum w:abstractNumId="18" w15:restartNumberingAfterBreak="0">
     <w:nsid w:val="465D0ED0"/>
     <w:multiLevelType w:val="hybridMultilevel"/>
     <w:tmpl w:val="CA2CA59C"/>
@@ -15088,7 +18177,7 @@
       </w:rPr>
     </w:lvl>
   </w:abstractNum>
-  <w:abstractNum w:abstractNumId="18" w15:restartNumberingAfterBreak="0">
+  <w:abstractNum w:abstractNumId="19" w15:restartNumberingAfterBreak="0">
     <w:nsid w:val="48A6493C"/>
     <w:multiLevelType w:val="hybridMultilevel"/>
     <w:tmpl w:val="682E1392"/>
@@ -15201,7 +18290,7 @@
       </w:rPr>
     </w:lvl>
   </w:abstractNum>
-  <w:abstractNum w:abstractNumId="19" w15:restartNumberingAfterBreak="0">
+  <w:abstractNum w:abstractNumId="20" w15:restartNumberingAfterBreak="0">
     <w:nsid w:val="48BC2A2E"/>
     <w:multiLevelType w:val="hybridMultilevel"/>
     <w:tmpl w:val="262A606E"/>
@@ -15292,7 +18381,7 @@
       </w:pPr>
     </w:lvl>
   </w:abstractNum>
-  <w:abstractNum w:abstractNumId="20" w15:restartNumberingAfterBreak="0">
+  <w:abstractNum w:abstractNumId="21" w15:restartNumberingAfterBreak="0">
     <w:nsid w:val="49767D6F"/>
     <w:multiLevelType w:val="hybridMultilevel"/>
     <w:tmpl w:val="4218F1BC"/>
@@ -15383,7 +18472,7 @@
       </w:pPr>
     </w:lvl>
   </w:abstractNum>
-  <w:abstractNum w:abstractNumId="21" w15:restartNumberingAfterBreak="0">
+  <w:abstractNum w:abstractNumId="22" w15:restartNumberingAfterBreak="0">
     <w:nsid w:val="4A3641F2"/>
     <w:multiLevelType w:val="hybridMultilevel"/>
     <w:tmpl w:val="55A4C6E8"/>
@@ -15496,7 +18585,7 @@
       </w:rPr>
     </w:lvl>
   </w:abstractNum>
-  <w:abstractNum w:abstractNumId="22" w15:restartNumberingAfterBreak="0">
+  <w:abstractNum w:abstractNumId="23" w15:restartNumberingAfterBreak="0">
     <w:nsid w:val="4FB51FC8"/>
     <w:multiLevelType w:val="hybridMultilevel"/>
     <w:tmpl w:val="C10C9EF6"/>
@@ -15609,7 +18698,7 @@
       </w:rPr>
     </w:lvl>
   </w:abstractNum>
-  <w:abstractNum w:abstractNumId="23" w15:restartNumberingAfterBreak="0">
+  <w:abstractNum w:abstractNumId="24" w15:restartNumberingAfterBreak="0">
     <w:nsid w:val="51D943C0"/>
     <w:multiLevelType w:val="hybridMultilevel"/>
     <w:tmpl w:val="AACCBFFC"/>
@@ -15722,7 +18811,7 @@
       </w:rPr>
     </w:lvl>
   </w:abstractNum>
-  <w:abstractNum w:abstractNumId="24" w15:restartNumberingAfterBreak="0">
+  <w:abstractNum w:abstractNumId="25" w15:restartNumberingAfterBreak="0">
     <w:nsid w:val="55A01DC0"/>
     <w:multiLevelType w:val="hybridMultilevel"/>
     <w:tmpl w:val="E82C902C"/>
@@ -15835,7 +18924,7 @@
       </w:rPr>
     </w:lvl>
   </w:abstractNum>
-  <w:abstractNum w:abstractNumId="25" w15:restartNumberingAfterBreak="0">
+  <w:abstractNum w:abstractNumId="26" w15:restartNumberingAfterBreak="0">
     <w:nsid w:val="566B2156"/>
     <w:multiLevelType w:val="hybridMultilevel"/>
     <w:tmpl w:val="49A48358"/>
@@ -15948,7 +19037,7 @@
       </w:rPr>
     </w:lvl>
   </w:abstractNum>
-  <w:abstractNum w:abstractNumId="26" w15:restartNumberingAfterBreak="0">
+  <w:abstractNum w:abstractNumId="27" w15:restartNumberingAfterBreak="0">
     <w:nsid w:val="62F46793"/>
     <w:multiLevelType w:val="hybridMultilevel"/>
     <w:tmpl w:val="9F04FAB2"/>
@@ -16061,7 +19150,7 @@
       </w:rPr>
     </w:lvl>
   </w:abstractNum>
-  <w:abstractNum w:abstractNumId="27" w15:restartNumberingAfterBreak="0">
+  <w:abstractNum w:abstractNumId="28" w15:restartNumberingAfterBreak="0">
     <w:nsid w:val="6574689A"/>
     <w:multiLevelType w:val="hybridMultilevel"/>
     <w:tmpl w:val="3040723C"/>
@@ -16174,7 +19263,7 @@
       </w:rPr>
     </w:lvl>
   </w:abstractNum>
-  <w:abstractNum w:abstractNumId="28" w15:restartNumberingAfterBreak="0">
+  <w:abstractNum w:abstractNumId="29" w15:restartNumberingAfterBreak="0">
     <w:nsid w:val="68152F36"/>
     <w:multiLevelType w:val="hybridMultilevel"/>
     <w:tmpl w:val="C42ED464"/>
@@ -16287,7 +19376,7 @@
       </w:rPr>
     </w:lvl>
   </w:abstractNum>
-  <w:abstractNum w:abstractNumId="29" w15:restartNumberingAfterBreak="0">
+  <w:abstractNum w:abstractNumId="30" w15:restartNumberingAfterBreak="0">
     <w:nsid w:val="684E54B5"/>
     <w:multiLevelType w:val="hybridMultilevel"/>
     <w:tmpl w:val="E238318E"/>
@@ -16400,7 +19489,7 @@
       </w:rPr>
     </w:lvl>
   </w:abstractNum>
-  <w:abstractNum w:abstractNumId="30" w15:restartNumberingAfterBreak="0">
+  <w:abstractNum w:abstractNumId="31" w15:restartNumberingAfterBreak="0">
     <w:nsid w:val="68F2565C"/>
     <w:multiLevelType w:val="hybridMultilevel"/>
     <w:tmpl w:val="8D324286"/>
@@ -16513,7 +19602,7 @@
       </w:rPr>
     </w:lvl>
   </w:abstractNum>
-  <w:abstractNum w:abstractNumId="31" w15:restartNumberingAfterBreak="0">
+  <w:abstractNum w:abstractNumId="32" w15:restartNumberingAfterBreak="0">
     <w:nsid w:val="6DE94742"/>
     <w:multiLevelType w:val="hybridMultilevel"/>
     <w:tmpl w:val="02A4C7F4"/>
@@ -16626,7 +19715,7 @@
       </w:rPr>
     </w:lvl>
   </w:abstractNum>
-  <w:abstractNum w:abstractNumId="32" w15:restartNumberingAfterBreak="0">
+  <w:abstractNum w:abstractNumId="33" w15:restartNumberingAfterBreak="0">
     <w:nsid w:val="6F9908ED"/>
     <w:multiLevelType w:val="hybridMultilevel"/>
     <w:tmpl w:val="19A64D52"/>
@@ -16739,7 +19828,7 @@
       </w:rPr>
     </w:lvl>
   </w:abstractNum>
-  <w:abstractNum w:abstractNumId="33" w15:restartNumberingAfterBreak="0">
+  <w:abstractNum w:abstractNumId="34" w15:restartNumberingAfterBreak="0">
     <w:nsid w:val="73EF6507"/>
     <w:multiLevelType w:val="hybridMultilevel"/>
     <w:tmpl w:val="CB3EB4AA"/>
@@ -16830,7 +19919,7 @@
       </w:pPr>
     </w:lvl>
   </w:abstractNum>
-  <w:abstractNum w:abstractNumId="34" w15:restartNumberingAfterBreak="0">
+  <w:abstractNum w:abstractNumId="35" w15:restartNumberingAfterBreak="0">
     <w:nsid w:val="77931365"/>
     <w:multiLevelType w:val="hybridMultilevel"/>
     <w:tmpl w:val="5C26A464"/>
@@ -16943,7 +20032,7 @@
       </w:rPr>
     </w:lvl>
   </w:abstractNum>
-  <w:abstractNum w:abstractNumId="35" w15:restartNumberingAfterBreak="0">
+  <w:abstractNum w:abstractNumId="36" w15:restartNumberingAfterBreak="0">
     <w:nsid w:val="7AD763DB"/>
     <w:multiLevelType w:val="hybridMultilevel"/>
     <w:tmpl w:val="E0C807A2"/>
@@ -17058,7 +20147,7 @@
       </w:rPr>
     </w:lvl>
   </w:abstractNum>
-  <w:abstractNum w:abstractNumId="36" w15:restartNumberingAfterBreak="0">
+  <w:abstractNum w:abstractNumId="37" w15:restartNumberingAfterBreak="0">
     <w:nsid w:val="7B9E3FA6"/>
     <w:multiLevelType w:val="hybridMultilevel"/>
     <w:tmpl w:val="6F8231C2"/>
@@ -17172,22 +20261,22 @@
     </w:lvl>
   </w:abstractNum>
   <w:num w:numId="1" w16cid:durableId="664865304">
-    <w:abstractNumId w:val="27"/>
+    <w:abstractNumId w:val="28"/>
   </w:num>
   <w:num w:numId="2" w16cid:durableId="2008902027">
     <w:abstractNumId w:val="12"/>
   </w:num>
   <w:num w:numId="3" w16cid:durableId="704447734">
-    <w:abstractNumId w:val="34"/>
+    <w:abstractNumId w:val="35"/>
   </w:num>
   <w:num w:numId="4" w16cid:durableId="1510021272">
     <w:abstractNumId w:val="10"/>
   </w:num>
   <w:num w:numId="5" w16cid:durableId="359281728">
-    <w:abstractNumId w:val="19"/>
+    <w:abstractNumId w:val="20"/>
   </w:num>
   <w:num w:numId="6" w16cid:durableId="259992389">
-    <w:abstractNumId w:val="14"/>
+    <w:abstractNumId w:val="15"/>
   </w:num>
   <w:num w:numId="7" w16cid:durableId="202402556">
     <w:abstractNumId w:val="7"/>
@@ -17196,58 +20285,58 @@
     <w:abstractNumId w:val="1"/>
   </w:num>
   <w:num w:numId="9" w16cid:durableId="1021131634">
-    <w:abstractNumId w:val="25"/>
+    <w:abstractNumId w:val="26"/>
   </w:num>
   <w:num w:numId="10" w16cid:durableId="1837186236">
+    <w:abstractNumId w:val="22"/>
+  </w:num>
+  <w:num w:numId="11" w16cid:durableId="480124734">
     <w:abstractNumId w:val="21"/>
   </w:num>
-  <w:num w:numId="11" w16cid:durableId="480124734">
-    <w:abstractNumId w:val="20"/>
-  </w:num>
   <w:num w:numId="12" w16cid:durableId="1120107619">
-    <w:abstractNumId w:val="15"/>
+    <w:abstractNumId w:val="16"/>
   </w:num>
   <w:num w:numId="13" w16cid:durableId="2129663888">
     <w:abstractNumId w:val="6"/>
   </w:num>
   <w:num w:numId="14" w16cid:durableId="1609662036">
-    <w:abstractNumId w:val="13"/>
+    <w:abstractNumId w:val="14"/>
   </w:num>
   <w:num w:numId="15" w16cid:durableId="473985100">
-    <w:abstractNumId w:val="33"/>
+    <w:abstractNumId w:val="34"/>
   </w:num>
   <w:num w:numId="16" w16cid:durableId="619263971">
     <w:abstractNumId w:val="9"/>
   </w:num>
   <w:num w:numId="17" w16cid:durableId="1712536812">
-    <w:abstractNumId w:val="30"/>
+    <w:abstractNumId w:val="31"/>
   </w:num>
   <w:num w:numId="18" w16cid:durableId="553348773">
-    <w:abstractNumId w:val="32"/>
+    <w:abstractNumId w:val="33"/>
   </w:num>
   <w:num w:numId="19" w16cid:durableId="616566803">
-    <w:abstractNumId w:val="29"/>
+    <w:abstractNumId w:val="30"/>
   </w:num>
   <w:num w:numId="20" w16cid:durableId="1195458330">
     <w:abstractNumId w:val="0"/>
   </w:num>
   <w:num w:numId="21" w16cid:durableId="979728643">
-    <w:abstractNumId w:val="17"/>
+    <w:abstractNumId w:val="18"/>
   </w:num>
   <w:num w:numId="22" w16cid:durableId="1781026175">
-    <w:abstractNumId w:val="23"/>
+    <w:abstractNumId w:val="24"/>
   </w:num>
   <w:num w:numId="23" w16cid:durableId="1358390278">
     <w:abstractNumId w:val="2"/>
   </w:num>
   <w:num w:numId="24" w16cid:durableId="319967696">
-    <w:abstractNumId w:val="22"/>
+    <w:abstractNumId w:val="23"/>
   </w:num>
   <w:num w:numId="25" w16cid:durableId="1490172335">
     <w:abstractNumId w:val="11"/>
   </w:num>
   <w:num w:numId="26" w16cid:durableId="494876458">
-    <w:abstractNumId w:val="36"/>
+    <w:abstractNumId w:val="37"/>
   </w:num>
   <w:num w:numId="27" w16cid:durableId="965160156">
     <w:abstractNumId w:val="8"/>
@@ -17256,7 +20345,7 @@
     <w:abstractNumId w:val="3"/>
   </w:num>
   <w:num w:numId="29" w16cid:durableId="1588465180">
-    <w:abstractNumId w:val="28"/>
+    <w:abstractNumId w:val="29"/>
   </w:num>
   <w:num w:numId="30" w16cid:durableId="1856184709">
     <w:abstractNumId w:val="4"/>
@@ -17265,22 +20354,25 @@
     <w:abstractNumId w:val="5"/>
   </w:num>
   <w:num w:numId="32" w16cid:durableId="1697392296">
-    <w:abstractNumId w:val="16"/>
+    <w:abstractNumId w:val="17"/>
   </w:num>
   <w:num w:numId="33" w16cid:durableId="1742873147">
-    <w:abstractNumId w:val="35"/>
+    <w:abstractNumId w:val="36"/>
   </w:num>
   <w:num w:numId="34" w16cid:durableId="374161227">
-    <w:abstractNumId w:val="31"/>
+    <w:abstractNumId w:val="32"/>
   </w:num>
   <w:num w:numId="35" w16cid:durableId="1450470478">
-    <w:abstractNumId w:val="18"/>
+    <w:abstractNumId w:val="19"/>
   </w:num>
   <w:num w:numId="36" w16cid:durableId="1037315447">
-    <w:abstractNumId w:val="26"/>
+    <w:abstractNumId w:val="27"/>
   </w:num>
   <w:num w:numId="37" w16cid:durableId="1738937060">
-    <w:abstractNumId w:val="24"/>
+    <w:abstractNumId w:val="25"/>
+  </w:num>
+  <w:num w:numId="38" w16cid:durableId="1038313736">
+    <w:abstractNumId w:val="13"/>
   </w:num>
 </w:numbering>
 </file>

--- a/programming_mental_models/p1_programming_mental_models.docx
+++ b/programming_mental_models/p1_programming_mental_models.docx
@@ -80,17 +80,8 @@
           <w:sz w:val="32"/>
           <w:szCs w:val="32"/>
         </w:rPr>
-        <w:t>……</w:t>
-      </w:r>
-      <w:proofErr w:type="gramStart"/>
-      <w:r>
-        <w:rPr>
-          <w:sz w:val="32"/>
-          <w:szCs w:val="32"/>
-        </w:rPr>
-        <w:t>…..</w:t>
-      </w:r>
-      <w:proofErr w:type="gramEnd"/>
+        <w:t>………..</w:t>
+      </w:r>
       <w:r>
         <w:rPr>
           <w:sz w:val="32"/>
@@ -152,23 +143,7 @@
           <w:sz w:val="32"/>
           <w:szCs w:val="32"/>
         </w:rPr>
-        <w:t xml:space="preserve">Think in Systems (not in </w:t>
-      </w:r>
-      <w:proofErr w:type="gramStart"/>
-      <w:r>
-        <w:rPr>
-          <w:sz w:val="32"/>
-          <w:szCs w:val="32"/>
-        </w:rPr>
-        <w:t>Components)…</w:t>
-      </w:r>
-      <w:proofErr w:type="gramEnd"/>
-      <w:r>
-        <w:rPr>
-          <w:sz w:val="32"/>
-          <w:szCs w:val="32"/>
-        </w:rPr>
-        <w:t>…………………</w:t>
+        <w:t>Think in Systems (not in Components)……………………</w:t>
       </w:r>
       <w:r>
         <w:rPr>
@@ -210,17 +185,8 @@
           <w:sz w:val="32"/>
           <w:szCs w:val="32"/>
         </w:rPr>
-        <w:t>……</w:t>
-      </w:r>
-      <w:proofErr w:type="gramStart"/>
-      <w:r>
-        <w:rPr>
-          <w:sz w:val="32"/>
-          <w:szCs w:val="32"/>
-        </w:rPr>
-        <w:t>…..</w:t>
-      </w:r>
-      <w:proofErr w:type="gramEnd"/>
+        <w:t>………..</w:t>
+      </w:r>
       <w:r>
         <w:rPr>
           <w:sz w:val="32"/>
@@ -352,17 +318,8 @@
           <w:sz w:val="32"/>
           <w:szCs w:val="32"/>
         </w:rPr>
-        <w:t>……</w:t>
-      </w:r>
-      <w:proofErr w:type="gramStart"/>
-      <w:r>
-        <w:rPr>
-          <w:sz w:val="32"/>
-          <w:szCs w:val="32"/>
-        </w:rPr>
-        <w:t>…..</w:t>
-      </w:r>
-      <w:proofErr w:type="gramEnd"/>
+        <w:t>………..</w:t>
+      </w:r>
       <w:r>
         <w:rPr>
           <w:sz w:val="32"/>
@@ -459,23 +416,7 @@
           <w:sz w:val="32"/>
           <w:szCs w:val="32"/>
         </w:rPr>
-        <w:t xml:space="preserve">SSH (Secure </w:t>
-      </w:r>
-      <w:proofErr w:type="gramStart"/>
-      <w:r>
-        <w:rPr>
-          <w:sz w:val="32"/>
-          <w:szCs w:val="32"/>
-        </w:rPr>
-        <w:t>Shell)…</w:t>
-      </w:r>
-      <w:proofErr w:type="gramEnd"/>
-      <w:r>
-        <w:rPr>
-          <w:sz w:val="32"/>
-          <w:szCs w:val="32"/>
-        </w:rPr>
-        <w:t>…………………………………</w:t>
+        <w:t>SSH (Secure Shell)……………………………………</w:t>
       </w:r>
       <w:r>
         <w:rPr>
@@ -517,23 +458,7 @@
           <w:sz w:val="32"/>
           <w:szCs w:val="32"/>
         </w:rPr>
-        <w:t xml:space="preserve">Mono-repo (Monolithic </w:t>
-      </w:r>
-      <w:proofErr w:type="gramStart"/>
-      <w:r>
-        <w:rPr>
-          <w:sz w:val="32"/>
-          <w:szCs w:val="32"/>
-        </w:rPr>
-        <w:t>Repository)…</w:t>
-      </w:r>
-      <w:proofErr w:type="gramEnd"/>
-      <w:r>
-        <w:rPr>
-          <w:sz w:val="32"/>
-          <w:szCs w:val="32"/>
-        </w:rPr>
-        <w:t>…………………</w:t>
+        <w:t>Mono-repo (Monolithic Repository)……………………</w:t>
       </w:r>
       <w:r>
         <w:rPr>
@@ -568,23 +493,7 @@
           <w:sz w:val="32"/>
           <w:szCs w:val="32"/>
         </w:rPr>
-        <w:t xml:space="preserve">MCP (Model Context </w:t>
-      </w:r>
-      <w:proofErr w:type="gramStart"/>
-      <w:r>
-        <w:rPr>
-          <w:sz w:val="32"/>
-          <w:szCs w:val="32"/>
-        </w:rPr>
-        <w:t>Protocol)…</w:t>
-      </w:r>
-      <w:proofErr w:type="gramEnd"/>
-      <w:r>
-        <w:rPr>
-          <w:sz w:val="32"/>
-          <w:szCs w:val="32"/>
-        </w:rPr>
-        <w:t>…………………………</w:t>
+        <w:t>MCP (Model Context Protocol)……………………………</w:t>
       </w:r>
       <w:r>
         <w:rPr>
@@ -661,23 +570,7 @@
           <w:sz w:val="32"/>
           <w:szCs w:val="32"/>
         </w:rPr>
-        <w:t xml:space="preserve">Bash (Command Language </w:t>
-      </w:r>
-      <w:proofErr w:type="gramStart"/>
-      <w:r>
-        <w:rPr>
-          <w:sz w:val="32"/>
-          <w:szCs w:val="32"/>
-        </w:rPr>
-        <w:t>Interpreter)…</w:t>
-      </w:r>
-      <w:proofErr w:type="gramEnd"/>
-      <w:r>
-        <w:rPr>
-          <w:sz w:val="32"/>
-          <w:szCs w:val="32"/>
-        </w:rPr>
-        <w:t>……………...........28</w:t>
+        <w:t>Bash (Command Language Interpreter)………………...........28</w:t>
       </w:r>
     </w:p>
     <w:p>
@@ -698,23 +591,7 @@
           <w:sz w:val="32"/>
           <w:szCs w:val="32"/>
         </w:rPr>
-        <w:t>Async, Call Stack, Event Loop and Isolate…………………</w:t>
-      </w:r>
-      <w:proofErr w:type="gramStart"/>
-      <w:r>
-        <w:rPr>
-          <w:sz w:val="32"/>
-          <w:szCs w:val="32"/>
-        </w:rPr>
-        <w:t>…..</w:t>
-      </w:r>
-      <w:proofErr w:type="gramEnd"/>
-      <w:r>
-        <w:rPr>
-          <w:sz w:val="32"/>
-          <w:szCs w:val="32"/>
-        </w:rPr>
-        <w:t>29</w:t>
+        <w:t>Async, Call Stack, Event Loop and Isolate……………………..29</w:t>
       </w:r>
     </w:p>
     <w:p>
@@ -735,23 +612,7 @@
           <w:sz w:val="32"/>
           <w:szCs w:val="32"/>
         </w:rPr>
-        <w:t>Debounce and Throttle in Programming……………………</w:t>
-      </w:r>
-      <w:proofErr w:type="gramStart"/>
-      <w:r>
-        <w:rPr>
-          <w:sz w:val="32"/>
-          <w:szCs w:val="32"/>
-        </w:rPr>
-        <w:t>…..</w:t>
-      </w:r>
-      <w:proofErr w:type="gramEnd"/>
-      <w:r>
-        <w:rPr>
-          <w:sz w:val="32"/>
-          <w:szCs w:val="32"/>
-        </w:rPr>
-        <w:t>29</w:t>
+        <w:t>Debounce and Throttle in Programming………………………..29</w:t>
       </w:r>
     </w:p>
     <w:p>
@@ -857,27 +718,7 @@
           <w:sz w:val="32"/>
           <w:szCs w:val="32"/>
         </w:rPr>
-        <w:t xml:space="preserve"> </w:t>
-      </w:r>
-      <w:proofErr w:type="gramStart"/>
-      <w:r>
-        <w:rPr>
-          <w:b/>
-          <w:bCs/>
-          <w:sz w:val="32"/>
-          <w:szCs w:val="32"/>
-        </w:rPr>
-        <w:t>State</w:t>
-      </w:r>
-      <w:proofErr w:type="gramEnd"/>
-      <w:r>
-        <w:rPr>
-          <w:b/>
-          <w:bCs/>
-          <w:sz w:val="32"/>
-          <w:szCs w:val="32"/>
-        </w:rPr>
-        <w:t xml:space="preserve"> machine</w:t>
+        <w:t xml:space="preserve"> State machine</w:t>
       </w:r>
       <w:r>
         <w:rPr>
@@ -2354,10 +2195,12 @@
           <w:sz w:val="32"/>
           <w:szCs w:val="32"/>
         </w:rPr>
-        <w:t xml:space="preserve">    def </w:t>
-      </w:r>
-      <w:proofErr w:type="spellStart"/>
-      <w:r>
+        <w:t xml:space="preserve">    def get_name(self):</w:t>
+      </w:r>
+    </w:p>
+    <w:p>
+      <w:pPr>
+        <w:jc w:val="both"/>
         <w:rPr>
           <w:b/>
           <w:bCs/>
@@ -2365,9 +2208,7 @@
           <w:sz w:val="32"/>
           <w:szCs w:val="32"/>
         </w:rPr>
-        <w:t>get_name</w:t>
-      </w:r>
-      <w:proofErr w:type="spellEnd"/>
+      </w:pPr>
       <w:r>
         <w:rPr>
           <w:b/>
@@ -2376,7 +2217,7 @@
           <w:sz w:val="32"/>
           <w:szCs w:val="32"/>
         </w:rPr>
-        <w:t>(self):</w:t>
+        <w:t xml:space="preserve">        return self.__name</w:t>
       </w:r>
     </w:p>
     <w:p>
@@ -2398,11 +2239,12 @@
           <w:sz w:val="32"/>
           <w:szCs w:val="32"/>
         </w:rPr>
-        <w:t xml:space="preserve">        return </w:t>
-      </w:r>
-      <w:proofErr w:type="spellStart"/>
-      <w:proofErr w:type="gramStart"/>
-      <w:r>
+        <w:t xml:space="preserve">    def get_price(self):</w:t>
+      </w:r>
+    </w:p>
+    <w:p>
+      <w:pPr>
+        <w:jc w:val="both"/>
         <w:rPr>
           <w:b/>
           <w:bCs/>
@@ -2410,9 +2252,7 @@
           <w:sz w:val="32"/>
           <w:szCs w:val="32"/>
         </w:rPr>
-        <w:t>self._</w:t>
-      </w:r>
-      <w:proofErr w:type="gramEnd"/>
+      </w:pPr>
       <w:r>
         <w:rPr>
           <w:b/>
@@ -2421,9 +2261,8 @@
           <w:sz w:val="32"/>
           <w:szCs w:val="32"/>
         </w:rPr>
-        <w:t>_name</w:t>
-      </w:r>
-      <w:proofErr w:type="spellEnd"/>
+        <w:t xml:space="preserve">        return self.__price</w:t>
+      </w:r>
     </w:p>
     <w:p>
       <w:pPr>
@@ -2444,10 +2283,12 @@
           <w:sz w:val="32"/>
           <w:szCs w:val="32"/>
         </w:rPr>
-        <w:t xml:space="preserve">    def </w:t>
-      </w:r>
-      <w:proofErr w:type="spellStart"/>
-      <w:r>
+        <w:t xml:space="preserve">    def set_name(self, price):</w:t>
+      </w:r>
+    </w:p>
+    <w:p>
+      <w:pPr>
+        <w:jc w:val="both"/>
         <w:rPr>
           <w:b/>
           <w:bCs/>
@@ -2455,9 +2296,7 @@
           <w:sz w:val="32"/>
           <w:szCs w:val="32"/>
         </w:rPr>
-        <w:t>get_price</w:t>
-      </w:r>
-      <w:proofErr w:type="spellEnd"/>
+      </w:pPr>
       <w:r>
         <w:rPr>
           <w:b/>
@@ -2466,7 +2305,8 @@
           <w:sz w:val="32"/>
           <w:szCs w:val="32"/>
         </w:rPr>
-        <w:t>(self):</w:t>
+        <w:lastRenderedPageBreak/>
+        <w:t xml:space="preserve">        self.__price = price</w:t>
       </w:r>
     </w:p>
     <w:p>
@@ -2488,11 +2328,12 @@
           <w:sz w:val="32"/>
           <w:szCs w:val="32"/>
         </w:rPr>
-        <w:t xml:space="preserve">        return </w:t>
-      </w:r>
-      <w:proofErr w:type="spellStart"/>
-      <w:proofErr w:type="gramStart"/>
-      <w:r>
+        <w:t xml:space="preserve">    def apply_discount(self, pct):</w:t>
+      </w:r>
+    </w:p>
+    <w:p>
+      <w:pPr>
+        <w:jc w:val="both"/>
         <w:rPr>
           <w:b/>
           <w:bCs/>
@@ -2500,9 +2341,7 @@
           <w:sz w:val="32"/>
           <w:szCs w:val="32"/>
         </w:rPr>
-        <w:t>self._</w:t>
-      </w:r>
-      <w:proofErr w:type="gramEnd"/>
+      </w:pPr>
       <w:r>
         <w:rPr>
           <w:b/>
@@ -2511,9 +2350,8 @@
           <w:sz w:val="32"/>
           <w:szCs w:val="32"/>
         </w:rPr>
-        <w:t>_price</w:t>
-      </w:r>
-      <w:proofErr w:type="spellEnd"/>
+        <w:t xml:space="preserve">        return  self.__price * (1 - pct/100)</w:t>
+      </w:r>
     </w:p>
     <w:p>
       <w:pPr>
@@ -2526,7 +2364,10 @@
           <w:szCs w:val="32"/>
         </w:rPr>
       </w:pPr>
-      <w:r>
+    </w:p>
+    <w:p>
+      <w:pPr>
+        <w:jc w:val="both"/>
         <w:rPr>
           <w:b/>
           <w:bCs/>
@@ -2534,9 +2375,7 @@
           <w:sz w:val="32"/>
           <w:szCs w:val="32"/>
         </w:rPr>
-        <w:t xml:space="preserve">    def </w:t>
-      </w:r>
-      <w:proofErr w:type="spellStart"/>
+      </w:pPr>
       <w:r>
         <w:rPr>
           <w:b/>
@@ -2545,10 +2384,12 @@
           <w:sz w:val="32"/>
           <w:szCs w:val="32"/>
         </w:rPr>
-        <w:t>set_</w:t>
-      </w:r>
-      <w:proofErr w:type="gramStart"/>
-      <w:r>
+        <w:t>class Subscription:</w:t>
+      </w:r>
+    </w:p>
+    <w:p>
+      <w:pPr>
+        <w:jc w:val="both"/>
         <w:rPr>
           <w:b/>
           <w:bCs/>
@@ -2556,9 +2397,7 @@
           <w:sz w:val="32"/>
           <w:szCs w:val="32"/>
         </w:rPr>
-        <w:t>name</w:t>
-      </w:r>
-      <w:proofErr w:type="spellEnd"/>
+      </w:pPr>
       <w:r>
         <w:rPr>
           <w:b/>
@@ -2567,10 +2406,12 @@
           <w:sz w:val="32"/>
           <w:szCs w:val="32"/>
         </w:rPr>
-        <w:t>(</w:t>
-      </w:r>
-      <w:proofErr w:type="gramEnd"/>
-      <w:r>
+        <w:t xml:space="preserve">    __monthly = 0.0</w:t>
+      </w:r>
+    </w:p>
+    <w:p>
+      <w:pPr>
+        <w:jc w:val="both"/>
         <w:rPr>
           <w:b/>
           <w:bCs/>
@@ -2578,12 +2419,8 @@
           <w:sz w:val="32"/>
           <w:szCs w:val="32"/>
         </w:rPr>
-        <w:t>self, price):</w:t>
-      </w:r>
-    </w:p>
-    <w:p>
-      <w:pPr>
-        <w:jc w:val="both"/>
+      </w:pPr>
+      <w:r>
         <w:rPr>
           <w:b/>
           <w:bCs/>
@@ -2591,8 +2428,12 @@
           <w:sz w:val="32"/>
           <w:szCs w:val="32"/>
         </w:rPr>
-      </w:pPr>
-      <w:r>
+        <w:t xml:space="preserve">    __months = 0</w:t>
+      </w:r>
+    </w:p>
+    <w:p>
+      <w:pPr>
+        <w:jc w:val="both"/>
         <w:rPr>
           <w:b/>
           <w:bCs/>
@@ -2600,11 +2441,7 @@
           <w:sz w:val="32"/>
           <w:szCs w:val="32"/>
         </w:rPr>
-        <w:lastRenderedPageBreak/>
-        <w:t xml:space="preserve">        </w:t>
-      </w:r>
-      <w:proofErr w:type="spellStart"/>
-      <w:proofErr w:type="gramStart"/>
+      </w:pPr>
       <w:r>
         <w:rPr>
           <w:b/>
@@ -2613,10 +2450,12 @@
           <w:sz w:val="32"/>
           <w:szCs w:val="32"/>
         </w:rPr>
-        <w:t>self._</w:t>
-      </w:r>
-      <w:proofErr w:type="gramEnd"/>
-      <w:r>
+        <w:t xml:space="preserve">    def apply_discount(self):</w:t>
+      </w:r>
+    </w:p>
+    <w:p>
+      <w:pPr>
+        <w:jc w:val="both"/>
         <w:rPr>
           <w:b/>
           <w:bCs/>
@@ -2624,9 +2463,7 @@
           <w:sz w:val="32"/>
           <w:szCs w:val="32"/>
         </w:rPr>
-        <w:t>_price</w:t>
-      </w:r>
-      <w:proofErr w:type="spellEnd"/>
+      </w:pPr>
       <w:r>
         <w:rPr>
           <w:b/>
@@ -2635,7 +2472,7 @@
           <w:sz w:val="32"/>
           <w:szCs w:val="32"/>
         </w:rPr>
-        <w:t xml:space="preserve"> = price</w:t>
+        <w:t xml:space="preserve">        if self.__months &gt; 12:</w:t>
       </w:r>
     </w:p>
     <w:p>
@@ -2657,10 +2494,12 @@
           <w:sz w:val="32"/>
           <w:szCs w:val="32"/>
         </w:rPr>
-        <w:t xml:space="preserve">    def </w:t>
-      </w:r>
-      <w:proofErr w:type="spellStart"/>
-      <w:r>
+        <w:t xml:space="preserve">            return self.__monthly * 0.8</w:t>
+      </w:r>
+    </w:p>
+    <w:p>
+      <w:pPr>
+        <w:jc w:val="both"/>
         <w:rPr>
           <w:b/>
           <w:bCs/>
@@ -2668,9 +2507,7 @@
           <w:sz w:val="32"/>
           <w:szCs w:val="32"/>
         </w:rPr>
-        <w:t>apply_</w:t>
-      </w:r>
-      <w:proofErr w:type="gramStart"/>
+      </w:pPr>
       <w:r>
         <w:rPr>
           <w:b/>
@@ -2679,10 +2516,12 @@
           <w:sz w:val="32"/>
           <w:szCs w:val="32"/>
         </w:rPr>
-        <w:t>discount</w:t>
-      </w:r>
-      <w:proofErr w:type="spellEnd"/>
-      <w:r>
+        <w:t xml:space="preserve">        return self.__monthly</w:t>
+      </w:r>
+    </w:p>
+    <w:p>
+      <w:pPr>
+        <w:jc w:val="both"/>
         <w:rPr>
           <w:b/>
           <w:bCs/>
@@ -2690,9 +2529,7 @@
           <w:sz w:val="32"/>
           <w:szCs w:val="32"/>
         </w:rPr>
-        <w:t>(</w:t>
-      </w:r>
-      <w:proofErr w:type="gramEnd"/>
+      </w:pPr>
       <w:r>
         <w:rPr>
           <w:b/>
@@ -2701,7 +2538,7 @@
           <w:sz w:val="32"/>
           <w:szCs w:val="32"/>
         </w:rPr>
-        <w:t>self, pct):</w:t>
+        <w:t xml:space="preserve">    </w:t>
       </w:r>
     </w:p>
     <w:p>
@@ -2723,10 +2560,12 @@
           <w:sz w:val="32"/>
           <w:szCs w:val="32"/>
         </w:rPr>
-        <w:t xml:space="preserve">        </w:t>
-      </w:r>
-      <w:proofErr w:type="gramStart"/>
-      <w:r>
+        <w:t>p = Product()</w:t>
+      </w:r>
+    </w:p>
+    <w:p>
+      <w:pPr>
+        <w:jc w:val="both"/>
         <w:rPr>
           <w:b/>
           <w:bCs/>
@@ -2734,9 +2573,7 @@
           <w:sz w:val="32"/>
           <w:szCs w:val="32"/>
         </w:rPr>
-        <w:t xml:space="preserve">return  </w:t>
-      </w:r>
-      <w:proofErr w:type="spellStart"/>
+      </w:pPr>
       <w:r>
         <w:rPr>
           <w:b/>
@@ -2745,10 +2582,12 @@
           <w:sz w:val="32"/>
           <w:szCs w:val="32"/>
         </w:rPr>
-        <w:t>self</w:t>
-      </w:r>
-      <w:proofErr w:type="gramEnd"/>
-      <w:r>
+        <w:t>qty = 10</w:t>
+      </w:r>
+    </w:p>
+    <w:p>
+      <w:pPr>
+        <w:jc w:val="both"/>
         <w:rPr>
           <w:b/>
           <w:bCs/>
@@ -2756,9 +2595,7 @@
           <w:sz w:val="32"/>
           <w:szCs w:val="32"/>
         </w:rPr>
-        <w:t>.__price</w:t>
-      </w:r>
-      <w:proofErr w:type="spellEnd"/>
+      </w:pPr>
       <w:r>
         <w:rPr>
           <w:b/>
@@ -2767,7 +2604,7 @@
           <w:sz w:val="32"/>
           <w:szCs w:val="32"/>
         </w:rPr>
-        <w:t xml:space="preserve"> * (1 - pct/100)</w:t>
+        <w:t>rate = 0.2</w:t>
       </w:r>
     </w:p>
     <w:p>
@@ -2781,10 +2618,7 @@
           <w:szCs w:val="32"/>
         </w:rPr>
       </w:pPr>
-    </w:p>
-    <w:p>
-      <w:pPr>
-        <w:jc w:val="both"/>
+      <w:r>
         <w:rPr>
           <w:b/>
           <w:bCs/>
@@ -2792,8 +2626,12 @@
           <w:sz w:val="32"/>
           <w:szCs w:val="32"/>
         </w:rPr>
-      </w:pPr>
-      <w:r>
+        <w:t>total = p.get_price() * qty # Data leaked</w:t>
+      </w:r>
+    </w:p>
+    <w:p>
+      <w:pPr>
+        <w:jc w:val="both"/>
         <w:rPr>
           <w:b/>
           <w:bCs/>
@@ -2801,12 +2639,8 @@
           <w:sz w:val="32"/>
           <w:szCs w:val="32"/>
         </w:rPr>
-        <w:t>class Subscription:</w:t>
-      </w:r>
-    </w:p>
-    <w:p>
-      <w:pPr>
-        <w:jc w:val="both"/>
+      </w:pPr>
+      <w:r>
         <w:rPr>
           <w:b/>
           <w:bCs/>
@@ -2814,482 +2648,7 @@
           <w:sz w:val="32"/>
           <w:szCs w:val="32"/>
         </w:rPr>
-      </w:pPr>
-      <w:r>
-        <w:rPr>
-          <w:b/>
-          <w:bCs/>
-          <w:color w:val="D86DCB" w:themeColor="accent5" w:themeTint="99"/>
-          <w:sz w:val="32"/>
-          <w:szCs w:val="32"/>
-        </w:rPr>
-        <w:t xml:space="preserve">    __monthly = 0.0</w:t>
-      </w:r>
-    </w:p>
-    <w:p>
-      <w:pPr>
-        <w:jc w:val="both"/>
-        <w:rPr>
-          <w:b/>
-          <w:bCs/>
-          <w:color w:val="D86DCB" w:themeColor="accent5" w:themeTint="99"/>
-          <w:sz w:val="32"/>
-          <w:szCs w:val="32"/>
-        </w:rPr>
-      </w:pPr>
-      <w:r>
-        <w:rPr>
-          <w:b/>
-          <w:bCs/>
-          <w:color w:val="D86DCB" w:themeColor="accent5" w:themeTint="99"/>
-          <w:sz w:val="32"/>
-          <w:szCs w:val="32"/>
-        </w:rPr>
-        <w:t xml:space="preserve">    __months = 0</w:t>
-      </w:r>
-    </w:p>
-    <w:p>
-      <w:pPr>
-        <w:jc w:val="both"/>
-        <w:rPr>
-          <w:b/>
-          <w:bCs/>
-          <w:color w:val="D86DCB" w:themeColor="accent5" w:themeTint="99"/>
-          <w:sz w:val="32"/>
-          <w:szCs w:val="32"/>
-        </w:rPr>
-      </w:pPr>
-      <w:r>
-        <w:rPr>
-          <w:b/>
-          <w:bCs/>
-          <w:color w:val="D86DCB" w:themeColor="accent5" w:themeTint="99"/>
-          <w:sz w:val="32"/>
-          <w:szCs w:val="32"/>
-        </w:rPr>
-        <w:t xml:space="preserve">    def </w:t>
-      </w:r>
-      <w:proofErr w:type="spellStart"/>
-      <w:r>
-        <w:rPr>
-          <w:b/>
-          <w:bCs/>
-          <w:color w:val="D86DCB" w:themeColor="accent5" w:themeTint="99"/>
-          <w:sz w:val="32"/>
-          <w:szCs w:val="32"/>
-        </w:rPr>
-        <w:t>apply_discount</w:t>
-      </w:r>
-      <w:proofErr w:type="spellEnd"/>
-      <w:r>
-        <w:rPr>
-          <w:b/>
-          <w:bCs/>
-          <w:color w:val="D86DCB" w:themeColor="accent5" w:themeTint="99"/>
-          <w:sz w:val="32"/>
-          <w:szCs w:val="32"/>
-        </w:rPr>
-        <w:t>(self):</w:t>
-      </w:r>
-    </w:p>
-    <w:p>
-      <w:pPr>
-        <w:jc w:val="both"/>
-        <w:rPr>
-          <w:b/>
-          <w:bCs/>
-          <w:color w:val="D86DCB" w:themeColor="accent5" w:themeTint="99"/>
-          <w:sz w:val="32"/>
-          <w:szCs w:val="32"/>
-        </w:rPr>
-      </w:pPr>
-      <w:r>
-        <w:rPr>
-          <w:b/>
-          <w:bCs/>
-          <w:color w:val="D86DCB" w:themeColor="accent5" w:themeTint="99"/>
-          <w:sz w:val="32"/>
-          <w:szCs w:val="32"/>
-        </w:rPr>
-        <w:t xml:space="preserve">        if </w:t>
-      </w:r>
-      <w:proofErr w:type="spellStart"/>
-      <w:proofErr w:type="gramStart"/>
-      <w:r>
-        <w:rPr>
-          <w:b/>
-          <w:bCs/>
-          <w:color w:val="D86DCB" w:themeColor="accent5" w:themeTint="99"/>
-          <w:sz w:val="32"/>
-          <w:szCs w:val="32"/>
-        </w:rPr>
-        <w:t>self._</w:t>
-      </w:r>
-      <w:proofErr w:type="gramEnd"/>
-      <w:r>
-        <w:rPr>
-          <w:b/>
-          <w:bCs/>
-          <w:color w:val="D86DCB" w:themeColor="accent5" w:themeTint="99"/>
-          <w:sz w:val="32"/>
-          <w:szCs w:val="32"/>
-        </w:rPr>
-        <w:t>_months</w:t>
-      </w:r>
-      <w:proofErr w:type="spellEnd"/>
-      <w:r>
-        <w:rPr>
-          <w:b/>
-          <w:bCs/>
-          <w:color w:val="D86DCB" w:themeColor="accent5" w:themeTint="99"/>
-          <w:sz w:val="32"/>
-          <w:szCs w:val="32"/>
-        </w:rPr>
-        <w:t xml:space="preserve"> &gt; 12:</w:t>
-      </w:r>
-    </w:p>
-    <w:p>
-      <w:pPr>
-        <w:jc w:val="both"/>
-        <w:rPr>
-          <w:b/>
-          <w:bCs/>
-          <w:color w:val="D86DCB" w:themeColor="accent5" w:themeTint="99"/>
-          <w:sz w:val="32"/>
-          <w:szCs w:val="32"/>
-        </w:rPr>
-      </w:pPr>
-      <w:r>
-        <w:rPr>
-          <w:b/>
-          <w:bCs/>
-          <w:color w:val="D86DCB" w:themeColor="accent5" w:themeTint="99"/>
-          <w:sz w:val="32"/>
-          <w:szCs w:val="32"/>
-        </w:rPr>
-        <w:t xml:space="preserve">            return </w:t>
-      </w:r>
-      <w:proofErr w:type="spellStart"/>
-      <w:proofErr w:type="gramStart"/>
-      <w:r>
-        <w:rPr>
-          <w:b/>
-          <w:bCs/>
-          <w:color w:val="D86DCB" w:themeColor="accent5" w:themeTint="99"/>
-          <w:sz w:val="32"/>
-          <w:szCs w:val="32"/>
-        </w:rPr>
-        <w:t>self._</w:t>
-      </w:r>
-      <w:proofErr w:type="gramEnd"/>
-      <w:r>
-        <w:rPr>
-          <w:b/>
-          <w:bCs/>
-          <w:color w:val="D86DCB" w:themeColor="accent5" w:themeTint="99"/>
-          <w:sz w:val="32"/>
-          <w:szCs w:val="32"/>
-        </w:rPr>
-        <w:t>_monthly</w:t>
-      </w:r>
-      <w:proofErr w:type="spellEnd"/>
-      <w:r>
-        <w:rPr>
-          <w:b/>
-          <w:bCs/>
-          <w:color w:val="D86DCB" w:themeColor="accent5" w:themeTint="99"/>
-          <w:sz w:val="32"/>
-          <w:szCs w:val="32"/>
-        </w:rPr>
-        <w:t xml:space="preserve"> * 0.8</w:t>
-      </w:r>
-    </w:p>
-    <w:p>
-      <w:pPr>
-        <w:jc w:val="both"/>
-        <w:rPr>
-          <w:b/>
-          <w:bCs/>
-          <w:color w:val="D86DCB" w:themeColor="accent5" w:themeTint="99"/>
-          <w:sz w:val="32"/>
-          <w:szCs w:val="32"/>
-        </w:rPr>
-      </w:pPr>
-      <w:r>
-        <w:rPr>
-          <w:b/>
-          <w:bCs/>
-          <w:color w:val="D86DCB" w:themeColor="accent5" w:themeTint="99"/>
-          <w:sz w:val="32"/>
-          <w:szCs w:val="32"/>
-        </w:rPr>
-        <w:t xml:space="preserve">        return </w:t>
-      </w:r>
-      <w:proofErr w:type="spellStart"/>
-      <w:proofErr w:type="gramStart"/>
-      <w:r>
-        <w:rPr>
-          <w:b/>
-          <w:bCs/>
-          <w:color w:val="D86DCB" w:themeColor="accent5" w:themeTint="99"/>
-          <w:sz w:val="32"/>
-          <w:szCs w:val="32"/>
-        </w:rPr>
-        <w:t>self._</w:t>
-      </w:r>
-      <w:proofErr w:type="gramEnd"/>
-      <w:r>
-        <w:rPr>
-          <w:b/>
-          <w:bCs/>
-          <w:color w:val="D86DCB" w:themeColor="accent5" w:themeTint="99"/>
-          <w:sz w:val="32"/>
-          <w:szCs w:val="32"/>
-        </w:rPr>
-        <w:t>_monthly</w:t>
-      </w:r>
-      <w:proofErr w:type="spellEnd"/>
-    </w:p>
-    <w:p>
-      <w:pPr>
-        <w:jc w:val="both"/>
-        <w:rPr>
-          <w:b/>
-          <w:bCs/>
-          <w:color w:val="D86DCB" w:themeColor="accent5" w:themeTint="99"/>
-          <w:sz w:val="32"/>
-          <w:szCs w:val="32"/>
-        </w:rPr>
-      </w:pPr>
-      <w:r>
-        <w:rPr>
-          <w:b/>
-          <w:bCs/>
-          <w:color w:val="D86DCB" w:themeColor="accent5" w:themeTint="99"/>
-          <w:sz w:val="32"/>
-          <w:szCs w:val="32"/>
-        </w:rPr>
-        <w:t xml:space="preserve">    </w:t>
-      </w:r>
-    </w:p>
-    <w:p>
-      <w:pPr>
-        <w:jc w:val="both"/>
-        <w:rPr>
-          <w:b/>
-          <w:bCs/>
-          <w:color w:val="D86DCB" w:themeColor="accent5" w:themeTint="99"/>
-          <w:sz w:val="32"/>
-          <w:szCs w:val="32"/>
-        </w:rPr>
-      </w:pPr>
-      <w:r>
-        <w:rPr>
-          <w:b/>
-          <w:bCs/>
-          <w:color w:val="D86DCB" w:themeColor="accent5" w:themeTint="99"/>
-          <w:sz w:val="32"/>
-          <w:szCs w:val="32"/>
-        </w:rPr>
-        <w:t xml:space="preserve">p = </w:t>
-      </w:r>
-      <w:proofErr w:type="gramStart"/>
-      <w:r>
-        <w:rPr>
-          <w:b/>
-          <w:bCs/>
-          <w:color w:val="D86DCB" w:themeColor="accent5" w:themeTint="99"/>
-          <w:sz w:val="32"/>
-          <w:szCs w:val="32"/>
-        </w:rPr>
-        <w:t>Product(</w:t>
-      </w:r>
-      <w:proofErr w:type="gramEnd"/>
-      <w:r>
-        <w:rPr>
-          <w:b/>
-          <w:bCs/>
-          <w:color w:val="D86DCB" w:themeColor="accent5" w:themeTint="99"/>
-          <w:sz w:val="32"/>
-          <w:szCs w:val="32"/>
-        </w:rPr>
-        <w:t>)</w:t>
-      </w:r>
-    </w:p>
-    <w:p>
-      <w:pPr>
-        <w:jc w:val="both"/>
-        <w:rPr>
-          <w:b/>
-          <w:bCs/>
-          <w:color w:val="D86DCB" w:themeColor="accent5" w:themeTint="99"/>
-          <w:sz w:val="32"/>
-          <w:szCs w:val="32"/>
-        </w:rPr>
-      </w:pPr>
-      <w:r>
-        <w:rPr>
-          <w:b/>
-          <w:bCs/>
-          <w:color w:val="D86DCB" w:themeColor="accent5" w:themeTint="99"/>
-          <w:sz w:val="32"/>
-          <w:szCs w:val="32"/>
-        </w:rPr>
-        <w:t>qty = 10</w:t>
-      </w:r>
-    </w:p>
-    <w:p>
-      <w:pPr>
-        <w:jc w:val="both"/>
-        <w:rPr>
-          <w:b/>
-          <w:bCs/>
-          <w:color w:val="D86DCB" w:themeColor="accent5" w:themeTint="99"/>
-          <w:sz w:val="32"/>
-          <w:szCs w:val="32"/>
-        </w:rPr>
-      </w:pPr>
-      <w:r>
-        <w:rPr>
-          <w:b/>
-          <w:bCs/>
-          <w:color w:val="D86DCB" w:themeColor="accent5" w:themeTint="99"/>
-          <w:sz w:val="32"/>
-          <w:szCs w:val="32"/>
-        </w:rPr>
-        <w:t>rate = 0.2</w:t>
-      </w:r>
-    </w:p>
-    <w:p>
-      <w:pPr>
-        <w:jc w:val="both"/>
-        <w:rPr>
-          <w:b/>
-          <w:bCs/>
-          <w:color w:val="D86DCB" w:themeColor="accent5" w:themeTint="99"/>
-          <w:sz w:val="32"/>
-          <w:szCs w:val="32"/>
-        </w:rPr>
-      </w:pPr>
-      <w:r>
-        <w:rPr>
-          <w:b/>
-          <w:bCs/>
-          <w:color w:val="D86DCB" w:themeColor="accent5" w:themeTint="99"/>
-          <w:sz w:val="32"/>
-          <w:szCs w:val="32"/>
-        </w:rPr>
-        <w:t xml:space="preserve">total = </w:t>
-      </w:r>
-      <w:proofErr w:type="spellStart"/>
-      <w:r>
-        <w:rPr>
-          <w:b/>
-          <w:bCs/>
-          <w:color w:val="D86DCB" w:themeColor="accent5" w:themeTint="99"/>
-          <w:sz w:val="32"/>
-          <w:szCs w:val="32"/>
-        </w:rPr>
-        <w:t>p.get_</w:t>
-      </w:r>
-      <w:proofErr w:type="gramStart"/>
-      <w:r>
-        <w:rPr>
-          <w:b/>
-          <w:bCs/>
-          <w:color w:val="D86DCB" w:themeColor="accent5" w:themeTint="99"/>
-          <w:sz w:val="32"/>
-          <w:szCs w:val="32"/>
-        </w:rPr>
-        <w:t>price</w:t>
-      </w:r>
-      <w:proofErr w:type="spellEnd"/>
-      <w:r>
-        <w:rPr>
-          <w:b/>
-          <w:bCs/>
-          <w:color w:val="D86DCB" w:themeColor="accent5" w:themeTint="99"/>
-          <w:sz w:val="32"/>
-          <w:szCs w:val="32"/>
-        </w:rPr>
-        <w:t>(</w:t>
-      </w:r>
-      <w:proofErr w:type="gramEnd"/>
-      <w:r>
-        <w:rPr>
-          <w:b/>
-          <w:bCs/>
-          <w:color w:val="D86DCB" w:themeColor="accent5" w:themeTint="99"/>
-          <w:sz w:val="32"/>
-          <w:szCs w:val="32"/>
-        </w:rPr>
-        <w:t>) * qty # Data leaked</w:t>
-      </w:r>
-    </w:p>
-    <w:p>
-      <w:pPr>
-        <w:jc w:val="both"/>
-        <w:rPr>
-          <w:b/>
-          <w:bCs/>
-          <w:color w:val="D86DCB" w:themeColor="accent5" w:themeTint="99"/>
-          <w:sz w:val="32"/>
-          <w:szCs w:val="32"/>
-        </w:rPr>
-      </w:pPr>
-      <w:r>
-        <w:rPr>
-          <w:b/>
-          <w:bCs/>
-          <w:color w:val="D86DCB" w:themeColor="accent5" w:themeTint="99"/>
-          <w:sz w:val="32"/>
-          <w:szCs w:val="32"/>
-        </w:rPr>
-        <w:t xml:space="preserve">tax = </w:t>
-      </w:r>
-      <w:proofErr w:type="spellStart"/>
-      <w:r>
-        <w:rPr>
-          <w:b/>
-          <w:bCs/>
-          <w:color w:val="D86DCB" w:themeColor="accent5" w:themeTint="99"/>
-          <w:sz w:val="32"/>
-          <w:szCs w:val="32"/>
-        </w:rPr>
-        <w:t>p.get_</w:t>
-      </w:r>
-      <w:proofErr w:type="gramStart"/>
-      <w:r>
-        <w:rPr>
-          <w:b/>
-          <w:bCs/>
-          <w:color w:val="D86DCB" w:themeColor="accent5" w:themeTint="99"/>
-          <w:sz w:val="32"/>
-          <w:szCs w:val="32"/>
-        </w:rPr>
-        <w:t>price</w:t>
-      </w:r>
-      <w:proofErr w:type="spellEnd"/>
-      <w:r>
-        <w:rPr>
-          <w:b/>
-          <w:bCs/>
-          <w:color w:val="D86DCB" w:themeColor="accent5" w:themeTint="99"/>
-          <w:sz w:val="32"/>
-          <w:szCs w:val="32"/>
-        </w:rPr>
-        <w:t>(</w:t>
-      </w:r>
-      <w:proofErr w:type="gramEnd"/>
-      <w:r>
-        <w:rPr>
-          <w:b/>
-          <w:bCs/>
-          <w:color w:val="D86DCB" w:themeColor="accent5" w:themeTint="99"/>
-          <w:sz w:val="32"/>
-          <w:szCs w:val="32"/>
-        </w:rPr>
-        <w:t>) * rate</w:t>
+        <w:t>tax = p.get_price() * rate</w:t>
       </w:r>
     </w:p>
     <w:p>
@@ -3431,10 +2790,12 @@
           <w:sz w:val="32"/>
           <w:szCs w:val="32"/>
         </w:rPr>
-        <w:t xml:space="preserve">    def </w:t>
-      </w:r>
-      <w:proofErr w:type="spellStart"/>
-      <w:r>
+        <w:t xml:space="preserve">    def get_name(self):</w:t>
+      </w:r>
+    </w:p>
+    <w:p>
+      <w:pPr>
+        <w:jc w:val="both"/>
         <w:rPr>
           <w:b/>
           <w:bCs/>
@@ -3442,9 +2803,7 @@
           <w:sz w:val="32"/>
           <w:szCs w:val="32"/>
         </w:rPr>
-        <w:t>get_name</w:t>
-      </w:r>
-      <w:proofErr w:type="spellEnd"/>
+      </w:pPr>
       <w:r>
         <w:rPr>
           <w:b/>
@@ -3453,7 +2812,7 @@
           <w:sz w:val="32"/>
           <w:szCs w:val="32"/>
         </w:rPr>
-        <w:t>(self):</w:t>
+        <w:t xml:space="preserve">        return self.__name</w:t>
       </w:r>
     </w:p>
     <w:p>
@@ -3475,11 +2834,12 @@
           <w:sz w:val="32"/>
           <w:szCs w:val="32"/>
         </w:rPr>
-        <w:t xml:space="preserve">        return </w:t>
-      </w:r>
-      <w:proofErr w:type="spellStart"/>
-      <w:proofErr w:type="gramStart"/>
-      <w:r>
+        <w:t xml:space="preserve">    def get_price(self):</w:t>
+      </w:r>
+    </w:p>
+    <w:p>
+      <w:pPr>
+        <w:jc w:val="both"/>
         <w:rPr>
           <w:b/>
           <w:bCs/>
@@ -3487,9 +2847,7 @@
           <w:sz w:val="32"/>
           <w:szCs w:val="32"/>
         </w:rPr>
-        <w:t>self._</w:t>
-      </w:r>
-      <w:proofErr w:type="gramEnd"/>
+      </w:pPr>
       <w:r>
         <w:rPr>
           <w:b/>
@@ -3498,9 +2856,8 @@
           <w:sz w:val="32"/>
           <w:szCs w:val="32"/>
         </w:rPr>
-        <w:t>_name</w:t>
-      </w:r>
-      <w:proofErr w:type="spellEnd"/>
+        <w:t xml:space="preserve">        return self.__price</w:t>
+      </w:r>
     </w:p>
     <w:p>
       <w:pPr>
@@ -3521,10 +2878,12 @@
           <w:sz w:val="32"/>
           <w:szCs w:val="32"/>
         </w:rPr>
-        <w:t xml:space="preserve">    def </w:t>
-      </w:r>
-      <w:proofErr w:type="spellStart"/>
-      <w:r>
+        <w:t xml:space="preserve">    def set_name(self, price):</w:t>
+      </w:r>
+    </w:p>
+    <w:p>
+      <w:pPr>
+        <w:jc w:val="both"/>
         <w:rPr>
           <w:b/>
           <w:bCs/>
@@ -3532,9 +2891,7 @@
           <w:sz w:val="32"/>
           <w:szCs w:val="32"/>
         </w:rPr>
-        <w:t>get_price</w:t>
-      </w:r>
-      <w:proofErr w:type="spellEnd"/>
+      </w:pPr>
       <w:r>
         <w:rPr>
           <w:b/>
@@ -3543,7 +2900,7 @@
           <w:sz w:val="32"/>
           <w:szCs w:val="32"/>
         </w:rPr>
-        <w:t>(self):</w:t>
+        <w:t xml:space="preserve">        self.__price = price</w:t>
       </w:r>
     </w:p>
     <w:p>
@@ -3565,11 +2922,12 @@
           <w:sz w:val="32"/>
           <w:szCs w:val="32"/>
         </w:rPr>
-        <w:t xml:space="preserve">        return </w:t>
-      </w:r>
-      <w:proofErr w:type="spellStart"/>
-      <w:proofErr w:type="gramStart"/>
-      <w:r>
+        <w:t xml:space="preserve">    def apply_discount(self, pct):</w:t>
+      </w:r>
+    </w:p>
+    <w:p>
+      <w:pPr>
+        <w:jc w:val="both"/>
         <w:rPr>
           <w:b/>
           <w:bCs/>
@@ -3577,9 +2935,7 @@
           <w:sz w:val="32"/>
           <w:szCs w:val="32"/>
         </w:rPr>
-        <w:t>self._</w:t>
-      </w:r>
-      <w:proofErr w:type="gramEnd"/>
+      </w:pPr>
       <w:r>
         <w:rPr>
           <w:b/>
@@ -3588,9 +2944,8 @@
           <w:sz w:val="32"/>
           <w:szCs w:val="32"/>
         </w:rPr>
-        <w:t>_price</w:t>
-      </w:r>
-      <w:proofErr w:type="spellEnd"/>
+        <w:t xml:space="preserve">        return  self.__price * (1 - pct/100)</w:t>
+      </w:r>
     </w:p>
     <w:p>
       <w:pPr>
@@ -3603,7 +2958,10 @@
           <w:szCs w:val="32"/>
         </w:rPr>
       </w:pPr>
-      <w:r>
+    </w:p>
+    <w:p>
+      <w:pPr>
+        <w:jc w:val="both"/>
         <w:rPr>
           <w:b/>
           <w:bCs/>
@@ -3611,9 +2969,7 @@
           <w:sz w:val="32"/>
           <w:szCs w:val="32"/>
         </w:rPr>
-        <w:t xml:space="preserve">    def </w:t>
-      </w:r>
-      <w:proofErr w:type="spellStart"/>
+      </w:pPr>
       <w:r>
         <w:rPr>
           <w:b/>
@@ -3622,10 +2978,12 @@
           <w:sz w:val="32"/>
           <w:szCs w:val="32"/>
         </w:rPr>
-        <w:t>set_</w:t>
-      </w:r>
-      <w:proofErr w:type="gramStart"/>
-      <w:r>
+        <w:t>class ProductPricing:</w:t>
+      </w:r>
+    </w:p>
+    <w:p>
+      <w:pPr>
+        <w:jc w:val="both"/>
         <w:rPr>
           <w:b/>
           <w:bCs/>
@@ -3633,9 +2991,7 @@
           <w:sz w:val="32"/>
           <w:szCs w:val="32"/>
         </w:rPr>
-        <w:t>name</w:t>
-      </w:r>
-      <w:proofErr w:type="spellEnd"/>
+      </w:pPr>
       <w:r>
         <w:rPr>
           <w:b/>
@@ -3644,10 +3000,12 @@
           <w:sz w:val="32"/>
           <w:szCs w:val="32"/>
         </w:rPr>
-        <w:t>(</w:t>
-      </w:r>
-      <w:proofErr w:type="gramEnd"/>
-      <w:r>
+        <w:t xml:space="preserve">    def apply_discount(self, product = Product(), pct = 0.0):</w:t>
+      </w:r>
+    </w:p>
+    <w:p>
+      <w:pPr>
+        <w:jc w:val="both"/>
         <w:rPr>
           <w:b/>
           <w:bCs/>
@@ -3655,12 +3013,8 @@
           <w:sz w:val="32"/>
           <w:szCs w:val="32"/>
         </w:rPr>
-        <w:t>self, price):</w:t>
-      </w:r>
-    </w:p>
-    <w:p>
-      <w:pPr>
-        <w:jc w:val="both"/>
+      </w:pPr>
+      <w:r>
         <w:rPr>
           <w:b/>
           <w:bCs/>
@@ -3668,370 +3022,7 @@
           <w:sz w:val="32"/>
           <w:szCs w:val="32"/>
         </w:rPr>
-      </w:pPr>
-      <w:r>
-        <w:rPr>
-          <w:b/>
-          <w:bCs/>
-          <w:color w:val="D86DCB" w:themeColor="accent5" w:themeTint="99"/>
-          <w:sz w:val="32"/>
-          <w:szCs w:val="32"/>
-        </w:rPr>
-        <w:t xml:space="preserve">        </w:t>
-      </w:r>
-      <w:proofErr w:type="spellStart"/>
-      <w:proofErr w:type="gramStart"/>
-      <w:r>
-        <w:rPr>
-          <w:b/>
-          <w:bCs/>
-          <w:color w:val="D86DCB" w:themeColor="accent5" w:themeTint="99"/>
-          <w:sz w:val="32"/>
-          <w:szCs w:val="32"/>
-        </w:rPr>
-        <w:t>self._</w:t>
-      </w:r>
-      <w:proofErr w:type="gramEnd"/>
-      <w:r>
-        <w:rPr>
-          <w:b/>
-          <w:bCs/>
-          <w:color w:val="D86DCB" w:themeColor="accent5" w:themeTint="99"/>
-          <w:sz w:val="32"/>
-          <w:szCs w:val="32"/>
-        </w:rPr>
-        <w:t>_price</w:t>
-      </w:r>
-      <w:proofErr w:type="spellEnd"/>
-      <w:r>
-        <w:rPr>
-          <w:b/>
-          <w:bCs/>
-          <w:color w:val="D86DCB" w:themeColor="accent5" w:themeTint="99"/>
-          <w:sz w:val="32"/>
-          <w:szCs w:val="32"/>
-        </w:rPr>
-        <w:t xml:space="preserve"> = price</w:t>
-      </w:r>
-    </w:p>
-    <w:p>
-      <w:pPr>
-        <w:jc w:val="both"/>
-        <w:rPr>
-          <w:b/>
-          <w:bCs/>
-          <w:color w:val="D86DCB" w:themeColor="accent5" w:themeTint="99"/>
-          <w:sz w:val="32"/>
-          <w:szCs w:val="32"/>
-        </w:rPr>
-      </w:pPr>
-      <w:r>
-        <w:rPr>
-          <w:b/>
-          <w:bCs/>
-          <w:color w:val="D86DCB" w:themeColor="accent5" w:themeTint="99"/>
-          <w:sz w:val="32"/>
-          <w:szCs w:val="32"/>
-        </w:rPr>
-        <w:t xml:space="preserve">    def </w:t>
-      </w:r>
-      <w:proofErr w:type="spellStart"/>
-      <w:r>
-        <w:rPr>
-          <w:b/>
-          <w:bCs/>
-          <w:color w:val="D86DCB" w:themeColor="accent5" w:themeTint="99"/>
-          <w:sz w:val="32"/>
-          <w:szCs w:val="32"/>
-        </w:rPr>
-        <w:t>apply_</w:t>
-      </w:r>
-      <w:proofErr w:type="gramStart"/>
-      <w:r>
-        <w:rPr>
-          <w:b/>
-          <w:bCs/>
-          <w:color w:val="D86DCB" w:themeColor="accent5" w:themeTint="99"/>
-          <w:sz w:val="32"/>
-          <w:szCs w:val="32"/>
-        </w:rPr>
-        <w:t>discount</w:t>
-      </w:r>
-      <w:proofErr w:type="spellEnd"/>
-      <w:r>
-        <w:rPr>
-          <w:b/>
-          <w:bCs/>
-          <w:color w:val="D86DCB" w:themeColor="accent5" w:themeTint="99"/>
-          <w:sz w:val="32"/>
-          <w:szCs w:val="32"/>
-        </w:rPr>
-        <w:t>(</w:t>
-      </w:r>
-      <w:proofErr w:type="gramEnd"/>
-      <w:r>
-        <w:rPr>
-          <w:b/>
-          <w:bCs/>
-          <w:color w:val="D86DCB" w:themeColor="accent5" w:themeTint="99"/>
-          <w:sz w:val="32"/>
-          <w:szCs w:val="32"/>
-        </w:rPr>
-        <w:t>self, pct):</w:t>
-      </w:r>
-    </w:p>
-    <w:p>
-      <w:pPr>
-        <w:jc w:val="both"/>
-        <w:rPr>
-          <w:b/>
-          <w:bCs/>
-          <w:color w:val="D86DCB" w:themeColor="accent5" w:themeTint="99"/>
-          <w:sz w:val="32"/>
-          <w:szCs w:val="32"/>
-        </w:rPr>
-      </w:pPr>
-      <w:r>
-        <w:rPr>
-          <w:b/>
-          <w:bCs/>
-          <w:color w:val="D86DCB" w:themeColor="accent5" w:themeTint="99"/>
-          <w:sz w:val="32"/>
-          <w:szCs w:val="32"/>
-        </w:rPr>
-        <w:t xml:space="preserve">        </w:t>
-      </w:r>
-      <w:proofErr w:type="gramStart"/>
-      <w:r>
-        <w:rPr>
-          <w:b/>
-          <w:bCs/>
-          <w:color w:val="D86DCB" w:themeColor="accent5" w:themeTint="99"/>
-          <w:sz w:val="32"/>
-          <w:szCs w:val="32"/>
-        </w:rPr>
-        <w:t xml:space="preserve">return  </w:t>
-      </w:r>
-      <w:proofErr w:type="spellStart"/>
-      <w:r>
-        <w:rPr>
-          <w:b/>
-          <w:bCs/>
-          <w:color w:val="D86DCB" w:themeColor="accent5" w:themeTint="99"/>
-          <w:sz w:val="32"/>
-          <w:szCs w:val="32"/>
-        </w:rPr>
-        <w:t>self</w:t>
-      </w:r>
-      <w:proofErr w:type="gramEnd"/>
-      <w:r>
-        <w:rPr>
-          <w:b/>
-          <w:bCs/>
-          <w:color w:val="D86DCB" w:themeColor="accent5" w:themeTint="99"/>
-          <w:sz w:val="32"/>
-          <w:szCs w:val="32"/>
-        </w:rPr>
-        <w:t>.__price</w:t>
-      </w:r>
-      <w:proofErr w:type="spellEnd"/>
-      <w:r>
-        <w:rPr>
-          <w:b/>
-          <w:bCs/>
-          <w:color w:val="D86DCB" w:themeColor="accent5" w:themeTint="99"/>
-          <w:sz w:val="32"/>
-          <w:szCs w:val="32"/>
-        </w:rPr>
-        <w:t xml:space="preserve"> * (1 - pct/100)</w:t>
-      </w:r>
-    </w:p>
-    <w:p>
-      <w:pPr>
-        <w:jc w:val="both"/>
-        <w:rPr>
-          <w:b/>
-          <w:bCs/>
-          <w:color w:val="D86DCB" w:themeColor="accent5" w:themeTint="99"/>
-          <w:sz w:val="32"/>
-          <w:szCs w:val="32"/>
-        </w:rPr>
-      </w:pPr>
-    </w:p>
-    <w:p>
-      <w:pPr>
-        <w:jc w:val="both"/>
-        <w:rPr>
-          <w:b/>
-          <w:bCs/>
-          <w:color w:val="D86DCB" w:themeColor="accent5" w:themeTint="99"/>
-          <w:sz w:val="32"/>
-          <w:szCs w:val="32"/>
-        </w:rPr>
-      </w:pPr>
-      <w:r>
-        <w:rPr>
-          <w:b/>
-          <w:bCs/>
-          <w:color w:val="D86DCB" w:themeColor="accent5" w:themeTint="99"/>
-          <w:sz w:val="32"/>
-          <w:szCs w:val="32"/>
-        </w:rPr>
-        <w:t xml:space="preserve">class </w:t>
-      </w:r>
-      <w:proofErr w:type="spellStart"/>
-      <w:r>
-        <w:rPr>
-          <w:b/>
-          <w:bCs/>
-          <w:color w:val="D86DCB" w:themeColor="accent5" w:themeTint="99"/>
-          <w:sz w:val="32"/>
-          <w:szCs w:val="32"/>
-        </w:rPr>
-        <w:t>ProductPricing</w:t>
-      </w:r>
-      <w:proofErr w:type="spellEnd"/>
-      <w:r>
-        <w:rPr>
-          <w:b/>
-          <w:bCs/>
-          <w:color w:val="D86DCB" w:themeColor="accent5" w:themeTint="99"/>
-          <w:sz w:val="32"/>
-          <w:szCs w:val="32"/>
-        </w:rPr>
-        <w:t>:</w:t>
-      </w:r>
-    </w:p>
-    <w:p>
-      <w:pPr>
-        <w:jc w:val="both"/>
-        <w:rPr>
-          <w:b/>
-          <w:bCs/>
-          <w:color w:val="D86DCB" w:themeColor="accent5" w:themeTint="99"/>
-          <w:sz w:val="32"/>
-          <w:szCs w:val="32"/>
-        </w:rPr>
-      </w:pPr>
-      <w:r>
-        <w:rPr>
-          <w:b/>
-          <w:bCs/>
-          <w:color w:val="D86DCB" w:themeColor="accent5" w:themeTint="99"/>
-          <w:sz w:val="32"/>
-          <w:szCs w:val="32"/>
-        </w:rPr>
-        <w:t xml:space="preserve">    def </w:t>
-      </w:r>
-      <w:proofErr w:type="spellStart"/>
-      <w:r>
-        <w:rPr>
-          <w:b/>
-          <w:bCs/>
-          <w:color w:val="D86DCB" w:themeColor="accent5" w:themeTint="99"/>
-          <w:sz w:val="32"/>
-          <w:szCs w:val="32"/>
-        </w:rPr>
-        <w:t>apply_</w:t>
-      </w:r>
-      <w:proofErr w:type="gramStart"/>
-      <w:r>
-        <w:rPr>
-          <w:b/>
-          <w:bCs/>
-          <w:color w:val="D86DCB" w:themeColor="accent5" w:themeTint="99"/>
-          <w:sz w:val="32"/>
-          <w:szCs w:val="32"/>
-        </w:rPr>
-        <w:t>discount</w:t>
-      </w:r>
-      <w:proofErr w:type="spellEnd"/>
-      <w:r>
-        <w:rPr>
-          <w:b/>
-          <w:bCs/>
-          <w:color w:val="D86DCB" w:themeColor="accent5" w:themeTint="99"/>
-          <w:sz w:val="32"/>
-          <w:szCs w:val="32"/>
-        </w:rPr>
-        <w:t>(</w:t>
-      </w:r>
-      <w:proofErr w:type="gramEnd"/>
-      <w:r>
-        <w:rPr>
-          <w:b/>
-          <w:bCs/>
-          <w:color w:val="D86DCB" w:themeColor="accent5" w:themeTint="99"/>
-          <w:sz w:val="32"/>
-          <w:szCs w:val="32"/>
-        </w:rPr>
-        <w:t>self, product = Product(), pct = 0.0):</w:t>
-      </w:r>
-    </w:p>
-    <w:p>
-      <w:pPr>
-        <w:jc w:val="both"/>
-        <w:rPr>
-          <w:b/>
-          <w:bCs/>
-          <w:color w:val="D86DCB" w:themeColor="accent5" w:themeTint="99"/>
-          <w:sz w:val="32"/>
-          <w:szCs w:val="32"/>
-        </w:rPr>
-      </w:pPr>
-      <w:r>
-        <w:rPr>
-          <w:b/>
-          <w:bCs/>
-          <w:color w:val="D86DCB" w:themeColor="accent5" w:themeTint="99"/>
-          <w:sz w:val="32"/>
-          <w:szCs w:val="32"/>
-        </w:rPr>
-        <w:t xml:space="preserve">        return </w:t>
-      </w:r>
-      <w:proofErr w:type="spellStart"/>
-      <w:r>
-        <w:rPr>
-          <w:b/>
-          <w:bCs/>
-          <w:color w:val="D86DCB" w:themeColor="accent5" w:themeTint="99"/>
-          <w:sz w:val="32"/>
-          <w:szCs w:val="32"/>
-        </w:rPr>
-        <w:t>product.get_</w:t>
-      </w:r>
-      <w:proofErr w:type="gramStart"/>
-      <w:r>
-        <w:rPr>
-          <w:b/>
-          <w:bCs/>
-          <w:color w:val="D86DCB" w:themeColor="accent5" w:themeTint="99"/>
-          <w:sz w:val="32"/>
-          <w:szCs w:val="32"/>
-        </w:rPr>
-        <w:t>price</w:t>
-      </w:r>
-      <w:proofErr w:type="spellEnd"/>
-      <w:r>
-        <w:rPr>
-          <w:b/>
-          <w:bCs/>
-          <w:color w:val="D86DCB" w:themeColor="accent5" w:themeTint="99"/>
-          <w:sz w:val="32"/>
-          <w:szCs w:val="32"/>
-        </w:rPr>
-        <w:t>(</w:t>
-      </w:r>
-      <w:proofErr w:type="gramEnd"/>
-      <w:r>
-        <w:rPr>
-          <w:b/>
-          <w:bCs/>
-          <w:color w:val="D86DCB" w:themeColor="accent5" w:themeTint="99"/>
-          <w:sz w:val="32"/>
-          <w:szCs w:val="32"/>
-        </w:rPr>
-        <w:t>) * (1 - pct/100)</w:t>
+        <w:t xml:space="preserve">        return product.get_price() * (1 - pct/100)</w:t>
       </w:r>
     </w:p>
     <w:p>
@@ -4439,10 +3430,12 @@
           <w:sz w:val="32"/>
           <w:szCs w:val="32"/>
         </w:rPr>
-        <w:t xml:space="preserve">void </w:t>
-      </w:r>
-      <w:proofErr w:type="spellStart"/>
-      <w:r>
+        <w:t>void onTap () {</w:t>
+      </w:r>
+    </w:p>
+    <w:p>
+      <w:pPr>
+        <w:jc w:val="both"/>
         <w:rPr>
           <w:b/>
           <w:bCs/>
@@ -4450,9 +3443,7 @@
           <w:sz w:val="32"/>
           <w:szCs w:val="32"/>
         </w:rPr>
-        <w:t>onTap</w:t>
-      </w:r>
-      <w:proofErr w:type="spellEnd"/>
+      </w:pPr>
       <w:r>
         <w:rPr>
           <w:b/>
@@ -4461,7 +3452,7 @@
           <w:sz w:val="32"/>
           <w:szCs w:val="32"/>
         </w:rPr>
-        <w:t xml:space="preserve"> () {</w:t>
+        <w:t xml:space="preserve">   if (isSuccess) {</w:t>
       </w:r>
     </w:p>
     <w:p>
@@ -4483,10 +3474,12 @@
           <w:sz w:val="32"/>
           <w:szCs w:val="32"/>
         </w:rPr>
-        <w:t xml:space="preserve">   if (</w:t>
-      </w:r>
-      <w:proofErr w:type="spellStart"/>
-      <w:r>
+        <w:t xml:space="preserve">       // do something</w:t>
+      </w:r>
+    </w:p>
+    <w:p>
+      <w:pPr>
+        <w:jc w:val="both"/>
         <w:rPr>
           <w:b/>
           <w:bCs/>
@@ -4494,9 +3487,7 @@
           <w:sz w:val="32"/>
           <w:szCs w:val="32"/>
         </w:rPr>
-        <w:t>isSuccess</w:t>
-      </w:r>
-      <w:proofErr w:type="spellEnd"/>
+      </w:pPr>
       <w:r>
         <w:rPr>
           <w:b/>
@@ -4505,7 +3496,7 @@
           <w:sz w:val="32"/>
           <w:szCs w:val="32"/>
         </w:rPr>
-        <w:t>) {</w:t>
+        <w:t xml:space="preserve">   }</w:t>
       </w:r>
     </w:p>
     <w:p>
@@ -4527,7 +3518,39 @@
           <w:sz w:val="32"/>
           <w:szCs w:val="32"/>
         </w:rPr>
-        <w:t xml:space="preserve">       // do something</w:t>
+        <w:t>}</w:t>
+      </w:r>
+    </w:p>
+    <w:p>
+      <w:pPr>
+        <w:jc w:val="both"/>
+        <w:rPr>
+          <w:sz w:val="32"/>
+          <w:szCs w:val="32"/>
+        </w:rPr>
+      </w:pPr>
+      <w:r>
+        <w:rPr>
+          <w:sz w:val="32"/>
+          <w:szCs w:val="32"/>
+        </w:rPr>
+        <w:t># But if we use the inverse condition or not (</w:t>
+      </w:r>
+      <w:r>
+        <w:rPr>
+          <w:b/>
+          <w:bCs/>
+          <w:sz w:val="32"/>
+          <w:szCs w:val="32"/>
+        </w:rPr>
+        <w:t>!</w:t>
+      </w:r>
+      <w:r>
+        <w:rPr>
+          <w:sz w:val="32"/>
+          <w:szCs w:val="32"/>
+        </w:rPr>
+        <w:t>) then the code becomes</w:t>
       </w:r>
     </w:p>
     <w:p>
@@ -4549,7 +3572,7 @@
           <w:sz w:val="32"/>
           <w:szCs w:val="32"/>
         </w:rPr>
-        <w:t xml:space="preserve">   }</w:t>
+        <w:t>void onTap () {</w:t>
       </w:r>
     </w:p>
     <w:p>
@@ -4571,139 +3594,7 @@
           <w:sz w:val="32"/>
           <w:szCs w:val="32"/>
         </w:rPr>
-        <w:t>}</w:t>
-      </w:r>
-    </w:p>
-    <w:p>
-      <w:pPr>
-        <w:jc w:val="both"/>
-        <w:rPr>
-          <w:sz w:val="32"/>
-          <w:szCs w:val="32"/>
-        </w:rPr>
-      </w:pPr>
-      <w:r>
-        <w:rPr>
-          <w:sz w:val="32"/>
-          <w:szCs w:val="32"/>
-        </w:rPr>
-        <w:t># But if we use the inverse condition or not (</w:t>
-      </w:r>
-      <w:r>
-        <w:rPr>
-          <w:b/>
-          <w:bCs/>
-          <w:sz w:val="32"/>
-          <w:szCs w:val="32"/>
-        </w:rPr>
-        <w:t>!</w:t>
-      </w:r>
-      <w:r>
-        <w:rPr>
-          <w:sz w:val="32"/>
-          <w:szCs w:val="32"/>
-        </w:rPr>
-        <w:t>) then the code becomes</w:t>
-      </w:r>
-    </w:p>
-    <w:p>
-      <w:pPr>
-        <w:jc w:val="both"/>
-        <w:rPr>
-          <w:b/>
-          <w:bCs/>
-          <w:color w:val="D86DCB" w:themeColor="accent5" w:themeTint="99"/>
-          <w:sz w:val="32"/>
-          <w:szCs w:val="32"/>
-        </w:rPr>
-      </w:pPr>
-      <w:r>
-        <w:rPr>
-          <w:b/>
-          <w:bCs/>
-          <w:color w:val="D86DCB" w:themeColor="accent5" w:themeTint="99"/>
-          <w:sz w:val="32"/>
-          <w:szCs w:val="32"/>
-        </w:rPr>
-        <w:t xml:space="preserve">void </w:t>
-      </w:r>
-      <w:proofErr w:type="spellStart"/>
-      <w:r>
-        <w:rPr>
-          <w:b/>
-          <w:bCs/>
-          <w:color w:val="D86DCB" w:themeColor="accent5" w:themeTint="99"/>
-          <w:sz w:val="32"/>
-          <w:szCs w:val="32"/>
-        </w:rPr>
-        <w:t>onTap</w:t>
-      </w:r>
-      <w:proofErr w:type="spellEnd"/>
-      <w:r>
-        <w:rPr>
-          <w:b/>
-          <w:bCs/>
-          <w:color w:val="D86DCB" w:themeColor="accent5" w:themeTint="99"/>
-          <w:sz w:val="32"/>
-          <w:szCs w:val="32"/>
-        </w:rPr>
-        <w:t xml:space="preserve"> () {</w:t>
-      </w:r>
-    </w:p>
-    <w:p>
-      <w:pPr>
-        <w:jc w:val="both"/>
-        <w:rPr>
-          <w:b/>
-          <w:bCs/>
-          <w:color w:val="D86DCB" w:themeColor="accent5" w:themeTint="99"/>
-          <w:sz w:val="32"/>
-          <w:szCs w:val="32"/>
-        </w:rPr>
-      </w:pPr>
-      <w:r>
-        <w:rPr>
-          <w:b/>
-          <w:bCs/>
-          <w:color w:val="D86DCB" w:themeColor="accent5" w:themeTint="99"/>
-          <w:sz w:val="32"/>
-          <w:szCs w:val="32"/>
-        </w:rPr>
-        <w:t xml:space="preserve">   if </w:t>
-      </w:r>
-      <w:proofErr w:type="gramStart"/>
-      <w:r>
-        <w:rPr>
-          <w:b/>
-          <w:bCs/>
-          <w:color w:val="D86DCB" w:themeColor="accent5" w:themeTint="99"/>
-          <w:sz w:val="32"/>
-          <w:szCs w:val="32"/>
-        </w:rPr>
-        <w:t>(!</w:t>
-      </w:r>
-      <w:proofErr w:type="spellStart"/>
-      <w:r>
-        <w:rPr>
-          <w:b/>
-          <w:bCs/>
-          <w:color w:val="D86DCB" w:themeColor="accent5" w:themeTint="99"/>
-          <w:sz w:val="32"/>
-          <w:szCs w:val="32"/>
-        </w:rPr>
-        <w:t>isSuccess</w:t>
-      </w:r>
-      <w:proofErr w:type="spellEnd"/>
-      <w:proofErr w:type="gramEnd"/>
-      <w:r>
-        <w:rPr>
-          <w:b/>
-          <w:bCs/>
-          <w:color w:val="D86DCB" w:themeColor="accent5" w:themeTint="99"/>
-          <w:sz w:val="32"/>
-          <w:szCs w:val="32"/>
-        </w:rPr>
-        <w:t>) return;</w:t>
+        <w:t xml:space="preserve">   if (!isSuccess) return;</w:t>
       </w:r>
     </w:p>
     <w:p>
@@ -5416,59 +4307,30 @@
         </w:rPr>
         <w:t xml:space="preserve"> </w:t>
       </w:r>
-      <w:proofErr w:type="spellStart"/>
-      <w:r>
-        <w:rPr>
-          <w:b/>
-          <w:bCs/>
-          <w:sz w:val="32"/>
-          <w:szCs w:val="32"/>
-        </w:rPr>
-        <w:t>StreamSubscription</w:t>
-      </w:r>
-      <w:proofErr w:type="spellEnd"/>
-      <w:r>
-        <w:rPr>
-          <w:b/>
-          <w:bCs/>
-          <w:sz w:val="32"/>
-          <w:szCs w:val="32"/>
-        </w:rPr>
-        <w:t xml:space="preserve"> </w:t>
-      </w:r>
-      <w:r>
-        <w:rPr>
-          <w:sz w:val="32"/>
-          <w:szCs w:val="32"/>
-        </w:rPr>
-        <w:t xml:space="preserve">objects held in controllers that </w:t>
-      </w:r>
-      <w:proofErr w:type="gramStart"/>
-      <w:r>
-        <w:rPr>
-          <w:sz w:val="32"/>
-          <w:szCs w:val="32"/>
-        </w:rPr>
-        <w:t xml:space="preserve">never </w:t>
-      </w:r>
-      <w:r>
-        <w:rPr>
-          <w:b/>
-          <w:bCs/>
-          <w:sz w:val="32"/>
-          <w:szCs w:val="32"/>
-        </w:rPr>
-        <w:t>.cancel</w:t>
-      </w:r>
-      <w:proofErr w:type="gramEnd"/>
-      <w:r>
-        <w:rPr>
-          <w:b/>
-          <w:bCs/>
-          <w:sz w:val="32"/>
-          <w:szCs w:val="32"/>
-        </w:rPr>
-        <w:t>()</w:t>
+      <w:r>
+        <w:rPr>
+          <w:b/>
+          <w:bCs/>
+          <w:sz w:val="32"/>
+          <w:szCs w:val="32"/>
+        </w:rPr>
+        <w:t xml:space="preserve">StreamSubscription </w:t>
+      </w:r>
+      <w:r>
+        <w:rPr>
+          <w:sz w:val="32"/>
+          <w:szCs w:val="32"/>
+        </w:rPr>
+        <w:t xml:space="preserve">objects held in controllers that never </w:t>
+      </w:r>
+      <w:r>
+        <w:rPr>
+          <w:b/>
+          <w:bCs/>
+          <w:sz w:val="32"/>
+          <w:szCs w:val="32"/>
+        </w:rPr>
+        <w:t>.cancel()</w:t>
       </w:r>
       <w:r>
         <w:rPr>
@@ -5986,7 +4848,6 @@
           <w:szCs w:val="32"/>
         </w:rPr>
       </w:pPr>
-      <w:proofErr w:type="spellStart"/>
       <w:r>
         <w:rPr>
           <w:sz w:val="32"/>
@@ -5994,7 +4855,6 @@
         </w:rPr>
         <w:t>Vercel</w:t>
       </w:r>
-      <w:proofErr w:type="spellEnd"/>
     </w:p>
     <w:p>
       <w:pPr>
@@ -6009,7 +4869,6 @@
           <w:szCs w:val="32"/>
         </w:rPr>
       </w:pPr>
-      <w:proofErr w:type="spellStart"/>
       <w:r>
         <w:rPr>
           <w:sz w:val="32"/>
@@ -6017,7 +4876,6 @@
         </w:rPr>
         <w:t>heroku</w:t>
       </w:r>
-      <w:proofErr w:type="spellEnd"/>
     </w:p>
     <w:p>
       <w:pPr>
@@ -6871,20 +5729,8 @@
           <w:sz w:val="32"/>
           <w:szCs w:val="32"/>
         </w:rPr>
-        <w:t>~/.ssh/</w:t>
-      </w:r>
-      <w:proofErr w:type="spellStart"/>
-      <w:r>
-        <w:rPr>
-          <w:b/>
-          <w:bCs/>
-          <w:color w:val="60CAF3" w:themeColor="accent4" w:themeTint="99"/>
-          <w:sz w:val="32"/>
-          <w:szCs w:val="32"/>
-        </w:rPr>
-        <w:t>known_hosts</w:t>
-      </w:r>
-      <w:proofErr w:type="spellEnd"/>
+        <w:t>~/.ssh/known_hosts</w:t>
+      </w:r>
     </w:p>
     <w:p>
       <w:pPr>
@@ -7332,25 +6178,14 @@
           <w:szCs w:val="32"/>
         </w:rPr>
       </w:pPr>
-      <w:proofErr w:type="spellStart"/>
-      <w:r>
-        <w:rPr>
-          <w:b/>
-          <w:bCs/>
-          <w:sz w:val="32"/>
-          <w:szCs w:val="32"/>
-        </w:rPr>
-        <w:t>id_rsa</w:t>
-      </w:r>
-      <w:proofErr w:type="spellEnd"/>
-      <w:r>
-        <w:rPr>
-          <w:b/>
-          <w:bCs/>
-          <w:sz w:val="32"/>
-          <w:szCs w:val="32"/>
-        </w:rPr>
-        <w:t xml:space="preserve">       -&gt; Private Key</w:t>
+      <w:r>
+        <w:rPr>
+          <w:b/>
+          <w:bCs/>
+          <w:sz w:val="32"/>
+          <w:szCs w:val="32"/>
+        </w:rPr>
+        <w:t>id_rsa       -&gt; Private Key</w:t>
       </w:r>
     </w:p>
     <w:p>
@@ -7418,20 +6253,8 @@
           <w:sz w:val="32"/>
           <w:szCs w:val="32"/>
         </w:rPr>
-        <w:t>~/.ssh/</w:t>
-      </w:r>
-      <w:proofErr w:type="spellStart"/>
-      <w:r>
-        <w:rPr>
-          <w:b/>
-          <w:bCs/>
-          <w:color w:val="60CAF3" w:themeColor="accent4" w:themeTint="99"/>
-          <w:sz w:val="32"/>
-          <w:szCs w:val="32"/>
-        </w:rPr>
-        <w:t>authorized_keys</w:t>
-      </w:r>
-      <w:proofErr w:type="spellEnd"/>
+        <w:t>~/.ssh/authorized_keys</w:t>
+      </w:r>
     </w:p>
     <w:p>
       <w:pPr>
@@ -7880,19 +6703,8 @@
           <w:sz w:val="32"/>
           <w:szCs w:val="32"/>
         </w:rPr>
-        <w:t xml:space="preserve">Your </w:t>
-      </w:r>
-      <w:proofErr w:type="gramStart"/>
-      <w:r>
-        <w:rPr>
-          <w:b/>
-          <w:bCs/>
-          <w:sz w:val="32"/>
-          <w:szCs w:val="32"/>
-        </w:rPr>
-        <w:t>Laptop</w:t>
-      </w:r>
-      <w:proofErr w:type="gramEnd"/>
+        <w:t>Your Laptop</w:t>
+      </w:r>
     </w:p>
     <w:p>
       <w:pPr>
@@ -8136,7 +6948,6 @@
           <w:szCs w:val="32"/>
         </w:rPr>
       </w:pPr>
-      <w:proofErr w:type="spellStart"/>
       <w:r>
         <w:rPr>
           <w:b/>
@@ -8146,7 +6957,6 @@
         </w:rPr>
         <w:t>known_hosts</w:t>
       </w:r>
-      <w:proofErr w:type="spellEnd"/>
     </w:p>
     <w:p>
       <w:pPr>
@@ -8638,25 +7448,14 @@
           <w:szCs w:val="32"/>
         </w:rPr>
       </w:pPr>
-      <w:proofErr w:type="spellStart"/>
-      <w:r>
-        <w:rPr>
-          <w:b/>
-          <w:bCs/>
-          <w:sz w:val="32"/>
-          <w:szCs w:val="32"/>
-        </w:rPr>
-        <w:t>movie_app</w:t>
-      </w:r>
-      <w:proofErr w:type="spellEnd"/>
-      <w:r>
-        <w:rPr>
-          <w:b/>
-          <w:bCs/>
-          <w:sz w:val="32"/>
-          <w:szCs w:val="32"/>
-        </w:rPr>
-        <w:t xml:space="preserve">/ </w:t>
+      <w:r>
+        <w:rPr>
+          <w:b/>
+          <w:bCs/>
+          <w:sz w:val="32"/>
+          <w:szCs w:val="32"/>
+        </w:rPr>
+        <w:t xml:space="preserve">movie_app/ </w:t>
       </w:r>
     </w:p>
     <w:p>
@@ -8701,87 +7500,54 @@
           <w:szCs w:val="32"/>
         </w:rPr>
       </w:pPr>
-      <w:proofErr w:type="spellStart"/>
-      <w:r>
-        <w:rPr>
-          <w:b/>
-          <w:bCs/>
-          <w:sz w:val="32"/>
-          <w:szCs w:val="32"/>
-        </w:rPr>
-        <w:t>movie_app</w:t>
-      </w:r>
-      <w:proofErr w:type="spellEnd"/>
-      <w:r>
-        <w:rPr>
-          <w:b/>
-          <w:bCs/>
-          <w:sz w:val="32"/>
-          <w:szCs w:val="32"/>
-        </w:rPr>
-        <w:t>/        -&gt; Repo 1</w:t>
-      </w:r>
-    </w:p>
-    <w:p>
-      <w:pPr>
-        <w:jc w:val="both"/>
-        <w:rPr>
-          <w:b/>
-          <w:bCs/>
-          <w:sz w:val="32"/>
-          <w:szCs w:val="32"/>
-        </w:rPr>
-      </w:pPr>
-      <w:proofErr w:type="spellStart"/>
-      <w:r>
-        <w:rPr>
-          <w:b/>
-          <w:bCs/>
-          <w:sz w:val="32"/>
-          <w:szCs w:val="32"/>
-        </w:rPr>
-        <w:t>movie_api</w:t>
-      </w:r>
-      <w:proofErr w:type="spellEnd"/>
-      <w:r>
-        <w:rPr>
-          <w:b/>
-          <w:bCs/>
-          <w:sz w:val="32"/>
-          <w:szCs w:val="32"/>
-        </w:rPr>
-        <w:t>/        -&gt; Repo 2</w:t>
-      </w:r>
-    </w:p>
-    <w:p>
-      <w:pPr>
-        <w:jc w:val="both"/>
-        <w:rPr>
-          <w:b/>
-          <w:bCs/>
-          <w:sz w:val="32"/>
-          <w:szCs w:val="32"/>
-        </w:rPr>
-      </w:pPr>
-      <w:proofErr w:type="spellStart"/>
-      <w:r>
-        <w:rPr>
-          <w:b/>
-          <w:bCs/>
-          <w:sz w:val="32"/>
-          <w:szCs w:val="32"/>
-        </w:rPr>
-        <w:t>shared_package</w:t>
-      </w:r>
-      <w:proofErr w:type="spellEnd"/>
-      <w:r>
-        <w:rPr>
-          <w:b/>
-          <w:bCs/>
-          <w:sz w:val="32"/>
-          <w:szCs w:val="32"/>
-        </w:rPr>
-        <w:t>/   -&gt; Repo 3</w:t>
+      <w:r>
+        <w:rPr>
+          <w:b/>
+          <w:bCs/>
+          <w:sz w:val="32"/>
+          <w:szCs w:val="32"/>
+        </w:rPr>
+        <w:t>movie_app/        -&gt; Repo 1</w:t>
+      </w:r>
+    </w:p>
+    <w:p>
+      <w:pPr>
+        <w:jc w:val="both"/>
+        <w:rPr>
+          <w:b/>
+          <w:bCs/>
+          <w:sz w:val="32"/>
+          <w:szCs w:val="32"/>
+        </w:rPr>
+      </w:pPr>
+      <w:r>
+        <w:rPr>
+          <w:b/>
+          <w:bCs/>
+          <w:sz w:val="32"/>
+          <w:szCs w:val="32"/>
+        </w:rPr>
+        <w:t>movie_api/        -&gt; Repo 2</w:t>
+      </w:r>
+    </w:p>
+    <w:p>
+      <w:pPr>
+        <w:jc w:val="both"/>
+        <w:rPr>
+          <w:b/>
+          <w:bCs/>
+          <w:sz w:val="32"/>
+          <w:szCs w:val="32"/>
+        </w:rPr>
+      </w:pPr>
+      <w:r>
+        <w:rPr>
+          <w:b/>
+          <w:bCs/>
+          <w:sz w:val="32"/>
+          <w:szCs w:val="32"/>
+        </w:rPr>
+        <w:t>shared_package/   -&gt; Repo 3</w:t>
       </w:r>
     </w:p>
     <w:p>
@@ -8967,25 +7733,14 @@
           <w:szCs w:val="28"/>
         </w:rPr>
       </w:pPr>
-      <w:proofErr w:type="spellStart"/>
-      <w:r>
-        <w:rPr>
-          <w:b/>
-          <w:bCs/>
-          <w:sz w:val="28"/>
-          <w:szCs w:val="28"/>
-        </w:rPr>
-        <w:t>my_company</w:t>
-      </w:r>
-      <w:proofErr w:type="spellEnd"/>
-      <w:r>
-        <w:rPr>
-          <w:b/>
-          <w:bCs/>
-          <w:sz w:val="28"/>
-          <w:szCs w:val="28"/>
-        </w:rPr>
-        <w:t>/</w:t>
+      <w:r>
+        <w:rPr>
+          <w:b/>
+          <w:bCs/>
+          <w:sz w:val="28"/>
+          <w:szCs w:val="28"/>
+        </w:rPr>
+        <w:t>my_company/</w:t>
       </w:r>
     </w:p>
     <w:p>
@@ -9085,27 +7840,7 @@
           <w:sz w:val="28"/>
           <w:szCs w:val="28"/>
         </w:rPr>
-        <w:t xml:space="preserve"> </w:t>
-      </w:r>
-      <w:proofErr w:type="spellStart"/>
-      <w:r>
-        <w:rPr>
-          <w:b/>
-          <w:bCs/>
-          <w:sz w:val="28"/>
-          <w:szCs w:val="28"/>
-        </w:rPr>
-        <w:t>movie_app</w:t>
-      </w:r>
-      <w:proofErr w:type="spellEnd"/>
-      <w:r>
-        <w:rPr>
-          <w:b/>
-          <w:bCs/>
-          <w:sz w:val="28"/>
-          <w:szCs w:val="28"/>
-        </w:rPr>
-        <w:t>/</w:t>
+        <w:t xml:space="preserve"> movie_app/</w:t>
       </w:r>
     </w:p>
     <w:p>
@@ -9154,67 +7889,27 @@
           <w:sz w:val="28"/>
           <w:szCs w:val="28"/>
         </w:rPr>
-        <w:t xml:space="preserve"> </w:t>
-      </w:r>
-      <w:proofErr w:type="spellStart"/>
-      <w:r>
-        <w:rPr>
-          <w:b/>
-          <w:bCs/>
-          <w:sz w:val="28"/>
-          <w:szCs w:val="28"/>
-        </w:rPr>
-        <w:t>admin_app</w:t>
-      </w:r>
-      <w:proofErr w:type="spellEnd"/>
-      <w:r>
-        <w:rPr>
-          <w:b/>
-          <w:bCs/>
-          <w:sz w:val="28"/>
-          <w:szCs w:val="28"/>
-        </w:rPr>
-        <w:t>/</w:t>
-      </w:r>
-    </w:p>
-    <w:p>
-      <w:pPr>
-        <w:jc w:val="both"/>
-        <w:rPr>
-          <w:b/>
-          <w:bCs/>
-          <w:sz w:val="28"/>
-          <w:szCs w:val="28"/>
-        </w:rPr>
-      </w:pPr>
-      <w:r>
-        <w:rPr>
-          <w:b/>
-          <w:bCs/>
-          <w:sz w:val="28"/>
-          <w:szCs w:val="28"/>
-        </w:rPr>
-        <w:t xml:space="preserve">│   └── </w:t>
-      </w:r>
-      <w:proofErr w:type="spellStart"/>
-      <w:r>
-        <w:rPr>
-          <w:b/>
-          <w:bCs/>
-          <w:sz w:val="28"/>
-          <w:szCs w:val="28"/>
-        </w:rPr>
-        <w:t>web_dashboard</w:t>
-      </w:r>
-      <w:proofErr w:type="spellEnd"/>
-      <w:r>
-        <w:rPr>
-          <w:b/>
-          <w:bCs/>
-          <w:sz w:val="28"/>
-          <w:szCs w:val="28"/>
-        </w:rPr>
-        <w:t>/</w:t>
+        <w:t xml:space="preserve"> admin_app/</w:t>
+      </w:r>
+    </w:p>
+    <w:p>
+      <w:pPr>
+        <w:jc w:val="both"/>
+        <w:rPr>
+          <w:b/>
+          <w:bCs/>
+          <w:sz w:val="28"/>
+          <w:szCs w:val="28"/>
+        </w:rPr>
+      </w:pPr>
+      <w:r>
+        <w:rPr>
+          <w:b/>
+          <w:bCs/>
+          <w:sz w:val="28"/>
+          <w:szCs w:val="28"/>
+        </w:rPr>
+        <w:t>│   └── web_dashboard/</w:t>
       </w:r>
     </w:p>
     <w:p>
@@ -9323,27 +8018,7 @@
           <w:sz w:val="28"/>
           <w:szCs w:val="28"/>
         </w:rPr>
-        <w:t xml:space="preserve"> </w:t>
-      </w:r>
-      <w:proofErr w:type="spellStart"/>
-      <w:r>
-        <w:rPr>
-          <w:b/>
-          <w:bCs/>
-          <w:sz w:val="28"/>
-          <w:szCs w:val="28"/>
-        </w:rPr>
-        <w:t>ui_kit</w:t>
-      </w:r>
-      <w:proofErr w:type="spellEnd"/>
-      <w:r>
-        <w:rPr>
-          <w:b/>
-          <w:bCs/>
-          <w:sz w:val="28"/>
-          <w:szCs w:val="28"/>
-        </w:rPr>
-        <w:t>/</w:t>
+        <w:t xml:space="preserve"> ui_kit/</w:t>
       </w:r>
     </w:p>
     <w:p>
@@ -9392,27 +8067,7 @@
           <w:sz w:val="28"/>
           <w:szCs w:val="28"/>
         </w:rPr>
-        <w:t xml:space="preserve"> </w:t>
-      </w:r>
-      <w:proofErr w:type="spellStart"/>
-      <w:r>
-        <w:rPr>
-          <w:b/>
-          <w:bCs/>
-          <w:sz w:val="28"/>
-          <w:szCs w:val="28"/>
-        </w:rPr>
-        <w:t>auth_package</w:t>
-      </w:r>
-      <w:proofErr w:type="spellEnd"/>
-      <w:r>
-        <w:rPr>
-          <w:b/>
-          <w:bCs/>
-          <w:sz w:val="28"/>
-          <w:szCs w:val="28"/>
-        </w:rPr>
-        <w:t>/</w:t>
+        <w:t xml:space="preserve"> auth_package/</w:t>
       </w:r>
     </w:p>
     <w:p>
@@ -9522,27 +8177,7 @@
           <w:sz w:val="28"/>
           <w:szCs w:val="28"/>
         </w:rPr>
-        <w:t xml:space="preserve"> </w:t>
-      </w:r>
-      <w:proofErr w:type="spellStart"/>
-      <w:r>
-        <w:rPr>
-          <w:b/>
-          <w:bCs/>
-          <w:sz w:val="28"/>
-          <w:szCs w:val="28"/>
-        </w:rPr>
-        <w:t>api</w:t>
-      </w:r>
-      <w:proofErr w:type="spellEnd"/>
-      <w:r>
-        <w:rPr>
-          <w:b/>
-          <w:bCs/>
-          <w:sz w:val="28"/>
-          <w:szCs w:val="28"/>
-        </w:rPr>
-        <w:t>/</w:t>
+        <w:t xml:space="preserve"> api/</w:t>
       </w:r>
     </w:p>
     <w:p>
@@ -9725,7 +8360,6 @@
           <w:szCs w:val="32"/>
         </w:rPr>
       </w:pPr>
-      <w:proofErr w:type="spellStart"/>
       <w:r>
         <w:rPr>
           <w:b/>
@@ -9735,19 +8369,17 @@
         </w:rPr>
         <w:t>customer_app_repo</w:t>
       </w:r>
-      <w:proofErr w:type="spellEnd"/>
-    </w:p>
-    <w:p>
-      <w:pPr>
-        <w:jc w:val="both"/>
-        <w:rPr>
-          <w:b/>
-          <w:bCs/>
-          <w:sz w:val="32"/>
-          <w:szCs w:val="32"/>
-        </w:rPr>
-      </w:pPr>
-      <w:proofErr w:type="spellStart"/>
+    </w:p>
+    <w:p>
+      <w:pPr>
+        <w:jc w:val="both"/>
+        <w:rPr>
+          <w:b/>
+          <w:bCs/>
+          <w:sz w:val="32"/>
+          <w:szCs w:val="32"/>
+        </w:rPr>
+      </w:pPr>
       <w:r>
         <w:rPr>
           <w:b/>
@@ -9757,19 +8389,17 @@
         </w:rPr>
         <w:t>admin_app_repo</w:t>
       </w:r>
-      <w:proofErr w:type="spellEnd"/>
-    </w:p>
-    <w:p>
-      <w:pPr>
-        <w:jc w:val="both"/>
-        <w:rPr>
-          <w:b/>
-          <w:bCs/>
-          <w:sz w:val="32"/>
-          <w:szCs w:val="32"/>
-        </w:rPr>
-      </w:pPr>
-      <w:proofErr w:type="spellStart"/>
+    </w:p>
+    <w:p>
+      <w:pPr>
+        <w:jc w:val="both"/>
+        <w:rPr>
+          <w:b/>
+          <w:bCs/>
+          <w:sz w:val="32"/>
+          <w:szCs w:val="32"/>
+        </w:rPr>
+      </w:pPr>
       <w:r>
         <w:rPr>
           <w:b/>
@@ -9779,7 +8409,6 @@
         </w:rPr>
         <w:t>ui_package_repo</w:t>
       </w:r>
-      <w:proofErr w:type="spellEnd"/>
     </w:p>
     <w:p>
       <w:pPr>
@@ -9961,19 +8590,8 @@
           <w:sz w:val="32"/>
           <w:szCs w:val="32"/>
         </w:rPr>
-        <w:t xml:space="preserve"> </w:t>
-      </w:r>
-      <w:proofErr w:type="spellStart"/>
-      <w:r>
-        <w:rPr>
-          <w:b/>
-          <w:bCs/>
-          <w:sz w:val="32"/>
-          <w:szCs w:val="32"/>
-        </w:rPr>
-        <w:t>customer_app</w:t>
-      </w:r>
-      <w:proofErr w:type="spellEnd"/>
+        <w:t xml:space="preserve"> customer_app</w:t>
+      </w:r>
     </w:p>
     <w:p>
       <w:pPr>
@@ -10012,50 +8630,28 @@
           <w:sz w:val="32"/>
           <w:szCs w:val="32"/>
         </w:rPr>
-        <w:t xml:space="preserve"> </w:t>
-      </w:r>
-      <w:proofErr w:type="spellStart"/>
-      <w:r>
-        <w:rPr>
-          <w:b/>
-          <w:bCs/>
-          <w:sz w:val="32"/>
-          <w:szCs w:val="32"/>
-        </w:rPr>
-        <w:t>admin_app</w:t>
-      </w:r>
-      <w:proofErr w:type="spellEnd"/>
-    </w:p>
-    <w:p>
-      <w:pPr>
-        <w:jc w:val="both"/>
-        <w:rPr>
-          <w:b/>
-          <w:bCs/>
-          <w:sz w:val="32"/>
-          <w:szCs w:val="32"/>
-        </w:rPr>
-      </w:pPr>
-      <w:r>
-        <w:rPr>
-          <w:b/>
-          <w:bCs/>
-          <w:sz w:val="32"/>
-          <w:szCs w:val="32"/>
-        </w:rPr>
-        <w:t xml:space="preserve">└── </w:t>
-      </w:r>
-      <w:proofErr w:type="spellStart"/>
-      <w:r>
-        <w:rPr>
-          <w:b/>
-          <w:bCs/>
-          <w:sz w:val="32"/>
-          <w:szCs w:val="32"/>
-        </w:rPr>
-        <w:t>ui_package</w:t>
-      </w:r>
-      <w:proofErr w:type="spellEnd"/>
+        <w:t xml:space="preserve"> admin_app</w:t>
+      </w:r>
+    </w:p>
+    <w:p>
+      <w:pPr>
+        <w:jc w:val="both"/>
+        <w:rPr>
+          <w:b/>
+          <w:bCs/>
+          <w:sz w:val="32"/>
+          <w:szCs w:val="32"/>
+        </w:rPr>
+      </w:pPr>
+      <w:r>
+        <w:rPr>
+          <w:b/>
+          <w:bCs/>
+          <w:sz w:val="32"/>
+          <w:szCs w:val="32"/>
+        </w:rPr>
+        <w:t>└── ui_package</w:t>
+      </w:r>
     </w:p>
     <w:p>
       <w:pPr>
@@ -10073,7 +8669,6 @@
         <w:lastRenderedPageBreak/>
         <w:t xml:space="preserve"># We can modify </w:t>
       </w:r>
-      <w:proofErr w:type="spellStart"/>
       <w:r>
         <w:rPr>
           <w:b/>
@@ -10083,7 +8678,6 @@
         </w:rPr>
         <w:t>ui_package</w:t>
       </w:r>
-      <w:proofErr w:type="spellEnd"/>
       <w:r>
         <w:rPr>
           <w:sz w:val="32"/>
@@ -10168,25 +8762,14 @@
           <w:szCs w:val="32"/>
         </w:rPr>
       </w:pPr>
-      <w:proofErr w:type="spellStart"/>
-      <w:r>
-        <w:rPr>
-          <w:b/>
-          <w:bCs/>
-          <w:sz w:val="32"/>
-          <w:szCs w:val="32"/>
-        </w:rPr>
-        <w:t>flutter_workspace</w:t>
-      </w:r>
-      <w:proofErr w:type="spellEnd"/>
-      <w:r>
-        <w:rPr>
-          <w:b/>
-          <w:bCs/>
-          <w:sz w:val="32"/>
-          <w:szCs w:val="32"/>
-        </w:rPr>
-        <w:t>/</w:t>
+      <w:r>
+        <w:rPr>
+          <w:b/>
+          <w:bCs/>
+          <w:sz w:val="32"/>
+          <w:szCs w:val="32"/>
+        </w:rPr>
+        <w:t>flutter_workspace/</w:t>
       </w:r>
     </w:p>
     <w:p>
@@ -10286,67 +8869,27 @@
           <w:sz w:val="32"/>
           <w:szCs w:val="32"/>
         </w:rPr>
-        <w:t xml:space="preserve"> </w:t>
-      </w:r>
-      <w:proofErr w:type="spellStart"/>
-      <w:r>
-        <w:rPr>
-          <w:b/>
-          <w:bCs/>
-          <w:sz w:val="32"/>
-          <w:szCs w:val="32"/>
-        </w:rPr>
-        <w:t>customer_app</w:t>
-      </w:r>
-      <w:proofErr w:type="spellEnd"/>
-      <w:r>
-        <w:rPr>
-          <w:b/>
-          <w:bCs/>
-          <w:sz w:val="32"/>
-          <w:szCs w:val="32"/>
-        </w:rPr>
-        <w:t>/</w:t>
-      </w:r>
-    </w:p>
-    <w:p>
-      <w:pPr>
-        <w:jc w:val="both"/>
-        <w:rPr>
-          <w:b/>
-          <w:bCs/>
-          <w:sz w:val="32"/>
-          <w:szCs w:val="32"/>
-        </w:rPr>
-      </w:pPr>
-      <w:r>
-        <w:rPr>
-          <w:b/>
-          <w:bCs/>
-          <w:sz w:val="32"/>
-          <w:szCs w:val="32"/>
-        </w:rPr>
-        <w:t xml:space="preserve">│   └── </w:t>
-      </w:r>
-      <w:proofErr w:type="spellStart"/>
-      <w:r>
-        <w:rPr>
-          <w:b/>
-          <w:bCs/>
-          <w:sz w:val="32"/>
-          <w:szCs w:val="32"/>
-        </w:rPr>
-        <w:t>admin_app</w:t>
-      </w:r>
-      <w:proofErr w:type="spellEnd"/>
-      <w:r>
-        <w:rPr>
-          <w:b/>
-          <w:bCs/>
-          <w:sz w:val="32"/>
-          <w:szCs w:val="32"/>
-        </w:rPr>
-        <w:t>/</w:t>
+        <w:t xml:space="preserve"> customer_app/</w:t>
+      </w:r>
+    </w:p>
+    <w:p>
+      <w:pPr>
+        <w:jc w:val="both"/>
+        <w:rPr>
+          <w:b/>
+          <w:bCs/>
+          <w:sz w:val="32"/>
+          <w:szCs w:val="32"/>
+        </w:rPr>
+      </w:pPr>
+      <w:r>
+        <w:rPr>
+          <w:b/>
+          <w:bCs/>
+          <w:sz w:val="32"/>
+          <w:szCs w:val="32"/>
+        </w:rPr>
+        <w:t>│   └── admin_app/</w:t>
       </w:r>
     </w:p>
     <w:p>
@@ -10435,27 +8978,7 @@
           <w:sz w:val="32"/>
           <w:szCs w:val="32"/>
         </w:rPr>
-        <w:t xml:space="preserve"> </w:t>
-      </w:r>
-      <w:proofErr w:type="spellStart"/>
-      <w:r>
-        <w:rPr>
-          <w:b/>
-          <w:bCs/>
-          <w:sz w:val="32"/>
-          <w:szCs w:val="32"/>
-        </w:rPr>
-        <w:t>design_system</w:t>
-      </w:r>
-      <w:proofErr w:type="spellEnd"/>
-      <w:r>
-        <w:rPr>
-          <w:b/>
-          <w:bCs/>
-          <w:sz w:val="32"/>
-          <w:szCs w:val="32"/>
-        </w:rPr>
-        <w:t>/</w:t>
+        <w:t xml:space="preserve"> design_system/</w:t>
       </w:r>
     </w:p>
     <w:p>
@@ -10504,27 +9027,7 @@
           <w:sz w:val="32"/>
           <w:szCs w:val="32"/>
         </w:rPr>
-        <w:t xml:space="preserve"> </w:t>
-      </w:r>
-      <w:proofErr w:type="spellStart"/>
-      <w:r>
-        <w:rPr>
-          <w:b/>
-          <w:bCs/>
-          <w:sz w:val="32"/>
-          <w:szCs w:val="32"/>
-        </w:rPr>
-        <w:t>network_client</w:t>
-      </w:r>
-      <w:proofErr w:type="spellEnd"/>
-      <w:r>
-        <w:rPr>
-          <w:b/>
-          <w:bCs/>
-          <w:sz w:val="32"/>
-          <w:szCs w:val="32"/>
-        </w:rPr>
-        <w:t>/</w:t>
+        <w:t xml:space="preserve"> network_client/</w:t>
       </w:r>
     </w:p>
     <w:p>
@@ -11358,19 +9861,8 @@
           <w:sz w:val="32"/>
           <w:szCs w:val="32"/>
         </w:rPr>
-        <w:t xml:space="preserve"> </w:t>
-      </w:r>
-      <w:proofErr w:type="spellStart"/>
-      <w:r>
-        <w:rPr>
-          <w:b/>
-          <w:bCs/>
-          <w:sz w:val="32"/>
-          <w:szCs w:val="32"/>
-        </w:rPr>
-        <w:t>WeatherScreen</w:t>
-      </w:r>
-      <w:proofErr w:type="spellEnd"/>
+        <w:t xml:space="preserve"> WeatherScreen</w:t>
+      </w:r>
       <w:r>
         <w:rPr>
           <w:sz w:val="32"/>
@@ -11609,51 +10101,7 @@
           <w:sz w:val="32"/>
           <w:szCs w:val="32"/>
         </w:rPr>
-        <w:t xml:space="preserve">class </w:t>
-      </w:r>
-      <w:proofErr w:type="spellStart"/>
-      <w:r>
-        <w:rPr>
-          <w:b/>
-          <w:bCs/>
-          <w:color w:val="D86DCB" w:themeColor="accent5" w:themeTint="99"/>
-          <w:sz w:val="32"/>
-          <w:szCs w:val="32"/>
-        </w:rPr>
-        <w:t>WeatherScreen</w:t>
-      </w:r>
-      <w:proofErr w:type="spellEnd"/>
-      <w:r>
-        <w:rPr>
-          <w:b/>
-          <w:bCs/>
-          <w:color w:val="D86DCB" w:themeColor="accent5" w:themeTint="99"/>
-          <w:sz w:val="32"/>
-          <w:szCs w:val="32"/>
-        </w:rPr>
-        <w:t xml:space="preserve"> extends </w:t>
-      </w:r>
-      <w:proofErr w:type="spellStart"/>
-      <w:r>
-        <w:rPr>
-          <w:b/>
-          <w:bCs/>
-          <w:color w:val="D86DCB" w:themeColor="accent5" w:themeTint="99"/>
-          <w:sz w:val="32"/>
-          <w:szCs w:val="32"/>
-        </w:rPr>
-        <w:t>StatefulWidget</w:t>
-      </w:r>
-      <w:proofErr w:type="spellEnd"/>
-      <w:r>
-        <w:rPr>
-          <w:b/>
-          <w:bCs/>
-          <w:color w:val="D86DCB" w:themeColor="accent5" w:themeTint="99"/>
-          <w:sz w:val="32"/>
-          <w:szCs w:val="32"/>
-        </w:rPr>
-        <w:t xml:space="preserve"> {…}</w:t>
+        <w:t>class WeatherScreen extends StatefulWidget {…}</w:t>
       </w:r>
     </w:p>
     <w:p>
@@ -11685,7 +10133,6 @@
           <w:szCs w:val="32"/>
         </w:rPr>
       </w:pPr>
-      <w:proofErr w:type="spellStart"/>
       <w:r>
         <w:rPr>
           <w:b/>
@@ -11696,7 +10143,6 @@
         <w:lastRenderedPageBreak/>
         <w:t>WeatherScreen</w:t>
       </w:r>
-      <w:proofErr w:type="spellEnd"/>
       <w:r>
         <w:rPr>
           <w:sz w:val="32"/>
@@ -11718,7 +10164,6 @@
           <w:szCs w:val="32"/>
         </w:rPr>
       </w:pPr>
-      <w:proofErr w:type="spellStart"/>
       <w:r>
         <w:rPr>
           <w:b/>
@@ -11728,7 +10173,6 @@
         </w:rPr>
         <w:t>WeatherController</w:t>
       </w:r>
-      <w:proofErr w:type="spellEnd"/>
       <w:r>
         <w:rPr>
           <w:sz w:val="32"/>
@@ -11750,7 +10194,6 @@
           <w:szCs w:val="32"/>
         </w:rPr>
       </w:pPr>
-      <w:proofErr w:type="spellStart"/>
       <w:r>
         <w:rPr>
           <w:b/>
@@ -11760,7 +10203,6 @@
         </w:rPr>
         <w:t>WeatherRepository</w:t>
       </w:r>
-      <w:proofErr w:type="spellEnd"/>
       <w:r>
         <w:rPr>
           <w:sz w:val="32"/>
@@ -11782,7 +10224,6 @@
           <w:szCs w:val="32"/>
         </w:rPr>
       </w:pPr>
-      <w:proofErr w:type="spellStart"/>
       <w:r>
         <w:rPr>
           <w:b/>
@@ -11792,7 +10233,6 @@
         </w:rPr>
         <w:t>WeatherAPI</w:t>
       </w:r>
-      <w:proofErr w:type="spellEnd"/>
       <w:r>
         <w:rPr>
           <w:sz w:val="32"/>
@@ -11827,7 +10267,6 @@
           <w:szCs w:val="28"/>
         </w:rPr>
       </w:pPr>
-      <w:proofErr w:type="spellStart"/>
       <w:r>
         <w:rPr>
           <w:b/>
@@ -11837,7 +10276,6 @@
         </w:rPr>
         <w:t>WeatherScreen</w:t>
       </w:r>
-      <w:proofErr w:type="spellEnd"/>
     </w:p>
     <w:p>
       <w:pPr>
@@ -11869,7 +10307,6 @@
           <w:szCs w:val="28"/>
         </w:rPr>
       </w:pPr>
-      <w:proofErr w:type="spellStart"/>
       <w:r>
         <w:rPr>
           <w:b/>
@@ -11879,7 +10316,6 @@
         </w:rPr>
         <w:t>WeatherController</w:t>
       </w:r>
-      <w:proofErr w:type="spellEnd"/>
     </w:p>
     <w:p>
       <w:pPr>
@@ -11911,7 +10347,6 @@
           <w:szCs w:val="28"/>
         </w:rPr>
       </w:pPr>
-      <w:proofErr w:type="spellStart"/>
       <w:r>
         <w:rPr>
           <w:b/>
@@ -11921,7 +10356,6 @@
         </w:rPr>
         <w:t>WeatherRepository</w:t>
       </w:r>
-      <w:proofErr w:type="spellEnd"/>
     </w:p>
     <w:p>
       <w:pPr>
@@ -11953,7 +10387,6 @@
           <w:szCs w:val="28"/>
         </w:rPr>
       </w:pPr>
-      <w:proofErr w:type="spellStart"/>
       <w:r>
         <w:rPr>
           <w:b/>
@@ -11963,7 +10396,6 @@
         </w:rPr>
         <w:t>WeatherApi</w:t>
       </w:r>
-      <w:proofErr w:type="spellEnd"/>
     </w:p>
     <w:p>
       <w:pPr>
@@ -11991,7 +10423,6 @@
           <w:szCs w:val="28"/>
         </w:rPr>
       </w:pPr>
-      <w:proofErr w:type="spellStart"/>
       <w:r>
         <w:rPr>
           <w:b/>
@@ -12001,7 +10432,6 @@
         </w:rPr>
         <w:t>HomeScreen</w:t>
       </w:r>
-      <w:proofErr w:type="spellEnd"/>
     </w:p>
     <w:p>
       <w:pPr>
@@ -12098,19 +10528,8 @@
           <w:sz w:val="28"/>
           <w:szCs w:val="28"/>
         </w:rPr>
-        <w:t xml:space="preserve"> </w:t>
-      </w:r>
-      <w:proofErr w:type="spellStart"/>
-      <w:r>
-        <w:rPr>
-          <w:b/>
-          <w:bCs/>
-          <w:sz w:val="28"/>
-          <w:szCs w:val="28"/>
-        </w:rPr>
-        <w:t>SearchBar</w:t>
-      </w:r>
-      <w:proofErr w:type="spellEnd"/>
+        <w:t xml:space="preserve"> SearchBar</w:t>
+      </w:r>
     </w:p>
     <w:p>
       <w:pPr>
@@ -12158,50 +10577,28 @@
           <w:sz w:val="28"/>
           <w:szCs w:val="28"/>
         </w:rPr>
-        <w:t xml:space="preserve"> </w:t>
-      </w:r>
-      <w:proofErr w:type="spellStart"/>
-      <w:r>
-        <w:rPr>
-          <w:b/>
-          <w:bCs/>
-          <w:sz w:val="28"/>
-          <w:szCs w:val="28"/>
-        </w:rPr>
-        <w:t>ProductGrid</w:t>
-      </w:r>
-      <w:proofErr w:type="spellEnd"/>
-    </w:p>
-    <w:p>
-      <w:pPr>
-        <w:jc w:val="both"/>
-        <w:rPr>
-          <w:b/>
-          <w:bCs/>
-          <w:sz w:val="28"/>
-          <w:szCs w:val="28"/>
-        </w:rPr>
-      </w:pPr>
-      <w:r>
-        <w:rPr>
-          <w:b/>
-          <w:bCs/>
-          <w:sz w:val="28"/>
-          <w:szCs w:val="28"/>
-        </w:rPr>
-        <w:t xml:space="preserve">    └── </w:t>
-      </w:r>
-      <w:proofErr w:type="spellStart"/>
-      <w:r>
-        <w:rPr>
-          <w:b/>
-          <w:bCs/>
-          <w:sz w:val="28"/>
-          <w:szCs w:val="28"/>
-        </w:rPr>
-        <w:t>BottomBar</w:t>
-      </w:r>
-      <w:proofErr w:type="spellEnd"/>
+        <w:t xml:space="preserve"> ProductGrid</w:t>
+      </w:r>
+    </w:p>
+    <w:p>
+      <w:pPr>
+        <w:jc w:val="both"/>
+        <w:rPr>
+          <w:b/>
+          <w:bCs/>
+          <w:sz w:val="28"/>
+          <w:szCs w:val="28"/>
+        </w:rPr>
+      </w:pPr>
+      <w:r>
+        <w:rPr>
+          <w:b/>
+          <w:bCs/>
+          <w:sz w:val="28"/>
+          <w:szCs w:val="28"/>
+        </w:rPr>
+        <w:t xml:space="preserve">    └── BottomBar</w:t>
+      </w:r>
     </w:p>
     <w:p>
       <w:pPr>
@@ -12317,10 +10714,12 @@
           <w:sz w:val="32"/>
           <w:szCs w:val="32"/>
         </w:rPr>
-        <w:t>if (payment == "</w:t>
-      </w:r>
-      <w:proofErr w:type="spellStart"/>
-      <w:r>
+        <w:t>if (payment == "Bkash") {}</w:t>
+      </w:r>
+    </w:p>
+    <w:p>
+      <w:pPr>
+        <w:jc w:val="both"/>
         <w:rPr>
           <w:b/>
           <w:bCs/>
@@ -12328,9 +10727,7 @@
           <w:sz w:val="32"/>
           <w:szCs w:val="32"/>
         </w:rPr>
-        <w:t>Bkash</w:t>
-      </w:r>
-      <w:proofErr w:type="spellEnd"/>
+      </w:pPr>
       <w:r>
         <w:rPr>
           <w:b/>
@@ -12339,7 +10736,7 @@
           <w:sz w:val="32"/>
           <w:szCs w:val="32"/>
         </w:rPr>
-        <w:t>") {}</w:t>
+        <w:t>if (payment == "Nagad") {}</w:t>
       </w:r>
     </w:p>
     <w:p>
@@ -12361,10 +10758,28 @@
           <w:sz w:val="32"/>
           <w:szCs w:val="32"/>
         </w:rPr>
-        <w:t>if (payment == "</w:t>
-      </w:r>
-      <w:proofErr w:type="spellStart"/>
-      <w:r>
+        <w:t>if (payment == "Card") {}</w:t>
+      </w:r>
+    </w:p>
+    <w:p>
+      <w:pPr>
+        <w:jc w:val="both"/>
+        <w:rPr>
+          <w:sz w:val="32"/>
+          <w:szCs w:val="32"/>
+        </w:rPr>
+      </w:pPr>
+      <w:r>
+        <w:rPr>
+          <w:sz w:val="32"/>
+          <w:szCs w:val="32"/>
+        </w:rPr>
+        <w:t># Better approach would be implementing the interface class so adding a payment means creating a new class instead of modifying old logic</w:t>
+      </w:r>
+    </w:p>
+    <w:p>
+      <w:pPr>
+        <w:jc w:val="both"/>
         <w:rPr>
           <w:b/>
           <w:bCs/>
@@ -12372,9 +10787,7 @@
           <w:sz w:val="32"/>
           <w:szCs w:val="32"/>
         </w:rPr>
-        <w:t>Nagad</w:t>
-      </w:r>
-      <w:proofErr w:type="spellEnd"/>
+      </w:pPr>
       <w:r>
         <w:rPr>
           <w:b/>
@@ -12383,7 +10796,7 @@
           <w:sz w:val="32"/>
           <w:szCs w:val="32"/>
         </w:rPr>
-        <w:t>") {}</w:t>
+        <w:t>abstract class PaymentMethod {</w:t>
       </w:r>
     </w:p>
     <w:p>
@@ -12405,23 +10818,7 @@
           <w:sz w:val="32"/>
           <w:szCs w:val="32"/>
         </w:rPr>
-        <w:t>if (payment == "Card") {}</w:t>
-      </w:r>
-    </w:p>
-    <w:p>
-      <w:pPr>
-        <w:jc w:val="both"/>
-        <w:rPr>
-          <w:sz w:val="32"/>
-          <w:szCs w:val="32"/>
-        </w:rPr>
-      </w:pPr>
-      <w:r>
-        <w:rPr>
-          <w:sz w:val="32"/>
-          <w:szCs w:val="32"/>
-        </w:rPr>
-        <w:t># Better approach would be implementing the interface class so adding a payment means creating a new class instead of modifying old logic</w:t>
+        <w:t xml:space="preserve">  Future&lt;void&gt; pay();</w:t>
       </w:r>
     </w:p>
     <w:p>
@@ -12443,10 +10840,12 @@
           <w:sz w:val="32"/>
           <w:szCs w:val="32"/>
         </w:rPr>
-        <w:t xml:space="preserve">abstract class </w:t>
-      </w:r>
-      <w:proofErr w:type="spellStart"/>
-      <w:r>
+        <w:t>}</w:t>
+      </w:r>
+    </w:p>
+    <w:p>
+      <w:pPr>
+        <w:jc w:val="both"/>
         <w:rPr>
           <w:b/>
           <w:bCs/>
@@ -12454,9 +10853,7 @@
           <w:sz w:val="32"/>
           <w:szCs w:val="32"/>
         </w:rPr>
-        <w:t>PaymentMethod</w:t>
-      </w:r>
-      <w:proofErr w:type="spellEnd"/>
+      </w:pPr>
       <w:r>
         <w:rPr>
           <w:b/>
@@ -12465,7 +10862,7 @@
           <w:sz w:val="32"/>
           <w:szCs w:val="32"/>
         </w:rPr>
-        <w:t xml:space="preserve"> {</w:t>
+        <w:t>class BkashPayment implement PaymentMethod {…}</w:t>
       </w:r>
     </w:p>
     <w:p>
@@ -12487,10 +10884,60 @@
           <w:sz w:val="32"/>
           <w:szCs w:val="32"/>
         </w:rPr>
-        <w:t xml:space="preserve">  Future&lt;void&gt; </w:t>
-      </w:r>
-      <w:proofErr w:type="gramStart"/>
-      <w:r>
+        <w:t>class NagadPayment implement PaymentMethod {…}</w:t>
+      </w:r>
+    </w:p>
+    <w:p>
+      <w:pPr>
+        <w:jc w:val="both"/>
+        <w:rPr>
+          <w:sz w:val="32"/>
+          <w:szCs w:val="32"/>
+        </w:rPr>
+      </w:pPr>
+      <w:r>
+        <w:rPr>
+          <w:sz w:val="32"/>
+          <w:szCs w:val="32"/>
+        </w:rPr>
+        <w:t>#</w:t>
+      </w:r>
+      <w:r>
+        <w:rPr>
+          <w:b/>
+          <w:bCs/>
+          <w:sz w:val="32"/>
+          <w:szCs w:val="32"/>
+        </w:rPr>
+        <w:t xml:space="preserve"> Flutter</w:t>
+      </w:r>
+      <w:r>
+        <w:rPr>
+          <w:sz w:val="32"/>
+          <w:szCs w:val="32"/>
+        </w:rPr>
+        <w:t xml:space="preserve"> example, instead of editing </w:t>
+      </w:r>
+      <w:r>
+        <w:rPr>
+          <w:b/>
+          <w:bCs/>
+          <w:sz w:val="32"/>
+          <w:szCs w:val="32"/>
+        </w:rPr>
+        <w:t>NotificationService</w:t>
+      </w:r>
+      <w:r>
+        <w:rPr>
+          <w:sz w:val="32"/>
+          <w:szCs w:val="32"/>
+        </w:rPr>
+        <w:t xml:space="preserve"> class every time we support another notification provider</w:t>
+      </w:r>
+    </w:p>
+    <w:p>
+      <w:pPr>
+        <w:jc w:val="both"/>
         <w:rPr>
           <w:b/>
           <w:bCs/>
@@ -12498,9 +10945,7 @@
           <w:sz w:val="32"/>
           <w:szCs w:val="32"/>
         </w:rPr>
-        <w:t>pay(</w:t>
-      </w:r>
-      <w:proofErr w:type="gramEnd"/>
+      </w:pPr>
       <w:r>
         <w:rPr>
           <w:b/>
@@ -12509,7 +10954,7 @@
           <w:sz w:val="32"/>
           <w:szCs w:val="32"/>
         </w:rPr>
-        <w:t>);</w:t>
+        <w:t>PushNotificationService</w:t>
       </w:r>
     </w:p>
     <w:p>
@@ -12531,7 +10976,7 @@
           <w:sz w:val="32"/>
           <w:szCs w:val="32"/>
         </w:rPr>
-        <w:t>}</w:t>
+        <w:t>LocalNotificationService</w:t>
       </w:r>
     </w:p>
     <w:p>
@@ -12553,240 +10998,8 @@
           <w:sz w:val="32"/>
           <w:szCs w:val="32"/>
         </w:rPr>
-        <w:t xml:space="preserve">class </w:t>
-      </w:r>
-      <w:proofErr w:type="spellStart"/>
-      <w:r>
-        <w:rPr>
-          <w:b/>
-          <w:bCs/>
-          <w:color w:val="D86DCB" w:themeColor="accent5" w:themeTint="99"/>
-          <w:sz w:val="32"/>
-          <w:szCs w:val="32"/>
-        </w:rPr>
-        <w:t>BkashPayment</w:t>
-      </w:r>
-      <w:proofErr w:type="spellEnd"/>
-      <w:r>
-        <w:rPr>
-          <w:b/>
-          <w:bCs/>
-          <w:color w:val="D86DCB" w:themeColor="accent5" w:themeTint="99"/>
-          <w:sz w:val="32"/>
-          <w:szCs w:val="32"/>
-        </w:rPr>
-        <w:t xml:space="preserve"> implement </w:t>
-      </w:r>
-      <w:proofErr w:type="spellStart"/>
-      <w:r>
-        <w:rPr>
-          <w:b/>
-          <w:bCs/>
-          <w:color w:val="D86DCB" w:themeColor="accent5" w:themeTint="99"/>
-          <w:sz w:val="32"/>
-          <w:szCs w:val="32"/>
-        </w:rPr>
-        <w:t>PaymentMethod</w:t>
-      </w:r>
-      <w:proofErr w:type="spellEnd"/>
-      <w:r>
-        <w:rPr>
-          <w:b/>
-          <w:bCs/>
-          <w:color w:val="D86DCB" w:themeColor="accent5" w:themeTint="99"/>
-          <w:sz w:val="32"/>
-          <w:szCs w:val="32"/>
-        </w:rPr>
-        <w:t xml:space="preserve"> {…}</w:t>
-      </w:r>
-    </w:p>
-    <w:p>
-      <w:pPr>
-        <w:jc w:val="both"/>
-        <w:rPr>
-          <w:b/>
-          <w:bCs/>
-          <w:color w:val="D86DCB" w:themeColor="accent5" w:themeTint="99"/>
-          <w:sz w:val="32"/>
-          <w:szCs w:val="32"/>
-        </w:rPr>
-      </w:pPr>
-      <w:r>
-        <w:rPr>
-          <w:b/>
-          <w:bCs/>
-          <w:color w:val="D86DCB" w:themeColor="accent5" w:themeTint="99"/>
-          <w:sz w:val="32"/>
-          <w:szCs w:val="32"/>
-        </w:rPr>
-        <w:t xml:space="preserve">class </w:t>
-      </w:r>
-      <w:proofErr w:type="spellStart"/>
-      <w:r>
-        <w:rPr>
-          <w:b/>
-          <w:bCs/>
-          <w:color w:val="D86DCB" w:themeColor="accent5" w:themeTint="99"/>
-          <w:sz w:val="32"/>
-          <w:szCs w:val="32"/>
-        </w:rPr>
-        <w:t>NagadPayment</w:t>
-      </w:r>
-      <w:proofErr w:type="spellEnd"/>
-      <w:r>
-        <w:rPr>
-          <w:b/>
-          <w:bCs/>
-          <w:color w:val="D86DCB" w:themeColor="accent5" w:themeTint="99"/>
-          <w:sz w:val="32"/>
-          <w:szCs w:val="32"/>
-        </w:rPr>
-        <w:t xml:space="preserve"> implement </w:t>
-      </w:r>
-      <w:proofErr w:type="spellStart"/>
-      <w:r>
-        <w:rPr>
-          <w:b/>
-          <w:bCs/>
-          <w:color w:val="D86DCB" w:themeColor="accent5" w:themeTint="99"/>
-          <w:sz w:val="32"/>
-          <w:szCs w:val="32"/>
-        </w:rPr>
-        <w:t>PaymentMethod</w:t>
-      </w:r>
-      <w:proofErr w:type="spellEnd"/>
-      <w:r>
-        <w:rPr>
-          <w:b/>
-          <w:bCs/>
-          <w:color w:val="D86DCB" w:themeColor="accent5" w:themeTint="99"/>
-          <w:sz w:val="32"/>
-          <w:szCs w:val="32"/>
-        </w:rPr>
-        <w:t xml:space="preserve"> {…}</w:t>
-      </w:r>
-    </w:p>
-    <w:p>
-      <w:pPr>
-        <w:jc w:val="both"/>
-        <w:rPr>
-          <w:sz w:val="32"/>
-          <w:szCs w:val="32"/>
-        </w:rPr>
-      </w:pPr>
-      <w:r>
-        <w:rPr>
-          <w:sz w:val="32"/>
-          <w:szCs w:val="32"/>
-        </w:rPr>
-        <w:t>#</w:t>
-      </w:r>
-      <w:r>
-        <w:rPr>
-          <w:b/>
-          <w:bCs/>
-          <w:sz w:val="32"/>
-          <w:szCs w:val="32"/>
-        </w:rPr>
-        <w:t xml:space="preserve"> Flutter</w:t>
-      </w:r>
-      <w:r>
-        <w:rPr>
-          <w:sz w:val="32"/>
-          <w:szCs w:val="32"/>
-        </w:rPr>
-        <w:t xml:space="preserve"> example, instead of editing </w:t>
-      </w:r>
-      <w:proofErr w:type="spellStart"/>
-      <w:r>
-        <w:rPr>
-          <w:b/>
-          <w:bCs/>
-          <w:sz w:val="32"/>
-          <w:szCs w:val="32"/>
-        </w:rPr>
-        <w:t>NotificationService</w:t>
-      </w:r>
-      <w:proofErr w:type="spellEnd"/>
-      <w:r>
-        <w:rPr>
-          <w:sz w:val="32"/>
-          <w:szCs w:val="32"/>
-        </w:rPr>
-        <w:t xml:space="preserve"> class every time we support another notification provider</w:t>
-      </w:r>
-    </w:p>
-    <w:p>
-      <w:pPr>
-        <w:jc w:val="both"/>
-        <w:rPr>
-          <w:b/>
-          <w:bCs/>
-          <w:color w:val="D86DCB" w:themeColor="accent5" w:themeTint="99"/>
-          <w:sz w:val="32"/>
-          <w:szCs w:val="32"/>
-        </w:rPr>
-      </w:pPr>
-      <w:proofErr w:type="spellStart"/>
-      <w:r>
-        <w:rPr>
-          <w:b/>
-          <w:bCs/>
-          <w:color w:val="D86DCB" w:themeColor="accent5" w:themeTint="99"/>
-          <w:sz w:val="32"/>
-          <w:szCs w:val="32"/>
-        </w:rPr>
-        <w:t>PushNotificationService</w:t>
-      </w:r>
-      <w:proofErr w:type="spellEnd"/>
-    </w:p>
-    <w:p>
-      <w:pPr>
-        <w:jc w:val="both"/>
-        <w:rPr>
-          <w:b/>
-          <w:bCs/>
-          <w:color w:val="D86DCB" w:themeColor="accent5" w:themeTint="99"/>
-          <w:sz w:val="32"/>
-          <w:szCs w:val="32"/>
-        </w:rPr>
-      </w:pPr>
-      <w:proofErr w:type="spellStart"/>
-      <w:r>
-        <w:rPr>
-          <w:b/>
-          <w:bCs/>
-          <w:color w:val="D86DCB" w:themeColor="accent5" w:themeTint="99"/>
-          <w:sz w:val="32"/>
-          <w:szCs w:val="32"/>
-        </w:rPr>
         <w:t>LocalNotificationService</w:t>
       </w:r>
-      <w:proofErr w:type="spellEnd"/>
-    </w:p>
-    <w:p>
-      <w:pPr>
-        <w:jc w:val="both"/>
-        <w:rPr>
-          <w:b/>
-          <w:bCs/>
-          <w:color w:val="D86DCB" w:themeColor="accent5" w:themeTint="99"/>
-          <w:sz w:val="32"/>
-          <w:szCs w:val="32"/>
-        </w:rPr>
-      </w:pPr>
-      <w:proofErr w:type="spellStart"/>
-      <w:r>
-        <w:rPr>
-          <w:b/>
-          <w:bCs/>
-          <w:color w:val="D86DCB" w:themeColor="accent5" w:themeTint="99"/>
-          <w:sz w:val="32"/>
-          <w:szCs w:val="32"/>
-        </w:rPr>
-        <w:t>LocalNotificationService</w:t>
-      </w:r>
-      <w:proofErr w:type="spellEnd"/>
     </w:p>
     <w:p>
       <w:pPr>
@@ -12819,25 +11032,14 @@
           <w:szCs w:val="32"/>
         </w:rPr>
       </w:pPr>
-      <w:proofErr w:type="spellStart"/>
-      <w:r>
-        <w:rPr>
-          <w:b/>
-          <w:bCs/>
-          <w:sz w:val="32"/>
-          <w:szCs w:val="32"/>
-        </w:rPr>
-        <w:t>Liskov</w:t>
-      </w:r>
-      <w:proofErr w:type="spellEnd"/>
-      <w:r>
-        <w:rPr>
-          <w:b/>
-          <w:bCs/>
-          <w:sz w:val="32"/>
-          <w:szCs w:val="32"/>
-        </w:rPr>
-        <w:t xml:space="preserve"> Substitution Principle (LSP):</w:t>
+      <w:r>
+        <w:rPr>
+          <w:b/>
+          <w:bCs/>
+          <w:sz w:val="32"/>
+          <w:szCs w:val="32"/>
+        </w:rPr>
+        <w:t>Liskov Substitution Principle (LSP):</w:t>
       </w:r>
       <w:r>
         <w:rPr>
@@ -12889,10 +11091,12 @@
           <w:sz w:val="32"/>
           <w:szCs w:val="32"/>
         </w:rPr>
-        <w:t xml:space="preserve">abstract class </w:t>
-      </w:r>
-      <w:proofErr w:type="spellStart"/>
-      <w:r>
+        <w:t>abstract class FileStorage {</w:t>
+      </w:r>
+    </w:p>
+    <w:p>
+      <w:pPr>
+        <w:jc w:val="both"/>
         <w:rPr>
           <w:b/>
           <w:bCs/>
@@ -12900,9 +11104,7 @@
           <w:sz w:val="32"/>
           <w:szCs w:val="32"/>
         </w:rPr>
-        <w:t>FileStorage</w:t>
-      </w:r>
-      <w:proofErr w:type="spellEnd"/>
+      </w:pPr>
       <w:r>
         <w:rPr>
           <w:b/>
@@ -12911,7 +11113,8 @@
           <w:sz w:val="32"/>
           <w:szCs w:val="32"/>
         </w:rPr>
-        <w:t xml:space="preserve"> {</w:t>
+        <w:lastRenderedPageBreak/>
+        <w:t xml:space="preserve">    Future save();</w:t>
       </w:r>
     </w:p>
     <w:p>
@@ -12933,11 +11136,125 @@
           <w:sz w:val="32"/>
           <w:szCs w:val="32"/>
         </w:rPr>
-        <w:lastRenderedPageBreak/>
-        <w:t xml:space="preserve">    Future </w:t>
-      </w:r>
-      <w:proofErr w:type="gramStart"/>
-      <w:r>
+        <w:t>}</w:t>
+      </w:r>
+    </w:p>
+    <w:p>
+      <w:pPr>
+        <w:jc w:val="both"/>
+        <w:rPr>
+          <w:sz w:val="32"/>
+          <w:szCs w:val="32"/>
+        </w:rPr>
+      </w:pPr>
+      <w:r>
+        <w:rPr>
+          <w:sz w:val="32"/>
+          <w:szCs w:val="32"/>
+        </w:rPr>
+        <w:t># Good implementations, here all save data and code shouldn’t care which one</w:t>
+      </w:r>
+    </w:p>
+    <w:p>
+      <w:pPr>
+        <w:jc w:val="both"/>
+        <w:rPr>
+          <w:b/>
+          <w:bCs/>
+          <w:sz w:val="32"/>
+          <w:szCs w:val="32"/>
+        </w:rPr>
+      </w:pPr>
+      <w:r>
+        <w:rPr>
+          <w:b/>
+          <w:bCs/>
+          <w:sz w:val="32"/>
+          <w:szCs w:val="32"/>
+        </w:rPr>
+        <w:t>LocalStorage</w:t>
+      </w:r>
+    </w:p>
+    <w:p>
+      <w:pPr>
+        <w:jc w:val="both"/>
+        <w:rPr>
+          <w:b/>
+          <w:bCs/>
+          <w:sz w:val="32"/>
+          <w:szCs w:val="32"/>
+        </w:rPr>
+      </w:pPr>
+      <w:r>
+        <w:rPr>
+          <w:b/>
+          <w:bCs/>
+          <w:sz w:val="32"/>
+          <w:szCs w:val="32"/>
+        </w:rPr>
+        <w:t>CloudStorage</w:t>
+      </w:r>
+    </w:p>
+    <w:p>
+      <w:pPr>
+        <w:jc w:val="both"/>
+        <w:rPr>
+          <w:b/>
+          <w:bCs/>
+          <w:sz w:val="32"/>
+          <w:szCs w:val="32"/>
+        </w:rPr>
+      </w:pPr>
+      <w:r>
+        <w:rPr>
+          <w:b/>
+          <w:bCs/>
+          <w:sz w:val="32"/>
+          <w:szCs w:val="32"/>
+        </w:rPr>
+        <w:t>HiveStorage</w:t>
+      </w:r>
+    </w:p>
+    <w:p>
+      <w:pPr>
+        <w:jc w:val="both"/>
+        <w:rPr>
+          <w:sz w:val="32"/>
+          <w:szCs w:val="32"/>
+        </w:rPr>
+      </w:pPr>
+      <w:r>
+        <w:rPr>
+          <w:sz w:val="32"/>
+          <w:szCs w:val="32"/>
+        </w:rPr>
+        <w:t xml:space="preserve"># </w:t>
+      </w:r>
+      <w:r>
+        <w:rPr>
+          <w:sz w:val="32"/>
+          <w:szCs w:val="32"/>
+        </w:rPr>
+        <w:t>Flutter example.</w:t>
+      </w:r>
+      <w:r>
+        <w:rPr>
+          <w:sz w:val="32"/>
+          <w:szCs w:val="32"/>
+        </w:rPr>
+        <w:t xml:space="preserve"> </w:t>
+      </w:r>
+      <w:r>
+        <w:rPr>
+          <w:sz w:val="32"/>
+          <w:szCs w:val="32"/>
+        </w:rPr>
+        <w:t>Repository:</w:t>
+      </w:r>
+    </w:p>
+    <w:p>
+      <w:pPr>
+        <w:jc w:val="both"/>
         <w:rPr>
           <w:b/>
           <w:bCs/>
@@ -12945,9 +11262,7 @@
           <w:sz w:val="32"/>
           <w:szCs w:val="32"/>
         </w:rPr>
-        <w:t>save(</w:t>
-      </w:r>
-      <w:proofErr w:type="gramEnd"/>
+      </w:pPr>
       <w:r>
         <w:rPr>
           <w:b/>
@@ -12956,112 +11271,8 @@
           <w:sz w:val="32"/>
           <w:szCs w:val="32"/>
         </w:rPr>
-        <w:t>);</w:t>
-      </w:r>
-    </w:p>
-    <w:p>
-      <w:pPr>
-        <w:jc w:val="both"/>
-        <w:rPr>
-          <w:b/>
-          <w:bCs/>
-          <w:color w:val="D86DCB" w:themeColor="accent5" w:themeTint="99"/>
-          <w:sz w:val="32"/>
-          <w:szCs w:val="32"/>
-        </w:rPr>
-      </w:pPr>
-      <w:r>
-        <w:rPr>
-          <w:b/>
-          <w:bCs/>
-          <w:color w:val="D86DCB" w:themeColor="accent5" w:themeTint="99"/>
-          <w:sz w:val="32"/>
-          <w:szCs w:val="32"/>
-        </w:rPr>
-        <w:t>}</w:t>
-      </w:r>
-    </w:p>
-    <w:p>
-      <w:pPr>
-        <w:jc w:val="both"/>
-        <w:rPr>
-          <w:sz w:val="32"/>
-          <w:szCs w:val="32"/>
-        </w:rPr>
-      </w:pPr>
-      <w:r>
-        <w:rPr>
-          <w:sz w:val="32"/>
-          <w:szCs w:val="32"/>
-        </w:rPr>
-        <w:t># Good implementations, here all save data and code shouldn’t care which one</w:t>
-      </w:r>
-    </w:p>
-    <w:p>
-      <w:pPr>
-        <w:jc w:val="both"/>
-        <w:rPr>
-          <w:b/>
-          <w:bCs/>
-          <w:sz w:val="32"/>
-          <w:szCs w:val="32"/>
-        </w:rPr>
-      </w:pPr>
-      <w:proofErr w:type="spellStart"/>
-      <w:r>
-        <w:rPr>
-          <w:b/>
-          <w:bCs/>
-          <w:sz w:val="32"/>
-          <w:szCs w:val="32"/>
-        </w:rPr>
-        <w:t>LocalStorage</w:t>
-      </w:r>
-      <w:proofErr w:type="spellEnd"/>
-    </w:p>
-    <w:p>
-      <w:pPr>
-        <w:jc w:val="both"/>
-        <w:rPr>
-          <w:b/>
-          <w:bCs/>
-          <w:sz w:val="32"/>
-          <w:szCs w:val="32"/>
-        </w:rPr>
-      </w:pPr>
-      <w:proofErr w:type="spellStart"/>
-      <w:r>
-        <w:rPr>
-          <w:b/>
-          <w:bCs/>
-          <w:sz w:val="32"/>
-          <w:szCs w:val="32"/>
-        </w:rPr>
-        <w:t>CloudStorage</w:t>
-      </w:r>
-      <w:proofErr w:type="spellEnd"/>
-    </w:p>
-    <w:p>
-      <w:pPr>
-        <w:jc w:val="both"/>
-        <w:rPr>
-          <w:b/>
-          <w:bCs/>
-          <w:sz w:val="32"/>
-          <w:szCs w:val="32"/>
-        </w:rPr>
-      </w:pPr>
-      <w:proofErr w:type="spellStart"/>
-      <w:r>
-        <w:rPr>
-          <w:b/>
-          <w:bCs/>
-          <w:sz w:val="32"/>
-          <w:szCs w:val="32"/>
-        </w:rPr>
-        <w:t>HiveStorage</w:t>
-      </w:r>
-      <w:proofErr w:type="spellEnd"/>
+        <w:t>abstract class AuthRepository {}</w:t>
+      </w:r>
     </w:p>
     <w:p>
       <w:pPr>
@@ -13083,7 +11294,90 @@
           <w:sz w:val="32"/>
           <w:szCs w:val="32"/>
         </w:rPr>
-        <w:t>Flutter example.</w:t>
+        <w:t>Implementation:</w:t>
+      </w:r>
+    </w:p>
+    <w:p>
+      <w:pPr>
+        <w:jc w:val="both"/>
+        <w:rPr>
+          <w:b/>
+          <w:bCs/>
+          <w:sz w:val="32"/>
+          <w:szCs w:val="32"/>
+        </w:rPr>
+      </w:pPr>
+      <w:r>
+        <w:rPr>
+          <w:b/>
+          <w:bCs/>
+          <w:sz w:val="32"/>
+          <w:szCs w:val="32"/>
+        </w:rPr>
+        <w:t>FirebaseAuthRepository</w:t>
+      </w:r>
+    </w:p>
+    <w:p>
+      <w:pPr>
+        <w:jc w:val="both"/>
+        <w:rPr>
+          <w:b/>
+          <w:bCs/>
+          <w:sz w:val="32"/>
+          <w:szCs w:val="32"/>
+        </w:rPr>
+      </w:pPr>
+      <w:r>
+        <w:rPr>
+          <w:b/>
+          <w:bCs/>
+          <w:sz w:val="32"/>
+          <w:szCs w:val="32"/>
+        </w:rPr>
+        <w:t>MockAuthRepository</w:t>
+      </w:r>
+    </w:p>
+    <w:p>
+      <w:pPr>
+        <w:jc w:val="both"/>
+        <w:rPr>
+          <w:b/>
+          <w:bCs/>
+          <w:sz w:val="32"/>
+          <w:szCs w:val="32"/>
+        </w:rPr>
+      </w:pPr>
+      <w:r>
+        <w:rPr>
+          <w:b/>
+          <w:bCs/>
+          <w:sz w:val="32"/>
+          <w:szCs w:val="32"/>
+        </w:rPr>
+        <w:t>ApiAuthRepository</w:t>
+      </w:r>
+    </w:p>
+    <w:p>
+      <w:pPr>
+        <w:jc w:val="both"/>
+        <w:rPr>
+          <w:sz w:val="32"/>
+          <w:szCs w:val="32"/>
+        </w:rPr>
+      </w:pPr>
+      <w:r>
+        <w:rPr>
+          <w:sz w:val="32"/>
+          <w:szCs w:val="32"/>
+        </w:rPr>
+        <w:t xml:space="preserve"># </w:t>
+      </w:r>
+      <w:r>
+        <w:rPr>
+          <w:sz w:val="32"/>
+          <w:szCs w:val="32"/>
+        </w:rPr>
+        <w:t>Anywhere expecting</w:t>
       </w:r>
       <w:r>
         <w:rPr>
@@ -13094,185 +11388,13 @@
       </w:r>
       <w:r>
         <w:rPr>
-          <w:sz w:val="32"/>
-          <w:szCs w:val="32"/>
-        </w:rPr>
-        <w:t>Repository:</w:t>
-      </w:r>
-    </w:p>
-    <w:p>
-      <w:pPr>
-        <w:jc w:val="both"/>
-        <w:rPr>
-          <w:b/>
-          <w:bCs/>
-          <w:color w:val="D86DCB" w:themeColor="accent5" w:themeTint="99"/>
-          <w:sz w:val="32"/>
-          <w:szCs w:val="32"/>
-        </w:rPr>
-      </w:pPr>
-      <w:r>
-        <w:rPr>
-          <w:b/>
-          <w:bCs/>
-          <w:color w:val="D86DCB" w:themeColor="accent5" w:themeTint="99"/>
-          <w:sz w:val="32"/>
-          <w:szCs w:val="32"/>
-        </w:rPr>
-        <w:t xml:space="preserve">abstract class </w:t>
-      </w:r>
-      <w:proofErr w:type="spellStart"/>
-      <w:r>
-        <w:rPr>
-          <w:b/>
-          <w:bCs/>
-          <w:color w:val="D86DCB" w:themeColor="accent5" w:themeTint="99"/>
+          <w:b/>
+          <w:bCs/>
           <w:sz w:val="32"/>
           <w:szCs w:val="32"/>
         </w:rPr>
         <w:t>AuthRepository</w:t>
       </w:r>
-      <w:proofErr w:type="spellEnd"/>
-      <w:r>
-        <w:rPr>
-          <w:b/>
-          <w:bCs/>
-          <w:color w:val="D86DCB" w:themeColor="accent5" w:themeTint="99"/>
-          <w:sz w:val="32"/>
-          <w:szCs w:val="32"/>
-        </w:rPr>
-        <w:t xml:space="preserve"> {}</w:t>
-      </w:r>
-    </w:p>
-    <w:p>
-      <w:pPr>
-        <w:jc w:val="both"/>
-        <w:rPr>
-          <w:sz w:val="32"/>
-          <w:szCs w:val="32"/>
-        </w:rPr>
-      </w:pPr>
-      <w:r>
-        <w:rPr>
-          <w:sz w:val="32"/>
-          <w:szCs w:val="32"/>
-        </w:rPr>
-        <w:t xml:space="preserve"># </w:t>
-      </w:r>
-      <w:r>
-        <w:rPr>
-          <w:sz w:val="32"/>
-          <w:szCs w:val="32"/>
-        </w:rPr>
-        <w:t>Implementation:</w:t>
-      </w:r>
-    </w:p>
-    <w:p>
-      <w:pPr>
-        <w:jc w:val="both"/>
-        <w:rPr>
-          <w:b/>
-          <w:bCs/>
-          <w:sz w:val="32"/>
-          <w:szCs w:val="32"/>
-        </w:rPr>
-      </w:pPr>
-      <w:proofErr w:type="spellStart"/>
-      <w:r>
-        <w:rPr>
-          <w:b/>
-          <w:bCs/>
-          <w:sz w:val="32"/>
-          <w:szCs w:val="32"/>
-        </w:rPr>
-        <w:t>FirebaseAuthRepository</w:t>
-      </w:r>
-      <w:proofErr w:type="spellEnd"/>
-    </w:p>
-    <w:p>
-      <w:pPr>
-        <w:jc w:val="both"/>
-        <w:rPr>
-          <w:b/>
-          <w:bCs/>
-          <w:sz w:val="32"/>
-          <w:szCs w:val="32"/>
-        </w:rPr>
-      </w:pPr>
-      <w:proofErr w:type="spellStart"/>
-      <w:r>
-        <w:rPr>
-          <w:b/>
-          <w:bCs/>
-          <w:sz w:val="32"/>
-          <w:szCs w:val="32"/>
-        </w:rPr>
-        <w:t>MockAuthRepository</w:t>
-      </w:r>
-      <w:proofErr w:type="spellEnd"/>
-    </w:p>
-    <w:p>
-      <w:pPr>
-        <w:jc w:val="both"/>
-        <w:rPr>
-          <w:b/>
-          <w:bCs/>
-          <w:sz w:val="32"/>
-          <w:szCs w:val="32"/>
-        </w:rPr>
-      </w:pPr>
-      <w:proofErr w:type="spellStart"/>
-      <w:r>
-        <w:rPr>
-          <w:b/>
-          <w:bCs/>
-          <w:sz w:val="32"/>
-          <w:szCs w:val="32"/>
-        </w:rPr>
-        <w:t>ApiAuthRepository</w:t>
-      </w:r>
-      <w:proofErr w:type="spellEnd"/>
-    </w:p>
-    <w:p>
-      <w:pPr>
-        <w:jc w:val="both"/>
-        <w:rPr>
-          <w:sz w:val="32"/>
-          <w:szCs w:val="32"/>
-        </w:rPr>
-      </w:pPr>
-      <w:r>
-        <w:rPr>
-          <w:sz w:val="32"/>
-          <w:szCs w:val="32"/>
-        </w:rPr>
-        <w:t xml:space="preserve"># </w:t>
-      </w:r>
-      <w:r>
-        <w:rPr>
-          <w:sz w:val="32"/>
-          <w:szCs w:val="32"/>
-        </w:rPr>
-        <w:t>Anywhere expecting</w:t>
-      </w:r>
-      <w:r>
-        <w:rPr>
-          <w:sz w:val="32"/>
-          <w:szCs w:val="32"/>
-        </w:rPr>
-        <w:t xml:space="preserve"> </w:t>
-      </w:r>
-      <w:proofErr w:type="spellStart"/>
-      <w:r>
-        <w:rPr>
-          <w:b/>
-          <w:bCs/>
-          <w:sz w:val="32"/>
-          <w:szCs w:val="32"/>
-        </w:rPr>
-        <w:t>AuthRepository</w:t>
-      </w:r>
-      <w:proofErr w:type="spellEnd"/>
       <w:r>
         <w:rPr>
           <w:sz w:val="32"/>
@@ -13399,10 +11521,12 @@
           <w:sz w:val="32"/>
           <w:szCs w:val="32"/>
         </w:rPr>
-        <w:t xml:space="preserve">abstract class </w:t>
-      </w:r>
-      <w:proofErr w:type="spellStart"/>
-      <w:r>
+        <w:t>abstract class UserRepository {</w:t>
+      </w:r>
+    </w:p>
+    <w:p>
+      <w:pPr>
+        <w:jc w:val="both"/>
         <w:rPr>
           <w:b/>
           <w:bCs/>
@@ -13410,9 +11534,7 @@
           <w:sz w:val="32"/>
           <w:szCs w:val="32"/>
         </w:rPr>
-        <w:t>UserRepository</w:t>
-      </w:r>
-      <w:proofErr w:type="spellEnd"/>
+      </w:pPr>
       <w:r>
         <w:rPr>
           <w:b/>
@@ -13421,7 +11543,7 @@
           <w:sz w:val="32"/>
           <w:szCs w:val="32"/>
         </w:rPr>
-        <w:t xml:space="preserve"> {</w:t>
+        <w:t xml:space="preserve">    login();</w:t>
       </w:r>
     </w:p>
     <w:p>
@@ -13443,10 +11565,12 @@
           <w:sz w:val="32"/>
           <w:szCs w:val="32"/>
         </w:rPr>
-        <w:t xml:space="preserve">    </w:t>
-      </w:r>
-      <w:proofErr w:type="gramStart"/>
-      <w:r>
+        <w:t xml:space="preserve">    logout();</w:t>
+      </w:r>
+    </w:p>
+    <w:p>
+      <w:pPr>
+        <w:jc w:val="both"/>
         <w:rPr>
           <w:b/>
           <w:bCs/>
@@ -13454,9 +11578,7 @@
           <w:sz w:val="32"/>
           <w:szCs w:val="32"/>
         </w:rPr>
-        <w:t>login(</w:t>
-      </w:r>
-      <w:proofErr w:type="gramEnd"/>
+      </w:pPr>
       <w:r>
         <w:rPr>
           <w:b/>
@@ -13465,7 +11587,8 @@
           <w:sz w:val="32"/>
           <w:szCs w:val="32"/>
         </w:rPr>
-        <w:t>);</w:t>
+        <w:lastRenderedPageBreak/>
+        <w:t xml:space="preserve">    uploadPhoto();</w:t>
       </w:r>
     </w:p>
     <w:p>
@@ -13487,10 +11610,12 @@
           <w:sz w:val="32"/>
           <w:szCs w:val="32"/>
         </w:rPr>
-        <w:t xml:space="preserve">    </w:t>
-      </w:r>
-      <w:proofErr w:type="gramStart"/>
-      <w:r>
+        <w:t xml:space="preserve">    deleteAccount();</w:t>
+      </w:r>
+    </w:p>
+    <w:p>
+      <w:pPr>
+        <w:jc w:val="both"/>
         <w:rPr>
           <w:b/>
           <w:bCs/>
@@ -13498,9 +11623,7 @@
           <w:sz w:val="32"/>
           <w:szCs w:val="32"/>
         </w:rPr>
-        <w:t>logout(</w:t>
-      </w:r>
-      <w:proofErr w:type="gramEnd"/>
+      </w:pPr>
       <w:r>
         <w:rPr>
           <w:b/>
@@ -13509,7 +11632,7 @@
           <w:sz w:val="32"/>
           <w:szCs w:val="32"/>
         </w:rPr>
-        <w:t>);</w:t>
+        <w:t xml:space="preserve">    sendOTP();</w:t>
       </w:r>
     </w:p>
     <w:p>
@@ -13531,12 +11654,12 @@
           <w:sz w:val="32"/>
           <w:szCs w:val="32"/>
         </w:rPr>
-        <w:lastRenderedPageBreak/>
-        <w:t xml:space="preserve">    </w:t>
-      </w:r>
-      <w:proofErr w:type="spellStart"/>
-      <w:proofErr w:type="gramStart"/>
-      <w:r>
+        <w:t xml:space="preserve">    refreshToken();</w:t>
+      </w:r>
+    </w:p>
+    <w:p>
+      <w:pPr>
+        <w:jc w:val="both"/>
         <w:rPr>
           <w:b/>
           <w:bCs/>
@@ -13544,9 +11667,7 @@
           <w:sz w:val="32"/>
           <w:szCs w:val="32"/>
         </w:rPr>
-        <w:t>uploadPhoto</w:t>
-      </w:r>
-      <w:proofErr w:type="spellEnd"/>
+      </w:pPr>
       <w:r>
         <w:rPr>
           <w:b/>
@@ -13555,207 +11676,6 @@
           <w:sz w:val="32"/>
           <w:szCs w:val="32"/>
         </w:rPr>
-        <w:t>(</w:t>
-      </w:r>
-      <w:proofErr w:type="gramEnd"/>
-      <w:r>
-        <w:rPr>
-          <w:b/>
-          <w:bCs/>
-          <w:color w:val="D86DCB" w:themeColor="accent5" w:themeTint="99"/>
-          <w:sz w:val="32"/>
-          <w:szCs w:val="32"/>
-        </w:rPr>
-        <w:t>);</w:t>
-      </w:r>
-    </w:p>
-    <w:p>
-      <w:pPr>
-        <w:jc w:val="both"/>
-        <w:rPr>
-          <w:b/>
-          <w:bCs/>
-          <w:color w:val="D86DCB" w:themeColor="accent5" w:themeTint="99"/>
-          <w:sz w:val="32"/>
-          <w:szCs w:val="32"/>
-        </w:rPr>
-      </w:pPr>
-      <w:r>
-        <w:rPr>
-          <w:b/>
-          <w:bCs/>
-          <w:color w:val="D86DCB" w:themeColor="accent5" w:themeTint="99"/>
-          <w:sz w:val="32"/>
-          <w:szCs w:val="32"/>
-        </w:rPr>
-        <w:t xml:space="preserve">    </w:t>
-      </w:r>
-      <w:proofErr w:type="spellStart"/>
-      <w:proofErr w:type="gramStart"/>
-      <w:r>
-        <w:rPr>
-          <w:b/>
-          <w:bCs/>
-          <w:color w:val="D86DCB" w:themeColor="accent5" w:themeTint="99"/>
-          <w:sz w:val="32"/>
-          <w:szCs w:val="32"/>
-        </w:rPr>
-        <w:t>deleteAccount</w:t>
-      </w:r>
-      <w:proofErr w:type="spellEnd"/>
-      <w:r>
-        <w:rPr>
-          <w:b/>
-          <w:bCs/>
-          <w:color w:val="D86DCB" w:themeColor="accent5" w:themeTint="99"/>
-          <w:sz w:val="32"/>
-          <w:szCs w:val="32"/>
-        </w:rPr>
-        <w:t>(</w:t>
-      </w:r>
-      <w:proofErr w:type="gramEnd"/>
-      <w:r>
-        <w:rPr>
-          <w:b/>
-          <w:bCs/>
-          <w:color w:val="D86DCB" w:themeColor="accent5" w:themeTint="99"/>
-          <w:sz w:val="32"/>
-          <w:szCs w:val="32"/>
-        </w:rPr>
-        <w:t>);</w:t>
-      </w:r>
-    </w:p>
-    <w:p>
-      <w:pPr>
-        <w:jc w:val="both"/>
-        <w:rPr>
-          <w:b/>
-          <w:bCs/>
-          <w:color w:val="D86DCB" w:themeColor="accent5" w:themeTint="99"/>
-          <w:sz w:val="32"/>
-          <w:szCs w:val="32"/>
-        </w:rPr>
-      </w:pPr>
-      <w:r>
-        <w:rPr>
-          <w:b/>
-          <w:bCs/>
-          <w:color w:val="D86DCB" w:themeColor="accent5" w:themeTint="99"/>
-          <w:sz w:val="32"/>
-          <w:szCs w:val="32"/>
-        </w:rPr>
-        <w:t xml:space="preserve">    </w:t>
-      </w:r>
-      <w:proofErr w:type="spellStart"/>
-      <w:proofErr w:type="gramStart"/>
-      <w:r>
-        <w:rPr>
-          <w:b/>
-          <w:bCs/>
-          <w:color w:val="D86DCB" w:themeColor="accent5" w:themeTint="99"/>
-          <w:sz w:val="32"/>
-          <w:szCs w:val="32"/>
-        </w:rPr>
-        <w:t>sendOTP</w:t>
-      </w:r>
-      <w:proofErr w:type="spellEnd"/>
-      <w:r>
-        <w:rPr>
-          <w:b/>
-          <w:bCs/>
-          <w:color w:val="D86DCB" w:themeColor="accent5" w:themeTint="99"/>
-          <w:sz w:val="32"/>
-          <w:szCs w:val="32"/>
-        </w:rPr>
-        <w:t>(</w:t>
-      </w:r>
-      <w:proofErr w:type="gramEnd"/>
-      <w:r>
-        <w:rPr>
-          <w:b/>
-          <w:bCs/>
-          <w:color w:val="D86DCB" w:themeColor="accent5" w:themeTint="99"/>
-          <w:sz w:val="32"/>
-          <w:szCs w:val="32"/>
-        </w:rPr>
-        <w:t>);</w:t>
-      </w:r>
-    </w:p>
-    <w:p>
-      <w:pPr>
-        <w:jc w:val="both"/>
-        <w:rPr>
-          <w:b/>
-          <w:bCs/>
-          <w:color w:val="D86DCB" w:themeColor="accent5" w:themeTint="99"/>
-          <w:sz w:val="32"/>
-          <w:szCs w:val="32"/>
-        </w:rPr>
-      </w:pPr>
-      <w:r>
-        <w:rPr>
-          <w:b/>
-          <w:bCs/>
-          <w:color w:val="D86DCB" w:themeColor="accent5" w:themeTint="99"/>
-          <w:sz w:val="32"/>
-          <w:szCs w:val="32"/>
-        </w:rPr>
-        <w:t xml:space="preserve">    </w:t>
-      </w:r>
-      <w:proofErr w:type="spellStart"/>
-      <w:proofErr w:type="gramStart"/>
-      <w:r>
-        <w:rPr>
-          <w:b/>
-          <w:bCs/>
-          <w:color w:val="D86DCB" w:themeColor="accent5" w:themeTint="99"/>
-          <w:sz w:val="32"/>
-          <w:szCs w:val="32"/>
-        </w:rPr>
-        <w:t>refreshToken</w:t>
-      </w:r>
-      <w:proofErr w:type="spellEnd"/>
-      <w:r>
-        <w:rPr>
-          <w:b/>
-          <w:bCs/>
-          <w:color w:val="D86DCB" w:themeColor="accent5" w:themeTint="99"/>
-          <w:sz w:val="32"/>
-          <w:szCs w:val="32"/>
-        </w:rPr>
-        <w:t>(</w:t>
-      </w:r>
-      <w:proofErr w:type="gramEnd"/>
-      <w:r>
-        <w:rPr>
-          <w:b/>
-          <w:bCs/>
-          <w:color w:val="D86DCB" w:themeColor="accent5" w:themeTint="99"/>
-          <w:sz w:val="32"/>
-          <w:szCs w:val="32"/>
-        </w:rPr>
-        <w:t>);</w:t>
-      </w:r>
-    </w:p>
-    <w:p>
-      <w:pPr>
-        <w:jc w:val="both"/>
-        <w:rPr>
-          <w:b/>
-          <w:bCs/>
-          <w:color w:val="D86DCB" w:themeColor="accent5" w:themeTint="99"/>
-          <w:sz w:val="32"/>
-          <w:szCs w:val="32"/>
-        </w:rPr>
-      </w:pPr>
-      <w:r>
-        <w:rPr>
-          <w:b/>
-          <w:bCs/>
-          <w:color w:val="D86DCB" w:themeColor="accent5" w:themeTint="99"/>
-          <w:sz w:val="32"/>
-          <w:szCs w:val="32"/>
-        </w:rPr>
         <w:t>}</w:t>
       </w:r>
     </w:p>
@@ -13788,27 +11708,7 @@
           <w:sz w:val="32"/>
           <w:szCs w:val="32"/>
         </w:rPr>
-        <w:t xml:space="preserve"> </w:t>
-      </w:r>
-      <w:proofErr w:type="gramStart"/>
-      <w:r>
-        <w:rPr>
-          <w:b/>
-          <w:bCs/>
-          <w:sz w:val="32"/>
-          <w:szCs w:val="32"/>
-        </w:rPr>
-        <w:t>login(</w:t>
-      </w:r>
-      <w:proofErr w:type="gramEnd"/>
-      <w:r>
-        <w:rPr>
-          <w:b/>
-          <w:bCs/>
-          <w:sz w:val="32"/>
-          <w:szCs w:val="32"/>
-        </w:rPr>
-        <w:t>)</w:t>
+        <w:t xml:space="preserve"> login()</w:t>
       </w:r>
       <w:r>
         <w:rPr>
@@ -13872,7 +11772,6 @@
           <w:szCs w:val="32"/>
         </w:rPr>
       </w:pPr>
-      <w:proofErr w:type="spellStart"/>
       <w:r>
         <w:rPr>
           <w:b/>
@@ -13882,19 +11781,17 @@
         </w:rPr>
         <w:t>LoginRepository</w:t>
       </w:r>
-      <w:proofErr w:type="spellEnd"/>
-    </w:p>
-    <w:p>
-      <w:pPr>
-        <w:jc w:val="both"/>
-        <w:rPr>
-          <w:b/>
-          <w:bCs/>
-          <w:sz w:val="32"/>
-          <w:szCs w:val="32"/>
-        </w:rPr>
-      </w:pPr>
-      <w:proofErr w:type="spellStart"/>
+    </w:p>
+    <w:p>
+      <w:pPr>
+        <w:jc w:val="both"/>
+        <w:rPr>
+          <w:b/>
+          <w:bCs/>
+          <w:sz w:val="32"/>
+          <w:szCs w:val="32"/>
+        </w:rPr>
+      </w:pPr>
       <w:r>
         <w:rPr>
           <w:b/>
@@ -13904,19 +11801,17 @@
         </w:rPr>
         <w:t>PhotoRepository</w:t>
       </w:r>
-      <w:proofErr w:type="spellEnd"/>
-    </w:p>
-    <w:p>
-      <w:pPr>
-        <w:jc w:val="both"/>
-        <w:rPr>
-          <w:b/>
-          <w:bCs/>
-          <w:sz w:val="32"/>
-          <w:szCs w:val="32"/>
-        </w:rPr>
-      </w:pPr>
-      <w:proofErr w:type="spellStart"/>
+    </w:p>
+    <w:p>
+      <w:pPr>
+        <w:jc w:val="both"/>
+        <w:rPr>
+          <w:b/>
+          <w:bCs/>
+          <w:sz w:val="32"/>
+          <w:szCs w:val="32"/>
+        </w:rPr>
+      </w:pPr>
       <w:r>
         <w:rPr>
           <w:b/>
@@ -13926,7 +11821,6 @@
         </w:rPr>
         <w:t>ProfileRepository</w:t>
       </w:r>
-      <w:proofErr w:type="spellEnd"/>
     </w:p>
     <w:p>
       <w:pPr>
@@ -14102,7 +11996,6 @@
         </w:rPr>
         <w:t xml:space="preserve">ontroller directly creates service. Now our controller is permanently tied to </w:t>
       </w:r>
-      <w:proofErr w:type="spellStart"/>
       <w:r>
         <w:rPr>
           <w:b/>
@@ -14112,7 +12005,6 @@
         </w:rPr>
         <w:t>WeatherApi</w:t>
       </w:r>
-      <w:proofErr w:type="spellEnd"/>
       <w:r>
         <w:rPr>
           <w:sz w:val="32"/>
@@ -14140,10 +12032,12 @@
           <w:sz w:val="32"/>
           <w:szCs w:val="32"/>
         </w:rPr>
-        <w:t xml:space="preserve">class </w:t>
-      </w:r>
-      <w:proofErr w:type="spellStart"/>
-      <w:r>
+        <w:t>class WeatherController extends ChangeNotifier {</w:t>
+      </w:r>
+    </w:p>
+    <w:p>
+      <w:pPr>
+        <w:jc w:val="both"/>
         <w:rPr>
           <w:b/>
           <w:bCs/>
@@ -14151,9 +12045,7 @@
           <w:sz w:val="32"/>
           <w:szCs w:val="32"/>
         </w:rPr>
-        <w:t>WeatherController</w:t>
-      </w:r>
-      <w:proofErr w:type="spellEnd"/>
+      </w:pPr>
       <w:r>
         <w:rPr>
           <w:b/>
@@ -14162,107 +12054,7 @@
           <w:sz w:val="32"/>
           <w:szCs w:val="32"/>
         </w:rPr>
-        <w:t xml:space="preserve"> extends </w:t>
-      </w:r>
-      <w:proofErr w:type="spellStart"/>
-      <w:r>
-        <w:rPr>
-          <w:b/>
-          <w:bCs/>
-          <w:color w:val="D86DCB" w:themeColor="accent5" w:themeTint="99"/>
-          <w:sz w:val="32"/>
-          <w:szCs w:val="32"/>
-        </w:rPr>
-        <w:t>ChangeNotifier</w:t>
-      </w:r>
-      <w:proofErr w:type="spellEnd"/>
-      <w:r>
-        <w:rPr>
-          <w:b/>
-          <w:bCs/>
-          <w:color w:val="D86DCB" w:themeColor="accent5" w:themeTint="99"/>
-          <w:sz w:val="32"/>
-          <w:szCs w:val="32"/>
-        </w:rPr>
-        <w:t xml:space="preserve"> {</w:t>
-      </w:r>
-    </w:p>
-    <w:p>
-      <w:pPr>
-        <w:jc w:val="both"/>
-        <w:rPr>
-          <w:b/>
-          <w:bCs/>
-          <w:color w:val="D86DCB" w:themeColor="accent5" w:themeTint="99"/>
-          <w:sz w:val="32"/>
-          <w:szCs w:val="32"/>
-        </w:rPr>
-      </w:pPr>
-      <w:r>
-        <w:rPr>
-          <w:b/>
-          <w:bCs/>
-          <w:color w:val="D86DCB" w:themeColor="accent5" w:themeTint="99"/>
-          <w:sz w:val="32"/>
-          <w:szCs w:val="32"/>
-        </w:rPr>
-        <w:t xml:space="preserve">final </w:t>
-      </w:r>
-      <w:proofErr w:type="spellStart"/>
-      <w:r>
-        <w:rPr>
-          <w:b/>
-          <w:bCs/>
-          <w:color w:val="D86DCB" w:themeColor="accent5" w:themeTint="99"/>
-          <w:sz w:val="32"/>
-          <w:szCs w:val="32"/>
-        </w:rPr>
-        <w:t>api</w:t>
-      </w:r>
-      <w:proofErr w:type="spellEnd"/>
-      <w:r>
-        <w:rPr>
-          <w:b/>
-          <w:bCs/>
-          <w:color w:val="D86DCB" w:themeColor="accent5" w:themeTint="99"/>
-          <w:sz w:val="32"/>
-          <w:szCs w:val="32"/>
-        </w:rPr>
-        <w:t xml:space="preserve"> = </w:t>
-      </w:r>
-      <w:proofErr w:type="spellStart"/>
-      <w:proofErr w:type="gramStart"/>
-      <w:r>
-        <w:rPr>
-          <w:b/>
-          <w:bCs/>
-          <w:color w:val="D86DCB" w:themeColor="accent5" w:themeTint="99"/>
-          <w:sz w:val="32"/>
-          <w:szCs w:val="32"/>
-        </w:rPr>
-        <w:t>WeatherApi</w:t>
-      </w:r>
-      <w:proofErr w:type="spellEnd"/>
-      <w:r>
-        <w:rPr>
-          <w:b/>
-          <w:bCs/>
-          <w:color w:val="D86DCB" w:themeColor="accent5" w:themeTint="99"/>
-          <w:sz w:val="32"/>
-          <w:szCs w:val="32"/>
-        </w:rPr>
-        <w:t>(</w:t>
-      </w:r>
-      <w:proofErr w:type="gramEnd"/>
-      <w:r>
-        <w:rPr>
-          <w:b/>
-          <w:bCs/>
-          <w:color w:val="D86DCB" w:themeColor="accent5" w:themeTint="99"/>
-          <w:sz w:val="32"/>
-          <w:szCs w:val="32"/>
-        </w:rPr>
-        <w:t>);</w:t>
+        <w:t>final api = WeatherApi();</w:t>
       </w:r>
     </w:p>
     <w:p>
@@ -14369,7 +12161,6 @@
         </w:rPr>
         <w:t xml:space="preserve"> </w:t>
       </w:r>
-      <w:proofErr w:type="spellStart"/>
       <w:r>
         <w:rPr>
           <w:b/>
@@ -14379,7 +12170,6 @@
         </w:rPr>
         <w:t>WeatherRepository</w:t>
       </w:r>
-      <w:proofErr w:type="spellEnd"/>
       <w:r>
         <w:rPr>
           <w:sz w:val="32"/>
@@ -14401,7 +12191,6 @@
         </w:rPr>
         <w:t xml:space="preserve"> </w:t>
       </w:r>
-      <w:proofErr w:type="spellStart"/>
       <w:r>
         <w:rPr>
           <w:b/>
@@ -14411,7 +12200,6 @@
         </w:rPr>
         <w:t>WeatherApi</w:t>
       </w:r>
-      <w:proofErr w:type="spellEnd"/>
     </w:p>
     <w:p>
       <w:pPr>
@@ -14432,10 +12220,58 @@
           <w:sz w:val="32"/>
           <w:szCs w:val="32"/>
         </w:rPr>
-        <w:t xml:space="preserve">abstract class </w:t>
-      </w:r>
-      <w:proofErr w:type="spellStart"/>
-      <w:r>
+        <w:t>abstract class WeatherRepository {}</w:t>
+      </w:r>
+    </w:p>
+    <w:p>
+      <w:pPr>
+        <w:jc w:val="both"/>
+        <w:rPr>
+          <w:sz w:val="32"/>
+          <w:szCs w:val="32"/>
+        </w:rPr>
+      </w:pPr>
+      <w:r>
+        <w:rPr>
+          <w:sz w:val="32"/>
+          <w:szCs w:val="32"/>
+        </w:rPr>
+        <w:t xml:space="preserve"># </w:t>
+      </w:r>
+      <w:r>
+        <w:rPr>
+          <w:sz w:val="32"/>
+          <w:szCs w:val="32"/>
+        </w:rPr>
+        <w:t>Then inject</w:t>
+      </w:r>
+      <w:r>
+        <w:rPr>
+          <w:sz w:val="32"/>
+          <w:szCs w:val="32"/>
+        </w:rPr>
+        <w:t xml:space="preserve"> these to the controller</w:t>
+      </w:r>
+      <w:r>
+        <w:rPr>
+          <w:sz w:val="32"/>
+          <w:szCs w:val="32"/>
+        </w:rPr>
+        <w:t>:</w:t>
+      </w:r>
+    </w:p>
+    <w:p>
+      <w:pPr>
+        <w:jc w:val="both"/>
+        <w:rPr>
+          <w:sz w:val="32"/>
+          <w:szCs w:val="32"/>
+        </w:rPr>
+      </w:pPr>
+    </w:p>
+    <w:p>
+      <w:pPr>
+        <w:jc w:val="both"/>
         <w:rPr>
           <w:b/>
           <w:bCs/>
@@ -14443,9 +12279,7 @@
           <w:sz w:val="32"/>
           <w:szCs w:val="32"/>
         </w:rPr>
-        <w:t>WeatherRepository</w:t>
-      </w:r>
-      <w:proofErr w:type="spellEnd"/>
+      </w:pPr>
       <w:r>
         <w:rPr>
           <w:b/>
@@ -14454,7 +12288,47 @@
           <w:sz w:val="32"/>
           <w:szCs w:val="32"/>
         </w:rPr>
-        <w:t xml:space="preserve"> {}</w:t>
+        <w:t>ApiRepository implements WeatherRepository {}</w:t>
+      </w:r>
+    </w:p>
+    <w:p>
+      <w:pPr>
+        <w:jc w:val="both"/>
+        <w:rPr>
+          <w:b/>
+          <w:bCs/>
+          <w:color w:val="D86DCB" w:themeColor="accent5" w:themeTint="99"/>
+          <w:sz w:val="32"/>
+          <w:szCs w:val="32"/>
+        </w:rPr>
+      </w:pPr>
+      <w:r>
+        <w:rPr>
+          <w:b/>
+          <w:bCs/>
+          <w:color w:val="D86DCB" w:themeColor="accent5" w:themeTint="99"/>
+          <w:sz w:val="32"/>
+          <w:szCs w:val="32"/>
+        </w:rPr>
+        <w:t>MockRepository implements WeatherRepository {}</w:t>
+      </w:r>
+    </w:p>
+    <w:p>
+      <w:pPr>
+        <w:jc w:val="both"/>
+        <w:rPr>
+          <w:color w:val="D86DCB" w:themeColor="accent5" w:themeTint="99"/>
+        </w:rPr>
+      </w:pPr>
+      <w:r>
+        <w:rPr>
+          <w:b/>
+          <w:bCs/>
+          <w:color w:val="D86DCB" w:themeColor="accent5" w:themeTint="99"/>
+          <w:sz w:val="32"/>
+          <w:szCs w:val="32"/>
+        </w:rPr>
+        <w:t>CachedRepository implements WeatherRepository {}</w:t>
       </w:r>
     </w:p>
     <w:p>
@@ -14477,31 +12351,121 @@
           <w:sz w:val="32"/>
           <w:szCs w:val="32"/>
         </w:rPr>
-        <w:t>Then inject</w:t>
-      </w:r>
-      <w:r>
-        <w:rPr>
-          <w:sz w:val="32"/>
-          <w:szCs w:val="32"/>
-        </w:rPr>
-        <w:t xml:space="preserve"> these to the controller</w:t>
-      </w:r>
-      <w:r>
-        <w:rPr>
-          <w:sz w:val="32"/>
-          <w:szCs w:val="32"/>
-        </w:rPr>
-        <w:t>:</w:t>
-      </w:r>
-    </w:p>
-    <w:p>
-      <w:pPr>
-        <w:jc w:val="both"/>
-        <w:rPr>
-          <w:sz w:val="32"/>
-          <w:szCs w:val="32"/>
-        </w:rPr>
-      </w:pPr>
+        <w:t xml:space="preserve">This is exactly what </w:t>
+      </w:r>
+      <w:r>
+        <w:rPr>
+          <w:sz w:val="32"/>
+          <w:szCs w:val="32"/>
+        </w:rPr>
+        <w:t>we</w:t>
+      </w:r>
+      <w:r>
+        <w:rPr>
+          <w:sz w:val="32"/>
+          <w:szCs w:val="32"/>
+        </w:rPr>
+        <w:t xml:space="preserve">'ve already learned with </w:t>
+      </w:r>
+      <w:r>
+        <w:rPr>
+          <w:b/>
+          <w:bCs/>
+          <w:sz w:val="32"/>
+          <w:szCs w:val="32"/>
+        </w:rPr>
+        <w:t>Riverpod</w:t>
+      </w:r>
+      <w:r>
+        <w:rPr>
+          <w:sz w:val="32"/>
+          <w:szCs w:val="32"/>
+        </w:rPr>
+        <w:t xml:space="preserve"> and </w:t>
+      </w:r>
+      <w:r>
+        <w:rPr>
+          <w:b/>
+          <w:bCs/>
+          <w:sz w:val="32"/>
+          <w:szCs w:val="32"/>
+        </w:rPr>
+        <w:t>get_it</w:t>
+      </w:r>
+      <w:r>
+        <w:rPr>
+          <w:sz w:val="32"/>
+          <w:szCs w:val="32"/>
+        </w:rPr>
+        <w:t>.</w:t>
+      </w:r>
+      <w:r>
+        <w:rPr>
+          <w:sz w:val="32"/>
+          <w:szCs w:val="32"/>
+        </w:rPr>
+        <w:t xml:space="preserve"> </w:t>
+      </w:r>
+      <w:r>
+        <w:rPr>
+          <w:sz w:val="32"/>
+          <w:szCs w:val="32"/>
+        </w:rPr>
+        <w:t>The UI only knows about</w:t>
+      </w:r>
+      <w:r>
+        <w:rPr>
+          <w:b/>
+          <w:bCs/>
+          <w:sz w:val="32"/>
+          <w:szCs w:val="32"/>
+        </w:rPr>
+        <w:t xml:space="preserve"> WeatherRepository</w:t>
+      </w:r>
+      <w:r>
+        <w:rPr>
+          <w:sz w:val="32"/>
+          <w:szCs w:val="32"/>
+        </w:rPr>
+        <w:t xml:space="preserve">. Tomorrow, </w:t>
+      </w:r>
+      <w:r>
+        <w:rPr>
+          <w:sz w:val="32"/>
+          <w:szCs w:val="32"/>
+        </w:rPr>
+        <w:t>we</w:t>
+      </w:r>
+      <w:r>
+        <w:rPr>
+          <w:sz w:val="32"/>
+          <w:szCs w:val="32"/>
+        </w:rPr>
+        <w:t xml:space="preserve"> can replace it with a mock or cached implementation without changing the UI.</w:t>
+      </w:r>
+    </w:p>
+    <w:p>
+      <w:pPr>
+        <w:jc w:val="both"/>
+        <w:rPr>
+          <w:sz w:val="32"/>
+          <w:szCs w:val="32"/>
+        </w:rPr>
+      </w:pPr>
+      <w:r>
+        <w:rPr>
+          <w:sz w:val="32"/>
+          <w:szCs w:val="32"/>
+        </w:rPr>
+        <w:t xml:space="preserve"># </w:t>
+      </w:r>
+      <w:r>
+        <w:rPr>
+          <w:sz w:val="32"/>
+          <w:szCs w:val="32"/>
+        </w:rPr>
+        <w:t>For example:</w:t>
+      </w:r>
     </w:p>
     <w:p>
       <w:pPr>
@@ -14514,7 +12478,6 @@
           <w:szCs w:val="32"/>
         </w:rPr>
       </w:pPr>
-      <w:proofErr w:type="spellStart"/>
       <w:r>
         <w:rPr>
           <w:b/>
@@ -14523,10 +12486,12 @@
           <w:sz w:val="32"/>
           <w:szCs w:val="32"/>
         </w:rPr>
-        <w:t>ApiRepository</w:t>
-      </w:r>
-      <w:proofErr w:type="spellEnd"/>
-      <w:r>
+        <w:t>final repoProvider = Provider&lt;WeatherRepository&gt;((ref) {</w:t>
+      </w:r>
+    </w:p>
+    <w:p>
+      <w:pPr>
+        <w:jc w:val="both"/>
         <w:rPr>
           <w:b/>
           <w:bCs/>
@@ -14534,9 +12499,7 @@
           <w:sz w:val="32"/>
           <w:szCs w:val="32"/>
         </w:rPr>
-        <w:t xml:space="preserve"> implements </w:t>
-      </w:r>
-      <w:proofErr w:type="spellStart"/>
+      </w:pPr>
       <w:r>
         <w:rPr>
           <w:b/>
@@ -14545,10 +12508,12 @@
           <w:sz w:val="32"/>
           <w:szCs w:val="32"/>
         </w:rPr>
-        <w:t>WeatherRepository</w:t>
-      </w:r>
-      <w:proofErr w:type="spellEnd"/>
-      <w:r>
+        <w:t xml:space="preserve">  return ApiWeatherRepository();</w:t>
+      </w:r>
+    </w:p>
+    <w:p>
+      <w:pPr>
+        <w:jc w:val="both"/>
         <w:rPr>
           <w:b/>
           <w:bCs/>
@@ -14556,12 +12521,8 @@
           <w:sz w:val="32"/>
           <w:szCs w:val="32"/>
         </w:rPr>
-        <w:t xml:space="preserve"> {}</w:t>
-      </w:r>
-    </w:p>
-    <w:p>
-      <w:pPr>
-        <w:jc w:val="both"/>
+      </w:pPr>
+      <w:r>
         <w:rPr>
           <w:b/>
           <w:bCs/>
@@ -14569,396 +12530,6 @@
           <w:sz w:val="32"/>
           <w:szCs w:val="32"/>
         </w:rPr>
-      </w:pPr>
-      <w:proofErr w:type="spellStart"/>
-      <w:r>
-        <w:rPr>
-          <w:b/>
-          <w:bCs/>
-          <w:color w:val="D86DCB" w:themeColor="accent5" w:themeTint="99"/>
-          <w:sz w:val="32"/>
-          <w:szCs w:val="32"/>
-        </w:rPr>
-        <w:t>MockRepository</w:t>
-      </w:r>
-      <w:proofErr w:type="spellEnd"/>
-      <w:r>
-        <w:rPr>
-          <w:b/>
-          <w:bCs/>
-          <w:color w:val="D86DCB" w:themeColor="accent5" w:themeTint="99"/>
-          <w:sz w:val="32"/>
-          <w:szCs w:val="32"/>
-        </w:rPr>
-        <w:t xml:space="preserve"> implements </w:t>
-      </w:r>
-      <w:proofErr w:type="spellStart"/>
-      <w:r>
-        <w:rPr>
-          <w:b/>
-          <w:bCs/>
-          <w:color w:val="D86DCB" w:themeColor="accent5" w:themeTint="99"/>
-          <w:sz w:val="32"/>
-          <w:szCs w:val="32"/>
-        </w:rPr>
-        <w:t>WeatherRepository</w:t>
-      </w:r>
-      <w:proofErr w:type="spellEnd"/>
-      <w:r>
-        <w:rPr>
-          <w:b/>
-          <w:bCs/>
-          <w:color w:val="D86DCB" w:themeColor="accent5" w:themeTint="99"/>
-          <w:sz w:val="32"/>
-          <w:szCs w:val="32"/>
-        </w:rPr>
-        <w:t xml:space="preserve"> {}</w:t>
-      </w:r>
-    </w:p>
-    <w:p>
-      <w:pPr>
-        <w:jc w:val="both"/>
-        <w:rPr>
-          <w:color w:val="D86DCB" w:themeColor="accent5" w:themeTint="99"/>
-        </w:rPr>
-      </w:pPr>
-      <w:proofErr w:type="spellStart"/>
-      <w:r>
-        <w:rPr>
-          <w:b/>
-          <w:bCs/>
-          <w:color w:val="D86DCB" w:themeColor="accent5" w:themeTint="99"/>
-          <w:sz w:val="32"/>
-          <w:szCs w:val="32"/>
-        </w:rPr>
-        <w:t>CachedRepository</w:t>
-      </w:r>
-      <w:proofErr w:type="spellEnd"/>
-      <w:r>
-        <w:rPr>
-          <w:b/>
-          <w:bCs/>
-          <w:color w:val="D86DCB" w:themeColor="accent5" w:themeTint="99"/>
-          <w:sz w:val="32"/>
-          <w:szCs w:val="32"/>
-        </w:rPr>
-        <w:t xml:space="preserve"> implements </w:t>
-      </w:r>
-      <w:proofErr w:type="spellStart"/>
-      <w:r>
-        <w:rPr>
-          <w:b/>
-          <w:bCs/>
-          <w:color w:val="D86DCB" w:themeColor="accent5" w:themeTint="99"/>
-          <w:sz w:val="32"/>
-          <w:szCs w:val="32"/>
-        </w:rPr>
-        <w:t>WeatherRepository</w:t>
-      </w:r>
-      <w:proofErr w:type="spellEnd"/>
-      <w:r>
-        <w:rPr>
-          <w:b/>
-          <w:bCs/>
-          <w:color w:val="D86DCB" w:themeColor="accent5" w:themeTint="99"/>
-          <w:sz w:val="32"/>
-          <w:szCs w:val="32"/>
-        </w:rPr>
-        <w:t xml:space="preserve"> {}</w:t>
-      </w:r>
-    </w:p>
-    <w:p>
-      <w:pPr>
-        <w:jc w:val="both"/>
-        <w:rPr>
-          <w:sz w:val="32"/>
-          <w:szCs w:val="32"/>
-        </w:rPr>
-      </w:pPr>
-      <w:r>
-        <w:rPr>
-          <w:sz w:val="32"/>
-          <w:szCs w:val="32"/>
-        </w:rPr>
-        <w:t xml:space="preserve"># </w:t>
-      </w:r>
-      <w:r>
-        <w:rPr>
-          <w:sz w:val="32"/>
-          <w:szCs w:val="32"/>
-        </w:rPr>
-        <w:t xml:space="preserve">This is exactly what </w:t>
-      </w:r>
-      <w:r>
-        <w:rPr>
-          <w:sz w:val="32"/>
-          <w:szCs w:val="32"/>
-        </w:rPr>
-        <w:t>we</w:t>
-      </w:r>
-      <w:r>
-        <w:rPr>
-          <w:sz w:val="32"/>
-          <w:szCs w:val="32"/>
-        </w:rPr>
-        <w:t xml:space="preserve">'ve already learned with </w:t>
-      </w:r>
-      <w:proofErr w:type="spellStart"/>
-      <w:r>
-        <w:rPr>
-          <w:b/>
-          <w:bCs/>
-          <w:sz w:val="32"/>
-          <w:szCs w:val="32"/>
-        </w:rPr>
-        <w:t>Riverpod</w:t>
-      </w:r>
-      <w:proofErr w:type="spellEnd"/>
-      <w:r>
-        <w:rPr>
-          <w:sz w:val="32"/>
-          <w:szCs w:val="32"/>
-        </w:rPr>
-        <w:t xml:space="preserve"> and </w:t>
-      </w:r>
-      <w:proofErr w:type="spellStart"/>
-      <w:r>
-        <w:rPr>
-          <w:b/>
-          <w:bCs/>
-          <w:sz w:val="32"/>
-          <w:szCs w:val="32"/>
-        </w:rPr>
-        <w:t>get_it</w:t>
-      </w:r>
-      <w:proofErr w:type="spellEnd"/>
-      <w:r>
-        <w:rPr>
-          <w:sz w:val="32"/>
-          <w:szCs w:val="32"/>
-        </w:rPr>
-        <w:t>.</w:t>
-      </w:r>
-      <w:r>
-        <w:rPr>
-          <w:sz w:val="32"/>
-          <w:szCs w:val="32"/>
-        </w:rPr>
-        <w:t xml:space="preserve"> </w:t>
-      </w:r>
-      <w:r>
-        <w:rPr>
-          <w:sz w:val="32"/>
-          <w:szCs w:val="32"/>
-        </w:rPr>
-        <w:t>The UI only knows about</w:t>
-      </w:r>
-      <w:r>
-        <w:rPr>
-          <w:b/>
-          <w:bCs/>
-          <w:sz w:val="32"/>
-          <w:szCs w:val="32"/>
-        </w:rPr>
-        <w:t xml:space="preserve"> </w:t>
-      </w:r>
-      <w:proofErr w:type="spellStart"/>
-      <w:r>
-        <w:rPr>
-          <w:b/>
-          <w:bCs/>
-          <w:sz w:val="32"/>
-          <w:szCs w:val="32"/>
-        </w:rPr>
-        <w:t>WeatherRepository</w:t>
-      </w:r>
-      <w:proofErr w:type="spellEnd"/>
-      <w:r>
-        <w:rPr>
-          <w:sz w:val="32"/>
-          <w:szCs w:val="32"/>
-        </w:rPr>
-        <w:t xml:space="preserve">. Tomorrow, </w:t>
-      </w:r>
-      <w:r>
-        <w:rPr>
-          <w:sz w:val="32"/>
-          <w:szCs w:val="32"/>
-        </w:rPr>
-        <w:t>we</w:t>
-      </w:r>
-      <w:r>
-        <w:rPr>
-          <w:sz w:val="32"/>
-          <w:szCs w:val="32"/>
-        </w:rPr>
-        <w:t xml:space="preserve"> can replace it with a mock or cached implementation without changing the UI.</w:t>
-      </w:r>
-    </w:p>
-    <w:p>
-      <w:pPr>
-        <w:jc w:val="both"/>
-        <w:rPr>
-          <w:sz w:val="32"/>
-          <w:szCs w:val="32"/>
-        </w:rPr>
-      </w:pPr>
-      <w:r>
-        <w:rPr>
-          <w:sz w:val="32"/>
-          <w:szCs w:val="32"/>
-        </w:rPr>
-        <w:t xml:space="preserve"># </w:t>
-      </w:r>
-      <w:r>
-        <w:rPr>
-          <w:sz w:val="32"/>
-          <w:szCs w:val="32"/>
-        </w:rPr>
-        <w:t>For example:</w:t>
-      </w:r>
-    </w:p>
-    <w:p>
-      <w:pPr>
-        <w:jc w:val="both"/>
-        <w:rPr>
-          <w:b/>
-          <w:bCs/>
-          <w:color w:val="D86DCB" w:themeColor="accent5" w:themeTint="99"/>
-          <w:sz w:val="32"/>
-          <w:szCs w:val="32"/>
-        </w:rPr>
-      </w:pPr>
-      <w:r>
-        <w:rPr>
-          <w:b/>
-          <w:bCs/>
-          <w:color w:val="D86DCB" w:themeColor="accent5" w:themeTint="99"/>
-          <w:sz w:val="32"/>
-          <w:szCs w:val="32"/>
-        </w:rPr>
-        <w:t xml:space="preserve">final </w:t>
-      </w:r>
-      <w:proofErr w:type="spellStart"/>
-      <w:r>
-        <w:rPr>
-          <w:b/>
-          <w:bCs/>
-          <w:color w:val="D86DCB" w:themeColor="accent5" w:themeTint="99"/>
-          <w:sz w:val="32"/>
-          <w:szCs w:val="32"/>
-        </w:rPr>
-        <w:t>repoProvider</w:t>
-      </w:r>
-      <w:proofErr w:type="spellEnd"/>
-      <w:r>
-        <w:rPr>
-          <w:b/>
-          <w:bCs/>
-          <w:color w:val="D86DCB" w:themeColor="accent5" w:themeTint="99"/>
-          <w:sz w:val="32"/>
-          <w:szCs w:val="32"/>
-        </w:rPr>
-        <w:t xml:space="preserve"> = Provider&lt;</w:t>
-      </w:r>
-      <w:proofErr w:type="spellStart"/>
-      <w:r>
-        <w:rPr>
-          <w:b/>
-          <w:bCs/>
-          <w:color w:val="D86DCB" w:themeColor="accent5" w:themeTint="99"/>
-          <w:sz w:val="32"/>
-          <w:szCs w:val="32"/>
-        </w:rPr>
-        <w:t>WeatherRepository</w:t>
-      </w:r>
-      <w:proofErr w:type="spellEnd"/>
-      <w:r>
-        <w:rPr>
-          <w:b/>
-          <w:bCs/>
-          <w:color w:val="D86DCB" w:themeColor="accent5" w:themeTint="99"/>
-          <w:sz w:val="32"/>
-          <w:szCs w:val="32"/>
-        </w:rPr>
-        <w:t>&gt;((ref) {</w:t>
-      </w:r>
-    </w:p>
-    <w:p>
-      <w:pPr>
-        <w:jc w:val="both"/>
-        <w:rPr>
-          <w:b/>
-          <w:bCs/>
-          <w:color w:val="D86DCB" w:themeColor="accent5" w:themeTint="99"/>
-          <w:sz w:val="32"/>
-          <w:szCs w:val="32"/>
-        </w:rPr>
-      </w:pPr>
-      <w:r>
-        <w:rPr>
-          <w:b/>
-          <w:bCs/>
-          <w:color w:val="D86DCB" w:themeColor="accent5" w:themeTint="99"/>
-          <w:sz w:val="32"/>
-          <w:szCs w:val="32"/>
-        </w:rPr>
-        <w:t xml:space="preserve">  return </w:t>
-      </w:r>
-      <w:proofErr w:type="spellStart"/>
-      <w:proofErr w:type="gramStart"/>
-      <w:r>
-        <w:rPr>
-          <w:b/>
-          <w:bCs/>
-          <w:color w:val="D86DCB" w:themeColor="accent5" w:themeTint="99"/>
-          <w:sz w:val="32"/>
-          <w:szCs w:val="32"/>
-        </w:rPr>
-        <w:t>ApiWeatherRepository</w:t>
-      </w:r>
-      <w:proofErr w:type="spellEnd"/>
-      <w:r>
-        <w:rPr>
-          <w:b/>
-          <w:bCs/>
-          <w:color w:val="D86DCB" w:themeColor="accent5" w:themeTint="99"/>
-          <w:sz w:val="32"/>
-          <w:szCs w:val="32"/>
-        </w:rPr>
-        <w:t>(</w:t>
-      </w:r>
-      <w:proofErr w:type="gramEnd"/>
-      <w:r>
-        <w:rPr>
-          <w:b/>
-          <w:bCs/>
-          <w:color w:val="D86DCB" w:themeColor="accent5" w:themeTint="99"/>
-          <w:sz w:val="32"/>
-          <w:szCs w:val="32"/>
-        </w:rPr>
-        <w:t>);</w:t>
-      </w:r>
-    </w:p>
-    <w:p>
-      <w:pPr>
-        <w:jc w:val="both"/>
-        <w:rPr>
-          <w:b/>
-          <w:bCs/>
-          <w:color w:val="D86DCB" w:themeColor="accent5" w:themeTint="99"/>
-          <w:sz w:val="32"/>
-          <w:szCs w:val="32"/>
-        </w:rPr>
-      </w:pPr>
-      <w:r>
-        <w:rPr>
-          <w:b/>
-          <w:bCs/>
-          <w:color w:val="D86DCB" w:themeColor="accent5" w:themeTint="99"/>
-          <w:sz w:val="32"/>
-          <w:szCs w:val="32"/>
-        </w:rPr>
         <w:t>});</w:t>
       </w:r>
     </w:p>
@@ -15074,19 +12645,8 @@
           <w:sz w:val="28"/>
           <w:szCs w:val="28"/>
         </w:rPr>
-        <w:t xml:space="preserve">Controller / </w:t>
-      </w:r>
-      <w:proofErr w:type="spellStart"/>
-      <w:r>
-        <w:rPr>
-          <w:b/>
-          <w:bCs/>
-          <w:sz w:val="28"/>
-          <w:szCs w:val="28"/>
-        </w:rPr>
-        <w:t>ViewModel</w:t>
-      </w:r>
-      <w:proofErr w:type="spellEnd"/>
+        <w:t>Controller / ViewModel</w:t>
+      </w:r>
     </w:p>
     <w:p>
       <w:pPr>
@@ -15429,16 +12989,7 @@
           <w:szCs w:val="32"/>
         </w:rPr>
         <w:lastRenderedPageBreak/>
-        <w:t>Async, Call Stack, Event Loop and Isolate</w:t>
-      </w:r>
-      <w:r>
-        <w:rPr>
-          <w:b/>
-          <w:bCs/>
-          <w:sz w:val="32"/>
-          <w:szCs w:val="32"/>
-        </w:rPr>
-        <w:t>:</w:t>
+        <w:t>Async, Call Stack, Event Loop and Isolate:</w:t>
       </w:r>
     </w:p>
     <w:p>

--- a/programming_mental_models/p1_programming_mental_models.docx
+++ b/programming_mental_models/p1_programming_mental_models.docx
@@ -13498,6 +13498,13 @@
       </w:r>
     </w:p>
   </w:endnote>
+  <w:endnote w:type="continuationNotice" w:id="1">
+    <w:p>
+      <w:pPr>
+        <w:spacing w:after="0" w:line="240" w:lineRule="auto"/>
+      </w:pPr>
+    </w:p>
+  </w:endnote>
 </w:endnotes>
 </file>
 
@@ -13574,6 +13581,13 @@
       <w:r>
         <w:continuationSeparator/>
       </w:r>
+    </w:p>
+  </w:footnote>
+  <w:footnote w:type="continuationNotice" w:id="1">
+    <w:p>
+      <w:pPr>
+        <w:spacing w:after="0" w:line="240" w:lineRule="auto"/>
+      </w:pPr>
     </w:p>
   </w:footnote>
 </w:footnotes>

--- a/programming_mental_models/p1_programming_mental_models.docx
+++ b/programming_mental_models/p1_programming_mental_models.docx
@@ -38,21 +38,7 @@
           <w:sz w:val="32"/>
           <w:szCs w:val="32"/>
         </w:rPr>
-        <w:t>Three core Concepts of Programming………………………</w:t>
-      </w:r>
-      <w:r>
-        <w:rPr>
-          <w:sz w:val="32"/>
-          <w:szCs w:val="32"/>
-        </w:rPr>
-        <w:t>…………</w:t>
-      </w:r>
-      <w:r>
-        <w:rPr>
-          <w:sz w:val="32"/>
-          <w:szCs w:val="32"/>
-        </w:rPr>
-        <w:t>2</w:t>
+        <w:t>Rules for Writing Clean Code…………………………………………….2</w:t>
       </w:r>
     </w:p>
     <w:p>
@@ -73,21 +59,21 @@
           <w:sz w:val="32"/>
           <w:szCs w:val="32"/>
         </w:rPr>
-        <w:t>Bugs…………………………………………………………</w:t>
-      </w:r>
-      <w:r>
-        <w:rPr>
-          <w:sz w:val="32"/>
-          <w:szCs w:val="32"/>
-        </w:rPr>
-        <w:t>………..</w:t>
-      </w:r>
-      <w:r>
-        <w:rPr>
-          <w:sz w:val="32"/>
-          <w:szCs w:val="32"/>
-        </w:rPr>
-        <w:t>…………2</w:t>
+        <w:t>Three core Concepts of Programming………………………</w:t>
+      </w:r>
+      <w:r>
+        <w:rPr>
+          <w:sz w:val="32"/>
+          <w:szCs w:val="32"/>
+        </w:rPr>
+        <w:t>…………</w:t>
+      </w:r>
+      <w:r>
+        <w:rPr>
+          <w:sz w:val="32"/>
+          <w:szCs w:val="32"/>
+        </w:rPr>
+        <w:t>4</w:t>
       </w:r>
     </w:p>
     <w:p>
@@ -108,7 +94,14 @@
           <w:sz w:val="32"/>
           <w:szCs w:val="32"/>
         </w:rPr>
-        <w:t>Reduce Code………………………………………………………</w:t>
+        <w:t>Bugs…………………………………………………………</w:t>
+      </w:r>
+      <w:r>
+        <w:rPr>
+          <w:sz w:val="32"/>
+          <w:szCs w:val="32"/>
+        </w:rPr>
+        <w:t>………..</w:t>
       </w:r>
       <w:r>
         <w:rPr>
@@ -122,7 +115,7 @@
           <w:sz w:val="32"/>
           <w:szCs w:val="32"/>
         </w:rPr>
-        <w:t>.2</w:t>
+        <w:t>4</w:t>
       </w:r>
     </w:p>
     <w:p>
@@ -143,21 +136,28 @@
           <w:sz w:val="32"/>
           <w:szCs w:val="32"/>
         </w:rPr>
-        <w:t>Think in Systems (not in Components)……………………</w:t>
-      </w:r>
-      <w:r>
-        <w:rPr>
-          <w:sz w:val="32"/>
-          <w:szCs w:val="32"/>
-        </w:rPr>
-        <w:t>………….</w:t>
-      </w:r>
-      <w:r>
-        <w:rPr>
-          <w:sz w:val="32"/>
-          <w:szCs w:val="32"/>
-        </w:rPr>
-        <w:t>.3</w:t>
+        <w:t>Reduce Code………………………………………………………</w:t>
+      </w:r>
+      <w:r>
+        <w:rPr>
+          <w:sz w:val="32"/>
+          <w:szCs w:val="32"/>
+        </w:rPr>
+        <w:t>…………</w:t>
+      </w:r>
+      <w:r>
+        <w:rPr>
+          <w:sz w:val="32"/>
+          <w:szCs w:val="32"/>
+        </w:rPr>
+        <w:t>.</w:t>
+      </w:r>
+      <w:r>
+        <w:rPr>
+          <w:sz w:val="32"/>
+          <w:szCs w:val="32"/>
+        </w:rPr>
+        <w:t>4</w:t>
       </w:r>
     </w:p>
     <w:p>
@@ -178,21 +178,7 @@
           <w:sz w:val="32"/>
           <w:szCs w:val="32"/>
         </w:rPr>
-        <w:t>Pointers……………………………………………………………</w:t>
-      </w:r>
-      <w:r>
-        <w:rPr>
-          <w:sz w:val="32"/>
-          <w:szCs w:val="32"/>
-        </w:rPr>
-        <w:t>………..</w:t>
-      </w:r>
-      <w:r>
-        <w:rPr>
-          <w:sz w:val="32"/>
-          <w:szCs w:val="32"/>
-        </w:rPr>
-        <w:t>….3</w:t>
+        <w:t>Think in Systems (not in components)………………………………..5</w:t>
       </w:r>
     </w:p>
     <w:p>
@@ -213,49 +199,28 @@
           <w:sz w:val="32"/>
           <w:szCs w:val="32"/>
         </w:rPr>
-        <w:t>Avoid Hybrid Classes</w:t>
-      </w:r>
-      <w:r>
-        <w:rPr>
-          <w:sz w:val="32"/>
-          <w:szCs w:val="32"/>
-        </w:rPr>
-        <w:t xml:space="preserve"> (</w:t>
-      </w:r>
-      <w:r>
-        <w:rPr>
-          <w:sz w:val="32"/>
-          <w:szCs w:val="32"/>
-        </w:rPr>
-        <w:t>OOP</w:t>
-      </w:r>
-      <w:r>
-        <w:rPr>
-          <w:sz w:val="32"/>
-          <w:szCs w:val="32"/>
-        </w:rPr>
-        <w:t>)………………………………</w:t>
-      </w:r>
-      <w:r>
-        <w:rPr>
-          <w:sz w:val="32"/>
-          <w:szCs w:val="32"/>
-        </w:rPr>
-        <w:t>…</w:t>
-      </w:r>
-      <w:r>
-        <w:rPr>
-          <w:sz w:val="32"/>
-          <w:szCs w:val="32"/>
-        </w:rPr>
-        <w:t>…………</w:t>
-      </w:r>
-      <w:r>
-        <w:rPr>
-          <w:sz w:val="32"/>
-          <w:szCs w:val="32"/>
-        </w:rPr>
-        <w:t>…4</w:t>
+        <w:t>Pointers……………………………………………………………</w:t>
+      </w:r>
+      <w:r>
+        <w:rPr>
+          <w:sz w:val="32"/>
+          <w:szCs w:val="32"/>
+        </w:rPr>
+        <w:t>………..</w:t>
+      </w:r>
+      <w:r>
+        <w:rPr>
+          <w:sz w:val="32"/>
+          <w:szCs w:val="32"/>
+        </w:rPr>
+        <w:t>….</w:t>
+      </w:r>
+      <w:r>
+        <w:rPr>
+          <w:sz w:val="32"/>
+          <w:szCs w:val="32"/>
+        </w:rPr>
+        <w:t>5</w:t>
       </w:r>
     </w:p>
     <w:p>
@@ -276,21 +241,56 @@
           <w:sz w:val="32"/>
           <w:szCs w:val="32"/>
         </w:rPr>
-        <w:t>Dynamic Programming…………………………………………</w:t>
-      </w:r>
-      <w:r>
-        <w:rPr>
-          <w:sz w:val="32"/>
-          <w:szCs w:val="32"/>
-        </w:rPr>
-        <w:t>………..</w:t>
-      </w:r>
-      <w:r>
-        <w:rPr>
-          <w:sz w:val="32"/>
-          <w:szCs w:val="32"/>
-        </w:rPr>
-        <w:t>..7</w:t>
+        <w:t>Avoid Hybrid Classes</w:t>
+      </w:r>
+      <w:r>
+        <w:rPr>
+          <w:sz w:val="32"/>
+          <w:szCs w:val="32"/>
+        </w:rPr>
+        <w:t xml:space="preserve"> (</w:t>
+      </w:r>
+      <w:r>
+        <w:rPr>
+          <w:sz w:val="32"/>
+          <w:szCs w:val="32"/>
+        </w:rPr>
+        <w:t>OOP</w:t>
+      </w:r>
+      <w:r>
+        <w:rPr>
+          <w:sz w:val="32"/>
+          <w:szCs w:val="32"/>
+        </w:rPr>
+        <w:t>)………………………………</w:t>
+      </w:r>
+      <w:r>
+        <w:rPr>
+          <w:sz w:val="32"/>
+          <w:szCs w:val="32"/>
+        </w:rPr>
+        <w:t>…</w:t>
+      </w:r>
+      <w:r>
+        <w:rPr>
+          <w:sz w:val="32"/>
+          <w:szCs w:val="32"/>
+        </w:rPr>
+        <w:t>…………</w:t>
+      </w:r>
+      <w:r>
+        <w:rPr>
+          <w:sz w:val="32"/>
+          <w:szCs w:val="32"/>
+        </w:rPr>
+        <w:t>…</w:t>
+      </w:r>
+      <w:r>
+        <w:rPr>
+          <w:sz w:val="32"/>
+          <w:szCs w:val="32"/>
+        </w:rPr>
+        <w:t>6</w:t>
       </w:r>
     </w:p>
     <w:p>
@@ -311,7 +311,7 @@
           <w:sz w:val="32"/>
           <w:szCs w:val="32"/>
         </w:rPr>
-        <w:t>If condition inversing…………………………………………</w:t>
+        <w:t>Dynamic Programming…………………………………………</w:t>
       </w:r>
       <w:r>
         <w:rPr>
@@ -325,7 +325,14 @@
           <w:sz w:val="32"/>
           <w:szCs w:val="32"/>
         </w:rPr>
-        <w:t>…..9</w:t>
+        <w:t>..</w:t>
+      </w:r>
+      <w:r>
+        <w:rPr>
+          <w:sz w:val="32"/>
+          <w:szCs w:val="32"/>
+        </w:rPr>
+        <w:t>9</w:t>
       </w:r>
     </w:p>
     <w:p>
@@ -346,14 +353,21 @@
           <w:sz w:val="32"/>
           <w:szCs w:val="32"/>
         </w:rPr>
-        <w:t>Garbage Collection………………………………….…………</w:t>
-      </w:r>
-      <w:r>
-        <w:rPr>
-          <w:sz w:val="32"/>
-          <w:szCs w:val="32"/>
-        </w:rPr>
-        <w:t>…………</w:t>
+        <w:t>If condition inversing…………………………………………</w:t>
+      </w:r>
+      <w:r>
+        <w:rPr>
+          <w:sz w:val="32"/>
+          <w:szCs w:val="32"/>
+        </w:rPr>
+        <w:t>………..</w:t>
+      </w:r>
+      <w:r>
+        <w:rPr>
+          <w:sz w:val="32"/>
+          <w:szCs w:val="32"/>
+        </w:rPr>
+        <w:t>…</w:t>
       </w:r>
       <w:r>
         <w:rPr>
@@ -381,21 +395,35 @@
           <w:sz w:val="32"/>
           <w:szCs w:val="32"/>
         </w:rPr>
-        <w:t>SaaS, PaaS &amp; IaaS………………………………………</w:t>
-      </w:r>
-      <w:r>
-        <w:rPr>
-          <w:sz w:val="32"/>
-          <w:szCs w:val="32"/>
-        </w:rPr>
-        <w:t>……….</w:t>
-      </w:r>
-      <w:r>
-        <w:rPr>
-          <w:sz w:val="32"/>
-          <w:szCs w:val="32"/>
-        </w:rPr>
-        <w:t>…….12</w:t>
+        <w:t>Garbage Collection………………………………….………</w:t>
+      </w:r>
+      <w:r>
+        <w:rPr>
+          <w:sz w:val="32"/>
+          <w:szCs w:val="32"/>
+        </w:rPr>
+        <w:t>..</w:t>
+      </w:r>
+      <w:r>
+        <w:rPr>
+          <w:sz w:val="32"/>
+          <w:szCs w:val="32"/>
+        </w:rPr>
+        <w:t>………</w:t>
+      </w:r>
+      <w:r>
+        <w:rPr>
+          <w:sz w:val="32"/>
+          <w:szCs w:val="32"/>
+        </w:rPr>
+        <w:t>1</w:t>
+      </w:r>
+      <w:r>
+        <w:rPr>
+          <w:sz w:val="32"/>
+          <w:szCs w:val="32"/>
+        </w:rPr>
+        <w:t>1</w:t>
       </w:r>
     </w:p>
     <w:p>
@@ -416,7 +444,7 @@
           <w:sz w:val="32"/>
           <w:szCs w:val="32"/>
         </w:rPr>
-        <w:t>SSH (Secure Shell)……………………………………</w:t>
+        <w:t>SaaS, PaaS &amp; IaaS………………………………………</w:t>
       </w:r>
       <w:r>
         <w:rPr>
@@ -430,14 +458,14 @@
           <w:sz w:val="32"/>
           <w:szCs w:val="32"/>
         </w:rPr>
-        <w:t>………</w:t>
-      </w:r>
-      <w:r>
-        <w:rPr>
-          <w:sz w:val="32"/>
-          <w:szCs w:val="32"/>
-        </w:rPr>
-        <w:t>14</w:t>
+        <w:t>…….1</w:t>
+      </w:r>
+      <w:r>
+        <w:rPr>
+          <w:sz w:val="32"/>
+          <w:szCs w:val="32"/>
+        </w:rPr>
+        <w:t>3</w:t>
       </w:r>
     </w:p>
     <w:p>
@@ -458,21 +486,35 @@
           <w:sz w:val="32"/>
           <w:szCs w:val="32"/>
         </w:rPr>
-        <w:t>Mono-repo (Monolithic Repository)……………………</w:t>
-      </w:r>
-      <w:r>
-        <w:rPr>
-          <w:sz w:val="32"/>
-          <w:szCs w:val="32"/>
-        </w:rPr>
-        <w:t>………..</w:t>
-      </w:r>
-      <w:r>
-        <w:rPr>
-          <w:sz w:val="32"/>
-          <w:szCs w:val="32"/>
-        </w:rPr>
-        <w:t>.17</w:t>
+        <w:t>SSH (Secure Shell)……………………………………</w:t>
+      </w:r>
+      <w:r>
+        <w:rPr>
+          <w:sz w:val="32"/>
+          <w:szCs w:val="32"/>
+        </w:rPr>
+        <w:t>……….</w:t>
+      </w:r>
+      <w:r>
+        <w:rPr>
+          <w:sz w:val="32"/>
+          <w:szCs w:val="32"/>
+        </w:rPr>
+        <w:t>………</w:t>
+      </w:r>
+      <w:r>
+        <w:rPr>
+          <w:sz w:val="32"/>
+          <w:szCs w:val="32"/>
+        </w:rPr>
+        <w:t>1</w:t>
+      </w:r>
+      <w:r>
+        <w:rPr>
+          <w:sz w:val="32"/>
+          <w:szCs w:val="32"/>
+        </w:rPr>
+        <w:t>5</w:t>
       </w:r>
     </w:p>
     <w:p>
@@ -493,7 +535,7 @@
           <w:sz w:val="32"/>
           <w:szCs w:val="32"/>
         </w:rPr>
-        <w:t>MCP (Model Context Protocol)……………………………</w:t>
+        <w:t>Mono-repo (Monolithic Repository)……………………</w:t>
       </w:r>
       <w:r>
         <w:rPr>
@@ -507,7 +549,14 @@
           <w:sz w:val="32"/>
           <w:szCs w:val="32"/>
         </w:rPr>
-        <w:t>21</w:t>
+        <w:t>.</w:t>
+      </w:r>
+      <w:r>
+        <w:rPr>
+          <w:sz w:val="32"/>
+          <w:szCs w:val="32"/>
+        </w:rPr>
+        <w:t>20</w:t>
       </w:r>
     </w:p>
     <w:p>
@@ -528,28 +577,28 @@
           <w:sz w:val="32"/>
           <w:szCs w:val="32"/>
         </w:rPr>
-        <w:t>SOLID Principles………………………………………………</w:t>
-      </w:r>
-      <w:r>
-        <w:rPr>
-          <w:sz w:val="32"/>
-          <w:szCs w:val="32"/>
-        </w:rPr>
-        <w:t>………</w:t>
-      </w:r>
-      <w:r>
-        <w:rPr>
-          <w:sz w:val="32"/>
-          <w:szCs w:val="32"/>
-        </w:rPr>
-        <w:t>.</w:t>
-      </w:r>
-      <w:r>
-        <w:rPr>
-          <w:sz w:val="32"/>
-          <w:szCs w:val="32"/>
-        </w:rPr>
-        <w:t>22</w:t>
+        <w:t>MCP (Model Context Protocol)……………………………</w:t>
+      </w:r>
+      <w:r>
+        <w:rPr>
+          <w:sz w:val="32"/>
+          <w:szCs w:val="32"/>
+        </w:rPr>
+        <w:t>………..</w:t>
+      </w:r>
+      <w:r>
+        <w:rPr>
+          <w:sz w:val="32"/>
+          <w:szCs w:val="32"/>
+        </w:rPr>
+        <w:t>2</w:t>
+      </w:r>
+      <w:r>
+        <w:rPr>
+          <w:sz w:val="32"/>
+          <w:szCs w:val="32"/>
+        </w:rPr>
+        <w:t>3</w:t>
       </w:r>
     </w:p>
     <w:p>
@@ -570,7 +619,35 @@
           <w:sz w:val="32"/>
           <w:szCs w:val="32"/>
         </w:rPr>
-        <w:t>Bash (Command Language Interpreter)………………...........28</w:t>
+        <w:t>SOLID Principles………………………………………………</w:t>
+      </w:r>
+      <w:r>
+        <w:rPr>
+          <w:sz w:val="32"/>
+          <w:szCs w:val="32"/>
+        </w:rPr>
+        <w:t>………</w:t>
+      </w:r>
+      <w:r>
+        <w:rPr>
+          <w:sz w:val="32"/>
+          <w:szCs w:val="32"/>
+        </w:rPr>
+        <w:t>.</w:t>
+      </w:r>
+      <w:r>
+        <w:rPr>
+          <w:sz w:val="32"/>
+          <w:szCs w:val="32"/>
+        </w:rPr>
+        <w:t>2</w:t>
+      </w:r>
+      <w:r>
+        <w:rPr>
+          <w:sz w:val="32"/>
+          <w:szCs w:val="32"/>
+        </w:rPr>
+        <w:t>3</w:t>
       </w:r>
     </w:p>
     <w:p>
@@ -591,7 +668,14 @@
           <w:sz w:val="32"/>
           <w:szCs w:val="32"/>
         </w:rPr>
-        <w:t>Async, Call Stack, Event Loop and Isolate……………………..29</w:t>
+        <w:t>Bash (Command Language Interpreter)………………...........2</w:t>
+      </w:r>
+      <w:r>
+        <w:rPr>
+          <w:sz w:val="32"/>
+          <w:szCs w:val="32"/>
+        </w:rPr>
+        <w:t>9</w:t>
       </w:r>
     </w:p>
     <w:p>
@@ -612,7 +696,42 @@
           <w:sz w:val="32"/>
           <w:szCs w:val="32"/>
         </w:rPr>
-        <w:t>Debounce and Throttle in Programming………………………..29</w:t>
+        <w:t>Async, Call Stack, Event Loop and Isolate……………………..</w:t>
+      </w:r>
+      <w:r>
+        <w:rPr>
+          <w:sz w:val="32"/>
+          <w:szCs w:val="32"/>
+        </w:rPr>
+        <w:t>30</w:t>
+      </w:r>
+    </w:p>
+    <w:p>
+      <w:pPr>
+        <w:pStyle w:val="ListParagraph"/>
+        <w:numPr>
+          <w:ilvl w:val="0"/>
+          <w:numId w:val="5"/>
+        </w:numPr>
+        <w:jc w:val="both"/>
+        <w:rPr>
+          <w:sz w:val="32"/>
+          <w:szCs w:val="32"/>
+        </w:rPr>
+      </w:pPr>
+      <w:r>
+        <w:rPr>
+          <w:sz w:val="32"/>
+          <w:szCs w:val="32"/>
+        </w:rPr>
+        <w:t>Debounce and Throttle in Programming………………………..</w:t>
+      </w:r>
+      <w:r>
+        <w:rPr>
+          <w:sz w:val="32"/>
+          <w:szCs w:val="32"/>
+        </w:rPr>
+        <w:t>30</w:t>
       </w:r>
     </w:p>
     <w:p>
@@ -634,20 +753,614 @@
       <w:pPr>
         <w:jc w:val="both"/>
         <w:rPr>
-          <w:b/>
-          <w:bCs/>
-          <w:sz w:val="32"/>
-          <w:szCs w:val="32"/>
-        </w:rPr>
-      </w:pPr>
-      <w:r>
-        <w:rPr>
-          <w:b/>
-          <w:bCs/>
+          <w:sz w:val="32"/>
+          <w:szCs w:val="32"/>
+        </w:rPr>
+      </w:pPr>
+      <w:r>
+        <w:rPr>
           <w:sz w:val="32"/>
           <w:szCs w:val="32"/>
         </w:rPr>
         <w:lastRenderedPageBreak/>
+        <w:t>Rules for Writing Clean Code:</w:t>
+      </w:r>
+    </w:p>
+    <w:p>
+      <w:pPr>
+        <w:jc w:val="both"/>
+        <w:rPr>
+          <w:sz w:val="32"/>
+          <w:szCs w:val="32"/>
+        </w:rPr>
+      </w:pPr>
+      <w:r>
+        <w:rPr>
+          <w:sz w:val="32"/>
+          <w:szCs w:val="32"/>
+        </w:rPr>
+        <w:t># Follow these always:</w:t>
+      </w:r>
+    </w:p>
+    <w:p>
+      <w:pPr>
+        <w:pStyle w:val="ListParagraph"/>
+        <w:numPr>
+          <w:ilvl w:val="0"/>
+          <w:numId w:val="39"/>
+        </w:numPr>
+        <w:jc w:val="both"/>
+        <w:rPr>
+          <w:b/>
+          <w:bCs/>
+          <w:sz w:val="32"/>
+          <w:szCs w:val="32"/>
+        </w:rPr>
+      </w:pPr>
+      <w:r>
+        <w:rPr>
+          <w:b/>
+          <w:bCs/>
+          <w:sz w:val="32"/>
+          <w:szCs w:val="32"/>
+        </w:rPr>
+        <w:t>Centralization:</w:t>
+      </w:r>
+    </w:p>
+    <w:p>
+      <w:pPr>
+        <w:jc w:val="both"/>
+        <w:rPr>
+          <w:sz w:val="32"/>
+          <w:szCs w:val="32"/>
+        </w:rPr>
+      </w:pPr>
+      <w:r>
+        <w:rPr>
+          <w:sz w:val="32"/>
+          <w:szCs w:val="32"/>
+        </w:rPr>
+        <w:t># Instead of writing the same thing multiple times, write once in a separate place and use it anywhere. Like one central static variable for magic strings (</w:t>
+      </w:r>
+      <w:r>
+        <w:rPr>
+          <w:b/>
+          <w:bCs/>
+          <w:sz w:val="32"/>
+          <w:szCs w:val="32"/>
+        </w:rPr>
+        <w:t>“Hi, .</w:t>
+      </w:r>
+      <w:r>
+        <w:rPr>
+          <w:b/>
+          <w:bCs/>
+          <w:sz w:val="32"/>
+          <w:szCs w:val="32"/>
+        </w:rPr>
+        <w:t>.</w:t>
+      </w:r>
+      <w:r>
+        <w:rPr>
+          <w:b/>
+          <w:bCs/>
+          <w:sz w:val="32"/>
+          <w:szCs w:val="32"/>
+        </w:rPr>
+        <w:t>.”</w:t>
+      </w:r>
+      <w:r>
+        <w:rPr>
+          <w:sz w:val="32"/>
+          <w:szCs w:val="32"/>
+        </w:rPr>
+        <w:t xml:space="preserve">) or variable storing KEY’s of a </w:t>
+      </w:r>
+      <w:r>
+        <w:rPr>
+          <w:b/>
+          <w:bCs/>
+          <w:sz w:val="32"/>
+          <w:szCs w:val="32"/>
+        </w:rPr>
+        <w:t>Map</w:t>
+      </w:r>
+      <w:r>
+        <w:rPr>
+          <w:sz w:val="32"/>
+          <w:szCs w:val="32"/>
+        </w:rPr>
+        <w:t xml:space="preserve"> to prevent typing mistakes in future (One less risk). So, changing it only in one central point instead of everywhere. This is centralized control</w:t>
+      </w:r>
+    </w:p>
+    <w:p>
+      <w:pPr>
+        <w:jc w:val="both"/>
+        <w:rPr>
+          <w:sz w:val="32"/>
+          <w:szCs w:val="32"/>
+        </w:rPr>
+      </w:pPr>
+    </w:p>
+    <w:p>
+      <w:pPr>
+        <w:pStyle w:val="ListParagraph"/>
+        <w:numPr>
+          <w:ilvl w:val="0"/>
+          <w:numId w:val="39"/>
+        </w:numPr>
+        <w:jc w:val="both"/>
+        <w:rPr>
+          <w:b/>
+          <w:bCs/>
+          <w:sz w:val="32"/>
+          <w:szCs w:val="32"/>
+        </w:rPr>
+      </w:pPr>
+      <w:r>
+        <w:rPr>
+          <w:b/>
+          <w:bCs/>
+          <w:sz w:val="32"/>
+          <w:szCs w:val="32"/>
+        </w:rPr>
+        <w:t xml:space="preserve">Reusability: </w:t>
+      </w:r>
+    </w:p>
+    <w:p>
+      <w:pPr>
+        <w:jc w:val="both"/>
+        <w:rPr>
+          <w:sz w:val="32"/>
+          <w:szCs w:val="32"/>
+        </w:rPr>
+      </w:pPr>
+      <w:r>
+        <w:rPr>
+          <w:sz w:val="32"/>
+          <w:szCs w:val="32"/>
+        </w:rPr>
+        <w:t xml:space="preserve"># If same code, same logic, same variable, and same widget is used multiple times or duplicated. Then make it reusable using a function or method, </w:t>
+      </w:r>
+      <w:r>
+        <w:rPr>
+          <w:sz w:val="32"/>
+          <w:szCs w:val="32"/>
+        </w:rPr>
+        <w:t>C</w:t>
+      </w:r>
+      <w:r>
+        <w:rPr>
+          <w:sz w:val="32"/>
+          <w:szCs w:val="32"/>
+        </w:rPr>
+        <w:t>lass, and extracting widget etc. So, we have centralized control, prevented duplicat</w:t>
+      </w:r>
+      <w:r>
+        <w:rPr>
+          <w:sz w:val="32"/>
+          <w:szCs w:val="32"/>
+        </w:rPr>
+        <w:t>ion</w:t>
+      </w:r>
+      <w:r>
+        <w:rPr>
+          <w:sz w:val="32"/>
+          <w:szCs w:val="32"/>
+        </w:rPr>
+        <w:t xml:space="preserve"> and reduced extra boilerplate code or spaghetti. </w:t>
+      </w:r>
+      <w:r>
+        <w:rPr>
+          <w:sz w:val="32"/>
+          <w:szCs w:val="32"/>
+        </w:rPr>
+        <w:t>Use state hoisting, constructor parameters, a bool value to ensure reusability</w:t>
+      </w:r>
+    </w:p>
+    <w:p>
+      <w:pPr>
+        <w:jc w:val="both"/>
+        <w:rPr>
+          <w:sz w:val="32"/>
+          <w:szCs w:val="32"/>
+        </w:rPr>
+      </w:pPr>
+    </w:p>
+    <w:p>
+      <w:pPr>
+        <w:pStyle w:val="ListParagraph"/>
+        <w:numPr>
+          <w:ilvl w:val="0"/>
+          <w:numId w:val="39"/>
+        </w:numPr>
+        <w:jc w:val="both"/>
+        <w:rPr>
+          <w:b/>
+          <w:bCs/>
+          <w:sz w:val="32"/>
+          <w:szCs w:val="32"/>
+        </w:rPr>
+      </w:pPr>
+      <w:r>
+        <w:rPr>
+          <w:b/>
+          <w:bCs/>
+          <w:sz w:val="32"/>
+          <w:szCs w:val="32"/>
+        </w:rPr>
+        <w:t>Readability:</w:t>
+      </w:r>
+    </w:p>
+    <w:p>
+      <w:pPr>
+        <w:jc w:val="both"/>
+        <w:rPr>
+          <w:sz w:val="32"/>
+          <w:szCs w:val="32"/>
+        </w:rPr>
+      </w:pPr>
+      <w:r>
+        <w:rPr>
+          <w:sz w:val="32"/>
+          <w:szCs w:val="32"/>
+        </w:rPr>
+        <w:t># Don’t overengineer things. If something can be done using a simple approach then do it simply, don’t add complexity. Make sure other developers can read the code and understand it easily. But if the simple approach makes it harder to understand then drop it. The number one priority is Readability because after six months the next developer who reads the codebase might be you! Use proper yet short comments, ensure Reusability and Breaking into Small Chunks approach</w:t>
+      </w:r>
+    </w:p>
+    <w:p>
+      <w:pPr>
+        <w:jc w:val="both"/>
+        <w:rPr>
+          <w:sz w:val="32"/>
+          <w:szCs w:val="32"/>
+        </w:rPr>
+      </w:pPr>
+    </w:p>
+    <w:p>
+      <w:pPr>
+        <w:pStyle w:val="ListParagraph"/>
+        <w:numPr>
+          <w:ilvl w:val="0"/>
+          <w:numId w:val="39"/>
+        </w:numPr>
+        <w:jc w:val="both"/>
+        <w:rPr>
+          <w:b/>
+          <w:bCs/>
+          <w:sz w:val="32"/>
+          <w:szCs w:val="32"/>
+        </w:rPr>
+      </w:pPr>
+      <w:r>
+        <w:rPr>
+          <w:b/>
+          <w:bCs/>
+          <w:sz w:val="32"/>
+          <w:szCs w:val="32"/>
+        </w:rPr>
+        <w:t>Break into Small Chunks:</w:t>
+      </w:r>
+    </w:p>
+    <w:p>
+      <w:pPr>
+        <w:jc w:val="both"/>
+        <w:rPr>
+          <w:sz w:val="32"/>
+          <w:szCs w:val="32"/>
+        </w:rPr>
+      </w:pPr>
+      <w:r>
+        <w:rPr>
+          <w:sz w:val="32"/>
+          <w:szCs w:val="32"/>
+        </w:rPr>
+        <w:t># Even if code, variables, Class, function, and widgets are not reused, but still Break it into Smaller Chunks. Like custom widgets or splitting build methods. This keeps the Widget Tree small, increasing code Readability and better understanding</w:t>
+      </w:r>
+    </w:p>
+    <w:p>
+      <w:pPr>
+        <w:jc w:val="both"/>
+        <w:rPr>
+          <w:sz w:val="32"/>
+          <w:szCs w:val="32"/>
+        </w:rPr>
+      </w:pPr>
+    </w:p>
+    <w:p>
+      <w:pPr>
+        <w:pStyle w:val="ListParagraph"/>
+        <w:numPr>
+          <w:ilvl w:val="0"/>
+          <w:numId w:val="39"/>
+        </w:numPr>
+        <w:jc w:val="both"/>
+        <w:rPr>
+          <w:b/>
+          <w:bCs/>
+          <w:sz w:val="32"/>
+          <w:szCs w:val="32"/>
+        </w:rPr>
+      </w:pPr>
+      <w:r>
+        <w:rPr>
+          <w:b/>
+          <w:bCs/>
+          <w:sz w:val="32"/>
+          <w:szCs w:val="32"/>
+        </w:rPr>
+        <w:t>Reduce Code:</w:t>
+      </w:r>
+    </w:p>
+    <w:p>
+      <w:pPr>
+        <w:jc w:val="both"/>
+        <w:rPr>
+          <w:sz w:val="32"/>
+          <w:szCs w:val="32"/>
+        </w:rPr>
+      </w:pPr>
+      <w:r>
+        <w:rPr>
+          <w:sz w:val="32"/>
+          <w:szCs w:val="32"/>
+        </w:rPr>
+        <w:t># More code = More Liability, leading more time for debugging. Number of lines of code doesn’t mean good code, it just means more to read for debugging. Try to implement logic or do something by writing as few lines of code as possible. But don’t make it too complicated so it loses Readability. Maintain Readability while writing less code</w:t>
+      </w:r>
+    </w:p>
+    <w:p>
+      <w:pPr>
+        <w:jc w:val="both"/>
+        <w:rPr>
+          <w:sz w:val="32"/>
+          <w:szCs w:val="32"/>
+        </w:rPr>
+      </w:pPr>
+    </w:p>
+    <w:p>
+      <w:pPr>
+        <w:pStyle w:val="ListParagraph"/>
+        <w:numPr>
+          <w:ilvl w:val="0"/>
+          <w:numId w:val="39"/>
+        </w:numPr>
+        <w:jc w:val="both"/>
+        <w:rPr>
+          <w:b/>
+          <w:bCs/>
+          <w:sz w:val="32"/>
+          <w:szCs w:val="32"/>
+        </w:rPr>
+      </w:pPr>
+      <w:r>
+        <w:rPr>
+          <w:b/>
+          <w:bCs/>
+          <w:sz w:val="32"/>
+          <w:szCs w:val="32"/>
+        </w:rPr>
+        <w:t>Backtracking</w:t>
+      </w:r>
+      <w:r>
+        <w:rPr>
+          <w:b/>
+          <w:bCs/>
+          <w:sz w:val="32"/>
+          <w:szCs w:val="32"/>
+        </w:rPr>
+        <w:t xml:space="preserve"> Flow</w:t>
+      </w:r>
+      <w:r>
+        <w:rPr>
+          <w:b/>
+          <w:bCs/>
+          <w:sz w:val="32"/>
+          <w:szCs w:val="32"/>
+        </w:rPr>
+        <w:t xml:space="preserve"> for Debugging:</w:t>
+      </w:r>
+    </w:p>
+    <w:p>
+      <w:pPr>
+        <w:jc w:val="both"/>
+        <w:rPr>
+          <w:sz w:val="32"/>
+          <w:szCs w:val="32"/>
+        </w:rPr>
+      </w:pPr>
+      <w:r>
+        <w:rPr>
+          <w:sz w:val="32"/>
+          <w:szCs w:val="32"/>
+        </w:rPr>
+        <w:t xml:space="preserve"># Software engineer thinks in </w:t>
+      </w:r>
+      <w:r>
+        <w:rPr>
+          <w:sz w:val="32"/>
+          <w:szCs w:val="32"/>
+        </w:rPr>
+        <w:t>in</w:t>
+      </w:r>
+      <w:r>
+        <w:rPr>
+          <w:sz w:val="32"/>
+          <w:szCs w:val="32"/>
+        </w:rPr>
+        <w:t>verse</w:t>
+      </w:r>
+      <w:r>
+        <w:rPr>
+          <w:sz w:val="32"/>
+          <w:szCs w:val="32"/>
+        </w:rPr>
+        <w:t xml:space="preserve"> (what to do when opposite of the condition is true)</w:t>
+      </w:r>
+      <w:r>
+        <w:rPr>
+          <w:sz w:val="32"/>
+          <w:szCs w:val="32"/>
+        </w:rPr>
+        <w:t xml:space="preserve"> or in </w:t>
+      </w:r>
+      <w:r>
+        <w:rPr>
+          <w:sz w:val="32"/>
+          <w:szCs w:val="32"/>
+        </w:rPr>
+        <w:t>re</w:t>
+      </w:r>
+      <w:r>
+        <w:rPr>
+          <w:sz w:val="32"/>
+          <w:szCs w:val="32"/>
+        </w:rPr>
+        <w:t xml:space="preserve">verse. Like thinking the </w:t>
+      </w:r>
+      <w:r>
+        <w:rPr>
+          <w:sz w:val="32"/>
+          <w:szCs w:val="32"/>
+        </w:rPr>
+        <w:t>opposite or inverse</w:t>
+      </w:r>
+      <w:r>
+        <w:rPr>
+          <w:sz w:val="32"/>
+          <w:szCs w:val="32"/>
+        </w:rPr>
+        <w:t xml:space="preserve"> of the condition</w:t>
+      </w:r>
+      <w:r>
+        <w:rPr>
+          <w:sz w:val="32"/>
+          <w:szCs w:val="32"/>
+        </w:rPr>
+        <w:t xml:space="preserve"> and what to do</w:t>
+      </w:r>
+      <w:r>
+        <w:rPr>
+          <w:b/>
+          <w:bCs/>
+          <w:sz w:val="32"/>
+          <w:szCs w:val="32"/>
+        </w:rPr>
+        <w:t xml:space="preserve"> </w:t>
+      </w:r>
+      <w:r>
+        <w:rPr>
+          <w:sz w:val="32"/>
+          <w:szCs w:val="32"/>
+        </w:rPr>
+        <w:t>(</w:t>
+      </w:r>
+      <w:r>
+        <w:rPr>
+          <w:b/>
+          <w:bCs/>
+          <w:sz w:val="32"/>
+          <w:szCs w:val="32"/>
+        </w:rPr>
+        <w:t>if(!codition) return</w:t>
+      </w:r>
+      <w:r>
+        <w:rPr>
+          <w:b/>
+          <w:bCs/>
+          <w:sz w:val="32"/>
+          <w:szCs w:val="32"/>
+        </w:rPr>
+        <w:t>)</w:t>
+      </w:r>
+      <w:r>
+        <w:rPr>
+          <w:sz w:val="32"/>
+          <w:szCs w:val="32"/>
+        </w:rPr>
+        <w:t>)</w:t>
+      </w:r>
+      <w:r>
+        <w:rPr>
+          <w:sz w:val="32"/>
+          <w:szCs w:val="32"/>
+        </w:rPr>
+        <w:t xml:space="preserve"> </w:t>
+      </w:r>
+      <w:r>
+        <w:rPr>
+          <w:sz w:val="32"/>
+          <w:szCs w:val="32"/>
+        </w:rPr>
+        <w:t xml:space="preserve">this ensures less code, less </w:t>
+      </w:r>
+      <w:r>
+        <w:rPr>
+          <w:b/>
+          <w:bCs/>
+          <w:sz w:val="32"/>
+          <w:szCs w:val="32"/>
+        </w:rPr>
+        <w:t>if-else</w:t>
+      </w:r>
+      <w:r>
+        <w:rPr>
+          <w:sz w:val="32"/>
+          <w:szCs w:val="32"/>
+        </w:rPr>
+        <w:t xml:space="preserve"> nesting and increases Readability. Same approach is for Backtracking, if we face bug instead of debugging from where the Code Flow is starting, debug from where the Code Flow ends with result and go in reverse. This way we can spot bugs more easily.</w:t>
+      </w:r>
+    </w:p>
+    <w:p>
+      <w:pPr>
+        <w:jc w:val="both"/>
+        <w:rPr>
+          <w:sz w:val="32"/>
+          <w:szCs w:val="32"/>
+        </w:rPr>
+      </w:pPr>
+    </w:p>
+    <w:p>
+      <w:pPr>
+        <w:jc w:val="center"/>
+        <w:rPr>
+          <w:sz w:val="32"/>
+          <w:szCs w:val="32"/>
+        </w:rPr>
+      </w:pPr>
+      <w:r>
+        <w:rPr>
+          <w:sz w:val="32"/>
+          <w:szCs w:val="32"/>
+        </w:rPr>
+        <w:t>Break</w:t>
+      </w:r>
+    </w:p>
+    <w:p>
+      <w:pPr>
+        <w:jc w:val="both"/>
+        <w:rPr>
+          <w:sz w:val="32"/>
+          <w:szCs w:val="32"/>
+        </w:rPr>
+      </w:pPr>
+    </w:p>
+    <w:p>
+      <w:pPr>
+        <w:jc w:val="both"/>
+        <w:rPr>
+          <w:b/>
+          <w:bCs/>
+          <w:sz w:val="32"/>
+          <w:szCs w:val="32"/>
+        </w:rPr>
+      </w:pPr>
+      <w:r>
+        <w:rPr>
+          <w:b/>
+          <w:bCs/>
+          <w:sz w:val="32"/>
+          <w:szCs w:val="32"/>
+        </w:rPr>
         <w:t xml:space="preserve">Three core </w:t>
       </w:r>
       <w:r>
@@ -1205,6 +1918,7 @@
           <w:sz w:val="32"/>
           <w:szCs w:val="32"/>
         </w:rPr>
+        <w:lastRenderedPageBreak/>
         <w:t>Do we actually need this?</w:t>
       </w:r>
     </w:p>
@@ -1226,7 +1940,6 @@
           <w:sz w:val="32"/>
           <w:szCs w:val="32"/>
         </w:rPr>
-        <w:lastRenderedPageBreak/>
         <w:t>Can we solve this with less?</w:t>
       </w:r>
     </w:p>
@@ -1277,44 +1990,62 @@
           <w:sz w:val="32"/>
           <w:szCs w:val="32"/>
         </w:rPr>
-        <w:t>Think in Systems (not components):</w:t>
-      </w:r>
-    </w:p>
-    <w:p>
-      <w:pPr>
-        <w:jc w:val="both"/>
-        <w:rPr>
-          <w:sz w:val="32"/>
-          <w:szCs w:val="32"/>
-        </w:rPr>
-      </w:pPr>
-      <w:r>
-        <w:rPr>
-          <w:sz w:val="32"/>
-          <w:szCs w:val="32"/>
-        </w:rPr>
-        <w:t xml:space="preserve"># </w:t>
-      </w:r>
-      <w:r>
-        <w:rPr>
-          <w:sz w:val="32"/>
-          <w:szCs w:val="32"/>
-        </w:rPr>
-        <w:t>Nothing in programming exist in isolation.</w:t>
-      </w:r>
-      <w:r>
-        <w:rPr>
-          <w:sz w:val="32"/>
-          <w:szCs w:val="32"/>
-        </w:rPr>
-        <w:t xml:space="preserve"> Our function just doesn’t run it calls something and that calls other things.</w:t>
-      </w:r>
-      <w:r>
-        <w:rPr>
-          <w:sz w:val="32"/>
-          <w:szCs w:val="32"/>
-        </w:rPr>
-        <w:t xml:space="preserve"> Find out how the functions are talking to each other and track them for debugging.</w:t>
+        <w:t>Think in Systems Not Components:</w:t>
+      </w:r>
+    </w:p>
+    <w:p>
+      <w:pPr>
+        <w:jc w:val="both"/>
+        <w:rPr>
+          <w:sz w:val="32"/>
+          <w:szCs w:val="32"/>
+        </w:rPr>
+      </w:pPr>
+      <w:r>
+        <w:rPr>
+          <w:sz w:val="32"/>
+          <w:szCs w:val="32"/>
+        </w:rPr>
+        <w:t># Nothing in programming exist in isolation. Our function just doesn’t run it calls something and that calls other things. Find out how the functions are talking to each other</w:t>
+      </w:r>
+      <w:r>
+        <w:rPr>
+          <w:sz w:val="32"/>
+          <w:szCs w:val="32"/>
+        </w:rPr>
+        <w:t xml:space="preserve"> (the Code Flow)</w:t>
+      </w:r>
+      <w:r>
+        <w:rPr>
+          <w:sz w:val="32"/>
+          <w:szCs w:val="32"/>
+        </w:rPr>
+        <w:t xml:space="preserve"> and track them for debugging.</w:t>
+      </w:r>
+    </w:p>
+    <w:p>
+      <w:pPr>
+        <w:jc w:val="both"/>
+        <w:rPr>
+          <w:sz w:val="32"/>
+          <w:szCs w:val="32"/>
+        </w:rPr>
+      </w:pPr>
+    </w:p>
+    <w:p>
+      <w:pPr>
+        <w:jc w:val="center"/>
+        <w:rPr>
+          <w:sz w:val="32"/>
+          <w:szCs w:val="32"/>
+        </w:rPr>
+      </w:pPr>
+      <w:r>
+        <w:rPr>
+          <w:sz w:val="32"/>
+          <w:szCs w:val="32"/>
+        </w:rPr>
+        <w:t>Break</w:t>
       </w:r>
     </w:p>
     <w:p>
@@ -1517,6 +2248,7 @@
           <w:sz w:val="32"/>
           <w:szCs w:val="32"/>
         </w:rPr>
+        <w:lastRenderedPageBreak/>
         <w:tab/>
       </w:r>
       <w:r>
@@ -1799,7 +2531,6 @@
           <w:sz w:val="32"/>
           <w:szCs w:val="32"/>
         </w:rPr>
-        <w:lastRenderedPageBreak/>
         <w:t>Memory</w:t>
       </w:r>
     </w:p>
@@ -1905,6 +2636,31 @@
     </w:p>
     <w:p>
       <w:pPr>
+        <w:jc w:val="center"/>
+        <w:rPr>
+          <w:sz w:val="32"/>
+          <w:szCs w:val="32"/>
+        </w:rPr>
+      </w:pPr>
+      <w:r>
+        <w:rPr>
+          <w:sz w:val="32"/>
+          <w:szCs w:val="32"/>
+        </w:rPr>
+        <w:t>Break</w:t>
+      </w:r>
+    </w:p>
+    <w:p>
+      <w:pPr>
+        <w:jc w:val="both"/>
+        <w:rPr>
+          <w:sz w:val="32"/>
+          <w:szCs w:val="32"/>
+        </w:rPr>
+      </w:pPr>
+    </w:p>
+    <w:p>
+      <w:pPr>
         <w:jc w:val="both"/>
         <w:rPr>
           <w:b/>
@@ -2217,6 +2973,7 @@
           <w:sz w:val="32"/>
           <w:szCs w:val="32"/>
         </w:rPr>
+        <w:lastRenderedPageBreak/>
         <w:t xml:space="preserve">        return self.__name</w:t>
       </w:r>
     </w:p>
@@ -2305,7 +3062,600 @@
           <w:sz w:val="32"/>
           <w:szCs w:val="32"/>
         </w:rPr>
+        <w:t xml:space="preserve">        self.__price = price</w:t>
+      </w:r>
+    </w:p>
+    <w:p>
+      <w:pPr>
+        <w:jc w:val="both"/>
+        <w:rPr>
+          <w:b/>
+          <w:bCs/>
+          <w:color w:val="D86DCB" w:themeColor="accent5" w:themeTint="99"/>
+          <w:sz w:val="32"/>
+          <w:szCs w:val="32"/>
+        </w:rPr>
+      </w:pPr>
+      <w:r>
+        <w:rPr>
+          <w:b/>
+          <w:bCs/>
+          <w:color w:val="D86DCB" w:themeColor="accent5" w:themeTint="99"/>
+          <w:sz w:val="32"/>
+          <w:szCs w:val="32"/>
+        </w:rPr>
+        <w:t xml:space="preserve">    def apply_discount(self, pct):</w:t>
+      </w:r>
+    </w:p>
+    <w:p>
+      <w:pPr>
+        <w:jc w:val="both"/>
+        <w:rPr>
+          <w:b/>
+          <w:bCs/>
+          <w:color w:val="D86DCB" w:themeColor="accent5" w:themeTint="99"/>
+          <w:sz w:val="32"/>
+          <w:szCs w:val="32"/>
+        </w:rPr>
+      </w:pPr>
+      <w:r>
+        <w:rPr>
+          <w:b/>
+          <w:bCs/>
+          <w:color w:val="D86DCB" w:themeColor="accent5" w:themeTint="99"/>
+          <w:sz w:val="32"/>
+          <w:szCs w:val="32"/>
+        </w:rPr>
+        <w:t xml:space="preserve">        return  self.__price * (1 - pct/100)</w:t>
+      </w:r>
+    </w:p>
+    <w:p>
+      <w:pPr>
+        <w:jc w:val="both"/>
+        <w:rPr>
+          <w:b/>
+          <w:bCs/>
+          <w:color w:val="D86DCB" w:themeColor="accent5" w:themeTint="99"/>
+          <w:sz w:val="32"/>
+          <w:szCs w:val="32"/>
+        </w:rPr>
+      </w:pPr>
+    </w:p>
+    <w:p>
+      <w:pPr>
+        <w:jc w:val="both"/>
+        <w:rPr>
+          <w:b/>
+          <w:bCs/>
+          <w:color w:val="D86DCB" w:themeColor="accent5" w:themeTint="99"/>
+          <w:sz w:val="32"/>
+          <w:szCs w:val="32"/>
+        </w:rPr>
+      </w:pPr>
+      <w:r>
+        <w:rPr>
+          <w:b/>
+          <w:bCs/>
+          <w:color w:val="D86DCB" w:themeColor="accent5" w:themeTint="99"/>
+          <w:sz w:val="32"/>
+          <w:szCs w:val="32"/>
+        </w:rPr>
+        <w:t>class Subscription:</w:t>
+      </w:r>
+    </w:p>
+    <w:p>
+      <w:pPr>
+        <w:jc w:val="both"/>
+        <w:rPr>
+          <w:b/>
+          <w:bCs/>
+          <w:color w:val="D86DCB" w:themeColor="accent5" w:themeTint="99"/>
+          <w:sz w:val="32"/>
+          <w:szCs w:val="32"/>
+        </w:rPr>
+      </w:pPr>
+      <w:r>
+        <w:rPr>
+          <w:b/>
+          <w:bCs/>
+          <w:color w:val="D86DCB" w:themeColor="accent5" w:themeTint="99"/>
+          <w:sz w:val="32"/>
+          <w:szCs w:val="32"/>
+        </w:rPr>
+        <w:t xml:space="preserve">    __monthly = 0.0</w:t>
+      </w:r>
+    </w:p>
+    <w:p>
+      <w:pPr>
+        <w:jc w:val="both"/>
+        <w:rPr>
+          <w:b/>
+          <w:bCs/>
+          <w:color w:val="D86DCB" w:themeColor="accent5" w:themeTint="99"/>
+          <w:sz w:val="32"/>
+          <w:szCs w:val="32"/>
+        </w:rPr>
+      </w:pPr>
+      <w:r>
+        <w:rPr>
+          <w:b/>
+          <w:bCs/>
+          <w:color w:val="D86DCB" w:themeColor="accent5" w:themeTint="99"/>
+          <w:sz w:val="32"/>
+          <w:szCs w:val="32"/>
+        </w:rPr>
+        <w:t xml:space="preserve">    __months = 0</w:t>
+      </w:r>
+    </w:p>
+    <w:p>
+      <w:pPr>
+        <w:jc w:val="both"/>
+        <w:rPr>
+          <w:b/>
+          <w:bCs/>
+          <w:color w:val="D86DCB" w:themeColor="accent5" w:themeTint="99"/>
+          <w:sz w:val="32"/>
+          <w:szCs w:val="32"/>
+        </w:rPr>
+      </w:pPr>
+      <w:r>
+        <w:rPr>
+          <w:b/>
+          <w:bCs/>
+          <w:color w:val="D86DCB" w:themeColor="accent5" w:themeTint="99"/>
+          <w:sz w:val="32"/>
+          <w:szCs w:val="32"/>
+        </w:rPr>
+        <w:t xml:space="preserve">    def apply_discount(self):</w:t>
+      </w:r>
+    </w:p>
+    <w:p>
+      <w:pPr>
+        <w:jc w:val="both"/>
+        <w:rPr>
+          <w:b/>
+          <w:bCs/>
+          <w:color w:val="D86DCB" w:themeColor="accent5" w:themeTint="99"/>
+          <w:sz w:val="32"/>
+          <w:szCs w:val="32"/>
+        </w:rPr>
+      </w:pPr>
+      <w:r>
+        <w:rPr>
+          <w:b/>
+          <w:bCs/>
+          <w:color w:val="D86DCB" w:themeColor="accent5" w:themeTint="99"/>
+          <w:sz w:val="32"/>
+          <w:szCs w:val="32"/>
+        </w:rPr>
+        <w:t xml:space="preserve">        if self.__months &gt; 12:</w:t>
+      </w:r>
+    </w:p>
+    <w:p>
+      <w:pPr>
+        <w:jc w:val="both"/>
+        <w:rPr>
+          <w:b/>
+          <w:bCs/>
+          <w:color w:val="D86DCB" w:themeColor="accent5" w:themeTint="99"/>
+          <w:sz w:val="32"/>
+          <w:szCs w:val="32"/>
+        </w:rPr>
+      </w:pPr>
+      <w:r>
+        <w:rPr>
+          <w:b/>
+          <w:bCs/>
+          <w:color w:val="D86DCB" w:themeColor="accent5" w:themeTint="99"/>
+          <w:sz w:val="32"/>
+          <w:szCs w:val="32"/>
+        </w:rPr>
+        <w:t xml:space="preserve">            return self.__monthly * 0.8</w:t>
+      </w:r>
+    </w:p>
+    <w:p>
+      <w:pPr>
+        <w:jc w:val="both"/>
+        <w:rPr>
+          <w:b/>
+          <w:bCs/>
+          <w:color w:val="D86DCB" w:themeColor="accent5" w:themeTint="99"/>
+          <w:sz w:val="32"/>
+          <w:szCs w:val="32"/>
+        </w:rPr>
+      </w:pPr>
+      <w:r>
+        <w:rPr>
+          <w:b/>
+          <w:bCs/>
+          <w:color w:val="D86DCB" w:themeColor="accent5" w:themeTint="99"/>
+          <w:sz w:val="32"/>
+          <w:szCs w:val="32"/>
+        </w:rPr>
+        <w:t xml:space="preserve">        return self.__monthly</w:t>
+      </w:r>
+    </w:p>
+    <w:p>
+      <w:pPr>
+        <w:jc w:val="both"/>
+        <w:rPr>
+          <w:b/>
+          <w:bCs/>
+          <w:color w:val="D86DCB" w:themeColor="accent5" w:themeTint="99"/>
+          <w:sz w:val="32"/>
+          <w:szCs w:val="32"/>
+        </w:rPr>
+      </w:pPr>
+      <w:r>
+        <w:rPr>
+          <w:b/>
+          <w:bCs/>
+          <w:color w:val="D86DCB" w:themeColor="accent5" w:themeTint="99"/>
+          <w:sz w:val="32"/>
+          <w:szCs w:val="32"/>
+        </w:rPr>
+        <w:t xml:space="preserve">    </w:t>
+      </w:r>
+    </w:p>
+    <w:p>
+      <w:pPr>
+        <w:jc w:val="both"/>
+        <w:rPr>
+          <w:b/>
+          <w:bCs/>
+          <w:color w:val="D86DCB" w:themeColor="accent5" w:themeTint="99"/>
+          <w:sz w:val="32"/>
+          <w:szCs w:val="32"/>
+        </w:rPr>
+      </w:pPr>
+      <w:r>
+        <w:rPr>
+          <w:b/>
+          <w:bCs/>
+          <w:color w:val="D86DCB" w:themeColor="accent5" w:themeTint="99"/>
+          <w:sz w:val="32"/>
+          <w:szCs w:val="32"/>
+        </w:rPr>
+        <w:t>p = Product()</w:t>
+      </w:r>
+    </w:p>
+    <w:p>
+      <w:pPr>
+        <w:jc w:val="both"/>
+        <w:rPr>
+          <w:b/>
+          <w:bCs/>
+          <w:color w:val="D86DCB" w:themeColor="accent5" w:themeTint="99"/>
+          <w:sz w:val="32"/>
+          <w:szCs w:val="32"/>
+        </w:rPr>
+      </w:pPr>
+      <w:r>
+        <w:rPr>
+          <w:b/>
+          <w:bCs/>
+          <w:color w:val="D86DCB" w:themeColor="accent5" w:themeTint="99"/>
+          <w:sz w:val="32"/>
+          <w:szCs w:val="32"/>
+        </w:rPr>
+        <w:t>qty = 10</w:t>
+      </w:r>
+    </w:p>
+    <w:p>
+      <w:pPr>
+        <w:jc w:val="both"/>
+        <w:rPr>
+          <w:b/>
+          <w:bCs/>
+          <w:color w:val="D86DCB" w:themeColor="accent5" w:themeTint="99"/>
+          <w:sz w:val="32"/>
+          <w:szCs w:val="32"/>
+        </w:rPr>
+      </w:pPr>
+      <w:r>
+        <w:rPr>
+          <w:b/>
+          <w:bCs/>
+          <w:color w:val="D86DCB" w:themeColor="accent5" w:themeTint="99"/>
+          <w:sz w:val="32"/>
+          <w:szCs w:val="32"/>
+        </w:rPr>
+        <w:t>rate = 0.2</w:t>
+      </w:r>
+    </w:p>
+    <w:p>
+      <w:pPr>
+        <w:jc w:val="both"/>
+        <w:rPr>
+          <w:b/>
+          <w:bCs/>
+          <w:color w:val="D86DCB" w:themeColor="accent5" w:themeTint="99"/>
+          <w:sz w:val="32"/>
+          <w:szCs w:val="32"/>
+        </w:rPr>
+      </w:pPr>
+      <w:r>
+        <w:rPr>
+          <w:b/>
+          <w:bCs/>
+          <w:color w:val="D86DCB" w:themeColor="accent5" w:themeTint="99"/>
+          <w:sz w:val="32"/>
+          <w:szCs w:val="32"/>
+        </w:rPr>
+        <w:t>total = p.get_price() * qty # Data leaked</w:t>
+      </w:r>
+    </w:p>
+    <w:p>
+      <w:pPr>
+        <w:jc w:val="both"/>
+        <w:rPr>
+          <w:b/>
+          <w:bCs/>
+          <w:color w:val="D86DCB" w:themeColor="accent5" w:themeTint="99"/>
+          <w:sz w:val="32"/>
+          <w:szCs w:val="32"/>
+        </w:rPr>
+      </w:pPr>
+      <w:r>
+        <w:rPr>
+          <w:b/>
+          <w:bCs/>
+          <w:color w:val="D86DCB" w:themeColor="accent5" w:themeTint="99"/>
+          <w:sz w:val="32"/>
+          <w:szCs w:val="32"/>
+        </w:rPr>
+        <w:t>tax = p.get_price() * rate</w:t>
+      </w:r>
+    </w:p>
+    <w:p>
+      <w:pPr>
+        <w:jc w:val="both"/>
+        <w:rPr>
+          <w:sz w:val="32"/>
+          <w:szCs w:val="32"/>
+        </w:rPr>
+      </w:pPr>
+      <w:r>
+        <w:rPr>
+          <w:sz w:val="32"/>
+          <w:szCs w:val="32"/>
+        </w:rPr>
         <w:lastRenderedPageBreak/>
+        <w:t xml:space="preserve"># </w:t>
+      </w:r>
+      <w:r>
+        <w:rPr>
+          <w:sz w:val="32"/>
+          <w:szCs w:val="32"/>
+        </w:rPr>
+        <w:t>A pure Data Structure doesn’t have this problem. We have to put the business logic somewhere else like another class specifically for business logic or behavior</w:t>
+      </w:r>
+      <w:r>
+        <w:rPr>
+          <w:sz w:val="32"/>
+          <w:szCs w:val="32"/>
+        </w:rPr>
+        <w:t>.</w:t>
+      </w:r>
+    </w:p>
+    <w:p>
+      <w:pPr>
+        <w:jc w:val="both"/>
+        <w:rPr>
+          <w:sz w:val="32"/>
+          <w:szCs w:val="32"/>
+        </w:rPr>
+      </w:pPr>
+      <w:r>
+        <w:rPr>
+          <w:sz w:val="32"/>
+          <w:szCs w:val="32"/>
+        </w:rPr>
+        <w:t># Remember Objects hide data and expose behavior</w:t>
+      </w:r>
+      <w:r>
+        <w:rPr>
+          <w:sz w:val="32"/>
+          <w:szCs w:val="32"/>
+        </w:rPr>
+        <w:t xml:space="preserve"> where Data Structure expose data and skip behavior</w:t>
+      </w:r>
+    </w:p>
+    <w:p>
+      <w:pPr>
+        <w:jc w:val="both"/>
+        <w:rPr>
+          <w:b/>
+          <w:bCs/>
+          <w:color w:val="D86DCB" w:themeColor="accent5" w:themeTint="99"/>
+          <w:sz w:val="32"/>
+          <w:szCs w:val="32"/>
+        </w:rPr>
+      </w:pPr>
+      <w:r>
+        <w:rPr>
+          <w:b/>
+          <w:bCs/>
+          <w:color w:val="D86DCB" w:themeColor="accent5" w:themeTint="99"/>
+          <w:sz w:val="32"/>
+          <w:szCs w:val="32"/>
+        </w:rPr>
+        <w:t>class Product:</w:t>
+      </w:r>
+    </w:p>
+    <w:p>
+      <w:pPr>
+        <w:jc w:val="both"/>
+        <w:rPr>
+          <w:b/>
+          <w:bCs/>
+          <w:color w:val="D86DCB" w:themeColor="accent5" w:themeTint="99"/>
+          <w:sz w:val="32"/>
+          <w:szCs w:val="32"/>
+        </w:rPr>
+      </w:pPr>
+      <w:r>
+        <w:rPr>
+          <w:b/>
+          <w:bCs/>
+          <w:color w:val="D86DCB" w:themeColor="accent5" w:themeTint="99"/>
+          <w:sz w:val="32"/>
+          <w:szCs w:val="32"/>
+        </w:rPr>
+        <w:t xml:space="preserve">    __name = ''</w:t>
+      </w:r>
+    </w:p>
+    <w:p>
+      <w:pPr>
+        <w:jc w:val="both"/>
+        <w:rPr>
+          <w:b/>
+          <w:bCs/>
+          <w:color w:val="D86DCB" w:themeColor="accent5" w:themeTint="99"/>
+          <w:sz w:val="32"/>
+          <w:szCs w:val="32"/>
+        </w:rPr>
+      </w:pPr>
+      <w:r>
+        <w:rPr>
+          <w:b/>
+          <w:bCs/>
+          <w:color w:val="D86DCB" w:themeColor="accent5" w:themeTint="99"/>
+          <w:sz w:val="32"/>
+          <w:szCs w:val="32"/>
+        </w:rPr>
+        <w:t xml:space="preserve">    __price = 0.0</w:t>
+      </w:r>
+    </w:p>
+    <w:p>
+      <w:pPr>
+        <w:jc w:val="both"/>
+        <w:rPr>
+          <w:b/>
+          <w:bCs/>
+          <w:color w:val="D86DCB" w:themeColor="accent5" w:themeTint="99"/>
+          <w:sz w:val="32"/>
+          <w:szCs w:val="32"/>
+        </w:rPr>
+      </w:pPr>
+      <w:r>
+        <w:rPr>
+          <w:b/>
+          <w:bCs/>
+          <w:color w:val="D86DCB" w:themeColor="accent5" w:themeTint="99"/>
+          <w:sz w:val="32"/>
+          <w:szCs w:val="32"/>
+        </w:rPr>
+        <w:t xml:space="preserve">    def get_name(self):</w:t>
+      </w:r>
+    </w:p>
+    <w:p>
+      <w:pPr>
+        <w:jc w:val="both"/>
+        <w:rPr>
+          <w:b/>
+          <w:bCs/>
+          <w:color w:val="D86DCB" w:themeColor="accent5" w:themeTint="99"/>
+          <w:sz w:val="32"/>
+          <w:szCs w:val="32"/>
+        </w:rPr>
+      </w:pPr>
+      <w:r>
+        <w:rPr>
+          <w:b/>
+          <w:bCs/>
+          <w:color w:val="D86DCB" w:themeColor="accent5" w:themeTint="99"/>
+          <w:sz w:val="32"/>
+          <w:szCs w:val="32"/>
+        </w:rPr>
+        <w:t xml:space="preserve">        return self.__name</w:t>
+      </w:r>
+    </w:p>
+    <w:p>
+      <w:pPr>
+        <w:jc w:val="both"/>
+        <w:rPr>
+          <w:b/>
+          <w:bCs/>
+          <w:color w:val="D86DCB" w:themeColor="accent5" w:themeTint="99"/>
+          <w:sz w:val="32"/>
+          <w:szCs w:val="32"/>
+        </w:rPr>
+      </w:pPr>
+      <w:r>
+        <w:rPr>
+          <w:b/>
+          <w:bCs/>
+          <w:color w:val="D86DCB" w:themeColor="accent5" w:themeTint="99"/>
+          <w:sz w:val="32"/>
+          <w:szCs w:val="32"/>
+        </w:rPr>
+        <w:t xml:space="preserve">    def get_price(self):</w:t>
+      </w:r>
+    </w:p>
+    <w:p>
+      <w:pPr>
+        <w:jc w:val="both"/>
+        <w:rPr>
+          <w:b/>
+          <w:bCs/>
+          <w:color w:val="D86DCB" w:themeColor="accent5" w:themeTint="99"/>
+          <w:sz w:val="32"/>
+          <w:szCs w:val="32"/>
+        </w:rPr>
+      </w:pPr>
+      <w:r>
+        <w:rPr>
+          <w:b/>
+          <w:bCs/>
+          <w:color w:val="D86DCB" w:themeColor="accent5" w:themeTint="99"/>
+          <w:sz w:val="32"/>
+          <w:szCs w:val="32"/>
+        </w:rPr>
+        <w:t xml:space="preserve">        return self.__price</w:t>
+      </w:r>
+    </w:p>
+    <w:p>
+      <w:pPr>
+        <w:jc w:val="both"/>
+        <w:rPr>
+          <w:b/>
+          <w:bCs/>
+          <w:color w:val="D86DCB" w:themeColor="accent5" w:themeTint="99"/>
+          <w:sz w:val="32"/>
+          <w:szCs w:val="32"/>
+        </w:rPr>
+      </w:pPr>
+      <w:r>
+        <w:rPr>
+          <w:b/>
+          <w:bCs/>
+          <w:color w:val="D86DCB" w:themeColor="accent5" w:themeTint="99"/>
+          <w:sz w:val="32"/>
+          <w:szCs w:val="32"/>
+        </w:rPr>
+        <w:t xml:space="preserve">    def set_name(self, price):</w:t>
+      </w:r>
+    </w:p>
+    <w:p>
+      <w:pPr>
+        <w:jc w:val="both"/>
+        <w:rPr>
+          <w:b/>
+          <w:bCs/>
+          <w:color w:val="D86DCB" w:themeColor="accent5" w:themeTint="99"/>
+          <w:sz w:val="32"/>
+          <w:szCs w:val="32"/>
+        </w:rPr>
+      </w:pPr>
+      <w:r>
+        <w:rPr>
+          <w:b/>
+          <w:bCs/>
+          <w:color w:val="D86DCB" w:themeColor="accent5" w:themeTint="99"/>
+          <w:sz w:val="32"/>
+          <w:szCs w:val="32"/>
+        </w:rPr>
         <w:t xml:space="preserve">        self.__price = price</w:t>
       </w:r>
     </w:p>
@@ -2384,7 +3734,7 @@
           <w:sz w:val="32"/>
           <w:szCs w:val="32"/>
         </w:rPr>
-        <w:t>class Subscription:</w:t>
+        <w:t>class ProductPricing:</w:t>
       </w:r>
     </w:p>
     <w:p>
@@ -2406,7 +3756,7 @@
           <w:sz w:val="32"/>
           <w:szCs w:val="32"/>
         </w:rPr>
-        <w:t xml:space="preserve">    __monthly = 0.0</w:t>
+        <w:t xml:space="preserve">    def apply_discount(self, product = Product(), pct = 0.0):</w:t>
       </w:r>
     </w:p>
     <w:p>
@@ -2428,629 +3778,61 @@
           <w:sz w:val="32"/>
           <w:szCs w:val="32"/>
         </w:rPr>
-        <w:t xml:space="preserve">    __months = 0</w:t>
-      </w:r>
-    </w:p>
-    <w:p>
-      <w:pPr>
-        <w:jc w:val="both"/>
-        <w:rPr>
-          <w:b/>
-          <w:bCs/>
-          <w:color w:val="D86DCB" w:themeColor="accent5" w:themeTint="99"/>
-          <w:sz w:val="32"/>
-          <w:szCs w:val="32"/>
-        </w:rPr>
-      </w:pPr>
-      <w:r>
-        <w:rPr>
-          <w:b/>
-          <w:bCs/>
-          <w:color w:val="D86DCB" w:themeColor="accent5" w:themeTint="99"/>
-          <w:sz w:val="32"/>
-          <w:szCs w:val="32"/>
-        </w:rPr>
-        <w:t xml:space="preserve">    def apply_discount(self):</w:t>
-      </w:r>
-    </w:p>
-    <w:p>
-      <w:pPr>
-        <w:jc w:val="both"/>
-        <w:rPr>
-          <w:b/>
-          <w:bCs/>
-          <w:color w:val="D86DCB" w:themeColor="accent5" w:themeTint="99"/>
-          <w:sz w:val="32"/>
-          <w:szCs w:val="32"/>
-        </w:rPr>
-      </w:pPr>
-      <w:r>
-        <w:rPr>
-          <w:b/>
-          <w:bCs/>
-          <w:color w:val="D86DCB" w:themeColor="accent5" w:themeTint="99"/>
-          <w:sz w:val="32"/>
-          <w:szCs w:val="32"/>
-        </w:rPr>
-        <w:t xml:space="preserve">        if self.__months &gt; 12:</w:t>
-      </w:r>
-    </w:p>
-    <w:p>
-      <w:pPr>
-        <w:jc w:val="both"/>
-        <w:rPr>
-          <w:b/>
-          <w:bCs/>
-          <w:color w:val="D86DCB" w:themeColor="accent5" w:themeTint="99"/>
-          <w:sz w:val="32"/>
-          <w:szCs w:val="32"/>
-        </w:rPr>
-      </w:pPr>
-      <w:r>
-        <w:rPr>
-          <w:b/>
-          <w:bCs/>
-          <w:color w:val="D86DCB" w:themeColor="accent5" w:themeTint="99"/>
-          <w:sz w:val="32"/>
-          <w:szCs w:val="32"/>
-        </w:rPr>
-        <w:t xml:space="preserve">            return self.__monthly * 0.8</w:t>
-      </w:r>
-    </w:p>
-    <w:p>
-      <w:pPr>
-        <w:jc w:val="both"/>
-        <w:rPr>
-          <w:b/>
-          <w:bCs/>
-          <w:color w:val="D86DCB" w:themeColor="accent5" w:themeTint="99"/>
-          <w:sz w:val="32"/>
-          <w:szCs w:val="32"/>
-        </w:rPr>
-      </w:pPr>
-      <w:r>
-        <w:rPr>
-          <w:b/>
-          <w:bCs/>
-          <w:color w:val="D86DCB" w:themeColor="accent5" w:themeTint="99"/>
-          <w:sz w:val="32"/>
-          <w:szCs w:val="32"/>
-        </w:rPr>
-        <w:t xml:space="preserve">        return self.__monthly</w:t>
-      </w:r>
-    </w:p>
-    <w:p>
-      <w:pPr>
-        <w:jc w:val="both"/>
-        <w:rPr>
-          <w:b/>
-          <w:bCs/>
-          <w:color w:val="D86DCB" w:themeColor="accent5" w:themeTint="99"/>
-          <w:sz w:val="32"/>
-          <w:szCs w:val="32"/>
-        </w:rPr>
-      </w:pPr>
-      <w:r>
-        <w:rPr>
-          <w:b/>
-          <w:bCs/>
-          <w:color w:val="D86DCB" w:themeColor="accent5" w:themeTint="99"/>
-          <w:sz w:val="32"/>
-          <w:szCs w:val="32"/>
-        </w:rPr>
-        <w:t xml:space="preserve">    </w:t>
-      </w:r>
-    </w:p>
-    <w:p>
-      <w:pPr>
-        <w:jc w:val="both"/>
-        <w:rPr>
-          <w:b/>
-          <w:bCs/>
-          <w:color w:val="D86DCB" w:themeColor="accent5" w:themeTint="99"/>
-          <w:sz w:val="32"/>
-          <w:szCs w:val="32"/>
-        </w:rPr>
-      </w:pPr>
-      <w:r>
-        <w:rPr>
-          <w:b/>
-          <w:bCs/>
-          <w:color w:val="D86DCB" w:themeColor="accent5" w:themeTint="99"/>
-          <w:sz w:val="32"/>
-          <w:szCs w:val="32"/>
-        </w:rPr>
-        <w:t>p = Product()</w:t>
-      </w:r>
-    </w:p>
-    <w:p>
-      <w:pPr>
-        <w:jc w:val="both"/>
-        <w:rPr>
-          <w:b/>
-          <w:bCs/>
-          <w:color w:val="D86DCB" w:themeColor="accent5" w:themeTint="99"/>
-          <w:sz w:val="32"/>
-          <w:szCs w:val="32"/>
-        </w:rPr>
-      </w:pPr>
-      <w:r>
-        <w:rPr>
-          <w:b/>
-          <w:bCs/>
-          <w:color w:val="D86DCB" w:themeColor="accent5" w:themeTint="99"/>
-          <w:sz w:val="32"/>
-          <w:szCs w:val="32"/>
-        </w:rPr>
-        <w:t>qty = 10</w:t>
-      </w:r>
-    </w:p>
-    <w:p>
-      <w:pPr>
-        <w:jc w:val="both"/>
-        <w:rPr>
-          <w:b/>
-          <w:bCs/>
-          <w:color w:val="D86DCB" w:themeColor="accent5" w:themeTint="99"/>
-          <w:sz w:val="32"/>
-          <w:szCs w:val="32"/>
-        </w:rPr>
-      </w:pPr>
-      <w:r>
-        <w:rPr>
-          <w:b/>
-          <w:bCs/>
-          <w:color w:val="D86DCB" w:themeColor="accent5" w:themeTint="99"/>
-          <w:sz w:val="32"/>
-          <w:szCs w:val="32"/>
-        </w:rPr>
-        <w:t>rate = 0.2</w:t>
-      </w:r>
-    </w:p>
-    <w:p>
-      <w:pPr>
-        <w:jc w:val="both"/>
-        <w:rPr>
-          <w:b/>
-          <w:bCs/>
-          <w:color w:val="D86DCB" w:themeColor="accent5" w:themeTint="99"/>
-          <w:sz w:val="32"/>
-          <w:szCs w:val="32"/>
-        </w:rPr>
-      </w:pPr>
-      <w:r>
-        <w:rPr>
-          <w:b/>
-          <w:bCs/>
-          <w:color w:val="D86DCB" w:themeColor="accent5" w:themeTint="99"/>
-          <w:sz w:val="32"/>
-          <w:szCs w:val="32"/>
-        </w:rPr>
-        <w:t>total = p.get_price() * qty # Data leaked</w:t>
-      </w:r>
-    </w:p>
-    <w:p>
-      <w:pPr>
-        <w:jc w:val="both"/>
-        <w:rPr>
-          <w:b/>
-          <w:bCs/>
-          <w:color w:val="D86DCB" w:themeColor="accent5" w:themeTint="99"/>
-          <w:sz w:val="32"/>
-          <w:szCs w:val="32"/>
-        </w:rPr>
-      </w:pPr>
-      <w:r>
-        <w:rPr>
-          <w:b/>
-          <w:bCs/>
-          <w:color w:val="D86DCB" w:themeColor="accent5" w:themeTint="99"/>
-          <w:sz w:val="32"/>
-          <w:szCs w:val="32"/>
-        </w:rPr>
-        <w:t>tax = p.get_price() * rate</w:t>
-      </w:r>
-    </w:p>
-    <w:p>
-      <w:pPr>
-        <w:jc w:val="both"/>
-        <w:rPr>
-          <w:sz w:val="32"/>
-          <w:szCs w:val="32"/>
-        </w:rPr>
-      </w:pPr>
-      <w:r>
-        <w:rPr>
-          <w:sz w:val="32"/>
-          <w:szCs w:val="32"/>
-        </w:rPr>
-        <w:t xml:space="preserve"># </w:t>
-      </w:r>
-      <w:r>
-        <w:rPr>
-          <w:sz w:val="32"/>
-          <w:szCs w:val="32"/>
-        </w:rPr>
-        <w:t>A pure Data Structure doesn’t have this problem. We have to put the business logic somewhere else like another class specifically for business logic or behavior</w:t>
-      </w:r>
-      <w:r>
-        <w:rPr>
-          <w:sz w:val="32"/>
-          <w:szCs w:val="32"/>
-        </w:rPr>
-        <w:t>.</w:t>
-      </w:r>
-    </w:p>
-    <w:p>
-      <w:pPr>
-        <w:jc w:val="both"/>
-        <w:rPr>
-          <w:sz w:val="32"/>
-          <w:szCs w:val="32"/>
-        </w:rPr>
-      </w:pPr>
-      <w:r>
-        <w:rPr>
-          <w:sz w:val="32"/>
-          <w:szCs w:val="32"/>
-        </w:rPr>
-        <w:t># Remember Objects hide data and expose behavior</w:t>
-      </w:r>
-      <w:r>
-        <w:rPr>
-          <w:sz w:val="32"/>
-          <w:szCs w:val="32"/>
-        </w:rPr>
-        <w:t xml:space="preserve"> where Data Structure expose data and skip behavior</w:t>
-      </w:r>
-    </w:p>
-    <w:p>
-      <w:pPr>
-        <w:jc w:val="both"/>
-        <w:rPr>
-          <w:b/>
-          <w:bCs/>
-          <w:color w:val="D86DCB" w:themeColor="accent5" w:themeTint="99"/>
-          <w:sz w:val="32"/>
-          <w:szCs w:val="32"/>
-        </w:rPr>
-      </w:pPr>
-      <w:r>
-        <w:rPr>
-          <w:b/>
-          <w:bCs/>
-          <w:color w:val="D86DCB" w:themeColor="accent5" w:themeTint="99"/>
-          <w:sz w:val="32"/>
-          <w:szCs w:val="32"/>
-        </w:rPr>
-        <w:t>class Product:</w:t>
-      </w:r>
-    </w:p>
-    <w:p>
-      <w:pPr>
-        <w:jc w:val="both"/>
-        <w:rPr>
-          <w:b/>
-          <w:bCs/>
-          <w:color w:val="D86DCB" w:themeColor="accent5" w:themeTint="99"/>
-          <w:sz w:val="32"/>
-          <w:szCs w:val="32"/>
-        </w:rPr>
-      </w:pPr>
-      <w:r>
-        <w:rPr>
-          <w:b/>
-          <w:bCs/>
-          <w:color w:val="D86DCB" w:themeColor="accent5" w:themeTint="99"/>
+        <w:t xml:space="preserve">        return product.get_price() * (1 - pct/100)</w:t>
+      </w:r>
+    </w:p>
+    <w:p>
+      <w:pPr>
+        <w:jc w:val="both"/>
+        <w:rPr>
+          <w:sz w:val="32"/>
+          <w:szCs w:val="32"/>
+        </w:rPr>
+      </w:pPr>
+    </w:p>
+    <w:p>
+      <w:pPr>
+        <w:jc w:val="center"/>
+        <w:rPr>
+          <w:sz w:val="32"/>
+          <w:szCs w:val="32"/>
+        </w:rPr>
+      </w:pPr>
+      <w:r>
+        <w:rPr>
+          <w:sz w:val="32"/>
+          <w:szCs w:val="32"/>
+        </w:rPr>
+        <w:t>Break</w:t>
+      </w:r>
+    </w:p>
+    <w:p>
+      <w:pPr>
+        <w:jc w:val="both"/>
+        <w:rPr>
+          <w:sz w:val="32"/>
+          <w:szCs w:val="32"/>
+        </w:rPr>
+      </w:pPr>
+    </w:p>
+    <w:p>
+      <w:pPr>
+        <w:jc w:val="both"/>
+        <w:rPr>
+          <w:b/>
+          <w:bCs/>
+          <w:sz w:val="32"/>
+          <w:szCs w:val="32"/>
+        </w:rPr>
+      </w:pPr>
+      <w:r>
+        <w:rPr>
+          <w:b/>
+          <w:bCs/>
           <w:sz w:val="32"/>
           <w:szCs w:val="32"/>
         </w:rPr>
         <w:lastRenderedPageBreak/>
-        <w:t xml:space="preserve">    __name = ''</w:t>
-      </w:r>
-    </w:p>
-    <w:p>
-      <w:pPr>
-        <w:jc w:val="both"/>
-        <w:rPr>
-          <w:b/>
-          <w:bCs/>
-          <w:color w:val="D86DCB" w:themeColor="accent5" w:themeTint="99"/>
-          <w:sz w:val="32"/>
-          <w:szCs w:val="32"/>
-        </w:rPr>
-      </w:pPr>
-      <w:r>
-        <w:rPr>
-          <w:b/>
-          <w:bCs/>
-          <w:color w:val="D86DCB" w:themeColor="accent5" w:themeTint="99"/>
-          <w:sz w:val="32"/>
-          <w:szCs w:val="32"/>
-        </w:rPr>
-        <w:t xml:space="preserve">    __price = 0.0</w:t>
-      </w:r>
-    </w:p>
-    <w:p>
-      <w:pPr>
-        <w:jc w:val="both"/>
-        <w:rPr>
-          <w:b/>
-          <w:bCs/>
-          <w:color w:val="D86DCB" w:themeColor="accent5" w:themeTint="99"/>
-          <w:sz w:val="32"/>
-          <w:szCs w:val="32"/>
-        </w:rPr>
-      </w:pPr>
-      <w:r>
-        <w:rPr>
-          <w:b/>
-          <w:bCs/>
-          <w:color w:val="D86DCB" w:themeColor="accent5" w:themeTint="99"/>
-          <w:sz w:val="32"/>
-          <w:szCs w:val="32"/>
-        </w:rPr>
-        <w:t xml:space="preserve">    def get_name(self):</w:t>
-      </w:r>
-    </w:p>
-    <w:p>
-      <w:pPr>
-        <w:jc w:val="both"/>
-        <w:rPr>
-          <w:b/>
-          <w:bCs/>
-          <w:color w:val="D86DCB" w:themeColor="accent5" w:themeTint="99"/>
-          <w:sz w:val="32"/>
-          <w:szCs w:val="32"/>
-        </w:rPr>
-      </w:pPr>
-      <w:r>
-        <w:rPr>
-          <w:b/>
-          <w:bCs/>
-          <w:color w:val="D86DCB" w:themeColor="accent5" w:themeTint="99"/>
-          <w:sz w:val="32"/>
-          <w:szCs w:val="32"/>
-        </w:rPr>
-        <w:t xml:space="preserve">        return self.__name</w:t>
-      </w:r>
-    </w:p>
-    <w:p>
-      <w:pPr>
-        <w:jc w:val="both"/>
-        <w:rPr>
-          <w:b/>
-          <w:bCs/>
-          <w:color w:val="D86DCB" w:themeColor="accent5" w:themeTint="99"/>
-          <w:sz w:val="32"/>
-          <w:szCs w:val="32"/>
-        </w:rPr>
-      </w:pPr>
-      <w:r>
-        <w:rPr>
-          <w:b/>
-          <w:bCs/>
-          <w:color w:val="D86DCB" w:themeColor="accent5" w:themeTint="99"/>
-          <w:sz w:val="32"/>
-          <w:szCs w:val="32"/>
-        </w:rPr>
-        <w:t xml:space="preserve">    def get_price(self):</w:t>
-      </w:r>
-    </w:p>
-    <w:p>
-      <w:pPr>
-        <w:jc w:val="both"/>
-        <w:rPr>
-          <w:b/>
-          <w:bCs/>
-          <w:color w:val="D86DCB" w:themeColor="accent5" w:themeTint="99"/>
-          <w:sz w:val="32"/>
-          <w:szCs w:val="32"/>
-        </w:rPr>
-      </w:pPr>
-      <w:r>
-        <w:rPr>
-          <w:b/>
-          <w:bCs/>
-          <w:color w:val="D86DCB" w:themeColor="accent5" w:themeTint="99"/>
-          <w:sz w:val="32"/>
-          <w:szCs w:val="32"/>
-        </w:rPr>
-        <w:t xml:space="preserve">        return self.__price</w:t>
-      </w:r>
-    </w:p>
-    <w:p>
-      <w:pPr>
-        <w:jc w:val="both"/>
-        <w:rPr>
-          <w:b/>
-          <w:bCs/>
-          <w:color w:val="D86DCB" w:themeColor="accent5" w:themeTint="99"/>
-          <w:sz w:val="32"/>
-          <w:szCs w:val="32"/>
-        </w:rPr>
-      </w:pPr>
-      <w:r>
-        <w:rPr>
-          <w:b/>
-          <w:bCs/>
-          <w:color w:val="D86DCB" w:themeColor="accent5" w:themeTint="99"/>
-          <w:sz w:val="32"/>
-          <w:szCs w:val="32"/>
-        </w:rPr>
-        <w:t xml:space="preserve">    def set_name(self, price):</w:t>
-      </w:r>
-    </w:p>
-    <w:p>
-      <w:pPr>
-        <w:jc w:val="both"/>
-        <w:rPr>
-          <w:b/>
-          <w:bCs/>
-          <w:color w:val="D86DCB" w:themeColor="accent5" w:themeTint="99"/>
-          <w:sz w:val="32"/>
-          <w:szCs w:val="32"/>
-        </w:rPr>
-      </w:pPr>
-      <w:r>
-        <w:rPr>
-          <w:b/>
-          <w:bCs/>
-          <w:color w:val="D86DCB" w:themeColor="accent5" w:themeTint="99"/>
-          <w:sz w:val="32"/>
-          <w:szCs w:val="32"/>
-        </w:rPr>
-        <w:t xml:space="preserve">        self.__price = price</w:t>
-      </w:r>
-    </w:p>
-    <w:p>
-      <w:pPr>
-        <w:jc w:val="both"/>
-        <w:rPr>
-          <w:b/>
-          <w:bCs/>
-          <w:color w:val="D86DCB" w:themeColor="accent5" w:themeTint="99"/>
-          <w:sz w:val="32"/>
-          <w:szCs w:val="32"/>
-        </w:rPr>
-      </w:pPr>
-      <w:r>
-        <w:rPr>
-          <w:b/>
-          <w:bCs/>
-          <w:color w:val="D86DCB" w:themeColor="accent5" w:themeTint="99"/>
-          <w:sz w:val="32"/>
-          <w:szCs w:val="32"/>
-        </w:rPr>
-        <w:t xml:space="preserve">    def apply_discount(self, pct):</w:t>
-      </w:r>
-    </w:p>
-    <w:p>
-      <w:pPr>
-        <w:jc w:val="both"/>
-        <w:rPr>
-          <w:b/>
-          <w:bCs/>
-          <w:color w:val="D86DCB" w:themeColor="accent5" w:themeTint="99"/>
-          <w:sz w:val="32"/>
-          <w:szCs w:val="32"/>
-        </w:rPr>
-      </w:pPr>
-      <w:r>
-        <w:rPr>
-          <w:b/>
-          <w:bCs/>
-          <w:color w:val="D86DCB" w:themeColor="accent5" w:themeTint="99"/>
-          <w:sz w:val="32"/>
-          <w:szCs w:val="32"/>
-        </w:rPr>
-        <w:t xml:space="preserve">        return  self.__price * (1 - pct/100)</w:t>
-      </w:r>
-    </w:p>
-    <w:p>
-      <w:pPr>
-        <w:jc w:val="both"/>
-        <w:rPr>
-          <w:b/>
-          <w:bCs/>
-          <w:color w:val="D86DCB" w:themeColor="accent5" w:themeTint="99"/>
-          <w:sz w:val="32"/>
-          <w:szCs w:val="32"/>
-        </w:rPr>
-      </w:pPr>
-    </w:p>
-    <w:p>
-      <w:pPr>
-        <w:jc w:val="both"/>
-        <w:rPr>
-          <w:b/>
-          <w:bCs/>
-          <w:color w:val="D86DCB" w:themeColor="accent5" w:themeTint="99"/>
-          <w:sz w:val="32"/>
-          <w:szCs w:val="32"/>
-        </w:rPr>
-      </w:pPr>
-      <w:r>
-        <w:rPr>
-          <w:b/>
-          <w:bCs/>
-          <w:color w:val="D86DCB" w:themeColor="accent5" w:themeTint="99"/>
-          <w:sz w:val="32"/>
-          <w:szCs w:val="32"/>
-        </w:rPr>
-        <w:t>class ProductPricing:</w:t>
-      </w:r>
-    </w:p>
-    <w:p>
-      <w:pPr>
-        <w:jc w:val="both"/>
-        <w:rPr>
-          <w:b/>
-          <w:bCs/>
-          <w:color w:val="D86DCB" w:themeColor="accent5" w:themeTint="99"/>
-          <w:sz w:val="32"/>
-          <w:szCs w:val="32"/>
-        </w:rPr>
-      </w:pPr>
-      <w:r>
-        <w:rPr>
-          <w:b/>
-          <w:bCs/>
-          <w:color w:val="D86DCB" w:themeColor="accent5" w:themeTint="99"/>
-          <w:sz w:val="32"/>
-          <w:szCs w:val="32"/>
-        </w:rPr>
-        <w:t xml:space="preserve">    def apply_discount(self, product = Product(), pct = 0.0):</w:t>
-      </w:r>
-    </w:p>
-    <w:p>
-      <w:pPr>
-        <w:jc w:val="both"/>
-        <w:rPr>
-          <w:b/>
-          <w:bCs/>
-          <w:color w:val="D86DCB" w:themeColor="accent5" w:themeTint="99"/>
-          <w:sz w:val="32"/>
-          <w:szCs w:val="32"/>
-        </w:rPr>
-      </w:pPr>
-      <w:r>
-        <w:rPr>
-          <w:b/>
-          <w:bCs/>
-          <w:color w:val="D86DCB" w:themeColor="accent5" w:themeTint="99"/>
-          <w:sz w:val="32"/>
-          <w:szCs w:val="32"/>
-        </w:rPr>
-        <w:t xml:space="preserve">        return product.get_price() * (1 - pct/100)</w:t>
-      </w:r>
-    </w:p>
-    <w:p>
-      <w:pPr>
-        <w:jc w:val="both"/>
-        <w:rPr>
-          <w:sz w:val="32"/>
-          <w:szCs w:val="32"/>
-        </w:rPr>
-      </w:pPr>
-    </w:p>
-    <w:p>
-      <w:pPr>
-        <w:jc w:val="both"/>
-        <w:rPr>
-          <w:b/>
-          <w:bCs/>
-          <w:sz w:val="32"/>
-          <w:szCs w:val="32"/>
-        </w:rPr>
-      </w:pPr>
-      <w:r>
-        <w:rPr>
-          <w:b/>
-          <w:bCs/>
-          <w:sz w:val="32"/>
-          <w:szCs w:val="32"/>
-        </w:rPr>
         <w:t>Dynamic Programming:</w:t>
       </w:r>
     </w:p>
@@ -3148,7 +3930,6 @@
           <w:sz w:val="32"/>
           <w:szCs w:val="32"/>
         </w:rPr>
-        <w:lastRenderedPageBreak/>
         <w:t># Dynamic Programming algorithms keep track of subproblems and then use the optimal solutions to those subproblems to solve the larger problem.</w:t>
       </w:r>
     </w:p>
@@ -3298,6 +4079,7 @@
           <w:sz w:val="32"/>
           <w:szCs w:val="32"/>
         </w:rPr>
+        <w:lastRenderedPageBreak/>
         <w:t xml:space="preserve"># If all the subproblems in a larger problem need to be solved to get the right solution, then </w:t>
       </w:r>
       <w:r>
@@ -3360,300 +4142,325 @@
     </w:p>
     <w:p>
       <w:pPr>
-        <w:jc w:val="both"/>
-        <w:rPr>
-          <w:b/>
-          <w:bCs/>
-          <w:sz w:val="32"/>
-          <w:szCs w:val="32"/>
-        </w:rPr>
-      </w:pPr>
-      <w:r>
-        <w:rPr>
-          <w:b/>
-          <w:bCs/>
+        <w:jc w:val="center"/>
+        <w:rPr>
+          <w:sz w:val="32"/>
+          <w:szCs w:val="32"/>
+        </w:rPr>
+      </w:pPr>
+      <w:r>
+        <w:rPr>
+          <w:sz w:val="32"/>
+          <w:szCs w:val="32"/>
+        </w:rPr>
+        <w:t>Break</w:t>
+      </w:r>
+    </w:p>
+    <w:p>
+      <w:pPr>
+        <w:jc w:val="both"/>
+        <w:rPr>
+          <w:sz w:val="32"/>
+          <w:szCs w:val="32"/>
+        </w:rPr>
+      </w:pPr>
+    </w:p>
+    <w:p>
+      <w:pPr>
+        <w:jc w:val="both"/>
+        <w:rPr>
+          <w:b/>
+          <w:bCs/>
+          <w:sz w:val="32"/>
+          <w:szCs w:val="32"/>
+        </w:rPr>
+      </w:pPr>
+      <w:r>
+        <w:rPr>
+          <w:b/>
+          <w:bCs/>
+          <w:sz w:val="32"/>
+          <w:szCs w:val="32"/>
+        </w:rPr>
+        <w:t>IF Condition Inversing:</w:t>
+      </w:r>
+    </w:p>
+    <w:p>
+      <w:pPr>
+        <w:jc w:val="both"/>
+        <w:rPr>
+          <w:sz w:val="32"/>
+          <w:szCs w:val="32"/>
+        </w:rPr>
+      </w:pPr>
+      <w:r>
+        <w:rPr>
+          <w:sz w:val="32"/>
+          <w:szCs w:val="32"/>
+        </w:rPr>
+        <w:t xml:space="preserve"># Using </w:t>
+      </w:r>
+      <w:r>
+        <w:rPr>
+          <w:b/>
+          <w:bCs/>
+          <w:sz w:val="32"/>
+          <w:szCs w:val="32"/>
+        </w:rPr>
+        <w:t>if</w:t>
+      </w:r>
+      <w:r>
+        <w:rPr>
+          <w:sz w:val="32"/>
+          <w:szCs w:val="32"/>
+        </w:rPr>
+        <w:t xml:space="preserve"> block with the condition normally looks like this:</w:t>
+      </w:r>
+    </w:p>
+    <w:p>
+      <w:pPr>
+        <w:jc w:val="both"/>
+        <w:rPr>
+          <w:b/>
+          <w:bCs/>
+          <w:color w:val="D86DCB" w:themeColor="accent5" w:themeTint="99"/>
+          <w:sz w:val="32"/>
+          <w:szCs w:val="32"/>
+        </w:rPr>
+      </w:pPr>
+      <w:r>
+        <w:rPr>
+          <w:b/>
+          <w:bCs/>
+          <w:color w:val="D86DCB" w:themeColor="accent5" w:themeTint="99"/>
+          <w:sz w:val="32"/>
+          <w:szCs w:val="32"/>
+        </w:rPr>
+        <w:t>void onTap () {</w:t>
+      </w:r>
+    </w:p>
+    <w:p>
+      <w:pPr>
+        <w:jc w:val="both"/>
+        <w:rPr>
+          <w:b/>
+          <w:bCs/>
+          <w:color w:val="D86DCB" w:themeColor="accent5" w:themeTint="99"/>
+          <w:sz w:val="32"/>
+          <w:szCs w:val="32"/>
+        </w:rPr>
+      </w:pPr>
+      <w:r>
+        <w:rPr>
+          <w:b/>
+          <w:bCs/>
+          <w:color w:val="D86DCB" w:themeColor="accent5" w:themeTint="99"/>
+          <w:sz w:val="32"/>
+          <w:szCs w:val="32"/>
+        </w:rPr>
+        <w:t xml:space="preserve">   if (isSuccess) {</w:t>
+      </w:r>
+    </w:p>
+    <w:p>
+      <w:pPr>
+        <w:jc w:val="both"/>
+        <w:rPr>
+          <w:b/>
+          <w:bCs/>
+          <w:color w:val="D86DCB" w:themeColor="accent5" w:themeTint="99"/>
+          <w:sz w:val="32"/>
+          <w:szCs w:val="32"/>
+        </w:rPr>
+      </w:pPr>
+      <w:r>
+        <w:rPr>
+          <w:b/>
+          <w:bCs/>
+          <w:color w:val="D86DCB" w:themeColor="accent5" w:themeTint="99"/>
+          <w:sz w:val="32"/>
+          <w:szCs w:val="32"/>
+        </w:rPr>
+        <w:t xml:space="preserve">       // do something</w:t>
+      </w:r>
+    </w:p>
+    <w:p>
+      <w:pPr>
+        <w:jc w:val="both"/>
+        <w:rPr>
+          <w:b/>
+          <w:bCs/>
+          <w:color w:val="D86DCB" w:themeColor="accent5" w:themeTint="99"/>
+          <w:sz w:val="32"/>
+          <w:szCs w:val="32"/>
+        </w:rPr>
+      </w:pPr>
+      <w:r>
+        <w:rPr>
+          <w:b/>
+          <w:bCs/>
+          <w:color w:val="D86DCB" w:themeColor="accent5" w:themeTint="99"/>
+          <w:sz w:val="32"/>
+          <w:szCs w:val="32"/>
+        </w:rPr>
+        <w:t xml:space="preserve">   }</w:t>
+      </w:r>
+    </w:p>
+    <w:p>
+      <w:pPr>
+        <w:jc w:val="both"/>
+        <w:rPr>
+          <w:b/>
+          <w:bCs/>
+          <w:color w:val="D86DCB" w:themeColor="accent5" w:themeTint="99"/>
+          <w:sz w:val="32"/>
+          <w:szCs w:val="32"/>
+        </w:rPr>
+      </w:pPr>
+      <w:r>
+        <w:rPr>
+          <w:b/>
+          <w:bCs/>
+          <w:color w:val="D86DCB" w:themeColor="accent5" w:themeTint="99"/>
+          <w:sz w:val="32"/>
+          <w:szCs w:val="32"/>
+        </w:rPr>
+        <w:t>}</w:t>
+      </w:r>
+    </w:p>
+    <w:p>
+      <w:pPr>
+        <w:jc w:val="both"/>
+        <w:rPr>
+          <w:sz w:val="32"/>
+          <w:szCs w:val="32"/>
+        </w:rPr>
+      </w:pPr>
+      <w:r>
+        <w:rPr>
+          <w:sz w:val="32"/>
+          <w:szCs w:val="32"/>
+        </w:rPr>
+        <w:t># But if we use the inverse condition or not (</w:t>
+      </w:r>
+      <w:r>
+        <w:rPr>
+          <w:b/>
+          <w:bCs/>
+          <w:sz w:val="32"/>
+          <w:szCs w:val="32"/>
+        </w:rPr>
+        <w:t>!</w:t>
+      </w:r>
+      <w:r>
+        <w:rPr>
+          <w:sz w:val="32"/>
+          <w:szCs w:val="32"/>
+        </w:rPr>
+        <w:t>) then the code becomes</w:t>
+      </w:r>
+    </w:p>
+    <w:p>
+      <w:pPr>
+        <w:jc w:val="both"/>
+        <w:rPr>
+          <w:b/>
+          <w:bCs/>
+          <w:color w:val="D86DCB" w:themeColor="accent5" w:themeTint="99"/>
+          <w:sz w:val="32"/>
+          <w:szCs w:val="32"/>
+        </w:rPr>
+      </w:pPr>
+      <w:r>
+        <w:rPr>
+          <w:b/>
+          <w:bCs/>
+          <w:color w:val="D86DCB" w:themeColor="accent5" w:themeTint="99"/>
+          <w:sz w:val="32"/>
+          <w:szCs w:val="32"/>
+        </w:rPr>
+        <w:t>void onTap () {</w:t>
+      </w:r>
+    </w:p>
+    <w:p>
+      <w:pPr>
+        <w:jc w:val="both"/>
+        <w:rPr>
+          <w:b/>
+          <w:bCs/>
+          <w:color w:val="D86DCB" w:themeColor="accent5" w:themeTint="99"/>
+          <w:sz w:val="32"/>
+          <w:szCs w:val="32"/>
+        </w:rPr>
+      </w:pPr>
+      <w:r>
+        <w:rPr>
+          <w:b/>
+          <w:bCs/>
+          <w:color w:val="D86DCB" w:themeColor="accent5" w:themeTint="99"/>
+          <w:sz w:val="32"/>
+          <w:szCs w:val="32"/>
+        </w:rPr>
+        <w:t xml:space="preserve">   if (!isSuccess) return;</w:t>
+      </w:r>
+    </w:p>
+    <w:p>
+      <w:pPr>
+        <w:jc w:val="both"/>
+        <w:rPr>
+          <w:b/>
+          <w:bCs/>
+          <w:color w:val="D86DCB" w:themeColor="accent5" w:themeTint="99"/>
+          <w:sz w:val="32"/>
+          <w:szCs w:val="32"/>
+        </w:rPr>
+      </w:pPr>
+      <w:r>
+        <w:rPr>
+          <w:b/>
+          <w:bCs/>
+          <w:color w:val="D86DCB" w:themeColor="accent5" w:themeTint="99"/>
+          <w:sz w:val="32"/>
+          <w:szCs w:val="32"/>
+        </w:rPr>
+        <w:t xml:space="preserve">   // do something</w:t>
+      </w:r>
+    </w:p>
+    <w:p>
+      <w:pPr>
+        <w:jc w:val="both"/>
+        <w:rPr>
+          <w:b/>
+          <w:bCs/>
+          <w:color w:val="D86DCB" w:themeColor="accent5" w:themeTint="99"/>
+          <w:sz w:val="32"/>
+          <w:szCs w:val="32"/>
+        </w:rPr>
+      </w:pPr>
+      <w:r>
+        <w:rPr>
+          <w:b/>
+          <w:bCs/>
+          <w:color w:val="D86DCB" w:themeColor="accent5" w:themeTint="99"/>
+          <w:sz w:val="32"/>
+          <w:szCs w:val="32"/>
+        </w:rPr>
+        <w:t>}</w:t>
+      </w:r>
+    </w:p>
+    <w:p>
+      <w:pPr>
+        <w:jc w:val="both"/>
+        <w:rPr>
+          <w:sz w:val="32"/>
+          <w:szCs w:val="32"/>
+        </w:rPr>
+      </w:pPr>
+      <w:r>
+        <w:rPr>
           <w:sz w:val="32"/>
           <w:szCs w:val="32"/>
         </w:rPr>
         <w:lastRenderedPageBreak/>
-        <w:t>IF Condition Inversing:</w:t>
-      </w:r>
-    </w:p>
-    <w:p>
-      <w:pPr>
-        <w:jc w:val="both"/>
-        <w:rPr>
-          <w:sz w:val="32"/>
-          <w:szCs w:val="32"/>
-        </w:rPr>
-      </w:pPr>
-      <w:r>
-        <w:rPr>
-          <w:sz w:val="32"/>
-          <w:szCs w:val="32"/>
-        </w:rPr>
-        <w:t xml:space="preserve"># Using </w:t>
-      </w:r>
-      <w:r>
-        <w:rPr>
-          <w:b/>
-          <w:bCs/>
-          <w:sz w:val="32"/>
-          <w:szCs w:val="32"/>
-        </w:rPr>
-        <w:t>if</w:t>
-      </w:r>
-      <w:r>
-        <w:rPr>
-          <w:sz w:val="32"/>
-          <w:szCs w:val="32"/>
-        </w:rPr>
-        <w:t xml:space="preserve"> block with the condition normally looks like this:</w:t>
-      </w:r>
-    </w:p>
-    <w:p>
-      <w:pPr>
-        <w:jc w:val="both"/>
-        <w:rPr>
-          <w:b/>
-          <w:bCs/>
-          <w:color w:val="D86DCB" w:themeColor="accent5" w:themeTint="99"/>
-          <w:sz w:val="32"/>
-          <w:szCs w:val="32"/>
-        </w:rPr>
-      </w:pPr>
-      <w:r>
-        <w:rPr>
-          <w:b/>
-          <w:bCs/>
-          <w:color w:val="D86DCB" w:themeColor="accent5" w:themeTint="99"/>
-          <w:sz w:val="32"/>
-          <w:szCs w:val="32"/>
-        </w:rPr>
-        <w:t>void onTap () {</w:t>
-      </w:r>
-    </w:p>
-    <w:p>
-      <w:pPr>
-        <w:jc w:val="both"/>
-        <w:rPr>
-          <w:b/>
-          <w:bCs/>
-          <w:color w:val="D86DCB" w:themeColor="accent5" w:themeTint="99"/>
-          <w:sz w:val="32"/>
-          <w:szCs w:val="32"/>
-        </w:rPr>
-      </w:pPr>
-      <w:r>
-        <w:rPr>
-          <w:b/>
-          <w:bCs/>
-          <w:color w:val="D86DCB" w:themeColor="accent5" w:themeTint="99"/>
-          <w:sz w:val="32"/>
-          <w:szCs w:val="32"/>
-        </w:rPr>
-        <w:t xml:space="preserve">   if (isSuccess) {</w:t>
-      </w:r>
-    </w:p>
-    <w:p>
-      <w:pPr>
-        <w:jc w:val="both"/>
-        <w:rPr>
-          <w:b/>
-          <w:bCs/>
-          <w:color w:val="D86DCB" w:themeColor="accent5" w:themeTint="99"/>
-          <w:sz w:val="32"/>
-          <w:szCs w:val="32"/>
-        </w:rPr>
-      </w:pPr>
-      <w:r>
-        <w:rPr>
-          <w:b/>
-          <w:bCs/>
-          <w:color w:val="D86DCB" w:themeColor="accent5" w:themeTint="99"/>
-          <w:sz w:val="32"/>
-          <w:szCs w:val="32"/>
-        </w:rPr>
-        <w:t xml:space="preserve">       // do something</w:t>
-      </w:r>
-    </w:p>
-    <w:p>
-      <w:pPr>
-        <w:jc w:val="both"/>
-        <w:rPr>
-          <w:b/>
-          <w:bCs/>
-          <w:color w:val="D86DCB" w:themeColor="accent5" w:themeTint="99"/>
-          <w:sz w:val="32"/>
-          <w:szCs w:val="32"/>
-        </w:rPr>
-      </w:pPr>
-      <w:r>
-        <w:rPr>
-          <w:b/>
-          <w:bCs/>
-          <w:color w:val="D86DCB" w:themeColor="accent5" w:themeTint="99"/>
-          <w:sz w:val="32"/>
-          <w:szCs w:val="32"/>
-        </w:rPr>
-        <w:t xml:space="preserve">   }</w:t>
-      </w:r>
-    </w:p>
-    <w:p>
-      <w:pPr>
-        <w:jc w:val="both"/>
-        <w:rPr>
-          <w:b/>
-          <w:bCs/>
-          <w:color w:val="D86DCB" w:themeColor="accent5" w:themeTint="99"/>
-          <w:sz w:val="32"/>
-          <w:szCs w:val="32"/>
-        </w:rPr>
-      </w:pPr>
-      <w:r>
-        <w:rPr>
-          <w:b/>
-          <w:bCs/>
-          <w:color w:val="D86DCB" w:themeColor="accent5" w:themeTint="99"/>
-          <w:sz w:val="32"/>
-          <w:szCs w:val="32"/>
-        </w:rPr>
-        <w:t>}</w:t>
-      </w:r>
-    </w:p>
-    <w:p>
-      <w:pPr>
-        <w:jc w:val="both"/>
-        <w:rPr>
-          <w:sz w:val="32"/>
-          <w:szCs w:val="32"/>
-        </w:rPr>
-      </w:pPr>
-      <w:r>
-        <w:rPr>
-          <w:sz w:val="32"/>
-          <w:szCs w:val="32"/>
-        </w:rPr>
-        <w:t># But if we use the inverse condition or not (</w:t>
-      </w:r>
-      <w:r>
-        <w:rPr>
-          <w:b/>
-          <w:bCs/>
-          <w:sz w:val="32"/>
-          <w:szCs w:val="32"/>
-        </w:rPr>
-        <w:t>!</w:t>
-      </w:r>
-      <w:r>
-        <w:rPr>
-          <w:sz w:val="32"/>
-          <w:szCs w:val="32"/>
-        </w:rPr>
-        <w:t>) then the code becomes</w:t>
-      </w:r>
-    </w:p>
-    <w:p>
-      <w:pPr>
-        <w:jc w:val="both"/>
-        <w:rPr>
-          <w:b/>
-          <w:bCs/>
-          <w:color w:val="D86DCB" w:themeColor="accent5" w:themeTint="99"/>
-          <w:sz w:val="32"/>
-          <w:szCs w:val="32"/>
-        </w:rPr>
-      </w:pPr>
-      <w:r>
-        <w:rPr>
-          <w:b/>
-          <w:bCs/>
-          <w:color w:val="D86DCB" w:themeColor="accent5" w:themeTint="99"/>
-          <w:sz w:val="32"/>
-          <w:szCs w:val="32"/>
-        </w:rPr>
-        <w:t>void onTap () {</w:t>
-      </w:r>
-    </w:p>
-    <w:p>
-      <w:pPr>
-        <w:jc w:val="both"/>
-        <w:rPr>
-          <w:b/>
-          <w:bCs/>
-          <w:color w:val="D86DCB" w:themeColor="accent5" w:themeTint="99"/>
-          <w:sz w:val="32"/>
-          <w:szCs w:val="32"/>
-        </w:rPr>
-      </w:pPr>
-      <w:r>
-        <w:rPr>
-          <w:b/>
-          <w:bCs/>
-          <w:color w:val="D86DCB" w:themeColor="accent5" w:themeTint="99"/>
-          <w:sz w:val="32"/>
-          <w:szCs w:val="32"/>
-        </w:rPr>
-        <w:t xml:space="preserve">   if (!isSuccess) return;</w:t>
-      </w:r>
-    </w:p>
-    <w:p>
-      <w:pPr>
-        <w:jc w:val="both"/>
-        <w:rPr>
-          <w:b/>
-          <w:bCs/>
-          <w:color w:val="D86DCB" w:themeColor="accent5" w:themeTint="99"/>
-          <w:sz w:val="32"/>
-          <w:szCs w:val="32"/>
-        </w:rPr>
-      </w:pPr>
-      <w:r>
-        <w:rPr>
-          <w:b/>
-          <w:bCs/>
-          <w:color w:val="D86DCB" w:themeColor="accent5" w:themeTint="99"/>
-          <w:sz w:val="32"/>
-          <w:szCs w:val="32"/>
-        </w:rPr>
-        <w:t xml:space="preserve">   // do something</w:t>
-      </w:r>
-    </w:p>
-    <w:p>
-      <w:pPr>
-        <w:jc w:val="both"/>
-        <w:rPr>
-          <w:b/>
-          <w:bCs/>
-          <w:color w:val="D86DCB" w:themeColor="accent5" w:themeTint="99"/>
-          <w:sz w:val="32"/>
-          <w:szCs w:val="32"/>
-        </w:rPr>
-      </w:pPr>
-      <w:r>
-        <w:rPr>
-          <w:b/>
-          <w:bCs/>
-          <w:color w:val="D86DCB" w:themeColor="accent5" w:themeTint="99"/>
-          <w:sz w:val="32"/>
-          <w:szCs w:val="32"/>
-        </w:rPr>
-        <w:t>}</w:t>
-      </w:r>
-    </w:p>
-    <w:p>
-      <w:pPr>
-        <w:jc w:val="both"/>
-        <w:rPr>
-          <w:sz w:val="32"/>
-          <w:szCs w:val="32"/>
-        </w:rPr>
-      </w:pPr>
-      <w:r>
-        <w:rPr>
-          <w:sz w:val="32"/>
-          <w:szCs w:val="32"/>
-        </w:rPr>
         <w:t xml:space="preserve"># The code becomes shorter and more readable because </w:t>
       </w:r>
       <w:r>
@@ -3713,6 +4520,22 @@
           <w:szCs w:val="32"/>
         </w:rPr>
       </w:pPr>
+    </w:p>
+    <w:p>
+      <w:pPr>
+        <w:jc w:val="center"/>
+        <w:rPr>
+          <w:sz w:val="32"/>
+          <w:szCs w:val="32"/>
+        </w:rPr>
+      </w:pPr>
+      <w:r>
+        <w:rPr>
+          <w:sz w:val="32"/>
+          <w:szCs w:val="32"/>
+        </w:rPr>
+        <w:t>Break</w:t>
+      </w:r>
     </w:p>
     <w:p>
       <w:pPr>
@@ -3819,150 +4642,150 @@
           <w:sz w:val="32"/>
           <w:szCs w:val="32"/>
         </w:rPr>
+        <w:t>Storing a user object</w:t>
+      </w:r>
+    </w:p>
+    <w:p>
+      <w:pPr>
+        <w:jc w:val="both"/>
+        <w:rPr>
+          <w:sz w:val="32"/>
+          <w:szCs w:val="32"/>
+        </w:rPr>
+      </w:pPr>
+      <w:r>
+        <w:rPr>
+          <w:sz w:val="32"/>
+          <w:szCs w:val="32"/>
+        </w:rPr>
+        <w:t># The runtime reaches into RAM and carves out a chunk. Garbage collection (</w:t>
+      </w:r>
+      <w:r>
+        <w:rPr>
+          <w:b/>
+          <w:bCs/>
+          <w:sz w:val="32"/>
+          <w:szCs w:val="32"/>
+        </w:rPr>
+        <w:t>GC</w:t>
+      </w:r>
+      <w:r>
+        <w:rPr>
+          <w:sz w:val="32"/>
+          <w:szCs w:val="32"/>
+        </w:rPr>
+        <w:t>) is the automated system that gets those chunks back when our code no longer needs them.</w:t>
+      </w:r>
+    </w:p>
+    <w:p>
+      <w:pPr>
+        <w:jc w:val="both"/>
+        <w:rPr>
+          <w:sz w:val="32"/>
+          <w:szCs w:val="32"/>
+        </w:rPr>
+      </w:pPr>
+      <w:r>
+        <w:rPr>
+          <w:sz w:val="32"/>
+          <w:szCs w:val="32"/>
+        </w:rPr>
+        <w:t># In low-level languages like C, we own that responsibility ourself where we allocate, we free. Forget to free and that chunk sits in RAM forever, owned by no one, usable by nothing. That's a memory leak.</w:t>
+      </w:r>
+    </w:p>
+    <w:p>
+      <w:pPr>
+        <w:jc w:val="both"/>
+        <w:rPr>
+          <w:sz w:val="32"/>
+          <w:szCs w:val="32"/>
+        </w:rPr>
+      </w:pPr>
+      <w:r>
+        <w:rPr>
+          <w:sz w:val="32"/>
+          <w:szCs w:val="32"/>
+        </w:rPr>
+        <w:t xml:space="preserve"># Java, Python, </w:t>
+      </w:r>
+      <w:r>
+        <w:rPr>
+          <w:sz w:val="32"/>
+          <w:szCs w:val="32"/>
+        </w:rPr>
+        <w:t xml:space="preserve">Dart </w:t>
+      </w:r>
+      <w:r>
+        <w:rPr>
+          <w:sz w:val="32"/>
+          <w:szCs w:val="32"/>
+        </w:rPr>
+        <w:t>and JavaScript handles this automatically in runtime.</w:t>
+      </w:r>
+      <w:r>
+        <w:rPr>
+          <w:b/>
+          <w:bCs/>
+          <w:sz w:val="32"/>
+          <w:szCs w:val="32"/>
+        </w:rPr>
+        <w:t xml:space="preserve"> GC</w:t>
+      </w:r>
+      <w:r>
+        <w:rPr>
+          <w:sz w:val="32"/>
+          <w:szCs w:val="32"/>
+        </w:rPr>
+        <w:t xml:space="preserve"> runs in the background and reclaims what we've abandoned.</w:t>
+      </w:r>
+    </w:p>
+    <w:p>
+      <w:pPr>
+        <w:jc w:val="both"/>
+        <w:rPr>
+          <w:sz w:val="32"/>
+          <w:szCs w:val="32"/>
+        </w:rPr>
+      </w:pPr>
+      <w:r>
+        <w:rPr>
+          <w:sz w:val="32"/>
+          <w:szCs w:val="32"/>
+        </w:rPr>
+        <w:t xml:space="preserve"># The key insight is garbage = anything our code can no longer reach. </w:t>
+      </w:r>
+      <w:r>
+        <w:rPr>
+          <w:b/>
+          <w:bCs/>
+          <w:sz w:val="32"/>
+          <w:szCs w:val="32"/>
+        </w:rPr>
+        <w:t xml:space="preserve">GC </w:t>
+      </w:r>
+      <w:r>
+        <w:rPr>
+          <w:sz w:val="32"/>
+          <w:szCs w:val="32"/>
+        </w:rPr>
+        <w:t>hunts unreachable chunks, frees them, and repeats.</w:t>
+      </w:r>
+    </w:p>
+    <w:p>
+      <w:pPr>
+        <w:jc w:val="both"/>
+        <w:rPr>
+          <w:sz w:val="32"/>
+          <w:szCs w:val="32"/>
+        </w:rPr>
+      </w:pPr>
+      <w:r>
+        <w:rPr>
+          <w:noProof/>
+          <w:sz w:val="32"/>
+          <w:szCs w:val="32"/>
+        </w:rPr>
         <w:lastRenderedPageBreak/>
-        <w:t>Storing a user object</w:t>
-      </w:r>
-    </w:p>
-    <w:p>
-      <w:pPr>
-        <w:jc w:val="both"/>
-        <w:rPr>
-          <w:sz w:val="32"/>
-          <w:szCs w:val="32"/>
-        </w:rPr>
-      </w:pPr>
-      <w:r>
-        <w:rPr>
-          <w:sz w:val="32"/>
-          <w:szCs w:val="32"/>
-        </w:rPr>
-        <w:t># The runtime reaches into RAM and carves out a chunk. Garbage collection (</w:t>
-      </w:r>
-      <w:r>
-        <w:rPr>
-          <w:b/>
-          <w:bCs/>
-          <w:sz w:val="32"/>
-          <w:szCs w:val="32"/>
-        </w:rPr>
-        <w:t>GC</w:t>
-      </w:r>
-      <w:r>
-        <w:rPr>
-          <w:sz w:val="32"/>
-          <w:szCs w:val="32"/>
-        </w:rPr>
-        <w:t>) is the automated system that gets those chunks back when our code no longer needs them.</w:t>
-      </w:r>
-    </w:p>
-    <w:p>
-      <w:pPr>
-        <w:jc w:val="both"/>
-        <w:rPr>
-          <w:sz w:val="32"/>
-          <w:szCs w:val="32"/>
-        </w:rPr>
-      </w:pPr>
-      <w:r>
-        <w:rPr>
-          <w:sz w:val="32"/>
-          <w:szCs w:val="32"/>
-        </w:rPr>
-        <w:t># In low-level languages like C, we own that responsibility ourself where we allocate, we free. Forget to free and that chunk sits in RAM forever, owned by no one, usable by nothing. That's a memory leak.</w:t>
-      </w:r>
-    </w:p>
-    <w:p>
-      <w:pPr>
-        <w:jc w:val="both"/>
-        <w:rPr>
-          <w:sz w:val="32"/>
-          <w:szCs w:val="32"/>
-        </w:rPr>
-      </w:pPr>
-      <w:r>
-        <w:rPr>
-          <w:sz w:val="32"/>
-          <w:szCs w:val="32"/>
-        </w:rPr>
-        <w:t xml:space="preserve"># Java, Python, </w:t>
-      </w:r>
-      <w:r>
-        <w:rPr>
-          <w:sz w:val="32"/>
-          <w:szCs w:val="32"/>
-        </w:rPr>
-        <w:t xml:space="preserve">Dart </w:t>
-      </w:r>
-      <w:r>
-        <w:rPr>
-          <w:sz w:val="32"/>
-          <w:szCs w:val="32"/>
-        </w:rPr>
-        <w:t>and JavaScript handles this automatically in runtime.</w:t>
-      </w:r>
-      <w:r>
-        <w:rPr>
-          <w:b/>
-          <w:bCs/>
-          <w:sz w:val="32"/>
-          <w:szCs w:val="32"/>
-        </w:rPr>
-        <w:t xml:space="preserve"> GC</w:t>
-      </w:r>
-      <w:r>
-        <w:rPr>
-          <w:sz w:val="32"/>
-          <w:szCs w:val="32"/>
-        </w:rPr>
-        <w:t xml:space="preserve"> runs in the background and reclaims what we've abandoned.</w:t>
-      </w:r>
-    </w:p>
-    <w:p>
-      <w:pPr>
-        <w:jc w:val="both"/>
-        <w:rPr>
-          <w:sz w:val="32"/>
-          <w:szCs w:val="32"/>
-        </w:rPr>
-      </w:pPr>
-      <w:r>
-        <w:rPr>
-          <w:sz w:val="32"/>
-          <w:szCs w:val="32"/>
-        </w:rPr>
-        <w:t xml:space="preserve"># The key insight is garbage = anything our code can no longer reach. </w:t>
-      </w:r>
-      <w:r>
-        <w:rPr>
-          <w:b/>
-          <w:bCs/>
-          <w:sz w:val="32"/>
-          <w:szCs w:val="32"/>
-        </w:rPr>
-        <w:t xml:space="preserve">GC </w:t>
-      </w:r>
-      <w:r>
-        <w:rPr>
-          <w:sz w:val="32"/>
-          <w:szCs w:val="32"/>
-        </w:rPr>
-        <w:t>hunts unreachable chunks, frees them, and repeats.</w:t>
-      </w:r>
-    </w:p>
-    <w:p>
-      <w:pPr>
-        <w:jc w:val="both"/>
-        <w:rPr>
-          <w:sz w:val="32"/>
-          <w:szCs w:val="32"/>
-        </w:rPr>
-      </w:pPr>
-      <w:r>
-        <w:rPr>
-          <w:noProof/>
-          <w:sz w:val="32"/>
-          <w:szCs w:val="32"/>
-        </w:rPr>
         <w:drawing>
           <wp:inline distT="0" distB="0" distL="0" distR="0" wp14:anchorId="17636BB0" wp14:editId="2A78C721">
             <wp:extent cx="5731510" cy="3315970"/>
@@ -4029,7 +4852,6 @@
           <w:sz w:val="32"/>
           <w:szCs w:val="32"/>
         </w:rPr>
-        <w:lastRenderedPageBreak/>
         <w:t># Start from every known root (our running code, global variables). Trace every reference. Anything we couldn't reach during that trace is garbage, free it.</w:t>
       </w:r>
     </w:p>
@@ -4298,6 +5120,7 @@
           <w:sz w:val="32"/>
           <w:szCs w:val="32"/>
         </w:rPr>
+        <w:lastRenderedPageBreak/>
         <w:t>like</w:t>
       </w:r>
       <w:r>
@@ -4465,7 +5288,6 @@
           <w:sz w:val="32"/>
           <w:szCs w:val="32"/>
         </w:rPr>
-        <w:lastRenderedPageBreak/>
         <w:t>Young Space (Nursery):</w:t>
       </w:r>
       <w:r>
@@ -4644,6 +5466,7 @@
           <w:sz w:val="32"/>
           <w:szCs w:val="32"/>
         </w:rPr>
+        <w:lastRenderedPageBreak/>
         <w:t># Best for End Users, they consume the software without worrying about the backend</w:t>
       </w:r>
     </w:p>
@@ -4778,7 +5601,6 @@
           <w:sz w:val="32"/>
           <w:szCs w:val="32"/>
         </w:rPr>
-        <w:lastRenderedPageBreak/>
         <w:t># A platform for developers to build, test and deploy applications. “Build the software”</w:t>
       </w:r>
     </w:p>
@@ -5157,7 +5979,6 @@
           <w:sz w:val="32"/>
           <w:szCs w:val="32"/>
         </w:rPr>
-        <w:lastRenderedPageBreak/>
         <w:t># SSH has two keys:</w:t>
       </w:r>
     </w:p>
@@ -5473,6 +6294,7 @@
           <w:sz w:val="28"/>
           <w:szCs w:val="28"/>
         </w:rPr>
+        <w:lastRenderedPageBreak/>
         <w:t xml:space="preserve">     Internet</w:t>
       </w:r>
     </w:p>
@@ -5614,7 +6436,6 @@
           <w:sz w:val="28"/>
           <w:szCs w:val="28"/>
         </w:rPr>
-        <w:lastRenderedPageBreak/>
         <w:t xml:space="preserve">  |</w:t>
       </w:r>
     </w:p>
@@ -5844,6 +6665,7 @@
           <w:sz w:val="32"/>
           <w:szCs w:val="32"/>
         </w:rPr>
+        <w:lastRenderedPageBreak/>
         <w:t># SSH does not encrypt all traffic using public/private keys. That would be too slow.</w:t>
       </w:r>
     </w:p>
@@ -5955,7 +6777,6 @@
           <w:sz w:val="32"/>
           <w:szCs w:val="32"/>
         </w:rPr>
-        <w:lastRenderedPageBreak/>
         <w:t># The client and server mathematically agree on the same secret key without ever sending that secret across the network.</w:t>
       </w:r>
     </w:p>
@@ -6269,6 +7090,7 @@
           <w:sz w:val="32"/>
           <w:szCs w:val="32"/>
         </w:rPr>
+        <w:lastRenderedPageBreak/>
         <w:t xml:space="preserve"># </w:t>
       </w:r>
       <w:r>
@@ -6307,6 +7129,7 @@
           <w:ilvl w:val="0"/>
           <w:numId w:val="20"/>
         </w:numPr>
+        <w:ind w:left="360"/>
         <w:jc w:val="both"/>
         <w:rPr>
           <w:sz w:val="32"/>
@@ -6356,6 +7179,7 @@
           <w:ilvl w:val="0"/>
           <w:numId w:val="20"/>
         </w:numPr>
+        <w:ind w:left="360"/>
         <w:jc w:val="both"/>
         <w:rPr>
           <w:sz w:val="32"/>
@@ -6462,7 +7286,6 @@
           <w:sz w:val="32"/>
           <w:szCs w:val="32"/>
         </w:rPr>
-        <w:lastRenderedPageBreak/>
         <w:t>Then sends</w:t>
       </w:r>
       <w:r>
@@ -6919,6 +7742,7 @@
           <w:sz w:val="32"/>
           <w:szCs w:val="32"/>
         </w:rPr>
+        <w:lastRenderedPageBreak/>
         <w:t>You &lt;---&gt; Hacker &lt;---&gt; Server</w:t>
       </w:r>
     </w:p>
@@ -6991,7 +7815,6 @@
           <w:sz w:val="32"/>
           <w:szCs w:val="32"/>
         </w:rPr>
-        <w:lastRenderedPageBreak/>
         <w:t>Expected Key = ABC123</w:t>
       </w:r>
     </w:p>
@@ -7266,19 +8089,29 @@
       <w:pPr>
         <w:jc w:val="both"/>
         <w:rPr>
-          <w:b/>
-          <w:bCs/>
-          <w:sz w:val="32"/>
-          <w:szCs w:val="32"/>
-        </w:rPr>
-      </w:pPr>
-      <w:r>
-        <w:rPr>
-          <w:b/>
-          <w:bCs/>
-          <w:sz w:val="32"/>
-          <w:szCs w:val="32"/>
-        </w:rPr>
+          <w:sz w:val="32"/>
+          <w:szCs w:val="32"/>
+        </w:rPr>
+      </w:pPr>
+    </w:p>
+    <w:p>
+      <w:pPr>
+        <w:jc w:val="both"/>
+        <w:rPr>
+          <w:b/>
+          <w:bCs/>
+          <w:sz w:val="32"/>
+          <w:szCs w:val="32"/>
+        </w:rPr>
+      </w:pPr>
+      <w:r>
+        <w:rPr>
+          <w:b/>
+          <w:bCs/>
+          <w:sz w:val="32"/>
+          <w:szCs w:val="32"/>
+        </w:rPr>
+        <w:lastRenderedPageBreak/>
         <w:t>Mono-repo (Monolithic Repository):</w:t>
       </w:r>
     </w:p>
@@ -7402,7 +8235,6 @@
           <w:sz w:val="32"/>
           <w:szCs w:val="32"/>
         </w:rPr>
-        <w:lastRenderedPageBreak/>
         <w:t xml:space="preserve"># In normal Repository (Poly-repo), we might have one </w:t>
       </w:r>
       <w:r>
@@ -7860,6 +8692,7 @@
           <w:sz w:val="28"/>
           <w:szCs w:val="28"/>
         </w:rPr>
+        <w:lastRenderedPageBreak/>
         <w:t xml:space="preserve">│   </w:t>
       </w:r>
       <w:r>
@@ -8087,7 +8920,6 @@
           <w:sz w:val="28"/>
           <w:szCs w:val="28"/>
         </w:rPr>
-        <w:lastRenderedPageBreak/>
         <w:t>│   └── networking/</w:t>
       </w:r>
     </w:p>
@@ -8523,6 +9355,7 @@
           <w:sz w:val="32"/>
           <w:szCs w:val="32"/>
         </w:rPr>
+        <w:lastRenderedPageBreak/>
         <w:t># With a Mono-repo</w:t>
       </w:r>
       <w:r>
@@ -8666,7 +9499,6 @@
           <w:sz w:val="32"/>
           <w:szCs w:val="32"/>
         </w:rPr>
-        <w:lastRenderedPageBreak/>
         <w:t xml:space="preserve"># We can modify </w:t>
       </w:r>
       <w:r>
@@ -9169,538 +10001,14 @@
           <w:sz w:val="32"/>
           <w:szCs w:val="32"/>
         </w:rPr>
-        <w:lastRenderedPageBreak/>
-        <w:t># Think of MCP (Model Context Protocol) as USB-C for AI. Before MCP:</w:t>
-      </w:r>
-    </w:p>
-    <w:p>
-      <w:pPr>
-        <w:jc w:val="both"/>
-        <w:rPr>
-          <w:b/>
-          <w:bCs/>
-          <w:sz w:val="28"/>
-          <w:szCs w:val="28"/>
-        </w:rPr>
-      </w:pPr>
-      <w:r>
-        <w:rPr>
-          <w:b/>
-          <w:bCs/>
-          <w:sz w:val="28"/>
-          <w:szCs w:val="28"/>
-        </w:rPr>
-        <w:t>Codex</w:t>
-      </w:r>
-    </w:p>
-    <w:p>
-      <w:pPr>
-        <w:jc w:val="both"/>
-        <w:rPr>
-          <w:b/>
-          <w:bCs/>
-          <w:sz w:val="28"/>
-          <w:szCs w:val="28"/>
-        </w:rPr>
-      </w:pPr>
-      <w:r>
-        <w:rPr>
-          <w:b/>
-          <w:bCs/>
-          <w:sz w:val="28"/>
-          <w:szCs w:val="28"/>
-        </w:rPr>
-        <w:t xml:space="preserve">   │</w:t>
-      </w:r>
-    </w:p>
-    <w:p>
-      <w:pPr>
-        <w:jc w:val="both"/>
-        <w:rPr>
-          <w:b/>
-          <w:bCs/>
-          <w:sz w:val="28"/>
-          <w:szCs w:val="28"/>
-        </w:rPr>
-      </w:pPr>
-      <w:r>
-        <w:rPr>
-          <w:b/>
-          <w:bCs/>
-          <w:sz w:val="28"/>
-          <w:szCs w:val="28"/>
-        </w:rPr>
-        <w:t xml:space="preserve">   </w:t>
-      </w:r>
-      <w:r>
-        <w:rPr>
-          <w:rFonts w:ascii="Arial" w:hAnsi="Arial" w:cs="Arial"/>
-          <w:b/>
-          <w:bCs/>
-          <w:sz w:val="28"/>
-          <w:szCs w:val="28"/>
-        </w:rPr>
-        <w:t>├</w:t>
-      </w:r>
-      <w:r>
-        <w:rPr>
-          <w:rFonts w:ascii="Aptos" w:hAnsi="Aptos" w:cs="Aptos"/>
-          <w:b/>
-          <w:bCs/>
-          <w:sz w:val="28"/>
-          <w:szCs w:val="28"/>
-        </w:rPr>
-        <w:t>──</w:t>
-      </w:r>
-      <w:r>
-        <w:rPr>
-          <w:b/>
-          <w:bCs/>
-          <w:sz w:val="28"/>
-          <w:szCs w:val="28"/>
-        </w:rPr>
-        <w:t xml:space="preserve"> Doesn't know Flutter</w:t>
-      </w:r>
-    </w:p>
-    <w:p>
-      <w:pPr>
-        <w:jc w:val="both"/>
-        <w:rPr>
-          <w:b/>
-          <w:bCs/>
-          <w:sz w:val="28"/>
-          <w:szCs w:val="28"/>
-        </w:rPr>
-      </w:pPr>
-      <w:r>
-        <w:rPr>
-          <w:b/>
-          <w:bCs/>
-          <w:sz w:val="28"/>
-          <w:szCs w:val="28"/>
-        </w:rPr>
-        <w:t xml:space="preserve">   </w:t>
-      </w:r>
-      <w:r>
-        <w:rPr>
-          <w:rFonts w:ascii="Arial" w:hAnsi="Arial" w:cs="Arial"/>
-          <w:b/>
-          <w:bCs/>
-          <w:sz w:val="28"/>
-          <w:szCs w:val="28"/>
-        </w:rPr>
-        <w:t>├</w:t>
-      </w:r>
-      <w:r>
-        <w:rPr>
-          <w:rFonts w:ascii="Aptos" w:hAnsi="Aptos" w:cs="Aptos"/>
-          <w:b/>
-          <w:bCs/>
-          <w:sz w:val="28"/>
-          <w:szCs w:val="28"/>
-        </w:rPr>
-        <w:t>──</w:t>
-      </w:r>
-      <w:r>
-        <w:rPr>
-          <w:b/>
-          <w:bCs/>
-          <w:sz w:val="28"/>
-          <w:szCs w:val="28"/>
-        </w:rPr>
-        <w:t xml:space="preserve"> Doesn't know Firebase</w:t>
-      </w:r>
-    </w:p>
-    <w:p>
-      <w:pPr>
-        <w:jc w:val="both"/>
-        <w:rPr>
-          <w:b/>
-          <w:bCs/>
-          <w:sz w:val="28"/>
-          <w:szCs w:val="28"/>
-        </w:rPr>
-      </w:pPr>
-      <w:r>
-        <w:rPr>
-          <w:b/>
-          <w:bCs/>
-          <w:sz w:val="28"/>
-          <w:szCs w:val="28"/>
-        </w:rPr>
-        <w:t xml:space="preserve">   </w:t>
-      </w:r>
-      <w:r>
-        <w:rPr>
-          <w:rFonts w:ascii="Arial" w:hAnsi="Arial" w:cs="Arial"/>
-          <w:b/>
-          <w:bCs/>
-          <w:sz w:val="28"/>
-          <w:szCs w:val="28"/>
-        </w:rPr>
-        <w:t>├</w:t>
-      </w:r>
-      <w:r>
-        <w:rPr>
-          <w:rFonts w:ascii="Aptos" w:hAnsi="Aptos" w:cs="Aptos"/>
-          <w:b/>
-          <w:bCs/>
-          <w:sz w:val="28"/>
-          <w:szCs w:val="28"/>
-        </w:rPr>
-        <w:t>──</w:t>
-      </w:r>
-      <w:r>
-        <w:rPr>
-          <w:b/>
-          <w:bCs/>
-          <w:sz w:val="28"/>
-          <w:szCs w:val="28"/>
-        </w:rPr>
-        <w:t xml:space="preserve"> Doesn't know GitHub</w:t>
-      </w:r>
-    </w:p>
-    <w:p>
-      <w:pPr>
-        <w:jc w:val="both"/>
-        <w:rPr>
-          <w:b/>
-          <w:bCs/>
-          <w:sz w:val="28"/>
-          <w:szCs w:val="28"/>
-        </w:rPr>
-      </w:pPr>
-      <w:r>
-        <w:rPr>
-          <w:b/>
-          <w:bCs/>
-          <w:sz w:val="28"/>
-          <w:szCs w:val="28"/>
-        </w:rPr>
-        <w:t xml:space="preserve">   └── Only sees our files</w:t>
-      </w:r>
-    </w:p>
-    <w:p>
-      <w:pPr>
-        <w:jc w:val="both"/>
-        <w:rPr>
-          <w:sz w:val="32"/>
-          <w:szCs w:val="32"/>
-        </w:rPr>
-      </w:pPr>
-      <w:r>
-        <w:rPr>
-          <w:sz w:val="32"/>
-          <w:szCs w:val="32"/>
-        </w:rPr>
-        <w:t># After MCP. Instead of guessing, Codex can call tools exposed by those services. MCP is an open protocol for connecting AI assistants to external tools and data sources:</w:t>
-      </w:r>
-    </w:p>
-    <w:p>
-      <w:pPr>
-        <w:jc w:val="both"/>
-        <w:rPr>
-          <w:b/>
-          <w:bCs/>
-          <w:sz w:val="28"/>
-          <w:szCs w:val="28"/>
-        </w:rPr>
-      </w:pPr>
-      <w:r>
-        <w:rPr>
-          <w:b/>
-          <w:bCs/>
-          <w:sz w:val="28"/>
-          <w:szCs w:val="28"/>
-        </w:rPr>
-        <w:t xml:space="preserve">                                 MCP</w:t>
-      </w:r>
-    </w:p>
-    <w:p>
-      <w:pPr>
-        <w:jc w:val="both"/>
-        <w:rPr>
-          <w:b/>
-          <w:bCs/>
-          <w:sz w:val="28"/>
-          <w:szCs w:val="28"/>
-        </w:rPr>
-      </w:pPr>
-      <w:r>
-        <w:rPr>
-          <w:b/>
-          <w:bCs/>
-          <w:sz w:val="28"/>
-          <w:szCs w:val="28"/>
-        </w:rPr>
-        <w:t xml:space="preserve">                                     │</w:t>
-      </w:r>
-    </w:p>
-    <w:p>
-      <w:pPr>
-        <w:jc w:val="both"/>
-        <w:rPr>
-          <w:b/>
-          <w:bCs/>
-          <w:sz w:val="28"/>
-          <w:szCs w:val="28"/>
-        </w:rPr>
-      </w:pPr>
-      <w:r>
-        <w:rPr>
-          <w:b/>
-          <w:bCs/>
-          <w:sz w:val="28"/>
-          <w:szCs w:val="28"/>
-        </w:rPr>
-        <w:t xml:space="preserve">     ┌────────────</w:t>
-      </w:r>
-      <w:r>
-        <w:rPr>
-          <w:rFonts w:ascii="Arial" w:hAnsi="Arial" w:cs="Arial"/>
-          <w:b/>
-          <w:bCs/>
-          <w:sz w:val="28"/>
-          <w:szCs w:val="28"/>
-        </w:rPr>
-        <w:t>┼</w:t>
-      </w:r>
-      <w:r>
-        <w:rPr>
-          <w:rFonts w:ascii="Aptos" w:hAnsi="Aptos" w:cs="Aptos"/>
-          <w:b/>
-          <w:bCs/>
-          <w:sz w:val="28"/>
-          <w:szCs w:val="28"/>
-        </w:rPr>
-        <w:t>────────────┐</w:t>
-      </w:r>
-    </w:p>
-    <w:p>
-      <w:pPr>
-        <w:jc w:val="both"/>
-        <w:rPr>
-          <w:b/>
-          <w:bCs/>
-          <w:sz w:val="28"/>
-          <w:szCs w:val="28"/>
-        </w:rPr>
-      </w:pPr>
-      <w:r>
-        <w:rPr>
-          <w:b/>
-          <w:bCs/>
-          <w:sz w:val="28"/>
-          <w:szCs w:val="28"/>
-        </w:rPr>
-        <w:t xml:space="preserve">     │                              │                              │</w:t>
-      </w:r>
-    </w:p>
-    <w:p>
-      <w:pPr>
-        <w:jc w:val="both"/>
-        <w:rPr>
-          <w:b/>
-          <w:bCs/>
-          <w:sz w:val="28"/>
-          <w:szCs w:val="28"/>
-        </w:rPr>
-      </w:pPr>
-      <w:r>
-        <w:rPr>
-          <w:b/>
-          <w:bCs/>
-          <w:sz w:val="28"/>
-          <w:szCs w:val="28"/>
-        </w:rPr>
-        <w:t>Flutter SDK    Firebase             GitHub</w:t>
-      </w:r>
-    </w:p>
-    <w:p>
-      <w:pPr>
-        <w:jc w:val="both"/>
-        <w:rPr>
-          <w:b/>
-          <w:bCs/>
-          <w:sz w:val="28"/>
-          <w:szCs w:val="28"/>
-        </w:rPr>
-      </w:pPr>
-      <w:r>
-        <w:rPr>
-          <w:b/>
-          <w:bCs/>
-          <w:sz w:val="28"/>
-          <w:szCs w:val="28"/>
-        </w:rPr>
-        <w:t xml:space="preserve">     │                              │                              │</w:t>
-      </w:r>
-    </w:p>
-    <w:p>
-      <w:pPr>
-        <w:jc w:val="both"/>
-        <w:rPr>
-          <w:b/>
-          <w:bCs/>
-          <w:sz w:val="28"/>
-          <w:szCs w:val="28"/>
-        </w:rPr>
-      </w:pPr>
-      <w:r>
-        <w:rPr>
-          <w:b/>
-          <w:bCs/>
-          <w:sz w:val="28"/>
-          <w:szCs w:val="28"/>
-        </w:rPr>
-        <w:t xml:space="preserve">     └────────────</w:t>
-      </w:r>
-      <w:r>
-        <w:rPr>
-          <w:rFonts w:ascii="Arial" w:hAnsi="Arial" w:cs="Arial"/>
-          <w:b/>
-          <w:bCs/>
-          <w:sz w:val="28"/>
-          <w:szCs w:val="28"/>
-        </w:rPr>
-        <w:t>┼</w:t>
-      </w:r>
-      <w:r>
-        <w:rPr>
-          <w:rFonts w:ascii="Aptos" w:hAnsi="Aptos" w:cs="Aptos"/>
-          <w:b/>
-          <w:bCs/>
-          <w:sz w:val="28"/>
-          <w:szCs w:val="28"/>
-        </w:rPr>
-        <w:t>────────────┘</w:t>
-      </w:r>
-    </w:p>
-    <w:p>
-      <w:pPr>
-        <w:jc w:val="both"/>
-        <w:rPr>
-          <w:b/>
-          <w:bCs/>
-          <w:sz w:val="28"/>
-          <w:szCs w:val="28"/>
-        </w:rPr>
-      </w:pPr>
-      <w:r>
-        <w:rPr>
-          <w:b/>
-          <w:bCs/>
-          <w:sz w:val="28"/>
-          <w:szCs w:val="28"/>
-        </w:rPr>
-        <w:t xml:space="preserve">                                     │</w:t>
-      </w:r>
-    </w:p>
-    <w:p>
-      <w:pPr>
-        <w:jc w:val="both"/>
-        <w:rPr>
-          <w:b/>
-          <w:bCs/>
-          <w:sz w:val="28"/>
-          <w:szCs w:val="28"/>
-        </w:rPr>
-      </w:pPr>
-      <w:r>
-        <w:rPr>
-          <w:b/>
-          <w:bCs/>
-          <w:sz w:val="28"/>
-          <w:szCs w:val="28"/>
-        </w:rPr>
-        <w:t xml:space="preserve">                               Codex</w:t>
-      </w:r>
-    </w:p>
-    <w:p>
-      <w:pPr>
-        <w:jc w:val="both"/>
-        <w:rPr>
-          <w:sz w:val="32"/>
-          <w:szCs w:val="32"/>
-        </w:rPr>
-      </w:pPr>
-      <w:r>
-        <w:rPr>
-          <w:sz w:val="32"/>
-          <w:szCs w:val="32"/>
-        </w:rPr>
-        <w:t># MCP Isn't Magic. Many developers misunderstand MCP.</w:t>
-      </w:r>
-    </w:p>
-    <w:p>
-      <w:pPr>
-        <w:jc w:val="both"/>
-        <w:rPr>
-          <w:sz w:val="32"/>
-          <w:szCs w:val="32"/>
-        </w:rPr>
-      </w:pPr>
-      <w:r>
-        <w:rPr>
-          <w:sz w:val="32"/>
-          <w:szCs w:val="32"/>
-        </w:rPr>
-        <w:t># MCP does not make the AI smarter. Instead, it gives the AI new capabilities. Without MCP:</w:t>
-      </w:r>
-    </w:p>
-    <w:p>
-      <w:pPr>
-        <w:jc w:val="both"/>
-        <w:rPr>
-          <w:b/>
-          <w:bCs/>
-          <w:sz w:val="32"/>
-          <w:szCs w:val="32"/>
-        </w:rPr>
-      </w:pPr>
-      <w:r>
-        <w:rPr>
-          <w:b/>
-          <w:bCs/>
-          <w:sz w:val="32"/>
-          <w:szCs w:val="32"/>
-        </w:rPr>
-        <w:t>"I think this API exists..."</w:t>
-      </w:r>
-    </w:p>
-    <w:p>
-      <w:pPr>
-        <w:jc w:val="both"/>
-        <w:rPr>
-          <w:sz w:val="32"/>
-          <w:szCs w:val="32"/>
-        </w:rPr>
-      </w:pPr>
-      <w:r>
-        <w:rPr>
-          <w:sz w:val="32"/>
-          <w:szCs w:val="32"/>
-        </w:rPr>
-        <w:t># With MCP:</w:t>
-      </w:r>
-    </w:p>
-    <w:p>
-      <w:pPr>
-        <w:jc w:val="both"/>
-        <w:rPr>
-          <w:sz w:val="32"/>
-          <w:szCs w:val="32"/>
-        </w:rPr>
-      </w:pPr>
-      <w:r>
-        <w:rPr>
-          <w:b/>
-          <w:bCs/>
-          <w:sz w:val="32"/>
-          <w:szCs w:val="32"/>
-        </w:rPr>
-        <w:lastRenderedPageBreak/>
-        <w:t>"I'll ask the Dart analyzer."</w:t>
+        <w:t xml:space="preserve"># </w:t>
+      </w:r>
+      <w:r>
+        <w:rPr>
+          <w:sz w:val="32"/>
+          <w:szCs w:val="32"/>
+        </w:rPr>
+        <w:t>See p5 AI usage and mental model’s doc</w:t>
       </w:r>
     </w:p>
     <w:p>
@@ -10031,6 +10339,7 @@
           <w:sz w:val="32"/>
           <w:szCs w:val="32"/>
         </w:rPr>
+        <w:lastRenderedPageBreak/>
         <w:t xml:space="preserve"># One class doing everything. If the </w:t>
       </w:r>
       <w:r>
@@ -10140,7 +10449,6 @@
           <w:sz w:val="32"/>
           <w:szCs w:val="32"/>
         </w:rPr>
-        <w:lastRenderedPageBreak/>
         <w:t>WeatherScreen</w:t>
       </w:r>
       <w:r>
@@ -10684,7 +10992,6 @@
           <w:sz w:val="32"/>
           <w:szCs w:val="32"/>
         </w:rPr>
-        <w:lastRenderedPageBreak/>
         <w:t xml:space="preserve"># </w:t>
       </w:r>
       <w:r>
@@ -11113,7 +11420,6 @@
           <w:sz w:val="32"/>
           <w:szCs w:val="32"/>
         </w:rPr>
-        <w:lastRenderedPageBreak/>
         <w:t xml:space="preserve">    Future save();</w:t>
       </w:r>
     </w:p>
@@ -11492,6 +11798,7 @@
           <w:sz w:val="32"/>
           <w:szCs w:val="32"/>
         </w:rPr>
+        <w:lastRenderedPageBreak/>
         <w:t xml:space="preserve"># </w:t>
       </w:r>
       <w:r>
@@ -11587,7 +11894,6 @@
           <w:sz w:val="32"/>
           <w:szCs w:val="32"/>
         </w:rPr>
-        <w:lastRenderedPageBreak/>
         <w:t xml:space="preserve">    uploadPhoto();</w:t>
       </w:r>
     </w:p>
@@ -12032,6 +12338,7 @@
           <w:sz w:val="32"/>
           <w:szCs w:val="32"/>
         </w:rPr>
+        <w:lastRenderedPageBreak/>
         <w:t>class WeatherController extends ChangeNotifier {</w:t>
       </w:r>
     </w:p>
@@ -12116,7 +12423,6 @@
           <w:sz w:val="32"/>
           <w:szCs w:val="32"/>
         </w:rPr>
-        <w:lastRenderedPageBreak/>
         <w:t xml:space="preserve"># </w:t>
       </w:r>
       <w:r>
@@ -12604,6 +12910,7 @@
           <w:sz w:val="28"/>
           <w:szCs w:val="28"/>
         </w:rPr>
+        <w:lastRenderedPageBreak/>
         <w:t xml:space="preserve"> │</w:t>
       </w:r>
     </w:p>
@@ -12686,7 +12993,6 @@
           <w:sz w:val="28"/>
           <w:szCs w:val="28"/>
         </w:rPr>
-        <w:lastRenderedPageBreak/>
         <w:t>▼</w:t>
       </w:r>
     </w:p>
@@ -12988,131 +13294,131 @@
           <w:sz w:val="32"/>
           <w:szCs w:val="32"/>
         </w:rPr>
+        <w:t>Async, Call Stack, Event Loop and Isolate:</w:t>
+      </w:r>
+    </w:p>
+    <w:p>
+      <w:pPr>
+        <w:jc w:val="both"/>
+        <w:rPr>
+          <w:sz w:val="32"/>
+          <w:szCs w:val="32"/>
+        </w:rPr>
+      </w:pPr>
+      <w:r>
+        <w:rPr>
+          <w:sz w:val="32"/>
+          <w:szCs w:val="32"/>
+        </w:rPr>
+        <w:t># The core principles for non-blocking UI codes and performing asynchronous background work. For more info see d2 dart asynchronous await and future doc’s last part</w:t>
+      </w:r>
+    </w:p>
+    <w:p>
+      <w:pPr>
+        <w:jc w:val="both"/>
+        <w:rPr>
+          <w:sz w:val="32"/>
+          <w:szCs w:val="32"/>
+        </w:rPr>
+      </w:pPr>
+    </w:p>
+    <w:p>
+      <w:pPr>
+        <w:jc w:val="center"/>
+        <w:rPr>
+          <w:sz w:val="32"/>
+          <w:szCs w:val="32"/>
+        </w:rPr>
+      </w:pPr>
+      <w:r>
+        <w:rPr>
+          <w:sz w:val="32"/>
+          <w:szCs w:val="32"/>
+        </w:rPr>
+        <w:t>Break</w:t>
+      </w:r>
+    </w:p>
+    <w:p>
+      <w:pPr>
+        <w:jc w:val="both"/>
+        <w:rPr>
+          <w:sz w:val="32"/>
+          <w:szCs w:val="32"/>
+        </w:rPr>
+      </w:pPr>
+    </w:p>
+    <w:p>
+      <w:pPr>
+        <w:jc w:val="both"/>
+        <w:rPr>
+          <w:b/>
+          <w:bCs/>
+          <w:sz w:val="32"/>
+          <w:szCs w:val="32"/>
+        </w:rPr>
+      </w:pPr>
+      <w:r>
+        <w:rPr>
+          <w:b/>
+          <w:bCs/>
+          <w:sz w:val="32"/>
+          <w:szCs w:val="32"/>
+        </w:rPr>
+        <w:t>Debounce and Throttle in Programming:</w:t>
+      </w:r>
+    </w:p>
+    <w:p>
+      <w:pPr>
+        <w:jc w:val="both"/>
+        <w:rPr>
+          <w:sz w:val="32"/>
+          <w:szCs w:val="32"/>
+        </w:rPr>
+      </w:pPr>
+      <w:r>
+        <w:rPr>
+          <w:sz w:val="32"/>
+          <w:szCs w:val="32"/>
+        </w:rPr>
+        <w:t># Debounce means wait until events stop for a certain time, then execute for once.</w:t>
+      </w:r>
+    </w:p>
+    <w:p>
+      <w:pPr>
+        <w:jc w:val="both"/>
+        <w:rPr>
+          <w:sz w:val="32"/>
+          <w:szCs w:val="32"/>
+        </w:rPr>
+      </w:pPr>
+      <w:r>
+        <w:rPr>
+          <w:sz w:val="32"/>
+          <w:szCs w:val="32"/>
+        </w:rPr>
+        <w:t># For example, user is typing and when user stops typing then after 500ms execute the task or call API once. But if the user types again</w:t>
+      </w:r>
+      <w:r>
+        <w:rPr>
+          <w:sz w:val="32"/>
+          <w:szCs w:val="32"/>
+        </w:rPr>
+        <w:t xml:space="preserve"> before 500ms then reset the timer and wait for 500ms again before executing</w:t>
+      </w:r>
+    </w:p>
+    <w:p>
+      <w:pPr>
+        <w:jc w:val="both"/>
+        <w:rPr>
+          <w:sz w:val="32"/>
+          <w:szCs w:val="32"/>
+        </w:rPr>
+      </w:pPr>
+      <w:r>
+        <w:rPr>
+          <w:noProof/>
+        </w:rPr>
         <w:lastRenderedPageBreak/>
-        <w:t>Async, Call Stack, Event Loop and Isolate:</w:t>
-      </w:r>
-    </w:p>
-    <w:p>
-      <w:pPr>
-        <w:jc w:val="both"/>
-        <w:rPr>
-          <w:sz w:val="32"/>
-          <w:szCs w:val="32"/>
-        </w:rPr>
-      </w:pPr>
-      <w:r>
-        <w:rPr>
-          <w:sz w:val="32"/>
-          <w:szCs w:val="32"/>
-        </w:rPr>
-        <w:t># The core principles for non-blocking UI codes and performing asynchronous background work. For more info see d2 dart asynchronous await and future doc’s last part</w:t>
-      </w:r>
-    </w:p>
-    <w:p>
-      <w:pPr>
-        <w:jc w:val="both"/>
-        <w:rPr>
-          <w:sz w:val="32"/>
-          <w:szCs w:val="32"/>
-        </w:rPr>
-      </w:pPr>
-    </w:p>
-    <w:p>
-      <w:pPr>
-        <w:jc w:val="center"/>
-        <w:rPr>
-          <w:sz w:val="32"/>
-          <w:szCs w:val="32"/>
-        </w:rPr>
-      </w:pPr>
-      <w:r>
-        <w:rPr>
-          <w:sz w:val="32"/>
-          <w:szCs w:val="32"/>
-        </w:rPr>
-        <w:t>Break</w:t>
-      </w:r>
-    </w:p>
-    <w:p>
-      <w:pPr>
-        <w:jc w:val="both"/>
-        <w:rPr>
-          <w:sz w:val="32"/>
-          <w:szCs w:val="32"/>
-        </w:rPr>
-      </w:pPr>
-    </w:p>
-    <w:p>
-      <w:pPr>
-        <w:jc w:val="both"/>
-        <w:rPr>
-          <w:b/>
-          <w:bCs/>
-          <w:sz w:val="32"/>
-          <w:szCs w:val="32"/>
-        </w:rPr>
-      </w:pPr>
-      <w:r>
-        <w:rPr>
-          <w:b/>
-          <w:bCs/>
-          <w:sz w:val="32"/>
-          <w:szCs w:val="32"/>
-        </w:rPr>
-        <w:t>Debounce and Throttle in Programming:</w:t>
-      </w:r>
-    </w:p>
-    <w:p>
-      <w:pPr>
-        <w:jc w:val="both"/>
-        <w:rPr>
-          <w:sz w:val="32"/>
-          <w:szCs w:val="32"/>
-        </w:rPr>
-      </w:pPr>
-      <w:r>
-        <w:rPr>
-          <w:sz w:val="32"/>
-          <w:szCs w:val="32"/>
-        </w:rPr>
-        <w:t># Debounce means wait until events stop for a certain time, then execute for once.</w:t>
-      </w:r>
-    </w:p>
-    <w:p>
-      <w:pPr>
-        <w:jc w:val="both"/>
-        <w:rPr>
-          <w:sz w:val="32"/>
-          <w:szCs w:val="32"/>
-        </w:rPr>
-      </w:pPr>
-      <w:r>
-        <w:rPr>
-          <w:sz w:val="32"/>
-          <w:szCs w:val="32"/>
-        </w:rPr>
-        <w:t># For example, user is typing and when user stops typing then after 500ms execute the task or call API once. But if the user types again</w:t>
-      </w:r>
-      <w:r>
-        <w:rPr>
-          <w:sz w:val="32"/>
-          <w:szCs w:val="32"/>
-        </w:rPr>
-        <w:t xml:space="preserve"> before 500ms then reset the timer and wait for 500ms again before executing</w:t>
-      </w:r>
-    </w:p>
-    <w:p>
-      <w:pPr>
-        <w:jc w:val="both"/>
-        <w:rPr>
-          <w:sz w:val="32"/>
-          <w:szCs w:val="32"/>
-        </w:rPr>
-      </w:pPr>
-      <w:r>
-        <w:rPr>
-          <w:noProof/>
-        </w:rPr>
         <w:drawing>
           <wp:inline distT="0" distB="0" distL="0" distR="0" wp14:anchorId="667A8F9D" wp14:editId="77F78393">
             <wp:extent cx="5273040" cy="2506980"/>
@@ -13219,7 +13525,6 @@
           <w:sz w:val="32"/>
           <w:szCs w:val="32"/>
         </w:rPr>
-        <w:lastRenderedPageBreak/>
         <w:t># Example, user taps then execute immediately after that for 1000ms ignore all user taps. Then again after 1000ms if user taps then execute once and ignore the later taps until 1000ms is finished again</w:t>
       </w:r>
       <w:r>
@@ -13371,6 +13676,7 @@
           <w:sz w:val="32"/>
           <w:szCs w:val="32"/>
         </w:rPr>
+        <w:lastRenderedPageBreak/>
         <w:t>Improve app responsiveness</w:t>
       </w:r>
     </w:p>
@@ -13605,7 +13911,7 @@
       <w:lvlText w:val=""/>
       <w:lvlJc w:val="left"/>
       <w:pPr>
-        <w:ind w:left="360" w:hanging="360"/>
+        <w:ind w:left="0" w:hanging="360"/>
       </w:pPr>
       <w:rPr>
         <w:rFonts w:ascii="Symbol" w:hAnsi="Symbol" w:hint="default"/>
@@ -13617,7 +13923,7 @@
       <w:lvlText w:val="o"/>
       <w:lvlJc w:val="left"/>
       <w:pPr>
-        <w:ind w:left="1080" w:hanging="360"/>
+        <w:ind w:left="720" w:hanging="360"/>
       </w:pPr>
       <w:rPr>
         <w:rFonts w:ascii="Courier New" w:hAnsi="Courier New" w:cs="Courier New" w:hint="default"/>
@@ -13629,7 +13935,7 @@
       <w:lvlText w:val=""/>
       <w:lvlJc w:val="left"/>
       <w:pPr>
-        <w:ind w:left="1800" w:hanging="360"/>
+        <w:ind w:left="1440" w:hanging="360"/>
       </w:pPr>
       <w:rPr>
         <w:rFonts w:ascii="Wingdings" w:hAnsi="Wingdings" w:hint="default"/>
@@ -13641,7 +13947,7 @@
       <w:lvlText w:val=""/>
       <w:lvlJc w:val="left"/>
       <w:pPr>
-        <w:ind w:left="2520" w:hanging="360"/>
+        <w:ind w:left="2160" w:hanging="360"/>
       </w:pPr>
       <w:rPr>
         <w:rFonts w:ascii="Symbol" w:hAnsi="Symbol" w:hint="default"/>
@@ -13653,7 +13959,7 @@
       <w:lvlText w:val="o"/>
       <w:lvlJc w:val="left"/>
       <w:pPr>
-        <w:ind w:left="3240" w:hanging="360"/>
+        <w:ind w:left="2880" w:hanging="360"/>
       </w:pPr>
       <w:rPr>
         <w:rFonts w:ascii="Courier New" w:hAnsi="Courier New" w:cs="Courier New" w:hint="default"/>
@@ -13665,7 +13971,7 @@
       <w:lvlText w:val=""/>
       <w:lvlJc w:val="left"/>
       <w:pPr>
-        <w:ind w:left="3960" w:hanging="360"/>
+        <w:ind w:left="3600" w:hanging="360"/>
       </w:pPr>
       <w:rPr>
         <w:rFonts w:ascii="Wingdings" w:hAnsi="Wingdings" w:hint="default"/>
@@ -13677,7 +13983,7 @@
       <w:lvlText w:val=""/>
       <w:lvlJc w:val="left"/>
       <w:pPr>
-        <w:ind w:left="4680" w:hanging="360"/>
+        <w:ind w:left="4320" w:hanging="360"/>
       </w:pPr>
       <w:rPr>
         <w:rFonts w:ascii="Symbol" w:hAnsi="Symbol" w:hint="default"/>
@@ -13689,7 +13995,7 @@
       <w:lvlText w:val="o"/>
       <w:lvlJc w:val="left"/>
       <w:pPr>
-        <w:ind w:left="5400" w:hanging="360"/>
+        <w:ind w:left="5040" w:hanging="360"/>
       </w:pPr>
       <w:rPr>
         <w:rFonts w:ascii="Courier New" w:hAnsi="Courier New" w:cs="Courier New" w:hint="default"/>
@@ -13701,7 +14007,7 @@
       <w:lvlText w:val=""/>
       <w:lvlJc w:val="left"/>
       <w:pPr>
-        <w:ind w:left="6120" w:hanging="360"/>
+        <w:ind w:left="5760" w:hanging="360"/>
       </w:pPr>
       <w:rPr>
         <w:rFonts w:ascii="Wingdings" w:hAnsi="Wingdings" w:hint="default"/>
@@ -14839,6 +15145,119 @@
     </w:lvl>
   </w:abstractNum>
   <w:abstractNum w:abstractNumId="11" w15:restartNumberingAfterBreak="0">
+    <w:nsid w:val="3246676A"/>
+    <w:multiLevelType w:val="hybridMultilevel"/>
+    <w:tmpl w:val="D868AD1E"/>
+    <w:lvl w:ilvl="0" w:tplc="04090001">
+      <w:start w:val="1"/>
+      <w:numFmt w:val="bullet"/>
+      <w:lvlText w:val=""/>
+      <w:lvlJc w:val="left"/>
+      <w:pPr>
+        <w:ind w:left="360" w:hanging="360"/>
+      </w:pPr>
+      <w:rPr>
+        <w:rFonts w:ascii="Symbol" w:hAnsi="Symbol" w:hint="default"/>
+      </w:rPr>
+    </w:lvl>
+    <w:lvl w:ilvl="1" w:tplc="04090003" w:tentative="1">
+      <w:start w:val="1"/>
+      <w:numFmt w:val="bullet"/>
+      <w:lvlText w:val="o"/>
+      <w:lvlJc w:val="left"/>
+      <w:pPr>
+        <w:ind w:left="1080" w:hanging="360"/>
+      </w:pPr>
+      <w:rPr>
+        <w:rFonts w:ascii="Courier New" w:hAnsi="Courier New" w:cs="Courier New" w:hint="default"/>
+      </w:rPr>
+    </w:lvl>
+    <w:lvl w:ilvl="2" w:tplc="04090005" w:tentative="1">
+      <w:start w:val="1"/>
+      <w:numFmt w:val="bullet"/>
+      <w:lvlText w:val=""/>
+      <w:lvlJc w:val="left"/>
+      <w:pPr>
+        <w:ind w:left="1800" w:hanging="360"/>
+      </w:pPr>
+      <w:rPr>
+        <w:rFonts w:ascii="Wingdings" w:hAnsi="Wingdings" w:hint="default"/>
+      </w:rPr>
+    </w:lvl>
+    <w:lvl w:ilvl="3" w:tplc="04090001" w:tentative="1">
+      <w:start w:val="1"/>
+      <w:numFmt w:val="bullet"/>
+      <w:lvlText w:val=""/>
+      <w:lvlJc w:val="left"/>
+      <w:pPr>
+        <w:ind w:left="2520" w:hanging="360"/>
+      </w:pPr>
+      <w:rPr>
+        <w:rFonts w:ascii="Symbol" w:hAnsi="Symbol" w:hint="default"/>
+      </w:rPr>
+    </w:lvl>
+    <w:lvl w:ilvl="4" w:tplc="04090003" w:tentative="1">
+      <w:start w:val="1"/>
+      <w:numFmt w:val="bullet"/>
+      <w:lvlText w:val="o"/>
+      <w:lvlJc w:val="left"/>
+      <w:pPr>
+        <w:ind w:left="3240" w:hanging="360"/>
+      </w:pPr>
+      <w:rPr>
+        <w:rFonts w:ascii="Courier New" w:hAnsi="Courier New" w:cs="Courier New" w:hint="default"/>
+      </w:rPr>
+    </w:lvl>
+    <w:lvl w:ilvl="5" w:tplc="04090005" w:tentative="1">
+      <w:start w:val="1"/>
+      <w:numFmt w:val="bullet"/>
+      <w:lvlText w:val=""/>
+      <w:lvlJc w:val="left"/>
+      <w:pPr>
+        <w:ind w:left="3960" w:hanging="360"/>
+      </w:pPr>
+      <w:rPr>
+        <w:rFonts w:ascii="Wingdings" w:hAnsi="Wingdings" w:hint="default"/>
+      </w:rPr>
+    </w:lvl>
+    <w:lvl w:ilvl="6" w:tplc="04090001" w:tentative="1">
+      <w:start w:val="1"/>
+      <w:numFmt w:val="bullet"/>
+      <w:lvlText w:val=""/>
+      <w:lvlJc w:val="left"/>
+      <w:pPr>
+        <w:ind w:left="4680" w:hanging="360"/>
+      </w:pPr>
+      <w:rPr>
+        <w:rFonts w:ascii="Symbol" w:hAnsi="Symbol" w:hint="default"/>
+      </w:rPr>
+    </w:lvl>
+    <w:lvl w:ilvl="7" w:tplc="04090003" w:tentative="1">
+      <w:start w:val="1"/>
+      <w:numFmt w:val="bullet"/>
+      <w:lvlText w:val="o"/>
+      <w:lvlJc w:val="left"/>
+      <w:pPr>
+        <w:ind w:left="5400" w:hanging="360"/>
+      </w:pPr>
+      <w:rPr>
+        <w:rFonts w:ascii="Courier New" w:hAnsi="Courier New" w:cs="Courier New" w:hint="default"/>
+      </w:rPr>
+    </w:lvl>
+    <w:lvl w:ilvl="8" w:tplc="04090005" w:tentative="1">
+      <w:start w:val="1"/>
+      <w:numFmt w:val="bullet"/>
+      <w:lvlText w:val=""/>
+      <w:lvlJc w:val="left"/>
+      <w:pPr>
+        <w:ind w:left="6120" w:hanging="360"/>
+      </w:pPr>
+      <w:rPr>
+        <w:rFonts w:ascii="Wingdings" w:hAnsi="Wingdings" w:hint="default"/>
+      </w:rPr>
+    </w:lvl>
+  </w:abstractNum>
+  <w:abstractNum w:abstractNumId="12" w15:restartNumberingAfterBreak="0">
     <w:nsid w:val="343F15CA"/>
     <w:multiLevelType w:val="hybridMultilevel"/>
     <w:tmpl w:val="38905CBE"/>
@@ -14951,7 +15370,7 @@
       </w:rPr>
     </w:lvl>
   </w:abstractNum>
-  <w:abstractNum w:abstractNumId="12" w15:restartNumberingAfterBreak="0">
+  <w:abstractNum w:abstractNumId="13" w15:restartNumberingAfterBreak="0">
     <w:nsid w:val="352E72A6"/>
     <w:multiLevelType w:val="hybridMultilevel"/>
     <w:tmpl w:val="36608DA2"/>
@@ -15064,7 +15483,7 @@
       </w:rPr>
     </w:lvl>
   </w:abstractNum>
-  <w:abstractNum w:abstractNumId="13" w15:restartNumberingAfterBreak="0">
+  <w:abstractNum w:abstractNumId="14" w15:restartNumberingAfterBreak="0">
     <w:nsid w:val="354C5573"/>
     <w:multiLevelType w:val="hybridMultilevel"/>
     <w:tmpl w:val="D3B0BA84"/>
@@ -15177,7 +15596,7 @@
       </w:rPr>
     </w:lvl>
   </w:abstractNum>
-  <w:abstractNum w:abstractNumId="14" w15:restartNumberingAfterBreak="0">
+  <w:abstractNum w:abstractNumId="15" w15:restartNumberingAfterBreak="0">
     <w:nsid w:val="3A64427A"/>
     <w:multiLevelType w:val="hybridMultilevel"/>
     <w:tmpl w:val="08061F78"/>
@@ -15290,7 +15709,7 @@
       </w:rPr>
     </w:lvl>
   </w:abstractNum>
-  <w:abstractNum w:abstractNumId="15" w15:restartNumberingAfterBreak="0">
+  <w:abstractNum w:abstractNumId="16" w15:restartNumberingAfterBreak="0">
     <w:nsid w:val="3CE6114A"/>
     <w:multiLevelType w:val="hybridMultilevel"/>
     <w:tmpl w:val="DAC8EAB2"/>
@@ -15403,7 +15822,7 @@
       </w:rPr>
     </w:lvl>
   </w:abstractNum>
-  <w:abstractNum w:abstractNumId="16" w15:restartNumberingAfterBreak="0">
+  <w:abstractNum w:abstractNumId="17" w15:restartNumberingAfterBreak="0">
     <w:nsid w:val="3EA15ED3"/>
     <w:multiLevelType w:val="hybridMultilevel"/>
     <w:tmpl w:val="32A66580"/>
@@ -15516,7 +15935,7 @@
       </w:rPr>
     </w:lvl>
   </w:abstractNum>
-  <w:abstractNum w:abstractNumId="17" w15:restartNumberingAfterBreak="0">
+  <w:abstractNum w:abstractNumId="18" w15:restartNumberingAfterBreak="0">
     <w:nsid w:val="44C33E12"/>
     <w:multiLevelType w:val="hybridMultilevel"/>
     <w:tmpl w:val="ECB2EB04"/>
@@ -15629,7 +16048,7 @@
       </w:rPr>
     </w:lvl>
   </w:abstractNum>
-  <w:abstractNum w:abstractNumId="18" w15:restartNumberingAfterBreak="0">
+  <w:abstractNum w:abstractNumId="19" w15:restartNumberingAfterBreak="0">
     <w:nsid w:val="465D0ED0"/>
     <w:multiLevelType w:val="hybridMultilevel"/>
     <w:tmpl w:val="CA2CA59C"/>
@@ -15742,7 +16161,7 @@
       </w:rPr>
     </w:lvl>
   </w:abstractNum>
-  <w:abstractNum w:abstractNumId="19" w15:restartNumberingAfterBreak="0">
+  <w:abstractNum w:abstractNumId="20" w15:restartNumberingAfterBreak="0">
     <w:nsid w:val="48A6493C"/>
     <w:multiLevelType w:val="hybridMultilevel"/>
     <w:tmpl w:val="682E1392"/>
@@ -15855,7 +16274,7 @@
       </w:rPr>
     </w:lvl>
   </w:abstractNum>
-  <w:abstractNum w:abstractNumId="20" w15:restartNumberingAfterBreak="0">
+  <w:abstractNum w:abstractNumId="21" w15:restartNumberingAfterBreak="0">
     <w:nsid w:val="48BC2A2E"/>
     <w:multiLevelType w:val="hybridMultilevel"/>
     <w:tmpl w:val="262A606E"/>
@@ -15946,7 +16365,7 @@
       </w:pPr>
     </w:lvl>
   </w:abstractNum>
-  <w:abstractNum w:abstractNumId="21" w15:restartNumberingAfterBreak="0">
+  <w:abstractNum w:abstractNumId="22" w15:restartNumberingAfterBreak="0">
     <w:nsid w:val="49767D6F"/>
     <w:multiLevelType w:val="hybridMultilevel"/>
     <w:tmpl w:val="4218F1BC"/>
@@ -16037,7 +16456,7 @@
       </w:pPr>
     </w:lvl>
   </w:abstractNum>
-  <w:abstractNum w:abstractNumId="22" w15:restartNumberingAfterBreak="0">
+  <w:abstractNum w:abstractNumId="23" w15:restartNumberingAfterBreak="0">
     <w:nsid w:val="4A3641F2"/>
     <w:multiLevelType w:val="hybridMultilevel"/>
     <w:tmpl w:val="55A4C6E8"/>
@@ -16150,7 +16569,7 @@
       </w:rPr>
     </w:lvl>
   </w:abstractNum>
-  <w:abstractNum w:abstractNumId="23" w15:restartNumberingAfterBreak="0">
+  <w:abstractNum w:abstractNumId="24" w15:restartNumberingAfterBreak="0">
     <w:nsid w:val="4FB51FC8"/>
     <w:multiLevelType w:val="hybridMultilevel"/>
     <w:tmpl w:val="C10C9EF6"/>
@@ -16263,7 +16682,7 @@
       </w:rPr>
     </w:lvl>
   </w:abstractNum>
-  <w:abstractNum w:abstractNumId="24" w15:restartNumberingAfterBreak="0">
+  <w:abstractNum w:abstractNumId="25" w15:restartNumberingAfterBreak="0">
     <w:nsid w:val="51D943C0"/>
     <w:multiLevelType w:val="hybridMultilevel"/>
     <w:tmpl w:val="AACCBFFC"/>
@@ -16376,7 +16795,7 @@
       </w:rPr>
     </w:lvl>
   </w:abstractNum>
-  <w:abstractNum w:abstractNumId="25" w15:restartNumberingAfterBreak="0">
+  <w:abstractNum w:abstractNumId="26" w15:restartNumberingAfterBreak="0">
     <w:nsid w:val="55A01DC0"/>
     <w:multiLevelType w:val="hybridMultilevel"/>
     <w:tmpl w:val="E82C902C"/>
@@ -16489,7 +16908,7 @@
       </w:rPr>
     </w:lvl>
   </w:abstractNum>
-  <w:abstractNum w:abstractNumId="26" w15:restartNumberingAfterBreak="0">
+  <w:abstractNum w:abstractNumId="27" w15:restartNumberingAfterBreak="0">
     <w:nsid w:val="566B2156"/>
     <w:multiLevelType w:val="hybridMultilevel"/>
     <w:tmpl w:val="49A48358"/>
@@ -16602,7 +17021,7 @@
       </w:rPr>
     </w:lvl>
   </w:abstractNum>
-  <w:abstractNum w:abstractNumId="27" w15:restartNumberingAfterBreak="0">
+  <w:abstractNum w:abstractNumId="28" w15:restartNumberingAfterBreak="0">
     <w:nsid w:val="62F46793"/>
     <w:multiLevelType w:val="hybridMultilevel"/>
     <w:tmpl w:val="9F04FAB2"/>
@@ -16715,7 +17134,7 @@
       </w:rPr>
     </w:lvl>
   </w:abstractNum>
-  <w:abstractNum w:abstractNumId="28" w15:restartNumberingAfterBreak="0">
+  <w:abstractNum w:abstractNumId="29" w15:restartNumberingAfterBreak="0">
     <w:nsid w:val="6574689A"/>
     <w:multiLevelType w:val="hybridMultilevel"/>
     <w:tmpl w:val="3040723C"/>
@@ -16828,7 +17247,7 @@
       </w:rPr>
     </w:lvl>
   </w:abstractNum>
-  <w:abstractNum w:abstractNumId="29" w15:restartNumberingAfterBreak="0">
+  <w:abstractNum w:abstractNumId="30" w15:restartNumberingAfterBreak="0">
     <w:nsid w:val="68152F36"/>
     <w:multiLevelType w:val="hybridMultilevel"/>
     <w:tmpl w:val="C42ED464"/>
@@ -16941,7 +17360,7 @@
       </w:rPr>
     </w:lvl>
   </w:abstractNum>
-  <w:abstractNum w:abstractNumId="30" w15:restartNumberingAfterBreak="0">
+  <w:abstractNum w:abstractNumId="31" w15:restartNumberingAfterBreak="0">
     <w:nsid w:val="684E54B5"/>
     <w:multiLevelType w:val="hybridMultilevel"/>
     <w:tmpl w:val="E238318E"/>
@@ -17054,7 +17473,7 @@
       </w:rPr>
     </w:lvl>
   </w:abstractNum>
-  <w:abstractNum w:abstractNumId="31" w15:restartNumberingAfterBreak="0">
+  <w:abstractNum w:abstractNumId="32" w15:restartNumberingAfterBreak="0">
     <w:nsid w:val="68F2565C"/>
     <w:multiLevelType w:val="hybridMultilevel"/>
     <w:tmpl w:val="8D324286"/>
@@ -17167,7 +17586,7 @@
       </w:rPr>
     </w:lvl>
   </w:abstractNum>
-  <w:abstractNum w:abstractNumId="32" w15:restartNumberingAfterBreak="0">
+  <w:abstractNum w:abstractNumId="33" w15:restartNumberingAfterBreak="0">
     <w:nsid w:val="6DE94742"/>
     <w:multiLevelType w:val="hybridMultilevel"/>
     <w:tmpl w:val="02A4C7F4"/>
@@ -17280,7 +17699,7 @@
       </w:rPr>
     </w:lvl>
   </w:abstractNum>
-  <w:abstractNum w:abstractNumId="33" w15:restartNumberingAfterBreak="0">
+  <w:abstractNum w:abstractNumId="34" w15:restartNumberingAfterBreak="0">
     <w:nsid w:val="6F9908ED"/>
     <w:multiLevelType w:val="hybridMultilevel"/>
     <w:tmpl w:val="19A64D52"/>
@@ -17393,7 +17812,7 @@
       </w:rPr>
     </w:lvl>
   </w:abstractNum>
-  <w:abstractNum w:abstractNumId="34" w15:restartNumberingAfterBreak="0">
+  <w:abstractNum w:abstractNumId="35" w15:restartNumberingAfterBreak="0">
     <w:nsid w:val="73EF6507"/>
     <w:multiLevelType w:val="hybridMultilevel"/>
     <w:tmpl w:val="CB3EB4AA"/>
@@ -17484,7 +17903,7 @@
       </w:pPr>
     </w:lvl>
   </w:abstractNum>
-  <w:abstractNum w:abstractNumId="35" w15:restartNumberingAfterBreak="0">
+  <w:abstractNum w:abstractNumId="36" w15:restartNumberingAfterBreak="0">
     <w:nsid w:val="77931365"/>
     <w:multiLevelType w:val="hybridMultilevel"/>
     <w:tmpl w:val="5C26A464"/>
@@ -17597,7 +18016,7 @@
       </w:rPr>
     </w:lvl>
   </w:abstractNum>
-  <w:abstractNum w:abstractNumId="36" w15:restartNumberingAfterBreak="0">
+  <w:abstractNum w:abstractNumId="37" w15:restartNumberingAfterBreak="0">
     <w:nsid w:val="7AD763DB"/>
     <w:multiLevelType w:val="hybridMultilevel"/>
     <w:tmpl w:val="E0C807A2"/>
@@ -17712,7 +18131,7 @@
       </w:rPr>
     </w:lvl>
   </w:abstractNum>
-  <w:abstractNum w:abstractNumId="37" w15:restartNumberingAfterBreak="0">
+  <w:abstractNum w:abstractNumId="38" w15:restartNumberingAfterBreak="0">
     <w:nsid w:val="7B9E3FA6"/>
     <w:multiLevelType w:val="hybridMultilevel"/>
     <w:tmpl w:val="6F8231C2"/>
@@ -17826,22 +18245,22 @@
     </w:lvl>
   </w:abstractNum>
   <w:num w:numId="1" w16cid:durableId="664865304">
-    <w:abstractNumId w:val="28"/>
+    <w:abstractNumId w:val="29"/>
   </w:num>
   <w:num w:numId="2" w16cid:durableId="2008902027">
-    <w:abstractNumId w:val="12"/>
+    <w:abstractNumId w:val="13"/>
   </w:num>
   <w:num w:numId="3" w16cid:durableId="704447734">
-    <w:abstractNumId w:val="35"/>
+    <w:abstractNumId w:val="36"/>
   </w:num>
   <w:num w:numId="4" w16cid:durableId="1510021272">
     <w:abstractNumId w:val="10"/>
   </w:num>
   <w:num w:numId="5" w16cid:durableId="359281728">
-    <w:abstractNumId w:val="20"/>
+    <w:abstractNumId w:val="21"/>
   </w:num>
   <w:num w:numId="6" w16cid:durableId="259992389">
-    <w:abstractNumId w:val="15"/>
+    <w:abstractNumId w:val="16"/>
   </w:num>
   <w:num w:numId="7" w16cid:durableId="202402556">
     <w:abstractNumId w:val="7"/>
@@ -17850,58 +18269,58 @@
     <w:abstractNumId w:val="1"/>
   </w:num>
   <w:num w:numId="9" w16cid:durableId="1021131634">
-    <w:abstractNumId w:val="26"/>
+    <w:abstractNumId w:val="27"/>
   </w:num>
   <w:num w:numId="10" w16cid:durableId="1837186236">
+    <w:abstractNumId w:val="23"/>
+  </w:num>
+  <w:num w:numId="11" w16cid:durableId="480124734">
     <w:abstractNumId w:val="22"/>
   </w:num>
-  <w:num w:numId="11" w16cid:durableId="480124734">
-    <w:abstractNumId w:val="21"/>
-  </w:num>
   <w:num w:numId="12" w16cid:durableId="1120107619">
-    <w:abstractNumId w:val="16"/>
+    <w:abstractNumId w:val="17"/>
   </w:num>
   <w:num w:numId="13" w16cid:durableId="2129663888">
     <w:abstractNumId w:val="6"/>
   </w:num>
   <w:num w:numId="14" w16cid:durableId="1609662036">
-    <w:abstractNumId w:val="14"/>
+    <w:abstractNumId w:val="15"/>
   </w:num>
   <w:num w:numId="15" w16cid:durableId="473985100">
-    <w:abstractNumId w:val="34"/>
+    <w:abstractNumId w:val="35"/>
   </w:num>
   <w:num w:numId="16" w16cid:durableId="619263971">
     <w:abstractNumId w:val="9"/>
   </w:num>
   <w:num w:numId="17" w16cid:durableId="1712536812">
-    <w:abstractNumId w:val="31"/>
+    <w:abstractNumId w:val="32"/>
   </w:num>
   <w:num w:numId="18" w16cid:durableId="553348773">
-    <w:abstractNumId w:val="33"/>
+    <w:abstractNumId w:val="34"/>
   </w:num>
   <w:num w:numId="19" w16cid:durableId="616566803">
-    <w:abstractNumId w:val="30"/>
+    <w:abstractNumId w:val="31"/>
   </w:num>
   <w:num w:numId="20" w16cid:durableId="1195458330">
     <w:abstractNumId w:val="0"/>
   </w:num>
   <w:num w:numId="21" w16cid:durableId="979728643">
-    <w:abstractNumId w:val="18"/>
+    <w:abstractNumId w:val="19"/>
   </w:num>
   <w:num w:numId="22" w16cid:durableId="1781026175">
-    <w:abstractNumId w:val="24"/>
+    <w:abstractNumId w:val="25"/>
   </w:num>
   <w:num w:numId="23" w16cid:durableId="1358390278">
     <w:abstractNumId w:val="2"/>
   </w:num>
   <w:num w:numId="24" w16cid:durableId="319967696">
-    <w:abstractNumId w:val="23"/>
+    <w:abstractNumId w:val="24"/>
   </w:num>
   <w:num w:numId="25" w16cid:durableId="1490172335">
-    <w:abstractNumId w:val="11"/>
+    <w:abstractNumId w:val="12"/>
   </w:num>
   <w:num w:numId="26" w16cid:durableId="494876458">
-    <w:abstractNumId w:val="37"/>
+    <w:abstractNumId w:val="38"/>
   </w:num>
   <w:num w:numId="27" w16cid:durableId="965160156">
     <w:abstractNumId w:val="8"/>
@@ -17910,7 +18329,7 @@
     <w:abstractNumId w:val="3"/>
   </w:num>
   <w:num w:numId="29" w16cid:durableId="1588465180">
-    <w:abstractNumId w:val="29"/>
+    <w:abstractNumId w:val="30"/>
   </w:num>
   <w:num w:numId="30" w16cid:durableId="1856184709">
     <w:abstractNumId w:val="4"/>
@@ -17919,25 +18338,28 @@
     <w:abstractNumId w:val="5"/>
   </w:num>
   <w:num w:numId="32" w16cid:durableId="1697392296">
-    <w:abstractNumId w:val="17"/>
+    <w:abstractNumId w:val="18"/>
   </w:num>
   <w:num w:numId="33" w16cid:durableId="1742873147">
-    <w:abstractNumId w:val="36"/>
+    <w:abstractNumId w:val="37"/>
   </w:num>
   <w:num w:numId="34" w16cid:durableId="374161227">
-    <w:abstractNumId w:val="32"/>
+    <w:abstractNumId w:val="33"/>
   </w:num>
   <w:num w:numId="35" w16cid:durableId="1450470478">
-    <w:abstractNumId w:val="19"/>
+    <w:abstractNumId w:val="20"/>
   </w:num>
   <w:num w:numId="36" w16cid:durableId="1037315447">
-    <w:abstractNumId w:val="27"/>
+    <w:abstractNumId w:val="28"/>
   </w:num>
   <w:num w:numId="37" w16cid:durableId="1738937060">
-    <w:abstractNumId w:val="25"/>
+    <w:abstractNumId w:val="26"/>
   </w:num>
   <w:num w:numId="38" w16cid:durableId="1038313736">
-    <w:abstractNumId w:val="13"/>
+    <w:abstractNumId w:val="14"/>
+  </w:num>
+  <w:num w:numId="39" w16cid:durableId="1772698051">
+    <w:abstractNumId w:val="11"/>
   </w:num>
 </w:numbering>
 </file>

--- a/programming_mental_models/p1_programming_mental_models.docx
+++ b/programming_mental_models/p1_programming_mental_models.docx
@@ -97,8 +97,18 @@
           <w:sz w:val="32"/>
           <w:szCs w:val="32"/>
         </w:rPr>
-        <w:t>………..</w:t>
-      </w:r>
+        <w:t>……</w:t>
+      </w:r>
+      <w:proofErr w:type="gramStart"/>
+      <w:r>
+        <w:rPr>
+          <w:rFonts w:ascii="Calibri" w:hAnsi="Calibri" w:cs="Calibri"/>
+          <w:sz w:val="32"/>
+          <w:szCs w:val="32"/>
+        </w:rPr>
+        <w:t>…..</w:t>
+      </w:r>
+      <w:proofErr w:type="gramEnd"/>
       <w:r>
         <w:rPr>
           <w:rFonts w:ascii="Calibri" w:hAnsi="Calibri" w:cs="Calibri"/>
@@ -144,8 +154,18 @@
           <w:sz w:val="32"/>
           <w:szCs w:val="32"/>
         </w:rPr>
-        <w:t>………..</w:t>
-      </w:r>
+        <w:t>……</w:t>
+      </w:r>
+      <w:proofErr w:type="gramStart"/>
+      <w:r>
+        <w:rPr>
+          <w:rFonts w:ascii="Calibri" w:hAnsi="Calibri" w:cs="Calibri"/>
+          <w:sz w:val="32"/>
+          <w:szCs w:val="32"/>
+        </w:rPr>
+        <w:t>…..</w:t>
+      </w:r>
+      <w:proofErr w:type="gramEnd"/>
       <w:r>
         <w:rPr>
           <w:rFonts w:ascii="Calibri" w:hAnsi="Calibri" w:cs="Calibri"/>
@@ -215,7 +235,16 @@
           <w:sz w:val="32"/>
           <w:szCs w:val="32"/>
         </w:rPr>
-        <w:t>…………….</w:t>
+        <w:t>…………</w:t>
+      </w:r>
+      <w:proofErr w:type="gramStart"/>
+      <w:r>
+        <w:rPr>
+          <w:rFonts w:ascii="Calibri" w:hAnsi="Calibri" w:cs="Calibri"/>
+          <w:sz w:val="32"/>
+          <w:szCs w:val="32"/>
+        </w:rPr>
+        <w:t>….</w:t>
       </w:r>
       <w:r>
         <w:rPr>
@@ -225,6 +254,7 @@
         </w:rPr>
         <w:t>.</w:t>
       </w:r>
+      <w:proofErr w:type="gramEnd"/>
       <w:r>
         <w:rPr>
           <w:rFonts w:ascii="Calibri" w:hAnsi="Calibri" w:cs="Calibri"/>
@@ -254,7 +284,25 @@
           <w:sz w:val="32"/>
           <w:szCs w:val="32"/>
         </w:rPr>
-        <w:t>Think in Systems (not in components)………………………………</w:t>
+        <w:t xml:space="preserve">Think in Systems (not in </w:t>
+      </w:r>
+      <w:proofErr w:type="gramStart"/>
+      <w:r>
+        <w:rPr>
+          <w:rFonts w:ascii="Calibri" w:hAnsi="Calibri" w:cs="Calibri"/>
+          <w:sz w:val="32"/>
+          <w:szCs w:val="32"/>
+        </w:rPr>
+        <w:t>components)…</w:t>
+      </w:r>
+      <w:proofErr w:type="gramEnd"/>
+      <w:r>
+        <w:rPr>
+          <w:rFonts w:ascii="Calibri" w:hAnsi="Calibri" w:cs="Calibri"/>
+          <w:sz w:val="32"/>
+          <w:szCs w:val="32"/>
+        </w:rPr>
+        <w:t>……………………………</w:t>
       </w:r>
       <w:r>
         <w:rPr>
@@ -301,8 +349,18 @@
           <w:sz w:val="32"/>
           <w:szCs w:val="32"/>
         </w:rPr>
-        <w:t>………..</w:t>
-      </w:r>
+        <w:t>……</w:t>
+      </w:r>
+      <w:proofErr w:type="gramStart"/>
+      <w:r>
+        <w:rPr>
+          <w:rFonts w:ascii="Calibri" w:hAnsi="Calibri" w:cs="Calibri"/>
+          <w:sz w:val="32"/>
+          <w:szCs w:val="32"/>
+        </w:rPr>
+        <w:t>…..</w:t>
+      </w:r>
+      <w:proofErr w:type="gramEnd"/>
       <w:r>
         <w:rPr>
           <w:rFonts w:ascii="Calibri" w:hAnsi="Calibri" w:cs="Calibri"/>
@@ -412,7 +470,25 @@
           <w:sz w:val="32"/>
           <w:szCs w:val="32"/>
         </w:rPr>
-        <w:t>…………..7</w:t>
+        <w:t>………</w:t>
+      </w:r>
+      <w:proofErr w:type="gramStart"/>
+      <w:r>
+        <w:rPr>
+          <w:rFonts w:ascii="Calibri" w:hAnsi="Calibri" w:cs="Calibri"/>
+          <w:sz w:val="32"/>
+          <w:szCs w:val="32"/>
+        </w:rPr>
+        <w:t>…..</w:t>
+      </w:r>
+      <w:proofErr w:type="gramEnd"/>
+      <w:r>
+        <w:rPr>
+          <w:rFonts w:ascii="Calibri" w:hAnsi="Calibri" w:cs="Calibri"/>
+          <w:sz w:val="32"/>
+          <w:szCs w:val="32"/>
+        </w:rPr>
+        <w:t>7</w:t>
       </w:r>
     </w:p>
     <w:p>
@@ -498,8 +574,18 @@
           <w:sz w:val="32"/>
           <w:szCs w:val="32"/>
         </w:rPr>
-        <w:t>………..</w:t>
-      </w:r>
+        <w:t>……</w:t>
+      </w:r>
+      <w:proofErr w:type="gramStart"/>
+      <w:r>
+        <w:rPr>
+          <w:rFonts w:ascii="Calibri" w:hAnsi="Calibri" w:cs="Calibri"/>
+          <w:sz w:val="32"/>
+          <w:szCs w:val="32"/>
+        </w:rPr>
+        <w:t>…..</w:t>
+      </w:r>
+      <w:proofErr w:type="gramEnd"/>
       <w:r>
         <w:rPr>
           <w:rFonts w:ascii="Calibri" w:hAnsi="Calibri" w:cs="Calibri"/>
@@ -553,7 +639,16 @@
           <w:sz w:val="32"/>
           <w:szCs w:val="32"/>
         </w:rPr>
-        <w:t>Garbage Collection………………………………….………</w:t>
+        <w:t>Garbage Collection………………………………….……</w:t>
+      </w:r>
+      <w:proofErr w:type="gramStart"/>
+      <w:r>
+        <w:rPr>
+          <w:rFonts w:ascii="Calibri" w:hAnsi="Calibri" w:cs="Calibri"/>
+          <w:sz w:val="32"/>
+          <w:szCs w:val="32"/>
+        </w:rPr>
+        <w:t>…</w:t>
       </w:r>
       <w:r>
         <w:rPr>
@@ -563,6 +658,7 @@
         </w:rPr>
         <w:t>..</w:t>
       </w:r>
+      <w:proofErr w:type="gramEnd"/>
       <w:r>
         <w:rPr>
           <w:rFonts w:ascii="Calibri" w:hAnsi="Calibri" w:cs="Calibri"/>
@@ -640,8 +736,18 @@
           <w:sz w:val="32"/>
           <w:szCs w:val="32"/>
         </w:rPr>
-        <w:t>……………..</w:t>
-      </w:r>
+        <w:t>…………</w:t>
+      </w:r>
+      <w:proofErr w:type="gramStart"/>
+      <w:r>
+        <w:rPr>
+          <w:rFonts w:ascii="Calibri" w:hAnsi="Calibri" w:cs="Calibri"/>
+          <w:sz w:val="32"/>
+          <w:szCs w:val="32"/>
+        </w:rPr>
+        <w:t>…..</w:t>
+      </w:r>
+      <w:proofErr w:type="gramEnd"/>
       <w:r>
         <w:rPr>
           <w:rFonts w:ascii="Calibri" w:hAnsi="Calibri" w:cs="Calibri"/>
@@ -679,7 +785,25 @@
           <w:sz w:val="32"/>
           <w:szCs w:val="32"/>
         </w:rPr>
-        <w:t>SSH (Secure Shell)……………………………………</w:t>
+        <w:t xml:space="preserve">SSH (Secure </w:t>
+      </w:r>
+      <w:proofErr w:type="gramStart"/>
+      <w:r>
+        <w:rPr>
+          <w:rFonts w:ascii="Calibri" w:hAnsi="Calibri" w:cs="Calibri"/>
+          <w:sz w:val="32"/>
+          <w:szCs w:val="32"/>
+        </w:rPr>
+        <w:t>Shell)…</w:t>
+      </w:r>
+      <w:proofErr w:type="gramEnd"/>
+      <w:r>
+        <w:rPr>
+          <w:rFonts w:ascii="Calibri" w:hAnsi="Calibri" w:cs="Calibri"/>
+          <w:sz w:val="32"/>
+          <w:szCs w:val="32"/>
+        </w:rPr>
+        <w:t>…………………………………</w:t>
       </w:r>
       <w:r>
         <w:rPr>
@@ -742,7 +866,25 @@
           <w:sz w:val="32"/>
           <w:szCs w:val="32"/>
         </w:rPr>
-        <w:t>Mono-repo (Monolithic Repository)……………………</w:t>
+        <w:t xml:space="preserve">Mono-repo (Monolithic </w:t>
+      </w:r>
+      <w:proofErr w:type="gramStart"/>
+      <w:r>
+        <w:rPr>
+          <w:rFonts w:ascii="Calibri" w:hAnsi="Calibri" w:cs="Calibri"/>
+          <w:sz w:val="32"/>
+          <w:szCs w:val="32"/>
+        </w:rPr>
+        <w:t>Repository)…</w:t>
+      </w:r>
+      <w:proofErr w:type="gramEnd"/>
+      <w:r>
+        <w:rPr>
+          <w:rFonts w:ascii="Calibri" w:hAnsi="Calibri" w:cs="Calibri"/>
+          <w:sz w:val="32"/>
+          <w:szCs w:val="32"/>
+        </w:rPr>
+        <w:t>…………………</w:t>
       </w:r>
       <w:r>
         <w:rPr>
@@ -805,7 +947,25 @@
           <w:sz w:val="32"/>
           <w:szCs w:val="32"/>
         </w:rPr>
-        <w:t>MCP (Model Context Protocol)……………………………</w:t>
+        <w:t xml:space="preserve">MCP (Model Context </w:t>
+      </w:r>
+      <w:proofErr w:type="gramStart"/>
+      <w:r>
+        <w:rPr>
+          <w:rFonts w:ascii="Calibri" w:hAnsi="Calibri" w:cs="Calibri"/>
+          <w:sz w:val="32"/>
+          <w:szCs w:val="32"/>
+        </w:rPr>
+        <w:t>Protocol)…</w:t>
+      </w:r>
+      <w:proofErr w:type="gramEnd"/>
+      <w:r>
+        <w:rPr>
+          <w:rFonts w:ascii="Calibri" w:hAnsi="Calibri" w:cs="Calibri"/>
+          <w:sz w:val="32"/>
+          <w:szCs w:val="32"/>
+        </w:rPr>
+        <w:t>…………………………</w:t>
       </w:r>
       <w:r>
         <w:rPr>
@@ -915,7 +1075,25 @@
           <w:sz w:val="32"/>
           <w:szCs w:val="32"/>
         </w:rPr>
-        <w:t>Bash (Command Language Interpreter)………………...........</w:t>
+        <w:t xml:space="preserve">Bash (Command Language </w:t>
+      </w:r>
+      <w:proofErr w:type="gramStart"/>
+      <w:r>
+        <w:rPr>
+          <w:rFonts w:ascii="Calibri" w:hAnsi="Calibri" w:cs="Calibri"/>
+          <w:sz w:val="32"/>
+          <w:szCs w:val="32"/>
+        </w:rPr>
+        <w:t>Interpreter)…</w:t>
+      </w:r>
+      <w:proofErr w:type="gramEnd"/>
+      <w:r>
+        <w:rPr>
+          <w:rFonts w:ascii="Calibri" w:hAnsi="Calibri" w:cs="Calibri"/>
+          <w:sz w:val="32"/>
+          <w:szCs w:val="32"/>
+        </w:rPr>
+        <w:t>……………...........</w:t>
       </w:r>
       <w:r>
         <w:rPr>
@@ -1134,7 +1312,23 @@
           <w:sz w:val="36"/>
           <w:szCs w:val="36"/>
         </w:rPr>
-        <w:t xml:space="preserve">) or variable storing KEY’s of a </w:t>
+        <w:t xml:space="preserve">) or variable storing </w:t>
+      </w:r>
+      <w:r>
+        <w:rPr>
+          <w:rFonts w:ascii="Calibri" w:hAnsi="Calibri" w:cs="Calibri"/>
+          <w:sz w:val="36"/>
+          <w:szCs w:val="36"/>
+        </w:rPr>
+        <w:t>KEYs</w:t>
+      </w:r>
+      <w:r>
+        <w:rPr>
+          <w:rFonts w:ascii="Calibri" w:hAnsi="Calibri" w:cs="Calibri"/>
+          <w:sz w:val="36"/>
+          <w:szCs w:val="36"/>
+        </w:rPr>
+        <w:t xml:space="preserve"> of a </w:t>
       </w:r>
       <w:r>
         <w:rPr>
@@ -1366,7 +1560,23 @@
           <w:sz w:val="36"/>
           <w:szCs w:val="36"/>
         </w:rPr>
-        <w:t># Even if code, variables, Class, function, and widgets are not reused, but still Break it into Smaller Chunks. Like custom widgets or splitting build methods. This keeps the Widget Tree small, increasing code Readability and better understanding</w:t>
+        <w:t># Even if code, variables, Class, function, and widgets are not reus</w:t>
+      </w:r>
+      <w:r>
+        <w:rPr>
+          <w:rFonts w:ascii="Calibri" w:hAnsi="Calibri" w:cs="Calibri"/>
+          <w:sz w:val="36"/>
+          <w:szCs w:val="36"/>
+        </w:rPr>
+        <w:t>able</w:t>
+      </w:r>
+      <w:r>
+        <w:rPr>
+          <w:rFonts w:ascii="Calibri" w:hAnsi="Calibri" w:cs="Calibri"/>
+          <w:sz w:val="36"/>
+          <w:szCs w:val="36"/>
+        </w:rPr>
+        <w:t>, but still Break it into Smaller Chunks. Like custom widgets or splitting build methods. This keeps the Widget Tree small, increasing code Readability and better understanding</w:t>
       </w:r>
     </w:p>
     <w:p>
@@ -1596,7 +1806,41 @@
           <w:sz w:val="36"/>
           <w:szCs w:val="36"/>
         </w:rPr>
-        <w:t>if(!codition) return</w:t>
+        <w:t>if</w:t>
+      </w:r>
+      <w:proofErr w:type="gramStart"/>
+      <w:r>
+        <w:rPr>
+          <w:rFonts w:ascii="Calibri" w:hAnsi="Calibri" w:cs="Calibri"/>
+          <w:b/>
+          <w:bCs/>
+          <w:sz w:val="36"/>
+          <w:szCs w:val="36"/>
+        </w:rPr>
+        <w:t>(!</w:t>
+      </w:r>
+      <w:proofErr w:type="spellStart"/>
+      <w:r>
+        <w:rPr>
+          <w:rFonts w:ascii="Calibri" w:hAnsi="Calibri" w:cs="Calibri"/>
+          <w:b/>
+          <w:bCs/>
+          <w:sz w:val="36"/>
+          <w:szCs w:val="36"/>
+        </w:rPr>
+        <w:t>codition</w:t>
+      </w:r>
+      <w:proofErr w:type="spellEnd"/>
+      <w:proofErr w:type="gramEnd"/>
+      <w:r>
+        <w:rPr>
+          <w:rFonts w:ascii="Calibri" w:hAnsi="Calibri" w:cs="Calibri"/>
+          <w:b/>
+          <w:bCs/>
+          <w:sz w:val="36"/>
+          <w:szCs w:val="36"/>
+        </w:rPr>
+        <w:t>) return</w:t>
       </w:r>
       <w:r>
         <w:rPr>
@@ -1795,7 +2039,29 @@
           <w:sz w:val="36"/>
           <w:szCs w:val="36"/>
         </w:rPr>
-        <w:t xml:space="preserve"> State machine</w:t>
+        <w:t xml:space="preserve"> </w:t>
+      </w:r>
+      <w:proofErr w:type="gramStart"/>
+      <w:r>
+        <w:rPr>
+          <w:rFonts w:ascii="Calibri" w:hAnsi="Calibri" w:cs="Calibri"/>
+          <w:b/>
+          <w:bCs/>
+          <w:sz w:val="36"/>
+          <w:szCs w:val="36"/>
+        </w:rPr>
+        <w:t>State</w:t>
+      </w:r>
+      <w:proofErr w:type="gramEnd"/>
+      <w:r>
+        <w:rPr>
+          <w:rFonts w:ascii="Calibri" w:hAnsi="Calibri" w:cs="Calibri"/>
+          <w:b/>
+          <w:bCs/>
+          <w:sz w:val="36"/>
+          <w:szCs w:val="36"/>
+        </w:rPr>
+        <w:t xml:space="preserve"> machine</w:t>
       </w:r>
       <w:r>
         <w:rPr>
@@ -3473,127 +3739,312 @@
           <w:sz w:val="36"/>
           <w:szCs w:val="36"/>
         </w:rPr>
-        <w:t xml:space="preserve">    def get_name(self):</w:t>
-      </w:r>
-    </w:p>
-    <w:p>
-      <w:pPr>
-        <w:jc w:val="both"/>
-        <w:rPr>
-          <w:rFonts w:ascii="Calibri" w:hAnsi="Calibri" w:cs="Calibri"/>
-          <w:b/>
-          <w:bCs/>
-          <w:color w:val="D86DCB" w:themeColor="accent5" w:themeTint="99"/>
-          <w:sz w:val="36"/>
-          <w:szCs w:val="36"/>
-        </w:rPr>
-      </w:pPr>
-      <w:r>
-        <w:rPr>
-          <w:rFonts w:ascii="Calibri" w:hAnsi="Calibri" w:cs="Calibri"/>
-          <w:b/>
-          <w:bCs/>
-          <w:color w:val="D86DCB" w:themeColor="accent5" w:themeTint="99"/>
-          <w:sz w:val="36"/>
-          <w:szCs w:val="36"/>
-        </w:rPr>
-        <w:t xml:space="preserve">        return self.__name</w:t>
-      </w:r>
-    </w:p>
-    <w:p>
-      <w:pPr>
-        <w:jc w:val="both"/>
-        <w:rPr>
-          <w:rFonts w:ascii="Calibri" w:hAnsi="Calibri" w:cs="Calibri"/>
-          <w:b/>
-          <w:bCs/>
-          <w:color w:val="D86DCB" w:themeColor="accent5" w:themeTint="99"/>
-          <w:sz w:val="36"/>
-          <w:szCs w:val="36"/>
-        </w:rPr>
-      </w:pPr>
-      <w:r>
-        <w:rPr>
-          <w:rFonts w:ascii="Calibri" w:hAnsi="Calibri" w:cs="Calibri"/>
-          <w:b/>
-          <w:bCs/>
-          <w:color w:val="D86DCB" w:themeColor="accent5" w:themeTint="99"/>
-          <w:sz w:val="36"/>
-          <w:szCs w:val="36"/>
-        </w:rPr>
-        <w:t xml:space="preserve">    def get_price(self):</w:t>
-      </w:r>
-    </w:p>
-    <w:p>
-      <w:pPr>
-        <w:jc w:val="both"/>
-        <w:rPr>
-          <w:rFonts w:ascii="Calibri" w:hAnsi="Calibri" w:cs="Calibri"/>
-          <w:b/>
-          <w:bCs/>
-          <w:color w:val="D86DCB" w:themeColor="accent5" w:themeTint="99"/>
-          <w:sz w:val="36"/>
-          <w:szCs w:val="36"/>
-        </w:rPr>
-      </w:pPr>
-      <w:r>
-        <w:rPr>
-          <w:rFonts w:ascii="Calibri" w:hAnsi="Calibri" w:cs="Calibri"/>
-          <w:b/>
-          <w:bCs/>
-          <w:color w:val="D86DCB" w:themeColor="accent5" w:themeTint="99"/>
-          <w:sz w:val="36"/>
-          <w:szCs w:val="36"/>
-        </w:rPr>
-        <w:t xml:space="preserve">        return self.__price</w:t>
-      </w:r>
-    </w:p>
-    <w:p>
-      <w:pPr>
-        <w:jc w:val="both"/>
-        <w:rPr>
-          <w:rFonts w:ascii="Calibri" w:hAnsi="Calibri" w:cs="Calibri"/>
-          <w:b/>
-          <w:bCs/>
-          <w:color w:val="D86DCB" w:themeColor="accent5" w:themeTint="99"/>
-          <w:sz w:val="36"/>
-          <w:szCs w:val="36"/>
-        </w:rPr>
-      </w:pPr>
-      <w:r>
-        <w:rPr>
-          <w:rFonts w:ascii="Calibri" w:hAnsi="Calibri" w:cs="Calibri"/>
-          <w:b/>
-          <w:bCs/>
-          <w:color w:val="D86DCB" w:themeColor="accent5" w:themeTint="99"/>
-          <w:sz w:val="36"/>
-          <w:szCs w:val="36"/>
-        </w:rPr>
-        <w:t xml:space="preserve">    def set_name(self, price):</w:t>
-      </w:r>
-    </w:p>
-    <w:p>
-      <w:pPr>
-        <w:jc w:val="both"/>
-        <w:rPr>
-          <w:rFonts w:ascii="Calibri" w:hAnsi="Calibri" w:cs="Calibri"/>
-          <w:b/>
-          <w:bCs/>
-          <w:color w:val="D86DCB" w:themeColor="accent5" w:themeTint="99"/>
-          <w:sz w:val="36"/>
-          <w:szCs w:val="36"/>
-        </w:rPr>
-      </w:pPr>
-      <w:r>
-        <w:rPr>
-          <w:rFonts w:ascii="Calibri" w:hAnsi="Calibri" w:cs="Calibri"/>
-          <w:b/>
-          <w:bCs/>
-          <w:color w:val="D86DCB" w:themeColor="accent5" w:themeTint="99"/>
-          <w:sz w:val="36"/>
-          <w:szCs w:val="36"/>
-        </w:rPr>
-        <w:t xml:space="preserve">        self.__price = price</w:t>
+        <w:t xml:space="preserve">    def </w:t>
+      </w:r>
+      <w:proofErr w:type="spellStart"/>
+      <w:r>
+        <w:rPr>
+          <w:rFonts w:ascii="Calibri" w:hAnsi="Calibri" w:cs="Calibri"/>
+          <w:b/>
+          <w:bCs/>
+          <w:color w:val="D86DCB" w:themeColor="accent5" w:themeTint="99"/>
+          <w:sz w:val="36"/>
+          <w:szCs w:val="36"/>
+        </w:rPr>
+        <w:t>get_name</w:t>
+      </w:r>
+      <w:proofErr w:type="spellEnd"/>
+      <w:r>
+        <w:rPr>
+          <w:rFonts w:ascii="Calibri" w:hAnsi="Calibri" w:cs="Calibri"/>
+          <w:b/>
+          <w:bCs/>
+          <w:color w:val="D86DCB" w:themeColor="accent5" w:themeTint="99"/>
+          <w:sz w:val="36"/>
+          <w:szCs w:val="36"/>
+        </w:rPr>
+        <w:t>(self):</w:t>
+      </w:r>
+    </w:p>
+    <w:p>
+      <w:pPr>
+        <w:jc w:val="both"/>
+        <w:rPr>
+          <w:rFonts w:ascii="Calibri" w:hAnsi="Calibri" w:cs="Calibri"/>
+          <w:b/>
+          <w:bCs/>
+          <w:color w:val="D86DCB" w:themeColor="accent5" w:themeTint="99"/>
+          <w:sz w:val="36"/>
+          <w:szCs w:val="36"/>
+        </w:rPr>
+      </w:pPr>
+      <w:r>
+        <w:rPr>
+          <w:rFonts w:ascii="Calibri" w:hAnsi="Calibri" w:cs="Calibri"/>
+          <w:b/>
+          <w:bCs/>
+          <w:color w:val="D86DCB" w:themeColor="accent5" w:themeTint="99"/>
+          <w:sz w:val="36"/>
+          <w:szCs w:val="36"/>
+        </w:rPr>
+        <w:t xml:space="preserve">        return </w:t>
+      </w:r>
+      <w:proofErr w:type="spellStart"/>
+      <w:proofErr w:type="gramStart"/>
+      <w:r>
+        <w:rPr>
+          <w:rFonts w:ascii="Calibri" w:hAnsi="Calibri" w:cs="Calibri"/>
+          <w:b/>
+          <w:bCs/>
+          <w:color w:val="D86DCB" w:themeColor="accent5" w:themeTint="99"/>
+          <w:sz w:val="36"/>
+          <w:szCs w:val="36"/>
+        </w:rPr>
+        <w:t>self._</w:t>
+      </w:r>
+      <w:proofErr w:type="gramEnd"/>
+      <w:r>
+        <w:rPr>
+          <w:rFonts w:ascii="Calibri" w:hAnsi="Calibri" w:cs="Calibri"/>
+          <w:b/>
+          <w:bCs/>
+          <w:color w:val="D86DCB" w:themeColor="accent5" w:themeTint="99"/>
+          <w:sz w:val="36"/>
+          <w:szCs w:val="36"/>
+        </w:rPr>
+        <w:t>_name</w:t>
+      </w:r>
+      <w:proofErr w:type="spellEnd"/>
+    </w:p>
+    <w:p>
+      <w:pPr>
+        <w:jc w:val="both"/>
+        <w:rPr>
+          <w:rFonts w:ascii="Calibri" w:hAnsi="Calibri" w:cs="Calibri"/>
+          <w:b/>
+          <w:bCs/>
+          <w:color w:val="D86DCB" w:themeColor="accent5" w:themeTint="99"/>
+          <w:sz w:val="36"/>
+          <w:szCs w:val="36"/>
+        </w:rPr>
+      </w:pPr>
+      <w:r>
+        <w:rPr>
+          <w:rFonts w:ascii="Calibri" w:hAnsi="Calibri" w:cs="Calibri"/>
+          <w:b/>
+          <w:bCs/>
+          <w:color w:val="D86DCB" w:themeColor="accent5" w:themeTint="99"/>
+          <w:sz w:val="36"/>
+          <w:szCs w:val="36"/>
+        </w:rPr>
+        <w:t xml:space="preserve">    def </w:t>
+      </w:r>
+      <w:proofErr w:type="spellStart"/>
+      <w:r>
+        <w:rPr>
+          <w:rFonts w:ascii="Calibri" w:hAnsi="Calibri" w:cs="Calibri"/>
+          <w:b/>
+          <w:bCs/>
+          <w:color w:val="D86DCB" w:themeColor="accent5" w:themeTint="99"/>
+          <w:sz w:val="36"/>
+          <w:szCs w:val="36"/>
+        </w:rPr>
+        <w:t>get_price</w:t>
+      </w:r>
+      <w:proofErr w:type="spellEnd"/>
+      <w:r>
+        <w:rPr>
+          <w:rFonts w:ascii="Calibri" w:hAnsi="Calibri" w:cs="Calibri"/>
+          <w:b/>
+          <w:bCs/>
+          <w:color w:val="D86DCB" w:themeColor="accent5" w:themeTint="99"/>
+          <w:sz w:val="36"/>
+          <w:szCs w:val="36"/>
+        </w:rPr>
+        <w:t>(self):</w:t>
+      </w:r>
+    </w:p>
+    <w:p>
+      <w:pPr>
+        <w:jc w:val="both"/>
+        <w:rPr>
+          <w:rFonts w:ascii="Calibri" w:hAnsi="Calibri" w:cs="Calibri"/>
+          <w:b/>
+          <w:bCs/>
+          <w:color w:val="D86DCB" w:themeColor="accent5" w:themeTint="99"/>
+          <w:sz w:val="36"/>
+          <w:szCs w:val="36"/>
+        </w:rPr>
+      </w:pPr>
+      <w:r>
+        <w:rPr>
+          <w:rFonts w:ascii="Calibri" w:hAnsi="Calibri" w:cs="Calibri"/>
+          <w:b/>
+          <w:bCs/>
+          <w:color w:val="D86DCB" w:themeColor="accent5" w:themeTint="99"/>
+          <w:sz w:val="36"/>
+          <w:szCs w:val="36"/>
+        </w:rPr>
+        <w:t xml:space="preserve">        return </w:t>
+      </w:r>
+      <w:proofErr w:type="spellStart"/>
+      <w:proofErr w:type="gramStart"/>
+      <w:r>
+        <w:rPr>
+          <w:rFonts w:ascii="Calibri" w:hAnsi="Calibri" w:cs="Calibri"/>
+          <w:b/>
+          <w:bCs/>
+          <w:color w:val="D86DCB" w:themeColor="accent5" w:themeTint="99"/>
+          <w:sz w:val="36"/>
+          <w:szCs w:val="36"/>
+        </w:rPr>
+        <w:t>self._</w:t>
+      </w:r>
+      <w:proofErr w:type="gramEnd"/>
+      <w:r>
+        <w:rPr>
+          <w:rFonts w:ascii="Calibri" w:hAnsi="Calibri" w:cs="Calibri"/>
+          <w:b/>
+          <w:bCs/>
+          <w:color w:val="D86DCB" w:themeColor="accent5" w:themeTint="99"/>
+          <w:sz w:val="36"/>
+          <w:szCs w:val="36"/>
+        </w:rPr>
+        <w:t>_price</w:t>
+      </w:r>
+      <w:proofErr w:type="spellEnd"/>
+    </w:p>
+    <w:p>
+      <w:pPr>
+        <w:jc w:val="both"/>
+        <w:rPr>
+          <w:rFonts w:ascii="Calibri" w:hAnsi="Calibri" w:cs="Calibri"/>
+          <w:b/>
+          <w:bCs/>
+          <w:color w:val="D86DCB" w:themeColor="accent5" w:themeTint="99"/>
+          <w:sz w:val="36"/>
+          <w:szCs w:val="36"/>
+        </w:rPr>
+      </w:pPr>
+      <w:r>
+        <w:rPr>
+          <w:rFonts w:ascii="Calibri" w:hAnsi="Calibri" w:cs="Calibri"/>
+          <w:b/>
+          <w:bCs/>
+          <w:color w:val="D86DCB" w:themeColor="accent5" w:themeTint="99"/>
+          <w:sz w:val="36"/>
+          <w:szCs w:val="36"/>
+        </w:rPr>
+        <w:t xml:space="preserve">    def </w:t>
+      </w:r>
+      <w:proofErr w:type="spellStart"/>
+      <w:r>
+        <w:rPr>
+          <w:rFonts w:ascii="Calibri" w:hAnsi="Calibri" w:cs="Calibri"/>
+          <w:b/>
+          <w:bCs/>
+          <w:color w:val="D86DCB" w:themeColor="accent5" w:themeTint="99"/>
+          <w:sz w:val="36"/>
+          <w:szCs w:val="36"/>
+        </w:rPr>
+        <w:t>set_</w:t>
+      </w:r>
+      <w:proofErr w:type="gramStart"/>
+      <w:r>
+        <w:rPr>
+          <w:rFonts w:ascii="Calibri" w:hAnsi="Calibri" w:cs="Calibri"/>
+          <w:b/>
+          <w:bCs/>
+          <w:color w:val="D86DCB" w:themeColor="accent5" w:themeTint="99"/>
+          <w:sz w:val="36"/>
+          <w:szCs w:val="36"/>
+        </w:rPr>
+        <w:t>name</w:t>
+      </w:r>
+      <w:proofErr w:type="spellEnd"/>
+      <w:r>
+        <w:rPr>
+          <w:rFonts w:ascii="Calibri" w:hAnsi="Calibri" w:cs="Calibri"/>
+          <w:b/>
+          <w:bCs/>
+          <w:color w:val="D86DCB" w:themeColor="accent5" w:themeTint="99"/>
+          <w:sz w:val="36"/>
+          <w:szCs w:val="36"/>
+        </w:rPr>
+        <w:t>(</w:t>
+      </w:r>
+      <w:proofErr w:type="gramEnd"/>
+      <w:r>
+        <w:rPr>
+          <w:rFonts w:ascii="Calibri" w:hAnsi="Calibri" w:cs="Calibri"/>
+          <w:b/>
+          <w:bCs/>
+          <w:color w:val="D86DCB" w:themeColor="accent5" w:themeTint="99"/>
+          <w:sz w:val="36"/>
+          <w:szCs w:val="36"/>
+        </w:rPr>
+        <w:t>self, price):</w:t>
+      </w:r>
+    </w:p>
+    <w:p>
+      <w:pPr>
+        <w:jc w:val="both"/>
+        <w:rPr>
+          <w:rFonts w:ascii="Calibri" w:hAnsi="Calibri" w:cs="Calibri"/>
+          <w:b/>
+          <w:bCs/>
+          <w:color w:val="D86DCB" w:themeColor="accent5" w:themeTint="99"/>
+          <w:sz w:val="36"/>
+          <w:szCs w:val="36"/>
+        </w:rPr>
+      </w:pPr>
+      <w:r>
+        <w:rPr>
+          <w:rFonts w:ascii="Calibri" w:hAnsi="Calibri" w:cs="Calibri"/>
+          <w:b/>
+          <w:bCs/>
+          <w:color w:val="D86DCB" w:themeColor="accent5" w:themeTint="99"/>
+          <w:sz w:val="36"/>
+          <w:szCs w:val="36"/>
+        </w:rPr>
+        <w:t xml:space="preserve">        </w:t>
+      </w:r>
+      <w:proofErr w:type="spellStart"/>
+      <w:proofErr w:type="gramStart"/>
+      <w:r>
+        <w:rPr>
+          <w:rFonts w:ascii="Calibri" w:hAnsi="Calibri" w:cs="Calibri"/>
+          <w:b/>
+          <w:bCs/>
+          <w:color w:val="D86DCB" w:themeColor="accent5" w:themeTint="99"/>
+          <w:sz w:val="36"/>
+          <w:szCs w:val="36"/>
+        </w:rPr>
+        <w:t>self._</w:t>
+      </w:r>
+      <w:proofErr w:type="gramEnd"/>
+      <w:r>
+        <w:rPr>
+          <w:rFonts w:ascii="Calibri" w:hAnsi="Calibri" w:cs="Calibri"/>
+          <w:b/>
+          <w:bCs/>
+          <w:color w:val="D86DCB" w:themeColor="accent5" w:themeTint="99"/>
+          <w:sz w:val="36"/>
+          <w:szCs w:val="36"/>
+        </w:rPr>
+        <w:t>_price</w:t>
+      </w:r>
+      <w:proofErr w:type="spellEnd"/>
+      <w:r>
+        <w:rPr>
+          <w:rFonts w:ascii="Calibri" w:hAnsi="Calibri" w:cs="Calibri"/>
+          <w:b/>
+          <w:bCs/>
+          <w:color w:val="D86DCB" w:themeColor="accent5" w:themeTint="99"/>
+          <w:sz w:val="36"/>
+          <w:szCs w:val="36"/>
+        </w:rPr>
+        <w:t xml:space="preserve"> = price</w:t>
       </w:r>
     </w:p>
     <w:p>
@@ -3618,31 +4069,127 @@
           <w:szCs w:val="36"/>
         </w:rPr>
         <w:lastRenderedPageBreak/>
-        <w:t xml:space="preserve">    def apply_discount(self, pct):</w:t>
-      </w:r>
-    </w:p>
-    <w:p>
-      <w:pPr>
-        <w:jc w:val="both"/>
-        <w:rPr>
-          <w:rFonts w:ascii="Calibri" w:hAnsi="Calibri" w:cs="Calibri"/>
-          <w:b/>
-          <w:bCs/>
-          <w:color w:val="D86DCB" w:themeColor="accent5" w:themeTint="99"/>
-          <w:sz w:val="36"/>
-          <w:szCs w:val="36"/>
-        </w:rPr>
-      </w:pPr>
-      <w:r>
-        <w:rPr>
-          <w:rFonts w:ascii="Calibri" w:hAnsi="Calibri" w:cs="Calibri"/>
-          <w:b/>
-          <w:bCs/>
-          <w:color w:val="D86DCB" w:themeColor="accent5" w:themeTint="99"/>
-          <w:sz w:val="36"/>
-          <w:szCs w:val="36"/>
-        </w:rPr>
-        <w:t xml:space="preserve">        return  self.__price * (1 - pct/100)</w:t>
+        <w:t xml:space="preserve">    def </w:t>
+      </w:r>
+      <w:proofErr w:type="spellStart"/>
+      <w:r>
+        <w:rPr>
+          <w:rFonts w:ascii="Calibri" w:hAnsi="Calibri" w:cs="Calibri"/>
+          <w:b/>
+          <w:bCs/>
+          <w:color w:val="D86DCB" w:themeColor="accent5" w:themeTint="99"/>
+          <w:sz w:val="36"/>
+          <w:szCs w:val="36"/>
+        </w:rPr>
+        <w:t>apply_</w:t>
+      </w:r>
+      <w:proofErr w:type="gramStart"/>
+      <w:r>
+        <w:rPr>
+          <w:rFonts w:ascii="Calibri" w:hAnsi="Calibri" w:cs="Calibri"/>
+          <w:b/>
+          <w:bCs/>
+          <w:color w:val="D86DCB" w:themeColor="accent5" w:themeTint="99"/>
+          <w:sz w:val="36"/>
+          <w:szCs w:val="36"/>
+        </w:rPr>
+        <w:t>discount</w:t>
+      </w:r>
+      <w:proofErr w:type="spellEnd"/>
+      <w:r>
+        <w:rPr>
+          <w:rFonts w:ascii="Calibri" w:hAnsi="Calibri" w:cs="Calibri"/>
+          <w:b/>
+          <w:bCs/>
+          <w:color w:val="D86DCB" w:themeColor="accent5" w:themeTint="99"/>
+          <w:sz w:val="36"/>
+          <w:szCs w:val="36"/>
+        </w:rPr>
+        <w:t>(</w:t>
+      </w:r>
+      <w:proofErr w:type="gramEnd"/>
+      <w:r>
+        <w:rPr>
+          <w:rFonts w:ascii="Calibri" w:hAnsi="Calibri" w:cs="Calibri"/>
+          <w:b/>
+          <w:bCs/>
+          <w:color w:val="D86DCB" w:themeColor="accent5" w:themeTint="99"/>
+          <w:sz w:val="36"/>
+          <w:szCs w:val="36"/>
+        </w:rPr>
+        <w:t>self, pct):</w:t>
+      </w:r>
+    </w:p>
+    <w:p>
+      <w:pPr>
+        <w:jc w:val="both"/>
+        <w:rPr>
+          <w:rFonts w:ascii="Calibri" w:hAnsi="Calibri" w:cs="Calibri"/>
+          <w:b/>
+          <w:bCs/>
+          <w:color w:val="D86DCB" w:themeColor="accent5" w:themeTint="99"/>
+          <w:sz w:val="36"/>
+          <w:szCs w:val="36"/>
+        </w:rPr>
+      </w:pPr>
+      <w:r>
+        <w:rPr>
+          <w:rFonts w:ascii="Calibri" w:hAnsi="Calibri" w:cs="Calibri"/>
+          <w:b/>
+          <w:bCs/>
+          <w:color w:val="D86DCB" w:themeColor="accent5" w:themeTint="99"/>
+          <w:sz w:val="36"/>
+          <w:szCs w:val="36"/>
+        </w:rPr>
+        <w:t xml:space="preserve">        </w:t>
+      </w:r>
+      <w:proofErr w:type="gramStart"/>
+      <w:r>
+        <w:rPr>
+          <w:rFonts w:ascii="Calibri" w:hAnsi="Calibri" w:cs="Calibri"/>
+          <w:b/>
+          <w:bCs/>
+          <w:color w:val="D86DCB" w:themeColor="accent5" w:themeTint="99"/>
+          <w:sz w:val="36"/>
+          <w:szCs w:val="36"/>
+        </w:rPr>
+        <w:t xml:space="preserve">return  </w:t>
+      </w:r>
+      <w:proofErr w:type="spellStart"/>
+      <w:r>
+        <w:rPr>
+          <w:rFonts w:ascii="Calibri" w:hAnsi="Calibri" w:cs="Calibri"/>
+          <w:b/>
+          <w:bCs/>
+          <w:color w:val="D86DCB" w:themeColor="accent5" w:themeTint="99"/>
+          <w:sz w:val="36"/>
+          <w:szCs w:val="36"/>
+        </w:rPr>
+        <w:t>self</w:t>
+      </w:r>
+      <w:proofErr w:type="gramEnd"/>
+      <w:r>
+        <w:rPr>
+          <w:rFonts w:ascii="Calibri" w:hAnsi="Calibri" w:cs="Calibri"/>
+          <w:b/>
+          <w:bCs/>
+          <w:color w:val="D86DCB" w:themeColor="accent5" w:themeTint="99"/>
+          <w:sz w:val="36"/>
+          <w:szCs w:val="36"/>
+        </w:rPr>
+        <w:t>.__price</w:t>
+      </w:r>
+      <w:proofErr w:type="spellEnd"/>
+      <w:r>
+        <w:rPr>
+          <w:rFonts w:ascii="Calibri" w:hAnsi="Calibri" w:cs="Calibri"/>
+          <w:b/>
+          <w:bCs/>
+          <w:color w:val="D86DCB" w:themeColor="accent5" w:themeTint="99"/>
+          <w:sz w:val="36"/>
+          <w:szCs w:val="36"/>
+        </w:rPr>
+        <w:t xml:space="preserve"> * (1 - pct/100)</w:t>
       </w:r>
     </w:p>
     <w:p>
@@ -3751,80 +4298,204 @@
           <w:sz w:val="36"/>
           <w:szCs w:val="36"/>
         </w:rPr>
-        <w:t xml:space="preserve">    def apply_discount(self):</w:t>
-      </w:r>
-    </w:p>
-    <w:p>
-      <w:pPr>
-        <w:jc w:val="both"/>
-        <w:rPr>
-          <w:rFonts w:ascii="Calibri" w:hAnsi="Calibri" w:cs="Calibri"/>
-          <w:b/>
-          <w:bCs/>
-          <w:color w:val="D86DCB" w:themeColor="accent5" w:themeTint="99"/>
-          <w:sz w:val="36"/>
-          <w:szCs w:val="36"/>
-        </w:rPr>
-      </w:pPr>
-      <w:r>
-        <w:rPr>
-          <w:rFonts w:ascii="Calibri" w:hAnsi="Calibri" w:cs="Calibri"/>
-          <w:b/>
-          <w:bCs/>
-          <w:color w:val="D86DCB" w:themeColor="accent5" w:themeTint="99"/>
-          <w:sz w:val="36"/>
-          <w:szCs w:val="36"/>
-        </w:rPr>
-        <w:t xml:space="preserve">        if self.__months &gt; 12:</w:t>
-      </w:r>
-    </w:p>
-    <w:p>
-      <w:pPr>
-        <w:jc w:val="both"/>
-        <w:rPr>
-          <w:rFonts w:ascii="Calibri" w:hAnsi="Calibri" w:cs="Calibri"/>
-          <w:b/>
-          <w:bCs/>
-          <w:color w:val="D86DCB" w:themeColor="accent5" w:themeTint="99"/>
-          <w:sz w:val="36"/>
-          <w:szCs w:val="36"/>
-        </w:rPr>
-      </w:pPr>
-      <w:r>
-        <w:rPr>
-          <w:rFonts w:ascii="Calibri" w:hAnsi="Calibri" w:cs="Calibri"/>
-          <w:b/>
-          <w:bCs/>
-          <w:color w:val="D86DCB" w:themeColor="accent5" w:themeTint="99"/>
-          <w:sz w:val="36"/>
-          <w:szCs w:val="36"/>
-        </w:rPr>
-        <w:t xml:space="preserve">            return self.__monthly * 0.8</w:t>
-      </w:r>
-    </w:p>
-    <w:p>
-      <w:pPr>
-        <w:jc w:val="both"/>
-        <w:rPr>
-          <w:rFonts w:ascii="Calibri" w:hAnsi="Calibri" w:cs="Calibri"/>
-          <w:b/>
-          <w:bCs/>
-          <w:color w:val="D86DCB" w:themeColor="accent5" w:themeTint="99"/>
-          <w:sz w:val="36"/>
-          <w:szCs w:val="36"/>
-        </w:rPr>
-      </w:pPr>
-      <w:r>
-        <w:rPr>
-          <w:rFonts w:ascii="Calibri" w:hAnsi="Calibri" w:cs="Calibri"/>
-          <w:b/>
-          <w:bCs/>
-          <w:color w:val="D86DCB" w:themeColor="accent5" w:themeTint="99"/>
-          <w:sz w:val="36"/>
-          <w:szCs w:val="36"/>
-        </w:rPr>
-        <w:t xml:space="preserve">        return self.__monthly</w:t>
-      </w:r>
+        <w:t xml:space="preserve">    def </w:t>
+      </w:r>
+      <w:proofErr w:type="spellStart"/>
+      <w:r>
+        <w:rPr>
+          <w:rFonts w:ascii="Calibri" w:hAnsi="Calibri" w:cs="Calibri"/>
+          <w:b/>
+          <w:bCs/>
+          <w:color w:val="D86DCB" w:themeColor="accent5" w:themeTint="99"/>
+          <w:sz w:val="36"/>
+          <w:szCs w:val="36"/>
+        </w:rPr>
+        <w:t>apply_discount</w:t>
+      </w:r>
+      <w:proofErr w:type="spellEnd"/>
+      <w:r>
+        <w:rPr>
+          <w:rFonts w:ascii="Calibri" w:hAnsi="Calibri" w:cs="Calibri"/>
+          <w:b/>
+          <w:bCs/>
+          <w:color w:val="D86DCB" w:themeColor="accent5" w:themeTint="99"/>
+          <w:sz w:val="36"/>
+          <w:szCs w:val="36"/>
+        </w:rPr>
+        <w:t>(self):</w:t>
+      </w:r>
+    </w:p>
+    <w:p>
+      <w:pPr>
+        <w:jc w:val="both"/>
+        <w:rPr>
+          <w:rFonts w:ascii="Calibri" w:hAnsi="Calibri" w:cs="Calibri"/>
+          <w:b/>
+          <w:bCs/>
+          <w:color w:val="D86DCB" w:themeColor="accent5" w:themeTint="99"/>
+          <w:sz w:val="36"/>
+          <w:szCs w:val="36"/>
+        </w:rPr>
+      </w:pPr>
+      <w:r>
+        <w:rPr>
+          <w:rFonts w:ascii="Calibri" w:hAnsi="Calibri" w:cs="Calibri"/>
+          <w:b/>
+          <w:bCs/>
+          <w:color w:val="D86DCB" w:themeColor="accent5" w:themeTint="99"/>
+          <w:sz w:val="36"/>
+          <w:szCs w:val="36"/>
+        </w:rPr>
+        <w:t xml:space="preserve">        if </w:t>
+      </w:r>
+      <w:proofErr w:type="spellStart"/>
+      <w:proofErr w:type="gramStart"/>
+      <w:r>
+        <w:rPr>
+          <w:rFonts w:ascii="Calibri" w:hAnsi="Calibri" w:cs="Calibri"/>
+          <w:b/>
+          <w:bCs/>
+          <w:color w:val="D86DCB" w:themeColor="accent5" w:themeTint="99"/>
+          <w:sz w:val="36"/>
+          <w:szCs w:val="36"/>
+        </w:rPr>
+        <w:t>self._</w:t>
+      </w:r>
+      <w:proofErr w:type="gramEnd"/>
+      <w:r>
+        <w:rPr>
+          <w:rFonts w:ascii="Calibri" w:hAnsi="Calibri" w:cs="Calibri"/>
+          <w:b/>
+          <w:bCs/>
+          <w:color w:val="D86DCB" w:themeColor="accent5" w:themeTint="99"/>
+          <w:sz w:val="36"/>
+          <w:szCs w:val="36"/>
+        </w:rPr>
+        <w:t>_months</w:t>
+      </w:r>
+      <w:proofErr w:type="spellEnd"/>
+      <w:r>
+        <w:rPr>
+          <w:rFonts w:ascii="Calibri" w:hAnsi="Calibri" w:cs="Calibri"/>
+          <w:b/>
+          <w:bCs/>
+          <w:color w:val="D86DCB" w:themeColor="accent5" w:themeTint="99"/>
+          <w:sz w:val="36"/>
+          <w:szCs w:val="36"/>
+        </w:rPr>
+        <w:t xml:space="preserve"> &gt; 12:</w:t>
+      </w:r>
+    </w:p>
+    <w:p>
+      <w:pPr>
+        <w:jc w:val="both"/>
+        <w:rPr>
+          <w:rFonts w:ascii="Calibri" w:hAnsi="Calibri" w:cs="Calibri"/>
+          <w:b/>
+          <w:bCs/>
+          <w:color w:val="D86DCB" w:themeColor="accent5" w:themeTint="99"/>
+          <w:sz w:val="36"/>
+          <w:szCs w:val="36"/>
+        </w:rPr>
+      </w:pPr>
+      <w:r>
+        <w:rPr>
+          <w:rFonts w:ascii="Calibri" w:hAnsi="Calibri" w:cs="Calibri"/>
+          <w:b/>
+          <w:bCs/>
+          <w:color w:val="D86DCB" w:themeColor="accent5" w:themeTint="99"/>
+          <w:sz w:val="36"/>
+          <w:szCs w:val="36"/>
+        </w:rPr>
+        <w:t xml:space="preserve">            return </w:t>
+      </w:r>
+      <w:proofErr w:type="spellStart"/>
+      <w:proofErr w:type="gramStart"/>
+      <w:r>
+        <w:rPr>
+          <w:rFonts w:ascii="Calibri" w:hAnsi="Calibri" w:cs="Calibri"/>
+          <w:b/>
+          <w:bCs/>
+          <w:color w:val="D86DCB" w:themeColor="accent5" w:themeTint="99"/>
+          <w:sz w:val="36"/>
+          <w:szCs w:val="36"/>
+        </w:rPr>
+        <w:t>self._</w:t>
+      </w:r>
+      <w:proofErr w:type="gramEnd"/>
+      <w:r>
+        <w:rPr>
+          <w:rFonts w:ascii="Calibri" w:hAnsi="Calibri" w:cs="Calibri"/>
+          <w:b/>
+          <w:bCs/>
+          <w:color w:val="D86DCB" w:themeColor="accent5" w:themeTint="99"/>
+          <w:sz w:val="36"/>
+          <w:szCs w:val="36"/>
+        </w:rPr>
+        <w:t>_monthly</w:t>
+      </w:r>
+      <w:proofErr w:type="spellEnd"/>
+      <w:r>
+        <w:rPr>
+          <w:rFonts w:ascii="Calibri" w:hAnsi="Calibri" w:cs="Calibri"/>
+          <w:b/>
+          <w:bCs/>
+          <w:color w:val="D86DCB" w:themeColor="accent5" w:themeTint="99"/>
+          <w:sz w:val="36"/>
+          <w:szCs w:val="36"/>
+        </w:rPr>
+        <w:t xml:space="preserve"> * 0.8</w:t>
+      </w:r>
+    </w:p>
+    <w:p>
+      <w:pPr>
+        <w:jc w:val="both"/>
+        <w:rPr>
+          <w:rFonts w:ascii="Calibri" w:hAnsi="Calibri" w:cs="Calibri"/>
+          <w:b/>
+          <w:bCs/>
+          <w:color w:val="D86DCB" w:themeColor="accent5" w:themeTint="99"/>
+          <w:sz w:val="36"/>
+          <w:szCs w:val="36"/>
+        </w:rPr>
+      </w:pPr>
+      <w:r>
+        <w:rPr>
+          <w:rFonts w:ascii="Calibri" w:hAnsi="Calibri" w:cs="Calibri"/>
+          <w:b/>
+          <w:bCs/>
+          <w:color w:val="D86DCB" w:themeColor="accent5" w:themeTint="99"/>
+          <w:sz w:val="36"/>
+          <w:szCs w:val="36"/>
+        </w:rPr>
+        <w:t xml:space="preserve">        return </w:t>
+      </w:r>
+      <w:proofErr w:type="spellStart"/>
+      <w:proofErr w:type="gramStart"/>
+      <w:r>
+        <w:rPr>
+          <w:rFonts w:ascii="Calibri" w:hAnsi="Calibri" w:cs="Calibri"/>
+          <w:b/>
+          <w:bCs/>
+          <w:color w:val="D86DCB" w:themeColor="accent5" w:themeTint="99"/>
+          <w:sz w:val="36"/>
+          <w:szCs w:val="36"/>
+        </w:rPr>
+        <w:t>self._</w:t>
+      </w:r>
+      <w:proofErr w:type="gramEnd"/>
+      <w:r>
+        <w:rPr>
+          <w:rFonts w:ascii="Calibri" w:hAnsi="Calibri" w:cs="Calibri"/>
+          <w:b/>
+          <w:bCs/>
+          <w:color w:val="D86DCB" w:themeColor="accent5" w:themeTint="99"/>
+          <w:sz w:val="36"/>
+          <w:szCs w:val="36"/>
+        </w:rPr>
+        <w:t>_monthly</w:t>
+      </w:r>
+      <w:proofErr w:type="spellEnd"/>
     </w:p>
     <w:p>
       <w:pPr>
@@ -3871,7 +4542,31 @@
           <w:sz w:val="36"/>
           <w:szCs w:val="36"/>
         </w:rPr>
-        <w:t>p = Product()</w:t>
+        <w:t xml:space="preserve">p = </w:t>
+      </w:r>
+      <w:proofErr w:type="gramStart"/>
+      <w:r>
+        <w:rPr>
+          <w:rFonts w:ascii="Calibri" w:hAnsi="Calibri" w:cs="Calibri"/>
+          <w:b/>
+          <w:bCs/>
+          <w:color w:val="D86DCB" w:themeColor="accent5" w:themeTint="99"/>
+          <w:sz w:val="36"/>
+          <w:szCs w:val="36"/>
+        </w:rPr>
+        <w:t>Product(</w:t>
+      </w:r>
+      <w:proofErr w:type="gramEnd"/>
+      <w:r>
+        <w:rPr>
+          <w:rFonts w:ascii="Calibri" w:hAnsi="Calibri" w:cs="Calibri"/>
+          <w:b/>
+          <w:bCs/>
+          <w:color w:val="D86DCB" w:themeColor="accent5" w:themeTint="99"/>
+          <w:sz w:val="36"/>
+          <w:szCs w:val="36"/>
+        </w:rPr>
+        <w:t>)</w:t>
       </w:r>
     </w:p>
     <w:p>
@@ -3943,31 +4638,127 @@
           <w:sz w:val="36"/>
           <w:szCs w:val="36"/>
         </w:rPr>
-        <w:t>total = p.get_price() * qty # Data leaked</w:t>
-      </w:r>
-    </w:p>
-    <w:p>
-      <w:pPr>
-        <w:jc w:val="both"/>
-        <w:rPr>
-          <w:rFonts w:ascii="Calibri" w:hAnsi="Calibri" w:cs="Calibri"/>
-          <w:b/>
-          <w:bCs/>
-          <w:color w:val="D86DCB" w:themeColor="accent5" w:themeTint="99"/>
-          <w:sz w:val="36"/>
-          <w:szCs w:val="36"/>
-        </w:rPr>
-      </w:pPr>
-      <w:r>
-        <w:rPr>
-          <w:rFonts w:ascii="Calibri" w:hAnsi="Calibri" w:cs="Calibri"/>
-          <w:b/>
-          <w:bCs/>
-          <w:color w:val="D86DCB" w:themeColor="accent5" w:themeTint="99"/>
-          <w:sz w:val="36"/>
-          <w:szCs w:val="36"/>
-        </w:rPr>
-        <w:t>tax = p.get_price() * rate</w:t>
+        <w:t xml:space="preserve">total = </w:t>
+      </w:r>
+      <w:proofErr w:type="spellStart"/>
+      <w:r>
+        <w:rPr>
+          <w:rFonts w:ascii="Calibri" w:hAnsi="Calibri" w:cs="Calibri"/>
+          <w:b/>
+          <w:bCs/>
+          <w:color w:val="D86DCB" w:themeColor="accent5" w:themeTint="99"/>
+          <w:sz w:val="36"/>
+          <w:szCs w:val="36"/>
+        </w:rPr>
+        <w:t>p.get_</w:t>
+      </w:r>
+      <w:proofErr w:type="gramStart"/>
+      <w:r>
+        <w:rPr>
+          <w:rFonts w:ascii="Calibri" w:hAnsi="Calibri" w:cs="Calibri"/>
+          <w:b/>
+          <w:bCs/>
+          <w:color w:val="D86DCB" w:themeColor="accent5" w:themeTint="99"/>
+          <w:sz w:val="36"/>
+          <w:szCs w:val="36"/>
+        </w:rPr>
+        <w:t>price</w:t>
+      </w:r>
+      <w:proofErr w:type="spellEnd"/>
+      <w:r>
+        <w:rPr>
+          <w:rFonts w:ascii="Calibri" w:hAnsi="Calibri" w:cs="Calibri"/>
+          <w:b/>
+          <w:bCs/>
+          <w:color w:val="D86DCB" w:themeColor="accent5" w:themeTint="99"/>
+          <w:sz w:val="36"/>
+          <w:szCs w:val="36"/>
+        </w:rPr>
+        <w:t>(</w:t>
+      </w:r>
+      <w:proofErr w:type="gramEnd"/>
+      <w:r>
+        <w:rPr>
+          <w:rFonts w:ascii="Calibri" w:hAnsi="Calibri" w:cs="Calibri"/>
+          <w:b/>
+          <w:bCs/>
+          <w:color w:val="D86DCB" w:themeColor="accent5" w:themeTint="99"/>
+          <w:sz w:val="36"/>
+          <w:szCs w:val="36"/>
+        </w:rPr>
+        <w:t>) * qty # Data leaked</w:t>
+      </w:r>
+    </w:p>
+    <w:p>
+      <w:pPr>
+        <w:jc w:val="both"/>
+        <w:rPr>
+          <w:rFonts w:ascii="Calibri" w:hAnsi="Calibri" w:cs="Calibri"/>
+          <w:b/>
+          <w:bCs/>
+          <w:color w:val="D86DCB" w:themeColor="accent5" w:themeTint="99"/>
+          <w:sz w:val="36"/>
+          <w:szCs w:val="36"/>
+        </w:rPr>
+      </w:pPr>
+      <w:r>
+        <w:rPr>
+          <w:rFonts w:ascii="Calibri" w:hAnsi="Calibri" w:cs="Calibri"/>
+          <w:b/>
+          <w:bCs/>
+          <w:color w:val="D86DCB" w:themeColor="accent5" w:themeTint="99"/>
+          <w:sz w:val="36"/>
+          <w:szCs w:val="36"/>
+        </w:rPr>
+        <w:t xml:space="preserve">tax = </w:t>
+      </w:r>
+      <w:proofErr w:type="spellStart"/>
+      <w:r>
+        <w:rPr>
+          <w:rFonts w:ascii="Calibri" w:hAnsi="Calibri" w:cs="Calibri"/>
+          <w:b/>
+          <w:bCs/>
+          <w:color w:val="D86DCB" w:themeColor="accent5" w:themeTint="99"/>
+          <w:sz w:val="36"/>
+          <w:szCs w:val="36"/>
+        </w:rPr>
+        <w:t>p.get_</w:t>
+      </w:r>
+      <w:proofErr w:type="gramStart"/>
+      <w:r>
+        <w:rPr>
+          <w:rFonts w:ascii="Calibri" w:hAnsi="Calibri" w:cs="Calibri"/>
+          <w:b/>
+          <w:bCs/>
+          <w:color w:val="D86DCB" w:themeColor="accent5" w:themeTint="99"/>
+          <w:sz w:val="36"/>
+          <w:szCs w:val="36"/>
+        </w:rPr>
+        <w:t>price</w:t>
+      </w:r>
+      <w:proofErr w:type="spellEnd"/>
+      <w:r>
+        <w:rPr>
+          <w:rFonts w:ascii="Calibri" w:hAnsi="Calibri" w:cs="Calibri"/>
+          <w:b/>
+          <w:bCs/>
+          <w:color w:val="D86DCB" w:themeColor="accent5" w:themeTint="99"/>
+          <w:sz w:val="36"/>
+          <w:szCs w:val="36"/>
+        </w:rPr>
+        <w:t>(</w:t>
+      </w:r>
+      <w:proofErr w:type="gramEnd"/>
+      <w:r>
+        <w:rPr>
+          <w:rFonts w:ascii="Calibri" w:hAnsi="Calibri" w:cs="Calibri"/>
+          <w:b/>
+          <w:bCs/>
+          <w:color w:val="D86DCB" w:themeColor="accent5" w:themeTint="99"/>
+          <w:sz w:val="36"/>
+          <w:szCs w:val="36"/>
+        </w:rPr>
+        <w:t>) * rate</w:t>
       </w:r>
     </w:p>
     <w:p>
@@ -4124,260 +4915,661 @@
           <w:sz w:val="36"/>
           <w:szCs w:val="36"/>
         </w:rPr>
-        <w:t xml:space="preserve">    def get_name(self):</w:t>
-      </w:r>
-    </w:p>
-    <w:p>
-      <w:pPr>
-        <w:jc w:val="both"/>
-        <w:rPr>
-          <w:rFonts w:ascii="Calibri" w:hAnsi="Calibri" w:cs="Calibri"/>
-          <w:b/>
-          <w:bCs/>
-          <w:color w:val="D86DCB" w:themeColor="accent5" w:themeTint="99"/>
-          <w:sz w:val="36"/>
-          <w:szCs w:val="36"/>
-        </w:rPr>
-      </w:pPr>
-      <w:r>
-        <w:rPr>
-          <w:rFonts w:ascii="Calibri" w:hAnsi="Calibri" w:cs="Calibri"/>
-          <w:b/>
-          <w:bCs/>
-          <w:color w:val="D86DCB" w:themeColor="accent5" w:themeTint="99"/>
-          <w:sz w:val="36"/>
-          <w:szCs w:val="36"/>
-        </w:rPr>
-        <w:t xml:space="preserve">        return self.__name</w:t>
-      </w:r>
-    </w:p>
-    <w:p>
-      <w:pPr>
-        <w:jc w:val="both"/>
-        <w:rPr>
-          <w:rFonts w:ascii="Calibri" w:hAnsi="Calibri" w:cs="Calibri"/>
-          <w:b/>
-          <w:bCs/>
-          <w:color w:val="D86DCB" w:themeColor="accent5" w:themeTint="99"/>
-          <w:sz w:val="36"/>
-          <w:szCs w:val="36"/>
-        </w:rPr>
-      </w:pPr>
-      <w:r>
-        <w:rPr>
-          <w:rFonts w:ascii="Calibri" w:hAnsi="Calibri" w:cs="Calibri"/>
-          <w:b/>
-          <w:bCs/>
-          <w:color w:val="D86DCB" w:themeColor="accent5" w:themeTint="99"/>
-          <w:sz w:val="36"/>
-          <w:szCs w:val="36"/>
-        </w:rPr>
-        <w:t xml:space="preserve">    def get_price(self):</w:t>
-      </w:r>
-    </w:p>
-    <w:p>
-      <w:pPr>
-        <w:jc w:val="both"/>
-        <w:rPr>
-          <w:rFonts w:ascii="Calibri" w:hAnsi="Calibri" w:cs="Calibri"/>
-          <w:b/>
-          <w:bCs/>
-          <w:color w:val="D86DCB" w:themeColor="accent5" w:themeTint="99"/>
-          <w:sz w:val="36"/>
-          <w:szCs w:val="36"/>
-        </w:rPr>
-      </w:pPr>
-      <w:r>
-        <w:rPr>
-          <w:rFonts w:ascii="Calibri" w:hAnsi="Calibri" w:cs="Calibri"/>
-          <w:b/>
-          <w:bCs/>
-          <w:color w:val="D86DCB" w:themeColor="accent5" w:themeTint="99"/>
-          <w:sz w:val="36"/>
-          <w:szCs w:val="36"/>
-        </w:rPr>
-        <w:t xml:space="preserve">        return self.__price</w:t>
-      </w:r>
-    </w:p>
-    <w:p>
-      <w:pPr>
-        <w:jc w:val="both"/>
-        <w:rPr>
-          <w:rFonts w:ascii="Calibri" w:hAnsi="Calibri" w:cs="Calibri"/>
-          <w:b/>
-          <w:bCs/>
-          <w:color w:val="D86DCB" w:themeColor="accent5" w:themeTint="99"/>
-          <w:sz w:val="36"/>
-          <w:szCs w:val="36"/>
-        </w:rPr>
-      </w:pPr>
-      <w:r>
-        <w:rPr>
-          <w:rFonts w:ascii="Calibri" w:hAnsi="Calibri" w:cs="Calibri"/>
-          <w:b/>
-          <w:bCs/>
-          <w:color w:val="D86DCB" w:themeColor="accent5" w:themeTint="99"/>
-          <w:sz w:val="36"/>
-          <w:szCs w:val="36"/>
-        </w:rPr>
-        <w:t xml:space="preserve">    def set_name(self, price):</w:t>
-      </w:r>
-    </w:p>
-    <w:p>
-      <w:pPr>
-        <w:jc w:val="both"/>
-        <w:rPr>
-          <w:rFonts w:ascii="Calibri" w:hAnsi="Calibri" w:cs="Calibri"/>
-          <w:b/>
-          <w:bCs/>
-          <w:color w:val="D86DCB" w:themeColor="accent5" w:themeTint="99"/>
-          <w:sz w:val="36"/>
-          <w:szCs w:val="36"/>
-        </w:rPr>
-      </w:pPr>
-      <w:r>
-        <w:rPr>
-          <w:rFonts w:ascii="Calibri" w:hAnsi="Calibri" w:cs="Calibri"/>
-          <w:b/>
-          <w:bCs/>
-          <w:color w:val="D86DCB" w:themeColor="accent5" w:themeTint="99"/>
-          <w:sz w:val="36"/>
-          <w:szCs w:val="36"/>
-        </w:rPr>
-        <w:t xml:space="preserve">        self.__price = price</w:t>
-      </w:r>
-    </w:p>
-    <w:p>
-      <w:pPr>
-        <w:jc w:val="both"/>
-        <w:rPr>
-          <w:rFonts w:ascii="Calibri" w:hAnsi="Calibri" w:cs="Calibri"/>
-          <w:b/>
-          <w:bCs/>
-          <w:color w:val="D86DCB" w:themeColor="accent5" w:themeTint="99"/>
-          <w:sz w:val="36"/>
-          <w:szCs w:val="36"/>
-        </w:rPr>
-      </w:pPr>
-      <w:r>
-        <w:rPr>
-          <w:rFonts w:ascii="Calibri" w:hAnsi="Calibri" w:cs="Calibri"/>
-          <w:b/>
-          <w:bCs/>
-          <w:color w:val="D86DCB" w:themeColor="accent5" w:themeTint="99"/>
-          <w:sz w:val="36"/>
-          <w:szCs w:val="36"/>
-        </w:rPr>
-        <w:t xml:space="preserve">    def apply_discount(self, pct):</w:t>
-      </w:r>
-    </w:p>
-    <w:p>
-      <w:pPr>
-        <w:jc w:val="both"/>
-        <w:rPr>
-          <w:rFonts w:ascii="Calibri" w:hAnsi="Calibri" w:cs="Calibri"/>
-          <w:b/>
-          <w:bCs/>
-          <w:color w:val="D86DCB" w:themeColor="accent5" w:themeTint="99"/>
-          <w:sz w:val="36"/>
-          <w:szCs w:val="36"/>
-        </w:rPr>
-      </w:pPr>
-      <w:r>
-        <w:rPr>
-          <w:rFonts w:ascii="Calibri" w:hAnsi="Calibri" w:cs="Calibri"/>
-          <w:b/>
-          <w:bCs/>
-          <w:color w:val="D86DCB" w:themeColor="accent5" w:themeTint="99"/>
-          <w:sz w:val="36"/>
-          <w:szCs w:val="36"/>
-        </w:rPr>
-        <w:t xml:space="preserve">        return  self.__price * (1 - pct/100)</w:t>
-      </w:r>
-    </w:p>
-    <w:p>
-      <w:pPr>
-        <w:jc w:val="both"/>
-        <w:rPr>
-          <w:rFonts w:ascii="Calibri" w:hAnsi="Calibri" w:cs="Calibri"/>
-          <w:b/>
-          <w:bCs/>
-          <w:color w:val="D86DCB" w:themeColor="accent5" w:themeTint="99"/>
-          <w:sz w:val="36"/>
-          <w:szCs w:val="36"/>
-        </w:rPr>
-      </w:pPr>
-    </w:p>
-    <w:p>
-      <w:pPr>
-        <w:jc w:val="both"/>
-        <w:rPr>
-          <w:rFonts w:ascii="Calibri" w:hAnsi="Calibri" w:cs="Calibri"/>
-          <w:b/>
-          <w:bCs/>
-          <w:color w:val="D86DCB" w:themeColor="accent5" w:themeTint="99"/>
-          <w:sz w:val="36"/>
-          <w:szCs w:val="36"/>
-        </w:rPr>
-      </w:pPr>
-      <w:r>
-        <w:rPr>
-          <w:rFonts w:ascii="Calibri" w:hAnsi="Calibri" w:cs="Calibri"/>
-          <w:b/>
-          <w:bCs/>
-          <w:color w:val="D86DCB" w:themeColor="accent5" w:themeTint="99"/>
-          <w:sz w:val="36"/>
-          <w:szCs w:val="36"/>
-        </w:rPr>
-        <w:t>class ProductPricing:</w:t>
-      </w:r>
-    </w:p>
-    <w:p>
-      <w:pPr>
-        <w:jc w:val="both"/>
-        <w:rPr>
-          <w:rFonts w:ascii="Calibri" w:hAnsi="Calibri" w:cs="Calibri"/>
-          <w:b/>
-          <w:bCs/>
-          <w:color w:val="D86DCB" w:themeColor="accent5" w:themeTint="99"/>
-          <w:sz w:val="36"/>
-          <w:szCs w:val="36"/>
-        </w:rPr>
-      </w:pPr>
-      <w:r>
-        <w:rPr>
-          <w:rFonts w:ascii="Calibri" w:hAnsi="Calibri" w:cs="Calibri"/>
-          <w:b/>
-          <w:bCs/>
-          <w:color w:val="D86DCB" w:themeColor="accent5" w:themeTint="99"/>
-          <w:sz w:val="36"/>
-          <w:szCs w:val="36"/>
-        </w:rPr>
-        <w:t xml:space="preserve">    def apply_discount(self, product = Product(), pct = 0.0):</w:t>
-      </w:r>
-    </w:p>
-    <w:p>
-      <w:pPr>
-        <w:jc w:val="both"/>
-        <w:rPr>
-          <w:rFonts w:ascii="Calibri" w:hAnsi="Calibri" w:cs="Calibri"/>
-          <w:b/>
-          <w:bCs/>
-          <w:color w:val="D86DCB" w:themeColor="accent5" w:themeTint="99"/>
-          <w:sz w:val="36"/>
-          <w:szCs w:val="36"/>
-        </w:rPr>
-      </w:pPr>
-      <w:r>
-        <w:rPr>
-          <w:rFonts w:ascii="Calibri" w:hAnsi="Calibri" w:cs="Calibri"/>
-          <w:b/>
-          <w:bCs/>
-          <w:color w:val="D86DCB" w:themeColor="accent5" w:themeTint="99"/>
-          <w:sz w:val="36"/>
-          <w:szCs w:val="36"/>
-        </w:rPr>
-        <w:t xml:space="preserve">        return product.get_price() * (1 - pct/100)</w:t>
+        <w:t xml:space="preserve">    def </w:t>
+      </w:r>
+      <w:proofErr w:type="spellStart"/>
+      <w:r>
+        <w:rPr>
+          <w:rFonts w:ascii="Calibri" w:hAnsi="Calibri" w:cs="Calibri"/>
+          <w:b/>
+          <w:bCs/>
+          <w:color w:val="D86DCB" w:themeColor="accent5" w:themeTint="99"/>
+          <w:sz w:val="36"/>
+          <w:szCs w:val="36"/>
+        </w:rPr>
+        <w:t>get_name</w:t>
+      </w:r>
+      <w:proofErr w:type="spellEnd"/>
+      <w:r>
+        <w:rPr>
+          <w:rFonts w:ascii="Calibri" w:hAnsi="Calibri" w:cs="Calibri"/>
+          <w:b/>
+          <w:bCs/>
+          <w:color w:val="D86DCB" w:themeColor="accent5" w:themeTint="99"/>
+          <w:sz w:val="36"/>
+          <w:szCs w:val="36"/>
+        </w:rPr>
+        <w:t>(self):</w:t>
+      </w:r>
+    </w:p>
+    <w:p>
+      <w:pPr>
+        <w:jc w:val="both"/>
+        <w:rPr>
+          <w:rFonts w:ascii="Calibri" w:hAnsi="Calibri" w:cs="Calibri"/>
+          <w:b/>
+          <w:bCs/>
+          <w:color w:val="D86DCB" w:themeColor="accent5" w:themeTint="99"/>
+          <w:sz w:val="36"/>
+          <w:szCs w:val="36"/>
+        </w:rPr>
+      </w:pPr>
+      <w:r>
+        <w:rPr>
+          <w:rFonts w:ascii="Calibri" w:hAnsi="Calibri" w:cs="Calibri"/>
+          <w:b/>
+          <w:bCs/>
+          <w:color w:val="D86DCB" w:themeColor="accent5" w:themeTint="99"/>
+          <w:sz w:val="36"/>
+          <w:szCs w:val="36"/>
+        </w:rPr>
+        <w:t xml:space="preserve">        return </w:t>
+      </w:r>
+      <w:proofErr w:type="spellStart"/>
+      <w:proofErr w:type="gramStart"/>
+      <w:r>
+        <w:rPr>
+          <w:rFonts w:ascii="Calibri" w:hAnsi="Calibri" w:cs="Calibri"/>
+          <w:b/>
+          <w:bCs/>
+          <w:color w:val="D86DCB" w:themeColor="accent5" w:themeTint="99"/>
+          <w:sz w:val="36"/>
+          <w:szCs w:val="36"/>
+        </w:rPr>
+        <w:t>self._</w:t>
+      </w:r>
+      <w:proofErr w:type="gramEnd"/>
+      <w:r>
+        <w:rPr>
+          <w:rFonts w:ascii="Calibri" w:hAnsi="Calibri" w:cs="Calibri"/>
+          <w:b/>
+          <w:bCs/>
+          <w:color w:val="D86DCB" w:themeColor="accent5" w:themeTint="99"/>
+          <w:sz w:val="36"/>
+          <w:szCs w:val="36"/>
+        </w:rPr>
+        <w:t>_name</w:t>
+      </w:r>
+      <w:proofErr w:type="spellEnd"/>
+    </w:p>
+    <w:p>
+      <w:pPr>
+        <w:jc w:val="both"/>
+        <w:rPr>
+          <w:rFonts w:ascii="Calibri" w:hAnsi="Calibri" w:cs="Calibri"/>
+          <w:b/>
+          <w:bCs/>
+          <w:color w:val="D86DCB" w:themeColor="accent5" w:themeTint="99"/>
+          <w:sz w:val="36"/>
+          <w:szCs w:val="36"/>
+        </w:rPr>
+      </w:pPr>
+      <w:r>
+        <w:rPr>
+          <w:rFonts w:ascii="Calibri" w:hAnsi="Calibri" w:cs="Calibri"/>
+          <w:b/>
+          <w:bCs/>
+          <w:color w:val="D86DCB" w:themeColor="accent5" w:themeTint="99"/>
+          <w:sz w:val="36"/>
+          <w:szCs w:val="36"/>
+        </w:rPr>
+        <w:t xml:space="preserve">    def </w:t>
+      </w:r>
+      <w:proofErr w:type="spellStart"/>
+      <w:r>
+        <w:rPr>
+          <w:rFonts w:ascii="Calibri" w:hAnsi="Calibri" w:cs="Calibri"/>
+          <w:b/>
+          <w:bCs/>
+          <w:color w:val="D86DCB" w:themeColor="accent5" w:themeTint="99"/>
+          <w:sz w:val="36"/>
+          <w:szCs w:val="36"/>
+        </w:rPr>
+        <w:t>get_price</w:t>
+      </w:r>
+      <w:proofErr w:type="spellEnd"/>
+      <w:r>
+        <w:rPr>
+          <w:rFonts w:ascii="Calibri" w:hAnsi="Calibri" w:cs="Calibri"/>
+          <w:b/>
+          <w:bCs/>
+          <w:color w:val="D86DCB" w:themeColor="accent5" w:themeTint="99"/>
+          <w:sz w:val="36"/>
+          <w:szCs w:val="36"/>
+        </w:rPr>
+        <w:t>(self):</w:t>
+      </w:r>
+    </w:p>
+    <w:p>
+      <w:pPr>
+        <w:jc w:val="both"/>
+        <w:rPr>
+          <w:rFonts w:ascii="Calibri" w:hAnsi="Calibri" w:cs="Calibri"/>
+          <w:b/>
+          <w:bCs/>
+          <w:color w:val="D86DCB" w:themeColor="accent5" w:themeTint="99"/>
+          <w:sz w:val="36"/>
+          <w:szCs w:val="36"/>
+        </w:rPr>
+      </w:pPr>
+      <w:r>
+        <w:rPr>
+          <w:rFonts w:ascii="Calibri" w:hAnsi="Calibri" w:cs="Calibri"/>
+          <w:b/>
+          <w:bCs/>
+          <w:color w:val="D86DCB" w:themeColor="accent5" w:themeTint="99"/>
+          <w:sz w:val="36"/>
+          <w:szCs w:val="36"/>
+        </w:rPr>
+        <w:t xml:space="preserve">        return </w:t>
+      </w:r>
+      <w:proofErr w:type="spellStart"/>
+      <w:proofErr w:type="gramStart"/>
+      <w:r>
+        <w:rPr>
+          <w:rFonts w:ascii="Calibri" w:hAnsi="Calibri" w:cs="Calibri"/>
+          <w:b/>
+          <w:bCs/>
+          <w:color w:val="D86DCB" w:themeColor="accent5" w:themeTint="99"/>
+          <w:sz w:val="36"/>
+          <w:szCs w:val="36"/>
+        </w:rPr>
+        <w:t>self._</w:t>
+      </w:r>
+      <w:proofErr w:type="gramEnd"/>
+      <w:r>
+        <w:rPr>
+          <w:rFonts w:ascii="Calibri" w:hAnsi="Calibri" w:cs="Calibri"/>
+          <w:b/>
+          <w:bCs/>
+          <w:color w:val="D86DCB" w:themeColor="accent5" w:themeTint="99"/>
+          <w:sz w:val="36"/>
+          <w:szCs w:val="36"/>
+        </w:rPr>
+        <w:t>_price</w:t>
+      </w:r>
+      <w:proofErr w:type="spellEnd"/>
+    </w:p>
+    <w:p>
+      <w:pPr>
+        <w:jc w:val="both"/>
+        <w:rPr>
+          <w:rFonts w:ascii="Calibri" w:hAnsi="Calibri" w:cs="Calibri"/>
+          <w:b/>
+          <w:bCs/>
+          <w:color w:val="D86DCB" w:themeColor="accent5" w:themeTint="99"/>
+          <w:sz w:val="36"/>
+          <w:szCs w:val="36"/>
+        </w:rPr>
+      </w:pPr>
+      <w:r>
+        <w:rPr>
+          <w:rFonts w:ascii="Calibri" w:hAnsi="Calibri" w:cs="Calibri"/>
+          <w:b/>
+          <w:bCs/>
+          <w:color w:val="D86DCB" w:themeColor="accent5" w:themeTint="99"/>
+          <w:sz w:val="36"/>
+          <w:szCs w:val="36"/>
+        </w:rPr>
+        <w:t xml:space="preserve">    def </w:t>
+      </w:r>
+      <w:proofErr w:type="spellStart"/>
+      <w:r>
+        <w:rPr>
+          <w:rFonts w:ascii="Calibri" w:hAnsi="Calibri" w:cs="Calibri"/>
+          <w:b/>
+          <w:bCs/>
+          <w:color w:val="D86DCB" w:themeColor="accent5" w:themeTint="99"/>
+          <w:sz w:val="36"/>
+          <w:szCs w:val="36"/>
+        </w:rPr>
+        <w:t>set_</w:t>
+      </w:r>
+      <w:proofErr w:type="gramStart"/>
+      <w:r>
+        <w:rPr>
+          <w:rFonts w:ascii="Calibri" w:hAnsi="Calibri" w:cs="Calibri"/>
+          <w:b/>
+          <w:bCs/>
+          <w:color w:val="D86DCB" w:themeColor="accent5" w:themeTint="99"/>
+          <w:sz w:val="36"/>
+          <w:szCs w:val="36"/>
+        </w:rPr>
+        <w:t>name</w:t>
+      </w:r>
+      <w:proofErr w:type="spellEnd"/>
+      <w:r>
+        <w:rPr>
+          <w:rFonts w:ascii="Calibri" w:hAnsi="Calibri" w:cs="Calibri"/>
+          <w:b/>
+          <w:bCs/>
+          <w:color w:val="D86DCB" w:themeColor="accent5" w:themeTint="99"/>
+          <w:sz w:val="36"/>
+          <w:szCs w:val="36"/>
+        </w:rPr>
+        <w:t>(</w:t>
+      </w:r>
+      <w:proofErr w:type="gramEnd"/>
+      <w:r>
+        <w:rPr>
+          <w:rFonts w:ascii="Calibri" w:hAnsi="Calibri" w:cs="Calibri"/>
+          <w:b/>
+          <w:bCs/>
+          <w:color w:val="D86DCB" w:themeColor="accent5" w:themeTint="99"/>
+          <w:sz w:val="36"/>
+          <w:szCs w:val="36"/>
+        </w:rPr>
+        <w:t>self, price):</w:t>
+      </w:r>
+    </w:p>
+    <w:p>
+      <w:pPr>
+        <w:jc w:val="both"/>
+        <w:rPr>
+          <w:rFonts w:ascii="Calibri" w:hAnsi="Calibri" w:cs="Calibri"/>
+          <w:b/>
+          <w:bCs/>
+          <w:color w:val="D86DCB" w:themeColor="accent5" w:themeTint="99"/>
+          <w:sz w:val="36"/>
+          <w:szCs w:val="36"/>
+        </w:rPr>
+      </w:pPr>
+      <w:r>
+        <w:rPr>
+          <w:rFonts w:ascii="Calibri" w:hAnsi="Calibri" w:cs="Calibri"/>
+          <w:b/>
+          <w:bCs/>
+          <w:color w:val="D86DCB" w:themeColor="accent5" w:themeTint="99"/>
+          <w:sz w:val="36"/>
+          <w:szCs w:val="36"/>
+        </w:rPr>
+        <w:t xml:space="preserve">        </w:t>
+      </w:r>
+      <w:proofErr w:type="spellStart"/>
+      <w:proofErr w:type="gramStart"/>
+      <w:r>
+        <w:rPr>
+          <w:rFonts w:ascii="Calibri" w:hAnsi="Calibri" w:cs="Calibri"/>
+          <w:b/>
+          <w:bCs/>
+          <w:color w:val="D86DCB" w:themeColor="accent5" w:themeTint="99"/>
+          <w:sz w:val="36"/>
+          <w:szCs w:val="36"/>
+        </w:rPr>
+        <w:t>self._</w:t>
+      </w:r>
+      <w:proofErr w:type="gramEnd"/>
+      <w:r>
+        <w:rPr>
+          <w:rFonts w:ascii="Calibri" w:hAnsi="Calibri" w:cs="Calibri"/>
+          <w:b/>
+          <w:bCs/>
+          <w:color w:val="D86DCB" w:themeColor="accent5" w:themeTint="99"/>
+          <w:sz w:val="36"/>
+          <w:szCs w:val="36"/>
+        </w:rPr>
+        <w:t>_price</w:t>
+      </w:r>
+      <w:proofErr w:type="spellEnd"/>
+      <w:r>
+        <w:rPr>
+          <w:rFonts w:ascii="Calibri" w:hAnsi="Calibri" w:cs="Calibri"/>
+          <w:b/>
+          <w:bCs/>
+          <w:color w:val="D86DCB" w:themeColor="accent5" w:themeTint="99"/>
+          <w:sz w:val="36"/>
+          <w:szCs w:val="36"/>
+        </w:rPr>
+        <w:t xml:space="preserve"> = price</w:t>
+      </w:r>
+    </w:p>
+    <w:p>
+      <w:pPr>
+        <w:jc w:val="both"/>
+        <w:rPr>
+          <w:rFonts w:ascii="Calibri" w:hAnsi="Calibri" w:cs="Calibri"/>
+          <w:b/>
+          <w:bCs/>
+          <w:color w:val="D86DCB" w:themeColor="accent5" w:themeTint="99"/>
+          <w:sz w:val="36"/>
+          <w:szCs w:val="36"/>
+        </w:rPr>
+      </w:pPr>
+      <w:r>
+        <w:rPr>
+          <w:rFonts w:ascii="Calibri" w:hAnsi="Calibri" w:cs="Calibri"/>
+          <w:b/>
+          <w:bCs/>
+          <w:color w:val="D86DCB" w:themeColor="accent5" w:themeTint="99"/>
+          <w:sz w:val="36"/>
+          <w:szCs w:val="36"/>
+        </w:rPr>
+        <w:t xml:space="preserve">    def </w:t>
+      </w:r>
+      <w:proofErr w:type="spellStart"/>
+      <w:r>
+        <w:rPr>
+          <w:rFonts w:ascii="Calibri" w:hAnsi="Calibri" w:cs="Calibri"/>
+          <w:b/>
+          <w:bCs/>
+          <w:color w:val="D86DCB" w:themeColor="accent5" w:themeTint="99"/>
+          <w:sz w:val="36"/>
+          <w:szCs w:val="36"/>
+        </w:rPr>
+        <w:t>apply_</w:t>
+      </w:r>
+      <w:proofErr w:type="gramStart"/>
+      <w:r>
+        <w:rPr>
+          <w:rFonts w:ascii="Calibri" w:hAnsi="Calibri" w:cs="Calibri"/>
+          <w:b/>
+          <w:bCs/>
+          <w:color w:val="D86DCB" w:themeColor="accent5" w:themeTint="99"/>
+          <w:sz w:val="36"/>
+          <w:szCs w:val="36"/>
+        </w:rPr>
+        <w:t>discount</w:t>
+      </w:r>
+      <w:proofErr w:type="spellEnd"/>
+      <w:r>
+        <w:rPr>
+          <w:rFonts w:ascii="Calibri" w:hAnsi="Calibri" w:cs="Calibri"/>
+          <w:b/>
+          <w:bCs/>
+          <w:color w:val="D86DCB" w:themeColor="accent5" w:themeTint="99"/>
+          <w:sz w:val="36"/>
+          <w:szCs w:val="36"/>
+        </w:rPr>
+        <w:t>(</w:t>
+      </w:r>
+      <w:proofErr w:type="gramEnd"/>
+      <w:r>
+        <w:rPr>
+          <w:rFonts w:ascii="Calibri" w:hAnsi="Calibri" w:cs="Calibri"/>
+          <w:b/>
+          <w:bCs/>
+          <w:color w:val="D86DCB" w:themeColor="accent5" w:themeTint="99"/>
+          <w:sz w:val="36"/>
+          <w:szCs w:val="36"/>
+        </w:rPr>
+        <w:t>self, pct):</w:t>
+      </w:r>
+    </w:p>
+    <w:p>
+      <w:pPr>
+        <w:jc w:val="both"/>
+        <w:rPr>
+          <w:rFonts w:ascii="Calibri" w:hAnsi="Calibri" w:cs="Calibri"/>
+          <w:b/>
+          <w:bCs/>
+          <w:color w:val="D86DCB" w:themeColor="accent5" w:themeTint="99"/>
+          <w:sz w:val="36"/>
+          <w:szCs w:val="36"/>
+        </w:rPr>
+      </w:pPr>
+      <w:r>
+        <w:rPr>
+          <w:rFonts w:ascii="Calibri" w:hAnsi="Calibri" w:cs="Calibri"/>
+          <w:b/>
+          <w:bCs/>
+          <w:color w:val="D86DCB" w:themeColor="accent5" w:themeTint="99"/>
+          <w:sz w:val="36"/>
+          <w:szCs w:val="36"/>
+        </w:rPr>
+        <w:t xml:space="preserve">        </w:t>
+      </w:r>
+      <w:proofErr w:type="gramStart"/>
+      <w:r>
+        <w:rPr>
+          <w:rFonts w:ascii="Calibri" w:hAnsi="Calibri" w:cs="Calibri"/>
+          <w:b/>
+          <w:bCs/>
+          <w:color w:val="D86DCB" w:themeColor="accent5" w:themeTint="99"/>
+          <w:sz w:val="36"/>
+          <w:szCs w:val="36"/>
+        </w:rPr>
+        <w:t xml:space="preserve">return  </w:t>
+      </w:r>
+      <w:proofErr w:type="spellStart"/>
+      <w:r>
+        <w:rPr>
+          <w:rFonts w:ascii="Calibri" w:hAnsi="Calibri" w:cs="Calibri"/>
+          <w:b/>
+          <w:bCs/>
+          <w:color w:val="D86DCB" w:themeColor="accent5" w:themeTint="99"/>
+          <w:sz w:val="36"/>
+          <w:szCs w:val="36"/>
+        </w:rPr>
+        <w:t>self</w:t>
+      </w:r>
+      <w:proofErr w:type="gramEnd"/>
+      <w:r>
+        <w:rPr>
+          <w:rFonts w:ascii="Calibri" w:hAnsi="Calibri" w:cs="Calibri"/>
+          <w:b/>
+          <w:bCs/>
+          <w:color w:val="D86DCB" w:themeColor="accent5" w:themeTint="99"/>
+          <w:sz w:val="36"/>
+          <w:szCs w:val="36"/>
+        </w:rPr>
+        <w:t>.__price</w:t>
+      </w:r>
+      <w:proofErr w:type="spellEnd"/>
+      <w:r>
+        <w:rPr>
+          <w:rFonts w:ascii="Calibri" w:hAnsi="Calibri" w:cs="Calibri"/>
+          <w:b/>
+          <w:bCs/>
+          <w:color w:val="D86DCB" w:themeColor="accent5" w:themeTint="99"/>
+          <w:sz w:val="36"/>
+          <w:szCs w:val="36"/>
+        </w:rPr>
+        <w:t xml:space="preserve"> * (1 - pct/100)</w:t>
+      </w:r>
+    </w:p>
+    <w:p>
+      <w:pPr>
+        <w:jc w:val="both"/>
+        <w:rPr>
+          <w:rFonts w:ascii="Calibri" w:hAnsi="Calibri" w:cs="Calibri"/>
+          <w:b/>
+          <w:bCs/>
+          <w:color w:val="D86DCB" w:themeColor="accent5" w:themeTint="99"/>
+          <w:sz w:val="36"/>
+          <w:szCs w:val="36"/>
+        </w:rPr>
+      </w:pPr>
+    </w:p>
+    <w:p>
+      <w:pPr>
+        <w:jc w:val="both"/>
+        <w:rPr>
+          <w:rFonts w:ascii="Calibri" w:hAnsi="Calibri" w:cs="Calibri"/>
+          <w:b/>
+          <w:bCs/>
+          <w:color w:val="D86DCB" w:themeColor="accent5" w:themeTint="99"/>
+          <w:sz w:val="36"/>
+          <w:szCs w:val="36"/>
+        </w:rPr>
+      </w:pPr>
+      <w:r>
+        <w:rPr>
+          <w:rFonts w:ascii="Calibri" w:hAnsi="Calibri" w:cs="Calibri"/>
+          <w:b/>
+          <w:bCs/>
+          <w:color w:val="D86DCB" w:themeColor="accent5" w:themeTint="99"/>
+          <w:sz w:val="36"/>
+          <w:szCs w:val="36"/>
+        </w:rPr>
+        <w:t xml:space="preserve">class </w:t>
+      </w:r>
+      <w:proofErr w:type="spellStart"/>
+      <w:r>
+        <w:rPr>
+          <w:rFonts w:ascii="Calibri" w:hAnsi="Calibri" w:cs="Calibri"/>
+          <w:b/>
+          <w:bCs/>
+          <w:color w:val="D86DCB" w:themeColor="accent5" w:themeTint="99"/>
+          <w:sz w:val="36"/>
+          <w:szCs w:val="36"/>
+        </w:rPr>
+        <w:t>ProductPricing</w:t>
+      </w:r>
+      <w:proofErr w:type="spellEnd"/>
+      <w:r>
+        <w:rPr>
+          <w:rFonts w:ascii="Calibri" w:hAnsi="Calibri" w:cs="Calibri"/>
+          <w:b/>
+          <w:bCs/>
+          <w:color w:val="D86DCB" w:themeColor="accent5" w:themeTint="99"/>
+          <w:sz w:val="36"/>
+          <w:szCs w:val="36"/>
+        </w:rPr>
+        <w:t>:</w:t>
+      </w:r>
+    </w:p>
+    <w:p>
+      <w:pPr>
+        <w:jc w:val="both"/>
+        <w:rPr>
+          <w:rFonts w:ascii="Calibri" w:hAnsi="Calibri" w:cs="Calibri"/>
+          <w:b/>
+          <w:bCs/>
+          <w:color w:val="D86DCB" w:themeColor="accent5" w:themeTint="99"/>
+          <w:sz w:val="36"/>
+          <w:szCs w:val="36"/>
+        </w:rPr>
+      </w:pPr>
+      <w:r>
+        <w:rPr>
+          <w:rFonts w:ascii="Calibri" w:hAnsi="Calibri" w:cs="Calibri"/>
+          <w:b/>
+          <w:bCs/>
+          <w:color w:val="D86DCB" w:themeColor="accent5" w:themeTint="99"/>
+          <w:sz w:val="36"/>
+          <w:szCs w:val="36"/>
+        </w:rPr>
+        <w:t xml:space="preserve">    def </w:t>
+      </w:r>
+      <w:proofErr w:type="spellStart"/>
+      <w:r>
+        <w:rPr>
+          <w:rFonts w:ascii="Calibri" w:hAnsi="Calibri" w:cs="Calibri"/>
+          <w:b/>
+          <w:bCs/>
+          <w:color w:val="D86DCB" w:themeColor="accent5" w:themeTint="99"/>
+          <w:sz w:val="36"/>
+          <w:szCs w:val="36"/>
+        </w:rPr>
+        <w:t>apply_</w:t>
+      </w:r>
+      <w:proofErr w:type="gramStart"/>
+      <w:r>
+        <w:rPr>
+          <w:rFonts w:ascii="Calibri" w:hAnsi="Calibri" w:cs="Calibri"/>
+          <w:b/>
+          <w:bCs/>
+          <w:color w:val="D86DCB" w:themeColor="accent5" w:themeTint="99"/>
+          <w:sz w:val="36"/>
+          <w:szCs w:val="36"/>
+        </w:rPr>
+        <w:t>discount</w:t>
+      </w:r>
+      <w:proofErr w:type="spellEnd"/>
+      <w:r>
+        <w:rPr>
+          <w:rFonts w:ascii="Calibri" w:hAnsi="Calibri" w:cs="Calibri"/>
+          <w:b/>
+          <w:bCs/>
+          <w:color w:val="D86DCB" w:themeColor="accent5" w:themeTint="99"/>
+          <w:sz w:val="36"/>
+          <w:szCs w:val="36"/>
+        </w:rPr>
+        <w:t>(</w:t>
+      </w:r>
+      <w:proofErr w:type="gramEnd"/>
+      <w:r>
+        <w:rPr>
+          <w:rFonts w:ascii="Calibri" w:hAnsi="Calibri" w:cs="Calibri"/>
+          <w:b/>
+          <w:bCs/>
+          <w:color w:val="D86DCB" w:themeColor="accent5" w:themeTint="99"/>
+          <w:sz w:val="36"/>
+          <w:szCs w:val="36"/>
+        </w:rPr>
+        <w:t>self, product = Product(), pct = 0.0):</w:t>
+      </w:r>
+    </w:p>
+    <w:p>
+      <w:pPr>
+        <w:jc w:val="both"/>
+        <w:rPr>
+          <w:rFonts w:ascii="Calibri" w:hAnsi="Calibri" w:cs="Calibri"/>
+          <w:b/>
+          <w:bCs/>
+          <w:color w:val="D86DCB" w:themeColor="accent5" w:themeTint="99"/>
+          <w:sz w:val="36"/>
+          <w:szCs w:val="36"/>
+        </w:rPr>
+      </w:pPr>
+      <w:r>
+        <w:rPr>
+          <w:rFonts w:ascii="Calibri" w:hAnsi="Calibri" w:cs="Calibri"/>
+          <w:b/>
+          <w:bCs/>
+          <w:color w:val="D86DCB" w:themeColor="accent5" w:themeTint="99"/>
+          <w:sz w:val="36"/>
+          <w:szCs w:val="36"/>
+        </w:rPr>
+        <w:t xml:space="preserve">        return </w:t>
+      </w:r>
+      <w:proofErr w:type="spellStart"/>
+      <w:r>
+        <w:rPr>
+          <w:rFonts w:ascii="Calibri" w:hAnsi="Calibri" w:cs="Calibri"/>
+          <w:b/>
+          <w:bCs/>
+          <w:color w:val="D86DCB" w:themeColor="accent5" w:themeTint="99"/>
+          <w:sz w:val="36"/>
+          <w:szCs w:val="36"/>
+        </w:rPr>
+        <w:t>product.get_</w:t>
+      </w:r>
+      <w:proofErr w:type="gramStart"/>
+      <w:r>
+        <w:rPr>
+          <w:rFonts w:ascii="Calibri" w:hAnsi="Calibri" w:cs="Calibri"/>
+          <w:b/>
+          <w:bCs/>
+          <w:color w:val="D86DCB" w:themeColor="accent5" w:themeTint="99"/>
+          <w:sz w:val="36"/>
+          <w:szCs w:val="36"/>
+        </w:rPr>
+        <w:t>price</w:t>
+      </w:r>
+      <w:proofErr w:type="spellEnd"/>
+      <w:r>
+        <w:rPr>
+          <w:rFonts w:ascii="Calibri" w:hAnsi="Calibri" w:cs="Calibri"/>
+          <w:b/>
+          <w:bCs/>
+          <w:color w:val="D86DCB" w:themeColor="accent5" w:themeTint="99"/>
+          <w:sz w:val="36"/>
+          <w:szCs w:val="36"/>
+        </w:rPr>
+        <w:t>(</w:t>
+      </w:r>
+      <w:proofErr w:type="gramEnd"/>
+      <w:r>
+        <w:rPr>
+          <w:rFonts w:ascii="Calibri" w:hAnsi="Calibri" w:cs="Calibri"/>
+          <w:b/>
+          <w:bCs/>
+          <w:color w:val="D86DCB" w:themeColor="accent5" w:themeTint="99"/>
+          <w:sz w:val="36"/>
+          <w:szCs w:val="36"/>
+        </w:rPr>
+        <w:t>) * (1 - pct/100)</w:t>
       </w:r>
     </w:p>
     <w:p>
@@ -4895,31 +6087,79 @@
           <w:sz w:val="36"/>
           <w:szCs w:val="36"/>
         </w:rPr>
-        <w:t>void onTap () {</w:t>
-      </w:r>
-    </w:p>
-    <w:p>
-      <w:pPr>
-        <w:jc w:val="both"/>
-        <w:rPr>
-          <w:rFonts w:ascii="Calibri" w:hAnsi="Calibri" w:cs="Calibri"/>
-          <w:b/>
-          <w:bCs/>
-          <w:color w:val="D86DCB" w:themeColor="accent5" w:themeTint="99"/>
-          <w:sz w:val="36"/>
-          <w:szCs w:val="36"/>
-        </w:rPr>
-      </w:pPr>
-      <w:r>
-        <w:rPr>
-          <w:rFonts w:ascii="Calibri" w:hAnsi="Calibri" w:cs="Calibri"/>
-          <w:b/>
-          <w:bCs/>
-          <w:color w:val="D86DCB" w:themeColor="accent5" w:themeTint="99"/>
-          <w:sz w:val="36"/>
-          <w:szCs w:val="36"/>
-        </w:rPr>
-        <w:t xml:space="preserve">   if (isSuccess) {</w:t>
+        <w:t xml:space="preserve">void </w:t>
+      </w:r>
+      <w:proofErr w:type="spellStart"/>
+      <w:r>
+        <w:rPr>
+          <w:rFonts w:ascii="Calibri" w:hAnsi="Calibri" w:cs="Calibri"/>
+          <w:b/>
+          <w:bCs/>
+          <w:color w:val="D86DCB" w:themeColor="accent5" w:themeTint="99"/>
+          <w:sz w:val="36"/>
+          <w:szCs w:val="36"/>
+        </w:rPr>
+        <w:t>onTap</w:t>
+      </w:r>
+      <w:proofErr w:type="spellEnd"/>
+      <w:r>
+        <w:rPr>
+          <w:rFonts w:ascii="Calibri" w:hAnsi="Calibri" w:cs="Calibri"/>
+          <w:b/>
+          <w:bCs/>
+          <w:color w:val="D86DCB" w:themeColor="accent5" w:themeTint="99"/>
+          <w:sz w:val="36"/>
+          <w:szCs w:val="36"/>
+        </w:rPr>
+        <w:t xml:space="preserve"> () {</w:t>
+      </w:r>
+    </w:p>
+    <w:p>
+      <w:pPr>
+        <w:jc w:val="both"/>
+        <w:rPr>
+          <w:rFonts w:ascii="Calibri" w:hAnsi="Calibri" w:cs="Calibri"/>
+          <w:b/>
+          <w:bCs/>
+          <w:color w:val="D86DCB" w:themeColor="accent5" w:themeTint="99"/>
+          <w:sz w:val="36"/>
+          <w:szCs w:val="36"/>
+        </w:rPr>
+      </w:pPr>
+      <w:r>
+        <w:rPr>
+          <w:rFonts w:ascii="Calibri" w:hAnsi="Calibri" w:cs="Calibri"/>
+          <w:b/>
+          <w:bCs/>
+          <w:color w:val="D86DCB" w:themeColor="accent5" w:themeTint="99"/>
+          <w:sz w:val="36"/>
+          <w:szCs w:val="36"/>
+        </w:rPr>
+        <w:t xml:space="preserve">   if (</w:t>
+      </w:r>
+      <w:proofErr w:type="spellStart"/>
+      <w:r>
+        <w:rPr>
+          <w:rFonts w:ascii="Calibri" w:hAnsi="Calibri" w:cs="Calibri"/>
+          <w:b/>
+          <w:bCs/>
+          <w:color w:val="D86DCB" w:themeColor="accent5" w:themeTint="99"/>
+          <w:sz w:val="36"/>
+          <w:szCs w:val="36"/>
+        </w:rPr>
+        <w:t>isSuccess</w:t>
+      </w:r>
+      <w:proofErr w:type="spellEnd"/>
+      <w:r>
+        <w:rPr>
+          <w:rFonts w:ascii="Calibri" w:hAnsi="Calibri" w:cs="Calibri"/>
+          <w:b/>
+          <w:bCs/>
+          <w:color w:val="D86DCB" w:themeColor="accent5" w:themeTint="99"/>
+          <w:sz w:val="36"/>
+          <w:szCs w:val="36"/>
+        </w:rPr>
+        <w:t>) {</w:t>
       </w:r>
     </w:p>
     <w:p>
@@ -5051,31 +6291,92 @@
           <w:sz w:val="36"/>
           <w:szCs w:val="36"/>
         </w:rPr>
-        <w:t>void onTap () {</w:t>
-      </w:r>
-    </w:p>
-    <w:p>
-      <w:pPr>
-        <w:jc w:val="both"/>
-        <w:rPr>
-          <w:rFonts w:ascii="Calibri" w:hAnsi="Calibri" w:cs="Calibri"/>
-          <w:b/>
-          <w:bCs/>
-          <w:color w:val="D86DCB" w:themeColor="accent5" w:themeTint="99"/>
-          <w:sz w:val="36"/>
-          <w:szCs w:val="36"/>
-        </w:rPr>
-      </w:pPr>
-      <w:r>
-        <w:rPr>
-          <w:rFonts w:ascii="Calibri" w:hAnsi="Calibri" w:cs="Calibri"/>
-          <w:b/>
-          <w:bCs/>
-          <w:color w:val="D86DCB" w:themeColor="accent5" w:themeTint="99"/>
-          <w:sz w:val="36"/>
-          <w:szCs w:val="36"/>
-        </w:rPr>
-        <w:t xml:space="preserve">   if (!isSuccess) return;</w:t>
+        <w:t xml:space="preserve">void </w:t>
+      </w:r>
+      <w:proofErr w:type="spellStart"/>
+      <w:r>
+        <w:rPr>
+          <w:rFonts w:ascii="Calibri" w:hAnsi="Calibri" w:cs="Calibri"/>
+          <w:b/>
+          <w:bCs/>
+          <w:color w:val="D86DCB" w:themeColor="accent5" w:themeTint="99"/>
+          <w:sz w:val="36"/>
+          <w:szCs w:val="36"/>
+        </w:rPr>
+        <w:t>onTap</w:t>
+      </w:r>
+      <w:proofErr w:type="spellEnd"/>
+      <w:r>
+        <w:rPr>
+          <w:rFonts w:ascii="Calibri" w:hAnsi="Calibri" w:cs="Calibri"/>
+          <w:b/>
+          <w:bCs/>
+          <w:color w:val="D86DCB" w:themeColor="accent5" w:themeTint="99"/>
+          <w:sz w:val="36"/>
+          <w:szCs w:val="36"/>
+        </w:rPr>
+        <w:t xml:space="preserve"> () {</w:t>
+      </w:r>
+    </w:p>
+    <w:p>
+      <w:pPr>
+        <w:jc w:val="both"/>
+        <w:rPr>
+          <w:rFonts w:ascii="Calibri" w:hAnsi="Calibri" w:cs="Calibri"/>
+          <w:b/>
+          <w:bCs/>
+          <w:color w:val="D86DCB" w:themeColor="accent5" w:themeTint="99"/>
+          <w:sz w:val="36"/>
+          <w:szCs w:val="36"/>
+        </w:rPr>
+      </w:pPr>
+      <w:r>
+        <w:rPr>
+          <w:rFonts w:ascii="Calibri" w:hAnsi="Calibri" w:cs="Calibri"/>
+          <w:b/>
+          <w:bCs/>
+          <w:color w:val="D86DCB" w:themeColor="accent5" w:themeTint="99"/>
+          <w:sz w:val="36"/>
+          <w:szCs w:val="36"/>
+        </w:rPr>
+        <w:t xml:space="preserve">   if </w:t>
+      </w:r>
+      <w:proofErr w:type="gramStart"/>
+      <w:r>
+        <w:rPr>
+          <w:rFonts w:ascii="Calibri" w:hAnsi="Calibri" w:cs="Calibri"/>
+          <w:b/>
+          <w:bCs/>
+          <w:color w:val="D86DCB" w:themeColor="accent5" w:themeTint="99"/>
+          <w:sz w:val="36"/>
+          <w:szCs w:val="36"/>
+        </w:rPr>
+        <w:t>(!</w:t>
+      </w:r>
+      <w:proofErr w:type="spellStart"/>
+      <w:r>
+        <w:rPr>
+          <w:rFonts w:ascii="Calibri" w:hAnsi="Calibri" w:cs="Calibri"/>
+          <w:b/>
+          <w:bCs/>
+          <w:color w:val="D86DCB" w:themeColor="accent5" w:themeTint="99"/>
+          <w:sz w:val="36"/>
+          <w:szCs w:val="36"/>
+        </w:rPr>
+        <w:t>isSuccess</w:t>
+      </w:r>
+      <w:proofErr w:type="spellEnd"/>
+      <w:proofErr w:type="gramEnd"/>
+      <w:r>
+        <w:rPr>
+          <w:rFonts w:ascii="Calibri" w:hAnsi="Calibri" w:cs="Calibri"/>
+          <w:b/>
+          <w:bCs/>
+          <w:color w:val="D86DCB" w:themeColor="accent5" w:themeTint="99"/>
+          <w:sz w:val="36"/>
+          <w:szCs w:val="36"/>
+        </w:rPr>
+        <w:t>) return;</w:t>
       </w:r>
     </w:p>
     <w:p>
@@ -5887,33 +7188,65 @@
         </w:rPr>
         <w:t xml:space="preserve"> </w:t>
       </w:r>
-      <w:r>
-        <w:rPr>
-          <w:rFonts w:ascii="Calibri" w:hAnsi="Calibri" w:cs="Calibri"/>
-          <w:b/>
-          <w:bCs/>
-          <w:sz w:val="36"/>
-          <w:szCs w:val="36"/>
-        </w:rPr>
-        <w:t xml:space="preserve">StreamSubscription </w:t>
-      </w:r>
-      <w:r>
-        <w:rPr>
-          <w:rFonts w:ascii="Calibri" w:hAnsi="Calibri" w:cs="Calibri"/>
-          <w:sz w:val="36"/>
-          <w:szCs w:val="36"/>
-        </w:rPr>
-        <w:t xml:space="preserve">objects held in controllers that never </w:t>
-      </w:r>
-      <w:r>
-        <w:rPr>
-          <w:rFonts w:ascii="Calibri" w:hAnsi="Calibri" w:cs="Calibri"/>
-          <w:b/>
-          <w:bCs/>
-          <w:sz w:val="36"/>
-          <w:szCs w:val="36"/>
-        </w:rPr>
-        <w:t>.cancel()</w:t>
+      <w:proofErr w:type="spellStart"/>
+      <w:r>
+        <w:rPr>
+          <w:rFonts w:ascii="Calibri" w:hAnsi="Calibri" w:cs="Calibri"/>
+          <w:b/>
+          <w:bCs/>
+          <w:sz w:val="36"/>
+          <w:szCs w:val="36"/>
+        </w:rPr>
+        <w:t>StreamSubscription</w:t>
+      </w:r>
+      <w:proofErr w:type="spellEnd"/>
+      <w:r>
+        <w:rPr>
+          <w:rFonts w:ascii="Calibri" w:hAnsi="Calibri" w:cs="Calibri"/>
+          <w:b/>
+          <w:bCs/>
+          <w:sz w:val="36"/>
+          <w:szCs w:val="36"/>
+        </w:rPr>
+        <w:t xml:space="preserve"> </w:t>
+      </w:r>
+      <w:r>
+        <w:rPr>
+          <w:rFonts w:ascii="Calibri" w:hAnsi="Calibri" w:cs="Calibri"/>
+          <w:sz w:val="36"/>
+          <w:szCs w:val="36"/>
+        </w:rPr>
+        <w:t xml:space="preserve">objects held in controllers that </w:t>
+      </w:r>
+      <w:proofErr w:type="gramStart"/>
+      <w:r>
+        <w:rPr>
+          <w:rFonts w:ascii="Calibri" w:hAnsi="Calibri" w:cs="Calibri"/>
+          <w:sz w:val="36"/>
+          <w:szCs w:val="36"/>
+        </w:rPr>
+        <w:t xml:space="preserve">never </w:t>
+      </w:r>
+      <w:r>
+        <w:rPr>
+          <w:rFonts w:ascii="Calibri" w:hAnsi="Calibri" w:cs="Calibri"/>
+          <w:b/>
+          <w:bCs/>
+          <w:sz w:val="36"/>
+          <w:szCs w:val="36"/>
+        </w:rPr>
+        <w:t>.cancel</w:t>
+      </w:r>
+      <w:proofErr w:type="gramEnd"/>
+      <w:r>
+        <w:rPr>
+          <w:rFonts w:ascii="Calibri" w:hAnsi="Calibri" w:cs="Calibri"/>
+          <w:b/>
+          <w:bCs/>
+          <w:sz w:val="36"/>
+          <w:szCs w:val="36"/>
+        </w:rPr>
+        <w:t>()</w:t>
       </w:r>
       <w:r>
         <w:rPr>
@@ -6487,6 +7820,7 @@
           <w:szCs w:val="36"/>
         </w:rPr>
       </w:pPr>
+      <w:proofErr w:type="spellStart"/>
       <w:r>
         <w:rPr>
           <w:rFonts w:ascii="Calibri" w:hAnsi="Calibri" w:cs="Calibri"/>
@@ -6496,6 +7830,7 @@
         <w:lastRenderedPageBreak/>
         <w:t>Vercel</w:t>
       </w:r>
+      <w:proofErr w:type="spellEnd"/>
     </w:p>
     <w:p>
       <w:pPr>
@@ -6511,6 +7846,7 @@
           <w:szCs w:val="36"/>
         </w:rPr>
       </w:pPr>
+      <w:proofErr w:type="spellStart"/>
       <w:r>
         <w:rPr>
           <w:rFonts w:ascii="Calibri" w:hAnsi="Calibri" w:cs="Calibri"/>
@@ -6519,6 +7855,7 @@
         </w:rPr>
         <w:t>heroku</w:t>
       </w:r>
+      <w:proofErr w:type="spellEnd"/>
     </w:p>
     <w:p>
       <w:pPr>
@@ -6743,7 +8080,23 @@
           <w:sz w:val="36"/>
           <w:szCs w:val="36"/>
         </w:rPr>
-        <w:t># SSH is an essential tool for managing remote servers. Use for:</w:t>
+        <w:t># SSH is an essential tool for managing remote servers. Use</w:t>
+      </w:r>
+      <w:r>
+        <w:rPr>
+          <w:rFonts w:ascii="Calibri" w:hAnsi="Calibri" w:cs="Calibri"/>
+          <w:sz w:val="36"/>
+          <w:szCs w:val="36"/>
+        </w:rPr>
+        <w:t>d</w:t>
+      </w:r>
+      <w:r>
+        <w:rPr>
+          <w:rFonts w:ascii="Calibri" w:hAnsi="Calibri" w:cs="Calibri"/>
+          <w:sz w:val="36"/>
+          <w:szCs w:val="36"/>
+        </w:rPr>
+        <w:t xml:space="preserve"> for:</w:t>
       </w:r>
     </w:p>
     <w:p>
@@ -6899,6 +8252,7 @@
           <w:sz w:val="36"/>
           <w:szCs w:val="36"/>
         </w:rPr>
+        <w:lastRenderedPageBreak/>
         <w:t>Used to encrypt or verify signatures.</w:t>
       </w:r>
     </w:p>
@@ -6922,7 +8276,6 @@
           <w:sz w:val="36"/>
           <w:szCs w:val="36"/>
         </w:rPr>
-        <w:lastRenderedPageBreak/>
         <w:t>Private Key</w:t>
       </w:r>
     </w:p>
@@ -7088,16 +8441,6 @@
         <w:jc w:val="both"/>
         <w:rPr>
           <w:rFonts w:ascii="Calibri" w:hAnsi="Calibri" w:cs="Calibri"/>
-          <w:sz w:val="36"/>
-          <w:szCs w:val="36"/>
-        </w:rPr>
-      </w:pPr>
-    </w:p>
-    <w:p>
-      <w:pPr>
-        <w:jc w:val="both"/>
-        <w:rPr>
-          <w:rFonts w:ascii="Calibri" w:hAnsi="Calibri" w:cs="Calibri"/>
           <w:b/>
           <w:bCs/>
           <w:sz w:val="32"/>
@@ -7461,8 +8804,21 @@
           <w:sz w:val="36"/>
           <w:szCs w:val="36"/>
         </w:rPr>
-        <w:t>~/.ssh/known_hosts</w:t>
-      </w:r>
+        <w:t>~/.ssh/</w:t>
+      </w:r>
+      <w:proofErr w:type="spellStart"/>
+      <w:r>
+        <w:rPr>
+          <w:rFonts w:ascii="Calibri" w:hAnsi="Calibri" w:cs="Calibri"/>
+          <w:b/>
+          <w:bCs/>
+          <w:color w:val="60CAF3" w:themeColor="accent4" w:themeTint="99"/>
+          <w:sz w:val="36"/>
+          <w:szCs w:val="36"/>
+        </w:rPr>
+        <w:t>known_hosts</w:t>
+      </w:r>
+      <w:proofErr w:type="spellEnd"/>
     </w:p>
     <w:p>
       <w:pPr>
@@ -7959,15 +9315,27 @@
           <w:szCs w:val="36"/>
         </w:rPr>
       </w:pPr>
-      <w:r>
-        <w:rPr>
-          <w:rFonts w:ascii="Calibri" w:hAnsi="Calibri" w:cs="Calibri"/>
-          <w:b/>
-          <w:bCs/>
-          <w:sz w:val="36"/>
-          <w:szCs w:val="36"/>
-        </w:rPr>
-        <w:t>id_rsa       -&gt; Private Key</w:t>
+      <w:proofErr w:type="spellStart"/>
+      <w:r>
+        <w:rPr>
+          <w:rFonts w:ascii="Calibri" w:hAnsi="Calibri" w:cs="Calibri"/>
+          <w:b/>
+          <w:bCs/>
+          <w:sz w:val="36"/>
+          <w:szCs w:val="36"/>
+        </w:rPr>
+        <w:t>id_rsa</w:t>
+      </w:r>
+      <w:proofErr w:type="spellEnd"/>
+      <w:r>
+        <w:rPr>
+          <w:rFonts w:ascii="Calibri" w:hAnsi="Calibri" w:cs="Calibri"/>
+          <w:b/>
+          <w:bCs/>
+          <w:sz w:val="36"/>
+          <w:szCs w:val="36"/>
+        </w:rPr>
+        <w:t xml:space="preserve">       -&gt; Private Key</w:t>
       </w:r>
     </w:p>
     <w:p>
@@ -8043,8 +9411,21 @@
           <w:sz w:val="36"/>
           <w:szCs w:val="36"/>
         </w:rPr>
-        <w:t>~/.ssh/authorized_keys</w:t>
-      </w:r>
+        <w:t>~/.ssh/</w:t>
+      </w:r>
+      <w:proofErr w:type="spellStart"/>
+      <w:r>
+        <w:rPr>
+          <w:rFonts w:ascii="Calibri" w:hAnsi="Calibri" w:cs="Calibri"/>
+          <w:b/>
+          <w:bCs/>
+          <w:color w:val="60CAF3" w:themeColor="accent4" w:themeTint="99"/>
+          <w:sz w:val="36"/>
+          <w:szCs w:val="36"/>
+        </w:rPr>
+        <w:t>authorized_keys</w:t>
+      </w:r>
+      <w:proofErr w:type="spellEnd"/>
     </w:p>
     <w:p>
       <w:pPr>
@@ -8548,8 +9929,20 @@
           <w:sz w:val="36"/>
           <w:szCs w:val="36"/>
         </w:rPr>
-        <w:t>Your Laptop</w:t>
-      </w:r>
+        <w:t xml:space="preserve">Your </w:t>
+      </w:r>
+      <w:proofErr w:type="gramStart"/>
+      <w:r>
+        <w:rPr>
+          <w:rFonts w:ascii="Calibri" w:hAnsi="Calibri" w:cs="Calibri"/>
+          <w:b/>
+          <w:bCs/>
+          <w:sz w:val="36"/>
+          <w:szCs w:val="36"/>
+        </w:rPr>
+        <w:t>Laptop</w:t>
+      </w:r>
+      <w:proofErr w:type="gramEnd"/>
     </w:p>
     <w:p>
       <w:pPr>
@@ -8823,6 +10216,7 @@
           <w:szCs w:val="36"/>
         </w:rPr>
       </w:pPr>
+      <w:proofErr w:type="spellStart"/>
       <w:r>
         <w:rPr>
           <w:rFonts w:ascii="Calibri" w:hAnsi="Calibri" w:cs="Calibri"/>
@@ -8833,6 +10227,7 @@
         </w:rPr>
         <w:t>known_hosts</w:t>
       </w:r>
+      <w:proofErr w:type="spellEnd"/>
     </w:p>
     <w:p>
       <w:pPr>
@@ -9387,15 +10782,27 @@
           <w:szCs w:val="36"/>
         </w:rPr>
       </w:pPr>
-      <w:r>
-        <w:rPr>
-          <w:rFonts w:ascii="Calibri" w:hAnsi="Calibri" w:cs="Calibri"/>
-          <w:b/>
-          <w:bCs/>
-          <w:sz w:val="36"/>
-          <w:szCs w:val="36"/>
-        </w:rPr>
-        <w:t xml:space="preserve">movie_app/ </w:t>
+      <w:proofErr w:type="spellStart"/>
+      <w:r>
+        <w:rPr>
+          <w:rFonts w:ascii="Calibri" w:hAnsi="Calibri" w:cs="Calibri"/>
+          <w:b/>
+          <w:bCs/>
+          <w:sz w:val="36"/>
+          <w:szCs w:val="36"/>
+        </w:rPr>
+        <w:t>movie_app</w:t>
+      </w:r>
+      <w:proofErr w:type="spellEnd"/>
+      <w:r>
+        <w:rPr>
+          <w:rFonts w:ascii="Calibri" w:hAnsi="Calibri" w:cs="Calibri"/>
+          <w:b/>
+          <w:bCs/>
+          <w:sz w:val="36"/>
+          <w:szCs w:val="36"/>
+        </w:rPr>
+        <w:t xml:space="preserve">/ </w:t>
       </w:r>
     </w:p>
     <w:p>
@@ -9445,59 +10852,95 @@
           <w:szCs w:val="36"/>
         </w:rPr>
       </w:pPr>
-      <w:r>
-        <w:rPr>
-          <w:rFonts w:ascii="Calibri" w:hAnsi="Calibri" w:cs="Calibri"/>
-          <w:b/>
-          <w:bCs/>
-          <w:sz w:val="36"/>
-          <w:szCs w:val="36"/>
-        </w:rPr>
-        <w:t>movie_app/        -&gt; Repo 1</w:t>
-      </w:r>
-    </w:p>
-    <w:p>
-      <w:pPr>
-        <w:jc w:val="both"/>
-        <w:rPr>
-          <w:rFonts w:ascii="Calibri" w:hAnsi="Calibri" w:cs="Calibri"/>
-          <w:b/>
-          <w:bCs/>
-          <w:sz w:val="36"/>
-          <w:szCs w:val="36"/>
-        </w:rPr>
-      </w:pPr>
-      <w:r>
-        <w:rPr>
-          <w:rFonts w:ascii="Calibri" w:hAnsi="Calibri" w:cs="Calibri"/>
-          <w:b/>
-          <w:bCs/>
-          <w:sz w:val="36"/>
-          <w:szCs w:val="36"/>
-        </w:rPr>
-        <w:t>movie_api/        -&gt; Repo 2</w:t>
-      </w:r>
-    </w:p>
-    <w:p>
-      <w:pPr>
-        <w:jc w:val="both"/>
-        <w:rPr>
-          <w:rFonts w:ascii="Calibri" w:hAnsi="Calibri" w:cs="Calibri"/>
-          <w:b/>
-          <w:bCs/>
-          <w:sz w:val="36"/>
-          <w:szCs w:val="36"/>
-        </w:rPr>
-      </w:pPr>
-      <w:r>
-        <w:rPr>
-          <w:rFonts w:ascii="Calibri" w:hAnsi="Calibri" w:cs="Calibri"/>
-          <w:b/>
-          <w:bCs/>
-          <w:sz w:val="36"/>
-          <w:szCs w:val="36"/>
-        </w:rPr>
-        <w:t>shared_package/   -&gt; Repo 3</w:t>
+      <w:proofErr w:type="spellStart"/>
+      <w:r>
+        <w:rPr>
+          <w:rFonts w:ascii="Calibri" w:hAnsi="Calibri" w:cs="Calibri"/>
+          <w:b/>
+          <w:bCs/>
+          <w:sz w:val="36"/>
+          <w:szCs w:val="36"/>
+        </w:rPr>
+        <w:t>movie_app</w:t>
+      </w:r>
+      <w:proofErr w:type="spellEnd"/>
+      <w:r>
+        <w:rPr>
+          <w:rFonts w:ascii="Calibri" w:hAnsi="Calibri" w:cs="Calibri"/>
+          <w:b/>
+          <w:bCs/>
+          <w:sz w:val="36"/>
+          <w:szCs w:val="36"/>
+        </w:rPr>
+        <w:t>/        -&gt; Repo 1</w:t>
+      </w:r>
+    </w:p>
+    <w:p>
+      <w:pPr>
+        <w:jc w:val="both"/>
+        <w:rPr>
+          <w:rFonts w:ascii="Calibri" w:hAnsi="Calibri" w:cs="Calibri"/>
+          <w:b/>
+          <w:bCs/>
+          <w:sz w:val="36"/>
+          <w:szCs w:val="36"/>
+        </w:rPr>
+      </w:pPr>
+      <w:proofErr w:type="spellStart"/>
+      <w:r>
+        <w:rPr>
+          <w:rFonts w:ascii="Calibri" w:hAnsi="Calibri" w:cs="Calibri"/>
+          <w:b/>
+          <w:bCs/>
+          <w:sz w:val="36"/>
+          <w:szCs w:val="36"/>
+        </w:rPr>
+        <w:t>movie_api</w:t>
+      </w:r>
+      <w:proofErr w:type="spellEnd"/>
+      <w:r>
+        <w:rPr>
+          <w:rFonts w:ascii="Calibri" w:hAnsi="Calibri" w:cs="Calibri"/>
+          <w:b/>
+          <w:bCs/>
+          <w:sz w:val="36"/>
+          <w:szCs w:val="36"/>
+        </w:rPr>
+        <w:t>/        -&gt; Repo 2</w:t>
+      </w:r>
+    </w:p>
+    <w:p>
+      <w:pPr>
+        <w:jc w:val="both"/>
+        <w:rPr>
+          <w:rFonts w:ascii="Calibri" w:hAnsi="Calibri" w:cs="Calibri"/>
+          <w:b/>
+          <w:bCs/>
+          <w:sz w:val="36"/>
+          <w:szCs w:val="36"/>
+        </w:rPr>
+      </w:pPr>
+      <w:proofErr w:type="spellStart"/>
+      <w:r>
+        <w:rPr>
+          <w:rFonts w:ascii="Calibri" w:hAnsi="Calibri" w:cs="Calibri"/>
+          <w:b/>
+          <w:bCs/>
+          <w:sz w:val="36"/>
+          <w:szCs w:val="36"/>
+        </w:rPr>
+        <w:t>shared_package</w:t>
+      </w:r>
+      <w:proofErr w:type="spellEnd"/>
+      <w:r>
+        <w:rPr>
+          <w:rFonts w:ascii="Calibri" w:hAnsi="Calibri" w:cs="Calibri"/>
+          <w:b/>
+          <w:bCs/>
+          <w:sz w:val="36"/>
+          <w:szCs w:val="36"/>
+        </w:rPr>
+        <w:t>/   -&gt; Repo 3</w:t>
       </w:r>
     </w:p>
     <w:p>
@@ -9703,6 +11146,7 @@
           <w:szCs w:val="32"/>
         </w:rPr>
       </w:pPr>
+      <w:proofErr w:type="spellStart"/>
       <w:r>
         <w:rPr>
           <w:rFonts w:ascii="Calibri" w:hAnsi="Calibri" w:cs="Calibri"/>
@@ -9712,20 +11156,19 @@
           <w:szCs w:val="32"/>
         </w:rPr>
         <w:lastRenderedPageBreak/>
-        <w:t>my_company/</w:t>
-      </w:r>
-    </w:p>
-    <w:p>
-      <w:pPr>
-        <w:jc w:val="both"/>
-        <w:rPr>
-          <w:rFonts w:ascii="Calibri" w:hAnsi="Calibri" w:cs="Calibri"/>
-          <w:b/>
-          <w:bCs/>
-          <w:sz w:val="32"/>
-          <w:szCs w:val="32"/>
-        </w:rPr>
-      </w:pPr>
+        <w:t>my_company</w:t>
+      </w:r>
+      <w:proofErr w:type="spellEnd"/>
+      <w:r>
+        <w:rPr>
+          <w:rFonts w:ascii="Calibri" w:hAnsi="Calibri" w:cs="Calibri"/>
+          <w:b/>
+          <w:bCs/>
+          <w:sz w:val="32"/>
+          <w:szCs w:val="32"/>
+        </w:rPr>
+        <w:t>/</w:t>
+      </w:r>
     </w:p>
     <w:p>
       <w:pPr>
@@ -9798,7 +11241,29 @@
           <w:sz w:val="32"/>
           <w:szCs w:val="32"/>
         </w:rPr>
-        <w:t>── movie_app/</w:t>
+        <w:t xml:space="preserve">── </w:t>
+      </w:r>
+      <w:proofErr w:type="spellStart"/>
+      <w:r>
+        <w:rPr>
+          <w:rFonts w:ascii="Calibri" w:hAnsi="Calibri" w:cs="Calibri"/>
+          <w:b/>
+          <w:bCs/>
+          <w:sz w:val="32"/>
+          <w:szCs w:val="32"/>
+        </w:rPr>
+        <w:t>movie_app</w:t>
+      </w:r>
+      <w:proofErr w:type="spellEnd"/>
+      <w:r>
+        <w:rPr>
+          <w:rFonts w:ascii="Calibri" w:hAnsi="Calibri" w:cs="Calibri"/>
+          <w:b/>
+          <w:bCs/>
+          <w:sz w:val="32"/>
+          <w:szCs w:val="32"/>
+        </w:rPr>
+        <w:t>/</w:t>
       </w:r>
     </w:p>
     <w:p>
@@ -9840,29 +11305,73 @@
           <w:sz w:val="32"/>
           <w:szCs w:val="32"/>
         </w:rPr>
-        <w:t>── admin_app/</w:t>
-      </w:r>
-    </w:p>
-    <w:p>
-      <w:pPr>
-        <w:jc w:val="both"/>
-        <w:rPr>
-          <w:rFonts w:ascii="Calibri" w:hAnsi="Calibri" w:cs="Calibri"/>
-          <w:b/>
-          <w:bCs/>
-          <w:sz w:val="32"/>
-          <w:szCs w:val="32"/>
-        </w:rPr>
-      </w:pPr>
-      <w:r>
-        <w:rPr>
-          <w:rFonts w:ascii="Calibri" w:hAnsi="Calibri" w:cs="Calibri"/>
-          <w:b/>
-          <w:bCs/>
-          <w:sz w:val="32"/>
-          <w:szCs w:val="32"/>
-        </w:rPr>
-        <w:t>│   └── web_dashboard/</w:t>
+        <w:t xml:space="preserve">── </w:t>
+      </w:r>
+      <w:proofErr w:type="spellStart"/>
+      <w:r>
+        <w:rPr>
+          <w:rFonts w:ascii="Calibri" w:hAnsi="Calibri" w:cs="Calibri"/>
+          <w:b/>
+          <w:bCs/>
+          <w:sz w:val="32"/>
+          <w:szCs w:val="32"/>
+        </w:rPr>
+        <w:t>admin_app</w:t>
+      </w:r>
+      <w:proofErr w:type="spellEnd"/>
+      <w:r>
+        <w:rPr>
+          <w:rFonts w:ascii="Calibri" w:hAnsi="Calibri" w:cs="Calibri"/>
+          <w:b/>
+          <w:bCs/>
+          <w:sz w:val="32"/>
+          <w:szCs w:val="32"/>
+        </w:rPr>
+        <w:t>/</w:t>
+      </w:r>
+    </w:p>
+    <w:p>
+      <w:pPr>
+        <w:jc w:val="both"/>
+        <w:rPr>
+          <w:rFonts w:ascii="Calibri" w:hAnsi="Calibri" w:cs="Calibri"/>
+          <w:b/>
+          <w:bCs/>
+          <w:sz w:val="32"/>
+          <w:szCs w:val="32"/>
+        </w:rPr>
+      </w:pPr>
+      <w:r>
+        <w:rPr>
+          <w:rFonts w:ascii="Calibri" w:hAnsi="Calibri" w:cs="Calibri"/>
+          <w:b/>
+          <w:bCs/>
+          <w:sz w:val="32"/>
+          <w:szCs w:val="32"/>
+        </w:rPr>
+        <w:t xml:space="preserve">│   └── </w:t>
+      </w:r>
+      <w:proofErr w:type="spellStart"/>
+      <w:r>
+        <w:rPr>
+          <w:rFonts w:ascii="Calibri" w:hAnsi="Calibri" w:cs="Calibri"/>
+          <w:b/>
+          <w:bCs/>
+          <w:sz w:val="32"/>
+          <w:szCs w:val="32"/>
+        </w:rPr>
+        <w:t>web_dashboard</w:t>
+      </w:r>
+      <w:proofErr w:type="spellEnd"/>
+      <w:r>
+        <w:rPr>
+          <w:rFonts w:ascii="Calibri" w:hAnsi="Calibri" w:cs="Calibri"/>
+          <w:b/>
+          <w:bCs/>
+          <w:sz w:val="32"/>
+          <w:szCs w:val="32"/>
+        </w:rPr>
+        <w:t>/</w:t>
       </w:r>
     </w:p>
     <w:p>
@@ -9958,7 +11467,29 @@
           <w:sz w:val="32"/>
           <w:szCs w:val="32"/>
         </w:rPr>
-        <w:t>── ui_kit/</w:t>
+        <w:t xml:space="preserve">── </w:t>
+      </w:r>
+      <w:proofErr w:type="spellStart"/>
+      <w:r>
+        <w:rPr>
+          <w:rFonts w:ascii="Calibri" w:hAnsi="Calibri" w:cs="Calibri"/>
+          <w:b/>
+          <w:bCs/>
+          <w:sz w:val="32"/>
+          <w:szCs w:val="32"/>
+        </w:rPr>
+        <w:t>ui_kit</w:t>
+      </w:r>
+      <w:proofErr w:type="spellEnd"/>
+      <w:r>
+        <w:rPr>
+          <w:rFonts w:ascii="Calibri" w:hAnsi="Calibri" w:cs="Calibri"/>
+          <w:b/>
+          <w:bCs/>
+          <w:sz w:val="32"/>
+          <w:szCs w:val="32"/>
+        </w:rPr>
+        <w:t>/</w:t>
       </w:r>
     </w:p>
     <w:p>
@@ -10000,7 +11531,29 @@
           <w:sz w:val="32"/>
           <w:szCs w:val="32"/>
         </w:rPr>
-        <w:t>── auth_package/</w:t>
+        <w:t xml:space="preserve">── </w:t>
+      </w:r>
+      <w:proofErr w:type="spellStart"/>
+      <w:r>
+        <w:rPr>
+          <w:rFonts w:ascii="Calibri" w:hAnsi="Calibri" w:cs="Calibri"/>
+          <w:b/>
+          <w:bCs/>
+          <w:sz w:val="32"/>
+          <w:szCs w:val="32"/>
+        </w:rPr>
+        <w:t>auth_package</w:t>
+      </w:r>
+      <w:proofErr w:type="spellEnd"/>
+      <w:r>
+        <w:rPr>
+          <w:rFonts w:ascii="Calibri" w:hAnsi="Calibri" w:cs="Calibri"/>
+          <w:b/>
+          <w:bCs/>
+          <w:sz w:val="32"/>
+          <w:szCs w:val="32"/>
+        </w:rPr>
+        <w:t>/</w:t>
       </w:r>
     </w:p>
     <w:p>
@@ -10108,7 +11661,29 @@
           <w:sz w:val="32"/>
           <w:szCs w:val="32"/>
         </w:rPr>
-        <w:t>── api/</w:t>
+        <w:t xml:space="preserve">── </w:t>
+      </w:r>
+      <w:proofErr w:type="spellStart"/>
+      <w:r>
+        <w:rPr>
+          <w:rFonts w:ascii="Calibri" w:hAnsi="Calibri" w:cs="Calibri"/>
+          <w:b/>
+          <w:bCs/>
+          <w:sz w:val="32"/>
+          <w:szCs w:val="32"/>
+        </w:rPr>
+        <w:t>api</w:t>
+      </w:r>
+      <w:proofErr w:type="spellEnd"/>
+      <w:r>
+        <w:rPr>
+          <w:rFonts w:ascii="Calibri" w:hAnsi="Calibri" w:cs="Calibri"/>
+          <w:b/>
+          <w:bCs/>
+          <w:sz w:val="32"/>
+          <w:szCs w:val="32"/>
+        </w:rPr>
+        <w:t>/</w:t>
       </w:r>
     </w:p>
     <w:p>
@@ -10311,6 +11886,7 @@
           <w:szCs w:val="36"/>
         </w:rPr>
       </w:pPr>
+      <w:proofErr w:type="spellStart"/>
       <w:r>
         <w:rPr>
           <w:rFonts w:ascii="Calibri" w:hAnsi="Calibri" w:cs="Calibri"/>
@@ -10321,18 +11897,44 @@
         </w:rPr>
         <w:t>customer_app_repo</w:t>
       </w:r>
-    </w:p>
-    <w:p>
-      <w:pPr>
-        <w:jc w:val="both"/>
-        <w:rPr>
-          <w:rFonts w:ascii="Calibri" w:hAnsi="Calibri" w:cs="Calibri"/>
-          <w:b/>
-          <w:bCs/>
-          <w:sz w:val="36"/>
-          <w:szCs w:val="36"/>
-        </w:rPr>
-      </w:pPr>
+      <w:proofErr w:type="spellEnd"/>
+    </w:p>
+    <w:p>
+      <w:pPr>
+        <w:jc w:val="both"/>
+        <w:rPr>
+          <w:rFonts w:ascii="Calibri" w:hAnsi="Calibri" w:cs="Calibri"/>
+          <w:b/>
+          <w:bCs/>
+          <w:sz w:val="36"/>
+          <w:szCs w:val="36"/>
+        </w:rPr>
+      </w:pPr>
+      <w:proofErr w:type="spellStart"/>
+      <w:r>
+        <w:rPr>
+          <w:rFonts w:ascii="Calibri" w:hAnsi="Calibri" w:cs="Calibri"/>
+          <w:b/>
+          <w:bCs/>
+          <w:sz w:val="36"/>
+          <w:szCs w:val="36"/>
+        </w:rPr>
+        <w:t>admin_app_repo</w:t>
+      </w:r>
+      <w:proofErr w:type="spellEnd"/>
+    </w:p>
+    <w:p>
+      <w:pPr>
+        <w:jc w:val="both"/>
+        <w:rPr>
+          <w:rFonts w:ascii="Calibri" w:hAnsi="Calibri" w:cs="Calibri"/>
+          <w:b/>
+          <w:bCs/>
+          <w:sz w:val="36"/>
+          <w:szCs w:val="36"/>
+        </w:rPr>
+      </w:pPr>
+      <w:proofErr w:type="spellStart"/>
       <w:r>
         <w:rPr>
           <w:rFonts w:ascii="Calibri" w:hAnsi="Calibri" w:cs="Calibri"/>
@@ -10342,30 +11944,9 @@
           <w:szCs w:val="36"/>
         </w:rPr>
         <w:lastRenderedPageBreak/>
-        <w:t>admin_app_repo</w:t>
-      </w:r>
-    </w:p>
-    <w:p>
-      <w:pPr>
-        <w:jc w:val="both"/>
-        <w:rPr>
-          <w:rFonts w:ascii="Calibri" w:hAnsi="Calibri" w:cs="Calibri"/>
-          <w:b/>
-          <w:bCs/>
-          <w:sz w:val="36"/>
-          <w:szCs w:val="36"/>
-        </w:rPr>
-      </w:pPr>
-      <w:r>
-        <w:rPr>
-          <w:rFonts w:ascii="Calibri" w:hAnsi="Calibri" w:cs="Calibri"/>
-          <w:b/>
-          <w:bCs/>
-          <w:sz w:val="36"/>
-          <w:szCs w:val="36"/>
-        </w:rPr>
         <w:t>ui_package_repo</w:t>
       </w:r>
+      <w:proofErr w:type="spellEnd"/>
     </w:p>
     <w:p>
       <w:pPr>
@@ -10510,17 +12091,17 @@
           <w:rFonts w:ascii="Calibri" w:hAnsi="Calibri" w:cs="Calibri"/>
           <w:b/>
           <w:bCs/>
-          <w:sz w:val="36"/>
-          <w:szCs w:val="36"/>
-        </w:rPr>
-      </w:pPr>
-      <w:r>
-        <w:rPr>
-          <w:rFonts w:ascii="Calibri" w:hAnsi="Calibri" w:cs="Calibri"/>
-          <w:b/>
-          <w:bCs/>
-          <w:sz w:val="36"/>
-          <w:szCs w:val="36"/>
+          <w:sz w:val="32"/>
+          <w:szCs w:val="32"/>
+        </w:rPr>
+      </w:pPr>
+      <w:r>
+        <w:rPr>
+          <w:rFonts w:ascii="Calibri" w:hAnsi="Calibri" w:cs="Calibri"/>
+          <w:b/>
+          <w:bCs/>
+          <w:sz w:val="32"/>
+          <w:szCs w:val="32"/>
         </w:rPr>
         <w:t>repo/</w:t>
       </w:r>
@@ -10532,8 +12113,8 @@
           <w:rFonts w:ascii="Calibri" w:hAnsi="Calibri" w:cs="Calibri"/>
           <w:b/>
           <w:bCs/>
-          <w:sz w:val="36"/>
-          <w:szCs w:val="36"/>
+          <w:sz w:val="32"/>
+          <w:szCs w:val="32"/>
         </w:rPr>
       </w:pPr>
       <w:r>
@@ -10541,8 +12122,8 @@
           <w:rFonts w:ascii="Arial" w:hAnsi="Arial" w:cs="Arial"/>
           <w:b/>
           <w:bCs/>
-          <w:sz w:val="36"/>
-          <w:szCs w:val="36"/>
+          <w:sz w:val="32"/>
+          <w:szCs w:val="32"/>
         </w:rPr>
         <w:t>├</w:t>
       </w:r>
@@ -10551,21 +12132,33 @@
           <w:rFonts w:ascii="Calibri" w:hAnsi="Calibri" w:cs="Calibri"/>
           <w:b/>
           <w:bCs/>
-          <w:sz w:val="36"/>
-          <w:szCs w:val="36"/>
-        </w:rPr>
-        <w:t>── customer_app</w:t>
-      </w:r>
-    </w:p>
-    <w:p>
-      <w:pPr>
-        <w:jc w:val="both"/>
-        <w:rPr>
-          <w:rFonts w:ascii="Calibri" w:hAnsi="Calibri" w:cs="Calibri"/>
-          <w:b/>
-          <w:bCs/>
-          <w:sz w:val="36"/>
-          <w:szCs w:val="36"/>
+          <w:sz w:val="32"/>
+          <w:szCs w:val="32"/>
+        </w:rPr>
+        <w:t xml:space="preserve">── </w:t>
+      </w:r>
+      <w:proofErr w:type="spellStart"/>
+      <w:r>
+        <w:rPr>
+          <w:rFonts w:ascii="Calibri" w:hAnsi="Calibri" w:cs="Calibri"/>
+          <w:b/>
+          <w:bCs/>
+          <w:sz w:val="32"/>
+          <w:szCs w:val="32"/>
+        </w:rPr>
+        <w:t>customer_app</w:t>
+      </w:r>
+      <w:proofErr w:type="spellEnd"/>
+    </w:p>
+    <w:p>
+      <w:pPr>
+        <w:jc w:val="both"/>
+        <w:rPr>
+          <w:rFonts w:ascii="Calibri" w:hAnsi="Calibri" w:cs="Calibri"/>
+          <w:b/>
+          <w:bCs/>
+          <w:sz w:val="32"/>
+          <w:szCs w:val="32"/>
         </w:rPr>
       </w:pPr>
       <w:r>
@@ -10573,8 +12166,8 @@
           <w:rFonts w:ascii="Arial" w:hAnsi="Arial" w:cs="Arial"/>
           <w:b/>
           <w:bCs/>
-          <w:sz w:val="36"/>
-          <w:szCs w:val="36"/>
+          <w:sz w:val="32"/>
+          <w:szCs w:val="32"/>
         </w:rPr>
         <w:t>├</w:t>
       </w:r>
@@ -10583,33 +12176,57 @@
           <w:rFonts w:ascii="Calibri" w:hAnsi="Calibri" w:cs="Calibri"/>
           <w:b/>
           <w:bCs/>
-          <w:sz w:val="36"/>
-          <w:szCs w:val="36"/>
-        </w:rPr>
-        <w:t>── admin_app</w:t>
-      </w:r>
-    </w:p>
-    <w:p>
-      <w:pPr>
-        <w:jc w:val="both"/>
-        <w:rPr>
-          <w:rFonts w:ascii="Calibri" w:hAnsi="Calibri" w:cs="Calibri"/>
-          <w:b/>
-          <w:bCs/>
-          <w:sz w:val="36"/>
-          <w:szCs w:val="36"/>
-        </w:rPr>
-      </w:pPr>
-      <w:r>
-        <w:rPr>
-          <w:rFonts w:ascii="Calibri" w:hAnsi="Calibri" w:cs="Calibri"/>
-          <w:b/>
-          <w:bCs/>
-          <w:sz w:val="36"/>
-          <w:szCs w:val="36"/>
-        </w:rPr>
-        <w:t>└── ui_package</w:t>
-      </w:r>
+          <w:sz w:val="32"/>
+          <w:szCs w:val="32"/>
+        </w:rPr>
+        <w:t xml:space="preserve">── </w:t>
+      </w:r>
+      <w:proofErr w:type="spellStart"/>
+      <w:r>
+        <w:rPr>
+          <w:rFonts w:ascii="Calibri" w:hAnsi="Calibri" w:cs="Calibri"/>
+          <w:b/>
+          <w:bCs/>
+          <w:sz w:val="32"/>
+          <w:szCs w:val="32"/>
+        </w:rPr>
+        <w:t>admin_app</w:t>
+      </w:r>
+      <w:proofErr w:type="spellEnd"/>
+    </w:p>
+    <w:p>
+      <w:pPr>
+        <w:jc w:val="both"/>
+        <w:rPr>
+          <w:rFonts w:ascii="Calibri" w:hAnsi="Calibri" w:cs="Calibri"/>
+          <w:b/>
+          <w:bCs/>
+          <w:sz w:val="32"/>
+          <w:szCs w:val="32"/>
+        </w:rPr>
+      </w:pPr>
+      <w:r>
+        <w:rPr>
+          <w:rFonts w:ascii="Calibri" w:hAnsi="Calibri" w:cs="Calibri"/>
+          <w:b/>
+          <w:bCs/>
+          <w:sz w:val="32"/>
+          <w:szCs w:val="32"/>
+        </w:rPr>
+        <w:t xml:space="preserve">└── </w:t>
+      </w:r>
+      <w:proofErr w:type="spellStart"/>
+      <w:r>
+        <w:rPr>
+          <w:rFonts w:ascii="Calibri" w:hAnsi="Calibri" w:cs="Calibri"/>
+          <w:b/>
+          <w:bCs/>
+          <w:sz w:val="32"/>
+          <w:szCs w:val="32"/>
+        </w:rPr>
+        <w:t>ui_package</w:t>
+      </w:r>
+      <w:proofErr w:type="spellEnd"/>
     </w:p>
     <w:p>
       <w:pPr>
@@ -10628,6 +12245,7 @@
         </w:rPr>
         <w:t xml:space="preserve"># We can modify </w:t>
       </w:r>
+      <w:proofErr w:type="spellStart"/>
       <w:r>
         <w:rPr>
           <w:rFonts w:ascii="Calibri" w:hAnsi="Calibri" w:cs="Calibri"/>
@@ -10638,6 +12256,7 @@
         </w:rPr>
         <w:t>ui_package</w:t>
       </w:r>
+      <w:proofErr w:type="spellEnd"/>
       <w:r>
         <w:rPr>
           <w:rFonts w:ascii="Calibri" w:hAnsi="Calibri" w:cs="Calibri"/>
@@ -10716,54 +12335,44 @@
         <w:jc w:val="both"/>
         <w:rPr>
           <w:rFonts w:ascii="Calibri" w:hAnsi="Calibri" w:cs="Calibri"/>
-          <w:sz w:val="36"/>
-          <w:szCs w:val="36"/>
-        </w:rPr>
-      </w:pPr>
-    </w:p>
-    <w:p>
-      <w:pPr>
-        <w:jc w:val="both"/>
-        <w:rPr>
-          <w:rFonts w:ascii="Calibri" w:hAnsi="Calibri" w:cs="Calibri"/>
-          <w:b/>
-          <w:bCs/>
-          <w:sz w:val="36"/>
-          <w:szCs w:val="36"/>
-        </w:rPr>
-      </w:pPr>
-      <w:r>
-        <w:rPr>
-          <w:rFonts w:ascii="Calibri" w:hAnsi="Calibri" w:cs="Calibri"/>
-          <w:b/>
-          <w:bCs/>
-          <w:sz w:val="36"/>
-          <w:szCs w:val="36"/>
-        </w:rPr>
-        <w:t>flutter_workspace/</w:t>
-      </w:r>
-    </w:p>
-    <w:p>
-      <w:pPr>
-        <w:jc w:val="both"/>
-        <w:rPr>
-          <w:rFonts w:ascii="Calibri" w:hAnsi="Calibri" w:cs="Calibri"/>
-          <w:b/>
-          <w:bCs/>
-          <w:sz w:val="36"/>
-          <w:szCs w:val="36"/>
-        </w:rPr>
-      </w:pPr>
-    </w:p>
-    <w:p>
-      <w:pPr>
-        <w:jc w:val="both"/>
-        <w:rPr>
-          <w:rFonts w:ascii="Calibri" w:hAnsi="Calibri" w:cs="Calibri"/>
-          <w:b/>
-          <w:bCs/>
-          <w:sz w:val="36"/>
-          <w:szCs w:val="36"/>
+          <w:b/>
+          <w:bCs/>
+          <w:sz w:val="32"/>
+          <w:szCs w:val="32"/>
+        </w:rPr>
+      </w:pPr>
+      <w:proofErr w:type="spellStart"/>
+      <w:r>
+        <w:rPr>
+          <w:rFonts w:ascii="Calibri" w:hAnsi="Calibri" w:cs="Calibri"/>
+          <w:b/>
+          <w:bCs/>
+          <w:sz w:val="32"/>
+          <w:szCs w:val="32"/>
+        </w:rPr>
+        <w:t>flutter_workspace</w:t>
+      </w:r>
+      <w:proofErr w:type="spellEnd"/>
+      <w:r>
+        <w:rPr>
+          <w:rFonts w:ascii="Calibri" w:hAnsi="Calibri" w:cs="Calibri"/>
+          <w:b/>
+          <w:bCs/>
+          <w:sz w:val="32"/>
+          <w:szCs w:val="32"/>
+        </w:rPr>
+        <w:t>/</w:t>
+      </w:r>
+    </w:p>
+    <w:p>
+      <w:pPr>
+        <w:jc w:val="both"/>
+        <w:rPr>
+          <w:rFonts w:ascii="Calibri" w:hAnsi="Calibri" w:cs="Calibri"/>
+          <w:b/>
+          <w:bCs/>
+          <w:sz w:val="32"/>
+          <w:szCs w:val="32"/>
         </w:rPr>
       </w:pPr>
       <w:r>
@@ -10771,8 +12380,8 @@
           <w:rFonts w:ascii="Arial" w:hAnsi="Arial" w:cs="Arial"/>
           <w:b/>
           <w:bCs/>
-          <w:sz w:val="36"/>
-          <w:szCs w:val="36"/>
+          <w:sz w:val="32"/>
+          <w:szCs w:val="32"/>
         </w:rPr>
         <w:t>├</w:t>
       </w:r>
@@ -10781,8 +12390,8 @@
           <w:rFonts w:ascii="Calibri" w:hAnsi="Calibri" w:cs="Calibri"/>
           <w:b/>
           <w:bCs/>
-          <w:sz w:val="36"/>
-          <w:szCs w:val="36"/>
+          <w:sz w:val="32"/>
+          <w:szCs w:val="32"/>
         </w:rPr>
         <w:t>── apps/</w:t>
       </w:r>
@@ -10794,17 +12403,17 @@
           <w:rFonts w:ascii="Calibri" w:hAnsi="Calibri" w:cs="Calibri"/>
           <w:b/>
           <w:bCs/>
-          <w:sz w:val="36"/>
-          <w:szCs w:val="36"/>
-        </w:rPr>
-      </w:pPr>
-      <w:r>
-        <w:rPr>
-          <w:rFonts w:ascii="Calibri" w:hAnsi="Calibri" w:cs="Calibri"/>
-          <w:b/>
-          <w:bCs/>
-          <w:sz w:val="36"/>
-          <w:szCs w:val="36"/>
+          <w:sz w:val="32"/>
+          <w:szCs w:val="32"/>
+        </w:rPr>
+      </w:pPr>
+      <w:r>
+        <w:rPr>
+          <w:rFonts w:ascii="Calibri" w:hAnsi="Calibri" w:cs="Calibri"/>
+          <w:b/>
+          <w:bCs/>
+          <w:sz w:val="32"/>
+          <w:szCs w:val="32"/>
         </w:rPr>
         <w:t xml:space="preserve">│   </w:t>
       </w:r>
@@ -10813,8 +12422,8 @@
           <w:rFonts w:ascii="Arial" w:hAnsi="Arial" w:cs="Arial"/>
           <w:b/>
           <w:bCs/>
-          <w:sz w:val="36"/>
-          <w:szCs w:val="36"/>
+          <w:sz w:val="32"/>
+          <w:szCs w:val="32"/>
         </w:rPr>
         <w:t>├</w:t>
       </w:r>
@@ -10823,98 +12432,142 @@
           <w:rFonts w:ascii="Calibri" w:hAnsi="Calibri" w:cs="Calibri"/>
           <w:b/>
           <w:bCs/>
-          <w:sz w:val="36"/>
-          <w:szCs w:val="36"/>
-        </w:rPr>
-        <w:t>── customer_app/</w:t>
-      </w:r>
-    </w:p>
-    <w:p>
-      <w:pPr>
-        <w:jc w:val="both"/>
-        <w:rPr>
-          <w:rFonts w:ascii="Calibri" w:hAnsi="Calibri" w:cs="Calibri"/>
-          <w:b/>
-          <w:bCs/>
-          <w:sz w:val="36"/>
-          <w:szCs w:val="36"/>
-        </w:rPr>
-      </w:pPr>
-      <w:r>
-        <w:rPr>
-          <w:rFonts w:ascii="Calibri" w:hAnsi="Calibri" w:cs="Calibri"/>
-          <w:b/>
-          <w:bCs/>
-          <w:sz w:val="36"/>
-          <w:szCs w:val="36"/>
+          <w:sz w:val="32"/>
+          <w:szCs w:val="32"/>
+        </w:rPr>
+        <w:t xml:space="preserve">── </w:t>
+      </w:r>
+      <w:proofErr w:type="spellStart"/>
+      <w:r>
+        <w:rPr>
+          <w:rFonts w:ascii="Calibri" w:hAnsi="Calibri" w:cs="Calibri"/>
+          <w:b/>
+          <w:bCs/>
+          <w:sz w:val="32"/>
+          <w:szCs w:val="32"/>
+        </w:rPr>
+        <w:t>customer_app</w:t>
+      </w:r>
+      <w:proofErr w:type="spellEnd"/>
+      <w:r>
+        <w:rPr>
+          <w:rFonts w:ascii="Calibri" w:hAnsi="Calibri" w:cs="Calibri"/>
+          <w:b/>
+          <w:bCs/>
+          <w:sz w:val="32"/>
+          <w:szCs w:val="32"/>
+        </w:rPr>
+        <w:t>/</w:t>
+      </w:r>
+    </w:p>
+    <w:p>
+      <w:pPr>
+        <w:jc w:val="both"/>
+        <w:rPr>
+          <w:rFonts w:ascii="Calibri" w:hAnsi="Calibri" w:cs="Calibri"/>
+          <w:b/>
+          <w:bCs/>
+          <w:sz w:val="32"/>
+          <w:szCs w:val="32"/>
+        </w:rPr>
+      </w:pPr>
+      <w:r>
+        <w:rPr>
+          <w:rFonts w:ascii="Calibri" w:hAnsi="Calibri" w:cs="Calibri"/>
+          <w:b/>
+          <w:bCs/>
+          <w:sz w:val="32"/>
+          <w:szCs w:val="32"/>
+        </w:rPr>
+        <w:t xml:space="preserve">│   └── </w:t>
+      </w:r>
+      <w:proofErr w:type="spellStart"/>
+      <w:r>
+        <w:rPr>
+          <w:rFonts w:ascii="Calibri" w:hAnsi="Calibri" w:cs="Calibri"/>
+          <w:b/>
+          <w:bCs/>
+          <w:sz w:val="32"/>
+          <w:szCs w:val="32"/>
+        </w:rPr>
+        <w:t>admin_app</w:t>
+      </w:r>
+      <w:proofErr w:type="spellEnd"/>
+      <w:r>
+        <w:rPr>
+          <w:rFonts w:ascii="Calibri" w:hAnsi="Calibri" w:cs="Calibri"/>
+          <w:b/>
+          <w:bCs/>
+          <w:sz w:val="32"/>
+          <w:szCs w:val="32"/>
+        </w:rPr>
+        <w:t>/</w:t>
+      </w:r>
+    </w:p>
+    <w:p>
+      <w:pPr>
+        <w:jc w:val="both"/>
+        <w:rPr>
+          <w:rFonts w:ascii="Calibri" w:hAnsi="Calibri" w:cs="Calibri"/>
+          <w:b/>
+          <w:bCs/>
+          <w:sz w:val="32"/>
+          <w:szCs w:val="32"/>
+        </w:rPr>
+      </w:pPr>
+      <w:r>
+        <w:rPr>
+          <w:rFonts w:ascii="Calibri" w:hAnsi="Calibri" w:cs="Calibri"/>
+          <w:b/>
+          <w:bCs/>
+          <w:sz w:val="32"/>
+          <w:szCs w:val="32"/>
+        </w:rPr>
+        <w:t>│</w:t>
+      </w:r>
+    </w:p>
+    <w:p>
+      <w:pPr>
+        <w:jc w:val="both"/>
+        <w:rPr>
+          <w:rFonts w:ascii="Calibri" w:hAnsi="Calibri" w:cs="Calibri"/>
+          <w:b/>
+          <w:bCs/>
+          <w:sz w:val="32"/>
+          <w:szCs w:val="32"/>
+        </w:rPr>
+      </w:pPr>
+      <w:r>
+        <w:rPr>
+          <w:rFonts w:ascii="Calibri" w:hAnsi="Calibri" w:cs="Calibri"/>
+          <w:b/>
+          <w:bCs/>
+          <w:sz w:val="32"/>
+          <w:szCs w:val="32"/>
+        </w:rPr>
+        <w:t>└── packages/</w:t>
+      </w:r>
+    </w:p>
+    <w:p>
+      <w:pPr>
+        <w:jc w:val="both"/>
+        <w:rPr>
+          <w:rFonts w:ascii="Calibri" w:hAnsi="Calibri" w:cs="Calibri"/>
+          <w:b/>
+          <w:bCs/>
+          <w:sz w:val="32"/>
+          <w:szCs w:val="32"/>
+        </w:rPr>
+      </w:pPr>
+      <w:r>
+        <w:rPr>
+          <w:rFonts w:ascii="Calibri" w:hAnsi="Calibri" w:cs="Calibri"/>
+          <w:b/>
+          <w:bCs/>
+          <w:sz w:val="32"/>
+          <w:szCs w:val="32"/>
         </w:rPr>
         <w:lastRenderedPageBreak/>
-        <w:t>│   └── admin_app/</w:t>
-      </w:r>
-    </w:p>
-    <w:p>
-      <w:pPr>
-        <w:jc w:val="both"/>
-        <w:rPr>
-          <w:rFonts w:ascii="Calibri" w:hAnsi="Calibri" w:cs="Calibri"/>
-          <w:b/>
-          <w:bCs/>
-          <w:sz w:val="36"/>
-          <w:szCs w:val="36"/>
-        </w:rPr>
-      </w:pPr>
-      <w:r>
-        <w:rPr>
-          <w:rFonts w:ascii="Calibri" w:hAnsi="Calibri" w:cs="Calibri"/>
-          <w:b/>
-          <w:bCs/>
-          <w:sz w:val="36"/>
-          <w:szCs w:val="36"/>
-        </w:rPr>
-        <w:t>│</w:t>
-      </w:r>
-    </w:p>
-    <w:p>
-      <w:pPr>
-        <w:jc w:val="both"/>
-        <w:rPr>
-          <w:rFonts w:ascii="Calibri" w:hAnsi="Calibri" w:cs="Calibri"/>
-          <w:b/>
-          <w:bCs/>
-          <w:sz w:val="36"/>
-          <w:szCs w:val="36"/>
-        </w:rPr>
-      </w:pPr>
-      <w:r>
-        <w:rPr>
-          <w:rFonts w:ascii="Calibri" w:hAnsi="Calibri" w:cs="Calibri"/>
-          <w:b/>
-          <w:bCs/>
-          <w:sz w:val="36"/>
-          <w:szCs w:val="36"/>
-        </w:rPr>
-        <w:t>└── packages/</w:t>
-      </w:r>
-    </w:p>
-    <w:p>
-      <w:pPr>
-        <w:jc w:val="both"/>
-        <w:rPr>
-          <w:rFonts w:ascii="Calibri" w:hAnsi="Calibri" w:cs="Calibri"/>
-          <w:b/>
-          <w:bCs/>
-          <w:sz w:val="36"/>
-          <w:szCs w:val="36"/>
-        </w:rPr>
-      </w:pPr>
-      <w:r>
-        <w:rPr>
-          <w:rFonts w:ascii="Calibri" w:hAnsi="Calibri" w:cs="Calibri"/>
-          <w:b/>
-          <w:bCs/>
-          <w:sz w:val="36"/>
-          <w:szCs w:val="36"/>
-        </w:rPr>
         <w:t xml:space="preserve">    </w:t>
       </w:r>
       <w:r>
@@ -10922,8 +12575,8 @@
           <w:rFonts w:ascii="Arial" w:hAnsi="Arial" w:cs="Arial"/>
           <w:b/>
           <w:bCs/>
-          <w:sz w:val="36"/>
-          <w:szCs w:val="36"/>
+          <w:sz w:val="32"/>
+          <w:szCs w:val="32"/>
         </w:rPr>
         <w:t>├</w:t>
       </w:r>
@@ -10932,30 +12585,52 @@
           <w:rFonts w:ascii="Calibri" w:hAnsi="Calibri" w:cs="Calibri"/>
           <w:b/>
           <w:bCs/>
-          <w:sz w:val="36"/>
-          <w:szCs w:val="36"/>
-        </w:rPr>
-        <w:t>── design_system/</w:t>
-      </w:r>
-    </w:p>
-    <w:p>
-      <w:pPr>
-        <w:jc w:val="both"/>
-        <w:rPr>
-          <w:rFonts w:ascii="Calibri" w:hAnsi="Calibri" w:cs="Calibri"/>
-          <w:b/>
-          <w:bCs/>
-          <w:sz w:val="36"/>
-          <w:szCs w:val="36"/>
-        </w:rPr>
-      </w:pPr>
-      <w:r>
-        <w:rPr>
-          <w:rFonts w:ascii="Calibri" w:hAnsi="Calibri" w:cs="Calibri"/>
-          <w:b/>
-          <w:bCs/>
-          <w:sz w:val="36"/>
-          <w:szCs w:val="36"/>
+          <w:sz w:val="32"/>
+          <w:szCs w:val="32"/>
+        </w:rPr>
+        <w:t xml:space="preserve">── </w:t>
+      </w:r>
+      <w:proofErr w:type="spellStart"/>
+      <w:r>
+        <w:rPr>
+          <w:rFonts w:ascii="Calibri" w:hAnsi="Calibri" w:cs="Calibri"/>
+          <w:b/>
+          <w:bCs/>
+          <w:sz w:val="32"/>
+          <w:szCs w:val="32"/>
+        </w:rPr>
+        <w:t>design_system</w:t>
+      </w:r>
+      <w:proofErr w:type="spellEnd"/>
+      <w:r>
+        <w:rPr>
+          <w:rFonts w:ascii="Calibri" w:hAnsi="Calibri" w:cs="Calibri"/>
+          <w:b/>
+          <w:bCs/>
+          <w:sz w:val="32"/>
+          <w:szCs w:val="32"/>
+        </w:rPr>
+        <w:t>/</w:t>
+      </w:r>
+    </w:p>
+    <w:p>
+      <w:pPr>
+        <w:jc w:val="both"/>
+        <w:rPr>
+          <w:rFonts w:ascii="Calibri" w:hAnsi="Calibri" w:cs="Calibri"/>
+          <w:b/>
+          <w:bCs/>
+          <w:sz w:val="32"/>
+          <w:szCs w:val="32"/>
+        </w:rPr>
+      </w:pPr>
+      <w:r>
+        <w:rPr>
+          <w:rFonts w:ascii="Calibri" w:hAnsi="Calibri" w:cs="Calibri"/>
+          <w:b/>
+          <w:bCs/>
+          <w:sz w:val="32"/>
+          <w:szCs w:val="32"/>
         </w:rPr>
         <w:t xml:space="preserve">    </w:t>
       </w:r>
@@ -10964,8 +12639,8 @@
           <w:rFonts w:ascii="Arial" w:hAnsi="Arial" w:cs="Arial"/>
           <w:b/>
           <w:bCs/>
-          <w:sz w:val="36"/>
-          <w:szCs w:val="36"/>
+          <w:sz w:val="32"/>
+          <w:szCs w:val="32"/>
         </w:rPr>
         <w:t>├</w:t>
       </w:r>
@@ -10974,30 +12649,52 @@
           <w:rFonts w:ascii="Calibri" w:hAnsi="Calibri" w:cs="Calibri"/>
           <w:b/>
           <w:bCs/>
-          <w:sz w:val="36"/>
-          <w:szCs w:val="36"/>
-        </w:rPr>
-        <w:t>── network_client/</w:t>
-      </w:r>
-    </w:p>
-    <w:p>
-      <w:pPr>
-        <w:jc w:val="both"/>
-        <w:rPr>
-          <w:rFonts w:ascii="Calibri" w:hAnsi="Calibri" w:cs="Calibri"/>
-          <w:b/>
-          <w:bCs/>
-          <w:sz w:val="36"/>
-          <w:szCs w:val="36"/>
-        </w:rPr>
-      </w:pPr>
-      <w:r>
-        <w:rPr>
-          <w:rFonts w:ascii="Calibri" w:hAnsi="Calibri" w:cs="Calibri"/>
-          <w:b/>
-          <w:bCs/>
-          <w:sz w:val="36"/>
-          <w:szCs w:val="36"/>
+          <w:sz w:val="32"/>
+          <w:szCs w:val="32"/>
+        </w:rPr>
+        <w:t xml:space="preserve">── </w:t>
+      </w:r>
+      <w:proofErr w:type="spellStart"/>
+      <w:r>
+        <w:rPr>
+          <w:rFonts w:ascii="Calibri" w:hAnsi="Calibri" w:cs="Calibri"/>
+          <w:b/>
+          <w:bCs/>
+          <w:sz w:val="32"/>
+          <w:szCs w:val="32"/>
+        </w:rPr>
+        <w:t>network_client</w:t>
+      </w:r>
+      <w:proofErr w:type="spellEnd"/>
+      <w:r>
+        <w:rPr>
+          <w:rFonts w:ascii="Calibri" w:hAnsi="Calibri" w:cs="Calibri"/>
+          <w:b/>
+          <w:bCs/>
+          <w:sz w:val="32"/>
+          <w:szCs w:val="32"/>
+        </w:rPr>
+        <w:t>/</w:t>
+      </w:r>
+    </w:p>
+    <w:p>
+      <w:pPr>
+        <w:jc w:val="both"/>
+        <w:rPr>
+          <w:rFonts w:ascii="Calibri" w:hAnsi="Calibri" w:cs="Calibri"/>
+          <w:b/>
+          <w:bCs/>
+          <w:sz w:val="32"/>
+          <w:szCs w:val="32"/>
+        </w:rPr>
+      </w:pPr>
+      <w:r>
+        <w:rPr>
+          <w:rFonts w:ascii="Calibri" w:hAnsi="Calibri" w:cs="Calibri"/>
+          <w:b/>
+          <w:bCs/>
+          <w:sz w:val="32"/>
+          <w:szCs w:val="32"/>
         </w:rPr>
         <w:t xml:space="preserve">    └── auth/</w:t>
       </w:r>
@@ -11276,43 +12973,43 @@
           <w:sz w:val="36"/>
           <w:szCs w:val="36"/>
         </w:rPr>
+        <w:t>Single Responsibility Principle (SRP):</w:t>
+      </w:r>
+    </w:p>
+    <w:p>
+      <w:pPr>
+        <w:jc w:val="both"/>
+        <w:rPr>
+          <w:rFonts w:ascii="Calibri" w:hAnsi="Calibri" w:cs="Calibri"/>
+          <w:sz w:val="36"/>
+          <w:szCs w:val="36"/>
+        </w:rPr>
+      </w:pPr>
+      <w:r>
+        <w:rPr>
+          <w:rFonts w:ascii="Calibri" w:hAnsi="Calibri" w:cs="Calibri"/>
+          <w:sz w:val="36"/>
+          <w:szCs w:val="36"/>
+        </w:rPr>
+        <w:t># A class should have only one reason to change, ensuring it has a single job.</w:t>
+      </w:r>
+    </w:p>
+    <w:p>
+      <w:pPr>
+        <w:jc w:val="both"/>
+        <w:rPr>
+          <w:rFonts w:ascii="Calibri" w:hAnsi="Calibri" w:cs="Calibri"/>
+          <w:sz w:val="36"/>
+          <w:szCs w:val="36"/>
+        </w:rPr>
+      </w:pPr>
+      <w:r>
+        <w:rPr>
+          <w:rFonts w:ascii="Calibri" w:hAnsi="Calibri" w:cs="Calibri"/>
+          <w:sz w:val="36"/>
+          <w:szCs w:val="36"/>
+        </w:rPr>
         <w:lastRenderedPageBreak/>
-        <w:t>Single Responsibility Principle (SRP):</w:t>
-      </w:r>
-    </w:p>
-    <w:p>
-      <w:pPr>
-        <w:jc w:val="both"/>
-        <w:rPr>
-          <w:rFonts w:ascii="Calibri" w:hAnsi="Calibri" w:cs="Calibri"/>
-          <w:sz w:val="36"/>
-          <w:szCs w:val="36"/>
-        </w:rPr>
-      </w:pPr>
-      <w:r>
-        <w:rPr>
-          <w:rFonts w:ascii="Calibri" w:hAnsi="Calibri" w:cs="Calibri"/>
-          <w:sz w:val="36"/>
-          <w:szCs w:val="36"/>
-        </w:rPr>
-        <w:t># A class should have only one reason to change, ensuring it has a single job.</w:t>
-      </w:r>
-    </w:p>
-    <w:p>
-      <w:pPr>
-        <w:jc w:val="both"/>
-        <w:rPr>
-          <w:rFonts w:ascii="Calibri" w:hAnsi="Calibri" w:cs="Calibri"/>
-          <w:sz w:val="36"/>
-          <w:szCs w:val="36"/>
-        </w:rPr>
-      </w:pPr>
-      <w:r>
-        <w:rPr>
-          <w:rFonts w:ascii="Calibri" w:hAnsi="Calibri" w:cs="Calibri"/>
-          <w:sz w:val="36"/>
-          <w:szCs w:val="36"/>
-        </w:rPr>
         <w:t># Like imagine the</w:t>
       </w:r>
       <w:r>
@@ -11323,8 +13020,20 @@
           <w:sz w:val="36"/>
           <w:szCs w:val="36"/>
         </w:rPr>
-        <w:t xml:space="preserve"> WeatherScreen</w:t>
-      </w:r>
+        <w:t xml:space="preserve"> </w:t>
+      </w:r>
+      <w:proofErr w:type="spellStart"/>
+      <w:r>
+        <w:rPr>
+          <w:rFonts w:ascii="Calibri" w:hAnsi="Calibri" w:cs="Calibri"/>
+          <w:b/>
+          <w:bCs/>
+          <w:sz w:val="36"/>
+          <w:szCs w:val="36"/>
+        </w:rPr>
+        <w:t>WeatherScreen</w:t>
+      </w:r>
+      <w:proofErr w:type="spellEnd"/>
       <w:r>
         <w:rPr>
           <w:rFonts w:ascii="Calibri" w:hAnsi="Calibri" w:cs="Calibri"/>
@@ -11588,7 +13297,55 @@
           <w:sz w:val="36"/>
           <w:szCs w:val="36"/>
         </w:rPr>
-        <w:t>class WeatherScreen extends StatefulWidget {…}</w:t>
+        <w:t xml:space="preserve">class </w:t>
+      </w:r>
+      <w:proofErr w:type="spellStart"/>
+      <w:r>
+        <w:rPr>
+          <w:rFonts w:ascii="Calibri" w:hAnsi="Calibri" w:cs="Calibri"/>
+          <w:b/>
+          <w:bCs/>
+          <w:color w:val="D86DCB" w:themeColor="accent5" w:themeTint="99"/>
+          <w:sz w:val="36"/>
+          <w:szCs w:val="36"/>
+        </w:rPr>
+        <w:t>WeatherScreen</w:t>
+      </w:r>
+      <w:proofErr w:type="spellEnd"/>
+      <w:r>
+        <w:rPr>
+          <w:rFonts w:ascii="Calibri" w:hAnsi="Calibri" w:cs="Calibri"/>
+          <w:b/>
+          <w:bCs/>
+          <w:color w:val="D86DCB" w:themeColor="accent5" w:themeTint="99"/>
+          <w:sz w:val="36"/>
+          <w:szCs w:val="36"/>
+        </w:rPr>
+        <w:t xml:space="preserve"> extends </w:t>
+      </w:r>
+      <w:proofErr w:type="spellStart"/>
+      <w:r>
+        <w:rPr>
+          <w:rFonts w:ascii="Calibri" w:hAnsi="Calibri" w:cs="Calibri"/>
+          <w:b/>
+          <w:bCs/>
+          <w:color w:val="D86DCB" w:themeColor="accent5" w:themeTint="99"/>
+          <w:sz w:val="36"/>
+          <w:szCs w:val="36"/>
+        </w:rPr>
+        <w:t>StatefulWidget</w:t>
+      </w:r>
+      <w:proofErr w:type="spellEnd"/>
+      <w:r>
+        <w:rPr>
+          <w:rFonts w:ascii="Calibri" w:hAnsi="Calibri" w:cs="Calibri"/>
+          <w:b/>
+          <w:bCs/>
+          <w:color w:val="D86DCB" w:themeColor="accent5" w:themeTint="99"/>
+          <w:sz w:val="36"/>
+          <w:szCs w:val="36"/>
+        </w:rPr>
+        <w:t xml:space="preserve"> {…}</w:t>
       </w:r>
     </w:p>
     <w:p>
@@ -11623,6 +13380,7 @@
           <w:szCs w:val="36"/>
         </w:rPr>
       </w:pPr>
+      <w:proofErr w:type="spellStart"/>
       <w:r>
         <w:rPr>
           <w:rFonts w:ascii="Calibri" w:hAnsi="Calibri" w:cs="Calibri"/>
@@ -11633,6 +13391,7 @@
         </w:rPr>
         <w:t>WeatherScreen</w:t>
       </w:r>
+      <w:proofErr w:type="spellEnd"/>
       <w:r>
         <w:rPr>
           <w:rFonts w:ascii="Calibri" w:hAnsi="Calibri" w:cs="Calibri"/>
@@ -11656,6 +13415,7 @@
           <w:szCs w:val="36"/>
         </w:rPr>
       </w:pPr>
+      <w:proofErr w:type="spellStart"/>
       <w:r>
         <w:rPr>
           <w:rFonts w:ascii="Calibri" w:hAnsi="Calibri" w:cs="Calibri"/>
@@ -11666,6 +13426,7 @@
         </w:rPr>
         <w:t>WeatherController</w:t>
       </w:r>
+      <w:proofErr w:type="spellEnd"/>
       <w:r>
         <w:rPr>
           <w:rFonts w:ascii="Calibri" w:hAnsi="Calibri" w:cs="Calibri"/>
@@ -11689,6 +13450,7 @@
           <w:szCs w:val="36"/>
         </w:rPr>
       </w:pPr>
+      <w:proofErr w:type="spellStart"/>
       <w:r>
         <w:rPr>
           <w:rFonts w:ascii="Calibri" w:hAnsi="Calibri" w:cs="Calibri"/>
@@ -11699,6 +13461,7 @@
         </w:rPr>
         <w:t>WeatherRepository</w:t>
       </w:r>
+      <w:proofErr w:type="spellEnd"/>
       <w:r>
         <w:rPr>
           <w:rFonts w:ascii="Calibri" w:hAnsi="Calibri" w:cs="Calibri"/>
@@ -11722,6 +13485,7 @@
           <w:szCs w:val="36"/>
         </w:rPr>
       </w:pPr>
+      <w:proofErr w:type="spellStart"/>
       <w:r>
         <w:rPr>
           <w:rFonts w:ascii="Calibri" w:hAnsi="Calibri" w:cs="Calibri"/>
@@ -11732,6 +13496,7 @@
         </w:rPr>
         <w:t>WeatherAPI</w:t>
       </w:r>
+      <w:proofErr w:type="spellEnd"/>
       <w:r>
         <w:rPr>
           <w:rFonts w:ascii="Calibri" w:hAnsi="Calibri" w:cs="Calibri"/>
@@ -11770,6 +13535,7 @@
           <w:szCs w:val="32"/>
         </w:rPr>
       </w:pPr>
+      <w:proofErr w:type="spellStart"/>
       <w:r>
         <w:rPr>
           <w:rFonts w:ascii="Calibri" w:hAnsi="Calibri" w:cs="Calibri"/>
@@ -11780,6 +13546,7 @@
         </w:rPr>
         <w:t>WeatherScreen</w:t>
       </w:r>
+      <w:proofErr w:type="spellEnd"/>
     </w:p>
     <w:p>
       <w:pPr>
@@ -11814,6 +13581,7 @@
           <w:szCs w:val="32"/>
         </w:rPr>
       </w:pPr>
+      <w:proofErr w:type="spellStart"/>
       <w:r>
         <w:rPr>
           <w:rFonts w:ascii="Calibri" w:hAnsi="Calibri" w:cs="Calibri"/>
@@ -11824,18 +13592,88 @@
         </w:rPr>
         <w:t>WeatherController</w:t>
       </w:r>
-    </w:p>
-    <w:p>
-      <w:pPr>
-        <w:jc w:val="both"/>
-        <w:rPr>
-          <w:rFonts w:ascii="Calibri" w:hAnsi="Calibri" w:cs="Calibri"/>
-          <w:b/>
-          <w:bCs/>
-          <w:sz w:val="32"/>
-          <w:szCs w:val="32"/>
-        </w:rPr>
-      </w:pPr>
+      <w:proofErr w:type="spellEnd"/>
+    </w:p>
+    <w:p>
+      <w:pPr>
+        <w:jc w:val="both"/>
+        <w:rPr>
+          <w:rFonts w:ascii="Calibri" w:hAnsi="Calibri" w:cs="Calibri"/>
+          <w:b/>
+          <w:bCs/>
+          <w:sz w:val="32"/>
+          <w:szCs w:val="32"/>
+        </w:rPr>
+      </w:pPr>
+      <w:r>
+        <w:rPr>
+          <w:rFonts w:ascii="Calibri" w:hAnsi="Calibri" w:cs="Calibri"/>
+          <w:b/>
+          <w:bCs/>
+          <w:sz w:val="32"/>
+          <w:szCs w:val="32"/>
+        </w:rPr>
+        <w:t xml:space="preserve">            │</w:t>
+      </w:r>
+    </w:p>
+    <w:p>
+      <w:pPr>
+        <w:jc w:val="both"/>
+        <w:rPr>
+          <w:rFonts w:ascii="Calibri" w:hAnsi="Calibri" w:cs="Calibri"/>
+          <w:b/>
+          <w:bCs/>
+          <w:sz w:val="32"/>
+          <w:szCs w:val="32"/>
+        </w:rPr>
+      </w:pPr>
+      <w:proofErr w:type="spellStart"/>
+      <w:r>
+        <w:rPr>
+          <w:rFonts w:ascii="Calibri" w:hAnsi="Calibri" w:cs="Calibri"/>
+          <w:b/>
+          <w:bCs/>
+          <w:sz w:val="32"/>
+          <w:szCs w:val="32"/>
+        </w:rPr>
+        <w:t>WeatherRepository</w:t>
+      </w:r>
+      <w:proofErr w:type="spellEnd"/>
+    </w:p>
+    <w:p>
+      <w:pPr>
+        <w:jc w:val="both"/>
+        <w:rPr>
+          <w:rFonts w:ascii="Calibri" w:hAnsi="Calibri" w:cs="Calibri"/>
+          <w:b/>
+          <w:bCs/>
+          <w:sz w:val="32"/>
+          <w:szCs w:val="32"/>
+        </w:rPr>
+      </w:pPr>
+      <w:r>
+        <w:rPr>
+          <w:rFonts w:ascii="Calibri" w:hAnsi="Calibri" w:cs="Calibri"/>
+          <w:b/>
+          <w:bCs/>
+          <w:sz w:val="32"/>
+          <w:szCs w:val="32"/>
+        </w:rPr>
+        <w:t xml:space="preserve">            │</w:t>
+      </w:r>
+    </w:p>
+    <w:p>
+      <w:pPr>
+        <w:jc w:val="both"/>
+        <w:rPr>
+          <w:rFonts w:ascii="Calibri" w:hAnsi="Calibri" w:cs="Calibri"/>
+          <w:b/>
+          <w:bCs/>
+          <w:sz w:val="32"/>
+          <w:szCs w:val="32"/>
+        </w:rPr>
+      </w:pPr>
+      <w:proofErr w:type="spellStart"/>
       <w:r>
         <w:rPr>
           <w:rFonts w:ascii="Calibri" w:hAnsi="Calibri" w:cs="Calibri"/>
@@ -11845,74 +13683,9 @@
           <w:szCs w:val="32"/>
         </w:rPr>
         <w:lastRenderedPageBreak/>
-        <w:t xml:space="preserve">            │</w:t>
-      </w:r>
-    </w:p>
-    <w:p>
-      <w:pPr>
-        <w:jc w:val="both"/>
-        <w:rPr>
-          <w:rFonts w:ascii="Calibri" w:hAnsi="Calibri" w:cs="Calibri"/>
-          <w:b/>
-          <w:bCs/>
-          <w:sz w:val="32"/>
-          <w:szCs w:val="32"/>
-        </w:rPr>
-      </w:pPr>
-      <w:r>
-        <w:rPr>
-          <w:rFonts w:ascii="Calibri" w:hAnsi="Calibri" w:cs="Calibri"/>
-          <w:b/>
-          <w:bCs/>
-          <w:sz w:val="32"/>
-          <w:szCs w:val="32"/>
-        </w:rPr>
-        <w:t>WeatherRepository</w:t>
-      </w:r>
-    </w:p>
-    <w:p>
-      <w:pPr>
-        <w:jc w:val="both"/>
-        <w:rPr>
-          <w:rFonts w:ascii="Calibri" w:hAnsi="Calibri" w:cs="Calibri"/>
-          <w:b/>
-          <w:bCs/>
-          <w:sz w:val="32"/>
-          <w:szCs w:val="32"/>
-        </w:rPr>
-      </w:pPr>
-      <w:r>
-        <w:rPr>
-          <w:rFonts w:ascii="Calibri" w:hAnsi="Calibri" w:cs="Calibri"/>
-          <w:b/>
-          <w:bCs/>
-          <w:sz w:val="32"/>
-          <w:szCs w:val="32"/>
-        </w:rPr>
-        <w:t xml:space="preserve">            │</w:t>
-      </w:r>
-    </w:p>
-    <w:p>
-      <w:pPr>
-        <w:jc w:val="both"/>
-        <w:rPr>
-          <w:rFonts w:ascii="Calibri" w:hAnsi="Calibri" w:cs="Calibri"/>
-          <w:b/>
-          <w:bCs/>
-          <w:sz w:val="32"/>
-          <w:szCs w:val="32"/>
-        </w:rPr>
-      </w:pPr>
-      <w:r>
-        <w:rPr>
-          <w:rFonts w:ascii="Calibri" w:hAnsi="Calibri" w:cs="Calibri"/>
-          <w:b/>
-          <w:bCs/>
-          <w:sz w:val="32"/>
-          <w:szCs w:val="32"/>
-        </w:rPr>
         <w:t>WeatherApi</w:t>
       </w:r>
+      <w:proofErr w:type="spellEnd"/>
     </w:p>
     <w:p>
       <w:pPr>
@@ -11943,6 +13716,7 @@
           <w:szCs w:val="32"/>
         </w:rPr>
       </w:pPr>
+      <w:proofErr w:type="spellStart"/>
       <w:r>
         <w:rPr>
           <w:rFonts w:ascii="Calibri" w:hAnsi="Calibri" w:cs="Calibri"/>
@@ -11953,6 +13727,7 @@
         </w:rPr>
         <w:t>HomeScreen</w:t>
       </w:r>
+      <w:proofErr w:type="spellEnd"/>
     </w:p>
     <w:p>
       <w:pPr>
@@ -12035,8 +13810,20 @@
           <w:sz w:val="32"/>
           <w:szCs w:val="32"/>
         </w:rPr>
-        <w:t>── SearchBar</w:t>
-      </w:r>
+        <w:t xml:space="preserve">── </w:t>
+      </w:r>
+      <w:proofErr w:type="spellStart"/>
+      <w:r>
+        <w:rPr>
+          <w:rFonts w:ascii="Calibri" w:hAnsi="Calibri" w:cs="Calibri"/>
+          <w:b/>
+          <w:bCs/>
+          <w:sz w:val="32"/>
+          <w:szCs w:val="32"/>
+        </w:rPr>
+        <w:t>SearchBar</w:t>
+      </w:r>
+      <w:proofErr w:type="spellEnd"/>
     </w:p>
     <w:p>
       <w:pPr>
@@ -12077,30 +13864,54 @@
           <w:sz w:val="32"/>
           <w:szCs w:val="32"/>
         </w:rPr>
-        <w:t>── ProductGrid</w:t>
-      </w:r>
-    </w:p>
-    <w:p>
-      <w:pPr>
-        <w:jc w:val="both"/>
-        <w:rPr>
-          <w:rFonts w:ascii="Calibri" w:hAnsi="Calibri" w:cs="Calibri"/>
-          <w:b/>
-          <w:bCs/>
-          <w:sz w:val="32"/>
-          <w:szCs w:val="32"/>
-        </w:rPr>
-      </w:pPr>
-      <w:r>
-        <w:rPr>
-          <w:rFonts w:ascii="Calibri" w:hAnsi="Calibri" w:cs="Calibri"/>
-          <w:b/>
-          <w:bCs/>
-          <w:sz w:val="32"/>
-          <w:szCs w:val="32"/>
-        </w:rPr>
-        <w:t xml:space="preserve">    └── BottomBar</w:t>
-      </w:r>
+        <w:t xml:space="preserve">── </w:t>
+      </w:r>
+      <w:proofErr w:type="spellStart"/>
+      <w:r>
+        <w:rPr>
+          <w:rFonts w:ascii="Calibri" w:hAnsi="Calibri" w:cs="Calibri"/>
+          <w:b/>
+          <w:bCs/>
+          <w:sz w:val="32"/>
+          <w:szCs w:val="32"/>
+        </w:rPr>
+        <w:t>ProductGrid</w:t>
+      </w:r>
+      <w:proofErr w:type="spellEnd"/>
+    </w:p>
+    <w:p>
+      <w:pPr>
+        <w:jc w:val="both"/>
+        <w:rPr>
+          <w:rFonts w:ascii="Calibri" w:hAnsi="Calibri" w:cs="Calibri"/>
+          <w:b/>
+          <w:bCs/>
+          <w:sz w:val="32"/>
+          <w:szCs w:val="32"/>
+        </w:rPr>
+      </w:pPr>
+      <w:r>
+        <w:rPr>
+          <w:rFonts w:ascii="Calibri" w:hAnsi="Calibri" w:cs="Calibri"/>
+          <w:b/>
+          <w:bCs/>
+          <w:sz w:val="32"/>
+          <w:szCs w:val="32"/>
+        </w:rPr>
+        <w:t xml:space="preserve">    └── </w:t>
+      </w:r>
+      <w:proofErr w:type="spellStart"/>
+      <w:r>
+        <w:rPr>
+          <w:rFonts w:ascii="Calibri" w:hAnsi="Calibri" w:cs="Calibri"/>
+          <w:b/>
+          <w:bCs/>
+          <w:sz w:val="32"/>
+          <w:szCs w:val="32"/>
+        </w:rPr>
+        <w:t>BottomBar</w:t>
+      </w:r>
+      <w:proofErr w:type="spellEnd"/>
     </w:p>
     <w:p>
       <w:pPr>
@@ -12220,31 +14031,79 @@
           <w:sz w:val="36"/>
           <w:szCs w:val="36"/>
         </w:rPr>
-        <w:t>if (payment == "Bkash") {}</w:t>
-      </w:r>
-    </w:p>
-    <w:p>
-      <w:pPr>
-        <w:jc w:val="both"/>
-        <w:rPr>
-          <w:rFonts w:ascii="Calibri" w:hAnsi="Calibri" w:cs="Calibri"/>
-          <w:b/>
-          <w:bCs/>
-          <w:color w:val="D86DCB" w:themeColor="accent5" w:themeTint="99"/>
-          <w:sz w:val="36"/>
-          <w:szCs w:val="36"/>
-        </w:rPr>
-      </w:pPr>
-      <w:r>
-        <w:rPr>
-          <w:rFonts w:ascii="Calibri" w:hAnsi="Calibri" w:cs="Calibri"/>
-          <w:b/>
-          <w:bCs/>
-          <w:color w:val="D86DCB" w:themeColor="accent5" w:themeTint="99"/>
-          <w:sz w:val="36"/>
-          <w:szCs w:val="36"/>
-        </w:rPr>
-        <w:t>if (payment == "Nagad") {}</w:t>
+        <w:t>if (payment == "</w:t>
+      </w:r>
+      <w:proofErr w:type="spellStart"/>
+      <w:r>
+        <w:rPr>
+          <w:rFonts w:ascii="Calibri" w:hAnsi="Calibri" w:cs="Calibri"/>
+          <w:b/>
+          <w:bCs/>
+          <w:color w:val="D86DCB" w:themeColor="accent5" w:themeTint="99"/>
+          <w:sz w:val="36"/>
+          <w:szCs w:val="36"/>
+        </w:rPr>
+        <w:t>Bkash</w:t>
+      </w:r>
+      <w:proofErr w:type="spellEnd"/>
+      <w:r>
+        <w:rPr>
+          <w:rFonts w:ascii="Calibri" w:hAnsi="Calibri" w:cs="Calibri"/>
+          <w:b/>
+          <w:bCs/>
+          <w:color w:val="D86DCB" w:themeColor="accent5" w:themeTint="99"/>
+          <w:sz w:val="36"/>
+          <w:szCs w:val="36"/>
+        </w:rPr>
+        <w:t>") {}</w:t>
+      </w:r>
+    </w:p>
+    <w:p>
+      <w:pPr>
+        <w:jc w:val="both"/>
+        <w:rPr>
+          <w:rFonts w:ascii="Calibri" w:hAnsi="Calibri" w:cs="Calibri"/>
+          <w:b/>
+          <w:bCs/>
+          <w:color w:val="D86DCB" w:themeColor="accent5" w:themeTint="99"/>
+          <w:sz w:val="36"/>
+          <w:szCs w:val="36"/>
+        </w:rPr>
+      </w:pPr>
+      <w:r>
+        <w:rPr>
+          <w:rFonts w:ascii="Calibri" w:hAnsi="Calibri" w:cs="Calibri"/>
+          <w:b/>
+          <w:bCs/>
+          <w:color w:val="D86DCB" w:themeColor="accent5" w:themeTint="99"/>
+          <w:sz w:val="36"/>
+          <w:szCs w:val="36"/>
+        </w:rPr>
+        <w:t>if (payment == "</w:t>
+      </w:r>
+      <w:proofErr w:type="spellStart"/>
+      <w:r>
+        <w:rPr>
+          <w:rFonts w:ascii="Calibri" w:hAnsi="Calibri" w:cs="Calibri"/>
+          <w:b/>
+          <w:bCs/>
+          <w:color w:val="D86DCB" w:themeColor="accent5" w:themeTint="99"/>
+          <w:sz w:val="36"/>
+          <w:szCs w:val="36"/>
+        </w:rPr>
+        <w:t>Nagad</w:t>
+      </w:r>
+      <w:proofErr w:type="spellEnd"/>
+      <w:r>
+        <w:rPr>
+          <w:rFonts w:ascii="Calibri" w:hAnsi="Calibri" w:cs="Calibri"/>
+          <w:b/>
+          <w:bCs/>
+          <w:color w:val="D86DCB" w:themeColor="accent5" w:themeTint="99"/>
+          <w:sz w:val="36"/>
+          <w:szCs w:val="36"/>
+        </w:rPr>
+        <w:t>") {}</w:t>
       </w:r>
     </w:p>
     <w:p>
@@ -12286,56 +14145,104 @@
           <w:sz w:val="36"/>
           <w:szCs w:val="36"/>
         </w:rPr>
+        <w:t># Better approach would be implementing the interface class so adding a payment means creating a new class instead of modifying old logic</w:t>
+      </w:r>
+    </w:p>
+    <w:p>
+      <w:pPr>
+        <w:jc w:val="both"/>
+        <w:rPr>
+          <w:rFonts w:ascii="Calibri" w:hAnsi="Calibri" w:cs="Calibri"/>
+          <w:b/>
+          <w:bCs/>
+          <w:color w:val="D86DCB" w:themeColor="accent5" w:themeTint="99"/>
+          <w:sz w:val="36"/>
+          <w:szCs w:val="36"/>
+        </w:rPr>
+      </w:pPr>
+      <w:r>
+        <w:rPr>
+          <w:rFonts w:ascii="Calibri" w:hAnsi="Calibri" w:cs="Calibri"/>
+          <w:b/>
+          <w:bCs/>
+          <w:color w:val="D86DCB" w:themeColor="accent5" w:themeTint="99"/>
+          <w:sz w:val="36"/>
+          <w:szCs w:val="36"/>
+        </w:rPr>
+        <w:t xml:space="preserve">abstract class </w:t>
+      </w:r>
+      <w:proofErr w:type="spellStart"/>
+      <w:r>
+        <w:rPr>
+          <w:rFonts w:ascii="Calibri" w:hAnsi="Calibri" w:cs="Calibri"/>
+          <w:b/>
+          <w:bCs/>
+          <w:color w:val="D86DCB" w:themeColor="accent5" w:themeTint="99"/>
+          <w:sz w:val="36"/>
+          <w:szCs w:val="36"/>
+        </w:rPr>
+        <w:t>PaymentMethod</w:t>
+      </w:r>
+      <w:proofErr w:type="spellEnd"/>
+      <w:r>
+        <w:rPr>
+          <w:rFonts w:ascii="Calibri" w:hAnsi="Calibri" w:cs="Calibri"/>
+          <w:b/>
+          <w:bCs/>
+          <w:color w:val="D86DCB" w:themeColor="accent5" w:themeTint="99"/>
+          <w:sz w:val="36"/>
+          <w:szCs w:val="36"/>
+        </w:rPr>
+        <w:t xml:space="preserve"> {</w:t>
+      </w:r>
+    </w:p>
+    <w:p>
+      <w:pPr>
+        <w:jc w:val="both"/>
+        <w:rPr>
+          <w:rFonts w:ascii="Calibri" w:hAnsi="Calibri" w:cs="Calibri"/>
+          <w:b/>
+          <w:bCs/>
+          <w:color w:val="D86DCB" w:themeColor="accent5" w:themeTint="99"/>
+          <w:sz w:val="36"/>
+          <w:szCs w:val="36"/>
+        </w:rPr>
+      </w:pPr>
+      <w:r>
+        <w:rPr>
+          <w:rFonts w:ascii="Calibri" w:hAnsi="Calibri" w:cs="Calibri"/>
+          <w:b/>
+          <w:bCs/>
+          <w:color w:val="D86DCB" w:themeColor="accent5" w:themeTint="99"/>
+          <w:sz w:val="36"/>
+          <w:szCs w:val="36"/>
+        </w:rPr>
         <w:lastRenderedPageBreak/>
-        <w:t># Better approach would be implementing the interface class so adding a payment means creating a new class instead of modifying old logic</w:t>
-      </w:r>
-    </w:p>
-    <w:p>
-      <w:pPr>
-        <w:jc w:val="both"/>
-        <w:rPr>
-          <w:rFonts w:ascii="Calibri" w:hAnsi="Calibri" w:cs="Calibri"/>
-          <w:b/>
-          <w:bCs/>
-          <w:color w:val="D86DCB" w:themeColor="accent5" w:themeTint="99"/>
-          <w:sz w:val="36"/>
-          <w:szCs w:val="36"/>
-        </w:rPr>
-      </w:pPr>
-      <w:r>
-        <w:rPr>
-          <w:rFonts w:ascii="Calibri" w:hAnsi="Calibri" w:cs="Calibri"/>
-          <w:b/>
-          <w:bCs/>
-          <w:color w:val="D86DCB" w:themeColor="accent5" w:themeTint="99"/>
-          <w:sz w:val="36"/>
-          <w:szCs w:val="36"/>
-        </w:rPr>
-        <w:t>abstract class PaymentMethod {</w:t>
-      </w:r>
-    </w:p>
-    <w:p>
-      <w:pPr>
-        <w:jc w:val="both"/>
-        <w:rPr>
-          <w:rFonts w:ascii="Calibri" w:hAnsi="Calibri" w:cs="Calibri"/>
-          <w:b/>
-          <w:bCs/>
-          <w:color w:val="D86DCB" w:themeColor="accent5" w:themeTint="99"/>
-          <w:sz w:val="36"/>
-          <w:szCs w:val="36"/>
-        </w:rPr>
-      </w:pPr>
-      <w:r>
-        <w:rPr>
-          <w:rFonts w:ascii="Calibri" w:hAnsi="Calibri" w:cs="Calibri"/>
-          <w:b/>
-          <w:bCs/>
-          <w:color w:val="D86DCB" w:themeColor="accent5" w:themeTint="99"/>
-          <w:sz w:val="36"/>
-          <w:szCs w:val="36"/>
-        </w:rPr>
-        <w:t xml:space="preserve">  Future&lt;void&gt; pay();</w:t>
+        <w:t xml:space="preserve">  Future&lt;void&gt; </w:t>
+      </w:r>
+      <w:proofErr w:type="gramStart"/>
+      <w:r>
+        <w:rPr>
+          <w:rFonts w:ascii="Calibri" w:hAnsi="Calibri" w:cs="Calibri"/>
+          <w:b/>
+          <w:bCs/>
+          <w:color w:val="D86DCB" w:themeColor="accent5" w:themeTint="99"/>
+          <w:sz w:val="36"/>
+          <w:szCs w:val="36"/>
+        </w:rPr>
+        <w:t>pay(</w:t>
+      </w:r>
+      <w:proofErr w:type="gramEnd"/>
+      <w:r>
+        <w:rPr>
+          <w:rFonts w:ascii="Calibri" w:hAnsi="Calibri" w:cs="Calibri"/>
+          <w:b/>
+          <w:bCs/>
+          <w:color w:val="D86DCB" w:themeColor="accent5" w:themeTint="99"/>
+          <w:sz w:val="36"/>
+          <w:szCs w:val="36"/>
+        </w:rPr>
+        <w:t>);</w:t>
       </w:r>
     </w:p>
     <w:p>
@@ -12383,31 +14290,127 @@
           <w:sz w:val="36"/>
           <w:szCs w:val="36"/>
         </w:rPr>
-        <w:t>class BkashPayment implement PaymentMethod {…}</w:t>
-      </w:r>
-    </w:p>
-    <w:p>
-      <w:pPr>
-        <w:jc w:val="both"/>
-        <w:rPr>
-          <w:rFonts w:ascii="Calibri" w:hAnsi="Calibri" w:cs="Calibri"/>
-          <w:b/>
-          <w:bCs/>
-          <w:color w:val="D86DCB" w:themeColor="accent5" w:themeTint="99"/>
-          <w:sz w:val="36"/>
-          <w:szCs w:val="36"/>
-        </w:rPr>
-      </w:pPr>
-      <w:r>
-        <w:rPr>
-          <w:rFonts w:ascii="Calibri" w:hAnsi="Calibri" w:cs="Calibri"/>
-          <w:b/>
-          <w:bCs/>
-          <w:color w:val="D86DCB" w:themeColor="accent5" w:themeTint="99"/>
-          <w:sz w:val="36"/>
-          <w:szCs w:val="36"/>
-        </w:rPr>
-        <w:t>class NagadPayment implement PaymentMethod {…}</w:t>
+        <w:t xml:space="preserve">class </w:t>
+      </w:r>
+      <w:proofErr w:type="spellStart"/>
+      <w:r>
+        <w:rPr>
+          <w:rFonts w:ascii="Calibri" w:hAnsi="Calibri" w:cs="Calibri"/>
+          <w:b/>
+          <w:bCs/>
+          <w:color w:val="D86DCB" w:themeColor="accent5" w:themeTint="99"/>
+          <w:sz w:val="36"/>
+          <w:szCs w:val="36"/>
+        </w:rPr>
+        <w:t>BkashPayment</w:t>
+      </w:r>
+      <w:proofErr w:type="spellEnd"/>
+      <w:r>
+        <w:rPr>
+          <w:rFonts w:ascii="Calibri" w:hAnsi="Calibri" w:cs="Calibri"/>
+          <w:b/>
+          <w:bCs/>
+          <w:color w:val="D86DCB" w:themeColor="accent5" w:themeTint="99"/>
+          <w:sz w:val="36"/>
+          <w:szCs w:val="36"/>
+        </w:rPr>
+        <w:t xml:space="preserve"> implement </w:t>
+      </w:r>
+      <w:proofErr w:type="spellStart"/>
+      <w:r>
+        <w:rPr>
+          <w:rFonts w:ascii="Calibri" w:hAnsi="Calibri" w:cs="Calibri"/>
+          <w:b/>
+          <w:bCs/>
+          <w:color w:val="D86DCB" w:themeColor="accent5" w:themeTint="99"/>
+          <w:sz w:val="36"/>
+          <w:szCs w:val="36"/>
+        </w:rPr>
+        <w:t>PaymentMethod</w:t>
+      </w:r>
+      <w:proofErr w:type="spellEnd"/>
+      <w:r>
+        <w:rPr>
+          <w:rFonts w:ascii="Calibri" w:hAnsi="Calibri" w:cs="Calibri"/>
+          <w:b/>
+          <w:bCs/>
+          <w:color w:val="D86DCB" w:themeColor="accent5" w:themeTint="99"/>
+          <w:sz w:val="36"/>
+          <w:szCs w:val="36"/>
+        </w:rPr>
+        <w:t xml:space="preserve"> {…}</w:t>
+      </w:r>
+    </w:p>
+    <w:p>
+      <w:pPr>
+        <w:jc w:val="both"/>
+        <w:rPr>
+          <w:rFonts w:ascii="Calibri" w:hAnsi="Calibri" w:cs="Calibri"/>
+          <w:b/>
+          <w:bCs/>
+          <w:color w:val="D86DCB" w:themeColor="accent5" w:themeTint="99"/>
+          <w:sz w:val="36"/>
+          <w:szCs w:val="36"/>
+        </w:rPr>
+      </w:pPr>
+      <w:r>
+        <w:rPr>
+          <w:rFonts w:ascii="Calibri" w:hAnsi="Calibri" w:cs="Calibri"/>
+          <w:b/>
+          <w:bCs/>
+          <w:color w:val="D86DCB" w:themeColor="accent5" w:themeTint="99"/>
+          <w:sz w:val="36"/>
+          <w:szCs w:val="36"/>
+        </w:rPr>
+        <w:t xml:space="preserve">class </w:t>
+      </w:r>
+      <w:proofErr w:type="spellStart"/>
+      <w:r>
+        <w:rPr>
+          <w:rFonts w:ascii="Calibri" w:hAnsi="Calibri" w:cs="Calibri"/>
+          <w:b/>
+          <w:bCs/>
+          <w:color w:val="D86DCB" w:themeColor="accent5" w:themeTint="99"/>
+          <w:sz w:val="36"/>
+          <w:szCs w:val="36"/>
+        </w:rPr>
+        <w:t>NagadPayment</w:t>
+      </w:r>
+      <w:proofErr w:type="spellEnd"/>
+      <w:r>
+        <w:rPr>
+          <w:rFonts w:ascii="Calibri" w:hAnsi="Calibri" w:cs="Calibri"/>
+          <w:b/>
+          <w:bCs/>
+          <w:color w:val="D86DCB" w:themeColor="accent5" w:themeTint="99"/>
+          <w:sz w:val="36"/>
+          <w:szCs w:val="36"/>
+        </w:rPr>
+        <w:t xml:space="preserve"> implement </w:t>
+      </w:r>
+      <w:proofErr w:type="spellStart"/>
+      <w:r>
+        <w:rPr>
+          <w:rFonts w:ascii="Calibri" w:hAnsi="Calibri" w:cs="Calibri"/>
+          <w:b/>
+          <w:bCs/>
+          <w:color w:val="D86DCB" w:themeColor="accent5" w:themeTint="99"/>
+          <w:sz w:val="36"/>
+          <w:szCs w:val="36"/>
+        </w:rPr>
+        <w:t>PaymentMethod</w:t>
+      </w:r>
+      <w:proofErr w:type="spellEnd"/>
+      <w:r>
+        <w:rPr>
+          <w:rFonts w:ascii="Calibri" w:hAnsi="Calibri" w:cs="Calibri"/>
+          <w:b/>
+          <w:bCs/>
+          <w:color w:val="D86DCB" w:themeColor="accent5" w:themeTint="99"/>
+          <w:sz w:val="36"/>
+          <w:szCs w:val="36"/>
+        </w:rPr>
+        <w:t xml:space="preserve"> {…}</w:t>
       </w:r>
     </w:p>
     <w:p>
@@ -12445,6 +14448,7 @@
         </w:rPr>
         <w:t xml:space="preserve"> example, instead of editing </w:t>
       </w:r>
+      <w:proofErr w:type="spellStart"/>
       <w:r>
         <w:rPr>
           <w:rFonts w:ascii="Calibri" w:hAnsi="Calibri" w:cs="Calibri"/>
@@ -12455,6 +14459,7 @@
         </w:rPr>
         <w:t>NotificationService</w:t>
       </w:r>
+      <w:proofErr w:type="spellEnd"/>
       <w:r>
         <w:rPr>
           <w:rFonts w:ascii="Calibri" w:hAnsi="Calibri" w:cs="Calibri"/>
@@ -12476,6 +14481,7 @@
           <w:szCs w:val="36"/>
         </w:rPr>
       </w:pPr>
+      <w:proofErr w:type="spellStart"/>
       <w:r>
         <w:rPr>
           <w:rFonts w:ascii="Calibri" w:hAnsi="Calibri" w:cs="Calibri"/>
@@ -12487,19 +14493,21 @@
         </w:rPr>
         <w:t>PushNotificationService</w:t>
       </w:r>
-    </w:p>
-    <w:p>
-      <w:pPr>
-        <w:jc w:val="both"/>
-        <w:rPr>
-          <w:rFonts w:ascii="Calibri" w:hAnsi="Calibri" w:cs="Calibri"/>
-          <w:b/>
-          <w:bCs/>
-          <w:color w:val="D86DCB" w:themeColor="accent5" w:themeTint="99"/>
-          <w:sz w:val="36"/>
-          <w:szCs w:val="36"/>
-        </w:rPr>
-      </w:pPr>
+      <w:proofErr w:type="spellEnd"/>
+    </w:p>
+    <w:p>
+      <w:pPr>
+        <w:jc w:val="both"/>
+        <w:rPr>
+          <w:rFonts w:ascii="Calibri" w:hAnsi="Calibri" w:cs="Calibri"/>
+          <w:b/>
+          <w:bCs/>
+          <w:color w:val="D86DCB" w:themeColor="accent5" w:themeTint="99"/>
+          <w:sz w:val="36"/>
+          <w:szCs w:val="36"/>
+        </w:rPr>
+      </w:pPr>
+      <w:proofErr w:type="spellStart"/>
       <w:r>
         <w:rPr>
           <w:rFonts w:ascii="Calibri" w:hAnsi="Calibri" w:cs="Calibri"/>
@@ -12511,19 +14519,21 @@
         </w:rPr>
         <w:t>LocalNotificationService</w:t>
       </w:r>
-    </w:p>
-    <w:p>
-      <w:pPr>
-        <w:jc w:val="both"/>
-        <w:rPr>
-          <w:rFonts w:ascii="Calibri" w:hAnsi="Calibri" w:cs="Calibri"/>
-          <w:b/>
-          <w:bCs/>
-          <w:color w:val="D86DCB" w:themeColor="accent5" w:themeTint="99"/>
-          <w:sz w:val="36"/>
-          <w:szCs w:val="36"/>
-        </w:rPr>
-      </w:pPr>
+      <w:proofErr w:type="spellEnd"/>
+    </w:p>
+    <w:p>
+      <w:pPr>
+        <w:jc w:val="both"/>
+        <w:rPr>
+          <w:rFonts w:ascii="Calibri" w:hAnsi="Calibri" w:cs="Calibri"/>
+          <w:b/>
+          <w:bCs/>
+          <w:color w:val="D86DCB" w:themeColor="accent5" w:themeTint="99"/>
+          <w:sz w:val="36"/>
+          <w:szCs w:val="36"/>
+        </w:rPr>
+      </w:pPr>
+      <w:proofErr w:type="spellStart"/>
       <w:r>
         <w:rPr>
           <w:rFonts w:ascii="Calibri" w:hAnsi="Calibri" w:cs="Calibri"/>
@@ -12535,6 +14545,7 @@
         </w:rPr>
         <w:t>LocalNotificationService</w:t>
       </w:r>
+      <w:proofErr w:type="spellEnd"/>
     </w:p>
     <w:p>
       <w:pPr>
@@ -12570,15 +14581,27 @@
           <w:szCs w:val="36"/>
         </w:rPr>
       </w:pPr>
-      <w:r>
-        <w:rPr>
-          <w:rFonts w:ascii="Calibri" w:hAnsi="Calibri" w:cs="Calibri"/>
-          <w:b/>
-          <w:bCs/>
-          <w:sz w:val="36"/>
-          <w:szCs w:val="36"/>
-        </w:rPr>
-        <w:t>Liskov Substitution Principle (LSP):</w:t>
+      <w:proofErr w:type="spellStart"/>
+      <w:r>
+        <w:rPr>
+          <w:rFonts w:ascii="Calibri" w:hAnsi="Calibri" w:cs="Calibri"/>
+          <w:b/>
+          <w:bCs/>
+          <w:sz w:val="36"/>
+          <w:szCs w:val="36"/>
+        </w:rPr>
+        <w:t>Liskov</w:t>
+      </w:r>
+      <w:proofErr w:type="spellEnd"/>
+      <w:r>
+        <w:rPr>
+          <w:rFonts w:ascii="Calibri" w:hAnsi="Calibri" w:cs="Calibri"/>
+          <w:b/>
+          <w:bCs/>
+          <w:sz w:val="36"/>
+          <w:szCs w:val="36"/>
+        </w:rPr>
+        <w:t xml:space="preserve"> Substitution Principle (LSP):</w:t>
       </w:r>
       <w:r>
         <w:rPr>
@@ -12636,31 +14659,79 @@
           <w:sz w:val="36"/>
           <w:szCs w:val="36"/>
         </w:rPr>
-        <w:t>abstract class FileStorage {</w:t>
-      </w:r>
-    </w:p>
-    <w:p>
-      <w:pPr>
-        <w:jc w:val="both"/>
-        <w:rPr>
-          <w:rFonts w:ascii="Calibri" w:hAnsi="Calibri" w:cs="Calibri"/>
-          <w:b/>
-          <w:bCs/>
-          <w:color w:val="D86DCB" w:themeColor="accent5" w:themeTint="99"/>
-          <w:sz w:val="36"/>
-          <w:szCs w:val="36"/>
-        </w:rPr>
-      </w:pPr>
-      <w:r>
-        <w:rPr>
-          <w:rFonts w:ascii="Calibri" w:hAnsi="Calibri" w:cs="Calibri"/>
-          <w:b/>
-          <w:bCs/>
-          <w:color w:val="D86DCB" w:themeColor="accent5" w:themeTint="99"/>
-          <w:sz w:val="36"/>
-          <w:szCs w:val="36"/>
-        </w:rPr>
-        <w:t xml:space="preserve">    Future save();</w:t>
+        <w:t xml:space="preserve">abstract class </w:t>
+      </w:r>
+      <w:proofErr w:type="spellStart"/>
+      <w:r>
+        <w:rPr>
+          <w:rFonts w:ascii="Calibri" w:hAnsi="Calibri" w:cs="Calibri"/>
+          <w:b/>
+          <w:bCs/>
+          <w:color w:val="D86DCB" w:themeColor="accent5" w:themeTint="99"/>
+          <w:sz w:val="36"/>
+          <w:szCs w:val="36"/>
+        </w:rPr>
+        <w:t>FileStorage</w:t>
+      </w:r>
+      <w:proofErr w:type="spellEnd"/>
+      <w:r>
+        <w:rPr>
+          <w:rFonts w:ascii="Calibri" w:hAnsi="Calibri" w:cs="Calibri"/>
+          <w:b/>
+          <w:bCs/>
+          <w:color w:val="D86DCB" w:themeColor="accent5" w:themeTint="99"/>
+          <w:sz w:val="36"/>
+          <w:szCs w:val="36"/>
+        </w:rPr>
+        <w:t xml:space="preserve"> {</w:t>
+      </w:r>
+    </w:p>
+    <w:p>
+      <w:pPr>
+        <w:jc w:val="both"/>
+        <w:rPr>
+          <w:rFonts w:ascii="Calibri" w:hAnsi="Calibri" w:cs="Calibri"/>
+          <w:b/>
+          <w:bCs/>
+          <w:color w:val="D86DCB" w:themeColor="accent5" w:themeTint="99"/>
+          <w:sz w:val="36"/>
+          <w:szCs w:val="36"/>
+        </w:rPr>
+      </w:pPr>
+      <w:r>
+        <w:rPr>
+          <w:rFonts w:ascii="Calibri" w:hAnsi="Calibri" w:cs="Calibri"/>
+          <w:b/>
+          <w:bCs/>
+          <w:color w:val="D86DCB" w:themeColor="accent5" w:themeTint="99"/>
+          <w:sz w:val="36"/>
+          <w:szCs w:val="36"/>
+        </w:rPr>
+        <w:t xml:space="preserve">    Future </w:t>
+      </w:r>
+      <w:proofErr w:type="gramStart"/>
+      <w:r>
+        <w:rPr>
+          <w:rFonts w:ascii="Calibri" w:hAnsi="Calibri" w:cs="Calibri"/>
+          <w:b/>
+          <w:bCs/>
+          <w:color w:val="D86DCB" w:themeColor="accent5" w:themeTint="99"/>
+          <w:sz w:val="36"/>
+          <w:szCs w:val="36"/>
+        </w:rPr>
+        <w:t>save(</w:t>
+      </w:r>
+      <w:proofErr w:type="gramEnd"/>
+      <w:r>
+        <w:rPr>
+          <w:rFonts w:ascii="Calibri" w:hAnsi="Calibri" w:cs="Calibri"/>
+          <w:b/>
+          <w:bCs/>
+          <w:color w:val="D86DCB" w:themeColor="accent5" w:themeTint="99"/>
+          <w:sz w:val="36"/>
+          <w:szCs w:val="36"/>
+        </w:rPr>
+        <w:t>);</w:t>
       </w:r>
     </w:p>
     <w:p>
@@ -12702,75 +14773,81 @@
           <w:sz w:val="36"/>
           <w:szCs w:val="36"/>
         </w:rPr>
+        <w:t># Good implementations, here all save data and code shouldn’t care which one</w:t>
+      </w:r>
+    </w:p>
+    <w:p>
+      <w:pPr>
+        <w:jc w:val="both"/>
+        <w:rPr>
+          <w:rFonts w:ascii="Calibri" w:hAnsi="Calibri" w:cs="Calibri"/>
+          <w:b/>
+          <w:bCs/>
+          <w:sz w:val="36"/>
+          <w:szCs w:val="36"/>
+        </w:rPr>
+      </w:pPr>
+      <w:proofErr w:type="spellStart"/>
+      <w:r>
+        <w:rPr>
+          <w:rFonts w:ascii="Calibri" w:hAnsi="Calibri" w:cs="Calibri"/>
+          <w:b/>
+          <w:bCs/>
+          <w:sz w:val="36"/>
+          <w:szCs w:val="36"/>
+        </w:rPr>
+        <w:t>LocalStorage</w:t>
+      </w:r>
+      <w:proofErr w:type="spellEnd"/>
+    </w:p>
+    <w:p>
+      <w:pPr>
+        <w:jc w:val="both"/>
+        <w:rPr>
+          <w:rFonts w:ascii="Calibri" w:hAnsi="Calibri" w:cs="Calibri"/>
+          <w:b/>
+          <w:bCs/>
+          <w:sz w:val="36"/>
+          <w:szCs w:val="36"/>
+        </w:rPr>
+      </w:pPr>
+      <w:proofErr w:type="spellStart"/>
+      <w:r>
+        <w:rPr>
+          <w:rFonts w:ascii="Calibri" w:hAnsi="Calibri" w:cs="Calibri"/>
+          <w:b/>
+          <w:bCs/>
+          <w:sz w:val="36"/>
+          <w:szCs w:val="36"/>
+        </w:rPr>
+        <w:t>CloudStorage</w:t>
+      </w:r>
+      <w:proofErr w:type="spellEnd"/>
+    </w:p>
+    <w:p>
+      <w:pPr>
+        <w:jc w:val="both"/>
+        <w:rPr>
+          <w:rFonts w:ascii="Calibri" w:hAnsi="Calibri" w:cs="Calibri"/>
+          <w:b/>
+          <w:bCs/>
+          <w:sz w:val="36"/>
+          <w:szCs w:val="36"/>
+        </w:rPr>
+      </w:pPr>
+      <w:proofErr w:type="spellStart"/>
+      <w:r>
+        <w:rPr>
+          <w:rFonts w:ascii="Calibri" w:hAnsi="Calibri" w:cs="Calibri"/>
+          <w:b/>
+          <w:bCs/>
+          <w:sz w:val="36"/>
+          <w:szCs w:val="36"/>
+        </w:rPr>
         <w:lastRenderedPageBreak/>
-        <w:t># Good implementations, here all save data and code shouldn’t care which one</w:t>
-      </w:r>
-    </w:p>
-    <w:p>
-      <w:pPr>
-        <w:jc w:val="both"/>
-        <w:rPr>
-          <w:rFonts w:ascii="Calibri" w:hAnsi="Calibri" w:cs="Calibri"/>
-          <w:b/>
-          <w:bCs/>
-          <w:sz w:val="36"/>
-          <w:szCs w:val="36"/>
-        </w:rPr>
-      </w:pPr>
-      <w:r>
-        <w:rPr>
-          <w:rFonts w:ascii="Calibri" w:hAnsi="Calibri" w:cs="Calibri"/>
-          <w:b/>
-          <w:bCs/>
-          <w:sz w:val="36"/>
-          <w:szCs w:val="36"/>
-        </w:rPr>
-        <w:t>LocalStorage</w:t>
-      </w:r>
-    </w:p>
-    <w:p>
-      <w:pPr>
-        <w:jc w:val="both"/>
-        <w:rPr>
-          <w:rFonts w:ascii="Calibri" w:hAnsi="Calibri" w:cs="Calibri"/>
-          <w:b/>
-          <w:bCs/>
-          <w:sz w:val="36"/>
-          <w:szCs w:val="36"/>
-        </w:rPr>
-      </w:pPr>
-      <w:r>
-        <w:rPr>
-          <w:rFonts w:ascii="Calibri" w:hAnsi="Calibri" w:cs="Calibri"/>
-          <w:b/>
-          <w:bCs/>
-          <w:sz w:val="36"/>
-          <w:szCs w:val="36"/>
-        </w:rPr>
-        <w:t>CloudStorage</w:t>
-      </w:r>
-    </w:p>
-    <w:p>
-      <w:pPr>
-        <w:jc w:val="both"/>
-        <w:rPr>
-          <w:rFonts w:ascii="Calibri" w:hAnsi="Calibri" w:cs="Calibri"/>
-          <w:b/>
-          <w:bCs/>
-          <w:sz w:val="36"/>
-          <w:szCs w:val="36"/>
-        </w:rPr>
-      </w:pPr>
-      <w:r>
-        <w:rPr>
-          <w:rFonts w:ascii="Calibri" w:hAnsi="Calibri" w:cs="Calibri"/>
-          <w:b/>
-          <w:bCs/>
-          <w:sz w:val="36"/>
-          <w:szCs w:val="36"/>
-        </w:rPr>
         <w:t>HiveStorage</w:t>
       </w:r>
+      <w:proofErr w:type="spellEnd"/>
     </w:p>
     <w:p>
       <w:pPr>
@@ -12811,7 +14888,31 @@
           <w:sz w:val="36"/>
           <w:szCs w:val="36"/>
         </w:rPr>
-        <w:t>abstract class AuthRepository {}</w:t>
+        <w:t xml:space="preserve">abstract class </w:t>
+      </w:r>
+      <w:proofErr w:type="spellStart"/>
+      <w:r>
+        <w:rPr>
+          <w:rFonts w:ascii="Calibri" w:hAnsi="Calibri" w:cs="Calibri"/>
+          <w:b/>
+          <w:bCs/>
+          <w:color w:val="D86DCB" w:themeColor="accent5" w:themeTint="99"/>
+          <w:sz w:val="36"/>
+          <w:szCs w:val="36"/>
+        </w:rPr>
+        <w:t>AuthRepository</w:t>
+      </w:r>
+      <w:proofErr w:type="spellEnd"/>
+      <w:r>
+        <w:rPr>
+          <w:rFonts w:ascii="Calibri" w:hAnsi="Calibri" w:cs="Calibri"/>
+          <w:b/>
+          <w:bCs/>
+          <w:color w:val="D86DCB" w:themeColor="accent5" w:themeTint="99"/>
+          <w:sz w:val="36"/>
+          <w:szCs w:val="36"/>
+        </w:rPr>
+        <w:t xml:space="preserve"> {}</w:t>
       </w:r>
     </w:p>
     <w:p>
@@ -12843,6 +14944,7 @@
           <w:szCs w:val="36"/>
         </w:rPr>
       </w:pPr>
+      <w:proofErr w:type="spellStart"/>
       <w:r>
         <w:rPr>
           <w:rFonts w:ascii="Calibri" w:hAnsi="Calibri" w:cs="Calibri"/>
@@ -12853,18 +14955,20 @@
         </w:rPr>
         <w:t>FirebaseAuthRepository</w:t>
       </w:r>
-    </w:p>
-    <w:p>
-      <w:pPr>
-        <w:jc w:val="both"/>
-        <w:rPr>
-          <w:rFonts w:ascii="Calibri" w:hAnsi="Calibri" w:cs="Calibri"/>
-          <w:b/>
-          <w:bCs/>
-          <w:sz w:val="36"/>
-          <w:szCs w:val="36"/>
-        </w:rPr>
-      </w:pPr>
+      <w:proofErr w:type="spellEnd"/>
+    </w:p>
+    <w:p>
+      <w:pPr>
+        <w:jc w:val="both"/>
+        <w:rPr>
+          <w:rFonts w:ascii="Calibri" w:hAnsi="Calibri" w:cs="Calibri"/>
+          <w:b/>
+          <w:bCs/>
+          <w:sz w:val="36"/>
+          <w:szCs w:val="36"/>
+        </w:rPr>
+      </w:pPr>
+      <w:proofErr w:type="spellStart"/>
       <w:r>
         <w:rPr>
           <w:rFonts w:ascii="Calibri" w:hAnsi="Calibri" w:cs="Calibri"/>
@@ -12875,18 +14979,20 @@
         </w:rPr>
         <w:t>MockAuthRepository</w:t>
       </w:r>
-    </w:p>
-    <w:p>
-      <w:pPr>
-        <w:jc w:val="both"/>
-        <w:rPr>
-          <w:rFonts w:ascii="Calibri" w:hAnsi="Calibri" w:cs="Calibri"/>
-          <w:b/>
-          <w:bCs/>
-          <w:sz w:val="36"/>
-          <w:szCs w:val="36"/>
-        </w:rPr>
-      </w:pPr>
+      <w:proofErr w:type="spellEnd"/>
+    </w:p>
+    <w:p>
+      <w:pPr>
+        <w:jc w:val="both"/>
+        <w:rPr>
+          <w:rFonts w:ascii="Calibri" w:hAnsi="Calibri" w:cs="Calibri"/>
+          <w:b/>
+          <w:bCs/>
+          <w:sz w:val="36"/>
+          <w:szCs w:val="36"/>
+        </w:rPr>
+      </w:pPr>
+      <w:proofErr w:type="spellStart"/>
       <w:r>
         <w:rPr>
           <w:rFonts w:ascii="Calibri" w:hAnsi="Calibri" w:cs="Calibri"/>
@@ -12897,6 +15003,7 @@
         </w:rPr>
         <w:t>ApiAuthRepository</w:t>
       </w:r>
+      <w:proofErr w:type="spellEnd"/>
     </w:p>
     <w:p>
       <w:pPr>
@@ -12915,6 +15022,7 @@
         </w:rPr>
         <w:t xml:space="preserve"># Anywhere expecting </w:t>
       </w:r>
+      <w:proofErr w:type="spellStart"/>
       <w:r>
         <w:rPr>
           <w:rFonts w:ascii="Calibri" w:hAnsi="Calibri" w:cs="Calibri"/>
@@ -12925,6 +15033,7 @@
         </w:rPr>
         <w:t>AuthRepository</w:t>
       </w:r>
+      <w:proofErr w:type="spellEnd"/>
       <w:r>
         <w:rPr>
           <w:rFonts w:ascii="Calibri" w:hAnsi="Calibri" w:cs="Calibri"/>
@@ -13034,55 +15143,371 @@
           <w:sz w:val="36"/>
           <w:szCs w:val="36"/>
         </w:rPr>
-        <w:t>abstract class UserRepository {</w:t>
-      </w:r>
-    </w:p>
-    <w:p>
-      <w:pPr>
-        <w:jc w:val="both"/>
-        <w:rPr>
-          <w:rFonts w:ascii="Calibri" w:hAnsi="Calibri" w:cs="Calibri"/>
-          <w:b/>
-          <w:bCs/>
-          <w:color w:val="D86DCB" w:themeColor="accent5" w:themeTint="99"/>
-          <w:sz w:val="36"/>
-          <w:szCs w:val="36"/>
-        </w:rPr>
-      </w:pPr>
-      <w:r>
-        <w:rPr>
-          <w:rFonts w:ascii="Calibri" w:hAnsi="Calibri" w:cs="Calibri"/>
-          <w:b/>
-          <w:bCs/>
-          <w:color w:val="D86DCB" w:themeColor="accent5" w:themeTint="99"/>
-          <w:sz w:val="36"/>
-          <w:szCs w:val="36"/>
-        </w:rPr>
-        <w:t xml:space="preserve">    login();</w:t>
-      </w:r>
-    </w:p>
-    <w:p>
-      <w:pPr>
-        <w:jc w:val="both"/>
-        <w:rPr>
-          <w:rFonts w:ascii="Calibri" w:hAnsi="Calibri" w:cs="Calibri"/>
-          <w:b/>
-          <w:bCs/>
-          <w:color w:val="D86DCB" w:themeColor="accent5" w:themeTint="99"/>
-          <w:sz w:val="36"/>
-          <w:szCs w:val="36"/>
-        </w:rPr>
-      </w:pPr>
-      <w:r>
-        <w:rPr>
-          <w:rFonts w:ascii="Calibri" w:hAnsi="Calibri" w:cs="Calibri"/>
-          <w:b/>
-          <w:bCs/>
-          <w:color w:val="D86DCB" w:themeColor="accent5" w:themeTint="99"/>
-          <w:sz w:val="36"/>
-          <w:szCs w:val="36"/>
-        </w:rPr>
-        <w:t xml:space="preserve">    logout();</w:t>
+        <w:t xml:space="preserve">abstract class </w:t>
+      </w:r>
+      <w:proofErr w:type="spellStart"/>
+      <w:r>
+        <w:rPr>
+          <w:rFonts w:ascii="Calibri" w:hAnsi="Calibri" w:cs="Calibri"/>
+          <w:b/>
+          <w:bCs/>
+          <w:color w:val="D86DCB" w:themeColor="accent5" w:themeTint="99"/>
+          <w:sz w:val="36"/>
+          <w:szCs w:val="36"/>
+        </w:rPr>
+        <w:t>UserRepository</w:t>
+      </w:r>
+      <w:proofErr w:type="spellEnd"/>
+      <w:r>
+        <w:rPr>
+          <w:rFonts w:ascii="Calibri" w:hAnsi="Calibri" w:cs="Calibri"/>
+          <w:b/>
+          <w:bCs/>
+          <w:color w:val="D86DCB" w:themeColor="accent5" w:themeTint="99"/>
+          <w:sz w:val="36"/>
+          <w:szCs w:val="36"/>
+        </w:rPr>
+        <w:t xml:space="preserve"> {</w:t>
+      </w:r>
+    </w:p>
+    <w:p>
+      <w:pPr>
+        <w:jc w:val="both"/>
+        <w:rPr>
+          <w:rFonts w:ascii="Calibri" w:hAnsi="Calibri" w:cs="Calibri"/>
+          <w:b/>
+          <w:bCs/>
+          <w:color w:val="D86DCB" w:themeColor="accent5" w:themeTint="99"/>
+          <w:sz w:val="36"/>
+          <w:szCs w:val="36"/>
+        </w:rPr>
+      </w:pPr>
+      <w:r>
+        <w:rPr>
+          <w:rFonts w:ascii="Calibri" w:hAnsi="Calibri" w:cs="Calibri"/>
+          <w:b/>
+          <w:bCs/>
+          <w:color w:val="D86DCB" w:themeColor="accent5" w:themeTint="99"/>
+          <w:sz w:val="36"/>
+          <w:szCs w:val="36"/>
+        </w:rPr>
+        <w:t xml:space="preserve">    </w:t>
+      </w:r>
+      <w:proofErr w:type="gramStart"/>
+      <w:r>
+        <w:rPr>
+          <w:rFonts w:ascii="Calibri" w:hAnsi="Calibri" w:cs="Calibri"/>
+          <w:b/>
+          <w:bCs/>
+          <w:color w:val="D86DCB" w:themeColor="accent5" w:themeTint="99"/>
+          <w:sz w:val="36"/>
+          <w:szCs w:val="36"/>
+        </w:rPr>
+        <w:t>login(</w:t>
+      </w:r>
+      <w:proofErr w:type="gramEnd"/>
+      <w:r>
+        <w:rPr>
+          <w:rFonts w:ascii="Calibri" w:hAnsi="Calibri" w:cs="Calibri"/>
+          <w:b/>
+          <w:bCs/>
+          <w:color w:val="D86DCB" w:themeColor="accent5" w:themeTint="99"/>
+          <w:sz w:val="36"/>
+          <w:szCs w:val="36"/>
+        </w:rPr>
+        <w:t>);</w:t>
+      </w:r>
+    </w:p>
+    <w:p>
+      <w:pPr>
+        <w:jc w:val="both"/>
+        <w:rPr>
+          <w:rFonts w:ascii="Calibri" w:hAnsi="Calibri" w:cs="Calibri"/>
+          <w:b/>
+          <w:bCs/>
+          <w:color w:val="D86DCB" w:themeColor="accent5" w:themeTint="99"/>
+          <w:sz w:val="36"/>
+          <w:szCs w:val="36"/>
+        </w:rPr>
+      </w:pPr>
+      <w:r>
+        <w:rPr>
+          <w:rFonts w:ascii="Calibri" w:hAnsi="Calibri" w:cs="Calibri"/>
+          <w:b/>
+          <w:bCs/>
+          <w:color w:val="D86DCB" w:themeColor="accent5" w:themeTint="99"/>
+          <w:sz w:val="36"/>
+          <w:szCs w:val="36"/>
+        </w:rPr>
+        <w:t xml:space="preserve">    </w:t>
+      </w:r>
+      <w:proofErr w:type="gramStart"/>
+      <w:r>
+        <w:rPr>
+          <w:rFonts w:ascii="Calibri" w:hAnsi="Calibri" w:cs="Calibri"/>
+          <w:b/>
+          <w:bCs/>
+          <w:color w:val="D86DCB" w:themeColor="accent5" w:themeTint="99"/>
+          <w:sz w:val="36"/>
+          <w:szCs w:val="36"/>
+        </w:rPr>
+        <w:t>logout(</w:t>
+      </w:r>
+      <w:proofErr w:type="gramEnd"/>
+      <w:r>
+        <w:rPr>
+          <w:rFonts w:ascii="Calibri" w:hAnsi="Calibri" w:cs="Calibri"/>
+          <w:b/>
+          <w:bCs/>
+          <w:color w:val="D86DCB" w:themeColor="accent5" w:themeTint="99"/>
+          <w:sz w:val="36"/>
+          <w:szCs w:val="36"/>
+        </w:rPr>
+        <w:t>);</w:t>
+      </w:r>
+    </w:p>
+    <w:p>
+      <w:pPr>
+        <w:jc w:val="both"/>
+        <w:rPr>
+          <w:rFonts w:ascii="Calibri" w:hAnsi="Calibri" w:cs="Calibri"/>
+          <w:b/>
+          <w:bCs/>
+          <w:color w:val="D86DCB" w:themeColor="accent5" w:themeTint="99"/>
+          <w:sz w:val="36"/>
+          <w:szCs w:val="36"/>
+        </w:rPr>
+      </w:pPr>
+      <w:r>
+        <w:rPr>
+          <w:rFonts w:ascii="Calibri" w:hAnsi="Calibri" w:cs="Calibri"/>
+          <w:b/>
+          <w:bCs/>
+          <w:color w:val="D86DCB" w:themeColor="accent5" w:themeTint="99"/>
+          <w:sz w:val="36"/>
+          <w:szCs w:val="36"/>
+        </w:rPr>
+        <w:t xml:space="preserve">    </w:t>
+      </w:r>
+      <w:proofErr w:type="spellStart"/>
+      <w:proofErr w:type="gramStart"/>
+      <w:r>
+        <w:rPr>
+          <w:rFonts w:ascii="Calibri" w:hAnsi="Calibri" w:cs="Calibri"/>
+          <w:b/>
+          <w:bCs/>
+          <w:color w:val="D86DCB" w:themeColor="accent5" w:themeTint="99"/>
+          <w:sz w:val="36"/>
+          <w:szCs w:val="36"/>
+        </w:rPr>
+        <w:t>uploadPhoto</w:t>
+      </w:r>
+      <w:proofErr w:type="spellEnd"/>
+      <w:r>
+        <w:rPr>
+          <w:rFonts w:ascii="Calibri" w:hAnsi="Calibri" w:cs="Calibri"/>
+          <w:b/>
+          <w:bCs/>
+          <w:color w:val="D86DCB" w:themeColor="accent5" w:themeTint="99"/>
+          <w:sz w:val="36"/>
+          <w:szCs w:val="36"/>
+        </w:rPr>
+        <w:t>(</w:t>
+      </w:r>
+      <w:proofErr w:type="gramEnd"/>
+      <w:r>
+        <w:rPr>
+          <w:rFonts w:ascii="Calibri" w:hAnsi="Calibri" w:cs="Calibri"/>
+          <w:b/>
+          <w:bCs/>
+          <w:color w:val="D86DCB" w:themeColor="accent5" w:themeTint="99"/>
+          <w:sz w:val="36"/>
+          <w:szCs w:val="36"/>
+        </w:rPr>
+        <w:t>);</w:t>
+      </w:r>
+    </w:p>
+    <w:p>
+      <w:pPr>
+        <w:jc w:val="both"/>
+        <w:rPr>
+          <w:rFonts w:ascii="Calibri" w:hAnsi="Calibri" w:cs="Calibri"/>
+          <w:b/>
+          <w:bCs/>
+          <w:color w:val="D86DCB" w:themeColor="accent5" w:themeTint="99"/>
+          <w:sz w:val="36"/>
+          <w:szCs w:val="36"/>
+        </w:rPr>
+      </w:pPr>
+      <w:r>
+        <w:rPr>
+          <w:rFonts w:ascii="Calibri" w:hAnsi="Calibri" w:cs="Calibri"/>
+          <w:b/>
+          <w:bCs/>
+          <w:color w:val="D86DCB" w:themeColor="accent5" w:themeTint="99"/>
+          <w:sz w:val="36"/>
+          <w:szCs w:val="36"/>
+        </w:rPr>
+        <w:t xml:space="preserve">    </w:t>
+      </w:r>
+      <w:proofErr w:type="spellStart"/>
+      <w:proofErr w:type="gramStart"/>
+      <w:r>
+        <w:rPr>
+          <w:rFonts w:ascii="Calibri" w:hAnsi="Calibri" w:cs="Calibri"/>
+          <w:b/>
+          <w:bCs/>
+          <w:color w:val="D86DCB" w:themeColor="accent5" w:themeTint="99"/>
+          <w:sz w:val="36"/>
+          <w:szCs w:val="36"/>
+        </w:rPr>
+        <w:t>deleteAccount</w:t>
+      </w:r>
+      <w:proofErr w:type="spellEnd"/>
+      <w:r>
+        <w:rPr>
+          <w:rFonts w:ascii="Calibri" w:hAnsi="Calibri" w:cs="Calibri"/>
+          <w:b/>
+          <w:bCs/>
+          <w:color w:val="D86DCB" w:themeColor="accent5" w:themeTint="99"/>
+          <w:sz w:val="36"/>
+          <w:szCs w:val="36"/>
+        </w:rPr>
+        <w:t>(</w:t>
+      </w:r>
+      <w:proofErr w:type="gramEnd"/>
+      <w:r>
+        <w:rPr>
+          <w:rFonts w:ascii="Calibri" w:hAnsi="Calibri" w:cs="Calibri"/>
+          <w:b/>
+          <w:bCs/>
+          <w:color w:val="D86DCB" w:themeColor="accent5" w:themeTint="99"/>
+          <w:sz w:val="36"/>
+          <w:szCs w:val="36"/>
+        </w:rPr>
+        <w:t>);</w:t>
+      </w:r>
+    </w:p>
+    <w:p>
+      <w:pPr>
+        <w:jc w:val="both"/>
+        <w:rPr>
+          <w:rFonts w:ascii="Calibri" w:hAnsi="Calibri" w:cs="Calibri"/>
+          <w:b/>
+          <w:bCs/>
+          <w:color w:val="D86DCB" w:themeColor="accent5" w:themeTint="99"/>
+          <w:sz w:val="36"/>
+          <w:szCs w:val="36"/>
+        </w:rPr>
+      </w:pPr>
+      <w:r>
+        <w:rPr>
+          <w:rFonts w:ascii="Calibri" w:hAnsi="Calibri" w:cs="Calibri"/>
+          <w:b/>
+          <w:bCs/>
+          <w:color w:val="D86DCB" w:themeColor="accent5" w:themeTint="99"/>
+          <w:sz w:val="36"/>
+          <w:szCs w:val="36"/>
+        </w:rPr>
+        <w:t xml:space="preserve">    </w:t>
+      </w:r>
+      <w:proofErr w:type="spellStart"/>
+      <w:proofErr w:type="gramStart"/>
+      <w:r>
+        <w:rPr>
+          <w:rFonts w:ascii="Calibri" w:hAnsi="Calibri" w:cs="Calibri"/>
+          <w:b/>
+          <w:bCs/>
+          <w:color w:val="D86DCB" w:themeColor="accent5" w:themeTint="99"/>
+          <w:sz w:val="36"/>
+          <w:szCs w:val="36"/>
+        </w:rPr>
+        <w:t>sendOTP</w:t>
+      </w:r>
+      <w:proofErr w:type="spellEnd"/>
+      <w:r>
+        <w:rPr>
+          <w:rFonts w:ascii="Calibri" w:hAnsi="Calibri" w:cs="Calibri"/>
+          <w:b/>
+          <w:bCs/>
+          <w:color w:val="D86DCB" w:themeColor="accent5" w:themeTint="99"/>
+          <w:sz w:val="36"/>
+          <w:szCs w:val="36"/>
+        </w:rPr>
+        <w:t>(</w:t>
+      </w:r>
+      <w:proofErr w:type="gramEnd"/>
+      <w:r>
+        <w:rPr>
+          <w:rFonts w:ascii="Calibri" w:hAnsi="Calibri" w:cs="Calibri"/>
+          <w:b/>
+          <w:bCs/>
+          <w:color w:val="D86DCB" w:themeColor="accent5" w:themeTint="99"/>
+          <w:sz w:val="36"/>
+          <w:szCs w:val="36"/>
+        </w:rPr>
+        <w:t>);</w:t>
+      </w:r>
+    </w:p>
+    <w:p>
+      <w:pPr>
+        <w:jc w:val="both"/>
+        <w:rPr>
+          <w:rFonts w:ascii="Calibri" w:hAnsi="Calibri" w:cs="Calibri"/>
+          <w:b/>
+          <w:bCs/>
+          <w:color w:val="D86DCB" w:themeColor="accent5" w:themeTint="99"/>
+          <w:sz w:val="36"/>
+          <w:szCs w:val="36"/>
+        </w:rPr>
+      </w:pPr>
+      <w:r>
+        <w:rPr>
+          <w:rFonts w:ascii="Calibri" w:hAnsi="Calibri" w:cs="Calibri"/>
+          <w:b/>
+          <w:bCs/>
+          <w:color w:val="D86DCB" w:themeColor="accent5" w:themeTint="99"/>
+          <w:sz w:val="36"/>
+          <w:szCs w:val="36"/>
+        </w:rPr>
+        <w:t xml:space="preserve">    </w:t>
+      </w:r>
+      <w:proofErr w:type="spellStart"/>
+      <w:proofErr w:type="gramStart"/>
+      <w:r>
+        <w:rPr>
+          <w:rFonts w:ascii="Calibri" w:hAnsi="Calibri" w:cs="Calibri"/>
+          <w:b/>
+          <w:bCs/>
+          <w:color w:val="D86DCB" w:themeColor="accent5" w:themeTint="99"/>
+          <w:sz w:val="36"/>
+          <w:szCs w:val="36"/>
+        </w:rPr>
+        <w:t>refreshToken</w:t>
+      </w:r>
+      <w:proofErr w:type="spellEnd"/>
+      <w:r>
+        <w:rPr>
+          <w:rFonts w:ascii="Calibri" w:hAnsi="Calibri" w:cs="Calibri"/>
+          <w:b/>
+          <w:bCs/>
+          <w:color w:val="D86DCB" w:themeColor="accent5" w:themeTint="99"/>
+          <w:sz w:val="36"/>
+          <w:szCs w:val="36"/>
+        </w:rPr>
+        <w:t>(</w:t>
+      </w:r>
+      <w:proofErr w:type="gramEnd"/>
+      <w:r>
+        <w:rPr>
+          <w:rFonts w:ascii="Calibri" w:hAnsi="Calibri" w:cs="Calibri"/>
+          <w:b/>
+          <w:bCs/>
+          <w:color w:val="D86DCB" w:themeColor="accent5" w:themeTint="99"/>
+          <w:sz w:val="36"/>
+          <w:szCs w:val="36"/>
+        </w:rPr>
+        <w:t>);</w:t>
       </w:r>
     </w:p>
     <w:p>
@@ -13107,102 +15532,6 @@
           <w:szCs w:val="36"/>
         </w:rPr>
         <w:lastRenderedPageBreak/>
-        <w:t xml:space="preserve">    uploadPhoto();</w:t>
-      </w:r>
-    </w:p>
-    <w:p>
-      <w:pPr>
-        <w:jc w:val="both"/>
-        <w:rPr>
-          <w:rFonts w:ascii="Calibri" w:hAnsi="Calibri" w:cs="Calibri"/>
-          <w:b/>
-          <w:bCs/>
-          <w:color w:val="D86DCB" w:themeColor="accent5" w:themeTint="99"/>
-          <w:sz w:val="36"/>
-          <w:szCs w:val="36"/>
-        </w:rPr>
-      </w:pPr>
-      <w:r>
-        <w:rPr>
-          <w:rFonts w:ascii="Calibri" w:hAnsi="Calibri" w:cs="Calibri"/>
-          <w:b/>
-          <w:bCs/>
-          <w:color w:val="D86DCB" w:themeColor="accent5" w:themeTint="99"/>
-          <w:sz w:val="36"/>
-          <w:szCs w:val="36"/>
-        </w:rPr>
-        <w:t xml:space="preserve">    deleteAccount();</w:t>
-      </w:r>
-    </w:p>
-    <w:p>
-      <w:pPr>
-        <w:jc w:val="both"/>
-        <w:rPr>
-          <w:rFonts w:ascii="Calibri" w:hAnsi="Calibri" w:cs="Calibri"/>
-          <w:b/>
-          <w:bCs/>
-          <w:color w:val="D86DCB" w:themeColor="accent5" w:themeTint="99"/>
-          <w:sz w:val="36"/>
-          <w:szCs w:val="36"/>
-        </w:rPr>
-      </w:pPr>
-      <w:r>
-        <w:rPr>
-          <w:rFonts w:ascii="Calibri" w:hAnsi="Calibri" w:cs="Calibri"/>
-          <w:b/>
-          <w:bCs/>
-          <w:color w:val="D86DCB" w:themeColor="accent5" w:themeTint="99"/>
-          <w:sz w:val="36"/>
-          <w:szCs w:val="36"/>
-        </w:rPr>
-        <w:t xml:space="preserve">    sendOTP();</w:t>
-      </w:r>
-    </w:p>
-    <w:p>
-      <w:pPr>
-        <w:jc w:val="both"/>
-        <w:rPr>
-          <w:rFonts w:ascii="Calibri" w:hAnsi="Calibri" w:cs="Calibri"/>
-          <w:b/>
-          <w:bCs/>
-          <w:color w:val="D86DCB" w:themeColor="accent5" w:themeTint="99"/>
-          <w:sz w:val="36"/>
-          <w:szCs w:val="36"/>
-        </w:rPr>
-      </w:pPr>
-      <w:r>
-        <w:rPr>
-          <w:rFonts w:ascii="Calibri" w:hAnsi="Calibri" w:cs="Calibri"/>
-          <w:b/>
-          <w:bCs/>
-          <w:color w:val="D86DCB" w:themeColor="accent5" w:themeTint="99"/>
-          <w:sz w:val="36"/>
-          <w:szCs w:val="36"/>
-        </w:rPr>
-        <w:t xml:space="preserve">    refreshToken();</w:t>
-      </w:r>
-    </w:p>
-    <w:p>
-      <w:pPr>
-        <w:jc w:val="both"/>
-        <w:rPr>
-          <w:rFonts w:ascii="Calibri" w:hAnsi="Calibri" w:cs="Calibri"/>
-          <w:b/>
-          <w:bCs/>
-          <w:color w:val="D86DCB" w:themeColor="accent5" w:themeTint="99"/>
-          <w:sz w:val="36"/>
-          <w:szCs w:val="36"/>
-        </w:rPr>
-      </w:pPr>
-      <w:r>
-        <w:rPr>
-          <w:rFonts w:ascii="Calibri" w:hAnsi="Calibri" w:cs="Calibri"/>
-          <w:b/>
-          <w:bCs/>
-          <w:color w:val="D86DCB" w:themeColor="accent5" w:themeTint="99"/>
-          <w:sz w:val="36"/>
-          <w:szCs w:val="36"/>
-        </w:rPr>
         <w:t>}</w:t>
       </w:r>
     </w:p>
@@ -13231,7 +15560,29 @@
           <w:sz w:val="36"/>
           <w:szCs w:val="36"/>
         </w:rPr>
-        <w:t xml:space="preserve"> login()</w:t>
+        <w:t xml:space="preserve"> </w:t>
+      </w:r>
+      <w:proofErr w:type="gramStart"/>
+      <w:r>
+        <w:rPr>
+          <w:rFonts w:ascii="Calibri" w:hAnsi="Calibri" w:cs="Calibri"/>
+          <w:b/>
+          <w:bCs/>
+          <w:sz w:val="36"/>
+          <w:szCs w:val="36"/>
+        </w:rPr>
+        <w:t>login(</w:t>
+      </w:r>
+      <w:proofErr w:type="gramEnd"/>
+      <w:r>
+        <w:rPr>
+          <w:rFonts w:ascii="Calibri" w:hAnsi="Calibri" w:cs="Calibri"/>
+          <w:b/>
+          <w:bCs/>
+          <w:sz w:val="36"/>
+          <w:szCs w:val="36"/>
+        </w:rPr>
+        <w:t>)</w:t>
       </w:r>
       <w:r>
         <w:rPr>
@@ -13271,6 +15622,7 @@
           <w:szCs w:val="36"/>
         </w:rPr>
       </w:pPr>
+      <w:proofErr w:type="spellStart"/>
       <w:r>
         <w:rPr>
           <w:rFonts w:ascii="Calibri" w:hAnsi="Calibri" w:cs="Calibri"/>
@@ -13281,18 +15633,20 @@
         </w:rPr>
         <w:t>LoginRepository</w:t>
       </w:r>
-    </w:p>
-    <w:p>
-      <w:pPr>
-        <w:jc w:val="both"/>
-        <w:rPr>
-          <w:rFonts w:ascii="Calibri" w:hAnsi="Calibri" w:cs="Calibri"/>
-          <w:b/>
-          <w:bCs/>
-          <w:sz w:val="36"/>
-          <w:szCs w:val="36"/>
-        </w:rPr>
-      </w:pPr>
+      <w:proofErr w:type="spellEnd"/>
+    </w:p>
+    <w:p>
+      <w:pPr>
+        <w:jc w:val="both"/>
+        <w:rPr>
+          <w:rFonts w:ascii="Calibri" w:hAnsi="Calibri" w:cs="Calibri"/>
+          <w:b/>
+          <w:bCs/>
+          <w:sz w:val="36"/>
+          <w:szCs w:val="36"/>
+        </w:rPr>
+      </w:pPr>
+      <w:proofErr w:type="spellStart"/>
       <w:r>
         <w:rPr>
           <w:rFonts w:ascii="Calibri" w:hAnsi="Calibri" w:cs="Calibri"/>
@@ -13303,18 +15657,20 @@
         </w:rPr>
         <w:t>PhotoRepository</w:t>
       </w:r>
-    </w:p>
-    <w:p>
-      <w:pPr>
-        <w:jc w:val="both"/>
-        <w:rPr>
-          <w:rFonts w:ascii="Calibri" w:hAnsi="Calibri" w:cs="Calibri"/>
-          <w:b/>
-          <w:bCs/>
-          <w:sz w:val="36"/>
-          <w:szCs w:val="36"/>
-        </w:rPr>
-      </w:pPr>
+      <w:proofErr w:type="spellEnd"/>
+    </w:p>
+    <w:p>
+      <w:pPr>
+        <w:jc w:val="both"/>
+        <w:rPr>
+          <w:rFonts w:ascii="Calibri" w:hAnsi="Calibri" w:cs="Calibri"/>
+          <w:b/>
+          <w:bCs/>
+          <w:sz w:val="36"/>
+          <w:szCs w:val="36"/>
+        </w:rPr>
+      </w:pPr>
+      <w:proofErr w:type="spellStart"/>
       <w:r>
         <w:rPr>
           <w:rFonts w:ascii="Calibri" w:hAnsi="Calibri" w:cs="Calibri"/>
@@ -13325,6 +15681,7 @@
         </w:rPr>
         <w:t>ProfileRepository</w:t>
       </w:r>
+      <w:proofErr w:type="spellEnd"/>
     </w:p>
     <w:p>
       <w:pPr>
@@ -13450,6 +15807,7 @@
         </w:rPr>
         <w:t xml:space="preserve"># Bad, controller directly creates service. Now our controller is permanently tied to </w:t>
       </w:r>
+      <w:proofErr w:type="spellStart"/>
       <w:r>
         <w:rPr>
           <w:rFonts w:ascii="Calibri" w:hAnsi="Calibri" w:cs="Calibri"/>
@@ -13460,6 +15818,7 @@
         </w:rPr>
         <w:t>WeatherApi</w:t>
       </w:r>
+      <w:proofErr w:type="spellEnd"/>
       <w:r>
         <w:rPr>
           <w:rFonts w:ascii="Calibri" w:hAnsi="Calibri" w:cs="Calibri"/>
@@ -13490,32 +15849,241 @@
           <w:sz w:val="36"/>
           <w:szCs w:val="36"/>
         </w:rPr>
-        <w:t>class WeatherController extends ChangeNotifier {</w:t>
-      </w:r>
-    </w:p>
-    <w:p>
-      <w:pPr>
-        <w:jc w:val="both"/>
-        <w:rPr>
-          <w:rFonts w:ascii="Calibri" w:hAnsi="Calibri" w:cs="Calibri"/>
-          <w:b/>
-          <w:bCs/>
-          <w:color w:val="D86DCB" w:themeColor="accent5" w:themeTint="99"/>
-          <w:sz w:val="36"/>
-          <w:szCs w:val="36"/>
-        </w:rPr>
-      </w:pPr>
-      <w:r>
-        <w:rPr>
-          <w:rFonts w:ascii="Calibri" w:hAnsi="Calibri" w:cs="Calibri"/>
-          <w:b/>
-          <w:bCs/>
-          <w:color w:val="D86DCB" w:themeColor="accent5" w:themeTint="99"/>
-          <w:sz w:val="36"/>
-          <w:szCs w:val="36"/>
-        </w:rPr>
-        <w:t>final api = WeatherApi();</w:t>
-      </w:r>
+        <w:t xml:space="preserve">class </w:t>
+      </w:r>
+      <w:proofErr w:type="spellStart"/>
+      <w:r>
+        <w:rPr>
+          <w:rFonts w:ascii="Calibri" w:hAnsi="Calibri" w:cs="Calibri"/>
+          <w:b/>
+          <w:bCs/>
+          <w:color w:val="D86DCB" w:themeColor="accent5" w:themeTint="99"/>
+          <w:sz w:val="36"/>
+          <w:szCs w:val="36"/>
+        </w:rPr>
+        <w:t>WeatherController</w:t>
+      </w:r>
+      <w:proofErr w:type="spellEnd"/>
+      <w:r>
+        <w:rPr>
+          <w:rFonts w:ascii="Calibri" w:hAnsi="Calibri" w:cs="Calibri"/>
+          <w:b/>
+          <w:bCs/>
+          <w:color w:val="D86DCB" w:themeColor="accent5" w:themeTint="99"/>
+          <w:sz w:val="36"/>
+          <w:szCs w:val="36"/>
+        </w:rPr>
+        <w:t xml:space="preserve"> extends </w:t>
+      </w:r>
+      <w:proofErr w:type="spellStart"/>
+      <w:r>
+        <w:rPr>
+          <w:rFonts w:ascii="Calibri" w:hAnsi="Calibri" w:cs="Calibri"/>
+          <w:b/>
+          <w:bCs/>
+          <w:color w:val="D86DCB" w:themeColor="accent5" w:themeTint="99"/>
+          <w:sz w:val="36"/>
+          <w:szCs w:val="36"/>
+        </w:rPr>
+        <w:t>ChangeNotifier</w:t>
+      </w:r>
+      <w:proofErr w:type="spellEnd"/>
+      <w:r>
+        <w:rPr>
+          <w:rFonts w:ascii="Calibri" w:hAnsi="Calibri" w:cs="Calibri"/>
+          <w:b/>
+          <w:bCs/>
+          <w:color w:val="D86DCB" w:themeColor="accent5" w:themeTint="99"/>
+          <w:sz w:val="36"/>
+          <w:szCs w:val="36"/>
+        </w:rPr>
+        <w:t xml:space="preserve"> {</w:t>
+      </w:r>
+    </w:p>
+    <w:p>
+      <w:pPr>
+        <w:jc w:val="both"/>
+        <w:rPr>
+          <w:rFonts w:ascii="Calibri" w:hAnsi="Calibri" w:cs="Calibri"/>
+          <w:b/>
+          <w:bCs/>
+          <w:color w:val="D86DCB" w:themeColor="accent5" w:themeTint="99"/>
+          <w:sz w:val="36"/>
+          <w:szCs w:val="36"/>
+        </w:rPr>
+      </w:pPr>
+      <w:r>
+        <w:rPr>
+          <w:rFonts w:ascii="Calibri" w:hAnsi="Calibri" w:cs="Calibri"/>
+          <w:b/>
+          <w:bCs/>
+          <w:color w:val="D86DCB" w:themeColor="accent5" w:themeTint="99"/>
+          <w:sz w:val="36"/>
+          <w:szCs w:val="36"/>
+        </w:rPr>
+        <w:t xml:space="preserve">final </w:t>
+      </w:r>
+      <w:proofErr w:type="spellStart"/>
+      <w:r>
+        <w:rPr>
+          <w:rFonts w:ascii="Calibri" w:hAnsi="Calibri" w:cs="Calibri"/>
+          <w:b/>
+          <w:bCs/>
+          <w:color w:val="D86DCB" w:themeColor="accent5" w:themeTint="99"/>
+          <w:sz w:val="36"/>
+          <w:szCs w:val="36"/>
+        </w:rPr>
+        <w:t>api</w:t>
+      </w:r>
+      <w:proofErr w:type="spellEnd"/>
+      <w:r>
+        <w:rPr>
+          <w:rFonts w:ascii="Calibri" w:hAnsi="Calibri" w:cs="Calibri"/>
+          <w:b/>
+          <w:bCs/>
+          <w:color w:val="D86DCB" w:themeColor="accent5" w:themeTint="99"/>
+          <w:sz w:val="36"/>
+          <w:szCs w:val="36"/>
+        </w:rPr>
+        <w:t xml:space="preserve"> = </w:t>
+      </w:r>
+      <w:proofErr w:type="spellStart"/>
+      <w:proofErr w:type="gramStart"/>
+      <w:r>
+        <w:rPr>
+          <w:rFonts w:ascii="Calibri" w:hAnsi="Calibri" w:cs="Calibri"/>
+          <w:b/>
+          <w:bCs/>
+          <w:color w:val="D86DCB" w:themeColor="accent5" w:themeTint="99"/>
+          <w:sz w:val="36"/>
+          <w:szCs w:val="36"/>
+        </w:rPr>
+        <w:t>WeatherApi</w:t>
+      </w:r>
+      <w:proofErr w:type="spellEnd"/>
+      <w:r>
+        <w:rPr>
+          <w:rFonts w:ascii="Calibri" w:hAnsi="Calibri" w:cs="Calibri"/>
+          <w:b/>
+          <w:bCs/>
+          <w:color w:val="D86DCB" w:themeColor="accent5" w:themeTint="99"/>
+          <w:sz w:val="36"/>
+          <w:szCs w:val="36"/>
+        </w:rPr>
+        <w:t>(</w:t>
+      </w:r>
+      <w:proofErr w:type="gramEnd"/>
+      <w:r>
+        <w:rPr>
+          <w:rFonts w:ascii="Calibri" w:hAnsi="Calibri" w:cs="Calibri"/>
+          <w:b/>
+          <w:bCs/>
+          <w:color w:val="D86DCB" w:themeColor="accent5" w:themeTint="99"/>
+          <w:sz w:val="36"/>
+          <w:szCs w:val="36"/>
+        </w:rPr>
+        <w:t>);</w:t>
+      </w:r>
+    </w:p>
+    <w:p>
+      <w:pPr>
+        <w:jc w:val="both"/>
+        <w:rPr>
+          <w:rFonts w:ascii="Calibri" w:hAnsi="Calibri" w:cs="Calibri"/>
+          <w:b/>
+          <w:bCs/>
+          <w:color w:val="D86DCB" w:themeColor="accent5" w:themeTint="99"/>
+          <w:sz w:val="36"/>
+          <w:szCs w:val="36"/>
+        </w:rPr>
+      </w:pPr>
+      <w:r>
+        <w:rPr>
+          <w:rFonts w:ascii="Calibri" w:hAnsi="Calibri" w:cs="Calibri"/>
+          <w:b/>
+          <w:bCs/>
+          <w:color w:val="D86DCB" w:themeColor="accent5" w:themeTint="99"/>
+          <w:sz w:val="36"/>
+          <w:szCs w:val="36"/>
+        </w:rPr>
+        <w:t>…</w:t>
+      </w:r>
+    </w:p>
+    <w:p>
+      <w:pPr>
+        <w:jc w:val="both"/>
+        <w:rPr>
+          <w:rFonts w:ascii="Calibri" w:hAnsi="Calibri" w:cs="Calibri"/>
+          <w:b/>
+          <w:bCs/>
+          <w:color w:val="D86DCB" w:themeColor="accent5" w:themeTint="99"/>
+          <w:sz w:val="36"/>
+          <w:szCs w:val="36"/>
+        </w:rPr>
+      </w:pPr>
+      <w:r>
+        <w:rPr>
+          <w:rFonts w:ascii="Calibri" w:hAnsi="Calibri" w:cs="Calibri"/>
+          <w:b/>
+          <w:bCs/>
+          <w:color w:val="D86DCB" w:themeColor="accent5" w:themeTint="99"/>
+          <w:sz w:val="36"/>
+          <w:szCs w:val="36"/>
+        </w:rPr>
+        <w:t>}</w:t>
+      </w:r>
+    </w:p>
+    <w:p>
+      <w:pPr>
+        <w:jc w:val="both"/>
+        <w:rPr>
+          <w:rFonts w:ascii="Calibri" w:hAnsi="Calibri" w:cs="Calibri"/>
+          <w:b/>
+          <w:bCs/>
+          <w:sz w:val="36"/>
+          <w:szCs w:val="36"/>
+        </w:rPr>
+      </w:pPr>
+      <w:r>
+        <w:rPr>
+          <w:rFonts w:ascii="Calibri" w:hAnsi="Calibri" w:cs="Calibri"/>
+          <w:sz w:val="36"/>
+          <w:szCs w:val="36"/>
+        </w:rPr>
+        <w:t xml:space="preserve"># Better. Controller now depends on </w:t>
+      </w:r>
+      <w:proofErr w:type="spellStart"/>
+      <w:r>
+        <w:rPr>
+          <w:rFonts w:ascii="Calibri" w:hAnsi="Calibri" w:cs="Calibri"/>
+          <w:b/>
+          <w:bCs/>
+          <w:sz w:val="36"/>
+          <w:szCs w:val="36"/>
+        </w:rPr>
+        <w:t>WeatherRepository</w:t>
+      </w:r>
+      <w:proofErr w:type="spellEnd"/>
+      <w:r>
+        <w:rPr>
+          <w:rFonts w:ascii="Calibri" w:hAnsi="Calibri" w:cs="Calibri"/>
+          <w:sz w:val="36"/>
+          <w:szCs w:val="36"/>
+        </w:rPr>
+        <w:t xml:space="preserve"> not </w:t>
+      </w:r>
+      <w:proofErr w:type="spellStart"/>
+      <w:r>
+        <w:rPr>
+          <w:rFonts w:ascii="Calibri" w:hAnsi="Calibri" w:cs="Calibri"/>
+          <w:b/>
+          <w:bCs/>
+          <w:sz w:val="36"/>
+          <w:szCs w:val="36"/>
+        </w:rPr>
+        <w:t>WeatherApi</w:t>
+      </w:r>
+      <w:proofErr w:type="spellEnd"/>
     </w:p>
     <w:p>
       <w:pPr>
@@ -13539,103 +16107,31 @@
           <w:szCs w:val="36"/>
         </w:rPr>
         <w:lastRenderedPageBreak/>
-        <w:t>…</w:t>
-      </w:r>
-    </w:p>
-    <w:p>
-      <w:pPr>
-        <w:jc w:val="both"/>
-        <w:rPr>
-          <w:rFonts w:ascii="Calibri" w:hAnsi="Calibri" w:cs="Calibri"/>
-          <w:b/>
-          <w:bCs/>
-          <w:color w:val="D86DCB" w:themeColor="accent5" w:themeTint="99"/>
-          <w:sz w:val="36"/>
-          <w:szCs w:val="36"/>
-        </w:rPr>
-      </w:pPr>
-      <w:r>
-        <w:rPr>
-          <w:rFonts w:ascii="Calibri" w:hAnsi="Calibri" w:cs="Calibri"/>
-          <w:b/>
-          <w:bCs/>
-          <w:color w:val="D86DCB" w:themeColor="accent5" w:themeTint="99"/>
-          <w:sz w:val="36"/>
-          <w:szCs w:val="36"/>
-        </w:rPr>
-        <w:t>}</w:t>
-      </w:r>
-    </w:p>
-    <w:p>
-      <w:pPr>
-        <w:jc w:val="both"/>
-        <w:rPr>
-          <w:rFonts w:ascii="Calibri" w:hAnsi="Calibri" w:cs="Calibri"/>
-          <w:b/>
-          <w:bCs/>
-          <w:sz w:val="36"/>
-          <w:szCs w:val="36"/>
-        </w:rPr>
-      </w:pPr>
-      <w:r>
-        <w:rPr>
-          <w:rFonts w:ascii="Calibri" w:hAnsi="Calibri" w:cs="Calibri"/>
-          <w:sz w:val="36"/>
-          <w:szCs w:val="36"/>
-        </w:rPr>
-        <w:t xml:space="preserve"># Better. Controller now depends on </w:t>
-      </w:r>
-      <w:r>
-        <w:rPr>
-          <w:rFonts w:ascii="Calibri" w:hAnsi="Calibri" w:cs="Calibri"/>
-          <w:b/>
-          <w:bCs/>
+        <w:t xml:space="preserve">abstract class </w:t>
+      </w:r>
+      <w:proofErr w:type="spellStart"/>
+      <w:r>
+        <w:rPr>
+          <w:rFonts w:ascii="Calibri" w:hAnsi="Calibri" w:cs="Calibri"/>
+          <w:b/>
+          <w:bCs/>
+          <w:color w:val="D86DCB" w:themeColor="accent5" w:themeTint="99"/>
           <w:sz w:val="36"/>
           <w:szCs w:val="36"/>
         </w:rPr>
         <w:t>WeatherRepository</w:t>
       </w:r>
-      <w:r>
-        <w:rPr>
-          <w:rFonts w:ascii="Calibri" w:hAnsi="Calibri" w:cs="Calibri"/>
-          <w:sz w:val="36"/>
-          <w:szCs w:val="36"/>
-        </w:rPr>
-        <w:t xml:space="preserve"> not </w:t>
-      </w:r>
-      <w:r>
-        <w:rPr>
-          <w:rFonts w:ascii="Calibri" w:hAnsi="Calibri" w:cs="Calibri"/>
-          <w:b/>
-          <w:bCs/>
-          <w:sz w:val="36"/>
-          <w:szCs w:val="36"/>
-        </w:rPr>
-        <w:t>WeatherApi</w:t>
-      </w:r>
-    </w:p>
-    <w:p>
-      <w:pPr>
-        <w:jc w:val="both"/>
-        <w:rPr>
-          <w:rFonts w:ascii="Calibri" w:hAnsi="Calibri" w:cs="Calibri"/>
-          <w:b/>
-          <w:bCs/>
-          <w:color w:val="D86DCB" w:themeColor="accent5" w:themeTint="99"/>
-          <w:sz w:val="36"/>
-          <w:szCs w:val="36"/>
-        </w:rPr>
-      </w:pPr>
-      <w:r>
-        <w:rPr>
-          <w:rFonts w:ascii="Calibri" w:hAnsi="Calibri" w:cs="Calibri"/>
-          <w:b/>
-          <w:bCs/>
-          <w:color w:val="D86DCB" w:themeColor="accent5" w:themeTint="99"/>
-          <w:sz w:val="36"/>
-          <w:szCs w:val="36"/>
-        </w:rPr>
-        <w:t>abstract class WeatherRepository {}</w:t>
+      <w:proofErr w:type="spellEnd"/>
+      <w:r>
+        <w:rPr>
+          <w:rFonts w:ascii="Calibri" w:hAnsi="Calibri" w:cs="Calibri"/>
+          <w:b/>
+          <w:bCs/>
+          <w:color w:val="D86DCB" w:themeColor="accent5" w:themeTint="99"/>
+          <w:sz w:val="36"/>
+          <w:szCs w:val="36"/>
+        </w:rPr>
+        <w:t xml:space="preserve"> {}</w:t>
       </w:r>
     </w:p>
     <w:p>
@@ -13661,57 +16157,121 @@
         <w:jc w:val="both"/>
         <w:rPr>
           <w:rFonts w:ascii="Calibri" w:hAnsi="Calibri" w:cs="Calibri"/>
-          <w:sz w:val="36"/>
-          <w:szCs w:val="36"/>
-        </w:rPr>
-      </w:pPr>
-    </w:p>
-    <w:p>
-      <w:pPr>
-        <w:jc w:val="both"/>
-        <w:rPr>
-          <w:rFonts w:ascii="Calibri" w:hAnsi="Calibri" w:cs="Calibri"/>
-          <w:b/>
-          <w:bCs/>
-          <w:color w:val="D86DCB" w:themeColor="accent5" w:themeTint="99"/>
-          <w:sz w:val="36"/>
-          <w:szCs w:val="36"/>
-        </w:rPr>
-      </w:pPr>
-      <w:r>
-        <w:rPr>
-          <w:rFonts w:ascii="Calibri" w:hAnsi="Calibri" w:cs="Calibri"/>
-          <w:b/>
-          <w:bCs/>
-          <w:color w:val="D86DCB" w:themeColor="accent5" w:themeTint="99"/>
-          <w:sz w:val="36"/>
-          <w:szCs w:val="36"/>
-        </w:rPr>
-        <w:t>ApiRepository implements WeatherRepository {}</w:t>
-      </w:r>
-    </w:p>
-    <w:p>
-      <w:pPr>
-        <w:jc w:val="both"/>
-        <w:rPr>
-          <w:rFonts w:ascii="Calibri" w:hAnsi="Calibri" w:cs="Calibri"/>
-          <w:b/>
-          <w:bCs/>
-          <w:color w:val="D86DCB" w:themeColor="accent5" w:themeTint="99"/>
-          <w:sz w:val="36"/>
-          <w:szCs w:val="36"/>
-        </w:rPr>
-      </w:pPr>
-      <w:r>
-        <w:rPr>
-          <w:rFonts w:ascii="Calibri" w:hAnsi="Calibri" w:cs="Calibri"/>
-          <w:b/>
-          <w:bCs/>
-          <w:color w:val="D86DCB" w:themeColor="accent5" w:themeTint="99"/>
-          <w:sz w:val="36"/>
-          <w:szCs w:val="36"/>
-        </w:rPr>
-        <w:t>MockRepository implements WeatherRepository {}</w:t>
+          <w:b/>
+          <w:bCs/>
+          <w:color w:val="D86DCB" w:themeColor="accent5" w:themeTint="99"/>
+          <w:sz w:val="36"/>
+          <w:szCs w:val="36"/>
+        </w:rPr>
+      </w:pPr>
+      <w:proofErr w:type="spellStart"/>
+      <w:r>
+        <w:rPr>
+          <w:rFonts w:ascii="Calibri" w:hAnsi="Calibri" w:cs="Calibri"/>
+          <w:b/>
+          <w:bCs/>
+          <w:color w:val="D86DCB" w:themeColor="accent5" w:themeTint="99"/>
+          <w:sz w:val="36"/>
+          <w:szCs w:val="36"/>
+        </w:rPr>
+        <w:t>ApiRepository</w:t>
+      </w:r>
+      <w:proofErr w:type="spellEnd"/>
+      <w:r>
+        <w:rPr>
+          <w:rFonts w:ascii="Calibri" w:hAnsi="Calibri" w:cs="Calibri"/>
+          <w:b/>
+          <w:bCs/>
+          <w:color w:val="D86DCB" w:themeColor="accent5" w:themeTint="99"/>
+          <w:sz w:val="36"/>
+          <w:szCs w:val="36"/>
+        </w:rPr>
+        <w:t xml:space="preserve"> implements </w:t>
+      </w:r>
+      <w:proofErr w:type="spellStart"/>
+      <w:r>
+        <w:rPr>
+          <w:rFonts w:ascii="Calibri" w:hAnsi="Calibri" w:cs="Calibri"/>
+          <w:b/>
+          <w:bCs/>
+          <w:color w:val="D86DCB" w:themeColor="accent5" w:themeTint="99"/>
+          <w:sz w:val="36"/>
+          <w:szCs w:val="36"/>
+        </w:rPr>
+        <w:t>WeatherRepository</w:t>
+      </w:r>
+      <w:proofErr w:type="spellEnd"/>
+      <w:r>
+        <w:rPr>
+          <w:rFonts w:ascii="Calibri" w:hAnsi="Calibri" w:cs="Calibri"/>
+          <w:b/>
+          <w:bCs/>
+          <w:color w:val="D86DCB" w:themeColor="accent5" w:themeTint="99"/>
+          <w:sz w:val="36"/>
+          <w:szCs w:val="36"/>
+        </w:rPr>
+        <w:t xml:space="preserve"> {}</w:t>
+      </w:r>
+    </w:p>
+    <w:p>
+      <w:pPr>
+        <w:jc w:val="both"/>
+        <w:rPr>
+          <w:rFonts w:ascii="Calibri" w:hAnsi="Calibri" w:cs="Calibri"/>
+          <w:b/>
+          <w:bCs/>
+          <w:color w:val="D86DCB" w:themeColor="accent5" w:themeTint="99"/>
+          <w:sz w:val="36"/>
+          <w:szCs w:val="36"/>
+        </w:rPr>
+      </w:pPr>
+      <w:proofErr w:type="spellStart"/>
+      <w:r>
+        <w:rPr>
+          <w:rFonts w:ascii="Calibri" w:hAnsi="Calibri" w:cs="Calibri"/>
+          <w:b/>
+          <w:bCs/>
+          <w:color w:val="D86DCB" w:themeColor="accent5" w:themeTint="99"/>
+          <w:sz w:val="36"/>
+          <w:szCs w:val="36"/>
+        </w:rPr>
+        <w:t>MockRepository</w:t>
+      </w:r>
+      <w:proofErr w:type="spellEnd"/>
+      <w:r>
+        <w:rPr>
+          <w:rFonts w:ascii="Calibri" w:hAnsi="Calibri" w:cs="Calibri"/>
+          <w:b/>
+          <w:bCs/>
+          <w:color w:val="D86DCB" w:themeColor="accent5" w:themeTint="99"/>
+          <w:sz w:val="36"/>
+          <w:szCs w:val="36"/>
+        </w:rPr>
+        <w:t xml:space="preserve"> implements </w:t>
+      </w:r>
+      <w:proofErr w:type="spellStart"/>
+      <w:r>
+        <w:rPr>
+          <w:rFonts w:ascii="Calibri" w:hAnsi="Calibri" w:cs="Calibri"/>
+          <w:b/>
+          <w:bCs/>
+          <w:color w:val="D86DCB" w:themeColor="accent5" w:themeTint="99"/>
+          <w:sz w:val="36"/>
+          <w:szCs w:val="36"/>
+        </w:rPr>
+        <w:t>WeatherRepository</w:t>
+      </w:r>
+      <w:proofErr w:type="spellEnd"/>
+      <w:r>
+        <w:rPr>
+          <w:rFonts w:ascii="Calibri" w:hAnsi="Calibri" w:cs="Calibri"/>
+          <w:b/>
+          <w:bCs/>
+          <w:color w:val="D86DCB" w:themeColor="accent5" w:themeTint="99"/>
+          <w:sz w:val="36"/>
+          <w:szCs w:val="36"/>
+        </w:rPr>
+        <w:t xml:space="preserve"> {}</w:t>
       </w:r>
     </w:p>
     <w:p>
@@ -13724,16 +16284,53 @@
           <w:szCs w:val="28"/>
         </w:rPr>
       </w:pPr>
-      <w:r>
-        <w:rPr>
-          <w:rFonts w:ascii="Calibri" w:hAnsi="Calibri" w:cs="Calibri"/>
-          <w:b/>
-          <w:bCs/>
-          <w:color w:val="D86DCB" w:themeColor="accent5" w:themeTint="99"/>
-          <w:sz w:val="36"/>
-          <w:szCs w:val="36"/>
-        </w:rPr>
-        <w:t>CachedRepository implements WeatherRepository {}</w:t>
+      <w:proofErr w:type="spellStart"/>
+      <w:r>
+        <w:rPr>
+          <w:rFonts w:ascii="Calibri" w:hAnsi="Calibri" w:cs="Calibri"/>
+          <w:b/>
+          <w:bCs/>
+          <w:color w:val="D86DCB" w:themeColor="accent5" w:themeTint="99"/>
+          <w:sz w:val="36"/>
+          <w:szCs w:val="36"/>
+        </w:rPr>
+        <w:t>CachedRepository</w:t>
+      </w:r>
+      <w:proofErr w:type="spellEnd"/>
+      <w:r>
+        <w:rPr>
+          <w:rFonts w:ascii="Calibri" w:hAnsi="Calibri" w:cs="Calibri"/>
+          <w:b/>
+          <w:bCs/>
+          <w:color w:val="D86DCB" w:themeColor="accent5" w:themeTint="99"/>
+          <w:sz w:val="36"/>
+          <w:szCs w:val="36"/>
+        </w:rPr>
+        <w:t xml:space="preserve"> implements </w:t>
+      </w:r>
+      <w:proofErr w:type="spellStart"/>
+      <w:r>
+        <w:rPr>
+          <w:rFonts w:ascii="Calibri" w:hAnsi="Calibri" w:cs="Calibri"/>
+          <w:b/>
+          <w:bCs/>
+          <w:color w:val="D86DCB" w:themeColor="accent5" w:themeTint="99"/>
+          <w:sz w:val="36"/>
+          <w:szCs w:val="36"/>
+        </w:rPr>
+        <w:t>WeatherRepository</w:t>
+      </w:r>
+      <w:proofErr w:type="spellEnd"/>
+      <w:r>
+        <w:rPr>
+          <w:rFonts w:ascii="Calibri" w:hAnsi="Calibri" w:cs="Calibri"/>
+          <w:b/>
+          <w:bCs/>
+          <w:color w:val="D86DCB" w:themeColor="accent5" w:themeTint="99"/>
+          <w:sz w:val="36"/>
+          <w:szCs w:val="36"/>
+        </w:rPr>
+        <w:t xml:space="preserve"> {}</w:t>
       </w:r>
     </w:p>
     <w:p>
@@ -13753,6 +16350,7 @@
         </w:rPr>
         <w:t xml:space="preserve"># This is exactly what we've already learned with </w:t>
       </w:r>
+      <w:proofErr w:type="spellStart"/>
       <w:r>
         <w:rPr>
           <w:rFonts w:ascii="Calibri" w:hAnsi="Calibri" w:cs="Calibri"/>
@@ -13763,6 +16361,7 @@
         </w:rPr>
         <w:t>Riverpod</w:t>
       </w:r>
+      <w:proofErr w:type="spellEnd"/>
       <w:r>
         <w:rPr>
           <w:rFonts w:ascii="Calibri" w:hAnsi="Calibri" w:cs="Calibri"/>
@@ -13771,6 +16370,7 @@
         </w:rPr>
         <w:t xml:space="preserve"> and </w:t>
       </w:r>
+      <w:proofErr w:type="spellStart"/>
       <w:r>
         <w:rPr>
           <w:rFonts w:ascii="Calibri" w:hAnsi="Calibri" w:cs="Calibri"/>
@@ -13781,6 +16381,7 @@
         </w:rPr>
         <w:t>get_it</w:t>
       </w:r>
+      <w:proofErr w:type="spellEnd"/>
       <w:r>
         <w:rPr>
           <w:rFonts w:ascii="Calibri" w:hAnsi="Calibri" w:cs="Calibri"/>
@@ -13797,8 +16398,20 @@
           <w:sz w:val="36"/>
           <w:szCs w:val="36"/>
         </w:rPr>
-        <w:t xml:space="preserve"> WeatherRepository</w:t>
-      </w:r>
+        <w:t xml:space="preserve"> </w:t>
+      </w:r>
+      <w:proofErr w:type="spellStart"/>
+      <w:r>
+        <w:rPr>
+          <w:rFonts w:ascii="Calibri" w:hAnsi="Calibri" w:cs="Calibri"/>
+          <w:b/>
+          <w:bCs/>
+          <w:sz w:val="36"/>
+          <w:szCs w:val="36"/>
+        </w:rPr>
+        <w:t>WeatherRepository</w:t>
+      </w:r>
+      <w:proofErr w:type="spellEnd"/>
       <w:r>
         <w:rPr>
           <w:rFonts w:ascii="Calibri" w:hAnsi="Calibri" w:cs="Calibri"/>
@@ -13847,31 +16460,116 @@
           <w:sz w:val="36"/>
           <w:szCs w:val="36"/>
         </w:rPr>
-        <w:t>final repoProvider = Provider&lt;WeatherRepository&gt;((ref) {</w:t>
-      </w:r>
-    </w:p>
-    <w:p>
-      <w:pPr>
-        <w:jc w:val="both"/>
-        <w:rPr>
-          <w:rFonts w:ascii="Calibri" w:hAnsi="Calibri" w:cs="Calibri"/>
-          <w:b/>
-          <w:bCs/>
-          <w:color w:val="D86DCB" w:themeColor="accent5" w:themeTint="99"/>
-          <w:sz w:val="36"/>
-          <w:szCs w:val="36"/>
-        </w:rPr>
-      </w:pPr>
-      <w:r>
-        <w:rPr>
-          <w:rFonts w:ascii="Calibri" w:hAnsi="Calibri" w:cs="Calibri"/>
-          <w:b/>
-          <w:bCs/>
-          <w:color w:val="D86DCB" w:themeColor="accent5" w:themeTint="99"/>
-          <w:sz w:val="36"/>
-          <w:szCs w:val="36"/>
-        </w:rPr>
-        <w:t xml:space="preserve">  return ApiWeatherRepository();</w:t>
+        <w:t xml:space="preserve">final </w:t>
+      </w:r>
+      <w:proofErr w:type="spellStart"/>
+      <w:r>
+        <w:rPr>
+          <w:rFonts w:ascii="Calibri" w:hAnsi="Calibri" w:cs="Calibri"/>
+          <w:b/>
+          <w:bCs/>
+          <w:color w:val="D86DCB" w:themeColor="accent5" w:themeTint="99"/>
+          <w:sz w:val="36"/>
+          <w:szCs w:val="36"/>
+        </w:rPr>
+        <w:t>repoProvider</w:t>
+      </w:r>
+      <w:proofErr w:type="spellEnd"/>
+      <w:r>
+        <w:rPr>
+          <w:rFonts w:ascii="Calibri" w:hAnsi="Calibri" w:cs="Calibri"/>
+          <w:b/>
+          <w:bCs/>
+          <w:color w:val="D86DCB" w:themeColor="accent5" w:themeTint="99"/>
+          <w:sz w:val="36"/>
+          <w:szCs w:val="36"/>
+        </w:rPr>
+        <w:t xml:space="preserve"> = Provider&lt;</w:t>
+      </w:r>
+      <w:proofErr w:type="spellStart"/>
+      <w:r>
+        <w:rPr>
+          <w:rFonts w:ascii="Calibri" w:hAnsi="Calibri" w:cs="Calibri"/>
+          <w:b/>
+          <w:bCs/>
+          <w:color w:val="D86DCB" w:themeColor="accent5" w:themeTint="99"/>
+          <w:sz w:val="36"/>
+          <w:szCs w:val="36"/>
+        </w:rPr>
+        <w:t>WeatherRepository</w:t>
+      </w:r>
+      <w:proofErr w:type="spellEnd"/>
+      <w:r>
+        <w:rPr>
+          <w:rFonts w:ascii="Calibri" w:hAnsi="Calibri" w:cs="Calibri"/>
+          <w:b/>
+          <w:bCs/>
+          <w:color w:val="D86DCB" w:themeColor="accent5" w:themeTint="99"/>
+          <w:sz w:val="36"/>
+          <w:szCs w:val="36"/>
+        </w:rPr>
+        <w:t>&gt;((ref) {</w:t>
+      </w:r>
+    </w:p>
+    <w:p>
+      <w:pPr>
+        <w:jc w:val="both"/>
+        <w:rPr>
+          <w:rFonts w:ascii="Calibri" w:hAnsi="Calibri" w:cs="Calibri"/>
+          <w:b/>
+          <w:bCs/>
+          <w:color w:val="D86DCB" w:themeColor="accent5" w:themeTint="99"/>
+          <w:sz w:val="36"/>
+          <w:szCs w:val="36"/>
+        </w:rPr>
+      </w:pPr>
+      <w:r>
+        <w:rPr>
+          <w:rFonts w:ascii="Calibri" w:hAnsi="Calibri" w:cs="Calibri"/>
+          <w:b/>
+          <w:bCs/>
+          <w:color w:val="D86DCB" w:themeColor="accent5" w:themeTint="99"/>
+          <w:sz w:val="36"/>
+          <w:szCs w:val="36"/>
+        </w:rPr>
+        <w:t xml:space="preserve">  return </w:t>
+      </w:r>
+      <w:proofErr w:type="spellStart"/>
+      <w:proofErr w:type="gramStart"/>
+      <w:r>
+        <w:rPr>
+          <w:rFonts w:ascii="Calibri" w:hAnsi="Calibri" w:cs="Calibri"/>
+          <w:b/>
+          <w:bCs/>
+          <w:color w:val="D86DCB" w:themeColor="accent5" w:themeTint="99"/>
+          <w:sz w:val="36"/>
+          <w:szCs w:val="36"/>
+        </w:rPr>
+        <w:t>ApiWeatherRepository</w:t>
+      </w:r>
+      <w:proofErr w:type="spellEnd"/>
+      <w:r>
+        <w:rPr>
+          <w:rFonts w:ascii="Calibri" w:hAnsi="Calibri" w:cs="Calibri"/>
+          <w:b/>
+          <w:bCs/>
+          <w:color w:val="D86DCB" w:themeColor="accent5" w:themeTint="99"/>
+          <w:sz w:val="36"/>
+          <w:szCs w:val="36"/>
+        </w:rPr>
+        <w:t>(</w:t>
+      </w:r>
+      <w:proofErr w:type="gramEnd"/>
+      <w:r>
+        <w:rPr>
+          <w:rFonts w:ascii="Calibri" w:hAnsi="Calibri" w:cs="Calibri"/>
+          <w:b/>
+          <w:bCs/>
+          <w:color w:val="D86DCB" w:themeColor="accent5" w:themeTint="99"/>
+          <w:sz w:val="36"/>
+          <w:szCs w:val="36"/>
+        </w:rPr>
+        <w:t>);</w:t>
       </w:r>
     </w:p>
     <w:p>
@@ -13977,7 +16675,151 @@
           <w:sz w:val="32"/>
           <w:szCs w:val="32"/>
         </w:rPr>
+        <w:t xml:space="preserve"> │</w:t>
+      </w:r>
+    </w:p>
+    <w:p>
+      <w:pPr>
+        <w:jc w:val="both"/>
+        <w:rPr>
+          <w:rFonts w:ascii="Calibri" w:hAnsi="Calibri" w:cs="Calibri"/>
+          <w:b/>
+          <w:bCs/>
+          <w:sz w:val="32"/>
+          <w:szCs w:val="32"/>
+        </w:rPr>
+      </w:pPr>
+      <w:r>
+        <w:rPr>
+          <w:rFonts w:ascii="Arial" w:hAnsi="Arial" w:cs="Arial"/>
+          <w:b/>
+          <w:bCs/>
+          <w:sz w:val="32"/>
+          <w:szCs w:val="32"/>
+        </w:rPr>
+        <w:t>▼</w:t>
+      </w:r>
+    </w:p>
+    <w:p>
+      <w:pPr>
+        <w:jc w:val="both"/>
+        <w:rPr>
+          <w:rFonts w:ascii="Calibri" w:hAnsi="Calibri" w:cs="Calibri"/>
+          <w:b/>
+          <w:bCs/>
+          <w:sz w:val="32"/>
+          <w:szCs w:val="32"/>
+        </w:rPr>
+      </w:pPr>
+      <w:r>
+        <w:rPr>
+          <w:rFonts w:ascii="Calibri" w:hAnsi="Calibri" w:cs="Calibri"/>
+          <w:b/>
+          <w:bCs/>
+          <w:sz w:val="32"/>
+          <w:szCs w:val="32"/>
+        </w:rPr>
+        <w:t xml:space="preserve">Controller / </w:t>
+      </w:r>
+      <w:proofErr w:type="spellStart"/>
+      <w:r>
+        <w:rPr>
+          <w:rFonts w:ascii="Calibri" w:hAnsi="Calibri" w:cs="Calibri"/>
+          <w:b/>
+          <w:bCs/>
+          <w:sz w:val="32"/>
+          <w:szCs w:val="32"/>
+        </w:rPr>
+        <w:t>ViewModel</w:t>
+      </w:r>
+      <w:proofErr w:type="spellEnd"/>
+    </w:p>
+    <w:p>
+      <w:pPr>
+        <w:jc w:val="both"/>
+        <w:rPr>
+          <w:rFonts w:ascii="Calibri" w:hAnsi="Calibri" w:cs="Calibri"/>
+          <w:b/>
+          <w:bCs/>
+          <w:sz w:val="32"/>
+          <w:szCs w:val="32"/>
+        </w:rPr>
+      </w:pPr>
+      <w:r>
+        <w:rPr>
+          <w:rFonts w:ascii="Calibri" w:hAnsi="Calibri" w:cs="Calibri"/>
+          <w:b/>
+          <w:bCs/>
+          <w:sz w:val="32"/>
+          <w:szCs w:val="32"/>
+        </w:rPr>
+        <w:t xml:space="preserve"> │</w:t>
+      </w:r>
+    </w:p>
+    <w:p>
+      <w:pPr>
+        <w:jc w:val="both"/>
+        <w:rPr>
+          <w:rFonts w:ascii="Calibri" w:hAnsi="Calibri" w:cs="Calibri"/>
+          <w:b/>
+          <w:bCs/>
+          <w:sz w:val="32"/>
+          <w:szCs w:val="32"/>
+        </w:rPr>
+      </w:pPr>
+      <w:r>
+        <w:rPr>
+          <w:rFonts w:ascii="Arial" w:hAnsi="Arial" w:cs="Arial"/>
+          <w:b/>
+          <w:bCs/>
+          <w:sz w:val="32"/>
+          <w:szCs w:val="32"/>
+        </w:rPr>
+        <w:t>▼</w:t>
+      </w:r>
+    </w:p>
+    <w:p>
+      <w:pPr>
+        <w:jc w:val="both"/>
+        <w:rPr>
+          <w:rFonts w:ascii="Calibri" w:hAnsi="Calibri" w:cs="Calibri"/>
+          <w:b/>
+          <w:bCs/>
+          <w:sz w:val="32"/>
+          <w:szCs w:val="32"/>
+        </w:rPr>
+      </w:pPr>
+      <w:r>
+        <w:rPr>
+          <w:rFonts w:ascii="Calibri" w:hAnsi="Calibri" w:cs="Calibri"/>
+          <w:b/>
+          <w:bCs/>
+          <w:sz w:val="32"/>
+          <w:szCs w:val="32"/>
+        </w:rPr>
         <w:lastRenderedPageBreak/>
+        <w:t>Repository</w:t>
+      </w:r>
+    </w:p>
+    <w:p>
+      <w:pPr>
+        <w:jc w:val="both"/>
+        <w:rPr>
+          <w:rFonts w:ascii="Calibri" w:hAnsi="Calibri" w:cs="Calibri"/>
+          <w:b/>
+          <w:bCs/>
+          <w:sz w:val="32"/>
+          <w:szCs w:val="32"/>
+        </w:rPr>
+      </w:pPr>
+      <w:r>
+        <w:rPr>
+          <w:rFonts w:ascii="Calibri" w:hAnsi="Calibri" w:cs="Calibri"/>
+          <w:b/>
+          <w:bCs/>
+          <w:sz w:val="32"/>
+          <w:szCs w:val="32"/>
+        </w:rPr>
         <w:t xml:space="preserve"> │</w:t>
       </w:r>
     </w:p>
@@ -14022,138 +16864,6 @@
           <w:sz w:val="32"/>
           <w:szCs w:val="32"/>
         </w:rPr>
-        <w:t>Controller / ViewModel</w:t>
-      </w:r>
-    </w:p>
-    <w:p>
-      <w:pPr>
-        <w:jc w:val="both"/>
-        <w:rPr>
-          <w:rFonts w:ascii="Calibri" w:hAnsi="Calibri" w:cs="Calibri"/>
-          <w:b/>
-          <w:bCs/>
-          <w:sz w:val="32"/>
-          <w:szCs w:val="32"/>
-        </w:rPr>
-      </w:pPr>
-      <w:r>
-        <w:rPr>
-          <w:rFonts w:ascii="Calibri" w:hAnsi="Calibri" w:cs="Calibri"/>
-          <w:b/>
-          <w:bCs/>
-          <w:sz w:val="32"/>
-          <w:szCs w:val="32"/>
-        </w:rPr>
-        <w:t xml:space="preserve"> │</w:t>
-      </w:r>
-    </w:p>
-    <w:p>
-      <w:pPr>
-        <w:jc w:val="both"/>
-        <w:rPr>
-          <w:rFonts w:ascii="Calibri" w:hAnsi="Calibri" w:cs="Calibri"/>
-          <w:b/>
-          <w:bCs/>
-          <w:sz w:val="32"/>
-          <w:szCs w:val="32"/>
-        </w:rPr>
-      </w:pPr>
-      <w:r>
-        <w:rPr>
-          <w:rFonts w:ascii="Arial" w:hAnsi="Arial" w:cs="Arial"/>
-          <w:b/>
-          <w:bCs/>
-          <w:sz w:val="32"/>
-          <w:szCs w:val="32"/>
-        </w:rPr>
-        <w:t>▼</w:t>
-      </w:r>
-    </w:p>
-    <w:p>
-      <w:pPr>
-        <w:jc w:val="both"/>
-        <w:rPr>
-          <w:rFonts w:ascii="Calibri" w:hAnsi="Calibri" w:cs="Calibri"/>
-          <w:b/>
-          <w:bCs/>
-          <w:sz w:val="32"/>
-          <w:szCs w:val="32"/>
-        </w:rPr>
-      </w:pPr>
-      <w:r>
-        <w:rPr>
-          <w:rFonts w:ascii="Calibri" w:hAnsi="Calibri" w:cs="Calibri"/>
-          <w:b/>
-          <w:bCs/>
-          <w:sz w:val="32"/>
-          <w:szCs w:val="32"/>
-        </w:rPr>
-        <w:t>Repository</w:t>
-      </w:r>
-    </w:p>
-    <w:p>
-      <w:pPr>
-        <w:jc w:val="both"/>
-        <w:rPr>
-          <w:rFonts w:ascii="Calibri" w:hAnsi="Calibri" w:cs="Calibri"/>
-          <w:b/>
-          <w:bCs/>
-          <w:sz w:val="32"/>
-          <w:szCs w:val="32"/>
-        </w:rPr>
-      </w:pPr>
-      <w:r>
-        <w:rPr>
-          <w:rFonts w:ascii="Calibri" w:hAnsi="Calibri" w:cs="Calibri"/>
-          <w:b/>
-          <w:bCs/>
-          <w:sz w:val="32"/>
-          <w:szCs w:val="32"/>
-        </w:rPr>
-        <w:t xml:space="preserve"> │</w:t>
-      </w:r>
-    </w:p>
-    <w:p>
-      <w:pPr>
-        <w:jc w:val="both"/>
-        <w:rPr>
-          <w:rFonts w:ascii="Calibri" w:hAnsi="Calibri" w:cs="Calibri"/>
-          <w:b/>
-          <w:bCs/>
-          <w:sz w:val="32"/>
-          <w:szCs w:val="32"/>
-        </w:rPr>
-      </w:pPr>
-      <w:r>
-        <w:rPr>
-          <w:rFonts w:ascii="Arial" w:hAnsi="Arial" w:cs="Arial"/>
-          <w:b/>
-          <w:bCs/>
-          <w:sz w:val="32"/>
-          <w:szCs w:val="32"/>
-        </w:rPr>
-        <w:t>▼</w:t>
-      </w:r>
-    </w:p>
-    <w:p>
-      <w:pPr>
-        <w:jc w:val="both"/>
-        <w:rPr>
-          <w:rFonts w:ascii="Calibri" w:hAnsi="Calibri" w:cs="Calibri"/>
-          <w:b/>
-          <w:bCs/>
-          <w:sz w:val="32"/>
-          <w:szCs w:val="32"/>
-        </w:rPr>
-      </w:pPr>
-      <w:r>
-        <w:rPr>
-          <w:rFonts w:ascii="Calibri" w:hAnsi="Calibri" w:cs="Calibri"/>
-          <w:b/>
-          <w:bCs/>
-          <w:sz w:val="32"/>
-          <w:szCs w:val="32"/>
-        </w:rPr>
         <w:t>API</w:t>
       </w:r>
     </w:p>
@@ -14302,7 +17012,6 @@
           <w:sz w:val="36"/>
           <w:szCs w:val="36"/>
         </w:rPr>
-        <w:lastRenderedPageBreak/>
         <w:t># Bash is also a programming language that allows us to write scripts</w:t>
       </w:r>
     </w:p>
@@ -14542,7 +17251,6 @@
           <w:sz w:val="28"/>
           <w:szCs w:val="28"/>
         </w:rPr>
-        <w:lastRenderedPageBreak/>
         <w:drawing>
           <wp:inline distT="0" distB="0" distL="0" distR="0" wp14:anchorId="667A8F9D" wp14:editId="77F78393">
             <wp:extent cx="5273040" cy="2506980"/>
@@ -14804,7 +17512,6 @@
           <w:sz w:val="36"/>
           <w:szCs w:val="36"/>
         </w:rPr>
-        <w:lastRenderedPageBreak/>
         <w:t>Reduce unnecessary API calls</w:t>
       </w:r>
     </w:p>

--- a/programming_mental_models/p1_programming_mental_models.docx
+++ b/programming_mental_models/p1_programming_mental_models.docx
@@ -1196,6 +1196,47 @@
           <w:szCs w:val="32"/>
         </w:rPr>
         <w:t>3</w:t>
+      </w:r>
+    </w:p>
+    <w:p>
+      <w:pPr>
+        <w:pStyle w:val="ListParagraph"/>
+        <w:numPr>
+          <w:ilvl w:val="0"/>
+          <w:numId w:val="5"/>
+        </w:numPr>
+        <w:jc w:val="both"/>
+        <w:rPr>
+          <w:rFonts w:ascii="Calibri" w:hAnsi="Calibri" w:cs="Calibri"/>
+          <w:sz w:val="32"/>
+          <w:szCs w:val="32"/>
+        </w:rPr>
+      </w:pPr>
+      <w:r>
+        <w:rPr>
+          <w:rFonts w:ascii="Calibri" w:hAnsi="Calibri" w:cs="Calibri"/>
+          <w:sz w:val="32"/>
+          <w:szCs w:val="32"/>
+        </w:rPr>
+        <w:t xml:space="preserve">Schema (JSON, DB, </w:t>
+      </w:r>
+      <w:proofErr w:type="gramStart"/>
+      <w:r>
+        <w:rPr>
+          <w:rFonts w:ascii="Calibri" w:hAnsi="Calibri" w:cs="Calibri"/>
+          <w:sz w:val="32"/>
+          <w:szCs w:val="32"/>
+        </w:rPr>
+        <w:t>API)…</w:t>
+      </w:r>
+      <w:proofErr w:type="gramEnd"/>
+      <w:r>
+        <w:rPr>
+          <w:rFonts w:ascii="Calibri" w:hAnsi="Calibri" w:cs="Calibri"/>
+          <w:sz w:val="32"/>
+          <w:szCs w:val="32"/>
+        </w:rPr>
+        <w:t>……………………………………………………..</w:t>
       </w:r>
     </w:p>
     <w:p>
@@ -17604,20 +17645,5829 @@
         <w:jc w:val="both"/>
         <w:rPr>
           <w:rFonts w:ascii="Calibri" w:hAnsi="Calibri" w:cs="Calibri"/>
-          <w:sz w:val="36"/>
-          <w:szCs w:val="36"/>
-        </w:rPr>
-      </w:pPr>
-    </w:p>
-    <w:p>
-      <w:pPr>
-        <w:jc w:val="both"/>
-        <w:rPr>
-          <w:rFonts w:ascii="Calibri" w:hAnsi="Calibri" w:cs="Calibri"/>
-          <w:sz w:val="36"/>
-          <w:szCs w:val="36"/>
-        </w:rPr>
-      </w:pPr>
+          <w:b/>
+          <w:bCs/>
+          <w:sz w:val="36"/>
+          <w:szCs w:val="36"/>
+        </w:rPr>
+      </w:pPr>
+      <w:r>
+        <w:rPr>
+          <w:rFonts w:ascii="Calibri" w:hAnsi="Calibri" w:cs="Calibri"/>
+          <w:b/>
+          <w:bCs/>
+          <w:sz w:val="36"/>
+          <w:szCs w:val="36"/>
+        </w:rPr>
+        <w:lastRenderedPageBreak/>
+        <w:t>Schema in JSON, DB &amp; API:</w:t>
+      </w:r>
+    </w:p>
+    <w:p>
+      <w:pPr>
+        <w:jc w:val="both"/>
+        <w:rPr>
+          <w:rFonts w:ascii="Calibri" w:hAnsi="Calibri" w:cs="Calibri"/>
+          <w:sz w:val="36"/>
+          <w:szCs w:val="36"/>
+        </w:rPr>
+      </w:pPr>
+      <w:r>
+        <w:rPr>
+          <w:rFonts w:ascii="Calibri" w:hAnsi="Calibri" w:cs="Calibri"/>
+          <w:sz w:val="36"/>
+          <w:szCs w:val="36"/>
+        </w:rPr>
+        <w:t xml:space="preserve"># </w:t>
+      </w:r>
+      <w:r>
+        <w:rPr>
+          <w:rFonts w:ascii="Calibri" w:hAnsi="Calibri" w:cs="Calibri"/>
+          <w:sz w:val="36"/>
+          <w:szCs w:val="36"/>
+        </w:rPr>
+        <w:t>A schema is a description of how something is supposed to be structured</w:t>
+      </w:r>
+      <w:r>
+        <w:rPr>
+          <w:rFonts w:ascii="Calibri" w:hAnsi="Calibri" w:cs="Calibri"/>
+          <w:sz w:val="36"/>
+          <w:szCs w:val="36"/>
+        </w:rPr>
+        <w:t xml:space="preserve"> (like fields, their types and constraints)</w:t>
+      </w:r>
+      <w:r>
+        <w:rPr>
+          <w:rFonts w:ascii="Calibri" w:hAnsi="Calibri" w:cs="Calibri"/>
+          <w:sz w:val="36"/>
+          <w:szCs w:val="36"/>
+        </w:rPr>
+        <w:t>. Like</w:t>
+      </w:r>
+      <w:r>
+        <w:rPr>
+          <w:rFonts w:ascii="Calibri" w:hAnsi="Calibri" w:cs="Calibri"/>
+          <w:sz w:val="36"/>
+          <w:szCs w:val="36"/>
+        </w:rPr>
+        <w:t>:</w:t>
+      </w:r>
+    </w:p>
+    <w:p>
+      <w:pPr>
+        <w:jc w:val="both"/>
+        <w:rPr>
+          <w:rFonts w:ascii="Calibri" w:hAnsi="Calibri" w:cs="Calibri"/>
+          <w:b/>
+          <w:bCs/>
+          <w:sz w:val="32"/>
+          <w:szCs w:val="32"/>
+        </w:rPr>
+      </w:pPr>
+      <w:r>
+        <w:rPr>
+          <w:rFonts w:ascii="Calibri" w:hAnsi="Calibri" w:cs="Calibri"/>
+          <w:b/>
+          <w:bCs/>
+          <w:sz w:val="32"/>
+          <w:szCs w:val="32"/>
+        </w:rPr>
+        <w:t>User</w:t>
+      </w:r>
+    </w:p>
+    <w:p>
+      <w:pPr>
+        <w:jc w:val="both"/>
+        <w:rPr>
+          <w:rFonts w:ascii="Calibri" w:hAnsi="Calibri" w:cs="Calibri"/>
+          <w:b/>
+          <w:bCs/>
+          <w:sz w:val="32"/>
+          <w:szCs w:val="32"/>
+        </w:rPr>
+      </w:pPr>
+      <w:r>
+        <w:rPr>
+          <w:rFonts w:ascii="Calibri" w:hAnsi="Calibri" w:cs="Calibri"/>
+          <w:b/>
+          <w:bCs/>
+          <w:sz w:val="32"/>
+          <w:szCs w:val="32"/>
+        </w:rPr>
+        <w:t xml:space="preserve">    </w:t>
+      </w:r>
+      <w:r>
+        <w:rPr>
+          <w:rFonts w:ascii="Calibri" w:hAnsi="Calibri" w:cs="Calibri"/>
+          <w:b/>
+          <w:bCs/>
+          <w:sz w:val="32"/>
+          <w:szCs w:val="32"/>
+        </w:rPr>
+        <w:t>i</w:t>
+      </w:r>
+      <w:r>
+        <w:rPr>
+          <w:rFonts w:ascii="Calibri" w:hAnsi="Calibri" w:cs="Calibri"/>
+          <w:b/>
+          <w:bCs/>
+          <w:sz w:val="32"/>
+          <w:szCs w:val="32"/>
+        </w:rPr>
+        <w:t>d</w:t>
+      </w:r>
+      <w:r>
+        <w:rPr>
+          <w:rFonts w:ascii="Calibri" w:hAnsi="Calibri" w:cs="Calibri"/>
+          <w:b/>
+          <w:bCs/>
+          <w:sz w:val="32"/>
+          <w:szCs w:val="32"/>
+        </w:rPr>
+        <w:tab/>
+      </w:r>
+      <w:r>
+        <w:rPr>
+          <w:rFonts w:ascii="Calibri" w:hAnsi="Calibri" w:cs="Calibri"/>
+          <w:b/>
+          <w:bCs/>
+          <w:sz w:val="32"/>
+          <w:szCs w:val="32"/>
+        </w:rPr>
+        <w:tab/>
+      </w:r>
+      <w:r>
+        <w:rPr>
+          <w:rFonts w:ascii="Calibri" w:hAnsi="Calibri" w:cs="Calibri"/>
+          <w:b/>
+          <w:bCs/>
+          <w:sz w:val="32"/>
+          <w:szCs w:val="32"/>
+        </w:rPr>
+        <w:t>→ integer</w:t>
+      </w:r>
+    </w:p>
+    <w:p>
+      <w:pPr>
+        <w:jc w:val="both"/>
+        <w:rPr>
+          <w:rFonts w:ascii="Calibri" w:hAnsi="Calibri" w:cs="Calibri"/>
+          <w:b/>
+          <w:bCs/>
+          <w:sz w:val="32"/>
+          <w:szCs w:val="32"/>
+        </w:rPr>
+      </w:pPr>
+      <w:r>
+        <w:rPr>
+          <w:rFonts w:ascii="Calibri" w:hAnsi="Calibri" w:cs="Calibri"/>
+          <w:b/>
+          <w:bCs/>
+          <w:sz w:val="32"/>
+          <w:szCs w:val="32"/>
+        </w:rPr>
+        <w:t xml:space="preserve">    </w:t>
+      </w:r>
+      <w:r>
+        <w:rPr>
+          <w:rFonts w:ascii="Calibri" w:hAnsi="Calibri" w:cs="Calibri"/>
+          <w:b/>
+          <w:bCs/>
+          <w:sz w:val="32"/>
+          <w:szCs w:val="32"/>
+        </w:rPr>
+        <w:t>n</w:t>
+      </w:r>
+      <w:r>
+        <w:rPr>
+          <w:rFonts w:ascii="Calibri" w:hAnsi="Calibri" w:cs="Calibri"/>
+          <w:b/>
+          <w:bCs/>
+          <w:sz w:val="32"/>
+          <w:szCs w:val="32"/>
+        </w:rPr>
+        <w:t>ame</w:t>
+      </w:r>
+      <w:r>
+        <w:rPr>
+          <w:rFonts w:ascii="Calibri" w:hAnsi="Calibri" w:cs="Calibri"/>
+          <w:b/>
+          <w:bCs/>
+          <w:sz w:val="32"/>
+          <w:szCs w:val="32"/>
+        </w:rPr>
+        <w:tab/>
+      </w:r>
+      <w:r>
+        <w:rPr>
+          <w:rFonts w:ascii="Calibri" w:hAnsi="Calibri" w:cs="Calibri"/>
+          <w:b/>
+          <w:bCs/>
+          <w:sz w:val="32"/>
+          <w:szCs w:val="32"/>
+        </w:rPr>
+        <w:t>→ string</w:t>
+      </w:r>
+    </w:p>
+    <w:p>
+      <w:pPr>
+        <w:jc w:val="both"/>
+        <w:rPr>
+          <w:rFonts w:ascii="Calibri" w:hAnsi="Calibri" w:cs="Calibri"/>
+          <w:b/>
+          <w:bCs/>
+          <w:sz w:val="32"/>
+          <w:szCs w:val="32"/>
+        </w:rPr>
+      </w:pPr>
+      <w:r>
+        <w:rPr>
+          <w:rFonts w:ascii="Calibri" w:hAnsi="Calibri" w:cs="Calibri"/>
+          <w:b/>
+          <w:bCs/>
+          <w:sz w:val="32"/>
+          <w:szCs w:val="32"/>
+        </w:rPr>
+        <w:t xml:space="preserve">   </w:t>
+      </w:r>
+      <w:r>
+        <w:rPr>
+          <w:rFonts w:ascii="Calibri" w:hAnsi="Calibri" w:cs="Calibri"/>
+          <w:b/>
+          <w:bCs/>
+          <w:sz w:val="32"/>
+          <w:szCs w:val="32"/>
+        </w:rPr>
+        <w:t xml:space="preserve"> </w:t>
+      </w:r>
+      <w:r>
+        <w:rPr>
+          <w:rFonts w:ascii="Calibri" w:hAnsi="Calibri" w:cs="Calibri"/>
+          <w:b/>
+          <w:bCs/>
+          <w:sz w:val="32"/>
+          <w:szCs w:val="32"/>
+        </w:rPr>
+        <w:t>email</w:t>
+      </w:r>
+      <w:r>
+        <w:rPr>
+          <w:rFonts w:ascii="Calibri" w:hAnsi="Calibri" w:cs="Calibri"/>
+          <w:b/>
+          <w:bCs/>
+          <w:sz w:val="32"/>
+          <w:szCs w:val="32"/>
+        </w:rPr>
+        <w:tab/>
+      </w:r>
+      <w:r>
+        <w:rPr>
+          <w:rFonts w:ascii="Calibri" w:hAnsi="Calibri" w:cs="Calibri"/>
+          <w:b/>
+          <w:bCs/>
+          <w:sz w:val="32"/>
+          <w:szCs w:val="32"/>
+        </w:rPr>
+        <w:t>→ string</w:t>
+      </w:r>
+    </w:p>
+    <w:p>
+      <w:pPr>
+        <w:jc w:val="both"/>
+        <w:rPr>
+          <w:rFonts w:ascii="Calibri" w:hAnsi="Calibri" w:cs="Calibri"/>
+          <w:b/>
+          <w:bCs/>
+          <w:sz w:val="32"/>
+          <w:szCs w:val="32"/>
+        </w:rPr>
+      </w:pPr>
+      <w:r>
+        <w:rPr>
+          <w:rFonts w:ascii="Calibri" w:hAnsi="Calibri" w:cs="Calibri"/>
+          <w:b/>
+          <w:bCs/>
+          <w:sz w:val="32"/>
+          <w:szCs w:val="32"/>
+        </w:rPr>
+        <w:t xml:space="preserve">    age</w:t>
+      </w:r>
+      <w:r>
+        <w:rPr>
+          <w:rFonts w:ascii="Calibri" w:hAnsi="Calibri" w:cs="Calibri"/>
+          <w:b/>
+          <w:bCs/>
+          <w:sz w:val="32"/>
+          <w:szCs w:val="32"/>
+        </w:rPr>
+        <w:tab/>
+      </w:r>
+      <w:r>
+        <w:rPr>
+          <w:rFonts w:ascii="Calibri" w:hAnsi="Calibri" w:cs="Calibri"/>
+          <w:b/>
+          <w:bCs/>
+          <w:sz w:val="32"/>
+          <w:szCs w:val="32"/>
+        </w:rPr>
+        <w:t>→ integer</w:t>
+      </w:r>
+    </w:p>
+    <w:p>
+      <w:pPr>
+        <w:jc w:val="both"/>
+        <w:rPr>
+          <w:rFonts w:ascii="Calibri" w:hAnsi="Calibri" w:cs="Calibri"/>
+          <w:sz w:val="36"/>
+          <w:szCs w:val="36"/>
+        </w:rPr>
+      </w:pPr>
+      <w:r>
+        <w:rPr>
+          <w:rFonts w:ascii="Calibri" w:hAnsi="Calibri" w:cs="Calibri"/>
+          <w:sz w:val="36"/>
+          <w:szCs w:val="36"/>
+        </w:rPr>
+        <w:t xml:space="preserve"># </w:t>
+      </w:r>
+      <w:r>
+        <w:rPr>
+          <w:rFonts w:ascii="Calibri" w:hAnsi="Calibri" w:cs="Calibri"/>
+          <w:sz w:val="36"/>
+          <w:szCs w:val="36"/>
+        </w:rPr>
+        <w:t>This isn't actual user data.</w:t>
+      </w:r>
+      <w:r>
+        <w:rPr>
+          <w:rFonts w:ascii="Calibri" w:hAnsi="Calibri" w:cs="Calibri"/>
+          <w:sz w:val="36"/>
+          <w:szCs w:val="36"/>
+        </w:rPr>
+        <w:t xml:space="preserve"> </w:t>
+      </w:r>
+      <w:r>
+        <w:rPr>
+          <w:rFonts w:ascii="Calibri" w:hAnsi="Calibri" w:cs="Calibri"/>
+          <w:sz w:val="36"/>
+          <w:szCs w:val="36"/>
+        </w:rPr>
+        <w:t>It's a description of what user data should look like.</w:t>
+      </w:r>
+      <w:r>
+        <w:rPr>
+          <w:rFonts w:ascii="Calibri" w:hAnsi="Calibri" w:cs="Calibri"/>
+          <w:sz w:val="36"/>
+          <w:szCs w:val="36"/>
+        </w:rPr>
+        <w:t xml:space="preserve"> </w:t>
+      </w:r>
+      <w:r>
+        <w:rPr>
+          <w:rFonts w:ascii="Calibri" w:hAnsi="Calibri" w:cs="Calibri"/>
+          <w:sz w:val="36"/>
+          <w:szCs w:val="36"/>
+        </w:rPr>
+        <w:t>Actual data</w:t>
+      </w:r>
+      <w:r>
+        <w:rPr>
+          <w:rFonts w:ascii="Calibri" w:hAnsi="Calibri" w:cs="Calibri"/>
+          <w:sz w:val="36"/>
+          <w:szCs w:val="36"/>
+        </w:rPr>
+        <w:t xml:space="preserve"> would be</w:t>
+      </w:r>
+      <w:r>
+        <w:rPr>
+          <w:rFonts w:ascii="Calibri" w:hAnsi="Calibri" w:cs="Calibri"/>
+          <w:sz w:val="36"/>
+          <w:szCs w:val="36"/>
+        </w:rPr>
+        <w:t>:</w:t>
+      </w:r>
+    </w:p>
+    <w:p>
+      <w:pPr>
+        <w:jc w:val="both"/>
+        <w:rPr>
+          <w:rFonts w:ascii="Calibri" w:hAnsi="Calibri" w:cs="Calibri"/>
+          <w:b/>
+          <w:bCs/>
+          <w:sz w:val="32"/>
+          <w:szCs w:val="32"/>
+        </w:rPr>
+      </w:pPr>
+      <w:r>
+        <w:rPr>
+          <w:rFonts w:ascii="Calibri" w:hAnsi="Calibri" w:cs="Calibri"/>
+          <w:b/>
+          <w:bCs/>
+          <w:sz w:val="32"/>
+          <w:szCs w:val="32"/>
+        </w:rPr>
+        <w:t>{</w:t>
+      </w:r>
+    </w:p>
+    <w:p>
+      <w:pPr>
+        <w:jc w:val="both"/>
+        <w:rPr>
+          <w:rFonts w:ascii="Calibri" w:hAnsi="Calibri" w:cs="Calibri"/>
+          <w:b/>
+          <w:bCs/>
+          <w:sz w:val="32"/>
+          <w:szCs w:val="32"/>
+        </w:rPr>
+      </w:pPr>
+      <w:r>
+        <w:rPr>
+          <w:rFonts w:ascii="Calibri" w:hAnsi="Calibri" w:cs="Calibri"/>
+          <w:b/>
+          <w:bCs/>
+          <w:sz w:val="32"/>
+          <w:szCs w:val="32"/>
+        </w:rPr>
+        <w:t xml:space="preserve">  "id": 10,</w:t>
+      </w:r>
+    </w:p>
+    <w:p>
+      <w:pPr>
+        <w:jc w:val="both"/>
+        <w:rPr>
+          <w:rFonts w:ascii="Calibri" w:hAnsi="Calibri" w:cs="Calibri"/>
+          <w:b/>
+          <w:bCs/>
+          <w:sz w:val="32"/>
+          <w:szCs w:val="32"/>
+        </w:rPr>
+      </w:pPr>
+      <w:r>
+        <w:rPr>
+          <w:rFonts w:ascii="Calibri" w:hAnsi="Calibri" w:cs="Calibri"/>
+          <w:b/>
+          <w:bCs/>
+          <w:sz w:val="32"/>
+          <w:szCs w:val="32"/>
+        </w:rPr>
+        <w:t xml:space="preserve">  "name": "Nazmul",</w:t>
+      </w:r>
+    </w:p>
+    <w:p>
+      <w:pPr>
+        <w:jc w:val="both"/>
+        <w:rPr>
+          <w:rFonts w:ascii="Calibri" w:hAnsi="Calibri" w:cs="Calibri"/>
+          <w:b/>
+          <w:bCs/>
+          <w:sz w:val="32"/>
+          <w:szCs w:val="32"/>
+        </w:rPr>
+      </w:pPr>
+      <w:r>
+        <w:rPr>
+          <w:rFonts w:ascii="Calibri" w:hAnsi="Calibri" w:cs="Calibri"/>
+          <w:b/>
+          <w:bCs/>
+          <w:sz w:val="32"/>
+          <w:szCs w:val="32"/>
+        </w:rPr>
+        <w:t xml:space="preserve">  "email": "nazmul@example.com",</w:t>
+      </w:r>
+    </w:p>
+    <w:p>
+      <w:pPr>
+        <w:jc w:val="both"/>
+        <w:rPr>
+          <w:rFonts w:ascii="Calibri" w:hAnsi="Calibri" w:cs="Calibri"/>
+          <w:b/>
+          <w:bCs/>
+          <w:sz w:val="32"/>
+          <w:szCs w:val="32"/>
+        </w:rPr>
+      </w:pPr>
+      <w:r>
+        <w:rPr>
+          <w:rFonts w:ascii="Calibri" w:hAnsi="Calibri" w:cs="Calibri"/>
+          <w:b/>
+          <w:bCs/>
+          <w:sz w:val="32"/>
+          <w:szCs w:val="32"/>
+        </w:rPr>
+        <w:t xml:space="preserve">  "age": 24</w:t>
+      </w:r>
+    </w:p>
+    <w:p>
+      <w:pPr>
+        <w:jc w:val="both"/>
+        <w:rPr>
+          <w:rFonts w:ascii="Calibri" w:hAnsi="Calibri" w:cs="Calibri"/>
+          <w:b/>
+          <w:bCs/>
+          <w:sz w:val="32"/>
+          <w:szCs w:val="32"/>
+        </w:rPr>
+      </w:pPr>
+      <w:r>
+        <w:rPr>
+          <w:rFonts w:ascii="Calibri" w:hAnsi="Calibri" w:cs="Calibri"/>
+          <w:b/>
+          <w:bCs/>
+          <w:sz w:val="32"/>
+          <w:szCs w:val="32"/>
+        </w:rPr>
+        <w:t>}</w:t>
+      </w:r>
+    </w:p>
+    <w:p>
+      <w:pPr>
+        <w:jc w:val="both"/>
+        <w:rPr>
+          <w:rFonts w:ascii="Calibri" w:hAnsi="Calibri" w:cs="Calibri"/>
+          <w:sz w:val="36"/>
+          <w:szCs w:val="36"/>
+        </w:rPr>
+      </w:pPr>
+      <w:r>
+        <w:rPr>
+          <w:rFonts w:ascii="Calibri" w:hAnsi="Calibri" w:cs="Calibri"/>
+          <w:sz w:val="36"/>
+          <w:szCs w:val="36"/>
+        </w:rPr>
+        <w:t xml:space="preserve"># </w:t>
+      </w:r>
+      <w:r>
+        <w:rPr>
+          <w:rFonts w:ascii="Calibri" w:hAnsi="Calibri" w:cs="Calibri"/>
+          <w:sz w:val="36"/>
+          <w:szCs w:val="36"/>
+        </w:rPr>
+        <w:t>So:</w:t>
+      </w:r>
+    </w:p>
+    <w:p>
+      <w:pPr>
+        <w:jc w:val="both"/>
+        <w:rPr>
+          <w:rFonts w:ascii="Calibri" w:hAnsi="Calibri" w:cs="Calibri"/>
+          <w:b/>
+          <w:bCs/>
+          <w:sz w:val="32"/>
+          <w:szCs w:val="32"/>
+        </w:rPr>
+      </w:pPr>
+      <w:r>
+        <w:rPr>
+          <w:rFonts w:ascii="Calibri" w:hAnsi="Calibri" w:cs="Calibri"/>
+          <w:b/>
+          <w:bCs/>
+          <w:sz w:val="32"/>
+          <w:szCs w:val="32"/>
+        </w:rPr>
+        <w:t xml:space="preserve">        </w:t>
+      </w:r>
+      <w:r>
+        <w:rPr>
+          <w:rFonts w:ascii="Calibri" w:hAnsi="Calibri" w:cs="Calibri"/>
+          <w:b/>
+          <w:bCs/>
+          <w:sz w:val="32"/>
+          <w:szCs w:val="32"/>
+        </w:rPr>
+        <w:t xml:space="preserve">Schema                       </w:t>
+      </w:r>
+      <w:r>
+        <w:rPr>
+          <w:rFonts w:ascii="Calibri" w:hAnsi="Calibri" w:cs="Calibri"/>
+          <w:b/>
+          <w:bCs/>
+          <w:sz w:val="32"/>
+          <w:szCs w:val="32"/>
+        </w:rPr>
+        <w:t xml:space="preserve">            </w:t>
+      </w:r>
+      <w:r>
+        <w:rPr>
+          <w:rFonts w:ascii="Calibri" w:hAnsi="Calibri" w:cs="Calibri"/>
+          <w:b/>
+          <w:bCs/>
+          <w:sz w:val="32"/>
+          <w:szCs w:val="32"/>
+        </w:rPr>
+        <w:t xml:space="preserve">  Data</w:t>
+      </w:r>
+    </w:p>
+    <w:p>
+      <w:pPr>
+        <w:jc w:val="both"/>
+        <w:rPr>
+          <w:rFonts w:ascii="Calibri" w:hAnsi="Calibri" w:cs="Calibri"/>
+          <w:b/>
+          <w:bCs/>
+          <w:sz w:val="32"/>
+          <w:szCs w:val="32"/>
+        </w:rPr>
+      </w:pPr>
+      <w:r>
+        <w:rPr>
+          <w:rFonts w:ascii="Calibri" w:hAnsi="Calibri" w:cs="Calibri"/>
+          <w:b/>
+          <w:bCs/>
+          <w:sz w:val="32"/>
+          <w:szCs w:val="32"/>
+        </w:rPr>
+        <w:t>──────────────                 ───────────────</w:t>
+      </w:r>
+    </w:p>
+    <w:p>
+      <w:pPr>
+        <w:jc w:val="both"/>
+        <w:rPr>
+          <w:rFonts w:ascii="Calibri" w:hAnsi="Calibri" w:cs="Calibri"/>
+          <w:b/>
+          <w:bCs/>
+          <w:sz w:val="32"/>
+          <w:szCs w:val="32"/>
+        </w:rPr>
+      </w:pPr>
+      <w:r>
+        <w:rPr>
+          <w:rFonts w:ascii="Calibri" w:hAnsi="Calibri" w:cs="Calibri"/>
+          <w:b/>
+          <w:bCs/>
+          <w:sz w:val="32"/>
+          <w:szCs w:val="32"/>
+        </w:rPr>
+        <w:t>id</w:t>
+      </w:r>
+      <w:r>
+        <w:rPr>
+          <w:rFonts w:ascii="Calibri" w:hAnsi="Calibri" w:cs="Calibri"/>
+          <w:b/>
+          <w:bCs/>
+          <w:sz w:val="32"/>
+          <w:szCs w:val="32"/>
+        </w:rPr>
+        <w:t xml:space="preserve">         </w:t>
+      </w:r>
+      <w:r>
+        <w:rPr>
+          <w:rFonts w:ascii="Calibri" w:hAnsi="Calibri" w:cs="Calibri"/>
+          <w:b/>
+          <w:bCs/>
+          <w:sz w:val="32"/>
+          <w:szCs w:val="32"/>
+        </w:rPr>
+        <w:t xml:space="preserve">→ integer                   </w:t>
+      </w:r>
+      <w:r>
+        <w:rPr>
+          <w:rFonts w:ascii="Calibri" w:hAnsi="Calibri" w:cs="Calibri"/>
+          <w:b/>
+          <w:bCs/>
+          <w:sz w:val="32"/>
+          <w:szCs w:val="32"/>
+        </w:rPr>
+        <w:t xml:space="preserve">  </w:t>
+      </w:r>
+      <w:r>
+        <w:rPr>
+          <w:rFonts w:ascii="Calibri" w:hAnsi="Calibri" w:cs="Calibri"/>
+          <w:b/>
+          <w:bCs/>
+          <w:sz w:val="32"/>
+          <w:szCs w:val="32"/>
+        </w:rPr>
+        <w:t>id</w:t>
+      </w:r>
+      <w:r>
+        <w:rPr>
+          <w:rFonts w:ascii="Calibri" w:hAnsi="Calibri" w:cs="Calibri"/>
+          <w:b/>
+          <w:bCs/>
+          <w:sz w:val="32"/>
+          <w:szCs w:val="32"/>
+        </w:rPr>
+        <w:t xml:space="preserve">         </w:t>
+      </w:r>
+      <w:r>
+        <w:rPr>
+          <w:rFonts w:ascii="Calibri" w:hAnsi="Calibri" w:cs="Calibri"/>
+          <w:b/>
+          <w:bCs/>
+          <w:sz w:val="32"/>
+          <w:szCs w:val="32"/>
+        </w:rPr>
+        <w:t>→ 10</w:t>
+      </w:r>
+    </w:p>
+    <w:p>
+      <w:pPr>
+        <w:jc w:val="both"/>
+        <w:rPr>
+          <w:rFonts w:ascii="Calibri" w:hAnsi="Calibri" w:cs="Calibri"/>
+          <w:b/>
+          <w:bCs/>
+          <w:sz w:val="32"/>
+          <w:szCs w:val="32"/>
+        </w:rPr>
+      </w:pPr>
+      <w:proofErr w:type="gramStart"/>
+      <w:r>
+        <w:rPr>
+          <w:rFonts w:ascii="Calibri" w:hAnsi="Calibri" w:cs="Calibri"/>
+          <w:b/>
+          <w:bCs/>
+          <w:sz w:val="32"/>
+          <w:szCs w:val="32"/>
+        </w:rPr>
+        <w:t>name</w:t>
+      </w:r>
+      <w:r>
+        <w:rPr>
+          <w:rFonts w:ascii="Calibri" w:hAnsi="Calibri" w:cs="Calibri"/>
+          <w:b/>
+          <w:bCs/>
+          <w:sz w:val="32"/>
+          <w:szCs w:val="32"/>
+        </w:rPr>
+        <w:t xml:space="preserve">  </w:t>
+      </w:r>
+      <w:r>
+        <w:rPr>
+          <w:rFonts w:ascii="Calibri" w:hAnsi="Calibri" w:cs="Calibri"/>
+          <w:b/>
+          <w:bCs/>
+          <w:sz w:val="32"/>
+          <w:szCs w:val="32"/>
+        </w:rPr>
+        <w:t>→</w:t>
+      </w:r>
+      <w:proofErr w:type="gramEnd"/>
+      <w:r>
+        <w:rPr>
+          <w:rFonts w:ascii="Calibri" w:hAnsi="Calibri" w:cs="Calibri"/>
+          <w:b/>
+          <w:bCs/>
+          <w:sz w:val="32"/>
+          <w:szCs w:val="32"/>
+        </w:rPr>
+        <w:t xml:space="preserve"> string                  </w:t>
+      </w:r>
+      <w:r>
+        <w:rPr>
+          <w:rFonts w:ascii="Calibri" w:hAnsi="Calibri" w:cs="Calibri"/>
+          <w:b/>
+          <w:bCs/>
+          <w:sz w:val="32"/>
+          <w:szCs w:val="32"/>
+        </w:rPr>
+        <w:t xml:space="preserve">      </w:t>
+      </w:r>
+      <w:r>
+        <w:rPr>
+          <w:rFonts w:ascii="Calibri" w:hAnsi="Calibri" w:cs="Calibri"/>
+          <w:b/>
+          <w:bCs/>
+          <w:sz w:val="32"/>
+          <w:szCs w:val="32"/>
+        </w:rPr>
+        <w:t xml:space="preserve">name </w:t>
+      </w:r>
+      <w:r>
+        <w:rPr>
+          <w:rFonts w:ascii="Calibri" w:hAnsi="Calibri" w:cs="Calibri"/>
+          <w:b/>
+          <w:bCs/>
+          <w:sz w:val="32"/>
+          <w:szCs w:val="32"/>
+        </w:rPr>
+        <w:t xml:space="preserve"> </w:t>
+      </w:r>
+      <w:r>
+        <w:rPr>
+          <w:rFonts w:ascii="Calibri" w:hAnsi="Calibri" w:cs="Calibri"/>
+          <w:b/>
+          <w:bCs/>
+          <w:sz w:val="32"/>
+          <w:szCs w:val="32"/>
+        </w:rPr>
+        <w:t>→ "Nazmul"</w:t>
+      </w:r>
+    </w:p>
+    <w:p>
+      <w:pPr>
+        <w:jc w:val="both"/>
+        <w:rPr>
+          <w:rFonts w:ascii="Calibri" w:hAnsi="Calibri" w:cs="Calibri"/>
+          <w:b/>
+          <w:bCs/>
+          <w:sz w:val="32"/>
+          <w:szCs w:val="32"/>
+        </w:rPr>
+      </w:pPr>
+      <w:proofErr w:type="gramStart"/>
+      <w:r>
+        <w:rPr>
+          <w:rFonts w:ascii="Calibri" w:hAnsi="Calibri" w:cs="Calibri"/>
+          <w:b/>
+          <w:bCs/>
+          <w:sz w:val="32"/>
+          <w:szCs w:val="32"/>
+        </w:rPr>
+        <w:t xml:space="preserve">email </w:t>
+      </w:r>
+      <w:r>
+        <w:rPr>
+          <w:rFonts w:ascii="Calibri" w:hAnsi="Calibri" w:cs="Calibri"/>
+          <w:b/>
+          <w:bCs/>
+          <w:sz w:val="32"/>
+          <w:szCs w:val="32"/>
+        </w:rPr>
+        <w:t xml:space="preserve"> </w:t>
+      </w:r>
+      <w:r>
+        <w:rPr>
+          <w:rFonts w:ascii="Calibri" w:hAnsi="Calibri" w:cs="Calibri"/>
+          <w:b/>
+          <w:bCs/>
+          <w:sz w:val="32"/>
+          <w:szCs w:val="32"/>
+        </w:rPr>
+        <w:t>→</w:t>
+      </w:r>
+      <w:proofErr w:type="gramEnd"/>
+      <w:r>
+        <w:rPr>
+          <w:rFonts w:ascii="Calibri" w:hAnsi="Calibri" w:cs="Calibri"/>
+          <w:b/>
+          <w:bCs/>
+          <w:sz w:val="32"/>
+          <w:szCs w:val="32"/>
+        </w:rPr>
+        <w:t xml:space="preserve"> string                 </w:t>
+      </w:r>
+      <w:r>
+        <w:rPr>
+          <w:rFonts w:ascii="Calibri" w:hAnsi="Calibri" w:cs="Calibri"/>
+          <w:b/>
+          <w:bCs/>
+          <w:sz w:val="32"/>
+          <w:szCs w:val="32"/>
+        </w:rPr>
+        <w:t xml:space="preserve">       </w:t>
+      </w:r>
+      <w:r>
+        <w:rPr>
+          <w:rFonts w:ascii="Calibri" w:hAnsi="Calibri" w:cs="Calibri"/>
+          <w:b/>
+          <w:bCs/>
+          <w:sz w:val="32"/>
+          <w:szCs w:val="32"/>
+        </w:rPr>
+        <w:t xml:space="preserve">email </w:t>
+      </w:r>
+      <w:r>
+        <w:rPr>
+          <w:rFonts w:ascii="Calibri" w:hAnsi="Calibri" w:cs="Calibri"/>
+          <w:b/>
+          <w:bCs/>
+          <w:sz w:val="32"/>
+          <w:szCs w:val="32"/>
+        </w:rPr>
+        <w:t xml:space="preserve">  </w:t>
+      </w:r>
+      <w:r>
+        <w:rPr>
+          <w:rFonts w:ascii="Calibri" w:hAnsi="Calibri" w:cs="Calibri"/>
+          <w:b/>
+          <w:bCs/>
+          <w:sz w:val="32"/>
+          <w:szCs w:val="32"/>
+        </w:rPr>
+        <w:t>→ "nazmul@example.com"</w:t>
+      </w:r>
+    </w:p>
+    <w:p>
+      <w:pPr>
+        <w:jc w:val="both"/>
+        <w:rPr>
+          <w:rFonts w:ascii="Calibri" w:hAnsi="Calibri" w:cs="Calibri"/>
+          <w:b/>
+          <w:bCs/>
+          <w:sz w:val="32"/>
+          <w:szCs w:val="32"/>
+        </w:rPr>
+      </w:pPr>
+      <w:r>
+        <w:rPr>
+          <w:rFonts w:ascii="Calibri" w:hAnsi="Calibri" w:cs="Calibri"/>
+          <w:b/>
+          <w:bCs/>
+          <w:sz w:val="32"/>
+          <w:szCs w:val="32"/>
+        </w:rPr>
+        <w:t xml:space="preserve">age </w:t>
+      </w:r>
+      <w:r>
+        <w:rPr>
+          <w:rFonts w:ascii="Calibri" w:hAnsi="Calibri" w:cs="Calibri"/>
+          <w:b/>
+          <w:bCs/>
+          <w:sz w:val="32"/>
+          <w:szCs w:val="32"/>
+        </w:rPr>
+        <w:t xml:space="preserve">    </w:t>
+      </w:r>
+      <w:r>
+        <w:rPr>
+          <w:rFonts w:ascii="Calibri" w:hAnsi="Calibri" w:cs="Calibri"/>
+          <w:b/>
+          <w:bCs/>
+          <w:sz w:val="32"/>
+          <w:szCs w:val="32"/>
+        </w:rPr>
+        <w:t xml:space="preserve">→ integer                  </w:t>
+      </w:r>
+      <w:r>
+        <w:rPr>
+          <w:rFonts w:ascii="Calibri" w:hAnsi="Calibri" w:cs="Calibri"/>
+          <w:b/>
+          <w:bCs/>
+          <w:sz w:val="32"/>
+          <w:szCs w:val="32"/>
+        </w:rPr>
+        <w:t xml:space="preserve">    </w:t>
+      </w:r>
+      <w:r>
+        <w:rPr>
+          <w:rFonts w:ascii="Calibri" w:hAnsi="Calibri" w:cs="Calibri"/>
+          <w:b/>
+          <w:bCs/>
+          <w:sz w:val="32"/>
+          <w:szCs w:val="32"/>
+        </w:rPr>
+        <w:t xml:space="preserve">age </w:t>
+      </w:r>
+      <w:r>
+        <w:rPr>
+          <w:rFonts w:ascii="Calibri" w:hAnsi="Calibri" w:cs="Calibri"/>
+          <w:b/>
+          <w:bCs/>
+          <w:sz w:val="32"/>
+          <w:szCs w:val="32"/>
+        </w:rPr>
+        <w:t xml:space="preserve">      </w:t>
+      </w:r>
+      <w:r>
+        <w:rPr>
+          <w:rFonts w:ascii="Calibri" w:hAnsi="Calibri" w:cs="Calibri"/>
+          <w:b/>
+          <w:bCs/>
+          <w:sz w:val="32"/>
+          <w:szCs w:val="32"/>
+        </w:rPr>
+        <w:t>→ 24</w:t>
+      </w:r>
+    </w:p>
+    <w:p>
+      <w:pPr>
+        <w:jc w:val="both"/>
+        <w:rPr>
+          <w:rFonts w:ascii="Calibri" w:hAnsi="Calibri" w:cs="Calibri"/>
+          <w:sz w:val="36"/>
+          <w:szCs w:val="36"/>
+        </w:rPr>
+      </w:pPr>
+      <w:r>
+        <w:rPr>
+          <w:rFonts w:ascii="Calibri" w:hAnsi="Calibri" w:cs="Calibri"/>
+          <w:sz w:val="36"/>
+          <w:szCs w:val="36"/>
+        </w:rPr>
+        <w:lastRenderedPageBreak/>
+        <w:t xml:space="preserve"># </w:t>
+      </w:r>
+      <w:r>
+        <w:rPr>
+          <w:rFonts w:ascii="Calibri" w:hAnsi="Calibri" w:cs="Calibri"/>
+          <w:sz w:val="36"/>
+          <w:szCs w:val="36"/>
+        </w:rPr>
+        <w:t>Schema ≠ actual data</w:t>
+      </w:r>
+      <w:r>
+        <w:rPr>
+          <w:rFonts w:ascii="Calibri" w:hAnsi="Calibri" w:cs="Calibri"/>
+          <w:sz w:val="36"/>
+          <w:szCs w:val="36"/>
+        </w:rPr>
+        <w:t xml:space="preserve">. </w:t>
+      </w:r>
+      <w:r>
+        <w:rPr>
+          <w:rFonts w:ascii="Calibri" w:hAnsi="Calibri" w:cs="Calibri"/>
+          <w:sz w:val="36"/>
+          <w:szCs w:val="36"/>
+        </w:rPr>
+        <w:t>Schema → describes the data</w:t>
+      </w:r>
+      <w:r>
+        <w:rPr>
+          <w:rFonts w:ascii="Calibri" w:hAnsi="Calibri" w:cs="Calibri"/>
+          <w:sz w:val="36"/>
+          <w:szCs w:val="36"/>
+        </w:rPr>
+        <w:t xml:space="preserve"> while </w:t>
+      </w:r>
+      <w:r>
+        <w:rPr>
+          <w:rFonts w:ascii="Calibri" w:hAnsi="Calibri" w:cs="Calibri"/>
+          <w:sz w:val="36"/>
+          <w:szCs w:val="36"/>
+        </w:rPr>
+        <w:t>Data   → follows that description</w:t>
+      </w:r>
+    </w:p>
+    <w:p>
+      <w:pPr>
+        <w:jc w:val="both"/>
+        <w:rPr>
+          <w:rFonts w:ascii="Calibri" w:hAnsi="Calibri" w:cs="Calibri"/>
+          <w:sz w:val="36"/>
+          <w:szCs w:val="36"/>
+        </w:rPr>
+      </w:pPr>
+    </w:p>
+    <w:p>
+      <w:pPr>
+        <w:jc w:val="both"/>
+        <w:rPr>
+          <w:rFonts w:ascii="Calibri" w:hAnsi="Calibri" w:cs="Calibri"/>
+          <w:sz w:val="36"/>
+          <w:szCs w:val="36"/>
+        </w:rPr>
+      </w:pPr>
+    </w:p>
+    <w:p>
+      <w:pPr>
+        <w:jc w:val="both"/>
+        <w:rPr>
+          <w:rFonts w:ascii="Calibri" w:hAnsi="Calibri" w:cs="Calibri"/>
+          <w:sz w:val="36"/>
+          <w:szCs w:val="36"/>
+        </w:rPr>
+      </w:pPr>
+      <w:r>
+        <w:rPr>
+          <w:rFonts w:ascii="Calibri" w:hAnsi="Calibri" w:cs="Calibri"/>
+          <w:sz w:val="36"/>
+          <w:szCs w:val="36"/>
+        </w:rPr>
+        <w:t>JSON Schema:</w:t>
+      </w:r>
+    </w:p>
+    <w:p>
+      <w:pPr>
+        <w:jc w:val="both"/>
+        <w:rPr>
+          <w:rFonts w:ascii="Calibri" w:hAnsi="Calibri" w:cs="Calibri"/>
+          <w:sz w:val="36"/>
+          <w:szCs w:val="36"/>
+        </w:rPr>
+      </w:pPr>
+      <w:r>
+        <w:rPr>
+          <w:rFonts w:ascii="Calibri" w:hAnsi="Calibri" w:cs="Calibri"/>
+          <w:sz w:val="36"/>
+          <w:szCs w:val="36"/>
+        </w:rPr>
+        <w:t xml:space="preserve"># </w:t>
+      </w:r>
+      <w:r>
+        <w:rPr>
+          <w:rFonts w:ascii="Calibri" w:hAnsi="Calibri" w:cs="Calibri"/>
+          <w:sz w:val="36"/>
+          <w:szCs w:val="36"/>
+        </w:rPr>
+        <w:t>JSON Schema is a standard way to describe and validate the structure and constraints of JSON data.</w:t>
+      </w:r>
+      <w:r>
+        <w:rPr>
+          <w:rFonts w:ascii="Calibri" w:hAnsi="Calibri" w:cs="Calibri"/>
+          <w:sz w:val="36"/>
+          <w:szCs w:val="36"/>
+        </w:rPr>
+        <w:t xml:space="preserve"> </w:t>
+      </w:r>
+      <w:r>
+        <w:rPr>
+          <w:rFonts w:ascii="Calibri" w:hAnsi="Calibri" w:cs="Calibri"/>
+          <w:sz w:val="36"/>
+          <w:szCs w:val="36"/>
+        </w:rPr>
+        <w:t>For example:</w:t>
+      </w:r>
+    </w:p>
+    <w:p>
+      <w:pPr>
+        <w:jc w:val="both"/>
+        <w:rPr>
+          <w:rFonts w:ascii="Calibri" w:hAnsi="Calibri" w:cs="Calibri"/>
+          <w:b/>
+          <w:bCs/>
+          <w:color w:val="D86DCB" w:themeColor="accent5" w:themeTint="99"/>
+          <w:sz w:val="28"/>
+          <w:szCs w:val="28"/>
+        </w:rPr>
+      </w:pPr>
+      <w:r>
+        <w:rPr>
+          <w:rFonts w:ascii="Calibri" w:hAnsi="Calibri" w:cs="Calibri"/>
+          <w:b/>
+          <w:bCs/>
+          <w:color w:val="D86DCB" w:themeColor="accent5" w:themeTint="99"/>
+          <w:sz w:val="28"/>
+          <w:szCs w:val="28"/>
+        </w:rPr>
+        <w:t>{</w:t>
+      </w:r>
+    </w:p>
+    <w:p>
+      <w:pPr>
+        <w:jc w:val="both"/>
+        <w:rPr>
+          <w:rFonts w:ascii="Calibri" w:hAnsi="Calibri" w:cs="Calibri"/>
+          <w:b/>
+          <w:bCs/>
+          <w:color w:val="D86DCB" w:themeColor="accent5" w:themeTint="99"/>
+          <w:sz w:val="28"/>
+          <w:szCs w:val="28"/>
+        </w:rPr>
+      </w:pPr>
+      <w:r>
+        <w:rPr>
+          <w:rFonts w:ascii="Calibri" w:hAnsi="Calibri" w:cs="Calibri"/>
+          <w:b/>
+          <w:bCs/>
+          <w:color w:val="D86DCB" w:themeColor="accent5" w:themeTint="99"/>
+          <w:sz w:val="28"/>
+          <w:szCs w:val="28"/>
+        </w:rPr>
+        <w:t xml:space="preserve">  "type": "object",</w:t>
+      </w:r>
+    </w:p>
+    <w:p>
+      <w:pPr>
+        <w:jc w:val="both"/>
+        <w:rPr>
+          <w:rFonts w:ascii="Calibri" w:hAnsi="Calibri" w:cs="Calibri"/>
+          <w:b/>
+          <w:bCs/>
+          <w:color w:val="D86DCB" w:themeColor="accent5" w:themeTint="99"/>
+          <w:sz w:val="28"/>
+          <w:szCs w:val="28"/>
+        </w:rPr>
+      </w:pPr>
+      <w:r>
+        <w:rPr>
+          <w:rFonts w:ascii="Calibri" w:hAnsi="Calibri" w:cs="Calibri"/>
+          <w:b/>
+          <w:bCs/>
+          <w:color w:val="D86DCB" w:themeColor="accent5" w:themeTint="99"/>
+          <w:sz w:val="28"/>
+          <w:szCs w:val="28"/>
+        </w:rPr>
+        <w:t xml:space="preserve">  "properties": {</w:t>
+      </w:r>
+    </w:p>
+    <w:p>
+      <w:pPr>
+        <w:jc w:val="both"/>
+        <w:rPr>
+          <w:rFonts w:ascii="Calibri" w:hAnsi="Calibri" w:cs="Calibri"/>
+          <w:b/>
+          <w:bCs/>
+          <w:color w:val="D86DCB" w:themeColor="accent5" w:themeTint="99"/>
+          <w:sz w:val="28"/>
+          <w:szCs w:val="28"/>
+        </w:rPr>
+      </w:pPr>
+      <w:r>
+        <w:rPr>
+          <w:rFonts w:ascii="Calibri" w:hAnsi="Calibri" w:cs="Calibri"/>
+          <w:b/>
+          <w:bCs/>
+          <w:color w:val="D86DCB" w:themeColor="accent5" w:themeTint="99"/>
+          <w:sz w:val="28"/>
+          <w:szCs w:val="28"/>
+        </w:rPr>
+        <w:t xml:space="preserve">    "id": {</w:t>
+      </w:r>
+    </w:p>
+    <w:p>
+      <w:pPr>
+        <w:jc w:val="both"/>
+        <w:rPr>
+          <w:rFonts w:ascii="Calibri" w:hAnsi="Calibri" w:cs="Calibri"/>
+          <w:b/>
+          <w:bCs/>
+          <w:color w:val="D86DCB" w:themeColor="accent5" w:themeTint="99"/>
+          <w:sz w:val="28"/>
+          <w:szCs w:val="28"/>
+        </w:rPr>
+      </w:pPr>
+      <w:r>
+        <w:rPr>
+          <w:rFonts w:ascii="Calibri" w:hAnsi="Calibri" w:cs="Calibri"/>
+          <w:b/>
+          <w:bCs/>
+          <w:color w:val="D86DCB" w:themeColor="accent5" w:themeTint="99"/>
+          <w:sz w:val="28"/>
+          <w:szCs w:val="28"/>
+        </w:rPr>
+        <w:t xml:space="preserve">      "type": "integer"</w:t>
+      </w:r>
+    </w:p>
+    <w:p>
+      <w:pPr>
+        <w:jc w:val="both"/>
+        <w:rPr>
+          <w:rFonts w:ascii="Calibri" w:hAnsi="Calibri" w:cs="Calibri"/>
+          <w:b/>
+          <w:bCs/>
+          <w:color w:val="D86DCB" w:themeColor="accent5" w:themeTint="99"/>
+          <w:sz w:val="28"/>
+          <w:szCs w:val="28"/>
+        </w:rPr>
+      </w:pPr>
+      <w:r>
+        <w:rPr>
+          <w:rFonts w:ascii="Calibri" w:hAnsi="Calibri" w:cs="Calibri"/>
+          <w:b/>
+          <w:bCs/>
+          <w:color w:val="D86DCB" w:themeColor="accent5" w:themeTint="99"/>
+          <w:sz w:val="28"/>
+          <w:szCs w:val="28"/>
+        </w:rPr>
+        <w:t xml:space="preserve">    },</w:t>
+      </w:r>
+    </w:p>
+    <w:p>
+      <w:pPr>
+        <w:jc w:val="both"/>
+        <w:rPr>
+          <w:rFonts w:ascii="Calibri" w:hAnsi="Calibri" w:cs="Calibri"/>
+          <w:b/>
+          <w:bCs/>
+          <w:color w:val="D86DCB" w:themeColor="accent5" w:themeTint="99"/>
+          <w:sz w:val="28"/>
+          <w:szCs w:val="28"/>
+        </w:rPr>
+      </w:pPr>
+      <w:r>
+        <w:rPr>
+          <w:rFonts w:ascii="Calibri" w:hAnsi="Calibri" w:cs="Calibri"/>
+          <w:b/>
+          <w:bCs/>
+          <w:color w:val="D86DCB" w:themeColor="accent5" w:themeTint="99"/>
+          <w:sz w:val="28"/>
+          <w:szCs w:val="28"/>
+        </w:rPr>
+        <w:t xml:space="preserve">    "name": {</w:t>
+      </w:r>
+    </w:p>
+    <w:p>
+      <w:pPr>
+        <w:jc w:val="both"/>
+        <w:rPr>
+          <w:rFonts w:ascii="Calibri" w:hAnsi="Calibri" w:cs="Calibri"/>
+          <w:b/>
+          <w:bCs/>
+          <w:color w:val="D86DCB" w:themeColor="accent5" w:themeTint="99"/>
+          <w:sz w:val="28"/>
+          <w:szCs w:val="28"/>
+        </w:rPr>
+      </w:pPr>
+      <w:r>
+        <w:rPr>
+          <w:rFonts w:ascii="Calibri" w:hAnsi="Calibri" w:cs="Calibri"/>
+          <w:b/>
+          <w:bCs/>
+          <w:color w:val="D86DCB" w:themeColor="accent5" w:themeTint="99"/>
+          <w:sz w:val="28"/>
+          <w:szCs w:val="28"/>
+        </w:rPr>
+        <w:t xml:space="preserve">      "type": "string"</w:t>
+      </w:r>
+    </w:p>
+    <w:p>
+      <w:pPr>
+        <w:jc w:val="both"/>
+        <w:rPr>
+          <w:rFonts w:ascii="Calibri" w:hAnsi="Calibri" w:cs="Calibri"/>
+          <w:b/>
+          <w:bCs/>
+          <w:color w:val="D86DCB" w:themeColor="accent5" w:themeTint="99"/>
+          <w:sz w:val="28"/>
+          <w:szCs w:val="28"/>
+        </w:rPr>
+      </w:pPr>
+      <w:r>
+        <w:rPr>
+          <w:rFonts w:ascii="Calibri" w:hAnsi="Calibri" w:cs="Calibri"/>
+          <w:b/>
+          <w:bCs/>
+          <w:color w:val="D86DCB" w:themeColor="accent5" w:themeTint="99"/>
+          <w:sz w:val="28"/>
+          <w:szCs w:val="28"/>
+        </w:rPr>
+        <w:t xml:space="preserve">    },</w:t>
+      </w:r>
+    </w:p>
+    <w:p>
+      <w:pPr>
+        <w:jc w:val="both"/>
+        <w:rPr>
+          <w:rFonts w:ascii="Calibri" w:hAnsi="Calibri" w:cs="Calibri"/>
+          <w:b/>
+          <w:bCs/>
+          <w:color w:val="D86DCB" w:themeColor="accent5" w:themeTint="99"/>
+          <w:sz w:val="28"/>
+          <w:szCs w:val="28"/>
+        </w:rPr>
+      </w:pPr>
+      <w:r>
+        <w:rPr>
+          <w:rFonts w:ascii="Calibri" w:hAnsi="Calibri" w:cs="Calibri"/>
+          <w:b/>
+          <w:bCs/>
+          <w:color w:val="D86DCB" w:themeColor="accent5" w:themeTint="99"/>
+          <w:sz w:val="28"/>
+          <w:szCs w:val="28"/>
+        </w:rPr>
+        <w:t xml:space="preserve">    "age": {</w:t>
+      </w:r>
+    </w:p>
+    <w:p>
+      <w:pPr>
+        <w:jc w:val="both"/>
+        <w:rPr>
+          <w:rFonts w:ascii="Calibri" w:hAnsi="Calibri" w:cs="Calibri"/>
+          <w:b/>
+          <w:bCs/>
+          <w:color w:val="D86DCB" w:themeColor="accent5" w:themeTint="99"/>
+          <w:sz w:val="28"/>
+          <w:szCs w:val="28"/>
+        </w:rPr>
+      </w:pPr>
+      <w:r>
+        <w:rPr>
+          <w:rFonts w:ascii="Calibri" w:hAnsi="Calibri" w:cs="Calibri"/>
+          <w:b/>
+          <w:bCs/>
+          <w:color w:val="D86DCB" w:themeColor="accent5" w:themeTint="99"/>
+          <w:sz w:val="28"/>
+          <w:szCs w:val="28"/>
+        </w:rPr>
+        <w:t xml:space="preserve">      "type": "integer"</w:t>
+      </w:r>
+    </w:p>
+    <w:p>
+      <w:pPr>
+        <w:jc w:val="both"/>
+        <w:rPr>
+          <w:rFonts w:ascii="Calibri" w:hAnsi="Calibri" w:cs="Calibri"/>
+          <w:b/>
+          <w:bCs/>
+          <w:color w:val="D86DCB" w:themeColor="accent5" w:themeTint="99"/>
+          <w:sz w:val="28"/>
+          <w:szCs w:val="28"/>
+        </w:rPr>
+      </w:pPr>
+      <w:r>
+        <w:rPr>
+          <w:rFonts w:ascii="Calibri" w:hAnsi="Calibri" w:cs="Calibri"/>
+          <w:b/>
+          <w:bCs/>
+          <w:color w:val="D86DCB" w:themeColor="accent5" w:themeTint="99"/>
+          <w:sz w:val="28"/>
+          <w:szCs w:val="28"/>
+        </w:rPr>
+        <w:t xml:space="preserve">    }</w:t>
+      </w:r>
+    </w:p>
+    <w:p>
+      <w:pPr>
+        <w:jc w:val="both"/>
+        <w:rPr>
+          <w:rFonts w:ascii="Calibri" w:hAnsi="Calibri" w:cs="Calibri"/>
+          <w:b/>
+          <w:bCs/>
+          <w:color w:val="D86DCB" w:themeColor="accent5" w:themeTint="99"/>
+          <w:sz w:val="28"/>
+          <w:szCs w:val="28"/>
+        </w:rPr>
+      </w:pPr>
+      <w:r>
+        <w:rPr>
+          <w:rFonts w:ascii="Calibri" w:hAnsi="Calibri" w:cs="Calibri"/>
+          <w:b/>
+          <w:bCs/>
+          <w:color w:val="D86DCB" w:themeColor="accent5" w:themeTint="99"/>
+          <w:sz w:val="28"/>
+          <w:szCs w:val="28"/>
+        </w:rPr>
+        <w:t xml:space="preserve">  },</w:t>
+      </w:r>
+    </w:p>
+    <w:p>
+      <w:pPr>
+        <w:jc w:val="both"/>
+        <w:rPr>
+          <w:rFonts w:ascii="Calibri" w:hAnsi="Calibri" w:cs="Calibri"/>
+          <w:b/>
+          <w:bCs/>
+          <w:color w:val="D86DCB" w:themeColor="accent5" w:themeTint="99"/>
+          <w:sz w:val="28"/>
+          <w:szCs w:val="28"/>
+        </w:rPr>
+      </w:pPr>
+      <w:r>
+        <w:rPr>
+          <w:rFonts w:ascii="Calibri" w:hAnsi="Calibri" w:cs="Calibri"/>
+          <w:b/>
+          <w:bCs/>
+          <w:color w:val="D86DCB" w:themeColor="accent5" w:themeTint="99"/>
+          <w:sz w:val="28"/>
+          <w:szCs w:val="28"/>
+        </w:rPr>
+        <w:t xml:space="preserve">  "required": ["id", "name"]</w:t>
+      </w:r>
+    </w:p>
+    <w:p>
+      <w:pPr>
+        <w:jc w:val="both"/>
+        <w:rPr>
+          <w:rFonts w:ascii="Calibri" w:hAnsi="Calibri" w:cs="Calibri"/>
+          <w:b/>
+          <w:bCs/>
+          <w:color w:val="D86DCB" w:themeColor="accent5" w:themeTint="99"/>
+          <w:sz w:val="28"/>
+          <w:szCs w:val="28"/>
+        </w:rPr>
+      </w:pPr>
+      <w:r>
+        <w:rPr>
+          <w:rFonts w:ascii="Calibri" w:hAnsi="Calibri" w:cs="Calibri"/>
+          <w:b/>
+          <w:bCs/>
+          <w:color w:val="D86DCB" w:themeColor="accent5" w:themeTint="99"/>
+          <w:sz w:val="28"/>
+          <w:szCs w:val="28"/>
+        </w:rPr>
+        <w:t>}</w:t>
+      </w:r>
+    </w:p>
+    <w:p>
+      <w:pPr>
+        <w:jc w:val="both"/>
+        <w:rPr>
+          <w:rFonts w:ascii="Calibri" w:hAnsi="Calibri" w:cs="Calibri"/>
+          <w:sz w:val="36"/>
+          <w:szCs w:val="36"/>
+        </w:rPr>
+      </w:pPr>
+      <w:r>
+        <w:rPr>
+          <w:rFonts w:ascii="Calibri" w:hAnsi="Calibri" w:cs="Calibri"/>
+          <w:sz w:val="36"/>
+          <w:szCs w:val="36"/>
+        </w:rPr>
+        <w:t xml:space="preserve"># </w:t>
+      </w:r>
+      <w:r>
+        <w:rPr>
+          <w:rFonts w:ascii="Calibri" w:hAnsi="Calibri" w:cs="Calibri"/>
+          <w:sz w:val="36"/>
+          <w:szCs w:val="36"/>
+        </w:rPr>
+        <w:t>This is not user data.</w:t>
+      </w:r>
+      <w:r>
+        <w:rPr>
+          <w:rFonts w:ascii="Calibri" w:hAnsi="Calibri" w:cs="Calibri"/>
+          <w:sz w:val="36"/>
+          <w:szCs w:val="36"/>
+        </w:rPr>
+        <w:t xml:space="preserve"> </w:t>
+      </w:r>
+      <w:r>
+        <w:rPr>
+          <w:rFonts w:ascii="Calibri" w:hAnsi="Calibri" w:cs="Calibri"/>
+          <w:sz w:val="36"/>
+          <w:szCs w:val="36"/>
+        </w:rPr>
+        <w:t>It is a schema describing user data.</w:t>
+      </w:r>
+      <w:r>
+        <w:rPr>
+          <w:rFonts w:ascii="Calibri" w:hAnsi="Calibri" w:cs="Calibri"/>
+          <w:sz w:val="36"/>
+          <w:szCs w:val="36"/>
+        </w:rPr>
+        <w:t xml:space="preserve"> </w:t>
+      </w:r>
+      <w:r>
+        <w:rPr>
+          <w:rFonts w:ascii="Calibri" w:hAnsi="Calibri" w:cs="Calibri"/>
+          <w:sz w:val="36"/>
+          <w:szCs w:val="36"/>
+        </w:rPr>
+        <w:t>It says:</w:t>
+      </w:r>
+    </w:p>
+    <w:p>
+      <w:pPr>
+        <w:jc w:val="both"/>
+        <w:rPr>
+          <w:rFonts w:ascii="Calibri" w:hAnsi="Calibri" w:cs="Calibri"/>
+          <w:b/>
+          <w:bCs/>
+          <w:sz w:val="28"/>
+          <w:szCs w:val="28"/>
+        </w:rPr>
+      </w:pPr>
+      <w:r>
+        <w:rPr>
+          <w:rFonts w:ascii="Calibri" w:hAnsi="Calibri" w:cs="Calibri"/>
+          <w:b/>
+          <w:bCs/>
+          <w:sz w:val="28"/>
+          <w:szCs w:val="28"/>
+        </w:rPr>
+        <w:lastRenderedPageBreak/>
+        <w:t>The JSON must be an object.</w:t>
+      </w:r>
+    </w:p>
+    <w:p>
+      <w:pPr>
+        <w:jc w:val="both"/>
+        <w:rPr>
+          <w:rFonts w:ascii="Calibri" w:hAnsi="Calibri" w:cs="Calibri"/>
+          <w:b/>
+          <w:bCs/>
+          <w:sz w:val="28"/>
+          <w:szCs w:val="28"/>
+        </w:rPr>
+      </w:pPr>
+    </w:p>
+    <w:p>
+      <w:pPr>
+        <w:jc w:val="both"/>
+        <w:rPr>
+          <w:rFonts w:ascii="Calibri" w:hAnsi="Calibri" w:cs="Calibri"/>
+          <w:b/>
+          <w:bCs/>
+          <w:sz w:val="28"/>
+          <w:szCs w:val="28"/>
+        </w:rPr>
+      </w:pPr>
+      <w:r>
+        <w:rPr>
+          <w:rFonts w:ascii="Calibri" w:hAnsi="Calibri" w:cs="Calibri"/>
+          <w:b/>
+          <w:bCs/>
+          <w:sz w:val="28"/>
+          <w:szCs w:val="28"/>
+        </w:rPr>
+        <w:t>It can have:</w:t>
+      </w:r>
+    </w:p>
+    <w:p>
+      <w:pPr>
+        <w:jc w:val="both"/>
+        <w:rPr>
+          <w:rFonts w:ascii="Calibri" w:hAnsi="Calibri" w:cs="Calibri"/>
+          <w:b/>
+          <w:bCs/>
+          <w:sz w:val="28"/>
+          <w:szCs w:val="28"/>
+        </w:rPr>
+      </w:pPr>
+      <w:r>
+        <w:rPr>
+          <w:rFonts w:ascii="Calibri" w:hAnsi="Calibri" w:cs="Calibri"/>
+          <w:b/>
+          <w:bCs/>
+          <w:sz w:val="28"/>
+          <w:szCs w:val="28"/>
+        </w:rPr>
+        <w:t xml:space="preserve">    id    → integer</w:t>
+      </w:r>
+    </w:p>
+    <w:p>
+      <w:pPr>
+        <w:jc w:val="both"/>
+        <w:rPr>
+          <w:rFonts w:ascii="Calibri" w:hAnsi="Calibri" w:cs="Calibri"/>
+          <w:b/>
+          <w:bCs/>
+          <w:sz w:val="28"/>
+          <w:szCs w:val="28"/>
+        </w:rPr>
+      </w:pPr>
+      <w:r>
+        <w:rPr>
+          <w:rFonts w:ascii="Calibri" w:hAnsi="Calibri" w:cs="Calibri"/>
+          <w:b/>
+          <w:bCs/>
+          <w:sz w:val="28"/>
+          <w:szCs w:val="28"/>
+        </w:rPr>
+        <w:t xml:space="preserve">    </w:t>
+      </w:r>
+      <w:proofErr w:type="gramStart"/>
+      <w:r>
+        <w:rPr>
+          <w:rFonts w:ascii="Calibri" w:hAnsi="Calibri" w:cs="Calibri"/>
+          <w:b/>
+          <w:bCs/>
+          <w:sz w:val="28"/>
+          <w:szCs w:val="28"/>
+        </w:rPr>
+        <w:t>name  →</w:t>
+      </w:r>
+      <w:proofErr w:type="gramEnd"/>
+      <w:r>
+        <w:rPr>
+          <w:rFonts w:ascii="Calibri" w:hAnsi="Calibri" w:cs="Calibri"/>
+          <w:b/>
+          <w:bCs/>
+          <w:sz w:val="28"/>
+          <w:szCs w:val="28"/>
+        </w:rPr>
+        <w:t xml:space="preserve"> string</w:t>
+      </w:r>
+    </w:p>
+    <w:p>
+      <w:pPr>
+        <w:jc w:val="both"/>
+        <w:rPr>
+          <w:rFonts w:ascii="Calibri" w:hAnsi="Calibri" w:cs="Calibri"/>
+          <w:b/>
+          <w:bCs/>
+          <w:sz w:val="28"/>
+          <w:szCs w:val="28"/>
+        </w:rPr>
+      </w:pPr>
+      <w:r>
+        <w:rPr>
+          <w:rFonts w:ascii="Calibri" w:hAnsi="Calibri" w:cs="Calibri"/>
+          <w:b/>
+          <w:bCs/>
+          <w:sz w:val="28"/>
+          <w:szCs w:val="28"/>
+        </w:rPr>
+        <w:t xml:space="preserve">    age   → integer</w:t>
+      </w:r>
+    </w:p>
+    <w:p>
+      <w:pPr>
+        <w:jc w:val="both"/>
+        <w:rPr>
+          <w:rFonts w:ascii="Calibri" w:hAnsi="Calibri" w:cs="Calibri"/>
+          <w:b/>
+          <w:bCs/>
+          <w:sz w:val="28"/>
+          <w:szCs w:val="28"/>
+        </w:rPr>
+      </w:pPr>
+    </w:p>
+    <w:p>
+      <w:pPr>
+        <w:jc w:val="both"/>
+        <w:rPr>
+          <w:rFonts w:ascii="Calibri" w:hAnsi="Calibri" w:cs="Calibri"/>
+          <w:b/>
+          <w:bCs/>
+          <w:sz w:val="28"/>
+          <w:szCs w:val="28"/>
+        </w:rPr>
+      </w:pPr>
+      <w:r>
+        <w:rPr>
+          <w:rFonts w:ascii="Calibri" w:hAnsi="Calibri" w:cs="Calibri"/>
+          <w:b/>
+          <w:bCs/>
+          <w:sz w:val="28"/>
+          <w:szCs w:val="28"/>
+        </w:rPr>
+        <w:t>id and name are required.</w:t>
+      </w:r>
+    </w:p>
+    <w:p>
+      <w:pPr>
+        <w:jc w:val="both"/>
+        <w:rPr>
+          <w:rFonts w:ascii="Calibri" w:hAnsi="Calibri" w:cs="Calibri"/>
+          <w:sz w:val="36"/>
+          <w:szCs w:val="36"/>
+        </w:rPr>
+      </w:pPr>
+      <w:r>
+        <w:rPr>
+          <w:rFonts w:ascii="Calibri" w:hAnsi="Calibri" w:cs="Calibri"/>
+          <w:sz w:val="36"/>
+          <w:szCs w:val="36"/>
+        </w:rPr>
+        <w:t xml:space="preserve"># </w:t>
+      </w:r>
+      <w:r>
+        <w:rPr>
+          <w:rFonts w:ascii="Calibri" w:hAnsi="Calibri" w:cs="Calibri"/>
+          <w:sz w:val="36"/>
+          <w:szCs w:val="36"/>
+        </w:rPr>
+        <w:t>Then this</w:t>
+      </w:r>
+      <w:r>
+        <w:rPr>
+          <w:rFonts w:ascii="Calibri" w:hAnsi="Calibri" w:cs="Calibri"/>
+          <w:sz w:val="36"/>
+          <w:szCs w:val="36"/>
+        </w:rPr>
+        <w:t xml:space="preserve"> is valid</w:t>
+      </w:r>
+      <w:r>
+        <w:rPr>
+          <w:rFonts w:ascii="Calibri" w:hAnsi="Calibri" w:cs="Calibri"/>
+          <w:sz w:val="36"/>
+          <w:szCs w:val="36"/>
+        </w:rPr>
+        <w:t xml:space="preserve"> JSON</w:t>
+      </w:r>
+      <w:r>
+        <w:rPr>
+          <w:rFonts w:ascii="Calibri" w:hAnsi="Calibri" w:cs="Calibri"/>
+          <w:sz w:val="36"/>
+          <w:szCs w:val="36"/>
+        </w:rPr>
+        <w:t xml:space="preserve"> data</w:t>
+      </w:r>
+      <w:r>
+        <w:rPr>
+          <w:rFonts w:ascii="Calibri" w:hAnsi="Calibri" w:cs="Calibri"/>
+          <w:sz w:val="36"/>
+          <w:szCs w:val="36"/>
+        </w:rPr>
+        <w:t xml:space="preserve"> where required fields are given and also matches the data type (if not then invalid)</w:t>
+      </w:r>
+      <w:r>
+        <w:rPr>
+          <w:rFonts w:ascii="Calibri" w:hAnsi="Calibri" w:cs="Calibri"/>
+          <w:sz w:val="36"/>
+          <w:szCs w:val="36"/>
+        </w:rPr>
+        <w:t>:</w:t>
+      </w:r>
+    </w:p>
+    <w:p>
+      <w:pPr>
+        <w:jc w:val="both"/>
+        <w:rPr>
+          <w:rFonts w:ascii="Calibri" w:hAnsi="Calibri" w:cs="Calibri"/>
+          <w:b/>
+          <w:bCs/>
+          <w:color w:val="D86DCB" w:themeColor="accent5" w:themeTint="99"/>
+          <w:sz w:val="28"/>
+          <w:szCs w:val="28"/>
+        </w:rPr>
+      </w:pPr>
+      <w:r>
+        <w:rPr>
+          <w:rFonts w:ascii="Calibri" w:hAnsi="Calibri" w:cs="Calibri"/>
+          <w:b/>
+          <w:bCs/>
+          <w:color w:val="D86DCB" w:themeColor="accent5" w:themeTint="99"/>
+          <w:sz w:val="28"/>
+          <w:szCs w:val="28"/>
+        </w:rPr>
+        <w:t>{</w:t>
+      </w:r>
+    </w:p>
+    <w:p>
+      <w:pPr>
+        <w:jc w:val="both"/>
+        <w:rPr>
+          <w:rFonts w:ascii="Calibri" w:hAnsi="Calibri" w:cs="Calibri"/>
+          <w:b/>
+          <w:bCs/>
+          <w:color w:val="D86DCB" w:themeColor="accent5" w:themeTint="99"/>
+          <w:sz w:val="28"/>
+          <w:szCs w:val="28"/>
+        </w:rPr>
+      </w:pPr>
+      <w:r>
+        <w:rPr>
+          <w:rFonts w:ascii="Calibri" w:hAnsi="Calibri" w:cs="Calibri"/>
+          <w:b/>
+          <w:bCs/>
+          <w:color w:val="D86DCB" w:themeColor="accent5" w:themeTint="99"/>
+          <w:sz w:val="28"/>
+          <w:szCs w:val="28"/>
+        </w:rPr>
+        <w:t xml:space="preserve">  "id": 10,</w:t>
+      </w:r>
+    </w:p>
+    <w:p>
+      <w:pPr>
+        <w:jc w:val="both"/>
+        <w:rPr>
+          <w:rFonts w:ascii="Calibri" w:hAnsi="Calibri" w:cs="Calibri"/>
+          <w:b/>
+          <w:bCs/>
+          <w:color w:val="D86DCB" w:themeColor="accent5" w:themeTint="99"/>
+          <w:sz w:val="28"/>
+          <w:szCs w:val="28"/>
+        </w:rPr>
+      </w:pPr>
+      <w:r>
+        <w:rPr>
+          <w:rFonts w:ascii="Calibri" w:hAnsi="Calibri" w:cs="Calibri"/>
+          <w:b/>
+          <w:bCs/>
+          <w:color w:val="D86DCB" w:themeColor="accent5" w:themeTint="99"/>
+          <w:sz w:val="28"/>
+          <w:szCs w:val="28"/>
+        </w:rPr>
+        <w:t xml:space="preserve">  "name": "Nazmul",</w:t>
+      </w:r>
+    </w:p>
+    <w:p>
+      <w:pPr>
+        <w:jc w:val="both"/>
+        <w:rPr>
+          <w:rFonts w:ascii="Calibri" w:hAnsi="Calibri" w:cs="Calibri"/>
+          <w:b/>
+          <w:bCs/>
+          <w:color w:val="D86DCB" w:themeColor="accent5" w:themeTint="99"/>
+          <w:sz w:val="28"/>
+          <w:szCs w:val="28"/>
+        </w:rPr>
+      </w:pPr>
+      <w:r>
+        <w:rPr>
+          <w:rFonts w:ascii="Calibri" w:hAnsi="Calibri" w:cs="Calibri"/>
+          <w:b/>
+          <w:bCs/>
+          <w:color w:val="D86DCB" w:themeColor="accent5" w:themeTint="99"/>
+          <w:sz w:val="28"/>
+          <w:szCs w:val="28"/>
+        </w:rPr>
+        <w:t xml:space="preserve">  "age": 24</w:t>
+      </w:r>
+    </w:p>
+    <w:p>
+      <w:pPr>
+        <w:jc w:val="both"/>
+        <w:rPr>
+          <w:rFonts w:ascii="Calibri" w:hAnsi="Calibri" w:cs="Calibri"/>
+          <w:b/>
+          <w:bCs/>
+          <w:color w:val="D86DCB" w:themeColor="accent5" w:themeTint="99"/>
+          <w:sz w:val="28"/>
+          <w:szCs w:val="28"/>
+        </w:rPr>
+      </w:pPr>
+      <w:r>
+        <w:rPr>
+          <w:rFonts w:ascii="Calibri" w:hAnsi="Calibri" w:cs="Calibri"/>
+          <w:b/>
+          <w:bCs/>
+          <w:color w:val="D86DCB" w:themeColor="accent5" w:themeTint="99"/>
+          <w:sz w:val="28"/>
+          <w:szCs w:val="28"/>
+        </w:rPr>
+        <w:t>}</w:t>
+      </w:r>
+    </w:p>
+    <w:p>
+      <w:pPr>
+        <w:jc w:val="both"/>
+        <w:rPr>
+          <w:rFonts w:ascii="Calibri" w:hAnsi="Calibri" w:cs="Calibri"/>
+          <w:sz w:val="36"/>
+          <w:szCs w:val="36"/>
+        </w:rPr>
+      </w:pPr>
+      <w:r>
+        <w:rPr>
+          <w:rFonts w:ascii="Calibri" w:hAnsi="Calibri" w:cs="Calibri"/>
+          <w:sz w:val="36"/>
+          <w:szCs w:val="36"/>
+        </w:rPr>
+        <w:t xml:space="preserve"># </w:t>
+      </w:r>
+      <w:r>
+        <w:rPr>
+          <w:rFonts w:ascii="Calibri" w:hAnsi="Calibri" w:cs="Calibri"/>
+          <w:sz w:val="36"/>
+          <w:szCs w:val="36"/>
+        </w:rPr>
+        <w:t>That's the major purpose of JSON Schema:</w:t>
+      </w:r>
+    </w:p>
+    <w:p>
+      <w:pPr>
+        <w:jc w:val="both"/>
+        <w:rPr>
+          <w:rFonts w:ascii="Calibri" w:hAnsi="Calibri" w:cs="Calibri"/>
+          <w:b/>
+          <w:bCs/>
+          <w:sz w:val="32"/>
+          <w:szCs w:val="32"/>
+        </w:rPr>
+      </w:pPr>
+      <w:r>
+        <w:rPr>
+          <w:rFonts w:ascii="Calibri" w:hAnsi="Calibri" w:cs="Calibri"/>
+          <w:b/>
+          <w:bCs/>
+          <w:sz w:val="32"/>
+          <w:szCs w:val="32"/>
+        </w:rPr>
+        <w:t>JSON data</w:t>
+      </w:r>
+    </w:p>
+    <w:p>
+      <w:pPr>
+        <w:jc w:val="both"/>
+        <w:rPr>
+          <w:rFonts w:ascii="Calibri" w:hAnsi="Calibri" w:cs="Calibri"/>
+          <w:b/>
+          <w:bCs/>
+          <w:sz w:val="32"/>
+          <w:szCs w:val="32"/>
+        </w:rPr>
+      </w:pPr>
+      <w:r>
+        <w:rPr>
+          <w:rFonts w:ascii="Calibri" w:hAnsi="Calibri" w:cs="Calibri"/>
+          <w:b/>
+          <w:bCs/>
+          <w:sz w:val="32"/>
+          <w:szCs w:val="32"/>
+        </w:rPr>
+        <w:t xml:space="preserve">   ↓</w:t>
+      </w:r>
+    </w:p>
+    <w:p>
+      <w:pPr>
+        <w:jc w:val="both"/>
+        <w:rPr>
+          <w:rFonts w:ascii="Calibri" w:hAnsi="Calibri" w:cs="Calibri"/>
+          <w:b/>
+          <w:bCs/>
+          <w:sz w:val="32"/>
+          <w:szCs w:val="32"/>
+        </w:rPr>
+      </w:pPr>
+      <w:r>
+        <w:rPr>
+          <w:rFonts w:ascii="Calibri" w:hAnsi="Calibri" w:cs="Calibri"/>
+          <w:b/>
+          <w:bCs/>
+          <w:sz w:val="32"/>
+          <w:szCs w:val="32"/>
+        </w:rPr>
+        <w:t>JSON Schema</w:t>
+      </w:r>
+    </w:p>
+    <w:p>
+      <w:pPr>
+        <w:jc w:val="both"/>
+        <w:rPr>
+          <w:rFonts w:ascii="Calibri" w:hAnsi="Calibri" w:cs="Calibri"/>
+          <w:b/>
+          <w:bCs/>
+          <w:sz w:val="32"/>
+          <w:szCs w:val="32"/>
+        </w:rPr>
+      </w:pPr>
+      <w:r>
+        <w:rPr>
+          <w:rFonts w:ascii="Calibri" w:hAnsi="Calibri" w:cs="Calibri"/>
+          <w:b/>
+          <w:bCs/>
+          <w:sz w:val="32"/>
+          <w:szCs w:val="32"/>
+        </w:rPr>
+        <w:t xml:space="preserve">   ↓</w:t>
+      </w:r>
+    </w:p>
+    <w:p>
+      <w:pPr>
+        <w:jc w:val="both"/>
+        <w:rPr>
+          <w:rFonts w:ascii="Calibri" w:hAnsi="Calibri" w:cs="Calibri"/>
+          <w:b/>
+          <w:bCs/>
+          <w:sz w:val="32"/>
+          <w:szCs w:val="32"/>
+        </w:rPr>
+      </w:pPr>
+      <w:r>
+        <w:rPr>
+          <w:rFonts w:ascii="Calibri" w:hAnsi="Calibri" w:cs="Calibri"/>
+          <w:b/>
+          <w:bCs/>
+          <w:sz w:val="32"/>
+          <w:szCs w:val="32"/>
+        </w:rPr>
+        <w:t>"Does this data follow the rules?"</w:t>
+      </w:r>
+    </w:p>
+    <w:p>
+      <w:pPr>
+        <w:jc w:val="both"/>
+        <w:rPr>
+          <w:rFonts w:ascii="Calibri" w:hAnsi="Calibri" w:cs="Calibri"/>
+          <w:sz w:val="36"/>
+          <w:szCs w:val="36"/>
+        </w:rPr>
+      </w:pPr>
+      <w:r>
+        <w:rPr>
+          <w:rFonts w:ascii="Calibri" w:hAnsi="Calibri" w:cs="Calibri"/>
+          <w:sz w:val="36"/>
+          <w:szCs w:val="36"/>
+        </w:rPr>
+        <w:t xml:space="preserve"># </w:t>
+      </w:r>
+      <w:r>
+        <w:rPr>
+          <w:rFonts w:ascii="Calibri" w:hAnsi="Calibri" w:cs="Calibri"/>
+          <w:sz w:val="36"/>
+          <w:szCs w:val="36"/>
+        </w:rPr>
+        <w:t>JSON Schema can describe much more than types too</w:t>
+      </w:r>
+      <w:r>
+        <w:rPr>
+          <w:rFonts w:ascii="Calibri" w:hAnsi="Calibri" w:cs="Calibri"/>
+          <w:sz w:val="36"/>
+          <w:szCs w:val="36"/>
+        </w:rPr>
+        <w:t xml:space="preserve"> like </w:t>
+      </w:r>
+      <w:r>
+        <w:rPr>
+          <w:rFonts w:ascii="Calibri" w:hAnsi="Calibri" w:cs="Calibri"/>
+          <w:sz w:val="36"/>
+          <w:szCs w:val="36"/>
+        </w:rPr>
+        <w:t>required properties, minimum/maximum values, string patterns, array rules, nested objects, etc.</w:t>
+      </w:r>
+    </w:p>
+    <w:p>
+      <w:pPr>
+        <w:jc w:val="both"/>
+        <w:rPr>
+          <w:rFonts w:ascii="Calibri" w:hAnsi="Calibri" w:cs="Calibri"/>
+          <w:sz w:val="36"/>
+          <w:szCs w:val="36"/>
+        </w:rPr>
+      </w:pPr>
+    </w:p>
+    <w:p>
+      <w:pPr>
+        <w:jc w:val="both"/>
+        <w:rPr>
+          <w:rFonts w:ascii="Calibri" w:hAnsi="Calibri" w:cs="Calibri"/>
+          <w:sz w:val="36"/>
+          <w:szCs w:val="36"/>
+        </w:rPr>
+      </w:pPr>
+    </w:p>
+    <w:p>
+      <w:pPr>
+        <w:jc w:val="both"/>
+        <w:rPr>
+          <w:rFonts w:ascii="Calibri" w:hAnsi="Calibri" w:cs="Calibri"/>
+          <w:sz w:val="36"/>
+          <w:szCs w:val="36"/>
+        </w:rPr>
+      </w:pPr>
+      <w:r>
+        <w:rPr>
+          <w:rFonts w:ascii="Calibri" w:hAnsi="Calibri" w:cs="Calibri"/>
+          <w:sz w:val="36"/>
+          <w:szCs w:val="36"/>
+        </w:rPr>
+        <w:t>API Schema:</w:t>
+      </w:r>
+    </w:p>
+    <w:p>
+      <w:pPr>
+        <w:jc w:val="both"/>
+        <w:rPr>
+          <w:rFonts w:ascii="Calibri" w:hAnsi="Calibri" w:cs="Calibri"/>
+          <w:sz w:val="36"/>
+          <w:szCs w:val="36"/>
+        </w:rPr>
+      </w:pPr>
+      <w:r>
+        <w:rPr>
+          <w:rFonts w:ascii="Calibri" w:hAnsi="Calibri" w:cs="Calibri"/>
+          <w:sz w:val="36"/>
+          <w:szCs w:val="36"/>
+        </w:rPr>
+        <w:t>#</w:t>
+      </w:r>
+      <w:r>
+        <w:rPr>
+          <w:rFonts w:ascii="Calibri" w:hAnsi="Calibri" w:cs="Calibri"/>
+          <w:sz w:val="36"/>
+          <w:szCs w:val="36"/>
+        </w:rPr>
+        <w:t xml:space="preserve"> API Schema describes what an API expects and returns</w:t>
+      </w:r>
+      <w:r>
+        <w:rPr>
+          <w:rFonts w:ascii="Calibri" w:hAnsi="Calibri" w:cs="Calibri"/>
+          <w:sz w:val="36"/>
+          <w:szCs w:val="36"/>
+        </w:rPr>
+        <w:t>.</w:t>
+      </w:r>
+      <w:r>
+        <w:rPr>
+          <w:rFonts w:ascii="Calibri" w:hAnsi="Calibri" w:cs="Calibri"/>
+          <w:sz w:val="36"/>
+          <w:szCs w:val="36"/>
+        </w:rPr>
+        <w:t xml:space="preserve"> </w:t>
+      </w:r>
+      <w:r>
+        <w:rPr>
+          <w:rFonts w:ascii="Calibri" w:hAnsi="Calibri" w:cs="Calibri"/>
+          <w:sz w:val="36"/>
+          <w:szCs w:val="36"/>
+        </w:rPr>
+        <w:t xml:space="preserve">For example, imagine our </w:t>
+      </w:r>
+      <w:proofErr w:type="spellStart"/>
+      <w:r>
+        <w:rPr>
+          <w:rFonts w:ascii="Calibri" w:hAnsi="Calibri" w:cs="Calibri"/>
+          <w:b/>
+          <w:bCs/>
+          <w:sz w:val="36"/>
+          <w:szCs w:val="36"/>
+        </w:rPr>
+        <w:t>FastAPI</w:t>
+      </w:r>
+      <w:proofErr w:type="spellEnd"/>
+      <w:r>
+        <w:rPr>
+          <w:rFonts w:ascii="Calibri" w:hAnsi="Calibri" w:cs="Calibri"/>
+          <w:sz w:val="36"/>
+          <w:szCs w:val="36"/>
+        </w:rPr>
+        <w:t xml:space="preserve"> backend has:</w:t>
+      </w:r>
+    </w:p>
+    <w:p>
+      <w:pPr>
+        <w:jc w:val="both"/>
+        <w:rPr>
+          <w:rFonts w:ascii="Calibri" w:hAnsi="Calibri" w:cs="Calibri"/>
+          <w:b/>
+          <w:bCs/>
+          <w:sz w:val="36"/>
+          <w:szCs w:val="36"/>
+        </w:rPr>
+      </w:pPr>
+      <w:r>
+        <w:rPr>
+          <w:rFonts w:ascii="Calibri" w:hAnsi="Calibri" w:cs="Calibri"/>
+          <w:b/>
+          <w:bCs/>
+          <w:sz w:val="36"/>
+          <w:szCs w:val="36"/>
+        </w:rPr>
+        <w:t>GET /users/10</w:t>
+      </w:r>
+    </w:p>
+    <w:p>
+      <w:pPr>
+        <w:jc w:val="both"/>
+        <w:rPr>
+          <w:rFonts w:ascii="Calibri" w:hAnsi="Calibri" w:cs="Calibri"/>
+          <w:sz w:val="36"/>
+          <w:szCs w:val="36"/>
+        </w:rPr>
+      </w:pPr>
+      <w:r>
+        <w:rPr>
+          <w:rFonts w:ascii="Calibri" w:hAnsi="Calibri" w:cs="Calibri"/>
+          <w:sz w:val="36"/>
+          <w:szCs w:val="36"/>
+        </w:rPr>
+        <w:t xml:space="preserve"># </w:t>
+      </w:r>
+      <w:r>
+        <w:rPr>
+          <w:rFonts w:ascii="Calibri" w:hAnsi="Calibri" w:cs="Calibri"/>
+          <w:sz w:val="36"/>
+          <w:szCs w:val="36"/>
+        </w:rPr>
+        <w:t>And it returns:</w:t>
+      </w:r>
+    </w:p>
+    <w:p>
+      <w:pPr>
+        <w:jc w:val="both"/>
+        <w:rPr>
+          <w:rFonts w:ascii="Calibri" w:hAnsi="Calibri" w:cs="Calibri"/>
+          <w:b/>
+          <w:bCs/>
+          <w:sz w:val="32"/>
+          <w:szCs w:val="32"/>
+        </w:rPr>
+      </w:pPr>
+      <w:r>
+        <w:rPr>
+          <w:rFonts w:ascii="Calibri" w:hAnsi="Calibri" w:cs="Calibri"/>
+          <w:b/>
+          <w:bCs/>
+          <w:sz w:val="32"/>
+          <w:szCs w:val="32"/>
+        </w:rPr>
+        <w:t>{</w:t>
+      </w:r>
+    </w:p>
+    <w:p>
+      <w:pPr>
+        <w:jc w:val="both"/>
+        <w:rPr>
+          <w:rFonts w:ascii="Calibri" w:hAnsi="Calibri" w:cs="Calibri"/>
+          <w:b/>
+          <w:bCs/>
+          <w:sz w:val="32"/>
+          <w:szCs w:val="32"/>
+        </w:rPr>
+      </w:pPr>
+      <w:r>
+        <w:rPr>
+          <w:rFonts w:ascii="Calibri" w:hAnsi="Calibri" w:cs="Calibri"/>
+          <w:b/>
+          <w:bCs/>
+          <w:sz w:val="32"/>
+          <w:szCs w:val="32"/>
+        </w:rPr>
+        <w:t xml:space="preserve">  "id": 10,</w:t>
+      </w:r>
+    </w:p>
+    <w:p>
+      <w:pPr>
+        <w:jc w:val="both"/>
+        <w:rPr>
+          <w:rFonts w:ascii="Calibri" w:hAnsi="Calibri" w:cs="Calibri"/>
+          <w:b/>
+          <w:bCs/>
+          <w:sz w:val="32"/>
+          <w:szCs w:val="32"/>
+        </w:rPr>
+      </w:pPr>
+      <w:r>
+        <w:rPr>
+          <w:rFonts w:ascii="Calibri" w:hAnsi="Calibri" w:cs="Calibri"/>
+          <w:b/>
+          <w:bCs/>
+          <w:sz w:val="32"/>
+          <w:szCs w:val="32"/>
+        </w:rPr>
+        <w:t xml:space="preserve">  "name": "Nazmul",</w:t>
+      </w:r>
+    </w:p>
+    <w:p>
+      <w:pPr>
+        <w:jc w:val="both"/>
+        <w:rPr>
+          <w:rFonts w:ascii="Calibri" w:hAnsi="Calibri" w:cs="Calibri"/>
+          <w:b/>
+          <w:bCs/>
+          <w:sz w:val="32"/>
+          <w:szCs w:val="32"/>
+        </w:rPr>
+      </w:pPr>
+      <w:r>
+        <w:rPr>
+          <w:rFonts w:ascii="Calibri" w:hAnsi="Calibri" w:cs="Calibri"/>
+          <w:b/>
+          <w:bCs/>
+          <w:sz w:val="32"/>
+          <w:szCs w:val="32"/>
+        </w:rPr>
+        <w:t xml:space="preserve">  "email": "nazmul@example.com"</w:t>
+      </w:r>
+    </w:p>
+    <w:p>
+      <w:pPr>
+        <w:jc w:val="both"/>
+        <w:rPr>
+          <w:rFonts w:ascii="Calibri" w:hAnsi="Calibri" w:cs="Calibri"/>
+          <w:b/>
+          <w:bCs/>
+          <w:sz w:val="32"/>
+          <w:szCs w:val="32"/>
+        </w:rPr>
+      </w:pPr>
+      <w:r>
+        <w:rPr>
+          <w:rFonts w:ascii="Calibri" w:hAnsi="Calibri" w:cs="Calibri"/>
+          <w:b/>
+          <w:bCs/>
+          <w:sz w:val="32"/>
+          <w:szCs w:val="32"/>
+        </w:rPr>
+        <w:t>}</w:t>
+      </w:r>
+    </w:p>
+    <w:p>
+      <w:pPr>
+        <w:jc w:val="both"/>
+        <w:rPr>
+          <w:rFonts w:ascii="Calibri" w:hAnsi="Calibri" w:cs="Calibri"/>
+          <w:sz w:val="36"/>
+          <w:szCs w:val="36"/>
+        </w:rPr>
+      </w:pPr>
+      <w:r>
+        <w:rPr>
+          <w:rFonts w:ascii="Calibri" w:hAnsi="Calibri" w:cs="Calibri"/>
+          <w:sz w:val="36"/>
+          <w:szCs w:val="36"/>
+        </w:rPr>
+        <w:t xml:space="preserve"># </w:t>
+      </w:r>
+      <w:r>
+        <w:rPr>
+          <w:rFonts w:ascii="Calibri" w:hAnsi="Calibri" w:cs="Calibri"/>
+          <w:sz w:val="36"/>
+          <w:szCs w:val="36"/>
+        </w:rPr>
+        <w:t>The API schema can describe:</w:t>
+      </w:r>
+    </w:p>
+    <w:p>
+      <w:pPr>
+        <w:jc w:val="both"/>
+        <w:rPr>
+          <w:rFonts w:ascii="Calibri" w:hAnsi="Calibri" w:cs="Calibri"/>
+          <w:b/>
+          <w:bCs/>
+          <w:sz w:val="32"/>
+          <w:szCs w:val="32"/>
+        </w:rPr>
+      </w:pPr>
+      <w:r>
+        <w:rPr>
+          <w:rFonts w:ascii="Calibri" w:hAnsi="Calibri" w:cs="Calibri"/>
+          <w:b/>
+          <w:bCs/>
+          <w:sz w:val="32"/>
+          <w:szCs w:val="32"/>
+        </w:rPr>
+        <w:t>GET /users/{id}</w:t>
+      </w:r>
+    </w:p>
+    <w:p>
+      <w:pPr>
+        <w:jc w:val="both"/>
+        <w:rPr>
+          <w:rFonts w:ascii="Calibri" w:hAnsi="Calibri" w:cs="Calibri"/>
+          <w:b/>
+          <w:bCs/>
+          <w:sz w:val="32"/>
+          <w:szCs w:val="32"/>
+        </w:rPr>
+      </w:pPr>
+    </w:p>
+    <w:p>
+      <w:pPr>
+        <w:jc w:val="both"/>
+        <w:rPr>
+          <w:rFonts w:ascii="Calibri" w:hAnsi="Calibri" w:cs="Calibri"/>
+          <w:b/>
+          <w:bCs/>
+          <w:sz w:val="32"/>
+          <w:szCs w:val="32"/>
+        </w:rPr>
+      </w:pPr>
+      <w:r>
+        <w:rPr>
+          <w:rFonts w:ascii="Calibri" w:hAnsi="Calibri" w:cs="Calibri"/>
+          <w:b/>
+          <w:bCs/>
+          <w:sz w:val="32"/>
+          <w:szCs w:val="32"/>
+        </w:rPr>
+        <w:t>Response:</w:t>
+      </w:r>
+    </w:p>
+    <w:p>
+      <w:pPr>
+        <w:jc w:val="both"/>
+        <w:rPr>
+          <w:rFonts w:ascii="Calibri" w:hAnsi="Calibri" w:cs="Calibri"/>
+          <w:b/>
+          <w:bCs/>
+          <w:sz w:val="32"/>
+          <w:szCs w:val="32"/>
+        </w:rPr>
+      </w:pPr>
+      <w:r>
+        <w:rPr>
+          <w:rFonts w:ascii="Calibri" w:hAnsi="Calibri" w:cs="Calibri"/>
+          <w:b/>
+          <w:bCs/>
+          <w:sz w:val="32"/>
+          <w:szCs w:val="32"/>
+        </w:rPr>
+        <w:t>{</w:t>
+      </w:r>
+    </w:p>
+    <w:p>
+      <w:pPr>
+        <w:jc w:val="both"/>
+        <w:rPr>
+          <w:rFonts w:ascii="Calibri" w:hAnsi="Calibri" w:cs="Calibri"/>
+          <w:b/>
+          <w:bCs/>
+          <w:sz w:val="32"/>
+          <w:szCs w:val="32"/>
+        </w:rPr>
+      </w:pPr>
+      <w:r>
+        <w:rPr>
+          <w:rFonts w:ascii="Calibri" w:hAnsi="Calibri" w:cs="Calibri"/>
+          <w:b/>
+          <w:bCs/>
+          <w:sz w:val="32"/>
+          <w:szCs w:val="32"/>
+        </w:rPr>
+        <w:t xml:space="preserve">    id: integer</w:t>
+      </w:r>
+    </w:p>
+    <w:p>
+      <w:pPr>
+        <w:jc w:val="both"/>
+        <w:rPr>
+          <w:rFonts w:ascii="Calibri" w:hAnsi="Calibri" w:cs="Calibri"/>
+          <w:b/>
+          <w:bCs/>
+          <w:sz w:val="32"/>
+          <w:szCs w:val="32"/>
+        </w:rPr>
+      </w:pPr>
+      <w:r>
+        <w:rPr>
+          <w:rFonts w:ascii="Calibri" w:hAnsi="Calibri" w:cs="Calibri"/>
+          <w:b/>
+          <w:bCs/>
+          <w:sz w:val="32"/>
+          <w:szCs w:val="32"/>
+        </w:rPr>
+        <w:t xml:space="preserve">    name: string</w:t>
+      </w:r>
+    </w:p>
+    <w:p>
+      <w:pPr>
+        <w:jc w:val="both"/>
+        <w:rPr>
+          <w:rFonts w:ascii="Calibri" w:hAnsi="Calibri" w:cs="Calibri"/>
+          <w:b/>
+          <w:bCs/>
+          <w:sz w:val="32"/>
+          <w:szCs w:val="32"/>
+        </w:rPr>
+      </w:pPr>
+      <w:r>
+        <w:rPr>
+          <w:rFonts w:ascii="Calibri" w:hAnsi="Calibri" w:cs="Calibri"/>
+          <w:b/>
+          <w:bCs/>
+          <w:sz w:val="32"/>
+          <w:szCs w:val="32"/>
+        </w:rPr>
+        <w:t xml:space="preserve">    email: string</w:t>
+      </w:r>
+    </w:p>
+    <w:p>
+      <w:pPr>
+        <w:jc w:val="both"/>
+        <w:rPr>
+          <w:rFonts w:ascii="Calibri" w:hAnsi="Calibri" w:cs="Calibri"/>
+          <w:b/>
+          <w:bCs/>
+          <w:sz w:val="32"/>
+          <w:szCs w:val="32"/>
+        </w:rPr>
+      </w:pPr>
+      <w:r>
+        <w:rPr>
+          <w:rFonts w:ascii="Calibri" w:hAnsi="Calibri" w:cs="Calibri"/>
+          <w:b/>
+          <w:bCs/>
+          <w:sz w:val="32"/>
+          <w:szCs w:val="32"/>
+        </w:rPr>
+        <w:t>}</w:t>
+      </w:r>
+    </w:p>
+    <w:p>
+      <w:pPr>
+        <w:jc w:val="both"/>
+        <w:rPr>
+          <w:rFonts w:ascii="Calibri" w:hAnsi="Calibri" w:cs="Calibri"/>
+          <w:sz w:val="36"/>
+          <w:szCs w:val="36"/>
+        </w:rPr>
+      </w:pPr>
+      <w:r>
+        <w:rPr>
+          <w:rFonts w:ascii="Calibri" w:hAnsi="Calibri" w:cs="Calibri"/>
+          <w:sz w:val="36"/>
+          <w:szCs w:val="36"/>
+        </w:rPr>
+        <w:t xml:space="preserve"># </w:t>
+      </w:r>
+      <w:r>
+        <w:rPr>
+          <w:rFonts w:ascii="Calibri" w:hAnsi="Calibri" w:cs="Calibri"/>
+          <w:sz w:val="36"/>
+          <w:szCs w:val="36"/>
+        </w:rPr>
+        <w:t>It can also describe things like:</w:t>
+      </w:r>
+    </w:p>
+    <w:p>
+      <w:pPr>
+        <w:jc w:val="both"/>
+        <w:rPr>
+          <w:rFonts w:ascii="Calibri" w:hAnsi="Calibri" w:cs="Calibri"/>
+          <w:sz w:val="36"/>
+          <w:szCs w:val="36"/>
+        </w:rPr>
+      </w:pPr>
+    </w:p>
+    <w:p>
+      <w:pPr>
+        <w:pStyle w:val="ListParagraph"/>
+        <w:numPr>
+          <w:ilvl w:val="0"/>
+          <w:numId w:val="40"/>
+        </w:numPr>
+        <w:jc w:val="both"/>
+        <w:rPr>
+          <w:rFonts w:ascii="Calibri" w:hAnsi="Calibri" w:cs="Calibri"/>
+          <w:sz w:val="36"/>
+          <w:szCs w:val="36"/>
+        </w:rPr>
+      </w:pPr>
+      <w:r>
+        <w:rPr>
+          <w:rFonts w:ascii="Calibri" w:hAnsi="Calibri" w:cs="Calibri"/>
+          <w:sz w:val="36"/>
+          <w:szCs w:val="36"/>
+        </w:rPr>
+        <w:t>Endpoint</w:t>
+      </w:r>
+      <w:r>
+        <w:rPr>
+          <w:rFonts w:ascii="Calibri" w:hAnsi="Calibri" w:cs="Calibri"/>
+          <w:sz w:val="36"/>
+          <w:szCs w:val="36"/>
+        </w:rPr>
+        <w:t xml:space="preserve">, </w:t>
+      </w:r>
+      <w:r>
+        <w:rPr>
+          <w:rFonts w:ascii="Calibri" w:hAnsi="Calibri" w:cs="Calibri"/>
+          <w:sz w:val="36"/>
+          <w:szCs w:val="36"/>
+        </w:rPr>
+        <w:t>HTTP method</w:t>
+      </w:r>
+      <w:r>
+        <w:rPr>
+          <w:rFonts w:ascii="Calibri" w:hAnsi="Calibri" w:cs="Calibri"/>
+          <w:sz w:val="36"/>
+          <w:szCs w:val="36"/>
+        </w:rPr>
+        <w:t xml:space="preserve">, </w:t>
+      </w:r>
+      <w:r>
+        <w:rPr>
+          <w:rFonts w:ascii="Calibri" w:hAnsi="Calibri" w:cs="Calibri"/>
+          <w:sz w:val="36"/>
+          <w:szCs w:val="36"/>
+        </w:rPr>
+        <w:t>Parameters</w:t>
+      </w:r>
+    </w:p>
+    <w:p>
+      <w:pPr>
+        <w:pStyle w:val="ListParagraph"/>
+        <w:numPr>
+          <w:ilvl w:val="0"/>
+          <w:numId w:val="40"/>
+        </w:numPr>
+        <w:jc w:val="both"/>
+        <w:rPr>
+          <w:rFonts w:ascii="Calibri" w:hAnsi="Calibri" w:cs="Calibri"/>
+          <w:sz w:val="36"/>
+          <w:szCs w:val="36"/>
+        </w:rPr>
+      </w:pPr>
+      <w:r>
+        <w:rPr>
+          <w:rFonts w:ascii="Calibri" w:hAnsi="Calibri" w:cs="Calibri"/>
+          <w:sz w:val="36"/>
+          <w:szCs w:val="36"/>
+        </w:rPr>
+        <w:t>Request body</w:t>
+      </w:r>
+      <w:r>
+        <w:rPr>
+          <w:rFonts w:ascii="Calibri" w:hAnsi="Calibri" w:cs="Calibri"/>
+          <w:sz w:val="36"/>
+          <w:szCs w:val="36"/>
+        </w:rPr>
+        <w:t xml:space="preserve">, </w:t>
+      </w:r>
+      <w:r>
+        <w:rPr>
+          <w:rFonts w:ascii="Calibri" w:hAnsi="Calibri" w:cs="Calibri"/>
+          <w:sz w:val="36"/>
+          <w:szCs w:val="36"/>
+        </w:rPr>
+        <w:t>Response body</w:t>
+      </w:r>
+    </w:p>
+    <w:p>
+      <w:pPr>
+        <w:pStyle w:val="ListParagraph"/>
+        <w:numPr>
+          <w:ilvl w:val="0"/>
+          <w:numId w:val="40"/>
+        </w:numPr>
+        <w:jc w:val="both"/>
+        <w:rPr>
+          <w:rFonts w:ascii="Calibri" w:hAnsi="Calibri" w:cs="Calibri"/>
+          <w:sz w:val="36"/>
+          <w:szCs w:val="36"/>
+        </w:rPr>
+      </w:pPr>
+      <w:r>
+        <w:rPr>
+          <w:rFonts w:ascii="Calibri" w:hAnsi="Calibri" w:cs="Calibri"/>
+          <w:sz w:val="36"/>
+          <w:szCs w:val="36"/>
+        </w:rPr>
+        <w:t>Data types</w:t>
+      </w:r>
+      <w:r>
+        <w:rPr>
+          <w:rFonts w:ascii="Calibri" w:hAnsi="Calibri" w:cs="Calibri"/>
+          <w:sz w:val="36"/>
+          <w:szCs w:val="36"/>
+        </w:rPr>
+        <w:t xml:space="preserve">, </w:t>
+      </w:r>
+      <w:r>
+        <w:rPr>
+          <w:rFonts w:ascii="Calibri" w:hAnsi="Calibri" w:cs="Calibri"/>
+          <w:sz w:val="36"/>
+          <w:szCs w:val="36"/>
+        </w:rPr>
+        <w:t>Required fields</w:t>
+      </w:r>
+    </w:p>
+    <w:p>
+      <w:pPr>
+        <w:pStyle w:val="ListParagraph"/>
+        <w:numPr>
+          <w:ilvl w:val="0"/>
+          <w:numId w:val="40"/>
+        </w:numPr>
+        <w:jc w:val="both"/>
+        <w:rPr>
+          <w:rFonts w:ascii="Calibri" w:hAnsi="Calibri" w:cs="Calibri"/>
+          <w:sz w:val="36"/>
+          <w:szCs w:val="36"/>
+        </w:rPr>
+      </w:pPr>
+      <w:r>
+        <w:rPr>
+          <w:rFonts w:ascii="Calibri" w:hAnsi="Calibri" w:cs="Calibri"/>
+          <w:sz w:val="36"/>
+          <w:szCs w:val="36"/>
+        </w:rPr>
+        <w:t>Possible responses</w:t>
+      </w:r>
+    </w:p>
+    <w:p>
+      <w:pPr>
+        <w:pStyle w:val="ListParagraph"/>
+        <w:numPr>
+          <w:ilvl w:val="0"/>
+          <w:numId w:val="40"/>
+        </w:numPr>
+        <w:jc w:val="both"/>
+        <w:rPr>
+          <w:rFonts w:ascii="Calibri" w:hAnsi="Calibri" w:cs="Calibri"/>
+          <w:sz w:val="36"/>
+          <w:szCs w:val="36"/>
+        </w:rPr>
+      </w:pPr>
+      <w:r>
+        <w:rPr>
+          <w:rFonts w:ascii="Calibri" w:hAnsi="Calibri" w:cs="Calibri"/>
+          <w:sz w:val="36"/>
+          <w:szCs w:val="36"/>
+        </w:rPr>
+        <w:t>Authentication requirements</w:t>
+      </w:r>
+    </w:p>
+    <w:p>
+      <w:pPr>
+        <w:jc w:val="both"/>
+        <w:rPr>
+          <w:rFonts w:ascii="Calibri" w:hAnsi="Calibri" w:cs="Calibri"/>
+          <w:sz w:val="36"/>
+          <w:szCs w:val="36"/>
+        </w:rPr>
+      </w:pPr>
+      <w:r>
+        <w:rPr>
+          <w:rFonts w:ascii="Calibri" w:hAnsi="Calibri" w:cs="Calibri"/>
+          <w:sz w:val="36"/>
+          <w:szCs w:val="36"/>
+        </w:rPr>
+        <w:t xml:space="preserve"># </w:t>
+      </w:r>
+      <w:r>
+        <w:rPr>
+          <w:rFonts w:ascii="Calibri" w:hAnsi="Calibri" w:cs="Calibri"/>
+          <w:sz w:val="36"/>
+          <w:szCs w:val="36"/>
+        </w:rPr>
+        <w:t xml:space="preserve">This is why </w:t>
+      </w:r>
+      <w:r>
+        <w:rPr>
+          <w:rFonts w:ascii="Calibri" w:hAnsi="Calibri" w:cs="Calibri"/>
+          <w:sz w:val="36"/>
+          <w:szCs w:val="36"/>
+        </w:rPr>
+        <w:t>we</w:t>
+      </w:r>
+      <w:r>
+        <w:rPr>
+          <w:rFonts w:ascii="Calibri" w:hAnsi="Calibri" w:cs="Calibri"/>
+          <w:sz w:val="36"/>
+          <w:szCs w:val="36"/>
+        </w:rPr>
+        <w:t xml:space="preserve"> encounter </w:t>
+      </w:r>
+      <w:proofErr w:type="spellStart"/>
+      <w:r>
+        <w:rPr>
+          <w:rFonts w:ascii="Calibri" w:hAnsi="Calibri" w:cs="Calibri"/>
+          <w:b/>
+          <w:bCs/>
+          <w:sz w:val="36"/>
+          <w:szCs w:val="36"/>
+        </w:rPr>
+        <w:t>OpenAPI</w:t>
+      </w:r>
+      <w:proofErr w:type="spellEnd"/>
+      <w:r>
+        <w:rPr>
+          <w:rFonts w:ascii="Calibri" w:hAnsi="Calibri" w:cs="Calibri"/>
+          <w:sz w:val="36"/>
+          <w:szCs w:val="36"/>
+        </w:rPr>
+        <w:t xml:space="preserve"> schemas when working with </w:t>
+      </w:r>
+      <w:proofErr w:type="spellStart"/>
+      <w:r>
+        <w:rPr>
+          <w:rFonts w:ascii="Calibri" w:hAnsi="Calibri" w:cs="Calibri"/>
+          <w:b/>
+          <w:bCs/>
+          <w:sz w:val="36"/>
+          <w:szCs w:val="36"/>
+        </w:rPr>
+        <w:t>FastAPI</w:t>
+      </w:r>
+      <w:proofErr w:type="spellEnd"/>
+      <w:r>
+        <w:rPr>
+          <w:rFonts w:ascii="Calibri" w:hAnsi="Calibri" w:cs="Calibri"/>
+          <w:sz w:val="36"/>
+          <w:szCs w:val="36"/>
+        </w:rPr>
+        <w:t>.</w:t>
+      </w:r>
+      <w:r>
+        <w:rPr>
+          <w:rFonts w:ascii="Calibri" w:hAnsi="Calibri" w:cs="Calibri"/>
+          <w:b/>
+          <w:bCs/>
+          <w:sz w:val="36"/>
+          <w:szCs w:val="36"/>
+        </w:rPr>
+        <w:t xml:space="preserve"> </w:t>
+      </w:r>
+      <w:proofErr w:type="spellStart"/>
+      <w:r>
+        <w:rPr>
+          <w:rFonts w:ascii="Calibri" w:hAnsi="Calibri" w:cs="Calibri"/>
+          <w:b/>
+          <w:bCs/>
+          <w:sz w:val="36"/>
+          <w:szCs w:val="36"/>
+        </w:rPr>
+        <w:t>OpenAPI</w:t>
+      </w:r>
+      <w:proofErr w:type="spellEnd"/>
+      <w:r>
+        <w:rPr>
+          <w:rFonts w:ascii="Calibri" w:hAnsi="Calibri" w:cs="Calibri"/>
+          <w:sz w:val="36"/>
+          <w:szCs w:val="36"/>
+        </w:rPr>
+        <w:t xml:space="preserve"> is a specification for describing HTTP APIs, and its official specification is maintained by the</w:t>
+      </w:r>
+      <w:r>
+        <w:rPr>
+          <w:rFonts w:ascii="Calibri" w:hAnsi="Calibri" w:cs="Calibri"/>
+          <w:b/>
+          <w:bCs/>
+          <w:sz w:val="36"/>
+          <w:szCs w:val="36"/>
+        </w:rPr>
+        <w:t xml:space="preserve"> </w:t>
+      </w:r>
+      <w:proofErr w:type="spellStart"/>
+      <w:r>
+        <w:rPr>
+          <w:rFonts w:ascii="Calibri" w:hAnsi="Calibri" w:cs="Calibri"/>
+          <w:b/>
+          <w:bCs/>
+          <w:sz w:val="36"/>
+          <w:szCs w:val="36"/>
+        </w:rPr>
+        <w:t>OpenAPI</w:t>
+      </w:r>
+      <w:proofErr w:type="spellEnd"/>
+      <w:r>
+        <w:rPr>
+          <w:rFonts w:ascii="Calibri" w:hAnsi="Calibri" w:cs="Calibri"/>
+          <w:b/>
+          <w:bCs/>
+          <w:sz w:val="36"/>
+          <w:szCs w:val="36"/>
+        </w:rPr>
+        <w:t xml:space="preserve"> </w:t>
+      </w:r>
+      <w:r>
+        <w:rPr>
+          <w:rFonts w:ascii="Calibri" w:hAnsi="Calibri" w:cs="Calibri"/>
+          <w:sz w:val="36"/>
+          <w:szCs w:val="36"/>
+        </w:rPr>
+        <w:t>Initiative</w:t>
+      </w:r>
+      <w:r>
+        <w:rPr>
+          <w:rFonts w:ascii="Calibri" w:hAnsi="Calibri" w:cs="Calibri"/>
+          <w:sz w:val="36"/>
+          <w:szCs w:val="36"/>
+        </w:rPr>
+        <w:t xml:space="preserve">. </w:t>
+      </w:r>
+      <w:r>
+        <w:rPr>
+          <w:rFonts w:ascii="Calibri" w:hAnsi="Calibri" w:cs="Calibri"/>
+          <w:sz w:val="36"/>
+          <w:szCs w:val="36"/>
+        </w:rPr>
+        <w:t>For example, conceptually</w:t>
+      </w:r>
+      <w:r>
+        <w:rPr>
+          <w:rFonts w:ascii="Calibri" w:hAnsi="Calibri" w:cs="Calibri"/>
+          <w:sz w:val="36"/>
+          <w:szCs w:val="36"/>
+        </w:rPr>
+        <w:t xml:space="preserve"> API schema looks like this</w:t>
+      </w:r>
+      <w:r>
+        <w:rPr>
+          <w:rFonts w:ascii="Calibri" w:hAnsi="Calibri" w:cs="Calibri"/>
+          <w:sz w:val="36"/>
+          <w:szCs w:val="36"/>
+        </w:rPr>
+        <w:t>:</w:t>
+      </w:r>
+    </w:p>
+    <w:p>
+      <w:pPr>
+        <w:jc w:val="both"/>
+        <w:rPr>
+          <w:rFonts w:ascii="Calibri" w:hAnsi="Calibri" w:cs="Calibri"/>
+          <w:b/>
+          <w:bCs/>
+          <w:color w:val="D86DCB" w:themeColor="accent5" w:themeTint="99"/>
+          <w:sz w:val="32"/>
+          <w:szCs w:val="32"/>
+        </w:rPr>
+      </w:pPr>
+      <w:r>
+        <w:rPr>
+          <w:rFonts w:ascii="Calibri" w:hAnsi="Calibri" w:cs="Calibri"/>
+          <w:b/>
+          <w:bCs/>
+          <w:color w:val="D86DCB" w:themeColor="accent5" w:themeTint="99"/>
+          <w:sz w:val="32"/>
+          <w:szCs w:val="32"/>
+        </w:rPr>
+        <w:t>/users/{id}:</w:t>
+      </w:r>
+    </w:p>
+    <w:p>
+      <w:pPr>
+        <w:jc w:val="both"/>
+        <w:rPr>
+          <w:rFonts w:ascii="Calibri" w:hAnsi="Calibri" w:cs="Calibri"/>
+          <w:b/>
+          <w:bCs/>
+          <w:color w:val="D86DCB" w:themeColor="accent5" w:themeTint="99"/>
+          <w:sz w:val="32"/>
+          <w:szCs w:val="32"/>
+        </w:rPr>
+      </w:pPr>
+      <w:r>
+        <w:rPr>
+          <w:rFonts w:ascii="Calibri" w:hAnsi="Calibri" w:cs="Calibri"/>
+          <w:b/>
+          <w:bCs/>
+          <w:color w:val="D86DCB" w:themeColor="accent5" w:themeTint="99"/>
+          <w:sz w:val="32"/>
+          <w:szCs w:val="32"/>
+        </w:rPr>
+        <w:t xml:space="preserve">  get:</w:t>
+      </w:r>
+    </w:p>
+    <w:p>
+      <w:pPr>
+        <w:jc w:val="both"/>
+        <w:rPr>
+          <w:rFonts w:ascii="Calibri" w:hAnsi="Calibri" w:cs="Calibri"/>
+          <w:b/>
+          <w:bCs/>
+          <w:color w:val="D86DCB" w:themeColor="accent5" w:themeTint="99"/>
+          <w:sz w:val="32"/>
+          <w:szCs w:val="32"/>
+        </w:rPr>
+      </w:pPr>
+      <w:r>
+        <w:rPr>
+          <w:rFonts w:ascii="Calibri" w:hAnsi="Calibri" w:cs="Calibri"/>
+          <w:b/>
+          <w:bCs/>
+          <w:color w:val="D86DCB" w:themeColor="accent5" w:themeTint="99"/>
+          <w:sz w:val="32"/>
+          <w:szCs w:val="32"/>
+        </w:rPr>
+        <w:t xml:space="preserve">    parameters:</w:t>
+      </w:r>
+    </w:p>
+    <w:p>
+      <w:pPr>
+        <w:jc w:val="both"/>
+        <w:rPr>
+          <w:rFonts w:ascii="Calibri" w:hAnsi="Calibri" w:cs="Calibri"/>
+          <w:b/>
+          <w:bCs/>
+          <w:color w:val="D86DCB" w:themeColor="accent5" w:themeTint="99"/>
+          <w:sz w:val="32"/>
+          <w:szCs w:val="32"/>
+        </w:rPr>
+      </w:pPr>
+      <w:r>
+        <w:rPr>
+          <w:rFonts w:ascii="Calibri" w:hAnsi="Calibri" w:cs="Calibri"/>
+          <w:b/>
+          <w:bCs/>
+          <w:color w:val="D86DCB" w:themeColor="accent5" w:themeTint="99"/>
+          <w:sz w:val="32"/>
+          <w:szCs w:val="32"/>
+        </w:rPr>
+        <w:t xml:space="preserve">      - name: id</w:t>
+      </w:r>
+    </w:p>
+    <w:p>
+      <w:pPr>
+        <w:jc w:val="both"/>
+        <w:rPr>
+          <w:rFonts w:ascii="Calibri" w:hAnsi="Calibri" w:cs="Calibri"/>
+          <w:b/>
+          <w:bCs/>
+          <w:color w:val="D86DCB" w:themeColor="accent5" w:themeTint="99"/>
+          <w:sz w:val="32"/>
+          <w:szCs w:val="32"/>
+        </w:rPr>
+      </w:pPr>
+      <w:r>
+        <w:rPr>
+          <w:rFonts w:ascii="Calibri" w:hAnsi="Calibri" w:cs="Calibri"/>
+          <w:b/>
+          <w:bCs/>
+          <w:color w:val="D86DCB" w:themeColor="accent5" w:themeTint="99"/>
+          <w:sz w:val="32"/>
+          <w:szCs w:val="32"/>
+        </w:rPr>
+        <w:t xml:space="preserve">        type: integer</w:t>
+      </w:r>
+    </w:p>
+    <w:p>
+      <w:pPr>
+        <w:jc w:val="both"/>
+        <w:rPr>
+          <w:rFonts w:ascii="Calibri" w:hAnsi="Calibri" w:cs="Calibri"/>
+          <w:b/>
+          <w:bCs/>
+          <w:color w:val="D86DCB" w:themeColor="accent5" w:themeTint="99"/>
+          <w:sz w:val="32"/>
+          <w:szCs w:val="32"/>
+        </w:rPr>
+      </w:pPr>
+    </w:p>
+    <w:p>
+      <w:pPr>
+        <w:jc w:val="both"/>
+        <w:rPr>
+          <w:rFonts w:ascii="Calibri" w:hAnsi="Calibri" w:cs="Calibri"/>
+          <w:b/>
+          <w:bCs/>
+          <w:color w:val="D86DCB" w:themeColor="accent5" w:themeTint="99"/>
+          <w:sz w:val="32"/>
+          <w:szCs w:val="32"/>
+        </w:rPr>
+      </w:pPr>
+      <w:r>
+        <w:rPr>
+          <w:rFonts w:ascii="Calibri" w:hAnsi="Calibri" w:cs="Calibri"/>
+          <w:b/>
+          <w:bCs/>
+          <w:color w:val="D86DCB" w:themeColor="accent5" w:themeTint="99"/>
+          <w:sz w:val="32"/>
+          <w:szCs w:val="32"/>
+        </w:rPr>
+        <w:t xml:space="preserve">    responses:</w:t>
+      </w:r>
+    </w:p>
+    <w:p>
+      <w:pPr>
+        <w:jc w:val="both"/>
+        <w:rPr>
+          <w:rFonts w:ascii="Calibri" w:hAnsi="Calibri" w:cs="Calibri"/>
+          <w:b/>
+          <w:bCs/>
+          <w:color w:val="D86DCB" w:themeColor="accent5" w:themeTint="99"/>
+          <w:sz w:val="32"/>
+          <w:szCs w:val="32"/>
+        </w:rPr>
+      </w:pPr>
+      <w:r>
+        <w:rPr>
+          <w:rFonts w:ascii="Calibri" w:hAnsi="Calibri" w:cs="Calibri"/>
+          <w:b/>
+          <w:bCs/>
+          <w:color w:val="D86DCB" w:themeColor="accent5" w:themeTint="99"/>
+          <w:sz w:val="32"/>
+          <w:szCs w:val="32"/>
+        </w:rPr>
+        <w:t xml:space="preserve">      200:</w:t>
+      </w:r>
+    </w:p>
+    <w:p>
+      <w:pPr>
+        <w:jc w:val="both"/>
+        <w:rPr>
+          <w:rFonts w:ascii="Calibri" w:hAnsi="Calibri" w:cs="Calibri"/>
+          <w:b/>
+          <w:bCs/>
+          <w:color w:val="D86DCB" w:themeColor="accent5" w:themeTint="99"/>
+          <w:sz w:val="32"/>
+          <w:szCs w:val="32"/>
+        </w:rPr>
+      </w:pPr>
+      <w:r>
+        <w:rPr>
+          <w:rFonts w:ascii="Calibri" w:hAnsi="Calibri" w:cs="Calibri"/>
+          <w:b/>
+          <w:bCs/>
+          <w:color w:val="D86DCB" w:themeColor="accent5" w:themeTint="99"/>
+          <w:sz w:val="32"/>
+          <w:szCs w:val="32"/>
+        </w:rPr>
+        <w:t xml:space="preserve">        content:</w:t>
+      </w:r>
+    </w:p>
+    <w:p>
+      <w:pPr>
+        <w:jc w:val="both"/>
+        <w:rPr>
+          <w:rFonts w:ascii="Calibri" w:hAnsi="Calibri" w:cs="Calibri"/>
+          <w:b/>
+          <w:bCs/>
+          <w:color w:val="D86DCB" w:themeColor="accent5" w:themeTint="99"/>
+          <w:sz w:val="32"/>
+          <w:szCs w:val="32"/>
+        </w:rPr>
+      </w:pPr>
+      <w:r>
+        <w:rPr>
+          <w:rFonts w:ascii="Calibri" w:hAnsi="Calibri" w:cs="Calibri"/>
+          <w:b/>
+          <w:bCs/>
+          <w:color w:val="D86DCB" w:themeColor="accent5" w:themeTint="99"/>
+          <w:sz w:val="32"/>
+          <w:szCs w:val="32"/>
+        </w:rPr>
+        <w:t xml:space="preserve">          application/json:</w:t>
+      </w:r>
+    </w:p>
+    <w:p>
+      <w:pPr>
+        <w:jc w:val="both"/>
+        <w:rPr>
+          <w:rFonts w:ascii="Calibri" w:hAnsi="Calibri" w:cs="Calibri"/>
+          <w:b/>
+          <w:bCs/>
+          <w:color w:val="D86DCB" w:themeColor="accent5" w:themeTint="99"/>
+          <w:sz w:val="32"/>
+          <w:szCs w:val="32"/>
+        </w:rPr>
+      </w:pPr>
+      <w:r>
+        <w:rPr>
+          <w:rFonts w:ascii="Calibri" w:hAnsi="Calibri" w:cs="Calibri"/>
+          <w:b/>
+          <w:bCs/>
+          <w:color w:val="D86DCB" w:themeColor="accent5" w:themeTint="99"/>
+          <w:sz w:val="32"/>
+          <w:szCs w:val="32"/>
+        </w:rPr>
+        <w:t xml:space="preserve">            schema:</w:t>
+      </w:r>
+    </w:p>
+    <w:p>
+      <w:pPr>
+        <w:jc w:val="both"/>
+        <w:rPr>
+          <w:rFonts w:ascii="Calibri" w:hAnsi="Calibri" w:cs="Calibri"/>
+          <w:b/>
+          <w:bCs/>
+          <w:color w:val="D86DCB" w:themeColor="accent5" w:themeTint="99"/>
+          <w:sz w:val="32"/>
+          <w:szCs w:val="32"/>
+        </w:rPr>
+      </w:pPr>
+      <w:r>
+        <w:rPr>
+          <w:rFonts w:ascii="Calibri" w:hAnsi="Calibri" w:cs="Calibri"/>
+          <w:b/>
+          <w:bCs/>
+          <w:color w:val="D86DCB" w:themeColor="accent5" w:themeTint="99"/>
+          <w:sz w:val="32"/>
+          <w:szCs w:val="32"/>
+        </w:rPr>
+        <w:t xml:space="preserve">              type: object</w:t>
+      </w:r>
+    </w:p>
+    <w:p>
+      <w:pPr>
+        <w:jc w:val="both"/>
+        <w:rPr>
+          <w:rFonts w:ascii="Calibri" w:hAnsi="Calibri" w:cs="Calibri"/>
+          <w:b/>
+          <w:bCs/>
+          <w:color w:val="D86DCB" w:themeColor="accent5" w:themeTint="99"/>
+          <w:sz w:val="32"/>
+          <w:szCs w:val="32"/>
+        </w:rPr>
+      </w:pPr>
+      <w:r>
+        <w:rPr>
+          <w:rFonts w:ascii="Calibri" w:hAnsi="Calibri" w:cs="Calibri"/>
+          <w:b/>
+          <w:bCs/>
+          <w:color w:val="D86DCB" w:themeColor="accent5" w:themeTint="99"/>
+          <w:sz w:val="32"/>
+          <w:szCs w:val="32"/>
+        </w:rPr>
+        <w:t xml:space="preserve">              properties:</w:t>
+      </w:r>
+    </w:p>
+    <w:p>
+      <w:pPr>
+        <w:jc w:val="both"/>
+        <w:rPr>
+          <w:rFonts w:ascii="Calibri" w:hAnsi="Calibri" w:cs="Calibri"/>
+          <w:b/>
+          <w:bCs/>
+          <w:color w:val="D86DCB" w:themeColor="accent5" w:themeTint="99"/>
+          <w:sz w:val="32"/>
+          <w:szCs w:val="32"/>
+        </w:rPr>
+      </w:pPr>
+      <w:r>
+        <w:rPr>
+          <w:rFonts w:ascii="Calibri" w:hAnsi="Calibri" w:cs="Calibri"/>
+          <w:b/>
+          <w:bCs/>
+          <w:color w:val="D86DCB" w:themeColor="accent5" w:themeTint="99"/>
+          <w:sz w:val="32"/>
+          <w:szCs w:val="32"/>
+        </w:rPr>
+        <w:lastRenderedPageBreak/>
+        <w:t xml:space="preserve">                id:</w:t>
+      </w:r>
+    </w:p>
+    <w:p>
+      <w:pPr>
+        <w:jc w:val="both"/>
+        <w:rPr>
+          <w:rFonts w:ascii="Calibri" w:hAnsi="Calibri" w:cs="Calibri"/>
+          <w:b/>
+          <w:bCs/>
+          <w:color w:val="D86DCB" w:themeColor="accent5" w:themeTint="99"/>
+          <w:sz w:val="32"/>
+          <w:szCs w:val="32"/>
+        </w:rPr>
+      </w:pPr>
+      <w:r>
+        <w:rPr>
+          <w:rFonts w:ascii="Calibri" w:hAnsi="Calibri" w:cs="Calibri"/>
+          <w:b/>
+          <w:bCs/>
+          <w:color w:val="D86DCB" w:themeColor="accent5" w:themeTint="99"/>
+          <w:sz w:val="32"/>
+          <w:szCs w:val="32"/>
+        </w:rPr>
+        <w:t xml:space="preserve">                  type: integer</w:t>
+      </w:r>
+    </w:p>
+    <w:p>
+      <w:pPr>
+        <w:jc w:val="both"/>
+        <w:rPr>
+          <w:rFonts w:ascii="Calibri" w:hAnsi="Calibri" w:cs="Calibri"/>
+          <w:b/>
+          <w:bCs/>
+          <w:color w:val="D86DCB" w:themeColor="accent5" w:themeTint="99"/>
+          <w:sz w:val="32"/>
+          <w:szCs w:val="32"/>
+        </w:rPr>
+      </w:pPr>
+      <w:r>
+        <w:rPr>
+          <w:rFonts w:ascii="Calibri" w:hAnsi="Calibri" w:cs="Calibri"/>
+          <w:b/>
+          <w:bCs/>
+          <w:color w:val="D86DCB" w:themeColor="accent5" w:themeTint="99"/>
+          <w:sz w:val="32"/>
+          <w:szCs w:val="32"/>
+        </w:rPr>
+        <w:t xml:space="preserve">                name:</w:t>
+      </w:r>
+    </w:p>
+    <w:p>
+      <w:pPr>
+        <w:jc w:val="both"/>
+        <w:rPr>
+          <w:rFonts w:ascii="Calibri" w:hAnsi="Calibri" w:cs="Calibri"/>
+          <w:b/>
+          <w:bCs/>
+          <w:color w:val="D86DCB" w:themeColor="accent5" w:themeTint="99"/>
+          <w:sz w:val="32"/>
+          <w:szCs w:val="32"/>
+        </w:rPr>
+      </w:pPr>
+      <w:r>
+        <w:rPr>
+          <w:rFonts w:ascii="Calibri" w:hAnsi="Calibri" w:cs="Calibri"/>
+          <w:b/>
+          <w:bCs/>
+          <w:color w:val="D86DCB" w:themeColor="accent5" w:themeTint="99"/>
+          <w:sz w:val="32"/>
+          <w:szCs w:val="32"/>
+        </w:rPr>
+        <w:t xml:space="preserve">                  type: string</w:t>
+      </w:r>
+    </w:p>
+    <w:p>
+      <w:pPr>
+        <w:jc w:val="both"/>
+        <w:rPr>
+          <w:rFonts w:ascii="Calibri" w:hAnsi="Calibri" w:cs="Calibri"/>
+          <w:sz w:val="36"/>
+          <w:szCs w:val="36"/>
+        </w:rPr>
+      </w:pPr>
+      <w:r>
+        <w:rPr>
+          <w:rFonts w:ascii="Calibri" w:hAnsi="Calibri" w:cs="Calibri"/>
+          <w:sz w:val="36"/>
+          <w:szCs w:val="36"/>
+        </w:rPr>
+        <w:t xml:space="preserve"># </w:t>
+      </w:r>
+      <w:r>
+        <w:rPr>
+          <w:rFonts w:ascii="Calibri" w:hAnsi="Calibri" w:cs="Calibri"/>
+          <w:sz w:val="36"/>
+          <w:szCs w:val="36"/>
+        </w:rPr>
+        <w:t>JSON Schema</w:t>
+      </w:r>
+      <w:r>
+        <w:rPr>
+          <w:rFonts w:ascii="Calibri" w:hAnsi="Calibri" w:cs="Calibri"/>
+          <w:sz w:val="36"/>
+          <w:szCs w:val="36"/>
+        </w:rPr>
+        <w:t xml:space="preserve"> d</w:t>
+      </w:r>
+      <w:r>
+        <w:rPr>
+          <w:rFonts w:ascii="Calibri" w:hAnsi="Calibri" w:cs="Calibri"/>
+          <w:sz w:val="36"/>
+          <w:szCs w:val="36"/>
+        </w:rPr>
+        <w:t>escribes</w:t>
+      </w:r>
+      <w:r>
+        <w:rPr>
+          <w:rFonts w:ascii="Calibri" w:hAnsi="Calibri" w:cs="Calibri"/>
+          <w:sz w:val="36"/>
+          <w:szCs w:val="36"/>
+        </w:rPr>
+        <w:t xml:space="preserve"> how a</w:t>
+      </w:r>
+      <w:r>
+        <w:rPr>
+          <w:rFonts w:ascii="Calibri" w:hAnsi="Calibri" w:cs="Calibri"/>
+          <w:sz w:val="36"/>
+          <w:szCs w:val="36"/>
+        </w:rPr>
+        <w:t xml:space="preserve"> JSON object </w:t>
+      </w:r>
+      <w:r>
+        <w:rPr>
+          <w:rFonts w:ascii="Calibri" w:hAnsi="Calibri" w:cs="Calibri"/>
+          <w:sz w:val="36"/>
+          <w:szCs w:val="36"/>
+        </w:rPr>
+        <w:t>looks</w:t>
+      </w:r>
+      <w:r>
+        <w:rPr>
+          <w:rFonts w:ascii="Calibri" w:hAnsi="Calibri" w:cs="Calibri"/>
+          <w:sz w:val="36"/>
+          <w:szCs w:val="36"/>
+        </w:rPr>
+        <w:t xml:space="preserve"> like</w:t>
+      </w:r>
+      <w:r>
+        <w:rPr>
+          <w:rFonts w:ascii="Calibri" w:hAnsi="Calibri" w:cs="Calibri"/>
+          <w:sz w:val="36"/>
+          <w:szCs w:val="36"/>
+        </w:rPr>
+        <w:t>. So, a</w:t>
+      </w:r>
+      <w:r>
+        <w:rPr>
+          <w:rFonts w:ascii="Calibri" w:hAnsi="Calibri" w:cs="Calibri"/>
+          <w:sz w:val="36"/>
+          <w:szCs w:val="36"/>
+        </w:rPr>
+        <w:t>n API schema may contain JSON schemas inside it.</w:t>
+      </w:r>
+    </w:p>
+    <w:p>
+      <w:pPr>
+        <w:jc w:val="both"/>
+        <w:rPr>
+          <w:rFonts w:ascii="Calibri" w:hAnsi="Calibri" w:cs="Calibri"/>
+          <w:b/>
+          <w:bCs/>
+          <w:sz w:val="28"/>
+          <w:szCs w:val="28"/>
+        </w:rPr>
+      </w:pPr>
+      <w:r>
+        <w:rPr>
+          <w:rFonts w:ascii="Calibri" w:hAnsi="Calibri" w:cs="Calibri"/>
+          <w:b/>
+          <w:bCs/>
+          <w:sz w:val="28"/>
+          <w:szCs w:val="28"/>
+        </w:rPr>
+        <w:t>API</w:t>
+      </w:r>
+    </w:p>
+    <w:p>
+      <w:pPr>
+        <w:jc w:val="both"/>
+        <w:rPr>
+          <w:rFonts w:ascii="Calibri" w:hAnsi="Calibri" w:cs="Calibri"/>
+          <w:b/>
+          <w:bCs/>
+          <w:sz w:val="28"/>
+          <w:szCs w:val="28"/>
+        </w:rPr>
+      </w:pPr>
+      <w:r>
+        <w:rPr>
+          <w:rFonts w:ascii="Calibri" w:hAnsi="Calibri" w:cs="Calibri"/>
+          <w:b/>
+          <w:bCs/>
+          <w:sz w:val="28"/>
+          <w:szCs w:val="28"/>
+        </w:rPr>
+        <w:t>│</w:t>
+      </w:r>
+    </w:p>
+    <w:p>
+      <w:pPr>
+        <w:jc w:val="both"/>
+        <w:rPr>
+          <w:rFonts w:ascii="Calibri" w:hAnsi="Calibri" w:cs="Calibri"/>
+          <w:b/>
+          <w:bCs/>
+          <w:sz w:val="28"/>
+          <w:szCs w:val="28"/>
+        </w:rPr>
+      </w:pPr>
+      <w:r>
+        <w:rPr>
+          <w:rFonts w:ascii="Arial" w:hAnsi="Arial" w:cs="Arial"/>
+          <w:b/>
+          <w:bCs/>
+          <w:sz w:val="28"/>
+          <w:szCs w:val="28"/>
+        </w:rPr>
+        <w:t>├</w:t>
+      </w:r>
+      <w:r>
+        <w:rPr>
+          <w:rFonts w:ascii="Calibri" w:hAnsi="Calibri" w:cs="Calibri"/>
+          <w:b/>
+          <w:bCs/>
+          <w:sz w:val="28"/>
+          <w:szCs w:val="28"/>
+        </w:rPr>
+        <w:t>── GET /users</w:t>
+      </w:r>
+    </w:p>
+    <w:p>
+      <w:pPr>
+        <w:jc w:val="both"/>
+        <w:rPr>
+          <w:rFonts w:ascii="Calibri" w:hAnsi="Calibri" w:cs="Calibri"/>
+          <w:b/>
+          <w:bCs/>
+          <w:sz w:val="28"/>
+          <w:szCs w:val="28"/>
+        </w:rPr>
+      </w:pPr>
+      <w:r>
+        <w:rPr>
+          <w:rFonts w:ascii="Calibri" w:hAnsi="Calibri" w:cs="Calibri"/>
+          <w:b/>
+          <w:bCs/>
+          <w:sz w:val="28"/>
+          <w:szCs w:val="28"/>
+        </w:rPr>
+        <w:t>│      │</w:t>
+      </w:r>
+    </w:p>
+    <w:p>
+      <w:pPr>
+        <w:jc w:val="both"/>
+        <w:rPr>
+          <w:rFonts w:ascii="Calibri" w:hAnsi="Calibri" w:cs="Calibri"/>
+          <w:b/>
+          <w:bCs/>
+          <w:sz w:val="28"/>
+          <w:szCs w:val="28"/>
+        </w:rPr>
+      </w:pPr>
+      <w:r>
+        <w:rPr>
+          <w:rFonts w:ascii="Calibri" w:hAnsi="Calibri" w:cs="Calibri"/>
+          <w:b/>
+          <w:bCs/>
+          <w:sz w:val="28"/>
+          <w:szCs w:val="28"/>
+        </w:rPr>
+        <w:t>│      └── Response Schema</w:t>
+      </w:r>
+    </w:p>
+    <w:p>
+      <w:pPr>
+        <w:jc w:val="both"/>
+        <w:rPr>
+          <w:rFonts w:ascii="Calibri" w:hAnsi="Calibri" w:cs="Calibri"/>
+          <w:b/>
+          <w:bCs/>
+          <w:sz w:val="28"/>
+          <w:szCs w:val="28"/>
+        </w:rPr>
+      </w:pPr>
+      <w:r>
+        <w:rPr>
+          <w:rFonts w:ascii="Calibri" w:hAnsi="Calibri" w:cs="Calibri"/>
+          <w:b/>
+          <w:bCs/>
+          <w:sz w:val="28"/>
+          <w:szCs w:val="28"/>
+        </w:rPr>
+        <w:t>│             └── User JSON structure</w:t>
+      </w:r>
+    </w:p>
+    <w:p>
+      <w:pPr>
+        <w:jc w:val="both"/>
+        <w:rPr>
+          <w:rFonts w:ascii="Calibri" w:hAnsi="Calibri" w:cs="Calibri"/>
+          <w:b/>
+          <w:bCs/>
+          <w:sz w:val="28"/>
+          <w:szCs w:val="28"/>
+        </w:rPr>
+      </w:pPr>
+      <w:r>
+        <w:rPr>
+          <w:rFonts w:ascii="Calibri" w:hAnsi="Calibri" w:cs="Calibri"/>
+          <w:b/>
+          <w:bCs/>
+          <w:sz w:val="28"/>
+          <w:szCs w:val="28"/>
+        </w:rPr>
+        <w:t>│</w:t>
+      </w:r>
+    </w:p>
+    <w:p>
+      <w:pPr>
+        <w:jc w:val="both"/>
+        <w:rPr>
+          <w:rFonts w:ascii="Calibri" w:hAnsi="Calibri" w:cs="Calibri"/>
+          <w:b/>
+          <w:bCs/>
+          <w:sz w:val="28"/>
+          <w:szCs w:val="28"/>
+        </w:rPr>
+      </w:pPr>
+      <w:r>
+        <w:rPr>
+          <w:rFonts w:ascii="Arial" w:hAnsi="Arial" w:cs="Arial"/>
+          <w:b/>
+          <w:bCs/>
+          <w:sz w:val="28"/>
+          <w:szCs w:val="28"/>
+        </w:rPr>
+        <w:t>├</w:t>
+      </w:r>
+      <w:r>
+        <w:rPr>
+          <w:rFonts w:ascii="Calibri" w:hAnsi="Calibri" w:cs="Calibri"/>
+          <w:b/>
+          <w:bCs/>
+          <w:sz w:val="28"/>
+          <w:szCs w:val="28"/>
+        </w:rPr>
+        <w:t>── POST /users</w:t>
+      </w:r>
+    </w:p>
+    <w:p>
+      <w:pPr>
+        <w:jc w:val="both"/>
+        <w:rPr>
+          <w:rFonts w:ascii="Calibri" w:hAnsi="Calibri" w:cs="Calibri"/>
+          <w:b/>
+          <w:bCs/>
+          <w:sz w:val="28"/>
+          <w:szCs w:val="28"/>
+        </w:rPr>
+      </w:pPr>
+      <w:r>
+        <w:rPr>
+          <w:rFonts w:ascii="Calibri" w:hAnsi="Calibri" w:cs="Calibri"/>
+          <w:b/>
+          <w:bCs/>
+          <w:sz w:val="28"/>
+          <w:szCs w:val="28"/>
+        </w:rPr>
+        <w:t>│      │</w:t>
+      </w:r>
+    </w:p>
+    <w:p>
+      <w:pPr>
+        <w:jc w:val="both"/>
+        <w:rPr>
+          <w:rFonts w:ascii="Calibri" w:hAnsi="Calibri" w:cs="Calibri"/>
+          <w:b/>
+          <w:bCs/>
+          <w:sz w:val="28"/>
+          <w:szCs w:val="28"/>
+        </w:rPr>
+      </w:pPr>
+      <w:r>
+        <w:rPr>
+          <w:rFonts w:ascii="Calibri" w:hAnsi="Calibri" w:cs="Calibri"/>
+          <w:b/>
+          <w:bCs/>
+          <w:sz w:val="28"/>
+          <w:szCs w:val="28"/>
+        </w:rPr>
+        <w:t xml:space="preserve">│      </w:t>
+      </w:r>
+      <w:r>
+        <w:rPr>
+          <w:rFonts w:ascii="Arial" w:hAnsi="Arial" w:cs="Arial"/>
+          <w:b/>
+          <w:bCs/>
+          <w:sz w:val="28"/>
+          <w:szCs w:val="28"/>
+        </w:rPr>
+        <w:t>├</w:t>
+      </w:r>
+      <w:r>
+        <w:rPr>
+          <w:rFonts w:ascii="Calibri" w:hAnsi="Calibri" w:cs="Calibri"/>
+          <w:b/>
+          <w:bCs/>
+          <w:sz w:val="28"/>
+          <w:szCs w:val="28"/>
+        </w:rPr>
+        <w:t>── Request Schema</w:t>
+      </w:r>
+    </w:p>
+    <w:p>
+      <w:pPr>
+        <w:jc w:val="both"/>
+        <w:rPr>
+          <w:rFonts w:ascii="Calibri" w:hAnsi="Calibri" w:cs="Calibri"/>
+          <w:b/>
+          <w:bCs/>
+          <w:sz w:val="28"/>
+          <w:szCs w:val="28"/>
+        </w:rPr>
+      </w:pPr>
+      <w:r>
+        <w:rPr>
+          <w:rFonts w:ascii="Calibri" w:hAnsi="Calibri" w:cs="Calibri"/>
+          <w:b/>
+          <w:bCs/>
+          <w:sz w:val="28"/>
+          <w:szCs w:val="28"/>
+        </w:rPr>
+        <w:t>│      │</w:t>
+      </w:r>
+    </w:p>
+    <w:p>
+      <w:pPr>
+        <w:jc w:val="both"/>
+        <w:rPr>
+          <w:rFonts w:ascii="Calibri" w:hAnsi="Calibri" w:cs="Calibri"/>
+          <w:b/>
+          <w:bCs/>
+          <w:sz w:val="28"/>
+          <w:szCs w:val="28"/>
+        </w:rPr>
+      </w:pPr>
+      <w:r>
+        <w:rPr>
+          <w:rFonts w:ascii="Calibri" w:hAnsi="Calibri" w:cs="Calibri"/>
+          <w:b/>
+          <w:bCs/>
+          <w:sz w:val="28"/>
+          <w:szCs w:val="28"/>
+        </w:rPr>
+        <w:t>│      └── Response Schema</w:t>
+      </w:r>
+    </w:p>
+    <w:p>
+      <w:pPr>
+        <w:jc w:val="both"/>
+        <w:rPr>
+          <w:rFonts w:ascii="Calibri" w:hAnsi="Calibri" w:cs="Calibri"/>
+          <w:b/>
+          <w:bCs/>
+          <w:sz w:val="28"/>
+          <w:szCs w:val="28"/>
+        </w:rPr>
+      </w:pPr>
+      <w:r>
+        <w:rPr>
+          <w:rFonts w:ascii="Calibri" w:hAnsi="Calibri" w:cs="Calibri"/>
+          <w:b/>
+          <w:bCs/>
+          <w:sz w:val="28"/>
+          <w:szCs w:val="28"/>
+        </w:rPr>
+        <w:t>│</w:t>
+      </w:r>
+    </w:p>
+    <w:p>
+      <w:pPr>
+        <w:jc w:val="both"/>
+        <w:rPr>
+          <w:rFonts w:ascii="Calibri" w:hAnsi="Calibri" w:cs="Calibri"/>
+          <w:b/>
+          <w:bCs/>
+          <w:sz w:val="28"/>
+          <w:szCs w:val="28"/>
+        </w:rPr>
+      </w:pPr>
+      <w:r>
+        <w:rPr>
+          <w:rFonts w:ascii="Calibri" w:hAnsi="Calibri" w:cs="Calibri"/>
+          <w:b/>
+          <w:bCs/>
+          <w:sz w:val="28"/>
+          <w:szCs w:val="28"/>
+        </w:rPr>
+        <w:t>└── DELETE /users/{id}</w:t>
+      </w:r>
+    </w:p>
+    <w:p>
+      <w:pPr>
+        <w:jc w:val="both"/>
+        <w:rPr>
+          <w:rFonts w:ascii="Calibri" w:hAnsi="Calibri" w:cs="Calibri"/>
+          <w:sz w:val="36"/>
+          <w:szCs w:val="36"/>
+        </w:rPr>
+      </w:pPr>
+    </w:p>
+    <w:p>
+      <w:pPr>
+        <w:jc w:val="both"/>
+        <w:rPr>
+          <w:rFonts w:ascii="Calibri" w:hAnsi="Calibri" w:cs="Calibri"/>
+          <w:sz w:val="36"/>
+          <w:szCs w:val="36"/>
+        </w:rPr>
+      </w:pPr>
+    </w:p>
+    <w:p>
+      <w:pPr>
+        <w:jc w:val="both"/>
+        <w:rPr>
+          <w:rFonts w:ascii="Calibri" w:hAnsi="Calibri" w:cs="Calibri"/>
+          <w:sz w:val="36"/>
+          <w:szCs w:val="36"/>
+        </w:rPr>
+      </w:pPr>
+      <w:r>
+        <w:rPr>
+          <w:rFonts w:ascii="Calibri" w:hAnsi="Calibri" w:cs="Calibri"/>
+          <w:sz w:val="36"/>
+          <w:szCs w:val="36"/>
+        </w:rPr>
+        <w:t>Database Schema:</w:t>
+      </w:r>
+    </w:p>
+    <w:p>
+      <w:pPr>
+        <w:jc w:val="both"/>
+        <w:rPr>
+          <w:rFonts w:ascii="Calibri" w:hAnsi="Calibri" w:cs="Calibri"/>
+          <w:sz w:val="36"/>
+          <w:szCs w:val="36"/>
+        </w:rPr>
+      </w:pPr>
+      <w:r>
+        <w:rPr>
+          <w:rFonts w:ascii="Calibri" w:hAnsi="Calibri" w:cs="Calibri"/>
+          <w:sz w:val="36"/>
+          <w:szCs w:val="36"/>
+        </w:rPr>
+        <w:lastRenderedPageBreak/>
+        <w:t># Database Schema is different it’s the structure/organization of the database</w:t>
+      </w:r>
+      <w:r>
+        <w:rPr>
+          <w:rFonts w:ascii="Calibri" w:hAnsi="Calibri" w:cs="Calibri"/>
+          <w:sz w:val="36"/>
+          <w:szCs w:val="36"/>
+        </w:rPr>
+        <w:t xml:space="preserve"> (table’s column/row data types, constraints etc.)</w:t>
+      </w:r>
+      <w:r>
+        <w:rPr>
+          <w:rFonts w:ascii="Calibri" w:hAnsi="Calibri" w:cs="Calibri"/>
+          <w:sz w:val="36"/>
+          <w:szCs w:val="36"/>
+        </w:rPr>
+        <w:t>. Like:</w:t>
+      </w:r>
+    </w:p>
+    <w:p>
+      <w:pPr>
+        <w:jc w:val="both"/>
+        <w:rPr>
+          <w:rFonts w:ascii="Calibri" w:hAnsi="Calibri" w:cs="Calibri"/>
+          <w:b/>
+          <w:bCs/>
+          <w:sz w:val="32"/>
+          <w:szCs w:val="32"/>
+        </w:rPr>
+      </w:pPr>
+      <w:r>
+        <w:rPr>
+          <w:rFonts w:ascii="Calibri" w:hAnsi="Calibri" w:cs="Calibri"/>
+          <w:b/>
+          <w:bCs/>
+          <w:sz w:val="32"/>
+          <w:szCs w:val="32"/>
+        </w:rPr>
+        <w:t>Users table</w:t>
+      </w:r>
+    </w:p>
+    <w:p>
+      <w:pPr>
+        <w:jc w:val="both"/>
+        <w:rPr>
+          <w:rFonts w:ascii="Calibri" w:hAnsi="Calibri" w:cs="Calibri"/>
+          <w:b/>
+          <w:bCs/>
+          <w:sz w:val="32"/>
+          <w:szCs w:val="32"/>
+        </w:rPr>
+      </w:pPr>
+    </w:p>
+    <w:p>
+      <w:pPr>
+        <w:jc w:val="both"/>
+        <w:rPr>
+          <w:rFonts w:ascii="Calibri" w:hAnsi="Calibri" w:cs="Calibri"/>
+          <w:b/>
+          <w:bCs/>
+          <w:sz w:val="32"/>
+          <w:szCs w:val="32"/>
+        </w:rPr>
+      </w:pPr>
+      <w:r>
+        <w:rPr>
+          <w:rFonts w:ascii="Calibri" w:hAnsi="Calibri" w:cs="Calibri"/>
+          <w:b/>
+          <w:bCs/>
+          <w:sz w:val="32"/>
+          <w:szCs w:val="32"/>
+        </w:rPr>
+        <w:t>id       INTEGER</w:t>
+      </w:r>
+    </w:p>
+    <w:p>
+      <w:pPr>
+        <w:jc w:val="both"/>
+        <w:rPr>
+          <w:rFonts w:ascii="Calibri" w:hAnsi="Calibri" w:cs="Calibri"/>
+          <w:b/>
+          <w:bCs/>
+          <w:sz w:val="32"/>
+          <w:szCs w:val="32"/>
+        </w:rPr>
+      </w:pPr>
+      <w:r>
+        <w:rPr>
+          <w:rFonts w:ascii="Calibri" w:hAnsi="Calibri" w:cs="Calibri"/>
+          <w:b/>
+          <w:bCs/>
+          <w:sz w:val="32"/>
+          <w:szCs w:val="32"/>
+        </w:rPr>
+        <w:t>name     VARCHAR</w:t>
+      </w:r>
+    </w:p>
+    <w:p>
+      <w:pPr>
+        <w:jc w:val="both"/>
+        <w:rPr>
+          <w:rFonts w:ascii="Calibri" w:hAnsi="Calibri" w:cs="Calibri"/>
+          <w:b/>
+          <w:bCs/>
+          <w:sz w:val="32"/>
+          <w:szCs w:val="32"/>
+        </w:rPr>
+      </w:pPr>
+      <w:r>
+        <w:rPr>
+          <w:rFonts w:ascii="Calibri" w:hAnsi="Calibri" w:cs="Calibri"/>
+          <w:b/>
+          <w:bCs/>
+          <w:sz w:val="32"/>
+          <w:szCs w:val="32"/>
+        </w:rPr>
+        <w:t>email    VARCHAR</w:t>
+      </w:r>
+    </w:p>
+    <w:p>
+      <w:pPr>
+        <w:jc w:val="both"/>
+        <w:rPr>
+          <w:rFonts w:ascii="Calibri" w:hAnsi="Calibri" w:cs="Calibri"/>
+          <w:b/>
+          <w:bCs/>
+          <w:sz w:val="32"/>
+          <w:szCs w:val="32"/>
+        </w:rPr>
+      </w:pPr>
+      <w:r>
+        <w:rPr>
+          <w:rFonts w:ascii="Calibri" w:hAnsi="Calibri" w:cs="Calibri"/>
+          <w:b/>
+          <w:bCs/>
+          <w:sz w:val="32"/>
+          <w:szCs w:val="32"/>
+        </w:rPr>
+        <w:t>age      INTEGER</w:t>
+      </w:r>
+    </w:p>
+    <w:p>
+      <w:pPr>
+        <w:jc w:val="both"/>
+        <w:rPr>
+          <w:rFonts w:ascii="Calibri" w:hAnsi="Calibri" w:cs="Calibri"/>
+          <w:sz w:val="36"/>
+          <w:szCs w:val="36"/>
+        </w:rPr>
+      </w:pPr>
+      <w:r>
+        <w:rPr>
+          <w:rFonts w:ascii="Calibri" w:hAnsi="Calibri" w:cs="Calibri"/>
+          <w:sz w:val="36"/>
+          <w:szCs w:val="36"/>
+        </w:rPr>
+        <w:t># Which we might create it with:</w:t>
+      </w:r>
+    </w:p>
+    <w:p>
+      <w:pPr>
+        <w:jc w:val="both"/>
+        <w:rPr>
+          <w:rFonts w:ascii="Calibri" w:hAnsi="Calibri" w:cs="Calibri"/>
+          <w:b/>
+          <w:bCs/>
+          <w:color w:val="D86DCB" w:themeColor="accent5" w:themeTint="99"/>
+          <w:sz w:val="36"/>
+          <w:szCs w:val="36"/>
+        </w:rPr>
+      </w:pPr>
+      <w:r>
+        <w:rPr>
+          <w:rFonts w:ascii="Calibri" w:hAnsi="Calibri" w:cs="Calibri"/>
+          <w:b/>
+          <w:bCs/>
+          <w:color w:val="D86DCB" w:themeColor="accent5" w:themeTint="99"/>
+          <w:sz w:val="36"/>
+          <w:szCs w:val="36"/>
+        </w:rPr>
+        <w:t>CREATE TABLE users (</w:t>
+      </w:r>
+    </w:p>
+    <w:p>
+      <w:pPr>
+        <w:jc w:val="both"/>
+        <w:rPr>
+          <w:rFonts w:ascii="Calibri" w:hAnsi="Calibri" w:cs="Calibri"/>
+          <w:b/>
+          <w:bCs/>
+          <w:color w:val="D86DCB" w:themeColor="accent5" w:themeTint="99"/>
+          <w:sz w:val="36"/>
+          <w:szCs w:val="36"/>
+        </w:rPr>
+      </w:pPr>
+      <w:r>
+        <w:rPr>
+          <w:rFonts w:ascii="Calibri" w:hAnsi="Calibri" w:cs="Calibri"/>
+          <w:b/>
+          <w:bCs/>
+          <w:color w:val="D86DCB" w:themeColor="accent5" w:themeTint="99"/>
+          <w:sz w:val="36"/>
+          <w:szCs w:val="36"/>
+        </w:rPr>
+        <w:t xml:space="preserve">    id INTEGER PRIMARY KEY,</w:t>
+      </w:r>
+    </w:p>
+    <w:p>
+      <w:pPr>
+        <w:jc w:val="both"/>
+        <w:rPr>
+          <w:rFonts w:ascii="Calibri" w:hAnsi="Calibri" w:cs="Calibri"/>
+          <w:b/>
+          <w:bCs/>
+          <w:color w:val="D86DCB" w:themeColor="accent5" w:themeTint="99"/>
+          <w:sz w:val="36"/>
+          <w:szCs w:val="36"/>
+        </w:rPr>
+      </w:pPr>
+      <w:r>
+        <w:rPr>
+          <w:rFonts w:ascii="Calibri" w:hAnsi="Calibri" w:cs="Calibri"/>
+          <w:b/>
+          <w:bCs/>
+          <w:color w:val="D86DCB" w:themeColor="accent5" w:themeTint="99"/>
+          <w:sz w:val="36"/>
+          <w:szCs w:val="36"/>
+        </w:rPr>
+        <w:t xml:space="preserve">    name </w:t>
+      </w:r>
+      <w:proofErr w:type="gramStart"/>
+      <w:r>
+        <w:rPr>
+          <w:rFonts w:ascii="Calibri" w:hAnsi="Calibri" w:cs="Calibri"/>
+          <w:b/>
+          <w:bCs/>
+          <w:color w:val="D86DCB" w:themeColor="accent5" w:themeTint="99"/>
+          <w:sz w:val="36"/>
+          <w:szCs w:val="36"/>
+        </w:rPr>
+        <w:t>VARCHAR(</w:t>
+      </w:r>
+      <w:proofErr w:type="gramEnd"/>
+      <w:r>
+        <w:rPr>
+          <w:rFonts w:ascii="Calibri" w:hAnsi="Calibri" w:cs="Calibri"/>
+          <w:b/>
+          <w:bCs/>
+          <w:color w:val="D86DCB" w:themeColor="accent5" w:themeTint="99"/>
+          <w:sz w:val="36"/>
+          <w:szCs w:val="36"/>
+        </w:rPr>
+        <w:t>100) NOT NULL,</w:t>
+      </w:r>
+    </w:p>
+    <w:p>
+      <w:pPr>
+        <w:jc w:val="both"/>
+        <w:rPr>
+          <w:rFonts w:ascii="Calibri" w:hAnsi="Calibri" w:cs="Calibri"/>
+          <w:b/>
+          <w:bCs/>
+          <w:color w:val="D86DCB" w:themeColor="accent5" w:themeTint="99"/>
+          <w:sz w:val="36"/>
+          <w:szCs w:val="36"/>
+        </w:rPr>
+      </w:pPr>
+      <w:r>
+        <w:rPr>
+          <w:rFonts w:ascii="Calibri" w:hAnsi="Calibri" w:cs="Calibri"/>
+          <w:b/>
+          <w:bCs/>
+          <w:color w:val="D86DCB" w:themeColor="accent5" w:themeTint="99"/>
+          <w:sz w:val="36"/>
+          <w:szCs w:val="36"/>
+        </w:rPr>
+        <w:t xml:space="preserve">    email </w:t>
+      </w:r>
+      <w:proofErr w:type="gramStart"/>
+      <w:r>
+        <w:rPr>
+          <w:rFonts w:ascii="Calibri" w:hAnsi="Calibri" w:cs="Calibri"/>
+          <w:b/>
+          <w:bCs/>
+          <w:color w:val="D86DCB" w:themeColor="accent5" w:themeTint="99"/>
+          <w:sz w:val="36"/>
+          <w:szCs w:val="36"/>
+        </w:rPr>
+        <w:t>VARCHAR(</w:t>
+      </w:r>
+      <w:proofErr w:type="gramEnd"/>
+      <w:r>
+        <w:rPr>
+          <w:rFonts w:ascii="Calibri" w:hAnsi="Calibri" w:cs="Calibri"/>
+          <w:b/>
+          <w:bCs/>
+          <w:color w:val="D86DCB" w:themeColor="accent5" w:themeTint="99"/>
+          <w:sz w:val="36"/>
+          <w:szCs w:val="36"/>
+        </w:rPr>
+        <w:t>255) NOT NULL,</w:t>
+      </w:r>
+    </w:p>
+    <w:p>
+      <w:pPr>
+        <w:jc w:val="both"/>
+        <w:rPr>
+          <w:rFonts w:ascii="Calibri" w:hAnsi="Calibri" w:cs="Calibri"/>
+          <w:b/>
+          <w:bCs/>
+          <w:color w:val="D86DCB" w:themeColor="accent5" w:themeTint="99"/>
+          <w:sz w:val="36"/>
+          <w:szCs w:val="36"/>
+        </w:rPr>
+      </w:pPr>
+      <w:r>
+        <w:rPr>
+          <w:rFonts w:ascii="Calibri" w:hAnsi="Calibri" w:cs="Calibri"/>
+          <w:b/>
+          <w:bCs/>
+          <w:color w:val="D86DCB" w:themeColor="accent5" w:themeTint="99"/>
+          <w:sz w:val="36"/>
+          <w:szCs w:val="36"/>
+        </w:rPr>
+        <w:t xml:space="preserve">    age INTEGER</w:t>
+      </w:r>
+    </w:p>
+    <w:p>
+      <w:pPr>
+        <w:jc w:val="both"/>
+        <w:rPr>
+          <w:rFonts w:ascii="Calibri" w:hAnsi="Calibri" w:cs="Calibri"/>
+          <w:b/>
+          <w:bCs/>
+          <w:color w:val="D86DCB" w:themeColor="accent5" w:themeTint="99"/>
+          <w:sz w:val="36"/>
+          <w:szCs w:val="36"/>
+        </w:rPr>
+      </w:pPr>
+      <w:r>
+        <w:rPr>
+          <w:rFonts w:ascii="Calibri" w:hAnsi="Calibri" w:cs="Calibri"/>
+          <w:b/>
+          <w:bCs/>
+          <w:color w:val="D86DCB" w:themeColor="accent5" w:themeTint="99"/>
+          <w:sz w:val="36"/>
+          <w:szCs w:val="36"/>
+        </w:rPr>
+        <w:t>);</w:t>
+      </w:r>
+    </w:p>
+    <w:p>
+      <w:pPr>
+        <w:jc w:val="both"/>
+        <w:rPr>
+          <w:rFonts w:ascii="Calibri" w:hAnsi="Calibri" w:cs="Calibri"/>
+          <w:sz w:val="36"/>
+          <w:szCs w:val="36"/>
+        </w:rPr>
+      </w:pPr>
+      <w:r>
+        <w:rPr>
+          <w:rFonts w:ascii="Calibri" w:hAnsi="Calibri" w:cs="Calibri"/>
+          <w:sz w:val="36"/>
+          <w:szCs w:val="36"/>
+        </w:rPr>
+        <w:t xml:space="preserve"># </w:t>
+      </w:r>
+      <w:r>
+        <w:rPr>
+          <w:rFonts w:ascii="Calibri" w:hAnsi="Calibri" w:cs="Calibri"/>
+          <w:sz w:val="36"/>
+          <w:szCs w:val="36"/>
+        </w:rPr>
+        <w:t>This defines the structure of the table.</w:t>
+      </w:r>
+    </w:p>
+    <w:p>
+      <w:pPr>
+        <w:jc w:val="both"/>
+        <w:rPr>
+          <w:rFonts w:ascii="Calibri" w:hAnsi="Calibri" w:cs="Calibri"/>
+          <w:b/>
+          <w:bCs/>
+          <w:sz w:val="28"/>
+          <w:szCs w:val="28"/>
+        </w:rPr>
+      </w:pPr>
+      <w:r>
+        <w:rPr>
+          <w:rFonts w:ascii="Calibri" w:hAnsi="Calibri" w:cs="Calibri"/>
+          <w:b/>
+          <w:bCs/>
+          <w:sz w:val="28"/>
+          <w:szCs w:val="28"/>
+        </w:rPr>
+        <w:t>Database</w:t>
+      </w:r>
+    </w:p>
+    <w:p>
+      <w:pPr>
+        <w:jc w:val="both"/>
+        <w:rPr>
+          <w:rFonts w:ascii="Calibri" w:hAnsi="Calibri" w:cs="Calibri"/>
+          <w:b/>
+          <w:bCs/>
+          <w:sz w:val="28"/>
+          <w:szCs w:val="28"/>
+        </w:rPr>
+      </w:pPr>
+      <w:r>
+        <w:rPr>
+          <w:rFonts w:ascii="Calibri" w:hAnsi="Calibri" w:cs="Calibri"/>
+          <w:b/>
+          <w:bCs/>
+          <w:sz w:val="28"/>
+          <w:szCs w:val="28"/>
+        </w:rPr>
+        <w:t>│</w:t>
+      </w:r>
+    </w:p>
+    <w:p>
+      <w:pPr>
+        <w:jc w:val="both"/>
+        <w:rPr>
+          <w:rFonts w:ascii="Calibri" w:hAnsi="Calibri" w:cs="Calibri"/>
+          <w:b/>
+          <w:bCs/>
+          <w:sz w:val="28"/>
+          <w:szCs w:val="28"/>
+        </w:rPr>
+      </w:pPr>
+      <w:r>
+        <w:rPr>
+          <w:rFonts w:ascii="Arial" w:hAnsi="Arial" w:cs="Arial"/>
+          <w:b/>
+          <w:bCs/>
+          <w:sz w:val="28"/>
+          <w:szCs w:val="28"/>
+        </w:rPr>
+        <w:t>├</w:t>
+      </w:r>
+      <w:r>
+        <w:rPr>
+          <w:rFonts w:ascii="Calibri" w:hAnsi="Calibri" w:cs="Calibri"/>
+          <w:b/>
+          <w:bCs/>
+          <w:sz w:val="28"/>
+          <w:szCs w:val="28"/>
+        </w:rPr>
+        <w:t>── users</w:t>
+      </w:r>
+    </w:p>
+    <w:p>
+      <w:pPr>
+        <w:jc w:val="both"/>
+        <w:rPr>
+          <w:rFonts w:ascii="Calibri" w:hAnsi="Calibri" w:cs="Calibri"/>
+          <w:b/>
+          <w:bCs/>
+          <w:sz w:val="28"/>
+          <w:szCs w:val="28"/>
+        </w:rPr>
+      </w:pPr>
+      <w:r>
+        <w:rPr>
+          <w:rFonts w:ascii="Calibri" w:hAnsi="Calibri" w:cs="Calibri"/>
+          <w:b/>
+          <w:bCs/>
+          <w:sz w:val="28"/>
+          <w:szCs w:val="28"/>
+        </w:rPr>
+        <w:t xml:space="preserve">│    </w:t>
+      </w:r>
+      <w:r>
+        <w:rPr>
+          <w:rFonts w:ascii="Arial" w:hAnsi="Arial" w:cs="Arial"/>
+          <w:b/>
+          <w:bCs/>
+          <w:sz w:val="28"/>
+          <w:szCs w:val="28"/>
+        </w:rPr>
+        <w:t>├</w:t>
+      </w:r>
+      <w:r>
+        <w:rPr>
+          <w:rFonts w:ascii="Calibri" w:hAnsi="Calibri" w:cs="Calibri"/>
+          <w:b/>
+          <w:bCs/>
+          <w:sz w:val="28"/>
+          <w:szCs w:val="28"/>
+        </w:rPr>
+        <w:t>── id</w:t>
+      </w:r>
+    </w:p>
+    <w:p>
+      <w:pPr>
+        <w:jc w:val="both"/>
+        <w:rPr>
+          <w:rFonts w:ascii="Calibri" w:hAnsi="Calibri" w:cs="Calibri"/>
+          <w:b/>
+          <w:bCs/>
+          <w:sz w:val="28"/>
+          <w:szCs w:val="28"/>
+        </w:rPr>
+      </w:pPr>
+      <w:r>
+        <w:rPr>
+          <w:rFonts w:ascii="Calibri" w:hAnsi="Calibri" w:cs="Calibri"/>
+          <w:b/>
+          <w:bCs/>
+          <w:sz w:val="28"/>
+          <w:szCs w:val="28"/>
+        </w:rPr>
+        <w:t xml:space="preserve">│    </w:t>
+      </w:r>
+      <w:r>
+        <w:rPr>
+          <w:rFonts w:ascii="Arial" w:hAnsi="Arial" w:cs="Arial"/>
+          <w:b/>
+          <w:bCs/>
+          <w:sz w:val="28"/>
+          <w:szCs w:val="28"/>
+        </w:rPr>
+        <w:t>├</w:t>
+      </w:r>
+      <w:r>
+        <w:rPr>
+          <w:rFonts w:ascii="Calibri" w:hAnsi="Calibri" w:cs="Calibri"/>
+          <w:b/>
+          <w:bCs/>
+          <w:sz w:val="28"/>
+          <w:szCs w:val="28"/>
+        </w:rPr>
+        <w:t>── name</w:t>
+      </w:r>
+    </w:p>
+    <w:p>
+      <w:pPr>
+        <w:jc w:val="both"/>
+        <w:rPr>
+          <w:rFonts w:ascii="Calibri" w:hAnsi="Calibri" w:cs="Calibri"/>
+          <w:b/>
+          <w:bCs/>
+          <w:sz w:val="28"/>
+          <w:szCs w:val="28"/>
+        </w:rPr>
+      </w:pPr>
+      <w:r>
+        <w:rPr>
+          <w:rFonts w:ascii="Calibri" w:hAnsi="Calibri" w:cs="Calibri"/>
+          <w:b/>
+          <w:bCs/>
+          <w:sz w:val="28"/>
+          <w:szCs w:val="28"/>
+        </w:rPr>
+        <w:t xml:space="preserve">│    </w:t>
+      </w:r>
+      <w:r>
+        <w:rPr>
+          <w:rFonts w:ascii="Arial" w:hAnsi="Arial" w:cs="Arial"/>
+          <w:b/>
+          <w:bCs/>
+          <w:sz w:val="28"/>
+          <w:szCs w:val="28"/>
+        </w:rPr>
+        <w:t>├</w:t>
+      </w:r>
+      <w:r>
+        <w:rPr>
+          <w:rFonts w:ascii="Calibri" w:hAnsi="Calibri" w:cs="Calibri"/>
+          <w:b/>
+          <w:bCs/>
+          <w:sz w:val="28"/>
+          <w:szCs w:val="28"/>
+        </w:rPr>
+        <w:t>── email</w:t>
+      </w:r>
+    </w:p>
+    <w:p>
+      <w:pPr>
+        <w:jc w:val="both"/>
+        <w:rPr>
+          <w:rFonts w:ascii="Calibri" w:hAnsi="Calibri" w:cs="Calibri"/>
+          <w:b/>
+          <w:bCs/>
+          <w:sz w:val="28"/>
+          <w:szCs w:val="28"/>
+        </w:rPr>
+      </w:pPr>
+      <w:r>
+        <w:rPr>
+          <w:rFonts w:ascii="Calibri" w:hAnsi="Calibri" w:cs="Calibri"/>
+          <w:b/>
+          <w:bCs/>
+          <w:sz w:val="28"/>
+          <w:szCs w:val="28"/>
+        </w:rPr>
+        <w:lastRenderedPageBreak/>
+        <w:t>│    └── age</w:t>
+      </w:r>
+    </w:p>
+    <w:p>
+      <w:pPr>
+        <w:jc w:val="both"/>
+        <w:rPr>
+          <w:rFonts w:ascii="Calibri" w:hAnsi="Calibri" w:cs="Calibri"/>
+          <w:b/>
+          <w:bCs/>
+          <w:sz w:val="28"/>
+          <w:szCs w:val="28"/>
+        </w:rPr>
+      </w:pPr>
+      <w:r>
+        <w:rPr>
+          <w:rFonts w:ascii="Calibri" w:hAnsi="Calibri" w:cs="Calibri"/>
+          <w:b/>
+          <w:bCs/>
+          <w:sz w:val="28"/>
+          <w:szCs w:val="28"/>
+        </w:rPr>
+        <w:t>│</w:t>
+      </w:r>
+    </w:p>
+    <w:p>
+      <w:pPr>
+        <w:jc w:val="both"/>
+        <w:rPr>
+          <w:rFonts w:ascii="Calibri" w:hAnsi="Calibri" w:cs="Calibri"/>
+          <w:b/>
+          <w:bCs/>
+          <w:sz w:val="28"/>
+          <w:szCs w:val="28"/>
+        </w:rPr>
+      </w:pPr>
+      <w:r>
+        <w:rPr>
+          <w:rFonts w:ascii="Arial" w:hAnsi="Arial" w:cs="Arial"/>
+          <w:b/>
+          <w:bCs/>
+          <w:sz w:val="28"/>
+          <w:szCs w:val="28"/>
+        </w:rPr>
+        <w:t>├</w:t>
+      </w:r>
+      <w:r>
+        <w:rPr>
+          <w:rFonts w:ascii="Calibri" w:hAnsi="Calibri" w:cs="Calibri"/>
+          <w:b/>
+          <w:bCs/>
+          <w:sz w:val="28"/>
+          <w:szCs w:val="28"/>
+        </w:rPr>
+        <w:t>── posts</w:t>
+      </w:r>
+    </w:p>
+    <w:p>
+      <w:pPr>
+        <w:jc w:val="both"/>
+        <w:rPr>
+          <w:rFonts w:ascii="Calibri" w:hAnsi="Calibri" w:cs="Calibri"/>
+          <w:b/>
+          <w:bCs/>
+          <w:sz w:val="28"/>
+          <w:szCs w:val="28"/>
+        </w:rPr>
+      </w:pPr>
+      <w:r>
+        <w:rPr>
+          <w:rFonts w:ascii="Calibri" w:hAnsi="Calibri" w:cs="Calibri"/>
+          <w:b/>
+          <w:bCs/>
+          <w:sz w:val="28"/>
+          <w:szCs w:val="28"/>
+        </w:rPr>
+        <w:t xml:space="preserve">│    </w:t>
+      </w:r>
+      <w:r>
+        <w:rPr>
+          <w:rFonts w:ascii="Arial" w:hAnsi="Arial" w:cs="Arial"/>
+          <w:b/>
+          <w:bCs/>
+          <w:sz w:val="28"/>
+          <w:szCs w:val="28"/>
+        </w:rPr>
+        <w:t>├</w:t>
+      </w:r>
+      <w:r>
+        <w:rPr>
+          <w:rFonts w:ascii="Calibri" w:hAnsi="Calibri" w:cs="Calibri"/>
+          <w:b/>
+          <w:bCs/>
+          <w:sz w:val="28"/>
+          <w:szCs w:val="28"/>
+        </w:rPr>
+        <w:t>── id</w:t>
+      </w:r>
+    </w:p>
+    <w:p>
+      <w:pPr>
+        <w:jc w:val="both"/>
+        <w:rPr>
+          <w:rFonts w:ascii="Calibri" w:hAnsi="Calibri" w:cs="Calibri"/>
+          <w:b/>
+          <w:bCs/>
+          <w:sz w:val="28"/>
+          <w:szCs w:val="28"/>
+        </w:rPr>
+      </w:pPr>
+      <w:r>
+        <w:rPr>
+          <w:rFonts w:ascii="Calibri" w:hAnsi="Calibri" w:cs="Calibri"/>
+          <w:b/>
+          <w:bCs/>
+          <w:sz w:val="28"/>
+          <w:szCs w:val="28"/>
+        </w:rPr>
+        <w:t xml:space="preserve">│    </w:t>
+      </w:r>
+      <w:r>
+        <w:rPr>
+          <w:rFonts w:ascii="Arial" w:hAnsi="Arial" w:cs="Arial"/>
+          <w:b/>
+          <w:bCs/>
+          <w:sz w:val="28"/>
+          <w:szCs w:val="28"/>
+        </w:rPr>
+        <w:t>├</w:t>
+      </w:r>
+      <w:r>
+        <w:rPr>
+          <w:rFonts w:ascii="Calibri" w:hAnsi="Calibri" w:cs="Calibri"/>
+          <w:b/>
+          <w:bCs/>
+          <w:sz w:val="28"/>
+          <w:szCs w:val="28"/>
+        </w:rPr>
+        <w:t>── title</w:t>
+      </w:r>
+    </w:p>
+    <w:p>
+      <w:pPr>
+        <w:jc w:val="both"/>
+        <w:rPr>
+          <w:rFonts w:ascii="Calibri" w:hAnsi="Calibri" w:cs="Calibri"/>
+          <w:b/>
+          <w:bCs/>
+          <w:sz w:val="28"/>
+          <w:szCs w:val="28"/>
+        </w:rPr>
+      </w:pPr>
+      <w:r>
+        <w:rPr>
+          <w:rFonts w:ascii="Calibri" w:hAnsi="Calibri" w:cs="Calibri"/>
+          <w:b/>
+          <w:bCs/>
+          <w:sz w:val="28"/>
+          <w:szCs w:val="28"/>
+        </w:rPr>
+        <w:t xml:space="preserve">│    └── </w:t>
+      </w:r>
+      <w:proofErr w:type="spellStart"/>
+      <w:r>
+        <w:rPr>
+          <w:rFonts w:ascii="Calibri" w:hAnsi="Calibri" w:cs="Calibri"/>
+          <w:b/>
+          <w:bCs/>
+          <w:sz w:val="28"/>
+          <w:szCs w:val="28"/>
+        </w:rPr>
+        <w:t>user_id</w:t>
+      </w:r>
+      <w:proofErr w:type="spellEnd"/>
+    </w:p>
+    <w:p>
+      <w:pPr>
+        <w:jc w:val="both"/>
+        <w:rPr>
+          <w:rFonts w:ascii="Calibri" w:hAnsi="Calibri" w:cs="Calibri"/>
+          <w:b/>
+          <w:bCs/>
+          <w:sz w:val="28"/>
+          <w:szCs w:val="28"/>
+        </w:rPr>
+      </w:pPr>
+      <w:r>
+        <w:rPr>
+          <w:rFonts w:ascii="Calibri" w:hAnsi="Calibri" w:cs="Calibri"/>
+          <w:b/>
+          <w:bCs/>
+          <w:sz w:val="28"/>
+          <w:szCs w:val="28"/>
+        </w:rPr>
+        <w:t>│</w:t>
+      </w:r>
+    </w:p>
+    <w:p>
+      <w:pPr>
+        <w:jc w:val="both"/>
+        <w:rPr>
+          <w:rFonts w:ascii="Calibri" w:hAnsi="Calibri" w:cs="Calibri"/>
+          <w:b/>
+          <w:bCs/>
+          <w:sz w:val="28"/>
+          <w:szCs w:val="28"/>
+        </w:rPr>
+      </w:pPr>
+      <w:r>
+        <w:rPr>
+          <w:rFonts w:ascii="Calibri" w:hAnsi="Calibri" w:cs="Calibri"/>
+          <w:b/>
+          <w:bCs/>
+          <w:sz w:val="28"/>
+          <w:szCs w:val="28"/>
+        </w:rPr>
+        <w:t>└── comments</w:t>
+      </w:r>
+    </w:p>
+    <w:p>
+      <w:pPr>
+        <w:jc w:val="both"/>
+        <w:rPr>
+          <w:rFonts w:ascii="Calibri" w:hAnsi="Calibri" w:cs="Calibri"/>
+          <w:b/>
+          <w:bCs/>
+          <w:sz w:val="28"/>
+          <w:szCs w:val="28"/>
+        </w:rPr>
+      </w:pPr>
+      <w:r>
+        <w:rPr>
+          <w:rFonts w:ascii="Calibri" w:hAnsi="Calibri" w:cs="Calibri"/>
+          <w:b/>
+          <w:bCs/>
+          <w:sz w:val="28"/>
+          <w:szCs w:val="28"/>
+        </w:rPr>
+        <w:t xml:space="preserve">     </w:t>
+      </w:r>
+      <w:r>
+        <w:rPr>
+          <w:rFonts w:ascii="Arial" w:hAnsi="Arial" w:cs="Arial"/>
+          <w:b/>
+          <w:bCs/>
+          <w:sz w:val="28"/>
+          <w:szCs w:val="28"/>
+        </w:rPr>
+        <w:t>├</w:t>
+      </w:r>
+      <w:r>
+        <w:rPr>
+          <w:rFonts w:ascii="Calibri" w:hAnsi="Calibri" w:cs="Calibri"/>
+          <w:b/>
+          <w:bCs/>
+          <w:sz w:val="28"/>
+          <w:szCs w:val="28"/>
+        </w:rPr>
+        <w:t>── id</w:t>
+      </w:r>
+    </w:p>
+    <w:p>
+      <w:pPr>
+        <w:jc w:val="both"/>
+        <w:rPr>
+          <w:rFonts w:ascii="Calibri" w:hAnsi="Calibri" w:cs="Calibri"/>
+          <w:b/>
+          <w:bCs/>
+          <w:sz w:val="28"/>
+          <w:szCs w:val="28"/>
+        </w:rPr>
+      </w:pPr>
+      <w:r>
+        <w:rPr>
+          <w:rFonts w:ascii="Calibri" w:hAnsi="Calibri" w:cs="Calibri"/>
+          <w:b/>
+          <w:bCs/>
+          <w:sz w:val="28"/>
+          <w:szCs w:val="28"/>
+        </w:rPr>
+        <w:t xml:space="preserve">     </w:t>
+      </w:r>
+      <w:r>
+        <w:rPr>
+          <w:rFonts w:ascii="Arial" w:hAnsi="Arial" w:cs="Arial"/>
+          <w:b/>
+          <w:bCs/>
+          <w:sz w:val="28"/>
+          <w:szCs w:val="28"/>
+        </w:rPr>
+        <w:t>├</w:t>
+      </w:r>
+      <w:r>
+        <w:rPr>
+          <w:rFonts w:ascii="Calibri" w:hAnsi="Calibri" w:cs="Calibri"/>
+          <w:b/>
+          <w:bCs/>
+          <w:sz w:val="28"/>
+          <w:szCs w:val="28"/>
+        </w:rPr>
+        <w:t>── body</w:t>
+      </w:r>
+    </w:p>
+    <w:p>
+      <w:pPr>
+        <w:jc w:val="both"/>
+        <w:rPr>
+          <w:rFonts w:ascii="Calibri" w:hAnsi="Calibri" w:cs="Calibri"/>
+          <w:b/>
+          <w:bCs/>
+          <w:sz w:val="28"/>
+          <w:szCs w:val="28"/>
+        </w:rPr>
+      </w:pPr>
+      <w:r>
+        <w:rPr>
+          <w:rFonts w:ascii="Calibri" w:hAnsi="Calibri" w:cs="Calibri"/>
+          <w:b/>
+          <w:bCs/>
+          <w:sz w:val="28"/>
+          <w:szCs w:val="28"/>
+        </w:rPr>
+        <w:t xml:space="preserve">     └── </w:t>
+      </w:r>
+      <w:proofErr w:type="spellStart"/>
+      <w:r>
+        <w:rPr>
+          <w:rFonts w:ascii="Calibri" w:hAnsi="Calibri" w:cs="Calibri"/>
+          <w:b/>
+          <w:bCs/>
+          <w:sz w:val="28"/>
+          <w:szCs w:val="28"/>
+        </w:rPr>
+        <w:t>user_id</w:t>
+      </w:r>
+      <w:proofErr w:type="spellEnd"/>
+    </w:p>
+    <w:p>
+      <w:pPr>
+        <w:jc w:val="both"/>
+        <w:rPr>
+          <w:rFonts w:ascii="Calibri" w:hAnsi="Calibri" w:cs="Calibri"/>
+          <w:sz w:val="36"/>
+          <w:szCs w:val="36"/>
+        </w:rPr>
+      </w:pPr>
+      <w:r>
+        <w:rPr>
+          <w:rFonts w:ascii="Calibri" w:hAnsi="Calibri" w:cs="Calibri"/>
+          <w:sz w:val="36"/>
+          <w:szCs w:val="36"/>
+        </w:rPr>
+        <w:t xml:space="preserve"># </w:t>
+      </w:r>
+      <w:r>
+        <w:rPr>
+          <w:rFonts w:ascii="Calibri" w:hAnsi="Calibri" w:cs="Calibri"/>
+          <w:sz w:val="36"/>
+          <w:szCs w:val="36"/>
+        </w:rPr>
+        <w:t>That overall structure can be called the database schema.</w:t>
+      </w:r>
+      <w:r>
+        <w:rPr>
+          <w:rFonts w:ascii="Calibri" w:hAnsi="Calibri" w:cs="Calibri"/>
+          <w:sz w:val="36"/>
+          <w:szCs w:val="36"/>
+        </w:rPr>
+        <w:t xml:space="preserve"> </w:t>
+      </w:r>
+      <w:r>
+        <w:rPr>
+          <w:rFonts w:ascii="Calibri" w:hAnsi="Calibri" w:cs="Calibri"/>
+          <w:sz w:val="36"/>
+          <w:szCs w:val="36"/>
+        </w:rPr>
+        <w:t>It describes things such as:</w:t>
+      </w:r>
+    </w:p>
+    <w:p>
+      <w:pPr>
+        <w:pStyle w:val="ListParagraph"/>
+        <w:numPr>
+          <w:ilvl w:val="0"/>
+          <w:numId w:val="41"/>
+        </w:numPr>
+        <w:jc w:val="both"/>
+        <w:rPr>
+          <w:rFonts w:ascii="Calibri" w:hAnsi="Calibri" w:cs="Calibri"/>
+          <w:sz w:val="36"/>
+          <w:szCs w:val="36"/>
+        </w:rPr>
+      </w:pPr>
+      <w:r>
+        <w:rPr>
+          <w:rFonts w:ascii="Calibri" w:hAnsi="Calibri" w:cs="Calibri"/>
+          <w:sz w:val="36"/>
+          <w:szCs w:val="36"/>
+        </w:rPr>
+        <w:t>T</w:t>
+      </w:r>
+      <w:r>
+        <w:rPr>
+          <w:rFonts w:ascii="Calibri" w:hAnsi="Calibri" w:cs="Calibri"/>
+          <w:sz w:val="36"/>
+          <w:szCs w:val="36"/>
+        </w:rPr>
+        <w:t>ables</w:t>
+      </w:r>
+      <w:r>
+        <w:rPr>
+          <w:rFonts w:ascii="Calibri" w:hAnsi="Calibri" w:cs="Calibri"/>
+          <w:sz w:val="36"/>
+          <w:szCs w:val="36"/>
+        </w:rPr>
+        <w:t xml:space="preserve">, </w:t>
+      </w:r>
+      <w:r>
+        <w:rPr>
+          <w:rFonts w:ascii="Calibri" w:hAnsi="Calibri" w:cs="Calibri"/>
+          <w:sz w:val="36"/>
+          <w:szCs w:val="36"/>
+        </w:rPr>
+        <w:t>columns</w:t>
+      </w:r>
+      <w:r>
+        <w:rPr>
+          <w:rFonts w:ascii="Calibri" w:hAnsi="Calibri" w:cs="Calibri"/>
+          <w:sz w:val="36"/>
+          <w:szCs w:val="36"/>
+        </w:rPr>
+        <w:t xml:space="preserve">, </w:t>
+      </w:r>
+      <w:r>
+        <w:rPr>
+          <w:rFonts w:ascii="Calibri" w:hAnsi="Calibri" w:cs="Calibri"/>
+          <w:sz w:val="36"/>
+          <w:szCs w:val="36"/>
+        </w:rPr>
+        <w:t>data types</w:t>
+      </w:r>
+    </w:p>
+    <w:p>
+      <w:pPr>
+        <w:pStyle w:val="ListParagraph"/>
+        <w:numPr>
+          <w:ilvl w:val="0"/>
+          <w:numId w:val="41"/>
+        </w:numPr>
+        <w:jc w:val="both"/>
+        <w:rPr>
+          <w:rFonts w:ascii="Calibri" w:hAnsi="Calibri" w:cs="Calibri"/>
+          <w:sz w:val="36"/>
+          <w:szCs w:val="36"/>
+        </w:rPr>
+      </w:pPr>
+      <w:r>
+        <w:rPr>
+          <w:rFonts w:ascii="Calibri" w:hAnsi="Calibri" w:cs="Calibri"/>
+          <w:sz w:val="36"/>
+          <w:szCs w:val="36"/>
+        </w:rPr>
+        <w:t>primary keys</w:t>
+      </w:r>
+      <w:r>
+        <w:rPr>
+          <w:rFonts w:ascii="Calibri" w:hAnsi="Calibri" w:cs="Calibri"/>
+          <w:sz w:val="36"/>
+          <w:szCs w:val="36"/>
+        </w:rPr>
+        <w:t xml:space="preserve">, </w:t>
+      </w:r>
+      <w:r>
+        <w:rPr>
+          <w:rFonts w:ascii="Calibri" w:hAnsi="Calibri" w:cs="Calibri"/>
+          <w:sz w:val="36"/>
+          <w:szCs w:val="36"/>
+        </w:rPr>
+        <w:t>foreign keys</w:t>
+      </w:r>
+    </w:p>
+    <w:p>
+      <w:pPr>
+        <w:pStyle w:val="ListParagraph"/>
+        <w:numPr>
+          <w:ilvl w:val="0"/>
+          <w:numId w:val="41"/>
+        </w:numPr>
+        <w:jc w:val="both"/>
+        <w:rPr>
+          <w:rFonts w:ascii="Calibri" w:hAnsi="Calibri" w:cs="Calibri"/>
+          <w:sz w:val="36"/>
+          <w:szCs w:val="36"/>
+        </w:rPr>
+      </w:pPr>
+      <w:r>
+        <w:rPr>
+          <w:rFonts w:ascii="Calibri" w:hAnsi="Calibri" w:cs="Calibri"/>
+          <w:sz w:val="36"/>
+          <w:szCs w:val="36"/>
+        </w:rPr>
+        <w:t>constraints</w:t>
+      </w:r>
+      <w:r>
+        <w:rPr>
+          <w:rFonts w:ascii="Calibri" w:hAnsi="Calibri" w:cs="Calibri"/>
+          <w:sz w:val="36"/>
+          <w:szCs w:val="36"/>
+        </w:rPr>
+        <w:t xml:space="preserve">, </w:t>
+      </w:r>
+      <w:r>
+        <w:rPr>
+          <w:rFonts w:ascii="Calibri" w:hAnsi="Calibri" w:cs="Calibri"/>
+          <w:sz w:val="36"/>
+          <w:szCs w:val="36"/>
+        </w:rPr>
+        <w:t>relationships</w:t>
+      </w:r>
+    </w:p>
+    <w:p>
+      <w:pPr>
+        <w:pStyle w:val="ListParagraph"/>
+        <w:numPr>
+          <w:ilvl w:val="0"/>
+          <w:numId w:val="41"/>
+        </w:numPr>
+        <w:jc w:val="both"/>
+        <w:rPr>
+          <w:rFonts w:ascii="Calibri" w:hAnsi="Calibri" w:cs="Calibri"/>
+          <w:sz w:val="36"/>
+          <w:szCs w:val="36"/>
+        </w:rPr>
+      </w:pPr>
+      <w:r>
+        <w:rPr>
+          <w:rFonts w:ascii="Calibri" w:hAnsi="Calibri" w:cs="Calibri"/>
+          <w:sz w:val="36"/>
+          <w:szCs w:val="36"/>
+        </w:rPr>
+        <w:t>indexes</w:t>
+      </w:r>
+      <w:r>
+        <w:rPr>
+          <w:rFonts w:ascii="Calibri" w:hAnsi="Calibri" w:cs="Calibri"/>
+          <w:sz w:val="36"/>
+          <w:szCs w:val="36"/>
+        </w:rPr>
+        <w:t xml:space="preserve">, </w:t>
+      </w:r>
+      <w:r>
+        <w:rPr>
+          <w:rFonts w:ascii="Calibri" w:hAnsi="Calibri" w:cs="Calibri"/>
+          <w:sz w:val="36"/>
+          <w:szCs w:val="36"/>
+        </w:rPr>
+        <w:t>views, etc.</w:t>
+      </w:r>
+    </w:p>
+    <w:p>
+      <w:pPr>
+        <w:jc w:val="both"/>
+        <w:rPr>
+          <w:rFonts w:ascii="Calibri" w:hAnsi="Calibri" w:cs="Calibri"/>
+          <w:sz w:val="36"/>
+          <w:szCs w:val="36"/>
+        </w:rPr>
+      </w:pPr>
+      <w:r>
+        <w:rPr>
+          <w:rFonts w:ascii="Calibri" w:hAnsi="Calibri" w:cs="Calibri"/>
+          <w:sz w:val="36"/>
+          <w:szCs w:val="36"/>
+        </w:rPr>
+        <w:t xml:space="preserve"># </w:t>
+      </w:r>
+      <w:r>
+        <w:rPr>
+          <w:rFonts w:ascii="Calibri" w:hAnsi="Calibri" w:cs="Calibri"/>
+          <w:sz w:val="36"/>
+          <w:szCs w:val="36"/>
+        </w:rPr>
+        <w:t>So:</w:t>
+      </w:r>
+    </w:p>
+    <w:p>
+      <w:pPr>
+        <w:jc w:val="both"/>
+        <w:rPr>
+          <w:rFonts w:ascii="Calibri" w:hAnsi="Calibri" w:cs="Calibri"/>
+          <w:b/>
+          <w:bCs/>
+          <w:sz w:val="32"/>
+          <w:szCs w:val="32"/>
+        </w:rPr>
+      </w:pPr>
+      <w:r>
+        <w:rPr>
+          <w:rFonts w:ascii="Calibri" w:hAnsi="Calibri" w:cs="Calibri"/>
+          <w:b/>
+          <w:bCs/>
+          <w:sz w:val="32"/>
+          <w:szCs w:val="32"/>
+        </w:rPr>
+        <w:t>Database Schema</w:t>
+      </w:r>
+    </w:p>
+    <w:p>
+      <w:pPr>
+        <w:jc w:val="both"/>
+        <w:rPr>
+          <w:rFonts w:ascii="Calibri" w:hAnsi="Calibri" w:cs="Calibri"/>
+          <w:b/>
+          <w:bCs/>
+          <w:sz w:val="32"/>
+          <w:szCs w:val="32"/>
+        </w:rPr>
+      </w:pPr>
+      <w:r>
+        <w:rPr>
+          <w:rFonts w:ascii="Calibri" w:hAnsi="Calibri" w:cs="Calibri"/>
+          <w:b/>
+          <w:bCs/>
+          <w:sz w:val="32"/>
+          <w:szCs w:val="32"/>
+        </w:rPr>
+        <w:t xml:space="preserve">       </w:t>
+      </w:r>
+      <w:r>
+        <w:rPr>
+          <w:rFonts w:ascii="Calibri" w:hAnsi="Calibri" w:cs="Calibri"/>
+          <w:b/>
+          <w:bCs/>
+          <w:sz w:val="32"/>
+          <w:szCs w:val="32"/>
+        </w:rPr>
+        <w:t xml:space="preserve">    </w:t>
+      </w:r>
+      <w:r>
+        <w:rPr>
+          <w:rFonts w:ascii="Calibri" w:hAnsi="Calibri" w:cs="Calibri"/>
+          <w:b/>
+          <w:bCs/>
+          <w:sz w:val="32"/>
+          <w:szCs w:val="32"/>
+        </w:rPr>
+        <w:t>↓</w:t>
+      </w:r>
+    </w:p>
+    <w:p>
+      <w:pPr>
+        <w:jc w:val="both"/>
+        <w:rPr>
+          <w:rFonts w:ascii="Calibri" w:hAnsi="Calibri" w:cs="Calibri"/>
+          <w:sz w:val="32"/>
+          <w:szCs w:val="32"/>
+        </w:rPr>
+      </w:pPr>
+      <w:r>
+        <w:rPr>
+          <w:rFonts w:ascii="Calibri" w:hAnsi="Calibri" w:cs="Calibri"/>
+          <w:b/>
+          <w:bCs/>
+          <w:sz w:val="32"/>
+          <w:szCs w:val="32"/>
+        </w:rPr>
+        <w:t>"What does this database look like?"</w:t>
+      </w:r>
+    </w:p>
+    <w:p>
+      <w:pPr>
+        <w:jc w:val="both"/>
+        <w:rPr>
+          <w:rFonts w:ascii="Calibri" w:hAnsi="Calibri" w:cs="Calibri"/>
+          <w:sz w:val="36"/>
+          <w:szCs w:val="36"/>
+        </w:rPr>
+      </w:pPr>
+    </w:p>
+    <w:p>
+      <w:pPr>
+        <w:jc w:val="both"/>
+        <w:rPr>
+          <w:rFonts w:ascii="Calibri" w:hAnsi="Calibri" w:cs="Calibri"/>
+          <w:sz w:val="36"/>
+          <w:szCs w:val="36"/>
+        </w:rPr>
+      </w:pPr>
+    </w:p>
+    <w:p>
+      <w:pPr>
+        <w:jc w:val="both"/>
+        <w:rPr>
+          <w:rFonts w:ascii="Calibri" w:hAnsi="Calibri" w:cs="Calibri"/>
+          <w:sz w:val="36"/>
+          <w:szCs w:val="36"/>
+        </w:rPr>
+      </w:pPr>
+      <w:r>
+        <w:rPr>
+          <w:rFonts w:ascii="Calibri" w:hAnsi="Calibri" w:cs="Calibri"/>
+          <w:sz w:val="36"/>
+          <w:szCs w:val="36"/>
+        </w:rPr>
+        <w:t>PostgreSQL Exception SCHEMA:</w:t>
+      </w:r>
+    </w:p>
+    <w:p>
+      <w:pPr>
+        <w:jc w:val="both"/>
+        <w:rPr>
+          <w:rFonts w:ascii="Calibri" w:hAnsi="Calibri" w:cs="Calibri"/>
+          <w:sz w:val="36"/>
+          <w:szCs w:val="36"/>
+        </w:rPr>
+      </w:pPr>
+      <w:r>
+        <w:rPr>
+          <w:rFonts w:ascii="Calibri" w:hAnsi="Calibri" w:cs="Calibri"/>
+          <w:sz w:val="36"/>
+          <w:szCs w:val="36"/>
+        </w:rPr>
+        <w:lastRenderedPageBreak/>
+        <w:t xml:space="preserve"># </w:t>
+      </w:r>
+      <w:r>
+        <w:rPr>
+          <w:rFonts w:ascii="Calibri" w:hAnsi="Calibri" w:cs="Calibri"/>
+          <w:sz w:val="36"/>
+          <w:szCs w:val="36"/>
+        </w:rPr>
+        <w:t>In PostgreSQL, schema also has a more specific meaning.</w:t>
+      </w:r>
+      <w:r>
+        <w:rPr>
+          <w:rFonts w:ascii="Calibri" w:hAnsi="Calibri" w:cs="Calibri"/>
+          <w:sz w:val="36"/>
+          <w:szCs w:val="36"/>
+        </w:rPr>
+        <w:t xml:space="preserve"> </w:t>
+      </w:r>
+      <w:r>
+        <w:rPr>
+          <w:rFonts w:ascii="Calibri" w:hAnsi="Calibri" w:cs="Calibri"/>
+          <w:sz w:val="36"/>
+          <w:szCs w:val="36"/>
+        </w:rPr>
+        <w:t>For example:</w:t>
+      </w:r>
+    </w:p>
+    <w:p>
+      <w:pPr>
+        <w:jc w:val="both"/>
+        <w:rPr>
+          <w:rFonts w:ascii="Calibri" w:hAnsi="Calibri" w:cs="Calibri"/>
+          <w:b/>
+          <w:bCs/>
+          <w:color w:val="D86DCB" w:themeColor="accent5" w:themeTint="99"/>
+          <w:sz w:val="36"/>
+          <w:szCs w:val="36"/>
+        </w:rPr>
+      </w:pPr>
+      <w:r>
+        <w:rPr>
+          <w:rFonts w:ascii="Calibri" w:hAnsi="Calibri" w:cs="Calibri"/>
+          <w:b/>
+          <w:bCs/>
+          <w:color w:val="D86DCB" w:themeColor="accent5" w:themeTint="99"/>
+          <w:sz w:val="36"/>
+          <w:szCs w:val="36"/>
+        </w:rPr>
+        <w:t>CREATE SCHEMA auth;</w:t>
+      </w:r>
+    </w:p>
+    <w:p>
+      <w:pPr>
+        <w:jc w:val="both"/>
+        <w:rPr>
+          <w:rFonts w:ascii="Calibri" w:hAnsi="Calibri" w:cs="Calibri"/>
+          <w:sz w:val="36"/>
+          <w:szCs w:val="36"/>
+        </w:rPr>
+      </w:pPr>
+      <w:r>
+        <w:rPr>
+          <w:rFonts w:ascii="Calibri" w:hAnsi="Calibri" w:cs="Calibri"/>
+          <w:sz w:val="36"/>
+          <w:szCs w:val="36"/>
+        </w:rPr>
+        <w:t xml:space="preserve"># </w:t>
+      </w:r>
+      <w:r>
+        <w:rPr>
+          <w:rFonts w:ascii="Calibri" w:hAnsi="Calibri" w:cs="Calibri"/>
+          <w:sz w:val="36"/>
+          <w:szCs w:val="36"/>
+        </w:rPr>
+        <w:t>Then:</w:t>
+      </w:r>
+    </w:p>
+    <w:p>
+      <w:pPr>
+        <w:jc w:val="both"/>
+        <w:rPr>
+          <w:rFonts w:ascii="Calibri" w:hAnsi="Calibri" w:cs="Calibri"/>
+          <w:b/>
+          <w:bCs/>
+          <w:sz w:val="28"/>
+          <w:szCs w:val="28"/>
+        </w:rPr>
+      </w:pPr>
+      <w:r>
+        <w:rPr>
+          <w:rFonts w:ascii="Calibri" w:hAnsi="Calibri" w:cs="Calibri"/>
+          <w:b/>
+          <w:bCs/>
+          <w:sz w:val="28"/>
+          <w:szCs w:val="28"/>
+        </w:rPr>
+        <w:t>database</w:t>
+      </w:r>
+    </w:p>
+    <w:p>
+      <w:pPr>
+        <w:jc w:val="both"/>
+        <w:rPr>
+          <w:rFonts w:ascii="Calibri" w:hAnsi="Calibri" w:cs="Calibri"/>
+          <w:b/>
+          <w:bCs/>
+          <w:sz w:val="28"/>
+          <w:szCs w:val="28"/>
+        </w:rPr>
+      </w:pPr>
+      <w:r>
+        <w:rPr>
+          <w:rFonts w:ascii="Calibri" w:hAnsi="Calibri" w:cs="Calibri"/>
+          <w:b/>
+          <w:bCs/>
+          <w:sz w:val="28"/>
+          <w:szCs w:val="28"/>
+        </w:rPr>
+        <w:t>│</w:t>
+      </w:r>
+    </w:p>
+    <w:p>
+      <w:pPr>
+        <w:jc w:val="both"/>
+        <w:rPr>
+          <w:rFonts w:ascii="Calibri" w:hAnsi="Calibri" w:cs="Calibri"/>
+          <w:b/>
+          <w:bCs/>
+          <w:sz w:val="28"/>
+          <w:szCs w:val="28"/>
+        </w:rPr>
+      </w:pPr>
+      <w:r>
+        <w:rPr>
+          <w:rFonts w:ascii="Arial" w:hAnsi="Arial" w:cs="Arial"/>
+          <w:b/>
+          <w:bCs/>
+          <w:sz w:val="28"/>
+          <w:szCs w:val="28"/>
+        </w:rPr>
+        <w:t>├</w:t>
+      </w:r>
+      <w:r>
+        <w:rPr>
+          <w:rFonts w:ascii="Calibri" w:hAnsi="Calibri" w:cs="Calibri"/>
+          <w:b/>
+          <w:bCs/>
+          <w:sz w:val="28"/>
+          <w:szCs w:val="28"/>
+        </w:rPr>
+        <w:t>── auth</w:t>
+      </w:r>
+    </w:p>
+    <w:p>
+      <w:pPr>
+        <w:jc w:val="both"/>
+        <w:rPr>
+          <w:rFonts w:ascii="Calibri" w:hAnsi="Calibri" w:cs="Calibri"/>
+          <w:b/>
+          <w:bCs/>
+          <w:sz w:val="28"/>
+          <w:szCs w:val="28"/>
+        </w:rPr>
+      </w:pPr>
+      <w:r>
+        <w:rPr>
+          <w:rFonts w:ascii="Calibri" w:hAnsi="Calibri" w:cs="Calibri"/>
+          <w:b/>
+          <w:bCs/>
+          <w:sz w:val="28"/>
+          <w:szCs w:val="28"/>
+        </w:rPr>
+        <w:t xml:space="preserve">│    </w:t>
+      </w:r>
+      <w:r>
+        <w:rPr>
+          <w:rFonts w:ascii="Arial" w:hAnsi="Arial" w:cs="Arial"/>
+          <w:b/>
+          <w:bCs/>
+          <w:sz w:val="28"/>
+          <w:szCs w:val="28"/>
+        </w:rPr>
+        <w:t>├</w:t>
+      </w:r>
+      <w:r>
+        <w:rPr>
+          <w:rFonts w:ascii="Calibri" w:hAnsi="Calibri" w:cs="Calibri"/>
+          <w:b/>
+          <w:bCs/>
+          <w:sz w:val="28"/>
+          <w:szCs w:val="28"/>
+        </w:rPr>
+        <w:t>── users</w:t>
+      </w:r>
+    </w:p>
+    <w:p>
+      <w:pPr>
+        <w:jc w:val="both"/>
+        <w:rPr>
+          <w:rFonts w:ascii="Calibri" w:hAnsi="Calibri" w:cs="Calibri"/>
+          <w:b/>
+          <w:bCs/>
+          <w:sz w:val="28"/>
+          <w:szCs w:val="28"/>
+        </w:rPr>
+      </w:pPr>
+      <w:r>
+        <w:rPr>
+          <w:rFonts w:ascii="Calibri" w:hAnsi="Calibri" w:cs="Calibri"/>
+          <w:b/>
+          <w:bCs/>
+          <w:sz w:val="28"/>
+          <w:szCs w:val="28"/>
+        </w:rPr>
+        <w:t>│    └── sessions</w:t>
+      </w:r>
+    </w:p>
+    <w:p>
+      <w:pPr>
+        <w:jc w:val="both"/>
+        <w:rPr>
+          <w:rFonts w:ascii="Calibri" w:hAnsi="Calibri" w:cs="Calibri"/>
+          <w:b/>
+          <w:bCs/>
+          <w:sz w:val="28"/>
+          <w:szCs w:val="28"/>
+        </w:rPr>
+      </w:pPr>
+      <w:r>
+        <w:rPr>
+          <w:rFonts w:ascii="Calibri" w:hAnsi="Calibri" w:cs="Calibri"/>
+          <w:b/>
+          <w:bCs/>
+          <w:sz w:val="28"/>
+          <w:szCs w:val="28"/>
+        </w:rPr>
+        <w:t>│</w:t>
+      </w:r>
+    </w:p>
+    <w:p>
+      <w:pPr>
+        <w:jc w:val="both"/>
+        <w:rPr>
+          <w:rFonts w:ascii="Calibri" w:hAnsi="Calibri" w:cs="Calibri"/>
+          <w:b/>
+          <w:bCs/>
+          <w:sz w:val="28"/>
+          <w:szCs w:val="28"/>
+        </w:rPr>
+      </w:pPr>
+      <w:r>
+        <w:rPr>
+          <w:rFonts w:ascii="Calibri" w:hAnsi="Calibri" w:cs="Calibri"/>
+          <w:b/>
+          <w:bCs/>
+          <w:sz w:val="28"/>
+          <w:szCs w:val="28"/>
+        </w:rPr>
+        <w:t>└── public</w:t>
+      </w:r>
+    </w:p>
+    <w:p>
+      <w:pPr>
+        <w:jc w:val="both"/>
+        <w:rPr>
+          <w:rFonts w:ascii="Calibri" w:hAnsi="Calibri" w:cs="Calibri"/>
+          <w:b/>
+          <w:bCs/>
+          <w:sz w:val="28"/>
+          <w:szCs w:val="28"/>
+        </w:rPr>
+      </w:pPr>
+      <w:r>
+        <w:rPr>
+          <w:rFonts w:ascii="Calibri" w:hAnsi="Calibri" w:cs="Calibri"/>
+          <w:b/>
+          <w:bCs/>
+          <w:sz w:val="28"/>
+          <w:szCs w:val="28"/>
+        </w:rPr>
+        <w:t xml:space="preserve">     </w:t>
+      </w:r>
+      <w:r>
+        <w:rPr>
+          <w:rFonts w:ascii="Arial" w:hAnsi="Arial" w:cs="Arial"/>
+          <w:b/>
+          <w:bCs/>
+          <w:sz w:val="28"/>
+          <w:szCs w:val="28"/>
+        </w:rPr>
+        <w:t>├</w:t>
+      </w:r>
+      <w:r>
+        <w:rPr>
+          <w:rFonts w:ascii="Calibri" w:hAnsi="Calibri" w:cs="Calibri"/>
+          <w:b/>
+          <w:bCs/>
+          <w:sz w:val="28"/>
+          <w:szCs w:val="28"/>
+        </w:rPr>
+        <w:t>── products</w:t>
+      </w:r>
+    </w:p>
+    <w:p>
+      <w:pPr>
+        <w:jc w:val="both"/>
+        <w:rPr>
+          <w:rFonts w:ascii="Calibri" w:hAnsi="Calibri" w:cs="Calibri"/>
+          <w:b/>
+          <w:bCs/>
+          <w:sz w:val="28"/>
+          <w:szCs w:val="28"/>
+        </w:rPr>
+      </w:pPr>
+      <w:r>
+        <w:rPr>
+          <w:rFonts w:ascii="Calibri" w:hAnsi="Calibri" w:cs="Calibri"/>
+          <w:b/>
+          <w:bCs/>
+          <w:sz w:val="28"/>
+          <w:szCs w:val="28"/>
+        </w:rPr>
+        <w:t xml:space="preserve">     └── orders</w:t>
+      </w:r>
+    </w:p>
+    <w:p>
+      <w:pPr>
+        <w:jc w:val="both"/>
+        <w:rPr>
+          <w:rFonts w:ascii="Calibri" w:hAnsi="Calibri" w:cs="Calibri"/>
+          <w:sz w:val="36"/>
+          <w:szCs w:val="36"/>
+        </w:rPr>
+      </w:pPr>
+      <w:r>
+        <w:rPr>
+          <w:rFonts w:ascii="Calibri" w:hAnsi="Calibri" w:cs="Calibri"/>
+          <w:sz w:val="36"/>
+          <w:szCs w:val="36"/>
+        </w:rPr>
+        <w:t xml:space="preserve"># </w:t>
+      </w:r>
+      <w:r>
+        <w:rPr>
+          <w:rFonts w:ascii="Calibri" w:hAnsi="Calibri" w:cs="Calibri"/>
+          <w:sz w:val="36"/>
+          <w:szCs w:val="36"/>
+        </w:rPr>
+        <w:t>Here</w:t>
+      </w:r>
+      <w:r>
+        <w:rPr>
+          <w:rFonts w:ascii="Calibri" w:hAnsi="Calibri" w:cs="Calibri"/>
+          <w:b/>
+          <w:bCs/>
+          <w:sz w:val="36"/>
+          <w:szCs w:val="36"/>
+        </w:rPr>
+        <w:t xml:space="preserve"> auth</w:t>
+      </w:r>
+      <w:r>
+        <w:rPr>
+          <w:rFonts w:ascii="Calibri" w:hAnsi="Calibri" w:cs="Calibri"/>
+          <w:sz w:val="36"/>
+          <w:szCs w:val="36"/>
+        </w:rPr>
+        <w:t xml:space="preserve"> itself is a namespace/container for database objects.</w:t>
+      </w:r>
+      <w:r>
+        <w:rPr>
+          <w:rFonts w:ascii="Calibri" w:hAnsi="Calibri" w:cs="Calibri"/>
+          <w:sz w:val="36"/>
+          <w:szCs w:val="36"/>
+        </w:rPr>
+        <w:t xml:space="preserve"> We</w:t>
+      </w:r>
+      <w:r>
+        <w:rPr>
+          <w:rFonts w:ascii="Calibri" w:hAnsi="Calibri" w:cs="Calibri"/>
+          <w:sz w:val="36"/>
+          <w:szCs w:val="36"/>
+        </w:rPr>
+        <w:t xml:space="preserve"> could have:</w:t>
+      </w:r>
+    </w:p>
+    <w:p>
+      <w:pPr>
+        <w:jc w:val="both"/>
+        <w:rPr>
+          <w:rFonts w:ascii="Calibri" w:hAnsi="Calibri" w:cs="Calibri"/>
+          <w:b/>
+          <w:bCs/>
+          <w:color w:val="D86DCB" w:themeColor="accent5" w:themeTint="99"/>
+          <w:sz w:val="36"/>
+          <w:szCs w:val="36"/>
+        </w:rPr>
+      </w:pPr>
+      <w:proofErr w:type="spellStart"/>
+      <w:proofErr w:type="gramStart"/>
+      <w:r>
+        <w:rPr>
+          <w:rFonts w:ascii="Calibri" w:hAnsi="Calibri" w:cs="Calibri"/>
+          <w:b/>
+          <w:bCs/>
+          <w:color w:val="D86DCB" w:themeColor="accent5" w:themeTint="99"/>
+          <w:sz w:val="36"/>
+          <w:szCs w:val="36"/>
+        </w:rPr>
+        <w:t>auth.users</w:t>
+      </w:r>
+      <w:proofErr w:type="spellEnd"/>
+      <w:proofErr w:type="gramEnd"/>
+    </w:p>
+    <w:p>
+      <w:pPr>
+        <w:jc w:val="both"/>
+        <w:rPr>
+          <w:rFonts w:ascii="Calibri" w:hAnsi="Calibri" w:cs="Calibri"/>
+          <w:b/>
+          <w:bCs/>
+          <w:color w:val="D86DCB" w:themeColor="accent5" w:themeTint="99"/>
+          <w:sz w:val="36"/>
+          <w:szCs w:val="36"/>
+        </w:rPr>
+      </w:pPr>
+      <w:proofErr w:type="spellStart"/>
+      <w:proofErr w:type="gramStart"/>
+      <w:r>
+        <w:rPr>
+          <w:rFonts w:ascii="Calibri" w:hAnsi="Calibri" w:cs="Calibri"/>
+          <w:b/>
+          <w:bCs/>
+          <w:color w:val="D86DCB" w:themeColor="accent5" w:themeTint="99"/>
+          <w:sz w:val="36"/>
+          <w:szCs w:val="36"/>
+        </w:rPr>
+        <w:t>public.users</w:t>
+      </w:r>
+      <w:proofErr w:type="spellEnd"/>
+      <w:proofErr w:type="gramEnd"/>
+    </w:p>
+    <w:p>
+      <w:pPr>
+        <w:jc w:val="both"/>
+        <w:rPr>
+          <w:rFonts w:ascii="Calibri" w:hAnsi="Calibri" w:cs="Calibri"/>
+          <w:sz w:val="36"/>
+          <w:szCs w:val="36"/>
+        </w:rPr>
+      </w:pPr>
+      <w:r>
+        <w:rPr>
+          <w:rFonts w:ascii="Calibri" w:hAnsi="Calibri" w:cs="Calibri"/>
+          <w:sz w:val="36"/>
+          <w:szCs w:val="36"/>
+        </w:rPr>
+        <w:t xml:space="preserve"># </w:t>
+      </w:r>
+      <w:r>
+        <w:rPr>
+          <w:rFonts w:ascii="Calibri" w:hAnsi="Calibri" w:cs="Calibri"/>
+          <w:sz w:val="36"/>
+          <w:szCs w:val="36"/>
+        </w:rPr>
+        <w:t>Both can exist because they're in different schemas.</w:t>
+      </w:r>
+      <w:r>
+        <w:rPr>
+          <w:rFonts w:ascii="Calibri" w:hAnsi="Calibri" w:cs="Calibri"/>
+          <w:sz w:val="36"/>
+          <w:szCs w:val="36"/>
+        </w:rPr>
+        <w:t xml:space="preserve"> </w:t>
+      </w:r>
+      <w:r>
+        <w:rPr>
+          <w:rFonts w:ascii="Calibri" w:hAnsi="Calibri" w:cs="Calibri"/>
+          <w:sz w:val="36"/>
+          <w:szCs w:val="36"/>
+        </w:rPr>
+        <w:t>PostgreSQL explicitly describes a schema as a namespace containing objects such as tables, data types, functions, and operators.</w:t>
+      </w:r>
+      <w:r>
+        <w:rPr>
+          <w:rFonts w:ascii="Calibri" w:hAnsi="Calibri" w:cs="Calibri"/>
+          <w:sz w:val="36"/>
+          <w:szCs w:val="36"/>
+        </w:rPr>
+        <w:t xml:space="preserve"> </w:t>
+      </w:r>
+      <w:r>
+        <w:rPr>
+          <w:rFonts w:ascii="Calibri" w:hAnsi="Calibri" w:cs="Calibri"/>
+          <w:sz w:val="36"/>
+          <w:szCs w:val="36"/>
+        </w:rPr>
+        <w:t>So don't confuse these two meanings:</w:t>
+      </w:r>
+    </w:p>
+    <w:p>
+      <w:pPr>
+        <w:jc w:val="both"/>
+        <w:rPr>
+          <w:rFonts w:ascii="Calibri" w:hAnsi="Calibri" w:cs="Calibri"/>
+          <w:b/>
+          <w:bCs/>
+          <w:sz w:val="32"/>
+          <w:szCs w:val="32"/>
+        </w:rPr>
+      </w:pPr>
+      <w:r>
+        <w:rPr>
+          <w:rFonts w:ascii="Calibri" w:hAnsi="Calibri" w:cs="Calibri"/>
+          <w:b/>
+          <w:bCs/>
+          <w:sz w:val="32"/>
+          <w:szCs w:val="32"/>
+        </w:rPr>
+        <w:t>"Database schema"</w:t>
+      </w:r>
+    </w:p>
+    <w:p>
+      <w:pPr>
+        <w:jc w:val="both"/>
+        <w:rPr>
+          <w:rFonts w:ascii="Calibri" w:hAnsi="Calibri" w:cs="Calibri"/>
+          <w:b/>
+          <w:bCs/>
+          <w:sz w:val="32"/>
+          <w:szCs w:val="32"/>
+        </w:rPr>
+      </w:pPr>
+      <w:r>
+        <w:rPr>
+          <w:rFonts w:ascii="Calibri" w:hAnsi="Calibri" w:cs="Calibri"/>
+          <w:b/>
+          <w:bCs/>
+          <w:sz w:val="32"/>
+          <w:szCs w:val="32"/>
+        </w:rPr>
+        <w:t xml:space="preserve">        ↓</w:t>
+      </w:r>
+    </w:p>
+    <w:p>
+      <w:pPr>
+        <w:jc w:val="both"/>
+        <w:rPr>
+          <w:rFonts w:ascii="Calibri" w:hAnsi="Calibri" w:cs="Calibri"/>
+          <w:b/>
+          <w:bCs/>
+          <w:sz w:val="32"/>
+          <w:szCs w:val="32"/>
+        </w:rPr>
+      </w:pPr>
+      <w:r>
+        <w:rPr>
+          <w:rFonts w:ascii="Calibri" w:hAnsi="Calibri" w:cs="Calibri"/>
+          <w:b/>
+          <w:bCs/>
+          <w:sz w:val="32"/>
+          <w:szCs w:val="32"/>
+        </w:rPr>
+        <w:t>The structure/design of the database</w:t>
+      </w:r>
+    </w:p>
+    <w:p>
+      <w:pPr>
+        <w:jc w:val="both"/>
+        <w:rPr>
+          <w:rFonts w:ascii="Calibri" w:hAnsi="Calibri" w:cs="Calibri"/>
+          <w:b/>
+          <w:bCs/>
+          <w:sz w:val="32"/>
+          <w:szCs w:val="32"/>
+        </w:rPr>
+      </w:pPr>
+    </w:p>
+    <w:p>
+      <w:pPr>
+        <w:jc w:val="both"/>
+        <w:rPr>
+          <w:rFonts w:ascii="Calibri" w:hAnsi="Calibri" w:cs="Calibri"/>
+          <w:b/>
+          <w:bCs/>
+          <w:sz w:val="32"/>
+          <w:szCs w:val="32"/>
+        </w:rPr>
+      </w:pPr>
+      <w:r>
+        <w:rPr>
+          <w:rFonts w:ascii="Calibri" w:hAnsi="Calibri" w:cs="Calibri"/>
+          <w:b/>
+          <w:bCs/>
+          <w:sz w:val="32"/>
+          <w:szCs w:val="32"/>
+        </w:rPr>
+        <w:t>PostgreSQL SCHEMA</w:t>
+      </w:r>
+    </w:p>
+    <w:p>
+      <w:pPr>
+        <w:jc w:val="both"/>
+        <w:rPr>
+          <w:rFonts w:ascii="Calibri" w:hAnsi="Calibri" w:cs="Calibri"/>
+          <w:b/>
+          <w:bCs/>
+          <w:sz w:val="32"/>
+          <w:szCs w:val="32"/>
+        </w:rPr>
+      </w:pPr>
+      <w:r>
+        <w:rPr>
+          <w:rFonts w:ascii="Calibri" w:hAnsi="Calibri" w:cs="Calibri"/>
+          <w:b/>
+          <w:bCs/>
+          <w:sz w:val="32"/>
+          <w:szCs w:val="32"/>
+        </w:rPr>
+        <w:t xml:space="preserve">        ↓</w:t>
+      </w:r>
+    </w:p>
+    <w:p>
+      <w:pPr>
+        <w:jc w:val="both"/>
+        <w:rPr>
+          <w:rFonts w:ascii="Calibri" w:hAnsi="Calibri" w:cs="Calibri"/>
+          <w:b/>
+          <w:bCs/>
+          <w:sz w:val="32"/>
+          <w:szCs w:val="32"/>
+        </w:rPr>
+      </w:pPr>
+      <w:r>
+        <w:rPr>
+          <w:rFonts w:ascii="Calibri" w:hAnsi="Calibri" w:cs="Calibri"/>
+          <w:b/>
+          <w:bCs/>
+          <w:sz w:val="32"/>
+          <w:szCs w:val="32"/>
+        </w:rPr>
+        <w:t>A namespace/container inside a database</w:t>
+      </w:r>
+    </w:p>
+    <w:p>
+      <w:pPr>
+        <w:jc w:val="both"/>
+        <w:rPr>
+          <w:rFonts w:ascii="Calibri" w:hAnsi="Calibri" w:cs="Calibri"/>
+          <w:sz w:val="36"/>
+          <w:szCs w:val="36"/>
+        </w:rPr>
+      </w:pPr>
+      <w:r>
+        <w:rPr>
+          <w:rFonts w:ascii="Calibri" w:hAnsi="Calibri" w:cs="Calibri"/>
+          <w:sz w:val="36"/>
+          <w:szCs w:val="36"/>
+        </w:rPr>
+        <w:t xml:space="preserve"># </w:t>
+      </w:r>
+      <w:r>
+        <w:rPr>
+          <w:rFonts w:ascii="Calibri" w:hAnsi="Calibri" w:cs="Calibri"/>
+          <w:sz w:val="36"/>
+          <w:szCs w:val="36"/>
+        </w:rPr>
+        <w:t>The terminology is unfortunately overloaded</w:t>
+      </w:r>
     </w:p>
     <w:p>
       <w:pPr>
@@ -19578,6 +25428,119 @@
     </w:lvl>
   </w:abstractNum>
   <w:abstractNum w:abstractNumId="16" w15:restartNumberingAfterBreak="0">
+    <w:nsid w:val="3C386F87"/>
+    <w:multiLevelType w:val="hybridMultilevel"/>
+    <w:tmpl w:val="D528FC08"/>
+    <w:lvl w:ilvl="0" w:tplc="04090001">
+      <w:start w:val="1"/>
+      <w:numFmt w:val="bullet"/>
+      <w:lvlText w:val=""/>
+      <w:lvlJc w:val="left"/>
+      <w:pPr>
+        <w:ind w:left="360" w:hanging="360"/>
+      </w:pPr>
+      <w:rPr>
+        <w:rFonts w:ascii="Symbol" w:hAnsi="Symbol" w:hint="default"/>
+      </w:rPr>
+    </w:lvl>
+    <w:lvl w:ilvl="1" w:tplc="04090003" w:tentative="1">
+      <w:start w:val="1"/>
+      <w:numFmt w:val="bullet"/>
+      <w:lvlText w:val="o"/>
+      <w:lvlJc w:val="left"/>
+      <w:pPr>
+        <w:ind w:left="1080" w:hanging="360"/>
+      </w:pPr>
+      <w:rPr>
+        <w:rFonts w:ascii="Courier New" w:hAnsi="Courier New" w:cs="Courier New" w:hint="default"/>
+      </w:rPr>
+    </w:lvl>
+    <w:lvl w:ilvl="2" w:tplc="04090005" w:tentative="1">
+      <w:start w:val="1"/>
+      <w:numFmt w:val="bullet"/>
+      <w:lvlText w:val=""/>
+      <w:lvlJc w:val="left"/>
+      <w:pPr>
+        <w:ind w:left="1800" w:hanging="360"/>
+      </w:pPr>
+      <w:rPr>
+        <w:rFonts w:ascii="Wingdings" w:hAnsi="Wingdings" w:hint="default"/>
+      </w:rPr>
+    </w:lvl>
+    <w:lvl w:ilvl="3" w:tplc="04090001" w:tentative="1">
+      <w:start w:val="1"/>
+      <w:numFmt w:val="bullet"/>
+      <w:lvlText w:val=""/>
+      <w:lvlJc w:val="left"/>
+      <w:pPr>
+        <w:ind w:left="2520" w:hanging="360"/>
+      </w:pPr>
+      <w:rPr>
+        <w:rFonts w:ascii="Symbol" w:hAnsi="Symbol" w:hint="default"/>
+      </w:rPr>
+    </w:lvl>
+    <w:lvl w:ilvl="4" w:tplc="04090003" w:tentative="1">
+      <w:start w:val="1"/>
+      <w:numFmt w:val="bullet"/>
+      <w:lvlText w:val="o"/>
+      <w:lvlJc w:val="left"/>
+      <w:pPr>
+        <w:ind w:left="3240" w:hanging="360"/>
+      </w:pPr>
+      <w:rPr>
+        <w:rFonts w:ascii="Courier New" w:hAnsi="Courier New" w:cs="Courier New" w:hint="default"/>
+      </w:rPr>
+    </w:lvl>
+    <w:lvl w:ilvl="5" w:tplc="04090005" w:tentative="1">
+      <w:start w:val="1"/>
+      <w:numFmt w:val="bullet"/>
+      <w:lvlText w:val=""/>
+      <w:lvlJc w:val="left"/>
+      <w:pPr>
+        <w:ind w:left="3960" w:hanging="360"/>
+      </w:pPr>
+      <w:rPr>
+        <w:rFonts w:ascii="Wingdings" w:hAnsi="Wingdings" w:hint="default"/>
+      </w:rPr>
+    </w:lvl>
+    <w:lvl w:ilvl="6" w:tplc="04090001" w:tentative="1">
+      <w:start w:val="1"/>
+      <w:numFmt w:val="bullet"/>
+      <w:lvlText w:val=""/>
+      <w:lvlJc w:val="left"/>
+      <w:pPr>
+        <w:ind w:left="4680" w:hanging="360"/>
+      </w:pPr>
+      <w:rPr>
+        <w:rFonts w:ascii="Symbol" w:hAnsi="Symbol" w:hint="default"/>
+      </w:rPr>
+    </w:lvl>
+    <w:lvl w:ilvl="7" w:tplc="04090003" w:tentative="1">
+      <w:start w:val="1"/>
+      <w:numFmt w:val="bullet"/>
+      <w:lvlText w:val="o"/>
+      <w:lvlJc w:val="left"/>
+      <w:pPr>
+        <w:ind w:left="5400" w:hanging="360"/>
+      </w:pPr>
+      <w:rPr>
+        <w:rFonts w:ascii="Courier New" w:hAnsi="Courier New" w:cs="Courier New" w:hint="default"/>
+      </w:rPr>
+    </w:lvl>
+    <w:lvl w:ilvl="8" w:tplc="04090005" w:tentative="1">
+      <w:start w:val="1"/>
+      <w:numFmt w:val="bullet"/>
+      <w:lvlText w:val=""/>
+      <w:lvlJc w:val="left"/>
+      <w:pPr>
+        <w:ind w:left="6120" w:hanging="360"/>
+      </w:pPr>
+      <w:rPr>
+        <w:rFonts w:ascii="Wingdings" w:hAnsi="Wingdings" w:hint="default"/>
+      </w:rPr>
+    </w:lvl>
+  </w:abstractNum>
+  <w:abstractNum w:abstractNumId="17" w15:restartNumberingAfterBreak="0">
     <w:nsid w:val="3CE6114A"/>
     <w:multiLevelType w:val="hybridMultilevel"/>
     <w:tmpl w:val="DAC8EAB2"/>
@@ -19690,7 +25653,7 @@
       </w:rPr>
     </w:lvl>
   </w:abstractNum>
-  <w:abstractNum w:abstractNumId="17" w15:restartNumberingAfterBreak="0">
+  <w:abstractNum w:abstractNumId="18" w15:restartNumberingAfterBreak="0">
     <w:nsid w:val="3EA15ED3"/>
     <w:multiLevelType w:val="hybridMultilevel"/>
     <w:tmpl w:val="32A66580"/>
@@ -19803,7 +25766,7 @@
       </w:rPr>
     </w:lvl>
   </w:abstractNum>
-  <w:abstractNum w:abstractNumId="18" w15:restartNumberingAfterBreak="0">
+  <w:abstractNum w:abstractNumId="19" w15:restartNumberingAfterBreak="0">
     <w:nsid w:val="44C33E12"/>
     <w:multiLevelType w:val="hybridMultilevel"/>
     <w:tmpl w:val="ECB2EB04"/>
@@ -19916,7 +25879,7 @@
       </w:rPr>
     </w:lvl>
   </w:abstractNum>
-  <w:abstractNum w:abstractNumId="19" w15:restartNumberingAfterBreak="0">
+  <w:abstractNum w:abstractNumId="20" w15:restartNumberingAfterBreak="0">
     <w:nsid w:val="465D0ED0"/>
     <w:multiLevelType w:val="hybridMultilevel"/>
     <w:tmpl w:val="CA2CA59C"/>
@@ -20029,7 +25992,7 @@
       </w:rPr>
     </w:lvl>
   </w:abstractNum>
-  <w:abstractNum w:abstractNumId="20" w15:restartNumberingAfterBreak="0">
+  <w:abstractNum w:abstractNumId="21" w15:restartNumberingAfterBreak="0">
     <w:nsid w:val="48A6493C"/>
     <w:multiLevelType w:val="hybridMultilevel"/>
     <w:tmpl w:val="682E1392"/>
@@ -20142,7 +26105,7 @@
       </w:rPr>
     </w:lvl>
   </w:abstractNum>
-  <w:abstractNum w:abstractNumId="21" w15:restartNumberingAfterBreak="0">
+  <w:abstractNum w:abstractNumId="22" w15:restartNumberingAfterBreak="0">
     <w:nsid w:val="48BC2A2E"/>
     <w:multiLevelType w:val="hybridMultilevel"/>
     <w:tmpl w:val="262A606E"/>
@@ -20233,7 +26196,7 @@
       </w:pPr>
     </w:lvl>
   </w:abstractNum>
-  <w:abstractNum w:abstractNumId="22" w15:restartNumberingAfterBreak="0">
+  <w:abstractNum w:abstractNumId="23" w15:restartNumberingAfterBreak="0">
     <w:nsid w:val="49767D6F"/>
     <w:multiLevelType w:val="hybridMultilevel"/>
     <w:tmpl w:val="4218F1BC"/>
@@ -20324,7 +26287,7 @@
       </w:pPr>
     </w:lvl>
   </w:abstractNum>
-  <w:abstractNum w:abstractNumId="23" w15:restartNumberingAfterBreak="0">
+  <w:abstractNum w:abstractNumId="24" w15:restartNumberingAfterBreak="0">
     <w:nsid w:val="4A3641F2"/>
     <w:multiLevelType w:val="hybridMultilevel"/>
     <w:tmpl w:val="55A4C6E8"/>
@@ -20437,7 +26400,7 @@
       </w:rPr>
     </w:lvl>
   </w:abstractNum>
-  <w:abstractNum w:abstractNumId="24" w15:restartNumberingAfterBreak="0">
+  <w:abstractNum w:abstractNumId="25" w15:restartNumberingAfterBreak="0">
     <w:nsid w:val="4FB51FC8"/>
     <w:multiLevelType w:val="hybridMultilevel"/>
     <w:tmpl w:val="C10C9EF6"/>
@@ -20550,7 +26513,7 @@
       </w:rPr>
     </w:lvl>
   </w:abstractNum>
-  <w:abstractNum w:abstractNumId="25" w15:restartNumberingAfterBreak="0">
+  <w:abstractNum w:abstractNumId="26" w15:restartNumberingAfterBreak="0">
     <w:nsid w:val="51D943C0"/>
     <w:multiLevelType w:val="hybridMultilevel"/>
     <w:tmpl w:val="AACCBFFC"/>
@@ -20663,7 +26626,7 @@
       </w:rPr>
     </w:lvl>
   </w:abstractNum>
-  <w:abstractNum w:abstractNumId="26" w15:restartNumberingAfterBreak="0">
+  <w:abstractNum w:abstractNumId="27" w15:restartNumberingAfterBreak="0">
     <w:nsid w:val="55A01DC0"/>
     <w:multiLevelType w:val="hybridMultilevel"/>
     <w:tmpl w:val="E82C902C"/>
@@ -20776,7 +26739,7 @@
       </w:rPr>
     </w:lvl>
   </w:abstractNum>
-  <w:abstractNum w:abstractNumId="27" w15:restartNumberingAfterBreak="0">
+  <w:abstractNum w:abstractNumId="28" w15:restartNumberingAfterBreak="0">
     <w:nsid w:val="566B2156"/>
     <w:multiLevelType w:val="hybridMultilevel"/>
     <w:tmpl w:val="49A48358"/>
@@ -20889,7 +26852,120 @@
       </w:rPr>
     </w:lvl>
   </w:abstractNum>
-  <w:abstractNum w:abstractNumId="28" w15:restartNumberingAfterBreak="0">
+  <w:abstractNum w:abstractNumId="29" w15:restartNumberingAfterBreak="0">
+    <w:nsid w:val="5F2C7642"/>
+    <w:multiLevelType w:val="hybridMultilevel"/>
+    <w:tmpl w:val="233AB3E0"/>
+    <w:lvl w:ilvl="0" w:tplc="04090001">
+      <w:start w:val="1"/>
+      <w:numFmt w:val="bullet"/>
+      <w:lvlText w:val=""/>
+      <w:lvlJc w:val="left"/>
+      <w:pPr>
+        <w:ind w:left="360" w:hanging="360"/>
+      </w:pPr>
+      <w:rPr>
+        <w:rFonts w:ascii="Symbol" w:hAnsi="Symbol" w:hint="default"/>
+      </w:rPr>
+    </w:lvl>
+    <w:lvl w:ilvl="1" w:tplc="04090003" w:tentative="1">
+      <w:start w:val="1"/>
+      <w:numFmt w:val="bullet"/>
+      <w:lvlText w:val="o"/>
+      <w:lvlJc w:val="left"/>
+      <w:pPr>
+        <w:ind w:left="1080" w:hanging="360"/>
+      </w:pPr>
+      <w:rPr>
+        <w:rFonts w:ascii="Courier New" w:hAnsi="Courier New" w:cs="Courier New" w:hint="default"/>
+      </w:rPr>
+    </w:lvl>
+    <w:lvl w:ilvl="2" w:tplc="04090005" w:tentative="1">
+      <w:start w:val="1"/>
+      <w:numFmt w:val="bullet"/>
+      <w:lvlText w:val=""/>
+      <w:lvlJc w:val="left"/>
+      <w:pPr>
+        <w:ind w:left="1800" w:hanging="360"/>
+      </w:pPr>
+      <w:rPr>
+        <w:rFonts w:ascii="Wingdings" w:hAnsi="Wingdings" w:hint="default"/>
+      </w:rPr>
+    </w:lvl>
+    <w:lvl w:ilvl="3" w:tplc="04090001" w:tentative="1">
+      <w:start w:val="1"/>
+      <w:numFmt w:val="bullet"/>
+      <w:lvlText w:val=""/>
+      <w:lvlJc w:val="left"/>
+      <w:pPr>
+        <w:ind w:left="2520" w:hanging="360"/>
+      </w:pPr>
+      <w:rPr>
+        <w:rFonts w:ascii="Symbol" w:hAnsi="Symbol" w:hint="default"/>
+      </w:rPr>
+    </w:lvl>
+    <w:lvl w:ilvl="4" w:tplc="04090003" w:tentative="1">
+      <w:start w:val="1"/>
+      <w:numFmt w:val="bullet"/>
+      <w:lvlText w:val="o"/>
+      <w:lvlJc w:val="left"/>
+      <w:pPr>
+        <w:ind w:left="3240" w:hanging="360"/>
+      </w:pPr>
+      <w:rPr>
+        <w:rFonts w:ascii="Courier New" w:hAnsi="Courier New" w:cs="Courier New" w:hint="default"/>
+      </w:rPr>
+    </w:lvl>
+    <w:lvl w:ilvl="5" w:tplc="04090005" w:tentative="1">
+      <w:start w:val="1"/>
+      <w:numFmt w:val="bullet"/>
+      <w:lvlText w:val=""/>
+      <w:lvlJc w:val="left"/>
+      <w:pPr>
+        <w:ind w:left="3960" w:hanging="360"/>
+      </w:pPr>
+      <w:rPr>
+        <w:rFonts w:ascii="Wingdings" w:hAnsi="Wingdings" w:hint="default"/>
+      </w:rPr>
+    </w:lvl>
+    <w:lvl w:ilvl="6" w:tplc="04090001" w:tentative="1">
+      <w:start w:val="1"/>
+      <w:numFmt w:val="bullet"/>
+      <w:lvlText w:val=""/>
+      <w:lvlJc w:val="left"/>
+      <w:pPr>
+        <w:ind w:left="4680" w:hanging="360"/>
+      </w:pPr>
+      <w:rPr>
+        <w:rFonts w:ascii="Symbol" w:hAnsi="Symbol" w:hint="default"/>
+      </w:rPr>
+    </w:lvl>
+    <w:lvl w:ilvl="7" w:tplc="04090003" w:tentative="1">
+      <w:start w:val="1"/>
+      <w:numFmt w:val="bullet"/>
+      <w:lvlText w:val="o"/>
+      <w:lvlJc w:val="left"/>
+      <w:pPr>
+        <w:ind w:left="5400" w:hanging="360"/>
+      </w:pPr>
+      <w:rPr>
+        <w:rFonts w:ascii="Courier New" w:hAnsi="Courier New" w:cs="Courier New" w:hint="default"/>
+      </w:rPr>
+    </w:lvl>
+    <w:lvl w:ilvl="8" w:tplc="04090005" w:tentative="1">
+      <w:start w:val="1"/>
+      <w:numFmt w:val="bullet"/>
+      <w:lvlText w:val=""/>
+      <w:lvlJc w:val="left"/>
+      <w:pPr>
+        <w:ind w:left="6120" w:hanging="360"/>
+      </w:pPr>
+      <w:rPr>
+        <w:rFonts w:ascii="Wingdings" w:hAnsi="Wingdings" w:hint="default"/>
+      </w:rPr>
+    </w:lvl>
+  </w:abstractNum>
+  <w:abstractNum w:abstractNumId="30" w15:restartNumberingAfterBreak="0">
     <w:nsid w:val="62F46793"/>
     <w:multiLevelType w:val="hybridMultilevel"/>
     <w:tmpl w:val="9F04FAB2"/>
@@ -21002,7 +27078,7 @@
       </w:rPr>
     </w:lvl>
   </w:abstractNum>
-  <w:abstractNum w:abstractNumId="29" w15:restartNumberingAfterBreak="0">
+  <w:abstractNum w:abstractNumId="31" w15:restartNumberingAfterBreak="0">
     <w:nsid w:val="6574689A"/>
     <w:multiLevelType w:val="hybridMultilevel"/>
     <w:tmpl w:val="3040723C"/>
@@ -21115,7 +27191,7 @@
       </w:rPr>
     </w:lvl>
   </w:abstractNum>
-  <w:abstractNum w:abstractNumId="30" w15:restartNumberingAfterBreak="0">
+  <w:abstractNum w:abstractNumId="32" w15:restartNumberingAfterBreak="0">
     <w:nsid w:val="68152F36"/>
     <w:multiLevelType w:val="hybridMultilevel"/>
     <w:tmpl w:val="C42ED464"/>
@@ -21228,7 +27304,7 @@
       </w:rPr>
     </w:lvl>
   </w:abstractNum>
-  <w:abstractNum w:abstractNumId="31" w15:restartNumberingAfterBreak="0">
+  <w:abstractNum w:abstractNumId="33" w15:restartNumberingAfterBreak="0">
     <w:nsid w:val="684E54B5"/>
     <w:multiLevelType w:val="hybridMultilevel"/>
     <w:tmpl w:val="E238318E"/>
@@ -21341,7 +27417,7 @@
       </w:rPr>
     </w:lvl>
   </w:abstractNum>
-  <w:abstractNum w:abstractNumId="32" w15:restartNumberingAfterBreak="0">
+  <w:abstractNum w:abstractNumId="34" w15:restartNumberingAfterBreak="0">
     <w:nsid w:val="68F2565C"/>
     <w:multiLevelType w:val="hybridMultilevel"/>
     <w:tmpl w:val="8D324286"/>
@@ -21454,7 +27530,7 @@
       </w:rPr>
     </w:lvl>
   </w:abstractNum>
-  <w:abstractNum w:abstractNumId="33" w15:restartNumberingAfterBreak="0">
+  <w:abstractNum w:abstractNumId="35" w15:restartNumberingAfterBreak="0">
     <w:nsid w:val="6DE94742"/>
     <w:multiLevelType w:val="hybridMultilevel"/>
     <w:tmpl w:val="02A4C7F4"/>
@@ -21567,7 +27643,7 @@
       </w:rPr>
     </w:lvl>
   </w:abstractNum>
-  <w:abstractNum w:abstractNumId="34" w15:restartNumberingAfterBreak="0">
+  <w:abstractNum w:abstractNumId="36" w15:restartNumberingAfterBreak="0">
     <w:nsid w:val="6F9908ED"/>
     <w:multiLevelType w:val="hybridMultilevel"/>
     <w:tmpl w:val="19A64D52"/>
@@ -21680,7 +27756,7 @@
       </w:rPr>
     </w:lvl>
   </w:abstractNum>
-  <w:abstractNum w:abstractNumId="35" w15:restartNumberingAfterBreak="0">
+  <w:abstractNum w:abstractNumId="37" w15:restartNumberingAfterBreak="0">
     <w:nsid w:val="73EF6507"/>
     <w:multiLevelType w:val="hybridMultilevel"/>
     <w:tmpl w:val="CB3EB4AA"/>
@@ -21771,7 +27847,7 @@
       </w:pPr>
     </w:lvl>
   </w:abstractNum>
-  <w:abstractNum w:abstractNumId="36" w15:restartNumberingAfterBreak="0">
+  <w:abstractNum w:abstractNumId="38" w15:restartNumberingAfterBreak="0">
     <w:nsid w:val="77931365"/>
     <w:multiLevelType w:val="hybridMultilevel"/>
     <w:tmpl w:val="5C26A464"/>
@@ -21884,7 +27960,7 @@
       </w:rPr>
     </w:lvl>
   </w:abstractNum>
-  <w:abstractNum w:abstractNumId="37" w15:restartNumberingAfterBreak="0">
+  <w:abstractNum w:abstractNumId="39" w15:restartNumberingAfterBreak="0">
     <w:nsid w:val="7AD763DB"/>
     <w:multiLevelType w:val="hybridMultilevel"/>
     <w:tmpl w:val="E0C807A2"/>
@@ -21999,7 +28075,7 @@
       </w:rPr>
     </w:lvl>
   </w:abstractNum>
-  <w:abstractNum w:abstractNumId="38" w15:restartNumberingAfterBreak="0">
+  <w:abstractNum w:abstractNumId="40" w15:restartNumberingAfterBreak="0">
     <w:nsid w:val="7B9E3FA6"/>
     <w:multiLevelType w:val="hybridMultilevel"/>
     <w:tmpl w:val="6F8231C2"/>
@@ -22113,22 +28189,22 @@
     </w:lvl>
   </w:abstractNum>
   <w:num w:numId="1" w16cid:durableId="664865304">
-    <w:abstractNumId w:val="29"/>
+    <w:abstractNumId w:val="31"/>
   </w:num>
   <w:num w:numId="2" w16cid:durableId="2008902027">
     <w:abstractNumId w:val="13"/>
   </w:num>
   <w:num w:numId="3" w16cid:durableId="704447734">
-    <w:abstractNumId w:val="36"/>
+    <w:abstractNumId w:val="38"/>
   </w:num>
   <w:num w:numId="4" w16cid:durableId="1510021272">
     <w:abstractNumId w:val="10"/>
   </w:num>
   <w:num w:numId="5" w16cid:durableId="359281728">
-    <w:abstractNumId w:val="21"/>
+    <w:abstractNumId w:val="22"/>
   </w:num>
   <w:num w:numId="6" w16cid:durableId="259992389">
-    <w:abstractNumId w:val="16"/>
+    <w:abstractNumId w:val="17"/>
   </w:num>
   <w:num w:numId="7" w16cid:durableId="202402556">
     <w:abstractNumId w:val="7"/>
@@ -22137,16 +28213,16 @@
     <w:abstractNumId w:val="1"/>
   </w:num>
   <w:num w:numId="9" w16cid:durableId="1021131634">
-    <w:abstractNumId w:val="27"/>
+    <w:abstractNumId w:val="28"/>
   </w:num>
   <w:num w:numId="10" w16cid:durableId="1837186236">
+    <w:abstractNumId w:val="24"/>
+  </w:num>
+  <w:num w:numId="11" w16cid:durableId="480124734">
     <w:abstractNumId w:val="23"/>
   </w:num>
-  <w:num w:numId="11" w16cid:durableId="480124734">
-    <w:abstractNumId w:val="22"/>
-  </w:num>
   <w:num w:numId="12" w16cid:durableId="1120107619">
-    <w:abstractNumId w:val="17"/>
+    <w:abstractNumId w:val="18"/>
   </w:num>
   <w:num w:numId="13" w16cid:durableId="2129663888">
     <w:abstractNumId w:val="6"/>
@@ -22155,40 +28231,40 @@
     <w:abstractNumId w:val="15"/>
   </w:num>
   <w:num w:numId="15" w16cid:durableId="473985100">
-    <w:abstractNumId w:val="35"/>
+    <w:abstractNumId w:val="37"/>
   </w:num>
   <w:num w:numId="16" w16cid:durableId="619263971">
     <w:abstractNumId w:val="9"/>
   </w:num>
   <w:num w:numId="17" w16cid:durableId="1712536812">
-    <w:abstractNumId w:val="32"/>
+    <w:abstractNumId w:val="34"/>
   </w:num>
   <w:num w:numId="18" w16cid:durableId="553348773">
-    <w:abstractNumId w:val="34"/>
+    <w:abstractNumId w:val="36"/>
   </w:num>
   <w:num w:numId="19" w16cid:durableId="616566803">
-    <w:abstractNumId w:val="31"/>
+    <w:abstractNumId w:val="33"/>
   </w:num>
   <w:num w:numId="20" w16cid:durableId="1195458330">
     <w:abstractNumId w:val="0"/>
   </w:num>
   <w:num w:numId="21" w16cid:durableId="979728643">
-    <w:abstractNumId w:val="19"/>
+    <w:abstractNumId w:val="20"/>
   </w:num>
   <w:num w:numId="22" w16cid:durableId="1781026175">
-    <w:abstractNumId w:val="25"/>
+    <w:abstractNumId w:val="26"/>
   </w:num>
   <w:num w:numId="23" w16cid:durableId="1358390278">
     <w:abstractNumId w:val="2"/>
   </w:num>
   <w:num w:numId="24" w16cid:durableId="319967696">
-    <w:abstractNumId w:val="24"/>
+    <w:abstractNumId w:val="25"/>
   </w:num>
   <w:num w:numId="25" w16cid:durableId="1490172335">
     <w:abstractNumId w:val="12"/>
   </w:num>
   <w:num w:numId="26" w16cid:durableId="494876458">
-    <w:abstractNumId w:val="38"/>
+    <w:abstractNumId w:val="40"/>
   </w:num>
   <w:num w:numId="27" w16cid:durableId="965160156">
     <w:abstractNumId w:val="8"/>
@@ -22197,7 +28273,7 @@
     <w:abstractNumId w:val="3"/>
   </w:num>
   <w:num w:numId="29" w16cid:durableId="1588465180">
-    <w:abstractNumId w:val="30"/>
+    <w:abstractNumId w:val="32"/>
   </w:num>
   <w:num w:numId="30" w16cid:durableId="1856184709">
     <w:abstractNumId w:val="4"/>
@@ -22206,28 +28282,34 @@
     <w:abstractNumId w:val="5"/>
   </w:num>
   <w:num w:numId="32" w16cid:durableId="1697392296">
-    <w:abstractNumId w:val="18"/>
+    <w:abstractNumId w:val="19"/>
   </w:num>
   <w:num w:numId="33" w16cid:durableId="1742873147">
-    <w:abstractNumId w:val="37"/>
+    <w:abstractNumId w:val="39"/>
   </w:num>
   <w:num w:numId="34" w16cid:durableId="374161227">
-    <w:abstractNumId w:val="33"/>
+    <w:abstractNumId w:val="35"/>
   </w:num>
   <w:num w:numId="35" w16cid:durableId="1450470478">
-    <w:abstractNumId w:val="20"/>
+    <w:abstractNumId w:val="21"/>
   </w:num>
   <w:num w:numId="36" w16cid:durableId="1037315447">
-    <w:abstractNumId w:val="28"/>
+    <w:abstractNumId w:val="30"/>
   </w:num>
   <w:num w:numId="37" w16cid:durableId="1738937060">
-    <w:abstractNumId w:val="26"/>
+    <w:abstractNumId w:val="27"/>
   </w:num>
   <w:num w:numId="38" w16cid:durableId="1038313736">
     <w:abstractNumId w:val="14"/>
   </w:num>
   <w:num w:numId="39" w16cid:durableId="1772698051">
     <w:abstractNumId w:val="11"/>
+  </w:num>
+  <w:num w:numId="40" w16cid:durableId="1462111705">
+    <w:abstractNumId w:val="29"/>
+  </w:num>
+  <w:num w:numId="41" w16cid:durableId="2142309511">
+    <w:abstractNumId w:val="16"/>
   </w:num>
 </w:numbering>
 </file>
@@ -22835,7 +28917,6 @@
   <w:style w:type="character" w:default="1" w:styleId="DefaultParagraphFont">
     <w:name w:val="Default Paragraph Font"/>
     <w:uiPriority w:val="1"/>
-    <w:semiHidden/>
     <w:unhideWhenUsed/>
   </w:style>
   <w:style w:type="table" w:default="1" w:styleId="TableNormal">

--- a/programming_mental_models/p1_programming_mental_models.docx
+++ b/programming_mental_models/p1_programming_mental_models.docx
@@ -17754,27 +17754,7 @@
           <w:sz w:val="32"/>
           <w:szCs w:val="32"/>
         </w:rPr>
-        <w:t xml:space="preserve">    </w:t>
-      </w:r>
-      <w:r>
-        <w:rPr>
-          <w:rFonts w:ascii="Calibri" w:hAnsi="Calibri" w:cs="Calibri"/>
-          <w:b/>
-          <w:bCs/>
-          <w:sz w:val="32"/>
-          <w:szCs w:val="32"/>
-        </w:rPr>
-        <w:t>i</w:t>
-      </w:r>
-      <w:r>
-        <w:rPr>
-          <w:rFonts w:ascii="Calibri" w:hAnsi="Calibri" w:cs="Calibri"/>
-          <w:b/>
-          <w:bCs/>
-          <w:sz w:val="32"/>
-          <w:szCs w:val="32"/>
-        </w:rPr>
-        <w:t>d</w:t>
+        <w:t xml:space="preserve">    id</w:t>
       </w:r>
       <w:r>
         <w:rPr>
@@ -17795,15 +17775,6 @@
           <w:szCs w:val="32"/>
         </w:rPr>
         <w:tab/>
-      </w:r>
-      <w:r>
-        <w:rPr>
-          <w:rFonts w:ascii="Calibri" w:hAnsi="Calibri" w:cs="Calibri"/>
-          <w:b/>
-          <w:bCs/>
-          <w:sz w:val="32"/>
-          <w:szCs w:val="32"/>
-        </w:rPr>
         <w:t>→ integer</w:t>
       </w:r>
     </w:p>
@@ -17826,27 +17797,7 @@
           <w:sz w:val="32"/>
           <w:szCs w:val="32"/>
         </w:rPr>
-        <w:t xml:space="preserve">    </w:t>
-      </w:r>
-      <w:r>
-        <w:rPr>
-          <w:rFonts w:ascii="Calibri" w:hAnsi="Calibri" w:cs="Calibri"/>
-          <w:b/>
-          <w:bCs/>
-          <w:sz w:val="32"/>
-          <w:szCs w:val="32"/>
-        </w:rPr>
-        <w:t>n</w:t>
-      </w:r>
-      <w:r>
-        <w:rPr>
-          <w:rFonts w:ascii="Calibri" w:hAnsi="Calibri" w:cs="Calibri"/>
-          <w:b/>
-          <w:bCs/>
-          <w:sz w:val="32"/>
-          <w:szCs w:val="32"/>
-        </w:rPr>
-        <w:t>ame</w:t>
+        <w:t xml:space="preserve">    name</w:t>
       </w:r>
       <w:r>
         <w:rPr>
@@ -17857,15 +17808,6 @@
           <w:szCs w:val="32"/>
         </w:rPr>
         <w:tab/>
-      </w:r>
-      <w:r>
-        <w:rPr>
-          <w:rFonts w:ascii="Calibri" w:hAnsi="Calibri" w:cs="Calibri"/>
-          <w:b/>
-          <w:bCs/>
-          <w:sz w:val="32"/>
-          <w:szCs w:val="32"/>
-        </w:rPr>
         <w:t>→ string</w:t>
       </w:r>
     </w:p>
@@ -17888,27 +17830,7 @@
           <w:sz w:val="32"/>
           <w:szCs w:val="32"/>
         </w:rPr>
-        <w:t xml:space="preserve">   </w:t>
-      </w:r>
-      <w:r>
-        <w:rPr>
-          <w:rFonts w:ascii="Calibri" w:hAnsi="Calibri" w:cs="Calibri"/>
-          <w:b/>
-          <w:bCs/>
-          <w:sz w:val="32"/>
-          <w:szCs w:val="32"/>
-        </w:rPr>
-        <w:t xml:space="preserve"> </w:t>
-      </w:r>
-      <w:r>
-        <w:rPr>
-          <w:rFonts w:ascii="Calibri" w:hAnsi="Calibri" w:cs="Calibri"/>
-          <w:b/>
-          <w:bCs/>
-          <w:sz w:val="32"/>
-          <w:szCs w:val="32"/>
-        </w:rPr>
-        <w:t>email</w:t>
+        <w:t xml:space="preserve">    email</w:t>
       </w:r>
       <w:r>
         <w:rPr>
@@ -17919,15 +17841,6 @@
           <w:szCs w:val="32"/>
         </w:rPr>
         <w:tab/>
-      </w:r>
-      <w:r>
-        <w:rPr>
-          <w:rFonts w:ascii="Calibri" w:hAnsi="Calibri" w:cs="Calibri"/>
-          <w:b/>
-          <w:bCs/>
-          <w:sz w:val="32"/>
-          <w:szCs w:val="32"/>
-        </w:rPr>
         <w:t>→ string</w:t>
       </w:r>
     </w:p>
@@ -17961,15 +17874,6 @@
           <w:szCs w:val="32"/>
         </w:rPr>
         <w:tab/>
-      </w:r>
-      <w:r>
-        <w:rPr>
-          <w:rFonts w:ascii="Calibri" w:hAnsi="Calibri" w:cs="Calibri"/>
-          <w:b/>
-          <w:bCs/>
-          <w:sz w:val="32"/>
-          <w:szCs w:val="32"/>
-        </w:rPr>
         <w:t>→ integer</w:t>
       </w:r>
     </w:p>
@@ -19382,47 +19286,23 @@
           <w:sz w:val="36"/>
           <w:szCs w:val="36"/>
         </w:rPr>
-        <w:t xml:space="preserve"># </w:t>
-      </w:r>
-      <w:r>
-        <w:rPr>
-          <w:rFonts w:ascii="Calibri" w:hAnsi="Calibri" w:cs="Calibri"/>
-          <w:sz w:val="36"/>
-          <w:szCs w:val="36"/>
-        </w:rPr>
-        <w:t>Then this</w:t>
-      </w:r>
-      <w:r>
-        <w:rPr>
-          <w:rFonts w:ascii="Calibri" w:hAnsi="Calibri" w:cs="Calibri"/>
-          <w:sz w:val="36"/>
-          <w:szCs w:val="36"/>
-        </w:rPr>
-        <w:t xml:space="preserve"> is valid</w:t>
-      </w:r>
-      <w:r>
-        <w:rPr>
-          <w:rFonts w:ascii="Calibri" w:hAnsi="Calibri" w:cs="Calibri"/>
-          <w:sz w:val="36"/>
-          <w:szCs w:val="36"/>
-        </w:rPr>
-        <w:t xml:space="preserve"> JSON</w:t>
-      </w:r>
-      <w:r>
-        <w:rPr>
-          <w:rFonts w:ascii="Calibri" w:hAnsi="Calibri" w:cs="Calibri"/>
-          <w:sz w:val="36"/>
-          <w:szCs w:val="36"/>
-        </w:rPr>
-        <w:t xml:space="preserve"> data</w:t>
-      </w:r>
-      <w:r>
-        <w:rPr>
-          <w:rFonts w:ascii="Calibri" w:hAnsi="Calibri" w:cs="Calibri"/>
-          <w:sz w:val="36"/>
-          <w:szCs w:val="36"/>
-        </w:rPr>
-        <w:t xml:space="preserve"> where required fields are given and also matches the data type (if not then invalid)</w:t>
+        <w:t># Then this is valid JSON data</w:t>
+      </w:r>
+      <w:r>
+        <w:rPr>
+          <w:rFonts w:ascii="Calibri" w:hAnsi="Calibri" w:cs="Calibri"/>
+          <w:sz w:val="36"/>
+          <w:szCs w:val="36"/>
+        </w:rPr>
+        <w:t xml:space="preserve"> where required fields are given and also matches the data typ</w:t>
+      </w:r>
+      <w:r>
+        <w:rPr>
+          <w:rFonts w:ascii="Calibri" w:hAnsi="Calibri" w:cs="Calibri"/>
+          <w:sz w:val="36"/>
+          <w:szCs w:val="36"/>
+        </w:rPr>
+        <w:t>e</w:t>
       </w:r>
       <w:r>
         <w:rPr>
@@ -19568,6 +19448,132 @@
           <w:sz w:val="36"/>
           <w:szCs w:val="36"/>
         </w:rPr>
+        <w:t xml:space="preserve"># But this is invalid because </w:t>
+      </w:r>
+      <w:r>
+        <w:rPr>
+          <w:rFonts w:ascii="Calibri" w:hAnsi="Calibri" w:cs="Calibri"/>
+          <w:b/>
+          <w:bCs/>
+          <w:sz w:val="36"/>
+          <w:szCs w:val="36"/>
+        </w:rPr>
+        <w:t>id</w:t>
+      </w:r>
+      <w:r>
+        <w:rPr>
+          <w:rFonts w:ascii="Calibri" w:hAnsi="Calibri" w:cs="Calibri"/>
+          <w:sz w:val="36"/>
+          <w:szCs w:val="36"/>
+        </w:rPr>
+        <w:t xml:space="preserve"> was supposed to be an integer and</w:t>
+      </w:r>
+      <w:r>
+        <w:rPr>
+          <w:rFonts w:ascii="Calibri" w:hAnsi="Calibri" w:cs="Calibri"/>
+          <w:b/>
+          <w:bCs/>
+          <w:sz w:val="36"/>
+          <w:szCs w:val="36"/>
+        </w:rPr>
+        <w:t xml:space="preserve"> name</w:t>
+      </w:r>
+      <w:r>
+        <w:rPr>
+          <w:rFonts w:ascii="Calibri" w:hAnsi="Calibri" w:cs="Calibri"/>
+          <w:sz w:val="36"/>
+          <w:szCs w:val="36"/>
+        </w:rPr>
+        <w:t xml:space="preserve"> is required. So, JSON schema is used for VALIDATION in the backend</w:t>
+      </w:r>
+    </w:p>
+    <w:p>
+      <w:pPr>
+        <w:jc w:val="both"/>
+        <w:rPr>
+          <w:rFonts w:ascii="Calibri" w:hAnsi="Calibri" w:cs="Calibri"/>
+          <w:b/>
+          <w:bCs/>
+          <w:color w:val="D86DCB" w:themeColor="accent5" w:themeTint="99"/>
+          <w:sz w:val="36"/>
+          <w:szCs w:val="36"/>
+        </w:rPr>
+      </w:pPr>
+      <w:r>
+        <w:rPr>
+          <w:rFonts w:ascii="Calibri" w:hAnsi="Calibri" w:cs="Calibri"/>
+          <w:b/>
+          <w:bCs/>
+          <w:color w:val="D86DCB" w:themeColor="accent5" w:themeTint="99"/>
+          <w:sz w:val="36"/>
+          <w:szCs w:val="36"/>
+        </w:rPr>
+        <w:t>{</w:t>
+      </w:r>
+    </w:p>
+    <w:p>
+      <w:pPr>
+        <w:jc w:val="both"/>
+        <w:rPr>
+          <w:rFonts w:ascii="Calibri" w:hAnsi="Calibri" w:cs="Calibri"/>
+          <w:b/>
+          <w:bCs/>
+          <w:color w:val="D86DCB" w:themeColor="accent5" w:themeTint="99"/>
+          <w:sz w:val="36"/>
+          <w:szCs w:val="36"/>
+        </w:rPr>
+      </w:pPr>
+      <w:r>
+        <w:rPr>
+          <w:rFonts w:ascii="Calibri" w:hAnsi="Calibri" w:cs="Calibri"/>
+          <w:b/>
+          <w:bCs/>
+          <w:color w:val="D86DCB" w:themeColor="accent5" w:themeTint="99"/>
+          <w:sz w:val="36"/>
+          <w:szCs w:val="36"/>
+        </w:rPr>
+        <w:t xml:space="preserve">  "id": "hello",</w:t>
+      </w:r>
+    </w:p>
+    <w:p>
+      <w:pPr>
+        <w:jc w:val="both"/>
+        <w:rPr>
+          <w:rFonts w:ascii="Calibri" w:hAnsi="Calibri" w:cs="Calibri"/>
+          <w:b/>
+          <w:bCs/>
+          <w:color w:val="D86DCB" w:themeColor="accent5" w:themeTint="99"/>
+          <w:sz w:val="36"/>
+          <w:szCs w:val="36"/>
+        </w:rPr>
+      </w:pPr>
+      <w:r>
+        <w:rPr>
+          <w:rFonts w:ascii="Calibri" w:hAnsi="Calibri" w:cs="Calibri"/>
+          <w:b/>
+          <w:bCs/>
+          <w:color w:val="D86DCB" w:themeColor="accent5" w:themeTint="99"/>
+          <w:sz w:val="36"/>
+          <w:szCs w:val="36"/>
+        </w:rPr>
+        <w:t>}</w:t>
+      </w:r>
+    </w:p>
+    <w:p>
+      <w:pPr>
+        <w:jc w:val="both"/>
+        <w:rPr>
+          <w:rFonts w:ascii="Calibri" w:hAnsi="Calibri" w:cs="Calibri"/>
+          <w:sz w:val="36"/>
+          <w:szCs w:val="36"/>
+        </w:rPr>
+      </w:pPr>
+      <w:r>
+        <w:rPr>
+          <w:rFonts w:ascii="Calibri" w:hAnsi="Calibri" w:cs="Calibri"/>
+          <w:sz w:val="36"/>
+          <w:szCs w:val="36"/>
+        </w:rPr>
         <w:t xml:space="preserve"># </w:t>
       </w:r>
       <w:r>
@@ -19642,6 +19648,7 @@
           <w:sz w:val="32"/>
           <w:szCs w:val="32"/>
         </w:rPr>
+        <w:lastRenderedPageBreak/>
         <w:t>JSON Schema</w:t>
       </w:r>
     </w:p>
@@ -20098,6 +20105,7 @@
           <w:sz w:val="32"/>
           <w:szCs w:val="32"/>
         </w:rPr>
+        <w:lastRenderedPageBreak/>
         <w:t>{</w:t>
       </w:r>
     </w:p>
@@ -20766,6 +20774,7 @@
           <w:sz w:val="32"/>
           <w:szCs w:val="32"/>
         </w:rPr>
+        <w:lastRenderedPageBreak/>
         <w:t xml:space="preserve">      200:</w:t>
       </w:r>
     </w:p>
@@ -20910,7 +20919,6 @@
           <w:sz w:val="32"/>
           <w:szCs w:val="32"/>
         </w:rPr>
-        <w:lastRenderedPageBreak/>
         <w:t xml:space="preserve">                id:</w:t>
       </w:r>
     </w:p>
@@ -21041,23 +21049,7 @@
           <w:sz w:val="36"/>
           <w:szCs w:val="36"/>
         </w:rPr>
-        <w:t xml:space="preserve"> JSON object </w:t>
-      </w:r>
-      <w:r>
-        <w:rPr>
-          <w:rFonts w:ascii="Calibri" w:hAnsi="Calibri" w:cs="Calibri"/>
-          <w:sz w:val="36"/>
-          <w:szCs w:val="36"/>
-        </w:rPr>
-        <w:t>looks</w:t>
-      </w:r>
-      <w:r>
-        <w:rPr>
-          <w:rFonts w:ascii="Calibri" w:hAnsi="Calibri" w:cs="Calibri"/>
-          <w:sz w:val="36"/>
-          <w:szCs w:val="36"/>
-        </w:rPr>
-        <w:t xml:space="preserve"> like</w:t>
+        <w:t xml:space="preserve"> JSON object looks like</w:t>
       </w:r>
       <w:r>
         <w:rPr>
@@ -21399,6 +21391,7 @@
           <w:sz w:val="28"/>
           <w:szCs w:val="28"/>
         </w:rPr>
+        <w:lastRenderedPageBreak/>
         <w:t>│</w:t>
       </w:r>
     </w:p>
@@ -21477,7 +21470,6 @@
           <w:sz w:val="36"/>
           <w:szCs w:val="36"/>
         </w:rPr>
-        <w:lastRenderedPageBreak/>
         <w:t># Database Schema is different it’s the structure/organization of the database</w:t>
       </w:r>
       <w:r>
@@ -21874,6 +21866,7 @@
           <w:sz w:val="28"/>
           <w:szCs w:val="28"/>
         </w:rPr>
+        <w:lastRenderedPageBreak/>
         <w:t>Database</w:t>
       </w:r>
     </w:p>
@@ -22076,7 +22069,6 @@
           <w:sz w:val="28"/>
           <w:szCs w:val="28"/>
         </w:rPr>
-        <w:lastRenderedPageBreak/>
         <w:t>│    └── age</w:t>
       </w:r>
     </w:p>
@@ -22681,6 +22673,7 @@
           <w:sz w:val="32"/>
           <w:szCs w:val="32"/>
         </w:rPr>
+        <w:lastRenderedPageBreak/>
         <w:t>Database Schema</w:t>
       </w:r>
     </w:p>
@@ -22799,7 +22792,6 @@
           <w:sz w:val="36"/>
           <w:szCs w:val="36"/>
         </w:rPr>
-        <w:lastRenderedPageBreak/>
         <w:t xml:space="preserve"># </w:t>
       </w:r>
       <w:r>
@@ -23256,6 +23248,7 @@
           <w:sz w:val="36"/>
           <w:szCs w:val="36"/>
         </w:rPr>
+        <w:lastRenderedPageBreak/>
         <w:t xml:space="preserve"># </w:t>
       </w:r>
       <w:r>
@@ -28917,6 +28910,7 @@
   <w:style w:type="character" w:default="1" w:styleId="DefaultParagraphFont">
     <w:name w:val="Default Paragraph Font"/>
     <w:uiPriority w:val="1"/>
+    <w:semiHidden/>
     <w:unhideWhenUsed/>
   </w:style>
   <w:style w:type="table" w:default="1" w:styleId="TableNormal">
